--- a/SMS Manager for Power monitoring.docx
+++ b/SMS Manager for Power monitoring.docx
@@ -51,7 +51,7 @@
           <w:color w:val="000000" w:themeColor="text1"/>
           <w:sz w:val="28"/>
           <w:szCs w:val="28"/>
-          <w:lang w:eastAsia="it-IT"/>
+          <w:lang w:val="en-US" w:eastAsia="it-IT"/>
         </w:rPr>
       </w:pPr>
       <w:r>
@@ -66,6 +66,7 @@
         </w:rPr>
         <w:t xml:space="preserve">  </w:t>
       </w:r>
+      <w:proofErr w:type="spellStart"/>
       <w:r>
         <w:rPr>
           <w:rFonts w:ascii="Arial" w:eastAsia="Times New Roman" w:hAnsi="Arial" w:cs="Arial"/>
@@ -74,31 +75,54 @@
           <w:color w:val="000000" w:themeColor="text1"/>
           <w:sz w:val="28"/>
           <w:szCs w:val="28"/>
-          <w:lang w:eastAsia="it-IT"/>
-        </w:rPr>
-        <w:t>Specifiche:</w:t>
-      </w:r>
-    </w:p>
-    <w:p>
-      <w:pPr>
-        <w:spacing w:after="0" w:line="330" w:lineRule="atLeast"/>
-        <w:rPr>
-          <w:rFonts w:ascii="Arial" w:eastAsia="Times New Roman" w:hAnsi="Arial" w:cs="Arial"/>
-          <w:color w:val="000000" w:themeColor="text1"/>
-          <w:sz w:val="24"/>
-          <w:szCs w:val="24"/>
-          <w:lang w:eastAsia="it-IT"/>
-        </w:rPr>
-      </w:pPr>
-      <w:r>
-        <w:rPr>
-          <w:rFonts w:ascii="Arial" w:eastAsia="Times New Roman" w:hAnsi="Arial" w:cs="Arial"/>
-          <w:color w:val="000000" w:themeColor="text1"/>
-          <w:sz w:val="24"/>
-          <w:szCs w:val="24"/>
-          <w:lang w:eastAsia="it-IT"/>
-        </w:rPr>
-        <w:t>  - OK    Verifica corretta registrazione</w:t>
+          <w:lang w:val="en-US" w:eastAsia="it-IT"/>
+        </w:rPr>
+        <w:t>Specifiche</w:t>
+      </w:r>
+      <w:proofErr w:type="spellEnd"/>
+      <w:r>
+        <w:rPr>
+          <w:rFonts w:ascii="Arial" w:eastAsia="Times New Roman" w:hAnsi="Arial" w:cs="Arial"/>
+          <w:b/>
+          <w:bCs/>
+          <w:color w:val="000000" w:themeColor="text1"/>
+          <w:sz w:val="28"/>
+          <w:szCs w:val="28"/>
+          <w:lang w:val="en-US" w:eastAsia="it-IT"/>
+        </w:rPr>
+        <w:t>:</w:t>
+      </w:r>
+    </w:p>
+    <w:p>
+      <w:pPr>
+        <w:spacing w:after="0" w:line="330" w:lineRule="atLeast"/>
+        <w:rPr>
+          <w:rFonts w:ascii="Arial" w:eastAsia="Times New Roman" w:hAnsi="Arial" w:cs="Arial"/>
+          <w:color w:val="000000" w:themeColor="text1"/>
+          <w:sz w:val="24"/>
+          <w:szCs w:val="24"/>
+          <w:lang w:eastAsia="it-IT"/>
+        </w:rPr>
+      </w:pPr>
+      <w:r>
+        <w:rPr>
+          <w:rFonts w:ascii="Arial" w:eastAsia="Times New Roman" w:hAnsi="Arial" w:cs="Arial"/>
+          <w:color w:val="000000" w:themeColor="text1"/>
+          <w:sz w:val="24"/>
+          <w:szCs w:val="24"/>
+          <w:lang w:val="en-US" w:eastAsia="it-IT"/>
+        </w:rPr>
+        <w:t xml:space="preserve">  </w:t>
+      </w:r>
+      <w:r>
+        <w:rPr>
+          <w:rFonts w:ascii="Arial" w:eastAsia="Times New Roman" w:hAnsi="Arial" w:cs="Arial"/>
+          <w:color w:val="000000" w:themeColor="text1"/>
+          <w:sz w:val="24"/>
+          <w:szCs w:val="24"/>
+          <w:lang w:eastAsia="it-IT"/>
+        </w:rPr>
+        <w:t>- OK    Verifica corretta registrazione</w:t>
       </w:r>
     </w:p>
     <w:p>
@@ -1864,7 +1888,846 @@
           <w:szCs w:val="24"/>
           <w:lang w:eastAsia="it-IT"/>
         </w:rPr>
-        <w:t>  -  Con "D" il MASTER può CANCELLARE tutti i cellulari eccetto il numero Master autorizzato (0)    </w:t>
+        <w:t>  -  Con "D" il MASTER può CANCELLARE tutti i cellulari eccetto il numero Master autorizzato (0)</w:t>
+      </w:r>
+    </w:p>
+    <w:p>
+      <w:pPr>
+        <w:spacing w:after="0" w:line="330" w:lineRule="atLeast"/>
+        <w:rPr>
+          <w:rFonts w:ascii="Arial" w:eastAsia="Times New Roman" w:hAnsi="Arial" w:cs="Arial"/>
+          <w:color w:val="000000" w:themeColor="text1"/>
+          <w:sz w:val="24"/>
+          <w:szCs w:val="24"/>
+          <w:lang w:eastAsia="it-IT"/>
+        </w:rPr>
+      </w:pPr>
+    </w:p>
+    <w:p>
+      <w:pPr>
+        <w:spacing w:after="0" w:line="330" w:lineRule="atLeast"/>
+        <w:rPr>
+          <w:rFonts w:ascii="Arial" w:eastAsia="Times New Roman" w:hAnsi="Arial" w:cs="Arial"/>
+          <w:b/>
+          <w:bCs/>
+          <w:color w:val="000000" w:themeColor="text1"/>
+          <w:sz w:val="24"/>
+          <w:szCs w:val="24"/>
+          <w:lang w:eastAsia="it-IT"/>
+        </w:rPr>
+      </w:pPr>
+      <w:r>
+        <w:rPr>
+          <w:rFonts w:ascii="Arial" w:eastAsia="Times New Roman" w:hAnsi="Arial" w:cs="Arial"/>
+          <w:b/>
+          <w:bCs/>
+          <w:color w:val="000000" w:themeColor="text1"/>
+          <w:sz w:val="24"/>
+          <w:szCs w:val="24"/>
+          <w:lang w:eastAsia="it-IT"/>
+        </w:rPr>
+        <w:t>Punti chiave del flusso</w:t>
+      </w:r>
+    </w:p>
+    <w:p>
+      <w:pPr>
+        <w:numPr>
+          <w:ilvl w:val="0"/>
+          <w:numId w:val="1"/>
+        </w:numPr>
+        <w:spacing w:after="0" w:line="240" w:lineRule="auto"/>
+        <w:rPr>
+          <w:rFonts w:ascii="Segoe UI" w:eastAsia="Times New Roman" w:hAnsi="Segoe UI" w:cs="Segoe UI"/>
+          <w:color w:val="000000" w:themeColor="text1"/>
+          <w:sz w:val="20"/>
+          <w:szCs w:val="20"/>
+          <w:lang w:eastAsia="it-IT"/>
+        </w:rPr>
+      </w:pPr>
+      <w:hyperlink r:id="rId5" w:history="1">
+        <w:proofErr w:type="gramStart"/>
+        <w:r>
+          <w:rPr>
+            <w:rFonts w:ascii="Segoe UI" w:eastAsia="Times New Roman" w:hAnsi="Segoe UI" w:cs="Segoe UI"/>
+            <w:color w:val="000000" w:themeColor="text1"/>
+            <w:sz w:val="18"/>
+            <w:szCs w:val="18"/>
+            <w:u w:val="single"/>
+            <w:bdr w:val="single" w:sz="4" w:space="1" w:color="auto" w:frame="1"/>
+            <w:lang w:eastAsia="it-IT"/>
+          </w:rPr>
+          <w:t>setup(</w:t>
+        </w:r>
+        <w:proofErr w:type="gramEnd"/>
+        <w:r>
+          <w:rPr>
+            <w:rFonts w:ascii="Segoe UI" w:eastAsia="Times New Roman" w:hAnsi="Segoe UI" w:cs="Segoe UI"/>
+            <w:color w:val="000000" w:themeColor="text1"/>
+            <w:sz w:val="18"/>
+            <w:szCs w:val="18"/>
+            <w:u w:val="single"/>
+            <w:bdr w:val="single" w:sz="4" w:space="1" w:color="auto" w:frame="1"/>
+            <w:lang w:eastAsia="it-IT"/>
+          </w:rPr>
+          <w:t>)</w:t>
+        </w:r>
+      </w:hyperlink>
+    </w:p>
+    <w:p>
+      <w:pPr>
+        <w:numPr>
+          <w:ilvl w:val="1"/>
+          <w:numId w:val="1"/>
+        </w:numPr>
+        <w:spacing w:before="60" w:after="60" w:line="240" w:lineRule="auto"/>
+        <w:rPr>
+          <w:rFonts w:ascii="Segoe UI" w:eastAsia="Times New Roman" w:hAnsi="Segoe UI" w:cs="Segoe UI"/>
+          <w:color w:val="000000" w:themeColor="text1"/>
+          <w:sz w:val="20"/>
+          <w:szCs w:val="20"/>
+          <w:lang w:eastAsia="it-IT"/>
+        </w:rPr>
+      </w:pPr>
+      <w:r>
+        <w:rPr>
+          <w:rFonts w:ascii="Segoe UI" w:eastAsia="Times New Roman" w:hAnsi="Segoe UI" w:cs="Segoe UI"/>
+          <w:color w:val="000000" w:themeColor="text1"/>
+          <w:sz w:val="20"/>
+          <w:szCs w:val="20"/>
+          <w:lang w:eastAsia="it-IT"/>
+        </w:rPr>
+        <w:t>inizializza reset pin</w:t>
+      </w:r>
+    </w:p>
+    <w:p>
+      <w:pPr>
+        <w:numPr>
+          <w:ilvl w:val="1"/>
+          <w:numId w:val="1"/>
+        </w:numPr>
+        <w:spacing w:after="0" w:line="240" w:lineRule="auto"/>
+        <w:rPr>
+          <w:rFonts w:ascii="Segoe UI" w:eastAsia="Times New Roman" w:hAnsi="Segoe UI" w:cs="Segoe UI"/>
+          <w:color w:val="000000" w:themeColor="text1"/>
+          <w:sz w:val="20"/>
+          <w:szCs w:val="20"/>
+          <w:lang w:eastAsia="it-IT"/>
+        </w:rPr>
+      </w:pPr>
+      <w:r>
+        <w:rPr>
+          <w:rFonts w:ascii="Segoe UI" w:eastAsia="Times New Roman" w:hAnsi="Segoe UI" w:cs="Segoe UI"/>
+          <w:color w:val="000000" w:themeColor="text1"/>
+          <w:sz w:val="20"/>
+          <w:szCs w:val="20"/>
+          <w:lang w:eastAsia="it-IT"/>
+        </w:rPr>
+        <w:t>chiama </w:t>
+      </w:r>
+      <w:proofErr w:type="spellStart"/>
+      <w:r>
+        <w:rPr>
+          <w:rFonts w:ascii="Segoe UI" w:eastAsia="Times New Roman" w:hAnsi="Segoe UI" w:cs="Segoe UI"/>
+          <w:color w:val="000000" w:themeColor="text1"/>
+          <w:sz w:val="20"/>
+          <w:szCs w:val="20"/>
+          <w:lang w:eastAsia="it-IT"/>
+        </w:rPr>
+        <w:fldChar w:fldCharType="begin"/>
+      </w:r>
+      <w:r>
+        <w:rPr>
+          <w:rFonts w:ascii="Segoe UI" w:eastAsia="Times New Roman" w:hAnsi="Segoe UI" w:cs="Segoe UI"/>
+          <w:color w:val="000000" w:themeColor="text1"/>
+          <w:sz w:val="20"/>
+          <w:szCs w:val="20"/>
+          <w:lang w:eastAsia="it-IT"/>
+        </w:rPr>
+        <w:instrText xml:space="preserve"> HYPERLINK "vscode-file://vscode-app/c:/Users/Massimo/AppData/Local/Programs/Microsoft%20VS%20Code/f6cfa2ea24/resources/app/out/vs/code/electron-browser/workbench/workbench.html" \o "" </w:instrText>
+      </w:r>
+      <w:r>
+        <w:rPr>
+          <w:rFonts w:ascii="Segoe UI" w:eastAsia="Times New Roman" w:hAnsi="Segoe UI" w:cs="Segoe UI"/>
+          <w:color w:val="000000" w:themeColor="text1"/>
+          <w:sz w:val="20"/>
+          <w:szCs w:val="20"/>
+          <w:lang w:eastAsia="it-IT"/>
+        </w:rPr>
+        <w:fldChar w:fldCharType="separate"/>
+      </w:r>
+      <w:r>
+        <w:rPr>
+          <w:rFonts w:ascii="Segoe UI" w:eastAsia="Times New Roman" w:hAnsi="Segoe UI" w:cs="Segoe UI"/>
+          <w:color w:val="000000" w:themeColor="text1"/>
+          <w:sz w:val="18"/>
+          <w:szCs w:val="18"/>
+          <w:bdr w:val="single" w:sz="4" w:space="1" w:color="auto" w:frame="1"/>
+          <w:lang w:eastAsia="it-IT"/>
+        </w:rPr>
+        <w:t>initgsm</w:t>
+      </w:r>
+      <w:proofErr w:type="spellEnd"/>
+      <w:r>
+        <w:rPr>
+          <w:rFonts w:ascii="Segoe UI" w:eastAsia="Times New Roman" w:hAnsi="Segoe UI" w:cs="Segoe UI"/>
+          <w:color w:val="000000" w:themeColor="text1"/>
+          <w:sz w:val="18"/>
+          <w:szCs w:val="18"/>
+          <w:bdr w:val="single" w:sz="4" w:space="1" w:color="auto" w:frame="1"/>
+          <w:lang w:eastAsia="it-IT"/>
+        </w:rPr>
+        <w:t>()</w:t>
+      </w:r>
+      <w:r>
+        <w:rPr>
+          <w:rFonts w:ascii="Segoe UI" w:eastAsia="Times New Roman" w:hAnsi="Segoe UI" w:cs="Segoe UI"/>
+          <w:color w:val="000000" w:themeColor="text1"/>
+          <w:sz w:val="20"/>
+          <w:szCs w:val="20"/>
+          <w:lang w:eastAsia="it-IT"/>
+        </w:rPr>
+        <w:fldChar w:fldCharType="end"/>
+      </w:r>
+    </w:p>
+    <w:p>
+      <w:pPr>
+        <w:numPr>
+          <w:ilvl w:val="1"/>
+          <w:numId w:val="1"/>
+        </w:numPr>
+        <w:spacing w:after="0" w:line="240" w:lineRule="auto"/>
+        <w:rPr>
+          <w:rFonts w:ascii="Segoe UI" w:eastAsia="Times New Roman" w:hAnsi="Segoe UI" w:cs="Segoe UI"/>
+          <w:color w:val="000000" w:themeColor="text1"/>
+          <w:sz w:val="20"/>
+          <w:szCs w:val="20"/>
+          <w:lang w:eastAsia="it-IT"/>
+        </w:rPr>
+      </w:pPr>
+      <w:r>
+        <w:rPr>
+          <w:rFonts w:ascii="Segoe UI" w:eastAsia="Times New Roman" w:hAnsi="Segoe UI" w:cs="Segoe UI"/>
+          <w:color w:val="000000" w:themeColor="text1"/>
+          <w:sz w:val="20"/>
+          <w:szCs w:val="20"/>
+          <w:lang w:eastAsia="it-IT"/>
+        </w:rPr>
+        <w:t>imposta </w:t>
+      </w:r>
+      <w:proofErr w:type="spellStart"/>
+      <w:r>
+        <w:rPr>
+          <w:rFonts w:ascii="Segoe UI" w:eastAsia="Times New Roman" w:hAnsi="Segoe UI" w:cs="Segoe UI"/>
+          <w:color w:val="000000" w:themeColor="text1"/>
+          <w:sz w:val="20"/>
+          <w:szCs w:val="20"/>
+          <w:lang w:eastAsia="it-IT"/>
+        </w:rPr>
+        <w:fldChar w:fldCharType="begin"/>
+      </w:r>
+      <w:r>
+        <w:rPr>
+          <w:rFonts w:ascii="Segoe UI" w:eastAsia="Times New Roman" w:hAnsi="Segoe UI" w:cs="Segoe UI"/>
+          <w:color w:val="000000" w:themeColor="text1"/>
+          <w:sz w:val="20"/>
+          <w:szCs w:val="20"/>
+          <w:lang w:eastAsia="it-IT"/>
+        </w:rPr>
+        <w:instrText xml:space="preserve"> HYPERLINK "vscode-file://vscode-app/c:/Users/Massimo/AppData/Local/Programs/Microsoft%20VS%20Code/f6cfa2ea24/resources/app/out/vs/code/electron-browser/workbench/workbench.html" \o "" </w:instrText>
+      </w:r>
+      <w:r>
+        <w:rPr>
+          <w:rFonts w:ascii="Segoe UI" w:eastAsia="Times New Roman" w:hAnsi="Segoe UI" w:cs="Segoe UI"/>
+          <w:color w:val="000000" w:themeColor="text1"/>
+          <w:sz w:val="20"/>
+          <w:szCs w:val="20"/>
+          <w:lang w:eastAsia="it-IT"/>
+        </w:rPr>
+        <w:fldChar w:fldCharType="separate"/>
+      </w:r>
+      <w:r>
+        <w:rPr>
+          <w:rFonts w:ascii="Segoe UI" w:eastAsia="Times New Roman" w:hAnsi="Segoe UI" w:cs="Segoe UI"/>
+          <w:color w:val="000000" w:themeColor="text1"/>
+          <w:sz w:val="18"/>
+          <w:szCs w:val="18"/>
+          <w:bdr w:val="single" w:sz="4" w:space="1" w:color="auto" w:frame="1"/>
+          <w:lang w:eastAsia="it-IT"/>
+        </w:rPr>
+        <w:t>EEPROM.update</w:t>
+      </w:r>
+      <w:proofErr w:type="spellEnd"/>
+      <w:r>
+        <w:rPr>
+          <w:rFonts w:ascii="Segoe UI" w:eastAsia="Times New Roman" w:hAnsi="Segoe UI" w:cs="Segoe UI"/>
+          <w:color w:val="000000" w:themeColor="text1"/>
+          <w:sz w:val="18"/>
+          <w:szCs w:val="18"/>
+          <w:bdr w:val="single" w:sz="4" w:space="1" w:color="auto" w:frame="1"/>
+          <w:lang w:eastAsia="it-IT"/>
+        </w:rPr>
+        <w:t>(5, 0)</w:t>
+      </w:r>
+      <w:r>
+        <w:rPr>
+          <w:rFonts w:ascii="Segoe UI" w:eastAsia="Times New Roman" w:hAnsi="Segoe UI" w:cs="Segoe UI"/>
+          <w:color w:val="000000" w:themeColor="text1"/>
+          <w:sz w:val="20"/>
+          <w:szCs w:val="20"/>
+          <w:lang w:eastAsia="it-IT"/>
+        </w:rPr>
+        <w:fldChar w:fldCharType="end"/>
+      </w:r>
+    </w:p>
+    <w:p>
+      <w:pPr>
+        <w:numPr>
+          <w:ilvl w:val="1"/>
+          <w:numId w:val="1"/>
+        </w:numPr>
+        <w:spacing w:after="0" w:line="240" w:lineRule="auto"/>
+        <w:rPr>
+          <w:rFonts w:ascii="Segoe UI" w:eastAsia="Times New Roman" w:hAnsi="Segoe UI" w:cs="Segoe UI"/>
+          <w:color w:val="000000" w:themeColor="text1"/>
+          <w:sz w:val="20"/>
+          <w:szCs w:val="20"/>
+          <w:lang w:eastAsia="it-IT"/>
+        </w:rPr>
+      </w:pPr>
+      <w:r>
+        <w:rPr>
+          <w:rFonts w:ascii="Segoe UI" w:eastAsia="Times New Roman" w:hAnsi="Segoe UI" w:cs="Segoe UI"/>
+          <w:color w:val="000000" w:themeColor="text1"/>
+          <w:sz w:val="20"/>
+          <w:szCs w:val="20"/>
+          <w:lang w:eastAsia="it-IT"/>
+        </w:rPr>
+        <w:t>carica numeri autorizzati con </w:t>
+      </w:r>
+      <w:proofErr w:type="spellStart"/>
+      <w:r>
+        <w:rPr>
+          <w:rFonts w:ascii="Segoe UI" w:eastAsia="Times New Roman" w:hAnsi="Segoe UI" w:cs="Segoe UI"/>
+          <w:color w:val="000000" w:themeColor="text1"/>
+          <w:sz w:val="20"/>
+          <w:szCs w:val="20"/>
+          <w:lang w:eastAsia="it-IT"/>
+        </w:rPr>
+        <w:fldChar w:fldCharType="begin"/>
+      </w:r>
+      <w:r>
+        <w:rPr>
+          <w:rFonts w:ascii="Segoe UI" w:eastAsia="Times New Roman" w:hAnsi="Segoe UI" w:cs="Segoe UI"/>
+          <w:color w:val="000000" w:themeColor="text1"/>
+          <w:sz w:val="20"/>
+          <w:szCs w:val="20"/>
+          <w:lang w:eastAsia="it-IT"/>
+        </w:rPr>
+        <w:instrText xml:space="preserve"> HYPERLINK "vscode-file://vscode-app/c:/Users/Massimo/AppData/Local/Programs/Microsoft%20VS%20Code/f6cfa2ea24/resources/app/out/vs/code/electron-browser/workbench/workbench.html" \o "" </w:instrText>
+      </w:r>
+      <w:r>
+        <w:rPr>
+          <w:rFonts w:ascii="Segoe UI" w:eastAsia="Times New Roman" w:hAnsi="Segoe UI" w:cs="Segoe UI"/>
+          <w:color w:val="000000" w:themeColor="text1"/>
+          <w:sz w:val="20"/>
+          <w:szCs w:val="20"/>
+          <w:lang w:eastAsia="it-IT"/>
+        </w:rPr>
+        <w:fldChar w:fldCharType="separate"/>
+      </w:r>
+      <w:r>
+        <w:rPr>
+          <w:rFonts w:ascii="Segoe UI" w:eastAsia="Times New Roman" w:hAnsi="Segoe UI" w:cs="Segoe UI"/>
+          <w:color w:val="000000" w:themeColor="text1"/>
+          <w:sz w:val="18"/>
+          <w:szCs w:val="18"/>
+          <w:bdr w:val="single" w:sz="4" w:space="1" w:color="auto" w:frame="1"/>
+          <w:lang w:eastAsia="it-IT"/>
+        </w:rPr>
+        <w:t>RestorePhones</w:t>
+      </w:r>
+      <w:proofErr w:type="spellEnd"/>
+      <w:r>
+        <w:rPr>
+          <w:rFonts w:ascii="Segoe UI" w:eastAsia="Times New Roman" w:hAnsi="Segoe UI" w:cs="Segoe UI"/>
+          <w:color w:val="000000" w:themeColor="text1"/>
+          <w:sz w:val="18"/>
+          <w:szCs w:val="18"/>
+          <w:bdr w:val="single" w:sz="4" w:space="1" w:color="auto" w:frame="1"/>
+          <w:lang w:eastAsia="it-IT"/>
+        </w:rPr>
+        <w:t>()</w:t>
+      </w:r>
+      <w:r>
+        <w:rPr>
+          <w:rFonts w:ascii="Segoe UI" w:eastAsia="Times New Roman" w:hAnsi="Segoe UI" w:cs="Segoe UI"/>
+          <w:color w:val="000000" w:themeColor="text1"/>
+          <w:sz w:val="20"/>
+          <w:szCs w:val="20"/>
+          <w:lang w:eastAsia="it-IT"/>
+        </w:rPr>
+        <w:fldChar w:fldCharType="end"/>
+      </w:r>
+    </w:p>
+    <w:p>
+      <w:pPr>
+        <w:numPr>
+          <w:ilvl w:val="0"/>
+          <w:numId w:val="1"/>
+        </w:numPr>
+        <w:spacing w:after="0" w:line="240" w:lineRule="auto"/>
+        <w:rPr>
+          <w:rFonts w:ascii="Segoe UI" w:eastAsia="Times New Roman" w:hAnsi="Segoe UI" w:cs="Segoe UI"/>
+          <w:color w:val="000000" w:themeColor="text1"/>
+          <w:sz w:val="20"/>
+          <w:szCs w:val="20"/>
+          <w:lang w:eastAsia="it-IT"/>
+        </w:rPr>
+      </w:pPr>
+      <w:hyperlink r:id="rId6" w:history="1">
+        <w:proofErr w:type="gramStart"/>
+        <w:r>
+          <w:rPr>
+            <w:rFonts w:ascii="Segoe UI" w:eastAsia="Times New Roman" w:hAnsi="Segoe UI" w:cs="Segoe UI"/>
+            <w:color w:val="000000" w:themeColor="text1"/>
+            <w:sz w:val="18"/>
+            <w:szCs w:val="18"/>
+            <w:u w:val="single"/>
+            <w:bdr w:val="single" w:sz="4" w:space="1" w:color="auto" w:frame="1"/>
+            <w:lang w:eastAsia="it-IT"/>
+          </w:rPr>
+          <w:t>loop(</w:t>
+        </w:r>
+        <w:proofErr w:type="gramEnd"/>
+        <w:r>
+          <w:rPr>
+            <w:rFonts w:ascii="Segoe UI" w:eastAsia="Times New Roman" w:hAnsi="Segoe UI" w:cs="Segoe UI"/>
+            <w:color w:val="000000" w:themeColor="text1"/>
+            <w:sz w:val="18"/>
+            <w:szCs w:val="18"/>
+            <w:u w:val="single"/>
+            <w:bdr w:val="single" w:sz="4" w:space="1" w:color="auto" w:frame="1"/>
+            <w:lang w:eastAsia="it-IT"/>
+          </w:rPr>
+          <w:t>)</w:t>
+        </w:r>
+      </w:hyperlink>
+    </w:p>
+    <w:p>
+      <w:pPr>
+        <w:numPr>
+          <w:ilvl w:val="1"/>
+          <w:numId w:val="1"/>
+        </w:numPr>
+        <w:spacing w:before="60" w:after="60" w:line="240" w:lineRule="auto"/>
+        <w:rPr>
+          <w:rFonts w:ascii="Segoe UI" w:eastAsia="Times New Roman" w:hAnsi="Segoe UI" w:cs="Segoe UI"/>
+          <w:color w:val="000000" w:themeColor="text1"/>
+          <w:sz w:val="20"/>
+          <w:szCs w:val="20"/>
+          <w:lang w:eastAsia="it-IT"/>
+        </w:rPr>
+      </w:pPr>
+      <w:r>
+        <w:rPr>
+          <w:rFonts w:ascii="Segoe UI" w:eastAsia="Times New Roman" w:hAnsi="Segoe UI" w:cs="Segoe UI"/>
+          <w:color w:val="000000" w:themeColor="text1"/>
+          <w:sz w:val="20"/>
+          <w:szCs w:val="20"/>
+          <w:lang w:eastAsia="it-IT"/>
+        </w:rPr>
+        <w:lastRenderedPageBreak/>
+        <w:t>ogni 10s controlla SMS non letti</w:t>
+      </w:r>
+    </w:p>
+    <w:p>
+      <w:pPr>
+        <w:numPr>
+          <w:ilvl w:val="1"/>
+          <w:numId w:val="1"/>
+        </w:numPr>
+        <w:spacing w:before="60" w:after="60" w:line="240" w:lineRule="auto"/>
+        <w:rPr>
+          <w:rFonts w:ascii="Segoe UI" w:eastAsia="Times New Roman" w:hAnsi="Segoe UI" w:cs="Segoe UI"/>
+          <w:color w:val="000000" w:themeColor="text1"/>
+          <w:sz w:val="20"/>
+          <w:szCs w:val="20"/>
+          <w:lang w:eastAsia="it-IT"/>
+        </w:rPr>
+      </w:pPr>
+      <w:r>
+        <w:rPr>
+          <w:rFonts w:ascii="Segoe UI" w:eastAsia="Times New Roman" w:hAnsi="Segoe UI" w:cs="Segoe UI"/>
+          <w:color w:val="000000" w:themeColor="text1"/>
+          <w:sz w:val="20"/>
+          <w:szCs w:val="20"/>
+          <w:lang w:eastAsia="it-IT"/>
+        </w:rPr>
+        <w:t>gestisce comandi SMS:</w:t>
+      </w:r>
+    </w:p>
+    <w:p>
+      <w:pPr>
+        <w:pStyle w:val="Paragrafoelenco"/>
+        <w:numPr>
+          <w:ilvl w:val="2"/>
+          <w:numId w:val="1"/>
+        </w:numPr>
+        <w:spacing w:before="60" w:after="60" w:line="240" w:lineRule="auto"/>
+        <w:rPr>
+          <w:rFonts w:ascii="Segoe UI" w:eastAsia="Times New Roman" w:hAnsi="Segoe UI" w:cs="Segoe UI"/>
+          <w:color w:val="000000" w:themeColor="text1"/>
+          <w:sz w:val="20"/>
+          <w:szCs w:val="20"/>
+          <w:lang w:eastAsia="it-IT"/>
+        </w:rPr>
+      </w:pPr>
+      <w:r>
+        <w:rPr>
+          <w:rFonts w:ascii="Segoe UI" w:eastAsia="Times New Roman" w:hAnsi="Segoe UI" w:cs="Segoe UI"/>
+          <w:color w:val="000000" w:themeColor="text1"/>
+          <w:sz w:val="20"/>
+          <w:szCs w:val="20"/>
+          <w:lang w:eastAsia="it-IT"/>
+        </w:rPr>
+        <w:t>M = cambia Master</w:t>
+      </w:r>
+    </w:p>
+    <w:p>
+      <w:pPr>
+        <w:pStyle w:val="Paragrafoelenco"/>
+        <w:numPr>
+          <w:ilvl w:val="2"/>
+          <w:numId w:val="1"/>
+        </w:numPr>
+        <w:spacing w:before="60" w:after="60" w:line="240" w:lineRule="auto"/>
+        <w:rPr>
+          <w:rFonts w:ascii="Segoe UI" w:eastAsia="Times New Roman" w:hAnsi="Segoe UI" w:cs="Segoe UI"/>
+          <w:color w:val="000000" w:themeColor="text1"/>
+          <w:sz w:val="20"/>
+          <w:szCs w:val="20"/>
+          <w:lang w:eastAsia="it-IT"/>
+        </w:rPr>
+      </w:pPr>
+      <w:r>
+        <w:rPr>
+          <w:rFonts w:ascii="Segoe UI" w:eastAsia="Times New Roman" w:hAnsi="Segoe UI" w:cs="Segoe UI"/>
+          <w:color w:val="000000" w:themeColor="text1"/>
+          <w:sz w:val="20"/>
+          <w:szCs w:val="20"/>
+          <w:lang w:eastAsia="it-IT"/>
+        </w:rPr>
+        <w:t>A = aggiunge/sostituisce ausiliario</w:t>
+      </w:r>
+    </w:p>
+    <w:p>
+      <w:pPr>
+        <w:pStyle w:val="Paragrafoelenco"/>
+        <w:numPr>
+          <w:ilvl w:val="2"/>
+          <w:numId w:val="1"/>
+        </w:numPr>
+        <w:spacing w:before="60" w:after="60" w:line="240" w:lineRule="auto"/>
+        <w:rPr>
+          <w:rFonts w:ascii="Segoe UI" w:eastAsia="Times New Roman" w:hAnsi="Segoe UI" w:cs="Segoe UI"/>
+          <w:color w:val="000000" w:themeColor="text1"/>
+          <w:sz w:val="20"/>
+          <w:szCs w:val="20"/>
+          <w:lang w:eastAsia="it-IT"/>
+        </w:rPr>
+      </w:pPr>
+      <w:r>
+        <w:rPr>
+          <w:rFonts w:ascii="Segoe UI" w:eastAsia="Times New Roman" w:hAnsi="Segoe UI" w:cs="Segoe UI"/>
+          <w:color w:val="000000" w:themeColor="text1"/>
+          <w:sz w:val="20"/>
+          <w:szCs w:val="20"/>
+          <w:lang w:eastAsia="it-IT"/>
+        </w:rPr>
+        <w:t>D = cancella ausiliari</w:t>
+      </w:r>
+    </w:p>
+    <w:p>
+      <w:pPr>
+        <w:pStyle w:val="Paragrafoelenco"/>
+        <w:numPr>
+          <w:ilvl w:val="2"/>
+          <w:numId w:val="1"/>
+        </w:numPr>
+        <w:spacing w:before="60" w:after="60" w:line="240" w:lineRule="auto"/>
+        <w:rPr>
+          <w:rFonts w:ascii="Segoe UI" w:eastAsia="Times New Roman" w:hAnsi="Segoe UI" w:cs="Segoe UI"/>
+          <w:color w:val="000000" w:themeColor="text1"/>
+          <w:sz w:val="20"/>
+          <w:szCs w:val="20"/>
+          <w:lang w:eastAsia="it-IT"/>
+        </w:rPr>
+      </w:pPr>
+      <w:r>
+        <w:rPr>
+          <w:rFonts w:ascii="Segoe UI" w:eastAsia="Times New Roman" w:hAnsi="Segoe UI" w:cs="Segoe UI"/>
+          <w:color w:val="000000" w:themeColor="text1"/>
+          <w:sz w:val="20"/>
+          <w:szCs w:val="20"/>
+          <w:lang w:eastAsia="it-IT"/>
+        </w:rPr>
+        <w:t>N = lista numeri autorizzati</w:t>
+      </w:r>
+    </w:p>
+    <w:p>
+      <w:pPr>
+        <w:pStyle w:val="Paragrafoelenco"/>
+        <w:numPr>
+          <w:ilvl w:val="2"/>
+          <w:numId w:val="1"/>
+        </w:numPr>
+        <w:spacing w:before="60" w:after="60" w:line="240" w:lineRule="auto"/>
+        <w:rPr>
+          <w:rFonts w:ascii="Segoe UI" w:eastAsia="Times New Roman" w:hAnsi="Segoe UI" w:cs="Segoe UI"/>
+          <w:color w:val="000000" w:themeColor="text1"/>
+          <w:sz w:val="20"/>
+          <w:szCs w:val="20"/>
+          <w:lang w:eastAsia="it-IT"/>
+        </w:rPr>
+      </w:pPr>
+      <w:r>
+        <w:rPr>
+          <w:rFonts w:ascii="Segoe UI" w:eastAsia="Times New Roman" w:hAnsi="Segoe UI" w:cs="Segoe UI"/>
+          <w:color w:val="000000" w:themeColor="text1"/>
+          <w:sz w:val="20"/>
+          <w:szCs w:val="20"/>
+          <w:lang w:eastAsia="it-IT"/>
+        </w:rPr>
+        <w:t>E = cancella tutti i numeri</w:t>
+      </w:r>
+    </w:p>
+    <w:p>
+      <w:pPr>
+        <w:pStyle w:val="Paragrafoelenco"/>
+        <w:numPr>
+          <w:ilvl w:val="2"/>
+          <w:numId w:val="1"/>
+        </w:numPr>
+        <w:spacing w:before="60" w:after="60" w:line="240" w:lineRule="auto"/>
+        <w:rPr>
+          <w:rFonts w:ascii="Segoe UI" w:eastAsia="Times New Roman" w:hAnsi="Segoe UI" w:cs="Segoe UI"/>
+          <w:color w:val="000000" w:themeColor="text1"/>
+          <w:sz w:val="20"/>
+          <w:szCs w:val="20"/>
+          <w:lang w:eastAsia="it-IT"/>
+        </w:rPr>
+      </w:pPr>
+      <w:r>
+        <w:rPr>
+          <w:rFonts w:ascii="Segoe UI" w:eastAsia="Times New Roman" w:hAnsi="Segoe UI" w:cs="Segoe UI"/>
+          <w:color w:val="000000" w:themeColor="text1"/>
+          <w:sz w:val="20"/>
+          <w:szCs w:val="20"/>
+          <w:lang w:eastAsia="it-IT"/>
+        </w:rPr>
+        <w:t>S = invia stato tensione</w:t>
+      </w:r>
+    </w:p>
+    <w:p>
+      <w:pPr>
+        <w:numPr>
+          <w:ilvl w:val="1"/>
+          <w:numId w:val="1"/>
+        </w:numPr>
+        <w:spacing w:before="60" w:after="60" w:line="240" w:lineRule="auto"/>
+        <w:rPr>
+          <w:rFonts w:ascii="Segoe UI" w:eastAsia="Times New Roman" w:hAnsi="Segoe UI" w:cs="Segoe UI"/>
+          <w:color w:val="000000" w:themeColor="text1"/>
+          <w:sz w:val="20"/>
+          <w:szCs w:val="20"/>
+          <w:lang w:eastAsia="it-IT"/>
+        </w:rPr>
+      </w:pPr>
+      <w:r>
+        <w:rPr>
+          <w:rFonts w:ascii="Segoe UI" w:eastAsia="Times New Roman" w:hAnsi="Segoe UI" w:cs="Segoe UI"/>
+          <w:color w:val="000000" w:themeColor="text1"/>
+          <w:sz w:val="20"/>
+          <w:szCs w:val="20"/>
+          <w:lang w:eastAsia="it-IT"/>
+        </w:rPr>
+        <w:t>calcola tensione e invia notifiche:</w:t>
+      </w:r>
+    </w:p>
+    <w:p>
+      <w:pPr>
+        <w:pStyle w:val="Paragrafoelenco"/>
+        <w:numPr>
+          <w:ilvl w:val="2"/>
+          <w:numId w:val="3"/>
+        </w:numPr>
+        <w:spacing w:before="60" w:after="60" w:line="240" w:lineRule="auto"/>
+        <w:rPr>
+          <w:rFonts w:ascii="Segoe UI" w:eastAsia="Times New Roman" w:hAnsi="Segoe UI" w:cs="Segoe UI"/>
+          <w:color w:val="000000" w:themeColor="text1"/>
+          <w:sz w:val="20"/>
+          <w:szCs w:val="20"/>
+          <w:lang w:eastAsia="it-IT"/>
+        </w:rPr>
+      </w:pPr>
+      <w:r>
+        <w:rPr>
+          <w:rFonts w:ascii="Segoe UI" w:eastAsia="Times New Roman" w:hAnsi="Segoe UI" w:cs="Segoe UI"/>
+          <w:color w:val="000000" w:themeColor="text1"/>
+          <w:sz w:val="20"/>
+          <w:szCs w:val="20"/>
+          <w:lang w:eastAsia="it-IT"/>
+        </w:rPr>
+        <w:t>sotto 180V → MANCANZA RETE</w:t>
+      </w:r>
+    </w:p>
+    <w:p>
+      <w:pPr>
+        <w:pStyle w:val="Paragrafoelenco"/>
+        <w:numPr>
+          <w:ilvl w:val="2"/>
+          <w:numId w:val="3"/>
+        </w:numPr>
+        <w:spacing w:before="60" w:after="60" w:line="240" w:lineRule="auto"/>
+        <w:rPr>
+          <w:rFonts w:ascii="Segoe UI" w:eastAsia="Times New Roman" w:hAnsi="Segoe UI" w:cs="Segoe UI"/>
+          <w:color w:val="000000" w:themeColor="text1"/>
+          <w:sz w:val="20"/>
+          <w:szCs w:val="20"/>
+          <w:lang w:eastAsia="it-IT"/>
+        </w:rPr>
+      </w:pPr>
+      <w:r>
+        <w:rPr>
+          <w:rFonts w:ascii="Segoe UI" w:eastAsia="Times New Roman" w:hAnsi="Segoe UI" w:cs="Segoe UI"/>
+          <w:color w:val="000000" w:themeColor="text1"/>
+          <w:sz w:val="20"/>
+          <w:szCs w:val="20"/>
+          <w:lang w:eastAsia="it-IT"/>
+        </w:rPr>
+        <w:t>sopra 200V → RIPRESA RETE</w:t>
+      </w:r>
+    </w:p>
+    <w:p>
+      <w:pPr>
+        <w:numPr>
+          <w:ilvl w:val="1"/>
+          <w:numId w:val="1"/>
+        </w:numPr>
+        <w:spacing w:after="0" w:line="240" w:lineRule="auto"/>
+        <w:rPr>
+          <w:rFonts w:ascii="Segoe UI" w:eastAsia="Times New Roman" w:hAnsi="Segoe UI" w:cs="Segoe UI"/>
+          <w:color w:val="000000" w:themeColor="text1"/>
+          <w:sz w:val="20"/>
+          <w:szCs w:val="20"/>
+          <w:lang w:eastAsia="it-IT"/>
+        </w:rPr>
+      </w:pPr>
+      <w:r>
+        <w:rPr>
+          <w:rFonts w:ascii="Segoe UI" w:eastAsia="Times New Roman" w:hAnsi="Segoe UI" w:cs="Segoe UI"/>
+          <w:color w:val="000000" w:themeColor="text1"/>
+          <w:sz w:val="20"/>
+          <w:szCs w:val="20"/>
+          <w:lang w:eastAsia="it-IT"/>
+        </w:rPr>
+        <w:t>ogni 15 minuti verifica reset giornaliero e chiama </w:t>
+      </w:r>
+      <w:proofErr w:type="spellStart"/>
+      <w:r>
+        <w:rPr>
+          <w:rFonts w:ascii="Segoe UI" w:eastAsia="Times New Roman" w:hAnsi="Segoe UI" w:cs="Segoe UI"/>
+          <w:color w:val="000000" w:themeColor="text1"/>
+          <w:sz w:val="20"/>
+          <w:szCs w:val="20"/>
+          <w:lang w:eastAsia="it-IT"/>
+        </w:rPr>
+        <w:fldChar w:fldCharType="begin"/>
+      </w:r>
+      <w:r>
+        <w:rPr>
+          <w:rFonts w:ascii="Segoe UI" w:eastAsia="Times New Roman" w:hAnsi="Segoe UI" w:cs="Segoe UI"/>
+          <w:color w:val="000000" w:themeColor="text1"/>
+          <w:sz w:val="20"/>
+          <w:szCs w:val="20"/>
+          <w:lang w:eastAsia="it-IT"/>
+        </w:rPr>
+        <w:instrText xml:space="preserve"> HYPERLINK "vscode-file://vscode-app/c:/Users/Massimo/AppData/Local/Programs/Microsoft%20VS%20Code/f6cfa2ea24/resources/app/out/vs/code/electron-browser/workbench/workbench.html" \o "" </w:instrText>
+      </w:r>
+      <w:r>
+        <w:rPr>
+          <w:rFonts w:ascii="Segoe UI" w:eastAsia="Times New Roman" w:hAnsi="Segoe UI" w:cs="Segoe UI"/>
+          <w:color w:val="000000" w:themeColor="text1"/>
+          <w:sz w:val="20"/>
+          <w:szCs w:val="20"/>
+          <w:lang w:eastAsia="it-IT"/>
+        </w:rPr>
+        <w:fldChar w:fldCharType="separate"/>
+      </w:r>
+      <w:r>
+        <w:rPr>
+          <w:rFonts w:ascii="Segoe UI" w:eastAsia="Times New Roman" w:hAnsi="Segoe UI" w:cs="Segoe UI"/>
+          <w:color w:val="000000" w:themeColor="text1"/>
+          <w:sz w:val="18"/>
+          <w:szCs w:val="18"/>
+          <w:bdr w:val="single" w:sz="4" w:space="1" w:color="auto" w:frame="1"/>
+          <w:lang w:eastAsia="it-IT"/>
+        </w:rPr>
+        <w:t>initgsm</w:t>
+      </w:r>
+      <w:proofErr w:type="spellEnd"/>
+      <w:r>
+        <w:rPr>
+          <w:rFonts w:ascii="Segoe UI" w:eastAsia="Times New Roman" w:hAnsi="Segoe UI" w:cs="Segoe UI"/>
+          <w:color w:val="000000" w:themeColor="text1"/>
+          <w:sz w:val="18"/>
+          <w:szCs w:val="18"/>
+          <w:bdr w:val="single" w:sz="4" w:space="1" w:color="auto" w:frame="1"/>
+          <w:lang w:eastAsia="it-IT"/>
+        </w:rPr>
+        <w:t>()</w:t>
+      </w:r>
+      <w:r>
+        <w:rPr>
+          <w:rFonts w:ascii="Segoe UI" w:eastAsia="Times New Roman" w:hAnsi="Segoe UI" w:cs="Segoe UI"/>
+          <w:color w:val="000000" w:themeColor="text1"/>
+          <w:sz w:val="20"/>
+          <w:szCs w:val="20"/>
+          <w:lang w:eastAsia="it-IT"/>
+        </w:rPr>
+        <w:fldChar w:fldCharType="end"/>
+      </w:r>
+      <w:r>
+        <w:rPr>
+          <w:rFonts w:ascii="Segoe UI" w:eastAsia="Times New Roman" w:hAnsi="Segoe UI" w:cs="Segoe UI"/>
+          <w:color w:val="000000" w:themeColor="text1"/>
+          <w:sz w:val="20"/>
+          <w:szCs w:val="20"/>
+          <w:lang w:eastAsia="it-IT"/>
+        </w:rPr>
+        <w:t> se necessario</w:t>
+      </w:r>
+    </w:p>
+    <w:p>
+      <w:pPr>
+        <w:spacing w:after="0" w:line="330" w:lineRule="atLeast"/>
+        <w:rPr>
+          <w:rFonts w:ascii="Arial" w:eastAsia="Times New Roman" w:hAnsi="Arial" w:cs="Arial"/>
+          <w:color w:val="000000" w:themeColor="text1"/>
+          <w:sz w:val="24"/>
+          <w:szCs w:val="24"/>
+          <w:lang w:eastAsia="it-IT"/>
+        </w:rPr>
+      </w:pPr>
+      <w:r>
+        <w:rPr>
+          <w:rFonts w:ascii="Arial" w:eastAsia="Times New Roman" w:hAnsi="Arial" w:cs="Arial"/>
+          <w:color w:val="000000" w:themeColor="text1"/>
+          <w:sz w:val="24"/>
+          <w:szCs w:val="24"/>
+          <w:lang w:eastAsia="it-IT"/>
+        </w:rPr>
+        <w:t xml:space="preserve">    </w:t>
       </w:r>
     </w:p>
     <w:p>
@@ -1894,6 +2757,467 @@
     </w:sectPr>
   </w:body>
 </w:document>
+</file>
+
+<file path=word/numbering.xml><?xml version="1.0" encoding="utf-8"?>
+<w:numbering xmlns:wpc="http://schemas.microsoft.com/office/word/2010/wordprocessingCanvas" xmlns:cx="http://schemas.microsoft.com/office/drawing/2014/chartex" xmlns:cx1="http://schemas.microsoft.com/office/drawing/2015/9/8/chartex" xmlns:cx2="http://schemas.microsoft.com/office/drawing/2015/10/21/chartex" xmlns:cx3="http://schemas.microsoft.com/office/drawing/2016/5/9/chartex" xmlns:cx4="http://schemas.microsoft.com/office/drawing/2016/5/10/chartex" xmlns:cx5="http://schemas.microsoft.com/office/drawing/2016/5/11/chartex" xmlns:cx6="http://schemas.microsoft.com/office/drawing/2016/5/12/chartex" xmlns:cx7="http://schemas.microsoft.com/office/drawing/2016/5/13/chartex" xmlns:cx8="http://schemas.microsoft.com/office/drawing/2016/5/14/chartex" xmlns:mc="http://schemas.openxmlformats.org/markup-compatibility/2006" xmlns:aink="http://schemas.microsoft.com/office/drawing/2016/ink" xmlns:am3d="http://schemas.microsoft.com/office/drawing/2017/model3d" xmlns:o="urn:schemas-microsoft-com:office:office" xmlns:r="http://schemas.openxmlformats.org/officeDocument/2006/relationships" xmlns:m="http://schemas.openxmlformats.org/officeDocument/2006/math" xmlns:v="urn:schemas-microsoft-com:vml" xmlns:wp14="http://schemas.microsoft.com/office/word/2010/wordprocessingDrawing" xmlns:wp="http://schemas.openxmlformats.org/drawingml/2006/wordprocessingDrawing" xmlns:w10="urn:schemas-microsoft-com:office:word" xmlns:w="http://schemas.openxmlformats.org/wordprocessingml/2006/main" xmlns:w14="http://schemas.microsoft.com/office/word/2010/wordml" xmlns:w15="http://schemas.microsoft.com/office/word/2012/wordml" xmlns:w16cex="http://schemas.microsoft.com/office/word/2018/wordml/cex" xmlns:w16cid="http://schemas.microsoft.com/office/word/2016/wordml/cid" xmlns:w16="http://schemas.microsoft.com/office/word/2018/wordml" xmlns:w16sdtdh="http://schemas.microsoft.com/office/word/2020/wordml/sdtdatahash" xmlns:w16se="http://schemas.microsoft.com/office/word/2015/wordml/symex" xmlns:wpg="http://schemas.microsoft.com/office/word/2010/wordprocessingGroup" xmlns:wpi="http://schemas.microsoft.com/office/word/2010/wordprocessingInk" xmlns:wne="http://schemas.microsoft.com/office/word/2006/wordml" xmlns:wps="http://schemas.microsoft.com/office/word/2010/wordprocessingShape" mc:Ignorable="w14 w15 w16se w16cid w16 w16cex w16sdtdh wp14">
+  <w:abstractNum w:abstractNumId="0" w15:restartNumberingAfterBreak="0">
+    <w:nsid w:val="241023C7"/>
+    <w:multiLevelType w:val="multilevel"/>
+    <w:tmpl w:val="68AC0170"/>
+    <w:lvl w:ilvl="0">
+      <w:start w:val="1"/>
+      <w:numFmt w:val="bullet"/>
+      <w:lvlText w:val=""/>
+      <w:lvlJc w:val="left"/>
+      <w:pPr>
+        <w:tabs>
+          <w:tab w:val="num" w:pos="720"/>
+        </w:tabs>
+        <w:ind w:left="720" w:hanging="360"/>
+      </w:pPr>
+      <w:rPr>
+        <w:rFonts w:ascii="Symbol" w:hAnsi="Symbol" w:hint="default"/>
+        <w:sz w:val="20"/>
+      </w:rPr>
+    </w:lvl>
+    <w:lvl w:ilvl="1">
+      <w:start w:val="1"/>
+      <w:numFmt w:val="bullet"/>
+      <w:lvlText w:val="o"/>
+      <w:lvlJc w:val="left"/>
+      <w:pPr>
+        <w:tabs>
+          <w:tab w:val="num" w:pos="1440"/>
+        </w:tabs>
+        <w:ind w:left="1440" w:hanging="360"/>
+      </w:pPr>
+      <w:rPr>
+        <w:rFonts w:ascii="Courier New" w:hAnsi="Courier New" w:hint="default"/>
+        <w:sz w:val="20"/>
+      </w:rPr>
+    </w:lvl>
+    <w:lvl w:ilvl="2">
+      <w:start w:val="1"/>
+      <w:numFmt w:val="decimal"/>
+      <w:lvlText w:val="%3."/>
+      <w:lvlJc w:val="left"/>
+      <w:pPr>
+        <w:tabs>
+          <w:tab w:val="num" w:pos="2160"/>
+        </w:tabs>
+        <w:ind w:left="2160" w:hanging="360"/>
+      </w:pPr>
+      <w:rPr>
+        <w:rFonts w:hint="default"/>
+        <w:sz w:val="20"/>
+      </w:rPr>
+    </w:lvl>
+    <w:lvl w:ilvl="3" w:tentative="1">
+      <w:start w:val="1"/>
+      <w:numFmt w:val="bullet"/>
+      <w:lvlText w:val=""/>
+      <w:lvlJc w:val="left"/>
+      <w:pPr>
+        <w:tabs>
+          <w:tab w:val="num" w:pos="2880"/>
+        </w:tabs>
+        <w:ind w:left="2880" w:hanging="360"/>
+      </w:pPr>
+      <w:rPr>
+        <w:rFonts w:ascii="Wingdings" w:hAnsi="Wingdings" w:hint="default"/>
+        <w:sz w:val="20"/>
+      </w:rPr>
+    </w:lvl>
+    <w:lvl w:ilvl="4" w:tentative="1">
+      <w:start w:val="1"/>
+      <w:numFmt w:val="bullet"/>
+      <w:lvlText w:val=""/>
+      <w:lvlJc w:val="left"/>
+      <w:pPr>
+        <w:tabs>
+          <w:tab w:val="num" w:pos="3600"/>
+        </w:tabs>
+        <w:ind w:left="3600" w:hanging="360"/>
+      </w:pPr>
+      <w:rPr>
+        <w:rFonts w:ascii="Wingdings" w:hAnsi="Wingdings" w:hint="default"/>
+        <w:sz w:val="20"/>
+      </w:rPr>
+    </w:lvl>
+    <w:lvl w:ilvl="5" w:tentative="1">
+      <w:start w:val="1"/>
+      <w:numFmt w:val="bullet"/>
+      <w:lvlText w:val=""/>
+      <w:lvlJc w:val="left"/>
+      <w:pPr>
+        <w:tabs>
+          <w:tab w:val="num" w:pos="4320"/>
+        </w:tabs>
+        <w:ind w:left="4320" w:hanging="360"/>
+      </w:pPr>
+      <w:rPr>
+        <w:rFonts w:ascii="Wingdings" w:hAnsi="Wingdings" w:hint="default"/>
+        <w:sz w:val="20"/>
+      </w:rPr>
+    </w:lvl>
+    <w:lvl w:ilvl="6" w:tentative="1">
+      <w:start w:val="1"/>
+      <w:numFmt w:val="bullet"/>
+      <w:lvlText w:val=""/>
+      <w:lvlJc w:val="left"/>
+      <w:pPr>
+        <w:tabs>
+          <w:tab w:val="num" w:pos="5040"/>
+        </w:tabs>
+        <w:ind w:left="5040" w:hanging="360"/>
+      </w:pPr>
+      <w:rPr>
+        <w:rFonts w:ascii="Wingdings" w:hAnsi="Wingdings" w:hint="default"/>
+        <w:sz w:val="20"/>
+      </w:rPr>
+    </w:lvl>
+    <w:lvl w:ilvl="7" w:tentative="1">
+      <w:start w:val="1"/>
+      <w:numFmt w:val="bullet"/>
+      <w:lvlText w:val=""/>
+      <w:lvlJc w:val="left"/>
+      <w:pPr>
+        <w:tabs>
+          <w:tab w:val="num" w:pos="5760"/>
+        </w:tabs>
+        <w:ind w:left="5760" w:hanging="360"/>
+      </w:pPr>
+      <w:rPr>
+        <w:rFonts w:ascii="Wingdings" w:hAnsi="Wingdings" w:hint="default"/>
+        <w:sz w:val="20"/>
+      </w:rPr>
+    </w:lvl>
+    <w:lvl w:ilvl="8" w:tentative="1">
+      <w:start w:val="1"/>
+      <w:numFmt w:val="bullet"/>
+      <w:lvlText w:val=""/>
+      <w:lvlJc w:val="left"/>
+      <w:pPr>
+        <w:tabs>
+          <w:tab w:val="num" w:pos="6480"/>
+        </w:tabs>
+        <w:ind w:left="6480" w:hanging="360"/>
+      </w:pPr>
+      <w:rPr>
+        <w:rFonts w:ascii="Wingdings" w:hAnsi="Wingdings" w:hint="default"/>
+        <w:sz w:val="20"/>
+      </w:rPr>
+    </w:lvl>
+  </w:abstractNum>
+  <w:abstractNum w:abstractNumId="1" w15:restartNumberingAfterBreak="0">
+    <w:nsid w:val="3A801318"/>
+    <w:multiLevelType w:val="multilevel"/>
+    <w:tmpl w:val="68AC0170"/>
+    <w:lvl w:ilvl="0">
+      <w:start w:val="1"/>
+      <w:numFmt w:val="bullet"/>
+      <w:lvlText w:val=""/>
+      <w:lvlJc w:val="left"/>
+      <w:pPr>
+        <w:tabs>
+          <w:tab w:val="num" w:pos="720"/>
+        </w:tabs>
+        <w:ind w:left="720" w:hanging="360"/>
+      </w:pPr>
+      <w:rPr>
+        <w:rFonts w:ascii="Symbol" w:hAnsi="Symbol" w:hint="default"/>
+        <w:sz w:val="20"/>
+      </w:rPr>
+    </w:lvl>
+    <w:lvl w:ilvl="1">
+      <w:start w:val="1"/>
+      <w:numFmt w:val="bullet"/>
+      <w:lvlText w:val="o"/>
+      <w:lvlJc w:val="left"/>
+      <w:pPr>
+        <w:tabs>
+          <w:tab w:val="num" w:pos="1440"/>
+        </w:tabs>
+        <w:ind w:left="1440" w:hanging="360"/>
+      </w:pPr>
+      <w:rPr>
+        <w:rFonts w:ascii="Courier New" w:hAnsi="Courier New" w:hint="default"/>
+        <w:sz w:val="20"/>
+      </w:rPr>
+    </w:lvl>
+    <w:lvl w:ilvl="2">
+      <w:start w:val="1"/>
+      <w:numFmt w:val="decimal"/>
+      <w:lvlText w:val="%3."/>
+      <w:lvlJc w:val="left"/>
+      <w:pPr>
+        <w:tabs>
+          <w:tab w:val="num" w:pos="2160"/>
+        </w:tabs>
+        <w:ind w:left="2160" w:hanging="360"/>
+      </w:pPr>
+      <w:rPr>
+        <w:rFonts w:hint="default"/>
+        <w:sz w:val="20"/>
+      </w:rPr>
+    </w:lvl>
+    <w:lvl w:ilvl="3" w:tentative="1">
+      <w:start w:val="1"/>
+      <w:numFmt w:val="bullet"/>
+      <w:lvlText w:val=""/>
+      <w:lvlJc w:val="left"/>
+      <w:pPr>
+        <w:tabs>
+          <w:tab w:val="num" w:pos="2880"/>
+        </w:tabs>
+        <w:ind w:left="2880" w:hanging="360"/>
+      </w:pPr>
+      <w:rPr>
+        <w:rFonts w:ascii="Wingdings" w:hAnsi="Wingdings" w:hint="default"/>
+        <w:sz w:val="20"/>
+      </w:rPr>
+    </w:lvl>
+    <w:lvl w:ilvl="4" w:tentative="1">
+      <w:start w:val="1"/>
+      <w:numFmt w:val="bullet"/>
+      <w:lvlText w:val=""/>
+      <w:lvlJc w:val="left"/>
+      <w:pPr>
+        <w:tabs>
+          <w:tab w:val="num" w:pos="3600"/>
+        </w:tabs>
+        <w:ind w:left="3600" w:hanging="360"/>
+      </w:pPr>
+      <w:rPr>
+        <w:rFonts w:ascii="Wingdings" w:hAnsi="Wingdings" w:hint="default"/>
+        <w:sz w:val="20"/>
+      </w:rPr>
+    </w:lvl>
+    <w:lvl w:ilvl="5" w:tentative="1">
+      <w:start w:val="1"/>
+      <w:numFmt w:val="bullet"/>
+      <w:lvlText w:val=""/>
+      <w:lvlJc w:val="left"/>
+      <w:pPr>
+        <w:tabs>
+          <w:tab w:val="num" w:pos="4320"/>
+        </w:tabs>
+        <w:ind w:left="4320" w:hanging="360"/>
+      </w:pPr>
+      <w:rPr>
+        <w:rFonts w:ascii="Wingdings" w:hAnsi="Wingdings" w:hint="default"/>
+        <w:sz w:val="20"/>
+      </w:rPr>
+    </w:lvl>
+    <w:lvl w:ilvl="6" w:tentative="1">
+      <w:start w:val="1"/>
+      <w:numFmt w:val="bullet"/>
+      <w:lvlText w:val=""/>
+      <w:lvlJc w:val="left"/>
+      <w:pPr>
+        <w:tabs>
+          <w:tab w:val="num" w:pos="5040"/>
+        </w:tabs>
+        <w:ind w:left="5040" w:hanging="360"/>
+      </w:pPr>
+      <w:rPr>
+        <w:rFonts w:ascii="Wingdings" w:hAnsi="Wingdings" w:hint="default"/>
+        <w:sz w:val="20"/>
+      </w:rPr>
+    </w:lvl>
+    <w:lvl w:ilvl="7" w:tentative="1">
+      <w:start w:val="1"/>
+      <w:numFmt w:val="bullet"/>
+      <w:lvlText w:val=""/>
+      <w:lvlJc w:val="left"/>
+      <w:pPr>
+        <w:tabs>
+          <w:tab w:val="num" w:pos="5760"/>
+        </w:tabs>
+        <w:ind w:left="5760" w:hanging="360"/>
+      </w:pPr>
+      <w:rPr>
+        <w:rFonts w:ascii="Wingdings" w:hAnsi="Wingdings" w:hint="default"/>
+        <w:sz w:val="20"/>
+      </w:rPr>
+    </w:lvl>
+    <w:lvl w:ilvl="8" w:tentative="1">
+      <w:start w:val="1"/>
+      <w:numFmt w:val="bullet"/>
+      <w:lvlText w:val=""/>
+      <w:lvlJc w:val="left"/>
+      <w:pPr>
+        <w:tabs>
+          <w:tab w:val="num" w:pos="6480"/>
+        </w:tabs>
+        <w:ind w:left="6480" w:hanging="360"/>
+      </w:pPr>
+      <w:rPr>
+        <w:rFonts w:ascii="Wingdings" w:hAnsi="Wingdings" w:hint="default"/>
+        <w:sz w:val="20"/>
+      </w:rPr>
+    </w:lvl>
+  </w:abstractNum>
+  <w:abstractNum w:abstractNumId="2" w15:restartNumberingAfterBreak="0">
+    <w:nsid w:val="3C2C1EFC"/>
+    <w:multiLevelType w:val="multilevel"/>
+    <w:tmpl w:val="D5A475AA"/>
+    <w:lvl w:ilvl="0">
+      <w:start w:val="1"/>
+      <w:numFmt w:val="bullet"/>
+      <w:lvlText w:val=""/>
+      <w:lvlJc w:val="left"/>
+      <w:pPr>
+        <w:tabs>
+          <w:tab w:val="num" w:pos="720"/>
+        </w:tabs>
+        <w:ind w:left="720" w:hanging="360"/>
+      </w:pPr>
+      <w:rPr>
+        <w:rFonts w:ascii="Symbol" w:hAnsi="Symbol" w:hint="default"/>
+        <w:sz w:val="20"/>
+      </w:rPr>
+    </w:lvl>
+    <w:lvl w:ilvl="1">
+      <w:start w:val="1"/>
+      <w:numFmt w:val="bullet"/>
+      <w:lvlText w:val="o"/>
+      <w:lvlJc w:val="left"/>
+      <w:pPr>
+        <w:tabs>
+          <w:tab w:val="num" w:pos="1440"/>
+        </w:tabs>
+        <w:ind w:left="1440" w:hanging="360"/>
+      </w:pPr>
+      <w:rPr>
+        <w:rFonts w:ascii="Courier New" w:hAnsi="Courier New" w:hint="default"/>
+        <w:sz w:val="20"/>
+      </w:rPr>
+    </w:lvl>
+    <w:lvl w:ilvl="2">
+      <w:start w:val="1"/>
+      <w:numFmt w:val="bullet"/>
+      <w:lvlText w:val=""/>
+      <w:lvlJc w:val="left"/>
+      <w:pPr>
+        <w:tabs>
+          <w:tab w:val="num" w:pos="2160"/>
+        </w:tabs>
+        <w:ind w:left="2160" w:hanging="360"/>
+      </w:pPr>
+      <w:rPr>
+        <w:rFonts w:ascii="Wingdings" w:hAnsi="Wingdings" w:hint="default"/>
+        <w:sz w:val="20"/>
+      </w:rPr>
+    </w:lvl>
+    <w:lvl w:ilvl="3" w:tentative="1">
+      <w:start w:val="1"/>
+      <w:numFmt w:val="bullet"/>
+      <w:lvlText w:val=""/>
+      <w:lvlJc w:val="left"/>
+      <w:pPr>
+        <w:tabs>
+          <w:tab w:val="num" w:pos="2880"/>
+        </w:tabs>
+        <w:ind w:left="2880" w:hanging="360"/>
+      </w:pPr>
+      <w:rPr>
+        <w:rFonts w:ascii="Wingdings" w:hAnsi="Wingdings" w:hint="default"/>
+        <w:sz w:val="20"/>
+      </w:rPr>
+    </w:lvl>
+    <w:lvl w:ilvl="4" w:tentative="1">
+      <w:start w:val="1"/>
+      <w:numFmt w:val="bullet"/>
+      <w:lvlText w:val=""/>
+      <w:lvlJc w:val="left"/>
+      <w:pPr>
+        <w:tabs>
+          <w:tab w:val="num" w:pos="3600"/>
+        </w:tabs>
+        <w:ind w:left="3600" w:hanging="360"/>
+      </w:pPr>
+      <w:rPr>
+        <w:rFonts w:ascii="Wingdings" w:hAnsi="Wingdings" w:hint="default"/>
+        <w:sz w:val="20"/>
+      </w:rPr>
+    </w:lvl>
+    <w:lvl w:ilvl="5" w:tentative="1">
+      <w:start w:val="1"/>
+      <w:numFmt w:val="bullet"/>
+      <w:lvlText w:val=""/>
+      <w:lvlJc w:val="left"/>
+      <w:pPr>
+        <w:tabs>
+          <w:tab w:val="num" w:pos="4320"/>
+        </w:tabs>
+        <w:ind w:left="4320" w:hanging="360"/>
+      </w:pPr>
+      <w:rPr>
+        <w:rFonts w:ascii="Wingdings" w:hAnsi="Wingdings" w:hint="default"/>
+        <w:sz w:val="20"/>
+      </w:rPr>
+    </w:lvl>
+    <w:lvl w:ilvl="6" w:tentative="1">
+      <w:start w:val="1"/>
+      <w:numFmt w:val="bullet"/>
+      <w:lvlText w:val=""/>
+      <w:lvlJc w:val="left"/>
+      <w:pPr>
+        <w:tabs>
+          <w:tab w:val="num" w:pos="5040"/>
+        </w:tabs>
+        <w:ind w:left="5040" w:hanging="360"/>
+      </w:pPr>
+      <w:rPr>
+        <w:rFonts w:ascii="Wingdings" w:hAnsi="Wingdings" w:hint="default"/>
+        <w:sz w:val="20"/>
+      </w:rPr>
+    </w:lvl>
+    <w:lvl w:ilvl="7" w:tentative="1">
+      <w:start w:val="1"/>
+      <w:numFmt w:val="bullet"/>
+      <w:lvlText w:val=""/>
+      <w:lvlJc w:val="left"/>
+      <w:pPr>
+        <w:tabs>
+          <w:tab w:val="num" w:pos="5760"/>
+        </w:tabs>
+        <w:ind w:left="5760" w:hanging="360"/>
+      </w:pPr>
+      <w:rPr>
+        <w:rFonts w:ascii="Wingdings" w:hAnsi="Wingdings" w:hint="default"/>
+        <w:sz w:val="20"/>
+      </w:rPr>
+    </w:lvl>
+    <w:lvl w:ilvl="8" w:tentative="1">
+      <w:start w:val="1"/>
+      <w:numFmt w:val="bullet"/>
+      <w:lvlText w:val=""/>
+      <w:lvlJc w:val="left"/>
+      <w:pPr>
+        <w:tabs>
+          <w:tab w:val="num" w:pos="6480"/>
+        </w:tabs>
+        <w:ind w:left="6480" w:hanging="360"/>
+      </w:pPr>
+      <w:rPr>
+        <w:rFonts w:ascii="Wingdings" w:hAnsi="Wingdings" w:hint="default"/>
+        <w:sz w:val="20"/>
+      </w:rPr>
+    </w:lvl>
+  </w:abstractNum>
+  <w:num w:numId="1">
+    <w:abstractNumId w:val="2"/>
+  </w:num>
+  <w:num w:numId="2">
+    <w:abstractNumId w:val="0"/>
+  </w:num>
+  <w:num w:numId="3">
+    <w:abstractNumId w:val="1"/>
+  </w:num>
+</w:numbering>
 </file>
 
 <file path=word/styles.xml><?xml version="1.0" encoding="utf-8"?>
@@ -2019,6 +3343,7 @@
     <w:lsdException w:name="HTML Sample" w:semiHidden="1" w:unhideWhenUsed="1"/>
     <w:lsdException w:name="HTML Typewriter" w:semiHidden="1" w:unhideWhenUsed="1"/>
     <w:lsdException w:name="HTML Variable" w:semiHidden="1" w:unhideWhenUsed="1"/>
+    <w:lsdException w:name="Normal Table" w:semiHidden="1" w:unhideWhenUsed="1"/>
     <w:lsdException w:name="annotation subject" w:semiHidden="1" w:unhideWhenUsed="1"/>
     <w:lsdException w:name="No List" w:semiHidden="1" w:unhideWhenUsed="1"/>
     <w:lsdException w:name="Outline List 1" w:semiHidden="1" w:unhideWhenUsed="1"/>
@@ -2065,8 +3390,10 @@
     <w:lsdException w:name="Table Subtle 2" w:semiHidden="1" w:unhideWhenUsed="1"/>
     <w:lsdException w:name="Table Web 1" w:semiHidden="1" w:unhideWhenUsed="1"/>
     <w:lsdException w:name="Table Web 2" w:semiHidden="1" w:unhideWhenUsed="1"/>
+    <w:lsdException w:name="Table Web 3" w:semiHidden="1" w:unhideWhenUsed="1"/>
     <w:lsdException w:name="Balloon Text" w:semiHidden="1" w:unhideWhenUsed="1"/>
     <w:lsdException w:name="Table Grid" w:uiPriority="39"/>
+    <w:lsdException w:name="Table Theme" w:semiHidden="1" w:unhideWhenUsed="1"/>
     <w:lsdException w:name="Placeholder Text" w:semiHidden="1"/>
     <w:lsdException w:name="No Spacing" w:uiPriority="1" w:qFormat="1"/>
     <w:lsdException w:name="Light Shading" w:uiPriority="60"/>
@@ -2292,6 +3619,26 @@
     <w:name w:val="Normal"/>
     <w:qFormat/>
   </w:style>
+  <w:style w:type="paragraph" w:styleId="Titolo3">
+    <w:name w:val="heading 3"/>
+    <w:basedOn w:val="Normale"/>
+    <w:link w:val="Titolo3Carattere"/>
+    <w:uiPriority w:val="9"/>
+    <w:qFormat/>
+    <w:rsid w:val="009A72EE"/>
+    <w:pPr>
+      <w:spacing w:before="100" w:beforeAutospacing="1" w:after="100" w:afterAutospacing="1" w:line="240" w:lineRule="auto"/>
+      <w:outlineLvl w:val="2"/>
+    </w:pPr>
+    <w:rPr>
+      <w:rFonts w:ascii="Times New Roman" w:eastAsia="Times New Roman" w:hAnsi="Times New Roman" w:cs="Times New Roman"/>
+      <w:b/>
+      <w:bCs/>
+      <w:sz w:val="27"/>
+      <w:szCs w:val="27"/>
+      <w:lang w:eastAsia="it-IT"/>
+    </w:rPr>
+  </w:style>
   <w:style w:type="character" w:default="1" w:styleId="Carpredefinitoparagrafo">
     <w:name w:val="Default Paragraph Font"/>
     <w:uiPriority w:val="1"/>
@@ -2318,6 +3665,67 @@
     <w:uiPriority w:val="99"/>
     <w:semiHidden/>
     <w:unhideWhenUsed/>
+  </w:style>
+  <w:style w:type="character" w:customStyle="1" w:styleId="Titolo3Carattere">
+    <w:name w:val="Titolo 3 Carattere"/>
+    <w:basedOn w:val="Carpredefinitoparagrafo"/>
+    <w:link w:val="Titolo3"/>
+    <w:uiPriority w:val="9"/>
+    <w:rsid w:val="009A72EE"/>
+    <w:rPr>
+      <w:rFonts w:ascii="Times New Roman" w:eastAsia="Times New Roman" w:hAnsi="Times New Roman" w:cs="Times New Roman"/>
+      <w:b/>
+      <w:bCs/>
+      <w:sz w:val="27"/>
+      <w:szCs w:val="27"/>
+      <w:lang w:eastAsia="it-IT"/>
+    </w:rPr>
+  </w:style>
+  <w:style w:type="paragraph" w:styleId="NormaleWeb">
+    <w:name w:val="Normal (Web)"/>
+    <w:basedOn w:val="Normale"/>
+    <w:uiPriority w:val="99"/>
+    <w:semiHidden/>
+    <w:unhideWhenUsed/>
+    <w:rsid w:val="009A72EE"/>
+    <w:pPr>
+      <w:spacing w:before="100" w:beforeAutospacing="1" w:after="100" w:afterAutospacing="1" w:line="240" w:lineRule="auto"/>
+    </w:pPr>
+    <w:rPr>
+      <w:rFonts w:ascii="Times New Roman" w:eastAsia="Times New Roman" w:hAnsi="Times New Roman" w:cs="Times New Roman"/>
+      <w:sz w:val="24"/>
+      <w:szCs w:val="24"/>
+      <w:lang w:eastAsia="it-IT"/>
+    </w:rPr>
+  </w:style>
+  <w:style w:type="character" w:customStyle="1" w:styleId="icon-label">
+    <w:name w:val="icon-label"/>
+    <w:basedOn w:val="Carpredefinitoparagrafo"/>
+    <w:rsid w:val="009A72EE"/>
+  </w:style>
+  <w:style w:type="character" w:styleId="CodiceHTML">
+    <w:name w:val="HTML Code"/>
+    <w:basedOn w:val="Carpredefinitoparagrafo"/>
+    <w:uiPriority w:val="99"/>
+    <w:semiHidden/>
+    <w:unhideWhenUsed/>
+    <w:rsid w:val="009A72EE"/>
+    <w:rPr>
+      <w:rFonts w:ascii="Courier New" w:eastAsia="Times New Roman" w:hAnsi="Courier New" w:cs="Courier New"/>
+      <w:sz w:val="20"/>
+      <w:szCs w:val="20"/>
+    </w:rPr>
+  </w:style>
+  <w:style w:type="paragraph" w:styleId="Paragrafoelenco">
+    <w:name w:val="List Paragraph"/>
+    <w:basedOn w:val="Normale"/>
+    <w:uiPriority w:val="34"/>
+    <w:qFormat/>
+    <w:rsid w:val="009A72EE"/>
+    <w:pPr>
+      <w:ind w:left="720"/>
+      <w:contextualSpacing/>
+    </w:pPr>
   </w:style>
 </w:styles>
 </file>

--- a/SMS Manager for Power monitoring.docx
+++ b/SMS Manager for Power monitoring.docx
@@ -890,13 +890,9 @@
           <w:szCs w:val="24"/>
           <w:lang w:eastAsia="it-IT"/>
         </w:rPr>
-        <w:t>olo se numero master o nessun numero</w:t>
-      </w:r>
-    </w:p>
-    <w:p>
-      <w:pPr>
-        <w:spacing w:after="0" w:line="330" w:lineRule="atLeast"/>
-        <w:ind w:left="708"/>
+        <w:t xml:space="preserve">olo se numero </w:t>
+      </w:r>
+      <w:r>
         <w:rPr>
           <w:rFonts w:ascii="Arial" w:eastAsia="Times New Roman" w:hAnsi="Arial" w:cs="Arial"/>
           <w:b/>
@@ -906,7 +902,8 @@
           <w:szCs w:val="24"/>
           <w:lang w:eastAsia="it-IT"/>
         </w:rPr>
-      </w:pPr>
+        <w:t>M</w:t>
+      </w:r>
       <w:r>
         <w:rPr>
           <w:rFonts w:ascii="Arial" w:eastAsia="Times New Roman" w:hAnsi="Arial" w:cs="Arial"/>
@@ -917,9 +914,13 @@
           <w:szCs w:val="24"/>
           <w:lang w:eastAsia="it-IT"/>
         </w:rPr>
-        <w:t xml:space="preserve"> </w:t>
-      </w:r>
-      <w:r>
+        <w:t>aster o nessun numero</w:t>
+      </w:r>
+    </w:p>
+    <w:p>
+      <w:pPr>
+        <w:spacing w:after="0" w:line="330" w:lineRule="atLeast"/>
+        <w:ind w:left="708"/>
         <w:rPr>
           <w:rFonts w:ascii="Arial" w:eastAsia="Times New Roman" w:hAnsi="Arial" w:cs="Arial"/>
           <w:b/>
@@ -929,8 +930,7 @@
           <w:szCs w:val="24"/>
           <w:lang w:eastAsia="it-IT"/>
         </w:rPr>
-        <w:t xml:space="preserve">- </w:t>
-      </w:r>
+      </w:pPr>
       <w:r>
         <w:rPr>
           <w:rFonts w:ascii="Arial" w:eastAsia="Times New Roman" w:hAnsi="Arial" w:cs="Arial"/>
@@ -941,7 +941,7 @@
           <w:szCs w:val="24"/>
           <w:lang w:eastAsia="it-IT"/>
         </w:rPr>
-        <w:t>V</w:t>
+        <w:t xml:space="preserve"> </w:t>
       </w:r>
       <w:r>
         <w:rPr>
@@ -953,143 +953,9 @@
           <w:szCs w:val="24"/>
           <w:lang w:eastAsia="it-IT"/>
         </w:rPr>
-        <w:t>alida il numero richiedente se lunghezza numero è compresa tra 10 e 13</w:t>
-      </w:r>
-    </w:p>
-    <w:p>
-      <w:pPr>
-        <w:spacing w:after="0" w:line="330" w:lineRule="atLeast"/>
-        <w:ind w:left="708"/>
-        <w:rPr>
-          <w:rFonts w:ascii="Arial" w:eastAsia="Times New Roman" w:hAnsi="Arial" w:cs="Arial"/>
-          <w:color w:val="000000" w:themeColor="text1"/>
-          <w:sz w:val="24"/>
-          <w:szCs w:val="24"/>
-          <w:lang w:eastAsia="it-IT"/>
-        </w:rPr>
-      </w:pPr>
-    </w:p>
-    <w:p>
-      <w:pPr>
-        <w:spacing w:after="0" w:line="330" w:lineRule="atLeast"/>
-        <w:ind w:left="708"/>
-        <w:rPr>
-          <w:rFonts w:ascii="Arial" w:eastAsia="Times New Roman" w:hAnsi="Arial" w:cs="Arial"/>
-          <w:color w:val="000000" w:themeColor="text1"/>
-          <w:sz w:val="24"/>
-          <w:szCs w:val="24"/>
-          <w:lang w:eastAsia="it-IT"/>
-        </w:rPr>
-      </w:pPr>
-    </w:p>
-    <w:p>
-      <w:pPr>
-        <w:spacing w:after="0" w:line="330" w:lineRule="atLeast"/>
-        <w:ind w:left="708"/>
-        <w:rPr>
-          <w:rFonts w:ascii="Arial" w:eastAsia="Times New Roman" w:hAnsi="Arial" w:cs="Arial"/>
-          <w:color w:val="000000" w:themeColor="text1"/>
-          <w:sz w:val="24"/>
-          <w:szCs w:val="24"/>
-          <w:lang w:eastAsia="it-IT"/>
-        </w:rPr>
-      </w:pPr>
-      <w:r>
-        <w:rPr>
-          <w:rFonts w:ascii="Arial" w:eastAsia="Times New Roman" w:hAnsi="Arial" w:cs="Arial"/>
-          <w:color w:val="000000" w:themeColor="text1"/>
-          <w:sz w:val="24"/>
-          <w:szCs w:val="24"/>
-          <w:lang w:eastAsia="it-IT"/>
-        </w:rPr>
-        <w:lastRenderedPageBreak/>
         <w:t xml:space="preserve">- </w:t>
       </w:r>
       <w:r>
-        <w:rPr>
-          <w:rFonts w:ascii="Arial" w:eastAsia="Times New Roman" w:hAnsi="Arial" w:cs="Arial"/>
-          <w:b/>
-          <w:bCs/>
-          <w:color w:val="000000" w:themeColor="text1"/>
-          <w:sz w:val="24"/>
-          <w:szCs w:val="24"/>
-          <w:lang w:eastAsia="it-IT"/>
-        </w:rPr>
-        <w:t>A[n]+numero</w:t>
-      </w:r>
-      <w:r>
-        <w:rPr>
-          <w:rFonts w:ascii="Arial" w:eastAsia="Times New Roman" w:hAnsi="Arial" w:cs="Arial"/>
-          <w:color w:val="000000" w:themeColor="text1"/>
-          <w:sz w:val="24"/>
-          <w:szCs w:val="24"/>
-          <w:lang w:eastAsia="it-IT"/>
-        </w:rPr>
-        <w:t xml:space="preserve"> → Aggiunge/Sostituisce numero ausiliario</w:t>
-      </w:r>
-    </w:p>
-    <w:p>
-      <w:pPr>
-        <w:spacing w:after="0" w:line="330" w:lineRule="atLeast"/>
-        <w:ind w:left="708"/>
-        <w:rPr>
-          <w:rFonts w:ascii="Arial" w:eastAsia="Times New Roman" w:hAnsi="Arial" w:cs="Arial"/>
-          <w:color w:val="000000" w:themeColor="text1"/>
-          <w:sz w:val="24"/>
-          <w:szCs w:val="24"/>
-          <w:lang w:eastAsia="it-IT"/>
-        </w:rPr>
-      </w:pPr>
-    </w:p>
-    <w:p>
-      <w:pPr>
-        <w:spacing w:after="0" w:line="330" w:lineRule="atLeast"/>
-        <w:ind w:left="708"/>
-        <w:rPr>
-          <w:rFonts w:ascii="Arial" w:eastAsia="Times New Roman" w:hAnsi="Arial" w:cs="Arial"/>
-          <w:color w:val="000000" w:themeColor="text1"/>
-          <w:sz w:val="24"/>
-          <w:szCs w:val="24"/>
-          <w:lang w:eastAsia="it-IT"/>
-        </w:rPr>
-      </w:pPr>
-      <w:r>
-        <w:rPr>
-          <w:rFonts w:ascii="Arial" w:eastAsia="Times New Roman" w:hAnsi="Arial" w:cs="Arial"/>
-          <w:color w:val="000000" w:themeColor="text1"/>
-          <w:sz w:val="24"/>
-          <w:szCs w:val="24"/>
-          <w:lang w:eastAsia="it-IT"/>
-        </w:rPr>
-        <w:t xml:space="preserve">- </w:t>
-      </w:r>
-      <w:r>
-        <w:rPr>
-          <w:rFonts w:ascii="Arial" w:eastAsia="Times New Roman" w:hAnsi="Arial" w:cs="Arial"/>
-          <w:b/>
-          <w:bCs/>
-          <w:color w:val="000000" w:themeColor="text1"/>
-          <w:sz w:val="24"/>
-          <w:szCs w:val="24"/>
-          <w:lang w:eastAsia="it-IT"/>
-        </w:rPr>
-        <w:t>D</w:t>
-      </w:r>
-      <w:r>
-        <w:rPr>
-          <w:rFonts w:ascii="Arial" w:eastAsia="Times New Roman" w:hAnsi="Arial" w:cs="Arial"/>
-          <w:color w:val="000000" w:themeColor="text1"/>
-          <w:sz w:val="24"/>
-          <w:szCs w:val="24"/>
-          <w:lang w:eastAsia="it-IT"/>
-        </w:rPr>
-        <w:t xml:space="preserve"> → Cancella numeri ausiliari</w:t>
-      </w:r>
-    </w:p>
-    <w:p>
-      <w:pPr>
-        <w:spacing w:after="0" w:line="330" w:lineRule="atLeast"/>
-        <w:ind w:left="708"/>
         <w:rPr>
           <w:rFonts w:ascii="Arial" w:eastAsia="Times New Roman" w:hAnsi="Arial" w:cs="Arial"/>
           <w:b/>
@@ -1099,7 +965,8 @@
           <w:szCs w:val="24"/>
           <w:lang w:eastAsia="it-IT"/>
         </w:rPr>
-      </w:pPr>
+        <w:t>V</w:t>
+      </w:r>
       <w:r>
         <w:rPr>
           <w:rFonts w:ascii="Arial" w:eastAsia="Times New Roman" w:hAnsi="Arial" w:cs="Arial"/>
@@ -1110,9 +977,85 @@
           <w:szCs w:val="24"/>
           <w:lang w:eastAsia="it-IT"/>
         </w:rPr>
+        <w:t>alida il numero richiedente se lunghezza numero è compresa tra 10 e 13</w:t>
+      </w:r>
+    </w:p>
+    <w:p>
+      <w:pPr>
+        <w:spacing w:after="0" w:line="330" w:lineRule="atLeast"/>
+        <w:ind w:left="708"/>
+        <w:rPr>
+          <w:rFonts w:ascii="Arial" w:eastAsia="Times New Roman" w:hAnsi="Arial" w:cs="Arial"/>
+          <w:color w:val="000000" w:themeColor="text1"/>
+          <w:sz w:val="24"/>
+          <w:szCs w:val="24"/>
+          <w:lang w:eastAsia="it-IT"/>
+        </w:rPr>
+      </w:pPr>
+    </w:p>
+    <w:p>
+      <w:pPr>
+        <w:spacing w:after="0" w:line="330" w:lineRule="atLeast"/>
+        <w:ind w:left="708"/>
+        <w:rPr>
+          <w:rFonts w:ascii="Arial" w:eastAsia="Times New Roman" w:hAnsi="Arial" w:cs="Arial"/>
+          <w:color w:val="000000" w:themeColor="text1"/>
+          <w:sz w:val="24"/>
+          <w:szCs w:val="24"/>
+          <w:lang w:eastAsia="it-IT"/>
+        </w:rPr>
+      </w:pPr>
+    </w:p>
+    <w:p>
+      <w:pPr>
+        <w:spacing w:after="0" w:line="330" w:lineRule="atLeast"/>
+        <w:ind w:left="708"/>
+        <w:rPr>
+          <w:rFonts w:ascii="Arial" w:eastAsia="Times New Roman" w:hAnsi="Arial" w:cs="Arial"/>
+          <w:color w:val="000000" w:themeColor="text1"/>
+          <w:sz w:val="24"/>
+          <w:szCs w:val="24"/>
+          <w:lang w:eastAsia="it-IT"/>
+        </w:rPr>
+      </w:pPr>
+      <w:r>
+        <w:rPr>
+          <w:rFonts w:ascii="Arial" w:eastAsia="Times New Roman" w:hAnsi="Arial" w:cs="Arial"/>
+          <w:color w:val="000000" w:themeColor="text1"/>
+          <w:sz w:val="24"/>
+          <w:szCs w:val="24"/>
+          <w:lang w:eastAsia="it-IT"/>
+        </w:rPr>
+        <w:lastRenderedPageBreak/>
         <w:t xml:space="preserve">- </w:t>
       </w:r>
       <w:r>
+        <w:rPr>
+          <w:rFonts w:ascii="Arial" w:eastAsia="Times New Roman" w:hAnsi="Arial" w:cs="Arial"/>
+          <w:b/>
+          <w:bCs/>
+          <w:color w:val="000000" w:themeColor="text1"/>
+          <w:sz w:val="24"/>
+          <w:szCs w:val="24"/>
+          <w:lang w:eastAsia="it-IT"/>
+        </w:rPr>
+        <w:t>A[n]+numero</w:t>
+      </w:r>
+      <w:r>
+        <w:rPr>
+          <w:rFonts w:ascii="Arial" w:eastAsia="Times New Roman" w:hAnsi="Arial" w:cs="Arial"/>
+          <w:color w:val="000000" w:themeColor="text1"/>
+          <w:sz w:val="24"/>
+          <w:szCs w:val="24"/>
+          <w:lang w:eastAsia="it-IT"/>
+        </w:rPr>
+        <w:t xml:space="preserve"> → Aggiunge/Sostituisce numero ausiliario</w:t>
+      </w:r>
+    </w:p>
+    <w:p>
+      <w:pPr>
+        <w:spacing w:after="0" w:line="330" w:lineRule="atLeast"/>
+        <w:ind w:left="708"/>
         <w:rPr>
           <w:rFonts w:ascii="Arial" w:eastAsia="Times New Roman" w:hAnsi="Arial" w:cs="Arial"/>
           <w:b/>
@@ -1122,8 +1065,7 @@
           <w:szCs w:val="24"/>
           <w:lang w:eastAsia="it-IT"/>
         </w:rPr>
-        <w:t>S</w:t>
-      </w:r>
+      </w:pPr>
       <w:r>
         <w:rPr>
           <w:rFonts w:ascii="Arial" w:eastAsia="Times New Roman" w:hAnsi="Arial" w:cs="Arial"/>
@@ -1134,7 +1076,7 @@
           <w:szCs w:val="24"/>
           <w:lang w:eastAsia="it-IT"/>
         </w:rPr>
-        <w:t xml:space="preserve">olo se numero </w:t>
+        <w:t xml:space="preserve">- </w:t>
       </w:r>
       <w:r>
         <w:rPr>
@@ -1146,7 +1088,7 @@
           <w:szCs w:val="24"/>
           <w:lang w:eastAsia="it-IT"/>
         </w:rPr>
-        <w:t>M</w:t>
+        <w:t>S</w:t>
       </w:r>
       <w:r>
         <w:rPr>
@@ -1158,136 +1100,31 @@
           <w:szCs w:val="24"/>
           <w:lang w:eastAsia="it-IT"/>
         </w:rPr>
-        <w:t>aster</w:t>
-      </w:r>
-    </w:p>
-    <w:p>
-      <w:pPr>
-        <w:spacing w:after="0" w:line="330" w:lineRule="atLeast"/>
-        <w:ind w:left="708"/>
-        <w:rPr>
-          <w:rFonts w:ascii="Arial" w:eastAsia="Times New Roman" w:hAnsi="Arial" w:cs="Arial"/>
-          <w:color w:val="000000" w:themeColor="text1"/>
-          <w:sz w:val="24"/>
-          <w:szCs w:val="24"/>
-          <w:lang w:eastAsia="it-IT"/>
-        </w:rPr>
-      </w:pPr>
-    </w:p>
-    <w:p>
-      <w:pPr>
-        <w:spacing w:after="0" w:line="330" w:lineRule="atLeast"/>
-        <w:ind w:left="708"/>
-        <w:rPr>
-          <w:rFonts w:ascii="Arial" w:eastAsia="Times New Roman" w:hAnsi="Arial" w:cs="Arial"/>
-          <w:color w:val="000000" w:themeColor="text1"/>
-          <w:sz w:val="24"/>
-          <w:szCs w:val="24"/>
-          <w:lang w:eastAsia="it-IT"/>
-        </w:rPr>
-      </w:pPr>
-    </w:p>
-    <w:p>
-      <w:pPr>
-        <w:spacing w:after="0" w:line="330" w:lineRule="atLeast"/>
-        <w:ind w:left="708"/>
-        <w:rPr>
-          <w:rFonts w:ascii="Arial" w:eastAsia="Times New Roman" w:hAnsi="Arial" w:cs="Arial"/>
-          <w:color w:val="000000" w:themeColor="text1"/>
-          <w:sz w:val="24"/>
-          <w:szCs w:val="24"/>
-          <w:lang w:eastAsia="it-IT"/>
-        </w:rPr>
-      </w:pPr>
-      <w:r>
-        <w:rPr>
-          <w:rFonts w:ascii="Arial" w:eastAsia="Times New Roman" w:hAnsi="Arial" w:cs="Arial"/>
-          <w:color w:val="000000" w:themeColor="text1"/>
-          <w:sz w:val="24"/>
-          <w:szCs w:val="24"/>
-          <w:lang w:eastAsia="it-IT"/>
-        </w:rPr>
-        <w:t xml:space="preserve">- </w:t>
+        <w:t xml:space="preserve">olo se numero </w:t>
       </w:r>
       <w:r>
         <w:rPr>
           <w:rFonts w:ascii="Arial" w:eastAsia="Times New Roman" w:hAnsi="Arial" w:cs="Arial"/>
           <w:b/>
           <w:bCs/>
-          <w:color w:val="000000" w:themeColor="text1"/>
-          <w:sz w:val="24"/>
-          <w:szCs w:val="24"/>
-          <w:lang w:eastAsia="it-IT"/>
-        </w:rPr>
-        <w:t>N</w:t>
-      </w:r>
-      <w:r>
-        <w:rPr>
-          <w:rFonts w:ascii="Arial" w:eastAsia="Times New Roman" w:hAnsi="Arial" w:cs="Arial"/>
-          <w:color w:val="000000" w:themeColor="text1"/>
-          <w:sz w:val="24"/>
-          <w:szCs w:val="24"/>
-          <w:lang w:eastAsia="it-IT"/>
-        </w:rPr>
-        <w:t xml:space="preserve"> → Elenca numeri autorizzati</w:t>
-      </w:r>
-    </w:p>
-    <w:p>
-      <w:pPr>
-        <w:spacing w:after="0" w:line="330" w:lineRule="atLeast"/>
-        <w:ind w:left="708"/>
-        <w:rPr>
-          <w:rFonts w:ascii="Arial" w:eastAsia="Times New Roman" w:hAnsi="Arial" w:cs="Arial"/>
-          <w:color w:val="000000" w:themeColor="text1"/>
-          <w:sz w:val="24"/>
-          <w:szCs w:val="24"/>
-          <w:lang w:eastAsia="it-IT"/>
-        </w:rPr>
-      </w:pPr>
-    </w:p>
-    <w:p>
-      <w:pPr>
-        <w:spacing w:after="0" w:line="330" w:lineRule="atLeast"/>
-        <w:ind w:left="708"/>
-        <w:rPr>
-          <w:rFonts w:ascii="Arial" w:eastAsia="Times New Roman" w:hAnsi="Arial" w:cs="Arial"/>
-          <w:color w:val="000000" w:themeColor="text1"/>
-          <w:sz w:val="24"/>
-          <w:szCs w:val="24"/>
-          <w:lang w:eastAsia="it-IT"/>
-        </w:rPr>
-      </w:pPr>
-      <w:r>
-        <w:rPr>
-          <w:rFonts w:ascii="Arial" w:eastAsia="Times New Roman" w:hAnsi="Arial" w:cs="Arial"/>
-          <w:color w:val="000000" w:themeColor="text1"/>
-          <w:sz w:val="24"/>
-          <w:szCs w:val="24"/>
-          <w:lang w:eastAsia="it-IT"/>
-        </w:rPr>
-        <w:t xml:space="preserve">- </w:t>
+          <w:color w:val="00B050"/>
+          <w:sz w:val="24"/>
+          <w:szCs w:val="24"/>
+          <w:lang w:eastAsia="it-IT"/>
+        </w:rPr>
+        <w:t>M</w:t>
       </w:r>
       <w:r>
         <w:rPr>
           <w:rFonts w:ascii="Arial" w:eastAsia="Times New Roman" w:hAnsi="Arial" w:cs="Arial"/>
           <w:b/>
           <w:bCs/>
-          <w:color w:val="000000" w:themeColor="text1"/>
-          <w:sz w:val="24"/>
-          <w:szCs w:val="24"/>
-          <w:lang w:eastAsia="it-IT"/>
-        </w:rPr>
-        <w:t>S</w:t>
-      </w:r>
-      <w:r>
-        <w:rPr>
-          <w:rFonts w:ascii="Arial" w:eastAsia="Times New Roman" w:hAnsi="Arial" w:cs="Arial"/>
-          <w:color w:val="000000" w:themeColor="text1"/>
-          <w:sz w:val="24"/>
-          <w:szCs w:val="24"/>
-          <w:lang w:eastAsia="it-IT"/>
-        </w:rPr>
-        <w:t xml:space="preserve"> → Invia stato tensione</w:t>
+          <w:color w:val="00B050"/>
+          <w:sz w:val="24"/>
+          <w:szCs w:val="24"/>
+          <w:lang w:eastAsia="it-IT"/>
+        </w:rPr>
+        <w:t>aster</w:t>
       </w:r>
     </w:p>
     <w:p>
@@ -1335,75 +1172,1729 @@
           <w:szCs w:val="24"/>
           <w:lang w:eastAsia="it-IT"/>
         </w:rPr>
-        <w:t>E</w:t>
-      </w:r>
-      <w:r>
-        <w:rPr>
-          <w:rFonts w:ascii="Arial" w:eastAsia="Times New Roman" w:hAnsi="Arial" w:cs="Arial"/>
-          <w:color w:val="000000" w:themeColor="text1"/>
-          <w:sz w:val="24"/>
-          <w:szCs w:val="24"/>
-          <w:lang w:eastAsia="it-IT"/>
-        </w:rPr>
-        <w:t xml:space="preserve"> → Comando riservato, cancella tutti i numeri</w:t>
+        <w:t>D</w:t>
+      </w:r>
+      <w:r>
+        <w:rPr>
+          <w:rFonts w:ascii="Arial" w:eastAsia="Times New Roman" w:hAnsi="Arial" w:cs="Arial"/>
+          <w:color w:val="000000" w:themeColor="text1"/>
+          <w:sz w:val="24"/>
+          <w:szCs w:val="24"/>
+          <w:lang w:eastAsia="it-IT"/>
+        </w:rPr>
+        <w:t xml:space="preserve"> → Cancella numeri ausiliari</w:t>
       </w:r>
     </w:p>
     <w:p>
       <w:pPr>
         <w:spacing w:after="0" w:line="330" w:lineRule="atLeast"/>
         <w:ind w:left="708"/>
-        <w:rPr>
-          <w:rFonts w:ascii="Arial" w:eastAsia="Times New Roman" w:hAnsi="Arial" w:cs="Arial"/>
-          <w:color w:val="000000" w:themeColor="text1"/>
-          <w:sz w:val="24"/>
-          <w:szCs w:val="24"/>
-          <w:lang w:eastAsia="it-IT"/>
-        </w:rPr>
-      </w:pPr>
-    </w:p>
-    <w:p>
-      <w:pPr>
-        <w:spacing w:after="0" w:line="330" w:lineRule="atLeast"/>
-        <w:ind w:left="708"/>
-        <w:rPr>
-          <w:rFonts w:ascii="Arial" w:eastAsia="Times New Roman" w:hAnsi="Arial" w:cs="Arial"/>
-          <w:color w:val="000000" w:themeColor="text1"/>
-          <w:sz w:val="24"/>
-          <w:szCs w:val="24"/>
-          <w:lang w:eastAsia="it-IT"/>
-        </w:rPr>
-      </w:pPr>
-      <w:r>
-        <w:rPr>
-          <w:rFonts w:ascii="Arial" w:eastAsia="Times New Roman" w:hAnsi="Arial" w:cs="Arial"/>
-          <w:color w:val="000000" w:themeColor="text1"/>
-          <w:sz w:val="24"/>
-          <w:szCs w:val="24"/>
-          <w:lang w:eastAsia="it-IT"/>
-        </w:rPr>
-        <w:t>- Salva e legge i numeri autorizzati su EEPROM per persistenza.</w:t>
-      </w:r>
-    </w:p>
-    <w:p>
-      <w:pPr>
-        <w:spacing w:after="240" w:line="330" w:lineRule="atLeast"/>
-        <w:rPr>
-          <w:rFonts w:ascii="Arial" w:eastAsia="Times New Roman" w:hAnsi="Arial" w:cs="Arial"/>
-          <w:color w:val="000000" w:themeColor="text1"/>
-          <w:sz w:val="24"/>
-          <w:szCs w:val="24"/>
-          <w:lang w:eastAsia="it-IT"/>
-        </w:rPr>
-      </w:pPr>
-    </w:p>
-    <w:p>
-      <w:pPr>
-        <w:spacing w:after="0" w:line="330" w:lineRule="atLeast"/>
-        <w:jc w:val="center"/>
         <w:rPr>
           <w:rFonts w:ascii="Arial" w:eastAsia="Times New Roman" w:hAnsi="Arial" w:cs="Arial"/>
           <w:b/>
           <w:bCs/>
+          <w:color w:val="00B050"/>
+          <w:sz w:val="24"/>
+          <w:szCs w:val="24"/>
+          <w:lang w:eastAsia="it-IT"/>
+        </w:rPr>
+      </w:pPr>
+      <w:r>
+        <w:rPr>
+          <w:rFonts w:ascii="Arial" w:eastAsia="Times New Roman" w:hAnsi="Arial" w:cs="Arial"/>
+          <w:b/>
+          <w:bCs/>
+          <w:color w:val="00B050"/>
+          <w:sz w:val="24"/>
+          <w:szCs w:val="24"/>
+          <w:lang w:eastAsia="it-IT"/>
+        </w:rPr>
+        <w:t xml:space="preserve">- </w:t>
+      </w:r>
+      <w:r>
+        <w:rPr>
+          <w:rFonts w:ascii="Arial" w:eastAsia="Times New Roman" w:hAnsi="Arial" w:cs="Arial"/>
+          <w:b/>
+          <w:bCs/>
+          <w:color w:val="00B050"/>
+          <w:sz w:val="24"/>
+          <w:szCs w:val="24"/>
+          <w:lang w:eastAsia="it-IT"/>
+        </w:rPr>
+        <w:t>S</w:t>
+      </w:r>
+      <w:r>
+        <w:rPr>
+          <w:rFonts w:ascii="Arial" w:eastAsia="Times New Roman" w:hAnsi="Arial" w:cs="Arial"/>
+          <w:b/>
+          <w:bCs/>
+          <w:color w:val="00B050"/>
+          <w:sz w:val="24"/>
+          <w:szCs w:val="24"/>
+          <w:lang w:eastAsia="it-IT"/>
+        </w:rPr>
+        <w:t xml:space="preserve">olo se numero </w:t>
+      </w:r>
+      <w:r>
+        <w:rPr>
+          <w:rFonts w:ascii="Arial" w:eastAsia="Times New Roman" w:hAnsi="Arial" w:cs="Arial"/>
+          <w:b/>
+          <w:bCs/>
+          <w:color w:val="00B050"/>
+          <w:sz w:val="24"/>
+          <w:szCs w:val="24"/>
+          <w:lang w:eastAsia="it-IT"/>
+        </w:rPr>
+        <w:t>M</w:t>
+      </w:r>
+      <w:r>
+        <w:rPr>
+          <w:rFonts w:ascii="Arial" w:eastAsia="Times New Roman" w:hAnsi="Arial" w:cs="Arial"/>
+          <w:b/>
+          <w:bCs/>
+          <w:color w:val="00B050"/>
+          <w:sz w:val="24"/>
+          <w:szCs w:val="24"/>
+          <w:lang w:eastAsia="it-IT"/>
+        </w:rPr>
+        <w:t>aster</w:t>
+      </w:r>
+    </w:p>
+    <w:p>
+      <w:pPr>
+        <w:spacing w:after="0" w:line="330" w:lineRule="atLeast"/>
+        <w:ind w:left="708"/>
+        <w:rPr>
+          <w:rFonts w:ascii="Arial" w:eastAsia="Times New Roman" w:hAnsi="Arial" w:cs="Arial"/>
+          <w:color w:val="000000" w:themeColor="text1"/>
+          <w:sz w:val="24"/>
+          <w:szCs w:val="24"/>
+          <w:lang w:eastAsia="it-IT"/>
+        </w:rPr>
+      </w:pPr>
+    </w:p>
+    <w:p>
+      <w:pPr>
+        <w:spacing w:after="0" w:line="330" w:lineRule="atLeast"/>
+        <w:ind w:left="708"/>
+        <w:rPr>
+          <w:rFonts w:ascii="Arial" w:eastAsia="Times New Roman" w:hAnsi="Arial" w:cs="Arial"/>
+          <w:color w:val="000000" w:themeColor="text1"/>
+          <w:sz w:val="24"/>
+          <w:szCs w:val="24"/>
+          <w:lang w:eastAsia="it-IT"/>
+        </w:rPr>
+      </w:pPr>
+    </w:p>
+    <w:p>
+      <w:pPr>
+        <w:spacing w:after="0" w:line="330" w:lineRule="atLeast"/>
+        <w:ind w:left="708"/>
+        <w:rPr>
+          <w:rFonts w:ascii="Arial" w:eastAsia="Times New Roman" w:hAnsi="Arial" w:cs="Arial"/>
+          <w:color w:val="000000" w:themeColor="text1"/>
+          <w:sz w:val="24"/>
+          <w:szCs w:val="24"/>
+          <w:lang w:eastAsia="it-IT"/>
+        </w:rPr>
+      </w:pPr>
+      <w:r>
+        <w:rPr>
+          <w:rFonts w:ascii="Arial" w:eastAsia="Times New Roman" w:hAnsi="Arial" w:cs="Arial"/>
+          <w:color w:val="000000" w:themeColor="text1"/>
+          <w:sz w:val="24"/>
+          <w:szCs w:val="24"/>
+          <w:lang w:eastAsia="it-IT"/>
+        </w:rPr>
+        <w:t xml:space="preserve">- </w:t>
+      </w:r>
+      <w:r>
+        <w:rPr>
+          <w:rFonts w:ascii="Arial" w:eastAsia="Times New Roman" w:hAnsi="Arial" w:cs="Arial"/>
+          <w:b/>
+          <w:bCs/>
+          <w:color w:val="000000" w:themeColor="text1"/>
+          <w:sz w:val="24"/>
+          <w:szCs w:val="24"/>
+          <w:lang w:eastAsia="it-IT"/>
+        </w:rPr>
+        <w:t>N</w:t>
+      </w:r>
+      <w:r>
+        <w:rPr>
+          <w:rFonts w:ascii="Arial" w:eastAsia="Times New Roman" w:hAnsi="Arial" w:cs="Arial"/>
+          <w:color w:val="000000" w:themeColor="text1"/>
+          <w:sz w:val="24"/>
+          <w:szCs w:val="24"/>
+          <w:lang w:eastAsia="it-IT"/>
+        </w:rPr>
+        <w:t xml:space="preserve"> → Elenca numeri autorizzati</w:t>
+      </w:r>
+    </w:p>
+    <w:p>
+      <w:pPr>
+        <w:spacing w:after="0" w:line="330" w:lineRule="atLeast"/>
+        <w:ind w:left="708"/>
+        <w:rPr>
+          <w:rFonts w:ascii="Arial" w:eastAsia="Times New Roman" w:hAnsi="Arial" w:cs="Arial"/>
+          <w:color w:val="000000" w:themeColor="text1"/>
+          <w:sz w:val="24"/>
+          <w:szCs w:val="24"/>
+          <w:lang w:eastAsia="it-IT"/>
+        </w:rPr>
+      </w:pPr>
+    </w:p>
+    <w:p>
+      <w:pPr>
+        <w:spacing w:after="0" w:line="330" w:lineRule="atLeast"/>
+        <w:ind w:left="708"/>
+        <w:rPr>
+          <w:rFonts w:ascii="Arial" w:eastAsia="Times New Roman" w:hAnsi="Arial" w:cs="Arial"/>
+          <w:color w:val="000000" w:themeColor="text1"/>
+          <w:sz w:val="24"/>
+          <w:szCs w:val="24"/>
+          <w:lang w:eastAsia="it-IT"/>
+        </w:rPr>
+      </w:pPr>
+      <w:r>
+        <w:rPr>
+          <w:rFonts w:ascii="Arial" w:eastAsia="Times New Roman" w:hAnsi="Arial" w:cs="Arial"/>
+          <w:color w:val="000000" w:themeColor="text1"/>
+          <w:sz w:val="24"/>
+          <w:szCs w:val="24"/>
+          <w:lang w:eastAsia="it-IT"/>
+        </w:rPr>
+        <w:t xml:space="preserve">- </w:t>
+      </w:r>
+      <w:r>
+        <w:rPr>
+          <w:rFonts w:ascii="Arial" w:eastAsia="Times New Roman" w:hAnsi="Arial" w:cs="Arial"/>
+          <w:b/>
+          <w:bCs/>
+          <w:color w:val="000000" w:themeColor="text1"/>
+          <w:sz w:val="24"/>
+          <w:szCs w:val="24"/>
+          <w:lang w:eastAsia="it-IT"/>
+        </w:rPr>
+        <w:t>S</w:t>
+      </w:r>
+      <w:r>
+        <w:rPr>
+          <w:rFonts w:ascii="Arial" w:eastAsia="Times New Roman" w:hAnsi="Arial" w:cs="Arial"/>
+          <w:color w:val="000000" w:themeColor="text1"/>
+          <w:sz w:val="24"/>
+          <w:szCs w:val="24"/>
+          <w:lang w:eastAsia="it-IT"/>
+        </w:rPr>
+        <w:t xml:space="preserve"> → Invia stato tensione</w:t>
+      </w:r>
+    </w:p>
+    <w:p>
+      <w:pPr>
+        <w:spacing w:after="0" w:line="330" w:lineRule="atLeast"/>
+        <w:ind w:left="708"/>
+        <w:rPr>
+          <w:rFonts w:ascii="Arial" w:eastAsia="Times New Roman" w:hAnsi="Arial" w:cs="Arial"/>
+          <w:color w:val="000000" w:themeColor="text1"/>
+          <w:sz w:val="24"/>
+          <w:szCs w:val="24"/>
+          <w:lang w:eastAsia="it-IT"/>
+        </w:rPr>
+      </w:pPr>
+    </w:p>
+    <w:p>
+      <w:pPr>
+        <w:spacing w:after="0" w:line="330" w:lineRule="atLeast"/>
+        <w:ind w:left="708"/>
+        <w:rPr>
+          <w:rFonts w:ascii="Arial" w:eastAsia="Times New Roman" w:hAnsi="Arial" w:cs="Arial"/>
+          <w:color w:val="000000" w:themeColor="text1"/>
+          <w:sz w:val="24"/>
+          <w:szCs w:val="24"/>
+          <w:lang w:eastAsia="it-IT"/>
+        </w:rPr>
+      </w:pPr>
+      <w:r>
+        <w:rPr>
+          <w:rFonts w:ascii="Arial" w:eastAsia="Times New Roman" w:hAnsi="Arial" w:cs="Arial"/>
+          <w:color w:val="000000" w:themeColor="text1"/>
+          <w:sz w:val="24"/>
+          <w:szCs w:val="24"/>
+          <w:lang w:eastAsia="it-IT"/>
+        </w:rPr>
+        <w:t xml:space="preserve">- </w:t>
+      </w:r>
+      <w:r>
+        <w:rPr>
+          <w:rFonts w:ascii="Arial" w:eastAsia="Times New Roman" w:hAnsi="Arial" w:cs="Arial"/>
+          <w:b/>
+          <w:bCs/>
+          <w:color w:val="000000" w:themeColor="text1"/>
+          <w:sz w:val="24"/>
+          <w:szCs w:val="24"/>
+          <w:lang w:eastAsia="it-IT"/>
+        </w:rPr>
+        <w:t>E</w:t>
+      </w:r>
+      <w:r>
+        <w:rPr>
+          <w:rFonts w:ascii="Arial" w:eastAsia="Times New Roman" w:hAnsi="Arial" w:cs="Arial"/>
+          <w:color w:val="000000" w:themeColor="text1"/>
+          <w:sz w:val="24"/>
+          <w:szCs w:val="24"/>
+          <w:lang w:eastAsia="it-IT"/>
+        </w:rPr>
+        <w:t xml:space="preserve"> → Comando riservato, cancella tutti i numeri</w:t>
+      </w:r>
+    </w:p>
+    <w:p>
+      <w:pPr>
+        <w:spacing w:after="0" w:line="330" w:lineRule="atLeast"/>
+        <w:ind w:left="708"/>
+        <w:rPr>
+          <w:rFonts w:ascii="Arial" w:eastAsia="Times New Roman" w:hAnsi="Arial" w:cs="Arial"/>
+          <w:color w:val="000000" w:themeColor="text1"/>
+          <w:sz w:val="24"/>
+          <w:szCs w:val="24"/>
+          <w:lang w:eastAsia="it-IT"/>
+        </w:rPr>
+      </w:pPr>
+    </w:p>
+    <w:p>
+      <w:pPr>
+        <w:spacing w:after="0" w:line="330" w:lineRule="atLeast"/>
+        <w:ind w:left="708"/>
+        <w:rPr>
+          <w:rFonts w:ascii="Arial" w:eastAsia="Times New Roman" w:hAnsi="Arial" w:cs="Arial"/>
+          <w:color w:val="000000" w:themeColor="text1"/>
+          <w:sz w:val="24"/>
+          <w:szCs w:val="24"/>
+          <w:lang w:eastAsia="it-IT"/>
+        </w:rPr>
+      </w:pPr>
+      <w:r>
+        <w:rPr>
+          <w:rFonts w:ascii="Arial" w:eastAsia="Times New Roman" w:hAnsi="Arial" w:cs="Arial"/>
+          <w:color w:val="000000" w:themeColor="text1"/>
+          <w:sz w:val="24"/>
+          <w:szCs w:val="24"/>
+          <w:lang w:eastAsia="it-IT"/>
+        </w:rPr>
+        <w:t>- Salva e legge i numeri autorizzati su EEPROM per persistenza</w:t>
+      </w:r>
+      <w:r>
+        <w:rPr>
+          <w:rFonts w:ascii="Arial" w:eastAsia="Times New Roman" w:hAnsi="Arial" w:cs="Arial"/>
+          <w:color w:val="000000" w:themeColor="text1"/>
+          <w:sz w:val="24"/>
+          <w:szCs w:val="24"/>
+          <w:lang w:eastAsia="it-IT"/>
+        </w:rPr>
+        <w:t>,</w:t>
+      </w:r>
+    </w:p>
+    <w:p>
+      <w:pPr>
+        <w:spacing w:after="0" w:line="330" w:lineRule="atLeast"/>
+        <w:rPr>
+          <w:rFonts w:ascii="Arial" w:eastAsia="Times New Roman" w:hAnsi="Arial" w:cs="Arial"/>
+          <w:color w:val="000000" w:themeColor="text1"/>
+          <w:sz w:val="24"/>
+          <w:szCs w:val="24"/>
+          <w:lang w:eastAsia="it-IT"/>
+        </w:rPr>
+      </w:pPr>
+      <w:r>
+        <w:rPr>
+          <w:rFonts w:ascii="Arial" w:eastAsia="Times New Roman" w:hAnsi="Arial" w:cs="Arial"/>
+          <w:color w:val="000000" w:themeColor="text1"/>
+          <w:sz w:val="24"/>
+          <w:szCs w:val="24"/>
+          <w:lang w:eastAsia="it-IT"/>
+        </w:rPr>
+        <w:t>.</w:t>
+      </w:r>
+    </w:p>
+    <w:p>
+      <w:pPr>
+        <w:spacing w:after="0" w:line="330" w:lineRule="atLeast"/>
+        <w:ind w:left="2832" w:firstLine="708"/>
+        <w:rPr>
+          <w:rFonts w:ascii="Arial" w:eastAsia="Times New Roman" w:hAnsi="Arial" w:cs="Arial"/>
+          <w:color w:val="000000" w:themeColor="text1"/>
+          <w:sz w:val="24"/>
+          <w:szCs w:val="24"/>
+          <w:u w:val="single"/>
+          <w:lang w:eastAsia="it-IT"/>
+        </w:rPr>
+      </w:pPr>
+      <w:r>
+        <w:rPr>
+          <w:rFonts w:ascii="Arial" w:eastAsia="Times New Roman" w:hAnsi="Arial" w:cs="Arial"/>
+          <w:b/>
+          <w:bCs/>
+          <w:color w:val="000000" w:themeColor="text1"/>
+          <w:sz w:val="24"/>
+          <w:szCs w:val="24"/>
+          <w:lang w:eastAsia="it-IT"/>
+        </w:rPr>
+        <w:t>RIEPILOGO</w:t>
+      </w:r>
+    </w:p>
+    <w:tbl>
+      <w:tblPr>
+        <w:tblStyle w:val="Grigliatabella"/>
+        <w:tblW w:w="0" w:type="auto"/>
+        <w:tblLook w:val="04A0" w:firstRow="1" w:lastRow="0" w:firstColumn="1" w:lastColumn="0" w:noHBand="0" w:noVBand="1"/>
+      </w:tblPr>
+      <w:tblGrid>
+        <w:gridCol w:w="1324"/>
+        <w:gridCol w:w="1365"/>
+        <w:gridCol w:w="1559"/>
+        <w:gridCol w:w="1276"/>
+        <w:gridCol w:w="4104"/>
+      </w:tblGrid>
+      <w:tr>
+        <w:tc>
+          <w:tcPr>
+            <w:tcW w:w="1324" w:type="dxa"/>
+            <w:shd w:val="clear" w:color="auto" w:fill="4472C4" w:themeFill="accent1"/>
+          </w:tcPr>
+          <w:p>
+            <w:pPr>
+              <w:spacing w:line="330" w:lineRule="atLeast"/>
+              <w:jc w:val="center"/>
+              <w:rPr>
+                <w:rFonts w:ascii="Arial" w:eastAsia="Times New Roman" w:hAnsi="Arial" w:cs="Arial"/>
+                <w:color w:val="FFFFFF" w:themeColor="background1"/>
+                <w:sz w:val="24"/>
+                <w:szCs w:val="24"/>
+                <w:lang w:eastAsia="it-IT"/>
+              </w:rPr>
+            </w:pPr>
+            <w:r>
+              <w:rPr>
+                <w:rFonts w:ascii="Arial" w:eastAsia="Times New Roman" w:hAnsi="Arial" w:cs="Arial"/>
+                <w:color w:val="FFFFFF" w:themeColor="background1"/>
+                <w:sz w:val="24"/>
+                <w:szCs w:val="24"/>
+                <w:lang w:eastAsia="it-IT"/>
+              </w:rPr>
+              <w:t>Command</w:t>
+            </w:r>
+          </w:p>
+        </w:tc>
+        <w:tc>
+          <w:tcPr>
+            <w:tcW w:w="1365" w:type="dxa"/>
+            <w:shd w:val="clear" w:color="auto" w:fill="4472C4" w:themeFill="accent1"/>
+          </w:tcPr>
+          <w:p>
+            <w:pPr>
+              <w:spacing w:line="330" w:lineRule="atLeast"/>
+              <w:jc w:val="center"/>
+              <w:rPr>
+                <w:rFonts w:ascii="Arial" w:eastAsia="Times New Roman" w:hAnsi="Arial" w:cs="Arial"/>
+                <w:color w:val="FFFFFF" w:themeColor="background1"/>
+                <w:sz w:val="24"/>
+                <w:szCs w:val="24"/>
+                <w:lang w:eastAsia="it-IT"/>
+              </w:rPr>
+            </w:pPr>
+            <w:r>
+              <w:rPr>
+                <w:rFonts w:ascii="Arial" w:eastAsia="Times New Roman" w:hAnsi="Arial" w:cs="Arial"/>
+                <w:color w:val="FFFFFF" w:themeColor="background1"/>
+                <w:sz w:val="24"/>
+                <w:szCs w:val="24"/>
+                <w:lang w:eastAsia="it-IT"/>
+              </w:rPr>
+              <w:t>MASTER</w:t>
+            </w:r>
+          </w:p>
+        </w:tc>
+        <w:tc>
+          <w:tcPr>
+            <w:tcW w:w="1559" w:type="dxa"/>
+            <w:shd w:val="clear" w:color="auto" w:fill="4472C4" w:themeFill="accent1"/>
+          </w:tcPr>
+          <w:p>
+            <w:pPr>
+              <w:spacing w:line="330" w:lineRule="atLeast"/>
+              <w:jc w:val="center"/>
+              <w:rPr>
+                <w:rFonts w:ascii="Arial" w:eastAsia="Times New Roman" w:hAnsi="Arial" w:cs="Arial"/>
+                <w:color w:val="FFFFFF" w:themeColor="background1"/>
+                <w:sz w:val="24"/>
+                <w:szCs w:val="24"/>
+                <w:lang w:eastAsia="it-IT"/>
+              </w:rPr>
+            </w:pPr>
+            <w:r>
+              <w:rPr>
+                <w:rFonts w:ascii="Arial" w:eastAsia="Times New Roman" w:hAnsi="Arial" w:cs="Arial"/>
+                <w:color w:val="FFFFFF" w:themeColor="background1"/>
+                <w:sz w:val="24"/>
+                <w:szCs w:val="24"/>
+                <w:lang w:eastAsia="it-IT"/>
+              </w:rPr>
+              <w:t>AUXILIARY</w:t>
+            </w:r>
+          </w:p>
+        </w:tc>
+        <w:tc>
+          <w:tcPr>
+            <w:tcW w:w="1276" w:type="dxa"/>
+            <w:shd w:val="clear" w:color="auto" w:fill="4472C4" w:themeFill="accent1"/>
+          </w:tcPr>
+          <w:p>
+            <w:pPr>
+              <w:spacing w:line="330" w:lineRule="atLeast"/>
+              <w:jc w:val="center"/>
+              <w:rPr>
+                <w:rFonts w:ascii="Arial" w:eastAsia="Times New Roman" w:hAnsi="Arial" w:cs="Arial"/>
+                <w:color w:val="FFFFFF" w:themeColor="background1"/>
+                <w:sz w:val="24"/>
+                <w:szCs w:val="24"/>
+                <w:lang w:eastAsia="it-IT"/>
+              </w:rPr>
+            </w:pPr>
+            <w:r>
+              <w:rPr>
+                <w:rFonts w:ascii="Arial" w:eastAsia="Times New Roman" w:hAnsi="Arial" w:cs="Arial"/>
+                <w:color w:val="FFFFFF" w:themeColor="background1"/>
+                <w:sz w:val="24"/>
+                <w:szCs w:val="24"/>
+                <w:lang w:eastAsia="it-IT"/>
+              </w:rPr>
+              <w:t>VUOTO</w:t>
+            </w:r>
+          </w:p>
+        </w:tc>
+        <w:tc>
+          <w:tcPr>
+            <w:tcW w:w="4104" w:type="dxa"/>
+            <w:shd w:val="clear" w:color="auto" w:fill="4472C4" w:themeFill="accent1"/>
+          </w:tcPr>
+          <w:p>
+            <w:pPr>
+              <w:spacing w:line="330" w:lineRule="atLeast"/>
+              <w:jc w:val="center"/>
+              <w:rPr>
+                <w:rFonts w:ascii="Arial" w:eastAsia="Times New Roman" w:hAnsi="Arial" w:cs="Arial"/>
+                <w:color w:val="FFFFFF" w:themeColor="background1"/>
+                <w:sz w:val="24"/>
+                <w:szCs w:val="24"/>
+                <w:lang w:eastAsia="it-IT"/>
+              </w:rPr>
+            </w:pPr>
+            <w:r>
+              <w:rPr>
+                <w:rFonts w:ascii="Arial" w:eastAsia="Times New Roman" w:hAnsi="Arial" w:cs="Arial"/>
+                <w:color w:val="FFFFFF" w:themeColor="background1"/>
+                <w:sz w:val="24"/>
+                <w:szCs w:val="24"/>
+                <w:lang w:eastAsia="it-IT"/>
+              </w:rPr>
+              <w:t>Operazione</w:t>
+            </w:r>
+          </w:p>
+        </w:tc>
+      </w:tr>
+      <w:tr>
+        <w:trPr>
+          <w:trHeight w:val="785"/>
+        </w:trPr>
+        <w:tc>
+          <w:tcPr>
+            <w:tcW w:w="1324" w:type="dxa"/>
+            <w:vAlign w:val="center"/>
+          </w:tcPr>
+          <w:p>
+            <w:pPr>
+              <w:spacing w:line="330" w:lineRule="atLeast"/>
+              <w:jc w:val="center"/>
+              <w:rPr>
+                <w:rFonts w:ascii="Arial" w:eastAsia="Times New Roman" w:hAnsi="Arial" w:cs="Arial"/>
+                <w:b/>
+                <w:bCs/>
+                <w:color w:val="000000" w:themeColor="text1"/>
+                <w:sz w:val="32"/>
+                <w:szCs w:val="32"/>
+                <w:lang w:eastAsia="it-IT"/>
+              </w:rPr>
+            </w:pPr>
+            <w:r>
+              <w:rPr>
+                <w:rFonts w:ascii="Arial" w:eastAsia="Times New Roman" w:hAnsi="Arial" w:cs="Arial"/>
+                <w:b/>
+                <w:bCs/>
+                <w:color w:val="000000" w:themeColor="text1"/>
+                <w:sz w:val="32"/>
+                <w:szCs w:val="32"/>
+                <w:lang w:eastAsia="it-IT"/>
+              </w:rPr>
+              <w:t>M</w:t>
+            </w:r>
+          </w:p>
+        </w:tc>
+        <w:tc>
+          <w:tcPr>
+            <w:tcW w:w="1365" w:type="dxa"/>
+            <w:vAlign w:val="center"/>
+          </w:tcPr>
+          <w:p>
+            <w:pPr>
+              <w:spacing w:line="330" w:lineRule="atLeast"/>
+              <w:jc w:val="center"/>
+              <w:rPr>
+                <w:rFonts w:ascii="Arial" w:eastAsia="Times New Roman" w:hAnsi="Arial" w:cs="Arial"/>
+                <w:b/>
+                <w:bCs/>
+                <w:color w:val="000000" w:themeColor="text1"/>
+                <w:sz w:val="24"/>
+                <w:szCs w:val="24"/>
+                <w:lang w:eastAsia="it-IT"/>
+              </w:rPr>
+            </w:pPr>
+            <w:r>
+              <w:rPr>
+                <w:rFonts w:ascii="Arial" w:eastAsia="Times New Roman" w:hAnsi="Arial" w:cs="Arial"/>
+                <w:b/>
+                <w:bCs/>
+                <w:color w:val="000000" w:themeColor="text1"/>
+                <w:sz w:val="24"/>
+                <w:szCs w:val="24"/>
+                <w:lang w:eastAsia="it-IT"/>
+              </w:rPr>
+              <w:t>x</w:t>
+            </w:r>
+          </w:p>
+        </w:tc>
+        <w:tc>
+          <w:tcPr>
+            <w:tcW w:w="1559" w:type="dxa"/>
+            <w:vAlign w:val="center"/>
+          </w:tcPr>
+          <w:p>
+            <w:pPr>
+              <w:spacing w:line="330" w:lineRule="atLeast"/>
+              <w:jc w:val="center"/>
+              <w:rPr>
+                <w:rFonts w:ascii="Arial" w:eastAsia="Times New Roman" w:hAnsi="Arial" w:cs="Arial"/>
+                <w:b/>
+                <w:bCs/>
+                <w:color w:val="000000" w:themeColor="text1"/>
+                <w:sz w:val="24"/>
+                <w:szCs w:val="24"/>
+                <w:lang w:eastAsia="it-IT"/>
+              </w:rPr>
+            </w:pPr>
+            <w:r>
+              <w:rPr>
+                <w:rFonts w:ascii="Arial" w:eastAsia="Times New Roman" w:hAnsi="Arial" w:cs="Arial"/>
+                <w:b/>
+                <w:bCs/>
+                <w:color w:val="000000" w:themeColor="text1"/>
+                <w:sz w:val="24"/>
+                <w:szCs w:val="24"/>
+                <w:lang w:eastAsia="it-IT"/>
+              </w:rPr>
+              <w:t>x</w:t>
+            </w:r>
+          </w:p>
+        </w:tc>
+        <w:tc>
+          <w:tcPr>
+            <w:tcW w:w="1276" w:type="dxa"/>
+            <w:vAlign w:val="center"/>
+          </w:tcPr>
+          <w:p>
+            <w:pPr>
+              <w:spacing w:line="330" w:lineRule="atLeast"/>
+              <w:jc w:val="center"/>
+              <w:rPr>
+                <w:rFonts w:ascii="Arial" w:eastAsia="Times New Roman" w:hAnsi="Arial" w:cs="Arial"/>
+                <w:b/>
+                <w:bCs/>
+                <w:color w:val="000000" w:themeColor="text1"/>
+                <w:sz w:val="24"/>
+                <w:szCs w:val="24"/>
+                <w:lang w:eastAsia="it-IT"/>
+              </w:rPr>
+            </w:pPr>
+            <w:r>
+              <w:rPr>
+                <w:rFonts w:ascii="Arial" w:eastAsia="Times New Roman" w:hAnsi="Arial" w:cs="Arial"/>
+                <w:b/>
+                <w:bCs/>
+                <w:color w:val="000000" w:themeColor="text1"/>
+                <w:sz w:val="24"/>
+                <w:szCs w:val="24"/>
+                <w:lang w:eastAsia="it-IT"/>
+              </w:rPr>
+              <w:t>x</w:t>
+            </w:r>
+          </w:p>
+        </w:tc>
+        <w:tc>
+          <w:tcPr>
+            <w:tcW w:w="4104" w:type="dxa"/>
+          </w:tcPr>
+          <w:p>
+            <w:pPr>
+              <w:spacing w:line="330" w:lineRule="atLeast"/>
+              <w:jc w:val="center"/>
+              <w:rPr>
+                <w:rFonts w:ascii="Arial" w:eastAsia="Times New Roman" w:hAnsi="Arial" w:cs="Arial"/>
+                <w:sz w:val="24"/>
+                <w:szCs w:val="24"/>
+                <w:lang w:eastAsia="it-IT"/>
+              </w:rPr>
+            </w:pPr>
+            <w:r>
+              <w:rPr>
+                <w:rFonts w:ascii="Arial" w:eastAsia="Times New Roman" w:hAnsi="Arial" w:cs="Arial"/>
+                <w:color w:val="000000" w:themeColor="text1"/>
+                <w:sz w:val="24"/>
+                <w:szCs w:val="24"/>
+                <w:lang w:eastAsia="it-IT"/>
+              </w:rPr>
+              <w:t>Sostituisce o Imposta cellulare Autorizzato MASTER</w:t>
+            </w:r>
+          </w:p>
+        </w:tc>
+      </w:tr>
+      <w:tr>
+        <w:trPr>
+          <w:trHeight w:val="1066"/>
+        </w:trPr>
+        <w:tc>
+          <w:tcPr>
+            <w:tcW w:w="1324" w:type="dxa"/>
+            <w:vAlign w:val="center"/>
+          </w:tcPr>
+          <w:p>
+            <w:pPr>
+              <w:spacing w:line="330" w:lineRule="atLeast"/>
+              <w:jc w:val="center"/>
+              <w:rPr>
+                <w:rFonts w:ascii="Arial" w:eastAsia="Times New Roman" w:hAnsi="Arial" w:cs="Arial"/>
+                <w:b/>
+                <w:bCs/>
+                <w:color w:val="000000" w:themeColor="text1"/>
+                <w:sz w:val="32"/>
+                <w:szCs w:val="32"/>
+                <w:lang w:eastAsia="it-IT"/>
+              </w:rPr>
+            </w:pPr>
+            <w:r>
+              <w:rPr>
+                <w:rFonts w:ascii="Arial" w:eastAsia="Times New Roman" w:hAnsi="Arial" w:cs="Arial"/>
+                <w:b/>
+                <w:bCs/>
+                <w:color w:val="000000" w:themeColor="text1"/>
+                <w:sz w:val="32"/>
+                <w:szCs w:val="32"/>
+                <w:lang w:eastAsia="it-IT"/>
+              </w:rPr>
+              <w:t>D</w:t>
+            </w:r>
+          </w:p>
+        </w:tc>
+        <w:tc>
+          <w:tcPr>
+            <w:tcW w:w="1365" w:type="dxa"/>
+            <w:vAlign w:val="center"/>
+          </w:tcPr>
+          <w:p>
+            <w:pPr>
+              <w:spacing w:line="330" w:lineRule="atLeast"/>
+              <w:jc w:val="center"/>
+              <w:rPr>
+                <w:rFonts w:ascii="Arial" w:eastAsia="Times New Roman" w:hAnsi="Arial" w:cs="Arial"/>
+                <w:b/>
+                <w:bCs/>
+                <w:color w:val="000000" w:themeColor="text1"/>
+                <w:sz w:val="24"/>
+                <w:szCs w:val="24"/>
+                <w:lang w:eastAsia="it-IT"/>
+              </w:rPr>
+            </w:pPr>
+            <w:r>
+              <w:rPr>
+                <w:rFonts w:ascii="Arial" w:eastAsia="Times New Roman" w:hAnsi="Arial" w:cs="Arial"/>
+                <w:b/>
+                <w:bCs/>
+                <w:color w:val="000000" w:themeColor="text1"/>
+                <w:sz w:val="24"/>
+                <w:szCs w:val="24"/>
+                <w:lang w:eastAsia="it-IT"/>
+              </w:rPr>
+              <w:t>x</w:t>
+            </w:r>
+          </w:p>
+        </w:tc>
+        <w:tc>
+          <w:tcPr>
+            <w:tcW w:w="1559" w:type="dxa"/>
+            <w:vAlign w:val="center"/>
+          </w:tcPr>
+          <w:p>
+            <w:pPr>
+              <w:spacing w:line="330" w:lineRule="atLeast"/>
+              <w:jc w:val="center"/>
+              <w:rPr>
+                <w:rFonts w:ascii="Arial" w:eastAsia="Times New Roman" w:hAnsi="Arial" w:cs="Arial"/>
+                <w:b/>
+                <w:bCs/>
+                <w:color w:val="000000" w:themeColor="text1"/>
+                <w:sz w:val="24"/>
+                <w:szCs w:val="24"/>
+                <w:lang w:eastAsia="it-IT"/>
+              </w:rPr>
+            </w:pPr>
+          </w:p>
+        </w:tc>
+        <w:tc>
+          <w:tcPr>
+            <w:tcW w:w="1276" w:type="dxa"/>
+            <w:vAlign w:val="center"/>
+          </w:tcPr>
+          <w:p>
+            <w:pPr>
+              <w:spacing w:line="330" w:lineRule="atLeast"/>
+              <w:jc w:val="center"/>
+              <w:rPr>
+                <w:rFonts w:ascii="Arial" w:eastAsia="Times New Roman" w:hAnsi="Arial" w:cs="Arial"/>
+                <w:b/>
+                <w:bCs/>
+                <w:color w:val="000000" w:themeColor="text1"/>
+                <w:sz w:val="24"/>
+                <w:szCs w:val="24"/>
+                <w:lang w:eastAsia="it-IT"/>
+              </w:rPr>
+            </w:pPr>
+          </w:p>
+        </w:tc>
+        <w:tc>
+          <w:tcPr>
+            <w:tcW w:w="4104" w:type="dxa"/>
+            <w:vAlign w:val="center"/>
+          </w:tcPr>
+          <w:p>
+            <w:pPr>
+              <w:spacing w:line="330" w:lineRule="atLeast"/>
+              <w:jc w:val="center"/>
+              <w:rPr>
+                <w:rFonts w:ascii="Arial" w:eastAsia="Times New Roman" w:hAnsi="Arial" w:cs="Arial"/>
+                <w:color w:val="000000" w:themeColor="text1"/>
+                <w:sz w:val="24"/>
+                <w:szCs w:val="24"/>
+                <w:lang w:val="en-US" w:eastAsia="it-IT"/>
+              </w:rPr>
+            </w:pPr>
+            <w:r>
+              <w:rPr>
+                <w:rFonts w:ascii="Arial" w:eastAsia="Times New Roman" w:hAnsi="Arial" w:cs="Arial"/>
+                <w:color w:val="000000" w:themeColor="text1"/>
+                <w:sz w:val="24"/>
+                <w:szCs w:val="24"/>
+                <w:lang w:val="en-US" w:eastAsia="it-IT"/>
+              </w:rPr>
+              <w:t>Delete in EEPROM and phoneAut auxiliaries phone numbers except the Authorized MASTER[0]</w:t>
+            </w:r>
+          </w:p>
+          <w:p>
+            <w:pPr>
+              <w:spacing w:line="330" w:lineRule="atLeast"/>
+              <w:jc w:val="center"/>
+              <w:rPr>
+                <w:rFonts w:ascii="Arial" w:eastAsia="Times New Roman" w:hAnsi="Arial" w:cs="Arial"/>
+                <w:color w:val="000000" w:themeColor="text1"/>
+                <w:sz w:val="24"/>
+                <w:szCs w:val="24"/>
+                <w:lang w:val="en-US" w:eastAsia="it-IT"/>
+              </w:rPr>
+            </w:pPr>
+          </w:p>
+        </w:tc>
+      </w:tr>
+      <w:tr>
+        <w:tc>
+          <w:tcPr>
+            <w:tcW w:w="1324" w:type="dxa"/>
+            <w:vAlign w:val="center"/>
+          </w:tcPr>
+          <w:p>
+            <w:pPr>
+              <w:spacing w:line="330" w:lineRule="atLeast"/>
+              <w:jc w:val="center"/>
+              <w:rPr>
+                <w:rFonts w:ascii="Arial" w:eastAsia="Times New Roman" w:hAnsi="Arial" w:cs="Arial"/>
+                <w:b/>
+                <w:bCs/>
+                <w:color w:val="000000" w:themeColor="text1"/>
+                <w:sz w:val="32"/>
+                <w:szCs w:val="32"/>
+                <w:u w:val="single"/>
+                <w:lang w:eastAsia="it-IT"/>
+              </w:rPr>
+            </w:pPr>
+            <w:r>
+              <w:rPr>
+                <w:rFonts w:ascii="Arial" w:eastAsia="Times New Roman" w:hAnsi="Arial" w:cs="Arial"/>
+                <w:b/>
+                <w:bCs/>
+                <w:color w:val="000000" w:themeColor="text1"/>
+                <w:sz w:val="32"/>
+                <w:szCs w:val="32"/>
+                <w:lang w:eastAsia="it-IT"/>
+              </w:rPr>
+              <w:t>A</w:t>
+            </w:r>
+          </w:p>
+        </w:tc>
+        <w:tc>
+          <w:tcPr>
+            <w:tcW w:w="1365" w:type="dxa"/>
+            <w:vAlign w:val="center"/>
+          </w:tcPr>
+          <w:p>
+            <w:pPr>
+              <w:spacing w:line="330" w:lineRule="atLeast"/>
+              <w:jc w:val="center"/>
+              <w:rPr>
+                <w:rFonts w:ascii="Arial" w:eastAsia="Times New Roman" w:hAnsi="Arial" w:cs="Arial"/>
+                <w:b/>
+                <w:bCs/>
+                <w:color w:val="000000" w:themeColor="text1"/>
+                <w:sz w:val="24"/>
+                <w:szCs w:val="24"/>
+                <w:lang w:eastAsia="it-IT"/>
+              </w:rPr>
+            </w:pPr>
+            <w:r>
+              <w:rPr>
+                <w:rFonts w:ascii="Arial" w:eastAsia="Times New Roman" w:hAnsi="Arial" w:cs="Arial"/>
+                <w:b/>
+                <w:bCs/>
+                <w:color w:val="000000" w:themeColor="text1"/>
+                <w:sz w:val="24"/>
+                <w:szCs w:val="24"/>
+                <w:lang w:eastAsia="it-IT"/>
+              </w:rPr>
+              <w:t>x</w:t>
+            </w:r>
+          </w:p>
+        </w:tc>
+        <w:tc>
+          <w:tcPr>
+            <w:tcW w:w="1559" w:type="dxa"/>
+            <w:vAlign w:val="center"/>
+          </w:tcPr>
+          <w:p>
+            <w:pPr>
+              <w:spacing w:line="330" w:lineRule="atLeast"/>
+              <w:jc w:val="center"/>
+              <w:rPr>
+                <w:rFonts w:ascii="Arial" w:eastAsia="Times New Roman" w:hAnsi="Arial" w:cs="Arial"/>
+                <w:b/>
+                <w:bCs/>
+                <w:color w:val="000000" w:themeColor="text1"/>
+                <w:sz w:val="24"/>
+                <w:szCs w:val="24"/>
+                <w:lang w:eastAsia="it-IT"/>
+              </w:rPr>
+            </w:pPr>
+          </w:p>
+        </w:tc>
+        <w:tc>
+          <w:tcPr>
+            <w:tcW w:w="1276" w:type="dxa"/>
+            <w:vAlign w:val="center"/>
+          </w:tcPr>
+          <w:p>
+            <w:pPr>
+              <w:spacing w:line="330" w:lineRule="atLeast"/>
+              <w:jc w:val="center"/>
+              <w:rPr>
+                <w:rFonts w:ascii="Arial" w:eastAsia="Times New Roman" w:hAnsi="Arial" w:cs="Arial"/>
+                <w:b/>
+                <w:bCs/>
+                <w:color w:val="000000" w:themeColor="text1"/>
+                <w:sz w:val="24"/>
+                <w:szCs w:val="24"/>
+                <w:lang w:eastAsia="it-IT"/>
+              </w:rPr>
+            </w:pPr>
+          </w:p>
+        </w:tc>
+        <w:tc>
+          <w:tcPr>
+            <w:tcW w:w="4104" w:type="dxa"/>
+            <w:vAlign w:val="center"/>
+          </w:tcPr>
+          <w:p>
+            <w:pPr>
+              <w:spacing w:line="330" w:lineRule="atLeast"/>
+              <w:jc w:val="center"/>
+              <w:rPr>
+                <w:rFonts w:ascii="Arial" w:eastAsia="Times New Roman" w:hAnsi="Arial" w:cs="Arial"/>
+                <w:color w:val="000000" w:themeColor="text1"/>
+                <w:sz w:val="24"/>
+                <w:szCs w:val="24"/>
+                <w:lang w:eastAsia="it-IT"/>
+              </w:rPr>
+            </w:pPr>
+            <w:r>
+              <w:rPr>
+                <w:rFonts w:ascii="Arial" w:eastAsia="Times New Roman" w:hAnsi="Arial" w:cs="Arial"/>
+                <w:color w:val="000000" w:themeColor="text1"/>
+                <w:sz w:val="24"/>
+                <w:szCs w:val="24"/>
+                <w:lang w:eastAsia="it-IT"/>
+              </w:rPr>
+              <w:t>AGGIUNGI/SOSTITUISCI cellulare AUSILIARIO in posizione....</w:t>
+            </w:r>
+          </w:p>
+        </w:tc>
+      </w:tr>
+      <w:tr>
+        <w:tc>
+          <w:tcPr>
+            <w:tcW w:w="1324" w:type="dxa"/>
+            <w:vAlign w:val="center"/>
+          </w:tcPr>
+          <w:p>
+            <w:pPr>
+              <w:spacing w:line="330" w:lineRule="atLeast"/>
+              <w:jc w:val="center"/>
+              <w:rPr>
+                <w:rFonts w:ascii="Arial" w:eastAsia="Times New Roman" w:hAnsi="Arial" w:cs="Arial"/>
+                <w:b/>
+                <w:bCs/>
+                <w:color w:val="000000" w:themeColor="text1"/>
+                <w:sz w:val="32"/>
+                <w:szCs w:val="32"/>
+                <w:lang w:eastAsia="it-IT"/>
+              </w:rPr>
+            </w:pPr>
+            <w:r>
+              <w:rPr>
+                <w:rFonts w:ascii="Arial" w:eastAsia="Times New Roman" w:hAnsi="Arial" w:cs="Arial"/>
+                <w:b/>
+                <w:bCs/>
+                <w:color w:val="000000" w:themeColor="text1"/>
+                <w:sz w:val="32"/>
+                <w:szCs w:val="32"/>
+                <w:lang w:eastAsia="it-IT"/>
+              </w:rPr>
+              <w:t>N</w:t>
+            </w:r>
+          </w:p>
+        </w:tc>
+        <w:tc>
+          <w:tcPr>
+            <w:tcW w:w="1365" w:type="dxa"/>
+            <w:vAlign w:val="center"/>
+          </w:tcPr>
+          <w:p>
+            <w:pPr>
+              <w:spacing w:line="330" w:lineRule="atLeast"/>
+              <w:jc w:val="center"/>
+              <w:rPr>
+                <w:rFonts w:ascii="Arial" w:eastAsia="Times New Roman" w:hAnsi="Arial" w:cs="Arial"/>
+                <w:b/>
+                <w:bCs/>
+                <w:color w:val="000000" w:themeColor="text1"/>
+                <w:sz w:val="24"/>
+                <w:szCs w:val="24"/>
+                <w:lang w:eastAsia="it-IT"/>
+              </w:rPr>
+            </w:pPr>
+            <w:r>
+              <w:rPr>
+                <w:rFonts w:ascii="Arial" w:eastAsia="Times New Roman" w:hAnsi="Arial" w:cs="Arial"/>
+                <w:b/>
+                <w:bCs/>
+                <w:color w:val="000000" w:themeColor="text1"/>
+                <w:sz w:val="24"/>
+                <w:szCs w:val="24"/>
+                <w:lang w:eastAsia="it-IT"/>
+              </w:rPr>
+              <w:t>x</w:t>
+            </w:r>
+          </w:p>
+        </w:tc>
+        <w:tc>
+          <w:tcPr>
+            <w:tcW w:w="1559" w:type="dxa"/>
+            <w:vAlign w:val="center"/>
+          </w:tcPr>
+          <w:p>
+            <w:pPr>
+              <w:spacing w:line="330" w:lineRule="atLeast"/>
+              <w:jc w:val="center"/>
+              <w:rPr>
+                <w:rFonts w:ascii="Arial" w:eastAsia="Times New Roman" w:hAnsi="Arial" w:cs="Arial"/>
+                <w:b/>
+                <w:bCs/>
+                <w:color w:val="000000" w:themeColor="text1"/>
+                <w:sz w:val="24"/>
+                <w:szCs w:val="24"/>
+                <w:lang w:eastAsia="it-IT"/>
+              </w:rPr>
+            </w:pPr>
+          </w:p>
+        </w:tc>
+        <w:tc>
+          <w:tcPr>
+            <w:tcW w:w="1276" w:type="dxa"/>
+            <w:vAlign w:val="center"/>
+          </w:tcPr>
+          <w:p>
+            <w:pPr>
+              <w:spacing w:line="330" w:lineRule="atLeast"/>
+              <w:jc w:val="center"/>
+              <w:rPr>
+                <w:rFonts w:ascii="Arial" w:eastAsia="Times New Roman" w:hAnsi="Arial" w:cs="Arial"/>
+                <w:b/>
+                <w:bCs/>
+                <w:color w:val="000000" w:themeColor="text1"/>
+                <w:sz w:val="24"/>
+                <w:szCs w:val="24"/>
+                <w:lang w:eastAsia="it-IT"/>
+              </w:rPr>
+            </w:pPr>
+          </w:p>
+        </w:tc>
+        <w:tc>
+          <w:tcPr>
+            <w:tcW w:w="4104" w:type="dxa"/>
+            <w:vAlign w:val="center"/>
+          </w:tcPr>
+          <w:p>
+            <w:pPr>
+              <w:spacing w:line="330" w:lineRule="atLeast"/>
+              <w:jc w:val="center"/>
+              <w:rPr>
+                <w:rFonts w:ascii="Arial" w:eastAsia="Times New Roman" w:hAnsi="Arial" w:cs="Arial"/>
+                <w:color w:val="000000" w:themeColor="text1"/>
+                <w:sz w:val="24"/>
+                <w:szCs w:val="24"/>
+                <w:lang w:eastAsia="it-IT"/>
+              </w:rPr>
+            </w:pPr>
+            <w:r>
+              <w:rPr>
+                <w:rFonts w:ascii="Arial" w:eastAsia="Times New Roman" w:hAnsi="Arial" w:cs="Arial"/>
+                <w:color w:val="000000" w:themeColor="text1"/>
+                <w:sz w:val="24"/>
+                <w:szCs w:val="24"/>
+                <w:lang w:eastAsia="it-IT"/>
+              </w:rPr>
+              <w:t>Ritorna i numeri autorizzati</w:t>
+            </w:r>
+          </w:p>
+        </w:tc>
+      </w:tr>
+      <w:tr>
+        <w:tc>
+          <w:tcPr>
+            <w:tcW w:w="1324" w:type="dxa"/>
+            <w:vAlign w:val="center"/>
+          </w:tcPr>
+          <w:p>
+            <w:pPr>
+              <w:spacing w:line="330" w:lineRule="atLeast"/>
+              <w:jc w:val="center"/>
+              <w:rPr>
+                <w:rFonts w:ascii="Arial" w:eastAsia="Times New Roman" w:hAnsi="Arial" w:cs="Arial"/>
+                <w:b/>
+                <w:bCs/>
+                <w:color w:val="000000" w:themeColor="text1"/>
+                <w:sz w:val="32"/>
+                <w:szCs w:val="32"/>
+                <w:lang w:eastAsia="it-IT"/>
+              </w:rPr>
+            </w:pPr>
+            <w:r>
+              <w:rPr>
+                <w:rFonts w:ascii="Arial" w:eastAsia="Times New Roman" w:hAnsi="Arial" w:cs="Arial"/>
+                <w:b/>
+                <w:bCs/>
+                <w:color w:val="000000" w:themeColor="text1"/>
+                <w:sz w:val="32"/>
+                <w:szCs w:val="32"/>
+                <w:lang w:eastAsia="it-IT"/>
+              </w:rPr>
+              <w:t>E</w:t>
+            </w:r>
+          </w:p>
+        </w:tc>
+        <w:tc>
+          <w:tcPr>
+            <w:tcW w:w="1365" w:type="dxa"/>
+            <w:vAlign w:val="center"/>
+          </w:tcPr>
+          <w:p>
+            <w:pPr>
+              <w:spacing w:line="330" w:lineRule="atLeast"/>
+              <w:jc w:val="center"/>
+              <w:rPr>
+                <w:rFonts w:ascii="Arial" w:eastAsia="Times New Roman" w:hAnsi="Arial" w:cs="Arial"/>
+                <w:b/>
+                <w:bCs/>
+                <w:color w:val="000000" w:themeColor="text1"/>
+                <w:sz w:val="24"/>
+                <w:szCs w:val="24"/>
+                <w:lang w:eastAsia="it-IT"/>
+              </w:rPr>
+            </w:pPr>
+            <w:r>
+              <w:rPr>
+                <w:rFonts w:ascii="Arial" w:eastAsia="Times New Roman" w:hAnsi="Arial" w:cs="Arial"/>
+                <w:b/>
+                <w:bCs/>
+                <w:color w:val="000000" w:themeColor="text1"/>
+                <w:sz w:val="24"/>
+                <w:szCs w:val="24"/>
+                <w:lang w:eastAsia="it-IT"/>
+              </w:rPr>
+              <w:t>x</w:t>
+            </w:r>
+          </w:p>
+        </w:tc>
+        <w:tc>
+          <w:tcPr>
+            <w:tcW w:w="1559" w:type="dxa"/>
+            <w:vAlign w:val="center"/>
+          </w:tcPr>
+          <w:p>
+            <w:pPr>
+              <w:spacing w:line="330" w:lineRule="atLeast"/>
+              <w:jc w:val="center"/>
+              <w:rPr>
+                <w:rFonts w:ascii="Arial" w:eastAsia="Times New Roman" w:hAnsi="Arial" w:cs="Arial"/>
+                <w:b/>
+                <w:bCs/>
+                <w:color w:val="000000" w:themeColor="text1"/>
+                <w:sz w:val="24"/>
+                <w:szCs w:val="24"/>
+                <w:lang w:eastAsia="it-IT"/>
+              </w:rPr>
+            </w:pPr>
+            <w:r>
+              <w:rPr>
+                <w:rFonts w:ascii="Arial" w:eastAsia="Times New Roman" w:hAnsi="Arial" w:cs="Arial"/>
+                <w:b/>
+                <w:bCs/>
+                <w:color w:val="000000" w:themeColor="text1"/>
+                <w:sz w:val="24"/>
+                <w:szCs w:val="24"/>
+                <w:lang w:eastAsia="it-IT"/>
+              </w:rPr>
+              <w:t>x</w:t>
+            </w:r>
+          </w:p>
+        </w:tc>
+        <w:tc>
+          <w:tcPr>
+            <w:tcW w:w="1276" w:type="dxa"/>
+            <w:vAlign w:val="center"/>
+          </w:tcPr>
+          <w:p>
+            <w:pPr>
+              <w:spacing w:line="330" w:lineRule="atLeast"/>
+              <w:jc w:val="center"/>
+              <w:rPr>
+                <w:rFonts w:ascii="Arial" w:eastAsia="Times New Roman" w:hAnsi="Arial" w:cs="Arial"/>
+                <w:b/>
+                <w:bCs/>
+                <w:color w:val="000000" w:themeColor="text1"/>
+                <w:sz w:val="24"/>
+                <w:szCs w:val="24"/>
+                <w:lang w:eastAsia="it-IT"/>
+              </w:rPr>
+            </w:pPr>
+            <w:r>
+              <w:rPr>
+                <w:rFonts w:ascii="Arial" w:eastAsia="Times New Roman" w:hAnsi="Arial" w:cs="Arial"/>
+                <w:b/>
+                <w:bCs/>
+                <w:color w:val="000000" w:themeColor="text1"/>
+                <w:sz w:val="24"/>
+                <w:szCs w:val="24"/>
+                <w:lang w:eastAsia="it-IT"/>
+              </w:rPr>
+              <w:t>x</w:t>
+            </w:r>
+          </w:p>
+        </w:tc>
+        <w:tc>
+          <w:tcPr>
+            <w:tcW w:w="4104" w:type="dxa"/>
+            <w:vAlign w:val="center"/>
+          </w:tcPr>
+          <w:p>
+            <w:pPr>
+              <w:spacing w:line="330" w:lineRule="atLeast"/>
+              <w:jc w:val="center"/>
+              <w:rPr>
+                <w:rFonts w:ascii="Arial" w:eastAsia="Times New Roman" w:hAnsi="Arial" w:cs="Arial"/>
+                <w:color w:val="000000" w:themeColor="text1"/>
+                <w:sz w:val="24"/>
+                <w:szCs w:val="24"/>
+                <w:lang w:eastAsia="it-IT"/>
+              </w:rPr>
+            </w:pPr>
+            <w:r>
+              <w:rPr>
+                <w:rFonts w:ascii="Arial" w:eastAsia="Times New Roman" w:hAnsi="Arial" w:cs="Arial"/>
+                <w:color w:val="000000" w:themeColor="text1"/>
+                <w:sz w:val="24"/>
+                <w:szCs w:val="24"/>
+                <w:lang w:eastAsia="it-IT"/>
+              </w:rPr>
+              <w:t xml:space="preserve"> </w:t>
+            </w:r>
+            <w:r>
+              <w:rPr>
+                <w:rFonts w:ascii="Arial" w:eastAsia="Times New Roman" w:hAnsi="Arial" w:cs="Arial"/>
+                <w:color w:val="000000" w:themeColor="text1"/>
+                <w:sz w:val="24"/>
+                <w:szCs w:val="24"/>
+                <w:lang w:eastAsia="it-IT"/>
+              </w:rPr>
+              <w:t>Cancella tutti i numeri</w:t>
+            </w:r>
+          </w:p>
+          <w:p>
+            <w:pPr>
+              <w:spacing w:line="330" w:lineRule="atLeast"/>
+              <w:jc w:val="center"/>
+              <w:rPr>
+                <w:rFonts w:ascii="Arial" w:eastAsia="Times New Roman" w:hAnsi="Arial" w:cs="Arial"/>
+                <w:color w:val="000000" w:themeColor="text1"/>
+                <w:sz w:val="24"/>
+                <w:szCs w:val="24"/>
+                <w:lang w:eastAsia="it-IT"/>
+              </w:rPr>
+            </w:pPr>
+            <w:r>
+              <w:rPr>
+                <w:rFonts w:ascii="Arial" w:eastAsia="Times New Roman" w:hAnsi="Arial" w:cs="Arial"/>
+                <w:color w:val="000000" w:themeColor="text1"/>
+                <w:sz w:val="24"/>
+                <w:szCs w:val="24"/>
+                <w:lang w:eastAsia="it-IT"/>
+              </w:rPr>
+              <w:t>COMANDO NON DOCUMENTATO</w:t>
+            </w:r>
+          </w:p>
+        </w:tc>
+      </w:tr>
+      <w:tr>
+        <w:tc>
+          <w:tcPr>
+            <w:tcW w:w="1324" w:type="dxa"/>
+            <w:vAlign w:val="center"/>
+          </w:tcPr>
+          <w:p>
+            <w:pPr>
+              <w:spacing w:line="330" w:lineRule="atLeast"/>
+              <w:jc w:val="center"/>
+              <w:rPr>
+                <w:rFonts w:ascii="Arial" w:eastAsia="Times New Roman" w:hAnsi="Arial" w:cs="Arial"/>
+                <w:b/>
+                <w:bCs/>
+                <w:color w:val="000000" w:themeColor="text1"/>
+                <w:sz w:val="32"/>
+                <w:szCs w:val="32"/>
+                <w:lang w:eastAsia="it-IT"/>
+              </w:rPr>
+            </w:pPr>
+            <w:r>
+              <w:rPr>
+                <w:rFonts w:ascii="Arial" w:eastAsia="Times New Roman" w:hAnsi="Arial" w:cs="Arial"/>
+                <w:b/>
+                <w:bCs/>
+                <w:color w:val="000000" w:themeColor="text1"/>
+                <w:sz w:val="32"/>
+                <w:szCs w:val="32"/>
+                <w:lang w:eastAsia="it-IT"/>
+              </w:rPr>
+              <w:t>S</w:t>
+            </w:r>
+          </w:p>
+        </w:tc>
+        <w:tc>
+          <w:tcPr>
+            <w:tcW w:w="1365" w:type="dxa"/>
+            <w:vAlign w:val="center"/>
+          </w:tcPr>
+          <w:p>
+            <w:pPr>
+              <w:spacing w:line="330" w:lineRule="atLeast"/>
+              <w:jc w:val="center"/>
+              <w:rPr>
+                <w:rFonts w:ascii="Arial" w:eastAsia="Times New Roman" w:hAnsi="Arial" w:cs="Arial"/>
+                <w:b/>
+                <w:bCs/>
+                <w:color w:val="000000" w:themeColor="text1"/>
+                <w:sz w:val="24"/>
+                <w:szCs w:val="24"/>
+                <w:lang w:eastAsia="it-IT"/>
+              </w:rPr>
+            </w:pPr>
+            <w:r>
+              <w:rPr>
+                <w:rFonts w:ascii="Arial" w:eastAsia="Times New Roman" w:hAnsi="Arial" w:cs="Arial"/>
+                <w:b/>
+                <w:bCs/>
+                <w:color w:val="000000" w:themeColor="text1"/>
+                <w:sz w:val="24"/>
+                <w:szCs w:val="24"/>
+                <w:lang w:eastAsia="it-IT"/>
+              </w:rPr>
+              <w:t>x</w:t>
+            </w:r>
+          </w:p>
+        </w:tc>
+        <w:tc>
+          <w:tcPr>
+            <w:tcW w:w="1559" w:type="dxa"/>
+            <w:vAlign w:val="center"/>
+          </w:tcPr>
+          <w:p>
+            <w:pPr>
+              <w:spacing w:line="330" w:lineRule="atLeast"/>
+              <w:jc w:val="center"/>
+              <w:rPr>
+                <w:rFonts w:ascii="Arial" w:eastAsia="Times New Roman" w:hAnsi="Arial" w:cs="Arial"/>
+                <w:b/>
+                <w:bCs/>
+                <w:color w:val="000000" w:themeColor="text1"/>
+                <w:sz w:val="24"/>
+                <w:szCs w:val="24"/>
+                <w:lang w:eastAsia="it-IT"/>
+              </w:rPr>
+            </w:pPr>
+            <w:r>
+              <w:rPr>
+                <w:rFonts w:ascii="Arial" w:eastAsia="Times New Roman" w:hAnsi="Arial" w:cs="Arial"/>
+                <w:b/>
+                <w:bCs/>
+                <w:color w:val="000000" w:themeColor="text1"/>
+                <w:sz w:val="24"/>
+                <w:szCs w:val="24"/>
+                <w:lang w:eastAsia="it-IT"/>
+              </w:rPr>
+              <w:t>x</w:t>
+            </w:r>
+          </w:p>
+        </w:tc>
+        <w:tc>
+          <w:tcPr>
+            <w:tcW w:w="1276" w:type="dxa"/>
+            <w:vAlign w:val="center"/>
+          </w:tcPr>
+          <w:p>
+            <w:pPr>
+              <w:spacing w:line="330" w:lineRule="atLeast"/>
+              <w:jc w:val="center"/>
+              <w:rPr>
+                <w:rFonts w:ascii="Arial" w:eastAsia="Times New Roman" w:hAnsi="Arial" w:cs="Arial"/>
+                <w:b/>
+                <w:bCs/>
+                <w:color w:val="000000" w:themeColor="text1"/>
+                <w:sz w:val="24"/>
+                <w:szCs w:val="24"/>
+                <w:lang w:eastAsia="it-IT"/>
+              </w:rPr>
+            </w:pPr>
+          </w:p>
+        </w:tc>
+        <w:tc>
+          <w:tcPr>
+            <w:tcW w:w="4104" w:type="dxa"/>
+            <w:vAlign w:val="center"/>
+          </w:tcPr>
+          <w:p>
+            <w:pPr>
+              <w:spacing w:line="330" w:lineRule="atLeast"/>
+              <w:jc w:val="center"/>
+              <w:rPr>
+                <w:rFonts w:ascii="Arial" w:eastAsia="Times New Roman" w:hAnsi="Arial" w:cs="Arial"/>
+                <w:b/>
+                <w:bCs/>
+                <w:color w:val="000000" w:themeColor="text1"/>
+                <w:sz w:val="24"/>
+                <w:szCs w:val="24"/>
+                <w:lang w:eastAsia="it-IT"/>
+              </w:rPr>
+            </w:pPr>
+            <w:r>
+              <w:rPr>
+                <w:rFonts w:ascii="Arial" w:eastAsia="Times New Roman" w:hAnsi="Arial" w:cs="Arial"/>
+                <w:color w:val="000000" w:themeColor="text1"/>
+                <w:sz w:val="24"/>
+                <w:szCs w:val="24"/>
+                <w:lang w:eastAsia="it-IT"/>
+              </w:rPr>
+              <w:t>Ritorna lo stato della tensione di rete</w:t>
+            </w:r>
+          </w:p>
+        </w:tc>
+      </w:tr>
+      <w:tr>
+        <w:tc>
+          <w:tcPr>
+            <w:tcW w:w="1324" w:type="dxa"/>
+            <w:vAlign w:val="center"/>
+          </w:tcPr>
+          <w:p>
+            <w:pPr>
+              <w:spacing w:line="330" w:lineRule="atLeast"/>
+              <w:jc w:val="center"/>
+              <w:rPr>
+                <w:rFonts w:ascii="Arial" w:eastAsia="Times New Roman" w:hAnsi="Arial" w:cs="Arial"/>
+                <w:b/>
+                <w:bCs/>
+                <w:color w:val="000000" w:themeColor="text1"/>
+                <w:sz w:val="32"/>
+                <w:szCs w:val="32"/>
+                <w:lang w:eastAsia="it-IT"/>
+              </w:rPr>
+            </w:pPr>
+          </w:p>
+        </w:tc>
+        <w:tc>
+          <w:tcPr>
+            <w:tcW w:w="1365" w:type="dxa"/>
+            <w:vAlign w:val="center"/>
+          </w:tcPr>
+          <w:p>
+            <w:pPr>
+              <w:spacing w:line="330" w:lineRule="atLeast"/>
+              <w:jc w:val="center"/>
+              <w:rPr>
+                <w:rFonts w:ascii="Arial" w:eastAsia="Times New Roman" w:hAnsi="Arial" w:cs="Arial"/>
+                <w:b/>
+                <w:bCs/>
+                <w:color w:val="000000" w:themeColor="text1"/>
+                <w:sz w:val="24"/>
+                <w:szCs w:val="24"/>
+                <w:lang w:eastAsia="it-IT"/>
+              </w:rPr>
+            </w:pPr>
+          </w:p>
+        </w:tc>
+        <w:tc>
+          <w:tcPr>
+            <w:tcW w:w="1559" w:type="dxa"/>
+            <w:vAlign w:val="center"/>
+          </w:tcPr>
+          <w:p>
+            <w:pPr>
+              <w:spacing w:line="330" w:lineRule="atLeast"/>
+              <w:jc w:val="center"/>
+              <w:rPr>
+                <w:rFonts w:ascii="Arial" w:eastAsia="Times New Roman" w:hAnsi="Arial" w:cs="Arial"/>
+                <w:b/>
+                <w:bCs/>
+                <w:color w:val="000000" w:themeColor="text1"/>
+                <w:sz w:val="24"/>
+                <w:szCs w:val="24"/>
+                <w:lang w:eastAsia="it-IT"/>
+              </w:rPr>
+            </w:pPr>
+          </w:p>
+        </w:tc>
+        <w:tc>
+          <w:tcPr>
+            <w:tcW w:w="1276" w:type="dxa"/>
+            <w:vAlign w:val="center"/>
+          </w:tcPr>
+          <w:p>
+            <w:pPr>
+              <w:spacing w:line="330" w:lineRule="atLeast"/>
+              <w:jc w:val="center"/>
+              <w:rPr>
+                <w:rFonts w:ascii="Arial" w:eastAsia="Times New Roman" w:hAnsi="Arial" w:cs="Arial"/>
+                <w:b/>
+                <w:bCs/>
+                <w:color w:val="000000" w:themeColor="text1"/>
+                <w:sz w:val="24"/>
+                <w:szCs w:val="24"/>
+                <w:lang w:eastAsia="it-IT"/>
+              </w:rPr>
+            </w:pPr>
+          </w:p>
+        </w:tc>
+        <w:tc>
+          <w:tcPr>
+            <w:tcW w:w="4104" w:type="dxa"/>
+            <w:vAlign w:val="center"/>
+          </w:tcPr>
+          <w:p>
+            <w:pPr>
+              <w:spacing w:line="330" w:lineRule="atLeast"/>
+              <w:jc w:val="center"/>
+              <w:rPr>
+                <w:rFonts w:ascii="Arial" w:eastAsia="Times New Roman" w:hAnsi="Arial" w:cs="Arial"/>
+                <w:b/>
+                <w:bCs/>
+                <w:color w:val="000000" w:themeColor="text1"/>
+                <w:sz w:val="24"/>
+                <w:szCs w:val="24"/>
+                <w:lang w:eastAsia="it-IT"/>
+              </w:rPr>
+            </w:pPr>
+          </w:p>
+        </w:tc>
+      </w:tr>
+      <w:tr>
+        <w:tc>
+          <w:tcPr>
+            <w:tcW w:w="1324" w:type="dxa"/>
+            <w:vAlign w:val="center"/>
+          </w:tcPr>
+          <w:p>
+            <w:pPr>
+              <w:spacing w:line="330" w:lineRule="atLeast"/>
+              <w:jc w:val="center"/>
+              <w:rPr>
+                <w:rFonts w:ascii="Arial" w:eastAsia="Times New Roman" w:hAnsi="Arial" w:cs="Arial"/>
+                <w:b/>
+                <w:bCs/>
+                <w:color w:val="000000" w:themeColor="text1"/>
+                <w:sz w:val="32"/>
+                <w:szCs w:val="32"/>
+                <w:lang w:eastAsia="it-IT"/>
+              </w:rPr>
+            </w:pPr>
+          </w:p>
+        </w:tc>
+        <w:tc>
+          <w:tcPr>
+            <w:tcW w:w="1365" w:type="dxa"/>
+            <w:vAlign w:val="center"/>
+          </w:tcPr>
+          <w:p>
+            <w:pPr>
+              <w:spacing w:line="330" w:lineRule="atLeast"/>
+              <w:jc w:val="center"/>
+              <w:rPr>
+                <w:rFonts w:ascii="Arial" w:eastAsia="Times New Roman" w:hAnsi="Arial" w:cs="Arial"/>
+                <w:b/>
+                <w:bCs/>
+                <w:color w:val="000000" w:themeColor="text1"/>
+                <w:sz w:val="24"/>
+                <w:szCs w:val="24"/>
+                <w:lang w:eastAsia="it-IT"/>
+              </w:rPr>
+            </w:pPr>
+          </w:p>
+        </w:tc>
+        <w:tc>
+          <w:tcPr>
+            <w:tcW w:w="1559" w:type="dxa"/>
+            <w:vAlign w:val="center"/>
+          </w:tcPr>
+          <w:p>
+            <w:pPr>
+              <w:spacing w:line="330" w:lineRule="atLeast"/>
+              <w:jc w:val="center"/>
+              <w:rPr>
+                <w:rFonts w:ascii="Arial" w:eastAsia="Times New Roman" w:hAnsi="Arial" w:cs="Arial"/>
+                <w:b/>
+                <w:bCs/>
+                <w:color w:val="000000" w:themeColor="text1"/>
+                <w:sz w:val="24"/>
+                <w:szCs w:val="24"/>
+                <w:lang w:eastAsia="it-IT"/>
+              </w:rPr>
+            </w:pPr>
+          </w:p>
+        </w:tc>
+        <w:tc>
+          <w:tcPr>
+            <w:tcW w:w="1276" w:type="dxa"/>
+            <w:vAlign w:val="center"/>
+          </w:tcPr>
+          <w:p>
+            <w:pPr>
+              <w:spacing w:line="330" w:lineRule="atLeast"/>
+              <w:jc w:val="center"/>
+              <w:rPr>
+                <w:rFonts w:ascii="Arial" w:eastAsia="Times New Roman" w:hAnsi="Arial" w:cs="Arial"/>
+                <w:b/>
+                <w:bCs/>
+                <w:color w:val="000000" w:themeColor="text1"/>
+                <w:sz w:val="24"/>
+                <w:szCs w:val="24"/>
+                <w:lang w:eastAsia="it-IT"/>
+              </w:rPr>
+            </w:pPr>
+          </w:p>
+        </w:tc>
+        <w:tc>
+          <w:tcPr>
+            <w:tcW w:w="4104" w:type="dxa"/>
+            <w:vAlign w:val="center"/>
+          </w:tcPr>
+          <w:p>
+            <w:pPr>
+              <w:spacing w:line="330" w:lineRule="atLeast"/>
+              <w:jc w:val="center"/>
+              <w:rPr>
+                <w:rFonts w:ascii="Arial" w:eastAsia="Times New Roman" w:hAnsi="Arial" w:cs="Arial"/>
+                <w:b/>
+                <w:bCs/>
+                <w:color w:val="000000" w:themeColor="text1"/>
+                <w:sz w:val="24"/>
+                <w:szCs w:val="24"/>
+                <w:lang w:eastAsia="it-IT"/>
+              </w:rPr>
+            </w:pPr>
+          </w:p>
+        </w:tc>
+      </w:tr>
+    </w:tbl>
+    <w:p>
+      <w:pPr>
+        <w:spacing w:after="0" w:line="330" w:lineRule="atLeast"/>
+        <w:rPr>
+          <w:rFonts w:ascii="Arial" w:eastAsia="Times New Roman" w:hAnsi="Arial" w:cs="Arial"/>
+          <w:color w:val="000000" w:themeColor="text1"/>
+          <w:sz w:val="24"/>
+          <w:szCs w:val="24"/>
+          <w:lang w:eastAsia="it-IT"/>
+        </w:rPr>
+      </w:pPr>
+    </w:p>
+    <w:p>
+      <w:pPr>
+        <w:spacing w:after="240" w:line="330" w:lineRule="atLeast"/>
+        <w:rPr>
+          <w:rFonts w:ascii="Arial" w:eastAsia="Times New Roman" w:hAnsi="Arial" w:cs="Arial"/>
+          <w:color w:val="000000" w:themeColor="text1"/>
+          <w:sz w:val="24"/>
+          <w:szCs w:val="24"/>
+          <w:lang w:eastAsia="it-IT"/>
+        </w:rPr>
+      </w:pPr>
+    </w:p>
+    <w:p>
+      <w:pPr>
+        <w:spacing w:after="0" w:line="330" w:lineRule="atLeast"/>
+        <w:jc w:val="center"/>
+        <w:rPr>
+          <w:rFonts w:ascii="Arial" w:eastAsia="Times New Roman" w:hAnsi="Arial" w:cs="Arial"/>
+          <w:b/>
+          <w:bCs/>
           <w:color w:val="000000" w:themeColor="text1"/>
           <w:sz w:val="28"/>
           <w:szCs w:val="28"/>
@@ -1985,13 +3476,13 @@
           <w:color w:val="000000" w:themeColor="text1"/>
           <w:sz w:val="24"/>
           <w:szCs w:val="24"/>
-          <w:lang w:eastAsia="it-IT"/>
-        </w:rPr>
-      </w:pPr>
-    </w:p>
-    <w:p>
-      <w:pPr>
-        <w:spacing w:after="0" w:line="330" w:lineRule="atLeast"/>
+          <w:u w:val="single"/>
+          <w:lang w:eastAsia="it-IT"/>
+        </w:rPr>
+      </w:pPr>
+    </w:p>
+    <w:p>
+      <w:pPr>
         <w:rPr>
           <w:rFonts w:ascii="Arial" w:eastAsia="Times New Roman" w:hAnsi="Arial" w:cs="Arial"/>
           <w:b/>
@@ -2068,7 +3559,6 @@
           <w:szCs w:val="20"/>
           <w:lang w:eastAsia="it-IT"/>
         </w:rPr>
-        <w:lastRenderedPageBreak/>
         <w:t>inizializza reset pin</w:t>
       </w:r>
     </w:p>
@@ -3472,7 +4962,7 @@
   <w:style w:type="paragraph" w:default="1" w:styleId="Normale">
     <w:name w:val="Normal"/>
     <w:qFormat/>
-    <w:rsid w:val="00077872"/>
+    <w:rsid w:val="0029255E"/>
   </w:style>
   <w:style w:type="paragraph" w:styleId="Titolo3">
     <w:name w:val="heading 3"/>
@@ -3581,6 +5071,25 @@
       <w:ind w:left="720"/>
       <w:contextualSpacing/>
     </w:pPr>
+  </w:style>
+  <w:style w:type="table" w:styleId="Grigliatabella">
+    <w:name w:val="Table Grid"/>
+    <w:basedOn w:val="Tabellanormale"/>
+    <w:uiPriority w:val="39"/>
+    <w:rsid w:val="009B79FF"/>
+    <w:pPr>
+      <w:spacing w:after="0" w:line="240" w:lineRule="auto"/>
+    </w:pPr>
+    <w:tblPr>
+      <w:tblBorders>
+        <w:top w:val="single" w:sz="4" w:space="0" w:color="auto"/>
+        <w:left w:val="single" w:sz="4" w:space="0" w:color="auto"/>
+        <w:bottom w:val="single" w:sz="4" w:space="0" w:color="auto"/>
+        <w:right w:val="single" w:sz="4" w:space="0" w:color="auto"/>
+        <w:insideH w:val="single" w:sz="4" w:space="0" w:color="auto"/>
+        <w:insideV w:val="single" w:sz="4" w:space="0" w:color="auto"/>
+      </w:tblBorders>
+    </w:tblPr>
   </w:style>
 </w:styles>
 </file>

--- a/SMS Manager for Power monitoring.docx
+++ b/SMS Manager for Power monitoring.docx
@@ -66,6 +66,7 @@
         </w:rPr>
         <w:t xml:space="preserve">  </w:t>
       </w:r>
+      <w:proofErr w:type="spellStart"/>
       <w:r>
         <w:rPr>
           <w:rFonts w:ascii="Arial" w:eastAsia="Times New Roman" w:hAnsi="Arial" w:cs="Arial"/>
@@ -76,28 +77,41 @@
           <w:szCs w:val="28"/>
           <w:lang w:val="en-US" w:eastAsia="it-IT"/>
         </w:rPr>
-        <w:t>Specifiche:</w:t>
-      </w:r>
-    </w:p>
-    <w:p>
-      <w:pPr>
-        <w:spacing w:after="0" w:line="330" w:lineRule="atLeast"/>
-        <w:rPr>
-          <w:rFonts w:ascii="Arial" w:eastAsia="Times New Roman" w:hAnsi="Arial" w:cs="Arial"/>
-          <w:color w:val="000000" w:themeColor="text1"/>
-          <w:sz w:val="24"/>
-          <w:szCs w:val="24"/>
-          <w:lang w:eastAsia="it-IT"/>
-        </w:rPr>
-      </w:pPr>
-      <w:r>
-        <w:rPr>
-          <w:rFonts w:ascii="Arial" w:eastAsia="Times New Roman" w:hAnsi="Arial" w:cs="Arial"/>
-          <w:color w:val="000000" w:themeColor="text1"/>
-          <w:sz w:val="24"/>
-          <w:szCs w:val="24"/>
+        <w:t>Specifiche</w:t>
+      </w:r>
+      <w:proofErr w:type="spellEnd"/>
+      <w:r>
+        <w:rPr>
+          <w:rFonts w:ascii="Arial" w:eastAsia="Times New Roman" w:hAnsi="Arial" w:cs="Arial"/>
+          <w:b/>
+          <w:bCs/>
+          <w:color w:val="000000" w:themeColor="text1"/>
+          <w:sz w:val="28"/>
+          <w:szCs w:val="28"/>
           <w:lang w:val="en-US" w:eastAsia="it-IT"/>
         </w:rPr>
+        <w:t>:</w:t>
+      </w:r>
+    </w:p>
+    <w:p>
+      <w:pPr>
+        <w:spacing w:after="0" w:line="330" w:lineRule="atLeast"/>
+        <w:rPr>
+          <w:rFonts w:ascii="Arial" w:eastAsia="Times New Roman" w:hAnsi="Arial" w:cs="Arial"/>
+          <w:color w:val="000000" w:themeColor="text1"/>
+          <w:sz w:val="24"/>
+          <w:szCs w:val="24"/>
+          <w:lang w:eastAsia="it-IT"/>
+        </w:rPr>
+      </w:pPr>
+      <w:r>
+        <w:rPr>
+          <w:rFonts w:ascii="Arial" w:eastAsia="Times New Roman" w:hAnsi="Arial" w:cs="Arial"/>
+          <w:color w:val="000000" w:themeColor="text1"/>
+          <w:sz w:val="24"/>
+          <w:szCs w:val="24"/>
+          <w:lang w:val="en-US" w:eastAsia="it-IT"/>
+        </w:rPr>
         <w:t xml:space="preserve">  </w:t>
       </w:r>
       <w:r>
@@ -130,7 +144,29 @@
           <w:szCs w:val="24"/>
           <w:lang w:eastAsia="it-IT"/>
         </w:rPr>
-        <w:t>  - OK    Reinizializzazione ogni 24 ore (ogni giorno) ad ora prestabilita</w:t>
+        <w:t>  - OK    </w:t>
+      </w:r>
+      <w:proofErr w:type="spellStart"/>
+      <w:r>
+        <w:rPr>
+          <w:rFonts w:ascii="Arial" w:eastAsia="Times New Roman" w:hAnsi="Arial" w:cs="Arial"/>
+          <w:color w:val="000000" w:themeColor="text1"/>
+          <w:sz w:val="24"/>
+          <w:szCs w:val="24"/>
+          <w:lang w:eastAsia="it-IT"/>
+        </w:rPr>
+        <w:t>Reinizializzazione</w:t>
+      </w:r>
+      <w:proofErr w:type="spellEnd"/>
+      <w:r>
+        <w:rPr>
+          <w:rFonts w:ascii="Arial" w:eastAsia="Times New Roman" w:hAnsi="Arial" w:cs="Arial"/>
+          <w:color w:val="000000" w:themeColor="text1"/>
+          <w:sz w:val="24"/>
+          <w:szCs w:val="24"/>
+          <w:lang w:eastAsia="it-IT"/>
+        </w:rPr>
+        <w:t xml:space="preserve"> ogni 24 ore (ogni giorno) ad ora prestabilita</w:t>
       </w:r>
     </w:p>
     <w:p>
@@ -265,6 +301,7 @@
         </w:rPr>
         <w:t xml:space="preserve">- OK </w:t>
       </w:r>
+      <w:proofErr w:type="gramStart"/>
       <w:r>
         <w:rPr>
           <w:rFonts w:ascii="Arial" w:eastAsia="Times New Roman" w:hAnsi="Arial" w:cs="Arial"/>
@@ -284,7 +321,18 @@
           <w:szCs w:val="24"/>
           <w:lang w:eastAsia="it-IT"/>
         </w:rPr>
-        <w:t>da Master</w:t>
+        <w:t>da</w:t>
+      </w:r>
+      <w:proofErr w:type="gramEnd"/>
+      <w:r>
+        <w:rPr>
+          <w:rFonts w:ascii="Arial" w:eastAsia="Times New Roman" w:hAnsi="Arial" w:cs="Arial"/>
+          <w:color w:val="000000" w:themeColor="text1"/>
+          <w:sz w:val="24"/>
+          <w:szCs w:val="24"/>
+          <w:lang w:eastAsia="it-IT"/>
+        </w:rPr>
+        <w:t xml:space="preserve"> Master</w:t>
       </w:r>
       <w:r>
         <w:rPr>
@@ -306,6 +354,7 @@
         </w:rPr>
         <w:t xml:space="preserve">Prevedere la richiesta SMS (CMD N) per vedere quanti e quali numeri </w:t>
       </w:r>
+      <w:proofErr w:type="gramStart"/>
       <w:r>
         <w:rPr>
           <w:rFonts w:ascii="Arial" w:eastAsia="Times New Roman" w:hAnsi="Arial" w:cs="Arial"/>
@@ -325,7 +374,18 @@
           <w:szCs w:val="24"/>
           <w:lang w:eastAsia="it-IT"/>
         </w:rPr>
-        <w:t xml:space="preserve">sono impostati + Messaggio SMS per richiedente non autorizzato </w:t>
+        <w:t>sono</w:t>
+      </w:r>
+      <w:proofErr w:type="gramEnd"/>
+      <w:r>
+        <w:rPr>
+          <w:rFonts w:ascii="Arial" w:eastAsia="Times New Roman" w:hAnsi="Arial" w:cs="Arial"/>
+          <w:color w:val="000000" w:themeColor="text1"/>
+          <w:sz w:val="24"/>
+          <w:szCs w:val="24"/>
+          <w:lang w:eastAsia="it-IT"/>
+        </w:rPr>
+        <w:t xml:space="preserve"> impostati + Messaggio SMS per richiedente non autorizzato </w:t>
       </w:r>
     </w:p>
     <w:p>
@@ -554,19 +614,19 @@
           <w:b/>
           <w:bCs/>
           <w:color w:val="000000" w:themeColor="text1"/>
-          <w:sz w:val="28"/>
-          <w:szCs w:val="28"/>
-          <w:lang w:eastAsia="it-IT"/>
-        </w:rPr>
-      </w:pPr>
-      <w:r>
-        <w:rPr>
-          <w:rFonts w:ascii="Arial" w:eastAsia="Times New Roman" w:hAnsi="Arial" w:cs="Arial"/>
-          <w:b/>
-          <w:bCs/>
-          <w:color w:val="000000" w:themeColor="text1"/>
-          <w:sz w:val="28"/>
-          <w:szCs w:val="28"/>
+          <w:sz w:val="32"/>
+          <w:szCs w:val="32"/>
+          <w:lang w:eastAsia="it-IT"/>
+        </w:rPr>
+      </w:pPr>
+      <w:r>
+        <w:rPr>
+          <w:rFonts w:ascii="Arial" w:eastAsia="Times New Roman" w:hAnsi="Arial" w:cs="Arial"/>
+          <w:b/>
+          <w:bCs/>
+          <w:color w:val="000000" w:themeColor="text1"/>
+          <w:sz w:val="32"/>
+          <w:szCs w:val="32"/>
           <w:lang w:eastAsia="it-IT"/>
         </w:rPr>
         <w:t>Scopo del codice</w:t>
@@ -614,18 +674,6 @@
           <w:color w:val="000000" w:themeColor="text1"/>
           <w:sz w:val="24"/>
           <w:szCs w:val="24"/>
-          <w:lang w:eastAsia="it-IT"/>
-        </w:rPr>
-      </w:pPr>
-    </w:p>
-    <w:p>
-      <w:pPr>
-        <w:spacing w:after="0" w:line="330" w:lineRule="atLeast"/>
-        <w:rPr>
-          <w:rFonts w:ascii="Arial" w:eastAsia="Times New Roman" w:hAnsi="Arial" w:cs="Arial"/>
-          <w:color w:val="000000" w:themeColor="text1"/>
-          <w:sz w:val="24"/>
-          <w:szCs w:val="24"/>
           <w:u w:val="single"/>
           <w:lang w:eastAsia="it-IT"/>
         </w:rPr>
@@ -639,7 +687,31 @@
           <w:u w:val="single"/>
           <w:lang w:eastAsia="it-IT"/>
         </w:rPr>
-        <w:t>Monitora la tensione di rete tramite un trasformatore e la libreria EmonLib.</w:t>
+        <w:t xml:space="preserve">Monitora la tensione di rete tramite un trasformatore e la libreria </w:t>
+      </w:r>
+      <w:proofErr w:type="spellStart"/>
+      <w:r>
+        <w:rPr>
+          <w:rFonts w:ascii="Arial" w:eastAsia="Times New Roman" w:hAnsi="Arial" w:cs="Arial"/>
+          <w:color w:val="000000" w:themeColor="text1"/>
+          <w:sz w:val="24"/>
+          <w:szCs w:val="24"/>
+          <w:u w:val="single"/>
+          <w:lang w:eastAsia="it-IT"/>
+        </w:rPr>
+        <w:t>EmonLib</w:t>
+      </w:r>
+      <w:proofErr w:type="spellEnd"/>
+      <w:r>
+        <w:rPr>
+          <w:rFonts w:ascii="Arial" w:eastAsia="Times New Roman" w:hAnsi="Arial" w:cs="Arial"/>
+          <w:color w:val="000000" w:themeColor="text1"/>
+          <w:sz w:val="24"/>
+          <w:szCs w:val="24"/>
+          <w:u w:val="single"/>
+          <w:lang w:eastAsia="it-IT"/>
+        </w:rPr>
+        <w:t>.</w:t>
       </w:r>
     </w:p>
     <w:p>
@@ -680,6 +752,100 @@
     <w:p>
       <w:pPr>
         <w:spacing w:after="0" w:line="330" w:lineRule="atLeast"/>
+        <w:ind w:left="1416"/>
+        <w:rPr>
+          <w:rFonts w:ascii="Arial" w:eastAsia="Times New Roman" w:hAnsi="Arial" w:cs="Arial"/>
+          <w:color w:val="000000" w:themeColor="text1"/>
+          <w:sz w:val="24"/>
+          <w:szCs w:val="24"/>
+          <w:lang w:eastAsia="it-IT"/>
+        </w:rPr>
+      </w:pPr>
+      <w:r>
+        <w:rPr>
+          <w:rFonts w:ascii="Arial" w:eastAsia="Times New Roman" w:hAnsi="Arial" w:cs="Arial"/>
+          <w:color w:val="000000" w:themeColor="text1"/>
+          <w:sz w:val="24"/>
+          <w:szCs w:val="24"/>
+          <w:lang w:eastAsia="it-IT"/>
+        </w:rPr>
+        <w:t>- Mancanza di rete (tensione &lt; 180V)</w:t>
+      </w:r>
+    </w:p>
+    <w:p>
+      <w:pPr>
+        <w:spacing w:after="0" w:line="330" w:lineRule="atLeast"/>
+        <w:ind w:left="1416"/>
+        <w:rPr>
+          <w:rFonts w:ascii="Arial" w:eastAsia="Times New Roman" w:hAnsi="Arial" w:cs="Arial"/>
+          <w:color w:val="000000" w:themeColor="text1"/>
+          <w:sz w:val="24"/>
+          <w:szCs w:val="24"/>
+          <w:lang w:eastAsia="it-IT"/>
+        </w:rPr>
+      </w:pPr>
+      <w:r>
+        <w:rPr>
+          <w:rFonts w:ascii="Arial" w:eastAsia="Times New Roman" w:hAnsi="Arial" w:cs="Arial"/>
+          <w:color w:val="000000" w:themeColor="text1"/>
+          <w:sz w:val="24"/>
+          <w:szCs w:val="24"/>
+          <w:lang w:eastAsia="it-IT"/>
+        </w:rPr>
+        <w:t>- Ripresa rete (tensione &gt; 200V)</w:t>
+      </w:r>
+    </w:p>
+    <w:p>
+      <w:pPr>
+        <w:spacing w:after="0" w:line="330" w:lineRule="atLeast"/>
+        <w:rPr>
+          <w:rFonts w:ascii="Arial" w:eastAsia="Times New Roman" w:hAnsi="Arial" w:cs="Arial"/>
+          <w:color w:val="000000" w:themeColor="text1"/>
+          <w:sz w:val="24"/>
+          <w:szCs w:val="24"/>
+          <w:lang w:eastAsia="it-IT"/>
+        </w:rPr>
+      </w:pPr>
+    </w:p>
+    <w:p>
+      <w:pPr>
+        <w:spacing w:after="0" w:line="330" w:lineRule="atLeast"/>
+        <w:rPr>
+          <w:rFonts w:ascii="Arial" w:eastAsia="Times New Roman" w:hAnsi="Arial" w:cs="Arial"/>
+          <w:color w:val="000000" w:themeColor="text1"/>
+          <w:sz w:val="24"/>
+          <w:szCs w:val="24"/>
+          <w:u w:val="single"/>
+          <w:lang w:eastAsia="it-IT"/>
+        </w:rPr>
+      </w:pPr>
+      <w:r>
+        <w:rPr>
+          <w:rFonts w:ascii="Arial" w:eastAsia="Times New Roman" w:hAnsi="Arial" w:cs="Arial"/>
+          <w:color w:val="000000" w:themeColor="text1"/>
+          <w:sz w:val="24"/>
+          <w:szCs w:val="24"/>
+          <w:u w:val="single"/>
+          <w:lang w:eastAsia="it-IT"/>
+        </w:rPr>
+        <w:t>Gestisce comandi via SMS:</w:t>
+      </w:r>
+    </w:p>
+    <w:p>
+      <w:pPr>
+        <w:spacing w:after="0" w:line="330" w:lineRule="atLeast"/>
+        <w:rPr>
+          <w:rFonts w:ascii="Arial" w:eastAsia="Times New Roman" w:hAnsi="Arial" w:cs="Arial"/>
+          <w:color w:val="000000" w:themeColor="text1"/>
+          <w:sz w:val="24"/>
+          <w:szCs w:val="24"/>
+          <w:lang w:eastAsia="it-IT"/>
+        </w:rPr>
+      </w:pPr>
+    </w:p>
+    <w:p>
+      <w:pPr>
+        <w:spacing w:after="0" w:line="330" w:lineRule="atLeast"/>
         <w:ind w:left="708"/>
         <w:rPr>
           <w:rFonts w:ascii="Arial" w:eastAsia="Times New Roman" w:hAnsi="Arial" w:cs="Arial"/>
@@ -689,6 +855,40 @@
           <w:lang w:eastAsia="it-IT"/>
         </w:rPr>
       </w:pPr>
+      <w:r>
+        <w:rPr>
+          <w:rFonts w:ascii="Arial" w:eastAsia="Times New Roman" w:hAnsi="Arial" w:cs="Arial"/>
+          <w:color w:val="000000" w:themeColor="text1"/>
+          <w:sz w:val="24"/>
+          <w:szCs w:val="24"/>
+          <w:lang w:eastAsia="it-IT"/>
+        </w:rPr>
+        <w:t xml:space="preserve">- </w:t>
+      </w:r>
+      <w:proofErr w:type="spellStart"/>
+      <w:r>
+        <w:rPr>
+          <w:rFonts w:ascii="Arial" w:eastAsia="Times New Roman" w:hAnsi="Arial" w:cs="Arial"/>
+          <w:b/>
+          <w:bCs/>
+          <w:color w:val="000000" w:themeColor="text1"/>
+          <w:sz w:val="24"/>
+          <w:szCs w:val="24"/>
+          <w:lang w:eastAsia="it-IT"/>
+        </w:rPr>
+        <w:t>M+numero</w:t>
+      </w:r>
+      <w:proofErr w:type="spellEnd"/>
+      <w:r>
+        <w:rPr>
+          <w:rFonts w:ascii="Arial" w:eastAsia="Times New Roman" w:hAnsi="Arial" w:cs="Arial"/>
+          <w:color w:val="000000" w:themeColor="text1"/>
+          <w:sz w:val="24"/>
+          <w:szCs w:val="24"/>
+          <w:lang w:eastAsia="it-IT"/>
+        </w:rPr>
+        <w:t xml:space="preserve"> → Modifica numero Master</w:t>
+      </w:r>
     </w:p>
     <w:p>
       <w:pPr>
@@ -696,21 +896,73 @@
         <w:ind w:left="708"/>
         <w:rPr>
           <w:rFonts w:ascii="Arial" w:eastAsia="Times New Roman" w:hAnsi="Arial" w:cs="Arial"/>
-          <w:color w:val="000000" w:themeColor="text1"/>
-          <w:sz w:val="24"/>
-          <w:szCs w:val="24"/>
-          <w:lang w:eastAsia="it-IT"/>
-        </w:rPr>
-      </w:pPr>
-      <w:r>
-        <w:rPr>
-          <w:rFonts w:ascii="Arial" w:eastAsia="Times New Roman" w:hAnsi="Arial" w:cs="Arial"/>
-          <w:color w:val="000000" w:themeColor="text1"/>
-          <w:sz w:val="24"/>
-          <w:szCs w:val="24"/>
-          <w:lang w:eastAsia="it-IT"/>
-        </w:rPr>
-        <w:t>- Mancanza di rete (tensione &lt; 180V)</w:t>
+          <w:b/>
+          <w:bCs/>
+          <w:color w:val="00B050"/>
+          <w:sz w:val="24"/>
+          <w:szCs w:val="24"/>
+          <w:lang w:eastAsia="it-IT"/>
+        </w:rPr>
+      </w:pPr>
+      <w:r>
+        <w:rPr>
+          <w:rFonts w:ascii="Arial" w:eastAsia="Times New Roman" w:hAnsi="Arial" w:cs="Arial"/>
+          <w:b/>
+          <w:bCs/>
+          <w:color w:val="00B050"/>
+          <w:sz w:val="24"/>
+          <w:szCs w:val="24"/>
+          <w:lang w:eastAsia="it-IT"/>
+        </w:rPr>
+        <w:t xml:space="preserve"> - </w:t>
+      </w:r>
+      <w:r>
+        <w:rPr>
+          <w:rFonts w:ascii="Arial" w:eastAsia="Times New Roman" w:hAnsi="Arial" w:cs="Arial"/>
+          <w:b/>
+          <w:bCs/>
+          <w:color w:val="00B050"/>
+          <w:sz w:val="24"/>
+          <w:szCs w:val="24"/>
+          <w:lang w:eastAsia="it-IT"/>
+        </w:rPr>
+        <w:t>S</w:t>
+      </w:r>
+      <w:r>
+        <w:rPr>
+          <w:rFonts w:ascii="Arial" w:eastAsia="Times New Roman" w:hAnsi="Arial" w:cs="Arial"/>
+          <w:b/>
+          <w:bCs/>
+          <w:color w:val="00B050"/>
+          <w:sz w:val="24"/>
+          <w:szCs w:val="24"/>
+          <w:lang w:eastAsia="it-IT"/>
+        </w:rPr>
+        <w:t xml:space="preserve">olo se numero </w:t>
+      </w:r>
+      <w:r>
+        <w:rPr>
+          <w:rFonts w:ascii="Arial" w:eastAsia="Times New Roman" w:hAnsi="Arial" w:cs="Arial"/>
+          <w:b/>
+          <w:bCs/>
+          <w:color w:val="00B050"/>
+          <w:sz w:val="24"/>
+          <w:szCs w:val="24"/>
+          <w:lang w:eastAsia="it-IT"/>
+        </w:rPr>
+        <w:t>M</w:t>
+      </w:r>
+      <w:r>
+        <w:rPr>
+          <w:rFonts w:ascii="Arial" w:eastAsia="Times New Roman" w:hAnsi="Arial" w:cs="Arial"/>
+          <w:b/>
+          <w:bCs/>
+          <w:color w:val="00B050"/>
+          <w:sz w:val="24"/>
+          <w:szCs w:val="24"/>
+          <w:lang w:eastAsia="it-IT"/>
+        </w:rPr>
+        <w:t>aster o nessun numero</w:t>
       </w:r>
     </w:p>
     <w:p>
@@ -719,12 +971,62 @@
         <w:ind w:left="708"/>
         <w:rPr>
           <w:rFonts w:ascii="Arial" w:eastAsia="Times New Roman" w:hAnsi="Arial" w:cs="Arial"/>
-          <w:color w:val="000000" w:themeColor="text1"/>
-          <w:sz w:val="24"/>
-          <w:szCs w:val="24"/>
-          <w:lang w:eastAsia="it-IT"/>
-        </w:rPr>
-      </w:pPr>
+          <w:b/>
+          <w:bCs/>
+          <w:color w:val="00B050"/>
+          <w:sz w:val="24"/>
+          <w:szCs w:val="24"/>
+          <w:lang w:eastAsia="it-IT"/>
+        </w:rPr>
+      </w:pPr>
+      <w:r>
+        <w:rPr>
+          <w:rFonts w:ascii="Arial" w:eastAsia="Times New Roman" w:hAnsi="Arial" w:cs="Arial"/>
+          <w:b/>
+          <w:bCs/>
+          <w:color w:val="00B050"/>
+          <w:sz w:val="24"/>
+          <w:szCs w:val="24"/>
+          <w:lang w:eastAsia="it-IT"/>
+        </w:rPr>
+        <w:t xml:space="preserve"> </w:t>
+      </w:r>
+      <w:r>
+        <w:rPr>
+          <w:rFonts w:ascii="Arial" w:eastAsia="Times New Roman" w:hAnsi="Arial" w:cs="Arial"/>
+          <w:b/>
+          <w:bCs/>
+          <w:color w:val="00B050"/>
+          <w:sz w:val="24"/>
+          <w:szCs w:val="24"/>
+          <w:lang w:eastAsia="it-IT"/>
+        </w:rPr>
+        <w:t xml:space="preserve">- </w:t>
+      </w:r>
+      <w:r>
+        <w:rPr>
+          <w:rFonts w:ascii="Arial" w:eastAsia="Times New Roman" w:hAnsi="Arial" w:cs="Arial"/>
+          <w:b/>
+          <w:bCs/>
+          <w:color w:val="00B050"/>
+          <w:sz w:val="24"/>
+          <w:szCs w:val="24"/>
+          <w:lang w:eastAsia="it-IT"/>
+        </w:rPr>
+        <w:t>V</w:t>
+      </w:r>
+      <w:r>
+        <w:rPr>
+          <w:rFonts w:ascii="Arial" w:eastAsia="Times New Roman" w:hAnsi="Arial" w:cs="Arial"/>
+          <w:b/>
+          <w:bCs/>
+          <w:color w:val="00B050"/>
+          <w:sz w:val="24"/>
+          <w:szCs w:val="24"/>
+          <w:lang w:eastAsia="it-IT"/>
+        </w:rPr>
+        <w:t>alida il numero richiedente se lunghezza numero è compresa tra 10 e 13</w:t>
+      </w:r>
     </w:p>
     <w:p>
       <w:pPr>
@@ -738,32 +1040,789 @@
           <w:lang w:eastAsia="it-IT"/>
         </w:rPr>
       </w:pPr>
-      <w:r>
-        <w:rPr>
-          <w:rFonts w:ascii="Arial" w:eastAsia="Times New Roman" w:hAnsi="Arial" w:cs="Arial"/>
-          <w:color w:val="000000" w:themeColor="text1"/>
-          <w:sz w:val="24"/>
-          <w:szCs w:val="24"/>
-          <w:lang w:eastAsia="it-IT"/>
-        </w:rPr>
-        <w:t>- Ripresa rete (tensione &gt; 200V)</w:t>
-      </w:r>
-    </w:p>
-    <w:p>
-      <w:pPr>
-        <w:spacing w:after="0" w:line="330" w:lineRule="atLeast"/>
-        <w:rPr>
-          <w:rFonts w:ascii="Arial" w:eastAsia="Times New Roman" w:hAnsi="Arial" w:cs="Arial"/>
-          <w:color w:val="000000" w:themeColor="text1"/>
-          <w:sz w:val="24"/>
-          <w:szCs w:val="24"/>
-          <w:lang w:eastAsia="it-IT"/>
-        </w:rPr>
-      </w:pPr>
-    </w:p>
-    <w:p>
-      <w:pPr>
-        <w:spacing w:after="0" w:line="330" w:lineRule="atLeast"/>
+    </w:p>
+    <w:p>
+      <w:pPr>
+        <w:spacing w:after="0" w:line="330" w:lineRule="atLeast"/>
+        <w:ind w:left="708"/>
+        <w:rPr>
+          <w:rFonts w:ascii="Arial" w:eastAsia="Times New Roman" w:hAnsi="Arial" w:cs="Arial"/>
+          <w:color w:val="000000" w:themeColor="text1"/>
+          <w:sz w:val="24"/>
+          <w:szCs w:val="24"/>
+          <w:lang w:eastAsia="it-IT"/>
+        </w:rPr>
+      </w:pPr>
+    </w:p>
+    <w:p>
+      <w:pPr>
+        <w:spacing w:after="0" w:line="330" w:lineRule="atLeast"/>
+        <w:ind w:left="708"/>
+        <w:rPr>
+          <w:rFonts w:ascii="Arial" w:eastAsia="Times New Roman" w:hAnsi="Arial" w:cs="Arial"/>
+          <w:color w:val="000000" w:themeColor="text1"/>
+          <w:sz w:val="24"/>
+          <w:szCs w:val="24"/>
+          <w:lang w:eastAsia="it-IT"/>
+        </w:rPr>
+      </w:pPr>
+      <w:r>
+        <w:rPr>
+          <w:rFonts w:ascii="Arial" w:eastAsia="Times New Roman" w:hAnsi="Arial" w:cs="Arial"/>
+          <w:color w:val="000000" w:themeColor="text1"/>
+          <w:sz w:val="24"/>
+          <w:szCs w:val="24"/>
+          <w:lang w:eastAsia="it-IT"/>
+        </w:rPr>
+        <w:t xml:space="preserve">- </w:t>
+      </w:r>
+      <w:r>
+        <w:rPr>
+          <w:rFonts w:ascii="Arial" w:eastAsia="Times New Roman" w:hAnsi="Arial" w:cs="Arial"/>
+          <w:b/>
+          <w:bCs/>
+          <w:color w:val="000000" w:themeColor="text1"/>
+          <w:sz w:val="24"/>
+          <w:szCs w:val="24"/>
+          <w:lang w:eastAsia="it-IT"/>
+        </w:rPr>
+        <w:t>A[n]+numero</w:t>
+      </w:r>
+      <w:r>
+        <w:rPr>
+          <w:rFonts w:ascii="Arial" w:eastAsia="Times New Roman" w:hAnsi="Arial" w:cs="Arial"/>
+          <w:color w:val="000000" w:themeColor="text1"/>
+          <w:sz w:val="24"/>
+          <w:szCs w:val="24"/>
+          <w:lang w:eastAsia="it-IT"/>
+        </w:rPr>
+        <w:t xml:space="preserve"> → Aggiunge/Sostituisce numero ausiliario</w:t>
+      </w:r>
+    </w:p>
+    <w:p>
+      <w:pPr>
+        <w:spacing w:after="0" w:line="330" w:lineRule="atLeast"/>
+        <w:ind w:left="708"/>
+        <w:rPr>
+          <w:rFonts w:ascii="Arial" w:eastAsia="Times New Roman" w:hAnsi="Arial" w:cs="Arial"/>
+          <w:b/>
+          <w:bCs/>
+          <w:color w:val="00B050"/>
+          <w:sz w:val="24"/>
+          <w:szCs w:val="24"/>
+          <w:lang w:eastAsia="it-IT"/>
+        </w:rPr>
+      </w:pPr>
+      <w:r>
+        <w:rPr>
+          <w:rFonts w:ascii="Arial" w:eastAsia="Times New Roman" w:hAnsi="Arial" w:cs="Arial"/>
+          <w:b/>
+          <w:bCs/>
+          <w:color w:val="00B050"/>
+          <w:sz w:val="24"/>
+          <w:szCs w:val="24"/>
+          <w:lang w:eastAsia="it-IT"/>
+        </w:rPr>
+        <w:t xml:space="preserve">- </w:t>
+      </w:r>
+      <w:r>
+        <w:rPr>
+          <w:rFonts w:ascii="Arial" w:eastAsia="Times New Roman" w:hAnsi="Arial" w:cs="Arial"/>
+          <w:b/>
+          <w:bCs/>
+          <w:color w:val="00B050"/>
+          <w:sz w:val="24"/>
+          <w:szCs w:val="24"/>
+          <w:lang w:eastAsia="it-IT"/>
+        </w:rPr>
+        <w:t>S</w:t>
+      </w:r>
+      <w:r>
+        <w:rPr>
+          <w:rFonts w:ascii="Arial" w:eastAsia="Times New Roman" w:hAnsi="Arial" w:cs="Arial"/>
+          <w:b/>
+          <w:bCs/>
+          <w:color w:val="00B050"/>
+          <w:sz w:val="24"/>
+          <w:szCs w:val="24"/>
+          <w:lang w:eastAsia="it-IT"/>
+        </w:rPr>
+        <w:t xml:space="preserve">olo se numero </w:t>
+      </w:r>
+      <w:r>
+        <w:rPr>
+          <w:rFonts w:ascii="Arial" w:eastAsia="Times New Roman" w:hAnsi="Arial" w:cs="Arial"/>
+          <w:b/>
+          <w:bCs/>
+          <w:color w:val="00B050"/>
+          <w:sz w:val="24"/>
+          <w:szCs w:val="24"/>
+          <w:lang w:eastAsia="it-IT"/>
+        </w:rPr>
+        <w:t>M</w:t>
+      </w:r>
+      <w:r>
+        <w:rPr>
+          <w:rFonts w:ascii="Arial" w:eastAsia="Times New Roman" w:hAnsi="Arial" w:cs="Arial"/>
+          <w:b/>
+          <w:bCs/>
+          <w:color w:val="00B050"/>
+          <w:sz w:val="24"/>
+          <w:szCs w:val="24"/>
+          <w:lang w:eastAsia="it-IT"/>
+        </w:rPr>
+        <w:t>aster</w:t>
+      </w:r>
+    </w:p>
+    <w:p>
+      <w:pPr>
+        <w:spacing w:after="0" w:line="330" w:lineRule="atLeast"/>
+        <w:ind w:left="708"/>
+        <w:rPr>
+          <w:rFonts w:ascii="Arial" w:eastAsia="Times New Roman" w:hAnsi="Arial" w:cs="Arial"/>
+          <w:b/>
+          <w:bCs/>
+          <w:color w:val="00B050"/>
+          <w:sz w:val="24"/>
+          <w:szCs w:val="24"/>
+          <w:lang w:eastAsia="it-IT"/>
+        </w:rPr>
+      </w:pPr>
+      <w:r>
+        <w:rPr>
+          <w:rFonts w:ascii="Arial" w:eastAsia="Times New Roman" w:hAnsi="Arial" w:cs="Arial"/>
+          <w:b/>
+          <w:bCs/>
+          <w:color w:val="00B050"/>
+          <w:sz w:val="24"/>
+          <w:szCs w:val="24"/>
+          <w:lang w:eastAsia="it-IT"/>
+        </w:rPr>
+        <w:t xml:space="preserve">- </w:t>
+      </w:r>
+      <w:r>
+        <w:rPr>
+          <w:rFonts w:ascii="Arial" w:eastAsia="Times New Roman" w:hAnsi="Arial" w:cs="Arial"/>
+          <w:b/>
+          <w:bCs/>
+          <w:color w:val="00B050"/>
+          <w:sz w:val="24"/>
+          <w:szCs w:val="24"/>
+          <w:lang w:eastAsia="it-IT"/>
+        </w:rPr>
+        <w:t>V</w:t>
+      </w:r>
+      <w:r>
+        <w:rPr>
+          <w:rFonts w:ascii="Arial" w:eastAsia="Times New Roman" w:hAnsi="Arial" w:cs="Arial"/>
+          <w:b/>
+          <w:bCs/>
+          <w:color w:val="00B050"/>
+          <w:sz w:val="24"/>
+          <w:szCs w:val="24"/>
+          <w:lang w:eastAsia="it-IT"/>
+        </w:rPr>
+        <w:t>alida il numero richiedente se lunghezza numero è compresa tra 10 e 13</w:t>
+      </w:r>
+    </w:p>
+    <w:p>
+      <w:pPr>
+        <w:spacing w:after="0" w:line="330" w:lineRule="atLeast"/>
+        <w:ind w:left="708"/>
+        <w:rPr>
+          <w:rFonts w:ascii="Arial" w:eastAsia="Times New Roman" w:hAnsi="Arial" w:cs="Arial"/>
+          <w:color w:val="000000" w:themeColor="text1"/>
+          <w:sz w:val="24"/>
+          <w:szCs w:val="24"/>
+          <w:lang w:eastAsia="it-IT"/>
+        </w:rPr>
+      </w:pPr>
+    </w:p>
+    <w:p>
+      <w:pPr>
+        <w:spacing w:after="0" w:line="330" w:lineRule="atLeast"/>
+        <w:ind w:left="708"/>
+        <w:rPr>
+          <w:rFonts w:ascii="Arial" w:eastAsia="Times New Roman" w:hAnsi="Arial" w:cs="Arial"/>
+          <w:color w:val="000000" w:themeColor="text1"/>
+          <w:sz w:val="24"/>
+          <w:szCs w:val="24"/>
+          <w:lang w:eastAsia="it-IT"/>
+        </w:rPr>
+      </w:pPr>
+      <w:r>
+        <w:rPr>
+          <w:rFonts w:ascii="Arial" w:eastAsia="Times New Roman" w:hAnsi="Arial" w:cs="Arial"/>
+          <w:color w:val="000000" w:themeColor="text1"/>
+          <w:sz w:val="24"/>
+          <w:szCs w:val="24"/>
+          <w:lang w:eastAsia="it-IT"/>
+        </w:rPr>
+        <w:t xml:space="preserve">- </w:t>
+      </w:r>
+      <w:r>
+        <w:rPr>
+          <w:rFonts w:ascii="Arial" w:eastAsia="Times New Roman" w:hAnsi="Arial" w:cs="Arial"/>
+          <w:b/>
+          <w:bCs/>
+          <w:color w:val="000000" w:themeColor="text1"/>
+          <w:sz w:val="24"/>
+          <w:szCs w:val="24"/>
+          <w:lang w:eastAsia="it-IT"/>
+        </w:rPr>
+        <w:t>D</w:t>
+      </w:r>
+      <w:r>
+        <w:rPr>
+          <w:rFonts w:ascii="Arial" w:eastAsia="Times New Roman" w:hAnsi="Arial" w:cs="Arial"/>
+          <w:color w:val="000000" w:themeColor="text1"/>
+          <w:sz w:val="24"/>
+          <w:szCs w:val="24"/>
+          <w:lang w:eastAsia="it-IT"/>
+        </w:rPr>
+        <w:t xml:space="preserve"> → Cancella numeri ausiliari</w:t>
+      </w:r>
+    </w:p>
+    <w:p>
+      <w:pPr>
+        <w:spacing w:after="0" w:line="330" w:lineRule="atLeast"/>
+        <w:ind w:left="708"/>
+        <w:rPr>
+          <w:rFonts w:ascii="Arial" w:eastAsia="Times New Roman" w:hAnsi="Arial" w:cs="Arial"/>
+          <w:b/>
+          <w:bCs/>
+          <w:color w:val="00B050"/>
+          <w:sz w:val="24"/>
+          <w:szCs w:val="24"/>
+          <w:lang w:eastAsia="it-IT"/>
+        </w:rPr>
+      </w:pPr>
+      <w:r>
+        <w:rPr>
+          <w:rFonts w:ascii="Arial" w:eastAsia="Times New Roman" w:hAnsi="Arial" w:cs="Arial"/>
+          <w:b/>
+          <w:bCs/>
+          <w:color w:val="00B050"/>
+          <w:sz w:val="24"/>
+          <w:szCs w:val="24"/>
+          <w:lang w:eastAsia="it-IT"/>
+        </w:rPr>
+        <w:t xml:space="preserve">- </w:t>
+      </w:r>
+      <w:r>
+        <w:rPr>
+          <w:rFonts w:ascii="Arial" w:eastAsia="Times New Roman" w:hAnsi="Arial" w:cs="Arial"/>
+          <w:b/>
+          <w:bCs/>
+          <w:color w:val="00B050"/>
+          <w:sz w:val="24"/>
+          <w:szCs w:val="24"/>
+          <w:lang w:eastAsia="it-IT"/>
+        </w:rPr>
+        <w:t>S</w:t>
+      </w:r>
+      <w:r>
+        <w:rPr>
+          <w:rFonts w:ascii="Arial" w:eastAsia="Times New Roman" w:hAnsi="Arial" w:cs="Arial"/>
+          <w:b/>
+          <w:bCs/>
+          <w:color w:val="00B050"/>
+          <w:sz w:val="24"/>
+          <w:szCs w:val="24"/>
+          <w:lang w:eastAsia="it-IT"/>
+        </w:rPr>
+        <w:t xml:space="preserve">olo se numero </w:t>
+      </w:r>
+      <w:r>
+        <w:rPr>
+          <w:rFonts w:ascii="Arial" w:eastAsia="Times New Roman" w:hAnsi="Arial" w:cs="Arial"/>
+          <w:b/>
+          <w:bCs/>
+          <w:color w:val="00B050"/>
+          <w:sz w:val="24"/>
+          <w:szCs w:val="24"/>
+          <w:lang w:eastAsia="it-IT"/>
+        </w:rPr>
+        <w:t>M</w:t>
+      </w:r>
+      <w:r>
+        <w:rPr>
+          <w:rFonts w:ascii="Arial" w:eastAsia="Times New Roman" w:hAnsi="Arial" w:cs="Arial"/>
+          <w:b/>
+          <w:bCs/>
+          <w:color w:val="00B050"/>
+          <w:sz w:val="24"/>
+          <w:szCs w:val="24"/>
+          <w:lang w:eastAsia="it-IT"/>
+        </w:rPr>
+        <w:t>aster</w:t>
+      </w:r>
+    </w:p>
+    <w:p>
+      <w:pPr>
+        <w:spacing w:after="0" w:line="330" w:lineRule="atLeast"/>
+        <w:ind w:left="708"/>
+        <w:rPr>
+          <w:rFonts w:ascii="Arial" w:eastAsia="Times New Roman" w:hAnsi="Arial" w:cs="Arial"/>
+          <w:color w:val="000000" w:themeColor="text1"/>
+          <w:sz w:val="24"/>
+          <w:szCs w:val="24"/>
+          <w:lang w:eastAsia="it-IT"/>
+        </w:rPr>
+      </w:pPr>
+    </w:p>
+    <w:p>
+      <w:pPr>
+        <w:spacing w:after="0" w:line="330" w:lineRule="atLeast"/>
+        <w:ind w:left="708"/>
+        <w:rPr>
+          <w:rFonts w:ascii="Arial" w:eastAsia="Times New Roman" w:hAnsi="Arial" w:cs="Arial"/>
+          <w:color w:val="000000" w:themeColor="text1"/>
+          <w:sz w:val="24"/>
+          <w:szCs w:val="24"/>
+          <w:lang w:eastAsia="it-IT"/>
+        </w:rPr>
+      </w:pPr>
+      <w:r>
+        <w:rPr>
+          <w:rFonts w:ascii="Arial" w:eastAsia="Times New Roman" w:hAnsi="Arial" w:cs="Arial"/>
+          <w:color w:val="000000" w:themeColor="text1"/>
+          <w:sz w:val="24"/>
+          <w:szCs w:val="24"/>
+          <w:lang w:eastAsia="it-IT"/>
+        </w:rPr>
+        <w:t xml:space="preserve">- </w:t>
+      </w:r>
+      <w:r>
+        <w:rPr>
+          <w:rFonts w:ascii="Arial" w:eastAsia="Times New Roman" w:hAnsi="Arial" w:cs="Arial"/>
+          <w:b/>
+          <w:bCs/>
+          <w:color w:val="000000" w:themeColor="text1"/>
+          <w:sz w:val="24"/>
+          <w:szCs w:val="24"/>
+          <w:lang w:eastAsia="it-IT"/>
+        </w:rPr>
+        <w:t>N</w:t>
+      </w:r>
+      <w:r>
+        <w:rPr>
+          <w:rFonts w:ascii="Arial" w:eastAsia="Times New Roman" w:hAnsi="Arial" w:cs="Arial"/>
+          <w:color w:val="000000" w:themeColor="text1"/>
+          <w:sz w:val="24"/>
+          <w:szCs w:val="24"/>
+          <w:lang w:eastAsia="it-IT"/>
+        </w:rPr>
+        <w:t xml:space="preserve"> → Elenca numeri autorizzati</w:t>
+      </w:r>
+    </w:p>
+    <w:p>
+      <w:pPr>
+        <w:spacing w:after="0" w:line="330" w:lineRule="atLeast"/>
+        <w:ind w:left="708"/>
+        <w:rPr>
+          <w:rFonts w:ascii="Arial" w:eastAsia="Times New Roman" w:hAnsi="Arial" w:cs="Arial"/>
+          <w:b/>
+          <w:bCs/>
+          <w:color w:val="00B050"/>
+          <w:sz w:val="24"/>
+          <w:szCs w:val="24"/>
+          <w:lang w:eastAsia="it-IT"/>
+        </w:rPr>
+      </w:pPr>
+      <w:r>
+        <w:rPr>
+          <w:rFonts w:ascii="Arial" w:eastAsia="Times New Roman" w:hAnsi="Arial" w:cs="Arial"/>
+          <w:b/>
+          <w:bCs/>
+          <w:color w:val="00B050"/>
+          <w:sz w:val="24"/>
+          <w:szCs w:val="24"/>
+          <w:lang w:eastAsia="it-IT"/>
+        </w:rPr>
+        <w:t xml:space="preserve">- </w:t>
+      </w:r>
+      <w:r>
+        <w:rPr>
+          <w:rFonts w:ascii="Arial" w:eastAsia="Times New Roman" w:hAnsi="Arial" w:cs="Arial"/>
+          <w:b/>
+          <w:bCs/>
+          <w:color w:val="00B050"/>
+          <w:sz w:val="24"/>
+          <w:szCs w:val="24"/>
+          <w:lang w:eastAsia="it-IT"/>
+        </w:rPr>
+        <w:t>S</w:t>
+      </w:r>
+      <w:r>
+        <w:rPr>
+          <w:rFonts w:ascii="Arial" w:eastAsia="Times New Roman" w:hAnsi="Arial" w:cs="Arial"/>
+          <w:b/>
+          <w:bCs/>
+          <w:color w:val="00B050"/>
+          <w:sz w:val="24"/>
+          <w:szCs w:val="24"/>
+          <w:lang w:eastAsia="it-IT"/>
+        </w:rPr>
+        <w:t xml:space="preserve">olo se numero </w:t>
+      </w:r>
+      <w:r>
+        <w:rPr>
+          <w:rFonts w:ascii="Arial" w:eastAsia="Times New Roman" w:hAnsi="Arial" w:cs="Arial"/>
+          <w:b/>
+          <w:bCs/>
+          <w:color w:val="00B050"/>
+          <w:sz w:val="24"/>
+          <w:szCs w:val="24"/>
+          <w:lang w:eastAsia="it-IT"/>
+        </w:rPr>
+        <w:t>M</w:t>
+      </w:r>
+      <w:r>
+        <w:rPr>
+          <w:rFonts w:ascii="Arial" w:eastAsia="Times New Roman" w:hAnsi="Arial" w:cs="Arial"/>
+          <w:b/>
+          <w:bCs/>
+          <w:color w:val="00B050"/>
+          <w:sz w:val="24"/>
+          <w:szCs w:val="24"/>
+          <w:lang w:eastAsia="it-IT"/>
+        </w:rPr>
+        <w:t>aster</w:t>
+      </w:r>
+    </w:p>
+    <w:p>
+      <w:pPr>
+        <w:spacing w:after="0" w:line="330" w:lineRule="atLeast"/>
+        <w:ind w:left="708"/>
+        <w:rPr>
+          <w:rFonts w:ascii="Arial" w:eastAsia="Times New Roman" w:hAnsi="Arial" w:cs="Arial"/>
+          <w:color w:val="000000" w:themeColor="text1"/>
+          <w:sz w:val="24"/>
+          <w:szCs w:val="24"/>
+          <w:lang w:eastAsia="it-IT"/>
+        </w:rPr>
+      </w:pPr>
+    </w:p>
+    <w:p>
+      <w:pPr>
+        <w:spacing w:after="0" w:line="330" w:lineRule="atLeast"/>
+        <w:ind w:left="708"/>
+        <w:rPr>
+          <w:rFonts w:ascii="Arial" w:eastAsia="Times New Roman" w:hAnsi="Arial" w:cs="Arial"/>
+          <w:color w:val="000000" w:themeColor="text1"/>
+          <w:sz w:val="24"/>
+          <w:szCs w:val="24"/>
+          <w:lang w:eastAsia="it-IT"/>
+        </w:rPr>
+      </w:pPr>
+      <w:r>
+        <w:rPr>
+          <w:rFonts w:ascii="Arial" w:eastAsia="Times New Roman" w:hAnsi="Arial" w:cs="Arial"/>
+          <w:color w:val="000000" w:themeColor="text1"/>
+          <w:sz w:val="24"/>
+          <w:szCs w:val="24"/>
+          <w:lang w:eastAsia="it-IT"/>
+        </w:rPr>
+        <w:t xml:space="preserve">- </w:t>
+      </w:r>
+      <w:r>
+        <w:rPr>
+          <w:rFonts w:ascii="Arial" w:eastAsia="Times New Roman" w:hAnsi="Arial" w:cs="Arial"/>
+          <w:b/>
+          <w:bCs/>
+          <w:color w:val="000000" w:themeColor="text1"/>
+          <w:sz w:val="24"/>
+          <w:szCs w:val="24"/>
+          <w:lang w:eastAsia="it-IT"/>
+        </w:rPr>
+        <w:t>S</w:t>
+      </w:r>
+      <w:r>
+        <w:rPr>
+          <w:rFonts w:ascii="Arial" w:eastAsia="Times New Roman" w:hAnsi="Arial" w:cs="Arial"/>
+          <w:color w:val="000000" w:themeColor="text1"/>
+          <w:sz w:val="24"/>
+          <w:szCs w:val="24"/>
+          <w:lang w:eastAsia="it-IT"/>
+        </w:rPr>
+        <w:t xml:space="preserve"> → Invia stato tensione</w:t>
+      </w:r>
+    </w:p>
+    <w:p>
+      <w:pPr>
+        <w:spacing w:after="0" w:line="330" w:lineRule="atLeast"/>
+        <w:ind w:left="708"/>
+        <w:rPr>
+          <w:rFonts w:ascii="Arial" w:eastAsia="Times New Roman" w:hAnsi="Arial" w:cs="Arial"/>
+          <w:b/>
+          <w:bCs/>
+          <w:color w:val="00B050"/>
+          <w:sz w:val="24"/>
+          <w:szCs w:val="24"/>
+          <w:lang w:eastAsia="it-IT"/>
+        </w:rPr>
+      </w:pPr>
+      <w:r>
+        <w:rPr>
+          <w:rFonts w:ascii="Arial" w:eastAsia="Times New Roman" w:hAnsi="Arial" w:cs="Arial"/>
+          <w:b/>
+          <w:bCs/>
+          <w:color w:val="00B050"/>
+          <w:sz w:val="24"/>
+          <w:szCs w:val="24"/>
+          <w:lang w:eastAsia="it-IT"/>
+        </w:rPr>
+        <w:t xml:space="preserve">- </w:t>
+      </w:r>
+      <w:r>
+        <w:rPr>
+          <w:rFonts w:ascii="Arial" w:eastAsia="Times New Roman" w:hAnsi="Arial" w:cs="Arial"/>
+          <w:b/>
+          <w:bCs/>
+          <w:color w:val="00B050"/>
+          <w:sz w:val="24"/>
+          <w:szCs w:val="24"/>
+          <w:lang w:eastAsia="it-IT"/>
+        </w:rPr>
+        <w:t>S</w:t>
+      </w:r>
+      <w:r>
+        <w:rPr>
+          <w:rFonts w:ascii="Arial" w:eastAsia="Times New Roman" w:hAnsi="Arial" w:cs="Arial"/>
+          <w:b/>
+          <w:bCs/>
+          <w:color w:val="00B050"/>
+          <w:sz w:val="24"/>
+          <w:szCs w:val="24"/>
+          <w:lang w:eastAsia="it-IT"/>
+        </w:rPr>
+        <w:t xml:space="preserve">olo se numero </w:t>
+      </w:r>
+      <w:r>
+        <w:rPr>
+          <w:rFonts w:ascii="Arial" w:eastAsia="Times New Roman" w:hAnsi="Arial" w:cs="Arial"/>
+          <w:b/>
+          <w:bCs/>
+          <w:color w:val="00B050"/>
+          <w:sz w:val="24"/>
+          <w:szCs w:val="24"/>
+          <w:lang w:eastAsia="it-IT"/>
+        </w:rPr>
+        <w:t>M</w:t>
+      </w:r>
+      <w:r>
+        <w:rPr>
+          <w:rFonts w:ascii="Arial" w:eastAsia="Times New Roman" w:hAnsi="Arial" w:cs="Arial"/>
+          <w:b/>
+          <w:bCs/>
+          <w:color w:val="00B050"/>
+          <w:sz w:val="24"/>
+          <w:szCs w:val="24"/>
+          <w:lang w:eastAsia="it-IT"/>
+        </w:rPr>
+        <w:t>aster</w:t>
+      </w:r>
+      <w:r>
+        <w:rPr>
+          <w:rFonts w:ascii="Arial" w:eastAsia="Times New Roman" w:hAnsi="Arial" w:cs="Arial"/>
+          <w:b/>
+          <w:bCs/>
+          <w:color w:val="00B050"/>
+          <w:sz w:val="24"/>
+          <w:szCs w:val="24"/>
+          <w:lang w:eastAsia="it-IT"/>
+        </w:rPr>
+        <w:t xml:space="preserve"> o Ausiliario</w:t>
+      </w:r>
+    </w:p>
+    <w:p>
+      <w:pPr>
+        <w:spacing w:after="0" w:line="330" w:lineRule="atLeast"/>
+        <w:ind w:left="708"/>
+        <w:rPr>
+          <w:rFonts w:ascii="Arial" w:eastAsia="Times New Roman" w:hAnsi="Arial" w:cs="Arial"/>
+          <w:color w:val="000000" w:themeColor="text1"/>
+          <w:sz w:val="24"/>
+          <w:szCs w:val="24"/>
+          <w:lang w:eastAsia="it-IT"/>
+        </w:rPr>
+      </w:pPr>
+    </w:p>
+    <w:p>
+      <w:pPr>
+        <w:spacing w:after="0" w:line="330" w:lineRule="atLeast"/>
+        <w:ind w:left="708"/>
+        <w:rPr>
+          <w:rFonts w:ascii="Arial" w:eastAsia="Times New Roman" w:hAnsi="Arial" w:cs="Arial"/>
+          <w:color w:val="A6A6A6" w:themeColor="background1" w:themeShade="A6"/>
+          <w:sz w:val="24"/>
+          <w:szCs w:val="24"/>
+          <w:lang w:eastAsia="it-IT"/>
+        </w:rPr>
+      </w:pPr>
+      <w:r>
+        <w:rPr>
+          <w:rFonts w:ascii="Arial" w:eastAsia="Times New Roman" w:hAnsi="Arial" w:cs="Arial"/>
+          <w:color w:val="A6A6A6" w:themeColor="background1" w:themeShade="A6"/>
+          <w:sz w:val="24"/>
+          <w:szCs w:val="24"/>
+          <w:lang w:eastAsia="it-IT"/>
+        </w:rPr>
+        <w:t xml:space="preserve">- </w:t>
+      </w:r>
+      <w:r>
+        <w:rPr>
+          <w:rFonts w:ascii="Arial" w:eastAsia="Times New Roman" w:hAnsi="Arial" w:cs="Arial"/>
+          <w:b/>
+          <w:bCs/>
+          <w:color w:val="A6A6A6" w:themeColor="background1" w:themeShade="A6"/>
+          <w:sz w:val="24"/>
+          <w:szCs w:val="24"/>
+          <w:lang w:eastAsia="it-IT"/>
+        </w:rPr>
+        <w:t>E</w:t>
+      </w:r>
+      <w:r>
+        <w:rPr>
+          <w:rFonts w:ascii="Arial" w:eastAsia="Times New Roman" w:hAnsi="Arial" w:cs="Arial"/>
+          <w:color w:val="A6A6A6" w:themeColor="background1" w:themeShade="A6"/>
+          <w:sz w:val="24"/>
+          <w:szCs w:val="24"/>
+          <w:lang w:eastAsia="it-IT"/>
+        </w:rPr>
+        <w:t xml:space="preserve"> → </w:t>
+      </w:r>
+      <w:r>
+        <w:rPr>
+          <w:rFonts w:ascii="Arial" w:eastAsia="Times New Roman" w:hAnsi="Arial" w:cs="Arial"/>
+          <w:b/>
+          <w:bCs/>
+          <w:color w:val="A6A6A6" w:themeColor="background1" w:themeShade="A6"/>
+          <w:sz w:val="24"/>
+          <w:szCs w:val="24"/>
+          <w:lang w:eastAsia="it-IT"/>
+        </w:rPr>
+        <w:t>Comando riservato</w:t>
+      </w:r>
+      <w:r>
+        <w:rPr>
+          <w:rFonts w:ascii="Arial" w:eastAsia="Times New Roman" w:hAnsi="Arial" w:cs="Arial"/>
+          <w:color w:val="A6A6A6" w:themeColor="background1" w:themeShade="A6"/>
+          <w:sz w:val="24"/>
+          <w:szCs w:val="24"/>
+          <w:lang w:eastAsia="it-IT"/>
+        </w:rPr>
+        <w:t>, cancella tutti i numeri</w:t>
+      </w:r>
+      <w:r>
+        <w:rPr>
+          <w:rFonts w:ascii="Arial" w:eastAsia="Times New Roman" w:hAnsi="Arial" w:cs="Arial"/>
+          <w:color w:val="A6A6A6" w:themeColor="background1" w:themeShade="A6"/>
+          <w:sz w:val="24"/>
+          <w:szCs w:val="24"/>
+          <w:lang w:eastAsia="it-IT"/>
+        </w:rPr>
+        <w:t xml:space="preserve"> incluso il Master</w:t>
+      </w:r>
+    </w:p>
+    <w:p>
+      <w:pPr>
+        <w:spacing w:after="0" w:line="330" w:lineRule="atLeast"/>
+        <w:ind w:left="708"/>
+        <w:rPr>
+          <w:rFonts w:ascii="Arial" w:eastAsia="Times New Roman" w:hAnsi="Arial" w:cs="Arial"/>
+          <w:b/>
+          <w:bCs/>
+          <w:color w:val="A8D08D" w:themeColor="accent6" w:themeTint="99"/>
+          <w:sz w:val="24"/>
+          <w:szCs w:val="24"/>
+          <w:lang w:eastAsia="it-IT"/>
+        </w:rPr>
+      </w:pPr>
+      <w:r>
+        <w:rPr>
+          <w:rFonts w:ascii="Arial" w:eastAsia="Times New Roman" w:hAnsi="Arial" w:cs="Arial"/>
+          <w:b/>
+          <w:bCs/>
+          <w:color w:val="A8D08D" w:themeColor="accent6" w:themeTint="99"/>
+          <w:sz w:val="24"/>
+          <w:szCs w:val="24"/>
+          <w:lang w:eastAsia="it-IT"/>
+        </w:rPr>
+        <w:t xml:space="preserve">- </w:t>
+      </w:r>
+      <w:r>
+        <w:rPr>
+          <w:rFonts w:ascii="Arial" w:eastAsia="Times New Roman" w:hAnsi="Arial" w:cs="Arial"/>
+          <w:b/>
+          <w:bCs/>
+          <w:color w:val="A8D08D" w:themeColor="accent6" w:themeTint="99"/>
+          <w:sz w:val="24"/>
+          <w:szCs w:val="24"/>
+          <w:lang w:eastAsia="it-IT"/>
+        </w:rPr>
+        <w:t>Accetta qualsiasi numero</w:t>
+      </w:r>
+    </w:p>
+    <w:p>
+      <w:pPr>
+        <w:spacing w:after="0" w:line="330" w:lineRule="atLeast"/>
+        <w:ind w:left="708"/>
+        <w:rPr>
+          <w:rFonts w:ascii="Arial" w:eastAsia="Times New Roman" w:hAnsi="Arial" w:cs="Arial"/>
+          <w:color w:val="000000" w:themeColor="text1"/>
+          <w:sz w:val="24"/>
+          <w:szCs w:val="24"/>
+          <w:lang w:eastAsia="it-IT"/>
+        </w:rPr>
+      </w:pPr>
+    </w:p>
+    <w:p>
+      <w:pPr>
+        <w:spacing w:after="0" w:line="330" w:lineRule="atLeast"/>
+        <w:ind w:left="708"/>
+        <w:rPr>
+          <w:rFonts w:ascii="Arial" w:eastAsia="Times New Roman" w:hAnsi="Arial" w:cs="Arial"/>
+          <w:color w:val="000000" w:themeColor="text1"/>
+          <w:sz w:val="24"/>
+          <w:szCs w:val="24"/>
+          <w:lang w:eastAsia="it-IT"/>
+        </w:rPr>
+      </w:pPr>
+      <w:r>
+        <w:rPr>
+          <w:rFonts w:ascii="Arial" w:eastAsia="Times New Roman" w:hAnsi="Arial" w:cs="Arial"/>
+          <w:color w:val="000000" w:themeColor="text1"/>
+          <w:sz w:val="24"/>
+          <w:szCs w:val="24"/>
+          <w:lang w:eastAsia="it-IT"/>
+        </w:rPr>
+        <w:t>- Salva e legge i numeri autorizzati su EEPROM per persistenza</w:t>
+      </w:r>
+      <w:r>
+        <w:rPr>
+          <w:rFonts w:ascii="Arial" w:eastAsia="Times New Roman" w:hAnsi="Arial" w:cs="Arial"/>
+          <w:color w:val="000000" w:themeColor="text1"/>
+          <w:sz w:val="24"/>
+          <w:szCs w:val="24"/>
+          <w:lang w:eastAsia="it-IT"/>
+        </w:rPr>
+        <w:t xml:space="preserve"> dopo Power Off</w:t>
+      </w:r>
+      <w:r>
+        <w:rPr>
+          <w:rFonts w:ascii="Arial" w:eastAsia="Times New Roman" w:hAnsi="Arial" w:cs="Arial"/>
+          <w:color w:val="000000" w:themeColor="text1"/>
+          <w:sz w:val="24"/>
+          <w:szCs w:val="24"/>
+          <w:lang w:eastAsia="it-IT"/>
+        </w:rPr>
+        <w:t>,</w:t>
+      </w:r>
+    </w:p>
+    <w:p>
+      <w:pPr>
         <w:rPr>
           <w:rFonts w:ascii="Arial" w:eastAsia="Times New Roman" w:hAnsi="Arial" w:cs="Arial"/>
           <w:color w:val="000000" w:themeColor="text1"/>
@@ -779,718 +1838,221 @@
           <w:color w:val="000000" w:themeColor="text1"/>
           <w:sz w:val="24"/>
           <w:szCs w:val="24"/>
-          <w:u w:val="single"/>
-          <w:lang w:eastAsia="it-IT"/>
-        </w:rPr>
-        <w:t>Gestisce comandi via SMS:</w:t>
-      </w:r>
-    </w:p>
-    <w:p>
-      <w:pPr>
-        <w:spacing w:after="0" w:line="330" w:lineRule="atLeast"/>
-        <w:rPr>
-          <w:rFonts w:ascii="Arial" w:eastAsia="Times New Roman" w:hAnsi="Arial" w:cs="Arial"/>
-          <w:color w:val="000000" w:themeColor="text1"/>
-          <w:sz w:val="24"/>
-          <w:szCs w:val="24"/>
-          <w:lang w:eastAsia="it-IT"/>
-        </w:rPr>
-      </w:pPr>
-    </w:p>
-    <w:p>
-      <w:pPr>
-        <w:spacing w:after="0" w:line="330" w:lineRule="atLeast"/>
-        <w:ind w:left="708"/>
-        <w:rPr>
-          <w:rFonts w:ascii="Arial" w:eastAsia="Times New Roman" w:hAnsi="Arial" w:cs="Arial"/>
-          <w:color w:val="000000" w:themeColor="text1"/>
-          <w:sz w:val="24"/>
-          <w:szCs w:val="24"/>
-          <w:lang w:eastAsia="it-IT"/>
-        </w:rPr>
-      </w:pPr>
-      <w:r>
-        <w:rPr>
-          <w:rFonts w:ascii="Arial" w:eastAsia="Times New Roman" w:hAnsi="Arial" w:cs="Arial"/>
-          <w:color w:val="000000" w:themeColor="text1"/>
-          <w:sz w:val="24"/>
-          <w:szCs w:val="24"/>
-          <w:lang w:eastAsia="it-IT"/>
-        </w:rPr>
-        <w:t xml:space="preserve">- </w:t>
-      </w:r>
-      <w:r>
-        <w:rPr>
-          <w:rFonts w:ascii="Arial" w:eastAsia="Times New Roman" w:hAnsi="Arial" w:cs="Arial"/>
-          <w:b/>
-          <w:bCs/>
-          <w:color w:val="000000" w:themeColor="text1"/>
-          <w:sz w:val="24"/>
-          <w:szCs w:val="24"/>
-          <w:lang w:eastAsia="it-IT"/>
-        </w:rPr>
-        <w:t>M+numero</w:t>
-      </w:r>
-      <w:r>
-        <w:rPr>
-          <w:rFonts w:ascii="Arial" w:eastAsia="Times New Roman" w:hAnsi="Arial" w:cs="Arial"/>
-          <w:color w:val="000000" w:themeColor="text1"/>
-          <w:sz w:val="24"/>
-          <w:szCs w:val="24"/>
-          <w:lang w:eastAsia="it-IT"/>
-        </w:rPr>
-        <w:t xml:space="preserve"> → Modifica numero Master</w:t>
-      </w:r>
-    </w:p>
-    <w:p>
-      <w:pPr>
-        <w:spacing w:after="0" w:line="330" w:lineRule="atLeast"/>
-        <w:ind w:left="708"/>
-        <w:rPr>
-          <w:rFonts w:ascii="Arial" w:eastAsia="Times New Roman" w:hAnsi="Arial" w:cs="Arial"/>
-          <w:b/>
-          <w:bCs/>
-          <w:color w:val="00B050"/>
-          <w:sz w:val="24"/>
-          <w:szCs w:val="24"/>
-          <w:lang w:eastAsia="it-IT"/>
-        </w:rPr>
-      </w:pPr>
-      <w:r>
-        <w:rPr>
-          <w:rFonts w:ascii="Arial" w:eastAsia="Times New Roman" w:hAnsi="Arial" w:cs="Arial"/>
-          <w:b/>
-          <w:bCs/>
-          <w:color w:val="00B050"/>
-          <w:sz w:val="24"/>
-          <w:szCs w:val="24"/>
-          <w:lang w:eastAsia="it-IT"/>
-        </w:rPr>
-        <w:t xml:space="preserve"> - </w:t>
-      </w:r>
-      <w:r>
-        <w:rPr>
-          <w:rFonts w:ascii="Arial" w:eastAsia="Times New Roman" w:hAnsi="Arial" w:cs="Arial"/>
-          <w:b/>
-          <w:bCs/>
-          <w:color w:val="00B050"/>
-          <w:sz w:val="24"/>
-          <w:szCs w:val="24"/>
-          <w:lang w:eastAsia="it-IT"/>
-        </w:rPr>
-        <w:t>S</w:t>
-      </w:r>
-      <w:r>
-        <w:rPr>
-          <w:rFonts w:ascii="Arial" w:eastAsia="Times New Roman" w:hAnsi="Arial" w:cs="Arial"/>
-          <w:b/>
-          <w:bCs/>
-          <w:color w:val="00B050"/>
-          <w:sz w:val="24"/>
-          <w:szCs w:val="24"/>
-          <w:lang w:eastAsia="it-IT"/>
-        </w:rPr>
-        <w:t xml:space="preserve">olo se numero </w:t>
-      </w:r>
-      <w:r>
-        <w:rPr>
-          <w:rFonts w:ascii="Arial" w:eastAsia="Times New Roman" w:hAnsi="Arial" w:cs="Arial"/>
-          <w:b/>
-          <w:bCs/>
-          <w:color w:val="00B050"/>
-          <w:sz w:val="24"/>
-          <w:szCs w:val="24"/>
-          <w:lang w:eastAsia="it-IT"/>
-        </w:rPr>
-        <w:t>M</w:t>
-      </w:r>
-      <w:r>
-        <w:rPr>
-          <w:rFonts w:ascii="Arial" w:eastAsia="Times New Roman" w:hAnsi="Arial" w:cs="Arial"/>
-          <w:b/>
-          <w:bCs/>
-          <w:color w:val="00B050"/>
-          <w:sz w:val="24"/>
-          <w:szCs w:val="24"/>
-          <w:lang w:eastAsia="it-IT"/>
-        </w:rPr>
-        <w:t>aster o nessun numero</w:t>
-      </w:r>
-    </w:p>
-    <w:p>
-      <w:pPr>
-        <w:spacing w:after="0" w:line="330" w:lineRule="atLeast"/>
-        <w:ind w:left="708"/>
-        <w:rPr>
-          <w:rFonts w:ascii="Arial" w:eastAsia="Times New Roman" w:hAnsi="Arial" w:cs="Arial"/>
-          <w:b/>
-          <w:bCs/>
-          <w:color w:val="00B050"/>
-          <w:sz w:val="24"/>
-          <w:szCs w:val="24"/>
-          <w:lang w:eastAsia="it-IT"/>
-        </w:rPr>
-      </w:pPr>
-      <w:r>
-        <w:rPr>
-          <w:rFonts w:ascii="Arial" w:eastAsia="Times New Roman" w:hAnsi="Arial" w:cs="Arial"/>
-          <w:b/>
-          <w:bCs/>
-          <w:color w:val="00B050"/>
-          <w:sz w:val="24"/>
-          <w:szCs w:val="24"/>
-          <w:lang w:eastAsia="it-IT"/>
-        </w:rPr>
-        <w:t xml:space="preserve"> </w:t>
-      </w:r>
-      <w:r>
-        <w:rPr>
-          <w:rFonts w:ascii="Arial" w:eastAsia="Times New Roman" w:hAnsi="Arial" w:cs="Arial"/>
-          <w:b/>
-          <w:bCs/>
-          <w:color w:val="00B050"/>
-          <w:sz w:val="24"/>
-          <w:szCs w:val="24"/>
-          <w:lang w:eastAsia="it-IT"/>
-        </w:rPr>
-        <w:t xml:space="preserve">- </w:t>
-      </w:r>
-      <w:r>
-        <w:rPr>
-          <w:rFonts w:ascii="Arial" w:eastAsia="Times New Roman" w:hAnsi="Arial" w:cs="Arial"/>
-          <w:b/>
-          <w:bCs/>
-          <w:color w:val="00B050"/>
-          <w:sz w:val="24"/>
-          <w:szCs w:val="24"/>
-          <w:lang w:eastAsia="it-IT"/>
-        </w:rPr>
-        <w:t>V</w:t>
-      </w:r>
-      <w:r>
-        <w:rPr>
-          <w:rFonts w:ascii="Arial" w:eastAsia="Times New Roman" w:hAnsi="Arial" w:cs="Arial"/>
-          <w:b/>
-          <w:bCs/>
-          <w:color w:val="00B050"/>
-          <w:sz w:val="24"/>
-          <w:szCs w:val="24"/>
-          <w:lang w:eastAsia="it-IT"/>
-        </w:rPr>
-        <w:t>alida il numero richiedente se lunghezza numero è compresa tra 10 e 13</w:t>
-      </w:r>
-    </w:p>
-    <w:p>
-      <w:pPr>
-        <w:spacing w:after="0" w:line="330" w:lineRule="atLeast"/>
-        <w:ind w:left="708"/>
-        <w:rPr>
-          <w:rFonts w:ascii="Arial" w:eastAsia="Times New Roman" w:hAnsi="Arial" w:cs="Arial"/>
-          <w:color w:val="000000" w:themeColor="text1"/>
-          <w:sz w:val="24"/>
-          <w:szCs w:val="24"/>
-          <w:lang w:eastAsia="it-IT"/>
-        </w:rPr>
-      </w:pPr>
-    </w:p>
-    <w:p>
-      <w:pPr>
-        <w:spacing w:after="0" w:line="330" w:lineRule="atLeast"/>
-        <w:ind w:left="708"/>
-        <w:rPr>
-          <w:rFonts w:ascii="Arial" w:eastAsia="Times New Roman" w:hAnsi="Arial" w:cs="Arial"/>
-          <w:color w:val="000000" w:themeColor="text1"/>
-          <w:sz w:val="24"/>
-          <w:szCs w:val="24"/>
-          <w:lang w:eastAsia="it-IT"/>
-        </w:rPr>
-      </w:pPr>
-    </w:p>
-    <w:p>
-      <w:pPr>
-        <w:spacing w:after="0" w:line="330" w:lineRule="atLeast"/>
-        <w:ind w:left="708"/>
-        <w:rPr>
-          <w:rFonts w:ascii="Arial" w:eastAsia="Times New Roman" w:hAnsi="Arial" w:cs="Arial"/>
-          <w:color w:val="000000" w:themeColor="text1"/>
-          <w:sz w:val="24"/>
-          <w:szCs w:val="24"/>
-          <w:lang w:eastAsia="it-IT"/>
-        </w:rPr>
-      </w:pPr>
-      <w:r>
-        <w:rPr>
-          <w:rFonts w:ascii="Arial" w:eastAsia="Times New Roman" w:hAnsi="Arial" w:cs="Arial"/>
-          <w:color w:val="000000" w:themeColor="text1"/>
-          <w:sz w:val="24"/>
-          <w:szCs w:val="24"/>
+          <w:lang w:eastAsia="it-IT"/>
+        </w:rPr>
+        <w:br w:type="page"/>
+      </w:r>
+    </w:p>
+    <w:p>
+      <w:pPr>
+        <w:spacing w:after="0" w:line="330" w:lineRule="atLeast"/>
+        <w:jc w:val="center"/>
+        <w:rPr>
+          <w:rFonts w:ascii="Arial" w:eastAsia="Times New Roman" w:hAnsi="Arial" w:cs="Arial"/>
+          <w:b/>
+          <w:bCs/>
+          <w:color w:val="000000" w:themeColor="text1"/>
+          <w:sz w:val="32"/>
+          <w:szCs w:val="32"/>
+          <w:lang w:eastAsia="it-IT"/>
+        </w:rPr>
+      </w:pPr>
+      <w:r>
+        <w:rPr>
+          <w:rFonts w:ascii="Arial" w:eastAsia="Times New Roman" w:hAnsi="Arial" w:cs="Arial"/>
+          <w:b/>
+          <w:bCs/>
+          <w:color w:val="000000" w:themeColor="text1"/>
+          <w:sz w:val="32"/>
+          <w:szCs w:val="32"/>
           <w:lang w:eastAsia="it-IT"/>
         </w:rPr>
         <w:lastRenderedPageBreak/>
-        <w:t xml:space="preserve">- </w:t>
-      </w:r>
-      <w:r>
-        <w:rPr>
-          <w:rFonts w:ascii="Arial" w:eastAsia="Times New Roman" w:hAnsi="Arial" w:cs="Arial"/>
-          <w:b/>
-          <w:bCs/>
-          <w:color w:val="000000" w:themeColor="text1"/>
-          <w:sz w:val="24"/>
-          <w:szCs w:val="24"/>
-          <w:lang w:eastAsia="it-IT"/>
-        </w:rPr>
-        <w:t>A[n]+numero</w:t>
-      </w:r>
-      <w:r>
-        <w:rPr>
-          <w:rFonts w:ascii="Arial" w:eastAsia="Times New Roman" w:hAnsi="Arial" w:cs="Arial"/>
-          <w:color w:val="000000" w:themeColor="text1"/>
-          <w:sz w:val="24"/>
-          <w:szCs w:val="24"/>
-          <w:lang w:eastAsia="it-IT"/>
-        </w:rPr>
-        <w:t xml:space="preserve"> → Aggiunge/Sostituisce numero ausiliario</w:t>
-      </w:r>
-    </w:p>
-    <w:p>
-      <w:pPr>
-        <w:spacing w:after="0" w:line="330" w:lineRule="atLeast"/>
-        <w:ind w:left="708"/>
-        <w:rPr>
-          <w:rFonts w:ascii="Arial" w:eastAsia="Times New Roman" w:hAnsi="Arial" w:cs="Arial"/>
-          <w:b/>
-          <w:bCs/>
-          <w:color w:val="00B050"/>
-          <w:sz w:val="24"/>
-          <w:szCs w:val="24"/>
-          <w:lang w:eastAsia="it-IT"/>
-        </w:rPr>
-      </w:pPr>
-      <w:r>
-        <w:rPr>
-          <w:rFonts w:ascii="Arial" w:eastAsia="Times New Roman" w:hAnsi="Arial" w:cs="Arial"/>
-          <w:b/>
-          <w:bCs/>
-          <w:color w:val="00B050"/>
-          <w:sz w:val="24"/>
-          <w:szCs w:val="24"/>
-          <w:lang w:eastAsia="it-IT"/>
-        </w:rPr>
-        <w:t xml:space="preserve">- </w:t>
-      </w:r>
-      <w:r>
-        <w:rPr>
-          <w:rFonts w:ascii="Arial" w:eastAsia="Times New Roman" w:hAnsi="Arial" w:cs="Arial"/>
-          <w:b/>
-          <w:bCs/>
-          <w:color w:val="00B050"/>
-          <w:sz w:val="24"/>
-          <w:szCs w:val="24"/>
-          <w:lang w:eastAsia="it-IT"/>
-        </w:rPr>
-        <w:t>S</w:t>
-      </w:r>
-      <w:r>
-        <w:rPr>
-          <w:rFonts w:ascii="Arial" w:eastAsia="Times New Roman" w:hAnsi="Arial" w:cs="Arial"/>
-          <w:b/>
-          <w:bCs/>
-          <w:color w:val="00B050"/>
-          <w:sz w:val="24"/>
-          <w:szCs w:val="24"/>
-          <w:lang w:eastAsia="it-IT"/>
-        </w:rPr>
-        <w:t xml:space="preserve">olo se numero </w:t>
-      </w:r>
-      <w:r>
-        <w:rPr>
-          <w:rFonts w:ascii="Arial" w:eastAsia="Times New Roman" w:hAnsi="Arial" w:cs="Arial"/>
-          <w:b/>
-          <w:bCs/>
-          <w:color w:val="00B050"/>
-          <w:sz w:val="24"/>
-          <w:szCs w:val="24"/>
-          <w:lang w:eastAsia="it-IT"/>
-        </w:rPr>
-        <w:t>M</w:t>
-      </w:r>
-      <w:r>
-        <w:rPr>
-          <w:rFonts w:ascii="Arial" w:eastAsia="Times New Roman" w:hAnsi="Arial" w:cs="Arial"/>
-          <w:b/>
-          <w:bCs/>
-          <w:color w:val="00B050"/>
-          <w:sz w:val="24"/>
-          <w:szCs w:val="24"/>
-          <w:lang w:eastAsia="it-IT"/>
-        </w:rPr>
-        <w:t>aster</w:t>
-      </w:r>
-    </w:p>
-    <w:p>
-      <w:pPr>
-        <w:spacing w:after="0" w:line="330" w:lineRule="atLeast"/>
-        <w:ind w:left="708"/>
-        <w:rPr>
-          <w:rFonts w:ascii="Arial" w:eastAsia="Times New Roman" w:hAnsi="Arial" w:cs="Arial"/>
-          <w:color w:val="000000" w:themeColor="text1"/>
-          <w:sz w:val="24"/>
-          <w:szCs w:val="24"/>
-          <w:lang w:eastAsia="it-IT"/>
-        </w:rPr>
-      </w:pPr>
-    </w:p>
-    <w:p>
-      <w:pPr>
-        <w:spacing w:after="0" w:line="330" w:lineRule="atLeast"/>
-        <w:ind w:left="708"/>
-        <w:rPr>
-          <w:rFonts w:ascii="Arial" w:eastAsia="Times New Roman" w:hAnsi="Arial" w:cs="Arial"/>
-          <w:color w:val="000000" w:themeColor="text1"/>
-          <w:sz w:val="24"/>
-          <w:szCs w:val="24"/>
-          <w:lang w:eastAsia="it-IT"/>
-        </w:rPr>
-      </w:pPr>
-      <w:r>
-        <w:rPr>
-          <w:rFonts w:ascii="Arial" w:eastAsia="Times New Roman" w:hAnsi="Arial" w:cs="Arial"/>
-          <w:color w:val="000000" w:themeColor="text1"/>
-          <w:sz w:val="24"/>
-          <w:szCs w:val="24"/>
-          <w:lang w:eastAsia="it-IT"/>
-        </w:rPr>
-        <w:t xml:space="preserve">- </w:t>
-      </w:r>
-      <w:r>
-        <w:rPr>
-          <w:rFonts w:ascii="Arial" w:eastAsia="Times New Roman" w:hAnsi="Arial" w:cs="Arial"/>
-          <w:b/>
-          <w:bCs/>
-          <w:color w:val="000000" w:themeColor="text1"/>
-          <w:sz w:val="24"/>
-          <w:szCs w:val="24"/>
-          <w:lang w:eastAsia="it-IT"/>
-        </w:rPr>
-        <w:t>D</w:t>
-      </w:r>
-      <w:r>
-        <w:rPr>
-          <w:rFonts w:ascii="Arial" w:eastAsia="Times New Roman" w:hAnsi="Arial" w:cs="Arial"/>
-          <w:color w:val="000000" w:themeColor="text1"/>
-          <w:sz w:val="24"/>
-          <w:szCs w:val="24"/>
-          <w:lang w:eastAsia="it-IT"/>
-        </w:rPr>
-        <w:t xml:space="preserve"> → Cancella numeri ausiliari</w:t>
-      </w:r>
-    </w:p>
-    <w:p>
-      <w:pPr>
-        <w:spacing w:after="0" w:line="330" w:lineRule="atLeast"/>
-        <w:ind w:left="708"/>
-        <w:rPr>
-          <w:rFonts w:ascii="Arial" w:eastAsia="Times New Roman" w:hAnsi="Arial" w:cs="Arial"/>
-          <w:b/>
-          <w:bCs/>
-          <w:color w:val="00B050"/>
-          <w:sz w:val="24"/>
-          <w:szCs w:val="24"/>
-          <w:lang w:eastAsia="it-IT"/>
-        </w:rPr>
-      </w:pPr>
-      <w:r>
-        <w:rPr>
-          <w:rFonts w:ascii="Arial" w:eastAsia="Times New Roman" w:hAnsi="Arial" w:cs="Arial"/>
-          <w:b/>
-          <w:bCs/>
-          <w:color w:val="00B050"/>
-          <w:sz w:val="24"/>
-          <w:szCs w:val="24"/>
-          <w:lang w:eastAsia="it-IT"/>
-        </w:rPr>
-        <w:t xml:space="preserve">- </w:t>
-      </w:r>
-      <w:r>
-        <w:rPr>
-          <w:rFonts w:ascii="Arial" w:eastAsia="Times New Roman" w:hAnsi="Arial" w:cs="Arial"/>
-          <w:b/>
-          <w:bCs/>
-          <w:color w:val="00B050"/>
-          <w:sz w:val="24"/>
-          <w:szCs w:val="24"/>
-          <w:lang w:eastAsia="it-IT"/>
-        </w:rPr>
-        <w:t>S</w:t>
-      </w:r>
-      <w:r>
-        <w:rPr>
-          <w:rFonts w:ascii="Arial" w:eastAsia="Times New Roman" w:hAnsi="Arial" w:cs="Arial"/>
-          <w:b/>
-          <w:bCs/>
-          <w:color w:val="00B050"/>
-          <w:sz w:val="24"/>
-          <w:szCs w:val="24"/>
-          <w:lang w:eastAsia="it-IT"/>
-        </w:rPr>
-        <w:t xml:space="preserve">olo se numero </w:t>
-      </w:r>
-      <w:r>
-        <w:rPr>
-          <w:rFonts w:ascii="Arial" w:eastAsia="Times New Roman" w:hAnsi="Arial" w:cs="Arial"/>
-          <w:b/>
-          <w:bCs/>
-          <w:color w:val="00B050"/>
-          <w:sz w:val="24"/>
-          <w:szCs w:val="24"/>
-          <w:lang w:eastAsia="it-IT"/>
-        </w:rPr>
-        <w:t>M</w:t>
-      </w:r>
-      <w:r>
-        <w:rPr>
-          <w:rFonts w:ascii="Arial" w:eastAsia="Times New Roman" w:hAnsi="Arial" w:cs="Arial"/>
-          <w:b/>
-          <w:bCs/>
-          <w:color w:val="00B050"/>
-          <w:sz w:val="24"/>
-          <w:szCs w:val="24"/>
-          <w:lang w:eastAsia="it-IT"/>
-        </w:rPr>
-        <w:t>aster</w:t>
-      </w:r>
-    </w:p>
-    <w:p>
-      <w:pPr>
-        <w:spacing w:after="0" w:line="330" w:lineRule="atLeast"/>
-        <w:ind w:left="708"/>
-        <w:rPr>
-          <w:rFonts w:ascii="Arial" w:eastAsia="Times New Roman" w:hAnsi="Arial" w:cs="Arial"/>
-          <w:color w:val="000000" w:themeColor="text1"/>
-          <w:sz w:val="24"/>
-          <w:szCs w:val="24"/>
-          <w:lang w:eastAsia="it-IT"/>
-        </w:rPr>
-      </w:pPr>
-    </w:p>
-    <w:p>
-      <w:pPr>
-        <w:spacing w:after="0" w:line="330" w:lineRule="atLeast"/>
-        <w:ind w:left="708"/>
-        <w:rPr>
-          <w:rFonts w:ascii="Arial" w:eastAsia="Times New Roman" w:hAnsi="Arial" w:cs="Arial"/>
-          <w:color w:val="000000" w:themeColor="text1"/>
-          <w:sz w:val="24"/>
-          <w:szCs w:val="24"/>
-          <w:lang w:eastAsia="it-IT"/>
-        </w:rPr>
-      </w:pPr>
-    </w:p>
-    <w:p>
-      <w:pPr>
-        <w:spacing w:after="0" w:line="330" w:lineRule="atLeast"/>
-        <w:ind w:left="708"/>
-        <w:rPr>
-          <w:rFonts w:ascii="Arial" w:eastAsia="Times New Roman" w:hAnsi="Arial" w:cs="Arial"/>
-          <w:color w:val="000000" w:themeColor="text1"/>
-          <w:sz w:val="24"/>
-          <w:szCs w:val="24"/>
-          <w:lang w:eastAsia="it-IT"/>
-        </w:rPr>
-      </w:pPr>
-      <w:r>
-        <w:rPr>
-          <w:rFonts w:ascii="Arial" w:eastAsia="Times New Roman" w:hAnsi="Arial" w:cs="Arial"/>
-          <w:color w:val="000000" w:themeColor="text1"/>
-          <w:sz w:val="24"/>
-          <w:szCs w:val="24"/>
-          <w:lang w:eastAsia="it-IT"/>
-        </w:rPr>
-        <w:t xml:space="preserve">- </w:t>
-      </w:r>
-      <w:r>
-        <w:rPr>
-          <w:rFonts w:ascii="Arial" w:eastAsia="Times New Roman" w:hAnsi="Arial" w:cs="Arial"/>
-          <w:b/>
-          <w:bCs/>
-          <w:color w:val="000000" w:themeColor="text1"/>
-          <w:sz w:val="24"/>
-          <w:szCs w:val="24"/>
-          <w:lang w:eastAsia="it-IT"/>
-        </w:rPr>
-        <w:t>N</w:t>
-      </w:r>
-      <w:r>
-        <w:rPr>
-          <w:rFonts w:ascii="Arial" w:eastAsia="Times New Roman" w:hAnsi="Arial" w:cs="Arial"/>
-          <w:color w:val="000000" w:themeColor="text1"/>
-          <w:sz w:val="24"/>
-          <w:szCs w:val="24"/>
-          <w:lang w:eastAsia="it-IT"/>
-        </w:rPr>
-        <w:t xml:space="preserve"> → Elenca numeri autorizzati</w:t>
-      </w:r>
-    </w:p>
-    <w:p>
-      <w:pPr>
-        <w:spacing w:after="0" w:line="330" w:lineRule="atLeast"/>
-        <w:ind w:left="708"/>
-        <w:rPr>
-          <w:rFonts w:ascii="Arial" w:eastAsia="Times New Roman" w:hAnsi="Arial" w:cs="Arial"/>
-          <w:color w:val="000000" w:themeColor="text1"/>
-          <w:sz w:val="24"/>
-          <w:szCs w:val="24"/>
-          <w:lang w:eastAsia="it-IT"/>
-        </w:rPr>
-      </w:pPr>
-    </w:p>
-    <w:p>
-      <w:pPr>
-        <w:spacing w:after="0" w:line="330" w:lineRule="atLeast"/>
-        <w:ind w:left="708"/>
-        <w:rPr>
-          <w:rFonts w:ascii="Arial" w:eastAsia="Times New Roman" w:hAnsi="Arial" w:cs="Arial"/>
-          <w:color w:val="000000" w:themeColor="text1"/>
-          <w:sz w:val="24"/>
-          <w:szCs w:val="24"/>
-          <w:lang w:eastAsia="it-IT"/>
-        </w:rPr>
-      </w:pPr>
-      <w:r>
-        <w:rPr>
-          <w:rFonts w:ascii="Arial" w:eastAsia="Times New Roman" w:hAnsi="Arial" w:cs="Arial"/>
-          <w:color w:val="000000" w:themeColor="text1"/>
-          <w:sz w:val="24"/>
-          <w:szCs w:val="24"/>
-          <w:lang w:eastAsia="it-IT"/>
-        </w:rPr>
-        <w:t xml:space="preserve">- </w:t>
-      </w:r>
-      <w:r>
-        <w:rPr>
-          <w:rFonts w:ascii="Arial" w:eastAsia="Times New Roman" w:hAnsi="Arial" w:cs="Arial"/>
-          <w:b/>
-          <w:bCs/>
-          <w:color w:val="000000" w:themeColor="text1"/>
-          <w:sz w:val="24"/>
-          <w:szCs w:val="24"/>
-          <w:lang w:eastAsia="it-IT"/>
-        </w:rPr>
-        <w:t>S</w:t>
-      </w:r>
-      <w:r>
-        <w:rPr>
-          <w:rFonts w:ascii="Arial" w:eastAsia="Times New Roman" w:hAnsi="Arial" w:cs="Arial"/>
-          <w:color w:val="000000" w:themeColor="text1"/>
-          <w:sz w:val="24"/>
-          <w:szCs w:val="24"/>
-          <w:lang w:eastAsia="it-IT"/>
-        </w:rPr>
-        <w:t xml:space="preserve"> → Invia stato tensione</w:t>
-      </w:r>
-    </w:p>
-    <w:p>
-      <w:pPr>
-        <w:spacing w:after="0" w:line="330" w:lineRule="atLeast"/>
-        <w:ind w:left="708"/>
-        <w:rPr>
-          <w:rFonts w:ascii="Arial" w:eastAsia="Times New Roman" w:hAnsi="Arial" w:cs="Arial"/>
-          <w:color w:val="000000" w:themeColor="text1"/>
-          <w:sz w:val="24"/>
-          <w:szCs w:val="24"/>
-          <w:lang w:eastAsia="it-IT"/>
-        </w:rPr>
-      </w:pPr>
-    </w:p>
-    <w:p>
-      <w:pPr>
-        <w:spacing w:after="0" w:line="330" w:lineRule="atLeast"/>
-        <w:ind w:left="708"/>
-        <w:rPr>
-          <w:rFonts w:ascii="Arial" w:eastAsia="Times New Roman" w:hAnsi="Arial" w:cs="Arial"/>
-          <w:color w:val="000000" w:themeColor="text1"/>
-          <w:sz w:val="24"/>
-          <w:szCs w:val="24"/>
-          <w:lang w:eastAsia="it-IT"/>
-        </w:rPr>
-      </w:pPr>
-      <w:r>
-        <w:rPr>
-          <w:rFonts w:ascii="Arial" w:eastAsia="Times New Roman" w:hAnsi="Arial" w:cs="Arial"/>
-          <w:color w:val="000000" w:themeColor="text1"/>
-          <w:sz w:val="24"/>
-          <w:szCs w:val="24"/>
-          <w:lang w:eastAsia="it-IT"/>
-        </w:rPr>
-        <w:t xml:space="preserve">- </w:t>
-      </w:r>
-      <w:r>
-        <w:rPr>
-          <w:rFonts w:ascii="Arial" w:eastAsia="Times New Roman" w:hAnsi="Arial" w:cs="Arial"/>
-          <w:b/>
-          <w:bCs/>
-          <w:color w:val="000000" w:themeColor="text1"/>
-          <w:sz w:val="24"/>
-          <w:szCs w:val="24"/>
-          <w:lang w:eastAsia="it-IT"/>
-        </w:rPr>
-        <w:t>E</w:t>
-      </w:r>
-      <w:r>
-        <w:rPr>
-          <w:rFonts w:ascii="Arial" w:eastAsia="Times New Roman" w:hAnsi="Arial" w:cs="Arial"/>
-          <w:color w:val="000000" w:themeColor="text1"/>
-          <w:sz w:val="24"/>
-          <w:szCs w:val="24"/>
-          <w:lang w:eastAsia="it-IT"/>
-        </w:rPr>
-        <w:t xml:space="preserve"> → Comando riservato, cancella tutti i numeri</w:t>
-      </w:r>
-    </w:p>
-    <w:p>
-      <w:pPr>
-        <w:spacing w:after="0" w:line="330" w:lineRule="atLeast"/>
-        <w:ind w:left="708"/>
-        <w:rPr>
-          <w:rFonts w:ascii="Arial" w:eastAsia="Times New Roman" w:hAnsi="Arial" w:cs="Arial"/>
-          <w:color w:val="000000" w:themeColor="text1"/>
-          <w:sz w:val="24"/>
-          <w:szCs w:val="24"/>
-          <w:lang w:eastAsia="it-IT"/>
-        </w:rPr>
-      </w:pPr>
-    </w:p>
-    <w:p>
-      <w:pPr>
-        <w:spacing w:after="0" w:line="330" w:lineRule="atLeast"/>
-        <w:ind w:left="708"/>
-        <w:rPr>
-          <w:rFonts w:ascii="Arial" w:eastAsia="Times New Roman" w:hAnsi="Arial" w:cs="Arial"/>
-          <w:color w:val="000000" w:themeColor="text1"/>
-          <w:sz w:val="24"/>
-          <w:szCs w:val="24"/>
-          <w:lang w:eastAsia="it-IT"/>
-        </w:rPr>
-      </w:pPr>
-      <w:r>
-        <w:rPr>
-          <w:rFonts w:ascii="Arial" w:eastAsia="Times New Roman" w:hAnsi="Arial" w:cs="Arial"/>
-          <w:color w:val="000000" w:themeColor="text1"/>
-          <w:sz w:val="24"/>
-          <w:szCs w:val="24"/>
-          <w:lang w:eastAsia="it-IT"/>
-        </w:rPr>
-        <w:t>- Salva e legge i numeri autorizzati su EEPROM per persistenza</w:t>
-      </w:r>
-      <w:r>
-        <w:rPr>
-          <w:rFonts w:ascii="Arial" w:eastAsia="Times New Roman" w:hAnsi="Arial" w:cs="Arial"/>
-          <w:color w:val="000000" w:themeColor="text1"/>
-          <w:sz w:val="24"/>
-          <w:szCs w:val="24"/>
-          <w:lang w:eastAsia="it-IT"/>
-        </w:rPr>
-        <w:t>,</w:t>
+        <w:t>Comandi SMS</w:t>
+      </w:r>
+    </w:p>
+    <w:p>
+      <w:pPr>
+        <w:spacing w:after="0" w:line="330" w:lineRule="atLeast"/>
+        <w:rPr>
+          <w:rFonts w:ascii="Arial" w:eastAsia="Times New Roman" w:hAnsi="Arial" w:cs="Arial"/>
+          <w:b/>
+          <w:bCs/>
+          <w:color w:val="000000" w:themeColor="text1"/>
+          <w:sz w:val="24"/>
+          <w:szCs w:val="24"/>
+          <w:lang w:eastAsia="it-IT"/>
+        </w:rPr>
+      </w:pPr>
+    </w:p>
+    <w:p>
+      <w:pPr>
+        <w:spacing w:after="0" w:line="330" w:lineRule="atLeast"/>
+        <w:rPr>
+          <w:rFonts w:ascii="Arial" w:eastAsia="Times New Roman" w:hAnsi="Arial" w:cs="Arial"/>
+          <w:b/>
+          <w:bCs/>
+          <w:color w:val="000000" w:themeColor="text1"/>
+          <w:sz w:val="24"/>
+          <w:szCs w:val="24"/>
+          <w:lang w:eastAsia="it-IT"/>
+        </w:rPr>
+      </w:pPr>
+      <w:r>
+        <w:rPr>
+          <w:rFonts w:ascii="Arial" w:eastAsia="Times New Roman" w:hAnsi="Arial" w:cs="Arial"/>
+          <w:b/>
+          <w:bCs/>
+          <w:color w:val="000000" w:themeColor="text1"/>
+          <w:sz w:val="24"/>
+          <w:szCs w:val="24"/>
+          <w:lang w:eastAsia="it-IT"/>
+        </w:rPr>
+        <w:t xml:space="preserve">  Numeri GSM </w:t>
+      </w:r>
+    </w:p>
+    <w:p>
+      <w:pPr>
+        <w:spacing w:after="0" w:line="330" w:lineRule="atLeast"/>
+        <w:rPr>
+          <w:rFonts w:ascii="Arial" w:eastAsia="Times New Roman" w:hAnsi="Arial" w:cs="Arial"/>
+          <w:color w:val="000000" w:themeColor="text1"/>
+          <w:sz w:val="24"/>
+          <w:szCs w:val="24"/>
+          <w:lang w:eastAsia="it-IT"/>
+        </w:rPr>
+      </w:pPr>
+      <w:r>
+        <w:rPr>
+          <w:rFonts w:ascii="Arial" w:eastAsia="Times New Roman" w:hAnsi="Arial" w:cs="Arial"/>
+          <w:color w:val="000000" w:themeColor="text1"/>
+          <w:sz w:val="24"/>
+          <w:szCs w:val="24"/>
+          <w:lang w:eastAsia="it-IT"/>
+        </w:rPr>
+        <w:t>  Italia    totale cifre 12 senza +</w:t>
+      </w:r>
+    </w:p>
+    <w:p>
+      <w:pPr>
+        <w:spacing w:after="0" w:line="330" w:lineRule="atLeast"/>
+        <w:rPr>
+          <w:rFonts w:ascii="Arial" w:eastAsia="Times New Roman" w:hAnsi="Arial" w:cs="Arial"/>
+          <w:color w:val="000000" w:themeColor="text1"/>
+          <w:sz w:val="24"/>
+          <w:szCs w:val="24"/>
+          <w:lang w:eastAsia="it-IT"/>
+        </w:rPr>
+      </w:pPr>
+      <w:r>
+        <w:rPr>
+          <w:rFonts w:ascii="Arial" w:eastAsia="Times New Roman" w:hAnsi="Arial" w:cs="Arial"/>
+          <w:color w:val="000000" w:themeColor="text1"/>
+          <w:sz w:val="24"/>
+          <w:szCs w:val="24"/>
+          <w:lang w:eastAsia="it-IT"/>
+        </w:rPr>
+        <w:t xml:space="preserve">  </w:t>
+      </w:r>
+      <w:proofErr w:type="gramStart"/>
+      <w:r>
+        <w:rPr>
+          <w:rFonts w:ascii="Arial" w:eastAsia="Times New Roman" w:hAnsi="Arial" w:cs="Arial"/>
+          <w:color w:val="000000" w:themeColor="text1"/>
+          <w:sz w:val="24"/>
+          <w:szCs w:val="24"/>
+          <w:lang w:eastAsia="it-IT"/>
+        </w:rPr>
+        <w:t>Germania  totale</w:t>
+      </w:r>
+      <w:proofErr w:type="gramEnd"/>
+      <w:r>
+        <w:rPr>
+          <w:rFonts w:ascii="Arial" w:eastAsia="Times New Roman" w:hAnsi="Arial" w:cs="Arial"/>
+          <w:color w:val="000000" w:themeColor="text1"/>
+          <w:sz w:val="24"/>
+          <w:szCs w:val="24"/>
+          <w:lang w:eastAsia="it-IT"/>
+        </w:rPr>
+        <w:t xml:space="preserve"> cifre 13 senza +</w:t>
+      </w:r>
+    </w:p>
+    <w:p>
+      <w:pPr>
+        <w:spacing w:after="0" w:line="330" w:lineRule="atLeast"/>
+        <w:rPr>
+          <w:rFonts w:ascii="Arial" w:eastAsia="Times New Roman" w:hAnsi="Arial" w:cs="Arial"/>
+          <w:color w:val="000000" w:themeColor="text1"/>
+          <w:sz w:val="24"/>
+          <w:szCs w:val="24"/>
+          <w:lang w:eastAsia="it-IT"/>
+        </w:rPr>
+      </w:pPr>
+      <w:r>
+        <w:rPr>
+          <w:rFonts w:ascii="Arial" w:eastAsia="Times New Roman" w:hAnsi="Arial" w:cs="Arial"/>
+          <w:color w:val="000000" w:themeColor="text1"/>
+          <w:sz w:val="24"/>
+          <w:szCs w:val="24"/>
+          <w:lang w:eastAsia="it-IT"/>
+        </w:rPr>
+        <w:t>  Svezia    totale cifre 11 senza +</w:t>
+      </w:r>
+    </w:p>
+    <w:p>
+      <w:pPr>
+        <w:spacing w:after="0" w:line="330" w:lineRule="atLeast"/>
+        <w:rPr>
+          <w:rFonts w:ascii="Arial" w:eastAsia="Times New Roman" w:hAnsi="Arial" w:cs="Arial"/>
+          <w:color w:val="000000" w:themeColor="text1"/>
+          <w:sz w:val="24"/>
+          <w:szCs w:val="24"/>
+          <w:lang w:eastAsia="it-IT"/>
+        </w:rPr>
+      </w:pPr>
+      <w:r>
+        <w:rPr>
+          <w:rFonts w:ascii="Arial" w:eastAsia="Times New Roman" w:hAnsi="Arial" w:cs="Arial"/>
+          <w:color w:val="000000" w:themeColor="text1"/>
+          <w:sz w:val="24"/>
+          <w:szCs w:val="24"/>
+          <w:lang w:eastAsia="it-IT"/>
+        </w:rPr>
+        <w:t>  Finlandia totale cifre 10 senza +</w:t>
+      </w:r>
+    </w:p>
+    <w:p>
+      <w:pPr>
+        <w:spacing w:after="0" w:line="330" w:lineRule="atLeast"/>
+        <w:rPr>
+          <w:rFonts w:ascii="Arial" w:eastAsia="Times New Roman" w:hAnsi="Arial" w:cs="Arial"/>
+          <w:color w:val="000000" w:themeColor="text1"/>
+          <w:sz w:val="24"/>
+          <w:szCs w:val="24"/>
+          <w:lang w:eastAsia="it-IT"/>
+        </w:rPr>
+      </w:pPr>
+    </w:p>
+    <w:p>
+      <w:pPr>
+        <w:spacing w:after="0" w:line="330" w:lineRule="atLeast"/>
+        <w:rPr>
+          <w:rFonts w:ascii="Arial" w:eastAsia="Times New Roman" w:hAnsi="Arial" w:cs="Arial"/>
+          <w:color w:val="000000" w:themeColor="text1"/>
+          <w:sz w:val="24"/>
+          <w:szCs w:val="24"/>
+          <w:lang w:eastAsia="it-IT"/>
+        </w:rPr>
+      </w:pPr>
+      <w:r>
+        <w:rPr>
+          <w:rFonts w:ascii="Arial" w:eastAsia="Times New Roman" w:hAnsi="Arial" w:cs="Arial"/>
+          <w:color w:val="000000" w:themeColor="text1"/>
+          <w:sz w:val="24"/>
+          <w:szCs w:val="24"/>
+          <w:lang w:eastAsia="it-IT"/>
+        </w:rPr>
+        <w:t>Prima di scrivere in EEPROM il numero viene validato per il corretto formato/lunghezza</w:t>
       </w:r>
     </w:p>
     <w:p>
@@ -1572,6 +2134,7 @@
                 <w:lang w:eastAsia="it-IT"/>
               </w:rPr>
             </w:pPr>
+            <w:proofErr w:type="spellStart"/>
             <w:r>
               <w:rPr>
                 <w:rFonts w:ascii="Arial" w:eastAsia="Times New Roman" w:hAnsi="Arial" w:cs="Arial"/>
@@ -1582,6 +2145,7 @@
               </w:rPr>
               <w:t>Command</w:t>
             </w:r>
+            <w:proofErr w:type="spellEnd"/>
           </w:p>
         </w:tc>
         <w:tc>
@@ -1679,7 +2243,6 @@
           <w:p>
             <w:pPr>
               <w:spacing w:line="330" w:lineRule="atLeast"/>
-              <w:jc w:val="center"/>
               <w:rPr>
                 <w:rFonts w:ascii="Arial" w:eastAsia="Times New Roman" w:hAnsi="Arial" w:cs="Arial"/>
                 <w:color w:val="FFFFFF" w:themeColor="background1"/>
@@ -2002,7 +2565,51 @@
                 <w:szCs w:val="24"/>
                 <w:lang w:val="en-US" w:eastAsia="it-IT"/>
               </w:rPr>
-              <w:t>Delete in EEPROM and phoneAut auxiliaries phone numbers except the Authorized MASTER[0]</w:t>
+              <w:t xml:space="preserve">Delete in EEPROM and </w:t>
+            </w:r>
+            <w:proofErr w:type="spellStart"/>
+            <w:r>
+              <w:rPr>
+                <w:rFonts w:ascii="Arial" w:eastAsia="Times New Roman" w:hAnsi="Arial" w:cs="Arial"/>
+                <w:color w:val="000000" w:themeColor="text1"/>
+                <w:sz w:val="24"/>
+                <w:szCs w:val="24"/>
+                <w:lang w:val="en-US" w:eastAsia="it-IT"/>
+              </w:rPr>
+              <w:t>phoneAut</w:t>
+            </w:r>
+            <w:proofErr w:type="spellEnd"/>
+            <w:r>
+              <w:rPr>
+                <w:rFonts w:ascii="Arial" w:eastAsia="Times New Roman" w:hAnsi="Arial" w:cs="Arial"/>
+                <w:color w:val="000000" w:themeColor="text1"/>
+                <w:sz w:val="24"/>
+                <w:szCs w:val="24"/>
+                <w:lang w:val="en-US" w:eastAsia="it-IT"/>
+              </w:rPr>
+              <w:t xml:space="preserve"> auxiliaries phone numbers except the Authorized </w:t>
+            </w:r>
+            <w:proofErr w:type="gramStart"/>
+            <w:r>
+              <w:rPr>
+                <w:rFonts w:ascii="Arial" w:eastAsia="Times New Roman" w:hAnsi="Arial" w:cs="Arial"/>
+                <w:color w:val="000000" w:themeColor="text1"/>
+                <w:sz w:val="24"/>
+                <w:szCs w:val="24"/>
+                <w:lang w:val="en-US" w:eastAsia="it-IT"/>
+              </w:rPr>
+              <w:t>MASTER[</w:t>
+            </w:r>
+            <w:proofErr w:type="gramEnd"/>
+            <w:r>
+              <w:rPr>
+                <w:rFonts w:ascii="Arial" w:eastAsia="Times New Roman" w:hAnsi="Arial" w:cs="Arial"/>
+                <w:color w:val="000000" w:themeColor="text1"/>
+                <w:sz w:val="24"/>
+                <w:szCs w:val="24"/>
+                <w:lang w:val="en-US" w:eastAsia="it-IT"/>
+              </w:rPr>
+              <w:t>0]</w:t>
             </w:r>
           </w:p>
           <w:p>
@@ -2155,8 +2762,20 @@
                 <w:szCs w:val="24"/>
                 <w:lang w:eastAsia="it-IT"/>
               </w:rPr>
-              <w:t>AGGIUNGI/SOSTITUISCI cellulare AUSILIARIO in posizione....</w:t>
+              <w:t xml:space="preserve">AGGIUNGI/SOSTITUISCI cellulare AUSILIARIO in </w:t>
             </w:r>
+            <w:proofErr w:type="gramStart"/>
+            <w:r>
+              <w:rPr>
+                <w:rFonts w:ascii="Arial" w:eastAsia="Times New Roman" w:hAnsi="Arial" w:cs="Arial"/>
+                <w:color w:val="000000" w:themeColor="text1"/>
+                <w:sz w:val="24"/>
+                <w:szCs w:val="24"/>
+                <w:lang w:eastAsia="it-IT"/>
+              </w:rPr>
+              <w:t>posizione....</w:t>
+            </w:r>
+            <w:proofErr w:type="gramEnd"/>
           </w:p>
         </w:tc>
       </w:tr>
@@ -2440,7 +3059,6 @@
           <w:p>
             <w:pPr>
               <w:spacing w:line="330" w:lineRule="atLeast"/>
-              <w:jc w:val="center"/>
               <w:rPr>
                 <w:rFonts w:ascii="Arial" w:eastAsia="Times New Roman" w:hAnsi="Arial" w:cs="Arial"/>
                 <w:color w:val="000000" w:themeColor="text1"/>
@@ -2467,8 +3085,31 @@
                 <w:szCs w:val="24"/>
                 <w:lang w:eastAsia="it-IT"/>
               </w:rPr>
-              <w:t>Cancella tutti i numeri</w:t>
+              <w:t>Cancella tutti i numeri incluso il Master - Accetta qualsiasi numero</w:t>
             </w:r>
+            <w:r>
+              <w:rPr>
+                <w:rFonts w:ascii="Arial" w:eastAsia="Times New Roman" w:hAnsi="Arial" w:cs="Arial"/>
+                <w:color w:val="000000" w:themeColor="text1"/>
+                <w:sz w:val="24"/>
+                <w:szCs w:val="24"/>
+                <w:lang w:eastAsia="it-IT"/>
+              </w:rPr>
+              <w:t xml:space="preserve"> </w:t>
+            </w:r>
+          </w:p>
+          <w:p>
+            <w:pPr>
+              <w:spacing w:line="330" w:lineRule="atLeast"/>
+              <w:jc w:val="center"/>
+              <w:rPr>
+                <w:rFonts w:ascii="Arial" w:eastAsia="Times New Roman" w:hAnsi="Arial" w:cs="Arial"/>
+                <w:color w:val="000000" w:themeColor="text1"/>
+                <w:sz w:val="24"/>
+                <w:szCs w:val="24"/>
+                <w:lang w:eastAsia="it-IT"/>
+              </w:rPr>
+            </w:pPr>
           </w:p>
           <w:p>
             <w:pPr>
@@ -2877,20 +3518,6 @@
     </w:p>
     <w:p>
       <w:pPr>
-        <w:spacing w:after="240" w:line="330" w:lineRule="atLeast"/>
-        <w:rPr>
-          <w:rFonts w:ascii="Arial" w:eastAsia="Times New Roman" w:hAnsi="Arial" w:cs="Arial"/>
-          <w:color w:val="000000" w:themeColor="text1"/>
-          <w:sz w:val="24"/>
-          <w:szCs w:val="24"/>
-          <w:lang w:eastAsia="it-IT"/>
-        </w:rPr>
-      </w:pPr>
-    </w:p>
-    <w:p>
-      <w:pPr>
-        <w:spacing w:after="0" w:line="330" w:lineRule="atLeast"/>
-        <w:jc w:val="center"/>
         <w:rPr>
           <w:rFonts w:ascii="Arial" w:eastAsia="Times New Roman" w:hAnsi="Arial" w:cs="Arial"/>
           <w:b/>
@@ -2911,148 +3538,37 @@
           <w:szCs w:val="28"/>
           <w:lang w:eastAsia="it-IT"/>
         </w:rPr>
-        <w:t>Comandi SMS</w:t>
-      </w:r>
-    </w:p>
-    <w:p>
-      <w:pPr>
-        <w:spacing w:after="0" w:line="330" w:lineRule="atLeast"/>
-        <w:rPr>
-          <w:rFonts w:ascii="Arial" w:eastAsia="Times New Roman" w:hAnsi="Arial" w:cs="Arial"/>
-          <w:b/>
-          <w:bCs/>
-          <w:color w:val="000000" w:themeColor="text1"/>
-          <w:sz w:val="24"/>
-          <w:szCs w:val="24"/>
-          <w:lang w:eastAsia="it-IT"/>
-        </w:rPr>
-      </w:pPr>
-    </w:p>
-    <w:p>
-      <w:pPr>
-        <w:spacing w:after="0" w:line="330" w:lineRule="atLeast"/>
-        <w:rPr>
-          <w:rFonts w:ascii="Arial" w:eastAsia="Times New Roman" w:hAnsi="Arial" w:cs="Arial"/>
-          <w:b/>
-          <w:bCs/>
-          <w:color w:val="000000" w:themeColor="text1"/>
-          <w:sz w:val="24"/>
-          <w:szCs w:val="24"/>
-          <w:lang w:eastAsia="it-IT"/>
-        </w:rPr>
-      </w:pPr>
-      <w:r>
-        <w:rPr>
-          <w:rFonts w:ascii="Arial" w:eastAsia="Times New Roman" w:hAnsi="Arial" w:cs="Arial"/>
-          <w:b/>
-          <w:bCs/>
-          <w:color w:val="000000" w:themeColor="text1"/>
-          <w:sz w:val="24"/>
-          <w:szCs w:val="24"/>
-          <w:lang w:eastAsia="it-IT"/>
-        </w:rPr>
-        <w:t xml:space="preserve">  Numeri GSM </w:t>
-      </w:r>
-    </w:p>
-    <w:p>
-      <w:pPr>
-        <w:spacing w:after="0" w:line="330" w:lineRule="atLeast"/>
-        <w:rPr>
-          <w:rFonts w:ascii="Arial" w:eastAsia="Times New Roman" w:hAnsi="Arial" w:cs="Arial"/>
-          <w:color w:val="000000" w:themeColor="text1"/>
-          <w:sz w:val="24"/>
-          <w:szCs w:val="24"/>
-          <w:lang w:eastAsia="it-IT"/>
-        </w:rPr>
-      </w:pPr>
-      <w:r>
-        <w:rPr>
-          <w:rFonts w:ascii="Arial" w:eastAsia="Times New Roman" w:hAnsi="Arial" w:cs="Arial"/>
-          <w:color w:val="000000" w:themeColor="text1"/>
-          <w:sz w:val="24"/>
-          <w:szCs w:val="24"/>
-          <w:lang w:eastAsia="it-IT"/>
-        </w:rPr>
-        <w:t>  Italia    totale cifre 12 senza +</w:t>
-      </w:r>
-    </w:p>
-    <w:p>
-      <w:pPr>
-        <w:spacing w:after="0" w:line="330" w:lineRule="atLeast"/>
-        <w:rPr>
-          <w:rFonts w:ascii="Arial" w:eastAsia="Times New Roman" w:hAnsi="Arial" w:cs="Arial"/>
-          <w:color w:val="000000" w:themeColor="text1"/>
-          <w:sz w:val="24"/>
-          <w:szCs w:val="24"/>
-          <w:lang w:eastAsia="it-IT"/>
-        </w:rPr>
-      </w:pPr>
-      <w:r>
-        <w:rPr>
-          <w:rFonts w:ascii="Arial" w:eastAsia="Times New Roman" w:hAnsi="Arial" w:cs="Arial"/>
-          <w:color w:val="000000" w:themeColor="text1"/>
-          <w:sz w:val="24"/>
-          <w:szCs w:val="24"/>
-          <w:lang w:eastAsia="it-IT"/>
-        </w:rPr>
-        <w:t>  Germania  totale cifre 13 senza +</w:t>
-      </w:r>
-    </w:p>
-    <w:p>
-      <w:pPr>
-        <w:spacing w:after="0" w:line="330" w:lineRule="atLeast"/>
-        <w:rPr>
-          <w:rFonts w:ascii="Arial" w:eastAsia="Times New Roman" w:hAnsi="Arial" w:cs="Arial"/>
-          <w:color w:val="000000" w:themeColor="text1"/>
-          <w:sz w:val="24"/>
-          <w:szCs w:val="24"/>
-          <w:lang w:eastAsia="it-IT"/>
-        </w:rPr>
-      </w:pPr>
-      <w:r>
-        <w:rPr>
-          <w:rFonts w:ascii="Arial" w:eastAsia="Times New Roman" w:hAnsi="Arial" w:cs="Arial"/>
-          <w:color w:val="000000" w:themeColor="text1"/>
-          <w:sz w:val="24"/>
-          <w:szCs w:val="24"/>
-          <w:lang w:eastAsia="it-IT"/>
-        </w:rPr>
-        <w:t>  Svezia    totale cifre 11 senza +</w:t>
-      </w:r>
-    </w:p>
-    <w:p>
-      <w:pPr>
-        <w:spacing w:after="0" w:line="330" w:lineRule="atLeast"/>
-        <w:rPr>
-          <w:rFonts w:ascii="Arial" w:eastAsia="Times New Roman" w:hAnsi="Arial" w:cs="Arial"/>
-          <w:color w:val="000000" w:themeColor="text1"/>
-          <w:sz w:val="24"/>
-          <w:szCs w:val="24"/>
-          <w:lang w:eastAsia="it-IT"/>
-        </w:rPr>
-      </w:pPr>
-      <w:r>
-        <w:rPr>
-          <w:rFonts w:ascii="Arial" w:eastAsia="Times New Roman" w:hAnsi="Arial" w:cs="Arial"/>
-          <w:color w:val="000000" w:themeColor="text1"/>
-          <w:sz w:val="24"/>
-          <w:szCs w:val="24"/>
-          <w:lang w:eastAsia="it-IT"/>
-        </w:rPr>
-        <w:t>  Finlandia totale cifre 10 senza +</w:t>
-      </w:r>
-    </w:p>
-    <w:p>
-      <w:pPr>
-        <w:spacing w:after="0" w:line="330" w:lineRule="atLeast"/>
-        <w:rPr>
-          <w:rFonts w:ascii="Arial" w:eastAsia="Times New Roman" w:hAnsi="Arial" w:cs="Arial"/>
-          <w:color w:val="000000" w:themeColor="text1"/>
-          <w:sz w:val="24"/>
-          <w:szCs w:val="24"/>
-          <w:lang w:eastAsia="it-IT"/>
-        </w:rPr>
-      </w:pPr>
+        <w:br w:type="page"/>
+      </w:r>
+    </w:p>
+    <w:p>
+      <w:pPr>
+        <w:spacing w:after="0" w:line="330" w:lineRule="atLeast"/>
+        <w:jc w:val="center"/>
+        <w:rPr>
+          <w:rFonts w:ascii="Arial" w:eastAsia="Times New Roman" w:hAnsi="Arial" w:cs="Arial"/>
+          <w:b/>
+          <w:bCs/>
+          <w:color w:val="000000" w:themeColor="text1"/>
+          <w:sz w:val="32"/>
+          <w:szCs w:val="32"/>
+          <w:u w:val="single"/>
+          <w:lang w:eastAsia="it-IT"/>
+        </w:rPr>
+      </w:pPr>
+      <w:r>
+        <w:rPr>
+          <w:rFonts w:ascii="Arial" w:eastAsia="Times New Roman" w:hAnsi="Arial" w:cs="Arial"/>
+          <w:b/>
+          <w:bCs/>
+          <w:color w:val="000000" w:themeColor="text1"/>
+          <w:sz w:val="32"/>
+          <w:szCs w:val="32"/>
+          <w:lang w:eastAsia="it-IT"/>
+        </w:rPr>
+        <w:lastRenderedPageBreak/>
+        <w:t>Indicazioni generali</w:t>
+      </w:r>
     </w:p>
     <w:p>
       <w:pPr>
@@ -3075,249 +3591,39 @@
         </w:rPr>
         <w:t xml:space="preserve">  </w:t>
       </w:r>
-      <w:r>
-        <w:rPr>
-          <w:rFonts w:ascii="Arial" w:eastAsia="Times New Roman" w:hAnsi="Arial" w:cs="Arial"/>
-          <w:b/>
-          <w:bCs/>
-          <w:color w:val="000000" w:themeColor="text1"/>
-          <w:sz w:val="24"/>
-          <w:szCs w:val="24"/>
-          <w:lang w:eastAsia="it-IT"/>
-        </w:rPr>
-        <w:t xml:space="preserve">"M+393391255597" </w:t>
-      </w:r>
-      <w:r>
-        <w:rPr>
-          <w:rFonts w:ascii="Arial" w:eastAsia="Times New Roman" w:hAnsi="Arial" w:cs="Arial"/>
-          <w:color w:val="000000" w:themeColor="text1"/>
-          <w:sz w:val="24"/>
-          <w:szCs w:val="24"/>
-          <w:lang w:eastAsia="it-IT"/>
-        </w:rPr>
-        <w:t>Sostituisci cellulare autorizzato Master con un altro</w:t>
-      </w:r>
-    </w:p>
-    <w:p>
-      <w:pPr>
-        <w:spacing w:after="0" w:line="330" w:lineRule="atLeast"/>
-        <w:rPr>
-          <w:rFonts w:ascii="Arial" w:eastAsia="Times New Roman" w:hAnsi="Arial" w:cs="Arial"/>
-          <w:color w:val="000000" w:themeColor="text1"/>
-          <w:sz w:val="24"/>
-          <w:szCs w:val="24"/>
-          <w:lang w:eastAsia="it-IT"/>
-        </w:rPr>
-      </w:pPr>
-      <w:r>
-        <w:rPr>
-          <w:rFonts w:ascii="Arial" w:eastAsia="Times New Roman" w:hAnsi="Arial" w:cs="Arial"/>
-          <w:color w:val="000000" w:themeColor="text1"/>
-          <w:sz w:val="24"/>
-          <w:szCs w:val="24"/>
-          <w:lang w:eastAsia="it-IT"/>
-        </w:rPr>
-        <w:t xml:space="preserve">  </w:t>
-      </w:r>
-      <w:r>
-        <w:rPr>
-          <w:rFonts w:ascii="Arial" w:eastAsia="Times New Roman" w:hAnsi="Arial" w:cs="Arial"/>
-          <w:b/>
-          <w:bCs/>
-          <w:color w:val="000000" w:themeColor="text1"/>
-          <w:sz w:val="24"/>
-          <w:szCs w:val="24"/>
-          <w:lang w:eastAsia="it-IT"/>
-        </w:rPr>
-        <w:t>"A1+393391255597"</w:t>
-      </w:r>
-      <w:r>
-        <w:rPr>
-          <w:rFonts w:ascii="Arial" w:eastAsia="Times New Roman" w:hAnsi="Arial" w:cs="Arial"/>
-          <w:color w:val="000000" w:themeColor="text1"/>
-          <w:sz w:val="24"/>
-          <w:szCs w:val="24"/>
-          <w:lang w:eastAsia="it-IT"/>
-        </w:rPr>
-        <w:t xml:space="preserve"> AGGIUNGI/SOSTITUISCI cellulare in posizione....</w:t>
-      </w:r>
-    </w:p>
-    <w:p>
-      <w:pPr>
-        <w:spacing w:after="0" w:line="330" w:lineRule="atLeast"/>
-        <w:rPr>
-          <w:rFonts w:ascii="Arial" w:eastAsia="Times New Roman" w:hAnsi="Arial" w:cs="Arial"/>
-          <w:color w:val="000000" w:themeColor="text1"/>
-          <w:sz w:val="24"/>
-          <w:szCs w:val="24"/>
-          <w:lang w:eastAsia="it-IT"/>
-        </w:rPr>
-      </w:pPr>
-      <w:r>
-        <w:rPr>
-          <w:rFonts w:ascii="Arial" w:eastAsia="Times New Roman" w:hAnsi="Arial" w:cs="Arial"/>
-          <w:color w:val="000000" w:themeColor="text1"/>
-          <w:sz w:val="24"/>
-          <w:szCs w:val="24"/>
-          <w:lang w:eastAsia="it-IT"/>
-        </w:rPr>
-        <w:t xml:space="preserve">  </w:t>
-      </w:r>
-      <w:r>
-        <w:rPr>
-          <w:rFonts w:ascii="Arial" w:eastAsia="Times New Roman" w:hAnsi="Arial" w:cs="Arial"/>
-          <w:b/>
-          <w:bCs/>
-          <w:color w:val="000000" w:themeColor="text1"/>
-          <w:sz w:val="24"/>
-          <w:szCs w:val="24"/>
-          <w:lang w:eastAsia="it-IT"/>
-        </w:rPr>
-        <w:t xml:space="preserve">"D" </w:t>
-      </w:r>
-      <w:r>
-        <w:rPr>
-          <w:rFonts w:ascii="Arial" w:eastAsia="Times New Roman" w:hAnsi="Arial" w:cs="Arial"/>
-          <w:color w:val="000000" w:themeColor="text1"/>
-          <w:sz w:val="24"/>
-          <w:szCs w:val="24"/>
-          <w:lang w:eastAsia="it-IT"/>
-        </w:rPr>
-        <w:t>CANCELLA tutti i cellulari ausiliari (non il Master)</w:t>
-      </w:r>
-    </w:p>
-    <w:p>
-      <w:pPr>
-        <w:spacing w:after="0" w:line="330" w:lineRule="atLeast"/>
-        <w:rPr>
-          <w:rFonts w:ascii="Arial" w:eastAsia="Times New Roman" w:hAnsi="Arial" w:cs="Arial"/>
-          <w:color w:val="000000" w:themeColor="text1"/>
-          <w:sz w:val="24"/>
-          <w:szCs w:val="24"/>
-          <w:lang w:eastAsia="it-IT"/>
-        </w:rPr>
-      </w:pPr>
-    </w:p>
-    <w:p>
-      <w:pPr>
-        <w:spacing w:after="0" w:line="330" w:lineRule="atLeast"/>
-        <w:rPr>
-          <w:rFonts w:ascii="Arial" w:eastAsia="Times New Roman" w:hAnsi="Arial" w:cs="Arial"/>
-          <w:color w:val="000000" w:themeColor="text1"/>
-          <w:sz w:val="24"/>
-          <w:szCs w:val="24"/>
-          <w:lang w:eastAsia="it-IT"/>
-        </w:rPr>
-      </w:pPr>
-      <w:r>
-        <w:rPr>
-          <w:rFonts w:ascii="Arial" w:eastAsia="Times New Roman" w:hAnsi="Arial" w:cs="Arial"/>
-          <w:color w:val="000000" w:themeColor="text1"/>
-          <w:sz w:val="24"/>
-          <w:szCs w:val="24"/>
-          <w:lang w:eastAsia="it-IT"/>
-        </w:rPr>
-        <w:t xml:space="preserve">  </w:t>
-      </w:r>
-      <w:r>
-        <w:rPr>
-          <w:rFonts w:ascii="Arial" w:eastAsia="Times New Roman" w:hAnsi="Arial" w:cs="Arial"/>
-          <w:b/>
-          <w:bCs/>
-          <w:color w:val="000000" w:themeColor="text1"/>
-          <w:sz w:val="24"/>
-          <w:szCs w:val="24"/>
-          <w:lang w:eastAsia="it-IT"/>
-        </w:rPr>
-        <w:t xml:space="preserve">"N" </w:t>
-      </w:r>
-      <w:r>
-        <w:rPr>
-          <w:rFonts w:ascii="Arial" w:eastAsia="Times New Roman" w:hAnsi="Arial" w:cs="Arial"/>
-          <w:color w:val="000000" w:themeColor="text1"/>
-          <w:sz w:val="24"/>
-          <w:szCs w:val="24"/>
-          <w:lang w:eastAsia="it-IT"/>
-        </w:rPr>
-        <w:t>Elenca tutti i numeri autorizzati - solo per il Master</w:t>
-      </w:r>
-    </w:p>
-    <w:p>
-      <w:pPr>
-        <w:spacing w:after="0" w:line="330" w:lineRule="atLeast"/>
-        <w:rPr>
-          <w:rFonts w:ascii="Arial" w:eastAsia="Times New Roman" w:hAnsi="Arial" w:cs="Arial"/>
-          <w:color w:val="000000" w:themeColor="text1"/>
-          <w:sz w:val="24"/>
-          <w:szCs w:val="24"/>
-          <w:lang w:eastAsia="it-IT"/>
-        </w:rPr>
-      </w:pPr>
-      <w:r>
-        <w:rPr>
-          <w:rFonts w:ascii="Arial" w:eastAsia="Times New Roman" w:hAnsi="Arial" w:cs="Arial"/>
-          <w:color w:val="000000" w:themeColor="text1"/>
-          <w:sz w:val="24"/>
-          <w:szCs w:val="24"/>
-          <w:lang w:eastAsia="it-IT"/>
-        </w:rPr>
-        <w:t xml:space="preserve">  </w:t>
-      </w:r>
-      <w:r>
-        <w:rPr>
-          <w:rFonts w:ascii="Arial" w:eastAsia="Times New Roman" w:hAnsi="Arial" w:cs="Arial"/>
-          <w:b/>
-          <w:bCs/>
-          <w:color w:val="000000" w:themeColor="text1"/>
-          <w:sz w:val="24"/>
-          <w:szCs w:val="24"/>
-          <w:lang w:eastAsia="it-IT"/>
-        </w:rPr>
-        <w:t>"E"</w:t>
-      </w:r>
-      <w:r>
-        <w:rPr>
-          <w:rFonts w:ascii="Arial" w:eastAsia="Times New Roman" w:hAnsi="Arial" w:cs="Arial"/>
-          <w:color w:val="000000" w:themeColor="text1"/>
-          <w:sz w:val="24"/>
-          <w:szCs w:val="24"/>
-          <w:lang w:eastAsia="it-IT"/>
-        </w:rPr>
-        <w:t xml:space="preserve"> Cancella tutti i numeri incluso il Master - NON DOCUMENTATO. Accetta qualsiasi numero.</w:t>
-      </w:r>
-    </w:p>
-    <w:p>
-      <w:pPr>
-        <w:spacing w:after="0" w:line="330" w:lineRule="atLeast"/>
-        <w:rPr>
-          <w:rFonts w:ascii="Arial" w:eastAsia="Times New Roman" w:hAnsi="Arial" w:cs="Arial"/>
-          <w:color w:val="000000" w:themeColor="text1"/>
-          <w:sz w:val="24"/>
-          <w:szCs w:val="24"/>
-          <w:lang w:eastAsia="it-IT"/>
-        </w:rPr>
-      </w:pPr>
-    </w:p>
-    <w:p>
-      <w:pPr>
-        <w:spacing w:after="0" w:line="330" w:lineRule="atLeast"/>
-        <w:rPr>
-          <w:rFonts w:ascii="Arial" w:eastAsia="Times New Roman" w:hAnsi="Arial" w:cs="Arial"/>
-          <w:color w:val="000000" w:themeColor="text1"/>
-          <w:sz w:val="24"/>
-          <w:szCs w:val="24"/>
-          <w:lang w:eastAsia="it-IT"/>
-        </w:rPr>
-      </w:pPr>
-      <w:r>
-        <w:rPr>
-          <w:rFonts w:ascii="Arial" w:eastAsia="Times New Roman" w:hAnsi="Arial" w:cs="Arial"/>
-          <w:color w:val="000000" w:themeColor="text1"/>
-          <w:sz w:val="24"/>
-          <w:szCs w:val="24"/>
-          <w:lang w:eastAsia="it-IT"/>
-        </w:rPr>
-        <w:t>  EEPROM.read(5) Indicatore Rete presente (0) Rete assente (1)</w:t>
+    </w:p>
+    <w:p>
+      <w:pPr>
+        <w:spacing w:after="0" w:line="330" w:lineRule="atLeast"/>
+        <w:rPr>
+          <w:rFonts w:ascii="Arial" w:eastAsia="Times New Roman" w:hAnsi="Arial" w:cs="Arial"/>
+          <w:color w:val="000000" w:themeColor="text1"/>
+          <w:sz w:val="24"/>
+          <w:szCs w:val="24"/>
+          <w:lang w:eastAsia="it-IT"/>
+        </w:rPr>
+      </w:pPr>
+      <w:proofErr w:type="spellStart"/>
+      <w:r>
+        <w:rPr>
+          <w:rFonts w:ascii="Arial" w:eastAsia="Times New Roman" w:hAnsi="Arial" w:cs="Arial"/>
+          <w:color w:val="000000" w:themeColor="text1"/>
+          <w:sz w:val="24"/>
+          <w:szCs w:val="24"/>
+          <w:lang w:eastAsia="it-IT"/>
+        </w:rPr>
+        <w:t>EEPROM.read</w:t>
+      </w:r>
+      <w:proofErr w:type="spellEnd"/>
+      <w:r>
+        <w:rPr>
+          <w:rFonts w:ascii="Arial" w:eastAsia="Times New Roman" w:hAnsi="Arial" w:cs="Arial"/>
+          <w:color w:val="000000" w:themeColor="text1"/>
+          <w:sz w:val="24"/>
+          <w:szCs w:val="24"/>
+          <w:lang w:eastAsia="it-IT"/>
+        </w:rPr>
+        <w:t>(5) Indicatore Rete presente (0) Rete assente (1)</w:t>
       </w:r>
     </w:p>
     <w:p>
@@ -3377,7 +3683,79 @@
           <w:szCs w:val="24"/>
           <w:lang w:eastAsia="it-IT"/>
         </w:rPr>
-        <w:t xml:space="preserve">  -  inizialmente la EEPROM non ha numeri (tutti "") </w:t>
+        <w:t>  -  inizialmente la EEPROM non ha numeri (tutti "")</w:t>
+      </w:r>
+    </w:p>
+    <w:p>
+      <w:pPr>
+        <w:spacing w:after="0" w:line="330" w:lineRule="atLeast"/>
+        <w:rPr>
+          <w:rFonts w:ascii="Arial" w:eastAsia="Times New Roman" w:hAnsi="Arial" w:cs="Arial"/>
+          <w:color w:val="A6A6A6" w:themeColor="background1" w:themeShade="A6"/>
+          <w:sz w:val="24"/>
+          <w:szCs w:val="24"/>
+          <w:lang w:eastAsia="it-IT"/>
+        </w:rPr>
+      </w:pPr>
+      <w:r>
+        <w:rPr>
+          <w:rFonts w:ascii="Arial" w:eastAsia="Times New Roman" w:hAnsi="Arial" w:cs="Arial"/>
+          <w:color w:val="A6A6A6" w:themeColor="background1" w:themeShade="A6"/>
+          <w:sz w:val="24"/>
+          <w:szCs w:val="24"/>
+          <w:lang w:eastAsia="it-IT"/>
+        </w:rPr>
+        <w:t>  -  Eventualmente dare</w:t>
+      </w:r>
+      <w:r>
+        <w:rPr>
+          <w:rFonts w:ascii="Arial" w:eastAsia="Times New Roman" w:hAnsi="Arial" w:cs="Arial"/>
+          <w:color w:val="A6A6A6" w:themeColor="background1" w:themeShade="A6"/>
+          <w:sz w:val="24"/>
+          <w:szCs w:val="24"/>
+          <w:lang w:eastAsia="it-IT"/>
+        </w:rPr>
+        <w:t xml:space="preserve"> </w:t>
+      </w:r>
+      <w:r>
+        <w:rPr>
+          <w:rFonts w:ascii="Arial" w:eastAsia="Times New Roman" w:hAnsi="Arial" w:cs="Arial"/>
+          <w:color w:val="A6A6A6" w:themeColor="background1" w:themeShade="A6"/>
+          <w:sz w:val="24"/>
+          <w:szCs w:val="24"/>
+          <w:lang w:eastAsia="it-IT"/>
+        </w:rPr>
+        <w:t>Comando E per ca</w:t>
+      </w:r>
+      <w:r>
+        <w:rPr>
+          <w:rFonts w:ascii="Arial" w:eastAsia="Times New Roman" w:hAnsi="Arial" w:cs="Arial"/>
+          <w:color w:val="A6A6A6" w:themeColor="background1" w:themeShade="A6"/>
+          <w:sz w:val="24"/>
+          <w:szCs w:val="24"/>
+          <w:lang w:eastAsia="it-IT"/>
+        </w:rPr>
+        <w:t>n</w:t>
+      </w:r>
+      <w:r>
+        <w:rPr>
+          <w:rFonts w:ascii="Arial" w:eastAsia="Times New Roman" w:hAnsi="Arial" w:cs="Arial"/>
+          <w:color w:val="A6A6A6" w:themeColor="background1" w:themeShade="A6"/>
+          <w:sz w:val="24"/>
+          <w:szCs w:val="24"/>
+          <w:lang w:eastAsia="it-IT"/>
+        </w:rPr>
+        <w:t>cellare tutti i numeri (Non documentato</w:t>
+      </w:r>
+      <w:r>
+        <w:rPr>
+          <w:rFonts w:ascii="Arial" w:eastAsia="Times New Roman" w:hAnsi="Arial" w:cs="Arial"/>
+          <w:color w:val="A6A6A6" w:themeColor="background1" w:themeShade="A6"/>
+          <w:sz w:val="24"/>
+          <w:szCs w:val="24"/>
+          <w:lang w:eastAsia="it-IT"/>
+        </w:rPr>
+        <w:t>)</w:t>
       </w:r>
     </w:p>
     <w:p>
@@ -3522,6 +3900,7 @@
         </w:rPr>
       </w:pPr>
       <w:hyperlink r:id="rId5" w:history="1">
+        <w:proofErr w:type="gramStart"/>
         <w:r>
           <w:rPr>
             <w:rFonts w:ascii="Segoe UI" w:eastAsia="Times New Roman" w:hAnsi="Segoe UI" w:cs="Segoe UI"/>
@@ -3532,169 +3911,9 @@
             <w:bdr w:val="single" w:sz="4" w:space="1" w:color="auto" w:frame="1"/>
             <w:lang w:eastAsia="it-IT"/>
           </w:rPr>
-          <w:t>setup()</w:t>
+          <w:t>setup(</w:t>
         </w:r>
-      </w:hyperlink>
-    </w:p>
-    <w:p>
-      <w:pPr>
-        <w:numPr>
-          <w:ilvl w:val="1"/>
-          <w:numId w:val="1"/>
-        </w:numPr>
-        <w:spacing w:before="60" w:after="60" w:line="240" w:lineRule="auto"/>
-        <w:rPr>
-          <w:rFonts w:ascii="Segoe UI" w:eastAsia="Times New Roman" w:hAnsi="Segoe UI" w:cs="Segoe UI"/>
-          <w:color w:val="000000" w:themeColor="text1"/>
-          <w:sz w:val="20"/>
-          <w:szCs w:val="20"/>
-          <w:lang w:eastAsia="it-IT"/>
-        </w:rPr>
-      </w:pPr>
-      <w:r>
-        <w:rPr>
-          <w:rFonts w:ascii="Segoe UI" w:eastAsia="Times New Roman" w:hAnsi="Segoe UI" w:cs="Segoe UI"/>
-          <w:color w:val="000000" w:themeColor="text1"/>
-          <w:sz w:val="20"/>
-          <w:szCs w:val="20"/>
-          <w:lang w:eastAsia="it-IT"/>
-        </w:rPr>
-        <w:t>inizializza reset pin</w:t>
-      </w:r>
-    </w:p>
-    <w:p>
-      <w:pPr>
-        <w:numPr>
-          <w:ilvl w:val="1"/>
-          <w:numId w:val="1"/>
-        </w:numPr>
-        <w:spacing w:after="0" w:line="240" w:lineRule="auto"/>
-        <w:rPr>
-          <w:rFonts w:ascii="Segoe UI" w:eastAsia="Times New Roman" w:hAnsi="Segoe UI" w:cs="Segoe UI"/>
-          <w:color w:val="000000" w:themeColor="text1"/>
-          <w:sz w:val="20"/>
-          <w:szCs w:val="20"/>
-          <w:lang w:eastAsia="it-IT"/>
-        </w:rPr>
-      </w:pPr>
-      <w:r>
-        <w:rPr>
-          <w:rFonts w:ascii="Segoe UI" w:eastAsia="Times New Roman" w:hAnsi="Segoe UI" w:cs="Segoe UI"/>
-          <w:color w:val="000000" w:themeColor="text1"/>
-          <w:sz w:val="20"/>
-          <w:szCs w:val="20"/>
-          <w:lang w:eastAsia="it-IT"/>
-        </w:rPr>
-        <w:t>chiama </w:t>
-      </w:r>
-      <w:hyperlink r:id="rId6" w:history="1">
-        <w:r>
-          <w:rPr>
-            <w:rFonts w:ascii="Segoe UI" w:eastAsia="Times New Roman" w:hAnsi="Segoe UI" w:cs="Segoe UI"/>
-            <w:color w:val="000000" w:themeColor="text1"/>
-            <w:sz w:val="18"/>
-            <w:szCs w:val="18"/>
-            <w:bdr w:val="single" w:sz="4" w:space="1" w:color="auto" w:frame="1"/>
-            <w:lang w:eastAsia="it-IT"/>
-          </w:rPr>
-          <w:t>initgsm()</w:t>
-        </w:r>
-      </w:hyperlink>
-    </w:p>
-    <w:p>
-      <w:pPr>
-        <w:numPr>
-          <w:ilvl w:val="1"/>
-          <w:numId w:val="1"/>
-        </w:numPr>
-        <w:spacing w:after="0" w:line="240" w:lineRule="auto"/>
-        <w:rPr>
-          <w:rFonts w:ascii="Segoe UI" w:eastAsia="Times New Roman" w:hAnsi="Segoe UI" w:cs="Segoe UI"/>
-          <w:color w:val="000000" w:themeColor="text1"/>
-          <w:sz w:val="20"/>
-          <w:szCs w:val="20"/>
-          <w:lang w:eastAsia="it-IT"/>
-        </w:rPr>
-      </w:pPr>
-      <w:r>
-        <w:rPr>
-          <w:rFonts w:ascii="Segoe UI" w:eastAsia="Times New Roman" w:hAnsi="Segoe UI" w:cs="Segoe UI"/>
-          <w:color w:val="000000" w:themeColor="text1"/>
-          <w:sz w:val="20"/>
-          <w:szCs w:val="20"/>
-          <w:lang w:eastAsia="it-IT"/>
-        </w:rPr>
-        <w:t>imposta </w:t>
-      </w:r>
-      <w:hyperlink r:id="rId7" w:history="1">
-        <w:r>
-          <w:rPr>
-            <w:rFonts w:ascii="Segoe UI" w:eastAsia="Times New Roman" w:hAnsi="Segoe UI" w:cs="Segoe UI"/>
-            <w:color w:val="000000" w:themeColor="text1"/>
-            <w:sz w:val="18"/>
-            <w:szCs w:val="18"/>
-            <w:bdr w:val="single" w:sz="4" w:space="1" w:color="auto" w:frame="1"/>
-            <w:lang w:eastAsia="it-IT"/>
-          </w:rPr>
-          <w:t>EEPROM.update(5, 0)</w:t>
-        </w:r>
-      </w:hyperlink>
-    </w:p>
-    <w:p>
-      <w:pPr>
-        <w:numPr>
-          <w:ilvl w:val="1"/>
-          <w:numId w:val="1"/>
-        </w:numPr>
-        <w:spacing w:after="0" w:line="240" w:lineRule="auto"/>
-        <w:rPr>
-          <w:rFonts w:ascii="Segoe UI" w:eastAsia="Times New Roman" w:hAnsi="Segoe UI" w:cs="Segoe UI"/>
-          <w:color w:val="000000" w:themeColor="text1"/>
-          <w:sz w:val="20"/>
-          <w:szCs w:val="20"/>
-          <w:lang w:eastAsia="it-IT"/>
-        </w:rPr>
-      </w:pPr>
-      <w:r>
-        <w:rPr>
-          <w:rFonts w:ascii="Segoe UI" w:eastAsia="Times New Roman" w:hAnsi="Segoe UI" w:cs="Segoe UI"/>
-          <w:color w:val="000000" w:themeColor="text1"/>
-          <w:sz w:val="20"/>
-          <w:szCs w:val="20"/>
-          <w:lang w:eastAsia="it-IT"/>
-        </w:rPr>
-        <w:t>carica numeri autorizzati con </w:t>
-      </w:r>
-      <w:hyperlink r:id="rId8" w:history="1">
-        <w:r>
-          <w:rPr>
-            <w:rFonts w:ascii="Segoe UI" w:eastAsia="Times New Roman" w:hAnsi="Segoe UI" w:cs="Segoe UI"/>
-            <w:color w:val="000000" w:themeColor="text1"/>
-            <w:sz w:val="18"/>
-            <w:szCs w:val="18"/>
-            <w:bdr w:val="single" w:sz="4" w:space="1" w:color="auto" w:frame="1"/>
-            <w:lang w:eastAsia="it-IT"/>
-          </w:rPr>
-          <w:t>RestorePhones()</w:t>
-        </w:r>
-      </w:hyperlink>
-    </w:p>
-    <w:p>
-      <w:pPr>
-        <w:numPr>
-          <w:ilvl w:val="0"/>
-          <w:numId w:val="1"/>
-        </w:numPr>
-        <w:spacing w:after="0" w:line="240" w:lineRule="auto"/>
-        <w:rPr>
-          <w:rFonts w:ascii="Segoe UI" w:eastAsia="Times New Roman" w:hAnsi="Segoe UI" w:cs="Segoe UI"/>
-          <w:color w:val="000000" w:themeColor="text1"/>
-          <w:sz w:val="20"/>
-          <w:szCs w:val="20"/>
-          <w:lang w:eastAsia="it-IT"/>
-        </w:rPr>
-      </w:pPr>
-      <w:hyperlink r:id="rId9" w:history="1">
+        <w:proofErr w:type="gramEnd"/>
         <w:r>
           <w:rPr>
             <w:rFonts w:ascii="Segoe UI" w:eastAsia="Times New Roman" w:hAnsi="Segoe UI" w:cs="Segoe UI"/>
@@ -3705,7 +3924,306 @@
             <w:bdr w:val="single" w:sz="4" w:space="1" w:color="auto" w:frame="1"/>
             <w:lang w:eastAsia="it-IT"/>
           </w:rPr>
-          <w:t>loop()</w:t>
+          <w:t>)</w:t>
+        </w:r>
+      </w:hyperlink>
+    </w:p>
+    <w:p>
+      <w:pPr>
+        <w:numPr>
+          <w:ilvl w:val="1"/>
+          <w:numId w:val="1"/>
+        </w:numPr>
+        <w:spacing w:before="60" w:after="60" w:line="240" w:lineRule="auto"/>
+        <w:rPr>
+          <w:rFonts w:ascii="Segoe UI" w:eastAsia="Times New Roman" w:hAnsi="Segoe UI" w:cs="Segoe UI"/>
+          <w:color w:val="000000" w:themeColor="text1"/>
+          <w:sz w:val="20"/>
+          <w:szCs w:val="20"/>
+          <w:lang w:eastAsia="it-IT"/>
+        </w:rPr>
+      </w:pPr>
+      <w:r>
+        <w:rPr>
+          <w:rFonts w:ascii="Segoe UI" w:eastAsia="Times New Roman" w:hAnsi="Segoe UI" w:cs="Segoe UI"/>
+          <w:color w:val="000000" w:themeColor="text1"/>
+          <w:sz w:val="20"/>
+          <w:szCs w:val="20"/>
+          <w:lang w:eastAsia="it-IT"/>
+        </w:rPr>
+        <w:t>inizializza reset pin</w:t>
+      </w:r>
+    </w:p>
+    <w:p>
+      <w:pPr>
+        <w:numPr>
+          <w:ilvl w:val="1"/>
+          <w:numId w:val="1"/>
+        </w:numPr>
+        <w:spacing w:after="0" w:line="240" w:lineRule="auto"/>
+        <w:rPr>
+          <w:rFonts w:ascii="Segoe UI" w:eastAsia="Times New Roman" w:hAnsi="Segoe UI" w:cs="Segoe UI"/>
+          <w:color w:val="000000" w:themeColor="text1"/>
+          <w:sz w:val="20"/>
+          <w:szCs w:val="20"/>
+          <w:lang w:eastAsia="it-IT"/>
+        </w:rPr>
+      </w:pPr>
+      <w:r>
+        <w:rPr>
+          <w:rFonts w:ascii="Segoe UI" w:eastAsia="Times New Roman" w:hAnsi="Segoe UI" w:cs="Segoe UI"/>
+          <w:color w:val="000000" w:themeColor="text1"/>
+          <w:sz w:val="20"/>
+          <w:szCs w:val="20"/>
+          <w:lang w:eastAsia="it-IT"/>
+        </w:rPr>
+        <w:t>chiama </w:t>
+      </w:r>
+      <w:proofErr w:type="spellStart"/>
+      <w:r>
+        <w:fldChar w:fldCharType="begin"/>
+      </w:r>
+      <w:r>
+        <w:instrText xml:space="preserve"> HYPERLINK "vscode-file://vscode-app/c:/Users/Massimo/AppData/Local/Programs/Microsoft%20VS%20Code/f6cfa2ea24/resources/app/out/vs/code/electron-browser/workbench/workbench.html" </w:instrText>
+      </w:r>
+      <w:r>
+        <w:fldChar w:fldCharType="separate"/>
+      </w:r>
+      <w:proofErr w:type="gramStart"/>
+      <w:r>
+        <w:rPr>
+          <w:rFonts w:ascii="Segoe UI" w:eastAsia="Times New Roman" w:hAnsi="Segoe UI" w:cs="Segoe UI"/>
+          <w:color w:val="000000" w:themeColor="text1"/>
+          <w:sz w:val="18"/>
+          <w:szCs w:val="18"/>
+          <w:bdr w:val="single" w:sz="4" w:space="1" w:color="auto" w:frame="1"/>
+          <w:lang w:eastAsia="it-IT"/>
+        </w:rPr>
+        <w:t>initgsm</w:t>
+      </w:r>
+      <w:proofErr w:type="spellEnd"/>
+      <w:r>
+        <w:rPr>
+          <w:rFonts w:ascii="Segoe UI" w:eastAsia="Times New Roman" w:hAnsi="Segoe UI" w:cs="Segoe UI"/>
+          <w:color w:val="000000" w:themeColor="text1"/>
+          <w:sz w:val="18"/>
+          <w:szCs w:val="18"/>
+          <w:bdr w:val="single" w:sz="4" w:space="1" w:color="auto" w:frame="1"/>
+          <w:lang w:eastAsia="it-IT"/>
+        </w:rPr>
+        <w:t>(</w:t>
+      </w:r>
+      <w:proofErr w:type="gramEnd"/>
+      <w:r>
+        <w:rPr>
+          <w:rFonts w:ascii="Segoe UI" w:eastAsia="Times New Roman" w:hAnsi="Segoe UI" w:cs="Segoe UI"/>
+          <w:color w:val="000000" w:themeColor="text1"/>
+          <w:sz w:val="18"/>
+          <w:szCs w:val="18"/>
+          <w:bdr w:val="single" w:sz="4" w:space="1" w:color="auto" w:frame="1"/>
+          <w:lang w:eastAsia="it-IT"/>
+        </w:rPr>
+        <w:t>)</w:t>
+      </w:r>
+      <w:r>
+        <w:rPr>
+          <w:rFonts w:ascii="Segoe UI" w:eastAsia="Times New Roman" w:hAnsi="Segoe UI" w:cs="Segoe UI"/>
+          <w:color w:val="000000" w:themeColor="text1"/>
+          <w:sz w:val="18"/>
+          <w:szCs w:val="18"/>
+          <w:bdr w:val="single" w:sz="4" w:space="1" w:color="auto" w:frame="1"/>
+          <w:lang w:eastAsia="it-IT"/>
+        </w:rPr>
+        <w:fldChar w:fldCharType="end"/>
+      </w:r>
+    </w:p>
+    <w:p>
+      <w:pPr>
+        <w:numPr>
+          <w:ilvl w:val="1"/>
+          <w:numId w:val="1"/>
+        </w:numPr>
+        <w:spacing w:after="0" w:line="240" w:lineRule="auto"/>
+        <w:rPr>
+          <w:rFonts w:ascii="Segoe UI" w:eastAsia="Times New Roman" w:hAnsi="Segoe UI" w:cs="Segoe UI"/>
+          <w:color w:val="000000" w:themeColor="text1"/>
+          <w:sz w:val="20"/>
+          <w:szCs w:val="20"/>
+          <w:lang w:eastAsia="it-IT"/>
+        </w:rPr>
+      </w:pPr>
+      <w:r>
+        <w:rPr>
+          <w:rFonts w:ascii="Segoe UI" w:eastAsia="Times New Roman" w:hAnsi="Segoe UI" w:cs="Segoe UI"/>
+          <w:color w:val="000000" w:themeColor="text1"/>
+          <w:sz w:val="20"/>
+          <w:szCs w:val="20"/>
+          <w:lang w:eastAsia="it-IT"/>
+        </w:rPr>
+        <w:t>imposta </w:t>
+      </w:r>
+      <w:proofErr w:type="spellStart"/>
+      <w:r>
+        <w:fldChar w:fldCharType="begin"/>
+      </w:r>
+      <w:r>
+        <w:instrText xml:space="preserve"> HYPERLINK "vscode-file://vscode-app/c:/Users/Massimo/Ap</w:instrText>
+      </w:r>
+      <w:r>
+        <w:instrText xml:space="preserve">pData/Local/Programs/Microsoft%20VS%20Code/f6cfa2ea24/resources/app/out/vs/code/electron-browser/workbench/workbench.html" </w:instrText>
+      </w:r>
+      <w:r>
+        <w:fldChar w:fldCharType="separate"/>
+      </w:r>
+      <w:r>
+        <w:rPr>
+          <w:rFonts w:ascii="Segoe UI" w:eastAsia="Times New Roman" w:hAnsi="Segoe UI" w:cs="Segoe UI"/>
+          <w:color w:val="000000" w:themeColor="text1"/>
+          <w:sz w:val="18"/>
+          <w:szCs w:val="18"/>
+          <w:bdr w:val="single" w:sz="4" w:space="1" w:color="auto" w:frame="1"/>
+          <w:lang w:eastAsia="it-IT"/>
+        </w:rPr>
+        <w:t>EEPROM.update</w:t>
+      </w:r>
+      <w:proofErr w:type="spellEnd"/>
+      <w:r>
+        <w:rPr>
+          <w:rFonts w:ascii="Segoe UI" w:eastAsia="Times New Roman" w:hAnsi="Segoe UI" w:cs="Segoe UI"/>
+          <w:color w:val="000000" w:themeColor="text1"/>
+          <w:sz w:val="18"/>
+          <w:szCs w:val="18"/>
+          <w:bdr w:val="single" w:sz="4" w:space="1" w:color="auto" w:frame="1"/>
+          <w:lang w:eastAsia="it-IT"/>
+        </w:rPr>
+        <w:t>(5, 0)</w:t>
+      </w:r>
+      <w:r>
+        <w:rPr>
+          <w:rFonts w:ascii="Segoe UI" w:eastAsia="Times New Roman" w:hAnsi="Segoe UI" w:cs="Segoe UI"/>
+          <w:color w:val="000000" w:themeColor="text1"/>
+          <w:sz w:val="18"/>
+          <w:szCs w:val="18"/>
+          <w:bdr w:val="single" w:sz="4" w:space="1" w:color="auto" w:frame="1"/>
+          <w:lang w:eastAsia="it-IT"/>
+        </w:rPr>
+        <w:fldChar w:fldCharType="end"/>
+      </w:r>
+    </w:p>
+    <w:p>
+      <w:pPr>
+        <w:numPr>
+          <w:ilvl w:val="1"/>
+          <w:numId w:val="1"/>
+        </w:numPr>
+        <w:spacing w:after="0" w:line="240" w:lineRule="auto"/>
+        <w:rPr>
+          <w:rFonts w:ascii="Segoe UI" w:eastAsia="Times New Roman" w:hAnsi="Segoe UI" w:cs="Segoe UI"/>
+          <w:color w:val="000000" w:themeColor="text1"/>
+          <w:sz w:val="20"/>
+          <w:szCs w:val="20"/>
+          <w:lang w:eastAsia="it-IT"/>
+        </w:rPr>
+      </w:pPr>
+      <w:r>
+        <w:rPr>
+          <w:rFonts w:ascii="Segoe UI" w:eastAsia="Times New Roman" w:hAnsi="Segoe UI" w:cs="Segoe UI"/>
+          <w:color w:val="000000" w:themeColor="text1"/>
+          <w:sz w:val="20"/>
+          <w:szCs w:val="20"/>
+          <w:lang w:eastAsia="it-IT"/>
+        </w:rPr>
+        <w:t>carica numeri autorizzati con </w:t>
+      </w:r>
+      <w:proofErr w:type="spellStart"/>
+      <w:r>
+        <w:fldChar w:fldCharType="begin"/>
+      </w:r>
+      <w:r>
+        <w:instrText xml:space="preserve"> HYPERLINK "vscode-file://vscode-app/c:/Users/Massimo/AppData/Local/Programs/Mic</w:instrText>
+      </w:r>
+      <w:r>
+        <w:instrText xml:space="preserve">rosoft%20VS%20Code/f6cfa2ea24/resources/app/out/vs/code/electron-browser/workbench/workbench.html" </w:instrText>
+      </w:r>
+      <w:r>
+        <w:fldChar w:fldCharType="separate"/>
+      </w:r>
+      <w:r>
+        <w:rPr>
+          <w:rFonts w:ascii="Segoe UI" w:eastAsia="Times New Roman" w:hAnsi="Segoe UI" w:cs="Segoe UI"/>
+          <w:color w:val="000000" w:themeColor="text1"/>
+          <w:sz w:val="18"/>
+          <w:szCs w:val="18"/>
+          <w:bdr w:val="single" w:sz="4" w:space="1" w:color="auto" w:frame="1"/>
+          <w:lang w:eastAsia="it-IT"/>
+        </w:rPr>
+        <w:t>RestorePhones</w:t>
+      </w:r>
+      <w:proofErr w:type="spellEnd"/>
+      <w:r>
+        <w:rPr>
+          <w:rFonts w:ascii="Segoe UI" w:eastAsia="Times New Roman" w:hAnsi="Segoe UI" w:cs="Segoe UI"/>
+          <w:color w:val="000000" w:themeColor="text1"/>
+          <w:sz w:val="18"/>
+          <w:szCs w:val="18"/>
+          <w:bdr w:val="single" w:sz="4" w:space="1" w:color="auto" w:frame="1"/>
+          <w:lang w:eastAsia="it-IT"/>
+        </w:rPr>
+        <w:t>()</w:t>
+      </w:r>
+      <w:r>
+        <w:rPr>
+          <w:rFonts w:ascii="Segoe UI" w:eastAsia="Times New Roman" w:hAnsi="Segoe UI" w:cs="Segoe UI"/>
+          <w:color w:val="000000" w:themeColor="text1"/>
+          <w:sz w:val="18"/>
+          <w:szCs w:val="18"/>
+          <w:bdr w:val="single" w:sz="4" w:space="1" w:color="auto" w:frame="1"/>
+          <w:lang w:eastAsia="it-IT"/>
+        </w:rPr>
+        <w:fldChar w:fldCharType="end"/>
+      </w:r>
+    </w:p>
+    <w:p>
+      <w:pPr>
+        <w:numPr>
+          <w:ilvl w:val="0"/>
+          <w:numId w:val="1"/>
+        </w:numPr>
+        <w:spacing w:after="0" w:line="240" w:lineRule="auto"/>
+        <w:rPr>
+          <w:rFonts w:ascii="Segoe UI" w:eastAsia="Times New Roman" w:hAnsi="Segoe UI" w:cs="Segoe UI"/>
+          <w:color w:val="000000" w:themeColor="text1"/>
+          <w:sz w:val="20"/>
+          <w:szCs w:val="20"/>
+          <w:lang w:eastAsia="it-IT"/>
+        </w:rPr>
+      </w:pPr>
+      <w:hyperlink r:id="rId6" w:history="1">
+        <w:proofErr w:type="gramStart"/>
+        <w:r>
+          <w:rPr>
+            <w:rFonts w:ascii="Segoe UI" w:eastAsia="Times New Roman" w:hAnsi="Segoe UI" w:cs="Segoe UI"/>
+            <w:color w:val="000000" w:themeColor="text1"/>
+            <w:sz w:val="18"/>
+            <w:szCs w:val="18"/>
+            <w:u w:val="single"/>
+            <w:bdr w:val="single" w:sz="4" w:space="1" w:color="auto" w:frame="1"/>
+            <w:lang w:eastAsia="it-IT"/>
+          </w:rPr>
+          <w:t>loop(</w:t>
+        </w:r>
+        <w:proofErr w:type="gramEnd"/>
+        <w:r>
+          <w:rPr>
+            <w:rFonts w:ascii="Segoe UI" w:eastAsia="Times New Roman" w:hAnsi="Segoe UI" w:cs="Segoe UI"/>
+            <w:color w:val="000000" w:themeColor="text1"/>
+            <w:sz w:val="18"/>
+            <w:szCs w:val="18"/>
+            <w:u w:val="single"/>
+            <w:bdr w:val="single" w:sz="4" w:space="1" w:color="auto" w:frame="1"/>
+            <w:lang w:eastAsia="it-IT"/>
+          </w:rPr>
+          <w:t>)</w:t>
         </w:r>
       </w:hyperlink>
     </w:p>
@@ -4028,19 +4546,53 @@
         </w:rPr>
         <w:t>ogni 15 minuti verifica reset giornaliero e chiama </w:t>
       </w:r>
-      <w:hyperlink r:id="rId10" w:history="1">
-        <w:r>
-          <w:rPr>
-            <w:rFonts w:ascii="Segoe UI" w:eastAsia="Times New Roman" w:hAnsi="Segoe UI" w:cs="Segoe UI"/>
-            <w:color w:val="000000" w:themeColor="text1"/>
-            <w:sz w:val="18"/>
-            <w:szCs w:val="18"/>
-            <w:bdr w:val="single" w:sz="4" w:space="1" w:color="auto" w:frame="1"/>
-            <w:lang w:eastAsia="it-IT"/>
-          </w:rPr>
-          <w:t>initgsm()</w:t>
-        </w:r>
-      </w:hyperlink>
+      <w:proofErr w:type="spellStart"/>
+      <w:r>
+        <w:fldChar w:fldCharType="begin"/>
+      </w:r>
+      <w:r>
+        <w:instrText xml:space="preserve"> HYPERLINK "vscode-file://vscode-app/c:/Users/Massimo/AppData/Local/Programs/Microsoft%20VS%20Code/f6cfa2ea</w:instrText>
+      </w:r>
+      <w:r>
+        <w:instrText xml:space="preserve">24/resources/app/out/vs/code/electron-browser/workbench/workbench.html" </w:instrText>
+      </w:r>
+      <w:r>
+        <w:fldChar w:fldCharType="separate"/>
+      </w:r>
+      <w:r>
+        <w:rPr>
+          <w:rFonts w:ascii="Segoe UI" w:eastAsia="Times New Roman" w:hAnsi="Segoe UI" w:cs="Segoe UI"/>
+          <w:color w:val="000000" w:themeColor="text1"/>
+          <w:sz w:val="18"/>
+          <w:szCs w:val="18"/>
+          <w:bdr w:val="single" w:sz="4" w:space="1" w:color="auto" w:frame="1"/>
+          <w:lang w:eastAsia="it-IT"/>
+        </w:rPr>
+        <w:t>initgsm</w:t>
+      </w:r>
+      <w:proofErr w:type="spellEnd"/>
+      <w:r>
+        <w:rPr>
+          <w:rFonts w:ascii="Segoe UI" w:eastAsia="Times New Roman" w:hAnsi="Segoe UI" w:cs="Segoe UI"/>
+          <w:color w:val="000000" w:themeColor="text1"/>
+          <w:sz w:val="18"/>
+          <w:szCs w:val="18"/>
+          <w:bdr w:val="single" w:sz="4" w:space="1" w:color="auto" w:frame="1"/>
+          <w:lang w:eastAsia="it-IT"/>
+        </w:rPr>
+        <w:t>()</w:t>
+      </w:r>
+      <w:r>
+        <w:rPr>
+          <w:rFonts w:ascii="Segoe UI" w:eastAsia="Times New Roman" w:hAnsi="Segoe UI" w:cs="Segoe UI"/>
+          <w:color w:val="000000" w:themeColor="text1"/>
+          <w:sz w:val="18"/>
+          <w:szCs w:val="18"/>
+          <w:bdr w:val="single" w:sz="4" w:space="1" w:color="auto" w:frame="1"/>
+          <w:lang w:eastAsia="it-IT"/>
+        </w:rPr>
+        <w:fldChar w:fldCharType="end"/>
+      </w:r>
       <w:r>
         <w:rPr>
           <w:rFonts w:ascii="Segoe UI" w:eastAsia="Times New Roman" w:hAnsi="Segoe UI" w:cs="Segoe UI"/>
@@ -4054,21 +4606,75 @@
     </w:p>
     <w:p>
       <w:pPr>
-        <w:spacing w:after="0" w:line="330" w:lineRule="atLeast"/>
-        <w:rPr>
-          <w:rFonts w:ascii="Arial" w:eastAsia="Times New Roman" w:hAnsi="Arial" w:cs="Arial"/>
-          <w:color w:val="000000" w:themeColor="text1"/>
-          <w:sz w:val="24"/>
-          <w:szCs w:val="24"/>
-          <w:lang w:eastAsia="it-IT"/>
-        </w:rPr>
-      </w:pPr>
-      <w:r>
-        <w:rPr>
-          <w:rFonts w:ascii="Arial" w:eastAsia="Times New Roman" w:hAnsi="Arial" w:cs="Arial"/>
-          <w:color w:val="000000" w:themeColor="text1"/>
-          <w:sz w:val="24"/>
-          <w:szCs w:val="24"/>
+        <w:rPr>
+          <w:rFonts w:ascii="Segoe UI" w:eastAsia="Times New Roman" w:hAnsi="Segoe UI" w:cs="Segoe UI"/>
+          <w:color w:val="000000" w:themeColor="text1"/>
+          <w:sz w:val="20"/>
+          <w:szCs w:val="20"/>
+          <w:lang w:eastAsia="it-IT"/>
+        </w:rPr>
+      </w:pPr>
+      <w:r>
+        <w:rPr>
+          <w:rFonts w:ascii="Segoe UI" w:eastAsia="Times New Roman" w:hAnsi="Segoe UI" w:cs="Segoe UI"/>
+          <w:color w:val="000000" w:themeColor="text1"/>
+          <w:sz w:val="20"/>
+          <w:szCs w:val="20"/>
+          <w:lang w:eastAsia="it-IT"/>
+        </w:rPr>
+        <w:br w:type="page"/>
+      </w:r>
+    </w:p>
+    <w:p>
+      <w:pPr>
+        <w:spacing w:after="0" w:line="330" w:lineRule="atLeast"/>
+        <w:jc w:val="center"/>
+        <w:rPr>
+          <w:rFonts w:ascii="Arial" w:eastAsia="Times New Roman" w:hAnsi="Arial" w:cs="Arial"/>
+          <w:b/>
+          <w:bCs/>
+          <w:color w:val="000000" w:themeColor="text1"/>
+          <w:sz w:val="36"/>
+          <w:szCs w:val="36"/>
+          <w:lang w:eastAsia="it-IT"/>
+        </w:rPr>
+      </w:pPr>
+      <w:r>
+        <w:rPr>
+          <w:rFonts w:ascii="Arial" w:eastAsia="Times New Roman" w:hAnsi="Arial" w:cs="Arial"/>
+          <w:b/>
+          <w:bCs/>
+          <w:color w:val="000000" w:themeColor="text1"/>
+          <w:sz w:val="36"/>
+          <w:szCs w:val="36"/>
+          <w:lang w:eastAsia="it-IT"/>
+        </w:rPr>
+        <w:lastRenderedPageBreak/>
+        <w:t>Testing</w:t>
+      </w:r>
+    </w:p>
+    <w:p>
+      <w:pPr>
+        <w:spacing w:after="0" w:line="330" w:lineRule="atLeast"/>
+        <w:jc w:val="center"/>
+        <w:rPr>
+          <w:rFonts w:ascii="Arial" w:eastAsia="Times New Roman" w:hAnsi="Arial" w:cs="Arial"/>
+          <w:b/>
+          <w:bCs/>
+          <w:color w:val="000000" w:themeColor="text1"/>
+          <w:sz w:val="28"/>
+          <w:szCs w:val="28"/>
+          <w:lang w:eastAsia="it-IT"/>
+        </w:rPr>
+      </w:pPr>
+      <w:r>
+        <w:rPr>
+          <w:rFonts w:ascii="Arial" w:eastAsia="Times New Roman" w:hAnsi="Arial" w:cs="Arial"/>
+          <w:b/>
+          <w:bCs/>
+          <w:color w:val="000000" w:themeColor="text1"/>
+          <w:sz w:val="28"/>
+          <w:szCs w:val="28"/>
           <w:lang w:eastAsia="it-IT"/>
         </w:rPr>
         <w:t xml:space="preserve">    </w:t>
@@ -4079,7 +4685,1082 @@
         <w:spacing w:after="0" w:line="330" w:lineRule="atLeast"/>
         <w:rPr>
           <w:rFonts w:ascii="Arial" w:eastAsia="Times New Roman" w:hAnsi="Arial" w:cs="Arial"/>
-          <w:color w:val="BBBEBF"/>
+          <w:b/>
+          <w:bCs/>
+          <w:sz w:val="24"/>
+          <w:szCs w:val="24"/>
+          <w:lang w:eastAsia="it-IT"/>
+        </w:rPr>
+      </w:pPr>
+      <w:r>
+        <w:rPr>
+          <w:rFonts w:ascii="Arial" w:eastAsia="Times New Roman" w:hAnsi="Arial" w:cs="Arial"/>
+          <w:b/>
+          <w:bCs/>
+          <w:sz w:val="24"/>
+          <w:szCs w:val="24"/>
+          <w:lang w:eastAsia="it-IT"/>
+        </w:rPr>
+        <w:t>Comando M</w:t>
+      </w:r>
+      <w:r>
+        <w:rPr>
+          <w:rFonts w:ascii="Arial" w:eastAsia="Times New Roman" w:hAnsi="Arial" w:cs="Arial"/>
+          <w:b/>
+          <w:bCs/>
+          <w:sz w:val="24"/>
+          <w:szCs w:val="24"/>
+          <w:lang w:eastAsia="it-IT"/>
+        </w:rPr>
+        <w:t xml:space="preserve"> – Modifica numero Master</w:t>
+      </w:r>
+    </w:p>
+    <w:p>
+      <w:pPr>
+        <w:spacing w:after="0" w:line="330" w:lineRule="atLeast"/>
+        <w:rPr>
+          <w:rFonts w:ascii="Arial" w:eastAsia="Times New Roman" w:hAnsi="Arial" w:cs="Arial"/>
+          <w:color w:val="BFBFBF" w:themeColor="background1" w:themeShade="BF"/>
+          <w:sz w:val="24"/>
+          <w:szCs w:val="24"/>
+          <w:lang w:eastAsia="it-IT"/>
+        </w:rPr>
+      </w:pPr>
+      <w:r>
+        <w:rPr>
+          <w:rFonts w:ascii="Arial" w:eastAsia="Times New Roman" w:hAnsi="Arial" w:cs="Arial"/>
+          <w:color w:val="BFBFBF" w:themeColor="background1" w:themeShade="BF"/>
+          <w:sz w:val="24"/>
+          <w:szCs w:val="24"/>
+          <w:lang w:eastAsia="it-IT"/>
+        </w:rPr>
+        <w:t xml:space="preserve">Cancellare preventivamente tutti i numeri con </w:t>
+      </w:r>
+      <w:r>
+        <w:rPr>
+          <w:rFonts w:ascii="Arial" w:eastAsia="Times New Roman" w:hAnsi="Arial" w:cs="Arial"/>
+          <w:color w:val="BFBFBF" w:themeColor="background1" w:themeShade="BF"/>
+          <w:sz w:val="24"/>
+          <w:szCs w:val="24"/>
+          <w:lang w:eastAsia="it-IT"/>
+        </w:rPr>
+        <w:t xml:space="preserve">il comando </w:t>
+      </w:r>
+      <w:r>
+        <w:rPr>
+          <w:rFonts w:ascii="Arial" w:eastAsia="Times New Roman" w:hAnsi="Arial" w:cs="Arial"/>
+          <w:color w:val="BFBFBF" w:themeColor="background1" w:themeShade="BF"/>
+          <w:sz w:val="24"/>
+          <w:szCs w:val="24"/>
+          <w:lang w:eastAsia="it-IT"/>
+        </w:rPr>
+        <w:t>E per ottenere la pulizia della RAM e della EEPROM</w:t>
+      </w:r>
+      <w:r>
+        <w:rPr>
+          <w:rFonts w:ascii="Arial" w:eastAsia="Times New Roman" w:hAnsi="Arial" w:cs="Arial"/>
+          <w:color w:val="BFBFBF" w:themeColor="background1" w:themeShade="BF"/>
+          <w:sz w:val="24"/>
+          <w:szCs w:val="24"/>
+          <w:lang w:eastAsia="it-IT"/>
+        </w:rPr>
+        <w:t xml:space="preserve"> (vedi comando E)</w:t>
+      </w:r>
+    </w:p>
+    <w:p>
+      <w:pPr>
+        <w:spacing w:after="0" w:line="330" w:lineRule="atLeast"/>
+        <w:ind w:left="708"/>
+        <w:rPr>
+          <w:rFonts w:ascii="Arial" w:eastAsia="Times New Roman" w:hAnsi="Arial" w:cs="Arial"/>
+          <w:color w:val="000000" w:themeColor="text1"/>
+          <w:sz w:val="24"/>
+          <w:szCs w:val="24"/>
+          <w:lang w:eastAsia="it-IT"/>
+        </w:rPr>
+      </w:pPr>
+      <w:r>
+        <w:rPr>
+          <w:rFonts w:ascii="Arial" w:hAnsi="Arial" w:cs="Arial"/>
+        </w:rPr>
+        <w:t>Da qualsiasi numero (Master o non registrato), i</w:t>
+      </w:r>
+      <w:r>
+        <w:rPr>
+          <w:rFonts w:ascii="Arial" w:hAnsi="Arial" w:cs="Arial"/>
+        </w:rPr>
+        <w:t xml:space="preserve">nviare il Comando </w:t>
+      </w:r>
+      <w:r>
+        <w:rPr>
+          <w:rFonts w:ascii="Arial" w:eastAsia="Times New Roman" w:hAnsi="Arial" w:cs="Arial"/>
+          <w:color w:val="000000" w:themeColor="text1"/>
+          <w:sz w:val="24"/>
+          <w:szCs w:val="24"/>
+          <w:lang w:eastAsia="it-IT"/>
+        </w:rPr>
+        <w:t xml:space="preserve">- </w:t>
+      </w:r>
+      <w:r>
+        <w:rPr>
+          <w:rFonts w:ascii="Arial" w:eastAsia="Times New Roman" w:hAnsi="Arial" w:cs="Arial"/>
+          <w:b/>
+          <w:bCs/>
+          <w:i/>
+          <w:iCs/>
+          <w:color w:val="000000" w:themeColor="text1"/>
+          <w:sz w:val="24"/>
+          <w:szCs w:val="24"/>
+          <w:lang w:eastAsia="it-IT"/>
+        </w:rPr>
+        <w:t>M+</w:t>
+      </w:r>
+      <w:r>
+        <w:rPr>
+          <w:rFonts w:ascii="Arial" w:eastAsia="Times New Roman" w:hAnsi="Arial" w:cs="Arial"/>
+          <w:b/>
+          <w:bCs/>
+          <w:i/>
+          <w:iCs/>
+          <w:color w:val="000000" w:themeColor="text1"/>
+          <w:sz w:val="24"/>
+          <w:szCs w:val="24"/>
+          <w:lang w:eastAsia="it-IT"/>
+        </w:rPr>
+        <w:t>393334188263</w:t>
+      </w:r>
+      <w:r>
+        <w:rPr>
+          <w:rFonts w:ascii="Arial" w:eastAsia="Times New Roman" w:hAnsi="Arial" w:cs="Arial"/>
+          <w:color w:val="000000" w:themeColor="text1"/>
+          <w:sz w:val="24"/>
+          <w:szCs w:val="24"/>
+          <w:lang w:eastAsia="it-IT"/>
+        </w:rPr>
+        <w:t xml:space="preserve"> per m</w:t>
+      </w:r>
+      <w:r>
+        <w:rPr>
+          <w:rFonts w:ascii="Arial" w:eastAsia="Times New Roman" w:hAnsi="Arial" w:cs="Arial"/>
+          <w:color w:val="000000" w:themeColor="text1"/>
+          <w:sz w:val="24"/>
+          <w:szCs w:val="24"/>
+          <w:lang w:eastAsia="it-IT"/>
+        </w:rPr>
+        <w:t>odifica</w:t>
+      </w:r>
+      <w:r>
+        <w:rPr>
+          <w:rFonts w:ascii="Arial" w:eastAsia="Times New Roman" w:hAnsi="Arial" w:cs="Arial"/>
+          <w:color w:val="000000" w:themeColor="text1"/>
+          <w:sz w:val="24"/>
+          <w:szCs w:val="24"/>
+          <w:lang w:eastAsia="it-IT"/>
+        </w:rPr>
+        <w:t>re</w:t>
+      </w:r>
+      <w:r>
+        <w:rPr>
+          <w:rFonts w:ascii="Arial" w:eastAsia="Times New Roman" w:hAnsi="Arial" w:cs="Arial"/>
+          <w:color w:val="000000" w:themeColor="text1"/>
+          <w:sz w:val="24"/>
+          <w:szCs w:val="24"/>
+          <w:lang w:eastAsia="it-IT"/>
+        </w:rPr>
+        <w:t xml:space="preserve"> numero Master</w:t>
+      </w:r>
+    </w:p>
+    <w:p>
+      <w:pPr>
+        <w:spacing w:after="0" w:line="330" w:lineRule="atLeast"/>
+        <w:ind w:left="708"/>
+        <w:rPr>
+          <w:rFonts w:ascii="Arial" w:eastAsia="Times New Roman" w:hAnsi="Arial" w:cs="Arial"/>
+          <w:color w:val="000000" w:themeColor="text1"/>
+          <w:sz w:val="24"/>
+          <w:szCs w:val="24"/>
+          <w:lang w:eastAsia="it-IT"/>
+        </w:rPr>
+      </w:pPr>
+    </w:p>
+    <w:p>
+      <w:pPr>
+        <w:spacing w:after="0" w:line="330" w:lineRule="atLeast"/>
+        <w:rPr>
+          <w:rFonts w:ascii="Arial" w:eastAsia="Times New Roman" w:hAnsi="Arial" w:cs="Arial"/>
+          <w:b/>
+          <w:bCs/>
+          <w:sz w:val="24"/>
+          <w:szCs w:val="24"/>
+          <w:lang w:eastAsia="it-IT"/>
+        </w:rPr>
+      </w:pPr>
+      <w:r>
+        <w:rPr>
+          <w:rFonts w:ascii="Arial" w:eastAsia="Times New Roman" w:hAnsi="Arial" w:cs="Arial"/>
+          <w:b/>
+          <w:bCs/>
+          <w:sz w:val="24"/>
+          <w:szCs w:val="24"/>
+          <w:lang w:eastAsia="it-IT"/>
+        </w:rPr>
+        <w:t xml:space="preserve">Comando </w:t>
+      </w:r>
+      <w:r>
+        <w:rPr>
+          <w:rFonts w:ascii="Arial" w:eastAsia="Times New Roman" w:hAnsi="Arial" w:cs="Arial"/>
+          <w:b/>
+          <w:bCs/>
+          <w:sz w:val="24"/>
+          <w:szCs w:val="24"/>
+          <w:lang w:eastAsia="it-IT"/>
+        </w:rPr>
+        <w:t>D - Cancella Ausiliari</w:t>
+      </w:r>
+    </w:p>
+    <w:p>
+      <w:pPr>
+        <w:spacing w:after="0" w:line="330" w:lineRule="atLeast"/>
+        <w:ind w:left="708"/>
+        <w:rPr>
+          <w:rFonts w:ascii="Arial" w:eastAsia="Times New Roman" w:hAnsi="Arial" w:cs="Arial"/>
+          <w:color w:val="000000" w:themeColor="text1"/>
+          <w:sz w:val="24"/>
+          <w:szCs w:val="24"/>
+          <w:lang w:eastAsia="it-IT"/>
+        </w:rPr>
+      </w:pPr>
+      <w:r>
+        <w:rPr>
+          <w:rFonts w:ascii="Arial" w:hAnsi="Arial" w:cs="Arial"/>
+        </w:rPr>
+        <w:t>Da numero Master, i</w:t>
+      </w:r>
+      <w:r>
+        <w:rPr>
+          <w:rFonts w:ascii="Arial" w:hAnsi="Arial" w:cs="Arial"/>
+        </w:rPr>
+        <w:t xml:space="preserve">nviare il Comando </w:t>
+      </w:r>
+      <w:r>
+        <w:rPr>
+          <w:rFonts w:ascii="Arial" w:eastAsia="Times New Roman" w:hAnsi="Arial" w:cs="Arial"/>
+          <w:color w:val="000000" w:themeColor="text1"/>
+          <w:sz w:val="24"/>
+          <w:szCs w:val="24"/>
+          <w:lang w:eastAsia="it-IT"/>
+        </w:rPr>
+        <w:t xml:space="preserve">- </w:t>
+      </w:r>
+      <w:r>
+        <w:rPr>
+          <w:rFonts w:ascii="Arial" w:eastAsia="Times New Roman" w:hAnsi="Arial" w:cs="Arial"/>
+          <w:b/>
+          <w:bCs/>
+          <w:i/>
+          <w:iCs/>
+          <w:color w:val="000000" w:themeColor="text1"/>
+          <w:sz w:val="24"/>
+          <w:szCs w:val="24"/>
+          <w:lang w:eastAsia="it-IT"/>
+        </w:rPr>
+        <w:t>D</w:t>
+      </w:r>
+      <w:r>
+        <w:rPr>
+          <w:rFonts w:ascii="Arial" w:eastAsia="Times New Roman" w:hAnsi="Arial" w:cs="Arial"/>
+          <w:color w:val="000000" w:themeColor="text1"/>
+          <w:sz w:val="24"/>
+          <w:szCs w:val="24"/>
+          <w:lang w:eastAsia="it-IT"/>
+        </w:rPr>
+        <w:t xml:space="preserve"> per </w:t>
+      </w:r>
+      <w:r>
+        <w:rPr>
+          <w:rFonts w:ascii="Arial" w:eastAsia="Times New Roman" w:hAnsi="Arial" w:cs="Arial"/>
+          <w:color w:val="000000" w:themeColor="text1"/>
+          <w:sz w:val="24"/>
+          <w:szCs w:val="24"/>
+          <w:lang w:eastAsia="it-IT"/>
+        </w:rPr>
+        <w:t>cancellare tutti e 3 i numeri Ausiliari</w:t>
+      </w:r>
+    </w:p>
+    <w:p>
+      <w:pPr>
+        <w:spacing w:after="0" w:line="330" w:lineRule="atLeast"/>
+        <w:rPr>
+          <w:rFonts w:ascii="Arial" w:eastAsia="Times New Roman" w:hAnsi="Arial" w:cs="Arial"/>
+          <w:color w:val="000000" w:themeColor="text1"/>
+          <w:sz w:val="24"/>
+          <w:szCs w:val="24"/>
+          <w:lang w:eastAsia="it-IT"/>
+        </w:rPr>
+      </w:pPr>
+    </w:p>
+    <w:p>
+      <w:pPr>
+        <w:spacing w:after="0" w:line="330" w:lineRule="atLeast"/>
+        <w:rPr>
+          <w:rFonts w:ascii="Arial" w:eastAsia="Times New Roman" w:hAnsi="Arial" w:cs="Arial"/>
+          <w:b/>
+          <w:bCs/>
+          <w:sz w:val="24"/>
+          <w:szCs w:val="24"/>
+          <w:lang w:eastAsia="it-IT"/>
+        </w:rPr>
+      </w:pPr>
+      <w:r>
+        <w:rPr>
+          <w:rFonts w:ascii="Arial" w:eastAsia="Times New Roman" w:hAnsi="Arial" w:cs="Arial"/>
+          <w:b/>
+          <w:bCs/>
+          <w:sz w:val="24"/>
+          <w:szCs w:val="24"/>
+          <w:lang w:eastAsia="it-IT"/>
+        </w:rPr>
+        <w:t xml:space="preserve">Comando </w:t>
+      </w:r>
+      <w:r>
+        <w:rPr>
+          <w:rFonts w:ascii="Arial" w:eastAsia="Times New Roman" w:hAnsi="Arial" w:cs="Arial"/>
+          <w:b/>
+          <w:bCs/>
+          <w:sz w:val="24"/>
+          <w:szCs w:val="24"/>
+          <w:lang w:eastAsia="it-IT"/>
+        </w:rPr>
+        <w:t>A – Imposta Ausiliari (3)</w:t>
+      </w:r>
+    </w:p>
+    <w:p>
+      <w:pPr>
+        <w:spacing w:after="0" w:line="330" w:lineRule="atLeast"/>
+        <w:ind w:firstLine="708"/>
+        <w:rPr>
+          <w:rFonts w:ascii="Arial" w:eastAsia="Times New Roman" w:hAnsi="Arial" w:cs="Arial"/>
+          <w:b/>
+          <w:bCs/>
+          <w:i/>
+          <w:iCs/>
+          <w:color w:val="000000" w:themeColor="text1"/>
+          <w:sz w:val="24"/>
+          <w:szCs w:val="24"/>
+          <w:lang w:eastAsia="it-IT"/>
+        </w:rPr>
+      </w:pPr>
+      <w:r>
+        <w:rPr>
+          <w:rFonts w:ascii="Arial" w:hAnsi="Arial" w:cs="Arial"/>
+        </w:rPr>
+        <w:t>Da numero Master, i</w:t>
+      </w:r>
+      <w:r>
+        <w:rPr>
+          <w:rFonts w:ascii="Arial" w:hAnsi="Arial" w:cs="Arial"/>
+        </w:rPr>
+        <w:t>nvia</w:t>
+      </w:r>
+      <w:r>
+        <w:rPr>
+          <w:rFonts w:ascii="Arial" w:hAnsi="Arial" w:cs="Arial"/>
+        </w:rPr>
+        <w:t xml:space="preserve">re </w:t>
+      </w:r>
+      <w:r>
+        <w:rPr>
+          <w:rFonts w:ascii="Arial" w:hAnsi="Arial" w:cs="Arial"/>
+        </w:rPr>
+        <w:t xml:space="preserve">il Comando </w:t>
+      </w:r>
+      <w:r>
+        <w:rPr>
+          <w:rFonts w:ascii="Arial" w:eastAsia="Times New Roman" w:hAnsi="Arial" w:cs="Arial"/>
+          <w:color w:val="000000" w:themeColor="text1"/>
+          <w:sz w:val="24"/>
+          <w:szCs w:val="24"/>
+          <w:lang w:eastAsia="it-IT"/>
+        </w:rPr>
+        <w:t>–</w:t>
+      </w:r>
+      <w:r>
+        <w:rPr>
+          <w:rFonts w:ascii="Arial" w:eastAsia="Times New Roman" w:hAnsi="Arial" w:cs="Arial"/>
+          <w:color w:val="000000" w:themeColor="text1"/>
+          <w:sz w:val="24"/>
+          <w:szCs w:val="24"/>
+          <w:lang w:eastAsia="it-IT"/>
+        </w:rPr>
+        <w:t xml:space="preserve"> </w:t>
+      </w:r>
+      <w:r>
+        <w:rPr>
+          <w:rFonts w:ascii="Arial" w:eastAsia="Times New Roman" w:hAnsi="Arial" w:cs="Arial"/>
+          <w:b/>
+          <w:bCs/>
+          <w:i/>
+          <w:iCs/>
+          <w:color w:val="000000" w:themeColor="text1"/>
+          <w:sz w:val="24"/>
+          <w:szCs w:val="24"/>
+          <w:lang w:eastAsia="it-IT"/>
+        </w:rPr>
+        <w:t>A1</w:t>
+      </w:r>
+      <w:r>
+        <w:rPr>
+          <w:rFonts w:ascii="Arial" w:eastAsia="Times New Roman" w:hAnsi="Arial" w:cs="Arial"/>
+          <w:b/>
+          <w:bCs/>
+          <w:i/>
+          <w:iCs/>
+          <w:color w:val="000000" w:themeColor="text1"/>
+          <w:sz w:val="24"/>
+          <w:szCs w:val="24"/>
+          <w:lang w:eastAsia="it-IT"/>
+        </w:rPr>
+        <w:t>+393334188263</w:t>
+      </w:r>
+    </w:p>
+    <w:p>
+      <w:pPr>
+        <w:spacing w:after="0" w:line="330" w:lineRule="atLeast"/>
+        <w:ind w:left="4248"/>
+        <w:rPr>
+          <w:rFonts w:ascii="Arial" w:eastAsia="Times New Roman" w:hAnsi="Arial" w:cs="Arial"/>
+          <w:b/>
+          <w:bCs/>
+          <w:i/>
+          <w:iCs/>
+          <w:color w:val="000000" w:themeColor="text1"/>
+          <w:sz w:val="24"/>
+          <w:szCs w:val="24"/>
+          <w:lang w:eastAsia="it-IT"/>
+        </w:rPr>
+      </w:pPr>
+      <w:r>
+        <w:rPr>
+          <w:rFonts w:ascii="Arial" w:eastAsia="Times New Roman" w:hAnsi="Arial" w:cs="Arial"/>
+          <w:color w:val="000000" w:themeColor="text1"/>
+          <w:sz w:val="24"/>
+          <w:szCs w:val="24"/>
+          <w:lang w:eastAsia="it-IT"/>
+        </w:rPr>
+        <w:t xml:space="preserve">       </w:t>
+      </w:r>
+      <w:r>
+        <w:rPr>
+          <w:rFonts w:ascii="Arial" w:eastAsia="Times New Roman" w:hAnsi="Arial" w:cs="Arial"/>
+          <w:b/>
+          <w:bCs/>
+          <w:i/>
+          <w:iCs/>
+          <w:color w:val="000000" w:themeColor="text1"/>
+          <w:sz w:val="24"/>
+          <w:szCs w:val="24"/>
+          <w:lang w:eastAsia="it-IT"/>
+        </w:rPr>
+        <w:t>A</w:t>
+      </w:r>
+      <w:r>
+        <w:rPr>
+          <w:rFonts w:ascii="Arial" w:eastAsia="Times New Roman" w:hAnsi="Arial" w:cs="Arial"/>
+          <w:b/>
+          <w:bCs/>
+          <w:i/>
+          <w:iCs/>
+          <w:color w:val="000000" w:themeColor="text1"/>
+          <w:sz w:val="24"/>
+          <w:szCs w:val="24"/>
+          <w:lang w:eastAsia="it-IT"/>
+        </w:rPr>
+        <w:t>2</w:t>
+      </w:r>
+      <w:r>
+        <w:rPr>
+          <w:rFonts w:ascii="Arial" w:eastAsia="Times New Roman" w:hAnsi="Arial" w:cs="Arial"/>
+          <w:b/>
+          <w:bCs/>
+          <w:i/>
+          <w:iCs/>
+          <w:color w:val="000000" w:themeColor="text1"/>
+          <w:sz w:val="24"/>
+          <w:szCs w:val="24"/>
+          <w:lang w:eastAsia="it-IT"/>
+        </w:rPr>
+        <w:t>+393334188263</w:t>
+      </w:r>
+    </w:p>
+    <w:p>
+      <w:pPr>
+        <w:spacing w:after="0" w:line="330" w:lineRule="atLeast"/>
+        <w:ind w:left="4248"/>
+        <w:rPr>
+          <w:rFonts w:ascii="Arial" w:eastAsia="Times New Roman" w:hAnsi="Arial" w:cs="Arial"/>
+          <w:b/>
+          <w:bCs/>
+          <w:sz w:val="24"/>
+          <w:szCs w:val="24"/>
+          <w:lang w:eastAsia="it-IT"/>
+        </w:rPr>
+      </w:pPr>
+      <w:r>
+        <w:rPr>
+          <w:rFonts w:ascii="Arial" w:eastAsia="Times New Roman" w:hAnsi="Arial" w:cs="Arial"/>
+          <w:b/>
+          <w:bCs/>
+          <w:i/>
+          <w:iCs/>
+          <w:color w:val="000000" w:themeColor="text1"/>
+          <w:sz w:val="24"/>
+          <w:szCs w:val="24"/>
+          <w:lang w:eastAsia="it-IT"/>
+        </w:rPr>
+        <w:t xml:space="preserve">       </w:t>
+      </w:r>
+      <w:r>
+        <w:rPr>
+          <w:rFonts w:ascii="Arial" w:eastAsia="Times New Roman" w:hAnsi="Arial" w:cs="Arial"/>
+          <w:b/>
+          <w:bCs/>
+          <w:i/>
+          <w:iCs/>
+          <w:color w:val="000000" w:themeColor="text1"/>
+          <w:sz w:val="24"/>
+          <w:szCs w:val="24"/>
+          <w:lang w:eastAsia="it-IT"/>
+        </w:rPr>
+        <w:t>A</w:t>
+      </w:r>
+      <w:r>
+        <w:rPr>
+          <w:rFonts w:ascii="Arial" w:eastAsia="Times New Roman" w:hAnsi="Arial" w:cs="Arial"/>
+          <w:b/>
+          <w:bCs/>
+          <w:i/>
+          <w:iCs/>
+          <w:color w:val="000000" w:themeColor="text1"/>
+          <w:sz w:val="24"/>
+          <w:szCs w:val="24"/>
+          <w:lang w:eastAsia="it-IT"/>
+        </w:rPr>
+        <w:t>3</w:t>
+      </w:r>
+      <w:r>
+        <w:rPr>
+          <w:rFonts w:ascii="Arial" w:eastAsia="Times New Roman" w:hAnsi="Arial" w:cs="Arial"/>
+          <w:b/>
+          <w:bCs/>
+          <w:i/>
+          <w:iCs/>
+          <w:color w:val="000000" w:themeColor="text1"/>
+          <w:sz w:val="24"/>
+          <w:szCs w:val="24"/>
+          <w:lang w:eastAsia="it-IT"/>
+        </w:rPr>
+        <w:t>+393334188263</w:t>
+      </w:r>
+    </w:p>
+    <w:p>
+      <w:pPr>
+        <w:spacing w:after="0" w:line="330" w:lineRule="atLeast"/>
+        <w:rPr>
+          <w:rFonts w:ascii="Arial" w:eastAsia="Times New Roman" w:hAnsi="Arial" w:cs="Arial"/>
+          <w:b/>
+          <w:bCs/>
+          <w:sz w:val="24"/>
+          <w:szCs w:val="24"/>
+          <w:lang w:eastAsia="it-IT"/>
+        </w:rPr>
+      </w:pPr>
+    </w:p>
+    <w:p>
+      <w:pPr>
+        <w:spacing w:after="0" w:line="330" w:lineRule="atLeast"/>
+        <w:rPr>
+          <w:rFonts w:ascii="Arial" w:eastAsia="Times New Roman" w:hAnsi="Arial" w:cs="Arial"/>
+          <w:color w:val="000000" w:themeColor="text1"/>
+          <w:sz w:val="24"/>
+          <w:szCs w:val="24"/>
+          <w:lang w:eastAsia="it-IT"/>
+        </w:rPr>
+      </w:pPr>
+      <w:r>
+        <w:rPr>
+          <w:rFonts w:ascii="Arial" w:eastAsia="Times New Roman" w:hAnsi="Arial" w:cs="Arial"/>
+          <w:b/>
+          <w:bCs/>
+          <w:sz w:val="24"/>
+          <w:szCs w:val="24"/>
+          <w:lang w:eastAsia="it-IT"/>
+        </w:rPr>
+        <w:t xml:space="preserve">Comando </w:t>
+      </w:r>
+      <w:r>
+        <w:rPr>
+          <w:rFonts w:ascii="Arial" w:eastAsia="Times New Roman" w:hAnsi="Arial" w:cs="Arial"/>
+          <w:b/>
+          <w:bCs/>
+          <w:sz w:val="24"/>
+          <w:szCs w:val="24"/>
+          <w:lang w:eastAsia="it-IT"/>
+        </w:rPr>
+        <w:t>N</w:t>
+      </w:r>
+      <w:r>
+        <w:rPr>
+          <w:rFonts w:ascii="Arial" w:eastAsia="Times New Roman" w:hAnsi="Arial" w:cs="Arial"/>
+          <w:b/>
+          <w:bCs/>
+          <w:sz w:val="24"/>
+          <w:szCs w:val="24"/>
+          <w:lang w:eastAsia="it-IT"/>
+        </w:rPr>
+        <w:t xml:space="preserve"> - </w:t>
+      </w:r>
+      <w:r>
+        <w:rPr>
+          <w:rFonts w:ascii="Arial" w:eastAsia="Times New Roman" w:hAnsi="Arial" w:cs="Arial"/>
+          <w:b/>
+          <w:bCs/>
+          <w:sz w:val="24"/>
+          <w:szCs w:val="24"/>
+          <w:lang w:eastAsia="it-IT"/>
+        </w:rPr>
+        <w:t>Ritorna i numeri autorizzati</w:t>
+      </w:r>
+    </w:p>
+    <w:p>
+      <w:pPr>
+        <w:spacing w:after="0" w:line="330" w:lineRule="atLeast"/>
+        <w:rPr>
+          <w:rFonts w:ascii="Arial" w:eastAsia="Times New Roman" w:hAnsi="Arial" w:cs="Arial"/>
+          <w:b/>
+          <w:bCs/>
+          <w:sz w:val="24"/>
+          <w:szCs w:val="24"/>
+          <w:lang w:eastAsia="it-IT"/>
+        </w:rPr>
+      </w:pPr>
+      <w:r>
+        <w:rPr>
+          <w:rFonts w:ascii="Arial" w:hAnsi="Arial" w:cs="Arial"/>
+        </w:rPr>
+        <w:t>Da numero Master, i</w:t>
+      </w:r>
+      <w:r>
+        <w:rPr>
+          <w:rFonts w:ascii="Arial" w:hAnsi="Arial" w:cs="Arial"/>
+        </w:rPr>
+        <w:t>nvia</w:t>
+      </w:r>
+      <w:r>
+        <w:rPr>
+          <w:rFonts w:ascii="Arial" w:hAnsi="Arial" w:cs="Arial"/>
+        </w:rPr>
+        <w:t xml:space="preserve">re </w:t>
+      </w:r>
+      <w:r>
+        <w:rPr>
+          <w:rFonts w:ascii="Arial" w:hAnsi="Arial" w:cs="Arial"/>
+        </w:rPr>
+        <w:t xml:space="preserve">il Comando </w:t>
+      </w:r>
+      <w:r>
+        <w:rPr>
+          <w:rFonts w:ascii="Arial" w:eastAsia="Times New Roman" w:hAnsi="Arial" w:cs="Arial"/>
+          <w:color w:val="000000" w:themeColor="text1"/>
+          <w:sz w:val="24"/>
+          <w:szCs w:val="24"/>
+          <w:lang w:eastAsia="it-IT"/>
+        </w:rPr>
+        <w:t>–</w:t>
+      </w:r>
+      <w:r>
+        <w:rPr>
+          <w:rFonts w:ascii="Arial" w:eastAsia="Times New Roman" w:hAnsi="Arial" w:cs="Arial"/>
+          <w:color w:val="000000" w:themeColor="text1"/>
+          <w:sz w:val="24"/>
+          <w:szCs w:val="24"/>
+          <w:lang w:eastAsia="it-IT"/>
+        </w:rPr>
+        <w:t xml:space="preserve"> </w:t>
+      </w:r>
+      <w:r>
+        <w:rPr>
+          <w:rFonts w:ascii="Arial" w:eastAsia="Times New Roman" w:hAnsi="Arial" w:cs="Arial"/>
+          <w:b/>
+          <w:bCs/>
+          <w:color w:val="000000" w:themeColor="text1"/>
+          <w:sz w:val="24"/>
+          <w:szCs w:val="24"/>
+          <w:lang w:eastAsia="it-IT"/>
+        </w:rPr>
+        <w:t>N</w:t>
+      </w:r>
+    </w:p>
+    <w:p>
+      <w:pPr>
+        <w:spacing w:after="0" w:line="330" w:lineRule="atLeast"/>
+        <w:rPr>
+          <w:rFonts w:ascii="Arial" w:eastAsia="Times New Roman" w:hAnsi="Arial" w:cs="Arial"/>
+          <w:b/>
+          <w:bCs/>
+          <w:sz w:val="24"/>
+          <w:szCs w:val="24"/>
+          <w:lang w:eastAsia="it-IT"/>
+        </w:rPr>
+      </w:pPr>
+    </w:p>
+    <w:p>
+      <w:pPr>
+        <w:spacing w:after="0" w:line="330" w:lineRule="atLeast"/>
+        <w:rPr>
+          <w:rFonts w:ascii="Arial" w:eastAsia="Times New Roman" w:hAnsi="Arial" w:cs="Arial"/>
+          <w:b/>
+          <w:bCs/>
+          <w:color w:val="A6A6A6" w:themeColor="background1" w:themeShade="A6"/>
+          <w:sz w:val="24"/>
+          <w:szCs w:val="24"/>
+          <w:lang w:eastAsia="it-IT"/>
+        </w:rPr>
+      </w:pPr>
+      <w:r>
+        <w:rPr>
+          <w:rFonts w:ascii="Arial" w:eastAsia="Times New Roman" w:hAnsi="Arial" w:cs="Arial"/>
+          <w:b/>
+          <w:bCs/>
+          <w:color w:val="A6A6A6" w:themeColor="background1" w:themeShade="A6"/>
+          <w:sz w:val="24"/>
+          <w:szCs w:val="24"/>
+          <w:lang w:eastAsia="it-IT"/>
+        </w:rPr>
+        <w:t xml:space="preserve">Comando </w:t>
+      </w:r>
+      <w:r>
+        <w:rPr>
+          <w:rFonts w:ascii="Arial" w:eastAsia="Times New Roman" w:hAnsi="Arial" w:cs="Arial"/>
+          <w:b/>
+          <w:bCs/>
+          <w:color w:val="A6A6A6" w:themeColor="background1" w:themeShade="A6"/>
+          <w:sz w:val="24"/>
+          <w:szCs w:val="24"/>
+          <w:lang w:eastAsia="it-IT"/>
+        </w:rPr>
+        <w:t>E</w:t>
+      </w:r>
+      <w:r>
+        <w:rPr>
+          <w:rFonts w:ascii="Arial" w:eastAsia="Times New Roman" w:hAnsi="Arial" w:cs="Arial"/>
+          <w:b/>
+          <w:bCs/>
+          <w:color w:val="A6A6A6" w:themeColor="background1" w:themeShade="A6"/>
+          <w:sz w:val="24"/>
+          <w:szCs w:val="24"/>
+          <w:lang w:eastAsia="it-IT"/>
+        </w:rPr>
+        <w:t xml:space="preserve"> – Cancella tutti i numeri</w:t>
+      </w:r>
+    </w:p>
+    <w:p>
+      <w:pPr>
+        <w:spacing w:after="0" w:line="330" w:lineRule="atLeast"/>
+        <w:rPr>
+          <w:rFonts w:ascii="Arial" w:eastAsia="Times New Roman" w:hAnsi="Arial" w:cs="Arial"/>
+          <w:color w:val="A6A6A6" w:themeColor="background1" w:themeShade="A6"/>
+          <w:sz w:val="24"/>
+          <w:szCs w:val="24"/>
+          <w:u w:val="single"/>
+          <w:lang w:eastAsia="it-IT"/>
+        </w:rPr>
+      </w:pPr>
+      <w:r>
+        <w:rPr>
+          <w:rFonts w:ascii="Arial" w:hAnsi="Arial" w:cs="Arial"/>
+          <w:color w:val="A6A6A6" w:themeColor="background1" w:themeShade="A6"/>
+        </w:rPr>
+        <w:t xml:space="preserve">Da </w:t>
+      </w:r>
+      <w:r>
+        <w:rPr>
+          <w:rFonts w:ascii="Arial" w:hAnsi="Arial" w:cs="Arial"/>
+          <w:color w:val="A6A6A6" w:themeColor="background1" w:themeShade="A6"/>
+        </w:rPr>
+        <w:t xml:space="preserve">qualsiasi </w:t>
+      </w:r>
+      <w:r>
+        <w:rPr>
+          <w:rFonts w:ascii="Arial" w:hAnsi="Arial" w:cs="Arial"/>
+          <w:color w:val="A6A6A6" w:themeColor="background1" w:themeShade="A6"/>
+        </w:rPr>
+        <w:t xml:space="preserve">numero, inviare il Comando </w:t>
+      </w:r>
+      <w:r>
+        <w:rPr>
+          <w:rFonts w:ascii="Arial" w:eastAsia="Times New Roman" w:hAnsi="Arial" w:cs="Arial"/>
+          <w:color w:val="A6A6A6" w:themeColor="background1" w:themeShade="A6"/>
+          <w:sz w:val="24"/>
+          <w:szCs w:val="24"/>
+          <w:lang w:eastAsia="it-IT"/>
+        </w:rPr>
+        <w:t>–</w:t>
+      </w:r>
+      <w:r>
+        <w:rPr>
+          <w:rFonts w:ascii="Arial" w:eastAsia="Times New Roman" w:hAnsi="Arial" w:cs="Arial"/>
+          <w:color w:val="A6A6A6" w:themeColor="background1" w:themeShade="A6"/>
+          <w:sz w:val="24"/>
+          <w:szCs w:val="24"/>
+          <w:lang w:eastAsia="it-IT"/>
+        </w:rPr>
+        <w:t xml:space="preserve"> </w:t>
+      </w:r>
+      <w:r>
+        <w:rPr>
+          <w:rFonts w:ascii="Arial" w:eastAsia="Times New Roman" w:hAnsi="Arial" w:cs="Arial"/>
+          <w:b/>
+          <w:bCs/>
+          <w:color w:val="A6A6A6" w:themeColor="background1" w:themeShade="A6"/>
+          <w:sz w:val="24"/>
+          <w:szCs w:val="24"/>
+          <w:lang w:eastAsia="it-IT"/>
+        </w:rPr>
+        <w:t>E</w:t>
+      </w:r>
+    </w:p>
+    <w:p>
+      <w:pPr>
+        <w:spacing w:after="0" w:line="330" w:lineRule="atLeast"/>
+        <w:rPr>
+          <w:rFonts w:ascii="Arial" w:eastAsia="Times New Roman" w:hAnsi="Arial" w:cs="Arial"/>
+          <w:color w:val="A6A6A6" w:themeColor="background1" w:themeShade="A6"/>
+          <w:sz w:val="24"/>
+          <w:szCs w:val="24"/>
+          <w:lang w:eastAsia="it-IT"/>
+        </w:rPr>
+      </w:pPr>
+      <w:r>
+        <w:rPr>
+          <w:rFonts w:ascii="Arial" w:eastAsia="Times New Roman" w:hAnsi="Arial" w:cs="Arial"/>
+          <w:color w:val="A6A6A6" w:themeColor="background1" w:themeShade="A6"/>
+          <w:sz w:val="24"/>
+          <w:szCs w:val="24"/>
+          <w:lang w:eastAsia="it-IT"/>
+        </w:rPr>
+        <w:t>COMANDO NON DOCUMENTATO</w:t>
+      </w:r>
+    </w:p>
+    <w:p>
+      <w:pPr>
+        <w:spacing w:after="0" w:line="330" w:lineRule="atLeast"/>
+        <w:rPr>
+          <w:rFonts w:ascii="Arial" w:eastAsia="Times New Roman" w:hAnsi="Arial" w:cs="Arial"/>
+          <w:b/>
+          <w:bCs/>
+          <w:sz w:val="24"/>
+          <w:szCs w:val="24"/>
+          <w:lang w:eastAsia="it-IT"/>
+        </w:rPr>
+      </w:pPr>
+    </w:p>
+    <w:p>
+      <w:pPr>
+        <w:spacing w:after="0" w:line="330" w:lineRule="atLeast"/>
+        <w:rPr>
+          <w:rFonts w:ascii="Arial" w:eastAsia="Times New Roman" w:hAnsi="Arial" w:cs="Arial"/>
+          <w:b/>
+          <w:bCs/>
+          <w:sz w:val="24"/>
+          <w:szCs w:val="24"/>
+          <w:lang w:eastAsia="it-IT"/>
+        </w:rPr>
+      </w:pPr>
+      <w:r>
+        <w:rPr>
+          <w:rFonts w:ascii="Arial" w:eastAsia="Times New Roman" w:hAnsi="Arial" w:cs="Arial"/>
+          <w:b/>
+          <w:bCs/>
+          <w:sz w:val="24"/>
+          <w:szCs w:val="24"/>
+          <w:lang w:eastAsia="it-IT"/>
+        </w:rPr>
+        <w:t xml:space="preserve">Comando </w:t>
+      </w:r>
+      <w:r>
+        <w:rPr>
+          <w:rFonts w:ascii="Arial" w:eastAsia="Times New Roman" w:hAnsi="Arial" w:cs="Arial"/>
+          <w:b/>
+          <w:bCs/>
+          <w:sz w:val="24"/>
+          <w:szCs w:val="24"/>
+          <w:lang w:eastAsia="it-IT"/>
+        </w:rPr>
+        <w:t>S</w:t>
+      </w:r>
+      <w:r>
+        <w:rPr>
+          <w:rFonts w:ascii="Arial" w:eastAsia="Times New Roman" w:hAnsi="Arial" w:cs="Arial"/>
+          <w:b/>
+          <w:bCs/>
+          <w:sz w:val="24"/>
+          <w:szCs w:val="24"/>
+          <w:lang w:eastAsia="it-IT"/>
+        </w:rPr>
+        <w:t xml:space="preserve"> – Status, monitor Tensione</w:t>
+      </w:r>
+    </w:p>
+    <w:p>
+      <w:pPr>
+        <w:spacing w:after="0" w:line="330" w:lineRule="atLeast"/>
+        <w:ind w:left="708"/>
+        <w:rPr>
+          <w:rFonts w:ascii="Arial" w:eastAsia="Times New Roman" w:hAnsi="Arial" w:cs="Arial"/>
+          <w:color w:val="000000" w:themeColor="text1"/>
+          <w:sz w:val="24"/>
+          <w:szCs w:val="24"/>
+          <w:lang w:eastAsia="it-IT"/>
+        </w:rPr>
+      </w:pPr>
+      <w:r>
+        <w:rPr>
+          <w:rFonts w:ascii="Arial" w:hAnsi="Arial" w:cs="Arial"/>
+        </w:rPr>
+        <w:t>Da numero Master</w:t>
+      </w:r>
+      <w:r>
+        <w:rPr>
+          <w:rFonts w:ascii="Arial" w:hAnsi="Arial" w:cs="Arial"/>
+        </w:rPr>
+        <w:t xml:space="preserve"> o Aus</w:t>
+      </w:r>
+      <w:r>
+        <w:rPr>
+          <w:rFonts w:ascii="Arial" w:hAnsi="Arial" w:cs="Arial"/>
+        </w:rPr>
+        <w:t>i</w:t>
+      </w:r>
+      <w:r>
+        <w:rPr>
+          <w:rFonts w:ascii="Arial" w:hAnsi="Arial" w:cs="Arial"/>
+        </w:rPr>
+        <w:t>liario</w:t>
+      </w:r>
+      <w:r>
+        <w:rPr>
+          <w:rFonts w:ascii="Arial" w:hAnsi="Arial" w:cs="Arial"/>
+        </w:rPr>
+        <w:t>, i</w:t>
+      </w:r>
+      <w:r>
+        <w:rPr>
+          <w:rFonts w:ascii="Arial" w:hAnsi="Arial" w:cs="Arial"/>
+        </w:rPr>
+        <w:t xml:space="preserve">nviare il Comando </w:t>
+      </w:r>
+      <w:r>
+        <w:rPr>
+          <w:rFonts w:ascii="Arial" w:eastAsia="Times New Roman" w:hAnsi="Arial" w:cs="Arial"/>
+          <w:color w:val="000000" w:themeColor="text1"/>
+          <w:sz w:val="24"/>
+          <w:szCs w:val="24"/>
+          <w:lang w:eastAsia="it-IT"/>
+        </w:rPr>
+        <w:t xml:space="preserve">- </w:t>
+      </w:r>
+      <w:r>
+        <w:rPr>
+          <w:rFonts w:ascii="Arial" w:eastAsia="Times New Roman" w:hAnsi="Arial" w:cs="Arial"/>
+          <w:b/>
+          <w:bCs/>
+          <w:i/>
+          <w:iCs/>
+          <w:color w:val="000000" w:themeColor="text1"/>
+          <w:sz w:val="24"/>
+          <w:szCs w:val="24"/>
+          <w:lang w:eastAsia="it-IT"/>
+        </w:rPr>
+        <w:t>S</w:t>
+      </w:r>
+      <w:r>
+        <w:rPr>
+          <w:rFonts w:ascii="Arial" w:eastAsia="Times New Roman" w:hAnsi="Arial" w:cs="Arial"/>
+          <w:color w:val="000000" w:themeColor="text1"/>
+          <w:sz w:val="24"/>
+          <w:szCs w:val="24"/>
+          <w:lang w:eastAsia="it-IT"/>
+        </w:rPr>
+        <w:t xml:space="preserve"> per </w:t>
+      </w:r>
+      <w:r>
+        <w:rPr>
+          <w:rFonts w:ascii="Arial" w:eastAsia="Times New Roman" w:hAnsi="Arial" w:cs="Arial"/>
+          <w:color w:val="000000" w:themeColor="text1"/>
+          <w:sz w:val="24"/>
+          <w:szCs w:val="24"/>
+          <w:lang w:eastAsia="it-IT"/>
+        </w:rPr>
+        <w:t>ricevere via SMS lo stato della Tensione</w:t>
+      </w:r>
+    </w:p>
+    <w:p>
+      <w:pPr>
+        <w:spacing w:after="0" w:line="330" w:lineRule="atLeast"/>
+        <w:ind w:firstLine="708"/>
+        <w:rPr>
+          <w:rFonts w:ascii="Arial" w:eastAsia="Times New Roman" w:hAnsi="Arial" w:cs="Arial"/>
+          <w:b/>
+          <w:bCs/>
+          <w:sz w:val="24"/>
+          <w:szCs w:val="24"/>
+          <w:lang w:eastAsia="it-IT"/>
+        </w:rPr>
+      </w:pPr>
+    </w:p>
+    <w:p>
+      <w:pPr>
+        <w:spacing w:after="0" w:line="330" w:lineRule="atLeast"/>
+        <w:rPr>
+          <w:rFonts w:ascii="Arial" w:eastAsia="Times New Roman" w:hAnsi="Arial" w:cs="Arial"/>
+          <w:b/>
+          <w:bCs/>
+          <w:sz w:val="24"/>
+          <w:szCs w:val="24"/>
+          <w:lang w:eastAsia="it-IT"/>
+        </w:rPr>
+      </w:pPr>
+    </w:p>
+    <w:p>
+      <w:pPr>
+        <w:spacing w:after="0" w:line="330" w:lineRule="atLeast"/>
+        <w:rPr>
+          <w:rFonts w:ascii="Arial" w:eastAsia="Times New Roman" w:hAnsi="Arial" w:cs="Arial"/>
+          <w:b/>
+          <w:bCs/>
+          <w:sz w:val="24"/>
+          <w:szCs w:val="24"/>
+          <w:lang w:eastAsia="it-IT"/>
+        </w:rPr>
+      </w:pPr>
+    </w:p>
+    <w:p>
+      <w:pPr>
+        <w:spacing w:after="0" w:line="330" w:lineRule="atLeast"/>
+        <w:rPr>
+          <w:rFonts w:ascii="Arial" w:eastAsia="Times New Roman" w:hAnsi="Arial" w:cs="Arial"/>
+          <w:color w:val="000000" w:themeColor="text1"/>
+          <w:sz w:val="24"/>
+          <w:szCs w:val="24"/>
+          <w:lang w:eastAsia="it-IT"/>
+        </w:rPr>
+      </w:pPr>
+    </w:p>
+    <w:p>
+      <w:pPr>
+        <w:spacing w:after="0" w:line="330" w:lineRule="atLeast"/>
+        <w:rPr>
+          <w:rFonts w:ascii="Arial" w:eastAsia="Times New Roman" w:hAnsi="Arial" w:cs="Arial"/>
+          <w:color w:val="000000" w:themeColor="text1"/>
           <w:sz w:val="24"/>
           <w:szCs w:val="24"/>
           <w:lang w:eastAsia="it-IT"/>
@@ -4552,6 +6233,230 @@
       </w:rPr>
     </w:lvl>
   </w:abstractNum>
+  <w:abstractNum w:abstractNumId="3" w15:restartNumberingAfterBreak="0">
+    <w:nsid w:val="50BE3F4D"/>
+    <w:multiLevelType w:val="hybridMultilevel"/>
+    <w:tmpl w:val="01020D8A"/>
+    <w:lvl w:ilvl="0" w:tplc="71B48E0C">
+      <w:numFmt w:val="bullet"/>
+      <w:lvlText w:val="-"/>
+      <w:lvlJc w:val="left"/>
+      <w:pPr>
+        <w:ind w:left="720" w:hanging="360"/>
+      </w:pPr>
+      <w:rPr>
+        <w:rFonts w:ascii="Arial" w:eastAsia="Times New Roman" w:hAnsi="Arial" w:cs="Arial" w:hint="default"/>
+      </w:rPr>
+    </w:lvl>
+    <w:lvl w:ilvl="1" w:tplc="04100003" w:tentative="1">
+      <w:start w:val="1"/>
+      <w:numFmt w:val="bullet"/>
+      <w:lvlText w:val="o"/>
+      <w:lvlJc w:val="left"/>
+      <w:pPr>
+        <w:ind w:left="1440" w:hanging="360"/>
+      </w:pPr>
+      <w:rPr>
+        <w:rFonts w:ascii="Courier New" w:hAnsi="Courier New" w:cs="Courier New" w:hint="default"/>
+      </w:rPr>
+    </w:lvl>
+    <w:lvl w:ilvl="2" w:tplc="04100005" w:tentative="1">
+      <w:start w:val="1"/>
+      <w:numFmt w:val="bullet"/>
+      <w:lvlText w:val=""/>
+      <w:lvlJc w:val="left"/>
+      <w:pPr>
+        <w:ind w:left="2160" w:hanging="360"/>
+      </w:pPr>
+      <w:rPr>
+        <w:rFonts w:ascii="Wingdings" w:hAnsi="Wingdings" w:hint="default"/>
+      </w:rPr>
+    </w:lvl>
+    <w:lvl w:ilvl="3" w:tplc="04100001" w:tentative="1">
+      <w:start w:val="1"/>
+      <w:numFmt w:val="bullet"/>
+      <w:lvlText w:val=""/>
+      <w:lvlJc w:val="left"/>
+      <w:pPr>
+        <w:ind w:left="2880" w:hanging="360"/>
+      </w:pPr>
+      <w:rPr>
+        <w:rFonts w:ascii="Symbol" w:hAnsi="Symbol" w:hint="default"/>
+      </w:rPr>
+    </w:lvl>
+    <w:lvl w:ilvl="4" w:tplc="04100003" w:tentative="1">
+      <w:start w:val="1"/>
+      <w:numFmt w:val="bullet"/>
+      <w:lvlText w:val="o"/>
+      <w:lvlJc w:val="left"/>
+      <w:pPr>
+        <w:ind w:left="3600" w:hanging="360"/>
+      </w:pPr>
+      <w:rPr>
+        <w:rFonts w:ascii="Courier New" w:hAnsi="Courier New" w:cs="Courier New" w:hint="default"/>
+      </w:rPr>
+    </w:lvl>
+    <w:lvl w:ilvl="5" w:tplc="04100005" w:tentative="1">
+      <w:start w:val="1"/>
+      <w:numFmt w:val="bullet"/>
+      <w:lvlText w:val=""/>
+      <w:lvlJc w:val="left"/>
+      <w:pPr>
+        <w:ind w:left="4320" w:hanging="360"/>
+      </w:pPr>
+      <w:rPr>
+        <w:rFonts w:ascii="Wingdings" w:hAnsi="Wingdings" w:hint="default"/>
+      </w:rPr>
+    </w:lvl>
+    <w:lvl w:ilvl="6" w:tplc="04100001" w:tentative="1">
+      <w:start w:val="1"/>
+      <w:numFmt w:val="bullet"/>
+      <w:lvlText w:val=""/>
+      <w:lvlJc w:val="left"/>
+      <w:pPr>
+        <w:ind w:left="5040" w:hanging="360"/>
+      </w:pPr>
+      <w:rPr>
+        <w:rFonts w:ascii="Symbol" w:hAnsi="Symbol" w:hint="default"/>
+      </w:rPr>
+    </w:lvl>
+    <w:lvl w:ilvl="7" w:tplc="04100003" w:tentative="1">
+      <w:start w:val="1"/>
+      <w:numFmt w:val="bullet"/>
+      <w:lvlText w:val="o"/>
+      <w:lvlJc w:val="left"/>
+      <w:pPr>
+        <w:ind w:left="5760" w:hanging="360"/>
+      </w:pPr>
+      <w:rPr>
+        <w:rFonts w:ascii="Courier New" w:hAnsi="Courier New" w:cs="Courier New" w:hint="default"/>
+      </w:rPr>
+    </w:lvl>
+    <w:lvl w:ilvl="8" w:tplc="04100005" w:tentative="1">
+      <w:start w:val="1"/>
+      <w:numFmt w:val="bullet"/>
+      <w:lvlText w:val=""/>
+      <w:lvlJc w:val="left"/>
+      <w:pPr>
+        <w:ind w:left="6480" w:hanging="360"/>
+      </w:pPr>
+      <w:rPr>
+        <w:rFonts w:ascii="Wingdings" w:hAnsi="Wingdings" w:hint="default"/>
+      </w:rPr>
+    </w:lvl>
+  </w:abstractNum>
+  <w:abstractNum w:abstractNumId="4" w15:restartNumberingAfterBreak="0">
+    <w:nsid w:val="575237AF"/>
+    <w:multiLevelType w:val="hybridMultilevel"/>
+    <w:tmpl w:val="FFCE2A40"/>
+    <w:lvl w:ilvl="0" w:tplc="1310BE10">
+      <w:numFmt w:val="bullet"/>
+      <w:lvlText w:val="-"/>
+      <w:lvlJc w:val="left"/>
+      <w:pPr>
+        <w:ind w:left="720" w:hanging="360"/>
+      </w:pPr>
+      <w:rPr>
+        <w:rFonts w:ascii="Arial" w:eastAsia="Times New Roman" w:hAnsi="Arial" w:cs="Arial" w:hint="default"/>
+      </w:rPr>
+    </w:lvl>
+    <w:lvl w:ilvl="1" w:tplc="04100003" w:tentative="1">
+      <w:start w:val="1"/>
+      <w:numFmt w:val="bullet"/>
+      <w:lvlText w:val="o"/>
+      <w:lvlJc w:val="left"/>
+      <w:pPr>
+        <w:ind w:left="1440" w:hanging="360"/>
+      </w:pPr>
+      <w:rPr>
+        <w:rFonts w:ascii="Courier New" w:hAnsi="Courier New" w:cs="Courier New" w:hint="default"/>
+      </w:rPr>
+    </w:lvl>
+    <w:lvl w:ilvl="2" w:tplc="04100005" w:tentative="1">
+      <w:start w:val="1"/>
+      <w:numFmt w:val="bullet"/>
+      <w:lvlText w:val=""/>
+      <w:lvlJc w:val="left"/>
+      <w:pPr>
+        <w:ind w:left="2160" w:hanging="360"/>
+      </w:pPr>
+      <w:rPr>
+        <w:rFonts w:ascii="Wingdings" w:hAnsi="Wingdings" w:hint="default"/>
+      </w:rPr>
+    </w:lvl>
+    <w:lvl w:ilvl="3" w:tplc="04100001" w:tentative="1">
+      <w:start w:val="1"/>
+      <w:numFmt w:val="bullet"/>
+      <w:lvlText w:val=""/>
+      <w:lvlJc w:val="left"/>
+      <w:pPr>
+        <w:ind w:left="2880" w:hanging="360"/>
+      </w:pPr>
+      <w:rPr>
+        <w:rFonts w:ascii="Symbol" w:hAnsi="Symbol" w:hint="default"/>
+      </w:rPr>
+    </w:lvl>
+    <w:lvl w:ilvl="4" w:tplc="04100003" w:tentative="1">
+      <w:start w:val="1"/>
+      <w:numFmt w:val="bullet"/>
+      <w:lvlText w:val="o"/>
+      <w:lvlJc w:val="left"/>
+      <w:pPr>
+        <w:ind w:left="3600" w:hanging="360"/>
+      </w:pPr>
+      <w:rPr>
+        <w:rFonts w:ascii="Courier New" w:hAnsi="Courier New" w:cs="Courier New" w:hint="default"/>
+      </w:rPr>
+    </w:lvl>
+    <w:lvl w:ilvl="5" w:tplc="04100005" w:tentative="1">
+      <w:start w:val="1"/>
+      <w:numFmt w:val="bullet"/>
+      <w:lvlText w:val=""/>
+      <w:lvlJc w:val="left"/>
+      <w:pPr>
+        <w:ind w:left="4320" w:hanging="360"/>
+      </w:pPr>
+      <w:rPr>
+        <w:rFonts w:ascii="Wingdings" w:hAnsi="Wingdings" w:hint="default"/>
+      </w:rPr>
+    </w:lvl>
+    <w:lvl w:ilvl="6" w:tplc="04100001" w:tentative="1">
+      <w:start w:val="1"/>
+      <w:numFmt w:val="bullet"/>
+      <w:lvlText w:val=""/>
+      <w:lvlJc w:val="left"/>
+      <w:pPr>
+        <w:ind w:left="5040" w:hanging="360"/>
+      </w:pPr>
+      <w:rPr>
+        <w:rFonts w:ascii="Symbol" w:hAnsi="Symbol" w:hint="default"/>
+      </w:rPr>
+    </w:lvl>
+    <w:lvl w:ilvl="7" w:tplc="04100003" w:tentative="1">
+      <w:start w:val="1"/>
+      <w:numFmt w:val="bullet"/>
+      <w:lvlText w:val="o"/>
+      <w:lvlJc w:val="left"/>
+      <w:pPr>
+        <w:ind w:left="5760" w:hanging="360"/>
+      </w:pPr>
+      <w:rPr>
+        <w:rFonts w:ascii="Courier New" w:hAnsi="Courier New" w:cs="Courier New" w:hint="default"/>
+      </w:rPr>
+    </w:lvl>
+    <w:lvl w:ilvl="8" w:tplc="04100005" w:tentative="1">
+      <w:start w:val="1"/>
+      <w:numFmt w:val="bullet"/>
+      <w:lvlText w:val=""/>
+      <w:lvlJc w:val="left"/>
+      <w:pPr>
+        <w:ind w:left="6480" w:hanging="360"/>
+      </w:pPr>
+      <w:rPr>
+        <w:rFonts w:ascii="Wingdings" w:hAnsi="Wingdings" w:hint="default"/>
+      </w:rPr>
+    </w:lvl>
+  </w:abstractNum>
   <w:num w:numId="1">
     <w:abstractNumId w:val="2"/>
   </w:num>
@@ -4560,6 +6465,12 @@
   </w:num>
   <w:num w:numId="3">
     <w:abstractNumId w:val="1"/>
+  </w:num>
+  <w:num w:numId="4">
+    <w:abstractNumId w:val="4"/>
+  </w:num>
+  <w:num w:numId="5">
+    <w:abstractNumId w:val="3"/>
   </w:num>
 </w:numbering>
 </file>
@@ -4962,7 +6873,7 @@
   <w:style w:type="paragraph" w:default="1" w:styleId="Normale">
     <w:name w:val="Normal"/>
     <w:qFormat/>
-    <w:rsid w:val="0029255E"/>
+    <w:rsid w:val="00F1601E"/>
   </w:style>
   <w:style w:type="paragraph" w:styleId="Titolo3">
     <w:name w:val="heading 3"/>

--- a/SMS Manager for Power monitoring.docx
+++ b/SMS Manager for Power monitoring.docx
@@ -674,10 +674,21 @@
           <w:color w:val="000000" w:themeColor="text1"/>
           <w:sz w:val="24"/>
           <w:szCs w:val="24"/>
+          <w:lang w:eastAsia="it-IT"/>
+        </w:rPr>
+      </w:pPr>
+      <w:r>
+        <w:rPr>
+          <w:rFonts w:ascii="Arial" w:eastAsia="Times New Roman" w:hAnsi="Arial" w:cs="Arial"/>
+          <w:color w:val="000000" w:themeColor="text1"/>
+          <w:sz w:val="24"/>
+          <w:szCs w:val="24"/>
           <w:u w:val="single"/>
           <w:lang w:eastAsia="it-IT"/>
         </w:rPr>
-      </w:pPr>
+        <w:t xml:space="preserve">Monitora la tensione di rete tramite un trasformatore e la libreria </w:t>
+      </w:r>
+      <w:proofErr w:type="spellStart"/>
       <w:r>
         <w:rPr>
           <w:rFonts w:ascii="Arial" w:eastAsia="Times New Roman" w:hAnsi="Arial" w:cs="Arial"/>
@@ -687,19 +698,172 @@
           <w:u w:val="single"/>
           <w:lang w:eastAsia="it-IT"/>
         </w:rPr>
-        <w:t xml:space="preserve">Monitora la tensione di rete tramite un trasformatore e la libreria </w:t>
+        <w:t>EmonLib</w:t>
+      </w:r>
+      <w:proofErr w:type="spellEnd"/>
+      <w:r>
+        <w:rPr>
+          <w:rFonts w:ascii="Arial" w:eastAsia="Times New Roman" w:hAnsi="Arial" w:cs="Arial"/>
+          <w:color w:val="000000" w:themeColor="text1"/>
+          <w:sz w:val="24"/>
+          <w:szCs w:val="24"/>
+          <w:u w:val="single"/>
+          <w:lang w:eastAsia="it-IT"/>
+        </w:rPr>
+        <w:t>.</w:t>
+      </w:r>
+    </w:p>
+    <w:p>
+      <w:pPr>
+        <w:spacing w:after="0" w:line="330" w:lineRule="atLeast"/>
+        <w:ind w:left="708"/>
+        <w:rPr>
+          <w:rFonts w:ascii="Arial" w:eastAsia="Times New Roman" w:hAnsi="Arial" w:cs="Arial"/>
+          <w:color w:val="000000" w:themeColor="text1"/>
+          <w:sz w:val="24"/>
+          <w:szCs w:val="24"/>
+          <w:lang w:eastAsia="it-IT"/>
+        </w:rPr>
+      </w:pPr>
+      <w:r>
+        <w:rPr>
+          <w:rFonts w:ascii="Arial" w:eastAsia="Times New Roman" w:hAnsi="Arial" w:cs="Arial"/>
+          <w:color w:val="000000" w:themeColor="text1"/>
+          <w:sz w:val="24"/>
+          <w:szCs w:val="24"/>
+          <w:lang w:eastAsia="it-IT"/>
+        </w:rPr>
+        <w:t>- Notifica via SMS a numeri autorizzati (Master + fino a 3 ausiliari) i seguenti eventi:</w:t>
+      </w:r>
+    </w:p>
+    <w:p>
+      <w:pPr>
+        <w:spacing w:after="0" w:line="330" w:lineRule="atLeast"/>
+        <w:ind w:left="1416"/>
+        <w:rPr>
+          <w:rFonts w:ascii="Arial" w:eastAsia="Times New Roman" w:hAnsi="Arial" w:cs="Arial"/>
+          <w:color w:val="000000" w:themeColor="text1"/>
+          <w:sz w:val="24"/>
+          <w:szCs w:val="24"/>
+          <w:lang w:eastAsia="it-IT"/>
+        </w:rPr>
+      </w:pPr>
+      <w:r>
+        <w:rPr>
+          <w:rFonts w:ascii="Arial" w:eastAsia="Times New Roman" w:hAnsi="Arial" w:cs="Arial"/>
+          <w:color w:val="000000" w:themeColor="text1"/>
+          <w:sz w:val="24"/>
+          <w:szCs w:val="24"/>
+          <w:lang w:eastAsia="it-IT"/>
+        </w:rPr>
+        <w:t>- Mancanza di rete (tensione &lt; 180V)</w:t>
+      </w:r>
+    </w:p>
+    <w:p>
+      <w:pPr>
+        <w:spacing w:after="0" w:line="330" w:lineRule="atLeast"/>
+        <w:ind w:left="1416"/>
+        <w:rPr>
+          <w:rFonts w:ascii="Arial" w:eastAsia="Times New Roman" w:hAnsi="Arial" w:cs="Arial"/>
+          <w:color w:val="000000" w:themeColor="text1"/>
+          <w:sz w:val="24"/>
+          <w:szCs w:val="24"/>
+          <w:lang w:eastAsia="it-IT"/>
+        </w:rPr>
+      </w:pPr>
+      <w:r>
+        <w:rPr>
+          <w:rFonts w:ascii="Arial" w:eastAsia="Times New Roman" w:hAnsi="Arial" w:cs="Arial"/>
+          <w:color w:val="000000" w:themeColor="text1"/>
+          <w:sz w:val="24"/>
+          <w:szCs w:val="24"/>
+          <w:lang w:eastAsia="it-IT"/>
+        </w:rPr>
+        <w:t>- Ripresa rete (tensione &gt; 200V)</w:t>
+      </w:r>
+    </w:p>
+    <w:p>
+      <w:pPr>
+        <w:spacing w:after="0" w:line="330" w:lineRule="atLeast"/>
+        <w:rPr>
+          <w:rFonts w:ascii="Arial" w:eastAsia="Times New Roman" w:hAnsi="Arial" w:cs="Arial"/>
+          <w:color w:val="000000" w:themeColor="text1"/>
+          <w:sz w:val="24"/>
+          <w:szCs w:val="24"/>
+          <w:lang w:eastAsia="it-IT"/>
+        </w:rPr>
+      </w:pPr>
+    </w:p>
+    <w:p>
+      <w:pPr>
+        <w:spacing w:after="0" w:line="330" w:lineRule="atLeast"/>
+        <w:rPr>
+          <w:rFonts w:ascii="Arial" w:eastAsia="Times New Roman" w:hAnsi="Arial" w:cs="Arial"/>
+          <w:color w:val="000000" w:themeColor="text1"/>
+          <w:sz w:val="24"/>
+          <w:szCs w:val="24"/>
+          <w:u w:val="single"/>
+          <w:lang w:eastAsia="it-IT"/>
+        </w:rPr>
+      </w:pPr>
+      <w:r>
+        <w:rPr>
+          <w:rFonts w:ascii="Arial" w:eastAsia="Times New Roman" w:hAnsi="Arial" w:cs="Arial"/>
+          <w:color w:val="000000" w:themeColor="text1"/>
+          <w:sz w:val="24"/>
+          <w:szCs w:val="24"/>
+          <w:u w:val="single"/>
+          <w:lang w:eastAsia="it-IT"/>
+        </w:rPr>
+        <w:t>Gestisce comandi via SMS:</w:t>
+      </w:r>
+    </w:p>
+    <w:p>
+      <w:pPr>
+        <w:spacing w:after="0" w:line="330" w:lineRule="atLeast"/>
+        <w:rPr>
+          <w:rFonts w:ascii="Arial" w:eastAsia="Times New Roman" w:hAnsi="Arial" w:cs="Arial"/>
+          <w:color w:val="000000" w:themeColor="text1"/>
+          <w:sz w:val="24"/>
+          <w:szCs w:val="24"/>
+          <w:lang w:eastAsia="it-IT"/>
+        </w:rPr>
+      </w:pPr>
+    </w:p>
+    <w:p>
+      <w:pPr>
+        <w:spacing w:after="0" w:line="330" w:lineRule="atLeast"/>
+        <w:ind w:left="708"/>
+        <w:rPr>
+          <w:rFonts w:ascii="Arial" w:eastAsia="Times New Roman" w:hAnsi="Arial" w:cs="Arial"/>
+          <w:color w:val="000000" w:themeColor="text1"/>
+          <w:sz w:val="24"/>
+          <w:szCs w:val="24"/>
+          <w:lang w:eastAsia="it-IT"/>
+        </w:rPr>
+      </w:pPr>
+      <w:r>
+        <w:rPr>
+          <w:rFonts w:ascii="Arial" w:eastAsia="Times New Roman" w:hAnsi="Arial" w:cs="Arial"/>
+          <w:color w:val="000000" w:themeColor="text1"/>
+          <w:sz w:val="24"/>
+          <w:szCs w:val="24"/>
+          <w:lang w:eastAsia="it-IT"/>
+        </w:rPr>
+        <w:t xml:space="preserve">- </w:t>
       </w:r>
       <w:proofErr w:type="spellStart"/>
       <w:r>
         <w:rPr>
           <w:rFonts w:ascii="Arial" w:eastAsia="Times New Roman" w:hAnsi="Arial" w:cs="Arial"/>
-          <w:color w:val="000000" w:themeColor="text1"/>
-          <w:sz w:val="24"/>
-          <w:szCs w:val="24"/>
-          <w:u w:val="single"/>
-          <w:lang w:eastAsia="it-IT"/>
-        </w:rPr>
-        <w:t>EmonLib</w:t>
+          <w:b/>
+          <w:bCs/>
+          <w:color w:val="000000" w:themeColor="text1"/>
+          <w:sz w:val="24"/>
+          <w:szCs w:val="24"/>
+          <w:lang w:eastAsia="it-IT"/>
+        </w:rPr>
+        <w:t>M+numero</w:t>
       </w:r>
       <w:proofErr w:type="spellEnd"/>
       <w:r>
@@ -708,23 +872,10 @@
           <w:color w:val="000000" w:themeColor="text1"/>
           <w:sz w:val="24"/>
           <w:szCs w:val="24"/>
-          <w:u w:val="single"/>
-          <w:lang w:eastAsia="it-IT"/>
-        </w:rPr>
-        <w:t>.</w:t>
-      </w:r>
-    </w:p>
-    <w:p>
-      <w:pPr>
-        <w:spacing w:after="0" w:line="330" w:lineRule="atLeast"/>
-        <w:rPr>
-          <w:rFonts w:ascii="Arial" w:eastAsia="Times New Roman" w:hAnsi="Arial" w:cs="Arial"/>
-          <w:color w:val="000000" w:themeColor="text1"/>
-          <w:sz w:val="24"/>
-          <w:szCs w:val="24"/>
-          <w:lang w:eastAsia="it-IT"/>
-        </w:rPr>
-      </w:pPr>
+          <w:lang w:eastAsia="it-IT"/>
+        </w:rPr>
+        <w:t xml:space="preserve"> → Modifica numero Master</w:t>
+      </w:r>
     </w:p>
     <w:p>
       <w:pPr>
@@ -732,116 +883,74 @@
         <w:ind w:left="708"/>
         <w:rPr>
           <w:rFonts w:ascii="Arial" w:eastAsia="Times New Roman" w:hAnsi="Arial" w:cs="Arial"/>
-          <w:color w:val="000000" w:themeColor="text1"/>
-          <w:sz w:val="24"/>
-          <w:szCs w:val="24"/>
-          <w:lang w:eastAsia="it-IT"/>
-        </w:rPr>
-      </w:pPr>
-      <w:r>
-        <w:rPr>
-          <w:rFonts w:ascii="Arial" w:eastAsia="Times New Roman" w:hAnsi="Arial" w:cs="Arial"/>
-          <w:color w:val="000000" w:themeColor="text1"/>
-          <w:sz w:val="24"/>
-          <w:szCs w:val="24"/>
-          <w:lang w:eastAsia="it-IT"/>
-        </w:rPr>
-        <w:t>- Notifica via SMS a numeri autorizzati (Master + fino a 3 ausiliari) i seguenti eventi:</w:t>
-      </w:r>
-    </w:p>
-    <w:p>
-      <w:pPr>
-        <w:spacing w:after="0" w:line="330" w:lineRule="atLeast"/>
-        <w:ind w:left="1416"/>
-        <w:rPr>
-          <w:rFonts w:ascii="Arial" w:eastAsia="Times New Roman" w:hAnsi="Arial" w:cs="Arial"/>
-          <w:color w:val="000000" w:themeColor="text1"/>
-          <w:sz w:val="24"/>
-          <w:szCs w:val="24"/>
-          <w:lang w:eastAsia="it-IT"/>
-        </w:rPr>
-      </w:pPr>
-      <w:r>
-        <w:rPr>
-          <w:rFonts w:ascii="Arial" w:eastAsia="Times New Roman" w:hAnsi="Arial" w:cs="Arial"/>
-          <w:color w:val="000000" w:themeColor="text1"/>
-          <w:sz w:val="24"/>
-          <w:szCs w:val="24"/>
-          <w:lang w:eastAsia="it-IT"/>
-        </w:rPr>
-        <w:t>- Mancanza di rete (tensione &lt; 180V)</w:t>
-      </w:r>
-    </w:p>
-    <w:p>
-      <w:pPr>
-        <w:spacing w:after="0" w:line="330" w:lineRule="atLeast"/>
-        <w:ind w:left="1416"/>
-        <w:rPr>
-          <w:rFonts w:ascii="Arial" w:eastAsia="Times New Roman" w:hAnsi="Arial" w:cs="Arial"/>
-          <w:color w:val="000000" w:themeColor="text1"/>
-          <w:sz w:val="24"/>
-          <w:szCs w:val="24"/>
-          <w:lang w:eastAsia="it-IT"/>
-        </w:rPr>
-      </w:pPr>
-      <w:r>
-        <w:rPr>
-          <w:rFonts w:ascii="Arial" w:eastAsia="Times New Roman" w:hAnsi="Arial" w:cs="Arial"/>
-          <w:color w:val="000000" w:themeColor="text1"/>
-          <w:sz w:val="24"/>
-          <w:szCs w:val="24"/>
-          <w:lang w:eastAsia="it-IT"/>
-        </w:rPr>
-        <w:t>- Ripresa rete (tensione &gt; 200V)</w:t>
-      </w:r>
-    </w:p>
-    <w:p>
-      <w:pPr>
-        <w:spacing w:after="0" w:line="330" w:lineRule="atLeast"/>
-        <w:rPr>
-          <w:rFonts w:ascii="Arial" w:eastAsia="Times New Roman" w:hAnsi="Arial" w:cs="Arial"/>
-          <w:color w:val="000000" w:themeColor="text1"/>
-          <w:sz w:val="24"/>
-          <w:szCs w:val="24"/>
-          <w:lang w:eastAsia="it-IT"/>
-        </w:rPr>
-      </w:pPr>
-    </w:p>
-    <w:p>
-      <w:pPr>
-        <w:spacing w:after="0" w:line="330" w:lineRule="atLeast"/>
-        <w:rPr>
-          <w:rFonts w:ascii="Arial" w:eastAsia="Times New Roman" w:hAnsi="Arial" w:cs="Arial"/>
-          <w:color w:val="000000" w:themeColor="text1"/>
-          <w:sz w:val="24"/>
-          <w:szCs w:val="24"/>
-          <w:u w:val="single"/>
-          <w:lang w:eastAsia="it-IT"/>
-        </w:rPr>
-      </w:pPr>
-      <w:r>
-        <w:rPr>
-          <w:rFonts w:ascii="Arial" w:eastAsia="Times New Roman" w:hAnsi="Arial" w:cs="Arial"/>
-          <w:color w:val="000000" w:themeColor="text1"/>
-          <w:sz w:val="24"/>
-          <w:szCs w:val="24"/>
-          <w:u w:val="single"/>
-          <w:lang w:eastAsia="it-IT"/>
-        </w:rPr>
-        <w:t>Gestisce comandi via SMS:</w:t>
-      </w:r>
-    </w:p>
-    <w:p>
-      <w:pPr>
-        <w:spacing w:after="0" w:line="330" w:lineRule="atLeast"/>
-        <w:rPr>
-          <w:rFonts w:ascii="Arial" w:eastAsia="Times New Roman" w:hAnsi="Arial" w:cs="Arial"/>
-          <w:color w:val="000000" w:themeColor="text1"/>
-          <w:sz w:val="24"/>
-          <w:szCs w:val="24"/>
-          <w:lang w:eastAsia="it-IT"/>
-        </w:rPr>
-      </w:pPr>
+          <w:b/>
+          <w:bCs/>
+          <w:color w:val="00B050"/>
+          <w:sz w:val="24"/>
+          <w:szCs w:val="24"/>
+          <w:lang w:eastAsia="it-IT"/>
+        </w:rPr>
+      </w:pPr>
+      <w:r>
+        <w:rPr>
+          <w:rFonts w:ascii="Arial" w:eastAsia="Times New Roman" w:hAnsi="Arial" w:cs="Arial"/>
+          <w:b/>
+          <w:bCs/>
+          <w:color w:val="00B050"/>
+          <w:sz w:val="24"/>
+          <w:szCs w:val="24"/>
+          <w:lang w:eastAsia="it-IT"/>
+        </w:rPr>
+        <w:t xml:space="preserve"> - </w:t>
+      </w:r>
+      <w:r>
+        <w:rPr>
+          <w:rFonts w:ascii="Arial" w:eastAsia="Times New Roman" w:hAnsi="Arial" w:cs="Arial"/>
+          <w:b/>
+          <w:bCs/>
+          <w:color w:val="00B050"/>
+          <w:sz w:val="24"/>
+          <w:szCs w:val="24"/>
+          <w:lang w:eastAsia="it-IT"/>
+        </w:rPr>
+        <w:t>S</w:t>
+      </w:r>
+      <w:r>
+        <w:rPr>
+          <w:rFonts w:ascii="Arial" w:eastAsia="Times New Roman" w:hAnsi="Arial" w:cs="Arial"/>
+          <w:b/>
+          <w:bCs/>
+          <w:color w:val="00B050"/>
+          <w:sz w:val="24"/>
+          <w:szCs w:val="24"/>
+          <w:lang w:eastAsia="it-IT"/>
+        </w:rPr>
+        <w:t xml:space="preserve">olo se numero </w:t>
+      </w:r>
+      <w:r>
+        <w:rPr>
+          <w:rFonts w:ascii="Arial" w:eastAsia="Times New Roman" w:hAnsi="Arial" w:cs="Arial"/>
+          <w:b/>
+          <w:bCs/>
+          <w:color w:val="00B050"/>
+          <w:sz w:val="24"/>
+          <w:szCs w:val="24"/>
+          <w:lang w:eastAsia="it-IT"/>
+        </w:rPr>
+        <w:t>M</w:t>
+      </w:r>
+      <w:r>
+        <w:rPr>
+          <w:rFonts w:ascii="Arial" w:eastAsia="Times New Roman" w:hAnsi="Arial" w:cs="Arial"/>
+          <w:b/>
+          <w:bCs/>
+          <w:color w:val="00B050"/>
+          <w:sz w:val="24"/>
+          <w:szCs w:val="24"/>
+          <w:lang w:eastAsia="it-IT"/>
+        </w:rPr>
+        <w:t>aster o nessun numero</w:t>
+      </w:r>
     </w:p>
     <w:p>
       <w:pPr>
@@ -849,45 +958,61 @@
         <w:ind w:left="708"/>
         <w:rPr>
           <w:rFonts w:ascii="Arial" w:eastAsia="Times New Roman" w:hAnsi="Arial" w:cs="Arial"/>
-          <w:color w:val="000000" w:themeColor="text1"/>
-          <w:sz w:val="24"/>
-          <w:szCs w:val="24"/>
-          <w:lang w:eastAsia="it-IT"/>
-        </w:rPr>
-      </w:pPr>
-      <w:r>
-        <w:rPr>
-          <w:rFonts w:ascii="Arial" w:eastAsia="Times New Roman" w:hAnsi="Arial" w:cs="Arial"/>
-          <w:color w:val="000000" w:themeColor="text1"/>
+          <w:b/>
+          <w:bCs/>
+          <w:color w:val="00B050"/>
+          <w:sz w:val="24"/>
+          <w:szCs w:val="24"/>
+          <w:lang w:eastAsia="it-IT"/>
+        </w:rPr>
+      </w:pPr>
+      <w:r>
+        <w:rPr>
+          <w:rFonts w:ascii="Arial" w:eastAsia="Times New Roman" w:hAnsi="Arial" w:cs="Arial"/>
+          <w:b/>
+          <w:bCs/>
+          <w:color w:val="00B050"/>
+          <w:sz w:val="24"/>
+          <w:szCs w:val="24"/>
+          <w:lang w:eastAsia="it-IT"/>
+        </w:rPr>
+        <w:t xml:space="preserve"> </w:t>
+      </w:r>
+      <w:r>
+        <w:rPr>
+          <w:rFonts w:ascii="Arial" w:eastAsia="Times New Roman" w:hAnsi="Arial" w:cs="Arial"/>
+          <w:b/>
+          <w:bCs/>
+          <w:color w:val="00B050"/>
           <w:sz w:val="24"/>
           <w:szCs w:val="24"/>
           <w:lang w:eastAsia="it-IT"/>
         </w:rPr>
         <w:t xml:space="preserve">- </w:t>
       </w:r>
-      <w:proofErr w:type="spellStart"/>
-      <w:r>
-        <w:rPr>
-          <w:rFonts w:ascii="Arial" w:eastAsia="Times New Roman" w:hAnsi="Arial" w:cs="Arial"/>
-          <w:b/>
-          <w:bCs/>
-          <w:color w:val="000000" w:themeColor="text1"/>
-          <w:sz w:val="24"/>
-          <w:szCs w:val="24"/>
-          <w:lang w:eastAsia="it-IT"/>
-        </w:rPr>
-        <w:t>M+numero</w:t>
-      </w:r>
-      <w:proofErr w:type="spellEnd"/>
-      <w:r>
-        <w:rPr>
-          <w:rFonts w:ascii="Arial" w:eastAsia="Times New Roman" w:hAnsi="Arial" w:cs="Arial"/>
-          <w:color w:val="000000" w:themeColor="text1"/>
-          <w:sz w:val="24"/>
-          <w:szCs w:val="24"/>
-          <w:lang w:eastAsia="it-IT"/>
-        </w:rPr>
-        <w:t xml:space="preserve"> → Modifica numero Master</w:t>
+      <w:r>
+        <w:rPr>
+          <w:rFonts w:ascii="Arial" w:eastAsia="Times New Roman" w:hAnsi="Arial" w:cs="Arial"/>
+          <w:b/>
+          <w:bCs/>
+          <w:color w:val="00B050"/>
+          <w:sz w:val="24"/>
+          <w:szCs w:val="24"/>
+          <w:lang w:eastAsia="it-IT"/>
+        </w:rPr>
+        <w:t>V</w:t>
+      </w:r>
+      <w:r>
+        <w:rPr>
+          <w:rFonts w:ascii="Arial" w:eastAsia="Times New Roman" w:hAnsi="Arial" w:cs="Arial"/>
+          <w:b/>
+          <w:bCs/>
+          <w:color w:val="00B050"/>
+          <w:sz w:val="24"/>
+          <w:szCs w:val="24"/>
+          <w:lang w:eastAsia="it-IT"/>
+        </w:rPr>
+        <w:t>alida il numero richiedente se lunghezza numero è compresa tra 10 e 13</w:t>
       </w:r>
     </w:p>
     <w:p>
@@ -896,6 +1021,77 @@
         <w:ind w:left="708"/>
         <w:rPr>
           <w:rFonts w:ascii="Arial" w:eastAsia="Times New Roman" w:hAnsi="Arial" w:cs="Arial"/>
+          <w:color w:val="000000" w:themeColor="text1"/>
+          <w:sz w:val="24"/>
+          <w:szCs w:val="24"/>
+          <w:lang w:eastAsia="it-IT"/>
+        </w:rPr>
+      </w:pPr>
+    </w:p>
+    <w:p>
+      <w:pPr>
+        <w:spacing w:after="0" w:line="330" w:lineRule="atLeast"/>
+        <w:ind w:left="708"/>
+        <w:rPr>
+          <w:rFonts w:ascii="Arial" w:eastAsia="Times New Roman" w:hAnsi="Arial" w:cs="Arial"/>
+          <w:color w:val="000000" w:themeColor="text1"/>
+          <w:sz w:val="24"/>
+          <w:szCs w:val="24"/>
+          <w:lang w:eastAsia="it-IT"/>
+        </w:rPr>
+      </w:pPr>
+    </w:p>
+    <w:p>
+      <w:pPr>
+        <w:spacing w:after="0" w:line="330" w:lineRule="atLeast"/>
+        <w:ind w:left="708"/>
+        <w:rPr>
+          <w:rFonts w:ascii="Arial" w:eastAsia="Times New Roman" w:hAnsi="Arial" w:cs="Arial"/>
+          <w:color w:val="000000" w:themeColor="text1"/>
+          <w:sz w:val="24"/>
+          <w:szCs w:val="24"/>
+          <w:lang w:eastAsia="it-IT"/>
+        </w:rPr>
+      </w:pPr>
+      <w:r>
+        <w:rPr>
+          <w:rFonts w:ascii="Arial" w:eastAsia="Times New Roman" w:hAnsi="Arial" w:cs="Arial"/>
+          <w:color w:val="000000" w:themeColor="text1"/>
+          <w:sz w:val="24"/>
+          <w:szCs w:val="24"/>
+          <w:lang w:eastAsia="it-IT"/>
+        </w:rPr>
+        <w:t xml:space="preserve">- </w:t>
+      </w:r>
+      <w:r>
+        <w:rPr>
+          <w:rFonts w:ascii="Arial" w:eastAsia="Times New Roman" w:hAnsi="Arial" w:cs="Arial"/>
+          <w:b/>
+          <w:bCs/>
+          <w:color w:val="000000" w:themeColor="text1"/>
+          <w:sz w:val="24"/>
+          <w:szCs w:val="24"/>
+          <w:lang w:eastAsia="it-IT"/>
+        </w:rPr>
+        <w:t>A[n]+numero</w:t>
+      </w:r>
+      <w:r>
+        <w:rPr>
+          <w:rFonts w:ascii="Arial" w:eastAsia="Times New Roman" w:hAnsi="Arial" w:cs="Arial"/>
+          <w:color w:val="000000" w:themeColor="text1"/>
+          <w:sz w:val="24"/>
+          <w:szCs w:val="24"/>
+          <w:lang w:eastAsia="it-IT"/>
+        </w:rPr>
+        <w:t xml:space="preserve"> → Aggiunge/Sostituisce numero ausiliario</w:t>
+      </w:r>
+    </w:p>
+    <w:p>
+      <w:pPr>
+        <w:spacing w:after="0" w:line="330" w:lineRule="atLeast"/>
+        <w:ind w:left="708"/>
+        <w:rPr>
+          <w:rFonts w:ascii="Arial" w:eastAsia="Times New Roman" w:hAnsi="Arial" w:cs="Arial"/>
           <w:b/>
           <w:bCs/>
           <w:color w:val="00B050"/>
@@ -914,7 +1110,7 @@
           <w:szCs w:val="24"/>
           <w:lang w:eastAsia="it-IT"/>
         </w:rPr>
-        <w:t xml:space="preserve"> - </w:t>
+        <w:t xml:space="preserve">- </w:t>
       </w:r>
       <w:r>
         <w:rPr>
@@ -962,7 +1158,7 @@
           <w:szCs w:val="24"/>
           <w:lang w:eastAsia="it-IT"/>
         </w:rPr>
-        <w:t>aster o nessun numero</w:t>
+        <w:t>aster</w:t>
       </w:r>
     </w:p>
     <w:p>
@@ -989,7 +1185,7 @@
           <w:szCs w:val="24"/>
           <w:lang w:eastAsia="it-IT"/>
         </w:rPr>
-        <w:t xml:space="preserve"> </w:t>
+        <w:t xml:space="preserve">- </w:t>
       </w:r>
       <w:r>
         <w:rPr>
@@ -1001,7 +1197,7 @@
           <w:szCs w:val="24"/>
           <w:lang w:eastAsia="it-IT"/>
         </w:rPr>
-        <w:t xml:space="preserve">- </w:t>
+        <w:t>V</w:t>
       </w:r>
       <w:r>
         <w:rPr>
@@ -1013,18 +1209,6 @@
           <w:szCs w:val="24"/>
           <w:lang w:eastAsia="it-IT"/>
         </w:rPr>
-        <w:t>V</w:t>
-      </w:r>
-      <w:r>
-        <w:rPr>
-          <w:rFonts w:ascii="Arial" w:eastAsia="Times New Roman" w:hAnsi="Arial" w:cs="Arial"/>
-          <w:b/>
-          <w:bCs/>
-          <w:color w:val="00B050"/>
-          <w:sz w:val="24"/>
-          <w:szCs w:val="24"/>
-          <w:lang w:eastAsia="it-IT"/>
-        </w:rPr>
         <w:t>alida il numero richiedente se lunghezza numero è compresa tra 10 e 13</w:t>
       </w:r>
     </w:p>
@@ -1053,211 +1237,15 @@
           <w:lang w:eastAsia="it-IT"/>
         </w:rPr>
       </w:pPr>
-    </w:p>
-    <w:p>
-      <w:pPr>
-        <w:spacing w:after="0" w:line="330" w:lineRule="atLeast"/>
-        <w:ind w:left="708"/>
-        <w:rPr>
-          <w:rFonts w:ascii="Arial" w:eastAsia="Times New Roman" w:hAnsi="Arial" w:cs="Arial"/>
-          <w:color w:val="000000" w:themeColor="text1"/>
-          <w:sz w:val="24"/>
-          <w:szCs w:val="24"/>
-          <w:lang w:eastAsia="it-IT"/>
-        </w:rPr>
-      </w:pPr>
-      <w:r>
-        <w:rPr>
-          <w:rFonts w:ascii="Arial" w:eastAsia="Times New Roman" w:hAnsi="Arial" w:cs="Arial"/>
-          <w:color w:val="000000" w:themeColor="text1"/>
-          <w:sz w:val="24"/>
-          <w:szCs w:val="24"/>
-          <w:lang w:eastAsia="it-IT"/>
-        </w:rPr>
-        <w:t xml:space="preserve">- </w:t>
-      </w:r>
-      <w:r>
-        <w:rPr>
-          <w:rFonts w:ascii="Arial" w:eastAsia="Times New Roman" w:hAnsi="Arial" w:cs="Arial"/>
-          <w:b/>
-          <w:bCs/>
-          <w:color w:val="000000" w:themeColor="text1"/>
-          <w:sz w:val="24"/>
-          <w:szCs w:val="24"/>
-          <w:lang w:eastAsia="it-IT"/>
-        </w:rPr>
-        <w:t>A[n]+numero</w:t>
-      </w:r>
-      <w:r>
-        <w:rPr>
-          <w:rFonts w:ascii="Arial" w:eastAsia="Times New Roman" w:hAnsi="Arial" w:cs="Arial"/>
-          <w:color w:val="000000" w:themeColor="text1"/>
-          <w:sz w:val="24"/>
-          <w:szCs w:val="24"/>
-          <w:lang w:eastAsia="it-IT"/>
-        </w:rPr>
-        <w:t xml:space="preserve"> → Aggiunge/Sostituisce numero ausiliario</w:t>
-      </w:r>
-    </w:p>
-    <w:p>
-      <w:pPr>
-        <w:spacing w:after="0" w:line="330" w:lineRule="atLeast"/>
-        <w:ind w:left="708"/>
-        <w:rPr>
-          <w:rFonts w:ascii="Arial" w:eastAsia="Times New Roman" w:hAnsi="Arial" w:cs="Arial"/>
-          <w:b/>
-          <w:bCs/>
-          <w:color w:val="00B050"/>
-          <w:sz w:val="24"/>
-          <w:szCs w:val="24"/>
-          <w:lang w:eastAsia="it-IT"/>
-        </w:rPr>
-      </w:pPr>
-      <w:r>
-        <w:rPr>
-          <w:rFonts w:ascii="Arial" w:eastAsia="Times New Roman" w:hAnsi="Arial" w:cs="Arial"/>
-          <w:b/>
-          <w:bCs/>
-          <w:color w:val="00B050"/>
-          <w:sz w:val="24"/>
-          <w:szCs w:val="24"/>
-          <w:lang w:eastAsia="it-IT"/>
-        </w:rPr>
-        <w:t xml:space="preserve">- </w:t>
-      </w:r>
-      <w:r>
-        <w:rPr>
-          <w:rFonts w:ascii="Arial" w:eastAsia="Times New Roman" w:hAnsi="Arial" w:cs="Arial"/>
-          <w:b/>
-          <w:bCs/>
-          <w:color w:val="00B050"/>
-          <w:sz w:val="24"/>
-          <w:szCs w:val="24"/>
-          <w:lang w:eastAsia="it-IT"/>
-        </w:rPr>
-        <w:t>S</w:t>
-      </w:r>
-      <w:r>
-        <w:rPr>
-          <w:rFonts w:ascii="Arial" w:eastAsia="Times New Roman" w:hAnsi="Arial" w:cs="Arial"/>
-          <w:b/>
-          <w:bCs/>
-          <w:color w:val="00B050"/>
-          <w:sz w:val="24"/>
-          <w:szCs w:val="24"/>
-          <w:lang w:eastAsia="it-IT"/>
-        </w:rPr>
-        <w:t xml:space="preserve">olo se numero </w:t>
-      </w:r>
-      <w:r>
-        <w:rPr>
-          <w:rFonts w:ascii="Arial" w:eastAsia="Times New Roman" w:hAnsi="Arial" w:cs="Arial"/>
-          <w:b/>
-          <w:bCs/>
-          <w:color w:val="00B050"/>
-          <w:sz w:val="24"/>
-          <w:szCs w:val="24"/>
-          <w:lang w:eastAsia="it-IT"/>
-        </w:rPr>
-        <w:t>M</w:t>
-      </w:r>
-      <w:r>
-        <w:rPr>
-          <w:rFonts w:ascii="Arial" w:eastAsia="Times New Roman" w:hAnsi="Arial" w:cs="Arial"/>
-          <w:b/>
-          <w:bCs/>
-          <w:color w:val="00B050"/>
-          <w:sz w:val="24"/>
-          <w:szCs w:val="24"/>
-          <w:lang w:eastAsia="it-IT"/>
-        </w:rPr>
-        <w:t>aster</w:t>
-      </w:r>
-    </w:p>
-    <w:p>
-      <w:pPr>
-        <w:spacing w:after="0" w:line="330" w:lineRule="atLeast"/>
-        <w:ind w:left="708"/>
-        <w:rPr>
-          <w:rFonts w:ascii="Arial" w:eastAsia="Times New Roman" w:hAnsi="Arial" w:cs="Arial"/>
-          <w:b/>
-          <w:bCs/>
-          <w:color w:val="00B050"/>
-          <w:sz w:val="24"/>
-          <w:szCs w:val="24"/>
-          <w:lang w:eastAsia="it-IT"/>
-        </w:rPr>
-      </w:pPr>
-      <w:r>
-        <w:rPr>
-          <w:rFonts w:ascii="Arial" w:eastAsia="Times New Roman" w:hAnsi="Arial" w:cs="Arial"/>
-          <w:b/>
-          <w:bCs/>
-          <w:color w:val="00B050"/>
-          <w:sz w:val="24"/>
-          <w:szCs w:val="24"/>
-          <w:lang w:eastAsia="it-IT"/>
-        </w:rPr>
-        <w:t xml:space="preserve">- </w:t>
-      </w:r>
-      <w:r>
-        <w:rPr>
-          <w:rFonts w:ascii="Arial" w:eastAsia="Times New Roman" w:hAnsi="Arial" w:cs="Arial"/>
-          <w:b/>
-          <w:bCs/>
-          <w:color w:val="00B050"/>
-          <w:sz w:val="24"/>
-          <w:szCs w:val="24"/>
-          <w:lang w:eastAsia="it-IT"/>
-        </w:rPr>
-        <w:t>V</w:t>
-      </w:r>
-      <w:r>
-        <w:rPr>
-          <w:rFonts w:ascii="Arial" w:eastAsia="Times New Roman" w:hAnsi="Arial" w:cs="Arial"/>
-          <w:b/>
-          <w:bCs/>
-          <w:color w:val="00B050"/>
-          <w:sz w:val="24"/>
-          <w:szCs w:val="24"/>
-          <w:lang w:eastAsia="it-IT"/>
-        </w:rPr>
-        <w:t>alida il numero richiedente se lunghezza numero è compresa tra 10 e 13</w:t>
-      </w:r>
-    </w:p>
-    <w:p>
-      <w:pPr>
-        <w:spacing w:after="0" w:line="330" w:lineRule="atLeast"/>
-        <w:ind w:left="708"/>
-        <w:rPr>
-          <w:rFonts w:ascii="Arial" w:eastAsia="Times New Roman" w:hAnsi="Arial" w:cs="Arial"/>
-          <w:color w:val="000000" w:themeColor="text1"/>
-          <w:sz w:val="24"/>
-          <w:szCs w:val="24"/>
-          <w:lang w:eastAsia="it-IT"/>
-        </w:rPr>
-      </w:pPr>
-    </w:p>
-    <w:p>
-      <w:pPr>
-        <w:spacing w:after="0" w:line="330" w:lineRule="atLeast"/>
-        <w:ind w:left="708"/>
-        <w:rPr>
-          <w:rFonts w:ascii="Arial" w:eastAsia="Times New Roman" w:hAnsi="Arial" w:cs="Arial"/>
-          <w:color w:val="000000" w:themeColor="text1"/>
-          <w:sz w:val="24"/>
-          <w:szCs w:val="24"/>
-          <w:lang w:eastAsia="it-IT"/>
-        </w:rPr>
-      </w:pPr>
-      <w:r>
-        <w:rPr>
-          <w:rFonts w:ascii="Arial" w:eastAsia="Times New Roman" w:hAnsi="Arial" w:cs="Arial"/>
-          <w:color w:val="000000" w:themeColor="text1"/>
-          <w:sz w:val="24"/>
-          <w:szCs w:val="24"/>
-          <w:lang w:eastAsia="it-IT"/>
-        </w:rPr>
+      <w:r>
+        <w:rPr>
+          <w:rFonts w:ascii="Arial" w:eastAsia="Times New Roman" w:hAnsi="Arial" w:cs="Arial"/>
+          <w:color w:val="000000" w:themeColor="text1"/>
+          <w:sz w:val="24"/>
+          <w:szCs w:val="24"/>
+          <w:lang w:eastAsia="it-IT"/>
+        </w:rPr>
+        <w:lastRenderedPageBreak/>
         <w:t xml:space="preserve">- </w:t>
       </w:r>
       <w:r>
@@ -3289,220 +3277,6 @@
           </w:p>
         </w:tc>
       </w:tr>
-      <w:tr>
-        <w:tc>
-          <w:tcPr>
-            <w:tcW w:w="1324" w:type="dxa"/>
-            <w:vAlign w:val="center"/>
-          </w:tcPr>
-          <w:p>
-            <w:pPr>
-              <w:spacing w:line="330" w:lineRule="atLeast"/>
-              <w:jc w:val="center"/>
-              <w:rPr>
-                <w:rFonts w:ascii="Arial" w:eastAsia="Times New Roman" w:hAnsi="Arial" w:cs="Arial"/>
-                <w:b/>
-                <w:bCs/>
-                <w:color w:val="000000" w:themeColor="text1"/>
-                <w:sz w:val="32"/>
-                <w:szCs w:val="32"/>
-                <w:lang w:eastAsia="it-IT"/>
-              </w:rPr>
-            </w:pPr>
-          </w:p>
-        </w:tc>
-        <w:tc>
-          <w:tcPr>
-            <w:tcW w:w="1365" w:type="dxa"/>
-            <w:vAlign w:val="center"/>
-          </w:tcPr>
-          <w:p>
-            <w:pPr>
-              <w:spacing w:line="330" w:lineRule="atLeast"/>
-              <w:jc w:val="center"/>
-              <w:rPr>
-                <w:rFonts w:ascii="Arial" w:eastAsia="Times New Roman" w:hAnsi="Arial" w:cs="Arial"/>
-                <w:b/>
-                <w:bCs/>
-                <w:color w:val="000000" w:themeColor="text1"/>
-                <w:sz w:val="24"/>
-                <w:szCs w:val="24"/>
-                <w:lang w:eastAsia="it-IT"/>
-              </w:rPr>
-            </w:pPr>
-          </w:p>
-        </w:tc>
-        <w:tc>
-          <w:tcPr>
-            <w:tcW w:w="1559" w:type="dxa"/>
-            <w:vAlign w:val="center"/>
-          </w:tcPr>
-          <w:p>
-            <w:pPr>
-              <w:spacing w:line="330" w:lineRule="atLeast"/>
-              <w:jc w:val="center"/>
-              <w:rPr>
-                <w:rFonts w:ascii="Arial" w:eastAsia="Times New Roman" w:hAnsi="Arial" w:cs="Arial"/>
-                <w:b/>
-                <w:bCs/>
-                <w:color w:val="000000" w:themeColor="text1"/>
-                <w:sz w:val="24"/>
-                <w:szCs w:val="24"/>
-                <w:lang w:eastAsia="it-IT"/>
-              </w:rPr>
-            </w:pPr>
-          </w:p>
-        </w:tc>
-        <w:tc>
-          <w:tcPr>
-            <w:tcW w:w="1276" w:type="dxa"/>
-            <w:vAlign w:val="center"/>
-          </w:tcPr>
-          <w:p>
-            <w:pPr>
-              <w:spacing w:line="330" w:lineRule="atLeast"/>
-              <w:jc w:val="center"/>
-              <w:rPr>
-                <w:rFonts w:ascii="Arial" w:eastAsia="Times New Roman" w:hAnsi="Arial" w:cs="Arial"/>
-                <w:b/>
-                <w:bCs/>
-                <w:color w:val="000000" w:themeColor="text1"/>
-                <w:sz w:val="24"/>
-                <w:szCs w:val="24"/>
-                <w:lang w:eastAsia="it-IT"/>
-              </w:rPr>
-            </w:pPr>
-          </w:p>
-        </w:tc>
-        <w:tc>
-          <w:tcPr>
-            <w:tcW w:w="4104" w:type="dxa"/>
-            <w:vAlign w:val="center"/>
-          </w:tcPr>
-          <w:p>
-            <w:pPr>
-              <w:spacing w:line="330" w:lineRule="atLeast"/>
-              <w:jc w:val="center"/>
-              <w:rPr>
-                <w:rFonts w:ascii="Arial" w:eastAsia="Times New Roman" w:hAnsi="Arial" w:cs="Arial"/>
-                <w:b/>
-                <w:bCs/>
-                <w:color w:val="000000" w:themeColor="text1"/>
-                <w:sz w:val="24"/>
-                <w:szCs w:val="24"/>
-                <w:lang w:eastAsia="it-IT"/>
-              </w:rPr>
-            </w:pPr>
-          </w:p>
-        </w:tc>
-      </w:tr>
-      <w:tr>
-        <w:tc>
-          <w:tcPr>
-            <w:tcW w:w="1324" w:type="dxa"/>
-            <w:vAlign w:val="center"/>
-          </w:tcPr>
-          <w:p>
-            <w:pPr>
-              <w:spacing w:line="330" w:lineRule="atLeast"/>
-              <w:jc w:val="center"/>
-              <w:rPr>
-                <w:rFonts w:ascii="Arial" w:eastAsia="Times New Roman" w:hAnsi="Arial" w:cs="Arial"/>
-                <w:b/>
-                <w:bCs/>
-                <w:color w:val="000000" w:themeColor="text1"/>
-                <w:sz w:val="32"/>
-                <w:szCs w:val="32"/>
-                <w:lang w:eastAsia="it-IT"/>
-              </w:rPr>
-            </w:pPr>
-          </w:p>
-        </w:tc>
-        <w:tc>
-          <w:tcPr>
-            <w:tcW w:w="1365" w:type="dxa"/>
-            <w:vAlign w:val="center"/>
-          </w:tcPr>
-          <w:p>
-            <w:pPr>
-              <w:spacing w:line="330" w:lineRule="atLeast"/>
-              <w:jc w:val="center"/>
-              <w:rPr>
-                <w:rFonts w:ascii="Arial" w:eastAsia="Times New Roman" w:hAnsi="Arial" w:cs="Arial"/>
-                <w:b/>
-                <w:bCs/>
-                <w:color w:val="000000" w:themeColor="text1"/>
-                <w:sz w:val="24"/>
-                <w:szCs w:val="24"/>
-                <w:lang w:eastAsia="it-IT"/>
-              </w:rPr>
-            </w:pPr>
-          </w:p>
-        </w:tc>
-        <w:tc>
-          <w:tcPr>
-            <w:tcW w:w="1559" w:type="dxa"/>
-            <w:vAlign w:val="center"/>
-          </w:tcPr>
-          <w:p>
-            <w:pPr>
-              <w:spacing w:line="330" w:lineRule="atLeast"/>
-              <w:jc w:val="center"/>
-              <w:rPr>
-                <w:rFonts w:ascii="Arial" w:eastAsia="Times New Roman" w:hAnsi="Arial" w:cs="Arial"/>
-                <w:b/>
-                <w:bCs/>
-                <w:color w:val="000000" w:themeColor="text1"/>
-                <w:sz w:val="24"/>
-                <w:szCs w:val="24"/>
-                <w:lang w:eastAsia="it-IT"/>
-              </w:rPr>
-            </w:pPr>
-          </w:p>
-        </w:tc>
-        <w:tc>
-          <w:tcPr>
-            <w:tcW w:w="1276" w:type="dxa"/>
-            <w:vAlign w:val="center"/>
-          </w:tcPr>
-          <w:p>
-            <w:pPr>
-              <w:spacing w:line="330" w:lineRule="atLeast"/>
-              <w:jc w:val="center"/>
-              <w:rPr>
-                <w:rFonts w:ascii="Arial" w:eastAsia="Times New Roman" w:hAnsi="Arial" w:cs="Arial"/>
-                <w:b/>
-                <w:bCs/>
-                <w:color w:val="000000" w:themeColor="text1"/>
-                <w:sz w:val="24"/>
-                <w:szCs w:val="24"/>
-                <w:lang w:eastAsia="it-IT"/>
-              </w:rPr>
-            </w:pPr>
-          </w:p>
-        </w:tc>
-        <w:tc>
-          <w:tcPr>
-            <w:tcW w:w="4104" w:type="dxa"/>
-            <w:vAlign w:val="center"/>
-          </w:tcPr>
-          <w:p>
-            <w:pPr>
-              <w:spacing w:line="330" w:lineRule="atLeast"/>
-              <w:jc w:val="center"/>
-              <w:rPr>
-                <w:rFonts w:ascii="Arial" w:eastAsia="Times New Roman" w:hAnsi="Arial" w:cs="Arial"/>
-                <w:b/>
-                <w:bCs/>
-                <w:color w:val="000000" w:themeColor="text1"/>
-                <w:sz w:val="24"/>
-                <w:szCs w:val="24"/>
-                <w:lang w:eastAsia="it-IT"/>
-              </w:rPr>
-            </w:pPr>
-          </w:p>
-        </w:tc>
-      </w:tr>
     </w:tbl>
     <w:p>
       <w:pPr>
@@ -3705,57 +3479,7 @@
           <w:szCs w:val="24"/>
           <w:lang w:eastAsia="it-IT"/>
         </w:rPr>
-        <w:t>  -  Eventualmente dare</w:t>
-      </w:r>
-      <w:r>
-        <w:rPr>
-          <w:rFonts w:ascii="Arial" w:eastAsia="Times New Roman" w:hAnsi="Arial" w:cs="Arial"/>
-          <w:color w:val="A6A6A6" w:themeColor="background1" w:themeShade="A6"/>
-          <w:sz w:val="24"/>
-          <w:szCs w:val="24"/>
-          <w:lang w:eastAsia="it-IT"/>
-        </w:rPr>
-        <w:t xml:space="preserve"> </w:t>
-      </w:r>
-      <w:r>
-        <w:rPr>
-          <w:rFonts w:ascii="Arial" w:eastAsia="Times New Roman" w:hAnsi="Arial" w:cs="Arial"/>
-          <w:color w:val="A6A6A6" w:themeColor="background1" w:themeShade="A6"/>
-          <w:sz w:val="24"/>
-          <w:szCs w:val="24"/>
-          <w:lang w:eastAsia="it-IT"/>
-        </w:rPr>
-        <w:t>Comando E per ca</w:t>
-      </w:r>
-      <w:r>
-        <w:rPr>
-          <w:rFonts w:ascii="Arial" w:eastAsia="Times New Roman" w:hAnsi="Arial" w:cs="Arial"/>
-          <w:color w:val="A6A6A6" w:themeColor="background1" w:themeShade="A6"/>
-          <w:sz w:val="24"/>
-          <w:szCs w:val="24"/>
-          <w:lang w:eastAsia="it-IT"/>
-        </w:rPr>
-        <w:t>n</w:t>
-      </w:r>
-      <w:r>
-        <w:rPr>
-          <w:rFonts w:ascii="Arial" w:eastAsia="Times New Roman" w:hAnsi="Arial" w:cs="Arial"/>
-          <w:color w:val="A6A6A6" w:themeColor="background1" w:themeShade="A6"/>
-          <w:sz w:val="24"/>
-          <w:szCs w:val="24"/>
-          <w:lang w:eastAsia="it-IT"/>
-        </w:rPr>
-        <w:t>cellare tutti i numeri (Non documentato</w:t>
-      </w:r>
-      <w:r>
-        <w:rPr>
-          <w:rFonts w:ascii="Arial" w:eastAsia="Times New Roman" w:hAnsi="Arial" w:cs="Arial"/>
-          <w:color w:val="A6A6A6" w:themeColor="background1" w:themeShade="A6"/>
-          <w:sz w:val="24"/>
-          <w:szCs w:val="24"/>
-          <w:lang w:eastAsia="it-IT"/>
-        </w:rPr>
-        <w:t>)</w:t>
+        <w:t>  -  Eventualmente dare Comando E per cancellare tutti i numeri (Non documentato)</w:t>
       </w:r>
     </w:p>
     <w:p>
@@ -3899,7 +3623,7 @@
           <w:lang w:eastAsia="it-IT"/>
         </w:rPr>
       </w:pPr>
-      <w:hyperlink r:id="rId5" w:history="1">
+      <w:hyperlink r:id="rId6" w:history="1">
         <w:proofErr w:type="gramStart"/>
         <w:r>
           <w:rPr>
@@ -4067,10 +3791,7 @@
         <w:fldChar w:fldCharType="begin"/>
       </w:r>
       <w:r>
-        <w:instrText xml:space="preserve"> HYPERLINK "vscode-file://vscode-app/c:/Users/Massimo/Ap</w:instrText>
-      </w:r>
-      <w:r>
-        <w:instrText xml:space="preserve">pData/Local/Programs/Microsoft%20VS%20Code/f6cfa2ea24/resources/app/out/vs/code/electron-browser/workbench/workbench.html" </w:instrText>
+        <w:instrText xml:space="preserve"> HYPERLINK "vscode-file://vscode-app/c:/Users/Massimo/AppData/Local/Programs/Microsoft%20VS%20Code/f6cfa2ea24/resources/app/out/vs/code/electron-browser/workbench/workbench.html" </w:instrText>
       </w:r>
       <w:r>
         <w:fldChar w:fldCharType="separate"/>
@@ -4140,10 +3861,7 @@
         <w:fldChar w:fldCharType="begin"/>
       </w:r>
       <w:r>
-        <w:instrText xml:space="preserve"> HYPERLINK "vscode-file://vscode-app/c:/Users/Massimo/AppData/Local/Programs/Mic</w:instrText>
-      </w:r>
-      <w:r>
-        <w:instrText xml:space="preserve">rosoft%20VS%20Code/f6cfa2ea24/resources/app/out/vs/code/electron-browser/workbench/workbench.html" </w:instrText>
+        <w:instrText xml:space="preserve"> HYPERLINK "vscode-file://vscode-app/c:/Users/Massimo/AppData/Local/Programs/Microsoft%20VS%20Code/f6cfa2ea24/resources/app/out/vs/code/electron-browser/workbench/workbench.html" </w:instrText>
       </w:r>
       <w:r>
         <w:fldChar w:fldCharType="separate"/>
@@ -4198,7 +3916,7 @@
           <w:lang w:eastAsia="it-IT"/>
         </w:rPr>
       </w:pPr>
-      <w:hyperlink r:id="rId6" w:history="1">
+      <w:hyperlink r:id="rId7" w:history="1">
         <w:proofErr w:type="gramStart"/>
         <w:r>
           <w:rPr>
@@ -4551,10 +4269,7 @@
         <w:fldChar w:fldCharType="begin"/>
       </w:r>
       <w:r>
-        <w:instrText xml:space="preserve"> HYPERLINK "vscode-file://vscode-app/c:/Users/Massimo/AppData/Local/Programs/Microsoft%20VS%20Code/f6cfa2ea</w:instrText>
-      </w:r>
-      <w:r>
-        <w:instrText xml:space="preserve">24/resources/app/out/vs/code/electron-browser/workbench/workbench.html" </w:instrText>
+        <w:instrText xml:space="preserve"> HYPERLINK "vscode-file://vscode-app/c:/Users/Massimo/AppData/Local/Programs/Microsoft%20VS%20Code/f6cfa2ea24/resources/app/out/vs/code/electron-browser/workbench/workbench.html" </w:instrText>
       </w:r>
       <w:r>
         <w:fldChar w:fldCharType="separate"/>
@@ -4813,7 +4528,100 @@
           <w:szCs w:val="24"/>
           <w:lang w:eastAsia="it-IT"/>
         </w:rPr>
-        <w:t>M+</w:t>
+        <w:t>M+393334188263</w:t>
+      </w:r>
+      <w:r>
+        <w:rPr>
+          <w:rFonts w:ascii="Arial" w:eastAsia="Times New Roman" w:hAnsi="Arial" w:cs="Arial"/>
+          <w:color w:val="000000" w:themeColor="text1"/>
+          <w:sz w:val="24"/>
+          <w:szCs w:val="24"/>
+          <w:lang w:eastAsia="it-IT"/>
+        </w:rPr>
+        <w:t xml:space="preserve"> per modificare numero Master</w:t>
+      </w:r>
+    </w:p>
+    <w:p>
+      <w:pPr>
+        <w:spacing w:after="0" w:line="330" w:lineRule="atLeast"/>
+        <w:ind w:left="708"/>
+        <w:rPr>
+          <w:rFonts w:ascii="Arial" w:eastAsia="Times New Roman" w:hAnsi="Arial" w:cs="Arial"/>
+          <w:color w:val="000000" w:themeColor="text1"/>
+          <w:sz w:val="24"/>
+          <w:szCs w:val="24"/>
+          <w:lang w:eastAsia="it-IT"/>
+        </w:rPr>
+      </w:pPr>
+    </w:p>
+    <w:p>
+      <w:pPr>
+        <w:spacing w:after="0" w:line="330" w:lineRule="atLeast"/>
+        <w:rPr>
+          <w:rFonts w:ascii="Arial" w:eastAsia="Times New Roman" w:hAnsi="Arial" w:cs="Arial"/>
+          <w:b/>
+          <w:bCs/>
+          <w:sz w:val="24"/>
+          <w:szCs w:val="24"/>
+          <w:lang w:eastAsia="it-IT"/>
+        </w:rPr>
+      </w:pPr>
+      <w:r>
+        <w:rPr>
+          <w:rFonts w:ascii="Arial" w:eastAsia="Times New Roman" w:hAnsi="Arial" w:cs="Arial"/>
+          <w:b/>
+          <w:bCs/>
+          <w:sz w:val="24"/>
+          <w:szCs w:val="24"/>
+          <w:lang w:eastAsia="it-IT"/>
+        </w:rPr>
+        <w:t xml:space="preserve">Comando </w:t>
+      </w:r>
+      <w:r>
+        <w:rPr>
+          <w:rFonts w:ascii="Arial" w:eastAsia="Times New Roman" w:hAnsi="Arial" w:cs="Arial"/>
+          <w:b/>
+          <w:bCs/>
+          <w:sz w:val="24"/>
+          <w:szCs w:val="24"/>
+          <w:lang w:eastAsia="it-IT"/>
+        </w:rPr>
+        <w:t>D - Cancella Ausiliari</w:t>
+      </w:r>
+    </w:p>
+    <w:p>
+      <w:pPr>
+        <w:spacing w:after="0" w:line="330" w:lineRule="atLeast"/>
+        <w:ind w:left="708"/>
+        <w:rPr>
+          <w:rFonts w:ascii="Arial" w:eastAsia="Times New Roman" w:hAnsi="Arial" w:cs="Arial"/>
+          <w:color w:val="000000" w:themeColor="text1"/>
+          <w:sz w:val="24"/>
+          <w:szCs w:val="24"/>
+          <w:lang w:eastAsia="it-IT"/>
+        </w:rPr>
+      </w:pPr>
+      <w:r>
+        <w:rPr>
+          <w:rFonts w:ascii="Arial" w:hAnsi="Arial" w:cs="Arial"/>
+        </w:rPr>
+        <w:t>Da numero Master, i</w:t>
+      </w:r>
+      <w:r>
+        <w:rPr>
+          <w:rFonts w:ascii="Arial" w:hAnsi="Arial" w:cs="Arial"/>
+        </w:rPr>
+        <w:t xml:space="preserve">nviare il Comando </w:t>
+      </w:r>
+      <w:r>
+        <w:rPr>
+          <w:rFonts w:ascii="Arial" w:eastAsia="Times New Roman" w:hAnsi="Arial" w:cs="Arial"/>
+          <w:color w:val="000000" w:themeColor="text1"/>
+          <w:sz w:val="24"/>
+          <w:szCs w:val="24"/>
+          <w:lang w:eastAsia="it-IT"/>
+        </w:rPr>
+        <w:t xml:space="preserve">- </w:t>
       </w:r>
       <w:r>
         <w:rPr>
@@ -4827,53 +4635,32 @@
           <w:szCs w:val="24"/>
           <w:lang w:eastAsia="it-IT"/>
         </w:rPr>
-        <w:t>393334188263</w:t>
-      </w:r>
-      <w:r>
-        <w:rPr>
-          <w:rFonts w:ascii="Arial" w:eastAsia="Times New Roman" w:hAnsi="Arial" w:cs="Arial"/>
-          <w:color w:val="000000" w:themeColor="text1"/>
-          <w:sz w:val="24"/>
-          <w:szCs w:val="24"/>
-          <w:lang w:eastAsia="it-IT"/>
-        </w:rPr>
-        <w:t xml:space="preserve"> per m</w:t>
-      </w:r>
-      <w:r>
-        <w:rPr>
-          <w:rFonts w:ascii="Arial" w:eastAsia="Times New Roman" w:hAnsi="Arial" w:cs="Arial"/>
-          <w:color w:val="000000" w:themeColor="text1"/>
-          <w:sz w:val="24"/>
-          <w:szCs w:val="24"/>
-          <w:lang w:eastAsia="it-IT"/>
-        </w:rPr>
-        <w:t>odifica</w:t>
-      </w:r>
-      <w:r>
-        <w:rPr>
-          <w:rFonts w:ascii="Arial" w:eastAsia="Times New Roman" w:hAnsi="Arial" w:cs="Arial"/>
-          <w:color w:val="000000" w:themeColor="text1"/>
-          <w:sz w:val="24"/>
-          <w:szCs w:val="24"/>
-          <w:lang w:eastAsia="it-IT"/>
-        </w:rPr>
-        <w:t>re</w:t>
-      </w:r>
-      <w:r>
-        <w:rPr>
-          <w:rFonts w:ascii="Arial" w:eastAsia="Times New Roman" w:hAnsi="Arial" w:cs="Arial"/>
-          <w:color w:val="000000" w:themeColor="text1"/>
-          <w:sz w:val="24"/>
-          <w:szCs w:val="24"/>
-          <w:lang w:eastAsia="it-IT"/>
-        </w:rPr>
-        <w:t xml:space="preserve"> numero Master</w:t>
-      </w:r>
-    </w:p>
-    <w:p>
-      <w:pPr>
-        <w:spacing w:after="0" w:line="330" w:lineRule="atLeast"/>
-        <w:ind w:left="708"/>
+        <w:t>D</w:t>
+      </w:r>
+      <w:r>
+        <w:rPr>
+          <w:rFonts w:ascii="Arial" w:eastAsia="Times New Roman" w:hAnsi="Arial" w:cs="Arial"/>
+          <w:color w:val="000000" w:themeColor="text1"/>
+          <w:sz w:val="24"/>
+          <w:szCs w:val="24"/>
+          <w:lang w:eastAsia="it-IT"/>
+        </w:rPr>
+        <w:t xml:space="preserve"> per </w:t>
+      </w:r>
+      <w:r>
+        <w:rPr>
+          <w:rFonts w:ascii="Arial" w:eastAsia="Times New Roman" w:hAnsi="Arial" w:cs="Arial"/>
+          <w:color w:val="000000" w:themeColor="text1"/>
+          <w:sz w:val="24"/>
+          <w:szCs w:val="24"/>
+          <w:lang w:eastAsia="it-IT"/>
+        </w:rPr>
+        <w:t>cancellare tutti e 3 i numeri Ausiliari</w:t>
+      </w:r>
+    </w:p>
+    <w:p>
+      <w:pPr>
+        <w:spacing w:after="0" w:line="330" w:lineRule="atLeast"/>
         <w:rPr>
           <w:rFonts w:ascii="Arial" w:eastAsia="Times New Roman" w:hAnsi="Arial" w:cs="Arial"/>
           <w:color w:val="000000" w:themeColor="text1"/>
@@ -4915,44 +4702,13 @@
           <w:szCs w:val="24"/>
           <w:lang w:eastAsia="it-IT"/>
         </w:rPr>
-        <w:t>D - Cancella Ausiliari</w:t>
-      </w:r>
-    </w:p>
-    <w:p>
-      <w:pPr>
-        <w:spacing w:after="0" w:line="330" w:lineRule="atLeast"/>
-        <w:ind w:left="708"/>
-        <w:rPr>
-          <w:rFonts w:ascii="Arial" w:eastAsia="Times New Roman" w:hAnsi="Arial" w:cs="Arial"/>
-          <w:color w:val="000000" w:themeColor="text1"/>
-          <w:sz w:val="24"/>
-          <w:szCs w:val="24"/>
-          <w:lang w:eastAsia="it-IT"/>
-        </w:rPr>
-      </w:pPr>
-      <w:r>
-        <w:rPr>
-          <w:rFonts w:ascii="Arial" w:hAnsi="Arial" w:cs="Arial"/>
-        </w:rPr>
-        <w:t>Da numero Master, i</w:t>
-      </w:r>
-      <w:r>
-        <w:rPr>
-          <w:rFonts w:ascii="Arial" w:hAnsi="Arial" w:cs="Arial"/>
-        </w:rPr>
-        <w:t xml:space="preserve">nviare il Comando </w:t>
-      </w:r>
-      <w:r>
-        <w:rPr>
-          <w:rFonts w:ascii="Arial" w:eastAsia="Times New Roman" w:hAnsi="Arial" w:cs="Arial"/>
-          <w:color w:val="000000" w:themeColor="text1"/>
-          <w:sz w:val="24"/>
-          <w:szCs w:val="24"/>
-          <w:lang w:eastAsia="it-IT"/>
-        </w:rPr>
-        <w:t xml:space="preserve">- </w:t>
-      </w:r>
-      <w:r>
+        <w:t>A – Imposta Ausiliari (3)</w:t>
+      </w:r>
+    </w:p>
+    <w:p>
+      <w:pPr>
+        <w:spacing w:after="0" w:line="330" w:lineRule="atLeast"/>
+        <w:ind w:firstLine="708"/>
         <w:rPr>
           <w:rFonts w:ascii="Arial" w:eastAsia="Times New Roman" w:hAnsi="Arial" w:cs="Arial"/>
           <w:b/>
@@ -4964,80 +4720,52 @@
           <w:szCs w:val="24"/>
           <w:lang w:eastAsia="it-IT"/>
         </w:rPr>
-        <w:t>D</w:t>
-      </w:r>
-      <w:r>
-        <w:rPr>
-          <w:rFonts w:ascii="Arial" w:eastAsia="Times New Roman" w:hAnsi="Arial" w:cs="Arial"/>
-          <w:color w:val="000000" w:themeColor="text1"/>
-          <w:sz w:val="24"/>
-          <w:szCs w:val="24"/>
-          <w:lang w:eastAsia="it-IT"/>
-        </w:rPr>
-        <w:t xml:space="preserve"> per </w:t>
-      </w:r>
-      <w:r>
-        <w:rPr>
-          <w:rFonts w:ascii="Arial" w:eastAsia="Times New Roman" w:hAnsi="Arial" w:cs="Arial"/>
-          <w:color w:val="000000" w:themeColor="text1"/>
-          <w:sz w:val="24"/>
-          <w:szCs w:val="24"/>
-          <w:lang w:eastAsia="it-IT"/>
-        </w:rPr>
-        <w:t>cancellare tutti e 3 i numeri Ausiliari</w:t>
-      </w:r>
-    </w:p>
-    <w:p>
-      <w:pPr>
-        <w:spacing w:after="0" w:line="330" w:lineRule="atLeast"/>
-        <w:rPr>
-          <w:rFonts w:ascii="Arial" w:eastAsia="Times New Roman" w:hAnsi="Arial" w:cs="Arial"/>
-          <w:color w:val="000000" w:themeColor="text1"/>
-          <w:sz w:val="24"/>
-          <w:szCs w:val="24"/>
-          <w:lang w:eastAsia="it-IT"/>
-        </w:rPr>
-      </w:pPr>
-    </w:p>
-    <w:p>
-      <w:pPr>
-        <w:spacing w:after="0" w:line="330" w:lineRule="atLeast"/>
-        <w:rPr>
-          <w:rFonts w:ascii="Arial" w:eastAsia="Times New Roman" w:hAnsi="Arial" w:cs="Arial"/>
-          <w:b/>
-          <w:bCs/>
-          <w:sz w:val="24"/>
-          <w:szCs w:val="24"/>
-          <w:lang w:eastAsia="it-IT"/>
-        </w:rPr>
-      </w:pPr>
-      <w:r>
-        <w:rPr>
-          <w:rFonts w:ascii="Arial" w:eastAsia="Times New Roman" w:hAnsi="Arial" w:cs="Arial"/>
-          <w:b/>
-          <w:bCs/>
-          <w:sz w:val="24"/>
-          <w:szCs w:val="24"/>
-          <w:lang w:eastAsia="it-IT"/>
-        </w:rPr>
-        <w:t xml:space="preserve">Comando </w:t>
-      </w:r>
-      <w:r>
-        <w:rPr>
-          <w:rFonts w:ascii="Arial" w:eastAsia="Times New Roman" w:hAnsi="Arial" w:cs="Arial"/>
-          <w:b/>
-          <w:bCs/>
-          <w:sz w:val="24"/>
-          <w:szCs w:val="24"/>
-          <w:lang w:eastAsia="it-IT"/>
-        </w:rPr>
-        <w:t>A – Imposta Ausiliari (3)</w:t>
-      </w:r>
-    </w:p>
-    <w:p>
-      <w:pPr>
-        <w:spacing w:after="0" w:line="330" w:lineRule="atLeast"/>
-        <w:ind w:firstLine="708"/>
+      </w:pPr>
+      <w:r>
+        <w:rPr>
+          <w:rFonts w:ascii="Arial" w:hAnsi="Arial" w:cs="Arial"/>
+        </w:rPr>
+        <w:t>Da numero Master, i</w:t>
+      </w:r>
+      <w:r>
+        <w:rPr>
+          <w:rFonts w:ascii="Arial" w:hAnsi="Arial" w:cs="Arial"/>
+        </w:rPr>
+        <w:t>nvia</w:t>
+      </w:r>
+      <w:r>
+        <w:rPr>
+          <w:rFonts w:ascii="Arial" w:hAnsi="Arial" w:cs="Arial"/>
+        </w:rPr>
+        <w:t xml:space="preserve">re </w:t>
+      </w:r>
+      <w:r>
+        <w:rPr>
+          <w:rFonts w:ascii="Arial" w:hAnsi="Arial" w:cs="Arial"/>
+        </w:rPr>
+        <w:t xml:space="preserve">il Comando </w:t>
+      </w:r>
+      <w:r>
+        <w:rPr>
+          <w:rFonts w:ascii="Arial" w:eastAsia="Times New Roman" w:hAnsi="Arial" w:cs="Arial"/>
+          <w:color w:val="000000" w:themeColor="text1"/>
+          <w:sz w:val="24"/>
+          <w:szCs w:val="24"/>
+          <w:lang w:eastAsia="it-IT"/>
+        </w:rPr>
+        <w:t>–</w:t>
+      </w:r>
+      <w:r>
+        <w:rPr>
+          <w:rFonts w:ascii="Arial" w:eastAsia="Times New Roman" w:hAnsi="Arial" w:cs="Arial"/>
+          <w:color w:val="000000" w:themeColor="text1"/>
+          <w:sz w:val="24"/>
+          <w:szCs w:val="24"/>
+          <w:lang w:eastAsia="it-IT"/>
+        </w:rPr>
+        <w:t xml:space="preserve"> </w:t>
+      </w:r>
+      <w:r>
         <w:rPr>
           <w:rFonts w:ascii="Arial" w:eastAsia="Times New Roman" w:hAnsi="Arial" w:cs="Arial"/>
           <w:b/>
@@ -5049,50 +4777,7 @@
           <w:szCs w:val="24"/>
           <w:lang w:eastAsia="it-IT"/>
         </w:rPr>
-      </w:pPr>
-      <w:r>
-        <w:rPr>
-          <w:rFonts w:ascii="Arial" w:hAnsi="Arial" w:cs="Arial"/>
-        </w:rPr>
-        <w:t>Da numero Master, i</w:t>
-      </w:r>
-      <w:r>
-        <w:rPr>
-          <w:rFonts w:ascii="Arial" w:hAnsi="Arial" w:cs="Arial"/>
-        </w:rPr>
-        <w:t>nvia</w:t>
-      </w:r>
-      <w:r>
-        <w:rPr>
-          <w:rFonts w:ascii="Arial" w:hAnsi="Arial" w:cs="Arial"/>
-        </w:rPr>
-        <w:t xml:space="preserve">re </w:t>
-      </w:r>
-      <w:r>
-        <w:rPr>
-          <w:rFonts w:ascii="Arial" w:hAnsi="Arial" w:cs="Arial"/>
-        </w:rPr>
-        <w:t xml:space="preserve">il Comando </w:t>
-      </w:r>
-      <w:r>
-        <w:rPr>
-          <w:rFonts w:ascii="Arial" w:eastAsia="Times New Roman" w:hAnsi="Arial" w:cs="Arial"/>
-          <w:color w:val="000000" w:themeColor="text1"/>
-          <w:sz w:val="24"/>
-          <w:szCs w:val="24"/>
-          <w:lang w:eastAsia="it-IT"/>
-        </w:rPr>
-        <w:t>–</w:t>
-      </w:r>
-      <w:r>
-        <w:rPr>
-          <w:rFonts w:ascii="Arial" w:eastAsia="Times New Roman" w:hAnsi="Arial" w:cs="Arial"/>
-          <w:color w:val="000000" w:themeColor="text1"/>
-          <w:sz w:val="24"/>
-          <w:szCs w:val="24"/>
-          <w:lang w:eastAsia="it-IT"/>
-        </w:rPr>
-        <w:t xml:space="preserve"> </w:t>
+        <w:t>A1</w:t>
       </w:r>
       <w:r>
         <w:rPr>
@@ -5106,9 +4791,13 @@
           <w:szCs w:val="24"/>
           <w:lang w:eastAsia="it-IT"/>
         </w:rPr>
-        <w:t>A1</w:t>
-      </w:r>
-      <w:r>
+        <w:t>+393334188263</w:t>
+      </w:r>
+    </w:p>
+    <w:p>
+      <w:pPr>
+        <w:spacing w:after="0" w:line="330" w:lineRule="atLeast"/>
+        <w:ind w:left="4248"/>
         <w:rPr>
           <w:rFonts w:ascii="Arial" w:eastAsia="Times New Roman" w:hAnsi="Arial" w:cs="Arial"/>
           <w:b/>
@@ -5120,13 +4809,18 @@
           <w:szCs w:val="24"/>
           <w:lang w:eastAsia="it-IT"/>
         </w:rPr>
-        <w:t>+393334188263</w:t>
-      </w:r>
-    </w:p>
-    <w:p>
-      <w:pPr>
-        <w:spacing w:after="0" w:line="330" w:lineRule="atLeast"/>
-        <w:ind w:left="4248"/>
+      </w:pPr>
+      <w:r>
+        <w:rPr>
+          <w:rFonts w:ascii="Arial" w:eastAsia="Times New Roman" w:hAnsi="Arial" w:cs="Arial"/>
+          <w:color w:val="000000" w:themeColor="text1"/>
+          <w:sz w:val="24"/>
+          <w:szCs w:val="24"/>
+          <w:lang w:eastAsia="it-IT"/>
+        </w:rPr>
+        <w:t xml:space="preserve">       </w:t>
+      </w:r>
+      <w:r>
         <w:rPr>
           <w:rFonts w:ascii="Arial" w:eastAsia="Times New Roman" w:hAnsi="Arial" w:cs="Arial"/>
           <w:b/>
@@ -5138,16 +4832,7 @@
           <w:szCs w:val="24"/>
           <w:lang w:eastAsia="it-IT"/>
         </w:rPr>
-      </w:pPr>
-      <w:r>
-        <w:rPr>
-          <w:rFonts w:ascii="Arial" w:eastAsia="Times New Roman" w:hAnsi="Arial" w:cs="Arial"/>
-          <w:color w:val="000000" w:themeColor="text1"/>
-          <w:sz w:val="24"/>
-          <w:szCs w:val="24"/>
-          <w:lang w:eastAsia="it-IT"/>
-        </w:rPr>
-        <w:t xml:space="preserve">       </w:t>
+        <w:t>A2</w:t>
       </w:r>
       <w:r>
         <w:rPr>
@@ -5161,8 +4846,22 @@
           <w:szCs w:val="24"/>
           <w:lang w:eastAsia="it-IT"/>
         </w:rPr>
-        <w:t>A</w:t>
-      </w:r>
+        <w:t>+393334188263</w:t>
+      </w:r>
+    </w:p>
+    <w:p>
+      <w:pPr>
+        <w:spacing w:after="0" w:line="330" w:lineRule="atLeast"/>
+        <w:ind w:left="4248"/>
+        <w:rPr>
+          <w:rFonts w:ascii="Arial" w:eastAsia="Times New Roman" w:hAnsi="Arial" w:cs="Arial"/>
+          <w:b/>
+          <w:bCs/>
+          <w:sz w:val="24"/>
+          <w:szCs w:val="24"/>
+          <w:lang w:eastAsia="it-IT"/>
+        </w:rPr>
+      </w:pPr>
       <w:r>
         <w:rPr>
           <w:rFonts w:ascii="Arial" w:eastAsia="Times New Roman" w:hAnsi="Arial" w:cs="Arial"/>
@@ -5175,7 +4874,7 @@
           <w:szCs w:val="24"/>
           <w:lang w:eastAsia="it-IT"/>
         </w:rPr>
-        <w:t>2</w:t>
+        <w:t xml:space="preserve">       A3</w:t>
       </w:r>
       <w:r>
         <w:rPr>
@@ -5195,16 +4894,356 @@
     <w:p>
       <w:pPr>
         <w:spacing w:after="0" w:line="330" w:lineRule="atLeast"/>
-        <w:ind w:left="4248"/>
-        <w:rPr>
-          <w:rFonts w:ascii="Arial" w:eastAsia="Times New Roman" w:hAnsi="Arial" w:cs="Arial"/>
-          <w:b/>
-          <w:bCs/>
-          <w:sz w:val="24"/>
-          <w:szCs w:val="24"/>
-          <w:lang w:eastAsia="it-IT"/>
-        </w:rPr>
-      </w:pPr>
+        <w:rPr>
+          <w:rFonts w:ascii="Arial" w:eastAsia="Times New Roman" w:hAnsi="Arial" w:cs="Arial"/>
+          <w:b/>
+          <w:bCs/>
+          <w:sz w:val="24"/>
+          <w:szCs w:val="24"/>
+          <w:lang w:eastAsia="it-IT"/>
+        </w:rPr>
+      </w:pPr>
+    </w:p>
+    <w:p>
+      <w:pPr>
+        <w:spacing w:after="0" w:line="330" w:lineRule="atLeast"/>
+        <w:rPr>
+          <w:rFonts w:ascii="Arial" w:eastAsia="Times New Roman" w:hAnsi="Arial" w:cs="Arial"/>
+          <w:color w:val="000000" w:themeColor="text1"/>
+          <w:sz w:val="24"/>
+          <w:szCs w:val="24"/>
+          <w:lang w:eastAsia="it-IT"/>
+        </w:rPr>
+      </w:pPr>
+      <w:r>
+        <w:rPr>
+          <w:rFonts w:ascii="Arial" w:eastAsia="Times New Roman" w:hAnsi="Arial" w:cs="Arial"/>
+          <w:b/>
+          <w:bCs/>
+          <w:sz w:val="24"/>
+          <w:szCs w:val="24"/>
+          <w:lang w:eastAsia="it-IT"/>
+        </w:rPr>
+        <w:t xml:space="preserve">Comando </w:t>
+      </w:r>
+      <w:r>
+        <w:rPr>
+          <w:rFonts w:ascii="Arial" w:eastAsia="Times New Roman" w:hAnsi="Arial" w:cs="Arial"/>
+          <w:b/>
+          <w:bCs/>
+          <w:sz w:val="24"/>
+          <w:szCs w:val="24"/>
+          <w:lang w:eastAsia="it-IT"/>
+        </w:rPr>
+        <w:t>N</w:t>
+      </w:r>
+      <w:r>
+        <w:rPr>
+          <w:rFonts w:ascii="Arial" w:eastAsia="Times New Roman" w:hAnsi="Arial" w:cs="Arial"/>
+          <w:b/>
+          <w:bCs/>
+          <w:sz w:val="24"/>
+          <w:szCs w:val="24"/>
+          <w:lang w:eastAsia="it-IT"/>
+        </w:rPr>
+        <w:t xml:space="preserve"> - </w:t>
+      </w:r>
+      <w:r>
+        <w:rPr>
+          <w:rFonts w:ascii="Arial" w:eastAsia="Times New Roman" w:hAnsi="Arial" w:cs="Arial"/>
+          <w:b/>
+          <w:bCs/>
+          <w:sz w:val="24"/>
+          <w:szCs w:val="24"/>
+          <w:lang w:eastAsia="it-IT"/>
+        </w:rPr>
+        <w:t>Ritorna i numeri autorizzati</w:t>
+      </w:r>
+    </w:p>
+    <w:p>
+      <w:pPr>
+        <w:spacing w:after="0" w:line="330" w:lineRule="atLeast"/>
+        <w:rPr>
+          <w:rFonts w:ascii="Arial" w:eastAsia="Times New Roman" w:hAnsi="Arial" w:cs="Arial"/>
+          <w:b/>
+          <w:bCs/>
+          <w:sz w:val="24"/>
+          <w:szCs w:val="24"/>
+          <w:lang w:eastAsia="it-IT"/>
+        </w:rPr>
+      </w:pPr>
+      <w:r>
+        <w:rPr>
+          <w:rFonts w:ascii="Arial" w:hAnsi="Arial" w:cs="Arial"/>
+        </w:rPr>
+        <w:t>Da numero Master, i</w:t>
+      </w:r>
+      <w:r>
+        <w:rPr>
+          <w:rFonts w:ascii="Arial" w:hAnsi="Arial" w:cs="Arial"/>
+        </w:rPr>
+        <w:t>nvia</w:t>
+      </w:r>
+      <w:r>
+        <w:rPr>
+          <w:rFonts w:ascii="Arial" w:hAnsi="Arial" w:cs="Arial"/>
+        </w:rPr>
+        <w:t xml:space="preserve">re </w:t>
+      </w:r>
+      <w:r>
+        <w:rPr>
+          <w:rFonts w:ascii="Arial" w:hAnsi="Arial" w:cs="Arial"/>
+        </w:rPr>
+        <w:t xml:space="preserve">il Comando </w:t>
+      </w:r>
+      <w:r>
+        <w:rPr>
+          <w:rFonts w:ascii="Arial" w:eastAsia="Times New Roman" w:hAnsi="Arial" w:cs="Arial"/>
+          <w:color w:val="000000" w:themeColor="text1"/>
+          <w:sz w:val="24"/>
+          <w:szCs w:val="24"/>
+          <w:lang w:eastAsia="it-IT"/>
+        </w:rPr>
+        <w:t xml:space="preserve">– </w:t>
+      </w:r>
+      <w:r>
+        <w:rPr>
+          <w:rFonts w:ascii="Arial" w:eastAsia="Times New Roman" w:hAnsi="Arial" w:cs="Arial"/>
+          <w:b/>
+          <w:bCs/>
+          <w:color w:val="000000" w:themeColor="text1"/>
+          <w:sz w:val="24"/>
+          <w:szCs w:val="24"/>
+          <w:lang w:eastAsia="it-IT"/>
+        </w:rPr>
+        <w:t>N</w:t>
+      </w:r>
+    </w:p>
+    <w:p>
+      <w:pPr>
+        <w:spacing w:after="0" w:line="330" w:lineRule="atLeast"/>
+        <w:rPr>
+          <w:rFonts w:ascii="Arial" w:eastAsia="Times New Roman" w:hAnsi="Arial" w:cs="Arial"/>
+          <w:b/>
+          <w:bCs/>
+          <w:sz w:val="24"/>
+          <w:szCs w:val="24"/>
+          <w:lang w:eastAsia="it-IT"/>
+        </w:rPr>
+      </w:pPr>
+    </w:p>
+    <w:p>
+      <w:pPr>
+        <w:spacing w:after="0" w:line="330" w:lineRule="atLeast"/>
+        <w:rPr>
+          <w:rFonts w:ascii="Arial" w:eastAsia="Times New Roman" w:hAnsi="Arial" w:cs="Arial"/>
+          <w:b/>
+          <w:bCs/>
+          <w:color w:val="A6A6A6" w:themeColor="background1" w:themeShade="A6"/>
+          <w:sz w:val="24"/>
+          <w:szCs w:val="24"/>
+          <w:lang w:eastAsia="it-IT"/>
+        </w:rPr>
+      </w:pPr>
+      <w:r>
+        <w:rPr>
+          <w:rFonts w:ascii="Arial" w:eastAsia="Times New Roman" w:hAnsi="Arial" w:cs="Arial"/>
+          <w:b/>
+          <w:bCs/>
+          <w:color w:val="A6A6A6" w:themeColor="background1" w:themeShade="A6"/>
+          <w:sz w:val="24"/>
+          <w:szCs w:val="24"/>
+          <w:lang w:eastAsia="it-IT"/>
+        </w:rPr>
+        <w:t>Comando E</w:t>
+      </w:r>
+      <w:r>
+        <w:rPr>
+          <w:rFonts w:ascii="Arial" w:eastAsia="Times New Roman" w:hAnsi="Arial" w:cs="Arial"/>
+          <w:b/>
+          <w:bCs/>
+          <w:color w:val="A6A6A6" w:themeColor="background1" w:themeShade="A6"/>
+          <w:sz w:val="24"/>
+          <w:szCs w:val="24"/>
+          <w:lang w:eastAsia="it-IT"/>
+        </w:rPr>
+        <w:t xml:space="preserve"> – Cancella tutti i numeri</w:t>
+      </w:r>
+    </w:p>
+    <w:p>
+      <w:pPr>
+        <w:spacing w:after="0" w:line="330" w:lineRule="atLeast"/>
+        <w:rPr>
+          <w:rFonts w:ascii="Arial" w:eastAsia="Times New Roman" w:hAnsi="Arial" w:cs="Arial"/>
+          <w:color w:val="A6A6A6" w:themeColor="background1" w:themeShade="A6"/>
+          <w:sz w:val="24"/>
+          <w:szCs w:val="24"/>
+          <w:u w:val="single"/>
+          <w:lang w:eastAsia="it-IT"/>
+        </w:rPr>
+      </w:pPr>
+      <w:r>
+        <w:rPr>
+          <w:rFonts w:ascii="Arial" w:hAnsi="Arial" w:cs="Arial"/>
+          <w:color w:val="A6A6A6" w:themeColor="background1" w:themeShade="A6"/>
+        </w:rPr>
+        <w:t xml:space="preserve">Da qualsiasi numero, inviare il Comando </w:t>
+      </w:r>
+      <w:r>
+        <w:rPr>
+          <w:rFonts w:ascii="Arial" w:eastAsia="Times New Roman" w:hAnsi="Arial" w:cs="Arial"/>
+          <w:color w:val="A6A6A6" w:themeColor="background1" w:themeShade="A6"/>
+          <w:sz w:val="24"/>
+          <w:szCs w:val="24"/>
+          <w:lang w:eastAsia="it-IT"/>
+        </w:rPr>
+        <w:t>–</w:t>
+      </w:r>
+      <w:r>
+        <w:rPr>
+          <w:rFonts w:ascii="Arial" w:eastAsia="Times New Roman" w:hAnsi="Arial" w:cs="Arial"/>
+          <w:color w:val="A6A6A6" w:themeColor="background1" w:themeShade="A6"/>
+          <w:sz w:val="24"/>
+          <w:szCs w:val="24"/>
+          <w:lang w:eastAsia="it-IT"/>
+        </w:rPr>
+        <w:t xml:space="preserve"> </w:t>
+      </w:r>
+      <w:r>
+        <w:rPr>
+          <w:rFonts w:ascii="Arial" w:eastAsia="Times New Roman" w:hAnsi="Arial" w:cs="Arial"/>
+          <w:b/>
+          <w:bCs/>
+          <w:color w:val="A6A6A6" w:themeColor="background1" w:themeShade="A6"/>
+          <w:sz w:val="24"/>
+          <w:szCs w:val="24"/>
+          <w:lang w:eastAsia="it-IT"/>
+        </w:rPr>
+        <w:t>E</w:t>
+      </w:r>
+    </w:p>
+    <w:p>
+      <w:pPr>
+        <w:spacing w:after="0" w:line="330" w:lineRule="atLeast"/>
+        <w:rPr>
+          <w:rFonts w:ascii="Arial" w:eastAsia="Times New Roman" w:hAnsi="Arial" w:cs="Arial"/>
+          <w:color w:val="A6A6A6" w:themeColor="background1" w:themeShade="A6"/>
+          <w:sz w:val="24"/>
+          <w:szCs w:val="24"/>
+          <w:lang w:eastAsia="it-IT"/>
+        </w:rPr>
+      </w:pPr>
+      <w:r>
+        <w:rPr>
+          <w:rFonts w:ascii="Arial" w:eastAsia="Times New Roman" w:hAnsi="Arial" w:cs="Arial"/>
+          <w:color w:val="A6A6A6" w:themeColor="background1" w:themeShade="A6"/>
+          <w:sz w:val="24"/>
+          <w:szCs w:val="24"/>
+          <w:lang w:eastAsia="it-IT"/>
+        </w:rPr>
+        <w:t>COMANDO NON DOCUMENTATO</w:t>
+      </w:r>
+    </w:p>
+    <w:p>
+      <w:pPr>
+        <w:spacing w:after="0" w:line="330" w:lineRule="atLeast"/>
+        <w:rPr>
+          <w:rFonts w:ascii="Arial" w:eastAsia="Times New Roman" w:hAnsi="Arial" w:cs="Arial"/>
+          <w:b/>
+          <w:bCs/>
+          <w:sz w:val="24"/>
+          <w:szCs w:val="24"/>
+          <w:lang w:eastAsia="it-IT"/>
+        </w:rPr>
+      </w:pPr>
+    </w:p>
+    <w:p>
+      <w:pPr>
+        <w:spacing w:after="0" w:line="330" w:lineRule="atLeast"/>
+        <w:rPr>
+          <w:rFonts w:ascii="Arial" w:eastAsia="Times New Roman" w:hAnsi="Arial" w:cs="Arial"/>
+          <w:b/>
+          <w:bCs/>
+          <w:sz w:val="24"/>
+          <w:szCs w:val="24"/>
+          <w:lang w:eastAsia="it-IT"/>
+        </w:rPr>
+      </w:pPr>
+      <w:r>
+        <w:rPr>
+          <w:rFonts w:ascii="Arial" w:eastAsia="Times New Roman" w:hAnsi="Arial" w:cs="Arial"/>
+          <w:b/>
+          <w:bCs/>
+          <w:sz w:val="24"/>
+          <w:szCs w:val="24"/>
+          <w:lang w:eastAsia="it-IT"/>
+        </w:rPr>
+        <w:t>Comando S</w:t>
+      </w:r>
+      <w:r>
+        <w:rPr>
+          <w:rFonts w:ascii="Arial" w:eastAsia="Times New Roman" w:hAnsi="Arial" w:cs="Arial"/>
+          <w:b/>
+          <w:bCs/>
+          <w:sz w:val="24"/>
+          <w:szCs w:val="24"/>
+          <w:lang w:eastAsia="it-IT"/>
+        </w:rPr>
+        <w:t xml:space="preserve"> – Status, monitor Tensione</w:t>
+      </w:r>
+    </w:p>
+    <w:p>
+      <w:pPr>
+        <w:spacing w:after="0" w:line="330" w:lineRule="atLeast"/>
+        <w:ind w:left="708"/>
+        <w:rPr>
+          <w:rFonts w:ascii="Arial" w:eastAsia="Times New Roman" w:hAnsi="Arial" w:cs="Arial"/>
+          <w:color w:val="000000" w:themeColor="text1"/>
+          <w:sz w:val="24"/>
+          <w:szCs w:val="24"/>
+          <w:lang w:eastAsia="it-IT"/>
+        </w:rPr>
+      </w:pPr>
+      <w:r>
+        <w:rPr>
+          <w:rFonts w:ascii="Arial" w:hAnsi="Arial" w:cs="Arial"/>
+        </w:rPr>
+        <w:t>Da numero Master o Aus</w:t>
+      </w:r>
+      <w:r>
+        <w:rPr>
+          <w:rFonts w:ascii="Arial" w:hAnsi="Arial" w:cs="Arial"/>
+        </w:rPr>
+        <w:t>i</w:t>
+      </w:r>
+      <w:r>
+        <w:rPr>
+          <w:rFonts w:ascii="Arial" w:hAnsi="Arial" w:cs="Arial"/>
+        </w:rPr>
+        <w:t>liario</w:t>
+      </w:r>
+      <w:r>
+        <w:rPr>
+          <w:rFonts w:ascii="Arial" w:hAnsi="Arial" w:cs="Arial"/>
+        </w:rPr>
+        <w:t>, i</w:t>
+      </w:r>
+      <w:r>
+        <w:rPr>
+          <w:rFonts w:ascii="Arial" w:hAnsi="Arial" w:cs="Arial"/>
+        </w:rPr>
+        <w:t xml:space="preserve">nviare il Comando </w:t>
+      </w:r>
+      <w:r>
+        <w:rPr>
+          <w:rFonts w:ascii="Arial" w:eastAsia="Times New Roman" w:hAnsi="Arial" w:cs="Arial"/>
+          <w:color w:val="000000" w:themeColor="text1"/>
+          <w:sz w:val="24"/>
+          <w:szCs w:val="24"/>
+          <w:lang w:eastAsia="it-IT"/>
+        </w:rPr>
+        <w:t xml:space="preserve">- </w:t>
+      </w:r>
       <w:r>
         <w:rPr>
           <w:rFonts w:ascii="Arial" w:eastAsia="Times New Roman" w:hAnsi="Arial" w:cs="Arial"/>
@@ -5217,7 +5256,475 @@
           <w:szCs w:val="24"/>
           <w:lang w:eastAsia="it-IT"/>
         </w:rPr>
-        <w:t xml:space="preserve">       </w:t>
+        <w:t>S</w:t>
+      </w:r>
+      <w:r>
+        <w:rPr>
+          <w:rFonts w:ascii="Arial" w:eastAsia="Times New Roman" w:hAnsi="Arial" w:cs="Arial"/>
+          <w:color w:val="000000" w:themeColor="text1"/>
+          <w:sz w:val="24"/>
+          <w:szCs w:val="24"/>
+          <w:lang w:eastAsia="it-IT"/>
+        </w:rPr>
+        <w:t xml:space="preserve"> per </w:t>
+      </w:r>
+      <w:r>
+        <w:rPr>
+          <w:rFonts w:ascii="Arial" w:eastAsia="Times New Roman" w:hAnsi="Arial" w:cs="Arial"/>
+          <w:color w:val="000000" w:themeColor="text1"/>
+          <w:sz w:val="24"/>
+          <w:szCs w:val="24"/>
+          <w:lang w:eastAsia="it-IT"/>
+        </w:rPr>
+        <w:t>ricevere via SMS lo stato della Tensione</w:t>
+      </w:r>
+    </w:p>
+    <w:p>
+      <w:pPr>
+        <w:spacing w:after="0" w:line="330" w:lineRule="atLeast"/>
+        <w:ind w:left="708"/>
+        <w:rPr>
+          <w:rFonts w:ascii="Arial" w:eastAsia="Times New Roman" w:hAnsi="Arial" w:cs="Arial"/>
+          <w:color w:val="000000" w:themeColor="text1"/>
+          <w:sz w:val="24"/>
+          <w:szCs w:val="24"/>
+          <w:lang w:eastAsia="it-IT"/>
+        </w:rPr>
+      </w:pPr>
+    </w:p>
+    <w:p>
+      <w:pPr>
+        <w:spacing w:after="0" w:line="330" w:lineRule="atLeast"/>
+        <w:ind w:left="708"/>
+        <w:rPr>
+          <w:rFonts w:ascii="Arial" w:eastAsia="Times New Roman" w:hAnsi="Arial" w:cs="Arial"/>
+          <w:color w:val="000000" w:themeColor="text1"/>
+          <w:sz w:val="24"/>
+          <w:szCs w:val="24"/>
+          <w:lang w:eastAsia="it-IT"/>
+        </w:rPr>
+      </w:pPr>
+    </w:p>
+    <w:p>
+      <w:pPr>
+        <w:rPr>
+          <w:rFonts w:ascii="Arial" w:eastAsia="Times New Roman" w:hAnsi="Arial" w:cs="Arial"/>
+          <w:b/>
+          <w:bCs/>
+          <w:color w:val="000000" w:themeColor="text1"/>
+          <w:sz w:val="36"/>
+          <w:szCs w:val="36"/>
+          <w:lang w:eastAsia="it-IT"/>
+        </w:rPr>
+      </w:pPr>
+      <w:r>
+        <w:rPr>
+          <w:rFonts w:ascii="Arial" w:eastAsia="Times New Roman" w:hAnsi="Arial" w:cs="Arial"/>
+          <w:b/>
+          <w:bCs/>
+          <w:color w:val="000000" w:themeColor="text1"/>
+          <w:sz w:val="36"/>
+          <w:szCs w:val="36"/>
+          <w:lang w:eastAsia="it-IT"/>
+        </w:rPr>
+        <w:br w:type="page"/>
+      </w:r>
+    </w:p>
+    <w:p>
+      <w:pPr>
+        <w:spacing w:after="0" w:line="330" w:lineRule="atLeast"/>
+        <w:jc w:val="center"/>
+        <w:rPr>
+          <w:rFonts w:ascii="Arial" w:eastAsia="Times New Roman" w:hAnsi="Arial" w:cs="Arial"/>
+          <w:b/>
+          <w:bCs/>
+          <w:color w:val="000000" w:themeColor="text1"/>
+          <w:sz w:val="36"/>
+          <w:szCs w:val="36"/>
+          <w:lang w:val="en-US" w:eastAsia="it-IT"/>
+        </w:rPr>
+      </w:pPr>
+      <w:r>
+        <w:rPr>
+          <w:rFonts w:ascii="Arial" w:eastAsia="Times New Roman" w:hAnsi="Arial" w:cs="Arial"/>
+          <w:b/>
+          <w:bCs/>
+          <w:color w:val="000000" w:themeColor="text1"/>
+          <w:sz w:val="36"/>
+          <w:szCs w:val="36"/>
+          <w:lang w:val="en-US" w:eastAsia="it-IT"/>
+        </w:rPr>
+        <w:lastRenderedPageBreak/>
+        <w:t>Test Plan</w:t>
+      </w:r>
+    </w:p>
+    <w:p>
+      <w:pPr>
+        <w:spacing w:after="0" w:line="330" w:lineRule="atLeast"/>
+        <w:rPr>
+          <w:rFonts w:ascii="Arial" w:eastAsia="Times New Roman" w:hAnsi="Arial" w:cs="Arial"/>
+          <w:b/>
+          <w:bCs/>
+          <w:color w:val="000000" w:themeColor="text1"/>
+          <w:sz w:val="28"/>
+          <w:szCs w:val="28"/>
+          <w:lang w:eastAsia="it-IT"/>
+        </w:rPr>
+      </w:pPr>
+      <w:r>
+        <w:rPr>
+          <w:rFonts w:ascii="Arial" w:eastAsia="Times New Roman" w:hAnsi="Arial" w:cs="Arial"/>
+          <w:b/>
+          <w:bCs/>
+          <w:sz w:val="28"/>
+          <w:szCs w:val="28"/>
+          <w:lang w:eastAsia="it-IT"/>
+        </w:rPr>
+        <w:t>Prim</w:t>
+      </w:r>
+      <w:r>
+        <w:rPr>
+          <w:rFonts w:ascii="Arial" w:eastAsia="Times New Roman" w:hAnsi="Arial" w:cs="Arial"/>
+          <w:b/>
+          <w:bCs/>
+          <w:sz w:val="28"/>
+          <w:szCs w:val="28"/>
+          <w:lang w:eastAsia="it-IT"/>
+        </w:rPr>
+        <w:t xml:space="preserve">i LAB </w:t>
+      </w:r>
+      <w:proofErr w:type="spellStart"/>
+      <w:r>
+        <w:rPr>
+          <w:rFonts w:ascii="Arial" w:eastAsia="Times New Roman" w:hAnsi="Arial" w:cs="Arial"/>
+          <w:b/>
+          <w:bCs/>
+          <w:sz w:val="28"/>
+          <w:szCs w:val="28"/>
+          <w:lang w:eastAsia="it-IT"/>
+        </w:rPr>
+        <w:t>Tests</w:t>
+      </w:r>
+      <w:proofErr w:type="spellEnd"/>
+    </w:p>
+    <w:p>
+      <w:pPr>
+        <w:spacing w:after="0" w:line="330" w:lineRule="atLeast"/>
+        <w:rPr>
+          <w:rFonts w:ascii="Arial" w:eastAsia="Times New Roman" w:hAnsi="Arial" w:cs="Arial"/>
+          <w:b/>
+          <w:bCs/>
+          <w:sz w:val="24"/>
+          <w:szCs w:val="24"/>
+          <w:lang w:eastAsia="it-IT"/>
+        </w:rPr>
+      </w:pPr>
+      <w:r>
+        <w:rPr>
+          <w:rFonts w:ascii="Arial" w:eastAsia="Times New Roman" w:hAnsi="Arial" w:cs="Arial"/>
+          <w:b/>
+          <w:bCs/>
+          <w:sz w:val="24"/>
+          <w:szCs w:val="24"/>
+          <w:lang w:eastAsia="it-IT"/>
+        </w:rPr>
+        <w:t>1.0</w:t>
+      </w:r>
+      <w:r>
+        <w:rPr>
+          <w:rFonts w:ascii="Arial" w:eastAsia="Times New Roman" w:hAnsi="Arial" w:cs="Arial"/>
+          <w:b/>
+          <w:bCs/>
+          <w:sz w:val="24"/>
+          <w:szCs w:val="24"/>
+          <w:lang w:eastAsia="it-IT"/>
+        </w:rPr>
+        <w:tab/>
+        <w:t>Prim</w:t>
+      </w:r>
+      <w:r>
+        <w:rPr>
+          <w:rFonts w:ascii="Arial" w:eastAsia="Times New Roman" w:hAnsi="Arial" w:cs="Arial"/>
+          <w:b/>
+          <w:bCs/>
+          <w:sz w:val="24"/>
+          <w:szCs w:val="24"/>
+          <w:lang w:eastAsia="it-IT"/>
+        </w:rPr>
+        <w:t xml:space="preserve">i LAB </w:t>
+      </w:r>
+      <w:proofErr w:type="spellStart"/>
+      <w:r>
+        <w:rPr>
+          <w:rFonts w:ascii="Arial" w:eastAsia="Times New Roman" w:hAnsi="Arial" w:cs="Arial"/>
+          <w:b/>
+          <w:bCs/>
+          <w:sz w:val="24"/>
+          <w:szCs w:val="24"/>
+          <w:lang w:eastAsia="it-IT"/>
+        </w:rPr>
+        <w:t>Tests</w:t>
+      </w:r>
+      <w:proofErr w:type="spellEnd"/>
+      <w:r>
+        <w:rPr>
+          <w:rFonts w:ascii="Arial" w:eastAsia="Times New Roman" w:hAnsi="Arial" w:cs="Arial"/>
+          <w:b/>
+          <w:bCs/>
+          <w:sz w:val="24"/>
+          <w:szCs w:val="24"/>
+          <w:lang w:eastAsia="it-IT"/>
+        </w:rPr>
+        <w:t xml:space="preserve">. </w:t>
+      </w:r>
+      <w:r>
+        <w:rPr>
+          <w:rFonts w:ascii="Arial" w:eastAsia="Times New Roman" w:hAnsi="Arial" w:cs="Arial"/>
+          <w:b/>
+          <w:bCs/>
+          <w:sz w:val="24"/>
+          <w:szCs w:val="24"/>
+          <w:lang w:eastAsia="it-IT"/>
+        </w:rPr>
+        <w:t xml:space="preserve">Comando </w:t>
+      </w:r>
+      <w:r>
+        <w:rPr>
+          <w:rFonts w:ascii="Arial" w:eastAsia="Times New Roman" w:hAnsi="Arial" w:cs="Arial"/>
+          <w:b/>
+          <w:bCs/>
+          <w:sz w:val="24"/>
+          <w:szCs w:val="24"/>
+          <w:lang w:eastAsia="it-IT"/>
+        </w:rPr>
+        <w:t xml:space="preserve">N - </w:t>
+      </w:r>
+      <w:r>
+        <w:rPr>
+          <w:rFonts w:ascii="Arial" w:eastAsia="Times New Roman" w:hAnsi="Arial" w:cs="Arial"/>
+          <w:b/>
+          <w:bCs/>
+          <w:sz w:val="24"/>
+          <w:szCs w:val="24"/>
+          <w:lang w:eastAsia="it-IT"/>
+        </w:rPr>
+        <w:t>Ritorna i numeri autorizzati</w:t>
+      </w:r>
+      <w:r>
+        <w:rPr>
+          <w:rFonts w:ascii="Arial" w:eastAsia="Times New Roman" w:hAnsi="Arial" w:cs="Arial"/>
+          <w:b/>
+          <w:bCs/>
+          <w:sz w:val="24"/>
+          <w:szCs w:val="24"/>
+          <w:lang w:eastAsia="it-IT"/>
+        </w:rPr>
+        <w:t xml:space="preserve"> </w:t>
+      </w:r>
+    </w:p>
+    <w:p>
+      <w:pPr>
+        <w:spacing w:after="0" w:line="330" w:lineRule="atLeast"/>
+        <w:ind w:firstLine="708"/>
+        <w:rPr>
+          <w:rFonts w:ascii="Arial" w:eastAsia="Times New Roman" w:hAnsi="Arial" w:cs="Arial"/>
+          <w:b/>
+          <w:bCs/>
+          <w:sz w:val="24"/>
+          <w:szCs w:val="24"/>
+          <w:lang w:eastAsia="it-IT"/>
+        </w:rPr>
+      </w:pPr>
+      <w:r>
+        <w:rPr>
+          <w:rFonts w:ascii="Arial" w:eastAsia="Times New Roman" w:hAnsi="Arial" w:cs="Arial"/>
+          <w:color w:val="000000" w:themeColor="text1"/>
+          <w:sz w:val="24"/>
+          <w:szCs w:val="24"/>
+          <w:lang w:eastAsia="it-IT"/>
+        </w:rPr>
+        <w:t xml:space="preserve">Attualmente il </w:t>
+      </w:r>
+      <w:proofErr w:type="spellStart"/>
+      <w:r>
+        <w:rPr>
+          <w:rFonts w:ascii="Arial" w:eastAsia="Times New Roman" w:hAnsi="Arial" w:cs="Arial"/>
+          <w:color w:val="000000" w:themeColor="text1"/>
+          <w:sz w:val="24"/>
+          <w:szCs w:val="24"/>
+          <w:lang w:eastAsia="it-IT"/>
+        </w:rPr>
+        <w:t>Fw</w:t>
+      </w:r>
+      <w:proofErr w:type="spellEnd"/>
+      <w:r>
+        <w:rPr>
+          <w:rFonts w:ascii="Arial" w:eastAsia="Times New Roman" w:hAnsi="Arial" w:cs="Arial"/>
+          <w:color w:val="000000" w:themeColor="text1"/>
+          <w:sz w:val="24"/>
+          <w:szCs w:val="24"/>
+          <w:lang w:eastAsia="it-IT"/>
+        </w:rPr>
+        <w:t xml:space="preserve"> </w:t>
+      </w:r>
+      <w:r>
+        <w:rPr>
+          <w:rFonts w:ascii="Arial" w:eastAsia="Times New Roman" w:hAnsi="Arial" w:cs="Arial"/>
+          <w:sz w:val="24"/>
+          <w:szCs w:val="24"/>
+          <w:lang w:eastAsia="it-IT"/>
+        </w:rPr>
+        <w:t>p</w:t>
+      </w:r>
+      <w:r>
+        <w:rPr>
+          <w:rFonts w:ascii="Arial" w:eastAsia="Times New Roman" w:hAnsi="Arial" w:cs="Arial"/>
+          <w:sz w:val="24"/>
+          <w:szCs w:val="24"/>
+          <w:lang w:eastAsia="it-IT"/>
+        </w:rPr>
+        <w:t>revede</w:t>
+      </w:r>
+      <w:r>
+        <w:rPr>
+          <w:rFonts w:ascii="Arial" w:eastAsia="Times New Roman" w:hAnsi="Arial" w:cs="Arial"/>
+          <w:sz w:val="24"/>
+          <w:szCs w:val="24"/>
+          <w:lang w:eastAsia="it-IT"/>
+        </w:rPr>
+        <w:t xml:space="preserve"> il Master già inserito nel codice</w:t>
+      </w:r>
+    </w:p>
+    <w:p>
+      <w:pPr>
+        <w:spacing w:after="0" w:line="330" w:lineRule="atLeast"/>
+        <w:rPr>
+          <w:rFonts w:ascii="Arial" w:eastAsia="Times New Roman" w:hAnsi="Arial" w:cs="Arial"/>
+          <w:b/>
+          <w:bCs/>
+          <w:color w:val="A6A6A6" w:themeColor="background1" w:themeShade="A6"/>
+          <w:sz w:val="24"/>
+          <w:szCs w:val="24"/>
+          <w:lang w:eastAsia="it-IT"/>
+        </w:rPr>
+      </w:pPr>
+      <w:r>
+        <w:rPr>
+          <w:rFonts w:ascii="Arial" w:eastAsia="Times New Roman" w:hAnsi="Arial" w:cs="Arial"/>
+          <w:b/>
+          <w:bCs/>
+          <w:color w:val="A6A6A6" w:themeColor="background1" w:themeShade="A6"/>
+          <w:sz w:val="24"/>
+          <w:szCs w:val="24"/>
+          <w:lang w:eastAsia="it-IT"/>
+        </w:rPr>
+        <w:t>1.1</w:t>
+      </w:r>
+      <w:r>
+        <w:rPr>
+          <w:rFonts w:ascii="Arial" w:eastAsia="Times New Roman" w:hAnsi="Arial" w:cs="Arial"/>
+          <w:b/>
+          <w:bCs/>
+          <w:color w:val="A6A6A6" w:themeColor="background1" w:themeShade="A6"/>
+          <w:sz w:val="24"/>
+          <w:szCs w:val="24"/>
+          <w:lang w:eastAsia="it-IT"/>
+        </w:rPr>
+        <w:tab/>
+      </w:r>
+      <w:r>
+        <w:rPr>
+          <w:rFonts w:ascii="Arial" w:eastAsia="Times New Roman" w:hAnsi="Arial" w:cs="Arial"/>
+          <w:b/>
+          <w:bCs/>
+          <w:color w:val="A6A6A6" w:themeColor="background1" w:themeShade="A6"/>
+          <w:sz w:val="24"/>
+          <w:szCs w:val="24"/>
+          <w:lang w:eastAsia="it-IT"/>
+        </w:rPr>
+        <w:t xml:space="preserve">Comando E – </w:t>
+      </w:r>
+      <w:r>
+        <w:rPr>
+          <w:rFonts w:ascii="Arial" w:eastAsia="Times New Roman" w:hAnsi="Arial" w:cs="Arial"/>
+          <w:b/>
+          <w:bCs/>
+          <w:color w:val="A6A6A6" w:themeColor="background1" w:themeShade="A6"/>
+          <w:sz w:val="24"/>
+          <w:szCs w:val="24"/>
+          <w:u w:val="single"/>
+          <w:lang w:eastAsia="it-IT"/>
+        </w:rPr>
+        <w:t>Cancella tutti i numeri</w:t>
+      </w:r>
+    </w:p>
+    <w:p>
+      <w:pPr>
+        <w:spacing w:after="0" w:line="330" w:lineRule="atLeast"/>
+        <w:rPr>
+          <w:rFonts w:ascii="Arial" w:eastAsia="Times New Roman" w:hAnsi="Arial" w:cs="Arial"/>
+          <w:b/>
+          <w:bCs/>
+          <w:sz w:val="24"/>
+          <w:szCs w:val="24"/>
+          <w:u w:val="single"/>
+          <w:lang w:eastAsia="it-IT"/>
+        </w:rPr>
+      </w:pPr>
+      <w:r>
+        <w:rPr>
+          <w:rFonts w:ascii="Arial" w:eastAsia="Times New Roman" w:hAnsi="Arial" w:cs="Arial"/>
+          <w:b/>
+          <w:bCs/>
+          <w:sz w:val="24"/>
+          <w:szCs w:val="24"/>
+          <w:lang w:eastAsia="it-IT"/>
+        </w:rPr>
+        <w:t>1</w:t>
+      </w:r>
+      <w:r>
+        <w:rPr>
+          <w:rFonts w:ascii="Arial" w:eastAsia="Times New Roman" w:hAnsi="Arial" w:cs="Arial"/>
+          <w:b/>
+          <w:bCs/>
+          <w:sz w:val="24"/>
+          <w:szCs w:val="24"/>
+          <w:lang w:eastAsia="it-IT"/>
+        </w:rPr>
+        <w:t>.</w:t>
+      </w:r>
+      <w:r>
+        <w:rPr>
+          <w:rFonts w:ascii="Arial" w:eastAsia="Times New Roman" w:hAnsi="Arial" w:cs="Arial"/>
+          <w:b/>
+          <w:bCs/>
+          <w:sz w:val="24"/>
+          <w:szCs w:val="24"/>
+          <w:lang w:eastAsia="it-IT"/>
+        </w:rPr>
+        <w:t>2</w:t>
+      </w:r>
+      <w:r>
+        <w:rPr>
+          <w:rFonts w:ascii="Arial" w:eastAsia="Times New Roman" w:hAnsi="Arial" w:cs="Arial"/>
+          <w:b/>
+          <w:bCs/>
+          <w:sz w:val="24"/>
+          <w:szCs w:val="24"/>
+          <w:lang w:eastAsia="it-IT"/>
+        </w:rPr>
+        <w:tab/>
+      </w:r>
+      <w:r>
+        <w:rPr>
+          <w:rFonts w:ascii="Arial" w:eastAsia="Times New Roman" w:hAnsi="Arial" w:cs="Arial"/>
+          <w:b/>
+          <w:bCs/>
+          <w:sz w:val="24"/>
+          <w:szCs w:val="24"/>
+          <w:lang w:eastAsia="it-IT"/>
+        </w:rPr>
+        <w:t xml:space="preserve">Comando </w:t>
       </w:r>
       <w:r>
         <w:rPr>
@@ -5231,8 +5738,9 @@
           <w:szCs w:val="24"/>
           <w:lang w:eastAsia="it-IT"/>
         </w:rPr>
-        <w:t>A</w:t>
-      </w:r>
+        <w:t>M+</w:t>
+      </w:r>
+      <w:proofErr w:type="gramStart"/>
       <w:r>
         <w:rPr>
           <w:rFonts w:ascii="Arial" w:eastAsia="Times New Roman" w:hAnsi="Arial" w:cs="Arial"/>
@@ -5245,7 +5753,266 @@
           <w:szCs w:val="24"/>
           <w:lang w:eastAsia="it-IT"/>
         </w:rPr>
+        <w:t>393334188263</w:t>
+      </w:r>
+      <w:r>
+        <w:rPr>
+          <w:rFonts w:ascii="Arial" w:eastAsia="Times New Roman" w:hAnsi="Arial" w:cs="Arial"/>
+          <w:color w:val="000000" w:themeColor="text1"/>
+          <w:sz w:val="24"/>
+          <w:szCs w:val="24"/>
+          <w:lang w:eastAsia="it-IT"/>
+        </w:rPr>
+        <w:t xml:space="preserve"> </w:t>
+      </w:r>
+      <w:r>
+        <w:rPr>
+          <w:rFonts w:ascii="Arial" w:eastAsia="Times New Roman" w:hAnsi="Arial" w:cs="Arial"/>
+          <w:b/>
+          <w:bCs/>
+          <w:sz w:val="24"/>
+          <w:szCs w:val="24"/>
+          <w:lang w:eastAsia="it-IT"/>
+        </w:rPr>
+        <w:t xml:space="preserve"> -</w:t>
+      </w:r>
+      <w:proofErr w:type="gramEnd"/>
+      <w:r>
+        <w:rPr>
+          <w:rFonts w:ascii="Arial" w:eastAsia="Times New Roman" w:hAnsi="Arial" w:cs="Arial"/>
+          <w:b/>
+          <w:bCs/>
+          <w:sz w:val="24"/>
+          <w:szCs w:val="24"/>
+          <w:lang w:eastAsia="it-IT"/>
+        </w:rPr>
+        <w:t xml:space="preserve"> </w:t>
+      </w:r>
+      <w:r>
+        <w:rPr>
+          <w:rFonts w:ascii="Arial" w:eastAsia="Times New Roman" w:hAnsi="Arial" w:cs="Arial"/>
+          <w:b/>
+          <w:bCs/>
+          <w:sz w:val="24"/>
+          <w:szCs w:val="24"/>
+          <w:u w:val="single"/>
+          <w:lang w:eastAsia="it-IT"/>
+        </w:rPr>
+        <w:t>Imposta il numero Master</w:t>
+      </w:r>
+    </w:p>
+    <w:p>
+      <w:pPr>
+        <w:spacing w:after="0" w:line="330" w:lineRule="atLeast"/>
+        <w:rPr>
+          <w:rFonts w:ascii="Arial" w:eastAsia="Times New Roman" w:hAnsi="Arial" w:cs="Arial"/>
+          <w:b/>
+          <w:bCs/>
+          <w:sz w:val="24"/>
+          <w:szCs w:val="24"/>
+          <w:lang w:eastAsia="it-IT"/>
+        </w:rPr>
+      </w:pPr>
+      <w:r>
+        <w:rPr>
+          <w:rFonts w:ascii="Arial" w:eastAsia="Times New Roman" w:hAnsi="Arial" w:cs="Arial"/>
+          <w:b/>
+          <w:bCs/>
+          <w:sz w:val="24"/>
+          <w:szCs w:val="24"/>
+          <w:lang w:eastAsia="it-IT"/>
+        </w:rPr>
+        <w:t>1.</w:t>
+      </w:r>
+      <w:r>
+        <w:rPr>
+          <w:rFonts w:ascii="Arial" w:eastAsia="Times New Roman" w:hAnsi="Arial" w:cs="Arial"/>
+          <w:b/>
+          <w:bCs/>
+          <w:sz w:val="24"/>
+          <w:szCs w:val="24"/>
+          <w:lang w:eastAsia="it-IT"/>
+        </w:rPr>
         <w:t>3</w:t>
+      </w:r>
+      <w:r>
+        <w:rPr>
+          <w:rFonts w:ascii="Arial" w:eastAsia="Times New Roman" w:hAnsi="Arial" w:cs="Arial"/>
+          <w:b/>
+          <w:bCs/>
+          <w:sz w:val="24"/>
+          <w:szCs w:val="24"/>
+          <w:lang w:eastAsia="it-IT"/>
+        </w:rPr>
+        <w:tab/>
+      </w:r>
+      <w:r>
+        <w:rPr>
+          <w:rFonts w:ascii="Arial" w:eastAsia="Times New Roman" w:hAnsi="Arial" w:cs="Arial"/>
+          <w:b/>
+          <w:bCs/>
+          <w:sz w:val="24"/>
+          <w:szCs w:val="24"/>
+          <w:lang w:eastAsia="it-IT"/>
+        </w:rPr>
+        <w:t xml:space="preserve">Comando </w:t>
+      </w:r>
+      <w:r>
+        <w:rPr>
+          <w:rFonts w:ascii="Arial" w:eastAsia="Times New Roman" w:hAnsi="Arial" w:cs="Arial"/>
+          <w:b/>
+          <w:bCs/>
+          <w:sz w:val="24"/>
+          <w:szCs w:val="24"/>
+          <w:lang w:eastAsia="it-IT"/>
+        </w:rPr>
+        <w:t xml:space="preserve">N - </w:t>
+      </w:r>
+      <w:r>
+        <w:rPr>
+          <w:rFonts w:ascii="Arial" w:eastAsia="Times New Roman" w:hAnsi="Arial" w:cs="Arial"/>
+          <w:b/>
+          <w:bCs/>
+          <w:sz w:val="24"/>
+          <w:szCs w:val="24"/>
+          <w:lang w:eastAsia="it-IT"/>
+        </w:rPr>
+        <w:t>Ritorna i numeri autorizzati</w:t>
+      </w:r>
+    </w:p>
+    <w:p>
+      <w:pPr>
+        <w:spacing w:after="0" w:line="330" w:lineRule="atLeast"/>
+        <w:rPr>
+          <w:rFonts w:ascii="Arial" w:eastAsia="Times New Roman" w:hAnsi="Arial" w:cs="Arial"/>
+          <w:sz w:val="24"/>
+          <w:szCs w:val="24"/>
+          <w:lang w:eastAsia="it-IT"/>
+        </w:rPr>
+      </w:pPr>
+      <w:r>
+        <w:rPr>
+          <w:rFonts w:ascii="Arial" w:eastAsia="Times New Roman" w:hAnsi="Arial" w:cs="Arial"/>
+          <w:b/>
+          <w:bCs/>
+          <w:sz w:val="24"/>
+          <w:szCs w:val="24"/>
+          <w:lang w:eastAsia="it-IT"/>
+        </w:rPr>
+        <w:tab/>
+      </w:r>
+      <w:r>
+        <w:rPr>
+          <w:rFonts w:ascii="Arial" w:eastAsia="Times New Roman" w:hAnsi="Arial" w:cs="Arial"/>
+          <w:sz w:val="24"/>
+          <w:szCs w:val="24"/>
+          <w:lang w:eastAsia="it-IT"/>
+        </w:rPr>
+        <w:t>Presente solo il MASTER</w:t>
+      </w:r>
+    </w:p>
+    <w:p>
+      <w:pPr>
+        <w:spacing w:after="0" w:line="330" w:lineRule="atLeast"/>
+        <w:rPr>
+          <w:rFonts w:ascii="Arial" w:eastAsia="Times New Roman" w:hAnsi="Arial" w:cs="Arial"/>
+          <w:sz w:val="24"/>
+          <w:szCs w:val="24"/>
+          <w:lang w:eastAsia="it-IT"/>
+        </w:rPr>
+      </w:pPr>
+    </w:p>
+    <w:p>
+      <w:pPr>
+        <w:spacing w:after="0" w:line="330" w:lineRule="atLeast"/>
+        <w:rPr>
+          <w:rFonts w:ascii="Arial" w:eastAsia="Times New Roman" w:hAnsi="Arial" w:cs="Arial"/>
+          <w:b/>
+          <w:bCs/>
+          <w:color w:val="A6A6A6" w:themeColor="background1" w:themeShade="A6"/>
+          <w:sz w:val="28"/>
+          <w:szCs w:val="28"/>
+          <w:lang w:eastAsia="it-IT"/>
+        </w:rPr>
+      </w:pPr>
+      <w:r>
+        <w:rPr>
+          <w:rFonts w:ascii="Arial" w:eastAsia="Times New Roman" w:hAnsi="Arial" w:cs="Arial"/>
+          <w:b/>
+          <w:bCs/>
+          <w:sz w:val="28"/>
+          <w:szCs w:val="28"/>
+          <w:lang w:eastAsia="it-IT"/>
+        </w:rPr>
+        <w:t>Da c</w:t>
+      </w:r>
+      <w:r>
+        <w:rPr>
+          <w:rFonts w:ascii="Arial" w:eastAsia="Times New Roman" w:hAnsi="Arial" w:cs="Arial"/>
+          <w:b/>
+          <w:bCs/>
+          <w:sz w:val="28"/>
+          <w:szCs w:val="28"/>
+          <w:lang w:eastAsia="it-IT"/>
+        </w:rPr>
+        <w:t xml:space="preserve">ondizione di fabbrica </w:t>
+      </w:r>
+    </w:p>
+    <w:p>
+      <w:pPr>
+        <w:spacing w:after="0" w:line="330" w:lineRule="atLeast"/>
+        <w:rPr>
+          <w:rFonts w:ascii="Arial" w:eastAsia="Times New Roman" w:hAnsi="Arial" w:cs="Arial"/>
+          <w:b/>
+          <w:bCs/>
+          <w:sz w:val="24"/>
+          <w:szCs w:val="24"/>
+          <w:lang w:eastAsia="it-IT"/>
+        </w:rPr>
+      </w:pPr>
+      <w:r>
+        <w:rPr>
+          <w:rFonts w:ascii="Arial" w:eastAsia="Times New Roman" w:hAnsi="Arial" w:cs="Arial"/>
+          <w:b/>
+          <w:bCs/>
+          <w:sz w:val="24"/>
+          <w:szCs w:val="24"/>
+          <w:lang w:eastAsia="it-IT"/>
+        </w:rPr>
+        <w:t>2</w:t>
+      </w:r>
+      <w:r>
+        <w:rPr>
+          <w:rFonts w:ascii="Arial" w:eastAsia="Times New Roman" w:hAnsi="Arial" w:cs="Arial"/>
+          <w:b/>
+          <w:bCs/>
+          <w:sz w:val="24"/>
+          <w:szCs w:val="24"/>
+          <w:lang w:eastAsia="it-IT"/>
+        </w:rPr>
+        <w:t>.0</w:t>
+      </w:r>
+      <w:r>
+        <w:rPr>
+          <w:rFonts w:ascii="Arial" w:eastAsia="Times New Roman" w:hAnsi="Arial" w:cs="Arial"/>
+          <w:b/>
+          <w:bCs/>
+          <w:sz w:val="24"/>
+          <w:szCs w:val="24"/>
+          <w:lang w:eastAsia="it-IT"/>
+        </w:rPr>
+        <w:tab/>
+      </w:r>
+      <w:r>
+        <w:rPr>
+          <w:rFonts w:ascii="Arial" w:eastAsia="Times New Roman" w:hAnsi="Arial" w:cs="Arial"/>
+          <w:b/>
+          <w:bCs/>
+          <w:sz w:val="24"/>
+          <w:szCs w:val="24"/>
+          <w:lang w:eastAsia="it-IT"/>
+        </w:rPr>
+        <w:t xml:space="preserve">Comando </w:t>
       </w:r>
       <w:r>
         <w:rPr>
@@ -5259,415 +6026,9 @@
           <w:szCs w:val="24"/>
           <w:lang w:eastAsia="it-IT"/>
         </w:rPr>
-        <w:t>+393334188263</w:t>
-      </w:r>
-    </w:p>
-    <w:p>
-      <w:pPr>
-        <w:spacing w:after="0" w:line="330" w:lineRule="atLeast"/>
-        <w:rPr>
-          <w:rFonts w:ascii="Arial" w:eastAsia="Times New Roman" w:hAnsi="Arial" w:cs="Arial"/>
-          <w:b/>
-          <w:bCs/>
-          <w:sz w:val="24"/>
-          <w:szCs w:val="24"/>
-          <w:lang w:eastAsia="it-IT"/>
-        </w:rPr>
-      </w:pPr>
-    </w:p>
-    <w:p>
-      <w:pPr>
-        <w:spacing w:after="0" w:line="330" w:lineRule="atLeast"/>
-        <w:rPr>
-          <w:rFonts w:ascii="Arial" w:eastAsia="Times New Roman" w:hAnsi="Arial" w:cs="Arial"/>
-          <w:color w:val="000000" w:themeColor="text1"/>
-          <w:sz w:val="24"/>
-          <w:szCs w:val="24"/>
-          <w:lang w:eastAsia="it-IT"/>
-        </w:rPr>
-      </w:pPr>
-      <w:r>
-        <w:rPr>
-          <w:rFonts w:ascii="Arial" w:eastAsia="Times New Roman" w:hAnsi="Arial" w:cs="Arial"/>
-          <w:b/>
-          <w:bCs/>
-          <w:sz w:val="24"/>
-          <w:szCs w:val="24"/>
-          <w:lang w:eastAsia="it-IT"/>
-        </w:rPr>
-        <w:t xml:space="preserve">Comando </w:t>
-      </w:r>
-      <w:r>
-        <w:rPr>
-          <w:rFonts w:ascii="Arial" w:eastAsia="Times New Roman" w:hAnsi="Arial" w:cs="Arial"/>
-          <w:b/>
-          <w:bCs/>
-          <w:sz w:val="24"/>
-          <w:szCs w:val="24"/>
-          <w:lang w:eastAsia="it-IT"/>
-        </w:rPr>
-        <w:t>N</w:t>
-      </w:r>
-      <w:r>
-        <w:rPr>
-          <w:rFonts w:ascii="Arial" w:eastAsia="Times New Roman" w:hAnsi="Arial" w:cs="Arial"/>
-          <w:b/>
-          <w:bCs/>
-          <w:sz w:val="24"/>
-          <w:szCs w:val="24"/>
-          <w:lang w:eastAsia="it-IT"/>
-        </w:rPr>
-        <w:t xml:space="preserve"> - </w:t>
-      </w:r>
-      <w:r>
-        <w:rPr>
-          <w:rFonts w:ascii="Arial" w:eastAsia="Times New Roman" w:hAnsi="Arial" w:cs="Arial"/>
-          <w:b/>
-          <w:bCs/>
-          <w:sz w:val="24"/>
-          <w:szCs w:val="24"/>
-          <w:lang w:eastAsia="it-IT"/>
-        </w:rPr>
-        <w:t>Ritorna i numeri autorizzati</w:t>
-      </w:r>
-    </w:p>
-    <w:p>
-      <w:pPr>
-        <w:spacing w:after="0" w:line="330" w:lineRule="atLeast"/>
-        <w:rPr>
-          <w:rFonts w:ascii="Arial" w:eastAsia="Times New Roman" w:hAnsi="Arial" w:cs="Arial"/>
-          <w:b/>
-          <w:bCs/>
-          <w:sz w:val="24"/>
-          <w:szCs w:val="24"/>
-          <w:lang w:eastAsia="it-IT"/>
-        </w:rPr>
-      </w:pPr>
-      <w:r>
-        <w:rPr>
-          <w:rFonts w:ascii="Arial" w:hAnsi="Arial" w:cs="Arial"/>
-        </w:rPr>
-        <w:t>Da numero Master, i</w:t>
-      </w:r>
-      <w:r>
-        <w:rPr>
-          <w:rFonts w:ascii="Arial" w:hAnsi="Arial" w:cs="Arial"/>
-        </w:rPr>
-        <w:t>nvia</w:t>
-      </w:r>
-      <w:r>
-        <w:rPr>
-          <w:rFonts w:ascii="Arial" w:hAnsi="Arial" w:cs="Arial"/>
-        </w:rPr>
-        <w:t xml:space="preserve">re </w:t>
-      </w:r>
-      <w:r>
-        <w:rPr>
-          <w:rFonts w:ascii="Arial" w:hAnsi="Arial" w:cs="Arial"/>
-        </w:rPr>
-        <w:t xml:space="preserve">il Comando </w:t>
-      </w:r>
-      <w:r>
-        <w:rPr>
-          <w:rFonts w:ascii="Arial" w:eastAsia="Times New Roman" w:hAnsi="Arial" w:cs="Arial"/>
-          <w:color w:val="000000" w:themeColor="text1"/>
-          <w:sz w:val="24"/>
-          <w:szCs w:val="24"/>
-          <w:lang w:eastAsia="it-IT"/>
-        </w:rPr>
-        <w:t>–</w:t>
-      </w:r>
-      <w:r>
-        <w:rPr>
-          <w:rFonts w:ascii="Arial" w:eastAsia="Times New Roman" w:hAnsi="Arial" w:cs="Arial"/>
-          <w:color w:val="000000" w:themeColor="text1"/>
-          <w:sz w:val="24"/>
-          <w:szCs w:val="24"/>
-          <w:lang w:eastAsia="it-IT"/>
-        </w:rPr>
-        <w:t xml:space="preserve"> </w:t>
-      </w:r>
-      <w:r>
-        <w:rPr>
-          <w:rFonts w:ascii="Arial" w:eastAsia="Times New Roman" w:hAnsi="Arial" w:cs="Arial"/>
-          <w:b/>
-          <w:bCs/>
-          <w:color w:val="000000" w:themeColor="text1"/>
-          <w:sz w:val="24"/>
-          <w:szCs w:val="24"/>
-          <w:lang w:eastAsia="it-IT"/>
-        </w:rPr>
-        <w:t>N</w:t>
-      </w:r>
-    </w:p>
-    <w:p>
-      <w:pPr>
-        <w:spacing w:after="0" w:line="330" w:lineRule="atLeast"/>
-        <w:rPr>
-          <w:rFonts w:ascii="Arial" w:eastAsia="Times New Roman" w:hAnsi="Arial" w:cs="Arial"/>
-          <w:b/>
-          <w:bCs/>
-          <w:sz w:val="24"/>
-          <w:szCs w:val="24"/>
-          <w:lang w:eastAsia="it-IT"/>
-        </w:rPr>
-      </w:pPr>
-    </w:p>
-    <w:p>
-      <w:pPr>
-        <w:spacing w:after="0" w:line="330" w:lineRule="atLeast"/>
-        <w:rPr>
-          <w:rFonts w:ascii="Arial" w:eastAsia="Times New Roman" w:hAnsi="Arial" w:cs="Arial"/>
-          <w:b/>
-          <w:bCs/>
-          <w:color w:val="A6A6A6" w:themeColor="background1" w:themeShade="A6"/>
-          <w:sz w:val="24"/>
-          <w:szCs w:val="24"/>
-          <w:lang w:eastAsia="it-IT"/>
-        </w:rPr>
-      </w:pPr>
-      <w:r>
-        <w:rPr>
-          <w:rFonts w:ascii="Arial" w:eastAsia="Times New Roman" w:hAnsi="Arial" w:cs="Arial"/>
-          <w:b/>
-          <w:bCs/>
-          <w:color w:val="A6A6A6" w:themeColor="background1" w:themeShade="A6"/>
-          <w:sz w:val="24"/>
-          <w:szCs w:val="24"/>
-          <w:lang w:eastAsia="it-IT"/>
-        </w:rPr>
-        <w:t xml:space="preserve">Comando </w:t>
-      </w:r>
-      <w:r>
-        <w:rPr>
-          <w:rFonts w:ascii="Arial" w:eastAsia="Times New Roman" w:hAnsi="Arial" w:cs="Arial"/>
-          <w:b/>
-          <w:bCs/>
-          <w:color w:val="A6A6A6" w:themeColor="background1" w:themeShade="A6"/>
-          <w:sz w:val="24"/>
-          <w:szCs w:val="24"/>
-          <w:lang w:eastAsia="it-IT"/>
-        </w:rPr>
-        <w:t>E</w:t>
-      </w:r>
-      <w:r>
-        <w:rPr>
-          <w:rFonts w:ascii="Arial" w:eastAsia="Times New Roman" w:hAnsi="Arial" w:cs="Arial"/>
-          <w:b/>
-          <w:bCs/>
-          <w:color w:val="A6A6A6" w:themeColor="background1" w:themeShade="A6"/>
-          <w:sz w:val="24"/>
-          <w:szCs w:val="24"/>
-          <w:lang w:eastAsia="it-IT"/>
-        </w:rPr>
-        <w:t xml:space="preserve"> – Cancella tutti i numeri</w:t>
-      </w:r>
-    </w:p>
-    <w:p>
-      <w:pPr>
-        <w:spacing w:after="0" w:line="330" w:lineRule="atLeast"/>
-        <w:rPr>
-          <w:rFonts w:ascii="Arial" w:eastAsia="Times New Roman" w:hAnsi="Arial" w:cs="Arial"/>
-          <w:color w:val="A6A6A6" w:themeColor="background1" w:themeShade="A6"/>
-          <w:sz w:val="24"/>
-          <w:szCs w:val="24"/>
-          <w:u w:val="single"/>
-          <w:lang w:eastAsia="it-IT"/>
-        </w:rPr>
-      </w:pPr>
-      <w:r>
-        <w:rPr>
-          <w:rFonts w:ascii="Arial" w:hAnsi="Arial" w:cs="Arial"/>
-          <w:color w:val="A6A6A6" w:themeColor="background1" w:themeShade="A6"/>
-        </w:rPr>
-        <w:t xml:space="preserve">Da </w:t>
-      </w:r>
-      <w:r>
-        <w:rPr>
-          <w:rFonts w:ascii="Arial" w:hAnsi="Arial" w:cs="Arial"/>
-          <w:color w:val="A6A6A6" w:themeColor="background1" w:themeShade="A6"/>
-        </w:rPr>
-        <w:t xml:space="preserve">qualsiasi </w:t>
-      </w:r>
-      <w:r>
-        <w:rPr>
-          <w:rFonts w:ascii="Arial" w:hAnsi="Arial" w:cs="Arial"/>
-          <w:color w:val="A6A6A6" w:themeColor="background1" w:themeShade="A6"/>
-        </w:rPr>
-        <w:t xml:space="preserve">numero, inviare il Comando </w:t>
-      </w:r>
-      <w:r>
-        <w:rPr>
-          <w:rFonts w:ascii="Arial" w:eastAsia="Times New Roman" w:hAnsi="Arial" w:cs="Arial"/>
-          <w:color w:val="A6A6A6" w:themeColor="background1" w:themeShade="A6"/>
-          <w:sz w:val="24"/>
-          <w:szCs w:val="24"/>
-          <w:lang w:eastAsia="it-IT"/>
-        </w:rPr>
-        <w:t>–</w:t>
-      </w:r>
-      <w:r>
-        <w:rPr>
-          <w:rFonts w:ascii="Arial" w:eastAsia="Times New Roman" w:hAnsi="Arial" w:cs="Arial"/>
-          <w:color w:val="A6A6A6" w:themeColor="background1" w:themeShade="A6"/>
-          <w:sz w:val="24"/>
-          <w:szCs w:val="24"/>
-          <w:lang w:eastAsia="it-IT"/>
-        </w:rPr>
-        <w:t xml:space="preserve"> </w:t>
-      </w:r>
-      <w:r>
-        <w:rPr>
-          <w:rFonts w:ascii="Arial" w:eastAsia="Times New Roman" w:hAnsi="Arial" w:cs="Arial"/>
-          <w:b/>
-          <w:bCs/>
-          <w:color w:val="A6A6A6" w:themeColor="background1" w:themeShade="A6"/>
-          <w:sz w:val="24"/>
-          <w:szCs w:val="24"/>
-          <w:lang w:eastAsia="it-IT"/>
-        </w:rPr>
-        <w:t>E</w:t>
-      </w:r>
-    </w:p>
-    <w:p>
-      <w:pPr>
-        <w:spacing w:after="0" w:line="330" w:lineRule="atLeast"/>
-        <w:rPr>
-          <w:rFonts w:ascii="Arial" w:eastAsia="Times New Roman" w:hAnsi="Arial" w:cs="Arial"/>
-          <w:color w:val="A6A6A6" w:themeColor="background1" w:themeShade="A6"/>
-          <w:sz w:val="24"/>
-          <w:szCs w:val="24"/>
-          <w:lang w:eastAsia="it-IT"/>
-        </w:rPr>
-      </w:pPr>
-      <w:r>
-        <w:rPr>
-          <w:rFonts w:ascii="Arial" w:eastAsia="Times New Roman" w:hAnsi="Arial" w:cs="Arial"/>
-          <w:color w:val="A6A6A6" w:themeColor="background1" w:themeShade="A6"/>
-          <w:sz w:val="24"/>
-          <w:szCs w:val="24"/>
-          <w:lang w:eastAsia="it-IT"/>
-        </w:rPr>
-        <w:t>COMANDO NON DOCUMENTATO</w:t>
-      </w:r>
-    </w:p>
-    <w:p>
-      <w:pPr>
-        <w:spacing w:after="0" w:line="330" w:lineRule="atLeast"/>
-        <w:rPr>
-          <w:rFonts w:ascii="Arial" w:eastAsia="Times New Roman" w:hAnsi="Arial" w:cs="Arial"/>
-          <w:b/>
-          <w:bCs/>
-          <w:sz w:val="24"/>
-          <w:szCs w:val="24"/>
-          <w:lang w:eastAsia="it-IT"/>
-        </w:rPr>
-      </w:pPr>
-    </w:p>
-    <w:p>
-      <w:pPr>
-        <w:spacing w:after="0" w:line="330" w:lineRule="atLeast"/>
-        <w:rPr>
-          <w:rFonts w:ascii="Arial" w:eastAsia="Times New Roman" w:hAnsi="Arial" w:cs="Arial"/>
-          <w:b/>
-          <w:bCs/>
-          <w:sz w:val="24"/>
-          <w:szCs w:val="24"/>
-          <w:lang w:eastAsia="it-IT"/>
-        </w:rPr>
-      </w:pPr>
-      <w:r>
-        <w:rPr>
-          <w:rFonts w:ascii="Arial" w:eastAsia="Times New Roman" w:hAnsi="Arial" w:cs="Arial"/>
-          <w:b/>
-          <w:bCs/>
-          <w:sz w:val="24"/>
-          <w:szCs w:val="24"/>
-          <w:lang w:eastAsia="it-IT"/>
-        </w:rPr>
-        <w:t xml:space="preserve">Comando </w:t>
-      </w:r>
-      <w:r>
-        <w:rPr>
-          <w:rFonts w:ascii="Arial" w:eastAsia="Times New Roman" w:hAnsi="Arial" w:cs="Arial"/>
-          <w:b/>
-          <w:bCs/>
-          <w:sz w:val="24"/>
-          <w:szCs w:val="24"/>
-          <w:lang w:eastAsia="it-IT"/>
-        </w:rPr>
-        <w:t>S</w:t>
-      </w:r>
-      <w:r>
-        <w:rPr>
-          <w:rFonts w:ascii="Arial" w:eastAsia="Times New Roman" w:hAnsi="Arial" w:cs="Arial"/>
-          <w:b/>
-          <w:bCs/>
-          <w:sz w:val="24"/>
-          <w:szCs w:val="24"/>
-          <w:lang w:eastAsia="it-IT"/>
-        </w:rPr>
-        <w:t xml:space="preserve"> – Status, monitor Tensione</w:t>
-      </w:r>
-    </w:p>
-    <w:p>
-      <w:pPr>
-        <w:spacing w:after="0" w:line="330" w:lineRule="atLeast"/>
-        <w:ind w:left="708"/>
-        <w:rPr>
-          <w:rFonts w:ascii="Arial" w:eastAsia="Times New Roman" w:hAnsi="Arial" w:cs="Arial"/>
-          <w:color w:val="000000" w:themeColor="text1"/>
-          <w:sz w:val="24"/>
-          <w:szCs w:val="24"/>
-          <w:lang w:eastAsia="it-IT"/>
-        </w:rPr>
-      </w:pPr>
-      <w:r>
-        <w:rPr>
-          <w:rFonts w:ascii="Arial" w:hAnsi="Arial" w:cs="Arial"/>
-        </w:rPr>
-        <w:t>Da numero Master</w:t>
-      </w:r>
-      <w:r>
-        <w:rPr>
-          <w:rFonts w:ascii="Arial" w:hAnsi="Arial" w:cs="Arial"/>
-        </w:rPr>
-        <w:t xml:space="preserve"> o Aus</w:t>
-      </w:r>
-      <w:r>
-        <w:rPr>
-          <w:rFonts w:ascii="Arial" w:hAnsi="Arial" w:cs="Arial"/>
-        </w:rPr>
-        <w:t>i</w:t>
-      </w:r>
-      <w:r>
-        <w:rPr>
-          <w:rFonts w:ascii="Arial" w:hAnsi="Arial" w:cs="Arial"/>
-        </w:rPr>
-        <w:t>liario</w:t>
-      </w:r>
-      <w:r>
-        <w:rPr>
-          <w:rFonts w:ascii="Arial" w:hAnsi="Arial" w:cs="Arial"/>
-        </w:rPr>
-        <w:t>, i</w:t>
-      </w:r>
-      <w:r>
-        <w:rPr>
-          <w:rFonts w:ascii="Arial" w:hAnsi="Arial" w:cs="Arial"/>
-        </w:rPr>
-        <w:t xml:space="preserve">nviare il Comando </w:t>
-      </w:r>
-      <w:r>
-        <w:rPr>
-          <w:rFonts w:ascii="Arial" w:eastAsia="Times New Roman" w:hAnsi="Arial" w:cs="Arial"/>
-          <w:color w:val="000000" w:themeColor="text1"/>
-          <w:sz w:val="24"/>
-          <w:szCs w:val="24"/>
-          <w:lang w:eastAsia="it-IT"/>
-        </w:rPr>
-        <w:t xml:space="preserve">- </w:t>
-      </w:r>
+        <w:t>M+</w:t>
+      </w:r>
+      <w:proofErr w:type="gramStart"/>
       <w:r>
         <w:rPr>
           <w:rFonts w:ascii="Arial" w:eastAsia="Times New Roman" w:hAnsi="Arial" w:cs="Arial"/>
@@ -5680,28 +6041,6473 @@
           <w:szCs w:val="24"/>
           <w:lang w:eastAsia="it-IT"/>
         </w:rPr>
+        <w:t>393334188263</w:t>
+      </w:r>
+      <w:r>
+        <w:rPr>
+          <w:rFonts w:ascii="Arial" w:eastAsia="Times New Roman" w:hAnsi="Arial" w:cs="Arial"/>
+          <w:color w:val="000000" w:themeColor="text1"/>
+          <w:sz w:val="24"/>
+          <w:szCs w:val="24"/>
+          <w:lang w:eastAsia="it-IT"/>
+        </w:rPr>
+        <w:t xml:space="preserve"> </w:t>
+      </w:r>
+      <w:r>
+        <w:rPr>
+          <w:rFonts w:ascii="Arial" w:eastAsia="Times New Roman" w:hAnsi="Arial" w:cs="Arial"/>
+          <w:b/>
+          <w:bCs/>
+          <w:sz w:val="24"/>
+          <w:szCs w:val="24"/>
+          <w:lang w:eastAsia="it-IT"/>
+        </w:rPr>
+        <w:t xml:space="preserve"> -</w:t>
+      </w:r>
+      <w:proofErr w:type="gramEnd"/>
+      <w:r>
+        <w:rPr>
+          <w:rFonts w:ascii="Arial" w:eastAsia="Times New Roman" w:hAnsi="Arial" w:cs="Arial"/>
+          <w:b/>
+          <w:bCs/>
+          <w:sz w:val="24"/>
+          <w:szCs w:val="24"/>
+          <w:lang w:eastAsia="it-IT"/>
+        </w:rPr>
+        <w:t xml:space="preserve"> </w:t>
+      </w:r>
+      <w:r>
+        <w:rPr>
+          <w:rFonts w:ascii="Arial" w:eastAsia="Times New Roman" w:hAnsi="Arial" w:cs="Arial"/>
+          <w:b/>
+          <w:bCs/>
+          <w:sz w:val="24"/>
+          <w:szCs w:val="24"/>
+          <w:u w:val="single"/>
+          <w:lang w:eastAsia="it-IT"/>
+        </w:rPr>
+        <w:t>Imposta il numero Master</w:t>
+      </w:r>
+      <w:r>
+        <w:rPr>
+          <w:rFonts w:ascii="Arial" w:eastAsia="Times New Roman" w:hAnsi="Arial" w:cs="Arial"/>
+          <w:b/>
+          <w:bCs/>
+          <w:sz w:val="24"/>
+          <w:szCs w:val="24"/>
+          <w:lang w:eastAsia="it-IT"/>
+        </w:rPr>
+        <w:t xml:space="preserve"> </w:t>
+      </w:r>
+    </w:p>
+    <w:p>
+      <w:pPr>
+        <w:spacing w:after="0" w:line="330" w:lineRule="atLeast"/>
+        <w:rPr>
+          <w:rFonts w:ascii="Arial" w:eastAsia="Times New Roman" w:hAnsi="Arial" w:cs="Arial"/>
+          <w:sz w:val="24"/>
+          <w:szCs w:val="24"/>
+          <w:lang w:eastAsia="it-IT"/>
+        </w:rPr>
+      </w:pPr>
+      <w:r>
+        <w:rPr>
+          <w:rFonts w:ascii="Arial" w:eastAsia="Times New Roman" w:hAnsi="Arial" w:cs="Arial"/>
+          <w:b/>
+          <w:bCs/>
+          <w:sz w:val="24"/>
+          <w:szCs w:val="24"/>
+          <w:lang w:eastAsia="it-IT"/>
+        </w:rPr>
+        <w:tab/>
+      </w:r>
+      <w:r>
+        <w:rPr>
+          <w:rFonts w:ascii="Arial" w:eastAsia="Times New Roman" w:hAnsi="Arial" w:cs="Arial"/>
+          <w:sz w:val="24"/>
+          <w:szCs w:val="24"/>
+          <w:lang w:eastAsia="it-IT"/>
+        </w:rPr>
+        <w:t>Inserisce</w:t>
+      </w:r>
+      <w:r>
+        <w:rPr>
+          <w:rFonts w:ascii="Arial" w:eastAsia="Times New Roman" w:hAnsi="Arial" w:cs="Arial"/>
+          <w:sz w:val="24"/>
+          <w:szCs w:val="24"/>
+          <w:lang w:eastAsia="it-IT"/>
+        </w:rPr>
+        <w:t xml:space="preserve"> solo il MASTER</w:t>
+      </w:r>
+    </w:p>
+    <w:p>
+      <w:pPr>
+        <w:spacing w:after="0" w:line="330" w:lineRule="atLeast"/>
+        <w:rPr>
+          <w:rFonts w:ascii="Arial" w:eastAsia="Times New Roman" w:hAnsi="Arial" w:cs="Arial"/>
+          <w:b/>
+          <w:bCs/>
+          <w:sz w:val="24"/>
+          <w:szCs w:val="24"/>
+          <w:lang w:eastAsia="it-IT"/>
+        </w:rPr>
+      </w:pPr>
+      <w:r>
+        <w:rPr>
+          <w:rFonts w:ascii="Arial" w:eastAsia="Times New Roman" w:hAnsi="Arial" w:cs="Arial"/>
+          <w:b/>
+          <w:bCs/>
+          <w:sz w:val="24"/>
+          <w:szCs w:val="24"/>
+          <w:lang w:eastAsia="it-IT"/>
+        </w:rPr>
+        <w:t>2</w:t>
+      </w:r>
+      <w:r>
+        <w:rPr>
+          <w:rFonts w:ascii="Arial" w:eastAsia="Times New Roman" w:hAnsi="Arial" w:cs="Arial"/>
+          <w:b/>
+          <w:bCs/>
+          <w:sz w:val="24"/>
+          <w:szCs w:val="24"/>
+          <w:lang w:eastAsia="it-IT"/>
+        </w:rPr>
+        <w:t>.</w:t>
+      </w:r>
+      <w:r>
+        <w:rPr>
+          <w:rFonts w:ascii="Arial" w:eastAsia="Times New Roman" w:hAnsi="Arial" w:cs="Arial"/>
+          <w:b/>
+          <w:bCs/>
+          <w:sz w:val="24"/>
+          <w:szCs w:val="24"/>
+          <w:lang w:eastAsia="it-IT"/>
+        </w:rPr>
+        <w:t>1</w:t>
+      </w:r>
+      <w:r>
+        <w:rPr>
+          <w:rFonts w:ascii="Arial" w:eastAsia="Times New Roman" w:hAnsi="Arial" w:cs="Arial"/>
+          <w:b/>
+          <w:bCs/>
+          <w:sz w:val="24"/>
+          <w:szCs w:val="24"/>
+          <w:lang w:eastAsia="it-IT"/>
+        </w:rPr>
+        <w:tab/>
+      </w:r>
+      <w:r>
+        <w:rPr>
+          <w:rFonts w:ascii="Arial" w:eastAsia="Times New Roman" w:hAnsi="Arial" w:cs="Arial"/>
+          <w:b/>
+          <w:bCs/>
+          <w:sz w:val="24"/>
+          <w:szCs w:val="24"/>
+          <w:lang w:eastAsia="it-IT"/>
+        </w:rPr>
+        <w:t xml:space="preserve">Comando </w:t>
+      </w:r>
+      <w:r>
+        <w:rPr>
+          <w:rFonts w:ascii="Arial" w:eastAsia="Times New Roman" w:hAnsi="Arial" w:cs="Arial"/>
+          <w:b/>
+          <w:bCs/>
+          <w:sz w:val="24"/>
+          <w:szCs w:val="24"/>
+          <w:lang w:eastAsia="it-IT"/>
+        </w:rPr>
+        <w:t xml:space="preserve">N - </w:t>
+      </w:r>
+      <w:r>
+        <w:rPr>
+          <w:rFonts w:ascii="Arial" w:eastAsia="Times New Roman" w:hAnsi="Arial" w:cs="Arial"/>
+          <w:b/>
+          <w:bCs/>
+          <w:sz w:val="24"/>
+          <w:szCs w:val="24"/>
+          <w:lang w:eastAsia="it-IT"/>
+        </w:rPr>
+        <w:t>Ritorna i numeri autorizzati</w:t>
+      </w:r>
+    </w:p>
+    <w:p>
+      <w:pPr>
+        <w:spacing w:after="0" w:line="330" w:lineRule="atLeast"/>
+        <w:rPr>
+          <w:rFonts w:ascii="Arial" w:eastAsia="Times New Roman" w:hAnsi="Arial" w:cs="Arial"/>
+          <w:sz w:val="24"/>
+          <w:szCs w:val="24"/>
+          <w:lang w:eastAsia="it-IT"/>
+        </w:rPr>
+      </w:pPr>
+      <w:r>
+        <w:rPr>
+          <w:rFonts w:ascii="Arial" w:eastAsia="Times New Roman" w:hAnsi="Arial" w:cs="Arial"/>
+          <w:b/>
+          <w:bCs/>
+          <w:sz w:val="24"/>
+          <w:szCs w:val="24"/>
+          <w:lang w:eastAsia="it-IT"/>
+        </w:rPr>
+        <w:tab/>
+      </w:r>
+      <w:r>
+        <w:rPr>
+          <w:rFonts w:ascii="Arial" w:eastAsia="Times New Roman" w:hAnsi="Arial" w:cs="Arial"/>
+          <w:sz w:val="24"/>
+          <w:szCs w:val="24"/>
+          <w:lang w:eastAsia="it-IT"/>
+        </w:rPr>
+        <w:t>Presente solo il MASTER</w:t>
+      </w:r>
+    </w:p>
+    <w:p>
+      <w:pPr>
+        <w:spacing w:after="0" w:line="330" w:lineRule="atLeast"/>
+        <w:rPr>
+          <w:rFonts w:ascii="Arial" w:eastAsia="Times New Roman" w:hAnsi="Arial" w:cs="Arial"/>
+          <w:b/>
+          <w:bCs/>
+          <w:sz w:val="24"/>
+          <w:szCs w:val="24"/>
+          <w:lang w:eastAsia="it-IT"/>
+        </w:rPr>
+      </w:pPr>
+      <w:r>
+        <w:rPr>
+          <w:rFonts w:ascii="Arial" w:eastAsia="Times New Roman" w:hAnsi="Arial" w:cs="Arial"/>
+          <w:b/>
+          <w:bCs/>
+          <w:sz w:val="24"/>
+          <w:szCs w:val="24"/>
+          <w:lang w:eastAsia="it-IT"/>
+        </w:rPr>
+        <w:t>2.</w:t>
+      </w:r>
+      <w:r>
+        <w:rPr>
+          <w:rFonts w:ascii="Arial" w:eastAsia="Times New Roman" w:hAnsi="Arial" w:cs="Arial"/>
+          <w:b/>
+          <w:bCs/>
+          <w:sz w:val="24"/>
+          <w:szCs w:val="24"/>
+          <w:lang w:eastAsia="it-IT"/>
+        </w:rPr>
+        <w:t>2</w:t>
+      </w:r>
+      <w:r>
+        <w:rPr>
+          <w:rFonts w:ascii="Arial" w:eastAsia="Times New Roman" w:hAnsi="Arial" w:cs="Arial"/>
+          <w:b/>
+          <w:bCs/>
+          <w:sz w:val="24"/>
+          <w:szCs w:val="24"/>
+          <w:lang w:eastAsia="it-IT"/>
+        </w:rPr>
+        <w:tab/>
+      </w:r>
+      <w:r>
+        <w:rPr>
+          <w:rFonts w:ascii="Arial" w:eastAsia="Times New Roman" w:hAnsi="Arial" w:cs="Arial"/>
+          <w:b/>
+          <w:bCs/>
+          <w:sz w:val="24"/>
+          <w:szCs w:val="24"/>
+          <w:lang w:eastAsia="it-IT"/>
+        </w:rPr>
+        <w:t xml:space="preserve">Comando </w:t>
+      </w:r>
+      <w:r>
+        <w:rPr>
+          <w:rFonts w:ascii="Arial" w:eastAsia="Times New Roman" w:hAnsi="Arial" w:cs="Arial"/>
+          <w:b/>
+          <w:bCs/>
+          <w:i/>
+          <w:iCs/>
+          <w:color w:val="000000" w:themeColor="text1"/>
+          <w:sz w:val="24"/>
+          <w:szCs w:val="24"/>
+          <w:lang w:eastAsia="it-IT"/>
+        </w:rPr>
+        <w:t>A1</w:t>
+      </w:r>
+      <w:r>
+        <w:rPr>
+          <w:rFonts w:ascii="Arial" w:eastAsia="Times New Roman" w:hAnsi="Arial" w:cs="Arial"/>
+          <w:b/>
+          <w:bCs/>
+          <w:i/>
+          <w:iCs/>
+          <w:color w:val="000000" w:themeColor="text1"/>
+          <w:sz w:val="24"/>
+          <w:szCs w:val="24"/>
+          <w:lang w:eastAsia="it-IT"/>
+        </w:rPr>
+        <w:t>+</w:t>
+      </w:r>
+      <w:proofErr w:type="gramStart"/>
+      <w:r>
+        <w:rPr>
+          <w:rFonts w:ascii="Arial" w:eastAsia="Times New Roman" w:hAnsi="Arial" w:cs="Arial"/>
+          <w:b/>
+          <w:bCs/>
+          <w:i/>
+          <w:iCs/>
+          <w:color w:val="000000" w:themeColor="text1"/>
+          <w:sz w:val="24"/>
+          <w:szCs w:val="24"/>
+          <w:lang w:eastAsia="it-IT"/>
+        </w:rPr>
+        <w:t>393334188263</w:t>
+      </w:r>
+      <w:r>
+        <w:rPr>
+          <w:rFonts w:ascii="Arial" w:eastAsia="Times New Roman" w:hAnsi="Arial" w:cs="Arial"/>
+          <w:color w:val="000000" w:themeColor="text1"/>
+          <w:sz w:val="24"/>
+          <w:szCs w:val="24"/>
+          <w:lang w:eastAsia="it-IT"/>
+        </w:rPr>
+        <w:t xml:space="preserve"> </w:t>
+      </w:r>
+      <w:r>
+        <w:rPr>
+          <w:rFonts w:ascii="Arial" w:eastAsia="Times New Roman" w:hAnsi="Arial" w:cs="Arial"/>
+          <w:b/>
+          <w:bCs/>
+          <w:sz w:val="24"/>
+          <w:szCs w:val="24"/>
+          <w:lang w:eastAsia="it-IT"/>
+        </w:rPr>
+        <w:t xml:space="preserve"> -</w:t>
+      </w:r>
+      <w:proofErr w:type="gramEnd"/>
+      <w:r>
+        <w:rPr>
+          <w:rFonts w:ascii="Arial" w:eastAsia="Times New Roman" w:hAnsi="Arial" w:cs="Arial"/>
+          <w:b/>
+          <w:bCs/>
+          <w:sz w:val="24"/>
+          <w:szCs w:val="24"/>
+          <w:lang w:eastAsia="it-IT"/>
+        </w:rPr>
+        <w:t xml:space="preserve"> </w:t>
+      </w:r>
+      <w:r>
+        <w:rPr>
+          <w:rFonts w:ascii="Arial" w:eastAsia="Times New Roman" w:hAnsi="Arial" w:cs="Arial"/>
+          <w:b/>
+          <w:bCs/>
+          <w:sz w:val="24"/>
+          <w:szCs w:val="24"/>
+          <w:u w:val="single"/>
+          <w:lang w:eastAsia="it-IT"/>
+        </w:rPr>
+        <w:t xml:space="preserve">Imposta il </w:t>
+      </w:r>
+      <w:r>
+        <w:rPr>
+          <w:rFonts w:ascii="Arial" w:eastAsia="Times New Roman" w:hAnsi="Arial" w:cs="Arial"/>
+          <w:b/>
+          <w:bCs/>
+          <w:sz w:val="24"/>
+          <w:szCs w:val="24"/>
+          <w:u w:val="single"/>
+          <w:lang w:eastAsia="it-IT"/>
+        </w:rPr>
+        <w:t>primo numero Ausiliario</w:t>
+      </w:r>
+      <w:r>
+        <w:rPr>
+          <w:rFonts w:ascii="Arial" w:eastAsia="Times New Roman" w:hAnsi="Arial" w:cs="Arial"/>
+          <w:b/>
+          <w:bCs/>
+          <w:sz w:val="24"/>
+          <w:szCs w:val="24"/>
+          <w:lang w:eastAsia="it-IT"/>
+        </w:rPr>
+        <w:t xml:space="preserve"> </w:t>
+      </w:r>
+    </w:p>
+    <w:p>
+      <w:pPr>
+        <w:spacing w:after="0" w:line="330" w:lineRule="atLeast"/>
+        <w:rPr>
+          <w:rFonts w:ascii="Arial" w:eastAsia="Times New Roman" w:hAnsi="Arial" w:cs="Arial"/>
+          <w:sz w:val="24"/>
+          <w:szCs w:val="24"/>
+          <w:lang w:eastAsia="it-IT"/>
+        </w:rPr>
+      </w:pPr>
+      <w:r>
+        <w:rPr>
+          <w:rFonts w:ascii="Arial" w:eastAsia="Times New Roman" w:hAnsi="Arial" w:cs="Arial"/>
+          <w:b/>
+          <w:bCs/>
+          <w:sz w:val="24"/>
+          <w:szCs w:val="24"/>
+          <w:lang w:eastAsia="it-IT"/>
+        </w:rPr>
+        <w:tab/>
+      </w:r>
+      <w:r>
+        <w:rPr>
+          <w:rFonts w:ascii="Arial" w:eastAsia="Times New Roman" w:hAnsi="Arial" w:cs="Arial"/>
+          <w:sz w:val="24"/>
+          <w:szCs w:val="24"/>
+          <w:lang w:eastAsia="it-IT"/>
+        </w:rPr>
+        <w:t>Inserisce l’Ausiliario 1</w:t>
+      </w:r>
+    </w:p>
+    <w:p>
+      <w:pPr>
+        <w:spacing w:after="0" w:line="330" w:lineRule="atLeast"/>
+        <w:rPr>
+          <w:rFonts w:ascii="Arial" w:eastAsia="Times New Roman" w:hAnsi="Arial" w:cs="Arial"/>
+          <w:b/>
+          <w:bCs/>
+          <w:sz w:val="24"/>
+          <w:szCs w:val="24"/>
+          <w:lang w:eastAsia="it-IT"/>
+        </w:rPr>
+      </w:pPr>
+      <w:r>
+        <w:rPr>
+          <w:rFonts w:ascii="Arial" w:eastAsia="Times New Roman" w:hAnsi="Arial" w:cs="Arial"/>
+          <w:b/>
+          <w:bCs/>
+          <w:sz w:val="24"/>
+          <w:szCs w:val="24"/>
+          <w:lang w:eastAsia="it-IT"/>
+        </w:rPr>
+        <w:t>2.</w:t>
+      </w:r>
+      <w:r>
+        <w:rPr>
+          <w:rFonts w:ascii="Arial" w:eastAsia="Times New Roman" w:hAnsi="Arial" w:cs="Arial"/>
+          <w:b/>
+          <w:bCs/>
+          <w:sz w:val="24"/>
+          <w:szCs w:val="24"/>
+          <w:lang w:eastAsia="it-IT"/>
+        </w:rPr>
+        <w:t>3</w:t>
+      </w:r>
+      <w:r>
+        <w:rPr>
+          <w:rFonts w:ascii="Arial" w:eastAsia="Times New Roman" w:hAnsi="Arial" w:cs="Arial"/>
+          <w:b/>
+          <w:bCs/>
+          <w:sz w:val="24"/>
+          <w:szCs w:val="24"/>
+          <w:lang w:eastAsia="it-IT"/>
+        </w:rPr>
+        <w:tab/>
+      </w:r>
+      <w:r>
+        <w:rPr>
+          <w:rFonts w:ascii="Arial" w:eastAsia="Times New Roman" w:hAnsi="Arial" w:cs="Arial"/>
+          <w:b/>
+          <w:bCs/>
+          <w:sz w:val="24"/>
+          <w:szCs w:val="24"/>
+          <w:lang w:eastAsia="it-IT"/>
+        </w:rPr>
+        <w:t xml:space="preserve">Comando </w:t>
+      </w:r>
+      <w:r>
+        <w:rPr>
+          <w:rFonts w:ascii="Arial" w:eastAsia="Times New Roman" w:hAnsi="Arial" w:cs="Arial"/>
+          <w:b/>
+          <w:bCs/>
+          <w:sz w:val="24"/>
+          <w:szCs w:val="24"/>
+          <w:lang w:eastAsia="it-IT"/>
+        </w:rPr>
+        <w:t xml:space="preserve">N - </w:t>
+      </w:r>
+      <w:r>
+        <w:rPr>
+          <w:rFonts w:ascii="Arial" w:eastAsia="Times New Roman" w:hAnsi="Arial" w:cs="Arial"/>
+          <w:b/>
+          <w:bCs/>
+          <w:sz w:val="24"/>
+          <w:szCs w:val="24"/>
+          <w:lang w:eastAsia="it-IT"/>
+        </w:rPr>
+        <w:t>Ritorna i numeri autorizzati</w:t>
+      </w:r>
+    </w:p>
+    <w:p>
+      <w:pPr>
+        <w:spacing w:after="0" w:line="330" w:lineRule="atLeast"/>
+        <w:rPr>
+          <w:rFonts w:ascii="Arial" w:eastAsia="Times New Roman" w:hAnsi="Arial" w:cs="Arial"/>
+          <w:sz w:val="24"/>
+          <w:szCs w:val="24"/>
+          <w:lang w:eastAsia="it-IT"/>
+        </w:rPr>
+      </w:pPr>
+      <w:r>
+        <w:rPr>
+          <w:rFonts w:ascii="Arial" w:eastAsia="Times New Roman" w:hAnsi="Arial" w:cs="Arial"/>
+          <w:b/>
+          <w:bCs/>
+          <w:sz w:val="24"/>
+          <w:szCs w:val="24"/>
+          <w:lang w:eastAsia="it-IT"/>
+        </w:rPr>
+        <w:tab/>
+      </w:r>
+      <w:r>
+        <w:rPr>
+          <w:rFonts w:ascii="Arial" w:eastAsia="Times New Roman" w:hAnsi="Arial" w:cs="Arial"/>
+          <w:sz w:val="24"/>
+          <w:szCs w:val="24"/>
+          <w:lang w:eastAsia="it-IT"/>
+        </w:rPr>
+        <w:t>Presente il MASTER</w:t>
+      </w:r>
+      <w:r>
+        <w:rPr>
+          <w:rFonts w:ascii="Arial" w:eastAsia="Times New Roman" w:hAnsi="Arial" w:cs="Arial"/>
+          <w:sz w:val="24"/>
+          <w:szCs w:val="24"/>
+          <w:lang w:eastAsia="it-IT"/>
+        </w:rPr>
+        <w:t xml:space="preserve"> e l’Ausiliario 1</w:t>
+      </w:r>
+    </w:p>
+    <w:p>
+      <w:pPr>
+        <w:spacing w:after="0" w:line="330" w:lineRule="atLeast"/>
+        <w:rPr>
+          <w:rFonts w:ascii="Arial" w:eastAsia="Times New Roman" w:hAnsi="Arial" w:cs="Arial"/>
+          <w:b/>
+          <w:bCs/>
+          <w:sz w:val="24"/>
+          <w:szCs w:val="24"/>
+          <w:lang w:eastAsia="it-IT"/>
+        </w:rPr>
+      </w:pPr>
+      <w:r>
+        <w:rPr>
+          <w:rFonts w:ascii="Arial" w:eastAsia="Times New Roman" w:hAnsi="Arial" w:cs="Arial"/>
+          <w:b/>
+          <w:bCs/>
+          <w:sz w:val="24"/>
+          <w:szCs w:val="24"/>
+          <w:lang w:eastAsia="it-IT"/>
+        </w:rPr>
+        <w:t>2.</w:t>
+      </w:r>
+      <w:r>
+        <w:rPr>
+          <w:rFonts w:ascii="Arial" w:eastAsia="Times New Roman" w:hAnsi="Arial" w:cs="Arial"/>
+          <w:b/>
+          <w:bCs/>
+          <w:sz w:val="24"/>
+          <w:szCs w:val="24"/>
+          <w:lang w:eastAsia="it-IT"/>
+        </w:rPr>
+        <w:t>4</w:t>
+      </w:r>
+      <w:r>
+        <w:rPr>
+          <w:rFonts w:ascii="Arial" w:eastAsia="Times New Roman" w:hAnsi="Arial" w:cs="Arial"/>
+          <w:b/>
+          <w:bCs/>
+          <w:sz w:val="24"/>
+          <w:szCs w:val="24"/>
+          <w:lang w:eastAsia="it-IT"/>
+        </w:rPr>
+        <w:tab/>
+      </w:r>
+      <w:r>
+        <w:rPr>
+          <w:rFonts w:ascii="Arial" w:eastAsia="Times New Roman" w:hAnsi="Arial" w:cs="Arial"/>
+          <w:b/>
+          <w:bCs/>
+          <w:sz w:val="24"/>
+          <w:szCs w:val="24"/>
+          <w:lang w:eastAsia="it-IT"/>
+        </w:rPr>
+        <w:t xml:space="preserve">Comando </w:t>
+      </w:r>
+      <w:r>
+        <w:rPr>
+          <w:rFonts w:ascii="Arial" w:eastAsia="Times New Roman" w:hAnsi="Arial" w:cs="Arial"/>
+          <w:b/>
+          <w:bCs/>
+          <w:i/>
+          <w:iCs/>
+          <w:color w:val="000000" w:themeColor="text1"/>
+          <w:sz w:val="24"/>
+          <w:szCs w:val="24"/>
+          <w:lang w:eastAsia="it-IT"/>
+        </w:rPr>
+        <w:t>A</w:t>
+      </w:r>
+      <w:r>
+        <w:rPr>
+          <w:rFonts w:ascii="Arial" w:eastAsia="Times New Roman" w:hAnsi="Arial" w:cs="Arial"/>
+          <w:b/>
+          <w:bCs/>
+          <w:i/>
+          <w:iCs/>
+          <w:color w:val="000000" w:themeColor="text1"/>
+          <w:sz w:val="24"/>
+          <w:szCs w:val="24"/>
+          <w:lang w:eastAsia="it-IT"/>
+        </w:rPr>
+        <w:t>2</w:t>
+      </w:r>
+      <w:r>
+        <w:rPr>
+          <w:rFonts w:ascii="Arial" w:eastAsia="Times New Roman" w:hAnsi="Arial" w:cs="Arial"/>
+          <w:b/>
+          <w:bCs/>
+          <w:i/>
+          <w:iCs/>
+          <w:color w:val="000000" w:themeColor="text1"/>
+          <w:sz w:val="24"/>
+          <w:szCs w:val="24"/>
+          <w:lang w:eastAsia="it-IT"/>
+        </w:rPr>
+        <w:t>+</w:t>
+      </w:r>
+      <w:proofErr w:type="gramStart"/>
+      <w:r>
+        <w:rPr>
+          <w:rFonts w:ascii="Arial" w:eastAsia="Times New Roman" w:hAnsi="Arial" w:cs="Arial"/>
+          <w:b/>
+          <w:bCs/>
+          <w:i/>
+          <w:iCs/>
+          <w:color w:val="000000" w:themeColor="text1"/>
+          <w:sz w:val="24"/>
+          <w:szCs w:val="24"/>
+          <w:lang w:eastAsia="it-IT"/>
+        </w:rPr>
+        <w:t>393334188263</w:t>
+      </w:r>
+      <w:r>
+        <w:rPr>
+          <w:rFonts w:ascii="Arial" w:eastAsia="Times New Roman" w:hAnsi="Arial" w:cs="Arial"/>
+          <w:color w:val="000000" w:themeColor="text1"/>
+          <w:sz w:val="24"/>
+          <w:szCs w:val="24"/>
+          <w:lang w:eastAsia="it-IT"/>
+        </w:rPr>
+        <w:t xml:space="preserve"> </w:t>
+      </w:r>
+      <w:r>
+        <w:rPr>
+          <w:rFonts w:ascii="Arial" w:eastAsia="Times New Roman" w:hAnsi="Arial" w:cs="Arial"/>
+          <w:b/>
+          <w:bCs/>
+          <w:sz w:val="24"/>
+          <w:szCs w:val="24"/>
+          <w:lang w:eastAsia="it-IT"/>
+        </w:rPr>
+        <w:t xml:space="preserve"> -</w:t>
+      </w:r>
+      <w:proofErr w:type="gramEnd"/>
+      <w:r>
+        <w:rPr>
+          <w:rFonts w:ascii="Arial" w:eastAsia="Times New Roman" w:hAnsi="Arial" w:cs="Arial"/>
+          <w:b/>
+          <w:bCs/>
+          <w:sz w:val="24"/>
+          <w:szCs w:val="24"/>
+          <w:lang w:eastAsia="it-IT"/>
+        </w:rPr>
+        <w:t xml:space="preserve"> </w:t>
+      </w:r>
+      <w:r>
+        <w:rPr>
+          <w:rFonts w:ascii="Arial" w:eastAsia="Times New Roman" w:hAnsi="Arial" w:cs="Arial"/>
+          <w:b/>
+          <w:bCs/>
+          <w:sz w:val="24"/>
+          <w:szCs w:val="24"/>
+          <w:u w:val="single"/>
+          <w:lang w:eastAsia="it-IT"/>
+        </w:rPr>
+        <w:t xml:space="preserve">Imposta il </w:t>
+      </w:r>
+      <w:r>
+        <w:rPr>
+          <w:rFonts w:ascii="Arial" w:eastAsia="Times New Roman" w:hAnsi="Arial" w:cs="Arial"/>
+          <w:b/>
+          <w:bCs/>
+          <w:sz w:val="24"/>
+          <w:szCs w:val="24"/>
+          <w:u w:val="single"/>
+          <w:lang w:eastAsia="it-IT"/>
+        </w:rPr>
+        <w:t>secondo</w:t>
+      </w:r>
+      <w:r>
+        <w:rPr>
+          <w:rFonts w:ascii="Arial" w:eastAsia="Times New Roman" w:hAnsi="Arial" w:cs="Arial"/>
+          <w:b/>
+          <w:bCs/>
+          <w:sz w:val="24"/>
+          <w:szCs w:val="24"/>
+          <w:u w:val="single"/>
+          <w:lang w:eastAsia="it-IT"/>
+        </w:rPr>
+        <w:t xml:space="preserve"> numero Ausiliario</w:t>
+      </w:r>
+      <w:r>
+        <w:rPr>
+          <w:rFonts w:ascii="Arial" w:eastAsia="Times New Roman" w:hAnsi="Arial" w:cs="Arial"/>
+          <w:b/>
+          <w:bCs/>
+          <w:sz w:val="24"/>
+          <w:szCs w:val="24"/>
+          <w:lang w:eastAsia="it-IT"/>
+        </w:rPr>
+        <w:t xml:space="preserve"> </w:t>
+      </w:r>
+    </w:p>
+    <w:p>
+      <w:pPr>
+        <w:spacing w:after="0" w:line="330" w:lineRule="atLeast"/>
+        <w:rPr>
+          <w:rFonts w:ascii="Arial" w:eastAsia="Times New Roman" w:hAnsi="Arial" w:cs="Arial"/>
+          <w:sz w:val="24"/>
+          <w:szCs w:val="24"/>
+          <w:lang w:eastAsia="it-IT"/>
+        </w:rPr>
+      </w:pPr>
+      <w:r>
+        <w:rPr>
+          <w:rFonts w:ascii="Arial" w:eastAsia="Times New Roman" w:hAnsi="Arial" w:cs="Arial"/>
+          <w:b/>
+          <w:bCs/>
+          <w:sz w:val="24"/>
+          <w:szCs w:val="24"/>
+          <w:lang w:eastAsia="it-IT"/>
+        </w:rPr>
+        <w:tab/>
+      </w:r>
+      <w:r>
+        <w:rPr>
+          <w:rFonts w:ascii="Arial" w:eastAsia="Times New Roman" w:hAnsi="Arial" w:cs="Arial"/>
+          <w:sz w:val="24"/>
+          <w:szCs w:val="24"/>
+          <w:lang w:eastAsia="it-IT"/>
+        </w:rPr>
+        <w:t xml:space="preserve">Inserisce l’Ausiliario </w:t>
+      </w:r>
+      <w:r>
+        <w:rPr>
+          <w:rFonts w:ascii="Arial" w:eastAsia="Times New Roman" w:hAnsi="Arial" w:cs="Arial"/>
+          <w:sz w:val="24"/>
+          <w:szCs w:val="24"/>
+          <w:lang w:eastAsia="it-IT"/>
+        </w:rPr>
+        <w:t>2</w:t>
+      </w:r>
+    </w:p>
+    <w:p>
+      <w:pPr>
+        <w:spacing w:after="0" w:line="330" w:lineRule="atLeast"/>
+        <w:rPr>
+          <w:rFonts w:ascii="Arial" w:eastAsia="Times New Roman" w:hAnsi="Arial" w:cs="Arial"/>
+          <w:b/>
+          <w:bCs/>
+          <w:sz w:val="24"/>
+          <w:szCs w:val="24"/>
+          <w:lang w:eastAsia="it-IT"/>
+        </w:rPr>
+      </w:pPr>
+      <w:r>
+        <w:rPr>
+          <w:rFonts w:ascii="Arial" w:eastAsia="Times New Roman" w:hAnsi="Arial" w:cs="Arial"/>
+          <w:b/>
+          <w:bCs/>
+          <w:sz w:val="24"/>
+          <w:szCs w:val="24"/>
+          <w:lang w:eastAsia="it-IT"/>
+        </w:rPr>
+        <w:t>2.</w:t>
+      </w:r>
+      <w:r>
+        <w:rPr>
+          <w:rFonts w:ascii="Arial" w:eastAsia="Times New Roman" w:hAnsi="Arial" w:cs="Arial"/>
+          <w:b/>
+          <w:bCs/>
+          <w:sz w:val="24"/>
+          <w:szCs w:val="24"/>
+          <w:lang w:eastAsia="it-IT"/>
+        </w:rPr>
+        <w:t>5</w:t>
+      </w:r>
+      <w:r>
+        <w:rPr>
+          <w:rFonts w:ascii="Arial" w:eastAsia="Times New Roman" w:hAnsi="Arial" w:cs="Arial"/>
+          <w:b/>
+          <w:bCs/>
+          <w:sz w:val="24"/>
+          <w:szCs w:val="24"/>
+          <w:lang w:eastAsia="it-IT"/>
+        </w:rPr>
+        <w:tab/>
+      </w:r>
+      <w:r>
+        <w:rPr>
+          <w:rFonts w:ascii="Arial" w:eastAsia="Times New Roman" w:hAnsi="Arial" w:cs="Arial"/>
+          <w:b/>
+          <w:bCs/>
+          <w:sz w:val="24"/>
+          <w:szCs w:val="24"/>
+          <w:lang w:eastAsia="it-IT"/>
+        </w:rPr>
+        <w:t xml:space="preserve">Comando </w:t>
+      </w:r>
+      <w:r>
+        <w:rPr>
+          <w:rFonts w:ascii="Arial" w:eastAsia="Times New Roman" w:hAnsi="Arial" w:cs="Arial"/>
+          <w:b/>
+          <w:bCs/>
+          <w:sz w:val="24"/>
+          <w:szCs w:val="24"/>
+          <w:lang w:eastAsia="it-IT"/>
+        </w:rPr>
+        <w:t xml:space="preserve">N - </w:t>
+      </w:r>
+      <w:r>
+        <w:rPr>
+          <w:rFonts w:ascii="Arial" w:eastAsia="Times New Roman" w:hAnsi="Arial" w:cs="Arial"/>
+          <w:b/>
+          <w:bCs/>
+          <w:sz w:val="24"/>
+          <w:szCs w:val="24"/>
+          <w:lang w:eastAsia="it-IT"/>
+        </w:rPr>
+        <w:t>Ritorna i numeri autorizzati</w:t>
+      </w:r>
+    </w:p>
+    <w:p>
+      <w:pPr>
+        <w:spacing w:after="0" w:line="330" w:lineRule="atLeast"/>
+        <w:rPr>
+          <w:rFonts w:ascii="Arial" w:eastAsia="Times New Roman" w:hAnsi="Arial" w:cs="Arial"/>
+          <w:sz w:val="24"/>
+          <w:szCs w:val="24"/>
+          <w:lang w:eastAsia="it-IT"/>
+        </w:rPr>
+      </w:pPr>
+      <w:r>
+        <w:rPr>
+          <w:rFonts w:ascii="Arial" w:eastAsia="Times New Roman" w:hAnsi="Arial" w:cs="Arial"/>
+          <w:b/>
+          <w:bCs/>
+          <w:sz w:val="24"/>
+          <w:szCs w:val="24"/>
+          <w:lang w:eastAsia="it-IT"/>
+        </w:rPr>
+        <w:tab/>
+      </w:r>
+      <w:r>
+        <w:rPr>
+          <w:rFonts w:ascii="Arial" w:eastAsia="Times New Roman" w:hAnsi="Arial" w:cs="Arial"/>
+          <w:sz w:val="24"/>
+          <w:szCs w:val="24"/>
+          <w:lang w:eastAsia="it-IT"/>
+        </w:rPr>
+        <w:t>Presente il MASTER</w:t>
+      </w:r>
+      <w:r>
+        <w:rPr>
+          <w:rFonts w:ascii="Arial" w:eastAsia="Times New Roman" w:hAnsi="Arial" w:cs="Arial"/>
+          <w:sz w:val="24"/>
+          <w:szCs w:val="24"/>
+          <w:lang w:eastAsia="it-IT"/>
+        </w:rPr>
+        <w:t xml:space="preserve"> e </w:t>
+      </w:r>
+      <w:r>
+        <w:rPr>
+          <w:rFonts w:ascii="Arial" w:eastAsia="Times New Roman" w:hAnsi="Arial" w:cs="Arial"/>
+          <w:sz w:val="24"/>
+          <w:szCs w:val="24"/>
+          <w:lang w:eastAsia="it-IT"/>
+        </w:rPr>
+        <w:t>g</w:t>
+      </w:r>
+      <w:r>
+        <w:rPr>
+          <w:rFonts w:ascii="Arial" w:eastAsia="Times New Roman" w:hAnsi="Arial" w:cs="Arial"/>
+          <w:sz w:val="24"/>
+          <w:szCs w:val="24"/>
+          <w:lang w:eastAsia="it-IT"/>
+        </w:rPr>
+        <w:t>l</w:t>
+      </w:r>
+      <w:r>
+        <w:rPr>
+          <w:rFonts w:ascii="Arial" w:eastAsia="Times New Roman" w:hAnsi="Arial" w:cs="Arial"/>
+          <w:sz w:val="24"/>
+          <w:szCs w:val="24"/>
+          <w:lang w:eastAsia="it-IT"/>
+        </w:rPr>
+        <w:t xml:space="preserve">i </w:t>
+      </w:r>
+      <w:r>
+        <w:rPr>
+          <w:rFonts w:ascii="Arial" w:eastAsia="Times New Roman" w:hAnsi="Arial" w:cs="Arial"/>
+          <w:sz w:val="24"/>
+          <w:szCs w:val="24"/>
+          <w:lang w:eastAsia="it-IT"/>
+        </w:rPr>
+        <w:t>Ausiliari 1</w:t>
+      </w:r>
+      <w:r>
+        <w:rPr>
+          <w:rFonts w:ascii="Arial" w:eastAsia="Times New Roman" w:hAnsi="Arial" w:cs="Arial"/>
+          <w:sz w:val="24"/>
+          <w:szCs w:val="24"/>
+          <w:lang w:eastAsia="it-IT"/>
+        </w:rPr>
+        <w:t xml:space="preserve"> e 2</w:t>
+      </w:r>
+    </w:p>
+    <w:p>
+      <w:pPr>
+        <w:spacing w:after="0" w:line="330" w:lineRule="atLeast"/>
+        <w:rPr>
+          <w:rFonts w:ascii="Arial" w:eastAsia="Times New Roman" w:hAnsi="Arial" w:cs="Arial"/>
+          <w:b/>
+          <w:bCs/>
+          <w:sz w:val="24"/>
+          <w:szCs w:val="24"/>
+          <w:lang w:eastAsia="it-IT"/>
+        </w:rPr>
+      </w:pPr>
+      <w:r>
+        <w:rPr>
+          <w:rFonts w:ascii="Arial" w:eastAsia="Times New Roman" w:hAnsi="Arial" w:cs="Arial"/>
+          <w:b/>
+          <w:bCs/>
+          <w:sz w:val="24"/>
+          <w:szCs w:val="24"/>
+          <w:lang w:eastAsia="it-IT"/>
+        </w:rPr>
+        <w:t>2.</w:t>
+      </w:r>
+      <w:r>
+        <w:rPr>
+          <w:rFonts w:ascii="Arial" w:eastAsia="Times New Roman" w:hAnsi="Arial" w:cs="Arial"/>
+          <w:b/>
+          <w:bCs/>
+          <w:sz w:val="24"/>
+          <w:szCs w:val="24"/>
+          <w:lang w:eastAsia="it-IT"/>
+        </w:rPr>
+        <w:t>6</w:t>
+      </w:r>
+      <w:r>
+        <w:rPr>
+          <w:rFonts w:ascii="Arial" w:eastAsia="Times New Roman" w:hAnsi="Arial" w:cs="Arial"/>
+          <w:b/>
+          <w:bCs/>
+          <w:sz w:val="24"/>
+          <w:szCs w:val="24"/>
+          <w:lang w:eastAsia="it-IT"/>
+        </w:rPr>
+        <w:tab/>
+      </w:r>
+      <w:r>
+        <w:rPr>
+          <w:rFonts w:ascii="Arial" w:eastAsia="Times New Roman" w:hAnsi="Arial" w:cs="Arial"/>
+          <w:b/>
+          <w:bCs/>
+          <w:sz w:val="24"/>
+          <w:szCs w:val="24"/>
+          <w:lang w:eastAsia="it-IT"/>
+        </w:rPr>
+        <w:t xml:space="preserve">Comando </w:t>
+      </w:r>
+      <w:r>
+        <w:rPr>
+          <w:rFonts w:ascii="Arial" w:eastAsia="Times New Roman" w:hAnsi="Arial" w:cs="Arial"/>
+          <w:b/>
+          <w:bCs/>
+          <w:i/>
+          <w:iCs/>
+          <w:color w:val="000000" w:themeColor="text1"/>
+          <w:sz w:val="24"/>
+          <w:szCs w:val="24"/>
+          <w:lang w:eastAsia="it-IT"/>
+        </w:rPr>
+        <w:t>A</w:t>
+      </w:r>
+      <w:r>
+        <w:rPr>
+          <w:rFonts w:ascii="Arial" w:eastAsia="Times New Roman" w:hAnsi="Arial" w:cs="Arial"/>
+          <w:b/>
+          <w:bCs/>
+          <w:i/>
+          <w:iCs/>
+          <w:color w:val="000000" w:themeColor="text1"/>
+          <w:sz w:val="24"/>
+          <w:szCs w:val="24"/>
+          <w:lang w:eastAsia="it-IT"/>
+        </w:rPr>
+        <w:t>3</w:t>
+      </w:r>
+      <w:r>
+        <w:rPr>
+          <w:rFonts w:ascii="Arial" w:eastAsia="Times New Roman" w:hAnsi="Arial" w:cs="Arial"/>
+          <w:b/>
+          <w:bCs/>
+          <w:i/>
+          <w:iCs/>
+          <w:color w:val="000000" w:themeColor="text1"/>
+          <w:sz w:val="24"/>
+          <w:szCs w:val="24"/>
+          <w:lang w:eastAsia="it-IT"/>
+        </w:rPr>
+        <w:t>+</w:t>
+      </w:r>
+      <w:proofErr w:type="gramStart"/>
+      <w:r>
+        <w:rPr>
+          <w:rFonts w:ascii="Arial" w:eastAsia="Times New Roman" w:hAnsi="Arial" w:cs="Arial"/>
+          <w:b/>
+          <w:bCs/>
+          <w:i/>
+          <w:iCs/>
+          <w:color w:val="000000" w:themeColor="text1"/>
+          <w:sz w:val="24"/>
+          <w:szCs w:val="24"/>
+          <w:lang w:eastAsia="it-IT"/>
+        </w:rPr>
+        <w:t>393334188263</w:t>
+      </w:r>
+      <w:r>
+        <w:rPr>
+          <w:rFonts w:ascii="Arial" w:eastAsia="Times New Roman" w:hAnsi="Arial" w:cs="Arial"/>
+          <w:color w:val="000000" w:themeColor="text1"/>
+          <w:sz w:val="24"/>
+          <w:szCs w:val="24"/>
+          <w:lang w:eastAsia="it-IT"/>
+        </w:rPr>
+        <w:t xml:space="preserve"> </w:t>
+      </w:r>
+      <w:r>
+        <w:rPr>
+          <w:rFonts w:ascii="Arial" w:eastAsia="Times New Roman" w:hAnsi="Arial" w:cs="Arial"/>
+          <w:b/>
+          <w:bCs/>
+          <w:sz w:val="24"/>
+          <w:szCs w:val="24"/>
+          <w:lang w:eastAsia="it-IT"/>
+        </w:rPr>
+        <w:t xml:space="preserve"> -</w:t>
+      </w:r>
+      <w:proofErr w:type="gramEnd"/>
+      <w:r>
+        <w:rPr>
+          <w:rFonts w:ascii="Arial" w:eastAsia="Times New Roman" w:hAnsi="Arial" w:cs="Arial"/>
+          <w:b/>
+          <w:bCs/>
+          <w:sz w:val="24"/>
+          <w:szCs w:val="24"/>
+          <w:lang w:eastAsia="it-IT"/>
+        </w:rPr>
+        <w:t xml:space="preserve"> </w:t>
+      </w:r>
+      <w:r>
+        <w:rPr>
+          <w:rFonts w:ascii="Arial" w:eastAsia="Times New Roman" w:hAnsi="Arial" w:cs="Arial"/>
+          <w:b/>
+          <w:bCs/>
+          <w:sz w:val="24"/>
+          <w:szCs w:val="24"/>
+          <w:u w:val="single"/>
+          <w:lang w:eastAsia="it-IT"/>
+        </w:rPr>
+        <w:t xml:space="preserve">Imposta il </w:t>
+      </w:r>
+      <w:r>
+        <w:rPr>
+          <w:rFonts w:ascii="Arial" w:eastAsia="Times New Roman" w:hAnsi="Arial" w:cs="Arial"/>
+          <w:b/>
+          <w:bCs/>
+          <w:sz w:val="24"/>
+          <w:szCs w:val="24"/>
+          <w:u w:val="single"/>
+          <w:lang w:eastAsia="it-IT"/>
+        </w:rPr>
+        <w:t>terzo</w:t>
+      </w:r>
+      <w:r>
+        <w:rPr>
+          <w:rFonts w:ascii="Arial" w:eastAsia="Times New Roman" w:hAnsi="Arial" w:cs="Arial"/>
+          <w:b/>
+          <w:bCs/>
+          <w:sz w:val="24"/>
+          <w:szCs w:val="24"/>
+          <w:u w:val="single"/>
+          <w:lang w:eastAsia="it-IT"/>
+        </w:rPr>
+        <w:t xml:space="preserve"> numero Ausiliario</w:t>
+      </w:r>
+      <w:r>
+        <w:rPr>
+          <w:rFonts w:ascii="Arial" w:eastAsia="Times New Roman" w:hAnsi="Arial" w:cs="Arial"/>
+          <w:b/>
+          <w:bCs/>
+          <w:sz w:val="24"/>
+          <w:szCs w:val="24"/>
+          <w:lang w:eastAsia="it-IT"/>
+        </w:rPr>
+        <w:t xml:space="preserve"> </w:t>
+      </w:r>
+    </w:p>
+    <w:p>
+      <w:pPr>
+        <w:spacing w:after="0" w:line="330" w:lineRule="atLeast"/>
+        <w:rPr>
+          <w:rFonts w:ascii="Arial" w:eastAsia="Times New Roman" w:hAnsi="Arial" w:cs="Arial"/>
+          <w:sz w:val="24"/>
+          <w:szCs w:val="24"/>
+          <w:lang w:eastAsia="it-IT"/>
+        </w:rPr>
+      </w:pPr>
+      <w:r>
+        <w:rPr>
+          <w:rFonts w:ascii="Arial" w:eastAsia="Times New Roman" w:hAnsi="Arial" w:cs="Arial"/>
+          <w:b/>
+          <w:bCs/>
+          <w:sz w:val="24"/>
+          <w:szCs w:val="24"/>
+          <w:lang w:eastAsia="it-IT"/>
+        </w:rPr>
+        <w:tab/>
+      </w:r>
+      <w:r>
+        <w:rPr>
+          <w:rFonts w:ascii="Arial" w:eastAsia="Times New Roman" w:hAnsi="Arial" w:cs="Arial"/>
+          <w:sz w:val="24"/>
+          <w:szCs w:val="24"/>
+          <w:lang w:eastAsia="it-IT"/>
+        </w:rPr>
+        <w:t xml:space="preserve">Inserisce l’Ausiliario </w:t>
+      </w:r>
+      <w:r>
+        <w:rPr>
+          <w:rFonts w:ascii="Arial" w:eastAsia="Times New Roman" w:hAnsi="Arial" w:cs="Arial"/>
+          <w:sz w:val="24"/>
+          <w:szCs w:val="24"/>
+          <w:lang w:eastAsia="it-IT"/>
+        </w:rPr>
+        <w:t>3</w:t>
+      </w:r>
+    </w:p>
+    <w:p>
+      <w:pPr>
+        <w:spacing w:after="0" w:line="330" w:lineRule="atLeast"/>
+        <w:rPr>
+          <w:rFonts w:ascii="Arial" w:eastAsia="Times New Roman" w:hAnsi="Arial" w:cs="Arial"/>
+          <w:b/>
+          <w:bCs/>
+          <w:sz w:val="24"/>
+          <w:szCs w:val="24"/>
+          <w:lang w:eastAsia="it-IT"/>
+        </w:rPr>
+      </w:pPr>
+      <w:r>
+        <w:rPr>
+          <w:rFonts w:ascii="Arial" w:eastAsia="Times New Roman" w:hAnsi="Arial" w:cs="Arial"/>
+          <w:b/>
+          <w:bCs/>
+          <w:sz w:val="24"/>
+          <w:szCs w:val="24"/>
+          <w:lang w:eastAsia="it-IT"/>
+        </w:rPr>
+        <w:t>2.</w:t>
+      </w:r>
+      <w:r>
+        <w:rPr>
+          <w:rFonts w:ascii="Arial" w:eastAsia="Times New Roman" w:hAnsi="Arial" w:cs="Arial"/>
+          <w:b/>
+          <w:bCs/>
+          <w:sz w:val="24"/>
+          <w:szCs w:val="24"/>
+          <w:lang w:eastAsia="it-IT"/>
+        </w:rPr>
+        <w:t>7</w:t>
+      </w:r>
+      <w:r>
+        <w:rPr>
+          <w:rFonts w:ascii="Arial" w:eastAsia="Times New Roman" w:hAnsi="Arial" w:cs="Arial"/>
+          <w:b/>
+          <w:bCs/>
+          <w:sz w:val="24"/>
+          <w:szCs w:val="24"/>
+          <w:lang w:eastAsia="it-IT"/>
+        </w:rPr>
+        <w:tab/>
+      </w:r>
+      <w:r>
+        <w:rPr>
+          <w:rFonts w:ascii="Arial" w:eastAsia="Times New Roman" w:hAnsi="Arial" w:cs="Arial"/>
+          <w:b/>
+          <w:bCs/>
+          <w:sz w:val="24"/>
+          <w:szCs w:val="24"/>
+          <w:lang w:eastAsia="it-IT"/>
+        </w:rPr>
+        <w:t xml:space="preserve">Comando </w:t>
+      </w:r>
+      <w:r>
+        <w:rPr>
+          <w:rFonts w:ascii="Arial" w:eastAsia="Times New Roman" w:hAnsi="Arial" w:cs="Arial"/>
+          <w:b/>
+          <w:bCs/>
+          <w:sz w:val="24"/>
+          <w:szCs w:val="24"/>
+          <w:lang w:eastAsia="it-IT"/>
+        </w:rPr>
+        <w:t xml:space="preserve">N - </w:t>
+      </w:r>
+      <w:r>
+        <w:rPr>
+          <w:rFonts w:ascii="Arial" w:eastAsia="Times New Roman" w:hAnsi="Arial" w:cs="Arial"/>
+          <w:b/>
+          <w:bCs/>
+          <w:sz w:val="24"/>
+          <w:szCs w:val="24"/>
+          <w:lang w:eastAsia="it-IT"/>
+        </w:rPr>
+        <w:t>Ritorna i numeri autorizzati</w:t>
+      </w:r>
+    </w:p>
+    <w:p>
+      <w:pPr>
+        <w:spacing w:after="0" w:line="330" w:lineRule="atLeast"/>
+        <w:rPr>
+          <w:rFonts w:ascii="Arial" w:eastAsia="Times New Roman" w:hAnsi="Arial" w:cs="Arial"/>
+          <w:sz w:val="24"/>
+          <w:szCs w:val="24"/>
+          <w:lang w:eastAsia="it-IT"/>
+        </w:rPr>
+      </w:pPr>
+      <w:r>
+        <w:rPr>
+          <w:rFonts w:ascii="Arial" w:eastAsia="Times New Roman" w:hAnsi="Arial" w:cs="Arial"/>
+          <w:b/>
+          <w:bCs/>
+          <w:sz w:val="24"/>
+          <w:szCs w:val="24"/>
+          <w:lang w:eastAsia="it-IT"/>
+        </w:rPr>
+        <w:tab/>
+      </w:r>
+      <w:r>
+        <w:rPr>
+          <w:rFonts w:ascii="Arial" w:eastAsia="Times New Roman" w:hAnsi="Arial" w:cs="Arial"/>
+          <w:sz w:val="24"/>
+          <w:szCs w:val="24"/>
+          <w:lang w:eastAsia="it-IT"/>
+        </w:rPr>
+        <w:t>Presente il MASTER</w:t>
+      </w:r>
+      <w:r>
+        <w:rPr>
+          <w:rFonts w:ascii="Arial" w:eastAsia="Times New Roman" w:hAnsi="Arial" w:cs="Arial"/>
+          <w:sz w:val="24"/>
+          <w:szCs w:val="24"/>
+          <w:lang w:eastAsia="it-IT"/>
+        </w:rPr>
+        <w:t xml:space="preserve"> e gli</w:t>
+      </w:r>
+      <w:r>
+        <w:rPr>
+          <w:rFonts w:ascii="Arial" w:eastAsia="Times New Roman" w:hAnsi="Arial" w:cs="Arial"/>
+          <w:sz w:val="24"/>
+          <w:szCs w:val="24"/>
+          <w:lang w:eastAsia="it-IT"/>
+        </w:rPr>
+        <w:t xml:space="preserve"> </w:t>
+      </w:r>
+      <w:r>
+        <w:rPr>
+          <w:rFonts w:ascii="Arial" w:eastAsia="Times New Roman" w:hAnsi="Arial" w:cs="Arial"/>
+          <w:sz w:val="24"/>
+          <w:szCs w:val="24"/>
+          <w:lang w:eastAsia="it-IT"/>
+        </w:rPr>
+        <w:t>Ausiliari 1</w:t>
+      </w:r>
+      <w:r>
+        <w:rPr>
+          <w:rFonts w:ascii="Arial" w:eastAsia="Times New Roman" w:hAnsi="Arial" w:cs="Arial"/>
+          <w:sz w:val="24"/>
+          <w:szCs w:val="24"/>
+          <w:lang w:eastAsia="it-IT"/>
+        </w:rPr>
+        <w:t>,</w:t>
+      </w:r>
+      <w:r>
+        <w:rPr>
+          <w:rFonts w:ascii="Arial" w:eastAsia="Times New Roman" w:hAnsi="Arial" w:cs="Arial"/>
+          <w:sz w:val="24"/>
+          <w:szCs w:val="24"/>
+          <w:lang w:eastAsia="it-IT"/>
+        </w:rPr>
+        <w:t xml:space="preserve"> 2</w:t>
+      </w:r>
+      <w:r>
+        <w:rPr>
+          <w:rFonts w:ascii="Arial" w:eastAsia="Times New Roman" w:hAnsi="Arial" w:cs="Arial"/>
+          <w:sz w:val="24"/>
+          <w:szCs w:val="24"/>
+          <w:lang w:eastAsia="it-IT"/>
+        </w:rPr>
+        <w:t xml:space="preserve"> e 3</w:t>
+      </w:r>
+    </w:p>
+    <w:p>
+      <w:pPr>
+        <w:spacing w:after="0" w:line="330" w:lineRule="atLeast"/>
+        <w:rPr>
+          <w:rFonts w:ascii="Arial" w:eastAsia="Times New Roman" w:hAnsi="Arial" w:cs="Arial"/>
+          <w:sz w:val="24"/>
+          <w:szCs w:val="24"/>
+          <w:lang w:eastAsia="it-IT"/>
+        </w:rPr>
+      </w:pPr>
+    </w:p>
+    <w:p>
+      <w:pPr>
+        <w:spacing w:after="0" w:line="330" w:lineRule="atLeast"/>
+        <w:rPr>
+          <w:rFonts w:ascii="Arial" w:eastAsia="Times New Roman" w:hAnsi="Arial" w:cs="Arial"/>
+          <w:b/>
+          <w:bCs/>
+          <w:color w:val="A6A6A6" w:themeColor="background1" w:themeShade="A6"/>
+          <w:sz w:val="28"/>
+          <w:szCs w:val="28"/>
+          <w:lang w:eastAsia="it-IT"/>
+        </w:rPr>
+      </w:pPr>
+      <w:r>
+        <w:rPr>
+          <w:rFonts w:ascii="Arial" w:eastAsia="Times New Roman" w:hAnsi="Arial" w:cs="Arial"/>
+          <w:b/>
+          <w:bCs/>
+          <w:sz w:val="28"/>
+          <w:szCs w:val="28"/>
+          <w:lang w:eastAsia="it-IT"/>
+        </w:rPr>
+        <w:t>STATUS</w:t>
+      </w:r>
+      <w:r>
+        <w:rPr>
+          <w:rFonts w:ascii="Arial" w:eastAsia="Times New Roman" w:hAnsi="Arial" w:cs="Arial"/>
+          <w:b/>
+          <w:bCs/>
+          <w:sz w:val="28"/>
+          <w:szCs w:val="28"/>
+          <w:lang w:eastAsia="it-IT"/>
+        </w:rPr>
+        <w:t xml:space="preserve"> </w:t>
+      </w:r>
+    </w:p>
+    <w:p>
+      <w:pPr>
+        <w:spacing w:after="0" w:line="330" w:lineRule="atLeast"/>
+        <w:rPr>
+          <w:rFonts w:ascii="Arial" w:eastAsia="Times New Roman" w:hAnsi="Arial" w:cs="Arial"/>
+          <w:b/>
+          <w:bCs/>
+          <w:sz w:val="24"/>
+          <w:szCs w:val="24"/>
+          <w:lang w:eastAsia="it-IT"/>
+        </w:rPr>
+      </w:pPr>
+      <w:r>
+        <w:rPr>
+          <w:rFonts w:ascii="Arial" w:eastAsia="Times New Roman" w:hAnsi="Arial" w:cs="Arial"/>
+          <w:b/>
+          <w:bCs/>
+          <w:sz w:val="24"/>
+          <w:szCs w:val="24"/>
+          <w:lang w:eastAsia="it-IT"/>
+        </w:rPr>
+        <w:t>3</w:t>
+      </w:r>
+      <w:r>
+        <w:rPr>
+          <w:rFonts w:ascii="Arial" w:eastAsia="Times New Roman" w:hAnsi="Arial" w:cs="Arial"/>
+          <w:b/>
+          <w:bCs/>
+          <w:sz w:val="24"/>
+          <w:szCs w:val="24"/>
+          <w:lang w:eastAsia="it-IT"/>
+        </w:rPr>
+        <w:t>.</w:t>
+      </w:r>
+      <w:r>
+        <w:rPr>
+          <w:rFonts w:ascii="Arial" w:eastAsia="Times New Roman" w:hAnsi="Arial" w:cs="Arial"/>
+          <w:b/>
+          <w:bCs/>
+          <w:sz w:val="24"/>
+          <w:szCs w:val="24"/>
+          <w:lang w:eastAsia="it-IT"/>
+        </w:rPr>
+        <w:t>0</w:t>
+      </w:r>
+      <w:r>
+        <w:rPr>
+          <w:rFonts w:ascii="Arial" w:eastAsia="Times New Roman" w:hAnsi="Arial" w:cs="Arial"/>
+          <w:b/>
+          <w:bCs/>
+          <w:sz w:val="24"/>
+          <w:szCs w:val="24"/>
+          <w:lang w:eastAsia="it-IT"/>
+        </w:rPr>
+        <w:tab/>
+      </w:r>
+      <w:r>
+        <w:rPr>
+          <w:rFonts w:ascii="Arial" w:eastAsia="Times New Roman" w:hAnsi="Arial" w:cs="Arial"/>
+          <w:b/>
+          <w:bCs/>
+          <w:sz w:val="24"/>
+          <w:szCs w:val="24"/>
+          <w:lang w:eastAsia="it-IT"/>
+        </w:rPr>
+        <w:t xml:space="preserve">Comando </w:t>
+      </w:r>
+      <w:r>
+        <w:rPr>
+          <w:rFonts w:ascii="Arial" w:eastAsia="Times New Roman" w:hAnsi="Arial" w:cs="Arial"/>
+          <w:b/>
+          <w:bCs/>
+          <w:sz w:val="24"/>
+          <w:szCs w:val="24"/>
+          <w:lang w:eastAsia="it-IT"/>
+        </w:rPr>
         <w:t>S</w:t>
       </w:r>
       <w:r>
         <w:rPr>
           <w:rFonts w:ascii="Arial" w:eastAsia="Times New Roman" w:hAnsi="Arial" w:cs="Arial"/>
-          <w:color w:val="000000" w:themeColor="text1"/>
-          <w:sz w:val="24"/>
-          <w:szCs w:val="24"/>
-          <w:lang w:eastAsia="it-IT"/>
-        </w:rPr>
-        <w:t xml:space="preserve"> per </w:t>
-      </w:r>
-      <w:r>
-        <w:rPr>
-          <w:rFonts w:ascii="Arial" w:eastAsia="Times New Roman" w:hAnsi="Arial" w:cs="Arial"/>
-          <w:color w:val="000000" w:themeColor="text1"/>
-          <w:sz w:val="24"/>
-          <w:szCs w:val="24"/>
-          <w:lang w:eastAsia="it-IT"/>
-        </w:rPr>
-        <w:t>ricevere via SMS lo stato della Tensione</w:t>
-      </w:r>
+          <w:b/>
+          <w:bCs/>
+          <w:sz w:val="24"/>
+          <w:szCs w:val="24"/>
+          <w:lang w:eastAsia="it-IT"/>
+        </w:rPr>
+        <w:t xml:space="preserve"> - </w:t>
+      </w:r>
+      <w:r>
+        <w:rPr>
+          <w:rFonts w:ascii="Arial" w:eastAsia="Times New Roman" w:hAnsi="Arial" w:cs="Arial"/>
+          <w:b/>
+          <w:bCs/>
+          <w:sz w:val="24"/>
+          <w:szCs w:val="24"/>
+          <w:lang w:eastAsia="it-IT"/>
+        </w:rPr>
+        <w:t>Ritorna i</w:t>
+      </w:r>
+      <w:r>
+        <w:rPr>
+          <w:rFonts w:ascii="Arial" w:eastAsia="Times New Roman" w:hAnsi="Arial" w:cs="Arial"/>
+          <w:b/>
+          <w:bCs/>
+          <w:sz w:val="24"/>
+          <w:szCs w:val="24"/>
+          <w:lang w:eastAsia="it-IT"/>
+        </w:rPr>
+        <w:t xml:space="preserve">l valore di Tensione + </w:t>
+      </w:r>
+      <w:proofErr w:type="spellStart"/>
+      <w:r>
+        <w:rPr>
+          <w:rFonts w:ascii="Arial" w:eastAsia="Times New Roman" w:hAnsi="Arial" w:cs="Arial"/>
+          <w:b/>
+          <w:bCs/>
+          <w:sz w:val="24"/>
+          <w:szCs w:val="24"/>
+          <w:lang w:eastAsia="it-IT"/>
+        </w:rPr>
+        <w:t>Timestamp</w:t>
+      </w:r>
+      <w:proofErr w:type="spellEnd"/>
+    </w:p>
+    <w:p>
+      <w:pPr>
+        <w:spacing w:after="0" w:line="330" w:lineRule="atLeast"/>
+        <w:rPr>
+          <w:rFonts w:ascii="Arial" w:eastAsia="Times New Roman" w:hAnsi="Arial" w:cs="Arial"/>
+          <w:sz w:val="24"/>
+          <w:szCs w:val="24"/>
+          <w:lang w:eastAsia="it-IT"/>
+        </w:rPr>
+      </w:pPr>
+      <w:r>
+        <w:rPr>
+          <w:rFonts w:ascii="Arial" w:eastAsia="Times New Roman" w:hAnsi="Arial" w:cs="Arial"/>
+          <w:sz w:val="24"/>
+          <w:szCs w:val="24"/>
+          <w:lang w:eastAsia="it-IT"/>
+        </w:rPr>
+        <w:tab/>
+      </w:r>
+      <w:r>
+        <w:rPr>
+          <w:rFonts w:ascii="Arial" w:eastAsia="Times New Roman" w:hAnsi="Arial" w:cs="Arial"/>
+          <w:sz w:val="24"/>
+          <w:szCs w:val="24"/>
+          <w:lang w:eastAsia="it-IT"/>
+        </w:rPr>
+        <w:t xml:space="preserve">Ritorna al richiedente </w:t>
+      </w:r>
+      <w:r>
+        <w:rPr>
+          <w:rFonts w:ascii="Arial" w:eastAsia="Times New Roman" w:hAnsi="Arial" w:cs="Arial"/>
+          <w:sz w:val="24"/>
+          <w:szCs w:val="24"/>
+          <w:lang w:eastAsia="it-IT"/>
+        </w:rPr>
+        <w:t xml:space="preserve">(Master) </w:t>
+      </w:r>
+      <w:r>
+        <w:rPr>
+          <w:rFonts w:ascii="Arial" w:eastAsia="Times New Roman" w:hAnsi="Arial" w:cs="Arial"/>
+          <w:sz w:val="24"/>
+          <w:szCs w:val="24"/>
+          <w:lang w:eastAsia="it-IT"/>
+        </w:rPr>
+        <w:t xml:space="preserve">il </w:t>
+      </w:r>
+      <w:proofErr w:type="spellStart"/>
+      <w:r>
+        <w:rPr>
+          <w:rFonts w:ascii="Arial" w:eastAsia="Times New Roman" w:hAnsi="Arial" w:cs="Arial"/>
+          <w:sz w:val="24"/>
+          <w:szCs w:val="24"/>
+          <w:lang w:eastAsia="it-IT"/>
+        </w:rPr>
+        <w:t>Timestamp</w:t>
+      </w:r>
+      <w:proofErr w:type="spellEnd"/>
+      <w:r>
+        <w:rPr>
+          <w:rFonts w:ascii="Arial" w:eastAsia="Times New Roman" w:hAnsi="Arial" w:cs="Arial"/>
+          <w:sz w:val="24"/>
+          <w:szCs w:val="24"/>
+          <w:lang w:eastAsia="it-IT"/>
+        </w:rPr>
+        <w:t xml:space="preserve"> + Valore Tensione</w:t>
+      </w:r>
+    </w:p>
+    <w:p>
+      <w:pPr>
+        <w:spacing w:after="0" w:line="330" w:lineRule="atLeast"/>
+        <w:rPr>
+          <w:rFonts w:ascii="Arial" w:eastAsia="Times New Roman" w:hAnsi="Arial" w:cs="Arial"/>
+          <w:b/>
+          <w:bCs/>
+          <w:sz w:val="24"/>
+          <w:szCs w:val="24"/>
+          <w:lang w:eastAsia="it-IT"/>
+        </w:rPr>
+      </w:pPr>
+      <w:r>
+        <w:rPr>
+          <w:rFonts w:ascii="Arial" w:eastAsia="Times New Roman" w:hAnsi="Arial" w:cs="Arial"/>
+          <w:b/>
+          <w:bCs/>
+          <w:sz w:val="24"/>
+          <w:szCs w:val="24"/>
+          <w:lang w:eastAsia="it-IT"/>
+        </w:rPr>
+        <w:t>3</w:t>
+      </w:r>
+      <w:r>
+        <w:rPr>
+          <w:rFonts w:ascii="Arial" w:eastAsia="Times New Roman" w:hAnsi="Arial" w:cs="Arial"/>
+          <w:b/>
+          <w:bCs/>
+          <w:sz w:val="24"/>
+          <w:szCs w:val="24"/>
+          <w:lang w:eastAsia="it-IT"/>
+        </w:rPr>
+        <w:t>.</w:t>
+      </w:r>
+      <w:r>
+        <w:rPr>
+          <w:rFonts w:ascii="Arial" w:eastAsia="Times New Roman" w:hAnsi="Arial" w:cs="Arial"/>
+          <w:b/>
+          <w:bCs/>
+          <w:sz w:val="24"/>
+          <w:szCs w:val="24"/>
+          <w:lang w:eastAsia="it-IT"/>
+        </w:rPr>
+        <w:t>1</w:t>
+      </w:r>
+      <w:r>
+        <w:rPr>
+          <w:rFonts w:ascii="Arial" w:eastAsia="Times New Roman" w:hAnsi="Arial" w:cs="Arial"/>
+          <w:b/>
+          <w:bCs/>
+          <w:sz w:val="24"/>
+          <w:szCs w:val="24"/>
+          <w:lang w:eastAsia="it-IT"/>
+        </w:rPr>
+        <w:tab/>
+      </w:r>
+      <w:r>
+        <w:rPr>
+          <w:rFonts w:ascii="Arial" w:eastAsia="Times New Roman" w:hAnsi="Arial" w:cs="Arial"/>
+          <w:b/>
+          <w:bCs/>
+          <w:sz w:val="24"/>
+          <w:szCs w:val="24"/>
+          <w:lang w:eastAsia="it-IT"/>
+        </w:rPr>
+        <w:t xml:space="preserve">Comando </w:t>
+      </w:r>
+      <w:r>
+        <w:rPr>
+          <w:rFonts w:ascii="Arial" w:eastAsia="Times New Roman" w:hAnsi="Arial" w:cs="Arial"/>
+          <w:b/>
+          <w:bCs/>
+          <w:sz w:val="24"/>
+          <w:szCs w:val="24"/>
+          <w:lang w:eastAsia="it-IT"/>
+        </w:rPr>
+        <w:t xml:space="preserve">S - </w:t>
+      </w:r>
+      <w:r>
+        <w:rPr>
+          <w:rFonts w:ascii="Arial" w:eastAsia="Times New Roman" w:hAnsi="Arial" w:cs="Arial"/>
+          <w:b/>
+          <w:bCs/>
+          <w:sz w:val="24"/>
+          <w:szCs w:val="24"/>
+          <w:lang w:eastAsia="it-IT"/>
+        </w:rPr>
+        <w:t>Ritorna i</w:t>
+      </w:r>
+      <w:r>
+        <w:rPr>
+          <w:rFonts w:ascii="Arial" w:eastAsia="Times New Roman" w:hAnsi="Arial" w:cs="Arial"/>
+          <w:b/>
+          <w:bCs/>
+          <w:sz w:val="24"/>
+          <w:szCs w:val="24"/>
+          <w:lang w:eastAsia="it-IT"/>
+        </w:rPr>
+        <w:t xml:space="preserve">l valore di Tensione + </w:t>
+      </w:r>
+      <w:proofErr w:type="spellStart"/>
+      <w:r>
+        <w:rPr>
+          <w:rFonts w:ascii="Arial" w:eastAsia="Times New Roman" w:hAnsi="Arial" w:cs="Arial"/>
+          <w:b/>
+          <w:bCs/>
+          <w:sz w:val="24"/>
+          <w:szCs w:val="24"/>
+          <w:lang w:eastAsia="it-IT"/>
+        </w:rPr>
+        <w:t>Timestamp</w:t>
+      </w:r>
+      <w:proofErr w:type="spellEnd"/>
+    </w:p>
+    <w:p>
+      <w:pPr>
+        <w:spacing w:after="0" w:line="330" w:lineRule="atLeast"/>
+        <w:rPr>
+          <w:rFonts w:ascii="Arial" w:eastAsia="Times New Roman" w:hAnsi="Arial" w:cs="Arial"/>
+          <w:sz w:val="24"/>
+          <w:szCs w:val="24"/>
+          <w:lang w:eastAsia="it-IT"/>
+        </w:rPr>
+      </w:pPr>
+      <w:r>
+        <w:rPr>
+          <w:rFonts w:ascii="Arial" w:eastAsia="Times New Roman" w:hAnsi="Arial" w:cs="Arial"/>
+          <w:sz w:val="24"/>
+          <w:szCs w:val="24"/>
+          <w:lang w:eastAsia="it-IT"/>
+        </w:rPr>
+        <w:tab/>
+        <w:t xml:space="preserve">Ritorna al richiedente </w:t>
+      </w:r>
+      <w:r>
+        <w:rPr>
+          <w:rFonts w:ascii="Arial" w:eastAsia="Times New Roman" w:hAnsi="Arial" w:cs="Arial"/>
+          <w:sz w:val="24"/>
+          <w:szCs w:val="24"/>
+          <w:lang w:eastAsia="it-IT"/>
+        </w:rPr>
+        <w:t xml:space="preserve">(Ausiliario) </w:t>
+      </w:r>
+      <w:r>
+        <w:rPr>
+          <w:rFonts w:ascii="Arial" w:eastAsia="Times New Roman" w:hAnsi="Arial" w:cs="Arial"/>
+          <w:sz w:val="24"/>
+          <w:szCs w:val="24"/>
+          <w:lang w:eastAsia="it-IT"/>
+        </w:rPr>
+        <w:t xml:space="preserve">il </w:t>
+      </w:r>
+      <w:proofErr w:type="spellStart"/>
+      <w:r>
+        <w:rPr>
+          <w:rFonts w:ascii="Arial" w:eastAsia="Times New Roman" w:hAnsi="Arial" w:cs="Arial"/>
+          <w:sz w:val="24"/>
+          <w:szCs w:val="24"/>
+          <w:lang w:eastAsia="it-IT"/>
+        </w:rPr>
+        <w:t>Timestamp</w:t>
+      </w:r>
+      <w:proofErr w:type="spellEnd"/>
+      <w:r>
+        <w:rPr>
+          <w:rFonts w:ascii="Arial" w:eastAsia="Times New Roman" w:hAnsi="Arial" w:cs="Arial"/>
+          <w:sz w:val="24"/>
+          <w:szCs w:val="24"/>
+          <w:lang w:eastAsia="it-IT"/>
+        </w:rPr>
+        <w:t xml:space="preserve"> + Valore Tensione</w:t>
+      </w:r>
+    </w:p>
+    <w:p>
+      <w:pPr>
+        <w:spacing w:after="0" w:line="330" w:lineRule="atLeast"/>
+        <w:rPr>
+          <w:rFonts w:ascii="Arial" w:eastAsia="Times New Roman" w:hAnsi="Arial" w:cs="Arial"/>
+          <w:b/>
+          <w:bCs/>
+          <w:sz w:val="24"/>
+          <w:szCs w:val="24"/>
+          <w:lang w:eastAsia="it-IT"/>
+        </w:rPr>
+      </w:pPr>
+      <w:r>
+        <w:rPr>
+          <w:rFonts w:ascii="Arial" w:eastAsia="Times New Roman" w:hAnsi="Arial" w:cs="Arial"/>
+          <w:b/>
+          <w:bCs/>
+          <w:sz w:val="24"/>
+          <w:szCs w:val="24"/>
+          <w:lang w:eastAsia="it-IT"/>
+        </w:rPr>
+        <w:t>3</w:t>
+      </w:r>
+      <w:r>
+        <w:rPr>
+          <w:rFonts w:ascii="Arial" w:eastAsia="Times New Roman" w:hAnsi="Arial" w:cs="Arial"/>
+          <w:b/>
+          <w:bCs/>
+          <w:sz w:val="24"/>
+          <w:szCs w:val="24"/>
+          <w:lang w:eastAsia="it-IT"/>
+        </w:rPr>
+        <w:t>.</w:t>
+      </w:r>
+      <w:r>
+        <w:rPr>
+          <w:rFonts w:ascii="Arial" w:eastAsia="Times New Roman" w:hAnsi="Arial" w:cs="Arial"/>
+          <w:b/>
+          <w:bCs/>
+          <w:sz w:val="24"/>
+          <w:szCs w:val="24"/>
+          <w:lang w:eastAsia="it-IT"/>
+        </w:rPr>
+        <w:t>2</w:t>
+      </w:r>
+      <w:r>
+        <w:rPr>
+          <w:rFonts w:ascii="Arial" w:eastAsia="Times New Roman" w:hAnsi="Arial" w:cs="Arial"/>
+          <w:b/>
+          <w:bCs/>
+          <w:sz w:val="24"/>
+          <w:szCs w:val="24"/>
+          <w:lang w:eastAsia="it-IT"/>
+        </w:rPr>
+        <w:tab/>
+      </w:r>
+      <w:r>
+        <w:rPr>
+          <w:rFonts w:ascii="Arial" w:eastAsia="Times New Roman" w:hAnsi="Arial" w:cs="Arial"/>
+          <w:b/>
+          <w:bCs/>
+          <w:sz w:val="24"/>
+          <w:szCs w:val="24"/>
+          <w:lang w:eastAsia="it-IT"/>
+        </w:rPr>
+        <w:t xml:space="preserve">Comando </w:t>
+      </w:r>
+      <w:r>
+        <w:rPr>
+          <w:rFonts w:ascii="Arial" w:eastAsia="Times New Roman" w:hAnsi="Arial" w:cs="Arial"/>
+          <w:b/>
+          <w:bCs/>
+          <w:sz w:val="24"/>
+          <w:szCs w:val="24"/>
+          <w:lang w:eastAsia="it-IT"/>
+        </w:rPr>
+        <w:t xml:space="preserve">S - </w:t>
+      </w:r>
+      <w:r>
+        <w:rPr>
+          <w:rFonts w:ascii="Arial" w:eastAsia="Times New Roman" w:hAnsi="Arial" w:cs="Arial"/>
+          <w:b/>
+          <w:bCs/>
+          <w:sz w:val="24"/>
+          <w:szCs w:val="24"/>
+          <w:lang w:eastAsia="it-IT"/>
+        </w:rPr>
+        <w:t>Ritorna i</w:t>
+      </w:r>
+      <w:r>
+        <w:rPr>
+          <w:rFonts w:ascii="Arial" w:eastAsia="Times New Roman" w:hAnsi="Arial" w:cs="Arial"/>
+          <w:b/>
+          <w:bCs/>
+          <w:sz w:val="24"/>
+          <w:szCs w:val="24"/>
+          <w:lang w:eastAsia="it-IT"/>
+        </w:rPr>
+        <w:t xml:space="preserve">l valore di Tensione + </w:t>
+      </w:r>
+      <w:proofErr w:type="spellStart"/>
+      <w:r>
+        <w:rPr>
+          <w:rFonts w:ascii="Arial" w:eastAsia="Times New Roman" w:hAnsi="Arial" w:cs="Arial"/>
+          <w:b/>
+          <w:bCs/>
+          <w:sz w:val="24"/>
+          <w:szCs w:val="24"/>
+          <w:lang w:eastAsia="it-IT"/>
+        </w:rPr>
+        <w:t>Timestamp</w:t>
+      </w:r>
+      <w:proofErr w:type="spellEnd"/>
+    </w:p>
+    <w:p>
+      <w:pPr>
+        <w:spacing w:after="0" w:line="330" w:lineRule="atLeast"/>
+        <w:rPr>
+          <w:rFonts w:ascii="Arial" w:eastAsia="Times New Roman" w:hAnsi="Arial" w:cs="Arial"/>
+          <w:i/>
+          <w:iCs/>
+          <w:sz w:val="24"/>
+          <w:szCs w:val="24"/>
+          <w:lang w:val="en-US" w:eastAsia="it-IT"/>
+        </w:rPr>
+      </w:pPr>
+      <w:r>
+        <w:rPr>
+          <w:rFonts w:ascii="Arial" w:eastAsia="Times New Roman" w:hAnsi="Arial" w:cs="Arial"/>
+          <w:sz w:val="24"/>
+          <w:szCs w:val="24"/>
+          <w:lang w:eastAsia="it-IT"/>
+        </w:rPr>
+        <w:tab/>
+      </w:r>
+      <w:r>
+        <w:rPr>
+          <w:rFonts w:ascii="Arial" w:eastAsia="Times New Roman" w:hAnsi="Arial" w:cs="Arial"/>
+          <w:sz w:val="24"/>
+          <w:szCs w:val="24"/>
+          <w:lang w:val="en-US" w:eastAsia="it-IT"/>
+        </w:rPr>
+        <w:t xml:space="preserve">Da </w:t>
+      </w:r>
+      <w:proofErr w:type="spellStart"/>
+      <w:r>
+        <w:rPr>
+          <w:rFonts w:ascii="Arial" w:eastAsia="Times New Roman" w:hAnsi="Arial" w:cs="Arial"/>
+          <w:sz w:val="24"/>
+          <w:szCs w:val="24"/>
+          <w:lang w:val="en-US" w:eastAsia="it-IT"/>
+        </w:rPr>
+        <w:t>numero</w:t>
+      </w:r>
+      <w:proofErr w:type="spellEnd"/>
+      <w:r>
+        <w:rPr>
+          <w:rFonts w:ascii="Arial" w:eastAsia="Times New Roman" w:hAnsi="Arial" w:cs="Arial"/>
+          <w:sz w:val="24"/>
+          <w:szCs w:val="24"/>
+          <w:lang w:val="en-US" w:eastAsia="it-IT"/>
+        </w:rPr>
+        <w:t xml:space="preserve"> </w:t>
+      </w:r>
+      <w:proofErr w:type="spellStart"/>
+      <w:r>
+        <w:rPr>
+          <w:rFonts w:ascii="Arial" w:eastAsia="Times New Roman" w:hAnsi="Arial" w:cs="Arial"/>
+          <w:sz w:val="24"/>
+          <w:szCs w:val="24"/>
+          <w:lang w:val="en-US" w:eastAsia="it-IT"/>
+        </w:rPr>
+        <w:t>sconosciuto</w:t>
+      </w:r>
+      <w:proofErr w:type="spellEnd"/>
+      <w:r>
+        <w:rPr>
+          <w:rFonts w:ascii="Arial" w:eastAsia="Times New Roman" w:hAnsi="Arial" w:cs="Arial"/>
+          <w:sz w:val="24"/>
+          <w:szCs w:val="24"/>
+          <w:lang w:val="en-US" w:eastAsia="it-IT"/>
+        </w:rPr>
+        <w:t xml:space="preserve"> – SMS:</w:t>
+      </w:r>
+      <w:r>
+        <w:rPr>
+          <w:rFonts w:ascii="Arial" w:eastAsia="Times New Roman" w:hAnsi="Arial" w:cs="Arial"/>
+          <w:sz w:val="24"/>
+          <w:szCs w:val="24"/>
+          <w:lang w:val="en-US" w:eastAsia="it-IT"/>
+        </w:rPr>
+        <w:t xml:space="preserve"> </w:t>
+      </w:r>
+      <w:r>
+        <w:rPr>
+          <w:rFonts w:ascii="Arial" w:eastAsia="Times New Roman" w:hAnsi="Arial" w:cs="Arial"/>
+          <w:i/>
+          <w:iCs/>
+          <w:sz w:val="24"/>
+          <w:szCs w:val="24"/>
+          <w:lang w:val="en-US" w:eastAsia="it-IT"/>
+        </w:rPr>
+        <w:t>Request from NOT AUTHORIZED number</w:t>
+      </w:r>
+    </w:p>
+    <w:p>
+      <w:pPr>
+        <w:rPr>
+          <w:rFonts w:ascii="Arial" w:eastAsia="Times New Roman" w:hAnsi="Arial" w:cs="Arial"/>
+          <w:i/>
+          <w:iCs/>
+          <w:sz w:val="24"/>
+          <w:szCs w:val="24"/>
+          <w:lang w:val="en-US" w:eastAsia="it-IT"/>
+        </w:rPr>
+      </w:pPr>
+      <w:r>
+        <w:rPr>
+          <w:rFonts w:ascii="Arial" w:eastAsia="Times New Roman" w:hAnsi="Arial" w:cs="Arial"/>
+          <w:i/>
+          <w:iCs/>
+          <w:sz w:val="24"/>
+          <w:szCs w:val="24"/>
+          <w:lang w:val="en-US" w:eastAsia="it-IT"/>
+        </w:rPr>
+        <w:br w:type="page"/>
+      </w:r>
+    </w:p>
+    <w:p>
+      <w:pPr>
+        <w:spacing w:after="0" w:line="330" w:lineRule="atLeast"/>
+        <w:rPr>
+          <w:rFonts w:ascii="Arial" w:eastAsia="Times New Roman" w:hAnsi="Arial" w:cs="Arial"/>
+          <w:sz w:val="24"/>
+          <w:szCs w:val="24"/>
+          <w:lang w:val="en-US" w:eastAsia="it-IT"/>
+        </w:rPr>
+        <w:sectPr>
+          <w:pgSz w:w="11906" w:h="16838"/>
+          <w:pgMar w:top="1134" w:right="1134" w:bottom="1417" w:left="1134" w:header="708" w:footer="708" w:gutter="0"/>
+          <w:cols w:space="708"/>
+          <w:docGrid w:linePitch="360"/>
+        </w:sectPr>
+      </w:pPr>
+    </w:p>
+    <w:p>
+      <w:pPr>
+        <w:spacing w:after="0" w:line="330" w:lineRule="atLeast"/>
+        <w:jc w:val="center"/>
+        <w:rPr>
+          <w:rFonts w:ascii="Arial" w:eastAsia="Times New Roman" w:hAnsi="Arial" w:cs="Arial"/>
+          <w:b/>
+          <w:bCs/>
+          <w:sz w:val="32"/>
+          <w:szCs w:val="32"/>
+          <w:lang w:val="en-US" w:eastAsia="it-IT"/>
+        </w:rPr>
+      </w:pPr>
+      <w:r>
+        <w:rPr>
+          <w:rFonts w:ascii="Arial" w:eastAsia="Times New Roman" w:hAnsi="Arial" w:cs="Arial"/>
+          <w:b/>
+          <w:bCs/>
+          <w:sz w:val="32"/>
+          <w:szCs w:val="32"/>
+          <w:lang w:val="en-US" w:eastAsia="it-IT"/>
+        </w:rPr>
+        <w:lastRenderedPageBreak/>
+        <w:t>TEST PLAN</w:t>
+      </w:r>
+    </w:p>
+    <w:p>
+      <w:pPr>
+        <w:spacing w:after="0" w:line="330" w:lineRule="atLeast"/>
+        <w:rPr>
+          <w:rFonts w:ascii="Arial" w:eastAsia="Times New Roman" w:hAnsi="Arial" w:cs="Arial"/>
+          <w:sz w:val="24"/>
+          <w:szCs w:val="24"/>
+          <w:lang w:val="en-US" w:eastAsia="it-IT"/>
+        </w:rPr>
+      </w:pPr>
+    </w:p>
+    <w:tbl>
+      <w:tblPr>
+        <w:tblStyle w:val="Grigliatabella"/>
+        <w:tblW w:w="15021" w:type="dxa"/>
+        <w:tblLayout w:type="fixed"/>
+        <w:tblLook w:val="04A0" w:firstRow="1" w:lastRow="0" w:firstColumn="1" w:lastColumn="0" w:noHBand="0" w:noVBand="1"/>
+      </w:tblPr>
+      <w:tblGrid>
+        <w:gridCol w:w="704"/>
+        <w:gridCol w:w="1559"/>
+        <w:gridCol w:w="3828"/>
+        <w:gridCol w:w="2409"/>
+        <w:gridCol w:w="1701"/>
+        <w:gridCol w:w="3828"/>
+        <w:gridCol w:w="992"/>
+      </w:tblGrid>
+      <w:tr>
+        <w:tc>
+          <w:tcPr>
+            <w:tcW w:w="704" w:type="dxa"/>
+            <w:shd w:val="clear" w:color="auto" w:fill="4472C4" w:themeFill="accent1"/>
+            <w:vAlign w:val="center"/>
+          </w:tcPr>
+          <w:p>
+            <w:pPr>
+              <w:spacing w:line="330" w:lineRule="atLeast"/>
+              <w:jc w:val="center"/>
+              <w:rPr>
+                <w:rFonts w:ascii="Arial" w:eastAsia="Times New Roman" w:hAnsi="Arial" w:cs="Arial"/>
+                <w:b/>
+                <w:bCs/>
+                <w:color w:val="FFFFFF" w:themeColor="background1"/>
+                <w:sz w:val="20"/>
+                <w:szCs w:val="20"/>
+                <w:lang w:val="en-US" w:eastAsia="it-IT"/>
+              </w:rPr>
+            </w:pPr>
+            <w:proofErr w:type="gramStart"/>
+            <w:r>
+              <w:rPr>
+                <w:rFonts w:ascii="Arial" w:eastAsia="Times New Roman" w:hAnsi="Arial" w:cs="Arial"/>
+                <w:b/>
+                <w:bCs/>
+                <w:color w:val="FFFFFF" w:themeColor="background1"/>
+                <w:sz w:val="20"/>
+                <w:szCs w:val="20"/>
+                <w:lang w:val="en-US" w:eastAsia="it-IT"/>
+              </w:rPr>
+              <w:t>Test  #</w:t>
+            </w:r>
+            <w:proofErr w:type="gramEnd"/>
+          </w:p>
+        </w:tc>
+        <w:tc>
+          <w:tcPr>
+            <w:tcW w:w="1559" w:type="dxa"/>
+            <w:shd w:val="clear" w:color="auto" w:fill="4472C4" w:themeFill="accent1"/>
+            <w:vAlign w:val="center"/>
+          </w:tcPr>
+          <w:p>
+            <w:pPr>
+              <w:spacing w:line="330" w:lineRule="atLeast"/>
+              <w:jc w:val="center"/>
+              <w:rPr>
+                <w:rFonts w:ascii="Arial" w:eastAsia="Times New Roman" w:hAnsi="Arial" w:cs="Arial"/>
+                <w:b/>
+                <w:bCs/>
+                <w:color w:val="FFFFFF" w:themeColor="background1"/>
+                <w:sz w:val="20"/>
+                <w:szCs w:val="20"/>
+                <w:lang w:val="en-US" w:eastAsia="it-IT"/>
+              </w:rPr>
+            </w:pPr>
+            <w:r>
+              <w:rPr>
+                <w:rFonts w:ascii="Arial" w:eastAsia="Times New Roman" w:hAnsi="Arial" w:cs="Arial"/>
+                <w:b/>
+                <w:bCs/>
+                <w:color w:val="FFFFFF" w:themeColor="background1"/>
+                <w:sz w:val="20"/>
+                <w:szCs w:val="20"/>
+                <w:lang w:val="en-US" w:eastAsia="it-IT"/>
+              </w:rPr>
+              <w:t>PHASE</w:t>
+            </w:r>
+          </w:p>
+        </w:tc>
+        <w:tc>
+          <w:tcPr>
+            <w:tcW w:w="3828" w:type="dxa"/>
+            <w:shd w:val="clear" w:color="auto" w:fill="4472C4" w:themeFill="accent1"/>
+            <w:vAlign w:val="center"/>
+          </w:tcPr>
+          <w:p>
+            <w:pPr>
+              <w:spacing w:line="330" w:lineRule="atLeast"/>
+              <w:jc w:val="center"/>
+              <w:rPr>
+                <w:rFonts w:ascii="Arial" w:eastAsia="Times New Roman" w:hAnsi="Arial" w:cs="Arial"/>
+                <w:b/>
+                <w:bCs/>
+                <w:color w:val="FFFFFF" w:themeColor="background1"/>
+                <w:sz w:val="20"/>
+                <w:szCs w:val="20"/>
+                <w:lang w:val="en-US" w:eastAsia="it-IT"/>
+              </w:rPr>
+            </w:pPr>
+            <w:r>
+              <w:rPr>
+                <w:rFonts w:ascii="Arial" w:eastAsia="Times New Roman" w:hAnsi="Arial" w:cs="Arial"/>
+                <w:b/>
+                <w:bCs/>
+                <w:color w:val="FFFFFF" w:themeColor="background1"/>
+                <w:sz w:val="20"/>
+                <w:szCs w:val="20"/>
+                <w:lang w:val="en-US" w:eastAsia="it-IT"/>
+              </w:rPr>
+              <w:t>Objective</w:t>
+            </w:r>
+          </w:p>
+        </w:tc>
+        <w:tc>
+          <w:tcPr>
+            <w:tcW w:w="2409" w:type="dxa"/>
+            <w:shd w:val="clear" w:color="auto" w:fill="4472C4" w:themeFill="accent1"/>
+          </w:tcPr>
+          <w:p>
+            <w:pPr>
+              <w:spacing w:line="330" w:lineRule="atLeast"/>
+              <w:jc w:val="center"/>
+              <w:rPr>
+                <w:rFonts w:ascii="Arial" w:eastAsia="Times New Roman" w:hAnsi="Arial" w:cs="Arial"/>
+                <w:b/>
+                <w:bCs/>
+                <w:color w:val="FFFFFF" w:themeColor="background1"/>
+                <w:sz w:val="20"/>
+                <w:szCs w:val="20"/>
+                <w:lang w:val="en-US" w:eastAsia="it-IT"/>
+              </w:rPr>
+            </w:pPr>
+            <w:r>
+              <w:rPr>
+                <w:rFonts w:ascii="Arial" w:eastAsia="Times New Roman" w:hAnsi="Arial" w:cs="Arial"/>
+                <w:b/>
+                <w:bCs/>
+                <w:color w:val="FFFFFF" w:themeColor="background1"/>
+                <w:sz w:val="20"/>
+                <w:szCs w:val="20"/>
+                <w:lang w:val="en-US" w:eastAsia="it-IT"/>
+              </w:rPr>
+              <w:t>Test</w:t>
+            </w:r>
+          </w:p>
+          <w:p>
+            <w:pPr>
+              <w:spacing w:line="330" w:lineRule="atLeast"/>
+              <w:jc w:val="center"/>
+              <w:rPr>
+                <w:rFonts w:ascii="Arial" w:eastAsia="Times New Roman" w:hAnsi="Arial" w:cs="Arial"/>
+                <w:b/>
+                <w:bCs/>
+                <w:color w:val="FFFFFF" w:themeColor="background1"/>
+                <w:sz w:val="20"/>
+                <w:szCs w:val="20"/>
+                <w:lang w:val="en-US" w:eastAsia="it-IT"/>
+              </w:rPr>
+            </w:pPr>
+            <w:r>
+              <w:rPr>
+                <w:rFonts w:ascii="Arial" w:eastAsia="Times New Roman" w:hAnsi="Arial" w:cs="Arial"/>
+                <w:b/>
+                <w:bCs/>
+                <w:color w:val="FFFFFF" w:themeColor="background1"/>
+                <w:sz w:val="20"/>
+                <w:szCs w:val="20"/>
+                <w:lang w:val="en-US" w:eastAsia="it-IT"/>
+              </w:rPr>
+              <w:t xml:space="preserve"> Precondition</w:t>
+            </w:r>
+          </w:p>
+        </w:tc>
+        <w:tc>
+          <w:tcPr>
+            <w:tcW w:w="1701" w:type="dxa"/>
+            <w:shd w:val="clear" w:color="auto" w:fill="4472C4" w:themeFill="accent1"/>
+            <w:vAlign w:val="center"/>
+          </w:tcPr>
+          <w:p>
+            <w:pPr>
+              <w:spacing w:line="330" w:lineRule="atLeast"/>
+              <w:jc w:val="center"/>
+              <w:rPr>
+                <w:rFonts w:ascii="Arial" w:eastAsia="Times New Roman" w:hAnsi="Arial" w:cs="Arial"/>
+                <w:b/>
+                <w:bCs/>
+                <w:color w:val="FFFFFF" w:themeColor="background1"/>
+                <w:sz w:val="20"/>
+                <w:szCs w:val="20"/>
+                <w:lang w:val="en-US" w:eastAsia="it-IT"/>
+              </w:rPr>
+            </w:pPr>
+            <w:r>
+              <w:rPr>
+                <w:rFonts w:ascii="Arial" w:eastAsia="Times New Roman" w:hAnsi="Arial" w:cs="Arial"/>
+                <w:b/>
+                <w:bCs/>
+                <w:color w:val="FFFFFF" w:themeColor="background1"/>
+                <w:sz w:val="20"/>
+                <w:szCs w:val="20"/>
+                <w:lang w:val="en-US" w:eastAsia="it-IT"/>
+              </w:rPr>
+              <w:t>CMD</w:t>
+            </w:r>
+          </w:p>
+        </w:tc>
+        <w:tc>
+          <w:tcPr>
+            <w:tcW w:w="3828" w:type="dxa"/>
+            <w:shd w:val="clear" w:color="auto" w:fill="4472C4" w:themeFill="accent1"/>
+            <w:vAlign w:val="center"/>
+          </w:tcPr>
+          <w:p>
+            <w:pPr>
+              <w:spacing w:line="330" w:lineRule="atLeast"/>
+              <w:jc w:val="center"/>
+              <w:rPr>
+                <w:rFonts w:ascii="Arial" w:eastAsia="Times New Roman" w:hAnsi="Arial" w:cs="Arial"/>
+                <w:b/>
+                <w:bCs/>
+                <w:color w:val="FFFFFF" w:themeColor="background1"/>
+                <w:sz w:val="20"/>
+                <w:szCs w:val="20"/>
+                <w:lang w:val="en-US" w:eastAsia="it-IT"/>
+              </w:rPr>
+            </w:pPr>
+            <w:r>
+              <w:rPr>
+                <w:rFonts w:ascii="Arial" w:eastAsia="Times New Roman" w:hAnsi="Arial" w:cs="Arial"/>
+                <w:b/>
+                <w:bCs/>
+                <w:color w:val="FFFFFF" w:themeColor="background1"/>
+                <w:sz w:val="20"/>
+                <w:szCs w:val="20"/>
+                <w:lang w:val="en-US" w:eastAsia="it-IT"/>
+              </w:rPr>
+              <w:t>Expected Results</w:t>
+            </w:r>
+          </w:p>
+        </w:tc>
+        <w:tc>
+          <w:tcPr>
+            <w:tcW w:w="992" w:type="dxa"/>
+            <w:shd w:val="clear" w:color="auto" w:fill="4472C4" w:themeFill="accent1"/>
+            <w:vAlign w:val="center"/>
+          </w:tcPr>
+          <w:p>
+            <w:pPr>
+              <w:spacing w:line="330" w:lineRule="atLeast"/>
+              <w:jc w:val="center"/>
+              <w:rPr>
+                <w:rFonts w:ascii="Arial" w:eastAsia="Times New Roman" w:hAnsi="Arial" w:cs="Arial"/>
+                <w:b/>
+                <w:bCs/>
+                <w:color w:val="FFFFFF" w:themeColor="background1"/>
+                <w:sz w:val="20"/>
+                <w:szCs w:val="20"/>
+                <w:lang w:val="en-US" w:eastAsia="it-IT"/>
+              </w:rPr>
+            </w:pPr>
+            <w:r>
+              <w:rPr>
+                <w:rFonts w:ascii="Arial" w:eastAsia="Times New Roman" w:hAnsi="Arial" w:cs="Arial"/>
+                <w:b/>
+                <w:bCs/>
+                <w:color w:val="FFFFFF" w:themeColor="background1"/>
+                <w:sz w:val="20"/>
+                <w:szCs w:val="20"/>
+                <w:lang w:val="en-US" w:eastAsia="it-IT"/>
+              </w:rPr>
+              <w:t>Pass Fail</w:t>
+            </w:r>
+          </w:p>
+        </w:tc>
+      </w:tr>
+      <w:tr>
+        <w:tc>
+          <w:tcPr>
+            <w:tcW w:w="704" w:type="dxa"/>
+            <w:shd w:val="clear" w:color="auto" w:fill="FFC000"/>
+            <w:vAlign w:val="center"/>
+          </w:tcPr>
+          <w:p>
+            <w:pPr>
+              <w:spacing w:line="330" w:lineRule="atLeast"/>
+              <w:jc w:val="center"/>
+              <w:rPr>
+                <w:rFonts w:ascii="Arial" w:eastAsia="Times New Roman" w:hAnsi="Arial" w:cs="Arial"/>
+                <w:sz w:val="16"/>
+                <w:szCs w:val="16"/>
+                <w:lang w:val="en-US" w:eastAsia="it-IT"/>
+              </w:rPr>
+            </w:pPr>
+            <w:r>
+              <w:rPr>
+                <w:rFonts w:ascii="Arial" w:eastAsia="Times New Roman" w:hAnsi="Arial" w:cs="Arial"/>
+                <w:sz w:val="16"/>
+                <w:szCs w:val="16"/>
+                <w:lang w:val="en-US" w:eastAsia="it-IT"/>
+              </w:rPr>
+              <w:t>1.0</w:t>
+            </w:r>
+          </w:p>
+          <w:p>
+            <w:pPr>
+              <w:spacing w:line="330" w:lineRule="atLeast"/>
+              <w:jc w:val="center"/>
+              <w:rPr>
+                <w:rFonts w:ascii="Arial" w:eastAsia="Times New Roman" w:hAnsi="Arial" w:cs="Arial"/>
+                <w:sz w:val="16"/>
+                <w:szCs w:val="16"/>
+                <w:lang w:val="en-US" w:eastAsia="it-IT"/>
+              </w:rPr>
+            </w:pPr>
+          </w:p>
+        </w:tc>
+        <w:tc>
+          <w:tcPr>
+            <w:tcW w:w="1559" w:type="dxa"/>
+            <w:shd w:val="clear" w:color="auto" w:fill="FFC000"/>
+            <w:vAlign w:val="center"/>
+          </w:tcPr>
+          <w:p>
+            <w:pPr>
+              <w:spacing w:line="330" w:lineRule="atLeast"/>
+              <w:jc w:val="center"/>
+              <w:rPr>
+                <w:rFonts w:ascii="Arial" w:eastAsia="Times New Roman" w:hAnsi="Arial" w:cs="Arial"/>
+                <w:color w:val="000000" w:themeColor="text1"/>
+                <w:sz w:val="16"/>
+                <w:szCs w:val="16"/>
+                <w:lang w:eastAsia="it-IT"/>
+              </w:rPr>
+            </w:pPr>
+            <w:r>
+              <w:rPr>
+                <w:rFonts w:ascii="Arial" w:eastAsia="Times New Roman" w:hAnsi="Arial" w:cs="Arial"/>
+                <w:sz w:val="16"/>
+                <w:szCs w:val="16"/>
+                <w:lang w:eastAsia="it-IT"/>
+              </w:rPr>
+              <w:t>Prim</w:t>
+            </w:r>
+            <w:r>
+              <w:rPr>
+                <w:rFonts w:ascii="Arial" w:eastAsia="Times New Roman" w:hAnsi="Arial" w:cs="Arial"/>
+                <w:sz w:val="16"/>
+                <w:szCs w:val="16"/>
+                <w:lang w:eastAsia="it-IT"/>
+              </w:rPr>
+              <w:t>i LAB TESTS</w:t>
+            </w:r>
+          </w:p>
+        </w:tc>
+        <w:tc>
+          <w:tcPr>
+            <w:tcW w:w="3828" w:type="dxa"/>
+            <w:shd w:val="clear" w:color="auto" w:fill="FFC000"/>
+            <w:vAlign w:val="center"/>
+          </w:tcPr>
+          <w:p>
+            <w:pPr>
+              <w:spacing w:line="330" w:lineRule="atLeast"/>
+              <w:jc w:val="center"/>
+              <w:rPr>
+                <w:rFonts w:ascii="Arial" w:eastAsia="Times New Roman" w:hAnsi="Arial" w:cs="Arial"/>
+                <w:sz w:val="16"/>
+                <w:szCs w:val="16"/>
+                <w:lang w:eastAsia="it-IT"/>
+              </w:rPr>
+            </w:pPr>
+            <w:r>
+              <w:rPr>
+                <w:rFonts w:ascii="Arial" w:eastAsia="Times New Roman" w:hAnsi="Arial" w:cs="Arial"/>
+                <w:sz w:val="16"/>
+                <w:szCs w:val="16"/>
+                <w:lang w:eastAsia="it-IT"/>
+              </w:rPr>
+              <w:t>Ritorna i numeri</w:t>
+            </w:r>
+            <w:r>
+              <w:rPr>
+                <w:rFonts w:ascii="Arial" w:eastAsia="Times New Roman" w:hAnsi="Arial" w:cs="Arial"/>
+                <w:sz w:val="16"/>
+                <w:szCs w:val="16"/>
+                <w:lang w:eastAsia="it-IT"/>
+              </w:rPr>
+              <w:t xml:space="preserve"> </w:t>
+            </w:r>
+            <w:r>
+              <w:rPr>
+                <w:rFonts w:ascii="Arial" w:eastAsia="Times New Roman" w:hAnsi="Arial" w:cs="Arial"/>
+                <w:sz w:val="16"/>
+                <w:szCs w:val="16"/>
+                <w:lang w:eastAsia="it-IT"/>
+              </w:rPr>
+              <w:t>autorizzati</w:t>
+            </w:r>
+          </w:p>
+          <w:p>
+            <w:pPr>
+              <w:spacing w:line="330" w:lineRule="atLeast"/>
+              <w:jc w:val="center"/>
+              <w:rPr>
+                <w:rFonts w:ascii="Arial" w:eastAsia="Times New Roman" w:hAnsi="Arial" w:cs="Arial"/>
+                <w:sz w:val="16"/>
+                <w:szCs w:val="16"/>
+                <w:lang w:eastAsia="it-IT"/>
+              </w:rPr>
+            </w:pPr>
+            <w:r>
+              <w:rPr>
+                <w:rFonts w:ascii="Arial" w:eastAsia="Times New Roman" w:hAnsi="Arial" w:cs="Arial"/>
+                <w:color w:val="000000" w:themeColor="text1"/>
+                <w:sz w:val="16"/>
+                <w:szCs w:val="16"/>
+                <w:lang w:eastAsia="it-IT"/>
+              </w:rPr>
+              <w:t xml:space="preserve">Attualmente il </w:t>
+            </w:r>
+            <w:proofErr w:type="spellStart"/>
+            <w:r>
+              <w:rPr>
+                <w:rFonts w:ascii="Arial" w:eastAsia="Times New Roman" w:hAnsi="Arial" w:cs="Arial"/>
+                <w:color w:val="000000" w:themeColor="text1"/>
+                <w:sz w:val="16"/>
+                <w:szCs w:val="16"/>
+                <w:lang w:eastAsia="it-IT"/>
+              </w:rPr>
+              <w:t>Fw</w:t>
+            </w:r>
+            <w:proofErr w:type="spellEnd"/>
+            <w:r>
+              <w:rPr>
+                <w:rFonts w:ascii="Arial" w:eastAsia="Times New Roman" w:hAnsi="Arial" w:cs="Arial"/>
+                <w:color w:val="000000" w:themeColor="text1"/>
+                <w:sz w:val="16"/>
+                <w:szCs w:val="16"/>
+                <w:lang w:eastAsia="it-IT"/>
+              </w:rPr>
+              <w:t xml:space="preserve"> </w:t>
+            </w:r>
+            <w:r>
+              <w:rPr>
+                <w:rFonts w:ascii="Arial" w:eastAsia="Times New Roman" w:hAnsi="Arial" w:cs="Arial"/>
+                <w:sz w:val="16"/>
+                <w:szCs w:val="16"/>
+                <w:lang w:eastAsia="it-IT"/>
+              </w:rPr>
+              <w:t>prevede il Master già inserito nel codice</w:t>
+            </w:r>
+            <w:r>
+              <w:rPr>
+                <w:rFonts w:ascii="Arial" w:eastAsia="Times New Roman" w:hAnsi="Arial" w:cs="Arial"/>
+                <w:sz w:val="16"/>
+                <w:szCs w:val="16"/>
+                <w:lang w:eastAsia="it-IT"/>
+              </w:rPr>
+              <w:t xml:space="preserve"> (usare n. fittizio per poi cambiarlo </w:t>
+            </w:r>
+            <w:proofErr w:type="spellStart"/>
+            <w:r>
+              <w:rPr>
+                <w:rFonts w:ascii="Arial" w:eastAsia="Times New Roman" w:hAnsi="Arial" w:cs="Arial"/>
+                <w:sz w:val="16"/>
+                <w:szCs w:val="16"/>
+                <w:lang w:eastAsia="it-IT"/>
+              </w:rPr>
+              <w:t>cn</w:t>
+            </w:r>
+            <w:proofErr w:type="spellEnd"/>
+            <w:r>
+              <w:rPr>
+                <w:rFonts w:ascii="Arial" w:eastAsia="Times New Roman" w:hAnsi="Arial" w:cs="Arial"/>
+                <w:sz w:val="16"/>
+                <w:szCs w:val="16"/>
+                <w:lang w:eastAsia="it-IT"/>
+              </w:rPr>
+              <w:t xml:space="preserve"> i comandi)</w:t>
+            </w:r>
+          </w:p>
+        </w:tc>
+        <w:tc>
+          <w:tcPr>
+            <w:tcW w:w="2409" w:type="dxa"/>
+            <w:shd w:val="clear" w:color="auto" w:fill="FFC000"/>
+          </w:tcPr>
+          <w:p>
+            <w:pPr>
+              <w:spacing w:line="330" w:lineRule="atLeast"/>
+              <w:jc w:val="center"/>
+              <w:rPr>
+                <w:rFonts w:ascii="Arial" w:eastAsia="Times New Roman" w:hAnsi="Arial" w:cs="Arial"/>
+                <w:sz w:val="16"/>
+                <w:szCs w:val="16"/>
+                <w:lang w:eastAsia="it-IT"/>
+              </w:rPr>
+            </w:pPr>
+          </w:p>
+        </w:tc>
+        <w:tc>
+          <w:tcPr>
+            <w:tcW w:w="1701" w:type="dxa"/>
+            <w:shd w:val="clear" w:color="auto" w:fill="FFC000"/>
+            <w:vAlign w:val="center"/>
+          </w:tcPr>
+          <w:p>
+            <w:pPr>
+              <w:spacing w:line="330" w:lineRule="atLeast"/>
+              <w:jc w:val="center"/>
+              <w:rPr>
+                <w:rFonts w:ascii="Arial" w:eastAsia="Times New Roman" w:hAnsi="Arial" w:cs="Arial"/>
+                <w:sz w:val="16"/>
+                <w:szCs w:val="16"/>
+                <w:lang w:eastAsia="it-IT"/>
+              </w:rPr>
+            </w:pPr>
+            <w:r>
+              <w:rPr>
+                <w:rFonts w:ascii="Arial" w:eastAsia="Times New Roman" w:hAnsi="Arial" w:cs="Arial"/>
+                <w:sz w:val="16"/>
+                <w:szCs w:val="16"/>
+                <w:lang w:eastAsia="it-IT"/>
+              </w:rPr>
+              <w:t>N</w:t>
+            </w:r>
+          </w:p>
+        </w:tc>
+        <w:tc>
+          <w:tcPr>
+            <w:tcW w:w="3828" w:type="dxa"/>
+            <w:shd w:val="clear" w:color="auto" w:fill="FFC000"/>
+            <w:vAlign w:val="center"/>
+          </w:tcPr>
+          <w:p>
+            <w:pPr>
+              <w:spacing w:line="330" w:lineRule="atLeast"/>
+              <w:rPr>
+                <w:rFonts w:ascii="Arial" w:eastAsia="Times New Roman" w:hAnsi="Arial" w:cs="Arial"/>
+                <w:sz w:val="16"/>
+                <w:szCs w:val="16"/>
+                <w:lang w:val="en-US" w:eastAsia="it-IT"/>
+              </w:rPr>
+            </w:pPr>
+            <w:r>
+              <w:rPr>
+                <w:rFonts w:ascii="Arial" w:eastAsia="Times New Roman" w:hAnsi="Arial" w:cs="Arial"/>
+                <w:sz w:val="16"/>
+                <w:szCs w:val="16"/>
+                <w:lang w:val="en-US" w:eastAsia="it-IT"/>
+              </w:rPr>
+              <w:t xml:space="preserve">SMS: </w:t>
+            </w:r>
+          </w:p>
+          <w:p>
+            <w:pPr>
+              <w:spacing w:line="330" w:lineRule="atLeast"/>
+              <w:rPr>
+                <w:rFonts w:ascii="Arial" w:eastAsia="Times New Roman" w:hAnsi="Arial" w:cs="Arial"/>
+                <w:sz w:val="16"/>
+                <w:szCs w:val="16"/>
+                <w:lang w:val="en-US" w:eastAsia="it-IT"/>
+              </w:rPr>
+            </w:pPr>
+            <w:proofErr w:type="gramStart"/>
+            <w:r>
+              <w:rPr>
+                <w:rFonts w:ascii="Arial" w:eastAsia="Times New Roman" w:hAnsi="Arial" w:cs="Arial"/>
+                <w:sz w:val="16"/>
+                <w:szCs w:val="16"/>
+                <w:lang w:val="en-US" w:eastAsia="it-IT"/>
+              </w:rPr>
+              <w:t>”A</w:t>
+            </w:r>
+            <w:r>
+              <w:rPr>
+                <w:rFonts w:ascii="Arial" w:eastAsia="Times New Roman" w:hAnsi="Arial" w:cs="Arial"/>
+                <w:sz w:val="16"/>
+                <w:szCs w:val="16"/>
+                <w:lang w:val="en-US" w:eastAsia="it-IT"/>
+              </w:rPr>
+              <w:t>uthorized</w:t>
+            </w:r>
+            <w:proofErr w:type="gramEnd"/>
+            <w:r>
+              <w:rPr>
+                <w:rFonts w:ascii="Arial" w:eastAsia="Times New Roman" w:hAnsi="Arial" w:cs="Arial"/>
+                <w:sz w:val="16"/>
+                <w:szCs w:val="16"/>
+                <w:lang w:val="en-US" w:eastAsia="it-IT"/>
+              </w:rPr>
+              <w:t xml:space="preserve"> phone n."</w:t>
+            </w:r>
+            <w:r>
+              <w:rPr>
+                <w:rFonts w:ascii="Arial" w:eastAsia="Times New Roman" w:hAnsi="Arial" w:cs="Arial"/>
+                <w:sz w:val="16"/>
+                <w:szCs w:val="16"/>
+                <w:lang w:val="en-US" w:eastAsia="it-IT"/>
+              </w:rPr>
+              <w:t xml:space="preserve"> con:</w:t>
+            </w:r>
+          </w:p>
+          <w:p>
+            <w:pPr>
+              <w:spacing w:line="330" w:lineRule="atLeast"/>
+              <w:jc w:val="center"/>
+              <w:rPr>
+                <w:rFonts w:ascii="Arial" w:eastAsia="Times New Roman" w:hAnsi="Arial" w:cs="Arial"/>
+                <w:sz w:val="16"/>
+                <w:szCs w:val="16"/>
+                <w:lang w:eastAsia="it-IT"/>
+              </w:rPr>
+            </w:pPr>
+            <w:r>
+              <w:rPr>
+                <w:rFonts w:ascii="Arial" w:eastAsia="Times New Roman" w:hAnsi="Arial" w:cs="Arial"/>
+                <w:sz w:val="16"/>
+                <w:szCs w:val="16"/>
+                <w:lang w:eastAsia="it-IT"/>
+              </w:rPr>
+              <w:t>solo n</w:t>
+            </w:r>
+            <w:r>
+              <w:rPr>
+                <w:rFonts w:ascii="Arial" w:eastAsia="Times New Roman" w:hAnsi="Arial" w:cs="Arial"/>
+                <w:sz w:val="16"/>
+                <w:szCs w:val="16"/>
+                <w:lang w:eastAsia="it-IT"/>
+              </w:rPr>
+              <w:t xml:space="preserve">umero </w:t>
+            </w:r>
+            <w:r>
+              <w:rPr>
+                <w:rFonts w:ascii="Arial" w:eastAsia="Times New Roman" w:hAnsi="Arial" w:cs="Arial"/>
+                <w:sz w:val="16"/>
+                <w:szCs w:val="16"/>
+                <w:lang w:eastAsia="it-IT"/>
+              </w:rPr>
+              <w:t xml:space="preserve">telefonico del </w:t>
+            </w:r>
+            <w:r>
+              <w:rPr>
+                <w:rFonts w:ascii="Arial" w:eastAsia="Times New Roman" w:hAnsi="Arial" w:cs="Arial"/>
+                <w:sz w:val="16"/>
+                <w:szCs w:val="16"/>
+                <w:lang w:eastAsia="it-IT"/>
+              </w:rPr>
+              <w:t>Master</w:t>
+            </w:r>
+          </w:p>
+        </w:tc>
+        <w:tc>
+          <w:tcPr>
+            <w:tcW w:w="992" w:type="dxa"/>
+            <w:shd w:val="clear" w:color="auto" w:fill="FFC000"/>
+            <w:vAlign w:val="center"/>
+          </w:tcPr>
+          <w:p>
+            <w:pPr>
+              <w:spacing w:line="330" w:lineRule="atLeast"/>
+              <w:jc w:val="center"/>
+              <w:rPr>
+                <w:rFonts w:ascii="Arial" w:eastAsia="Times New Roman" w:hAnsi="Arial" w:cs="Arial"/>
+                <w:sz w:val="16"/>
+                <w:szCs w:val="16"/>
+                <w:lang w:eastAsia="it-IT"/>
+              </w:rPr>
+            </w:pPr>
+          </w:p>
+        </w:tc>
+      </w:tr>
+      <w:tr>
+        <w:tc>
+          <w:tcPr>
+            <w:tcW w:w="704" w:type="dxa"/>
+            <w:shd w:val="clear" w:color="auto" w:fill="FFC000"/>
+            <w:vAlign w:val="center"/>
+          </w:tcPr>
+          <w:p>
+            <w:pPr>
+              <w:spacing w:line="330" w:lineRule="atLeast"/>
+              <w:jc w:val="center"/>
+              <w:rPr>
+                <w:rFonts w:ascii="Arial" w:eastAsia="Times New Roman" w:hAnsi="Arial" w:cs="Arial"/>
+                <w:sz w:val="16"/>
+                <w:szCs w:val="16"/>
+                <w:lang w:eastAsia="it-IT"/>
+              </w:rPr>
+            </w:pPr>
+            <w:r>
+              <w:rPr>
+                <w:rFonts w:ascii="Arial" w:eastAsia="Times New Roman" w:hAnsi="Arial" w:cs="Arial"/>
+                <w:sz w:val="16"/>
+                <w:szCs w:val="16"/>
+                <w:lang w:eastAsia="it-IT"/>
+              </w:rPr>
+              <w:t>1.1</w:t>
+            </w:r>
+          </w:p>
+        </w:tc>
+        <w:tc>
+          <w:tcPr>
+            <w:tcW w:w="1559" w:type="dxa"/>
+            <w:shd w:val="clear" w:color="auto" w:fill="FFC000"/>
+          </w:tcPr>
+          <w:p>
+            <w:pPr>
+              <w:spacing w:line="330" w:lineRule="atLeast"/>
+              <w:jc w:val="center"/>
+              <w:rPr>
+                <w:rFonts w:ascii="Arial" w:eastAsia="Times New Roman" w:hAnsi="Arial" w:cs="Arial"/>
+                <w:sz w:val="16"/>
+                <w:szCs w:val="16"/>
+                <w:lang w:eastAsia="it-IT"/>
+              </w:rPr>
+            </w:pPr>
+            <w:r>
+              <w:rPr>
+                <w:rFonts w:ascii="Arial" w:eastAsia="Times New Roman" w:hAnsi="Arial" w:cs="Arial"/>
+                <w:sz w:val="16"/>
+                <w:szCs w:val="16"/>
+                <w:lang w:eastAsia="it-IT"/>
+              </w:rPr>
+              <w:t>Primi LAB TESTS</w:t>
+            </w:r>
+          </w:p>
+        </w:tc>
+        <w:tc>
+          <w:tcPr>
+            <w:tcW w:w="3828" w:type="dxa"/>
+            <w:shd w:val="clear" w:color="auto" w:fill="FFC000"/>
+            <w:vAlign w:val="center"/>
+          </w:tcPr>
+          <w:p>
+            <w:pPr>
+              <w:spacing w:line="330" w:lineRule="atLeast"/>
+              <w:jc w:val="center"/>
+              <w:rPr>
+                <w:rFonts w:ascii="Arial" w:eastAsia="Times New Roman" w:hAnsi="Arial" w:cs="Arial"/>
+                <w:sz w:val="16"/>
+                <w:szCs w:val="16"/>
+                <w:lang w:eastAsia="it-IT"/>
+              </w:rPr>
+            </w:pPr>
+            <w:r>
+              <w:rPr>
+                <w:rFonts w:ascii="Arial" w:eastAsia="Times New Roman" w:hAnsi="Arial" w:cs="Arial"/>
+                <w:sz w:val="16"/>
+                <w:szCs w:val="16"/>
+                <w:lang w:eastAsia="it-IT"/>
+              </w:rPr>
+              <w:t>Cancella tutti i numeri compreso il MASTER</w:t>
+            </w:r>
+          </w:p>
+        </w:tc>
+        <w:tc>
+          <w:tcPr>
+            <w:tcW w:w="2409" w:type="dxa"/>
+            <w:shd w:val="clear" w:color="auto" w:fill="FFC000"/>
+          </w:tcPr>
+          <w:p>
+            <w:pPr>
+              <w:spacing w:line="330" w:lineRule="atLeast"/>
+              <w:jc w:val="center"/>
+              <w:rPr>
+                <w:rFonts w:ascii="Arial" w:eastAsia="Times New Roman" w:hAnsi="Arial" w:cs="Arial"/>
+                <w:sz w:val="16"/>
+                <w:szCs w:val="16"/>
+                <w:lang w:eastAsia="it-IT"/>
+              </w:rPr>
+            </w:pPr>
+          </w:p>
+        </w:tc>
+        <w:tc>
+          <w:tcPr>
+            <w:tcW w:w="1701" w:type="dxa"/>
+            <w:shd w:val="clear" w:color="auto" w:fill="FFC000"/>
+            <w:vAlign w:val="center"/>
+          </w:tcPr>
+          <w:p>
+            <w:pPr>
+              <w:spacing w:line="330" w:lineRule="atLeast"/>
+              <w:jc w:val="center"/>
+              <w:rPr>
+                <w:rFonts w:ascii="Arial" w:eastAsia="Times New Roman" w:hAnsi="Arial" w:cs="Arial"/>
+                <w:sz w:val="16"/>
+                <w:szCs w:val="16"/>
+                <w:lang w:eastAsia="it-IT"/>
+              </w:rPr>
+            </w:pPr>
+            <w:r>
+              <w:rPr>
+                <w:rFonts w:ascii="Arial" w:eastAsia="Times New Roman" w:hAnsi="Arial" w:cs="Arial"/>
+                <w:sz w:val="16"/>
+                <w:szCs w:val="16"/>
+                <w:lang w:eastAsia="it-IT"/>
+              </w:rPr>
+              <w:t>E</w:t>
+            </w:r>
+          </w:p>
+        </w:tc>
+        <w:tc>
+          <w:tcPr>
+            <w:tcW w:w="3828" w:type="dxa"/>
+            <w:shd w:val="clear" w:color="auto" w:fill="FFC000"/>
+            <w:vAlign w:val="center"/>
+          </w:tcPr>
+          <w:p>
+            <w:pPr>
+              <w:spacing w:line="330" w:lineRule="atLeast"/>
+              <w:rPr>
+                <w:rFonts w:ascii="Arial" w:eastAsia="Times New Roman" w:hAnsi="Arial" w:cs="Arial"/>
+                <w:sz w:val="16"/>
+                <w:szCs w:val="16"/>
+                <w:lang w:eastAsia="it-IT"/>
+              </w:rPr>
+            </w:pPr>
+            <w:r>
+              <w:rPr>
+                <w:rFonts w:ascii="Arial" w:eastAsia="Times New Roman" w:hAnsi="Arial" w:cs="Arial"/>
+                <w:sz w:val="16"/>
+                <w:szCs w:val="16"/>
+                <w:lang w:eastAsia="it-IT"/>
+              </w:rPr>
+              <w:t xml:space="preserve">SMS: </w:t>
+            </w:r>
+            <w:r>
+              <w:rPr>
+                <w:rFonts w:ascii="Arial" w:eastAsia="Times New Roman" w:hAnsi="Arial" w:cs="Arial"/>
+                <w:sz w:val="16"/>
+                <w:szCs w:val="16"/>
+                <w:lang w:eastAsia="it-IT"/>
+              </w:rPr>
+              <w:t>ALL NUMBERS DELETED</w:t>
+            </w:r>
+          </w:p>
+        </w:tc>
+        <w:tc>
+          <w:tcPr>
+            <w:tcW w:w="992" w:type="dxa"/>
+            <w:shd w:val="clear" w:color="auto" w:fill="FFC000"/>
+            <w:vAlign w:val="center"/>
+          </w:tcPr>
+          <w:p>
+            <w:pPr>
+              <w:spacing w:line="330" w:lineRule="atLeast"/>
+              <w:jc w:val="center"/>
+              <w:rPr>
+                <w:rFonts w:ascii="Arial" w:eastAsia="Times New Roman" w:hAnsi="Arial" w:cs="Arial"/>
+                <w:sz w:val="16"/>
+                <w:szCs w:val="16"/>
+                <w:lang w:eastAsia="it-IT"/>
+              </w:rPr>
+            </w:pPr>
+          </w:p>
+        </w:tc>
+      </w:tr>
+      <w:tr>
+        <w:tc>
+          <w:tcPr>
+            <w:tcW w:w="704" w:type="dxa"/>
+            <w:shd w:val="clear" w:color="auto" w:fill="FFC000"/>
+            <w:vAlign w:val="center"/>
+          </w:tcPr>
+          <w:p>
+            <w:pPr>
+              <w:spacing w:line="330" w:lineRule="atLeast"/>
+              <w:jc w:val="center"/>
+              <w:rPr>
+                <w:rFonts w:ascii="Arial" w:eastAsia="Times New Roman" w:hAnsi="Arial" w:cs="Arial"/>
+                <w:sz w:val="16"/>
+                <w:szCs w:val="16"/>
+                <w:lang w:eastAsia="it-IT"/>
+              </w:rPr>
+            </w:pPr>
+            <w:r>
+              <w:rPr>
+                <w:rFonts w:ascii="Arial" w:eastAsia="Times New Roman" w:hAnsi="Arial" w:cs="Arial"/>
+                <w:sz w:val="16"/>
+                <w:szCs w:val="16"/>
+                <w:lang w:eastAsia="it-IT"/>
+              </w:rPr>
+              <w:t>1.2</w:t>
+            </w:r>
+          </w:p>
+        </w:tc>
+        <w:tc>
+          <w:tcPr>
+            <w:tcW w:w="1559" w:type="dxa"/>
+            <w:shd w:val="clear" w:color="auto" w:fill="FFC000"/>
+            <w:vAlign w:val="center"/>
+          </w:tcPr>
+          <w:p>
+            <w:pPr>
+              <w:spacing w:line="330" w:lineRule="atLeast"/>
+              <w:jc w:val="center"/>
+              <w:rPr>
+                <w:rFonts w:ascii="Arial" w:eastAsia="Times New Roman" w:hAnsi="Arial" w:cs="Arial"/>
+                <w:sz w:val="16"/>
+                <w:szCs w:val="16"/>
+                <w:lang w:eastAsia="it-IT"/>
+              </w:rPr>
+            </w:pPr>
+            <w:r>
+              <w:rPr>
+                <w:rFonts w:ascii="Arial" w:eastAsia="Times New Roman" w:hAnsi="Arial" w:cs="Arial"/>
+                <w:sz w:val="16"/>
+                <w:szCs w:val="16"/>
+                <w:lang w:eastAsia="it-IT"/>
+              </w:rPr>
+              <w:t>Primi LAB TESTS</w:t>
+            </w:r>
+          </w:p>
+        </w:tc>
+        <w:tc>
+          <w:tcPr>
+            <w:tcW w:w="3828" w:type="dxa"/>
+            <w:shd w:val="clear" w:color="auto" w:fill="FFC000"/>
+            <w:vAlign w:val="center"/>
+          </w:tcPr>
+          <w:p>
+            <w:pPr>
+              <w:spacing w:line="330" w:lineRule="atLeast"/>
+              <w:jc w:val="center"/>
+              <w:rPr>
+                <w:rFonts w:ascii="Arial" w:eastAsia="Times New Roman" w:hAnsi="Arial" w:cs="Arial"/>
+                <w:sz w:val="16"/>
+                <w:szCs w:val="16"/>
+                <w:lang w:eastAsia="it-IT"/>
+              </w:rPr>
+            </w:pPr>
+            <w:r>
+              <w:rPr>
+                <w:rFonts w:ascii="Arial" w:eastAsia="Times New Roman" w:hAnsi="Arial" w:cs="Arial"/>
+                <w:sz w:val="16"/>
+                <w:szCs w:val="16"/>
+                <w:lang w:eastAsia="it-IT"/>
+              </w:rPr>
+              <w:t>Imposta il numero Master</w:t>
+            </w:r>
+          </w:p>
+        </w:tc>
+        <w:tc>
+          <w:tcPr>
+            <w:tcW w:w="2409" w:type="dxa"/>
+            <w:shd w:val="clear" w:color="auto" w:fill="FFC000"/>
+          </w:tcPr>
+          <w:p>
+            <w:pPr>
+              <w:spacing w:line="330" w:lineRule="atLeast"/>
+              <w:jc w:val="center"/>
+              <w:rPr>
+                <w:rFonts w:ascii="Arial" w:eastAsia="Times New Roman" w:hAnsi="Arial" w:cs="Arial"/>
+                <w:i/>
+                <w:iCs/>
+                <w:color w:val="000000" w:themeColor="text1"/>
+                <w:sz w:val="16"/>
+                <w:szCs w:val="16"/>
+                <w:lang w:eastAsia="it-IT"/>
+              </w:rPr>
+            </w:pPr>
+          </w:p>
+        </w:tc>
+        <w:tc>
+          <w:tcPr>
+            <w:tcW w:w="1701" w:type="dxa"/>
+            <w:shd w:val="clear" w:color="auto" w:fill="FFC000"/>
+            <w:vAlign w:val="center"/>
+          </w:tcPr>
+          <w:p>
+            <w:pPr>
+              <w:spacing w:line="330" w:lineRule="atLeast"/>
+              <w:jc w:val="center"/>
+              <w:rPr>
+                <w:rFonts w:ascii="Arial" w:eastAsia="Times New Roman" w:hAnsi="Arial" w:cs="Arial"/>
+                <w:sz w:val="16"/>
+                <w:szCs w:val="16"/>
+                <w:lang w:eastAsia="it-IT"/>
+              </w:rPr>
+            </w:pPr>
+            <w:r>
+              <w:rPr>
+                <w:rFonts w:ascii="Arial" w:eastAsia="Times New Roman" w:hAnsi="Arial" w:cs="Arial"/>
+                <w:i/>
+                <w:iCs/>
+                <w:color w:val="000000" w:themeColor="text1"/>
+                <w:sz w:val="16"/>
+                <w:szCs w:val="16"/>
+                <w:lang w:eastAsia="it-IT"/>
+              </w:rPr>
+              <w:t>M+393334188263</w:t>
+            </w:r>
+            <w:r>
+              <w:rPr>
+                <w:rFonts w:ascii="Arial" w:eastAsia="Times New Roman" w:hAnsi="Arial" w:cs="Arial"/>
+                <w:color w:val="000000" w:themeColor="text1"/>
+                <w:sz w:val="16"/>
+                <w:szCs w:val="16"/>
+                <w:lang w:eastAsia="it-IT"/>
+              </w:rPr>
+              <w:t xml:space="preserve"> </w:t>
+            </w:r>
+            <w:r>
+              <w:rPr>
+                <w:rFonts w:ascii="Arial" w:eastAsia="Times New Roman" w:hAnsi="Arial" w:cs="Arial"/>
+                <w:sz w:val="16"/>
+                <w:szCs w:val="16"/>
+                <w:lang w:eastAsia="it-IT"/>
+              </w:rPr>
+              <w:t xml:space="preserve"> </w:t>
+            </w:r>
+          </w:p>
+        </w:tc>
+        <w:tc>
+          <w:tcPr>
+            <w:tcW w:w="3828" w:type="dxa"/>
+            <w:shd w:val="clear" w:color="auto" w:fill="FFC000"/>
+            <w:vAlign w:val="center"/>
+          </w:tcPr>
+          <w:p>
+            <w:pPr>
+              <w:spacing w:line="330" w:lineRule="atLeast"/>
+              <w:rPr>
+                <w:rFonts w:ascii="Arial" w:eastAsia="Times New Roman" w:hAnsi="Arial" w:cs="Arial"/>
+                <w:sz w:val="16"/>
+                <w:szCs w:val="16"/>
+                <w:lang w:val="en-US" w:eastAsia="it-IT"/>
+              </w:rPr>
+            </w:pPr>
+            <w:r>
+              <w:rPr>
+                <w:rFonts w:ascii="Arial" w:eastAsia="Times New Roman" w:hAnsi="Arial" w:cs="Arial"/>
+                <w:sz w:val="16"/>
+                <w:szCs w:val="16"/>
+                <w:lang w:val="en-US" w:eastAsia="it-IT"/>
+              </w:rPr>
+              <w:t>SMS:</w:t>
+            </w:r>
+          </w:p>
+          <w:p>
+            <w:pPr>
+              <w:spacing w:line="330" w:lineRule="atLeast"/>
+              <w:jc w:val="center"/>
+              <w:rPr>
+                <w:rFonts w:ascii="Arial" w:eastAsia="Times New Roman" w:hAnsi="Arial" w:cs="Arial"/>
+                <w:sz w:val="16"/>
+                <w:szCs w:val="16"/>
+                <w:lang w:val="en-US" w:eastAsia="it-IT"/>
+              </w:rPr>
+            </w:pPr>
+            <w:r>
+              <w:rPr>
+                <w:rFonts w:ascii="Arial" w:eastAsia="Times New Roman" w:hAnsi="Arial" w:cs="Arial"/>
+                <w:sz w:val="16"/>
+                <w:szCs w:val="16"/>
+                <w:lang w:val="en-US" w:eastAsia="it-IT"/>
+              </w:rPr>
+              <w:t>”</w:t>
+            </w:r>
+            <w:r>
+              <w:rPr>
+                <w:rFonts w:ascii="Arial" w:eastAsia="Times New Roman" w:hAnsi="Arial" w:cs="Arial"/>
+                <w:sz w:val="16"/>
+                <w:szCs w:val="16"/>
+                <w:lang w:val="en-US" w:eastAsia="it-IT"/>
+              </w:rPr>
+              <w:t xml:space="preserve"> </w:t>
+            </w:r>
+            <w:r>
+              <w:rPr>
+                <w:rFonts w:ascii="Arial" w:eastAsia="Times New Roman" w:hAnsi="Arial" w:cs="Arial"/>
+                <w:sz w:val="16"/>
+                <w:szCs w:val="16"/>
+                <w:lang w:val="en-US" w:eastAsia="it-IT"/>
+              </w:rPr>
+              <w:t>M TELEPHONE NUMBER SAVED</w:t>
+            </w:r>
+            <w:r>
+              <w:rPr>
+                <w:rFonts w:ascii="Arial" w:eastAsia="Times New Roman" w:hAnsi="Arial" w:cs="Arial"/>
+                <w:sz w:val="16"/>
+                <w:szCs w:val="16"/>
+                <w:lang w:val="en-US" w:eastAsia="it-IT"/>
+              </w:rPr>
+              <w:t>”</w:t>
+            </w:r>
+          </w:p>
+        </w:tc>
+        <w:tc>
+          <w:tcPr>
+            <w:tcW w:w="992" w:type="dxa"/>
+            <w:shd w:val="clear" w:color="auto" w:fill="FFC000"/>
+            <w:vAlign w:val="center"/>
+          </w:tcPr>
+          <w:p>
+            <w:pPr>
+              <w:spacing w:line="330" w:lineRule="atLeast"/>
+              <w:jc w:val="center"/>
+              <w:rPr>
+                <w:rFonts w:ascii="Arial" w:eastAsia="Times New Roman" w:hAnsi="Arial" w:cs="Arial"/>
+                <w:sz w:val="16"/>
+                <w:szCs w:val="16"/>
+                <w:lang w:val="en-US" w:eastAsia="it-IT"/>
+              </w:rPr>
+            </w:pPr>
+          </w:p>
+        </w:tc>
+      </w:tr>
+      <w:tr>
+        <w:tc>
+          <w:tcPr>
+            <w:tcW w:w="704" w:type="dxa"/>
+            <w:shd w:val="clear" w:color="auto" w:fill="FFC000"/>
+            <w:vAlign w:val="center"/>
+          </w:tcPr>
+          <w:p>
+            <w:pPr>
+              <w:spacing w:line="330" w:lineRule="atLeast"/>
+              <w:jc w:val="center"/>
+              <w:rPr>
+                <w:rFonts w:ascii="Arial" w:eastAsia="Times New Roman" w:hAnsi="Arial" w:cs="Arial"/>
+                <w:sz w:val="16"/>
+                <w:szCs w:val="16"/>
+                <w:lang w:eastAsia="it-IT"/>
+              </w:rPr>
+            </w:pPr>
+            <w:r>
+              <w:rPr>
+                <w:rFonts w:ascii="Arial" w:eastAsia="Times New Roman" w:hAnsi="Arial" w:cs="Arial"/>
+                <w:sz w:val="16"/>
+                <w:szCs w:val="16"/>
+                <w:lang w:eastAsia="it-IT"/>
+              </w:rPr>
+              <w:t>1.3</w:t>
+            </w:r>
+          </w:p>
+        </w:tc>
+        <w:tc>
+          <w:tcPr>
+            <w:tcW w:w="1559" w:type="dxa"/>
+            <w:shd w:val="clear" w:color="auto" w:fill="FFC000"/>
+            <w:vAlign w:val="center"/>
+          </w:tcPr>
+          <w:p>
+            <w:pPr>
+              <w:spacing w:line="330" w:lineRule="atLeast"/>
+              <w:jc w:val="center"/>
+              <w:rPr>
+                <w:rFonts w:ascii="Arial" w:eastAsia="Times New Roman" w:hAnsi="Arial" w:cs="Arial"/>
+                <w:sz w:val="16"/>
+                <w:szCs w:val="16"/>
+                <w:lang w:eastAsia="it-IT"/>
+              </w:rPr>
+            </w:pPr>
+            <w:r>
+              <w:rPr>
+                <w:rFonts w:ascii="Arial" w:eastAsia="Times New Roman" w:hAnsi="Arial" w:cs="Arial"/>
+                <w:sz w:val="16"/>
+                <w:szCs w:val="16"/>
+                <w:lang w:eastAsia="it-IT"/>
+              </w:rPr>
+              <w:t>Primi LAB TESTS</w:t>
+            </w:r>
+          </w:p>
+        </w:tc>
+        <w:tc>
+          <w:tcPr>
+            <w:tcW w:w="3828" w:type="dxa"/>
+            <w:shd w:val="clear" w:color="auto" w:fill="FFC000"/>
+            <w:vAlign w:val="center"/>
+          </w:tcPr>
+          <w:p>
+            <w:pPr>
+              <w:spacing w:line="330" w:lineRule="atLeast"/>
+              <w:jc w:val="center"/>
+              <w:rPr>
+                <w:rFonts w:ascii="Arial" w:eastAsia="Times New Roman" w:hAnsi="Arial" w:cs="Arial"/>
+                <w:sz w:val="16"/>
+                <w:szCs w:val="16"/>
+                <w:lang w:eastAsia="it-IT"/>
+              </w:rPr>
+            </w:pPr>
+            <w:r>
+              <w:rPr>
+                <w:rFonts w:ascii="Arial" w:eastAsia="Times New Roman" w:hAnsi="Arial" w:cs="Arial"/>
+                <w:sz w:val="16"/>
+                <w:szCs w:val="16"/>
+                <w:lang w:eastAsia="it-IT"/>
+              </w:rPr>
+              <w:t>Ritorna i numeri autorizzati</w:t>
+            </w:r>
+          </w:p>
+        </w:tc>
+        <w:tc>
+          <w:tcPr>
+            <w:tcW w:w="2409" w:type="dxa"/>
+            <w:shd w:val="clear" w:color="auto" w:fill="FFC000"/>
+          </w:tcPr>
+          <w:p>
+            <w:pPr>
+              <w:spacing w:line="330" w:lineRule="atLeast"/>
+              <w:jc w:val="center"/>
+              <w:rPr>
+                <w:rFonts w:ascii="Arial" w:eastAsia="Times New Roman" w:hAnsi="Arial" w:cs="Arial"/>
+                <w:sz w:val="16"/>
+                <w:szCs w:val="16"/>
+                <w:lang w:eastAsia="it-IT"/>
+              </w:rPr>
+            </w:pPr>
+          </w:p>
+        </w:tc>
+        <w:tc>
+          <w:tcPr>
+            <w:tcW w:w="1701" w:type="dxa"/>
+            <w:shd w:val="clear" w:color="auto" w:fill="FFC000"/>
+            <w:vAlign w:val="center"/>
+          </w:tcPr>
+          <w:p>
+            <w:pPr>
+              <w:spacing w:line="330" w:lineRule="atLeast"/>
+              <w:jc w:val="center"/>
+              <w:rPr>
+                <w:rFonts w:ascii="Arial" w:eastAsia="Times New Roman" w:hAnsi="Arial" w:cs="Arial"/>
+                <w:sz w:val="16"/>
+                <w:szCs w:val="16"/>
+                <w:lang w:eastAsia="it-IT"/>
+              </w:rPr>
+            </w:pPr>
+            <w:r>
+              <w:rPr>
+                <w:rFonts w:ascii="Arial" w:eastAsia="Times New Roman" w:hAnsi="Arial" w:cs="Arial"/>
+                <w:sz w:val="16"/>
+                <w:szCs w:val="16"/>
+                <w:lang w:eastAsia="it-IT"/>
+              </w:rPr>
+              <w:t>N</w:t>
+            </w:r>
+          </w:p>
+        </w:tc>
+        <w:tc>
+          <w:tcPr>
+            <w:tcW w:w="3828" w:type="dxa"/>
+            <w:shd w:val="clear" w:color="auto" w:fill="FFC000"/>
+            <w:vAlign w:val="center"/>
+          </w:tcPr>
+          <w:p>
+            <w:pPr>
+              <w:spacing w:line="330" w:lineRule="atLeast"/>
+              <w:jc w:val="center"/>
+              <w:rPr>
+                <w:rFonts w:ascii="Arial" w:eastAsia="Times New Roman" w:hAnsi="Arial" w:cs="Arial"/>
+                <w:sz w:val="16"/>
+                <w:szCs w:val="16"/>
+                <w:lang w:val="en-US" w:eastAsia="it-IT"/>
+              </w:rPr>
+            </w:pPr>
+            <w:r>
+              <w:rPr>
+                <w:rFonts w:ascii="Arial" w:eastAsia="Times New Roman" w:hAnsi="Arial" w:cs="Arial"/>
+                <w:sz w:val="16"/>
+                <w:szCs w:val="16"/>
+                <w:lang w:val="en-US" w:eastAsia="it-IT"/>
+              </w:rPr>
+              <w:t>SMS:</w:t>
+            </w:r>
+          </w:p>
+          <w:p>
+            <w:pPr>
+              <w:spacing w:line="330" w:lineRule="atLeast"/>
+              <w:jc w:val="center"/>
+              <w:rPr>
+                <w:rFonts w:ascii="Arial" w:eastAsia="Times New Roman" w:hAnsi="Arial" w:cs="Arial"/>
+                <w:sz w:val="16"/>
+                <w:szCs w:val="16"/>
+                <w:lang w:val="en-US" w:eastAsia="it-IT"/>
+              </w:rPr>
+            </w:pPr>
+            <w:proofErr w:type="gramStart"/>
+            <w:r>
+              <w:rPr>
+                <w:rFonts w:ascii="Arial" w:eastAsia="Times New Roman" w:hAnsi="Arial" w:cs="Arial"/>
+                <w:sz w:val="16"/>
+                <w:szCs w:val="16"/>
+                <w:lang w:val="en-US" w:eastAsia="it-IT"/>
+              </w:rPr>
+              <w:t>”A</w:t>
+            </w:r>
+            <w:r>
+              <w:rPr>
+                <w:rFonts w:ascii="Arial" w:eastAsia="Times New Roman" w:hAnsi="Arial" w:cs="Arial"/>
+                <w:sz w:val="16"/>
+                <w:szCs w:val="16"/>
+                <w:lang w:val="en-US" w:eastAsia="it-IT"/>
+              </w:rPr>
+              <w:t>uthorized</w:t>
+            </w:r>
+            <w:proofErr w:type="gramEnd"/>
+            <w:r>
+              <w:rPr>
+                <w:rFonts w:ascii="Arial" w:eastAsia="Times New Roman" w:hAnsi="Arial" w:cs="Arial"/>
+                <w:sz w:val="16"/>
+                <w:szCs w:val="16"/>
+                <w:lang w:val="en-US" w:eastAsia="it-IT"/>
+              </w:rPr>
+              <w:t xml:space="preserve"> phone n."</w:t>
+            </w:r>
+            <w:r>
+              <w:rPr>
+                <w:rFonts w:ascii="Arial" w:eastAsia="Times New Roman" w:hAnsi="Arial" w:cs="Arial"/>
+                <w:sz w:val="16"/>
+                <w:szCs w:val="16"/>
+                <w:lang w:val="en-US" w:eastAsia="it-IT"/>
+              </w:rPr>
+              <w:t xml:space="preserve"> </w:t>
+            </w:r>
+            <w:r>
+              <w:rPr>
+                <w:rFonts w:ascii="Arial" w:eastAsia="Times New Roman" w:hAnsi="Arial" w:cs="Arial"/>
+                <w:sz w:val="16"/>
+                <w:szCs w:val="16"/>
+                <w:lang w:val="en-US" w:eastAsia="it-IT"/>
+              </w:rPr>
+              <w:t>con:</w:t>
+            </w:r>
+          </w:p>
+          <w:p>
+            <w:pPr>
+              <w:spacing w:line="330" w:lineRule="atLeast"/>
+              <w:jc w:val="center"/>
+              <w:rPr>
+                <w:rFonts w:ascii="Arial" w:eastAsia="Times New Roman" w:hAnsi="Arial" w:cs="Arial"/>
+                <w:sz w:val="16"/>
+                <w:szCs w:val="16"/>
+                <w:lang w:eastAsia="it-IT"/>
+              </w:rPr>
+            </w:pPr>
+            <w:r>
+              <w:rPr>
+                <w:rFonts w:ascii="Arial" w:eastAsia="Times New Roman" w:hAnsi="Arial" w:cs="Arial"/>
+                <w:sz w:val="16"/>
+                <w:szCs w:val="16"/>
+                <w:lang w:eastAsia="it-IT"/>
+              </w:rPr>
+              <w:t>solo n</w:t>
+            </w:r>
+            <w:r>
+              <w:rPr>
+                <w:rFonts w:ascii="Arial" w:eastAsia="Times New Roman" w:hAnsi="Arial" w:cs="Arial"/>
+                <w:sz w:val="16"/>
+                <w:szCs w:val="16"/>
+                <w:lang w:eastAsia="it-IT"/>
+              </w:rPr>
+              <w:t xml:space="preserve">umero </w:t>
+            </w:r>
+            <w:r>
+              <w:rPr>
+                <w:rFonts w:ascii="Arial" w:eastAsia="Times New Roman" w:hAnsi="Arial" w:cs="Arial"/>
+                <w:sz w:val="16"/>
+                <w:szCs w:val="16"/>
+                <w:lang w:eastAsia="it-IT"/>
+              </w:rPr>
+              <w:t xml:space="preserve">telefonico del </w:t>
+            </w:r>
+            <w:r>
+              <w:rPr>
+                <w:rFonts w:ascii="Arial" w:eastAsia="Times New Roman" w:hAnsi="Arial" w:cs="Arial"/>
+                <w:sz w:val="16"/>
+                <w:szCs w:val="16"/>
+                <w:lang w:eastAsia="it-IT"/>
+              </w:rPr>
+              <w:t>Master</w:t>
+            </w:r>
+          </w:p>
+        </w:tc>
+        <w:tc>
+          <w:tcPr>
+            <w:tcW w:w="992" w:type="dxa"/>
+            <w:shd w:val="clear" w:color="auto" w:fill="FFC000"/>
+            <w:vAlign w:val="center"/>
+          </w:tcPr>
+          <w:p>
+            <w:pPr>
+              <w:spacing w:line="330" w:lineRule="atLeast"/>
+              <w:jc w:val="center"/>
+              <w:rPr>
+                <w:rFonts w:ascii="Arial" w:eastAsia="Times New Roman" w:hAnsi="Arial" w:cs="Arial"/>
+                <w:sz w:val="16"/>
+                <w:szCs w:val="16"/>
+                <w:lang w:eastAsia="it-IT"/>
+              </w:rPr>
+            </w:pPr>
+          </w:p>
+        </w:tc>
+      </w:tr>
+      <w:tr>
+        <w:tc>
+          <w:tcPr>
+            <w:tcW w:w="704" w:type="dxa"/>
+            <w:vAlign w:val="center"/>
+          </w:tcPr>
+          <w:p>
+            <w:pPr>
+              <w:spacing w:line="330" w:lineRule="atLeast"/>
+              <w:jc w:val="center"/>
+              <w:rPr>
+                <w:rFonts w:ascii="Arial" w:eastAsia="Times New Roman" w:hAnsi="Arial" w:cs="Arial"/>
+                <w:sz w:val="16"/>
+                <w:szCs w:val="16"/>
+                <w:lang w:eastAsia="it-IT"/>
+              </w:rPr>
+            </w:pPr>
+            <w:r>
+              <w:rPr>
+                <w:rFonts w:ascii="Arial" w:eastAsia="Times New Roman" w:hAnsi="Arial" w:cs="Arial"/>
+                <w:sz w:val="16"/>
+                <w:szCs w:val="16"/>
+                <w:lang w:eastAsia="it-IT"/>
+              </w:rPr>
+              <w:t>2.0</w:t>
+            </w:r>
+          </w:p>
+        </w:tc>
+        <w:tc>
+          <w:tcPr>
+            <w:tcW w:w="1559" w:type="dxa"/>
+            <w:vAlign w:val="center"/>
+          </w:tcPr>
+          <w:p>
+            <w:pPr>
+              <w:spacing w:line="330" w:lineRule="atLeast"/>
+              <w:jc w:val="center"/>
+              <w:rPr>
+                <w:rFonts w:ascii="Arial" w:eastAsia="Times New Roman" w:hAnsi="Arial" w:cs="Arial"/>
+                <w:sz w:val="16"/>
+                <w:szCs w:val="16"/>
+                <w:lang w:eastAsia="it-IT"/>
+              </w:rPr>
+            </w:pPr>
+            <w:r>
+              <w:rPr>
+                <w:rFonts w:ascii="Arial" w:eastAsia="Times New Roman" w:hAnsi="Arial" w:cs="Arial"/>
+                <w:sz w:val="16"/>
+                <w:szCs w:val="16"/>
+                <w:lang w:eastAsia="it-IT"/>
+              </w:rPr>
+              <w:t>Da condizione di fabbrica</w:t>
+            </w:r>
+            <w:r>
+              <w:rPr>
+                <w:rFonts w:ascii="Arial" w:eastAsia="Times New Roman" w:hAnsi="Arial" w:cs="Arial"/>
+                <w:sz w:val="16"/>
+                <w:szCs w:val="16"/>
+                <w:lang w:eastAsia="it-IT"/>
+              </w:rPr>
+              <w:t xml:space="preserve"> (Telefono Master non definito)</w:t>
+            </w:r>
+          </w:p>
+        </w:tc>
+        <w:tc>
+          <w:tcPr>
+            <w:tcW w:w="3828" w:type="dxa"/>
+            <w:vAlign w:val="center"/>
+          </w:tcPr>
+          <w:p>
+            <w:pPr>
+              <w:spacing w:line="330" w:lineRule="atLeast"/>
+              <w:jc w:val="center"/>
+              <w:rPr>
+                <w:rFonts w:ascii="Arial" w:eastAsia="Times New Roman" w:hAnsi="Arial" w:cs="Arial"/>
+                <w:sz w:val="16"/>
+                <w:szCs w:val="16"/>
+                <w:lang w:eastAsia="it-IT"/>
+              </w:rPr>
+            </w:pPr>
+            <w:r>
+              <w:rPr>
+                <w:rFonts w:ascii="Arial" w:eastAsia="Times New Roman" w:hAnsi="Arial" w:cs="Arial"/>
+                <w:sz w:val="16"/>
+                <w:szCs w:val="16"/>
+                <w:lang w:eastAsia="it-IT"/>
+              </w:rPr>
+              <w:t>Imposta il numero Master</w:t>
+            </w:r>
+          </w:p>
+        </w:tc>
+        <w:tc>
+          <w:tcPr>
+            <w:tcW w:w="2409" w:type="dxa"/>
+          </w:tcPr>
+          <w:p>
+            <w:pPr>
+              <w:spacing w:line="330" w:lineRule="atLeast"/>
+              <w:jc w:val="center"/>
+              <w:rPr>
+                <w:rFonts w:ascii="Arial" w:eastAsia="Times New Roman" w:hAnsi="Arial" w:cs="Arial"/>
+                <w:i/>
+                <w:iCs/>
+                <w:color w:val="000000" w:themeColor="text1"/>
+                <w:sz w:val="16"/>
+                <w:szCs w:val="16"/>
+                <w:lang w:eastAsia="it-IT"/>
+              </w:rPr>
+            </w:pPr>
+          </w:p>
+        </w:tc>
+        <w:tc>
+          <w:tcPr>
+            <w:tcW w:w="1701" w:type="dxa"/>
+            <w:vAlign w:val="center"/>
+          </w:tcPr>
+          <w:p>
+            <w:pPr>
+              <w:spacing w:line="330" w:lineRule="atLeast"/>
+              <w:jc w:val="center"/>
+              <w:rPr>
+                <w:rFonts w:ascii="Arial" w:eastAsia="Times New Roman" w:hAnsi="Arial" w:cs="Arial"/>
+                <w:sz w:val="16"/>
+                <w:szCs w:val="16"/>
+                <w:lang w:eastAsia="it-IT"/>
+              </w:rPr>
+            </w:pPr>
+            <w:r>
+              <w:rPr>
+                <w:rFonts w:ascii="Arial" w:eastAsia="Times New Roman" w:hAnsi="Arial" w:cs="Arial"/>
+                <w:i/>
+                <w:iCs/>
+                <w:color w:val="000000" w:themeColor="text1"/>
+                <w:sz w:val="16"/>
+                <w:szCs w:val="16"/>
+                <w:lang w:eastAsia="it-IT"/>
+              </w:rPr>
+              <w:t>M+393334188263</w:t>
+            </w:r>
+            <w:r>
+              <w:rPr>
+                <w:rFonts w:ascii="Arial" w:eastAsia="Times New Roman" w:hAnsi="Arial" w:cs="Arial"/>
+                <w:color w:val="000000" w:themeColor="text1"/>
+                <w:sz w:val="16"/>
+                <w:szCs w:val="16"/>
+                <w:lang w:eastAsia="it-IT"/>
+              </w:rPr>
+              <w:t xml:space="preserve"> </w:t>
+            </w:r>
+            <w:r>
+              <w:rPr>
+                <w:rFonts w:ascii="Arial" w:eastAsia="Times New Roman" w:hAnsi="Arial" w:cs="Arial"/>
+                <w:sz w:val="16"/>
+                <w:szCs w:val="16"/>
+                <w:lang w:eastAsia="it-IT"/>
+              </w:rPr>
+              <w:t xml:space="preserve"> </w:t>
+            </w:r>
+          </w:p>
+        </w:tc>
+        <w:tc>
+          <w:tcPr>
+            <w:tcW w:w="3828" w:type="dxa"/>
+            <w:vAlign w:val="center"/>
+          </w:tcPr>
+          <w:p>
+            <w:pPr>
+              <w:spacing w:line="330" w:lineRule="atLeast"/>
+              <w:rPr>
+                <w:rFonts w:ascii="Arial" w:eastAsia="Times New Roman" w:hAnsi="Arial" w:cs="Arial"/>
+                <w:sz w:val="16"/>
+                <w:szCs w:val="16"/>
+                <w:lang w:val="en-US" w:eastAsia="it-IT"/>
+              </w:rPr>
+            </w:pPr>
+            <w:r>
+              <w:rPr>
+                <w:rFonts w:ascii="Arial" w:eastAsia="Times New Roman" w:hAnsi="Arial" w:cs="Arial"/>
+                <w:sz w:val="16"/>
+                <w:szCs w:val="16"/>
+                <w:lang w:val="en-US" w:eastAsia="it-IT"/>
+              </w:rPr>
+              <w:t>SMS:</w:t>
+            </w:r>
+          </w:p>
+          <w:p>
+            <w:pPr>
+              <w:spacing w:line="330" w:lineRule="atLeast"/>
+              <w:jc w:val="center"/>
+              <w:rPr>
+                <w:rFonts w:ascii="Arial" w:eastAsia="Times New Roman" w:hAnsi="Arial" w:cs="Arial"/>
+                <w:sz w:val="16"/>
+                <w:szCs w:val="16"/>
+                <w:lang w:val="en-US" w:eastAsia="it-IT"/>
+              </w:rPr>
+            </w:pPr>
+            <w:r>
+              <w:rPr>
+                <w:rFonts w:ascii="Arial" w:eastAsia="Times New Roman" w:hAnsi="Arial" w:cs="Arial"/>
+                <w:sz w:val="16"/>
+                <w:szCs w:val="16"/>
+                <w:lang w:val="en-US" w:eastAsia="it-IT"/>
+              </w:rPr>
+              <w:t>” M TELEPHONE NUMBER SAVED”</w:t>
+            </w:r>
+          </w:p>
+        </w:tc>
+        <w:tc>
+          <w:tcPr>
+            <w:tcW w:w="992" w:type="dxa"/>
+            <w:vAlign w:val="center"/>
+          </w:tcPr>
+          <w:p>
+            <w:pPr>
+              <w:spacing w:line="330" w:lineRule="atLeast"/>
+              <w:jc w:val="center"/>
+              <w:rPr>
+                <w:rFonts w:ascii="Arial" w:eastAsia="Times New Roman" w:hAnsi="Arial" w:cs="Arial"/>
+                <w:sz w:val="16"/>
+                <w:szCs w:val="16"/>
+                <w:lang w:val="en-US" w:eastAsia="it-IT"/>
+              </w:rPr>
+            </w:pPr>
+          </w:p>
+        </w:tc>
+      </w:tr>
+      <w:tr>
+        <w:tc>
+          <w:tcPr>
+            <w:tcW w:w="704" w:type="dxa"/>
+            <w:vAlign w:val="center"/>
+          </w:tcPr>
+          <w:p>
+            <w:pPr>
+              <w:spacing w:line="330" w:lineRule="atLeast"/>
+              <w:jc w:val="center"/>
+              <w:rPr>
+                <w:rFonts w:ascii="Arial" w:eastAsia="Times New Roman" w:hAnsi="Arial" w:cs="Arial"/>
+                <w:sz w:val="16"/>
+                <w:szCs w:val="16"/>
+                <w:lang w:eastAsia="it-IT"/>
+              </w:rPr>
+            </w:pPr>
+            <w:r>
+              <w:rPr>
+                <w:rFonts w:ascii="Arial" w:eastAsia="Times New Roman" w:hAnsi="Arial" w:cs="Arial"/>
+                <w:sz w:val="16"/>
+                <w:szCs w:val="16"/>
+                <w:lang w:eastAsia="it-IT"/>
+              </w:rPr>
+              <w:t>2.1</w:t>
+            </w:r>
+          </w:p>
+        </w:tc>
+        <w:tc>
+          <w:tcPr>
+            <w:tcW w:w="1559" w:type="dxa"/>
+            <w:vAlign w:val="center"/>
+          </w:tcPr>
+          <w:p>
+            <w:pPr>
+              <w:spacing w:line="330" w:lineRule="atLeast"/>
+              <w:jc w:val="center"/>
+              <w:rPr>
+                <w:rFonts w:ascii="Arial" w:eastAsia="Times New Roman" w:hAnsi="Arial" w:cs="Arial"/>
+                <w:sz w:val="16"/>
+                <w:szCs w:val="16"/>
+                <w:lang w:eastAsia="it-IT"/>
+              </w:rPr>
+            </w:pPr>
+            <w:r>
+              <w:rPr>
+                <w:rFonts w:ascii="Arial" w:eastAsia="Times New Roman" w:hAnsi="Arial" w:cs="Arial"/>
+                <w:sz w:val="16"/>
+                <w:szCs w:val="16"/>
+                <w:lang w:eastAsia="it-IT"/>
+              </w:rPr>
+              <w:t xml:space="preserve">Da condizione di fabbrica (Telefono Master non definito) </w:t>
+            </w:r>
+          </w:p>
+        </w:tc>
+        <w:tc>
+          <w:tcPr>
+            <w:tcW w:w="3828" w:type="dxa"/>
+            <w:vAlign w:val="center"/>
+          </w:tcPr>
+          <w:p>
+            <w:pPr>
+              <w:spacing w:line="330" w:lineRule="atLeast"/>
+              <w:jc w:val="center"/>
+              <w:rPr>
+                <w:rFonts w:ascii="Arial" w:eastAsia="Times New Roman" w:hAnsi="Arial" w:cs="Arial"/>
+                <w:sz w:val="16"/>
+                <w:szCs w:val="16"/>
+                <w:lang w:eastAsia="it-IT"/>
+              </w:rPr>
+            </w:pPr>
+            <w:r>
+              <w:rPr>
+                <w:rFonts w:ascii="Arial" w:eastAsia="Times New Roman" w:hAnsi="Arial" w:cs="Arial"/>
+                <w:sz w:val="16"/>
+                <w:szCs w:val="16"/>
+                <w:lang w:eastAsia="it-IT"/>
+              </w:rPr>
+              <w:t>Ritorna i numeri autorizzati</w:t>
+            </w:r>
+          </w:p>
+        </w:tc>
+        <w:tc>
+          <w:tcPr>
+            <w:tcW w:w="2409" w:type="dxa"/>
+          </w:tcPr>
+          <w:p>
+            <w:pPr>
+              <w:spacing w:line="330" w:lineRule="atLeast"/>
+              <w:jc w:val="center"/>
+              <w:rPr>
+                <w:rFonts w:ascii="Arial" w:eastAsia="Times New Roman" w:hAnsi="Arial" w:cs="Arial"/>
+                <w:sz w:val="16"/>
+                <w:szCs w:val="16"/>
+                <w:lang w:eastAsia="it-IT"/>
+              </w:rPr>
+            </w:pPr>
+          </w:p>
+        </w:tc>
+        <w:tc>
+          <w:tcPr>
+            <w:tcW w:w="1701" w:type="dxa"/>
+            <w:vAlign w:val="center"/>
+          </w:tcPr>
+          <w:p>
+            <w:pPr>
+              <w:spacing w:line="330" w:lineRule="atLeast"/>
+              <w:jc w:val="center"/>
+              <w:rPr>
+                <w:rFonts w:ascii="Arial" w:eastAsia="Times New Roman" w:hAnsi="Arial" w:cs="Arial"/>
+                <w:sz w:val="16"/>
+                <w:szCs w:val="16"/>
+                <w:lang w:eastAsia="it-IT"/>
+              </w:rPr>
+            </w:pPr>
+            <w:r>
+              <w:rPr>
+                <w:rFonts w:ascii="Arial" w:eastAsia="Times New Roman" w:hAnsi="Arial" w:cs="Arial"/>
+                <w:sz w:val="16"/>
+                <w:szCs w:val="16"/>
+                <w:lang w:eastAsia="it-IT"/>
+              </w:rPr>
+              <w:t>N</w:t>
+            </w:r>
+          </w:p>
+        </w:tc>
+        <w:tc>
+          <w:tcPr>
+            <w:tcW w:w="3828" w:type="dxa"/>
+            <w:vAlign w:val="center"/>
+          </w:tcPr>
+          <w:p>
+            <w:pPr>
+              <w:spacing w:line="330" w:lineRule="atLeast"/>
+              <w:jc w:val="center"/>
+              <w:rPr>
+                <w:rFonts w:ascii="Arial" w:eastAsia="Times New Roman" w:hAnsi="Arial" w:cs="Arial"/>
+                <w:sz w:val="16"/>
+                <w:szCs w:val="16"/>
+                <w:lang w:val="en-US" w:eastAsia="it-IT"/>
+              </w:rPr>
+            </w:pPr>
+            <w:r>
+              <w:rPr>
+                <w:rFonts w:ascii="Arial" w:eastAsia="Times New Roman" w:hAnsi="Arial" w:cs="Arial"/>
+                <w:sz w:val="16"/>
+                <w:szCs w:val="16"/>
+                <w:lang w:val="en-US" w:eastAsia="it-IT"/>
+              </w:rPr>
+              <w:t>SMS:</w:t>
+            </w:r>
+          </w:p>
+          <w:p>
+            <w:pPr>
+              <w:spacing w:line="330" w:lineRule="atLeast"/>
+              <w:jc w:val="center"/>
+              <w:rPr>
+                <w:rFonts w:ascii="Arial" w:eastAsia="Times New Roman" w:hAnsi="Arial" w:cs="Arial"/>
+                <w:sz w:val="16"/>
+                <w:szCs w:val="16"/>
+                <w:lang w:val="en-US" w:eastAsia="it-IT"/>
+              </w:rPr>
+            </w:pPr>
+            <w:proofErr w:type="gramStart"/>
+            <w:r>
+              <w:rPr>
+                <w:rFonts w:ascii="Arial" w:eastAsia="Times New Roman" w:hAnsi="Arial" w:cs="Arial"/>
+                <w:sz w:val="16"/>
+                <w:szCs w:val="16"/>
+                <w:lang w:val="en-US" w:eastAsia="it-IT"/>
+              </w:rPr>
+              <w:t>”A</w:t>
+            </w:r>
+            <w:r>
+              <w:rPr>
+                <w:rFonts w:ascii="Arial" w:eastAsia="Times New Roman" w:hAnsi="Arial" w:cs="Arial"/>
+                <w:sz w:val="16"/>
+                <w:szCs w:val="16"/>
+                <w:lang w:val="en-US" w:eastAsia="it-IT"/>
+              </w:rPr>
+              <w:t>uthorized</w:t>
+            </w:r>
+            <w:proofErr w:type="gramEnd"/>
+            <w:r>
+              <w:rPr>
+                <w:rFonts w:ascii="Arial" w:eastAsia="Times New Roman" w:hAnsi="Arial" w:cs="Arial"/>
+                <w:sz w:val="16"/>
+                <w:szCs w:val="16"/>
+                <w:lang w:val="en-US" w:eastAsia="it-IT"/>
+              </w:rPr>
+              <w:t xml:space="preserve"> phone n."</w:t>
+            </w:r>
+            <w:r>
+              <w:rPr>
+                <w:rFonts w:ascii="Arial" w:eastAsia="Times New Roman" w:hAnsi="Arial" w:cs="Arial"/>
+                <w:sz w:val="16"/>
+                <w:szCs w:val="16"/>
+                <w:lang w:val="en-US" w:eastAsia="it-IT"/>
+              </w:rPr>
+              <w:t xml:space="preserve"> con:</w:t>
+            </w:r>
+          </w:p>
+          <w:p>
+            <w:pPr>
+              <w:spacing w:line="330" w:lineRule="atLeast"/>
+              <w:jc w:val="center"/>
+              <w:rPr>
+                <w:rFonts w:ascii="Arial" w:eastAsia="Times New Roman" w:hAnsi="Arial" w:cs="Arial"/>
+                <w:sz w:val="16"/>
+                <w:szCs w:val="16"/>
+                <w:lang w:eastAsia="it-IT"/>
+              </w:rPr>
+            </w:pPr>
+            <w:r>
+              <w:rPr>
+                <w:rFonts w:ascii="Arial" w:eastAsia="Times New Roman" w:hAnsi="Arial" w:cs="Arial"/>
+                <w:sz w:val="16"/>
+                <w:szCs w:val="16"/>
+                <w:lang w:eastAsia="it-IT"/>
+              </w:rPr>
+              <w:t>solo n</w:t>
+            </w:r>
+            <w:r>
+              <w:rPr>
+                <w:rFonts w:ascii="Arial" w:eastAsia="Times New Roman" w:hAnsi="Arial" w:cs="Arial"/>
+                <w:sz w:val="16"/>
+                <w:szCs w:val="16"/>
+                <w:lang w:eastAsia="it-IT"/>
+              </w:rPr>
+              <w:t xml:space="preserve">umero </w:t>
+            </w:r>
+            <w:r>
+              <w:rPr>
+                <w:rFonts w:ascii="Arial" w:eastAsia="Times New Roman" w:hAnsi="Arial" w:cs="Arial"/>
+                <w:sz w:val="16"/>
+                <w:szCs w:val="16"/>
+                <w:lang w:eastAsia="it-IT"/>
+              </w:rPr>
+              <w:t xml:space="preserve">telefonico del </w:t>
+            </w:r>
+            <w:r>
+              <w:rPr>
+                <w:rFonts w:ascii="Arial" w:eastAsia="Times New Roman" w:hAnsi="Arial" w:cs="Arial"/>
+                <w:sz w:val="16"/>
+                <w:szCs w:val="16"/>
+                <w:lang w:eastAsia="it-IT"/>
+              </w:rPr>
+              <w:t>Master</w:t>
+            </w:r>
+          </w:p>
+        </w:tc>
+        <w:tc>
+          <w:tcPr>
+            <w:tcW w:w="992" w:type="dxa"/>
+            <w:vAlign w:val="center"/>
+          </w:tcPr>
+          <w:p>
+            <w:pPr>
+              <w:spacing w:line="330" w:lineRule="atLeast"/>
+              <w:jc w:val="center"/>
+              <w:rPr>
+                <w:rFonts w:ascii="Arial" w:eastAsia="Times New Roman" w:hAnsi="Arial" w:cs="Arial"/>
+                <w:sz w:val="16"/>
+                <w:szCs w:val="16"/>
+                <w:lang w:eastAsia="it-IT"/>
+              </w:rPr>
+            </w:pPr>
+          </w:p>
+        </w:tc>
+      </w:tr>
+      <w:tr>
+        <w:tc>
+          <w:tcPr>
+            <w:tcW w:w="704" w:type="dxa"/>
+            <w:vAlign w:val="center"/>
+          </w:tcPr>
+          <w:p>
+            <w:pPr>
+              <w:spacing w:line="330" w:lineRule="atLeast"/>
+              <w:jc w:val="center"/>
+              <w:rPr>
+                <w:rFonts w:ascii="Arial" w:eastAsia="Times New Roman" w:hAnsi="Arial" w:cs="Arial"/>
+                <w:sz w:val="16"/>
+                <w:szCs w:val="16"/>
+                <w:lang w:eastAsia="it-IT"/>
+              </w:rPr>
+            </w:pPr>
+            <w:r>
+              <w:rPr>
+                <w:rFonts w:ascii="Arial" w:eastAsia="Times New Roman" w:hAnsi="Arial" w:cs="Arial"/>
+                <w:sz w:val="16"/>
+                <w:szCs w:val="16"/>
+                <w:lang w:eastAsia="it-IT"/>
+              </w:rPr>
+              <w:t>2.2</w:t>
+            </w:r>
+          </w:p>
+        </w:tc>
+        <w:tc>
+          <w:tcPr>
+            <w:tcW w:w="1559" w:type="dxa"/>
+            <w:vAlign w:val="center"/>
+          </w:tcPr>
+          <w:p>
+            <w:pPr>
+              <w:spacing w:line="330" w:lineRule="atLeast"/>
+              <w:jc w:val="center"/>
+              <w:rPr>
+                <w:rFonts w:ascii="Arial" w:eastAsia="Times New Roman" w:hAnsi="Arial" w:cs="Arial"/>
+                <w:sz w:val="16"/>
+                <w:szCs w:val="16"/>
+                <w:lang w:eastAsia="it-IT"/>
+              </w:rPr>
+            </w:pPr>
+            <w:r>
+              <w:rPr>
+                <w:rFonts w:ascii="Arial" w:eastAsia="Times New Roman" w:hAnsi="Arial" w:cs="Arial"/>
+                <w:sz w:val="16"/>
+                <w:szCs w:val="16"/>
+                <w:lang w:eastAsia="it-IT"/>
+              </w:rPr>
+              <w:t xml:space="preserve">Da condizione di fabbrica (Telefono Master non definito) </w:t>
+            </w:r>
+          </w:p>
+        </w:tc>
+        <w:tc>
+          <w:tcPr>
+            <w:tcW w:w="3828" w:type="dxa"/>
+            <w:vAlign w:val="center"/>
+          </w:tcPr>
+          <w:p>
+            <w:pPr>
+              <w:spacing w:line="330" w:lineRule="atLeast"/>
+              <w:jc w:val="center"/>
+              <w:rPr>
+                <w:rFonts w:ascii="Arial" w:eastAsia="Times New Roman" w:hAnsi="Arial" w:cs="Arial"/>
+                <w:sz w:val="16"/>
+                <w:szCs w:val="16"/>
+                <w:lang w:eastAsia="it-IT"/>
+              </w:rPr>
+            </w:pPr>
+            <w:r>
+              <w:rPr>
+                <w:rFonts w:ascii="Arial" w:eastAsia="Times New Roman" w:hAnsi="Arial" w:cs="Arial"/>
+                <w:sz w:val="16"/>
+                <w:szCs w:val="16"/>
+                <w:lang w:eastAsia="it-IT"/>
+              </w:rPr>
+              <w:t>Imposta il primo numero Ausiliario</w:t>
+            </w:r>
+          </w:p>
+        </w:tc>
+        <w:tc>
+          <w:tcPr>
+            <w:tcW w:w="2409" w:type="dxa"/>
+          </w:tcPr>
+          <w:p>
+            <w:pPr>
+              <w:spacing w:line="330" w:lineRule="atLeast"/>
+              <w:jc w:val="center"/>
+              <w:rPr>
+                <w:rFonts w:ascii="Arial" w:eastAsia="Times New Roman" w:hAnsi="Arial" w:cs="Arial"/>
+                <w:i/>
+                <w:iCs/>
+                <w:color w:val="000000" w:themeColor="text1"/>
+                <w:sz w:val="16"/>
+                <w:szCs w:val="16"/>
+                <w:lang w:eastAsia="it-IT"/>
+              </w:rPr>
+            </w:pPr>
+          </w:p>
+        </w:tc>
+        <w:tc>
+          <w:tcPr>
+            <w:tcW w:w="1701" w:type="dxa"/>
+            <w:vAlign w:val="center"/>
+          </w:tcPr>
+          <w:p>
+            <w:pPr>
+              <w:spacing w:line="330" w:lineRule="atLeast"/>
+              <w:jc w:val="center"/>
+              <w:rPr>
+                <w:rFonts w:ascii="Arial" w:eastAsia="Times New Roman" w:hAnsi="Arial" w:cs="Arial"/>
+                <w:i/>
+                <w:iCs/>
+                <w:color w:val="000000" w:themeColor="text1"/>
+                <w:sz w:val="16"/>
+                <w:szCs w:val="16"/>
+                <w:lang w:eastAsia="it-IT"/>
+              </w:rPr>
+            </w:pPr>
+            <w:r>
+              <w:rPr>
+                <w:rFonts w:ascii="Arial" w:eastAsia="Times New Roman" w:hAnsi="Arial" w:cs="Arial"/>
+                <w:i/>
+                <w:iCs/>
+                <w:color w:val="000000" w:themeColor="text1"/>
+                <w:sz w:val="16"/>
+                <w:szCs w:val="16"/>
+                <w:lang w:eastAsia="it-IT"/>
+              </w:rPr>
+              <w:t xml:space="preserve">A1+393334188263  </w:t>
+            </w:r>
+          </w:p>
+        </w:tc>
+        <w:tc>
+          <w:tcPr>
+            <w:tcW w:w="3828" w:type="dxa"/>
+            <w:vAlign w:val="center"/>
+          </w:tcPr>
+          <w:p>
+            <w:pPr>
+              <w:spacing w:line="330" w:lineRule="atLeast"/>
+              <w:jc w:val="center"/>
+              <w:rPr>
+                <w:rFonts w:ascii="Arial" w:eastAsia="Times New Roman" w:hAnsi="Arial" w:cs="Arial"/>
+                <w:sz w:val="16"/>
+                <w:szCs w:val="16"/>
+                <w:lang w:eastAsia="it-IT"/>
+              </w:rPr>
+            </w:pPr>
+            <w:r>
+              <w:rPr>
+                <w:rFonts w:ascii="Arial" w:eastAsia="Times New Roman" w:hAnsi="Arial" w:cs="Arial"/>
+                <w:sz w:val="16"/>
+                <w:szCs w:val="16"/>
+                <w:lang w:eastAsia="it-IT"/>
+              </w:rPr>
+              <w:t xml:space="preserve">SMS: </w:t>
+            </w:r>
+            <w:r>
+              <w:rPr>
+                <w:rFonts w:ascii="Arial" w:eastAsia="Times New Roman" w:hAnsi="Arial" w:cs="Arial"/>
+                <w:sz w:val="16"/>
+                <w:szCs w:val="16"/>
+                <w:lang w:eastAsia="it-IT"/>
+              </w:rPr>
+              <w:t>"TELEPHONE NUMBER SAVED "</w:t>
+            </w:r>
+          </w:p>
+          <w:p>
+            <w:pPr>
+              <w:spacing w:line="330" w:lineRule="atLeast"/>
+              <w:jc w:val="center"/>
+              <w:rPr>
+                <w:rFonts w:ascii="Arial" w:eastAsia="Times New Roman" w:hAnsi="Arial" w:cs="Arial"/>
+                <w:sz w:val="16"/>
+                <w:szCs w:val="16"/>
+                <w:lang w:eastAsia="it-IT"/>
+              </w:rPr>
+            </w:pPr>
+          </w:p>
+        </w:tc>
+        <w:tc>
+          <w:tcPr>
+            <w:tcW w:w="992" w:type="dxa"/>
+            <w:vAlign w:val="center"/>
+          </w:tcPr>
+          <w:p>
+            <w:pPr>
+              <w:spacing w:line="330" w:lineRule="atLeast"/>
+              <w:jc w:val="center"/>
+              <w:rPr>
+                <w:rFonts w:ascii="Arial" w:eastAsia="Times New Roman" w:hAnsi="Arial" w:cs="Arial"/>
+                <w:sz w:val="16"/>
+                <w:szCs w:val="16"/>
+                <w:lang w:eastAsia="it-IT"/>
+              </w:rPr>
+            </w:pPr>
+          </w:p>
+        </w:tc>
+      </w:tr>
+      <w:tr>
+        <w:tc>
+          <w:tcPr>
+            <w:tcW w:w="704" w:type="dxa"/>
+            <w:vAlign w:val="center"/>
+          </w:tcPr>
+          <w:p>
+            <w:pPr>
+              <w:spacing w:line="330" w:lineRule="atLeast"/>
+              <w:jc w:val="center"/>
+              <w:rPr>
+                <w:rFonts w:ascii="Arial" w:eastAsia="Times New Roman" w:hAnsi="Arial" w:cs="Arial"/>
+                <w:sz w:val="16"/>
+                <w:szCs w:val="16"/>
+                <w:lang w:eastAsia="it-IT"/>
+              </w:rPr>
+            </w:pPr>
+            <w:r>
+              <w:rPr>
+                <w:rFonts w:ascii="Arial" w:eastAsia="Times New Roman" w:hAnsi="Arial" w:cs="Arial"/>
+                <w:sz w:val="16"/>
+                <w:szCs w:val="16"/>
+                <w:lang w:eastAsia="it-IT"/>
+              </w:rPr>
+              <w:t>2.3</w:t>
+            </w:r>
+          </w:p>
+        </w:tc>
+        <w:tc>
+          <w:tcPr>
+            <w:tcW w:w="1559" w:type="dxa"/>
+            <w:vAlign w:val="center"/>
+          </w:tcPr>
+          <w:p>
+            <w:pPr>
+              <w:spacing w:line="330" w:lineRule="atLeast"/>
+              <w:jc w:val="center"/>
+              <w:rPr>
+                <w:rFonts w:ascii="Arial" w:eastAsia="Times New Roman" w:hAnsi="Arial" w:cs="Arial"/>
+                <w:sz w:val="16"/>
+                <w:szCs w:val="16"/>
+                <w:lang w:eastAsia="it-IT"/>
+              </w:rPr>
+            </w:pPr>
+            <w:r>
+              <w:rPr>
+                <w:rFonts w:ascii="Arial" w:eastAsia="Times New Roman" w:hAnsi="Arial" w:cs="Arial"/>
+                <w:sz w:val="16"/>
+                <w:szCs w:val="16"/>
+                <w:lang w:eastAsia="it-IT"/>
+              </w:rPr>
+              <w:t xml:space="preserve">Da condizione di fabbrica (Telefono </w:t>
+            </w:r>
+            <w:r>
+              <w:rPr>
+                <w:rFonts w:ascii="Arial" w:eastAsia="Times New Roman" w:hAnsi="Arial" w:cs="Arial"/>
+                <w:sz w:val="16"/>
+                <w:szCs w:val="16"/>
+                <w:lang w:eastAsia="it-IT"/>
+              </w:rPr>
+              <w:lastRenderedPageBreak/>
+              <w:t xml:space="preserve">Master non definito) </w:t>
+            </w:r>
+          </w:p>
+        </w:tc>
+        <w:tc>
+          <w:tcPr>
+            <w:tcW w:w="3828" w:type="dxa"/>
+            <w:vAlign w:val="center"/>
+          </w:tcPr>
+          <w:p>
+            <w:pPr>
+              <w:spacing w:line="330" w:lineRule="atLeast"/>
+              <w:jc w:val="center"/>
+              <w:rPr>
+                <w:rFonts w:ascii="Arial" w:eastAsia="Times New Roman" w:hAnsi="Arial" w:cs="Arial"/>
+                <w:sz w:val="16"/>
+                <w:szCs w:val="16"/>
+                <w:lang w:eastAsia="it-IT"/>
+              </w:rPr>
+            </w:pPr>
+            <w:r>
+              <w:rPr>
+                <w:rFonts w:ascii="Arial" w:eastAsia="Times New Roman" w:hAnsi="Arial" w:cs="Arial"/>
+                <w:sz w:val="16"/>
+                <w:szCs w:val="16"/>
+                <w:lang w:eastAsia="it-IT"/>
+              </w:rPr>
+              <w:lastRenderedPageBreak/>
+              <w:t>Ritorna i numeri autorizzati</w:t>
+            </w:r>
+          </w:p>
+        </w:tc>
+        <w:tc>
+          <w:tcPr>
+            <w:tcW w:w="2409" w:type="dxa"/>
+          </w:tcPr>
+          <w:p>
+            <w:pPr>
+              <w:spacing w:line="330" w:lineRule="atLeast"/>
+              <w:jc w:val="center"/>
+              <w:rPr>
+                <w:rFonts w:ascii="Arial" w:eastAsia="Times New Roman" w:hAnsi="Arial" w:cs="Arial"/>
+                <w:sz w:val="16"/>
+                <w:szCs w:val="16"/>
+                <w:lang w:eastAsia="it-IT"/>
+              </w:rPr>
+            </w:pPr>
+          </w:p>
+        </w:tc>
+        <w:tc>
+          <w:tcPr>
+            <w:tcW w:w="1701" w:type="dxa"/>
+            <w:vAlign w:val="center"/>
+          </w:tcPr>
+          <w:p>
+            <w:pPr>
+              <w:spacing w:line="330" w:lineRule="atLeast"/>
+              <w:jc w:val="center"/>
+              <w:rPr>
+                <w:rFonts w:ascii="Arial" w:eastAsia="Times New Roman" w:hAnsi="Arial" w:cs="Arial"/>
+                <w:sz w:val="16"/>
+                <w:szCs w:val="16"/>
+                <w:lang w:eastAsia="it-IT"/>
+              </w:rPr>
+            </w:pPr>
+            <w:r>
+              <w:rPr>
+                <w:rFonts w:ascii="Arial" w:eastAsia="Times New Roman" w:hAnsi="Arial" w:cs="Arial"/>
+                <w:sz w:val="16"/>
+                <w:szCs w:val="16"/>
+                <w:lang w:eastAsia="it-IT"/>
+              </w:rPr>
+              <w:t>N</w:t>
+            </w:r>
+          </w:p>
+        </w:tc>
+        <w:tc>
+          <w:tcPr>
+            <w:tcW w:w="3828" w:type="dxa"/>
+            <w:vAlign w:val="center"/>
+          </w:tcPr>
+          <w:p>
+            <w:pPr>
+              <w:spacing w:line="330" w:lineRule="atLeast"/>
+              <w:jc w:val="center"/>
+              <w:rPr>
+                <w:rFonts w:ascii="Arial" w:eastAsia="Times New Roman" w:hAnsi="Arial" w:cs="Arial"/>
+                <w:sz w:val="16"/>
+                <w:szCs w:val="16"/>
+                <w:lang w:val="en-US" w:eastAsia="it-IT"/>
+              </w:rPr>
+            </w:pPr>
+            <w:r>
+              <w:rPr>
+                <w:rFonts w:ascii="Arial" w:eastAsia="Times New Roman" w:hAnsi="Arial" w:cs="Arial"/>
+                <w:sz w:val="16"/>
+                <w:szCs w:val="16"/>
+                <w:lang w:val="en-US" w:eastAsia="it-IT"/>
+              </w:rPr>
+              <w:t>SMS:</w:t>
+            </w:r>
+          </w:p>
+          <w:p>
+            <w:pPr>
+              <w:spacing w:line="330" w:lineRule="atLeast"/>
+              <w:jc w:val="center"/>
+              <w:rPr>
+                <w:rFonts w:ascii="Arial" w:eastAsia="Times New Roman" w:hAnsi="Arial" w:cs="Arial"/>
+                <w:sz w:val="16"/>
+                <w:szCs w:val="16"/>
+                <w:lang w:val="en-US" w:eastAsia="it-IT"/>
+              </w:rPr>
+            </w:pPr>
+            <w:proofErr w:type="gramStart"/>
+            <w:r>
+              <w:rPr>
+                <w:rFonts w:ascii="Arial" w:eastAsia="Times New Roman" w:hAnsi="Arial" w:cs="Arial"/>
+                <w:sz w:val="16"/>
+                <w:szCs w:val="16"/>
+                <w:lang w:val="en-US" w:eastAsia="it-IT"/>
+              </w:rPr>
+              <w:t>”A</w:t>
+            </w:r>
+            <w:r>
+              <w:rPr>
+                <w:rFonts w:ascii="Arial" w:eastAsia="Times New Roman" w:hAnsi="Arial" w:cs="Arial"/>
+                <w:sz w:val="16"/>
+                <w:szCs w:val="16"/>
+                <w:lang w:val="en-US" w:eastAsia="it-IT"/>
+              </w:rPr>
+              <w:t>uthorized</w:t>
+            </w:r>
+            <w:proofErr w:type="gramEnd"/>
+            <w:r>
+              <w:rPr>
+                <w:rFonts w:ascii="Arial" w:eastAsia="Times New Roman" w:hAnsi="Arial" w:cs="Arial"/>
+                <w:sz w:val="16"/>
+                <w:szCs w:val="16"/>
+                <w:lang w:val="en-US" w:eastAsia="it-IT"/>
+              </w:rPr>
+              <w:t xml:space="preserve"> phone n."</w:t>
+            </w:r>
+            <w:r>
+              <w:rPr>
+                <w:rFonts w:ascii="Arial" w:eastAsia="Times New Roman" w:hAnsi="Arial" w:cs="Arial"/>
+                <w:sz w:val="16"/>
+                <w:szCs w:val="16"/>
+                <w:lang w:val="en-US" w:eastAsia="it-IT"/>
+              </w:rPr>
+              <w:t xml:space="preserve"> con:</w:t>
+            </w:r>
+          </w:p>
+          <w:p>
+            <w:pPr>
+              <w:spacing w:line="330" w:lineRule="atLeast"/>
+              <w:jc w:val="center"/>
+              <w:rPr>
+                <w:rFonts w:ascii="Arial" w:eastAsia="Times New Roman" w:hAnsi="Arial" w:cs="Arial"/>
+                <w:sz w:val="16"/>
+                <w:szCs w:val="16"/>
+                <w:lang w:eastAsia="it-IT"/>
+              </w:rPr>
+            </w:pPr>
+            <w:r>
+              <w:rPr>
+                <w:rFonts w:ascii="Arial" w:eastAsia="Times New Roman" w:hAnsi="Arial" w:cs="Arial"/>
+                <w:sz w:val="16"/>
+                <w:szCs w:val="16"/>
+                <w:lang w:eastAsia="it-IT"/>
+              </w:rPr>
+              <w:lastRenderedPageBreak/>
+              <w:t>n</w:t>
+            </w:r>
+            <w:r>
+              <w:rPr>
+                <w:rFonts w:ascii="Arial" w:eastAsia="Times New Roman" w:hAnsi="Arial" w:cs="Arial"/>
+                <w:sz w:val="16"/>
+                <w:szCs w:val="16"/>
+                <w:lang w:eastAsia="it-IT"/>
+              </w:rPr>
+              <w:t xml:space="preserve">umero </w:t>
+            </w:r>
+            <w:r>
+              <w:rPr>
+                <w:rFonts w:ascii="Arial" w:eastAsia="Times New Roman" w:hAnsi="Arial" w:cs="Arial"/>
+                <w:sz w:val="16"/>
+                <w:szCs w:val="16"/>
+                <w:lang w:eastAsia="it-IT"/>
+              </w:rPr>
+              <w:t xml:space="preserve">telefonico del </w:t>
+            </w:r>
+            <w:r>
+              <w:rPr>
+                <w:rFonts w:ascii="Arial" w:eastAsia="Times New Roman" w:hAnsi="Arial" w:cs="Arial"/>
+                <w:sz w:val="16"/>
+                <w:szCs w:val="16"/>
+                <w:lang w:eastAsia="it-IT"/>
+              </w:rPr>
+              <w:t>Master</w:t>
+            </w:r>
+            <w:r>
+              <w:rPr>
+                <w:rFonts w:ascii="Arial" w:eastAsia="Times New Roman" w:hAnsi="Arial" w:cs="Arial"/>
+                <w:sz w:val="16"/>
+                <w:szCs w:val="16"/>
+                <w:lang w:eastAsia="it-IT"/>
+              </w:rPr>
+              <w:t xml:space="preserve"> e Aux1</w:t>
+            </w:r>
+          </w:p>
+        </w:tc>
+        <w:tc>
+          <w:tcPr>
+            <w:tcW w:w="992" w:type="dxa"/>
+            <w:vAlign w:val="center"/>
+          </w:tcPr>
+          <w:p>
+            <w:pPr>
+              <w:spacing w:line="330" w:lineRule="atLeast"/>
+              <w:jc w:val="center"/>
+              <w:rPr>
+                <w:rFonts w:ascii="Arial" w:eastAsia="Times New Roman" w:hAnsi="Arial" w:cs="Arial"/>
+                <w:sz w:val="16"/>
+                <w:szCs w:val="16"/>
+                <w:lang w:eastAsia="it-IT"/>
+              </w:rPr>
+            </w:pPr>
+          </w:p>
+        </w:tc>
+      </w:tr>
+      <w:tr>
+        <w:tc>
+          <w:tcPr>
+            <w:tcW w:w="704" w:type="dxa"/>
+            <w:vAlign w:val="center"/>
+          </w:tcPr>
+          <w:p>
+            <w:pPr>
+              <w:spacing w:line="330" w:lineRule="atLeast"/>
+              <w:jc w:val="center"/>
+              <w:rPr>
+                <w:rFonts w:ascii="Arial" w:eastAsia="Times New Roman" w:hAnsi="Arial" w:cs="Arial"/>
+                <w:sz w:val="16"/>
+                <w:szCs w:val="16"/>
+                <w:lang w:eastAsia="it-IT"/>
+              </w:rPr>
+            </w:pPr>
+            <w:r>
+              <w:rPr>
+                <w:rFonts w:ascii="Arial" w:eastAsia="Times New Roman" w:hAnsi="Arial" w:cs="Arial"/>
+                <w:sz w:val="16"/>
+                <w:szCs w:val="16"/>
+                <w:lang w:eastAsia="it-IT"/>
+              </w:rPr>
+              <w:t>2.4</w:t>
+            </w:r>
+          </w:p>
+        </w:tc>
+        <w:tc>
+          <w:tcPr>
+            <w:tcW w:w="1559" w:type="dxa"/>
+            <w:vAlign w:val="center"/>
+          </w:tcPr>
+          <w:p>
+            <w:pPr>
+              <w:spacing w:line="330" w:lineRule="atLeast"/>
+              <w:jc w:val="center"/>
+              <w:rPr>
+                <w:rFonts w:ascii="Arial" w:eastAsia="Times New Roman" w:hAnsi="Arial" w:cs="Arial"/>
+                <w:sz w:val="16"/>
+                <w:szCs w:val="16"/>
+                <w:lang w:eastAsia="it-IT"/>
+              </w:rPr>
+            </w:pPr>
+            <w:r>
+              <w:rPr>
+                <w:rFonts w:ascii="Arial" w:eastAsia="Times New Roman" w:hAnsi="Arial" w:cs="Arial"/>
+                <w:sz w:val="16"/>
+                <w:szCs w:val="16"/>
+                <w:lang w:eastAsia="it-IT"/>
+              </w:rPr>
+              <w:t xml:space="preserve">Da condizione di fabbrica (Telefono Master non definito) </w:t>
+            </w:r>
+          </w:p>
+        </w:tc>
+        <w:tc>
+          <w:tcPr>
+            <w:tcW w:w="3828" w:type="dxa"/>
+            <w:vAlign w:val="center"/>
+          </w:tcPr>
+          <w:p>
+            <w:pPr>
+              <w:spacing w:line="330" w:lineRule="atLeast"/>
+              <w:jc w:val="center"/>
+              <w:rPr>
+                <w:rFonts w:ascii="Arial" w:eastAsia="Times New Roman" w:hAnsi="Arial" w:cs="Arial"/>
+                <w:sz w:val="16"/>
+                <w:szCs w:val="16"/>
+                <w:lang w:eastAsia="it-IT"/>
+              </w:rPr>
+            </w:pPr>
+            <w:r>
+              <w:rPr>
+                <w:rFonts w:ascii="Arial" w:eastAsia="Times New Roman" w:hAnsi="Arial" w:cs="Arial"/>
+                <w:sz w:val="16"/>
+                <w:szCs w:val="16"/>
+                <w:lang w:eastAsia="it-IT"/>
+              </w:rPr>
+              <w:t>Imposta il secondo numero Ausiliario</w:t>
+            </w:r>
+          </w:p>
+        </w:tc>
+        <w:tc>
+          <w:tcPr>
+            <w:tcW w:w="2409" w:type="dxa"/>
+          </w:tcPr>
+          <w:p>
+            <w:pPr>
+              <w:spacing w:line="330" w:lineRule="atLeast"/>
+              <w:jc w:val="center"/>
+              <w:rPr>
+                <w:rFonts w:ascii="Arial" w:eastAsia="Times New Roman" w:hAnsi="Arial" w:cs="Arial"/>
+                <w:i/>
+                <w:iCs/>
+                <w:color w:val="000000" w:themeColor="text1"/>
+                <w:sz w:val="16"/>
+                <w:szCs w:val="16"/>
+                <w:lang w:eastAsia="it-IT"/>
+              </w:rPr>
+            </w:pPr>
+          </w:p>
+        </w:tc>
+        <w:tc>
+          <w:tcPr>
+            <w:tcW w:w="1701" w:type="dxa"/>
+            <w:vAlign w:val="center"/>
+          </w:tcPr>
+          <w:p>
+            <w:pPr>
+              <w:spacing w:line="330" w:lineRule="atLeast"/>
+              <w:jc w:val="center"/>
+              <w:rPr>
+                <w:rFonts w:ascii="Arial" w:eastAsia="Times New Roman" w:hAnsi="Arial" w:cs="Arial"/>
+                <w:sz w:val="16"/>
+                <w:szCs w:val="16"/>
+                <w:lang w:eastAsia="it-IT"/>
+              </w:rPr>
+            </w:pPr>
+            <w:r>
+              <w:rPr>
+                <w:rFonts w:ascii="Arial" w:eastAsia="Times New Roman" w:hAnsi="Arial" w:cs="Arial"/>
+                <w:i/>
+                <w:iCs/>
+                <w:color w:val="000000" w:themeColor="text1"/>
+                <w:sz w:val="16"/>
+                <w:szCs w:val="16"/>
+                <w:lang w:eastAsia="it-IT"/>
+              </w:rPr>
+              <w:t xml:space="preserve">A2+393334188263  </w:t>
+            </w:r>
+          </w:p>
+        </w:tc>
+        <w:tc>
+          <w:tcPr>
+            <w:tcW w:w="3828" w:type="dxa"/>
+            <w:vAlign w:val="center"/>
+          </w:tcPr>
+          <w:p>
+            <w:pPr>
+              <w:spacing w:line="330" w:lineRule="atLeast"/>
+              <w:jc w:val="center"/>
+              <w:rPr>
+                <w:rFonts w:ascii="Arial" w:eastAsia="Times New Roman" w:hAnsi="Arial" w:cs="Arial"/>
+                <w:sz w:val="16"/>
+                <w:szCs w:val="16"/>
+                <w:lang w:eastAsia="it-IT"/>
+              </w:rPr>
+            </w:pPr>
+            <w:r>
+              <w:rPr>
+                <w:rFonts w:ascii="Arial" w:eastAsia="Times New Roman" w:hAnsi="Arial" w:cs="Arial"/>
+                <w:sz w:val="16"/>
+                <w:szCs w:val="16"/>
+                <w:lang w:eastAsia="it-IT"/>
+              </w:rPr>
+              <w:t>SMS: "TELEPHONE NUMBER SAVED "</w:t>
+            </w:r>
+          </w:p>
+          <w:p>
+            <w:pPr>
+              <w:spacing w:line="330" w:lineRule="atLeast"/>
+              <w:jc w:val="center"/>
+              <w:rPr>
+                <w:rFonts w:ascii="Arial" w:eastAsia="Times New Roman" w:hAnsi="Arial" w:cs="Arial"/>
+                <w:sz w:val="16"/>
+                <w:szCs w:val="16"/>
+                <w:lang w:eastAsia="it-IT"/>
+              </w:rPr>
+            </w:pPr>
+          </w:p>
+        </w:tc>
+        <w:tc>
+          <w:tcPr>
+            <w:tcW w:w="992" w:type="dxa"/>
+            <w:vAlign w:val="center"/>
+          </w:tcPr>
+          <w:p>
+            <w:pPr>
+              <w:spacing w:line="330" w:lineRule="atLeast"/>
+              <w:jc w:val="center"/>
+              <w:rPr>
+                <w:rFonts w:ascii="Arial" w:eastAsia="Times New Roman" w:hAnsi="Arial" w:cs="Arial"/>
+                <w:sz w:val="16"/>
+                <w:szCs w:val="16"/>
+                <w:lang w:eastAsia="it-IT"/>
+              </w:rPr>
+            </w:pPr>
+          </w:p>
+        </w:tc>
+      </w:tr>
+      <w:tr>
+        <w:tc>
+          <w:tcPr>
+            <w:tcW w:w="704" w:type="dxa"/>
+            <w:vAlign w:val="center"/>
+          </w:tcPr>
+          <w:p>
+            <w:pPr>
+              <w:spacing w:line="330" w:lineRule="atLeast"/>
+              <w:jc w:val="center"/>
+              <w:rPr>
+                <w:rFonts w:ascii="Arial" w:eastAsia="Times New Roman" w:hAnsi="Arial" w:cs="Arial"/>
+                <w:sz w:val="16"/>
+                <w:szCs w:val="16"/>
+                <w:lang w:eastAsia="it-IT"/>
+              </w:rPr>
+            </w:pPr>
+            <w:r>
+              <w:rPr>
+                <w:rFonts w:ascii="Arial" w:eastAsia="Times New Roman" w:hAnsi="Arial" w:cs="Arial"/>
+                <w:sz w:val="16"/>
+                <w:szCs w:val="16"/>
+                <w:lang w:eastAsia="it-IT"/>
+              </w:rPr>
+              <w:t>2.5</w:t>
+            </w:r>
+          </w:p>
+        </w:tc>
+        <w:tc>
+          <w:tcPr>
+            <w:tcW w:w="1559" w:type="dxa"/>
+            <w:vAlign w:val="center"/>
+          </w:tcPr>
+          <w:p>
+            <w:pPr>
+              <w:spacing w:line="330" w:lineRule="atLeast"/>
+              <w:jc w:val="center"/>
+              <w:rPr>
+                <w:rFonts w:ascii="Arial" w:eastAsia="Times New Roman" w:hAnsi="Arial" w:cs="Arial"/>
+                <w:sz w:val="16"/>
+                <w:szCs w:val="16"/>
+                <w:lang w:eastAsia="it-IT"/>
+              </w:rPr>
+            </w:pPr>
+            <w:r>
+              <w:rPr>
+                <w:rFonts w:ascii="Arial" w:eastAsia="Times New Roman" w:hAnsi="Arial" w:cs="Arial"/>
+                <w:sz w:val="16"/>
+                <w:szCs w:val="16"/>
+                <w:lang w:eastAsia="it-IT"/>
+              </w:rPr>
+              <w:t xml:space="preserve">Da condizione di fabbrica (Telefono Master non definito) </w:t>
+            </w:r>
+          </w:p>
+        </w:tc>
+        <w:tc>
+          <w:tcPr>
+            <w:tcW w:w="3828" w:type="dxa"/>
+            <w:vAlign w:val="center"/>
+          </w:tcPr>
+          <w:p>
+            <w:pPr>
+              <w:spacing w:line="330" w:lineRule="atLeast"/>
+              <w:jc w:val="center"/>
+              <w:rPr>
+                <w:rFonts w:ascii="Arial" w:eastAsia="Times New Roman" w:hAnsi="Arial" w:cs="Arial"/>
+                <w:sz w:val="16"/>
+                <w:szCs w:val="16"/>
+                <w:lang w:eastAsia="it-IT"/>
+              </w:rPr>
+            </w:pPr>
+            <w:r>
+              <w:rPr>
+                <w:rFonts w:ascii="Arial" w:eastAsia="Times New Roman" w:hAnsi="Arial" w:cs="Arial"/>
+                <w:sz w:val="16"/>
+                <w:szCs w:val="16"/>
+                <w:lang w:eastAsia="it-IT"/>
+              </w:rPr>
+              <w:t>Ritorna i numeri autorizzati</w:t>
+            </w:r>
+          </w:p>
+        </w:tc>
+        <w:tc>
+          <w:tcPr>
+            <w:tcW w:w="2409" w:type="dxa"/>
+          </w:tcPr>
+          <w:p>
+            <w:pPr>
+              <w:spacing w:line="330" w:lineRule="atLeast"/>
+              <w:jc w:val="center"/>
+              <w:rPr>
+                <w:rFonts w:ascii="Arial" w:eastAsia="Times New Roman" w:hAnsi="Arial" w:cs="Arial"/>
+                <w:sz w:val="16"/>
+                <w:szCs w:val="16"/>
+                <w:lang w:eastAsia="it-IT"/>
+              </w:rPr>
+            </w:pPr>
+          </w:p>
+        </w:tc>
+        <w:tc>
+          <w:tcPr>
+            <w:tcW w:w="1701" w:type="dxa"/>
+            <w:vAlign w:val="center"/>
+          </w:tcPr>
+          <w:p>
+            <w:pPr>
+              <w:spacing w:line="330" w:lineRule="atLeast"/>
+              <w:jc w:val="center"/>
+              <w:rPr>
+                <w:rFonts w:ascii="Arial" w:eastAsia="Times New Roman" w:hAnsi="Arial" w:cs="Arial"/>
+                <w:sz w:val="16"/>
+                <w:szCs w:val="16"/>
+                <w:lang w:eastAsia="it-IT"/>
+              </w:rPr>
+            </w:pPr>
+            <w:r>
+              <w:rPr>
+                <w:rFonts w:ascii="Arial" w:eastAsia="Times New Roman" w:hAnsi="Arial" w:cs="Arial"/>
+                <w:sz w:val="16"/>
+                <w:szCs w:val="16"/>
+                <w:lang w:eastAsia="it-IT"/>
+              </w:rPr>
+              <w:t>N</w:t>
+            </w:r>
+          </w:p>
+        </w:tc>
+        <w:tc>
+          <w:tcPr>
+            <w:tcW w:w="3828" w:type="dxa"/>
+            <w:vAlign w:val="center"/>
+          </w:tcPr>
+          <w:p>
+            <w:pPr>
+              <w:spacing w:line="330" w:lineRule="atLeast"/>
+              <w:jc w:val="center"/>
+              <w:rPr>
+                <w:rFonts w:ascii="Arial" w:eastAsia="Times New Roman" w:hAnsi="Arial" w:cs="Arial"/>
+                <w:sz w:val="16"/>
+                <w:szCs w:val="16"/>
+                <w:lang w:val="en-US" w:eastAsia="it-IT"/>
+              </w:rPr>
+            </w:pPr>
+            <w:r>
+              <w:rPr>
+                <w:rFonts w:ascii="Arial" w:eastAsia="Times New Roman" w:hAnsi="Arial" w:cs="Arial"/>
+                <w:sz w:val="16"/>
+                <w:szCs w:val="16"/>
+                <w:lang w:val="en-US" w:eastAsia="it-IT"/>
+              </w:rPr>
+              <w:t>SMS:</w:t>
+            </w:r>
+          </w:p>
+          <w:p>
+            <w:pPr>
+              <w:spacing w:line="330" w:lineRule="atLeast"/>
+              <w:jc w:val="center"/>
+              <w:rPr>
+                <w:rFonts w:ascii="Arial" w:eastAsia="Times New Roman" w:hAnsi="Arial" w:cs="Arial"/>
+                <w:sz w:val="16"/>
+                <w:szCs w:val="16"/>
+                <w:lang w:val="en-US" w:eastAsia="it-IT"/>
+              </w:rPr>
+            </w:pPr>
+            <w:proofErr w:type="gramStart"/>
+            <w:r>
+              <w:rPr>
+                <w:rFonts w:ascii="Arial" w:eastAsia="Times New Roman" w:hAnsi="Arial" w:cs="Arial"/>
+                <w:sz w:val="16"/>
+                <w:szCs w:val="16"/>
+                <w:lang w:val="en-US" w:eastAsia="it-IT"/>
+              </w:rPr>
+              <w:t>”A</w:t>
+            </w:r>
+            <w:r>
+              <w:rPr>
+                <w:rFonts w:ascii="Arial" w:eastAsia="Times New Roman" w:hAnsi="Arial" w:cs="Arial"/>
+                <w:sz w:val="16"/>
+                <w:szCs w:val="16"/>
+                <w:lang w:val="en-US" w:eastAsia="it-IT"/>
+              </w:rPr>
+              <w:t>uthorized</w:t>
+            </w:r>
+            <w:proofErr w:type="gramEnd"/>
+            <w:r>
+              <w:rPr>
+                <w:rFonts w:ascii="Arial" w:eastAsia="Times New Roman" w:hAnsi="Arial" w:cs="Arial"/>
+                <w:sz w:val="16"/>
+                <w:szCs w:val="16"/>
+                <w:lang w:val="en-US" w:eastAsia="it-IT"/>
+              </w:rPr>
+              <w:t xml:space="preserve"> phone n."</w:t>
+            </w:r>
+            <w:r>
+              <w:rPr>
+                <w:rFonts w:ascii="Arial" w:eastAsia="Times New Roman" w:hAnsi="Arial" w:cs="Arial"/>
+                <w:sz w:val="16"/>
+                <w:szCs w:val="16"/>
+                <w:lang w:val="en-US" w:eastAsia="it-IT"/>
+              </w:rPr>
+              <w:t xml:space="preserve"> con:</w:t>
+            </w:r>
+          </w:p>
+          <w:p>
+            <w:pPr>
+              <w:spacing w:line="330" w:lineRule="atLeast"/>
+              <w:jc w:val="center"/>
+              <w:rPr>
+                <w:rFonts w:ascii="Arial" w:eastAsia="Times New Roman" w:hAnsi="Arial" w:cs="Arial"/>
+                <w:sz w:val="16"/>
+                <w:szCs w:val="16"/>
+                <w:lang w:eastAsia="it-IT"/>
+              </w:rPr>
+            </w:pPr>
+            <w:r>
+              <w:rPr>
+                <w:rFonts w:ascii="Arial" w:eastAsia="Times New Roman" w:hAnsi="Arial" w:cs="Arial"/>
+                <w:sz w:val="16"/>
+                <w:szCs w:val="16"/>
+                <w:lang w:eastAsia="it-IT"/>
+              </w:rPr>
+              <w:t>n</w:t>
+            </w:r>
+            <w:r>
+              <w:rPr>
+                <w:rFonts w:ascii="Arial" w:eastAsia="Times New Roman" w:hAnsi="Arial" w:cs="Arial"/>
+                <w:sz w:val="16"/>
+                <w:szCs w:val="16"/>
+                <w:lang w:eastAsia="it-IT"/>
+              </w:rPr>
+              <w:t xml:space="preserve">umero </w:t>
+            </w:r>
+            <w:r>
+              <w:rPr>
+                <w:rFonts w:ascii="Arial" w:eastAsia="Times New Roman" w:hAnsi="Arial" w:cs="Arial"/>
+                <w:sz w:val="16"/>
+                <w:szCs w:val="16"/>
+                <w:lang w:eastAsia="it-IT"/>
+              </w:rPr>
+              <w:t xml:space="preserve">telefonico del </w:t>
+            </w:r>
+            <w:r>
+              <w:rPr>
+                <w:rFonts w:ascii="Arial" w:eastAsia="Times New Roman" w:hAnsi="Arial" w:cs="Arial"/>
+                <w:sz w:val="16"/>
+                <w:szCs w:val="16"/>
+                <w:lang w:eastAsia="it-IT"/>
+              </w:rPr>
+              <w:t>Master</w:t>
+            </w:r>
+            <w:r>
+              <w:rPr>
+                <w:rFonts w:ascii="Arial" w:eastAsia="Times New Roman" w:hAnsi="Arial" w:cs="Arial"/>
+                <w:sz w:val="16"/>
+                <w:szCs w:val="16"/>
+                <w:lang w:eastAsia="it-IT"/>
+              </w:rPr>
+              <w:t>,</w:t>
+            </w:r>
+            <w:r>
+              <w:rPr>
+                <w:rFonts w:ascii="Arial" w:eastAsia="Times New Roman" w:hAnsi="Arial" w:cs="Arial"/>
+                <w:sz w:val="16"/>
+                <w:szCs w:val="16"/>
+                <w:lang w:eastAsia="it-IT"/>
+              </w:rPr>
+              <w:t xml:space="preserve"> Aux1</w:t>
+            </w:r>
+            <w:r>
+              <w:rPr>
+                <w:rFonts w:ascii="Arial" w:eastAsia="Times New Roman" w:hAnsi="Arial" w:cs="Arial"/>
+                <w:sz w:val="16"/>
+                <w:szCs w:val="16"/>
+                <w:lang w:eastAsia="it-IT"/>
+              </w:rPr>
+              <w:t>e Aux2</w:t>
+            </w:r>
+          </w:p>
+        </w:tc>
+        <w:tc>
+          <w:tcPr>
+            <w:tcW w:w="992" w:type="dxa"/>
+            <w:vAlign w:val="center"/>
+          </w:tcPr>
+          <w:p>
+            <w:pPr>
+              <w:spacing w:line="330" w:lineRule="atLeast"/>
+              <w:jc w:val="center"/>
+              <w:rPr>
+                <w:rFonts w:ascii="Arial" w:eastAsia="Times New Roman" w:hAnsi="Arial" w:cs="Arial"/>
+                <w:sz w:val="16"/>
+                <w:szCs w:val="16"/>
+                <w:lang w:eastAsia="it-IT"/>
+              </w:rPr>
+            </w:pPr>
+          </w:p>
+        </w:tc>
+      </w:tr>
+      <w:tr>
+        <w:tc>
+          <w:tcPr>
+            <w:tcW w:w="704" w:type="dxa"/>
+            <w:vAlign w:val="center"/>
+          </w:tcPr>
+          <w:p>
+            <w:pPr>
+              <w:spacing w:line="330" w:lineRule="atLeast"/>
+              <w:jc w:val="center"/>
+              <w:rPr>
+                <w:rFonts w:ascii="Arial" w:eastAsia="Times New Roman" w:hAnsi="Arial" w:cs="Arial"/>
+                <w:sz w:val="16"/>
+                <w:szCs w:val="16"/>
+                <w:lang w:eastAsia="it-IT"/>
+              </w:rPr>
+            </w:pPr>
+            <w:r>
+              <w:rPr>
+                <w:rFonts w:ascii="Arial" w:eastAsia="Times New Roman" w:hAnsi="Arial" w:cs="Arial"/>
+                <w:sz w:val="16"/>
+                <w:szCs w:val="16"/>
+                <w:lang w:eastAsia="it-IT"/>
+              </w:rPr>
+              <w:t>2.6</w:t>
+            </w:r>
+          </w:p>
+        </w:tc>
+        <w:tc>
+          <w:tcPr>
+            <w:tcW w:w="1559" w:type="dxa"/>
+            <w:vAlign w:val="center"/>
+          </w:tcPr>
+          <w:p>
+            <w:pPr>
+              <w:spacing w:line="330" w:lineRule="atLeast"/>
+              <w:jc w:val="center"/>
+              <w:rPr>
+                <w:rFonts w:ascii="Arial" w:eastAsia="Times New Roman" w:hAnsi="Arial" w:cs="Arial"/>
+                <w:sz w:val="16"/>
+                <w:szCs w:val="16"/>
+                <w:lang w:eastAsia="it-IT"/>
+              </w:rPr>
+            </w:pPr>
+            <w:r>
+              <w:rPr>
+                <w:rFonts w:ascii="Arial" w:eastAsia="Times New Roman" w:hAnsi="Arial" w:cs="Arial"/>
+                <w:sz w:val="16"/>
+                <w:szCs w:val="16"/>
+                <w:lang w:eastAsia="it-IT"/>
+              </w:rPr>
+              <w:t xml:space="preserve">Da condizione di fabbrica (Telefono Master non definito) </w:t>
+            </w:r>
+          </w:p>
+        </w:tc>
+        <w:tc>
+          <w:tcPr>
+            <w:tcW w:w="3828" w:type="dxa"/>
+            <w:vAlign w:val="center"/>
+          </w:tcPr>
+          <w:p>
+            <w:pPr>
+              <w:spacing w:line="330" w:lineRule="atLeast"/>
+              <w:jc w:val="center"/>
+              <w:rPr>
+                <w:rFonts w:ascii="Arial" w:eastAsia="Times New Roman" w:hAnsi="Arial" w:cs="Arial"/>
+                <w:sz w:val="16"/>
+                <w:szCs w:val="16"/>
+                <w:lang w:eastAsia="it-IT"/>
+              </w:rPr>
+            </w:pPr>
+            <w:r>
+              <w:rPr>
+                <w:rFonts w:ascii="Arial" w:eastAsia="Times New Roman" w:hAnsi="Arial" w:cs="Arial"/>
+                <w:sz w:val="16"/>
+                <w:szCs w:val="16"/>
+                <w:lang w:eastAsia="it-IT"/>
+              </w:rPr>
+              <w:t xml:space="preserve">Imposta il </w:t>
+            </w:r>
+            <w:r>
+              <w:rPr>
+                <w:rFonts w:ascii="Arial" w:eastAsia="Times New Roman" w:hAnsi="Arial" w:cs="Arial"/>
+                <w:sz w:val="16"/>
+                <w:szCs w:val="16"/>
+                <w:lang w:eastAsia="it-IT"/>
+              </w:rPr>
+              <w:t xml:space="preserve">terzo </w:t>
+            </w:r>
+            <w:r>
+              <w:rPr>
+                <w:rFonts w:ascii="Arial" w:eastAsia="Times New Roman" w:hAnsi="Arial" w:cs="Arial"/>
+                <w:sz w:val="16"/>
+                <w:szCs w:val="16"/>
+                <w:lang w:eastAsia="it-IT"/>
+              </w:rPr>
+              <w:t>numero Ausiliario</w:t>
+            </w:r>
+          </w:p>
+        </w:tc>
+        <w:tc>
+          <w:tcPr>
+            <w:tcW w:w="2409" w:type="dxa"/>
+          </w:tcPr>
+          <w:p>
+            <w:pPr>
+              <w:spacing w:line="330" w:lineRule="atLeast"/>
+              <w:jc w:val="center"/>
+              <w:rPr>
+                <w:rFonts w:ascii="Arial" w:eastAsia="Times New Roman" w:hAnsi="Arial" w:cs="Arial"/>
+                <w:i/>
+                <w:iCs/>
+                <w:color w:val="000000" w:themeColor="text1"/>
+                <w:sz w:val="16"/>
+                <w:szCs w:val="16"/>
+                <w:lang w:eastAsia="it-IT"/>
+              </w:rPr>
+            </w:pPr>
+          </w:p>
+        </w:tc>
+        <w:tc>
+          <w:tcPr>
+            <w:tcW w:w="1701" w:type="dxa"/>
+            <w:vAlign w:val="center"/>
+          </w:tcPr>
+          <w:p>
+            <w:pPr>
+              <w:spacing w:line="330" w:lineRule="atLeast"/>
+              <w:jc w:val="center"/>
+              <w:rPr>
+                <w:rFonts w:ascii="Arial" w:eastAsia="Times New Roman" w:hAnsi="Arial" w:cs="Arial"/>
+                <w:sz w:val="16"/>
+                <w:szCs w:val="16"/>
+                <w:lang w:eastAsia="it-IT"/>
+              </w:rPr>
+            </w:pPr>
+            <w:r>
+              <w:rPr>
+                <w:rFonts w:ascii="Arial" w:eastAsia="Times New Roman" w:hAnsi="Arial" w:cs="Arial"/>
+                <w:i/>
+                <w:iCs/>
+                <w:color w:val="000000" w:themeColor="text1"/>
+                <w:sz w:val="16"/>
+                <w:szCs w:val="16"/>
+                <w:lang w:eastAsia="it-IT"/>
+              </w:rPr>
+              <w:t>A</w:t>
+            </w:r>
+            <w:r>
+              <w:rPr>
+                <w:rFonts w:ascii="Arial" w:eastAsia="Times New Roman" w:hAnsi="Arial" w:cs="Arial"/>
+                <w:i/>
+                <w:iCs/>
+                <w:color w:val="000000" w:themeColor="text1"/>
+                <w:sz w:val="16"/>
+                <w:szCs w:val="16"/>
+                <w:lang w:eastAsia="it-IT"/>
+              </w:rPr>
+              <w:t>3</w:t>
+            </w:r>
+            <w:r>
+              <w:rPr>
+                <w:rFonts w:ascii="Arial" w:eastAsia="Times New Roman" w:hAnsi="Arial" w:cs="Arial"/>
+                <w:i/>
+                <w:iCs/>
+                <w:color w:val="000000" w:themeColor="text1"/>
+                <w:sz w:val="16"/>
+                <w:szCs w:val="16"/>
+                <w:lang w:eastAsia="it-IT"/>
+              </w:rPr>
+              <w:t xml:space="preserve">+393334188263  </w:t>
+            </w:r>
+          </w:p>
+        </w:tc>
+        <w:tc>
+          <w:tcPr>
+            <w:tcW w:w="3828" w:type="dxa"/>
+            <w:vAlign w:val="center"/>
+          </w:tcPr>
+          <w:p>
+            <w:pPr>
+              <w:spacing w:line="330" w:lineRule="atLeast"/>
+              <w:jc w:val="center"/>
+              <w:rPr>
+                <w:rFonts w:ascii="Arial" w:eastAsia="Times New Roman" w:hAnsi="Arial" w:cs="Arial"/>
+                <w:sz w:val="16"/>
+                <w:szCs w:val="16"/>
+                <w:lang w:eastAsia="it-IT"/>
+              </w:rPr>
+            </w:pPr>
+            <w:r>
+              <w:rPr>
+                <w:rFonts w:ascii="Arial" w:eastAsia="Times New Roman" w:hAnsi="Arial" w:cs="Arial"/>
+                <w:sz w:val="16"/>
+                <w:szCs w:val="16"/>
+                <w:lang w:eastAsia="it-IT"/>
+              </w:rPr>
+              <w:t>SMS: "TELEPHONE NUMBER SAVED "</w:t>
+            </w:r>
+          </w:p>
+          <w:p>
+            <w:pPr>
+              <w:spacing w:line="330" w:lineRule="atLeast"/>
+              <w:jc w:val="center"/>
+              <w:rPr>
+                <w:rFonts w:ascii="Arial" w:eastAsia="Times New Roman" w:hAnsi="Arial" w:cs="Arial"/>
+                <w:sz w:val="16"/>
+                <w:szCs w:val="16"/>
+                <w:lang w:eastAsia="it-IT"/>
+              </w:rPr>
+            </w:pPr>
+          </w:p>
+        </w:tc>
+        <w:tc>
+          <w:tcPr>
+            <w:tcW w:w="992" w:type="dxa"/>
+            <w:vAlign w:val="center"/>
+          </w:tcPr>
+          <w:p>
+            <w:pPr>
+              <w:spacing w:line="330" w:lineRule="atLeast"/>
+              <w:jc w:val="center"/>
+              <w:rPr>
+                <w:rFonts w:ascii="Arial" w:eastAsia="Times New Roman" w:hAnsi="Arial" w:cs="Arial"/>
+                <w:sz w:val="16"/>
+                <w:szCs w:val="16"/>
+                <w:lang w:eastAsia="it-IT"/>
+              </w:rPr>
+            </w:pPr>
+          </w:p>
+        </w:tc>
+      </w:tr>
+      <w:tr>
+        <w:tc>
+          <w:tcPr>
+            <w:tcW w:w="704" w:type="dxa"/>
+            <w:vAlign w:val="center"/>
+          </w:tcPr>
+          <w:p>
+            <w:pPr>
+              <w:spacing w:line="330" w:lineRule="atLeast"/>
+              <w:jc w:val="center"/>
+              <w:rPr>
+                <w:rFonts w:ascii="Arial" w:eastAsia="Times New Roman" w:hAnsi="Arial" w:cs="Arial"/>
+                <w:sz w:val="16"/>
+                <w:szCs w:val="16"/>
+                <w:lang w:eastAsia="it-IT"/>
+              </w:rPr>
+            </w:pPr>
+            <w:r>
+              <w:rPr>
+                <w:rFonts w:ascii="Arial" w:eastAsia="Times New Roman" w:hAnsi="Arial" w:cs="Arial"/>
+                <w:sz w:val="16"/>
+                <w:szCs w:val="16"/>
+                <w:lang w:eastAsia="it-IT"/>
+              </w:rPr>
+              <w:t>2.7</w:t>
+            </w:r>
+          </w:p>
+        </w:tc>
+        <w:tc>
+          <w:tcPr>
+            <w:tcW w:w="1559" w:type="dxa"/>
+            <w:vAlign w:val="center"/>
+          </w:tcPr>
+          <w:p>
+            <w:pPr>
+              <w:spacing w:line="330" w:lineRule="atLeast"/>
+              <w:jc w:val="center"/>
+              <w:rPr>
+                <w:rFonts w:ascii="Arial" w:eastAsia="Times New Roman" w:hAnsi="Arial" w:cs="Arial"/>
+                <w:sz w:val="16"/>
+                <w:szCs w:val="16"/>
+                <w:lang w:eastAsia="it-IT"/>
+              </w:rPr>
+            </w:pPr>
+            <w:r>
+              <w:rPr>
+                <w:rFonts w:ascii="Arial" w:eastAsia="Times New Roman" w:hAnsi="Arial" w:cs="Arial"/>
+                <w:sz w:val="16"/>
+                <w:szCs w:val="16"/>
+                <w:lang w:eastAsia="it-IT"/>
+              </w:rPr>
+              <w:t xml:space="preserve">Da condizione di fabbrica (Telefono Master non definito) </w:t>
+            </w:r>
+          </w:p>
+        </w:tc>
+        <w:tc>
+          <w:tcPr>
+            <w:tcW w:w="3828" w:type="dxa"/>
+            <w:vAlign w:val="center"/>
+          </w:tcPr>
+          <w:p>
+            <w:pPr>
+              <w:spacing w:line="330" w:lineRule="atLeast"/>
+              <w:jc w:val="center"/>
+              <w:rPr>
+                <w:rFonts w:ascii="Arial" w:eastAsia="Times New Roman" w:hAnsi="Arial" w:cs="Arial"/>
+                <w:sz w:val="16"/>
+                <w:szCs w:val="16"/>
+                <w:lang w:eastAsia="it-IT"/>
+              </w:rPr>
+            </w:pPr>
+            <w:r>
+              <w:rPr>
+                <w:rFonts w:ascii="Arial" w:eastAsia="Times New Roman" w:hAnsi="Arial" w:cs="Arial"/>
+                <w:sz w:val="16"/>
+                <w:szCs w:val="16"/>
+                <w:lang w:eastAsia="it-IT"/>
+              </w:rPr>
+              <w:t>Ritorna i numeri autorizzati</w:t>
+            </w:r>
+          </w:p>
+        </w:tc>
+        <w:tc>
+          <w:tcPr>
+            <w:tcW w:w="2409" w:type="dxa"/>
+          </w:tcPr>
+          <w:p>
+            <w:pPr>
+              <w:spacing w:line="330" w:lineRule="atLeast"/>
+              <w:jc w:val="center"/>
+              <w:rPr>
+                <w:rFonts w:ascii="Arial" w:eastAsia="Times New Roman" w:hAnsi="Arial" w:cs="Arial"/>
+                <w:sz w:val="16"/>
+                <w:szCs w:val="16"/>
+                <w:lang w:eastAsia="it-IT"/>
+              </w:rPr>
+            </w:pPr>
+          </w:p>
+        </w:tc>
+        <w:tc>
+          <w:tcPr>
+            <w:tcW w:w="1701" w:type="dxa"/>
+            <w:vAlign w:val="center"/>
+          </w:tcPr>
+          <w:p>
+            <w:pPr>
+              <w:spacing w:line="330" w:lineRule="atLeast"/>
+              <w:jc w:val="center"/>
+              <w:rPr>
+                <w:rFonts w:ascii="Arial" w:eastAsia="Times New Roman" w:hAnsi="Arial" w:cs="Arial"/>
+                <w:sz w:val="16"/>
+                <w:szCs w:val="16"/>
+                <w:lang w:eastAsia="it-IT"/>
+              </w:rPr>
+            </w:pPr>
+            <w:r>
+              <w:rPr>
+                <w:rFonts w:ascii="Arial" w:eastAsia="Times New Roman" w:hAnsi="Arial" w:cs="Arial"/>
+                <w:sz w:val="16"/>
+                <w:szCs w:val="16"/>
+                <w:lang w:eastAsia="it-IT"/>
+              </w:rPr>
+              <w:t>N</w:t>
+            </w:r>
+          </w:p>
+        </w:tc>
+        <w:tc>
+          <w:tcPr>
+            <w:tcW w:w="3828" w:type="dxa"/>
+            <w:vAlign w:val="center"/>
+          </w:tcPr>
+          <w:p>
+            <w:pPr>
+              <w:spacing w:line="330" w:lineRule="atLeast"/>
+              <w:jc w:val="center"/>
+              <w:rPr>
+                <w:rFonts w:ascii="Arial" w:eastAsia="Times New Roman" w:hAnsi="Arial" w:cs="Arial"/>
+                <w:sz w:val="16"/>
+                <w:szCs w:val="16"/>
+                <w:lang w:val="en-US" w:eastAsia="it-IT"/>
+              </w:rPr>
+            </w:pPr>
+            <w:r>
+              <w:rPr>
+                <w:rFonts w:ascii="Arial" w:eastAsia="Times New Roman" w:hAnsi="Arial" w:cs="Arial"/>
+                <w:sz w:val="16"/>
+                <w:szCs w:val="16"/>
+                <w:lang w:val="en-US" w:eastAsia="it-IT"/>
+              </w:rPr>
+              <w:t>SMS:</w:t>
+            </w:r>
+          </w:p>
+          <w:p>
+            <w:pPr>
+              <w:spacing w:line="330" w:lineRule="atLeast"/>
+              <w:jc w:val="center"/>
+              <w:rPr>
+                <w:rFonts w:ascii="Arial" w:eastAsia="Times New Roman" w:hAnsi="Arial" w:cs="Arial"/>
+                <w:sz w:val="16"/>
+                <w:szCs w:val="16"/>
+                <w:lang w:val="en-US" w:eastAsia="it-IT"/>
+              </w:rPr>
+            </w:pPr>
+            <w:proofErr w:type="gramStart"/>
+            <w:r>
+              <w:rPr>
+                <w:rFonts w:ascii="Arial" w:eastAsia="Times New Roman" w:hAnsi="Arial" w:cs="Arial"/>
+                <w:sz w:val="16"/>
+                <w:szCs w:val="16"/>
+                <w:lang w:val="en-US" w:eastAsia="it-IT"/>
+              </w:rPr>
+              <w:t>”A</w:t>
+            </w:r>
+            <w:r>
+              <w:rPr>
+                <w:rFonts w:ascii="Arial" w:eastAsia="Times New Roman" w:hAnsi="Arial" w:cs="Arial"/>
+                <w:sz w:val="16"/>
+                <w:szCs w:val="16"/>
+                <w:lang w:val="en-US" w:eastAsia="it-IT"/>
+              </w:rPr>
+              <w:t>uthorized</w:t>
+            </w:r>
+            <w:proofErr w:type="gramEnd"/>
+            <w:r>
+              <w:rPr>
+                <w:rFonts w:ascii="Arial" w:eastAsia="Times New Roman" w:hAnsi="Arial" w:cs="Arial"/>
+                <w:sz w:val="16"/>
+                <w:szCs w:val="16"/>
+                <w:lang w:val="en-US" w:eastAsia="it-IT"/>
+              </w:rPr>
+              <w:t xml:space="preserve"> phone n."</w:t>
+            </w:r>
+            <w:r>
+              <w:rPr>
+                <w:rFonts w:ascii="Arial" w:eastAsia="Times New Roman" w:hAnsi="Arial" w:cs="Arial"/>
+                <w:sz w:val="16"/>
+                <w:szCs w:val="16"/>
+                <w:lang w:val="en-US" w:eastAsia="it-IT"/>
+              </w:rPr>
+              <w:t xml:space="preserve"> con:</w:t>
+            </w:r>
+          </w:p>
+          <w:p>
+            <w:pPr>
+              <w:spacing w:line="330" w:lineRule="atLeast"/>
+              <w:jc w:val="center"/>
+              <w:rPr>
+                <w:rFonts w:ascii="Arial" w:eastAsia="Times New Roman" w:hAnsi="Arial" w:cs="Arial"/>
+                <w:sz w:val="16"/>
+                <w:szCs w:val="16"/>
+                <w:lang w:eastAsia="it-IT"/>
+              </w:rPr>
+            </w:pPr>
+            <w:r>
+              <w:rPr>
+                <w:rFonts w:ascii="Arial" w:eastAsia="Times New Roman" w:hAnsi="Arial" w:cs="Arial"/>
+                <w:sz w:val="16"/>
+                <w:szCs w:val="16"/>
+                <w:lang w:eastAsia="it-IT"/>
+              </w:rPr>
+              <w:t>n</w:t>
+            </w:r>
+            <w:r>
+              <w:rPr>
+                <w:rFonts w:ascii="Arial" w:eastAsia="Times New Roman" w:hAnsi="Arial" w:cs="Arial"/>
+                <w:sz w:val="16"/>
+                <w:szCs w:val="16"/>
+                <w:lang w:eastAsia="it-IT"/>
+              </w:rPr>
+              <w:t xml:space="preserve">umero </w:t>
+            </w:r>
+            <w:r>
+              <w:rPr>
+                <w:rFonts w:ascii="Arial" w:eastAsia="Times New Roman" w:hAnsi="Arial" w:cs="Arial"/>
+                <w:sz w:val="16"/>
+                <w:szCs w:val="16"/>
+                <w:lang w:eastAsia="it-IT"/>
+              </w:rPr>
+              <w:t xml:space="preserve">telefonico del </w:t>
+            </w:r>
+            <w:r>
+              <w:rPr>
+                <w:rFonts w:ascii="Arial" w:eastAsia="Times New Roman" w:hAnsi="Arial" w:cs="Arial"/>
+                <w:sz w:val="16"/>
+                <w:szCs w:val="16"/>
+                <w:lang w:eastAsia="it-IT"/>
+              </w:rPr>
+              <w:t>Master</w:t>
+            </w:r>
+            <w:r>
+              <w:rPr>
+                <w:rFonts w:ascii="Arial" w:eastAsia="Times New Roman" w:hAnsi="Arial" w:cs="Arial"/>
+                <w:sz w:val="16"/>
+                <w:szCs w:val="16"/>
+                <w:lang w:eastAsia="it-IT"/>
+              </w:rPr>
+              <w:t>, Aux1</w:t>
+            </w:r>
+            <w:r>
+              <w:rPr>
+                <w:rFonts w:ascii="Arial" w:eastAsia="Times New Roman" w:hAnsi="Arial" w:cs="Arial"/>
+                <w:sz w:val="16"/>
+                <w:szCs w:val="16"/>
+                <w:lang w:eastAsia="it-IT"/>
+              </w:rPr>
+              <w:t>,</w:t>
+            </w:r>
+            <w:r>
+              <w:rPr>
+                <w:rFonts w:ascii="Arial" w:eastAsia="Times New Roman" w:hAnsi="Arial" w:cs="Arial"/>
+                <w:sz w:val="16"/>
+                <w:szCs w:val="16"/>
+                <w:lang w:eastAsia="it-IT"/>
+              </w:rPr>
+              <w:t xml:space="preserve"> Aux2</w:t>
+            </w:r>
+            <w:r>
+              <w:rPr>
+                <w:rFonts w:ascii="Arial" w:eastAsia="Times New Roman" w:hAnsi="Arial" w:cs="Arial"/>
+                <w:sz w:val="16"/>
+                <w:szCs w:val="16"/>
+                <w:lang w:eastAsia="it-IT"/>
+              </w:rPr>
+              <w:t xml:space="preserve"> e Aux3</w:t>
+            </w:r>
+          </w:p>
+        </w:tc>
+        <w:tc>
+          <w:tcPr>
+            <w:tcW w:w="992" w:type="dxa"/>
+            <w:vAlign w:val="center"/>
+          </w:tcPr>
+          <w:p>
+            <w:pPr>
+              <w:spacing w:line="330" w:lineRule="atLeast"/>
+              <w:jc w:val="center"/>
+              <w:rPr>
+                <w:rFonts w:ascii="Arial" w:eastAsia="Times New Roman" w:hAnsi="Arial" w:cs="Arial"/>
+                <w:sz w:val="16"/>
+                <w:szCs w:val="16"/>
+                <w:lang w:eastAsia="it-IT"/>
+              </w:rPr>
+            </w:pPr>
+          </w:p>
+        </w:tc>
+      </w:tr>
+      <w:tr>
+        <w:tc>
+          <w:tcPr>
+            <w:tcW w:w="704" w:type="dxa"/>
+            <w:vAlign w:val="center"/>
+          </w:tcPr>
+          <w:p>
+            <w:pPr>
+              <w:spacing w:line="330" w:lineRule="atLeast"/>
+              <w:jc w:val="center"/>
+              <w:rPr>
+                <w:rFonts w:ascii="Arial" w:eastAsia="Times New Roman" w:hAnsi="Arial" w:cs="Arial"/>
+                <w:sz w:val="16"/>
+                <w:szCs w:val="16"/>
+                <w:lang w:eastAsia="it-IT"/>
+              </w:rPr>
+            </w:pPr>
+            <w:r>
+              <w:rPr>
+                <w:rFonts w:ascii="Arial" w:eastAsia="Times New Roman" w:hAnsi="Arial" w:cs="Arial"/>
+                <w:sz w:val="16"/>
+                <w:szCs w:val="16"/>
+                <w:lang w:eastAsia="it-IT"/>
+              </w:rPr>
+              <w:t>3.0</w:t>
+            </w:r>
+          </w:p>
+        </w:tc>
+        <w:tc>
+          <w:tcPr>
+            <w:tcW w:w="1559" w:type="dxa"/>
+            <w:vAlign w:val="center"/>
+          </w:tcPr>
+          <w:p>
+            <w:pPr>
+              <w:spacing w:line="330" w:lineRule="atLeast"/>
+              <w:jc w:val="center"/>
+              <w:rPr>
+                <w:rFonts w:ascii="Arial" w:eastAsia="Times New Roman" w:hAnsi="Arial" w:cs="Arial"/>
+                <w:sz w:val="16"/>
+                <w:szCs w:val="16"/>
+                <w:lang w:eastAsia="it-IT"/>
+              </w:rPr>
+            </w:pPr>
+            <w:proofErr w:type="spellStart"/>
+            <w:r>
+              <w:rPr>
+                <w:rFonts w:ascii="Arial" w:eastAsia="Times New Roman" w:hAnsi="Arial" w:cs="Arial"/>
+                <w:sz w:val="16"/>
+                <w:szCs w:val="16"/>
+                <w:lang w:eastAsia="it-IT"/>
+              </w:rPr>
+              <w:t>Operation</w:t>
+            </w:r>
+            <w:proofErr w:type="spellEnd"/>
+          </w:p>
+        </w:tc>
+        <w:tc>
+          <w:tcPr>
+            <w:tcW w:w="3828" w:type="dxa"/>
+            <w:vAlign w:val="center"/>
+          </w:tcPr>
+          <w:p>
+            <w:pPr>
+              <w:spacing w:line="330" w:lineRule="atLeast"/>
+              <w:jc w:val="center"/>
+              <w:rPr>
+                <w:rFonts w:ascii="Arial" w:eastAsia="Times New Roman" w:hAnsi="Arial" w:cs="Arial"/>
+                <w:sz w:val="16"/>
+                <w:szCs w:val="16"/>
+                <w:lang w:eastAsia="it-IT"/>
+              </w:rPr>
+            </w:pPr>
+            <w:r>
+              <w:rPr>
+                <w:rFonts w:ascii="Arial" w:eastAsia="Times New Roman" w:hAnsi="Arial" w:cs="Arial"/>
+                <w:sz w:val="16"/>
+                <w:szCs w:val="16"/>
+                <w:lang w:eastAsia="it-IT"/>
+              </w:rPr>
+              <w:t xml:space="preserve">Ritorna il valore di Tensione + </w:t>
+            </w:r>
+            <w:proofErr w:type="spellStart"/>
+            <w:r>
+              <w:rPr>
+                <w:rFonts w:ascii="Arial" w:eastAsia="Times New Roman" w:hAnsi="Arial" w:cs="Arial"/>
+                <w:sz w:val="16"/>
+                <w:szCs w:val="16"/>
+                <w:lang w:eastAsia="it-IT"/>
+              </w:rPr>
+              <w:t>Timestamp</w:t>
+            </w:r>
+            <w:proofErr w:type="spellEnd"/>
+          </w:p>
+        </w:tc>
+        <w:tc>
+          <w:tcPr>
+            <w:tcW w:w="2409" w:type="dxa"/>
+          </w:tcPr>
+          <w:p>
+            <w:pPr>
+              <w:spacing w:line="330" w:lineRule="atLeast"/>
+              <w:jc w:val="center"/>
+              <w:rPr>
+                <w:rFonts w:ascii="Arial" w:eastAsia="Times New Roman" w:hAnsi="Arial" w:cs="Arial"/>
+                <w:sz w:val="16"/>
+                <w:szCs w:val="16"/>
+                <w:lang w:eastAsia="it-IT"/>
+              </w:rPr>
+            </w:pPr>
+            <w:r>
+              <w:rPr>
+                <w:rFonts w:ascii="Arial" w:eastAsia="Times New Roman" w:hAnsi="Arial" w:cs="Arial"/>
+                <w:sz w:val="16"/>
+                <w:szCs w:val="16"/>
+                <w:lang w:eastAsia="it-IT"/>
+              </w:rPr>
+              <w:t>Da telefono Master</w:t>
+            </w:r>
+          </w:p>
+        </w:tc>
+        <w:tc>
+          <w:tcPr>
+            <w:tcW w:w="1701" w:type="dxa"/>
+            <w:vAlign w:val="center"/>
+          </w:tcPr>
+          <w:p>
+            <w:pPr>
+              <w:spacing w:line="330" w:lineRule="atLeast"/>
+              <w:jc w:val="center"/>
+              <w:rPr>
+                <w:rFonts w:ascii="Arial" w:eastAsia="Times New Roman" w:hAnsi="Arial" w:cs="Arial"/>
+                <w:sz w:val="16"/>
+                <w:szCs w:val="16"/>
+                <w:lang w:eastAsia="it-IT"/>
+              </w:rPr>
+            </w:pPr>
+            <w:r>
+              <w:rPr>
+                <w:rFonts w:ascii="Arial" w:eastAsia="Times New Roman" w:hAnsi="Arial" w:cs="Arial"/>
+                <w:sz w:val="16"/>
+                <w:szCs w:val="16"/>
+                <w:lang w:eastAsia="it-IT"/>
+              </w:rPr>
+              <w:t>S</w:t>
+            </w:r>
+          </w:p>
+        </w:tc>
+        <w:tc>
+          <w:tcPr>
+            <w:tcW w:w="3828" w:type="dxa"/>
+            <w:vAlign w:val="center"/>
+          </w:tcPr>
+          <w:p>
+            <w:pPr>
+              <w:spacing w:line="330" w:lineRule="atLeast"/>
+              <w:jc w:val="center"/>
+              <w:rPr>
+                <w:rFonts w:ascii="Arial" w:eastAsia="Times New Roman" w:hAnsi="Arial" w:cs="Arial"/>
+                <w:sz w:val="16"/>
+                <w:szCs w:val="16"/>
+                <w:lang w:eastAsia="it-IT"/>
+              </w:rPr>
+            </w:pPr>
+            <w:r>
+              <w:rPr>
+                <w:rFonts w:ascii="Arial" w:eastAsia="Times New Roman" w:hAnsi="Arial" w:cs="Arial"/>
+                <w:sz w:val="16"/>
+                <w:szCs w:val="16"/>
+                <w:lang w:eastAsia="it-IT"/>
+              </w:rPr>
+              <w:t>SMS a Richiedente con:</w:t>
+            </w:r>
+          </w:p>
+        </w:tc>
+        <w:tc>
+          <w:tcPr>
+            <w:tcW w:w="992" w:type="dxa"/>
+            <w:vAlign w:val="center"/>
+          </w:tcPr>
+          <w:p>
+            <w:pPr>
+              <w:spacing w:line="330" w:lineRule="atLeast"/>
+              <w:jc w:val="center"/>
+              <w:rPr>
+                <w:rFonts w:ascii="Arial" w:eastAsia="Times New Roman" w:hAnsi="Arial" w:cs="Arial"/>
+                <w:sz w:val="16"/>
+                <w:szCs w:val="16"/>
+                <w:lang w:eastAsia="it-IT"/>
+              </w:rPr>
+            </w:pPr>
+          </w:p>
+        </w:tc>
+      </w:tr>
+      <w:tr>
+        <w:tc>
+          <w:tcPr>
+            <w:tcW w:w="704" w:type="dxa"/>
+            <w:vAlign w:val="center"/>
+          </w:tcPr>
+          <w:p>
+            <w:pPr>
+              <w:spacing w:line="330" w:lineRule="atLeast"/>
+              <w:jc w:val="center"/>
+              <w:rPr>
+                <w:rFonts w:ascii="Arial" w:eastAsia="Times New Roman" w:hAnsi="Arial" w:cs="Arial"/>
+                <w:sz w:val="16"/>
+                <w:szCs w:val="16"/>
+                <w:lang w:eastAsia="it-IT"/>
+              </w:rPr>
+            </w:pPr>
+            <w:r>
+              <w:rPr>
+                <w:rFonts w:ascii="Arial" w:eastAsia="Times New Roman" w:hAnsi="Arial" w:cs="Arial"/>
+                <w:sz w:val="16"/>
+                <w:szCs w:val="16"/>
+                <w:lang w:eastAsia="it-IT"/>
+              </w:rPr>
+              <w:t>3.3</w:t>
+            </w:r>
+          </w:p>
+        </w:tc>
+        <w:tc>
+          <w:tcPr>
+            <w:tcW w:w="1559" w:type="dxa"/>
+            <w:vAlign w:val="center"/>
+          </w:tcPr>
+          <w:p>
+            <w:pPr>
+              <w:spacing w:line="330" w:lineRule="atLeast"/>
+              <w:jc w:val="center"/>
+              <w:rPr>
+                <w:rFonts w:ascii="Arial" w:eastAsia="Times New Roman" w:hAnsi="Arial" w:cs="Arial"/>
+                <w:sz w:val="16"/>
+                <w:szCs w:val="16"/>
+                <w:lang w:eastAsia="it-IT"/>
+              </w:rPr>
+            </w:pPr>
+            <w:proofErr w:type="spellStart"/>
+            <w:r>
+              <w:rPr>
+                <w:rFonts w:ascii="Arial" w:eastAsia="Times New Roman" w:hAnsi="Arial" w:cs="Arial"/>
+                <w:sz w:val="16"/>
+                <w:szCs w:val="16"/>
+                <w:lang w:eastAsia="it-IT"/>
+              </w:rPr>
+              <w:t>Operation</w:t>
+            </w:r>
+            <w:proofErr w:type="spellEnd"/>
+          </w:p>
+        </w:tc>
+        <w:tc>
+          <w:tcPr>
+            <w:tcW w:w="3828" w:type="dxa"/>
+            <w:vAlign w:val="center"/>
+          </w:tcPr>
+          <w:p>
+            <w:pPr>
+              <w:spacing w:line="330" w:lineRule="atLeast"/>
+              <w:jc w:val="center"/>
+              <w:rPr>
+                <w:rFonts w:ascii="Arial" w:eastAsia="Times New Roman" w:hAnsi="Arial" w:cs="Arial"/>
+                <w:sz w:val="16"/>
+                <w:szCs w:val="16"/>
+                <w:lang w:eastAsia="it-IT"/>
+              </w:rPr>
+            </w:pPr>
+            <w:r>
+              <w:rPr>
+                <w:rFonts w:ascii="Arial" w:eastAsia="Times New Roman" w:hAnsi="Arial" w:cs="Arial"/>
+                <w:sz w:val="16"/>
+                <w:szCs w:val="16"/>
+                <w:lang w:eastAsia="it-IT"/>
+              </w:rPr>
+              <w:t xml:space="preserve">Ritorna il valore di Tensione + </w:t>
+            </w:r>
+            <w:proofErr w:type="spellStart"/>
+            <w:r>
+              <w:rPr>
+                <w:rFonts w:ascii="Arial" w:eastAsia="Times New Roman" w:hAnsi="Arial" w:cs="Arial"/>
+                <w:sz w:val="16"/>
+                <w:szCs w:val="16"/>
+                <w:lang w:eastAsia="it-IT"/>
+              </w:rPr>
+              <w:t>Timestamp</w:t>
+            </w:r>
+            <w:proofErr w:type="spellEnd"/>
+          </w:p>
+        </w:tc>
+        <w:tc>
+          <w:tcPr>
+            <w:tcW w:w="2409" w:type="dxa"/>
+          </w:tcPr>
+          <w:p>
+            <w:pPr>
+              <w:spacing w:line="330" w:lineRule="atLeast"/>
+              <w:jc w:val="center"/>
+              <w:rPr>
+                <w:rFonts w:ascii="Arial" w:eastAsia="Times New Roman" w:hAnsi="Arial" w:cs="Arial"/>
+                <w:sz w:val="16"/>
+                <w:szCs w:val="16"/>
+                <w:lang w:eastAsia="it-IT"/>
+              </w:rPr>
+            </w:pPr>
+            <w:r>
+              <w:rPr>
+                <w:rFonts w:ascii="Arial" w:eastAsia="Times New Roman" w:hAnsi="Arial" w:cs="Arial"/>
+                <w:sz w:val="16"/>
+                <w:szCs w:val="16"/>
+                <w:lang w:eastAsia="it-IT"/>
+              </w:rPr>
+              <w:t>Da telefono AUX</w:t>
+            </w:r>
+          </w:p>
+        </w:tc>
+        <w:tc>
+          <w:tcPr>
+            <w:tcW w:w="1701" w:type="dxa"/>
+            <w:vAlign w:val="center"/>
+          </w:tcPr>
+          <w:p>
+            <w:pPr>
+              <w:spacing w:line="330" w:lineRule="atLeast"/>
+              <w:jc w:val="center"/>
+              <w:rPr>
+                <w:rFonts w:ascii="Arial" w:eastAsia="Times New Roman" w:hAnsi="Arial" w:cs="Arial"/>
+                <w:sz w:val="16"/>
+                <w:szCs w:val="16"/>
+                <w:lang w:eastAsia="it-IT"/>
+              </w:rPr>
+            </w:pPr>
+            <w:r>
+              <w:rPr>
+                <w:rFonts w:ascii="Arial" w:eastAsia="Times New Roman" w:hAnsi="Arial" w:cs="Arial"/>
+                <w:sz w:val="16"/>
+                <w:szCs w:val="16"/>
+                <w:lang w:eastAsia="it-IT"/>
+              </w:rPr>
+              <w:t>S</w:t>
+            </w:r>
+          </w:p>
+        </w:tc>
+        <w:tc>
+          <w:tcPr>
+            <w:tcW w:w="3828" w:type="dxa"/>
+            <w:vAlign w:val="center"/>
+          </w:tcPr>
+          <w:p>
+            <w:pPr>
+              <w:spacing w:line="330" w:lineRule="atLeast"/>
+              <w:jc w:val="center"/>
+              <w:rPr>
+                <w:rFonts w:ascii="Arial" w:eastAsia="Times New Roman" w:hAnsi="Arial" w:cs="Arial"/>
+                <w:sz w:val="16"/>
+                <w:szCs w:val="16"/>
+                <w:lang w:eastAsia="it-IT"/>
+              </w:rPr>
+            </w:pPr>
+          </w:p>
+        </w:tc>
+        <w:tc>
+          <w:tcPr>
+            <w:tcW w:w="992" w:type="dxa"/>
+            <w:vAlign w:val="center"/>
+          </w:tcPr>
+          <w:p>
+            <w:pPr>
+              <w:spacing w:line="330" w:lineRule="atLeast"/>
+              <w:jc w:val="center"/>
+              <w:rPr>
+                <w:rFonts w:ascii="Arial" w:eastAsia="Times New Roman" w:hAnsi="Arial" w:cs="Arial"/>
+                <w:sz w:val="16"/>
+                <w:szCs w:val="16"/>
+                <w:lang w:eastAsia="it-IT"/>
+              </w:rPr>
+            </w:pPr>
+          </w:p>
+        </w:tc>
+      </w:tr>
+      <w:tr>
+        <w:tc>
+          <w:tcPr>
+            <w:tcW w:w="704" w:type="dxa"/>
+            <w:vAlign w:val="center"/>
+          </w:tcPr>
+          <w:p>
+            <w:pPr>
+              <w:spacing w:line="330" w:lineRule="atLeast"/>
+              <w:jc w:val="center"/>
+              <w:rPr>
+                <w:rFonts w:ascii="Arial" w:eastAsia="Times New Roman" w:hAnsi="Arial" w:cs="Arial"/>
+                <w:sz w:val="16"/>
+                <w:szCs w:val="16"/>
+                <w:lang w:eastAsia="it-IT"/>
+              </w:rPr>
+            </w:pPr>
+            <w:r>
+              <w:rPr>
+                <w:rFonts w:ascii="Arial" w:eastAsia="Times New Roman" w:hAnsi="Arial" w:cs="Arial"/>
+                <w:sz w:val="16"/>
+                <w:szCs w:val="16"/>
+                <w:lang w:eastAsia="it-IT"/>
+              </w:rPr>
+              <w:t>3.2</w:t>
+            </w:r>
+          </w:p>
+        </w:tc>
+        <w:tc>
+          <w:tcPr>
+            <w:tcW w:w="1559" w:type="dxa"/>
+            <w:vAlign w:val="center"/>
+          </w:tcPr>
+          <w:p>
+            <w:pPr>
+              <w:spacing w:line="330" w:lineRule="atLeast"/>
+              <w:jc w:val="center"/>
+              <w:rPr>
+                <w:rFonts w:ascii="Arial" w:eastAsia="Times New Roman" w:hAnsi="Arial" w:cs="Arial"/>
+                <w:sz w:val="16"/>
+                <w:szCs w:val="16"/>
+                <w:lang w:eastAsia="it-IT"/>
+              </w:rPr>
+            </w:pPr>
+            <w:proofErr w:type="spellStart"/>
+            <w:r>
+              <w:rPr>
+                <w:rFonts w:ascii="Arial" w:eastAsia="Times New Roman" w:hAnsi="Arial" w:cs="Arial"/>
+                <w:sz w:val="16"/>
+                <w:szCs w:val="16"/>
+                <w:lang w:eastAsia="it-IT"/>
+              </w:rPr>
+              <w:t>Operation</w:t>
+            </w:r>
+            <w:proofErr w:type="spellEnd"/>
+          </w:p>
+        </w:tc>
+        <w:tc>
+          <w:tcPr>
+            <w:tcW w:w="3828" w:type="dxa"/>
+            <w:vAlign w:val="center"/>
+          </w:tcPr>
+          <w:p>
+            <w:pPr>
+              <w:spacing w:line="330" w:lineRule="atLeast"/>
+              <w:jc w:val="center"/>
+              <w:rPr>
+                <w:rFonts w:ascii="Arial" w:eastAsia="Times New Roman" w:hAnsi="Arial" w:cs="Arial"/>
+                <w:sz w:val="16"/>
+                <w:szCs w:val="16"/>
+                <w:lang w:eastAsia="it-IT"/>
+              </w:rPr>
+            </w:pPr>
+            <w:r>
+              <w:rPr>
+                <w:rFonts w:ascii="Arial" w:eastAsia="Times New Roman" w:hAnsi="Arial" w:cs="Arial"/>
+                <w:sz w:val="16"/>
+                <w:szCs w:val="16"/>
+                <w:lang w:eastAsia="it-IT"/>
+              </w:rPr>
+              <w:t xml:space="preserve">Ritorna il valore di Tensione + </w:t>
+            </w:r>
+            <w:proofErr w:type="spellStart"/>
+            <w:r>
+              <w:rPr>
+                <w:rFonts w:ascii="Arial" w:eastAsia="Times New Roman" w:hAnsi="Arial" w:cs="Arial"/>
+                <w:sz w:val="16"/>
+                <w:szCs w:val="16"/>
+                <w:lang w:eastAsia="it-IT"/>
+              </w:rPr>
+              <w:t>Timestamp</w:t>
+            </w:r>
+            <w:proofErr w:type="spellEnd"/>
+          </w:p>
+        </w:tc>
+        <w:tc>
+          <w:tcPr>
+            <w:tcW w:w="2409" w:type="dxa"/>
+          </w:tcPr>
+          <w:p>
+            <w:pPr>
+              <w:spacing w:line="330" w:lineRule="atLeast"/>
+              <w:jc w:val="center"/>
+              <w:rPr>
+                <w:rFonts w:ascii="Arial" w:eastAsia="Times New Roman" w:hAnsi="Arial" w:cs="Arial"/>
+                <w:sz w:val="16"/>
+                <w:szCs w:val="16"/>
+                <w:lang w:eastAsia="it-IT"/>
+              </w:rPr>
+            </w:pPr>
+            <w:r>
+              <w:rPr>
+                <w:rFonts w:ascii="Arial" w:eastAsia="Times New Roman" w:hAnsi="Arial" w:cs="Arial"/>
+                <w:sz w:val="16"/>
+                <w:szCs w:val="16"/>
+                <w:lang w:eastAsia="it-IT"/>
+              </w:rPr>
+              <w:t xml:space="preserve">Da telefono </w:t>
+            </w:r>
+            <w:proofErr w:type="spellStart"/>
+            <w:r>
+              <w:rPr>
+                <w:rFonts w:ascii="Arial" w:eastAsia="Times New Roman" w:hAnsi="Arial" w:cs="Arial"/>
+                <w:sz w:val="16"/>
+                <w:szCs w:val="16"/>
+                <w:lang w:eastAsia="it-IT"/>
+              </w:rPr>
+              <w:t>scooisciuto</w:t>
+            </w:r>
+            <w:proofErr w:type="spellEnd"/>
+          </w:p>
+        </w:tc>
+        <w:tc>
+          <w:tcPr>
+            <w:tcW w:w="1701" w:type="dxa"/>
+            <w:vAlign w:val="center"/>
+          </w:tcPr>
+          <w:p>
+            <w:pPr>
+              <w:spacing w:line="330" w:lineRule="atLeast"/>
+              <w:jc w:val="center"/>
+              <w:rPr>
+                <w:rFonts w:ascii="Arial" w:eastAsia="Times New Roman" w:hAnsi="Arial" w:cs="Arial"/>
+                <w:sz w:val="16"/>
+                <w:szCs w:val="16"/>
+                <w:lang w:eastAsia="it-IT"/>
+              </w:rPr>
+            </w:pPr>
+            <w:r>
+              <w:rPr>
+                <w:rFonts w:ascii="Arial" w:eastAsia="Times New Roman" w:hAnsi="Arial" w:cs="Arial"/>
+                <w:sz w:val="16"/>
+                <w:szCs w:val="16"/>
+                <w:lang w:eastAsia="it-IT"/>
+              </w:rPr>
+              <w:t>S</w:t>
+            </w:r>
+          </w:p>
+        </w:tc>
+        <w:tc>
+          <w:tcPr>
+            <w:tcW w:w="3828" w:type="dxa"/>
+            <w:vAlign w:val="center"/>
+          </w:tcPr>
+          <w:p>
+            <w:pPr>
+              <w:spacing w:line="330" w:lineRule="atLeast"/>
+              <w:jc w:val="center"/>
+              <w:rPr>
+                <w:rFonts w:ascii="Arial" w:eastAsia="Times New Roman" w:hAnsi="Arial" w:cs="Arial"/>
+                <w:sz w:val="16"/>
+                <w:szCs w:val="16"/>
+                <w:lang w:eastAsia="it-IT"/>
+              </w:rPr>
+            </w:pPr>
+            <w:r>
+              <w:rPr>
+                <w:rFonts w:ascii="Arial" w:eastAsia="Times New Roman" w:hAnsi="Arial" w:cs="Arial"/>
+                <w:sz w:val="16"/>
+                <w:szCs w:val="16"/>
+                <w:lang w:eastAsia="it-IT"/>
+              </w:rPr>
+              <w:t>"Request from NOT AUTHORIZED number"</w:t>
+            </w:r>
+          </w:p>
+          <w:p>
+            <w:pPr>
+              <w:spacing w:line="330" w:lineRule="atLeast"/>
+              <w:jc w:val="center"/>
+              <w:rPr>
+                <w:rFonts w:ascii="Arial" w:eastAsia="Times New Roman" w:hAnsi="Arial" w:cs="Arial"/>
+                <w:sz w:val="16"/>
+                <w:szCs w:val="16"/>
+                <w:lang w:eastAsia="it-IT"/>
+              </w:rPr>
+            </w:pPr>
+          </w:p>
+        </w:tc>
+        <w:tc>
+          <w:tcPr>
+            <w:tcW w:w="992" w:type="dxa"/>
+            <w:vAlign w:val="center"/>
+          </w:tcPr>
+          <w:p>
+            <w:pPr>
+              <w:spacing w:line="330" w:lineRule="atLeast"/>
+              <w:jc w:val="center"/>
+              <w:rPr>
+                <w:rFonts w:ascii="Arial" w:eastAsia="Times New Roman" w:hAnsi="Arial" w:cs="Arial"/>
+                <w:sz w:val="16"/>
+                <w:szCs w:val="16"/>
+                <w:lang w:val="en-US" w:eastAsia="it-IT"/>
+              </w:rPr>
+            </w:pPr>
+          </w:p>
+        </w:tc>
+      </w:tr>
+      <w:tr>
+        <w:tc>
+          <w:tcPr>
+            <w:tcW w:w="704" w:type="dxa"/>
+            <w:vAlign w:val="center"/>
+          </w:tcPr>
+          <w:p>
+            <w:pPr>
+              <w:spacing w:line="330" w:lineRule="atLeast"/>
+              <w:jc w:val="center"/>
+              <w:rPr>
+                <w:rFonts w:ascii="Arial" w:eastAsia="Times New Roman" w:hAnsi="Arial" w:cs="Arial"/>
+                <w:sz w:val="16"/>
+                <w:szCs w:val="16"/>
+                <w:lang w:val="en-US" w:eastAsia="it-IT"/>
+              </w:rPr>
+            </w:pPr>
+          </w:p>
+        </w:tc>
+        <w:tc>
+          <w:tcPr>
+            <w:tcW w:w="1559" w:type="dxa"/>
+            <w:vAlign w:val="center"/>
+          </w:tcPr>
+          <w:p>
+            <w:pPr>
+              <w:spacing w:line="330" w:lineRule="atLeast"/>
+              <w:jc w:val="center"/>
+              <w:rPr>
+                <w:rFonts w:ascii="Arial" w:eastAsia="Times New Roman" w:hAnsi="Arial" w:cs="Arial"/>
+                <w:sz w:val="16"/>
+                <w:szCs w:val="16"/>
+                <w:lang w:val="en-US" w:eastAsia="it-IT"/>
+              </w:rPr>
+            </w:pPr>
+          </w:p>
+        </w:tc>
+        <w:tc>
+          <w:tcPr>
+            <w:tcW w:w="3828" w:type="dxa"/>
+            <w:vAlign w:val="center"/>
+          </w:tcPr>
+          <w:p>
+            <w:pPr>
+              <w:spacing w:line="330" w:lineRule="atLeast"/>
+              <w:jc w:val="center"/>
+              <w:rPr>
+                <w:rFonts w:ascii="Arial" w:eastAsia="Times New Roman" w:hAnsi="Arial" w:cs="Arial"/>
+                <w:sz w:val="16"/>
+                <w:szCs w:val="16"/>
+                <w:lang w:val="en-US" w:eastAsia="it-IT"/>
+              </w:rPr>
+            </w:pPr>
+          </w:p>
+        </w:tc>
+        <w:tc>
+          <w:tcPr>
+            <w:tcW w:w="2409" w:type="dxa"/>
+          </w:tcPr>
+          <w:p>
+            <w:pPr>
+              <w:spacing w:line="330" w:lineRule="atLeast"/>
+              <w:jc w:val="center"/>
+              <w:rPr>
+                <w:rFonts w:ascii="Arial" w:eastAsia="Times New Roman" w:hAnsi="Arial" w:cs="Arial"/>
+                <w:sz w:val="16"/>
+                <w:szCs w:val="16"/>
+                <w:lang w:val="en-US" w:eastAsia="it-IT"/>
+              </w:rPr>
+            </w:pPr>
+          </w:p>
+        </w:tc>
+        <w:tc>
+          <w:tcPr>
+            <w:tcW w:w="1701" w:type="dxa"/>
+            <w:vAlign w:val="center"/>
+          </w:tcPr>
+          <w:p>
+            <w:pPr>
+              <w:spacing w:line="330" w:lineRule="atLeast"/>
+              <w:jc w:val="center"/>
+              <w:rPr>
+                <w:rFonts w:ascii="Arial" w:eastAsia="Times New Roman" w:hAnsi="Arial" w:cs="Arial"/>
+                <w:sz w:val="16"/>
+                <w:szCs w:val="16"/>
+                <w:lang w:val="en-US" w:eastAsia="it-IT"/>
+              </w:rPr>
+            </w:pPr>
+          </w:p>
+        </w:tc>
+        <w:tc>
+          <w:tcPr>
+            <w:tcW w:w="3828" w:type="dxa"/>
+            <w:vAlign w:val="center"/>
+          </w:tcPr>
+          <w:p>
+            <w:pPr>
+              <w:spacing w:line="330" w:lineRule="atLeast"/>
+              <w:jc w:val="center"/>
+              <w:rPr>
+                <w:rFonts w:ascii="Arial" w:eastAsia="Times New Roman" w:hAnsi="Arial" w:cs="Arial"/>
+                <w:sz w:val="16"/>
+                <w:szCs w:val="16"/>
+                <w:lang w:val="en-US" w:eastAsia="it-IT"/>
+              </w:rPr>
+            </w:pPr>
+          </w:p>
+        </w:tc>
+        <w:tc>
+          <w:tcPr>
+            <w:tcW w:w="992" w:type="dxa"/>
+            <w:vAlign w:val="center"/>
+          </w:tcPr>
+          <w:p>
+            <w:pPr>
+              <w:spacing w:line="330" w:lineRule="atLeast"/>
+              <w:jc w:val="center"/>
+              <w:rPr>
+                <w:rFonts w:ascii="Arial" w:eastAsia="Times New Roman" w:hAnsi="Arial" w:cs="Arial"/>
+                <w:sz w:val="16"/>
+                <w:szCs w:val="16"/>
+                <w:lang w:val="en-US" w:eastAsia="it-IT"/>
+              </w:rPr>
+            </w:pPr>
+          </w:p>
+        </w:tc>
+      </w:tr>
+      <w:tr>
+        <w:tc>
+          <w:tcPr>
+            <w:tcW w:w="704" w:type="dxa"/>
+            <w:vAlign w:val="center"/>
+          </w:tcPr>
+          <w:p>
+            <w:pPr>
+              <w:spacing w:line="330" w:lineRule="atLeast"/>
+              <w:jc w:val="center"/>
+              <w:rPr>
+                <w:rFonts w:ascii="Arial" w:eastAsia="Times New Roman" w:hAnsi="Arial" w:cs="Arial"/>
+                <w:sz w:val="16"/>
+                <w:szCs w:val="16"/>
+                <w:lang w:val="en-US" w:eastAsia="it-IT"/>
+              </w:rPr>
+            </w:pPr>
+          </w:p>
+        </w:tc>
+        <w:tc>
+          <w:tcPr>
+            <w:tcW w:w="1559" w:type="dxa"/>
+            <w:vAlign w:val="center"/>
+          </w:tcPr>
+          <w:p>
+            <w:pPr>
+              <w:spacing w:line="330" w:lineRule="atLeast"/>
+              <w:jc w:val="center"/>
+              <w:rPr>
+                <w:rFonts w:ascii="Arial" w:eastAsia="Times New Roman" w:hAnsi="Arial" w:cs="Arial"/>
+                <w:sz w:val="16"/>
+                <w:szCs w:val="16"/>
+                <w:lang w:val="en-US" w:eastAsia="it-IT"/>
+              </w:rPr>
+            </w:pPr>
+          </w:p>
+        </w:tc>
+        <w:tc>
+          <w:tcPr>
+            <w:tcW w:w="3828" w:type="dxa"/>
+            <w:vAlign w:val="center"/>
+          </w:tcPr>
+          <w:p>
+            <w:pPr>
+              <w:spacing w:line="330" w:lineRule="atLeast"/>
+              <w:jc w:val="center"/>
+              <w:rPr>
+                <w:rFonts w:ascii="Arial" w:eastAsia="Times New Roman" w:hAnsi="Arial" w:cs="Arial"/>
+                <w:sz w:val="16"/>
+                <w:szCs w:val="16"/>
+                <w:lang w:val="en-US" w:eastAsia="it-IT"/>
+              </w:rPr>
+            </w:pPr>
+          </w:p>
+        </w:tc>
+        <w:tc>
+          <w:tcPr>
+            <w:tcW w:w="2409" w:type="dxa"/>
+          </w:tcPr>
+          <w:p>
+            <w:pPr>
+              <w:spacing w:line="330" w:lineRule="atLeast"/>
+              <w:jc w:val="center"/>
+              <w:rPr>
+                <w:rFonts w:ascii="Arial" w:eastAsia="Times New Roman" w:hAnsi="Arial" w:cs="Arial"/>
+                <w:sz w:val="16"/>
+                <w:szCs w:val="16"/>
+                <w:lang w:val="en-US" w:eastAsia="it-IT"/>
+              </w:rPr>
+            </w:pPr>
+          </w:p>
+        </w:tc>
+        <w:tc>
+          <w:tcPr>
+            <w:tcW w:w="1701" w:type="dxa"/>
+            <w:vAlign w:val="center"/>
+          </w:tcPr>
+          <w:p>
+            <w:pPr>
+              <w:spacing w:line="330" w:lineRule="atLeast"/>
+              <w:jc w:val="center"/>
+              <w:rPr>
+                <w:rFonts w:ascii="Arial" w:eastAsia="Times New Roman" w:hAnsi="Arial" w:cs="Arial"/>
+                <w:sz w:val="16"/>
+                <w:szCs w:val="16"/>
+                <w:lang w:val="en-US" w:eastAsia="it-IT"/>
+              </w:rPr>
+            </w:pPr>
+          </w:p>
+        </w:tc>
+        <w:tc>
+          <w:tcPr>
+            <w:tcW w:w="3828" w:type="dxa"/>
+            <w:vAlign w:val="center"/>
+          </w:tcPr>
+          <w:p>
+            <w:pPr>
+              <w:spacing w:line="330" w:lineRule="atLeast"/>
+              <w:jc w:val="center"/>
+              <w:rPr>
+                <w:rFonts w:ascii="Arial" w:eastAsia="Times New Roman" w:hAnsi="Arial" w:cs="Arial"/>
+                <w:sz w:val="16"/>
+                <w:szCs w:val="16"/>
+                <w:lang w:val="en-US" w:eastAsia="it-IT"/>
+              </w:rPr>
+            </w:pPr>
+          </w:p>
+        </w:tc>
+        <w:tc>
+          <w:tcPr>
+            <w:tcW w:w="992" w:type="dxa"/>
+            <w:vAlign w:val="center"/>
+          </w:tcPr>
+          <w:p>
+            <w:pPr>
+              <w:spacing w:line="330" w:lineRule="atLeast"/>
+              <w:jc w:val="center"/>
+              <w:rPr>
+                <w:rFonts w:ascii="Arial" w:eastAsia="Times New Roman" w:hAnsi="Arial" w:cs="Arial"/>
+                <w:sz w:val="16"/>
+                <w:szCs w:val="16"/>
+                <w:lang w:val="en-US" w:eastAsia="it-IT"/>
+              </w:rPr>
+            </w:pPr>
+          </w:p>
+        </w:tc>
+      </w:tr>
+      <w:tr>
+        <w:tc>
+          <w:tcPr>
+            <w:tcW w:w="704" w:type="dxa"/>
+            <w:vAlign w:val="center"/>
+          </w:tcPr>
+          <w:p>
+            <w:pPr>
+              <w:spacing w:line="330" w:lineRule="atLeast"/>
+              <w:jc w:val="center"/>
+              <w:rPr>
+                <w:rFonts w:ascii="Arial" w:eastAsia="Times New Roman" w:hAnsi="Arial" w:cs="Arial"/>
+                <w:sz w:val="16"/>
+                <w:szCs w:val="16"/>
+                <w:lang w:val="en-US" w:eastAsia="it-IT"/>
+              </w:rPr>
+            </w:pPr>
+          </w:p>
+        </w:tc>
+        <w:tc>
+          <w:tcPr>
+            <w:tcW w:w="1559" w:type="dxa"/>
+            <w:vAlign w:val="center"/>
+          </w:tcPr>
+          <w:p>
+            <w:pPr>
+              <w:spacing w:line="330" w:lineRule="atLeast"/>
+              <w:jc w:val="center"/>
+              <w:rPr>
+                <w:rFonts w:ascii="Arial" w:eastAsia="Times New Roman" w:hAnsi="Arial" w:cs="Arial"/>
+                <w:sz w:val="16"/>
+                <w:szCs w:val="16"/>
+                <w:lang w:val="en-US" w:eastAsia="it-IT"/>
+              </w:rPr>
+            </w:pPr>
+          </w:p>
+        </w:tc>
+        <w:tc>
+          <w:tcPr>
+            <w:tcW w:w="3828" w:type="dxa"/>
+            <w:vAlign w:val="center"/>
+          </w:tcPr>
+          <w:p>
+            <w:pPr>
+              <w:spacing w:line="330" w:lineRule="atLeast"/>
+              <w:jc w:val="center"/>
+              <w:rPr>
+                <w:rFonts w:ascii="Arial" w:eastAsia="Times New Roman" w:hAnsi="Arial" w:cs="Arial"/>
+                <w:sz w:val="16"/>
+                <w:szCs w:val="16"/>
+                <w:lang w:val="en-US" w:eastAsia="it-IT"/>
+              </w:rPr>
+            </w:pPr>
+          </w:p>
+        </w:tc>
+        <w:tc>
+          <w:tcPr>
+            <w:tcW w:w="2409" w:type="dxa"/>
+          </w:tcPr>
+          <w:p>
+            <w:pPr>
+              <w:spacing w:line="330" w:lineRule="atLeast"/>
+              <w:jc w:val="center"/>
+              <w:rPr>
+                <w:rFonts w:ascii="Arial" w:eastAsia="Times New Roman" w:hAnsi="Arial" w:cs="Arial"/>
+                <w:sz w:val="16"/>
+                <w:szCs w:val="16"/>
+                <w:lang w:val="en-US" w:eastAsia="it-IT"/>
+              </w:rPr>
+            </w:pPr>
+          </w:p>
+        </w:tc>
+        <w:tc>
+          <w:tcPr>
+            <w:tcW w:w="1701" w:type="dxa"/>
+            <w:vAlign w:val="center"/>
+          </w:tcPr>
+          <w:p>
+            <w:pPr>
+              <w:spacing w:line="330" w:lineRule="atLeast"/>
+              <w:jc w:val="center"/>
+              <w:rPr>
+                <w:rFonts w:ascii="Arial" w:eastAsia="Times New Roman" w:hAnsi="Arial" w:cs="Arial"/>
+                <w:sz w:val="16"/>
+                <w:szCs w:val="16"/>
+                <w:lang w:val="en-US" w:eastAsia="it-IT"/>
+              </w:rPr>
+            </w:pPr>
+          </w:p>
+        </w:tc>
+        <w:tc>
+          <w:tcPr>
+            <w:tcW w:w="3828" w:type="dxa"/>
+            <w:vAlign w:val="center"/>
+          </w:tcPr>
+          <w:p>
+            <w:pPr>
+              <w:spacing w:line="330" w:lineRule="atLeast"/>
+              <w:jc w:val="center"/>
+              <w:rPr>
+                <w:rFonts w:ascii="Arial" w:eastAsia="Times New Roman" w:hAnsi="Arial" w:cs="Arial"/>
+                <w:sz w:val="16"/>
+                <w:szCs w:val="16"/>
+                <w:lang w:val="en-US" w:eastAsia="it-IT"/>
+              </w:rPr>
+            </w:pPr>
+          </w:p>
+        </w:tc>
+        <w:tc>
+          <w:tcPr>
+            <w:tcW w:w="992" w:type="dxa"/>
+            <w:vAlign w:val="center"/>
+          </w:tcPr>
+          <w:p>
+            <w:pPr>
+              <w:spacing w:line="330" w:lineRule="atLeast"/>
+              <w:jc w:val="center"/>
+              <w:rPr>
+                <w:rFonts w:ascii="Arial" w:eastAsia="Times New Roman" w:hAnsi="Arial" w:cs="Arial"/>
+                <w:sz w:val="16"/>
+                <w:szCs w:val="16"/>
+                <w:lang w:val="en-US" w:eastAsia="it-IT"/>
+              </w:rPr>
+            </w:pPr>
+          </w:p>
+        </w:tc>
+      </w:tr>
+    </w:tbl>
+    <w:p>
+      <w:pPr>
+        <w:spacing w:after="0" w:line="330" w:lineRule="atLeast"/>
+        <w:rPr>
+          <w:rFonts w:ascii="Arial" w:eastAsia="Times New Roman" w:hAnsi="Arial" w:cs="Arial"/>
+          <w:sz w:val="24"/>
+          <w:szCs w:val="24"/>
+          <w:lang w:val="en-US" w:eastAsia="it-IT"/>
+        </w:rPr>
+      </w:pPr>
+    </w:p>
+    <w:p>
+      <w:pPr>
+        <w:spacing w:after="0" w:line="330" w:lineRule="atLeast"/>
+        <w:rPr>
+          <w:rFonts w:ascii="Arial" w:eastAsia="Times New Roman" w:hAnsi="Arial" w:cs="Arial"/>
+          <w:sz w:val="24"/>
+          <w:szCs w:val="24"/>
+          <w:lang w:val="en-US" w:eastAsia="it-IT"/>
+        </w:rPr>
+      </w:pPr>
+    </w:p>
+    <w:p>
+      <w:pPr>
+        <w:spacing w:after="0" w:line="330" w:lineRule="atLeast"/>
+        <w:rPr>
+          <w:rFonts w:ascii="Arial" w:eastAsia="Times New Roman" w:hAnsi="Arial" w:cs="Arial"/>
+          <w:sz w:val="24"/>
+          <w:szCs w:val="24"/>
+          <w:lang w:val="en-US" w:eastAsia="it-IT"/>
+        </w:rPr>
+      </w:pPr>
+    </w:p>
+    <w:p>
+      <w:pPr>
+        <w:spacing w:after="0" w:line="330" w:lineRule="atLeast"/>
+        <w:rPr>
+          <w:rFonts w:ascii="Arial" w:eastAsia="Times New Roman" w:hAnsi="Arial" w:cs="Arial"/>
+          <w:sz w:val="24"/>
+          <w:szCs w:val="24"/>
+          <w:lang w:val="en-US" w:eastAsia="it-IT"/>
+        </w:rPr>
+      </w:pPr>
     </w:p>
     <w:p>
       <w:pPr>
@@ -5713,57 +12519,57 @@
           <w:bCs/>
           <w:sz w:val="24"/>
           <w:szCs w:val="24"/>
-          <w:lang w:eastAsia="it-IT"/>
-        </w:rPr>
-      </w:pPr>
-    </w:p>
-    <w:p>
-      <w:pPr>
-        <w:spacing w:after="0" w:line="330" w:lineRule="atLeast"/>
-        <w:rPr>
-          <w:rFonts w:ascii="Arial" w:eastAsia="Times New Roman" w:hAnsi="Arial" w:cs="Arial"/>
-          <w:b/>
-          <w:bCs/>
-          <w:sz w:val="24"/>
-          <w:szCs w:val="24"/>
-          <w:lang w:eastAsia="it-IT"/>
-        </w:rPr>
-      </w:pPr>
-    </w:p>
-    <w:p>
-      <w:pPr>
-        <w:spacing w:after="0" w:line="330" w:lineRule="atLeast"/>
-        <w:rPr>
-          <w:rFonts w:ascii="Arial" w:eastAsia="Times New Roman" w:hAnsi="Arial" w:cs="Arial"/>
-          <w:b/>
-          <w:bCs/>
-          <w:sz w:val="24"/>
-          <w:szCs w:val="24"/>
-          <w:lang w:eastAsia="it-IT"/>
-        </w:rPr>
-      </w:pPr>
-    </w:p>
-    <w:p>
-      <w:pPr>
-        <w:spacing w:after="0" w:line="330" w:lineRule="atLeast"/>
-        <w:rPr>
-          <w:rFonts w:ascii="Arial" w:eastAsia="Times New Roman" w:hAnsi="Arial" w:cs="Arial"/>
-          <w:color w:val="000000" w:themeColor="text1"/>
-          <w:sz w:val="24"/>
-          <w:szCs w:val="24"/>
-          <w:lang w:eastAsia="it-IT"/>
-        </w:rPr>
-      </w:pPr>
-    </w:p>
-    <w:p>
-      <w:pPr>
-        <w:spacing w:after="0" w:line="330" w:lineRule="atLeast"/>
-        <w:rPr>
-          <w:rFonts w:ascii="Arial" w:eastAsia="Times New Roman" w:hAnsi="Arial" w:cs="Arial"/>
-          <w:color w:val="000000" w:themeColor="text1"/>
-          <w:sz w:val="24"/>
-          <w:szCs w:val="24"/>
-          <w:lang w:eastAsia="it-IT"/>
+          <w:lang w:val="en-US" w:eastAsia="it-IT"/>
+        </w:rPr>
+      </w:pPr>
+    </w:p>
+    <w:p>
+      <w:pPr>
+        <w:spacing w:after="0" w:line="330" w:lineRule="atLeast"/>
+        <w:rPr>
+          <w:rFonts w:ascii="Arial" w:eastAsia="Times New Roman" w:hAnsi="Arial" w:cs="Arial"/>
+          <w:b/>
+          <w:bCs/>
+          <w:sz w:val="24"/>
+          <w:szCs w:val="24"/>
+          <w:lang w:val="en-US" w:eastAsia="it-IT"/>
+        </w:rPr>
+      </w:pPr>
+    </w:p>
+    <w:p>
+      <w:pPr>
+        <w:spacing w:after="0" w:line="330" w:lineRule="atLeast"/>
+        <w:rPr>
+          <w:rFonts w:ascii="Arial" w:eastAsia="Times New Roman" w:hAnsi="Arial" w:cs="Arial"/>
+          <w:b/>
+          <w:bCs/>
+          <w:sz w:val="24"/>
+          <w:szCs w:val="24"/>
+          <w:lang w:val="en-US" w:eastAsia="it-IT"/>
+        </w:rPr>
+      </w:pPr>
+    </w:p>
+    <w:p>
+      <w:pPr>
+        <w:spacing w:after="0" w:line="330" w:lineRule="atLeast"/>
+        <w:rPr>
+          <w:rFonts w:ascii="Arial" w:eastAsia="Times New Roman" w:hAnsi="Arial" w:cs="Arial"/>
+          <w:color w:val="000000" w:themeColor="text1"/>
+          <w:sz w:val="24"/>
+          <w:szCs w:val="24"/>
+          <w:lang w:val="en-US" w:eastAsia="it-IT"/>
+        </w:rPr>
+      </w:pPr>
+    </w:p>
+    <w:p>
+      <w:pPr>
+        <w:spacing w:after="0" w:line="330" w:lineRule="atLeast"/>
+        <w:rPr>
+          <w:rFonts w:ascii="Arial" w:eastAsia="Times New Roman" w:hAnsi="Arial" w:cs="Arial"/>
+          <w:color w:val="000000" w:themeColor="text1"/>
+          <w:sz w:val="24"/>
+          <w:szCs w:val="24"/>
+          <w:lang w:val="en-US" w:eastAsia="it-IT"/>
         </w:rPr>
       </w:pPr>
     </w:p>
@@ -5771,12 +12577,13 @@
       <w:pPr>
         <w:rPr>
           <w:rFonts w:ascii="Arial" w:hAnsi="Arial" w:cs="Arial"/>
+          <w:lang w:val="en-US"/>
         </w:rPr>
       </w:pPr>
     </w:p>
     <w:sectPr>
-      <w:pgSz w:w="11906" w:h="16838"/>
-      <w:pgMar w:top="1417" w:right="1134" w:bottom="1134" w:left="1134" w:header="708" w:footer="708" w:gutter="0"/>
+      <w:pgSz w:w="16838" w:h="11906" w:orient="landscape"/>
+      <w:pgMar w:top="1134" w:right="1417" w:bottom="1134" w:left="1134" w:header="708" w:footer="708" w:gutter="0"/>
       <w:cols w:space="708"/>
       <w:docGrid w:linePitch="360"/>
     </w:sectPr>
@@ -6873,7 +13680,7 @@
   <w:style w:type="paragraph" w:default="1" w:styleId="Normale">
     <w:name w:val="Normal"/>
     <w:qFormat/>
-    <w:rsid w:val="00F1601E"/>
+    <w:rsid w:val="004D1D3B"/>
   </w:style>
   <w:style w:type="paragraph" w:styleId="Titolo3">
     <w:name w:val="heading 3"/>
@@ -7298,4 +14105,16 @@
     </a:ext>
   </a:extLst>
 </a:theme>
+</file>
+
+<file path=customXml/item1.xml><?xml version="1.0" encoding="utf-8"?>
+<b:Sources xmlns:b="http://schemas.openxmlformats.org/officeDocument/2006/bibliography" xmlns="http://schemas.openxmlformats.org/officeDocument/2006/bibliography" SelectedStyle="\APASixthEditionOfficeOnline.xsl" StyleName="APA" Version="6"/>
+</file>
+
+<file path=customXml/itemProps1.xml><?xml version="1.0" encoding="utf-8"?>
+<ds:datastoreItem xmlns:ds="http://schemas.openxmlformats.org/officeDocument/2006/customXml" ds:itemID="{1DB321BF-A5BB-4B94-B791-2ED1AEDA1738}">
+  <ds:schemaRefs>
+    <ds:schemaRef ds:uri="http://schemas.openxmlformats.org/officeDocument/2006/bibliography"/>
+  </ds:schemaRefs>
+</ds:datastoreItem>
 </file>
--- a/SMS Manager for Power monitoring.docx
+++ b/SMS Manager for Power monitoring.docx
@@ -66,7 +66,6 @@
         </w:rPr>
         <w:t xml:space="preserve">  </w:t>
       </w:r>
-      <w:proofErr w:type="spellStart"/>
       <w:r>
         <w:rPr>
           <w:rFonts w:ascii="Arial" w:eastAsia="Times New Roman" w:hAnsi="Arial" w:cs="Arial"/>
@@ -77,41 +76,28 @@
           <w:szCs w:val="28"/>
           <w:lang w:val="en-US" w:eastAsia="it-IT"/>
         </w:rPr>
-        <w:t>Specifiche</w:t>
-      </w:r>
-      <w:proofErr w:type="spellEnd"/>
-      <w:r>
-        <w:rPr>
-          <w:rFonts w:ascii="Arial" w:eastAsia="Times New Roman" w:hAnsi="Arial" w:cs="Arial"/>
-          <w:b/>
-          <w:bCs/>
-          <w:color w:val="000000" w:themeColor="text1"/>
-          <w:sz w:val="28"/>
-          <w:szCs w:val="28"/>
+        <w:t>Specifiche:</w:t>
+      </w:r>
+    </w:p>
+    <w:p>
+      <w:pPr>
+        <w:spacing w:after="0" w:line="330" w:lineRule="atLeast"/>
+        <w:rPr>
+          <w:rFonts w:ascii="Arial" w:eastAsia="Times New Roman" w:hAnsi="Arial" w:cs="Arial"/>
+          <w:color w:val="000000" w:themeColor="text1"/>
+          <w:sz w:val="24"/>
+          <w:szCs w:val="24"/>
+          <w:lang w:eastAsia="it-IT"/>
+        </w:rPr>
+      </w:pPr>
+      <w:r>
+        <w:rPr>
+          <w:rFonts w:ascii="Arial" w:eastAsia="Times New Roman" w:hAnsi="Arial" w:cs="Arial"/>
+          <w:color w:val="000000" w:themeColor="text1"/>
+          <w:sz w:val="24"/>
+          <w:szCs w:val="24"/>
           <w:lang w:val="en-US" w:eastAsia="it-IT"/>
         </w:rPr>
-        <w:t>:</w:t>
-      </w:r>
-    </w:p>
-    <w:p>
-      <w:pPr>
-        <w:spacing w:after="0" w:line="330" w:lineRule="atLeast"/>
-        <w:rPr>
-          <w:rFonts w:ascii="Arial" w:eastAsia="Times New Roman" w:hAnsi="Arial" w:cs="Arial"/>
-          <w:color w:val="000000" w:themeColor="text1"/>
-          <w:sz w:val="24"/>
-          <w:szCs w:val="24"/>
-          <w:lang w:eastAsia="it-IT"/>
-        </w:rPr>
-      </w:pPr>
-      <w:r>
-        <w:rPr>
-          <w:rFonts w:ascii="Arial" w:eastAsia="Times New Roman" w:hAnsi="Arial" w:cs="Arial"/>
-          <w:color w:val="000000" w:themeColor="text1"/>
-          <w:sz w:val="24"/>
-          <w:szCs w:val="24"/>
-          <w:lang w:val="en-US" w:eastAsia="it-IT"/>
-        </w:rPr>
         <w:t xml:space="preserve">  </w:t>
       </w:r>
       <w:r>
@@ -144,29 +130,7 @@
           <w:szCs w:val="24"/>
           <w:lang w:eastAsia="it-IT"/>
         </w:rPr>
-        <w:t>  - OK    </w:t>
-      </w:r>
-      <w:proofErr w:type="spellStart"/>
-      <w:r>
-        <w:rPr>
-          <w:rFonts w:ascii="Arial" w:eastAsia="Times New Roman" w:hAnsi="Arial" w:cs="Arial"/>
-          <w:color w:val="000000" w:themeColor="text1"/>
-          <w:sz w:val="24"/>
-          <w:szCs w:val="24"/>
-          <w:lang w:eastAsia="it-IT"/>
-        </w:rPr>
-        <w:t>Reinizializzazione</w:t>
-      </w:r>
-      <w:proofErr w:type="spellEnd"/>
-      <w:r>
-        <w:rPr>
-          <w:rFonts w:ascii="Arial" w:eastAsia="Times New Roman" w:hAnsi="Arial" w:cs="Arial"/>
-          <w:color w:val="000000" w:themeColor="text1"/>
-          <w:sz w:val="24"/>
-          <w:szCs w:val="24"/>
-          <w:lang w:eastAsia="it-IT"/>
-        </w:rPr>
-        <w:t xml:space="preserve"> ogni 24 ore (ogni giorno) ad ora prestabilita</w:t>
+        <w:t>  - OK    Reinizializzazione ogni 24 ore (ogni giorno) ad ora prestabilita</w:t>
       </w:r>
     </w:p>
     <w:p>
@@ -686,10 +650,93 @@
           <w:u w:val="single"/>
           <w:lang w:eastAsia="it-IT"/>
         </w:rPr>
-        <w:t xml:space="preserve">Monitora la tensione di rete tramite un trasformatore e la libreria </w:t>
-      </w:r>
-      <w:proofErr w:type="spellStart"/>
-      <w:r>
+        <w:t>Monitora la tensione di rete tramite un trasformatore e la libreria EmonLib.</w:t>
+      </w:r>
+    </w:p>
+    <w:p>
+      <w:pPr>
+        <w:spacing w:after="0" w:line="330" w:lineRule="atLeast"/>
+        <w:ind w:left="708"/>
+        <w:rPr>
+          <w:rFonts w:ascii="Arial" w:eastAsia="Times New Roman" w:hAnsi="Arial" w:cs="Arial"/>
+          <w:color w:val="000000" w:themeColor="text1"/>
+          <w:sz w:val="24"/>
+          <w:szCs w:val="24"/>
+          <w:lang w:eastAsia="it-IT"/>
+        </w:rPr>
+      </w:pPr>
+      <w:r>
+        <w:rPr>
+          <w:rFonts w:ascii="Arial" w:eastAsia="Times New Roman" w:hAnsi="Arial" w:cs="Arial"/>
+          <w:color w:val="000000" w:themeColor="text1"/>
+          <w:sz w:val="24"/>
+          <w:szCs w:val="24"/>
+          <w:lang w:eastAsia="it-IT"/>
+        </w:rPr>
+        <w:t>- Notifica via SMS a numeri autorizzati (Master + fino a 3 ausiliari) i seguenti eventi:</w:t>
+      </w:r>
+    </w:p>
+    <w:p>
+      <w:pPr>
+        <w:spacing w:after="0" w:line="330" w:lineRule="atLeast"/>
+        <w:ind w:left="1416"/>
+        <w:rPr>
+          <w:rFonts w:ascii="Arial" w:eastAsia="Times New Roman" w:hAnsi="Arial" w:cs="Arial"/>
+          <w:color w:val="000000" w:themeColor="text1"/>
+          <w:sz w:val="24"/>
+          <w:szCs w:val="24"/>
+          <w:lang w:eastAsia="it-IT"/>
+        </w:rPr>
+      </w:pPr>
+      <w:r>
+        <w:rPr>
+          <w:rFonts w:ascii="Arial" w:eastAsia="Times New Roman" w:hAnsi="Arial" w:cs="Arial"/>
+          <w:color w:val="000000" w:themeColor="text1"/>
+          <w:sz w:val="24"/>
+          <w:szCs w:val="24"/>
+          <w:lang w:eastAsia="it-IT"/>
+        </w:rPr>
+        <w:t>- Mancanza di rete (tensione &lt; 180V)</w:t>
+      </w:r>
+    </w:p>
+    <w:p>
+      <w:pPr>
+        <w:spacing w:after="0" w:line="330" w:lineRule="atLeast"/>
+        <w:ind w:left="1416"/>
+        <w:rPr>
+          <w:rFonts w:ascii="Arial" w:eastAsia="Times New Roman" w:hAnsi="Arial" w:cs="Arial"/>
+          <w:color w:val="000000" w:themeColor="text1"/>
+          <w:sz w:val="24"/>
+          <w:szCs w:val="24"/>
+          <w:lang w:eastAsia="it-IT"/>
+        </w:rPr>
+      </w:pPr>
+      <w:r>
+        <w:rPr>
+          <w:rFonts w:ascii="Arial" w:eastAsia="Times New Roman" w:hAnsi="Arial" w:cs="Arial"/>
+          <w:color w:val="000000" w:themeColor="text1"/>
+          <w:sz w:val="24"/>
+          <w:szCs w:val="24"/>
+          <w:lang w:eastAsia="it-IT"/>
+        </w:rPr>
+        <w:t>- Ripresa rete (tensione &gt; 200V)</w:t>
+      </w:r>
+    </w:p>
+    <w:p>
+      <w:pPr>
+        <w:spacing w:after="0" w:line="330" w:lineRule="atLeast"/>
+        <w:rPr>
+          <w:rFonts w:ascii="Arial" w:eastAsia="Times New Roman" w:hAnsi="Arial" w:cs="Arial"/>
+          <w:color w:val="000000" w:themeColor="text1"/>
+          <w:sz w:val="24"/>
+          <w:szCs w:val="24"/>
+          <w:lang w:eastAsia="it-IT"/>
+        </w:rPr>
+      </w:pPr>
+    </w:p>
+    <w:p>
+      <w:pPr>
+        <w:spacing w:after="0" w:line="330" w:lineRule="atLeast"/>
         <w:rPr>
           <w:rFonts w:ascii="Arial" w:eastAsia="Times New Roman" w:hAnsi="Arial" w:cs="Arial"/>
           <w:color w:val="000000" w:themeColor="text1"/>
@@ -698,9 +745,7 @@
           <w:u w:val="single"/>
           <w:lang w:eastAsia="it-IT"/>
         </w:rPr>
-        <w:t>EmonLib</w:t>
-      </w:r>
-      <w:proofErr w:type="spellEnd"/>
+      </w:pPr>
       <w:r>
         <w:rPr>
           <w:rFonts w:ascii="Arial" w:eastAsia="Times New Roman" w:hAnsi="Arial" w:cs="Arial"/>
@@ -710,8 +755,20 @@
           <w:u w:val="single"/>
           <w:lang w:eastAsia="it-IT"/>
         </w:rPr>
-        <w:t>.</w:t>
-      </w:r>
+        <w:t>Gestisce comandi via SMS:</w:t>
+      </w:r>
+    </w:p>
+    <w:p>
+      <w:pPr>
+        <w:spacing w:after="0" w:line="330" w:lineRule="atLeast"/>
+        <w:rPr>
+          <w:rFonts w:ascii="Arial" w:eastAsia="Times New Roman" w:hAnsi="Arial" w:cs="Arial"/>
+          <w:color w:val="000000" w:themeColor="text1"/>
+          <w:sz w:val="24"/>
+          <w:szCs w:val="24"/>
+          <w:lang w:eastAsia="it-IT"/>
+        </w:rPr>
+      </w:pPr>
     </w:p>
     <w:p>
       <w:pPr>
@@ -733,126 +790,8 @@
           <w:szCs w:val="24"/>
           <w:lang w:eastAsia="it-IT"/>
         </w:rPr>
-        <w:t>- Notifica via SMS a numeri autorizzati (Master + fino a 3 ausiliari) i seguenti eventi:</w:t>
-      </w:r>
-    </w:p>
-    <w:p>
-      <w:pPr>
-        <w:spacing w:after="0" w:line="330" w:lineRule="atLeast"/>
-        <w:ind w:left="1416"/>
-        <w:rPr>
-          <w:rFonts w:ascii="Arial" w:eastAsia="Times New Roman" w:hAnsi="Arial" w:cs="Arial"/>
-          <w:color w:val="000000" w:themeColor="text1"/>
-          <w:sz w:val="24"/>
-          <w:szCs w:val="24"/>
-          <w:lang w:eastAsia="it-IT"/>
-        </w:rPr>
-      </w:pPr>
-      <w:r>
-        <w:rPr>
-          <w:rFonts w:ascii="Arial" w:eastAsia="Times New Roman" w:hAnsi="Arial" w:cs="Arial"/>
-          <w:color w:val="000000" w:themeColor="text1"/>
-          <w:sz w:val="24"/>
-          <w:szCs w:val="24"/>
-          <w:lang w:eastAsia="it-IT"/>
-        </w:rPr>
-        <w:t>- Mancanza di rete (tensione &lt; 180V)</w:t>
-      </w:r>
-    </w:p>
-    <w:p>
-      <w:pPr>
-        <w:spacing w:after="0" w:line="330" w:lineRule="atLeast"/>
-        <w:ind w:left="1416"/>
-        <w:rPr>
-          <w:rFonts w:ascii="Arial" w:eastAsia="Times New Roman" w:hAnsi="Arial" w:cs="Arial"/>
-          <w:color w:val="000000" w:themeColor="text1"/>
-          <w:sz w:val="24"/>
-          <w:szCs w:val="24"/>
-          <w:lang w:eastAsia="it-IT"/>
-        </w:rPr>
-      </w:pPr>
-      <w:r>
-        <w:rPr>
-          <w:rFonts w:ascii="Arial" w:eastAsia="Times New Roman" w:hAnsi="Arial" w:cs="Arial"/>
-          <w:color w:val="000000" w:themeColor="text1"/>
-          <w:sz w:val="24"/>
-          <w:szCs w:val="24"/>
-          <w:lang w:eastAsia="it-IT"/>
-        </w:rPr>
-        <w:t>- Ripresa rete (tensione &gt; 200V)</w:t>
-      </w:r>
-    </w:p>
-    <w:p>
-      <w:pPr>
-        <w:spacing w:after="0" w:line="330" w:lineRule="atLeast"/>
-        <w:rPr>
-          <w:rFonts w:ascii="Arial" w:eastAsia="Times New Roman" w:hAnsi="Arial" w:cs="Arial"/>
-          <w:color w:val="000000" w:themeColor="text1"/>
-          <w:sz w:val="24"/>
-          <w:szCs w:val="24"/>
-          <w:lang w:eastAsia="it-IT"/>
-        </w:rPr>
-      </w:pPr>
-    </w:p>
-    <w:p>
-      <w:pPr>
-        <w:spacing w:after="0" w:line="330" w:lineRule="atLeast"/>
-        <w:rPr>
-          <w:rFonts w:ascii="Arial" w:eastAsia="Times New Roman" w:hAnsi="Arial" w:cs="Arial"/>
-          <w:color w:val="000000" w:themeColor="text1"/>
-          <w:sz w:val="24"/>
-          <w:szCs w:val="24"/>
-          <w:u w:val="single"/>
-          <w:lang w:eastAsia="it-IT"/>
-        </w:rPr>
-      </w:pPr>
-      <w:r>
-        <w:rPr>
-          <w:rFonts w:ascii="Arial" w:eastAsia="Times New Roman" w:hAnsi="Arial" w:cs="Arial"/>
-          <w:color w:val="000000" w:themeColor="text1"/>
-          <w:sz w:val="24"/>
-          <w:szCs w:val="24"/>
-          <w:u w:val="single"/>
-          <w:lang w:eastAsia="it-IT"/>
-        </w:rPr>
-        <w:t>Gestisce comandi via SMS:</w:t>
-      </w:r>
-    </w:p>
-    <w:p>
-      <w:pPr>
-        <w:spacing w:after="0" w:line="330" w:lineRule="atLeast"/>
-        <w:rPr>
-          <w:rFonts w:ascii="Arial" w:eastAsia="Times New Roman" w:hAnsi="Arial" w:cs="Arial"/>
-          <w:color w:val="000000" w:themeColor="text1"/>
-          <w:sz w:val="24"/>
-          <w:szCs w:val="24"/>
-          <w:lang w:eastAsia="it-IT"/>
-        </w:rPr>
-      </w:pPr>
-    </w:p>
-    <w:p>
-      <w:pPr>
-        <w:spacing w:after="0" w:line="330" w:lineRule="atLeast"/>
-        <w:ind w:left="708"/>
-        <w:rPr>
-          <w:rFonts w:ascii="Arial" w:eastAsia="Times New Roman" w:hAnsi="Arial" w:cs="Arial"/>
-          <w:color w:val="000000" w:themeColor="text1"/>
-          <w:sz w:val="24"/>
-          <w:szCs w:val="24"/>
-          <w:lang w:eastAsia="it-IT"/>
-        </w:rPr>
-      </w:pPr>
-      <w:r>
-        <w:rPr>
-          <w:rFonts w:ascii="Arial" w:eastAsia="Times New Roman" w:hAnsi="Arial" w:cs="Arial"/>
-          <w:color w:val="000000" w:themeColor="text1"/>
-          <w:sz w:val="24"/>
-          <w:szCs w:val="24"/>
-          <w:lang w:eastAsia="it-IT"/>
-        </w:rPr>
         <w:t xml:space="preserve">- </w:t>
       </w:r>
-      <w:proofErr w:type="spellStart"/>
       <w:r>
         <w:rPr>
           <w:rFonts w:ascii="Arial" w:eastAsia="Times New Roman" w:hAnsi="Arial" w:cs="Arial"/>
@@ -865,7 +804,6 @@
         </w:rPr>
         <w:t>M+numero</w:t>
       </w:r>
-      <w:proofErr w:type="spellEnd"/>
       <w:r>
         <w:rPr>
           <w:rFonts w:ascii="Arial" w:eastAsia="Times New Roman" w:hAnsi="Arial" w:cs="Arial"/>
@@ -2122,7 +2060,6 @@
                 <w:lang w:eastAsia="it-IT"/>
               </w:rPr>
             </w:pPr>
-            <w:proofErr w:type="spellStart"/>
             <w:r>
               <w:rPr>
                 <w:rFonts w:ascii="Arial" w:eastAsia="Times New Roman" w:hAnsi="Arial" w:cs="Arial"/>
@@ -2133,7 +2070,6 @@
               </w:rPr>
               <w:t>Command</w:t>
             </w:r>
-            <w:proofErr w:type="spellEnd"/>
           </w:p>
         </w:tc>
         <w:tc>
@@ -2553,29 +2489,7 @@
                 <w:szCs w:val="24"/>
                 <w:lang w:val="en-US" w:eastAsia="it-IT"/>
               </w:rPr>
-              <w:t xml:space="preserve">Delete in EEPROM and </w:t>
-            </w:r>
-            <w:proofErr w:type="spellStart"/>
-            <w:r>
-              <w:rPr>
-                <w:rFonts w:ascii="Arial" w:eastAsia="Times New Roman" w:hAnsi="Arial" w:cs="Arial"/>
-                <w:color w:val="000000" w:themeColor="text1"/>
-                <w:sz w:val="24"/>
-                <w:szCs w:val="24"/>
-                <w:lang w:val="en-US" w:eastAsia="it-IT"/>
-              </w:rPr>
-              <w:t>phoneAut</w:t>
-            </w:r>
-            <w:proofErr w:type="spellEnd"/>
-            <w:r>
-              <w:rPr>
-                <w:rFonts w:ascii="Arial" w:eastAsia="Times New Roman" w:hAnsi="Arial" w:cs="Arial"/>
-                <w:color w:val="000000" w:themeColor="text1"/>
-                <w:sz w:val="24"/>
-                <w:szCs w:val="24"/>
-                <w:lang w:val="en-US" w:eastAsia="it-IT"/>
-              </w:rPr>
-              <w:t xml:space="preserve"> auxiliaries phone numbers except the Authorized </w:t>
+              <w:t xml:space="preserve">Delete in EEPROM and phoneAut auxiliaries phone numbers except the Authorized </w:t>
             </w:r>
             <w:proofErr w:type="gramStart"/>
             <w:r>
@@ -3377,27 +3291,15 @@
           <w:lang w:eastAsia="it-IT"/>
         </w:rPr>
       </w:pPr>
-      <w:proofErr w:type="spellStart"/>
-      <w:r>
-        <w:rPr>
-          <w:rFonts w:ascii="Arial" w:eastAsia="Times New Roman" w:hAnsi="Arial" w:cs="Arial"/>
-          <w:color w:val="000000" w:themeColor="text1"/>
-          <w:sz w:val="24"/>
-          <w:szCs w:val="24"/>
-          <w:lang w:eastAsia="it-IT"/>
-        </w:rPr>
-        <w:t>EEPROM.read</w:t>
-      </w:r>
-      <w:proofErr w:type="spellEnd"/>
-      <w:r>
-        <w:rPr>
-          <w:rFonts w:ascii="Arial" w:eastAsia="Times New Roman" w:hAnsi="Arial" w:cs="Arial"/>
-          <w:color w:val="000000" w:themeColor="text1"/>
-          <w:sz w:val="24"/>
-          <w:szCs w:val="24"/>
-          <w:lang w:eastAsia="it-IT"/>
-        </w:rPr>
-        <w:t>(5) Indicatore Rete presente (0) Rete assente (1)</w:t>
+      <w:r>
+        <w:rPr>
+          <w:rFonts w:ascii="Arial" w:eastAsia="Times New Roman" w:hAnsi="Arial" w:cs="Arial"/>
+          <w:color w:val="000000" w:themeColor="text1"/>
+          <w:sz w:val="24"/>
+          <w:szCs w:val="24"/>
+          <w:lang w:eastAsia="it-IT"/>
+        </w:rPr>
+        <w:t>EEPROM.read(5) Indicatore Rete presente (0) Rete assente (1)</w:t>
       </w:r>
     </w:p>
     <w:p>
@@ -3703,63 +3605,32 @@
         </w:rPr>
         <w:t>chiama </w:t>
       </w:r>
-      <w:proofErr w:type="spellStart"/>
-      <w:r>
-        <w:fldChar w:fldCharType="begin"/>
-      </w:r>
-      <w:r>
-        <w:instrText xml:space="preserve"> HYPERLINK "vscode-file://vscode-app/c:/Users/Massimo/AppData/Local/Programs/Microsoft%20VS%20Code/f6cfa2ea24/resources/app/out/vs/code/electron-browser/workbench/workbench.html" </w:instrText>
-      </w:r>
-      <w:r>
-        <w:fldChar w:fldCharType="separate"/>
-      </w:r>
-      <w:proofErr w:type="gramStart"/>
-      <w:r>
-        <w:rPr>
-          <w:rFonts w:ascii="Segoe UI" w:eastAsia="Times New Roman" w:hAnsi="Segoe UI" w:cs="Segoe UI"/>
-          <w:color w:val="000000" w:themeColor="text1"/>
-          <w:sz w:val="18"/>
-          <w:szCs w:val="18"/>
-          <w:bdr w:val="single" w:sz="4" w:space="1" w:color="auto" w:frame="1"/>
-          <w:lang w:eastAsia="it-IT"/>
-        </w:rPr>
-        <w:t>initgsm</w:t>
-      </w:r>
-      <w:proofErr w:type="spellEnd"/>
-      <w:r>
-        <w:rPr>
-          <w:rFonts w:ascii="Segoe UI" w:eastAsia="Times New Roman" w:hAnsi="Segoe UI" w:cs="Segoe UI"/>
-          <w:color w:val="000000" w:themeColor="text1"/>
-          <w:sz w:val="18"/>
-          <w:szCs w:val="18"/>
-          <w:bdr w:val="single" w:sz="4" w:space="1" w:color="auto" w:frame="1"/>
-          <w:lang w:eastAsia="it-IT"/>
-        </w:rPr>
-        <w:t>(</w:t>
-      </w:r>
-      <w:proofErr w:type="gramEnd"/>
-      <w:r>
-        <w:rPr>
-          <w:rFonts w:ascii="Segoe UI" w:eastAsia="Times New Roman" w:hAnsi="Segoe UI" w:cs="Segoe UI"/>
-          <w:color w:val="000000" w:themeColor="text1"/>
-          <w:sz w:val="18"/>
-          <w:szCs w:val="18"/>
-          <w:bdr w:val="single" w:sz="4" w:space="1" w:color="auto" w:frame="1"/>
-          <w:lang w:eastAsia="it-IT"/>
-        </w:rPr>
-        <w:t>)</w:t>
-      </w:r>
-      <w:r>
-        <w:rPr>
-          <w:rFonts w:ascii="Segoe UI" w:eastAsia="Times New Roman" w:hAnsi="Segoe UI" w:cs="Segoe UI"/>
-          <w:color w:val="000000" w:themeColor="text1"/>
-          <w:sz w:val="18"/>
-          <w:szCs w:val="18"/>
-          <w:bdr w:val="single" w:sz="4" w:space="1" w:color="auto" w:frame="1"/>
-          <w:lang w:eastAsia="it-IT"/>
-        </w:rPr>
-        <w:fldChar w:fldCharType="end"/>
-      </w:r>
+      <w:hyperlink r:id="rId7" w:history="1">
+        <w:proofErr w:type="gramStart"/>
+        <w:r>
+          <w:rPr>
+            <w:rFonts w:ascii="Segoe UI" w:eastAsia="Times New Roman" w:hAnsi="Segoe UI" w:cs="Segoe UI"/>
+            <w:color w:val="000000" w:themeColor="text1"/>
+            <w:sz w:val="18"/>
+            <w:szCs w:val="18"/>
+            <w:bdr w:val="single" w:sz="4" w:space="1" w:color="auto" w:frame="1"/>
+            <w:lang w:eastAsia="it-IT"/>
+          </w:rPr>
+          <w:t>initgsm(</w:t>
+        </w:r>
+        <w:proofErr w:type="gramEnd"/>
+        <w:r>
+          <w:rPr>
+            <w:rFonts w:ascii="Segoe UI" w:eastAsia="Times New Roman" w:hAnsi="Segoe UI" w:cs="Segoe UI"/>
+            <w:color w:val="000000" w:themeColor="text1"/>
+            <w:sz w:val="18"/>
+            <w:szCs w:val="18"/>
+            <w:bdr w:val="single" w:sz="4" w:space="1" w:color="auto" w:frame="1"/>
+            <w:lang w:eastAsia="it-IT"/>
+          </w:rPr>
+          <w:t>)</w:t>
+        </w:r>
+      </w:hyperlink>
     </w:p>
     <w:p>
       <w:pPr>
@@ -3786,50 +3657,19 @@
         </w:rPr>
         <w:t>imposta </w:t>
       </w:r>
-      <w:proofErr w:type="spellStart"/>
-      <w:r>
-        <w:fldChar w:fldCharType="begin"/>
-      </w:r>
-      <w:r>
-        <w:instrText xml:space="preserve"> HYPERLINK "vscode-file://vscode-app/c:/Users/Massimo/AppData/Local/Programs/Microsoft%20VS%20Code/f6cfa2ea24/resources/app/out/vs/code/electron-browser/workbench/workbench.html" </w:instrText>
-      </w:r>
-      <w:r>
-        <w:fldChar w:fldCharType="separate"/>
-      </w:r>
-      <w:r>
-        <w:rPr>
-          <w:rFonts w:ascii="Segoe UI" w:eastAsia="Times New Roman" w:hAnsi="Segoe UI" w:cs="Segoe UI"/>
-          <w:color w:val="000000" w:themeColor="text1"/>
-          <w:sz w:val="18"/>
-          <w:szCs w:val="18"/>
-          <w:bdr w:val="single" w:sz="4" w:space="1" w:color="auto" w:frame="1"/>
-          <w:lang w:eastAsia="it-IT"/>
-        </w:rPr>
-        <w:t>EEPROM.update</w:t>
-      </w:r>
-      <w:proofErr w:type="spellEnd"/>
-      <w:r>
-        <w:rPr>
-          <w:rFonts w:ascii="Segoe UI" w:eastAsia="Times New Roman" w:hAnsi="Segoe UI" w:cs="Segoe UI"/>
-          <w:color w:val="000000" w:themeColor="text1"/>
-          <w:sz w:val="18"/>
-          <w:szCs w:val="18"/>
-          <w:bdr w:val="single" w:sz="4" w:space="1" w:color="auto" w:frame="1"/>
-          <w:lang w:eastAsia="it-IT"/>
-        </w:rPr>
-        <w:t>(5, 0)</w:t>
-      </w:r>
-      <w:r>
-        <w:rPr>
-          <w:rFonts w:ascii="Segoe UI" w:eastAsia="Times New Roman" w:hAnsi="Segoe UI" w:cs="Segoe UI"/>
-          <w:color w:val="000000" w:themeColor="text1"/>
-          <w:sz w:val="18"/>
-          <w:szCs w:val="18"/>
-          <w:bdr w:val="single" w:sz="4" w:space="1" w:color="auto" w:frame="1"/>
-          <w:lang w:eastAsia="it-IT"/>
-        </w:rPr>
-        <w:fldChar w:fldCharType="end"/>
-      </w:r>
+      <w:hyperlink r:id="rId8" w:history="1">
+        <w:r>
+          <w:rPr>
+            <w:rFonts w:ascii="Segoe UI" w:eastAsia="Times New Roman" w:hAnsi="Segoe UI" w:cs="Segoe UI"/>
+            <w:color w:val="000000" w:themeColor="text1"/>
+            <w:sz w:val="18"/>
+            <w:szCs w:val="18"/>
+            <w:bdr w:val="single" w:sz="4" w:space="1" w:color="auto" w:frame="1"/>
+            <w:lang w:eastAsia="it-IT"/>
+          </w:rPr>
+          <w:t>EEPROM.update(5, 0)</w:t>
+        </w:r>
+      </w:hyperlink>
     </w:p>
     <w:p>
       <w:pPr>
@@ -3856,50 +3696,19 @@
         </w:rPr>
         <w:t>carica numeri autorizzati con </w:t>
       </w:r>
-      <w:proofErr w:type="spellStart"/>
-      <w:r>
-        <w:fldChar w:fldCharType="begin"/>
-      </w:r>
-      <w:r>
-        <w:instrText xml:space="preserve"> HYPERLINK "vscode-file://vscode-app/c:/Users/Massimo/AppData/Local/Programs/Microsoft%20VS%20Code/f6cfa2ea24/resources/app/out/vs/code/electron-browser/workbench/workbench.html" </w:instrText>
-      </w:r>
-      <w:r>
-        <w:fldChar w:fldCharType="separate"/>
-      </w:r>
-      <w:r>
-        <w:rPr>
-          <w:rFonts w:ascii="Segoe UI" w:eastAsia="Times New Roman" w:hAnsi="Segoe UI" w:cs="Segoe UI"/>
-          <w:color w:val="000000" w:themeColor="text1"/>
-          <w:sz w:val="18"/>
-          <w:szCs w:val="18"/>
-          <w:bdr w:val="single" w:sz="4" w:space="1" w:color="auto" w:frame="1"/>
-          <w:lang w:eastAsia="it-IT"/>
-        </w:rPr>
-        <w:t>RestorePhones</w:t>
-      </w:r>
-      <w:proofErr w:type="spellEnd"/>
-      <w:r>
-        <w:rPr>
-          <w:rFonts w:ascii="Segoe UI" w:eastAsia="Times New Roman" w:hAnsi="Segoe UI" w:cs="Segoe UI"/>
-          <w:color w:val="000000" w:themeColor="text1"/>
-          <w:sz w:val="18"/>
-          <w:szCs w:val="18"/>
-          <w:bdr w:val="single" w:sz="4" w:space="1" w:color="auto" w:frame="1"/>
-          <w:lang w:eastAsia="it-IT"/>
-        </w:rPr>
-        <w:t>()</w:t>
-      </w:r>
-      <w:r>
-        <w:rPr>
-          <w:rFonts w:ascii="Segoe UI" w:eastAsia="Times New Roman" w:hAnsi="Segoe UI" w:cs="Segoe UI"/>
-          <w:color w:val="000000" w:themeColor="text1"/>
-          <w:sz w:val="18"/>
-          <w:szCs w:val="18"/>
-          <w:bdr w:val="single" w:sz="4" w:space="1" w:color="auto" w:frame="1"/>
-          <w:lang w:eastAsia="it-IT"/>
-        </w:rPr>
-        <w:fldChar w:fldCharType="end"/>
-      </w:r>
+      <w:hyperlink r:id="rId9" w:history="1">
+        <w:r>
+          <w:rPr>
+            <w:rFonts w:ascii="Segoe UI" w:eastAsia="Times New Roman" w:hAnsi="Segoe UI" w:cs="Segoe UI"/>
+            <w:color w:val="000000" w:themeColor="text1"/>
+            <w:sz w:val="18"/>
+            <w:szCs w:val="18"/>
+            <w:bdr w:val="single" w:sz="4" w:space="1" w:color="auto" w:frame="1"/>
+            <w:lang w:eastAsia="it-IT"/>
+          </w:rPr>
+          <w:t>RestorePhones()</w:t>
+        </w:r>
+      </w:hyperlink>
     </w:p>
     <w:p>
       <w:pPr>
@@ -3916,7 +3725,7 @@
           <w:lang w:eastAsia="it-IT"/>
         </w:rPr>
       </w:pPr>
-      <w:hyperlink r:id="rId7" w:history="1">
+      <w:hyperlink r:id="rId10" w:history="1">
         <w:proofErr w:type="gramStart"/>
         <w:r>
           <w:rPr>
@@ -4264,50 +4073,19 @@
         </w:rPr>
         <w:t>ogni 15 minuti verifica reset giornaliero e chiama </w:t>
       </w:r>
-      <w:proofErr w:type="spellStart"/>
-      <w:r>
-        <w:fldChar w:fldCharType="begin"/>
-      </w:r>
-      <w:r>
-        <w:instrText xml:space="preserve"> HYPERLINK "vscode-file://vscode-app/c:/Users/Massimo/AppData/Local/Programs/Microsoft%20VS%20Code/f6cfa2ea24/resources/app/out/vs/code/electron-browser/workbench/workbench.html" </w:instrText>
-      </w:r>
-      <w:r>
-        <w:fldChar w:fldCharType="separate"/>
-      </w:r>
-      <w:r>
-        <w:rPr>
-          <w:rFonts w:ascii="Segoe UI" w:eastAsia="Times New Roman" w:hAnsi="Segoe UI" w:cs="Segoe UI"/>
-          <w:color w:val="000000" w:themeColor="text1"/>
-          <w:sz w:val="18"/>
-          <w:szCs w:val="18"/>
-          <w:bdr w:val="single" w:sz="4" w:space="1" w:color="auto" w:frame="1"/>
-          <w:lang w:eastAsia="it-IT"/>
-        </w:rPr>
-        <w:t>initgsm</w:t>
-      </w:r>
-      <w:proofErr w:type="spellEnd"/>
-      <w:r>
-        <w:rPr>
-          <w:rFonts w:ascii="Segoe UI" w:eastAsia="Times New Roman" w:hAnsi="Segoe UI" w:cs="Segoe UI"/>
-          <w:color w:val="000000" w:themeColor="text1"/>
-          <w:sz w:val="18"/>
-          <w:szCs w:val="18"/>
-          <w:bdr w:val="single" w:sz="4" w:space="1" w:color="auto" w:frame="1"/>
-          <w:lang w:eastAsia="it-IT"/>
-        </w:rPr>
-        <w:t>()</w:t>
-      </w:r>
-      <w:r>
-        <w:rPr>
-          <w:rFonts w:ascii="Segoe UI" w:eastAsia="Times New Roman" w:hAnsi="Segoe UI" w:cs="Segoe UI"/>
-          <w:color w:val="000000" w:themeColor="text1"/>
-          <w:sz w:val="18"/>
-          <w:szCs w:val="18"/>
-          <w:bdr w:val="single" w:sz="4" w:space="1" w:color="auto" w:frame="1"/>
-          <w:lang w:eastAsia="it-IT"/>
-        </w:rPr>
-        <w:fldChar w:fldCharType="end"/>
-      </w:r>
+      <w:hyperlink r:id="rId11" w:history="1">
+        <w:r>
+          <w:rPr>
+            <w:rFonts w:ascii="Segoe UI" w:eastAsia="Times New Roman" w:hAnsi="Segoe UI" w:cs="Segoe UI"/>
+            <w:color w:val="000000" w:themeColor="text1"/>
+            <w:sz w:val="18"/>
+            <w:szCs w:val="18"/>
+            <w:bdr w:val="single" w:sz="4" w:space="1" w:color="auto" w:frame="1"/>
+            <w:lang w:eastAsia="it-IT"/>
+          </w:rPr>
+          <w:t>initgsm()</w:t>
+        </w:r>
+      </w:hyperlink>
       <w:r>
         <w:rPr>
           <w:rFonts w:ascii="Segoe UI" w:eastAsia="Times New Roman" w:hAnsi="Segoe UI" w:cs="Segoe UI"/>
@@ -5368,7 +5146,7 @@
           <w:color w:val="000000" w:themeColor="text1"/>
           <w:sz w:val="28"/>
           <w:szCs w:val="28"/>
-          <w:lang w:eastAsia="it-IT"/>
+          <w:lang w:val="en-US" w:eastAsia="it-IT"/>
         </w:rPr>
       </w:pPr>
       <w:r>
@@ -5378,7 +5156,7 @@
           <w:bCs/>
           <w:sz w:val="28"/>
           <w:szCs w:val="28"/>
-          <w:lang w:eastAsia="it-IT"/>
+          <w:lang w:val="en-US" w:eastAsia="it-IT"/>
         </w:rPr>
         <w:t>Prim</w:t>
       </w:r>
@@ -5389,44 +5167,31 @@
           <w:bCs/>
           <w:sz w:val="28"/>
           <w:szCs w:val="28"/>
-          <w:lang w:eastAsia="it-IT"/>
-        </w:rPr>
-        <w:t xml:space="preserve">i LAB </w:t>
-      </w:r>
-      <w:proofErr w:type="spellStart"/>
-      <w:r>
-        <w:rPr>
-          <w:rFonts w:ascii="Arial" w:eastAsia="Times New Roman" w:hAnsi="Arial" w:cs="Arial"/>
-          <w:b/>
-          <w:bCs/>
-          <w:sz w:val="28"/>
-          <w:szCs w:val="28"/>
-          <w:lang w:eastAsia="it-IT"/>
-        </w:rPr>
-        <w:t>Tests</w:t>
-      </w:r>
-      <w:proofErr w:type="spellEnd"/>
-    </w:p>
-    <w:p>
-      <w:pPr>
-        <w:spacing w:after="0" w:line="330" w:lineRule="atLeast"/>
-        <w:rPr>
-          <w:rFonts w:ascii="Arial" w:eastAsia="Times New Roman" w:hAnsi="Arial" w:cs="Arial"/>
-          <w:b/>
-          <w:bCs/>
-          <w:sz w:val="24"/>
-          <w:szCs w:val="24"/>
-          <w:lang w:eastAsia="it-IT"/>
-        </w:rPr>
-      </w:pPr>
-      <w:r>
-        <w:rPr>
-          <w:rFonts w:ascii="Arial" w:eastAsia="Times New Roman" w:hAnsi="Arial" w:cs="Arial"/>
-          <w:b/>
-          <w:bCs/>
-          <w:sz w:val="24"/>
-          <w:szCs w:val="24"/>
-          <w:lang w:eastAsia="it-IT"/>
+          <w:lang w:val="en-US" w:eastAsia="it-IT"/>
+        </w:rPr>
+        <w:t>i LAB Tests</w:t>
+      </w:r>
+    </w:p>
+    <w:p>
+      <w:pPr>
+        <w:spacing w:after="0" w:line="330" w:lineRule="atLeast"/>
+        <w:rPr>
+          <w:rFonts w:ascii="Arial" w:eastAsia="Times New Roman" w:hAnsi="Arial" w:cs="Arial"/>
+          <w:b/>
+          <w:bCs/>
+          <w:sz w:val="24"/>
+          <w:szCs w:val="24"/>
+          <w:lang w:eastAsia="it-IT"/>
+        </w:rPr>
+      </w:pPr>
+      <w:r>
+        <w:rPr>
+          <w:rFonts w:ascii="Arial" w:eastAsia="Times New Roman" w:hAnsi="Arial" w:cs="Arial"/>
+          <w:b/>
+          <w:bCs/>
+          <w:sz w:val="24"/>
+          <w:szCs w:val="24"/>
+          <w:lang w:val="en-US" w:eastAsia="it-IT"/>
         </w:rPr>
         <w:t>1.0</w:t>
       </w:r>
@@ -5437,7 +5202,7 @@
           <w:bCs/>
           <w:sz w:val="24"/>
           <w:szCs w:val="24"/>
-          <w:lang w:eastAsia="it-IT"/>
+          <w:lang w:val="en-US" w:eastAsia="it-IT"/>
         </w:rPr>
         <w:tab/>
         <w:t>Prim</w:t>
@@ -5449,31 +5214,18 @@
           <w:bCs/>
           <w:sz w:val="24"/>
           <w:szCs w:val="24"/>
-          <w:lang w:eastAsia="it-IT"/>
-        </w:rPr>
-        <w:t xml:space="preserve">i LAB </w:t>
-      </w:r>
-      <w:proofErr w:type="spellStart"/>
-      <w:r>
-        <w:rPr>
-          <w:rFonts w:ascii="Arial" w:eastAsia="Times New Roman" w:hAnsi="Arial" w:cs="Arial"/>
-          <w:b/>
-          <w:bCs/>
-          <w:sz w:val="24"/>
-          <w:szCs w:val="24"/>
-          <w:lang w:eastAsia="it-IT"/>
-        </w:rPr>
-        <w:t>Tests</w:t>
-      </w:r>
-      <w:proofErr w:type="spellEnd"/>
-      <w:r>
-        <w:rPr>
-          <w:rFonts w:ascii="Arial" w:eastAsia="Times New Roman" w:hAnsi="Arial" w:cs="Arial"/>
-          <w:b/>
-          <w:bCs/>
-          <w:sz w:val="24"/>
-          <w:szCs w:val="24"/>
-          <w:lang w:eastAsia="it-IT"/>
+          <w:lang w:val="en-US" w:eastAsia="it-IT"/>
+        </w:rPr>
+        <w:t>i LAB Tests</w:t>
+      </w:r>
+      <w:r>
+        <w:rPr>
+          <w:rFonts w:ascii="Arial" w:eastAsia="Times New Roman" w:hAnsi="Arial" w:cs="Arial"/>
+          <w:b/>
+          <w:bCs/>
+          <w:sz w:val="24"/>
+          <w:szCs w:val="24"/>
+          <w:lang w:val="en-US" w:eastAsia="it-IT"/>
         </w:rPr>
         <w:t xml:space="preserve">. </w:t>
       </w:r>
@@ -5545,45 +5297,24 @@
         </w:rPr>
         <w:t xml:space="preserve">Attualmente il </w:t>
       </w:r>
-      <w:proofErr w:type="spellStart"/>
-      <w:r>
-        <w:rPr>
-          <w:rFonts w:ascii="Arial" w:eastAsia="Times New Roman" w:hAnsi="Arial" w:cs="Arial"/>
-          <w:color w:val="000000" w:themeColor="text1"/>
-          <w:sz w:val="24"/>
-          <w:szCs w:val="24"/>
-          <w:lang w:eastAsia="it-IT"/>
-        </w:rPr>
-        <w:t>Fw</w:t>
-      </w:r>
-      <w:proofErr w:type="spellEnd"/>
-      <w:r>
-        <w:rPr>
-          <w:rFonts w:ascii="Arial" w:eastAsia="Times New Roman" w:hAnsi="Arial" w:cs="Arial"/>
-          <w:color w:val="000000" w:themeColor="text1"/>
-          <w:sz w:val="24"/>
-          <w:szCs w:val="24"/>
-          <w:lang w:eastAsia="it-IT"/>
-        </w:rPr>
-        <w:t xml:space="preserve"> </w:t>
-      </w:r>
-      <w:r>
-        <w:rPr>
-          <w:rFonts w:ascii="Arial" w:eastAsia="Times New Roman" w:hAnsi="Arial" w:cs="Arial"/>
-          <w:sz w:val="24"/>
-          <w:szCs w:val="24"/>
-          <w:lang w:eastAsia="it-IT"/>
-        </w:rPr>
-        <w:t>p</w:t>
-      </w:r>
-      <w:r>
-        <w:rPr>
-          <w:rFonts w:ascii="Arial" w:eastAsia="Times New Roman" w:hAnsi="Arial" w:cs="Arial"/>
-          <w:sz w:val="24"/>
-          <w:szCs w:val="24"/>
-          <w:lang w:eastAsia="it-IT"/>
-        </w:rPr>
-        <w:t>revede</w:t>
+      <w:r>
+        <w:rPr>
+          <w:rFonts w:ascii="Arial" w:eastAsia="Times New Roman" w:hAnsi="Arial" w:cs="Arial"/>
+          <w:color w:val="000000" w:themeColor="text1"/>
+          <w:sz w:val="24"/>
+          <w:szCs w:val="24"/>
+          <w:lang w:eastAsia="it-IT"/>
+        </w:rPr>
+        <w:t xml:space="preserve">Fw </w:t>
+      </w:r>
+      <w:r>
+        <w:rPr>
+          <w:rFonts w:ascii="Arial" w:eastAsia="Times New Roman" w:hAnsi="Arial" w:cs="Arial"/>
+          <w:sz w:val="24"/>
+          <w:szCs w:val="24"/>
+          <w:lang w:eastAsia="it-IT"/>
+        </w:rPr>
+        <w:t>prevede</w:t>
       </w:r>
       <w:r>
         <w:rPr>
@@ -5680,18 +5411,7 @@
           <w:szCs w:val="24"/>
           <w:lang w:eastAsia="it-IT"/>
         </w:rPr>
-        <w:t>1</w:t>
-      </w:r>
-      <w:r>
-        <w:rPr>
-          <w:rFonts w:ascii="Arial" w:eastAsia="Times New Roman" w:hAnsi="Arial" w:cs="Arial"/>
-          <w:b/>
-          <w:bCs/>
-          <w:sz w:val="24"/>
-          <w:szCs w:val="24"/>
-          <w:lang w:eastAsia="it-IT"/>
-        </w:rPr>
-        <w:t>.</w:t>
+        <w:t>1.</w:t>
       </w:r>
       <w:r>
         <w:rPr>
@@ -5979,18 +5699,7 @@
           <w:szCs w:val="24"/>
           <w:lang w:eastAsia="it-IT"/>
         </w:rPr>
-        <w:t>2</w:t>
-      </w:r>
-      <w:r>
-        <w:rPr>
-          <w:rFonts w:ascii="Arial" w:eastAsia="Times New Roman" w:hAnsi="Arial" w:cs="Arial"/>
-          <w:b/>
-          <w:bCs/>
-          <w:sz w:val="24"/>
-          <w:szCs w:val="24"/>
-          <w:lang w:eastAsia="it-IT"/>
-        </w:rPr>
-        <w:t>.0</w:t>
+        <w:t>2.0</w:t>
       </w:r>
       <w:r>
         <w:rPr>
@@ -6161,29 +5870,7 @@
           <w:szCs w:val="24"/>
           <w:lang w:eastAsia="it-IT"/>
         </w:rPr>
-        <w:t>2</w:t>
-      </w:r>
-      <w:r>
-        <w:rPr>
-          <w:rFonts w:ascii="Arial" w:eastAsia="Times New Roman" w:hAnsi="Arial" w:cs="Arial"/>
-          <w:b/>
-          <w:bCs/>
-          <w:sz w:val="24"/>
-          <w:szCs w:val="24"/>
-          <w:lang w:eastAsia="it-IT"/>
-        </w:rPr>
-        <w:t>.</w:t>
-      </w:r>
-      <w:r>
-        <w:rPr>
-          <w:rFonts w:ascii="Arial" w:eastAsia="Times New Roman" w:hAnsi="Arial" w:cs="Arial"/>
-          <w:b/>
-          <w:bCs/>
-          <w:sz w:val="24"/>
-          <w:szCs w:val="24"/>
-          <w:lang w:eastAsia="it-IT"/>
-        </w:rPr>
-        <w:t>1</w:t>
+        <w:t>2.1</w:t>
       </w:r>
       <w:r>
         <w:rPr>
@@ -6282,18 +5969,7 @@
           <w:szCs w:val="24"/>
           <w:lang w:eastAsia="it-IT"/>
         </w:rPr>
-        <w:t>2.</w:t>
-      </w:r>
-      <w:r>
-        <w:rPr>
-          <w:rFonts w:ascii="Arial" w:eastAsia="Times New Roman" w:hAnsi="Arial" w:cs="Arial"/>
-          <w:b/>
-          <w:bCs/>
-          <w:sz w:val="24"/>
-          <w:szCs w:val="24"/>
-          <w:lang w:eastAsia="it-IT"/>
-        </w:rPr>
-        <w:t>2</w:t>
+        <w:t>2.2</w:t>
       </w:r>
       <w:r>
         <w:rPr>
@@ -6600,18 +6276,7 @@
           <w:szCs w:val="24"/>
           <w:lang w:eastAsia="it-IT"/>
         </w:rPr>
-        <w:t>2.</w:t>
-      </w:r>
-      <w:r>
-        <w:rPr>
-          <w:rFonts w:ascii="Arial" w:eastAsia="Times New Roman" w:hAnsi="Arial" w:cs="Arial"/>
-          <w:b/>
-          <w:bCs/>
-          <w:sz w:val="24"/>
-          <w:szCs w:val="24"/>
-          <w:lang w:eastAsia="it-IT"/>
-        </w:rPr>
-        <w:t>4</w:t>
+        <w:t>2.4</w:t>
       </w:r>
       <w:r>
         <w:rPr>
@@ -6647,7 +6312,7 @@
           <w:szCs w:val="24"/>
           <w:lang w:eastAsia="it-IT"/>
         </w:rPr>
-        <w:t>A</w:t>
+        <w:t>A2</w:t>
       </w:r>
       <w:r>
         <w:rPr>
@@ -6661,8 +6326,9 @@
           <w:szCs w:val="24"/>
           <w:lang w:eastAsia="it-IT"/>
         </w:rPr>
-        <w:t>2</w:t>
-      </w:r>
+        <w:t>+</w:t>
+      </w:r>
+      <w:proofErr w:type="gramStart"/>
       <w:r>
         <w:rPr>
           <w:rFonts w:ascii="Arial" w:eastAsia="Times New Roman" w:hAnsi="Arial" w:cs="Arial"/>
@@ -6675,9 +6341,310 @@
           <w:szCs w:val="24"/>
           <w:lang w:eastAsia="it-IT"/>
         </w:rPr>
-        <w:t>+</w:t>
-      </w:r>
-      <w:proofErr w:type="gramStart"/>
+        <w:t>393334188263</w:t>
+      </w:r>
+      <w:r>
+        <w:rPr>
+          <w:rFonts w:ascii="Arial" w:eastAsia="Times New Roman" w:hAnsi="Arial" w:cs="Arial"/>
+          <w:color w:val="000000" w:themeColor="text1"/>
+          <w:sz w:val="24"/>
+          <w:szCs w:val="24"/>
+          <w:lang w:eastAsia="it-IT"/>
+        </w:rPr>
+        <w:t xml:space="preserve"> </w:t>
+      </w:r>
+      <w:r>
+        <w:rPr>
+          <w:rFonts w:ascii="Arial" w:eastAsia="Times New Roman" w:hAnsi="Arial" w:cs="Arial"/>
+          <w:b/>
+          <w:bCs/>
+          <w:sz w:val="24"/>
+          <w:szCs w:val="24"/>
+          <w:lang w:eastAsia="it-IT"/>
+        </w:rPr>
+        <w:t xml:space="preserve"> -</w:t>
+      </w:r>
+      <w:proofErr w:type="gramEnd"/>
+      <w:r>
+        <w:rPr>
+          <w:rFonts w:ascii="Arial" w:eastAsia="Times New Roman" w:hAnsi="Arial" w:cs="Arial"/>
+          <w:b/>
+          <w:bCs/>
+          <w:sz w:val="24"/>
+          <w:szCs w:val="24"/>
+          <w:lang w:eastAsia="it-IT"/>
+        </w:rPr>
+        <w:t xml:space="preserve"> </w:t>
+      </w:r>
+      <w:r>
+        <w:rPr>
+          <w:rFonts w:ascii="Arial" w:eastAsia="Times New Roman" w:hAnsi="Arial" w:cs="Arial"/>
+          <w:b/>
+          <w:bCs/>
+          <w:sz w:val="24"/>
+          <w:szCs w:val="24"/>
+          <w:u w:val="single"/>
+          <w:lang w:eastAsia="it-IT"/>
+        </w:rPr>
+        <w:t xml:space="preserve">Imposta il </w:t>
+      </w:r>
+      <w:r>
+        <w:rPr>
+          <w:rFonts w:ascii="Arial" w:eastAsia="Times New Roman" w:hAnsi="Arial" w:cs="Arial"/>
+          <w:b/>
+          <w:bCs/>
+          <w:sz w:val="24"/>
+          <w:szCs w:val="24"/>
+          <w:u w:val="single"/>
+          <w:lang w:eastAsia="it-IT"/>
+        </w:rPr>
+        <w:t>secondo numero Ausiliario</w:t>
+      </w:r>
+      <w:r>
+        <w:rPr>
+          <w:rFonts w:ascii="Arial" w:eastAsia="Times New Roman" w:hAnsi="Arial" w:cs="Arial"/>
+          <w:b/>
+          <w:bCs/>
+          <w:sz w:val="24"/>
+          <w:szCs w:val="24"/>
+          <w:lang w:eastAsia="it-IT"/>
+        </w:rPr>
+        <w:t xml:space="preserve"> </w:t>
+      </w:r>
+    </w:p>
+    <w:p>
+      <w:pPr>
+        <w:spacing w:after="0" w:line="330" w:lineRule="atLeast"/>
+        <w:rPr>
+          <w:rFonts w:ascii="Arial" w:eastAsia="Times New Roman" w:hAnsi="Arial" w:cs="Arial"/>
+          <w:sz w:val="24"/>
+          <w:szCs w:val="24"/>
+          <w:lang w:eastAsia="it-IT"/>
+        </w:rPr>
+      </w:pPr>
+      <w:r>
+        <w:rPr>
+          <w:rFonts w:ascii="Arial" w:eastAsia="Times New Roman" w:hAnsi="Arial" w:cs="Arial"/>
+          <w:b/>
+          <w:bCs/>
+          <w:sz w:val="24"/>
+          <w:szCs w:val="24"/>
+          <w:lang w:eastAsia="it-IT"/>
+        </w:rPr>
+        <w:tab/>
+      </w:r>
+      <w:r>
+        <w:rPr>
+          <w:rFonts w:ascii="Arial" w:eastAsia="Times New Roman" w:hAnsi="Arial" w:cs="Arial"/>
+          <w:sz w:val="24"/>
+          <w:szCs w:val="24"/>
+          <w:lang w:eastAsia="it-IT"/>
+        </w:rPr>
+        <w:t xml:space="preserve">Inserisce l’Ausiliario </w:t>
+      </w:r>
+      <w:r>
+        <w:rPr>
+          <w:rFonts w:ascii="Arial" w:eastAsia="Times New Roman" w:hAnsi="Arial" w:cs="Arial"/>
+          <w:sz w:val="24"/>
+          <w:szCs w:val="24"/>
+          <w:lang w:eastAsia="it-IT"/>
+        </w:rPr>
+        <w:t>2</w:t>
+      </w:r>
+    </w:p>
+    <w:p>
+      <w:pPr>
+        <w:spacing w:after="0" w:line="330" w:lineRule="atLeast"/>
+        <w:rPr>
+          <w:rFonts w:ascii="Arial" w:eastAsia="Times New Roman" w:hAnsi="Arial" w:cs="Arial"/>
+          <w:b/>
+          <w:bCs/>
+          <w:sz w:val="24"/>
+          <w:szCs w:val="24"/>
+          <w:lang w:eastAsia="it-IT"/>
+        </w:rPr>
+      </w:pPr>
+      <w:r>
+        <w:rPr>
+          <w:rFonts w:ascii="Arial" w:eastAsia="Times New Roman" w:hAnsi="Arial" w:cs="Arial"/>
+          <w:b/>
+          <w:bCs/>
+          <w:sz w:val="24"/>
+          <w:szCs w:val="24"/>
+          <w:lang w:eastAsia="it-IT"/>
+        </w:rPr>
+        <w:t>2.</w:t>
+      </w:r>
+      <w:r>
+        <w:rPr>
+          <w:rFonts w:ascii="Arial" w:eastAsia="Times New Roman" w:hAnsi="Arial" w:cs="Arial"/>
+          <w:b/>
+          <w:bCs/>
+          <w:sz w:val="24"/>
+          <w:szCs w:val="24"/>
+          <w:lang w:eastAsia="it-IT"/>
+        </w:rPr>
+        <w:t>5</w:t>
+      </w:r>
+      <w:r>
+        <w:rPr>
+          <w:rFonts w:ascii="Arial" w:eastAsia="Times New Roman" w:hAnsi="Arial" w:cs="Arial"/>
+          <w:b/>
+          <w:bCs/>
+          <w:sz w:val="24"/>
+          <w:szCs w:val="24"/>
+          <w:lang w:eastAsia="it-IT"/>
+        </w:rPr>
+        <w:tab/>
+      </w:r>
+      <w:r>
+        <w:rPr>
+          <w:rFonts w:ascii="Arial" w:eastAsia="Times New Roman" w:hAnsi="Arial" w:cs="Arial"/>
+          <w:b/>
+          <w:bCs/>
+          <w:sz w:val="24"/>
+          <w:szCs w:val="24"/>
+          <w:lang w:eastAsia="it-IT"/>
+        </w:rPr>
+        <w:t xml:space="preserve">Comando </w:t>
+      </w:r>
+      <w:r>
+        <w:rPr>
+          <w:rFonts w:ascii="Arial" w:eastAsia="Times New Roman" w:hAnsi="Arial" w:cs="Arial"/>
+          <w:b/>
+          <w:bCs/>
+          <w:sz w:val="24"/>
+          <w:szCs w:val="24"/>
+          <w:lang w:eastAsia="it-IT"/>
+        </w:rPr>
+        <w:t xml:space="preserve">N - </w:t>
+      </w:r>
+      <w:r>
+        <w:rPr>
+          <w:rFonts w:ascii="Arial" w:eastAsia="Times New Roman" w:hAnsi="Arial" w:cs="Arial"/>
+          <w:b/>
+          <w:bCs/>
+          <w:sz w:val="24"/>
+          <w:szCs w:val="24"/>
+          <w:lang w:eastAsia="it-IT"/>
+        </w:rPr>
+        <w:t>Ritorna i numeri autorizzati</w:t>
+      </w:r>
+    </w:p>
+    <w:p>
+      <w:pPr>
+        <w:spacing w:after="0" w:line="330" w:lineRule="atLeast"/>
+        <w:rPr>
+          <w:rFonts w:ascii="Arial" w:eastAsia="Times New Roman" w:hAnsi="Arial" w:cs="Arial"/>
+          <w:sz w:val="24"/>
+          <w:szCs w:val="24"/>
+          <w:lang w:eastAsia="it-IT"/>
+        </w:rPr>
+      </w:pPr>
+      <w:r>
+        <w:rPr>
+          <w:rFonts w:ascii="Arial" w:eastAsia="Times New Roman" w:hAnsi="Arial" w:cs="Arial"/>
+          <w:b/>
+          <w:bCs/>
+          <w:sz w:val="24"/>
+          <w:szCs w:val="24"/>
+          <w:lang w:eastAsia="it-IT"/>
+        </w:rPr>
+        <w:tab/>
+      </w:r>
+      <w:r>
+        <w:rPr>
+          <w:rFonts w:ascii="Arial" w:eastAsia="Times New Roman" w:hAnsi="Arial" w:cs="Arial"/>
+          <w:sz w:val="24"/>
+          <w:szCs w:val="24"/>
+          <w:lang w:eastAsia="it-IT"/>
+        </w:rPr>
+        <w:t>Presente il MASTER</w:t>
+      </w:r>
+      <w:r>
+        <w:rPr>
+          <w:rFonts w:ascii="Arial" w:eastAsia="Times New Roman" w:hAnsi="Arial" w:cs="Arial"/>
+          <w:sz w:val="24"/>
+          <w:szCs w:val="24"/>
+          <w:lang w:eastAsia="it-IT"/>
+        </w:rPr>
+        <w:t xml:space="preserve"> e gl</w:t>
+      </w:r>
+      <w:r>
+        <w:rPr>
+          <w:rFonts w:ascii="Arial" w:eastAsia="Times New Roman" w:hAnsi="Arial" w:cs="Arial"/>
+          <w:sz w:val="24"/>
+          <w:szCs w:val="24"/>
+          <w:lang w:eastAsia="it-IT"/>
+        </w:rPr>
+        <w:t xml:space="preserve">i </w:t>
+      </w:r>
+      <w:r>
+        <w:rPr>
+          <w:rFonts w:ascii="Arial" w:eastAsia="Times New Roman" w:hAnsi="Arial" w:cs="Arial"/>
+          <w:sz w:val="24"/>
+          <w:szCs w:val="24"/>
+          <w:lang w:eastAsia="it-IT"/>
+        </w:rPr>
+        <w:t>Ausiliari 1 e 2</w:t>
+      </w:r>
+    </w:p>
+    <w:p>
+      <w:pPr>
+        <w:spacing w:after="0" w:line="330" w:lineRule="atLeast"/>
+        <w:rPr>
+          <w:rFonts w:ascii="Arial" w:eastAsia="Times New Roman" w:hAnsi="Arial" w:cs="Arial"/>
+          <w:b/>
+          <w:bCs/>
+          <w:sz w:val="24"/>
+          <w:szCs w:val="24"/>
+          <w:lang w:eastAsia="it-IT"/>
+        </w:rPr>
+      </w:pPr>
+      <w:r>
+        <w:rPr>
+          <w:rFonts w:ascii="Arial" w:eastAsia="Times New Roman" w:hAnsi="Arial" w:cs="Arial"/>
+          <w:b/>
+          <w:bCs/>
+          <w:sz w:val="24"/>
+          <w:szCs w:val="24"/>
+          <w:lang w:eastAsia="it-IT"/>
+        </w:rPr>
+        <w:t>2.</w:t>
+      </w:r>
+      <w:r>
+        <w:rPr>
+          <w:rFonts w:ascii="Arial" w:eastAsia="Times New Roman" w:hAnsi="Arial" w:cs="Arial"/>
+          <w:b/>
+          <w:bCs/>
+          <w:sz w:val="24"/>
+          <w:szCs w:val="24"/>
+          <w:lang w:eastAsia="it-IT"/>
+        </w:rPr>
+        <w:t>6</w:t>
+      </w:r>
+      <w:r>
+        <w:rPr>
+          <w:rFonts w:ascii="Arial" w:eastAsia="Times New Roman" w:hAnsi="Arial" w:cs="Arial"/>
+          <w:b/>
+          <w:bCs/>
+          <w:sz w:val="24"/>
+          <w:szCs w:val="24"/>
+          <w:lang w:eastAsia="it-IT"/>
+        </w:rPr>
+        <w:tab/>
+      </w:r>
+      <w:r>
+        <w:rPr>
+          <w:rFonts w:ascii="Arial" w:eastAsia="Times New Roman" w:hAnsi="Arial" w:cs="Arial"/>
+          <w:b/>
+          <w:bCs/>
+          <w:sz w:val="24"/>
+          <w:szCs w:val="24"/>
+          <w:lang w:eastAsia="it-IT"/>
+        </w:rPr>
+        <w:t xml:space="preserve">Comando </w:t>
+      </w:r>
       <w:r>
         <w:rPr>
           <w:rFonts w:ascii="Arial" w:eastAsia="Times New Roman" w:hAnsi="Arial" w:cs="Arial"/>
@@ -6690,348 +6657,7 @@
           <w:szCs w:val="24"/>
           <w:lang w:eastAsia="it-IT"/>
         </w:rPr>
-        <w:t>393334188263</w:t>
-      </w:r>
-      <w:r>
-        <w:rPr>
-          <w:rFonts w:ascii="Arial" w:eastAsia="Times New Roman" w:hAnsi="Arial" w:cs="Arial"/>
-          <w:color w:val="000000" w:themeColor="text1"/>
-          <w:sz w:val="24"/>
-          <w:szCs w:val="24"/>
-          <w:lang w:eastAsia="it-IT"/>
-        </w:rPr>
-        <w:t xml:space="preserve"> </w:t>
-      </w:r>
-      <w:r>
-        <w:rPr>
-          <w:rFonts w:ascii="Arial" w:eastAsia="Times New Roman" w:hAnsi="Arial" w:cs="Arial"/>
-          <w:b/>
-          <w:bCs/>
-          <w:sz w:val="24"/>
-          <w:szCs w:val="24"/>
-          <w:lang w:eastAsia="it-IT"/>
-        </w:rPr>
-        <w:t xml:space="preserve"> -</w:t>
-      </w:r>
-      <w:proofErr w:type="gramEnd"/>
-      <w:r>
-        <w:rPr>
-          <w:rFonts w:ascii="Arial" w:eastAsia="Times New Roman" w:hAnsi="Arial" w:cs="Arial"/>
-          <w:b/>
-          <w:bCs/>
-          <w:sz w:val="24"/>
-          <w:szCs w:val="24"/>
-          <w:lang w:eastAsia="it-IT"/>
-        </w:rPr>
-        <w:t xml:space="preserve"> </w:t>
-      </w:r>
-      <w:r>
-        <w:rPr>
-          <w:rFonts w:ascii="Arial" w:eastAsia="Times New Roman" w:hAnsi="Arial" w:cs="Arial"/>
-          <w:b/>
-          <w:bCs/>
-          <w:sz w:val="24"/>
-          <w:szCs w:val="24"/>
-          <w:u w:val="single"/>
-          <w:lang w:eastAsia="it-IT"/>
-        </w:rPr>
-        <w:t xml:space="preserve">Imposta il </w:t>
-      </w:r>
-      <w:r>
-        <w:rPr>
-          <w:rFonts w:ascii="Arial" w:eastAsia="Times New Roman" w:hAnsi="Arial" w:cs="Arial"/>
-          <w:b/>
-          <w:bCs/>
-          <w:sz w:val="24"/>
-          <w:szCs w:val="24"/>
-          <w:u w:val="single"/>
-          <w:lang w:eastAsia="it-IT"/>
-        </w:rPr>
-        <w:t>secondo</w:t>
-      </w:r>
-      <w:r>
-        <w:rPr>
-          <w:rFonts w:ascii="Arial" w:eastAsia="Times New Roman" w:hAnsi="Arial" w:cs="Arial"/>
-          <w:b/>
-          <w:bCs/>
-          <w:sz w:val="24"/>
-          <w:szCs w:val="24"/>
-          <w:u w:val="single"/>
-          <w:lang w:eastAsia="it-IT"/>
-        </w:rPr>
-        <w:t xml:space="preserve"> numero Ausiliario</w:t>
-      </w:r>
-      <w:r>
-        <w:rPr>
-          <w:rFonts w:ascii="Arial" w:eastAsia="Times New Roman" w:hAnsi="Arial" w:cs="Arial"/>
-          <w:b/>
-          <w:bCs/>
-          <w:sz w:val="24"/>
-          <w:szCs w:val="24"/>
-          <w:lang w:eastAsia="it-IT"/>
-        </w:rPr>
-        <w:t xml:space="preserve"> </w:t>
-      </w:r>
-    </w:p>
-    <w:p>
-      <w:pPr>
-        <w:spacing w:after="0" w:line="330" w:lineRule="atLeast"/>
-        <w:rPr>
-          <w:rFonts w:ascii="Arial" w:eastAsia="Times New Roman" w:hAnsi="Arial" w:cs="Arial"/>
-          <w:sz w:val="24"/>
-          <w:szCs w:val="24"/>
-          <w:lang w:eastAsia="it-IT"/>
-        </w:rPr>
-      </w:pPr>
-      <w:r>
-        <w:rPr>
-          <w:rFonts w:ascii="Arial" w:eastAsia="Times New Roman" w:hAnsi="Arial" w:cs="Arial"/>
-          <w:b/>
-          <w:bCs/>
-          <w:sz w:val="24"/>
-          <w:szCs w:val="24"/>
-          <w:lang w:eastAsia="it-IT"/>
-        </w:rPr>
-        <w:tab/>
-      </w:r>
-      <w:r>
-        <w:rPr>
-          <w:rFonts w:ascii="Arial" w:eastAsia="Times New Roman" w:hAnsi="Arial" w:cs="Arial"/>
-          <w:sz w:val="24"/>
-          <w:szCs w:val="24"/>
-          <w:lang w:eastAsia="it-IT"/>
-        </w:rPr>
-        <w:t xml:space="preserve">Inserisce l’Ausiliario </w:t>
-      </w:r>
-      <w:r>
-        <w:rPr>
-          <w:rFonts w:ascii="Arial" w:eastAsia="Times New Roman" w:hAnsi="Arial" w:cs="Arial"/>
-          <w:sz w:val="24"/>
-          <w:szCs w:val="24"/>
-          <w:lang w:eastAsia="it-IT"/>
-        </w:rPr>
-        <w:t>2</w:t>
-      </w:r>
-    </w:p>
-    <w:p>
-      <w:pPr>
-        <w:spacing w:after="0" w:line="330" w:lineRule="atLeast"/>
-        <w:rPr>
-          <w:rFonts w:ascii="Arial" w:eastAsia="Times New Roman" w:hAnsi="Arial" w:cs="Arial"/>
-          <w:b/>
-          <w:bCs/>
-          <w:sz w:val="24"/>
-          <w:szCs w:val="24"/>
-          <w:lang w:eastAsia="it-IT"/>
-        </w:rPr>
-      </w:pPr>
-      <w:r>
-        <w:rPr>
-          <w:rFonts w:ascii="Arial" w:eastAsia="Times New Roman" w:hAnsi="Arial" w:cs="Arial"/>
-          <w:b/>
-          <w:bCs/>
-          <w:sz w:val="24"/>
-          <w:szCs w:val="24"/>
-          <w:lang w:eastAsia="it-IT"/>
-        </w:rPr>
-        <w:t>2.</w:t>
-      </w:r>
-      <w:r>
-        <w:rPr>
-          <w:rFonts w:ascii="Arial" w:eastAsia="Times New Roman" w:hAnsi="Arial" w:cs="Arial"/>
-          <w:b/>
-          <w:bCs/>
-          <w:sz w:val="24"/>
-          <w:szCs w:val="24"/>
-          <w:lang w:eastAsia="it-IT"/>
-        </w:rPr>
-        <w:t>5</w:t>
-      </w:r>
-      <w:r>
-        <w:rPr>
-          <w:rFonts w:ascii="Arial" w:eastAsia="Times New Roman" w:hAnsi="Arial" w:cs="Arial"/>
-          <w:b/>
-          <w:bCs/>
-          <w:sz w:val="24"/>
-          <w:szCs w:val="24"/>
-          <w:lang w:eastAsia="it-IT"/>
-        </w:rPr>
-        <w:tab/>
-      </w:r>
-      <w:r>
-        <w:rPr>
-          <w:rFonts w:ascii="Arial" w:eastAsia="Times New Roman" w:hAnsi="Arial" w:cs="Arial"/>
-          <w:b/>
-          <w:bCs/>
-          <w:sz w:val="24"/>
-          <w:szCs w:val="24"/>
-          <w:lang w:eastAsia="it-IT"/>
-        </w:rPr>
-        <w:t xml:space="preserve">Comando </w:t>
-      </w:r>
-      <w:r>
-        <w:rPr>
-          <w:rFonts w:ascii="Arial" w:eastAsia="Times New Roman" w:hAnsi="Arial" w:cs="Arial"/>
-          <w:b/>
-          <w:bCs/>
-          <w:sz w:val="24"/>
-          <w:szCs w:val="24"/>
-          <w:lang w:eastAsia="it-IT"/>
-        </w:rPr>
-        <w:t xml:space="preserve">N - </w:t>
-      </w:r>
-      <w:r>
-        <w:rPr>
-          <w:rFonts w:ascii="Arial" w:eastAsia="Times New Roman" w:hAnsi="Arial" w:cs="Arial"/>
-          <w:b/>
-          <w:bCs/>
-          <w:sz w:val="24"/>
-          <w:szCs w:val="24"/>
-          <w:lang w:eastAsia="it-IT"/>
-        </w:rPr>
-        <w:t>Ritorna i numeri autorizzati</w:t>
-      </w:r>
-    </w:p>
-    <w:p>
-      <w:pPr>
-        <w:spacing w:after="0" w:line="330" w:lineRule="atLeast"/>
-        <w:rPr>
-          <w:rFonts w:ascii="Arial" w:eastAsia="Times New Roman" w:hAnsi="Arial" w:cs="Arial"/>
-          <w:sz w:val="24"/>
-          <w:szCs w:val="24"/>
-          <w:lang w:eastAsia="it-IT"/>
-        </w:rPr>
-      </w:pPr>
-      <w:r>
-        <w:rPr>
-          <w:rFonts w:ascii="Arial" w:eastAsia="Times New Roman" w:hAnsi="Arial" w:cs="Arial"/>
-          <w:b/>
-          <w:bCs/>
-          <w:sz w:val="24"/>
-          <w:szCs w:val="24"/>
-          <w:lang w:eastAsia="it-IT"/>
-        </w:rPr>
-        <w:tab/>
-      </w:r>
-      <w:r>
-        <w:rPr>
-          <w:rFonts w:ascii="Arial" w:eastAsia="Times New Roman" w:hAnsi="Arial" w:cs="Arial"/>
-          <w:sz w:val="24"/>
-          <w:szCs w:val="24"/>
-          <w:lang w:eastAsia="it-IT"/>
-        </w:rPr>
-        <w:t>Presente il MASTER</w:t>
-      </w:r>
-      <w:r>
-        <w:rPr>
-          <w:rFonts w:ascii="Arial" w:eastAsia="Times New Roman" w:hAnsi="Arial" w:cs="Arial"/>
-          <w:sz w:val="24"/>
-          <w:szCs w:val="24"/>
-          <w:lang w:eastAsia="it-IT"/>
-        </w:rPr>
-        <w:t xml:space="preserve"> e </w:t>
-      </w:r>
-      <w:r>
-        <w:rPr>
-          <w:rFonts w:ascii="Arial" w:eastAsia="Times New Roman" w:hAnsi="Arial" w:cs="Arial"/>
-          <w:sz w:val="24"/>
-          <w:szCs w:val="24"/>
-          <w:lang w:eastAsia="it-IT"/>
-        </w:rPr>
-        <w:t>g</w:t>
-      </w:r>
-      <w:r>
-        <w:rPr>
-          <w:rFonts w:ascii="Arial" w:eastAsia="Times New Roman" w:hAnsi="Arial" w:cs="Arial"/>
-          <w:sz w:val="24"/>
-          <w:szCs w:val="24"/>
-          <w:lang w:eastAsia="it-IT"/>
-        </w:rPr>
-        <w:t>l</w:t>
-      </w:r>
-      <w:r>
-        <w:rPr>
-          <w:rFonts w:ascii="Arial" w:eastAsia="Times New Roman" w:hAnsi="Arial" w:cs="Arial"/>
-          <w:sz w:val="24"/>
-          <w:szCs w:val="24"/>
-          <w:lang w:eastAsia="it-IT"/>
-        </w:rPr>
-        <w:t xml:space="preserve">i </w:t>
-      </w:r>
-      <w:r>
-        <w:rPr>
-          <w:rFonts w:ascii="Arial" w:eastAsia="Times New Roman" w:hAnsi="Arial" w:cs="Arial"/>
-          <w:sz w:val="24"/>
-          <w:szCs w:val="24"/>
-          <w:lang w:eastAsia="it-IT"/>
-        </w:rPr>
-        <w:t>Ausiliari 1</w:t>
-      </w:r>
-      <w:r>
-        <w:rPr>
-          <w:rFonts w:ascii="Arial" w:eastAsia="Times New Roman" w:hAnsi="Arial" w:cs="Arial"/>
-          <w:sz w:val="24"/>
-          <w:szCs w:val="24"/>
-          <w:lang w:eastAsia="it-IT"/>
-        </w:rPr>
-        <w:t xml:space="preserve"> e 2</w:t>
-      </w:r>
-    </w:p>
-    <w:p>
-      <w:pPr>
-        <w:spacing w:after="0" w:line="330" w:lineRule="atLeast"/>
-        <w:rPr>
-          <w:rFonts w:ascii="Arial" w:eastAsia="Times New Roman" w:hAnsi="Arial" w:cs="Arial"/>
-          <w:b/>
-          <w:bCs/>
-          <w:sz w:val="24"/>
-          <w:szCs w:val="24"/>
-          <w:lang w:eastAsia="it-IT"/>
-        </w:rPr>
-      </w:pPr>
-      <w:r>
-        <w:rPr>
-          <w:rFonts w:ascii="Arial" w:eastAsia="Times New Roman" w:hAnsi="Arial" w:cs="Arial"/>
-          <w:b/>
-          <w:bCs/>
-          <w:sz w:val="24"/>
-          <w:szCs w:val="24"/>
-          <w:lang w:eastAsia="it-IT"/>
-        </w:rPr>
-        <w:t>2.</w:t>
-      </w:r>
-      <w:r>
-        <w:rPr>
-          <w:rFonts w:ascii="Arial" w:eastAsia="Times New Roman" w:hAnsi="Arial" w:cs="Arial"/>
-          <w:b/>
-          <w:bCs/>
-          <w:sz w:val="24"/>
-          <w:szCs w:val="24"/>
-          <w:lang w:eastAsia="it-IT"/>
-        </w:rPr>
-        <w:t>6</w:t>
-      </w:r>
-      <w:r>
-        <w:rPr>
-          <w:rFonts w:ascii="Arial" w:eastAsia="Times New Roman" w:hAnsi="Arial" w:cs="Arial"/>
-          <w:b/>
-          <w:bCs/>
-          <w:sz w:val="24"/>
-          <w:szCs w:val="24"/>
-          <w:lang w:eastAsia="it-IT"/>
-        </w:rPr>
-        <w:tab/>
-      </w:r>
-      <w:r>
-        <w:rPr>
-          <w:rFonts w:ascii="Arial" w:eastAsia="Times New Roman" w:hAnsi="Arial" w:cs="Arial"/>
-          <w:b/>
-          <w:bCs/>
-          <w:sz w:val="24"/>
-          <w:szCs w:val="24"/>
-          <w:lang w:eastAsia="it-IT"/>
-        </w:rPr>
-        <w:t xml:space="preserve">Comando </w:t>
+        <w:t>A3</w:t>
       </w:r>
       <w:r>
         <w:rPr>
@@ -7045,8 +6671,9 @@
           <w:szCs w:val="24"/>
           <w:lang w:eastAsia="it-IT"/>
         </w:rPr>
-        <w:t>A</w:t>
-      </w:r>
+        <w:t>+</w:t>
+      </w:r>
+      <w:proofErr w:type="gramStart"/>
       <w:r>
         <w:rPr>
           <w:rFonts w:ascii="Arial" w:eastAsia="Times New Roman" w:hAnsi="Arial" w:cs="Arial"/>
@@ -7059,35 +6686,6 @@
           <w:szCs w:val="24"/>
           <w:lang w:eastAsia="it-IT"/>
         </w:rPr>
-        <w:t>3</w:t>
-      </w:r>
-      <w:r>
-        <w:rPr>
-          <w:rFonts w:ascii="Arial" w:eastAsia="Times New Roman" w:hAnsi="Arial" w:cs="Arial"/>
-          <w:b/>
-          <w:bCs/>
-          <w:i/>
-          <w:iCs/>
-          <w:color w:val="000000" w:themeColor="text1"/>
-          <w:sz w:val="24"/>
-          <w:szCs w:val="24"/>
-          <w:lang w:eastAsia="it-IT"/>
-        </w:rPr>
-        <w:t>+</w:t>
-      </w:r>
-      <w:proofErr w:type="gramStart"/>
-      <w:r>
-        <w:rPr>
-          <w:rFonts w:ascii="Arial" w:eastAsia="Times New Roman" w:hAnsi="Arial" w:cs="Arial"/>
-          <w:b/>
-          <w:bCs/>
-          <w:i/>
-          <w:iCs/>
-          <w:color w:val="000000" w:themeColor="text1"/>
-          <w:sz w:val="24"/>
-          <w:szCs w:val="24"/>
-          <w:lang w:eastAsia="it-IT"/>
-        </w:rPr>
         <w:t>393334188263</w:t>
       </w:r>
       <w:r>
@@ -7145,19 +6743,7 @@
           <w:u w:val="single"/>
           <w:lang w:eastAsia="it-IT"/>
         </w:rPr>
-        <w:t>terzo</w:t>
-      </w:r>
-      <w:r>
-        <w:rPr>
-          <w:rFonts w:ascii="Arial" w:eastAsia="Times New Roman" w:hAnsi="Arial" w:cs="Arial"/>
-          <w:b/>
-          <w:bCs/>
-          <w:sz w:val="24"/>
-          <w:szCs w:val="24"/>
-          <w:u w:val="single"/>
-          <w:lang w:eastAsia="it-IT"/>
-        </w:rPr>
-        <w:t xml:space="preserve"> numero Ausiliario</w:t>
+        <w:t>terzo numero Ausiliario</w:t>
       </w:r>
       <w:r>
         <w:rPr>
@@ -7498,18 +7084,7 @@
           <w:szCs w:val="24"/>
           <w:lang w:eastAsia="it-IT"/>
         </w:rPr>
-        <w:t>S</w:t>
-      </w:r>
-      <w:r>
-        <w:rPr>
-          <w:rFonts w:ascii="Arial" w:eastAsia="Times New Roman" w:hAnsi="Arial" w:cs="Arial"/>
-          <w:b/>
-          <w:bCs/>
-          <w:sz w:val="24"/>
-          <w:szCs w:val="24"/>
-          <w:lang w:eastAsia="it-IT"/>
-        </w:rPr>
-        <w:t xml:space="preserve"> - </w:t>
+        <w:t xml:space="preserve">S - </w:t>
       </w:r>
       <w:r>
         <w:rPr>
@@ -7531,202 +7106,8 @@
           <w:szCs w:val="24"/>
           <w:lang w:eastAsia="it-IT"/>
         </w:rPr>
-        <w:t xml:space="preserve">l valore di Tensione + </w:t>
-      </w:r>
-      <w:proofErr w:type="spellStart"/>
-      <w:r>
-        <w:rPr>
-          <w:rFonts w:ascii="Arial" w:eastAsia="Times New Roman" w:hAnsi="Arial" w:cs="Arial"/>
-          <w:b/>
-          <w:bCs/>
-          <w:sz w:val="24"/>
-          <w:szCs w:val="24"/>
-          <w:lang w:eastAsia="it-IT"/>
-        </w:rPr>
-        <w:t>Timestamp</w:t>
-      </w:r>
-      <w:proofErr w:type="spellEnd"/>
-    </w:p>
-    <w:p>
-      <w:pPr>
-        <w:spacing w:after="0" w:line="330" w:lineRule="atLeast"/>
-        <w:rPr>
-          <w:rFonts w:ascii="Arial" w:eastAsia="Times New Roman" w:hAnsi="Arial" w:cs="Arial"/>
-          <w:sz w:val="24"/>
-          <w:szCs w:val="24"/>
-          <w:lang w:eastAsia="it-IT"/>
-        </w:rPr>
-      </w:pPr>
-      <w:r>
-        <w:rPr>
-          <w:rFonts w:ascii="Arial" w:eastAsia="Times New Roman" w:hAnsi="Arial" w:cs="Arial"/>
-          <w:sz w:val="24"/>
-          <w:szCs w:val="24"/>
-          <w:lang w:eastAsia="it-IT"/>
-        </w:rPr>
-        <w:tab/>
-      </w:r>
-      <w:r>
-        <w:rPr>
-          <w:rFonts w:ascii="Arial" w:eastAsia="Times New Roman" w:hAnsi="Arial" w:cs="Arial"/>
-          <w:sz w:val="24"/>
-          <w:szCs w:val="24"/>
-          <w:lang w:eastAsia="it-IT"/>
-        </w:rPr>
-        <w:t xml:space="preserve">Ritorna al richiedente </w:t>
-      </w:r>
-      <w:r>
-        <w:rPr>
-          <w:rFonts w:ascii="Arial" w:eastAsia="Times New Roman" w:hAnsi="Arial" w:cs="Arial"/>
-          <w:sz w:val="24"/>
-          <w:szCs w:val="24"/>
-          <w:lang w:eastAsia="it-IT"/>
-        </w:rPr>
-        <w:t xml:space="preserve">(Master) </w:t>
-      </w:r>
-      <w:r>
-        <w:rPr>
-          <w:rFonts w:ascii="Arial" w:eastAsia="Times New Roman" w:hAnsi="Arial" w:cs="Arial"/>
-          <w:sz w:val="24"/>
-          <w:szCs w:val="24"/>
-          <w:lang w:eastAsia="it-IT"/>
-        </w:rPr>
-        <w:t xml:space="preserve">il </w:t>
-      </w:r>
-      <w:proofErr w:type="spellStart"/>
-      <w:r>
-        <w:rPr>
-          <w:rFonts w:ascii="Arial" w:eastAsia="Times New Roman" w:hAnsi="Arial" w:cs="Arial"/>
-          <w:sz w:val="24"/>
-          <w:szCs w:val="24"/>
-          <w:lang w:eastAsia="it-IT"/>
-        </w:rPr>
-        <w:t>Timestamp</w:t>
-      </w:r>
-      <w:proofErr w:type="spellEnd"/>
-      <w:r>
-        <w:rPr>
-          <w:rFonts w:ascii="Arial" w:eastAsia="Times New Roman" w:hAnsi="Arial" w:cs="Arial"/>
-          <w:sz w:val="24"/>
-          <w:szCs w:val="24"/>
-          <w:lang w:eastAsia="it-IT"/>
-        </w:rPr>
-        <w:t xml:space="preserve"> + Valore Tensione</w:t>
-      </w:r>
-    </w:p>
-    <w:p>
-      <w:pPr>
-        <w:spacing w:after="0" w:line="330" w:lineRule="atLeast"/>
-        <w:rPr>
-          <w:rFonts w:ascii="Arial" w:eastAsia="Times New Roman" w:hAnsi="Arial" w:cs="Arial"/>
-          <w:b/>
-          <w:bCs/>
-          <w:sz w:val="24"/>
-          <w:szCs w:val="24"/>
-          <w:lang w:eastAsia="it-IT"/>
-        </w:rPr>
-      </w:pPr>
-      <w:r>
-        <w:rPr>
-          <w:rFonts w:ascii="Arial" w:eastAsia="Times New Roman" w:hAnsi="Arial" w:cs="Arial"/>
-          <w:b/>
-          <w:bCs/>
-          <w:sz w:val="24"/>
-          <w:szCs w:val="24"/>
-          <w:lang w:eastAsia="it-IT"/>
-        </w:rPr>
-        <w:t>3</w:t>
-      </w:r>
-      <w:r>
-        <w:rPr>
-          <w:rFonts w:ascii="Arial" w:eastAsia="Times New Roman" w:hAnsi="Arial" w:cs="Arial"/>
-          <w:b/>
-          <w:bCs/>
-          <w:sz w:val="24"/>
-          <w:szCs w:val="24"/>
-          <w:lang w:eastAsia="it-IT"/>
-        </w:rPr>
-        <w:t>.</w:t>
-      </w:r>
-      <w:r>
-        <w:rPr>
-          <w:rFonts w:ascii="Arial" w:eastAsia="Times New Roman" w:hAnsi="Arial" w:cs="Arial"/>
-          <w:b/>
-          <w:bCs/>
-          <w:sz w:val="24"/>
-          <w:szCs w:val="24"/>
-          <w:lang w:eastAsia="it-IT"/>
-        </w:rPr>
-        <w:t>1</w:t>
-      </w:r>
-      <w:r>
-        <w:rPr>
-          <w:rFonts w:ascii="Arial" w:eastAsia="Times New Roman" w:hAnsi="Arial" w:cs="Arial"/>
-          <w:b/>
-          <w:bCs/>
-          <w:sz w:val="24"/>
-          <w:szCs w:val="24"/>
-          <w:lang w:eastAsia="it-IT"/>
-        </w:rPr>
-        <w:tab/>
-      </w:r>
-      <w:r>
-        <w:rPr>
-          <w:rFonts w:ascii="Arial" w:eastAsia="Times New Roman" w:hAnsi="Arial" w:cs="Arial"/>
-          <w:b/>
-          <w:bCs/>
-          <w:sz w:val="24"/>
-          <w:szCs w:val="24"/>
-          <w:lang w:eastAsia="it-IT"/>
-        </w:rPr>
-        <w:t xml:space="preserve">Comando </w:t>
-      </w:r>
-      <w:r>
-        <w:rPr>
-          <w:rFonts w:ascii="Arial" w:eastAsia="Times New Roman" w:hAnsi="Arial" w:cs="Arial"/>
-          <w:b/>
-          <w:bCs/>
-          <w:sz w:val="24"/>
-          <w:szCs w:val="24"/>
-          <w:lang w:eastAsia="it-IT"/>
-        </w:rPr>
-        <w:t xml:space="preserve">S - </w:t>
-      </w:r>
-      <w:r>
-        <w:rPr>
-          <w:rFonts w:ascii="Arial" w:eastAsia="Times New Roman" w:hAnsi="Arial" w:cs="Arial"/>
-          <w:b/>
-          <w:bCs/>
-          <w:sz w:val="24"/>
-          <w:szCs w:val="24"/>
-          <w:lang w:eastAsia="it-IT"/>
-        </w:rPr>
-        <w:t>Ritorna i</w:t>
-      </w:r>
-      <w:r>
-        <w:rPr>
-          <w:rFonts w:ascii="Arial" w:eastAsia="Times New Roman" w:hAnsi="Arial" w:cs="Arial"/>
-          <w:b/>
-          <w:bCs/>
-          <w:sz w:val="24"/>
-          <w:szCs w:val="24"/>
-          <w:lang w:eastAsia="it-IT"/>
-        </w:rPr>
-        <w:t xml:space="preserve">l valore di Tensione + </w:t>
-      </w:r>
-      <w:proofErr w:type="spellStart"/>
-      <w:r>
-        <w:rPr>
-          <w:rFonts w:ascii="Arial" w:eastAsia="Times New Roman" w:hAnsi="Arial" w:cs="Arial"/>
-          <w:b/>
-          <w:bCs/>
-          <w:sz w:val="24"/>
-          <w:szCs w:val="24"/>
-          <w:lang w:eastAsia="it-IT"/>
-        </w:rPr>
-        <w:t>Timestamp</w:t>
-      </w:r>
-      <w:proofErr w:type="spellEnd"/>
+        <w:t>l valore di Tensione + Timestamp</w:t>
+      </w:r>
     </w:p>
     <w:p>
       <w:pPr>
@@ -7755,6 +7136,146 @@
           <w:szCs w:val="24"/>
           <w:lang w:eastAsia="it-IT"/>
         </w:rPr>
+        <w:t xml:space="preserve">(Master) </w:t>
+      </w:r>
+      <w:r>
+        <w:rPr>
+          <w:rFonts w:ascii="Arial" w:eastAsia="Times New Roman" w:hAnsi="Arial" w:cs="Arial"/>
+          <w:sz w:val="24"/>
+          <w:szCs w:val="24"/>
+          <w:lang w:eastAsia="it-IT"/>
+        </w:rPr>
+        <w:t>il Timestamp + Valore Tensione</w:t>
+      </w:r>
+    </w:p>
+    <w:p>
+      <w:pPr>
+        <w:spacing w:after="0" w:line="330" w:lineRule="atLeast"/>
+        <w:rPr>
+          <w:rFonts w:ascii="Arial" w:eastAsia="Times New Roman" w:hAnsi="Arial" w:cs="Arial"/>
+          <w:b/>
+          <w:bCs/>
+          <w:sz w:val="24"/>
+          <w:szCs w:val="24"/>
+          <w:lang w:eastAsia="it-IT"/>
+        </w:rPr>
+      </w:pPr>
+      <w:r>
+        <w:rPr>
+          <w:rFonts w:ascii="Arial" w:eastAsia="Times New Roman" w:hAnsi="Arial" w:cs="Arial"/>
+          <w:b/>
+          <w:bCs/>
+          <w:sz w:val="24"/>
+          <w:szCs w:val="24"/>
+          <w:lang w:eastAsia="it-IT"/>
+        </w:rPr>
+        <w:t>3</w:t>
+      </w:r>
+      <w:r>
+        <w:rPr>
+          <w:rFonts w:ascii="Arial" w:eastAsia="Times New Roman" w:hAnsi="Arial" w:cs="Arial"/>
+          <w:b/>
+          <w:bCs/>
+          <w:sz w:val="24"/>
+          <w:szCs w:val="24"/>
+          <w:lang w:eastAsia="it-IT"/>
+        </w:rPr>
+        <w:t>.</w:t>
+      </w:r>
+      <w:r>
+        <w:rPr>
+          <w:rFonts w:ascii="Arial" w:eastAsia="Times New Roman" w:hAnsi="Arial" w:cs="Arial"/>
+          <w:b/>
+          <w:bCs/>
+          <w:sz w:val="24"/>
+          <w:szCs w:val="24"/>
+          <w:lang w:eastAsia="it-IT"/>
+        </w:rPr>
+        <w:t>1</w:t>
+      </w:r>
+      <w:r>
+        <w:rPr>
+          <w:rFonts w:ascii="Arial" w:eastAsia="Times New Roman" w:hAnsi="Arial" w:cs="Arial"/>
+          <w:b/>
+          <w:bCs/>
+          <w:sz w:val="24"/>
+          <w:szCs w:val="24"/>
+          <w:lang w:eastAsia="it-IT"/>
+        </w:rPr>
+        <w:tab/>
+      </w:r>
+      <w:r>
+        <w:rPr>
+          <w:rFonts w:ascii="Arial" w:eastAsia="Times New Roman" w:hAnsi="Arial" w:cs="Arial"/>
+          <w:b/>
+          <w:bCs/>
+          <w:sz w:val="24"/>
+          <w:szCs w:val="24"/>
+          <w:lang w:eastAsia="it-IT"/>
+        </w:rPr>
+        <w:t xml:space="preserve">Comando </w:t>
+      </w:r>
+      <w:r>
+        <w:rPr>
+          <w:rFonts w:ascii="Arial" w:eastAsia="Times New Roman" w:hAnsi="Arial" w:cs="Arial"/>
+          <w:b/>
+          <w:bCs/>
+          <w:sz w:val="24"/>
+          <w:szCs w:val="24"/>
+          <w:lang w:eastAsia="it-IT"/>
+        </w:rPr>
+        <w:t xml:space="preserve">S - </w:t>
+      </w:r>
+      <w:r>
+        <w:rPr>
+          <w:rFonts w:ascii="Arial" w:eastAsia="Times New Roman" w:hAnsi="Arial" w:cs="Arial"/>
+          <w:b/>
+          <w:bCs/>
+          <w:sz w:val="24"/>
+          <w:szCs w:val="24"/>
+          <w:lang w:eastAsia="it-IT"/>
+        </w:rPr>
+        <w:t>Ritorna i</w:t>
+      </w:r>
+      <w:r>
+        <w:rPr>
+          <w:rFonts w:ascii="Arial" w:eastAsia="Times New Roman" w:hAnsi="Arial" w:cs="Arial"/>
+          <w:b/>
+          <w:bCs/>
+          <w:sz w:val="24"/>
+          <w:szCs w:val="24"/>
+          <w:lang w:eastAsia="it-IT"/>
+        </w:rPr>
+        <w:t>l valore di Tensione + Timestamp</w:t>
+      </w:r>
+    </w:p>
+    <w:p>
+      <w:pPr>
+        <w:spacing w:after="0" w:line="330" w:lineRule="atLeast"/>
+        <w:rPr>
+          <w:rFonts w:ascii="Arial" w:eastAsia="Times New Roman" w:hAnsi="Arial" w:cs="Arial"/>
+          <w:sz w:val="24"/>
+          <w:szCs w:val="24"/>
+          <w:lang w:eastAsia="it-IT"/>
+        </w:rPr>
+      </w:pPr>
+      <w:r>
+        <w:rPr>
+          <w:rFonts w:ascii="Arial" w:eastAsia="Times New Roman" w:hAnsi="Arial" w:cs="Arial"/>
+          <w:sz w:val="24"/>
+          <w:szCs w:val="24"/>
+          <w:lang w:eastAsia="it-IT"/>
+        </w:rPr>
+        <w:tab/>
+        <w:t xml:space="preserve">Ritorna al richiedente </w:t>
+      </w:r>
+      <w:r>
+        <w:rPr>
+          <w:rFonts w:ascii="Arial" w:eastAsia="Times New Roman" w:hAnsi="Arial" w:cs="Arial"/>
+          <w:sz w:val="24"/>
+          <w:szCs w:val="24"/>
+          <w:lang w:eastAsia="it-IT"/>
+        </w:rPr>
         <w:t xml:space="preserve">(Ausiliario) </w:t>
       </w:r>
       <w:r>
@@ -7764,27 +7285,7 @@
           <w:szCs w:val="24"/>
           <w:lang w:eastAsia="it-IT"/>
         </w:rPr>
-        <w:t xml:space="preserve">il </w:t>
-      </w:r>
-      <w:proofErr w:type="spellStart"/>
-      <w:r>
-        <w:rPr>
-          <w:rFonts w:ascii="Arial" w:eastAsia="Times New Roman" w:hAnsi="Arial" w:cs="Arial"/>
-          <w:sz w:val="24"/>
-          <w:szCs w:val="24"/>
-          <w:lang w:eastAsia="it-IT"/>
-        </w:rPr>
-        <w:t>Timestamp</w:t>
-      </w:r>
-      <w:proofErr w:type="spellEnd"/>
-      <w:r>
-        <w:rPr>
-          <w:rFonts w:ascii="Arial" w:eastAsia="Times New Roman" w:hAnsi="Arial" w:cs="Arial"/>
-          <w:sz w:val="24"/>
-          <w:szCs w:val="24"/>
-          <w:lang w:eastAsia="it-IT"/>
-        </w:rPr>
-        <w:t xml:space="preserve"> + Valore Tensione</w:t>
+        <w:t>il Timestamp + Valore Tensione</w:t>
       </w:r>
     </w:p>
     <w:p>
@@ -7885,21 +7386,8 @@
           <w:szCs w:val="24"/>
           <w:lang w:eastAsia="it-IT"/>
         </w:rPr>
-        <w:t xml:space="preserve">l valore di Tensione + </w:t>
-      </w:r>
-      <w:proofErr w:type="spellStart"/>
-      <w:r>
-        <w:rPr>
-          <w:rFonts w:ascii="Arial" w:eastAsia="Times New Roman" w:hAnsi="Arial" w:cs="Arial"/>
-          <w:b/>
-          <w:bCs/>
-          <w:sz w:val="24"/>
-          <w:szCs w:val="24"/>
-          <w:lang w:eastAsia="it-IT"/>
-        </w:rPr>
-        <w:t>Timestamp</w:t>
-      </w:r>
-      <w:proofErr w:type="spellEnd"/>
+        <w:t>l valore di Tensione + Timestamp</w:t>
+      </w:r>
     </w:p>
     <w:p>
       <w:pPr>
@@ -7929,47 +7417,7 @@
           <w:szCs w:val="24"/>
           <w:lang w:val="en-US" w:eastAsia="it-IT"/>
         </w:rPr>
-        <w:t xml:space="preserve">Da </w:t>
-      </w:r>
-      <w:proofErr w:type="spellStart"/>
-      <w:r>
-        <w:rPr>
-          <w:rFonts w:ascii="Arial" w:eastAsia="Times New Roman" w:hAnsi="Arial" w:cs="Arial"/>
-          <w:sz w:val="24"/>
-          <w:szCs w:val="24"/>
-          <w:lang w:val="en-US" w:eastAsia="it-IT"/>
-        </w:rPr>
-        <w:t>numero</w:t>
-      </w:r>
-      <w:proofErr w:type="spellEnd"/>
-      <w:r>
-        <w:rPr>
-          <w:rFonts w:ascii="Arial" w:eastAsia="Times New Roman" w:hAnsi="Arial" w:cs="Arial"/>
-          <w:sz w:val="24"/>
-          <w:szCs w:val="24"/>
-          <w:lang w:val="en-US" w:eastAsia="it-IT"/>
-        </w:rPr>
-        <w:t xml:space="preserve"> </w:t>
-      </w:r>
-      <w:proofErr w:type="spellStart"/>
-      <w:r>
-        <w:rPr>
-          <w:rFonts w:ascii="Arial" w:eastAsia="Times New Roman" w:hAnsi="Arial" w:cs="Arial"/>
-          <w:sz w:val="24"/>
-          <w:szCs w:val="24"/>
-          <w:lang w:val="en-US" w:eastAsia="it-IT"/>
-        </w:rPr>
-        <w:t>sconosciuto</w:t>
-      </w:r>
-      <w:proofErr w:type="spellEnd"/>
-      <w:r>
-        <w:rPr>
-          <w:rFonts w:ascii="Arial" w:eastAsia="Times New Roman" w:hAnsi="Arial" w:cs="Arial"/>
-          <w:sz w:val="24"/>
-          <w:szCs w:val="24"/>
-          <w:lang w:val="en-US" w:eastAsia="it-IT"/>
-        </w:rPr>
-        <w:t xml:space="preserve"> – SMS:</w:t>
+        <w:t>Da numero sconosciuto – SMS:</w:t>
       </w:r>
       <w:r>
         <w:rPr>
@@ -8419,16 +7867,7 @@
                 <w:szCs w:val="16"/>
                 <w:lang w:eastAsia="it-IT"/>
               </w:rPr>
-              <w:t>Prim</w:t>
-            </w:r>
-            <w:r>
-              <w:rPr>
-                <w:rFonts w:ascii="Arial" w:eastAsia="Times New Roman" w:hAnsi="Arial" w:cs="Arial"/>
-                <w:sz w:val="16"/>
-                <w:szCs w:val="16"/>
-                <w:lang w:eastAsia="it-IT"/>
-              </w:rPr>
-              <w:t>i LAB TESTS</w:t>
+              <w:t>Primi LAB TESTS</w:t>
             </w:r>
           </w:p>
         </w:tc>
@@ -8456,25 +7895,7 @@
                 <w:szCs w:val="16"/>
                 <w:lang w:eastAsia="it-IT"/>
               </w:rPr>
-              <w:t>Ritorna i numeri</w:t>
-            </w:r>
-            <w:r>
-              <w:rPr>
-                <w:rFonts w:ascii="Arial" w:eastAsia="Times New Roman" w:hAnsi="Arial" w:cs="Arial"/>
-                <w:sz w:val="16"/>
-                <w:szCs w:val="16"/>
-                <w:lang w:eastAsia="it-IT"/>
-              </w:rPr>
-              <w:t xml:space="preserve"> </w:t>
-            </w:r>
-            <w:r>
-              <w:rPr>
-                <w:rFonts w:ascii="Arial" w:eastAsia="Times New Roman" w:hAnsi="Arial" w:cs="Arial"/>
-                <w:sz w:val="16"/>
-                <w:szCs w:val="16"/>
-                <w:lang w:eastAsia="it-IT"/>
-              </w:rPr>
-              <w:t>autorizzati</w:t>
+              <w:t>Ritorna i numeri autorizzati</w:t>
             </w:r>
           </w:p>
           <w:p>
@@ -8496,67 +7917,16 @@
                 <w:szCs w:val="16"/>
                 <w:lang w:eastAsia="it-IT"/>
               </w:rPr>
-              <w:t xml:space="preserve">Attualmente il </w:t>
-            </w:r>
-            <w:proofErr w:type="spellStart"/>
-            <w:r>
-              <w:rPr>
-                <w:rFonts w:ascii="Arial" w:eastAsia="Times New Roman" w:hAnsi="Arial" w:cs="Arial"/>
-                <w:color w:val="000000" w:themeColor="text1"/>
-                <w:sz w:val="16"/>
-                <w:szCs w:val="16"/>
-                <w:lang w:eastAsia="it-IT"/>
-              </w:rPr>
-              <w:t>Fw</w:t>
-            </w:r>
-            <w:proofErr w:type="spellEnd"/>
-            <w:r>
-              <w:rPr>
-                <w:rFonts w:ascii="Arial" w:eastAsia="Times New Roman" w:hAnsi="Arial" w:cs="Arial"/>
-                <w:color w:val="000000" w:themeColor="text1"/>
-                <w:sz w:val="16"/>
-                <w:szCs w:val="16"/>
-                <w:lang w:eastAsia="it-IT"/>
-              </w:rPr>
-              <w:t xml:space="preserve"> </w:t>
-            </w:r>
-            <w:r>
-              <w:rPr>
-                <w:rFonts w:ascii="Arial" w:eastAsia="Times New Roman" w:hAnsi="Arial" w:cs="Arial"/>
-                <w:sz w:val="16"/>
-                <w:szCs w:val="16"/>
-                <w:lang w:eastAsia="it-IT"/>
-              </w:rPr>
-              <w:t>prevede il Master già inserito nel codice</w:t>
-            </w:r>
-            <w:r>
-              <w:rPr>
-                <w:rFonts w:ascii="Arial" w:eastAsia="Times New Roman" w:hAnsi="Arial" w:cs="Arial"/>
-                <w:sz w:val="16"/>
-                <w:szCs w:val="16"/>
-                <w:lang w:eastAsia="it-IT"/>
-              </w:rPr>
-              <w:t xml:space="preserve"> (usare n. fittizio per poi cambiarlo </w:t>
-            </w:r>
-            <w:proofErr w:type="spellStart"/>
-            <w:r>
-              <w:rPr>
-                <w:rFonts w:ascii="Arial" w:eastAsia="Times New Roman" w:hAnsi="Arial" w:cs="Arial"/>
-                <w:sz w:val="16"/>
-                <w:szCs w:val="16"/>
-                <w:lang w:eastAsia="it-IT"/>
-              </w:rPr>
-              <w:t>cn</w:t>
-            </w:r>
-            <w:proofErr w:type="spellEnd"/>
-            <w:r>
-              <w:rPr>
-                <w:rFonts w:ascii="Arial" w:eastAsia="Times New Roman" w:hAnsi="Arial" w:cs="Arial"/>
-                <w:sz w:val="16"/>
-                <w:szCs w:val="16"/>
-                <w:lang w:eastAsia="it-IT"/>
-              </w:rPr>
-              <w:t xml:space="preserve"> i comandi)</w:t>
+              <w:t xml:space="preserve">Attualmente il Fw </w:t>
+            </w:r>
+            <w:r>
+              <w:rPr>
+                <w:rFonts w:ascii="Arial" w:eastAsia="Times New Roman" w:hAnsi="Arial" w:cs="Arial"/>
+                <w:sz w:val="16"/>
+                <w:szCs w:val="16"/>
+                <w:lang w:eastAsia="it-IT"/>
+              </w:rPr>
+              <w:t>prevede il Master già inserito nel codice (usare n. fittizio per poi cambiarlo cn i comandi)</w:t>
             </w:r>
           </w:p>
         </w:tc>
@@ -8619,15 +7989,15 @@
                 <w:rFonts w:ascii="Arial" w:eastAsia="Times New Roman" w:hAnsi="Arial" w:cs="Arial"/>
                 <w:sz w:val="16"/>
                 <w:szCs w:val="16"/>
-                <w:lang w:val="en-US" w:eastAsia="it-IT"/>
-              </w:rPr>
-            </w:pPr>
-            <w:r>
-              <w:rPr>
-                <w:rFonts w:ascii="Arial" w:eastAsia="Times New Roman" w:hAnsi="Arial" w:cs="Arial"/>
-                <w:sz w:val="16"/>
-                <w:szCs w:val="16"/>
-                <w:lang w:val="en-US" w:eastAsia="it-IT"/>
+                <w:lang w:eastAsia="it-IT"/>
+              </w:rPr>
+            </w:pPr>
+            <w:r>
+              <w:rPr>
+                <w:rFonts w:ascii="Arial" w:eastAsia="Times New Roman" w:hAnsi="Arial" w:cs="Arial"/>
+                <w:sz w:val="16"/>
+                <w:szCs w:val="16"/>
+                <w:lang w:eastAsia="it-IT"/>
               </w:rPr>
               <w:t xml:space="preserve">SMS: </w:t>
             </w:r>
@@ -8639,46 +8009,17 @@
                 <w:rFonts w:ascii="Arial" w:eastAsia="Times New Roman" w:hAnsi="Arial" w:cs="Arial"/>
                 <w:sz w:val="16"/>
                 <w:szCs w:val="16"/>
-                <w:lang w:val="en-US" w:eastAsia="it-IT"/>
-              </w:rPr>
-            </w:pPr>
-            <w:proofErr w:type="gramStart"/>
-            <w:r>
-              <w:rPr>
-                <w:rFonts w:ascii="Arial" w:eastAsia="Times New Roman" w:hAnsi="Arial" w:cs="Arial"/>
-                <w:sz w:val="16"/>
-                <w:szCs w:val="16"/>
-                <w:lang w:val="en-US" w:eastAsia="it-IT"/>
-              </w:rPr>
-              <w:t>”A</w:t>
-            </w:r>
-            <w:r>
-              <w:rPr>
-                <w:rFonts w:ascii="Arial" w:eastAsia="Times New Roman" w:hAnsi="Arial" w:cs="Arial"/>
-                <w:sz w:val="16"/>
-                <w:szCs w:val="16"/>
-                <w:lang w:val="en-US" w:eastAsia="it-IT"/>
-              </w:rPr>
-              <w:t>uthorized</w:t>
-            </w:r>
-            <w:proofErr w:type="gramEnd"/>
-            <w:r>
-              <w:rPr>
-                <w:rFonts w:ascii="Arial" w:eastAsia="Times New Roman" w:hAnsi="Arial" w:cs="Arial"/>
-                <w:sz w:val="16"/>
-                <w:szCs w:val="16"/>
-                <w:lang w:val="en-US" w:eastAsia="it-IT"/>
-              </w:rPr>
-              <w:t xml:space="preserve"> phone n."</w:t>
-            </w:r>
-            <w:r>
-              <w:rPr>
-                <w:rFonts w:ascii="Arial" w:eastAsia="Times New Roman" w:hAnsi="Arial" w:cs="Arial"/>
-                <w:sz w:val="16"/>
-                <w:szCs w:val="16"/>
-                <w:lang w:val="en-US" w:eastAsia="it-IT"/>
-              </w:rPr>
-              <w:t xml:space="preserve"> con:</w:t>
+                <w:lang w:eastAsia="it-IT"/>
+              </w:rPr>
+            </w:pPr>
+            <w:r>
+              <w:rPr>
+                <w:rFonts w:ascii="Arial" w:eastAsia="Times New Roman" w:hAnsi="Arial" w:cs="Arial"/>
+                <w:sz w:val="16"/>
+                <w:szCs w:val="16"/>
+                <w:lang w:eastAsia="it-IT"/>
+              </w:rPr>
+              <w:t>”Authorized phone n." con:</w:t>
             </w:r>
           </w:p>
           <w:p>
@@ -8903,16 +8244,7 @@
                 <w:szCs w:val="16"/>
                 <w:lang w:eastAsia="it-IT"/>
               </w:rPr>
-              <w:t xml:space="preserve">SMS: </w:t>
-            </w:r>
-            <w:r>
-              <w:rPr>
-                <w:rFonts w:ascii="Arial" w:eastAsia="Times New Roman" w:hAnsi="Arial" w:cs="Arial"/>
-                <w:sz w:val="16"/>
-                <w:szCs w:val="16"/>
-                <w:lang w:eastAsia="it-IT"/>
-              </w:rPr>
-              <w:t>ALL NUMBERS DELETED</w:t>
+              <w:t>SMS: ALL NUMBERS DELETED</w:t>
             </w:r>
           </w:p>
         </w:tc>
@@ -9136,34 +8468,7 @@
                 <w:szCs w:val="16"/>
                 <w:lang w:val="en-US" w:eastAsia="it-IT"/>
               </w:rPr>
-              <w:t>”</w:t>
-            </w:r>
-            <w:r>
-              <w:rPr>
-                <w:rFonts w:ascii="Arial" w:eastAsia="Times New Roman" w:hAnsi="Arial" w:cs="Arial"/>
-                <w:sz w:val="16"/>
-                <w:szCs w:val="16"/>
-                <w:lang w:val="en-US" w:eastAsia="it-IT"/>
-              </w:rPr>
-              <w:t xml:space="preserve"> </w:t>
-            </w:r>
-            <w:r>
-              <w:rPr>
-                <w:rFonts w:ascii="Arial" w:eastAsia="Times New Roman" w:hAnsi="Arial" w:cs="Arial"/>
-                <w:sz w:val="16"/>
-                <w:szCs w:val="16"/>
-                <w:lang w:val="en-US" w:eastAsia="it-IT"/>
-              </w:rPr>
-              <w:t>M TELEPHONE NUMBER SAVED</w:t>
-            </w:r>
-            <w:r>
-              <w:rPr>
-                <w:rFonts w:ascii="Arial" w:eastAsia="Times New Roman" w:hAnsi="Arial" w:cs="Arial"/>
-                <w:sz w:val="16"/>
-                <w:szCs w:val="16"/>
-                <w:lang w:val="en-US" w:eastAsia="it-IT"/>
-              </w:rPr>
-              <w:t>”</w:t>
+              <w:t>” M TELEPHONE NUMBER SAVED”</w:t>
             </w:r>
           </w:p>
         </w:tc>
@@ -9332,15 +8637,15 @@
                 <w:rFonts w:ascii="Arial" w:eastAsia="Times New Roman" w:hAnsi="Arial" w:cs="Arial"/>
                 <w:sz w:val="16"/>
                 <w:szCs w:val="16"/>
-                <w:lang w:val="en-US" w:eastAsia="it-IT"/>
-              </w:rPr>
-            </w:pPr>
-            <w:r>
-              <w:rPr>
-                <w:rFonts w:ascii="Arial" w:eastAsia="Times New Roman" w:hAnsi="Arial" w:cs="Arial"/>
-                <w:sz w:val="16"/>
-                <w:szCs w:val="16"/>
-                <w:lang w:val="en-US" w:eastAsia="it-IT"/>
+                <w:lang w:eastAsia="it-IT"/>
+              </w:rPr>
+            </w:pPr>
+            <w:r>
+              <w:rPr>
+                <w:rFonts w:ascii="Arial" w:eastAsia="Times New Roman" w:hAnsi="Arial" w:cs="Arial"/>
+                <w:sz w:val="16"/>
+                <w:szCs w:val="16"/>
+                <w:lang w:eastAsia="it-IT"/>
               </w:rPr>
               <w:t>SMS:</w:t>
             </w:r>
@@ -9353,55 +8658,17 @@
                 <w:rFonts w:ascii="Arial" w:eastAsia="Times New Roman" w:hAnsi="Arial" w:cs="Arial"/>
                 <w:sz w:val="16"/>
                 <w:szCs w:val="16"/>
-                <w:lang w:val="en-US" w:eastAsia="it-IT"/>
-              </w:rPr>
-            </w:pPr>
-            <w:proofErr w:type="gramStart"/>
-            <w:r>
-              <w:rPr>
-                <w:rFonts w:ascii="Arial" w:eastAsia="Times New Roman" w:hAnsi="Arial" w:cs="Arial"/>
-                <w:sz w:val="16"/>
-                <w:szCs w:val="16"/>
-                <w:lang w:val="en-US" w:eastAsia="it-IT"/>
-              </w:rPr>
-              <w:t>”A</w:t>
-            </w:r>
-            <w:r>
-              <w:rPr>
-                <w:rFonts w:ascii="Arial" w:eastAsia="Times New Roman" w:hAnsi="Arial" w:cs="Arial"/>
-                <w:sz w:val="16"/>
-                <w:szCs w:val="16"/>
-                <w:lang w:val="en-US" w:eastAsia="it-IT"/>
-              </w:rPr>
-              <w:t>uthorized</w:t>
-            </w:r>
-            <w:proofErr w:type="gramEnd"/>
-            <w:r>
-              <w:rPr>
-                <w:rFonts w:ascii="Arial" w:eastAsia="Times New Roman" w:hAnsi="Arial" w:cs="Arial"/>
-                <w:sz w:val="16"/>
-                <w:szCs w:val="16"/>
-                <w:lang w:val="en-US" w:eastAsia="it-IT"/>
-              </w:rPr>
-              <w:t xml:space="preserve"> phone n."</w:t>
-            </w:r>
-            <w:r>
-              <w:rPr>
-                <w:rFonts w:ascii="Arial" w:eastAsia="Times New Roman" w:hAnsi="Arial" w:cs="Arial"/>
-                <w:sz w:val="16"/>
-                <w:szCs w:val="16"/>
-                <w:lang w:val="en-US" w:eastAsia="it-IT"/>
-              </w:rPr>
-              <w:t xml:space="preserve"> </w:t>
-            </w:r>
-            <w:r>
-              <w:rPr>
-                <w:rFonts w:ascii="Arial" w:eastAsia="Times New Roman" w:hAnsi="Arial" w:cs="Arial"/>
-                <w:sz w:val="16"/>
-                <w:szCs w:val="16"/>
-                <w:lang w:val="en-US" w:eastAsia="it-IT"/>
-              </w:rPr>
-              <w:t>con:</w:t>
+                <w:lang w:eastAsia="it-IT"/>
+              </w:rPr>
+            </w:pPr>
+            <w:r>
+              <w:rPr>
+                <w:rFonts w:ascii="Arial" w:eastAsia="Times New Roman" w:hAnsi="Arial" w:cs="Arial"/>
+                <w:sz w:val="16"/>
+                <w:szCs w:val="16"/>
+                <w:lang w:eastAsia="it-IT"/>
+              </w:rPr>
+              <w:t>”Authorized phone n." con:</w:t>
             </w:r>
           </w:p>
           <w:p>
@@ -9524,16 +8791,7 @@
                 <w:szCs w:val="16"/>
                 <w:lang w:eastAsia="it-IT"/>
               </w:rPr>
-              <w:t>Da condizione di fabbrica</w:t>
-            </w:r>
-            <w:r>
-              <w:rPr>
-                <w:rFonts w:ascii="Arial" w:eastAsia="Times New Roman" w:hAnsi="Arial" w:cs="Arial"/>
-                <w:sz w:val="16"/>
-                <w:szCs w:val="16"/>
-                <w:lang w:eastAsia="it-IT"/>
-              </w:rPr>
-              <w:t xml:space="preserve"> (Telefono Master non definito)</w:t>
+              <w:t>Da condizione di fabbrica (Telefono Master non definito)</w:t>
             </w:r>
           </w:p>
         </w:tc>
@@ -9838,15 +9096,15 @@
                 <w:rFonts w:ascii="Arial" w:eastAsia="Times New Roman" w:hAnsi="Arial" w:cs="Arial"/>
                 <w:sz w:val="16"/>
                 <w:szCs w:val="16"/>
-                <w:lang w:val="en-US" w:eastAsia="it-IT"/>
-              </w:rPr>
-            </w:pPr>
-            <w:r>
-              <w:rPr>
-                <w:rFonts w:ascii="Arial" w:eastAsia="Times New Roman" w:hAnsi="Arial" w:cs="Arial"/>
-                <w:sz w:val="16"/>
-                <w:szCs w:val="16"/>
-                <w:lang w:val="en-US" w:eastAsia="it-IT"/>
+                <w:lang w:eastAsia="it-IT"/>
+              </w:rPr>
+            </w:pPr>
+            <w:r>
+              <w:rPr>
+                <w:rFonts w:ascii="Arial" w:eastAsia="Times New Roman" w:hAnsi="Arial" w:cs="Arial"/>
+                <w:sz w:val="16"/>
+                <w:szCs w:val="16"/>
+                <w:lang w:eastAsia="it-IT"/>
               </w:rPr>
               <w:t>SMS:</w:t>
             </w:r>
@@ -9859,46 +9117,17 @@
                 <w:rFonts w:ascii="Arial" w:eastAsia="Times New Roman" w:hAnsi="Arial" w:cs="Arial"/>
                 <w:sz w:val="16"/>
                 <w:szCs w:val="16"/>
-                <w:lang w:val="en-US" w:eastAsia="it-IT"/>
-              </w:rPr>
-            </w:pPr>
-            <w:proofErr w:type="gramStart"/>
-            <w:r>
-              <w:rPr>
-                <w:rFonts w:ascii="Arial" w:eastAsia="Times New Roman" w:hAnsi="Arial" w:cs="Arial"/>
-                <w:sz w:val="16"/>
-                <w:szCs w:val="16"/>
-                <w:lang w:val="en-US" w:eastAsia="it-IT"/>
-              </w:rPr>
-              <w:t>”A</w:t>
-            </w:r>
-            <w:r>
-              <w:rPr>
-                <w:rFonts w:ascii="Arial" w:eastAsia="Times New Roman" w:hAnsi="Arial" w:cs="Arial"/>
-                <w:sz w:val="16"/>
-                <w:szCs w:val="16"/>
-                <w:lang w:val="en-US" w:eastAsia="it-IT"/>
-              </w:rPr>
-              <w:t>uthorized</w:t>
-            </w:r>
-            <w:proofErr w:type="gramEnd"/>
-            <w:r>
-              <w:rPr>
-                <w:rFonts w:ascii="Arial" w:eastAsia="Times New Roman" w:hAnsi="Arial" w:cs="Arial"/>
-                <w:sz w:val="16"/>
-                <w:szCs w:val="16"/>
-                <w:lang w:val="en-US" w:eastAsia="it-IT"/>
-              </w:rPr>
-              <w:t xml:space="preserve"> phone n."</w:t>
-            </w:r>
-            <w:r>
-              <w:rPr>
-                <w:rFonts w:ascii="Arial" w:eastAsia="Times New Roman" w:hAnsi="Arial" w:cs="Arial"/>
-                <w:sz w:val="16"/>
-                <w:szCs w:val="16"/>
-                <w:lang w:val="en-US" w:eastAsia="it-IT"/>
-              </w:rPr>
-              <w:t xml:space="preserve"> con:</w:t>
+                <w:lang w:eastAsia="it-IT"/>
+              </w:rPr>
+            </w:pPr>
+            <w:r>
+              <w:rPr>
+                <w:rFonts w:ascii="Arial" w:eastAsia="Times New Roman" w:hAnsi="Arial" w:cs="Arial"/>
+                <w:sz w:val="16"/>
+                <w:szCs w:val="16"/>
+                <w:lang w:eastAsia="it-IT"/>
+              </w:rPr>
+              <w:t>”Authorized phone n." con:</w:t>
             </w:r>
           </w:p>
           <w:p>
@@ -10127,16 +9356,7 @@
                 <w:szCs w:val="16"/>
                 <w:lang w:eastAsia="it-IT"/>
               </w:rPr>
-              <w:t xml:space="preserve">SMS: </w:t>
-            </w:r>
-            <w:r>
-              <w:rPr>
-                <w:rFonts w:ascii="Arial" w:eastAsia="Times New Roman" w:hAnsi="Arial" w:cs="Arial"/>
-                <w:sz w:val="16"/>
-                <w:szCs w:val="16"/>
-                <w:lang w:eastAsia="it-IT"/>
-              </w:rPr>
-              <w:t>"TELEPHONE NUMBER SAVED "</w:t>
+              <w:t>SMS: "TELEPHONE NUMBER SAVED "</w:t>
             </w:r>
           </w:p>
           <w:p>
@@ -10321,15 +9541,15 @@
                 <w:rFonts w:ascii="Arial" w:eastAsia="Times New Roman" w:hAnsi="Arial" w:cs="Arial"/>
                 <w:sz w:val="16"/>
                 <w:szCs w:val="16"/>
-                <w:lang w:val="en-US" w:eastAsia="it-IT"/>
-              </w:rPr>
-            </w:pPr>
-            <w:r>
-              <w:rPr>
-                <w:rFonts w:ascii="Arial" w:eastAsia="Times New Roman" w:hAnsi="Arial" w:cs="Arial"/>
-                <w:sz w:val="16"/>
-                <w:szCs w:val="16"/>
-                <w:lang w:val="en-US" w:eastAsia="it-IT"/>
+                <w:lang w:eastAsia="it-IT"/>
+              </w:rPr>
+            </w:pPr>
+            <w:r>
+              <w:rPr>
+                <w:rFonts w:ascii="Arial" w:eastAsia="Times New Roman" w:hAnsi="Arial" w:cs="Arial"/>
+                <w:sz w:val="16"/>
+                <w:szCs w:val="16"/>
+                <w:lang w:eastAsia="it-IT"/>
               </w:rPr>
               <w:t>SMS:</w:t>
             </w:r>
@@ -10342,46 +9562,17 @@
                 <w:rFonts w:ascii="Arial" w:eastAsia="Times New Roman" w:hAnsi="Arial" w:cs="Arial"/>
                 <w:sz w:val="16"/>
                 <w:szCs w:val="16"/>
-                <w:lang w:val="en-US" w:eastAsia="it-IT"/>
-              </w:rPr>
-            </w:pPr>
-            <w:proofErr w:type="gramStart"/>
-            <w:r>
-              <w:rPr>
-                <w:rFonts w:ascii="Arial" w:eastAsia="Times New Roman" w:hAnsi="Arial" w:cs="Arial"/>
-                <w:sz w:val="16"/>
-                <w:szCs w:val="16"/>
-                <w:lang w:val="en-US" w:eastAsia="it-IT"/>
-              </w:rPr>
-              <w:t>”A</w:t>
-            </w:r>
-            <w:r>
-              <w:rPr>
-                <w:rFonts w:ascii="Arial" w:eastAsia="Times New Roman" w:hAnsi="Arial" w:cs="Arial"/>
-                <w:sz w:val="16"/>
-                <w:szCs w:val="16"/>
-                <w:lang w:val="en-US" w:eastAsia="it-IT"/>
-              </w:rPr>
-              <w:t>uthorized</w:t>
-            </w:r>
-            <w:proofErr w:type="gramEnd"/>
-            <w:r>
-              <w:rPr>
-                <w:rFonts w:ascii="Arial" w:eastAsia="Times New Roman" w:hAnsi="Arial" w:cs="Arial"/>
-                <w:sz w:val="16"/>
-                <w:szCs w:val="16"/>
-                <w:lang w:val="en-US" w:eastAsia="it-IT"/>
-              </w:rPr>
-              <w:t xml:space="preserve"> phone n."</w:t>
-            </w:r>
-            <w:r>
-              <w:rPr>
-                <w:rFonts w:ascii="Arial" w:eastAsia="Times New Roman" w:hAnsi="Arial" w:cs="Arial"/>
-                <w:sz w:val="16"/>
-                <w:szCs w:val="16"/>
-                <w:lang w:val="en-US" w:eastAsia="it-IT"/>
-              </w:rPr>
-              <w:t xml:space="preserve"> con:</w:t>
+                <w:lang w:eastAsia="it-IT"/>
+              </w:rPr>
+            </w:pPr>
+            <w:r>
+              <w:rPr>
+                <w:rFonts w:ascii="Arial" w:eastAsia="Times New Roman" w:hAnsi="Arial" w:cs="Arial"/>
+                <w:sz w:val="16"/>
+                <w:szCs w:val="16"/>
+                <w:lang w:eastAsia="it-IT"/>
+              </w:rPr>
+              <w:t>”Authorized phone n." con:</w:t>
             </w:r>
           </w:p>
           <w:p>
@@ -10812,7 +10003,7 @@
                 <w:rFonts w:ascii="Arial" w:eastAsia="Times New Roman" w:hAnsi="Arial" w:cs="Arial"/>
                 <w:sz w:val="16"/>
                 <w:szCs w:val="16"/>
-                <w:lang w:val="en-US" w:eastAsia="it-IT"/>
+                <w:lang w:eastAsia="it-IT"/>
               </w:rPr>
             </w:pPr>
             <w:proofErr w:type="gramStart"/>
@@ -10821,18 +10012,9 @@
                 <w:rFonts w:ascii="Arial" w:eastAsia="Times New Roman" w:hAnsi="Arial" w:cs="Arial"/>
                 <w:sz w:val="16"/>
                 <w:szCs w:val="16"/>
-                <w:lang w:val="en-US" w:eastAsia="it-IT"/>
-              </w:rPr>
-              <w:t>”A</w:t>
-            </w:r>
-            <w:r>
-              <w:rPr>
-                <w:rFonts w:ascii="Arial" w:eastAsia="Times New Roman" w:hAnsi="Arial" w:cs="Arial"/>
-                <w:sz w:val="16"/>
-                <w:szCs w:val="16"/>
-                <w:lang w:val="en-US" w:eastAsia="it-IT"/>
-              </w:rPr>
-              <w:t>uthorized</w:t>
+                <w:lang w:eastAsia="it-IT"/>
+              </w:rPr>
+              <w:t>”Authorized</w:t>
             </w:r>
             <w:proofErr w:type="gramEnd"/>
             <w:r>
@@ -10840,18 +10022,9 @@
                 <w:rFonts w:ascii="Arial" w:eastAsia="Times New Roman" w:hAnsi="Arial" w:cs="Arial"/>
                 <w:sz w:val="16"/>
                 <w:szCs w:val="16"/>
-                <w:lang w:val="en-US" w:eastAsia="it-IT"/>
-              </w:rPr>
-              <w:t xml:space="preserve"> phone n."</w:t>
-            </w:r>
-            <w:r>
-              <w:rPr>
-                <w:rFonts w:ascii="Arial" w:eastAsia="Times New Roman" w:hAnsi="Arial" w:cs="Arial"/>
-                <w:sz w:val="16"/>
-                <w:szCs w:val="16"/>
-                <w:lang w:val="en-US" w:eastAsia="it-IT"/>
-              </w:rPr>
-              <w:t xml:space="preserve"> con:</w:t>
+                <w:lang w:eastAsia="it-IT"/>
+              </w:rPr>
+              <w:t xml:space="preserve"> phone n." con:</w:t>
             </w:r>
           </w:p>
           <w:p>
@@ -10908,25 +10081,7 @@
                 <w:szCs w:val="16"/>
                 <w:lang w:eastAsia="it-IT"/>
               </w:rPr>
-              <w:t>,</w:t>
-            </w:r>
-            <w:r>
-              <w:rPr>
-                <w:rFonts w:ascii="Arial" w:eastAsia="Times New Roman" w:hAnsi="Arial" w:cs="Arial"/>
-                <w:sz w:val="16"/>
-                <w:szCs w:val="16"/>
-                <w:lang w:eastAsia="it-IT"/>
-              </w:rPr>
-              <w:t xml:space="preserve"> Aux1</w:t>
-            </w:r>
-            <w:r>
-              <w:rPr>
-                <w:rFonts w:ascii="Arial" w:eastAsia="Times New Roman" w:hAnsi="Arial" w:cs="Arial"/>
-                <w:sz w:val="16"/>
-                <w:szCs w:val="16"/>
-                <w:lang w:eastAsia="it-IT"/>
-              </w:rPr>
-              <w:t>e Aux2</w:t>
+              <w:t>, Aux1e Aux2</w:t>
             </w:r>
           </w:p>
         </w:tc>
@@ -11027,25 +10182,7 @@
                 <w:szCs w:val="16"/>
                 <w:lang w:eastAsia="it-IT"/>
               </w:rPr>
-              <w:t xml:space="preserve">Imposta il </w:t>
-            </w:r>
-            <w:r>
-              <w:rPr>
-                <w:rFonts w:ascii="Arial" w:eastAsia="Times New Roman" w:hAnsi="Arial" w:cs="Arial"/>
-                <w:sz w:val="16"/>
-                <w:szCs w:val="16"/>
-                <w:lang w:eastAsia="it-IT"/>
-              </w:rPr>
-              <w:t xml:space="preserve">terzo </w:t>
-            </w:r>
-            <w:r>
-              <w:rPr>
-                <w:rFonts w:ascii="Arial" w:eastAsia="Times New Roman" w:hAnsi="Arial" w:cs="Arial"/>
-                <w:sz w:val="16"/>
-                <w:szCs w:val="16"/>
-                <w:lang w:eastAsia="it-IT"/>
-              </w:rPr>
-              <w:t>numero Ausiliario</w:t>
+              <w:t>Imposta il terzo numero Ausiliario</w:t>
             </w:r>
           </w:p>
         </w:tc>
@@ -11095,31 +10232,7 @@
                 <w:szCs w:val="16"/>
                 <w:lang w:eastAsia="it-IT"/>
               </w:rPr>
-              <w:t>A</w:t>
-            </w:r>
-            <w:r>
-              <w:rPr>
-                <w:rFonts w:ascii="Arial" w:eastAsia="Times New Roman" w:hAnsi="Arial" w:cs="Arial"/>
-                <w:i/>
-                <w:iCs/>
-                <w:color w:val="000000" w:themeColor="text1"/>
-                <w:sz w:val="16"/>
-                <w:szCs w:val="16"/>
-                <w:lang w:eastAsia="it-IT"/>
-              </w:rPr>
-              <w:t>3</w:t>
-            </w:r>
-            <w:r>
-              <w:rPr>
-                <w:rFonts w:ascii="Arial" w:eastAsia="Times New Roman" w:hAnsi="Arial" w:cs="Arial"/>
-                <w:i/>
-                <w:iCs/>
-                <w:color w:val="000000" w:themeColor="text1"/>
-                <w:sz w:val="16"/>
-                <w:szCs w:val="16"/>
-                <w:lang w:eastAsia="it-IT"/>
-              </w:rPr>
-              <w:t xml:space="preserve">+393334188263  </w:t>
+              <w:t xml:space="preserve">A3+393334188263  </w:t>
             </w:r>
           </w:p>
         </w:tc>
@@ -11341,7 +10454,7 @@
                 <w:rFonts w:ascii="Arial" w:eastAsia="Times New Roman" w:hAnsi="Arial" w:cs="Arial"/>
                 <w:sz w:val="16"/>
                 <w:szCs w:val="16"/>
-                <w:lang w:val="en-US" w:eastAsia="it-IT"/>
+                <w:lang w:eastAsia="it-IT"/>
               </w:rPr>
             </w:pPr>
             <w:proofErr w:type="gramStart"/>
@@ -11350,18 +10463,9 @@
                 <w:rFonts w:ascii="Arial" w:eastAsia="Times New Roman" w:hAnsi="Arial" w:cs="Arial"/>
                 <w:sz w:val="16"/>
                 <w:szCs w:val="16"/>
-                <w:lang w:val="en-US" w:eastAsia="it-IT"/>
-              </w:rPr>
-              <w:t>”A</w:t>
-            </w:r>
-            <w:r>
-              <w:rPr>
-                <w:rFonts w:ascii="Arial" w:eastAsia="Times New Roman" w:hAnsi="Arial" w:cs="Arial"/>
-                <w:sz w:val="16"/>
-                <w:szCs w:val="16"/>
-                <w:lang w:val="en-US" w:eastAsia="it-IT"/>
-              </w:rPr>
-              <w:t>uthorized</w:t>
+                <w:lang w:eastAsia="it-IT"/>
+              </w:rPr>
+              <w:t>”Authorized</w:t>
             </w:r>
             <w:proofErr w:type="gramEnd"/>
             <w:r>
@@ -11369,18 +10473,9 @@
                 <w:rFonts w:ascii="Arial" w:eastAsia="Times New Roman" w:hAnsi="Arial" w:cs="Arial"/>
                 <w:sz w:val="16"/>
                 <w:szCs w:val="16"/>
-                <w:lang w:val="en-US" w:eastAsia="it-IT"/>
-              </w:rPr>
-              <w:t xml:space="preserve"> phone n."</w:t>
-            </w:r>
-            <w:r>
-              <w:rPr>
-                <w:rFonts w:ascii="Arial" w:eastAsia="Times New Roman" w:hAnsi="Arial" w:cs="Arial"/>
-                <w:sz w:val="16"/>
-                <w:szCs w:val="16"/>
-                <w:lang w:val="en-US" w:eastAsia="it-IT"/>
-              </w:rPr>
-              <w:t xml:space="preserve"> con:</w:t>
+                <w:lang w:eastAsia="it-IT"/>
+              </w:rPr>
+              <w:t xml:space="preserve"> phone n." con:</w:t>
             </w:r>
           </w:p>
           <w:p>
@@ -11437,34 +10532,7 @@
                 <w:szCs w:val="16"/>
                 <w:lang w:eastAsia="it-IT"/>
               </w:rPr>
-              <w:t>, Aux1</w:t>
-            </w:r>
-            <w:r>
-              <w:rPr>
-                <w:rFonts w:ascii="Arial" w:eastAsia="Times New Roman" w:hAnsi="Arial" w:cs="Arial"/>
-                <w:sz w:val="16"/>
-                <w:szCs w:val="16"/>
-                <w:lang w:eastAsia="it-IT"/>
-              </w:rPr>
-              <w:t>,</w:t>
-            </w:r>
-            <w:r>
-              <w:rPr>
-                <w:rFonts w:ascii="Arial" w:eastAsia="Times New Roman" w:hAnsi="Arial" w:cs="Arial"/>
-                <w:sz w:val="16"/>
-                <w:szCs w:val="16"/>
-                <w:lang w:eastAsia="it-IT"/>
-              </w:rPr>
-              <w:t xml:space="preserve"> Aux2</w:t>
-            </w:r>
-            <w:r>
-              <w:rPr>
-                <w:rFonts w:ascii="Arial" w:eastAsia="Times New Roman" w:hAnsi="Arial" w:cs="Arial"/>
-                <w:sz w:val="16"/>
-                <w:szCs w:val="16"/>
-                <w:lang w:eastAsia="it-IT"/>
-              </w:rPr>
-              <w:t xml:space="preserve"> e Aux3</w:t>
+              <w:t>, Aux1, Aux2 e Aux3</w:t>
             </w:r>
           </w:p>
         </w:tc>
@@ -11531,7 +10599,6 @@
                 <w:lang w:eastAsia="it-IT"/>
               </w:rPr>
             </w:pPr>
-            <w:proofErr w:type="spellStart"/>
             <w:r>
               <w:rPr>
                 <w:rFonts w:ascii="Arial" w:eastAsia="Times New Roman" w:hAnsi="Arial" w:cs="Arial"/>
@@ -11541,7 +10608,6 @@
               </w:rPr>
               <w:t>Operation</w:t>
             </w:r>
-            <w:proofErr w:type="spellEnd"/>
           </w:p>
         </w:tc>
         <w:tc>
@@ -11567,19 +10633,8 @@
                 <w:szCs w:val="16"/>
                 <w:lang w:eastAsia="it-IT"/>
               </w:rPr>
-              <w:t xml:space="preserve">Ritorna il valore di Tensione + </w:t>
-            </w:r>
-            <w:proofErr w:type="spellStart"/>
-            <w:r>
-              <w:rPr>
-                <w:rFonts w:ascii="Arial" w:eastAsia="Times New Roman" w:hAnsi="Arial" w:cs="Arial"/>
-                <w:sz w:val="16"/>
-                <w:szCs w:val="16"/>
-                <w:lang w:eastAsia="it-IT"/>
-              </w:rPr>
-              <w:t>Timestamp</w:t>
-            </w:r>
-            <w:proofErr w:type="spellEnd"/>
+              <w:t>Ritorna il valore di Tensione + Timestamp</w:t>
+            </w:r>
           </w:p>
         </w:tc>
         <w:tc>
@@ -11725,7 +10780,6 @@
                 <w:lang w:eastAsia="it-IT"/>
               </w:rPr>
             </w:pPr>
-            <w:proofErr w:type="spellStart"/>
             <w:r>
               <w:rPr>
                 <w:rFonts w:ascii="Arial" w:eastAsia="Times New Roman" w:hAnsi="Arial" w:cs="Arial"/>
@@ -11735,7 +10789,6 @@
               </w:rPr>
               <w:t>Operation</w:t>
             </w:r>
-            <w:proofErr w:type="spellEnd"/>
           </w:p>
         </w:tc>
         <w:tc>
@@ -11761,19 +10814,8 @@
                 <w:szCs w:val="16"/>
                 <w:lang w:eastAsia="it-IT"/>
               </w:rPr>
-              <w:t xml:space="preserve">Ritorna il valore di Tensione + </w:t>
-            </w:r>
-            <w:proofErr w:type="spellStart"/>
-            <w:r>
-              <w:rPr>
-                <w:rFonts w:ascii="Arial" w:eastAsia="Times New Roman" w:hAnsi="Arial" w:cs="Arial"/>
-                <w:sz w:val="16"/>
-                <w:szCs w:val="16"/>
-                <w:lang w:eastAsia="it-IT"/>
-              </w:rPr>
-              <w:t>Timestamp</w:t>
-            </w:r>
-            <w:proofErr w:type="spellEnd"/>
+              <w:t>Ritorna il valore di Tensione + Timestamp</w:t>
+            </w:r>
           </w:p>
         </w:tc>
         <w:tc>
@@ -11910,7 +10952,6 @@
                 <w:lang w:eastAsia="it-IT"/>
               </w:rPr>
             </w:pPr>
-            <w:proofErr w:type="spellStart"/>
             <w:r>
               <w:rPr>
                 <w:rFonts w:ascii="Arial" w:eastAsia="Times New Roman" w:hAnsi="Arial" w:cs="Arial"/>
@@ -11920,7 +10961,6 @@
               </w:rPr>
               <w:t>Operation</w:t>
             </w:r>
-            <w:proofErr w:type="spellEnd"/>
           </w:p>
         </w:tc>
         <w:tc>
@@ -11946,19 +10986,8 @@
                 <w:szCs w:val="16"/>
                 <w:lang w:eastAsia="it-IT"/>
               </w:rPr>
-              <w:t xml:space="preserve">Ritorna il valore di Tensione + </w:t>
-            </w:r>
-            <w:proofErr w:type="spellStart"/>
-            <w:r>
-              <w:rPr>
-                <w:rFonts w:ascii="Arial" w:eastAsia="Times New Roman" w:hAnsi="Arial" w:cs="Arial"/>
-                <w:sz w:val="16"/>
-                <w:szCs w:val="16"/>
-                <w:lang w:eastAsia="it-IT"/>
-              </w:rPr>
-              <w:t>Timestamp</w:t>
-            </w:r>
-            <w:proofErr w:type="spellEnd"/>
+              <w:t>Ritorna il valore di Tensione + Timestamp</w:t>
+            </w:r>
           </w:p>
         </w:tc>
         <w:tc>
@@ -11983,19 +11012,8 @@
                 <w:szCs w:val="16"/>
                 <w:lang w:eastAsia="it-IT"/>
               </w:rPr>
-              <w:t xml:space="preserve">Da telefono </w:t>
-            </w:r>
-            <w:proofErr w:type="spellStart"/>
-            <w:r>
-              <w:rPr>
-                <w:rFonts w:ascii="Arial" w:eastAsia="Times New Roman" w:hAnsi="Arial" w:cs="Arial"/>
-                <w:sz w:val="16"/>
-                <w:szCs w:val="16"/>
-                <w:lang w:eastAsia="it-IT"/>
-              </w:rPr>
-              <w:t>scooisciuto</w:t>
-            </w:r>
-            <w:proofErr w:type="spellEnd"/>
+              <w:t>Da telefono scooisciuto</w:t>
+            </w:r>
           </w:p>
         </w:tc>
         <w:tc>
@@ -12038,15 +11056,15 @@
                 <w:rFonts w:ascii="Arial" w:eastAsia="Times New Roman" w:hAnsi="Arial" w:cs="Arial"/>
                 <w:sz w:val="16"/>
                 <w:szCs w:val="16"/>
-                <w:lang w:eastAsia="it-IT"/>
-              </w:rPr>
-            </w:pPr>
-            <w:r>
-              <w:rPr>
-                <w:rFonts w:ascii="Arial" w:eastAsia="Times New Roman" w:hAnsi="Arial" w:cs="Arial"/>
-                <w:sz w:val="16"/>
-                <w:szCs w:val="16"/>
-                <w:lang w:eastAsia="it-IT"/>
+                <w:lang w:val="en-US" w:eastAsia="it-IT"/>
+              </w:rPr>
+            </w:pPr>
+            <w:r>
+              <w:rPr>
+                <w:rFonts w:ascii="Arial" w:eastAsia="Times New Roman" w:hAnsi="Arial" w:cs="Arial"/>
+                <w:sz w:val="16"/>
+                <w:szCs w:val="16"/>
+                <w:lang w:val="en-US" w:eastAsia="it-IT"/>
               </w:rPr>
               <w:t>"Request from NOT AUTHORIZED number"</w:t>
             </w:r>
@@ -12059,7 +11077,7 @@
                 <w:rFonts w:ascii="Arial" w:eastAsia="Times New Roman" w:hAnsi="Arial" w:cs="Arial"/>
                 <w:sz w:val="16"/>
                 <w:szCs w:val="16"/>
-                <w:lang w:eastAsia="it-IT"/>
+                <w:lang w:val="en-US" w:eastAsia="it-IT"/>
               </w:rPr>
             </w:pPr>
           </w:p>
@@ -12100,6 +11118,15 @@
                 <w:lang w:val="en-US" w:eastAsia="it-IT"/>
               </w:rPr>
             </w:pPr>
+            <w:r>
+              <w:rPr>
+                <w:rFonts w:ascii="Arial" w:eastAsia="Times New Roman" w:hAnsi="Arial" w:cs="Arial"/>
+                <w:sz w:val="16"/>
+                <w:szCs w:val="16"/>
+                <w:lang w:val="en-US" w:eastAsia="it-IT"/>
+              </w:rPr>
+              <w:t>3.3</w:t>
+            </w:r>
           </w:p>
         </w:tc>
         <w:tc>

--- a/SMS Manager for Power monitoring.docx
+++ b/SMS Manager for Power monitoring.docx
@@ -265,7 +265,6 @@
         </w:rPr>
         <w:t xml:space="preserve">- OK </w:t>
       </w:r>
-      <w:proofErr w:type="gramStart"/>
       <w:r>
         <w:rPr>
           <w:rFonts w:ascii="Arial" w:eastAsia="Times New Roman" w:hAnsi="Arial" w:cs="Arial"/>
@@ -285,18 +284,7 @@
           <w:szCs w:val="24"/>
           <w:lang w:eastAsia="it-IT"/>
         </w:rPr>
-        <w:t>da</w:t>
-      </w:r>
-      <w:proofErr w:type="gramEnd"/>
-      <w:r>
-        <w:rPr>
-          <w:rFonts w:ascii="Arial" w:eastAsia="Times New Roman" w:hAnsi="Arial" w:cs="Arial"/>
-          <w:color w:val="000000" w:themeColor="text1"/>
-          <w:sz w:val="24"/>
-          <w:szCs w:val="24"/>
-          <w:lang w:eastAsia="it-IT"/>
-        </w:rPr>
-        <w:t xml:space="preserve"> Master</w:t>
+        <w:t>da Master</w:t>
       </w:r>
       <w:r>
         <w:rPr>
@@ -318,7 +306,6 @@
         </w:rPr>
         <w:t xml:space="preserve">Prevedere la richiesta SMS (CMD N) per vedere quanti e quali numeri </w:t>
       </w:r>
-      <w:proofErr w:type="gramStart"/>
       <w:r>
         <w:rPr>
           <w:rFonts w:ascii="Arial" w:eastAsia="Times New Roman" w:hAnsi="Arial" w:cs="Arial"/>
@@ -338,18 +325,7 @@
           <w:szCs w:val="24"/>
           <w:lang w:eastAsia="it-IT"/>
         </w:rPr>
-        <w:t>sono</w:t>
-      </w:r>
-      <w:proofErr w:type="gramEnd"/>
-      <w:r>
-        <w:rPr>
-          <w:rFonts w:ascii="Arial" w:eastAsia="Times New Roman" w:hAnsi="Arial" w:cs="Arial"/>
-          <w:color w:val="000000" w:themeColor="text1"/>
-          <w:sz w:val="24"/>
-          <w:szCs w:val="24"/>
-          <w:lang w:eastAsia="it-IT"/>
-        </w:rPr>
-        <w:t xml:space="preserve"> impostati + Messaggio SMS per richiedente non autorizzato </w:t>
+        <w:t xml:space="preserve">sono impostati + Messaggio SMS per richiedente non autorizzato </w:t>
       </w:r>
     </w:p>
     <w:p>
@@ -1878,29 +1854,7 @@
           <w:szCs w:val="24"/>
           <w:lang w:eastAsia="it-IT"/>
         </w:rPr>
-        <w:t xml:space="preserve">  </w:t>
-      </w:r>
-      <w:proofErr w:type="gramStart"/>
-      <w:r>
-        <w:rPr>
-          <w:rFonts w:ascii="Arial" w:eastAsia="Times New Roman" w:hAnsi="Arial" w:cs="Arial"/>
-          <w:color w:val="000000" w:themeColor="text1"/>
-          <w:sz w:val="24"/>
-          <w:szCs w:val="24"/>
-          <w:lang w:eastAsia="it-IT"/>
-        </w:rPr>
-        <w:t>Germania  totale</w:t>
-      </w:r>
-      <w:proofErr w:type="gramEnd"/>
-      <w:r>
-        <w:rPr>
-          <w:rFonts w:ascii="Arial" w:eastAsia="Times New Roman" w:hAnsi="Arial" w:cs="Arial"/>
-          <w:color w:val="000000" w:themeColor="text1"/>
-          <w:sz w:val="24"/>
-          <w:szCs w:val="24"/>
-          <w:lang w:eastAsia="it-IT"/>
-        </w:rPr>
-        <w:t xml:space="preserve"> cifre 13 senza +</w:t>
+        <w:t>  Germania  totale cifre 13 senza +</w:t>
       </w:r>
     </w:p>
     <w:p>
@@ -2287,19 +2241,9 @@
                 <w:szCs w:val="24"/>
                 <w:lang w:eastAsia="it-IT"/>
               </w:rPr>
-              <w:t>x</w:t>
-            </w:r>
-          </w:p>
-        </w:tc>
-        <w:tc>
-          <w:tcPr>
-            <w:tcW w:w="1276" w:type="dxa"/>
-            <w:vAlign w:val="center"/>
-          </w:tcPr>
-          <w:p>
-            <w:pPr>
-              <w:spacing w:line="330" w:lineRule="atLeast"/>
-              <w:jc w:val="center"/>
+              <w:t>(</w:t>
+            </w:r>
+            <w:r>
               <w:rPr>
                 <w:rFonts w:ascii="Arial" w:eastAsia="Times New Roman" w:hAnsi="Arial" w:cs="Arial"/>
                 <w:b/>
@@ -2309,7 +2253,8 @@
                 <w:szCs w:val="24"/>
                 <w:lang w:eastAsia="it-IT"/>
               </w:rPr>
-            </w:pPr>
+              <w:t>x</w:t>
+            </w:r>
             <w:r>
               <w:rPr>
                 <w:rFonts w:ascii="Arial" w:eastAsia="Times New Roman" w:hAnsi="Arial" w:cs="Arial"/>
@@ -2320,6 +2265,39 @@
                 <w:szCs w:val="24"/>
                 <w:lang w:eastAsia="it-IT"/>
               </w:rPr>
+              <w:t>)</w:t>
+            </w:r>
+          </w:p>
+        </w:tc>
+        <w:tc>
+          <w:tcPr>
+            <w:tcW w:w="1276" w:type="dxa"/>
+            <w:vAlign w:val="center"/>
+          </w:tcPr>
+          <w:p>
+            <w:pPr>
+              <w:spacing w:line="330" w:lineRule="atLeast"/>
+              <w:jc w:val="center"/>
+              <w:rPr>
+                <w:rFonts w:ascii="Arial" w:eastAsia="Times New Roman" w:hAnsi="Arial" w:cs="Arial"/>
+                <w:b/>
+                <w:bCs/>
+                <w:color w:val="000000" w:themeColor="text1"/>
+                <w:sz w:val="24"/>
+                <w:szCs w:val="24"/>
+                <w:lang w:eastAsia="it-IT"/>
+              </w:rPr>
+            </w:pPr>
+            <w:r>
+              <w:rPr>
+                <w:rFonts w:ascii="Arial" w:eastAsia="Times New Roman" w:hAnsi="Arial" w:cs="Arial"/>
+                <w:b/>
+                <w:bCs/>
+                <w:color w:val="000000" w:themeColor="text1"/>
+                <w:sz w:val="24"/>
+                <w:szCs w:val="24"/>
+                <w:lang w:eastAsia="it-IT"/>
+              </w:rPr>
               <w:t>x</w:t>
             </w:r>
           </w:p>
@@ -2489,29 +2467,7 @@
                 <w:szCs w:val="24"/>
                 <w:lang w:val="en-US" w:eastAsia="it-IT"/>
               </w:rPr>
-              <w:t xml:space="preserve">Delete in EEPROM and phoneAut auxiliaries phone numbers except the Authorized </w:t>
-            </w:r>
-            <w:proofErr w:type="gramStart"/>
-            <w:r>
-              <w:rPr>
-                <w:rFonts w:ascii="Arial" w:eastAsia="Times New Roman" w:hAnsi="Arial" w:cs="Arial"/>
-                <w:color w:val="000000" w:themeColor="text1"/>
-                <w:sz w:val="24"/>
-                <w:szCs w:val="24"/>
-                <w:lang w:val="en-US" w:eastAsia="it-IT"/>
-              </w:rPr>
-              <w:t>MASTER[</w:t>
-            </w:r>
-            <w:proofErr w:type="gramEnd"/>
-            <w:r>
-              <w:rPr>
-                <w:rFonts w:ascii="Arial" w:eastAsia="Times New Roman" w:hAnsi="Arial" w:cs="Arial"/>
-                <w:color w:val="000000" w:themeColor="text1"/>
-                <w:sz w:val="24"/>
-                <w:szCs w:val="24"/>
-                <w:lang w:val="en-US" w:eastAsia="it-IT"/>
-              </w:rPr>
-              <w:t>0]</w:t>
+              <w:t>Delete in EEPROM and phoneAut auxiliaries phone numbers except the Authorized MASTER[0]</w:t>
             </w:r>
           </w:p>
           <w:p>
@@ -2664,20 +2620,8 @@
                 <w:szCs w:val="24"/>
                 <w:lang w:eastAsia="it-IT"/>
               </w:rPr>
-              <w:t xml:space="preserve">AGGIUNGI/SOSTITUISCI cellulare AUSILIARIO in </w:t>
-            </w:r>
-            <w:proofErr w:type="gramStart"/>
-            <w:r>
-              <w:rPr>
-                <w:rFonts w:ascii="Arial" w:eastAsia="Times New Roman" w:hAnsi="Arial" w:cs="Arial"/>
-                <w:color w:val="000000" w:themeColor="text1"/>
-                <w:sz w:val="24"/>
-                <w:szCs w:val="24"/>
-                <w:lang w:eastAsia="it-IT"/>
-              </w:rPr>
-              <w:t>posizione....</w:t>
-            </w:r>
-            <w:proofErr w:type="gramEnd"/>
+              <w:t>AGGIUNGI/SOSTITUISCI cellulare AUSILIARIO in posizione....</w:t>
+            </w:r>
           </w:p>
         </w:tc>
       </w:tr>
@@ -2834,13 +2778,220 @@
                 <w:rFonts w:ascii="Arial" w:eastAsia="Times New Roman" w:hAnsi="Arial" w:cs="Arial"/>
                 <w:b/>
                 <w:bCs/>
-                <w:color w:val="000000" w:themeColor="text1"/>
+                <w:color w:val="A6A6A6" w:themeColor="background1" w:themeShade="A6"/>
                 <w:sz w:val="32"/>
                 <w:szCs w:val="32"/>
                 <w:lang w:eastAsia="it-IT"/>
               </w:rPr>
             </w:pPr>
             <w:r>
+              <w:rPr>
+                <w:rFonts w:ascii="Arial" w:eastAsia="Times New Roman" w:hAnsi="Arial" w:cs="Arial"/>
+                <w:b/>
+                <w:bCs/>
+                <w:color w:val="A6A6A6" w:themeColor="background1" w:themeShade="A6"/>
+                <w:sz w:val="32"/>
+                <w:szCs w:val="32"/>
+                <w:lang w:eastAsia="it-IT"/>
+              </w:rPr>
+              <w:t>E</w:t>
+            </w:r>
+          </w:p>
+        </w:tc>
+        <w:tc>
+          <w:tcPr>
+            <w:tcW w:w="1365" w:type="dxa"/>
+            <w:vAlign w:val="center"/>
+          </w:tcPr>
+          <w:p>
+            <w:pPr>
+              <w:spacing w:line="330" w:lineRule="atLeast"/>
+              <w:jc w:val="center"/>
+              <w:rPr>
+                <w:rFonts w:ascii="Arial" w:eastAsia="Times New Roman" w:hAnsi="Arial" w:cs="Arial"/>
+                <w:b/>
+                <w:bCs/>
+                <w:color w:val="A6A6A6" w:themeColor="background1" w:themeShade="A6"/>
+                <w:sz w:val="24"/>
+                <w:szCs w:val="24"/>
+                <w:lang w:eastAsia="it-IT"/>
+              </w:rPr>
+            </w:pPr>
+            <w:r>
+              <w:rPr>
+                <w:rFonts w:ascii="Arial" w:eastAsia="Times New Roman" w:hAnsi="Arial" w:cs="Arial"/>
+                <w:b/>
+                <w:bCs/>
+                <w:color w:val="A6A6A6" w:themeColor="background1" w:themeShade="A6"/>
+                <w:sz w:val="24"/>
+                <w:szCs w:val="24"/>
+                <w:lang w:eastAsia="it-IT"/>
+              </w:rPr>
+              <w:t>x</w:t>
+            </w:r>
+          </w:p>
+        </w:tc>
+        <w:tc>
+          <w:tcPr>
+            <w:tcW w:w="1559" w:type="dxa"/>
+            <w:vAlign w:val="center"/>
+          </w:tcPr>
+          <w:p>
+            <w:pPr>
+              <w:spacing w:line="330" w:lineRule="atLeast"/>
+              <w:jc w:val="center"/>
+              <w:rPr>
+                <w:rFonts w:ascii="Arial" w:eastAsia="Times New Roman" w:hAnsi="Arial" w:cs="Arial"/>
+                <w:b/>
+                <w:bCs/>
+                <w:color w:val="A6A6A6" w:themeColor="background1" w:themeShade="A6"/>
+                <w:sz w:val="24"/>
+                <w:szCs w:val="24"/>
+                <w:lang w:eastAsia="it-IT"/>
+              </w:rPr>
+            </w:pPr>
+            <w:r>
+              <w:rPr>
+                <w:rFonts w:ascii="Arial" w:eastAsia="Times New Roman" w:hAnsi="Arial" w:cs="Arial"/>
+                <w:b/>
+                <w:bCs/>
+                <w:color w:val="A6A6A6" w:themeColor="background1" w:themeShade="A6"/>
+                <w:sz w:val="24"/>
+                <w:szCs w:val="24"/>
+                <w:lang w:eastAsia="it-IT"/>
+              </w:rPr>
+              <w:t>x</w:t>
+            </w:r>
+          </w:p>
+        </w:tc>
+        <w:tc>
+          <w:tcPr>
+            <w:tcW w:w="1276" w:type="dxa"/>
+            <w:vAlign w:val="center"/>
+          </w:tcPr>
+          <w:p>
+            <w:pPr>
+              <w:spacing w:line="330" w:lineRule="atLeast"/>
+              <w:jc w:val="center"/>
+              <w:rPr>
+                <w:rFonts w:ascii="Arial" w:eastAsia="Times New Roman" w:hAnsi="Arial" w:cs="Arial"/>
+                <w:b/>
+                <w:bCs/>
+                <w:color w:val="A6A6A6" w:themeColor="background1" w:themeShade="A6"/>
+                <w:sz w:val="24"/>
+                <w:szCs w:val="24"/>
+                <w:lang w:eastAsia="it-IT"/>
+              </w:rPr>
+            </w:pPr>
+            <w:r>
+              <w:rPr>
+                <w:rFonts w:ascii="Arial" w:eastAsia="Times New Roman" w:hAnsi="Arial" w:cs="Arial"/>
+                <w:b/>
+                <w:bCs/>
+                <w:color w:val="A6A6A6" w:themeColor="background1" w:themeShade="A6"/>
+                <w:sz w:val="24"/>
+                <w:szCs w:val="24"/>
+                <w:lang w:eastAsia="it-IT"/>
+              </w:rPr>
+              <w:t>x</w:t>
+            </w:r>
+          </w:p>
+        </w:tc>
+        <w:tc>
+          <w:tcPr>
+            <w:tcW w:w="4104" w:type="dxa"/>
+            <w:vAlign w:val="center"/>
+          </w:tcPr>
+          <w:p>
+            <w:pPr>
+              <w:spacing w:line="330" w:lineRule="atLeast"/>
+              <w:rPr>
+                <w:rFonts w:ascii="Arial" w:eastAsia="Times New Roman" w:hAnsi="Arial" w:cs="Arial"/>
+                <w:color w:val="A6A6A6" w:themeColor="background1" w:themeShade="A6"/>
+                <w:sz w:val="24"/>
+                <w:szCs w:val="24"/>
+                <w:lang w:eastAsia="it-IT"/>
+              </w:rPr>
+            </w:pPr>
+            <w:r>
+              <w:rPr>
+                <w:rFonts w:ascii="Arial" w:eastAsia="Times New Roman" w:hAnsi="Arial" w:cs="Arial"/>
+                <w:color w:val="A6A6A6" w:themeColor="background1" w:themeShade="A6"/>
+                <w:sz w:val="24"/>
+                <w:szCs w:val="24"/>
+                <w:lang w:eastAsia="it-IT"/>
+              </w:rPr>
+              <w:t xml:space="preserve"> </w:t>
+            </w:r>
+            <w:r>
+              <w:rPr>
+                <w:rFonts w:ascii="Arial" w:eastAsia="Times New Roman" w:hAnsi="Arial" w:cs="Arial"/>
+                <w:color w:val="A6A6A6" w:themeColor="background1" w:themeShade="A6"/>
+                <w:sz w:val="24"/>
+                <w:szCs w:val="24"/>
+                <w:lang w:eastAsia="it-IT"/>
+              </w:rPr>
+              <w:t>Cancella tutti i numeri incluso il Master - Accetta qualsiasi numero</w:t>
+            </w:r>
+            <w:r>
+              <w:rPr>
+                <w:rFonts w:ascii="Arial" w:eastAsia="Times New Roman" w:hAnsi="Arial" w:cs="Arial"/>
+                <w:color w:val="A6A6A6" w:themeColor="background1" w:themeShade="A6"/>
+                <w:sz w:val="24"/>
+                <w:szCs w:val="24"/>
+                <w:lang w:eastAsia="it-IT"/>
+              </w:rPr>
+              <w:t xml:space="preserve"> </w:t>
+            </w:r>
+          </w:p>
+          <w:p>
+            <w:pPr>
+              <w:spacing w:line="330" w:lineRule="atLeast"/>
+              <w:jc w:val="center"/>
+              <w:rPr>
+                <w:rFonts w:ascii="Arial" w:eastAsia="Times New Roman" w:hAnsi="Arial" w:cs="Arial"/>
+                <w:color w:val="A6A6A6" w:themeColor="background1" w:themeShade="A6"/>
+                <w:sz w:val="24"/>
+                <w:szCs w:val="24"/>
+                <w:lang w:eastAsia="it-IT"/>
+              </w:rPr>
+            </w:pPr>
+          </w:p>
+          <w:p>
+            <w:pPr>
+              <w:spacing w:line="330" w:lineRule="atLeast"/>
+              <w:jc w:val="center"/>
+              <w:rPr>
+                <w:rFonts w:ascii="Arial" w:eastAsia="Times New Roman" w:hAnsi="Arial" w:cs="Arial"/>
+                <w:color w:val="A6A6A6" w:themeColor="background1" w:themeShade="A6"/>
+                <w:sz w:val="24"/>
+                <w:szCs w:val="24"/>
+                <w:lang w:eastAsia="it-IT"/>
+              </w:rPr>
+            </w:pPr>
+            <w:r>
+              <w:rPr>
+                <w:rFonts w:ascii="Arial" w:eastAsia="Times New Roman" w:hAnsi="Arial" w:cs="Arial"/>
+                <w:color w:val="A6A6A6" w:themeColor="background1" w:themeShade="A6"/>
+                <w:sz w:val="24"/>
+                <w:szCs w:val="24"/>
+                <w:lang w:eastAsia="it-IT"/>
+              </w:rPr>
+              <w:t>COMANDO NON DOCUMENTATO</w:t>
+            </w:r>
+          </w:p>
+        </w:tc>
+      </w:tr>
+      <w:tr>
+        <w:tc>
+          <w:tcPr>
+            <w:tcW w:w="1324" w:type="dxa"/>
+            <w:vAlign w:val="center"/>
+          </w:tcPr>
+          <w:p>
+            <w:pPr>
+              <w:spacing w:line="330" w:lineRule="atLeast"/>
+              <w:jc w:val="center"/>
               <w:rPr>
                 <w:rFonts w:ascii="Arial" w:eastAsia="Times New Roman" w:hAnsi="Arial" w:cs="Arial"/>
                 <w:b/>
@@ -2850,7 +3001,18 @@
                 <w:szCs w:val="32"/>
                 <w:lang w:eastAsia="it-IT"/>
               </w:rPr>
-              <w:t>E</w:t>
+            </w:pPr>
+            <w:r>
+              <w:rPr>
+                <w:rFonts w:ascii="Arial" w:eastAsia="Times New Roman" w:hAnsi="Arial" w:cs="Arial"/>
+                <w:b/>
+                <w:bCs/>
+                <w:color w:val="000000" w:themeColor="text1"/>
+                <w:sz w:val="32"/>
+                <w:szCs w:val="32"/>
+                <w:lang w:eastAsia="it-IT"/>
+              </w:rPr>
+              <w:t>S</w:t>
             </w:r>
           </w:p>
         </w:tc>
@@ -2939,7 +3101,17 @@
                 <w:lang w:eastAsia="it-IT"/>
               </w:rPr>
             </w:pPr>
-            <w:r>
+          </w:p>
+        </w:tc>
+        <w:tc>
+          <w:tcPr>
+            <w:tcW w:w="4104" w:type="dxa"/>
+            <w:vAlign w:val="center"/>
+          </w:tcPr>
+          <w:p>
+            <w:pPr>
+              <w:spacing w:line="330" w:lineRule="atLeast"/>
+              <w:jc w:val="center"/>
               <w:rPr>
                 <w:rFonts w:ascii="Arial" w:eastAsia="Times New Roman" w:hAnsi="Arial" w:cs="Arial"/>
                 <w:b/>
@@ -2949,234 +3121,6 @@
                 <w:szCs w:val="24"/>
                 <w:lang w:eastAsia="it-IT"/>
               </w:rPr>
-              <w:t>x</w:t>
-            </w:r>
-          </w:p>
-        </w:tc>
-        <w:tc>
-          <w:tcPr>
-            <w:tcW w:w="4104" w:type="dxa"/>
-            <w:vAlign w:val="center"/>
-          </w:tcPr>
-          <w:p>
-            <w:pPr>
-              <w:spacing w:line="330" w:lineRule="atLeast"/>
-              <w:rPr>
-                <w:rFonts w:ascii="Arial" w:eastAsia="Times New Roman" w:hAnsi="Arial" w:cs="Arial"/>
-                <w:color w:val="000000" w:themeColor="text1"/>
-                <w:sz w:val="24"/>
-                <w:szCs w:val="24"/>
-                <w:lang w:eastAsia="it-IT"/>
-              </w:rPr>
-            </w:pPr>
-            <w:r>
-              <w:rPr>
-                <w:rFonts w:ascii="Arial" w:eastAsia="Times New Roman" w:hAnsi="Arial" w:cs="Arial"/>
-                <w:color w:val="000000" w:themeColor="text1"/>
-                <w:sz w:val="24"/>
-                <w:szCs w:val="24"/>
-                <w:lang w:eastAsia="it-IT"/>
-              </w:rPr>
-              <w:t xml:space="preserve"> </w:t>
-            </w:r>
-            <w:r>
-              <w:rPr>
-                <w:rFonts w:ascii="Arial" w:eastAsia="Times New Roman" w:hAnsi="Arial" w:cs="Arial"/>
-                <w:color w:val="000000" w:themeColor="text1"/>
-                <w:sz w:val="24"/>
-                <w:szCs w:val="24"/>
-                <w:lang w:eastAsia="it-IT"/>
-              </w:rPr>
-              <w:t>Cancella tutti i numeri incluso il Master - Accetta qualsiasi numero</w:t>
-            </w:r>
-            <w:r>
-              <w:rPr>
-                <w:rFonts w:ascii="Arial" w:eastAsia="Times New Roman" w:hAnsi="Arial" w:cs="Arial"/>
-                <w:color w:val="000000" w:themeColor="text1"/>
-                <w:sz w:val="24"/>
-                <w:szCs w:val="24"/>
-                <w:lang w:eastAsia="it-IT"/>
-              </w:rPr>
-              <w:t xml:space="preserve"> </w:t>
-            </w:r>
-          </w:p>
-          <w:p>
-            <w:pPr>
-              <w:spacing w:line="330" w:lineRule="atLeast"/>
-              <w:jc w:val="center"/>
-              <w:rPr>
-                <w:rFonts w:ascii="Arial" w:eastAsia="Times New Roman" w:hAnsi="Arial" w:cs="Arial"/>
-                <w:color w:val="000000" w:themeColor="text1"/>
-                <w:sz w:val="24"/>
-                <w:szCs w:val="24"/>
-                <w:lang w:eastAsia="it-IT"/>
-              </w:rPr>
-            </w:pPr>
-          </w:p>
-          <w:p>
-            <w:pPr>
-              <w:spacing w:line="330" w:lineRule="atLeast"/>
-              <w:jc w:val="center"/>
-              <w:rPr>
-                <w:rFonts w:ascii="Arial" w:eastAsia="Times New Roman" w:hAnsi="Arial" w:cs="Arial"/>
-                <w:color w:val="000000" w:themeColor="text1"/>
-                <w:sz w:val="24"/>
-                <w:szCs w:val="24"/>
-                <w:lang w:eastAsia="it-IT"/>
-              </w:rPr>
-            </w:pPr>
-            <w:r>
-              <w:rPr>
-                <w:rFonts w:ascii="Arial" w:eastAsia="Times New Roman" w:hAnsi="Arial" w:cs="Arial"/>
-                <w:color w:val="000000" w:themeColor="text1"/>
-                <w:sz w:val="24"/>
-                <w:szCs w:val="24"/>
-                <w:lang w:eastAsia="it-IT"/>
-              </w:rPr>
-              <w:t>COMANDO NON DOCUMENTATO</w:t>
-            </w:r>
-          </w:p>
-        </w:tc>
-      </w:tr>
-      <w:tr>
-        <w:tc>
-          <w:tcPr>
-            <w:tcW w:w="1324" w:type="dxa"/>
-            <w:vAlign w:val="center"/>
-          </w:tcPr>
-          <w:p>
-            <w:pPr>
-              <w:spacing w:line="330" w:lineRule="atLeast"/>
-              <w:jc w:val="center"/>
-              <w:rPr>
-                <w:rFonts w:ascii="Arial" w:eastAsia="Times New Roman" w:hAnsi="Arial" w:cs="Arial"/>
-                <w:b/>
-                <w:bCs/>
-                <w:color w:val="000000" w:themeColor="text1"/>
-                <w:sz w:val="32"/>
-                <w:szCs w:val="32"/>
-                <w:lang w:eastAsia="it-IT"/>
-              </w:rPr>
-            </w:pPr>
-            <w:r>
-              <w:rPr>
-                <w:rFonts w:ascii="Arial" w:eastAsia="Times New Roman" w:hAnsi="Arial" w:cs="Arial"/>
-                <w:b/>
-                <w:bCs/>
-                <w:color w:val="000000" w:themeColor="text1"/>
-                <w:sz w:val="32"/>
-                <w:szCs w:val="32"/>
-                <w:lang w:eastAsia="it-IT"/>
-              </w:rPr>
-              <w:t>S</w:t>
-            </w:r>
-          </w:p>
-        </w:tc>
-        <w:tc>
-          <w:tcPr>
-            <w:tcW w:w="1365" w:type="dxa"/>
-            <w:vAlign w:val="center"/>
-          </w:tcPr>
-          <w:p>
-            <w:pPr>
-              <w:spacing w:line="330" w:lineRule="atLeast"/>
-              <w:jc w:val="center"/>
-              <w:rPr>
-                <w:rFonts w:ascii="Arial" w:eastAsia="Times New Roman" w:hAnsi="Arial" w:cs="Arial"/>
-                <w:b/>
-                <w:bCs/>
-                <w:color w:val="000000" w:themeColor="text1"/>
-                <w:sz w:val="24"/>
-                <w:szCs w:val="24"/>
-                <w:lang w:eastAsia="it-IT"/>
-              </w:rPr>
-            </w:pPr>
-            <w:r>
-              <w:rPr>
-                <w:rFonts w:ascii="Arial" w:eastAsia="Times New Roman" w:hAnsi="Arial" w:cs="Arial"/>
-                <w:b/>
-                <w:bCs/>
-                <w:color w:val="000000" w:themeColor="text1"/>
-                <w:sz w:val="24"/>
-                <w:szCs w:val="24"/>
-                <w:lang w:eastAsia="it-IT"/>
-              </w:rPr>
-              <w:t>x</w:t>
-            </w:r>
-          </w:p>
-        </w:tc>
-        <w:tc>
-          <w:tcPr>
-            <w:tcW w:w="1559" w:type="dxa"/>
-            <w:vAlign w:val="center"/>
-          </w:tcPr>
-          <w:p>
-            <w:pPr>
-              <w:spacing w:line="330" w:lineRule="atLeast"/>
-              <w:jc w:val="center"/>
-              <w:rPr>
-                <w:rFonts w:ascii="Arial" w:eastAsia="Times New Roman" w:hAnsi="Arial" w:cs="Arial"/>
-                <w:b/>
-                <w:bCs/>
-                <w:color w:val="000000" w:themeColor="text1"/>
-                <w:sz w:val="24"/>
-                <w:szCs w:val="24"/>
-                <w:lang w:eastAsia="it-IT"/>
-              </w:rPr>
-            </w:pPr>
-            <w:r>
-              <w:rPr>
-                <w:rFonts w:ascii="Arial" w:eastAsia="Times New Roman" w:hAnsi="Arial" w:cs="Arial"/>
-                <w:b/>
-                <w:bCs/>
-                <w:color w:val="000000" w:themeColor="text1"/>
-                <w:sz w:val="24"/>
-                <w:szCs w:val="24"/>
-                <w:lang w:eastAsia="it-IT"/>
-              </w:rPr>
-              <w:t>x</w:t>
-            </w:r>
-          </w:p>
-        </w:tc>
-        <w:tc>
-          <w:tcPr>
-            <w:tcW w:w="1276" w:type="dxa"/>
-            <w:vAlign w:val="center"/>
-          </w:tcPr>
-          <w:p>
-            <w:pPr>
-              <w:spacing w:line="330" w:lineRule="atLeast"/>
-              <w:jc w:val="center"/>
-              <w:rPr>
-                <w:rFonts w:ascii="Arial" w:eastAsia="Times New Roman" w:hAnsi="Arial" w:cs="Arial"/>
-                <w:b/>
-                <w:bCs/>
-                <w:color w:val="000000" w:themeColor="text1"/>
-                <w:sz w:val="24"/>
-                <w:szCs w:val="24"/>
-                <w:lang w:eastAsia="it-IT"/>
-              </w:rPr>
-            </w:pPr>
-          </w:p>
-        </w:tc>
-        <w:tc>
-          <w:tcPr>
-            <w:tcW w:w="4104" w:type="dxa"/>
-            <w:vAlign w:val="center"/>
-          </w:tcPr>
-          <w:p>
-            <w:pPr>
-              <w:spacing w:line="330" w:lineRule="atLeast"/>
-              <w:jc w:val="center"/>
-              <w:rPr>
-                <w:rFonts w:ascii="Arial" w:eastAsia="Times New Roman" w:hAnsi="Arial" w:cs="Arial"/>
-                <w:b/>
-                <w:bCs/>
-                <w:color w:val="000000" w:themeColor="text1"/>
-                <w:sz w:val="24"/>
-                <w:szCs w:val="24"/>
-                <w:lang w:eastAsia="it-IT"/>
-              </w:rPr>
             </w:pPr>
             <w:r>
               <w:rPr>
@@ -3526,7 +3470,6 @@
         </w:rPr>
       </w:pPr>
       <w:hyperlink r:id="rId6" w:history="1">
-        <w:proofErr w:type="gramStart"/>
         <w:r>
           <w:rPr>
             <w:rFonts w:ascii="Segoe UI" w:eastAsia="Times New Roman" w:hAnsi="Segoe UI" w:cs="Segoe UI"/>
@@ -3537,20 +3480,7 @@
             <w:bdr w:val="single" w:sz="4" w:space="1" w:color="auto" w:frame="1"/>
             <w:lang w:eastAsia="it-IT"/>
           </w:rPr>
-          <w:t>setup(</w:t>
-        </w:r>
-        <w:proofErr w:type="gramEnd"/>
-        <w:r>
-          <w:rPr>
-            <w:rFonts w:ascii="Segoe UI" w:eastAsia="Times New Roman" w:hAnsi="Segoe UI" w:cs="Segoe UI"/>
-            <w:color w:val="000000" w:themeColor="text1"/>
-            <w:sz w:val="18"/>
-            <w:szCs w:val="18"/>
-            <w:u w:val="single"/>
-            <w:bdr w:val="single" w:sz="4" w:space="1" w:color="auto" w:frame="1"/>
-            <w:lang w:eastAsia="it-IT"/>
-          </w:rPr>
-          <w:t>)</w:t>
+          <w:t>setup()</w:t>
         </w:r>
       </w:hyperlink>
     </w:p>
@@ -3606,7 +3536,6 @@
         <w:t>chiama </w:t>
       </w:r>
       <w:hyperlink r:id="rId7" w:history="1">
-        <w:proofErr w:type="gramStart"/>
         <w:r>
           <w:rPr>
             <w:rFonts w:ascii="Segoe UI" w:eastAsia="Times New Roman" w:hAnsi="Segoe UI" w:cs="Segoe UI"/>
@@ -3616,19 +3545,7 @@
             <w:bdr w:val="single" w:sz="4" w:space="1" w:color="auto" w:frame="1"/>
             <w:lang w:eastAsia="it-IT"/>
           </w:rPr>
-          <w:t>initgsm(</w:t>
-        </w:r>
-        <w:proofErr w:type="gramEnd"/>
-        <w:r>
-          <w:rPr>
-            <w:rFonts w:ascii="Segoe UI" w:eastAsia="Times New Roman" w:hAnsi="Segoe UI" w:cs="Segoe UI"/>
-            <w:color w:val="000000" w:themeColor="text1"/>
-            <w:sz w:val="18"/>
-            <w:szCs w:val="18"/>
-            <w:bdr w:val="single" w:sz="4" w:space="1" w:color="auto" w:frame="1"/>
-            <w:lang w:eastAsia="it-IT"/>
-          </w:rPr>
-          <w:t>)</w:t>
+          <w:t>initgsm()</w:t>
         </w:r>
       </w:hyperlink>
     </w:p>
@@ -3726,7 +3643,6 @@
         </w:rPr>
       </w:pPr>
       <w:hyperlink r:id="rId10" w:history="1">
-        <w:proofErr w:type="gramStart"/>
         <w:r>
           <w:rPr>
             <w:rFonts w:ascii="Segoe UI" w:eastAsia="Times New Roman" w:hAnsi="Segoe UI" w:cs="Segoe UI"/>
@@ -3737,20 +3653,7 @@
             <w:bdr w:val="single" w:sz="4" w:space="1" w:color="auto" w:frame="1"/>
             <w:lang w:eastAsia="it-IT"/>
           </w:rPr>
-          <w:t>loop(</w:t>
-        </w:r>
-        <w:proofErr w:type="gramEnd"/>
-        <w:r>
-          <w:rPr>
-            <w:rFonts w:ascii="Segoe UI" w:eastAsia="Times New Roman" w:hAnsi="Segoe UI" w:cs="Segoe UI"/>
-            <w:color w:val="000000" w:themeColor="text1"/>
-            <w:sz w:val="18"/>
-            <w:szCs w:val="18"/>
-            <w:u w:val="single"/>
-            <w:bdr w:val="single" w:sz="4" w:space="1" w:color="auto" w:frame="1"/>
-            <w:lang w:eastAsia="it-IT"/>
-          </w:rPr>
-          <w:t>)</w:t>
+          <w:t>loop()</w:t>
         </w:r>
       </w:hyperlink>
     </w:p>
@@ -5458,22 +5361,7 @@
           <w:szCs w:val="24"/>
           <w:lang w:eastAsia="it-IT"/>
         </w:rPr>
-        <w:t>M+</w:t>
-      </w:r>
-      <w:proofErr w:type="gramStart"/>
-      <w:r>
-        <w:rPr>
-          <w:rFonts w:ascii="Arial" w:eastAsia="Times New Roman" w:hAnsi="Arial" w:cs="Arial"/>
-          <w:b/>
-          <w:bCs/>
-          <w:i/>
-          <w:iCs/>
-          <w:color w:val="000000" w:themeColor="text1"/>
-          <w:sz w:val="24"/>
-          <w:szCs w:val="24"/>
-          <w:lang w:eastAsia="it-IT"/>
-        </w:rPr>
-        <w:t>393334188263</w:t>
+        <w:t>M+393334188263</w:t>
       </w:r>
       <w:r>
         <w:rPr>
@@ -5494,19 +5382,7 @@
           <w:szCs w:val="24"/>
           <w:lang w:eastAsia="it-IT"/>
         </w:rPr>
-        <w:t xml:space="preserve"> -</w:t>
-      </w:r>
-      <w:proofErr w:type="gramEnd"/>
-      <w:r>
-        <w:rPr>
-          <w:rFonts w:ascii="Arial" w:eastAsia="Times New Roman" w:hAnsi="Arial" w:cs="Arial"/>
-          <w:b/>
-          <w:bCs/>
-          <w:sz w:val="24"/>
-          <w:szCs w:val="24"/>
-          <w:lang w:eastAsia="it-IT"/>
-        </w:rPr>
-        <w:t xml:space="preserve"> </w:t>
+        <w:t xml:space="preserve"> - </w:t>
       </w:r>
       <w:r>
         <w:rPr>
@@ -5735,9 +5611,237 @@
           <w:szCs w:val="24"/>
           <w:lang w:eastAsia="it-IT"/>
         </w:rPr>
-        <w:t>M+</w:t>
-      </w:r>
-      <w:proofErr w:type="gramStart"/>
+        <w:t>M+393334188263</w:t>
+      </w:r>
+      <w:r>
+        <w:rPr>
+          <w:rFonts w:ascii="Arial" w:eastAsia="Times New Roman" w:hAnsi="Arial" w:cs="Arial"/>
+          <w:color w:val="000000" w:themeColor="text1"/>
+          <w:sz w:val="24"/>
+          <w:szCs w:val="24"/>
+          <w:lang w:eastAsia="it-IT"/>
+        </w:rPr>
+        <w:t xml:space="preserve"> </w:t>
+      </w:r>
+      <w:r>
+        <w:rPr>
+          <w:rFonts w:ascii="Arial" w:eastAsia="Times New Roman" w:hAnsi="Arial" w:cs="Arial"/>
+          <w:b/>
+          <w:bCs/>
+          <w:sz w:val="24"/>
+          <w:szCs w:val="24"/>
+          <w:lang w:eastAsia="it-IT"/>
+        </w:rPr>
+        <w:t xml:space="preserve"> - </w:t>
+      </w:r>
+      <w:r>
+        <w:rPr>
+          <w:rFonts w:ascii="Arial" w:eastAsia="Times New Roman" w:hAnsi="Arial" w:cs="Arial"/>
+          <w:b/>
+          <w:bCs/>
+          <w:sz w:val="24"/>
+          <w:szCs w:val="24"/>
+          <w:u w:val="single"/>
+          <w:lang w:eastAsia="it-IT"/>
+        </w:rPr>
+        <w:t>Imposta il numero Master</w:t>
+      </w:r>
+      <w:r>
+        <w:rPr>
+          <w:rFonts w:ascii="Arial" w:eastAsia="Times New Roman" w:hAnsi="Arial" w:cs="Arial"/>
+          <w:b/>
+          <w:bCs/>
+          <w:sz w:val="24"/>
+          <w:szCs w:val="24"/>
+          <w:lang w:eastAsia="it-IT"/>
+        </w:rPr>
+        <w:t xml:space="preserve"> </w:t>
+      </w:r>
+    </w:p>
+    <w:p>
+      <w:pPr>
+        <w:spacing w:after="0" w:line="330" w:lineRule="atLeast"/>
+        <w:rPr>
+          <w:rFonts w:ascii="Arial" w:eastAsia="Times New Roman" w:hAnsi="Arial" w:cs="Arial"/>
+          <w:sz w:val="24"/>
+          <w:szCs w:val="24"/>
+          <w:lang w:eastAsia="it-IT"/>
+        </w:rPr>
+      </w:pPr>
+      <w:r>
+        <w:rPr>
+          <w:rFonts w:ascii="Arial" w:eastAsia="Times New Roman" w:hAnsi="Arial" w:cs="Arial"/>
+          <w:b/>
+          <w:bCs/>
+          <w:sz w:val="24"/>
+          <w:szCs w:val="24"/>
+          <w:lang w:eastAsia="it-IT"/>
+        </w:rPr>
+        <w:tab/>
+      </w:r>
+      <w:r>
+        <w:rPr>
+          <w:rFonts w:ascii="Arial" w:eastAsia="Times New Roman" w:hAnsi="Arial" w:cs="Arial"/>
+          <w:sz w:val="24"/>
+          <w:szCs w:val="24"/>
+          <w:lang w:eastAsia="it-IT"/>
+        </w:rPr>
+        <w:t>Inserisce</w:t>
+      </w:r>
+      <w:r>
+        <w:rPr>
+          <w:rFonts w:ascii="Arial" w:eastAsia="Times New Roman" w:hAnsi="Arial" w:cs="Arial"/>
+          <w:sz w:val="24"/>
+          <w:szCs w:val="24"/>
+          <w:lang w:eastAsia="it-IT"/>
+        </w:rPr>
+        <w:t xml:space="preserve"> solo il MASTER</w:t>
+      </w:r>
+    </w:p>
+    <w:p>
+      <w:pPr>
+        <w:spacing w:after="0" w:line="330" w:lineRule="atLeast"/>
+        <w:rPr>
+          <w:rFonts w:ascii="Arial" w:eastAsia="Times New Roman" w:hAnsi="Arial" w:cs="Arial"/>
+          <w:b/>
+          <w:bCs/>
+          <w:sz w:val="24"/>
+          <w:szCs w:val="24"/>
+          <w:lang w:eastAsia="it-IT"/>
+        </w:rPr>
+      </w:pPr>
+      <w:r>
+        <w:rPr>
+          <w:rFonts w:ascii="Arial" w:eastAsia="Times New Roman" w:hAnsi="Arial" w:cs="Arial"/>
+          <w:b/>
+          <w:bCs/>
+          <w:sz w:val="24"/>
+          <w:szCs w:val="24"/>
+          <w:lang w:eastAsia="it-IT"/>
+        </w:rPr>
+        <w:t>2.1</w:t>
+      </w:r>
+      <w:r>
+        <w:rPr>
+          <w:rFonts w:ascii="Arial" w:eastAsia="Times New Roman" w:hAnsi="Arial" w:cs="Arial"/>
+          <w:b/>
+          <w:bCs/>
+          <w:sz w:val="24"/>
+          <w:szCs w:val="24"/>
+          <w:lang w:eastAsia="it-IT"/>
+        </w:rPr>
+        <w:tab/>
+      </w:r>
+      <w:r>
+        <w:rPr>
+          <w:rFonts w:ascii="Arial" w:eastAsia="Times New Roman" w:hAnsi="Arial" w:cs="Arial"/>
+          <w:b/>
+          <w:bCs/>
+          <w:sz w:val="24"/>
+          <w:szCs w:val="24"/>
+          <w:lang w:eastAsia="it-IT"/>
+        </w:rPr>
+        <w:t xml:space="preserve">Comando </w:t>
+      </w:r>
+      <w:r>
+        <w:rPr>
+          <w:rFonts w:ascii="Arial" w:eastAsia="Times New Roman" w:hAnsi="Arial" w:cs="Arial"/>
+          <w:b/>
+          <w:bCs/>
+          <w:sz w:val="24"/>
+          <w:szCs w:val="24"/>
+          <w:lang w:eastAsia="it-IT"/>
+        </w:rPr>
+        <w:t xml:space="preserve">N - </w:t>
+      </w:r>
+      <w:r>
+        <w:rPr>
+          <w:rFonts w:ascii="Arial" w:eastAsia="Times New Roman" w:hAnsi="Arial" w:cs="Arial"/>
+          <w:b/>
+          <w:bCs/>
+          <w:sz w:val="24"/>
+          <w:szCs w:val="24"/>
+          <w:lang w:eastAsia="it-IT"/>
+        </w:rPr>
+        <w:t>Ritorna i numeri autorizzati</w:t>
+      </w:r>
+    </w:p>
+    <w:p>
+      <w:pPr>
+        <w:spacing w:after="0" w:line="330" w:lineRule="atLeast"/>
+        <w:rPr>
+          <w:rFonts w:ascii="Arial" w:eastAsia="Times New Roman" w:hAnsi="Arial" w:cs="Arial"/>
+          <w:sz w:val="24"/>
+          <w:szCs w:val="24"/>
+          <w:lang w:eastAsia="it-IT"/>
+        </w:rPr>
+      </w:pPr>
+      <w:r>
+        <w:rPr>
+          <w:rFonts w:ascii="Arial" w:eastAsia="Times New Roman" w:hAnsi="Arial" w:cs="Arial"/>
+          <w:b/>
+          <w:bCs/>
+          <w:sz w:val="24"/>
+          <w:szCs w:val="24"/>
+          <w:lang w:eastAsia="it-IT"/>
+        </w:rPr>
+        <w:tab/>
+      </w:r>
+      <w:r>
+        <w:rPr>
+          <w:rFonts w:ascii="Arial" w:eastAsia="Times New Roman" w:hAnsi="Arial" w:cs="Arial"/>
+          <w:sz w:val="24"/>
+          <w:szCs w:val="24"/>
+          <w:lang w:eastAsia="it-IT"/>
+        </w:rPr>
+        <w:t>Presente solo il MASTER</w:t>
+      </w:r>
+    </w:p>
+    <w:p>
+      <w:pPr>
+        <w:spacing w:after="0" w:line="330" w:lineRule="atLeast"/>
+        <w:rPr>
+          <w:rFonts w:ascii="Arial" w:eastAsia="Times New Roman" w:hAnsi="Arial" w:cs="Arial"/>
+          <w:b/>
+          <w:bCs/>
+          <w:sz w:val="24"/>
+          <w:szCs w:val="24"/>
+          <w:lang w:eastAsia="it-IT"/>
+        </w:rPr>
+      </w:pPr>
+      <w:r>
+        <w:rPr>
+          <w:rFonts w:ascii="Arial" w:eastAsia="Times New Roman" w:hAnsi="Arial" w:cs="Arial"/>
+          <w:b/>
+          <w:bCs/>
+          <w:sz w:val="24"/>
+          <w:szCs w:val="24"/>
+          <w:lang w:eastAsia="it-IT"/>
+        </w:rPr>
+        <w:t>2.2</w:t>
+      </w:r>
+      <w:r>
+        <w:rPr>
+          <w:rFonts w:ascii="Arial" w:eastAsia="Times New Roman" w:hAnsi="Arial" w:cs="Arial"/>
+          <w:b/>
+          <w:bCs/>
+          <w:sz w:val="24"/>
+          <w:szCs w:val="24"/>
+          <w:lang w:eastAsia="it-IT"/>
+        </w:rPr>
+        <w:tab/>
+      </w:r>
+      <w:r>
+        <w:rPr>
+          <w:rFonts w:ascii="Arial" w:eastAsia="Times New Roman" w:hAnsi="Arial" w:cs="Arial"/>
+          <w:b/>
+          <w:bCs/>
+          <w:sz w:val="24"/>
+          <w:szCs w:val="24"/>
+          <w:lang w:eastAsia="it-IT"/>
+        </w:rPr>
+        <w:t xml:space="preserve">Comando </w:t>
+      </w:r>
       <w:r>
         <w:rPr>
           <w:rFonts w:ascii="Arial" w:eastAsia="Times New Roman" w:hAnsi="Arial" w:cs="Arial"/>
@@ -5750,248 +5854,7 @@
           <w:szCs w:val="24"/>
           <w:lang w:eastAsia="it-IT"/>
         </w:rPr>
-        <w:t>393334188263</w:t>
-      </w:r>
-      <w:r>
-        <w:rPr>
-          <w:rFonts w:ascii="Arial" w:eastAsia="Times New Roman" w:hAnsi="Arial" w:cs="Arial"/>
-          <w:color w:val="000000" w:themeColor="text1"/>
-          <w:sz w:val="24"/>
-          <w:szCs w:val="24"/>
-          <w:lang w:eastAsia="it-IT"/>
-        </w:rPr>
-        <w:t xml:space="preserve"> </w:t>
-      </w:r>
-      <w:r>
-        <w:rPr>
-          <w:rFonts w:ascii="Arial" w:eastAsia="Times New Roman" w:hAnsi="Arial" w:cs="Arial"/>
-          <w:b/>
-          <w:bCs/>
-          <w:sz w:val="24"/>
-          <w:szCs w:val="24"/>
-          <w:lang w:eastAsia="it-IT"/>
-        </w:rPr>
-        <w:t xml:space="preserve"> -</w:t>
-      </w:r>
-      <w:proofErr w:type="gramEnd"/>
-      <w:r>
-        <w:rPr>
-          <w:rFonts w:ascii="Arial" w:eastAsia="Times New Roman" w:hAnsi="Arial" w:cs="Arial"/>
-          <w:b/>
-          <w:bCs/>
-          <w:sz w:val="24"/>
-          <w:szCs w:val="24"/>
-          <w:lang w:eastAsia="it-IT"/>
-        </w:rPr>
-        <w:t xml:space="preserve"> </w:t>
-      </w:r>
-      <w:r>
-        <w:rPr>
-          <w:rFonts w:ascii="Arial" w:eastAsia="Times New Roman" w:hAnsi="Arial" w:cs="Arial"/>
-          <w:b/>
-          <w:bCs/>
-          <w:sz w:val="24"/>
-          <w:szCs w:val="24"/>
-          <w:u w:val="single"/>
-          <w:lang w:eastAsia="it-IT"/>
-        </w:rPr>
-        <w:t>Imposta il numero Master</w:t>
-      </w:r>
-      <w:r>
-        <w:rPr>
-          <w:rFonts w:ascii="Arial" w:eastAsia="Times New Roman" w:hAnsi="Arial" w:cs="Arial"/>
-          <w:b/>
-          <w:bCs/>
-          <w:sz w:val="24"/>
-          <w:szCs w:val="24"/>
-          <w:lang w:eastAsia="it-IT"/>
-        </w:rPr>
-        <w:t xml:space="preserve"> </w:t>
-      </w:r>
-    </w:p>
-    <w:p>
-      <w:pPr>
-        <w:spacing w:after="0" w:line="330" w:lineRule="atLeast"/>
-        <w:rPr>
-          <w:rFonts w:ascii="Arial" w:eastAsia="Times New Roman" w:hAnsi="Arial" w:cs="Arial"/>
-          <w:sz w:val="24"/>
-          <w:szCs w:val="24"/>
-          <w:lang w:eastAsia="it-IT"/>
-        </w:rPr>
-      </w:pPr>
-      <w:r>
-        <w:rPr>
-          <w:rFonts w:ascii="Arial" w:eastAsia="Times New Roman" w:hAnsi="Arial" w:cs="Arial"/>
-          <w:b/>
-          <w:bCs/>
-          <w:sz w:val="24"/>
-          <w:szCs w:val="24"/>
-          <w:lang w:eastAsia="it-IT"/>
-        </w:rPr>
-        <w:tab/>
-      </w:r>
-      <w:r>
-        <w:rPr>
-          <w:rFonts w:ascii="Arial" w:eastAsia="Times New Roman" w:hAnsi="Arial" w:cs="Arial"/>
-          <w:sz w:val="24"/>
-          <w:szCs w:val="24"/>
-          <w:lang w:eastAsia="it-IT"/>
-        </w:rPr>
-        <w:t>Inserisce</w:t>
-      </w:r>
-      <w:r>
-        <w:rPr>
-          <w:rFonts w:ascii="Arial" w:eastAsia="Times New Roman" w:hAnsi="Arial" w:cs="Arial"/>
-          <w:sz w:val="24"/>
-          <w:szCs w:val="24"/>
-          <w:lang w:eastAsia="it-IT"/>
-        </w:rPr>
-        <w:t xml:space="preserve"> solo il MASTER</w:t>
-      </w:r>
-    </w:p>
-    <w:p>
-      <w:pPr>
-        <w:spacing w:after="0" w:line="330" w:lineRule="atLeast"/>
-        <w:rPr>
-          <w:rFonts w:ascii="Arial" w:eastAsia="Times New Roman" w:hAnsi="Arial" w:cs="Arial"/>
-          <w:b/>
-          <w:bCs/>
-          <w:sz w:val="24"/>
-          <w:szCs w:val="24"/>
-          <w:lang w:eastAsia="it-IT"/>
-        </w:rPr>
-      </w:pPr>
-      <w:r>
-        <w:rPr>
-          <w:rFonts w:ascii="Arial" w:eastAsia="Times New Roman" w:hAnsi="Arial" w:cs="Arial"/>
-          <w:b/>
-          <w:bCs/>
-          <w:sz w:val="24"/>
-          <w:szCs w:val="24"/>
-          <w:lang w:eastAsia="it-IT"/>
-        </w:rPr>
-        <w:t>2.1</w:t>
-      </w:r>
-      <w:r>
-        <w:rPr>
-          <w:rFonts w:ascii="Arial" w:eastAsia="Times New Roman" w:hAnsi="Arial" w:cs="Arial"/>
-          <w:b/>
-          <w:bCs/>
-          <w:sz w:val="24"/>
-          <w:szCs w:val="24"/>
-          <w:lang w:eastAsia="it-IT"/>
-        </w:rPr>
-        <w:tab/>
-      </w:r>
-      <w:r>
-        <w:rPr>
-          <w:rFonts w:ascii="Arial" w:eastAsia="Times New Roman" w:hAnsi="Arial" w:cs="Arial"/>
-          <w:b/>
-          <w:bCs/>
-          <w:sz w:val="24"/>
-          <w:szCs w:val="24"/>
-          <w:lang w:eastAsia="it-IT"/>
-        </w:rPr>
-        <w:t xml:space="preserve">Comando </w:t>
-      </w:r>
-      <w:r>
-        <w:rPr>
-          <w:rFonts w:ascii="Arial" w:eastAsia="Times New Roman" w:hAnsi="Arial" w:cs="Arial"/>
-          <w:b/>
-          <w:bCs/>
-          <w:sz w:val="24"/>
-          <w:szCs w:val="24"/>
-          <w:lang w:eastAsia="it-IT"/>
-        </w:rPr>
-        <w:t xml:space="preserve">N - </w:t>
-      </w:r>
-      <w:r>
-        <w:rPr>
-          <w:rFonts w:ascii="Arial" w:eastAsia="Times New Roman" w:hAnsi="Arial" w:cs="Arial"/>
-          <w:b/>
-          <w:bCs/>
-          <w:sz w:val="24"/>
-          <w:szCs w:val="24"/>
-          <w:lang w:eastAsia="it-IT"/>
-        </w:rPr>
-        <w:t>Ritorna i numeri autorizzati</w:t>
-      </w:r>
-    </w:p>
-    <w:p>
-      <w:pPr>
-        <w:spacing w:after="0" w:line="330" w:lineRule="atLeast"/>
-        <w:rPr>
-          <w:rFonts w:ascii="Arial" w:eastAsia="Times New Roman" w:hAnsi="Arial" w:cs="Arial"/>
-          <w:sz w:val="24"/>
-          <w:szCs w:val="24"/>
-          <w:lang w:eastAsia="it-IT"/>
-        </w:rPr>
-      </w:pPr>
-      <w:r>
-        <w:rPr>
-          <w:rFonts w:ascii="Arial" w:eastAsia="Times New Roman" w:hAnsi="Arial" w:cs="Arial"/>
-          <w:b/>
-          <w:bCs/>
-          <w:sz w:val="24"/>
-          <w:szCs w:val="24"/>
-          <w:lang w:eastAsia="it-IT"/>
-        </w:rPr>
-        <w:tab/>
-      </w:r>
-      <w:r>
-        <w:rPr>
-          <w:rFonts w:ascii="Arial" w:eastAsia="Times New Roman" w:hAnsi="Arial" w:cs="Arial"/>
-          <w:sz w:val="24"/>
-          <w:szCs w:val="24"/>
-          <w:lang w:eastAsia="it-IT"/>
-        </w:rPr>
-        <w:t>Presente solo il MASTER</w:t>
-      </w:r>
-    </w:p>
-    <w:p>
-      <w:pPr>
-        <w:spacing w:after="0" w:line="330" w:lineRule="atLeast"/>
-        <w:rPr>
-          <w:rFonts w:ascii="Arial" w:eastAsia="Times New Roman" w:hAnsi="Arial" w:cs="Arial"/>
-          <w:b/>
-          <w:bCs/>
-          <w:sz w:val="24"/>
-          <w:szCs w:val="24"/>
-          <w:lang w:eastAsia="it-IT"/>
-        </w:rPr>
-      </w:pPr>
-      <w:r>
-        <w:rPr>
-          <w:rFonts w:ascii="Arial" w:eastAsia="Times New Roman" w:hAnsi="Arial" w:cs="Arial"/>
-          <w:b/>
-          <w:bCs/>
-          <w:sz w:val="24"/>
-          <w:szCs w:val="24"/>
-          <w:lang w:eastAsia="it-IT"/>
-        </w:rPr>
-        <w:t>2.2</w:t>
-      </w:r>
-      <w:r>
-        <w:rPr>
-          <w:rFonts w:ascii="Arial" w:eastAsia="Times New Roman" w:hAnsi="Arial" w:cs="Arial"/>
-          <w:b/>
-          <w:bCs/>
-          <w:sz w:val="24"/>
-          <w:szCs w:val="24"/>
-          <w:lang w:eastAsia="it-IT"/>
-        </w:rPr>
-        <w:tab/>
-      </w:r>
-      <w:r>
-        <w:rPr>
-          <w:rFonts w:ascii="Arial" w:eastAsia="Times New Roman" w:hAnsi="Arial" w:cs="Arial"/>
-          <w:b/>
-          <w:bCs/>
-          <w:sz w:val="24"/>
-          <w:szCs w:val="24"/>
-          <w:lang w:eastAsia="it-IT"/>
-        </w:rPr>
-        <w:t xml:space="preserve">Comando </w:t>
+        <w:t>A1</w:t>
       </w:r>
       <w:r>
         <w:rPr>
@@ -6005,7 +5868,259 @@
           <w:szCs w:val="24"/>
           <w:lang w:eastAsia="it-IT"/>
         </w:rPr>
-        <w:t>A1</w:t>
+        <w:t>+393334188263</w:t>
+      </w:r>
+      <w:r>
+        <w:rPr>
+          <w:rFonts w:ascii="Arial" w:eastAsia="Times New Roman" w:hAnsi="Arial" w:cs="Arial"/>
+          <w:color w:val="000000" w:themeColor="text1"/>
+          <w:sz w:val="24"/>
+          <w:szCs w:val="24"/>
+          <w:lang w:eastAsia="it-IT"/>
+        </w:rPr>
+        <w:t xml:space="preserve"> </w:t>
+      </w:r>
+      <w:r>
+        <w:rPr>
+          <w:rFonts w:ascii="Arial" w:eastAsia="Times New Roman" w:hAnsi="Arial" w:cs="Arial"/>
+          <w:b/>
+          <w:bCs/>
+          <w:sz w:val="24"/>
+          <w:szCs w:val="24"/>
+          <w:lang w:eastAsia="it-IT"/>
+        </w:rPr>
+        <w:t xml:space="preserve"> - </w:t>
+      </w:r>
+      <w:r>
+        <w:rPr>
+          <w:rFonts w:ascii="Arial" w:eastAsia="Times New Roman" w:hAnsi="Arial" w:cs="Arial"/>
+          <w:b/>
+          <w:bCs/>
+          <w:sz w:val="24"/>
+          <w:szCs w:val="24"/>
+          <w:u w:val="single"/>
+          <w:lang w:eastAsia="it-IT"/>
+        </w:rPr>
+        <w:t xml:space="preserve">Imposta il </w:t>
+      </w:r>
+      <w:r>
+        <w:rPr>
+          <w:rFonts w:ascii="Arial" w:eastAsia="Times New Roman" w:hAnsi="Arial" w:cs="Arial"/>
+          <w:b/>
+          <w:bCs/>
+          <w:sz w:val="24"/>
+          <w:szCs w:val="24"/>
+          <w:u w:val="single"/>
+          <w:lang w:eastAsia="it-IT"/>
+        </w:rPr>
+        <w:t>primo numero Ausiliario</w:t>
+      </w:r>
+      <w:r>
+        <w:rPr>
+          <w:rFonts w:ascii="Arial" w:eastAsia="Times New Roman" w:hAnsi="Arial" w:cs="Arial"/>
+          <w:b/>
+          <w:bCs/>
+          <w:sz w:val="24"/>
+          <w:szCs w:val="24"/>
+          <w:lang w:eastAsia="it-IT"/>
+        </w:rPr>
+        <w:t xml:space="preserve"> </w:t>
+      </w:r>
+    </w:p>
+    <w:p>
+      <w:pPr>
+        <w:spacing w:after="0" w:line="330" w:lineRule="atLeast"/>
+        <w:rPr>
+          <w:rFonts w:ascii="Arial" w:eastAsia="Times New Roman" w:hAnsi="Arial" w:cs="Arial"/>
+          <w:sz w:val="24"/>
+          <w:szCs w:val="24"/>
+          <w:lang w:eastAsia="it-IT"/>
+        </w:rPr>
+      </w:pPr>
+      <w:r>
+        <w:rPr>
+          <w:rFonts w:ascii="Arial" w:eastAsia="Times New Roman" w:hAnsi="Arial" w:cs="Arial"/>
+          <w:b/>
+          <w:bCs/>
+          <w:sz w:val="24"/>
+          <w:szCs w:val="24"/>
+          <w:lang w:eastAsia="it-IT"/>
+        </w:rPr>
+        <w:tab/>
+      </w:r>
+      <w:r>
+        <w:rPr>
+          <w:rFonts w:ascii="Arial" w:eastAsia="Times New Roman" w:hAnsi="Arial" w:cs="Arial"/>
+          <w:sz w:val="24"/>
+          <w:szCs w:val="24"/>
+          <w:lang w:eastAsia="it-IT"/>
+        </w:rPr>
+        <w:t>Inserisce l’Ausiliario 1</w:t>
+      </w:r>
+    </w:p>
+    <w:p>
+      <w:pPr>
+        <w:spacing w:after="0" w:line="330" w:lineRule="atLeast"/>
+        <w:rPr>
+          <w:rFonts w:ascii="Arial" w:eastAsia="Times New Roman" w:hAnsi="Arial" w:cs="Arial"/>
+          <w:b/>
+          <w:bCs/>
+          <w:sz w:val="24"/>
+          <w:szCs w:val="24"/>
+          <w:lang w:eastAsia="it-IT"/>
+        </w:rPr>
+      </w:pPr>
+      <w:r>
+        <w:rPr>
+          <w:rFonts w:ascii="Arial" w:eastAsia="Times New Roman" w:hAnsi="Arial" w:cs="Arial"/>
+          <w:b/>
+          <w:bCs/>
+          <w:sz w:val="24"/>
+          <w:szCs w:val="24"/>
+          <w:lang w:eastAsia="it-IT"/>
+        </w:rPr>
+        <w:t>2.</w:t>
+      </w:r>
+      <w:r>
+        <w:rPr>
+          <w:rFonts w:ascii="Arial" w:eastAsia="Times New Roman" w:hAnsi="Arial" w:cs="Arial"/>
+          <w:b/>
+          <w:bCs/>
+          <w:sz w:val="24"/>
+          <w:szCs w:val="24"/>
+          <w:lang w:eastAsia="it-IT"/>
+        </w:rPr>
+        <w:t>3</w:t>
+      </w:r>
+      <w:r>
+        <w:rPr>
+          <w:rFonts w:ascii="Arial" w:eastAsia="Times New Roman" w:hAnsi="Arial" w:cs="Arial"/>
+          <w:b/>
+          <w:bCs/>
+          <w:sz w:val="24"/>
+          <w:szCs w:val="24"/>
+          <w:lang w:eastAsia="it-IT"/>
+        </w:rPr>
+        <w:tab/>
+      </w:r>
+      <w:r>
+        <w:rPr>
+          <w:rFonts w:ascii="Arial" w:eastAsia="Times New Roman" w:hAnsi="Arial" w:cs="Arial"/>
+          <w:b/>
+          <w:bCs/>
+          <w:sz w:val="24"/>
+          <w:szCs w:val="24"/>
+          <w:lang w:eastAsia="it-IT"/>
+        </w:rPr>
+        <w:t xml:space="preserve">Comando </w:t>
+      </w:r>
+      <w:r>
+        <w:rPr>
+          <w:rFonts w:ascii="Arial" w:eastAsia="Times New Roman" w:hAnsi="Arial" w:cs="Arial"/>
+          <w:b/>
+          <w:bCs/>
+          <w:sz w:val="24"/>
+          <w:szCs w:val="24"/>
+          <w:lang w:eastAsia="it-IT"/>
+        </w:rPr>
+        <w:t xml:space="preserve">N - </w:t>
+      </w:r>
+      <w:r>
+        <w:rPr>
+          <w:rFonts w:ascii="Arial" w:eastAsia="Times New Roman" w:hAnsi="Arial" w:cs="Arial"/>
+          <w:b/>
+          <w:bCs/>
+          <w:sz w:val="24"/>
+          <w:szCs w:val="24"/>
+          <w:lang w:eastAsia="it-IT"/>
+        </w:rPr>
+        <w:t>Ritorna i numeri autorizzati</w:t>
+      </w:r>
+    </w:p>
+    <w:p>
+      <w:pPr>
+        <w:spacing w:after="0" w:line="330" w:lineRule="atLeast"/>
+        <w:rPr>
+          <w:rFonts w:ascii="Arial" w:eastAsia="Times New Roman" w:hAnsi="Arial" w:cs="Arial"/>
+          <w:sz w:val="24"/>
+          <w:szCs w:val="24"/>
+          <w:lang w:eastAsia="it-IT"/>
+        </w:rPr>
+      </w:pPr>
+      <w:r>
+        <w:rPr>
+          <w:rFonts w:ascii="Arial" w:eastAsia="Times New Roman" w:hAnsi="Arial" w:cs="Arial"/>
+          <w:b/>
+          <w:bCs/>
+          <w:sz w:val="24"/>
+          <w:szCs w:val="24"/>
+          <w:lang w:eastAsia="it-IT"/>
+        </w:rPr>
+        <w:tab/>
+      </w:r>
+      <w:r>
+        <w:rPr>
+          <w:rFonts w:ascii="Arial" w:eastAsia="Times New Roman" w:hAnsi="Arial" w:cs="Arial"/>
+          <w:sz w:val="24"/>
+          <w:szCs w:val="24"/>
+          <w:lang w:eastAsia="it-IT"/>
+        </w:rPr>
+        <w:t>Presente il MASTER</w:t>
+      </w:r>
+      <w:r>
+        <w:rPr>
+          <w:rFonts w:ascii="Arial" w:eastAsia="Times New Roman" w:hAnsi="Arial" w:cs="Arial"/>
+          <w:sz w:val="24"/>
+          <w:szCs w:val="24"/>
+          <w:lang w:eastAsia="it-IT"/>
+        </w:rPr>
+        <w:t xml:space="preserve"> e l’Ausiliario 1</w:t>
+      </w:r>
+    </w:p>
+    <w:p>
+      <w:pPr>
+        <w:spacing w:after="0" w:line="330" w:lineRule="atLeast"/>
+        <w:rPr>
+          <w:rFonts w:ascii="Arial" w:eastAsia="Times New Roman" w:hAnsi="Arial" w:cs="Arial"/>
+          <w:b/>
+          <w:bCs/>
+          <w:sz w:val="24"/>
+          <w:szCs w:val="24"/>
+          <w:lang w:eastAsia="it-IT"/>
+        </w:rPr>
+      </w:pPr>
+      <w:r>
+        <w:rPr>
+          <w:rFonts w:ascii="Arial" w:eastAsia="Times New Roman" w:hAnsi="Arial" w:cs="Arial"/>
+          <w:b/>
+          <w:bCs/>
+          <w:sz w:val="24"/>
+          <w:szCs w:val="24"/>
+          <w:lang w:eastAsia="it-IT"/>
+        </w:rPr>
+        <w:t>2.4</w:t>
+      </w:r>
+      <w:r>
+        <w:rPr>
+          <w:rFonts w:ascii="Arial" w:eastAsia="Times New Roman" w:hAnsi="Arial" w:cs="Arial"/>
+          <w:b/>
+          <w:bCs/>
+          <w:sz w:val="24"/>
+          <w:szCs w:val="24"/>
+          <w:lang w:eastAsia="it-IT"/>
+        </w:rPr>
+        <w:tab/>
+      </w:r>
+      <w:r>
+        <w:rPr>
+          <w:rFonts w:ascii="Arial" w:eastAsia="Times New Roman" w:hAnsi="Arial" w:cs="Arial"/>
+          <w:b/>
+          <w:bCs/>
+          <w:sz w:val="24"/>
+          <w:szCs w:val="24"/>
+          <w:lang w:eastAsia="it-IT"/>
+        </w:rPr>
+        <w:t xml:space="preserve">Comando </w:t>
       </w:r>
       <w:r>
         <w:rPr>
@@ -6019,9 +6134,8 @@
           <w:szCs w:val="24"/>
           <w:lang w:eastAsia="it-IT"/>
         </w:rPr>
-        <w:t>+</w:t>
-      </w:r>
-      <w:proofErr w:type="gramStart"/>
+        <w:t>A2</w:t>
+      </w:r>
       <w:r>
         <w:rPr>
           <w:rFonts w:ascii="Arial" w:eastAsia="Times New Roman" w:hAnsi="Arial" w:cs="Arial"/>
@@ -6034,7 +6148,7 @@
           <w:szCs w:val="24"/>
           <w:lang w:eastAsia="it-IT"/>
         </w:rPr>
-        <w:t>393334188263</w:t>
+        <w:t>+393334188263</w:t>
       </w:r>
       <w:r>
         <w:rPr>
@@ -6055,9 +6169,32 @@
           <w:szCs w:val="24"/>
           <w:lang w:eastAsia="it-IT"/>
         </w:rPr>
-        <w:t xml:space="preserve"> -</w:t>
-      </w:r>
-      <w:proofErr w:type="gramEnd"/>
+        <w:t xml:space="preserve"> - </w:t>
+      </w:r>
+      <w:r>
+        <w:rPr>
+          <w:rFonts w:ascii="Arial" w:eastAsia="Times New Roman" w:hAnsi="Arial" w:cs="Arial"/>
+          <w:b/>
+          <w:bCs/>
+          <w:sz w:val="24"/>
+          <w:szCs w:val="24"/>
+          <w:u w:val="single"/>
+          <w:lang w:eastAsia="it-IT"/>
+        </w:rPr>
+        <w:t xml:space="preserve">Imposta il </w:t>
+      </w:r>
+      <w:r>
+        <w:rPr>
+          <w:rFonts w:ascii="Arial" w:eastAsia="Times New Roman" w:hAnsi="Arial" w:cs="Arial"/>
+          <w:b/>
+          <w:bCs/>
+          <w:sz w:val="24"/>
+          <w:szCs w:val="24"/>
+          <w:u w:val="single"/>
+          <w:lang w:eastAsia="it-IT"/>
+        </w:rPr>
+        <w:t>secondo numero Ausiliario</w:t>
+      </w:r>
       <w:r>
         <w:rPr>
           <w:rFonts w:ascii="Arial" w:eastAsia="Times New Roman" w:hAnsi="Arial" w:cs="Arial"/>
@@ -6069,41 +6206,6 @@
         </w:rPr>
         <w:t xml:space="preserve"> </w:t>
       </w:r>
-      <w:r>
-        <w:rPr>
-          <w:rFonts w:ascii="Arial" w:eastAsia="Times New Roman" w:hAnsi="Arial" w:cs="Arial"/>
-          <w:b/>
-          <w:bCs/>
-          <w:sz w:val="24"/>
-          <w:szCs w:val="24"/>
-          <w:u w:val="single"/>
-          <w:lang w:eastAsia="it-IT"/>
-        </w:rPr>
-        <w:t xml:space="preserve">Imposta il </w:t>
-      </w:r>
-      <w:r>
-        <w:rPr>
-          <w:rFonts w:ascii="Arial" w:eastAsia="Times New Roman" w:hAnsi="Arial" w:cs="Arial"/>
-          <w:b/>
-          <w:bCs/>
-          <w:sz w:val="24"/>
-          <w:szCs w:val="24"/>
-          <w:u w:val="single"/>
-          <w:lang w:eastAsia="it-IT"/>
-        </w:rPr>
-        <w:t>primo numero Ausiliario</w:t>
-      </w:r>
-      <w:r>
-        <w:rPr>
-          <w:rFonts w:ascii="Arial" w:eastAsia="Times New Roman" w:hAnsi="Arial" w:cs="Arial"/>
-          <w:b/>
-          <w:bCs/>
-          <w:sz w:val="24"/>
-          <w:szCs w:val="24"/>
-          <w:lang w:eastAsia="it-IT"/>
-        </w:rPr>
-        <w:t xml:space="preserve"> </w:t>
-      </w:r>
     </w:p>
     <w:p>
       <w:pPr>
@@ -6133,7 +6235,16 @@
           <w:szCs w:val="24"/>
           <w:lang w:eastAsia="it-IT"/>
         </w:rPr>
-        <w:t>Inserisce l’Ausiliario 1</w:t>
+        <w:t xml:space="preserve">Inserisce l’Ausiliario </w:t>
+      </w:r>
+      <w:r>
+        <w:rPr>
+          <w:rFonts w:ascii="Arial" w:eastAsia="Times New Roman" w:hAnsi="Arial" w:cs="Arial"/>
+          <w:sz w:val="24"/>
+          <w:szCs w:val="24"/>
+          <w:lang w:eastAsia="it-IT"/>
+        </w:rPr>
+        <w:t>2</w:t>
       </w:r>
     </w:p>
     <w:p>
@@ -6168,7 +6279,7 @@
           <w:szCs w:val="24"/>
           <w:lang w:eastAsia="it-IT"/>
         </w:rPr>
-        <w:t>3</w:t>
+        <w:t>5</w:t>
       </w:r>
       <w:r>
         <w:rPr>
@@ -6252,31 +6363,60 @@
           <w:szCs w:val="24"/>
           <w:lang w:eastAsia="it-IT"/>
         </w:rPr>
-        <w:t xml:space="preserve"> e l’Ausiliario 1</w:t>
-      </w:r>
-    </w:p>
-    <w:p>
-      <w:pPr>
-        <w:spacing w:after="0" w:line="330" w:lineRule="atLeast"/>
-        <w:rPr>
-          <w:rFonts w:ascii="Arial" w:eastAsia="Times New Roman" w:hAnsi="Arial" w:cs="Arial"/>
-          <w:b/>
-          <w:bCs/>
-          <w:sz w:val="24"/>
-          <w:szCs w:val="24"/>
-          <w:lang w:eastAsia="it-IT"/>
-        </w:rPr>
-      </w:pPr>
-      <w:r>
-        <w:rPr>
-          <w:rFonts w:ascii="Arial" w:eastAsia="Times New Roman" w:hAnsi="Arial" w:cs="Arial"/>
-          <w:b/>
-          <w:bCs/>
-          <w:sz w:val="24"/>
-          <w:szCs w:val="24"/>
-          <w:lang w:eastAsia="it-IT"/>
-        </w:rPr>
-        <w:t>2.4</w:t>
+        <w:t xml:space="preserve"> e gl</w:t>
+      </w:r>
+      <w:r>
+        <w:rPr>
+          <w:rFonts w:ascii="Arial" w:eastAsia="Times New Roman" w:hAnsi="Arial" w:cs="Arial"/>
+          <w:sz w:val="24"/>
+          <w:szCs w:val="24"/>
+          <w:lang w:eastAsia="it-IT"/>
+        </w:rPr>
+        <w:t xml:space="preserve">i </w:t>
+      </w:r>
+      <w:r>
+        <w:rPr>
+          <w:rFonts w:ascii="Arial" w:eastAsia="Times New Roman" w:hAnsi="Arial" w:cs="Arial"/>
+          <w:sz w:val="24"/>
+          <w:szCs w:val="24"/>
+          <w:lang w:eastAsia="it-IT"/>
+        </w:rPr>
+        <w:t>Ausiliari 1 e 2</w:t>
+      </w:r>
+    </w:p>
+    <w:p>
+      <w:pPr>
+        <w:spacing w:after="0" w:line="330" w:lineRule="atLeast"/>
+        <w:rPr>
+          <w:rFonts w:ascii="Arial" w:eastAsia="Times New Roman" w:hAnsi="Arial" w:cs="Arial"/>
+          <w:b/>
+          <w:bCs/>
+          <w:sz w:val="24"/>
+          <w:szCs w:val="24"/>
+          <w:lang w:eastAsia="it-IT"/>
+        </w:rPr>
+      </w:pPr>
+      <w:r>
+        <w:rPr>
+          <w:rFonts w:ascii="Arial" w:eastAsia="Times New Roman" w:hAnsi="Arial" w:cs="Arial"/>
+          <w:b/>
+          <w:bCs/>
+          <w:sz w:val="24"/>
+          <w:szCs w:val="24"/>
+          <w:lang w:eastAsia="it-IT"/>
+        </w:rPr>
+        <w:t>2.</w:t>
+      </w:r>
+      <w:r>
+        <w:rPr>
+          <w:rFonts w:ascii="Arial" w:eastAsia="Times New Roman" w:hAnsi="Arial" w:cs="Arial"/>
+          <w:b/>
+          <w:bCs/>
+          <w:sz w:val="24"/>
+          <w:szCs w:val="24"/>
+          <w:lang w:eastAsia="it-IT"/>
+        </w:rPr>
+        <w:t>6</w:t>
       </w:r>
       <w:r>
         <w:rPr>
@@ -6312,7 +6452,7 @@
           <w:szCs w:val="24"/>
           <w:lang w:eastAsia="it-IT"/>
         </w:rPr>
-        <w:t>A2</w:t>
+        <w:t>A3</w:t>
       </w:r>
       <w:r>
         <w:rPr>
@@ -6326,22 +6466,7 @@
           <w:szCs w:val="24"/>
           <w:lang w:eastAsia="it-IT"/>
         </w:rPr>
-        <w:t>+</w:t>
-      </w:r>
-      <w:proofErr w:type="gramStart"/>
-      <w:r>
-        <w:rPr>
-          <w:rFonts w:ascii="Arial" w:eastAsia="Times New Roman" w:hAnsi="Arial" w:cs="Arial"/>
-          <w:b/>
-          <w:bCs/>
-          <w:i/>
-          <w:iCs/>
-          <w:color w:val="000000" w:themeColor="text1"/>
-          <w:sz w:val="24"/>
-          <w:szCs w:val="24"/>
-          <w:lang w:eastAsia="it-IT"/>
-        </w:rPr>
-        <w:t>393334188263</w:t>
+        <w:t>+393334188263</w:t>
       </w:r>
       <w:r>
         <w:rPr>
@@ -6362,364 +6487,7 @@
           <w:szCs w:val="24"/>
           <w:lang w:eastAsia="it-IT"/>
         </w:rPr>
-        <w:t xml:space="preserve"> -</w:t>
-      </w:r>
-      <w:proofErr w:type="gramEnd"/>
-      <w:r>
-        <w:rPr>
-          <w:rFonts w:ascii="Arial" w:eastAsia="Times New Roman" w:hAnsi="Arial" w:cs="Arial"/>
-          <w:b/>
-          <w:bCs/>
-          <w:sz w:val="24"/>
-          <w:szCs w:val="24"/>
-          <w:lang w:eastAsia="it-IT"/>
-        </w:rPr>
-        <w:t xml:space="preserve"> </w:t>
-      </w:r>
-      <w:r>
-        <w:rPr>
-          <w:rFonts w:ascii="Arial" w:eastAsia="Times New Roman" w:hAnsi="Arial" w:cs="Arial"/>
-          <w:b/>
-          <w:bCs/>
-          <w:sz w:val="24"/>
-          <w:szCs w:val="24"/>
-          <w:u w:val="single"/>
-          <w:lang w:eastAsia="it-IT"/>
-        </w:rPr>
-        <w:t xml:space="preserve">Imposta il </w:t>
-      </w:r>
-      <w:r>
-        <w:rPr>
-          <w:rFonts w:ascii="Arial" w:eastAsia="Times New Roman" w:hAnsi="Arial" w:cs="Arial"/>
-          <w:b/>
-          <w:bCs/>
-          <w:sz w:val="24"/>
-          <w:szCs w:val="24"/>
-          <w:u w:val="single"/>
-          <w:lang w:eastAsia="it-IT"/>
-        </w:rPr>
-        <w:t>secondo numero Ausiliario</w:t>
-      </w:r>
-      <w:r>
-        <w:rPr>
-          <w:rFonts w:ascii="Arial" w:eastAsia="Times New Roman" w:hAnsi="Arial" w:cs="Arial"/>
-          <w:b/>
-          <w:bCs/>
-          <w:sz w:val="24"/>
-          <w:szCs w:val="24"/>
-          <w:lang w:eastAsia="it-IT"/>
-        </w:rPr>
-        <w:t xml:space="preserve"> </w:t>
-      </w:r>
-    </w:p>
-    <w:p>
-      <w:pPr>
-        <w:spacing w:after="0" w:line="330" w:lineRule="atLeast"/>
-        <w:rPr>
-          <w:rFonts w:ascii="Arial" w:eastAsia="Times New Roman" w:hAnsi="Arial" w:cs="Arial"/>
-          <w:sz w:val="24"/>
-          <w:szCs w:val="24"/>
-          <w:lang w:eastAsia="it-IT"/>
-        </w:rPr>
-      </w:pPr>
-      <w:r>
-        <w:rPr>
-          <w:rFonts w:ascii="Arial" w:eastAsia="Times New Roman" w:hAnsi="Arial" w:cs="Arial"/>
-          <w:b/>
-          <w:bCs/>
-          <w:sz w:val="24"/>
-          <w:szCs w:val="24"/>
-          <w:lang w:eastAsia="it-IT"/>
-        </w:rPr>
-        <w:tab/>
-      </w:r>
-      <w:r>
-        <w:rPr>
-          <w:rFonts w:ascii="Arial" w:eastAsia="Times New Roman" w:hAnsi="Arial" w:cs="Arial"/>
-          <w:sz w:val="24"/>
-          <w:szCs w:val="24"/>
-          <w:lang w:eastAsia="it-IT"/>
-        </w:rPr>
-        <w:t xml:space="preserve">Inserisce l’Ausiliario </w:t>
-      </w:r>
-      <w:r>
-        <w:rPr>
-          <w:rFonts w:ascii="Arial" w:eastAsia="Times New Roman" w:hAnsi="Arial" w:cs="Arial"/>
-          <w:sz w:val="24"/>
-          <w:szCs w:val="24"/>
-          <w:lang w:eastAsia="it-IT"/>
-        </w:rPr>
-        <w:t>2</w:t>
-      </w:r>
-    </w:p>
-    <w:p>
-      <w:pPr>
-        <w:spacing w:after="0" w:line="330" w:lineRule="atLeast"/>
-        <w:rPr>
-          <w:rFonts w:ascii="Arial" w:eastAsia="Times New Roman" w:hAnsi="Arial" w:cs="Arial"/>
-          <w:b/>
-          <w:bCs/>
-          <w:sz w:val="24"/>
-          <w:szCs w:val="24"/>
-          <w:lang w:eastAsia="it-IT"/>
-        </w:rPr>
-      </w:pPr>
-      <w:r>
-        <w:rPr>
-          <w:rFonts w:ascii="Arial" w:eastAsia="Times New Roman" w:hAnsi="Arial" w:cs="Arial"/>
-          <w:b/>
-          <w:bCs/>
-          <w:sz w:val="24"/>
-          <w:szCs w:val="24"/>
-          <w:lang w:eastAsia="it-IT"/>
-        </w:rPr>
-        <w:t>2.</w:t>
-      </w:r>
-      <w:r>
-        <w:rPr>
-          <w:rFonts w:ascii="Arial" w:eastAsia="Times New Roman" w:hAnsi="Arial" w:cs="Arial"/>
-          <w:b/>
-          <w:bCs/>
-          <w:sz w:val="24"/>
-          <w:szCs w:val="24"/>
-          <w:lang w:eastAsia="it-IT"/>
-        </w:rPr>
-        <w:t>5</w:t>
-      </w:r>
-      <w:r>
-        <w:rPr>
-          <w:rFonts w:ascii="Arial" w:eastAsia="Times New Roman" w:hAnsi="Arial" w:cs="Arial"/>
-          <w:b/>
-          <w:bCs/>
-          <w:sz w:val="24"/>
-          <w:szCs w:val="24"/>
-          <w:lang w:eastAsia="it-IT"/>
-        </w:rPr>
-        <w:tab/>
-      </w:r>
-      <w:r>
-        <w:rPr>
-          <w:rFonts w:ascii="Arial" w:eastAsia="Times New Roman" w:hAnsi="Arial" w:cs="Arial"/>
-          <w:b/>
-          <w:bCs/>
-          <w:sz w:val="24"/>
-          <w:szCs w:val="24"/>
-          <w:lang w:eastAsia="it-IT"/>
-        </w:rPr>
-        <w:t xml:space="preserve">Comando </w:t>
-      </w:r>
-      <w:r>
-        <w:rPr>
-          <w:rFonts w:ascii="Arial" w:eastAsia="Times New Roman" w:hAnsi="Arial" w:cs="Arial"/>
-          <w:b/>
-          <w:bCs/>
-          <w:sz w:val="24"/>
-          <w:szCs w:val="24"/>
-          <w:lang w:eastAsia="it-IT"/>
-        </w:rPr>
-        <w:t xml:space="preserve">N - </w:t>
-      </w:r>
-      <w:r>
-        <w:rPr>
-          <w:rFonts w:ascii="Arial" w:eastAsia="Times New Roman" w:hAnsi="Arial" w:cs="Arial"/>
-          <w:b/>
-          <w:bCs/>
-          <w:sz w:val="24"/>
-          <w:szCs w:val="24"/>
-          <w:lang w:eastAsia="it-IT"/>
-        </w:rPr>
-        <w:t>Ritorna i numeri autorizzati</w:t>
-      </w:r>
-    </w:p>
-    <w:p>
-      <w:pPr>
-        <w:spacing w:after="0" w:line="330" w:lineRule="atLeast"/>
-        <w:rPr>
-          <w:rFonts w:ascii="Arial" w:eastAsia="Times New Roman" w:hAnsi="Arial" w:cs="Arial"/>
-          <w:sz w:val="24"/>
-          <w:szCs w:val="24"/>
-          <w:lang w:eastAsia="it-IT"/>
-        </w:rPr>
-      </w:pPr>
-      <w:r>
-        <w:rPr>
-          <w:rFonts w:ascii="Arial" w:eastAsia="Times New Roman" w:hAnsi="Arial" w:cs="Arial"/>
-          <w:b/>
-          <w:bCs/>
-          <w:sz w:val="24"/>
-          <w:szCs w:val="24"/>
-          <w:lang w:eastAsia="it-IT"/>
-        </w:rPr>
-        <w:tab/>
-      </w:r>
-      <w:r>
-        <w:rPr>
-          <w:rFonts w:ascii="Arial" w:eastAsia="Times New Roman" w:hAnsi="Arial" w:cs="Arial"/>
-          <w:sz w:val="24"/>
-          <w:szCs w:val="24"/>
-          <w:lang w:eastAsia="it-IT"/>
-        </w:rPr>
-        <w:t>Presente il MASTER</w:t>
-      </w:r>
-      <w:r>
-        <w:rPr>
-          <w:rFonts w:ascii="Arial" w:eastAsia="Times New Roman" w:hAnsi="Arial" w:cs="Arial"/>
-          <w:sz w:val="24"/>
-          <w:szCs w:val="24"/>
-          <w:lang w:eastAsia="it-IT"/>
-        </w:rPr>
-        <w:t xml:space="preserve"> e gl</w:t>
-      </w:r>
-      <w:r>
-        <w:rPr>
-          <w:rFonts w:ascii="Arial" w:eastAsia="Times New Roman" w:hAnsi="Arial" w:cs="Arial"/>
-          <w:sz w:val="24"/>
-          <w:szCs w:val="24"/>
-          <w:lang w:eastAsia="it-IT"/>
-        </w:rPr>
-        <w:t xml:space="preserve">i </w:t>
-      </w:r>
-      <w:r>
-        <w:rPr>
-          <w:rFonts w:ascii="Arial" w:eastAsia="Times New Roman" w:hAnsi="Arial" w:cs="Arial"/>
-          <w:sz w:val="24"/>
-          <w:szCs w:val="24"/>
-          <w:lang w:eastAsia="it-IT"/>
-        </w:rPr>
-        <w:t>Ausiliari 1 e 2</w:t>
-      </w:r>
-    </w:p>
-    <w:p>
-      <w:pPr>
-        <w:spacing w:after="0" w:line="330" w:lineRule="atLeast"/>
-        <w:rPr>
-          <w:rFonts w:ascii="Arial" w:eastAsia="Times New Roman" w:hAnsi="Arial" w:cs="Arial"/>
-          <w:b/>
-          <w:bCs/>
-          <w:sz w:val="24"/>
-          <w:szCs w:val="24"/>
-          <w:lang w:eastAsia="it-IT"/>
-        </w:rPr>
-      </w:pPr>
-      <w:r>
-        <w:rPr>
-          <w:rFonts w:ascii="Arial" w:eastAsia="Times New Roman" w:hAnsi="Arial" w:cs="Arial"/>
-          <w:b/>
-          <w:bCs/>
-          <w:sz w:val="24"/>
-          <w:szCs w:val="24"/>
-          <w:lang w:eastAsia="it-IT"/>
-        </w:rPr>
-        <w:t>2.</w:t>
-      </w:r>
-      <w:r>
-        <w:rPr>
-          <w:rFonts w:ascii="Arial" w:eastAsia="Times New Roman" w:hAnsi="Arial" w:cs="Arial"/>
-          <w:b/>
-          <w:bCs/>
-          <w:sz w:val="24"/>
-          <w:szCs w:val="24"/>
-          <w:lang w:eastAsia="it-IT"/>
-        </w:rPr>
-        <w:t>6</w:t>
-      </w:r>
-      <w:r>
-        <w:rPr>
-          <w:rFonts w:ascii="Arial" w:eastAsia="Times New Roman" w:hAnsi="Arial" w:cs="Arial"/>
-          <w:b/>
-          <w:bCs/>
-          <w:sz w:val="24"/>
-          <w:szCs w:val="24"/>
-          <w:lang w:eastAsia="it-IT"/>
-        </w:rPr>
-        <w:tab/>
-      </w:r>
-      <w:r>
-        <w:rPr>
-          <w:rFonts w:ascii="Arial" w:eastAsia="Times New Roman" w:hAnsi="Arial" w:cs="Arial"/>
-          <w:b/>
-          <w:bCs/>
-          <w:sz w:val="24"/>
-          <w:szCs w:val="24"/>
-          <w:lang w:eastAsia="it-IT"/>
-        </w:rPr>
-        <w:t xml:space="preserve">Comando </w:t>
-      </w:r>
-      <w:r>
-        <w:rPr>
-          <w:rFonts w:ascii="Arial" w:eastAsia="Times New Roman" w:hAnsi="Arial" w:cs="Arial"/>
-          <w:b/>
-          <w:bCs/>
-          <w:i/>
-          <w:iCs/>
-          <w:color w:val="000000" w:themeColor="text1"/>
-          <w:sz w:val="24"/>
-          <w:szCs w:val="24"/>
-          <w:lang w:eastAsia="it-IT"/>
-        </w:rPr>
-        <w:t>A3</w:t>
-      </w:r>
-      <w:r>
-        <w:rPr>
-          <w:rFonts w:ascii="Arial" w:eastAsia="Times New Roman" w:hAnsi="Arial" w:cs="Arial"/>
-          <w:b/>
-          <w:bCs/>
-          <w:i/>
-          <w:iCs/>
-          <w:color w:val="000000" w:themeColor="text1"/>
-          <w:sz w:val="24"/>
-          <w:szCs w:val="24"/>
-          <w:lang w:eastAsia="it-IT"/>
-        </w:rPr>
-        <w:t>+</w:t>
-      </w:r>
-      <w:proofErr w:type="gramStart"/>
-      <w:r>
-        <w:rPr>
-          <w:rFonts w:ascii="Arial" w:eastAsia="Times New Roman" w:hAnsi="Arial" w:cs="Arial"/>
-          <w:b/>
-          <w:bCs/>
-          <w:i/>
-          <w:iCs/>
-          <w:color w:val="000000" w:themeColor="text1"/>
-          <w:sz w:val="24"/>
-          <w:szCs w:val="24"/>
-          <w:lang w:eastAsia="it-IT"/>
-        </w:rPr>
-        <w:t>393334188263</w:t>
-      </w:r>
-      <w:r>
-        <w:rPr>
-          <w:rFonts w:ascii="Arial" w:eastAsia="Times New Roman" w:hAnsi="Arial" w:cs="Arial"/>
-          <w:color w:val="000000" w:themeColor="text1"/>
-          <w:sz w:val="24"/>
-          <w:szCs w:val="24"/>
-          <w:lang w:eastAsia="it-IT"/>
-        </w:rPr>
-        <w:t xml:space="preserve"> </w:t>
-      </w:r>
-      <w:r>
-        <w:rPr>
-          <w:rFonts w:ascii="Arial" w:eastAsia="Times New Roman" w:hAnsi="Arial" w:cs="Arial"/>
-          <w:b/>
-          <w:bCs/>
-          <w:sz w:val="24"/>
-          <w:szCs w:val="24"/>
-          <w:lang w:eastAsia="it-IT"/>
-        </w:rPr>
-        <w:t xml:space="preserve"> -</w:t>
-      </w:r>
-      <w:proofErr w:type="gramEnd"/>
-      <w:r>
-        <w:rPr>
-          <w:rFonts w:ascii="Arial" w:eastAsia="Times New Roman" w:hAnsi="Arial" w:cs="Arial"/>
-          <w:b/>
-          <w:bCs/>
-          <w:sz w:val="24"/>
-          <w:szCs w:val="24"/>
-          <w:lang w:eastAsia="it-IT"/>
-        </w:rPr>
-        <w:t xml:space="preserve"> </w:t>
+        <w:t xml:space="preserve"> - </w:t>
       </w:r>
       <w:r>
         <w:rPr>
@@ -7521,6 +7289,7 @@
       <w:tblPr>
         <w:tblStyle w:val="Grigliatabella"/>
         <w:tblW w:w="15021" w:type="dxa"/>
+        <w:jc w:val="center"/>
         <w:tblLayout w:type="fixed"/>
         <w:tblLook w:val="04A0" w:firstRow="1" w:lastRow="0" w:firstColumn="1" w:lastColumn="0" w:noHBand="0" w:noVBand="1"/>
       </w:tblPr>
@@ -7534,6 +7303,9 @@
         <w:gridCol w:w="992"/>
       </w:tblGrid>
       <w:tr>
+        <w:trPr>
+          <w:jc w:val="center"/>
+        </w:trPr>
         <w:tc>
           <w:tcPr>
             <w:tcW w:w="704" w:type="dxa"/>
@@ -7554,7 +7326,6 @@
                 <w:lang w:val="en-US" w:eastAsia="it-IT"/>
               </w:rPr>
             </w:pPr>
-            <w:proofErr w:type="gramStart"/>
             <w:r>
               <w:rPr>
                 <w:rFonts w:ascii="Arial" w:eastAsia="Times New Roman" w:hAnsi="Arial" w:cs="Arial"/>
@@ -7567,7 +7338,6 @@
               </w:rPr>
               <w:t>Test  #</w:t>
             </w:r>
-            <w:proofErr w:type="gramEnd"/>
           </w:p>
         </w:tc>
         <w:tc>
@@ -7802,6 +7572,9 @@
         </w:tc>
       </w:tr>
       <w:tr>
+        <w:trPr>
+          <w:jc w:val="center"/>
+        </w:trPr>
         <w:tc>
           <w:tcPr>
             <w:tcW w:w="704" w:type="dxa"/>
@@ -7934,18 +7707,28 @@
           <w:tcPr>
             <w:tcW w:w="2409" w:type="dxa"/>
             <w:shd w:val="clear" w:color="auto" w:fill="FFC000"/>
-          </w:tcPr>
-          <w:p>
-            <w:pPr>
-              <w:spacing w:line="330" w:lineRule="atLeast"/>
-              <w:jc w:val="center"/>
-              <w:rPr>
-                <w:rFonts w:ascii="Arial" w:eastAsia="Times New Roman" w:hAnsi="Arial" w:cs="Arial"/>
-                <w:sz w:val="16"/>
-                <w:szCs w:val="16"/>
-                <w:lang w:eastAsia="it-IT"/>
-              </w:rPr>
-            </w:pPr>
+            <w:vAlign w:val="center"/>
+          </w:tcPr>
+          <w:p>
+            <w:pPr>
+              <w:spacing w:line="330" w:lineRule="atLeast"/>
+              <w:jc w:val="center"/>
+              <w:rPr>
+                <w:rFonts w:ascii="Arial" w:eastAsia="Times New Roman" w:hAnsi="Arial" w:cs="Arial"/>
+                <w:sz w:val="16"/>
+                <w:szCs w:val="16"/>
+                <w:lang w:eastAsia="it-IT"/>
+              </w:rPr>
+            </w:pPr>
+            <w:r>
+              <w:rPr>
+                <w:rFonts w:ascii="Arial" w:eastAsia="Times New Roman" w:hAnsi="Arial" w:cs="Arial"/>
+                <w:sz w:val="16"/>
+                <w:szCs w:val="16"/>
+                <w:lang w:eastAsia="it-IT"/>
+              </w:rPr>
+              <w:t>Solo da Tel. MASTER</w:t>
+            </w:r>
           </w:p>
         </w:tc>
         <w:tc>
@@ -7989,15 +7772,15 @@
                 <w:rFonts w:ascii="Arial" w:eastAsia="Times New Roman" w:hAnsi="Arial" w:cs="Arial"/>
                 <w:sz w:val="16"/>
                 <w:szCs w:val="16"/>
-                <w:lang w:eastAsia="it-IT"/>
-              </w:rPr>
-            </w:pPr>
-            <w:r>
-              <w:rPr>
-                <w:rFonts w:ascii="Arial" w:eastAsia="Times New Roman" w:hAnsi="Arial" w:cs="Arial"/>
-                <w:sz w:val="16"/>
-                <w:szCs w:val="16"/>
-                <w:lang w:eastAsia="it-IT"/>
+                <w:lang w:val="en-US" w:eastAsia="it-IT"/>
+              </w:rPr>
+            </w:pPr>
+            <w:r>
+              <w:rPr>
+                <w:rFonts w:ascii="Arial" w:eastAsia="Times New Roman" w:hAnsi="Arial" w:cs="Arial"/>
+                <w:sz w:val="16"/>
+                <w:szCs w:val="16"/>
+                <w:lang w:val="en-US" w:eastAsia="it-IT"/>
               </w:rPr>
               <w:t xml:space="preserve">SMS: </w:t>
             </w:r>
@@ -8009,15 +7792,15 @@
                 <w:rFonts w:ascii="Arial" w:eastAsia="Times New Roman" w:hAnsi="Arial" w:cs="Arial"/>
                 <w:sz w:val="16"/>
                 <w:szCs w:val="16"/>
-                <w:lang w:eastAsia="it-IT"/>
-              </w:rPr>
-            </w:pPr>
-            <w:r>
-              <w:rPr>
-                <w:rFonts w:ascii="Arial" w:eastAsia="Times New Roman" w:hAnsi="Arial" w:cs="Arial"/>
-                <w:sz w:val="16"/>
-                <w:szCs w:val="16"/>
-                <w:lang w:eastAsia="it-IT"/>
+                <w:lang w:val="en-US" w:eastAsia="it-IT"/>
+              </w:rPr>
+            </w:pPr>
+            <w:r>
+              <w:rPr>
+                <w:rFonts w:ascii="Arial" w:eastAsia="Times New Roman" w:hAnsi="Arial" w:cs="Arial"/>
+                <w:sz w:val="16"/>
+                <w:szCs w:val="16"/>
+                <w:lang w:val="en-US" w:eastAsia="it-IT"/>
               </w:rPr>
               <w:t>”Authorized phone n." con:</w:t>
             </w:r>
@@ -8092,6 +7875,9 @@
         </w:tc>
       </w:tr>
       <w:tr>
+        <w:trPr>
+          <w:jc w:val="center"/>
+        </w:trPr>
         <w:tc>
           <w:tcPr>
             <w:tcW w:w="704" w:type="dxa"/>
@@ -8191,6 +7977,15 @@
                 <w:lang w:eastAsia="it-IT"/>
               </w:rPr>
             </w:pPr>
+            <w:r>
+              <w:rPr>
+                <w:rFonts w:ascii="Arial" w:eastAsia="Times New Roman" w:hAnsi="Arial" w:cs="Arial"/>
+                <w:sz w:val="16"/>
+                <w:szCs w:val="16"/>
+                <w:lang w:eastAsia="it-IT"/>
+              </w:rPr>
+              <w:t>Da qualsiasi numero  – Comando non documentato</w:t>
+            </w:r>
           </w:p>
         </w:tc>
         <w:tc>
@@ -8234,17 +8029,35 @@
                 <w:rFonts w:ascii="Arial" w:eastAsia="Times New Roman" w:hAnsi="Arial" w:cs="Arial"/>
                 <w:sz w:val="16"/>
                 <w:szCs w:val="16"/>
-                <w:lang w:eastAsia="it-IT"/>
-              </w:rPr>
-            </w:pPr>
-            <w:r>
-              <w:rPr>
-                <w:rFonts w:ascii="Arial" w:eastAsia="Times New Roman" w:hAnsi="Arial" w:cs="Arial"/>
-                <w:sz w:val="16"/>
-                <w:szCs w:val="16"/>
-                <w:lang w:eastAsia="it-IT"/>
+                <w:lang w:val="en-US" w:eastAsia="it-IT"/>
+              </w:rPr>
+            </w:pPr>
+            <w:r>
+              <w:rPr>
+                <w:rFonts w:ascii="Arial" w:eastAsia="Times New Roman" w:hAnsi="Arial" w:cs="Arial"/>
+                <w:sz w:val="16"/>
+                <w:szCs w:val="16"/>
+                <w:lang w:val="en-US" w:eastAsia="it-IT"/>
               </w:rPr>
               <w:t>SMS: ALL NUMBERS DELETED</w:t>
+            </w:r>
+            <w:r>
+              <w:rPr>
+                <w:rFonts w:ascii="Arial" w:eastAsia="Times New Roman" w:hAnsi="Arial" w:cs="Arial"/>
+                <w:sz w:val="16"/>
+                <w:szCs w:val="16"/>
+                <w:lang w:val="en-US" w:eastAsia="it-IT"/>
+              </w:rPr>
+              <w:t xml:space="preserve"> (M</w:t>
+            </w:r>
+            <w:r>
+              <w:rPr>
+                <w:rFonts w:ascii="Arial" w:eastAsia="Times New Roman" w:hAnsi="Arial" w:cs="Arial"/>
+                <w:sz w:val="16"/>
+                <w:szCs w:val="16"/>
+                <w:lang w:val="en-US" w:eastAsia="it-IT"/>
+              </w:rPr>
+              <w:t>ater included)</w:t>
             </w:r>
           </w:p>
         </w:tc>
@@ -8262,13 +8075,16 @@
                 <w:rFonts w:ascii="Arial" w:eastAsia="Times New Roman" w:hAnsi="Arial" w:cs="Arial"/>
                 <w:sz w:val="16"/>
                 <w:szCs w:val="16"/>
-                <w:lang w:eastAsia="it-IT"/>
+                <w:lang w:val="en-US" w:eastAsia="it-IT"/>
               </w:rPr>
             </w:pPr>
           </w:p>
         </w:tc>
       </w:tr>
       <w:tr>
+        <w:trPr>
+          <w:jc w:val="center"/>
+        </w:trPr>
         <w:tc>
           <w:tcPr>
             <w:tcW w:w="704" w:type="dxa"/>
@@ -8357,6 +8173,7 @@
           <w:tcPr>
             <w:tcW w:w="2409" w:type="dxa"/>
             <w:shd w:val="clear" w:color="auto" w:fill="FFC000"/>
+            <w:vAlign w:val="center"/>
           </w:tcPr>
           <w:p>
             <w:pPr>
@@ -8372,6 +8189,15 @@
                 <w:lang w:eastAsia="it-IT"/>
               </w:rPr>
             </w:pPr>
+            <w:r>
+              <w:rPr>
+                <w:rFonts w:ascii="Arial" w:eastAsia="Times New Roman" w:hAnsi="Arial" w:cs="Arial"/>
+                <w:sz w:val="16"/>
+                <w:szCs w:val="16"/>
+                <w:lang w:eastAsia="it-IT"/>
+              </w:rPr>
+              <w:t>Da qualsiasi numero (Master o non registrato),</w:t>
+            </w:r>
           </w:p>
         </w:tc>
         <w:tc>
@@ -8493,6 +8319,9 @@
         </w:tc>
       </w:tr>
       <w:tr>
+        <w:trPr>
+          <w:jc w:val="center"/>
+        </w:trPr>
         <w:tc>
           <w:tcPr>
             <w:tcW w:w="704" w:type="dxa"/>
@@ -8581,18 +8410,28 @@
           <w:tcPr>
             <w:tcW w:w="2409" w:type="dxa"/>
             <w:shd w:val="clear" w:color="auto" w:fill="FFC000"/>
-          </w:tcPr>
-          <w:p>
-            <w:pPr>
-              <w:spacing w:line="330" w:lineRule="atLeast"/>
-              <w:jc w:val="center"/>
-              <w:rPr>
-                <w:rFonts w:ascii="Arial" w:eastAsia="Times New Roman" w:hAnsi="Arial" w:cs="Arial"/>
-                <w:sz w:val="16"/>
-                <w:szCs w:val="16"/>
-                <w:lang w:eastAsia="it-IT"/>
-              </w:rPr>
-            </w:pPr>
+            <w:vAlign w:val="center"/>
+          </w:tcPr>
+          <w:p>
+            <w:pPr>
+              <w:spacing w:line="330" w:lineRule="atLeast"/>
+              <w:jc w:val="center"/>
+              <w:rPr>
+                <w:rFonts w:ascii="Arial" w:eastAsia="Times New Roman" w:hAnsi="Arial" w:cs="Arial"/>
+                <w:sz w:val="16"/>
+                <w:szCs w:val="16"/>
+                <w:lang w:eastAsia="it-IT"/>
+              </w:rPr>
+            </w:pPr>
+            <w:r>
+              <w:rPr>
+                <w:rFonts w:ascii="Arial" w:eastAsia="Times New Roman" w:hAnsi="Arial" w:cs="Arial"/>
+                <w:sz w:val="16"/>
+                <w:szCs w:val="16"/>
+                <w:lang w:eastAsia="it-IT"/>
+              </w:rPr>
+              <w:t>Solo da Tel. MASTER</w:t>
+            </w:r>
           </w:p>
         </w:tc>
         <w:tc>
@@ -8637,15 +8476,15 @@
                 <w:rFonts w:ascii="Arial" w:eastAsia="Times New Roman" w:hAnsi="Arial" w:cs="Arial"/>
                 <w:sz w:val="16"/>
                 <w:szCs w:val="16"/>
-                <w:lang w:eastAsia="it-IT"/>
-              </w:rPr>
-            </w:pPr>
-            <w:r>
-              <w:rPr>
-                <w:rFonts w:ascii="Arial" w:eastAsia="Times New Roman" w:hAnsi="Arial" w:cs="Arial"/>
-                <w:sz w:val="16"/>
-                <w:szCs w:val="16"/>
-                <w:lang w:eastAsia="it-IT"/>
+                <w:lang w:val="en-US" w:eastAsia="it-IT"/>
+              </w:rPr>
+            </w:pPr>
+            <w:r>
+              <w:rPr>
+                <w:rFonts w:ascii="Arial" w:eastAsia="Times New Roman" w:hAnsi="Arial" w:cs="Arial"/>
+                <w:sz w:val="16"/>
+                <w:szCs w:val="16"/>
+                <w:lang w:val="en-US" w:eastAsia="it-IT"/>
               </w:rPr>
               <w:t>SMS:</w:t>
             </w:r>
@@ -8658,15 +8497,15 @@
                 <w:rFonts w:ascii="Arial" w:eastAsia="Times New Roman" w:hAnsi="Arial" w:cs="Arial"/>
                 <w:sz w:val="16"/>
                 <w:szCs w:val="16"/>
-                <w:lang w:eastAsia="it-IT"/>
-              </w:rPr>
-            </w:pPr>
-            <w:r>
-              <w:rPr>
-                <w:rFonts w:ascii="Arial" w:eastAsia="Times New Roman" w:hAnsi="Arial" w:cs="Arial"/>
-                <w:sz w:val="16"/>
-                <w:szCs w:val="16"/>
-                <w:lang w:eastAsia="it-IT"/>
+                <w:lang w:val="en-US" w:eastAsia="it-IT"/>
+              </w:rPr>
+            </w:pPr>
+            <w:r>
+              <w:rPr>
+                <w:rFonts w:ascii="Arial" w:eastAsia="Times New Roman" w:hAnsi="Arial" w:cs="Arial"/>
+                <w:sz w:val="16"/>
+                <w:szCs w:val="16"/>
+                <w:lang w:val="en-US" w:eastAsia="it-IT"/>
               </w:rPr>
               <w:t>”Authorized phone n." con:</w:t>
             </w:r>
@@ -8741,6 +8580,9 @@
         </w:tc>
       </w:tr>
       <w:tr>
+        <w:trPr>
+          <w:jc w:val="center"/>
+        </w:trPr>
         <w:tc>
           <w:tcPr>
             <w:tcW w:w="704" w:type="dxa"/>
@@ -8825,6 +8667,7 @@
         <w:tc>
           <w:tcPr>
             <w:tcW w:w="2409" w:type="dxa"/>
+            <w:vAlign w:val="center"/>
           </w:tcPr>
           <w:p>
             <w:pPr>
@@ -8840,6 +8683,15 @@
                 <w:lang w:eastAsia="it-IT"/>
               </w:rPr>
             </w:pPr>
+            <w:r>
+              <w:rPr>
+                <w:rFonts w:ascii="Arial" w:eastAsia="Times New Roman" w:hAnsi="Arial" w:cs="Arial"/>
+                <w:sz w:val="16"/>
+                <w:szCs w:val="16"/>
+                <w:lang w:eastAsia="it-IT"/>
+              </w:rPr>
+              <w:t>Da qualsiasi numero (Master o non registrato),</w:t>
+            </w:r>
           </w:p>
         </w:tc>
         <w:tc>
@@ -8958,6 +8810,9 @@
         </w:tc>
       </w:tr>
       <w:tr>
+        <w:trPr>
+          <w:jc w:val="center"/>
+        </w:trPr>
         <w:tc>
           <w:tcPr>
             <w:tcW w:w="704" w:type="dxa"/>
@@ -9042,18 +8897,28 @@
         <w:tc>
           <w:tcPr>
             <w:tcW w:w="2409" w:type="dxa"/>
-          </w:tcPr>
-          <w:p>
-            <w:pPr>
-              <w:spacing w:line="330" w:lineRule="atLeast"/>
-              <w:jc w:val="center"/>
-              <w:rPr>
-                <w:rFonts w:ascii="Arial" w:eastAsia="Times New Roman" w:hAnsi="Arial" w:cs="Arial"/>
-                <w:sz w:val="16"/>
-                <w:szCs w:val="16"/>
-                <w:lang w:eastAsia="it-IT"/>
-              </w:rPr>
-            </w:pPr>
+            <w:vAlign w:val="center"/>
+          </w:tcPr>
+          <w:p>
+            <w:pPr>
+              <w:spacing w:line="330" w:lineRule="atLeast"/>
+              <w:jc w:val="center"/>
+              <w:rPr>
+                <w:rFonts w:ascii="Arial" w:eastAsia="Times New Roman" w:hAnsi="Arial" w:cs="Arial"/>
+                <w:sz w:val="16"/>
+                <w:szCs w:val="16"/>
+                <w:lang w:eastAsia="it-IT"/>
+              </w:rPr>
+            </w:pPr>
+            <w:r>
+              <w:rPr>
+                <w:rFonts w:ascii="Arial" w:eastAsia="Times New Roman" w:hAnsi="Arial" w:cs="Arial"/>
+                <w:sz w:val="16"/>
+                <w:szCs w:val="16"/>
+                <w:lang w:eastAsia="it-IT"/>
+              </w:rPr>
+              <w:t>Solo da Tel. MASTER</w:t>
+            </w:r>
           </w:p>
         </w:tc>
         <w:tc>
@@ -9096,15 +8961,15 @@
                 <w:rFonts w:ascii="Arial" w:eastAsia="Times New Roman" w:hAnsi="Arial" w:cs="Arial"/>
                 <w:sz w:val="16"/>
                 <w:szCs w:val="16"/>
-                <w:lang w:eastAsia="it-IT"/>
-              </w:rPr>
-            </w:pPr>
-            <w:r>
-              <w:rPr>
-                <w:rFonts w:ascii="Arial" w:eastAsia="Times New Roman" w:hAnsi="Arial" w:cs="Arial"/>
-                <w:sz w:val="16"/>
-                <w:szCs w:val="16"/>
-                <w:lang w:eastAsia="it-IT"/>
+                <w:lang w:val="en-US" w:eastAsia="it-IT"/>
+              </w:rPr>
+            </w:pPr>
+            <w:r>
+              <w:rPr>
+                <w:rFonts w:ascii="Arial" w:eastAsia="Times New Roman" w:hAnsi="Arial" w:cs="Arial"/>
+                <w:sz w:val="16"/>
+                <w:szCs w:val="16"/>
+                <w:lang w:val="en-US" w:eastAsia="it-IT"/>
               </w:rPr>
               <w:t>SMS:</w:t>
             </w:r>
@@ -9117,15 +8982,15 @@
                 <w:rFonts w:ascii="Arial" w:eastAsia="Times New Roman" w:hAnsi="Arial" w:cs="Arial"/>
                 <w:sz w:val="16"/>
                 <w:szCs w:val="16"/>
-                <w:lang w:eastAsia="it-IT"/>
-              </w:rPr>
-            </w:pPr>
-            <w:r>
-              <w:rPr>
-                <w:rFonts w:ascii="Arial" w:eastAsia="Times New Roman" w:hAnsi="Arial" w:cs="Arial"/>
-                <w:sz w:val="16"/>
-                <w:szCs w:val="16"/>
-                <w:lang w:eastAsia="it-IT"/>
+                <w:lang w:val="en-US" w:eastAsia="it-IT"/>
+              </w:rPr>
+            </w:pPr>
+            <w:r>
+              <w:rPr>
+                <w:rFonts w:ascii="Arial" w:eastAsia="Times New Roman" w:hAnsi="Arial" w:cs="Arial"/>
+                <w:sz w:val="16"/>
+                <w:szCs w:val="16"/>
+                <w:lang w:val="en-US" w:eastAsia="it-IT"/>
               </w:rPr>
               <w:t>”Authorized phone n." con:</w:t>
             </w:r>
@@ -9199,6 +9064,9 @@
         </w:tc>
       </w:tr>
       <w:tr>
+        <w:trPr>
+          <w:jc w:val="center"/>
+        </w:trPr>
         <w:tc>
           <w:tcPr>
             <w:tcW w:w="704" w:type="dxa"/>
@@ -9283,6 +9151,7 @@
         <w:tc>
           <w:tcPr>
             <w:tcW w:w="2409" w:type="dxa"/>
+            <w:vAlign w:val="center"/>
           </w:tcPr>
           <w:p>
             <w:pPr>
@@ -9298,6 +9167,15 @@
                 <w:lang w:eastAsia="it-IT"/>
               </w:rPr>
             </w:pPr>
+            <w:r>
+              <w:rPr>
+                <w:rFonts w:ascii="Arial" w:eastAsia="Times New Roman" w:hAnsi="Arial" w:cs="Arial"/>
+                <w:sz w:val="16"/>
+                <w:szCs w:val="16"/>
+                <w:lang w:eastAsia="it-IT"/>
+              </w:rPr>
+              <w:t>Solo da Tel. MASTER</w:t>
+            </w:r>
           </w:p>
         </w:tc>
         <w:tc>
@@ -9392,6 +9270,9 @@
         </w:tc>
       </w:tr>
       <w:tr>
+        <w:trPr>
+          <w:jc w:val="center"/>
+        </w:trPr>
         <w:tc>
           <w:tcPr>
             <w:tcW w:w="704" w:type="dxa"/>
@@ -9415,6 +9296,7 @@
                 <w:szCs w:val="16"/>
                 <w:lang w:eastAsia="it-IT"/>
               </w:rPr>
+              <w:lastRenderedPageBreak/>
               <w:t>2.3</w:t>
             </w:r>
           </w:p>
@@ -9442,17 +9324,7 @@
                 <w:szCs w:val="16"/>
                 <w:lang w:eastAsia="it-IT"/>
               </w:rPr>
-              <w:t xml:space="preserve">Da condizione di fabbrica (Telefono </w:t>
-            </w:r>
-            <w:r>
-              <w:rPr>
-                <w:rFonts w:ascii="Arial" w:eastAsia="Times New Roman" w:hAnsi="Arial" w:cs="Arial"/>
-                <w:sz w:val="16"/>
-                <w:szCs w:val="16"/>
-                <w:lang w:eastAsia="it-IT"/>
-              </w:rPr>
-              <w:lastRenderedPageBreak/>
-              <w:t xml:space="preserve">Master non definito) </w:t>
+              <w:t xml:space="preserve">Da condizione di fabbrica (Telefono Master non definito) </w:t>
             </w:r>
           </w:p>
         </w:tc>
@@ -9479,7 +9351,6 @@
                 <w:szCs w:val="16"/>
                 <w:lang w:eastAsia="it-IT"/>
               </w:rPr>
-              <w:lastRenderedPageBreak/>
               <w:t>Ritorna i numeri autorizzati</w:t>
             </w:r>
           </w:p>
@@ -9487,18 +9358,28 @@
         <w:tc>
           <w:tcPr>
             <w:tcW w:w="2409" w:type="dxa"/>
-          </w:tcPr>
-          <w:p>
-            <w:pPr>
-              <w:spacing w:line="330" w:lineRule="atLeast"/>
-              <w:jc w:val="center"/>
-              <w:rPr>
-                <w:rFonts w:ascii="Arial" w:eastAsia="Times New Roman" w:hAnsi="Arial" w:cs="Arial"/>
-                <w:sz w:val="16"/>
-                <w:szCs w:val="16"/>
-                <w:lang w:eastAsia="it-IT"/>
-              </w:rPr>
-            </w:pPr>
+            <w:vAlign w:val="center"/>
+          </w:tcPr>
+          <w:p>
+            <w:pPr>
+              <w:spacing w:line="330" w:lineRule="atLeast"/>
+              <w:jc w:val="center"/>
+              <w:rPr>
+                <w:rFonts w:ascii="Arial" w:eastAsia="Times New Roman" w:hAnsi="Arial" w:cs="Arial"/>
+                <w:sz w:val="16"/>
+                <w:szCs w:val="16"/>
+                <w:lang w:eastAsia="it-IT"/>
+              </w:rPr>
+            </w:pPr>
+            <w:r>
+              <w:rPr>
+                <w:rFonts w:ascii="Arial" w:eastAsia="Times New Roman" w:hAnsi="Arial" w:cs="Arial"/>
+                <w:sz w:val="16"/>
+                <w:szCs w:val="16"/>
+                <w:lang w:eastAsia="it-IT"/>
+              </w:rPr>
+              <w:t>Solo da Tel. MASTER</w:t>
+            </w:r>
           </w:p>
         </w:tc>
         <w:tc>
@@ -9541,15 +9422,15 @@
                 <w:rFonts w:ascii="Arial" w:eastAsia="Times New Roman" w:hAnsi="Arial" w:cs="Arial"/>
                 <w:sz w:val="16"/>
                 <w:szCs w:val="16"/>
-                <w:lang w:eastAsia="it-IT"/>
-              </w:rPr>
-            </w:pPr>
-            <w:r>
-              <w:rPr>
-                <w:rFonts w:ascii="Arial" w:eastAsia="Times New Roman" w:hAnsi="Arial" w:cs="Arial"/>
-                <w:sz w:val="16"/>
-                <w:szCs w:val="16"/>
-                <w:lang w:eastAsia="it-IT"/>
+                <w:lang w:val="en-US" w:eastAsia="it-IT"/>
+              </w:rPr>
+            </w:pPr>
+            <w:r>
+              <w:rPr>
+                <w:rFonts w:ascii="Arial" w:eastAsia="Times New Roman" w:hAnsi="Arial" w:cs="Arial"/>
+                <w:sz w:val="16"/>
+                <w:szCs w:val="16"/>
+                <w:lang w:val="en-US" w:eastAsia="it-IT"/>
               </w:rPr>
               <w:t>SMS:</w:t>
             </w:r>
@@ -9562,15 +9443,15 @@
                 <w:rFonts w:ascii="Arial" w:eastAsia="Times New Roman" w:hAnsi="Arial" w:cs="Arial"/>
                 <w:sz w:val="16"/>
                 <w:szCs w:val="16"/>
-                <w:lang w:eastAsia="it-IT"/>
-              </w:rPr>
-            </w:pPr>
-            <w:r>
-              <w:rPr>
-                <w:rFonts w:ascii="Arial" w:eastAsia="Times New Roman" w:hAnsi="Arial" w:cs="Arial"/>
-                <w:sz w:val="16"/>
-                <w:szCs w:val="16"/>
-                <w:lang w:eastAsia="it-IT"/>
+                <w:lang w:val="en-US" w:eastAsia="it-IT"/>
+              </w:rPr>
+            </w:pPr>
+            <w:r>
+              <w:rPr>
+                <w:rFonts w:ascii="Arial" w:eastAsia="Times New Roman" w:hAnsi="Arial" w:cs="Arial"/>
+                <w:sz w:val="16"/>
+                <w:szCs w:val="16"/>
+                <w:lang w:val="en-US" w:eastAsia="it-IT"/>
               </w:rPr>
               <w:t>”Authorized phone n." con:</w:t>
             </w:r>
@@ -9593,7 +9474,6 @@
                 <w:szCs w:val="16"/>
                 <w:lang w:eastAsia="it-IT"/>
               </w:rPr>
-              <w:lastRenderedPageBreak/>
               <w:t>n</w:t>
             </w:r>
             <w:r>
@@ -9654,6 +9534,9 @@
         </w:tc>
       </w:tr>
       <w:tr>
+        <w:trPr>
+          <w:jc w:val="center"/>
+        </w:trPr>
         <w:tc>
           <w:tcPr>
             <w:tcW w:w="704" w:type="dxa"/>
@@ -9738,6 +9621,7 @@
         <w:tc>
           <w:tcPr>
             <w:tcW w:w="2409" w:type="dxa"/>
+            <w:vAlign w:val="center"/>
           </w:tcPr>
           <w:p>
             <w:pPr>
@@ -9753,6 +9637,15 @@
                 <w:lang w:eastAsia="it-IT"/>
               </w:rPr>
             </w:pPr>
+            <w:r>
+              <w:rPr>
+                <w:rFonts w:ascii="Arial" w:eastAsia="Times New Roman" w:hAnsi="Arial" w:cs="Arial"/>
+                <w:sz w:val="16"/>
+                <w:szCs w:val="16"/>
+                <w:lang w:eastAsia="it-IT"/>
+              </w:rPr>
+              <w:t>Solo da Tel. MASTER</w:t>
+            </w:r>
           </w:p>
         </w:tc>
         <w:tc>
@@ -9844,6 +9737,9 @@
         </w:tc>
       </w:tr>
       <w:tr>
+        <w:trPr>
+          <w:jc w:val="center"/>
+        </w:trPr>
         <w:tc>
           <w:tcPr>
             <w:tcW w:w="704" w:type="dxa"/>
@@ -9928,18 +9824,28 @@
         <w:tc>
           <w:tcPr>
             <w:tcW w:w="2409" w:type="dxa"/>
-          </w:tcPr>
-          <w:p>
-            <w:pPr>
-              <w:spacing w:line="330" w:lineRule="atLeast"/>
-              <w:jc w:val="center"/>
-              <w:rPr>
-                <w:rFonts w:ascii="Arial" w:eastAsia="Times New Roman" w:hAnsi="Arial" w:cs="Arial"/>
-                <w:sz w:val="16"/>
-                <w:szCs w:val="16"/>
-                <w:lang w:eastAsia="it-IT"/>
-              </w:rPr>
-            </w:pPr>
+            <w:vAlign w:val="center"/>
+          </w:tcPr>
+          <w:p>
+            <w:pPr>
+              <w:spacing w:line="330" w:lineRule="atLeast"/>
+              <w:jc w:val="center"/>
+              <w:rPr>
+                <w:rFonts w:ascii="Arial" w:eastAsia="Times New Roman" w:hAnsi="Arial" w:cs="Arial"/>
+                <w:sz w:val="16"/>
+                <w:szCs w:val="16"/>
+                <w:lang w:eastAsia="it-IT"/>
+              </w:rPr>
+            </w:pPr>
+            <w:r>
+              <w:rPr>
+                <w:rFonts w:ascii="Arial" w:eastAsia="Times New Roman" w:hAnsi="Arial" w:cs="Arial"/>
+                <w:sz w:val="16"/>
+                <w:szCs w:val="16"/>
+                <w:lang w:eastAsia="it-IT"/>
+              </w:rPr>
+              <w:t>Solo da Tel. MASTER</w:t>
+            </w:r>
           </w:p>
         </w:tc>
         <w:tc>
@@ -9982,15 +9888,15 @@
                 <w:rFonts w:ascii="Arial" w:eastAsia="Times New Roman" w:hAnsi="Arial" w:cs="Arial"/>
                 <w:sz w:val="16"/>
                 <w:szCs w:val="16"/>
-                <w:lang w:val="en-US" w:eastAsia="it-IT"/>
-              </w:rPr>
-            </w:pPr>
-            <w:r>
-              <w:rPr>
-                <w:rFonts w:ascii="Arial" w:eastAsia="Times New Roman" w:hAnsi="Arial" w:cs="Arial"/>
-                <w:sz w:val="16"/>
-                <w:szCs w:val="16"/>
-                <w:lang w:val="en-US" w:eastAsia="it-IT"/>
+                <w:lang w:eastAsia="it-IT"/>
+              </w:rPr>
+            </w:pPr>
+            <w:r>
+              <w:rPr>
+                <w:rFonts w:ascii="Arial" w:eastAsia="Times New Roman" w:hAnsi="Arial" w:cs="Arial"/>
+                <w:sz w:val="16"/>
+                <w:szCs w:val="16"/>
+                <w:lang w:eastAsia="it-IT"/>
               </w:rPr>
               <w:t>SMS:</w:t>
             </w:r>
@@ -10006,25 +9912,14 @@
                 <w:lang w:eastAsia="it-IT"/>
               </w:rPr>
             </w:pPr>
-            <w:proofErr w:type="gramStart"/>
-            <w:r>
-              <w:rPr>
-                <w:rFonts w:ascii="Arial" w:eastAsia="Times New Roman" w:hAnsi="Arial" w:cs="Arial"/>
-                <w:sz w:val="16"/>
-                <w:szCs w:val="16"/>
-                <w:lang w:eastAsia="it-IT"/>
-              </w:rPr>
-              <w:t>”Authorized</w:t>
-            </w:r>
-            <w:proofErr w:type="gramEnd"/>
-            <w:r>
-              <w:rPr>
-                <w:rFonts w:ascii="Arial" w:eastAsia="Times New Roman" w:hAnsi="Arial" w:cs="Arial"/>
-                <w:sz w:val="16"/>
-                <w:szCs w:val="16"/>
-                <w:lang w:eastAsia="it-IT"/>
-              </w:rPr>
-              <w:t xml:space="preserve"> phone n." con:</w:t>
+            <w:r>
+              <w:rPr>
+                <w:rFonts w:ascii="Arial" w:eastAsia="Times New Roman" w:hAnsi="Arial" w:cs="Arial"/>
+                <w:sz w:val="16"/>
+                <w:szCs w:val="16"/>
+                <w:lang w:eastAsia="it-IT"/>
+              </w:rPr>
+              <w:t>”Authorized phone n." con:</w:t>
             </w:r>
           </w:p>
           <w:p>
@@ -10105,6 +10000,9 @@
         </w:tc>
       </w:tr>
       <w:tr>
+        <w:trPr>
+          <w:jc w:val="center"/>
+        </w:trPr>
         <w:tc>
           <w:tcPr>
             <w:tcW w:w="704" w:type="dxa"/>
@@ -10189,6 +10087,7 @@
         <w:tc>
           <w:tcPr>
             <w:tcW w:w="2409" w:type="dxa"/>
+            <w:vAlign w:val="center"/>
           </w:tcPr>
           <w:p>
             <w:pPr>
@@ -10204,6 +10103,15 @@
                 <w:lang w:eastAsia="it-IT"/>
               </w:rPr>
             </w:pPr>
+            <w:r>
+              <w:rPr>
+                <w:rFonts w:ascii="Arial" w:eastAsia="Times New Roman" w:hAnsi="Arial" w:cs="Arial"/>
+                <w:sz w:val="16"/>
+                <w:szCs w:val="16"/>
+                <w:lang w:eastAsia="it-IT"/>
+              </w:rPr>
+              <w:t>Solo da Tel. MASTER</w:t>
+            </w:r>
           </w:p>
         </w:tc>
         <w:tc>
@@ -10295,6 +10203,9 @@
         </w:tc>
       </w:tr>
       <w:tr>
+        <w:trPr>
+          <w:jc w:val="center"/>
+        </w:trPr>
         <w:tc>
           <w:tcPr>
             <w:tcW w:w="704" w:type="dxa"/>
@@ -10345,7 +10256,7 @@
                 <w:szCs w:val="16"/>
                 <w:lang w:eastAsia="it-IT"/>
               </w:rPr>
-              <w:t xml:space="preserve">Da condizione di fabbrica (Telefono Master non definito) </w:t>
+              <w:t>Operation</w:t>
             </w:r>
           </w:p>
         </w:tc>
@@ -10379,18 +10290,28 @@
         <w:tc>
           <w:tcPr>
             <w:tcW w:w="2409" w:type="dxa"/>
-          </w:tcPr>
-          <w:p>
-            <w:pPr>
-              <w:spacing w:line="330" w:lineRule="atLeast"/>
-              <w:jc w:val="center"/>
-              <w:rPr>
-                <w:rFonts w:ascii="Arial" w:eastAsia="Times New Roman" w:hAnsi="Arial" w:cs="Arial"/>
-                <w:sz w:val="16"/>
-                <w:szCs w:val="16"/>
-                <w:lang w:eastAsia="it-IT"/>
-              </w:rPr>
-            </w:pPr>
+            <w:vAlign w:val="center"/>
+          </w:tcPr>
+          <w:p>
+            <w:pPr>
+              <w:spacing w:line="330" w:lineRule="atLeast"/>
+              <w:jc w:val="center"/>
+              <w:rPr>
+                <w:rFonts w:ascii="Arial" w:eastAsia="Times New Roman" w:hAnsi="Arial" w:cs="Arial"/>
+                <w:sz w:val="16"/>
+                <w:szCs w:val="16"/>
+                <w:lang w:eastAsia="it-IT"/>
+              </w:rPr>
+            </w:pPr>
+            <w:r>
+              <w:rPr>
+                <w:rFonts w:ascii="Arial" w:eastAsia="Times New Roman" w:hAnsi="Arial" w:cs="Arial"/>
+                <w:sz w:val="16"/>
+                <w:szCs w:val="16"/>
+                <w:lang w:eastAsia="it-IT"/>
+              </w:rPr>
+              <w:t>Solo da Tel. MASTER</w:t>
+            </w:r>
           </w:p>
         </w:tc>
         <w:tc>
@@ -10433,15 +10354,15 @@
                 <w:rFonts w:ascii="Arial" w:eastAsia="Times New Roman" w:hAnsi="Arial" w:cs="Arial"/>
                 <w:sz w:val="16"/>
                 <w:szCs w:val="16"/>
-                <w:lang w:val="en-US" w:eastAsia="it-IT"/>
-              </w:rPr>
-            </w:pPr>
-            <w:r>
-              <w:rPr>
-                <w:rFonts w:ascii="Arial" w:eastAsia="Times New Roman" w:hAnsi="Arial" w:cs="Arial"/>
-                <w:sz w:val="16"/>
-                <w:szCs w:val="16"/>
-                <w:lang w:val="en-US" w:eastAsia="it-IT"/>
+                <w:lang w:eastAsia="it-IT"/>
+              </w:rPr>
+            </w:pPr>
+            <w:r>
+              <w:rPr>
+                <w:rFonts w:ascii="Arial" w:eastAsia="Times New Roman" w:hAnsi="Arial" w:cs="Arial"/>
+                <w:sz w:val="16"/>
+                <w:szCs w:val="16"/>
+                <w:lang w:eastAsia="it-IT"/>
               </w:rPr>
               <w:t>SMS:</w:t>
             </w:r>
@@ -10457,25 +10378,14 @@
                 <w:lang w:eastAsia="it-IT"/>
               </w:rPr>
             </w:pPr>
-            <w:proofErr w:type="gramStart"/>
-            <w:r>
-              <w:rPr>
-                <w:rFonts w:ascii="Arial" w:eastAsia="Times New Roman" w:hAnsi="Arial" w:cs="Arial"/>
-                <w:sz w:val="16"/>
-                <w:szCs w:val="16"/>
-                <w:lang w:eastAsia="it-IT"/>
-              </w:rPr>
-              <w:t>”Authorized</w:t>
-            </w:r>
-            <w:proofErr w:type="gramEnd"/>
-            <w:r>
-              <w:rPr>
-                <w:rFonts w:ascii="Arial" w:eastAsia="Times New Roman" w:hAnsi="Arial" w:cs="Arial"/>
-                <w:sz w:val="16"/>
-                <w:szCs w:val="16"/>
-                <w:lang w:eastAsia="it-IT"/>
-              </w:rPr>
-              <w:t xml:space="preserve"> phone n." con:</w:t>
+            <w:r>
+              <w:rPr>
+                <w:rFonts w:ascii="Arial" w:eastAsia="Times New Roman" w:hAnsi="Arial" w:cs="Arial"/>
+                <w:sz w:val="16"/>
+                <w:szCs w:val="16"/>
+                <w:lang w:eastAsia="it-IT"/>
+              </w:rPr>
+              <w:t>”Authorized phone n." con:</w:t>
             </w:r>
           </w:p>
           <w:p>
@@ -10556,6 +10466,9 @@
         </w:tc>
       </w:tr>
       <w:tr>
+        <w:trPr>
+          <w:jc w:val="center"/>
+        </w:trPr>
         <w:tc>
           <w:tcPr>
             <w:tcW w:w="704" w:type="dxa"/>
@@ -10579,7 +10492,7 @@
                 <w:szCs w:val="16"/>
                 <w:lang w:eastAsia="it-IT"/>
               </w:rPr>
-              <w:t>3.0</w:t>
+              <w:t>2.8</w:t>
             </w:r>
           </w:p>
         </w:tc>
@@ -10633,33 +10546,43 @@
                 <w:szCs w:val="16"/>
                 <w:lang w:eastAsia="it-IT"/>
               </w:rPr>
-              <w:t>Ritorna il valore di Tensione + Timestamp</w:t>
+              <w:t>Ritorna i numeri autorizzati</w:t>
             </w:r>
           </w:p>
         </w:tc>
         <w:tc>
           <w:tcPr>
             <w:tcW w:w="2409" w:type="dxa"/>
-          </w:tcPr>
-          <w:p>
-            <w:pPr>
-              <w:spacing w:line="330" w:lineRule="atLeast"/>
-              <w:jc w:val="center"/>
-              <w:rPr>
-                <w:rFonts w:ascii="Arial" w:eastAsia="Times New Roman" w:hAnsi="Arial" w:cs="Arial"/>
-                <w:sz w:val="16"/>
-                <w:szCs w:val="16"/>
-                <w:lang w:eastAsia="it-IT"/>
-              </w:rPr>
-            </w:pPr>
-            <w:r>
-              <w:rPr>
-                <w:rFonts w:ascii="Arial" w:eastAsia="Times New Roman" w:hAnsi="Arial" w:cs="Arial"/>
-                <w:sz w:val="16"/>
-                <w:szCs w:val="16"/>
-                <w:lang w:eastAsia="it-IT"/>
-              </w:rPr>
-              <w:t>Da telefono Master</w:t>
+            <w:vAlign w:val="center"/>
+          </w:tcPr>
+          <w:p>
+            <w:pPr>
+              <w:spacing w:line="330" w:lineRule="atLeast"/>
+              <w:jc w:val="center"/>
+              <w:rPr>
+                <w:rFonts w:ascii="Arial" w:eastAsia="Times New Roman" w:hAnsi="Arial" w:cs="Arial"/>
+                <w:sz w:val="16"/>
+                <w:szCs w:val="16"/>
+                <w:lang w:eastAsia="it-IT"/>
+              </w:rPr>
+            </w:pPr>
+            <w:r>
+              <w:rPr>
+                <w:rFonts w:ascii="Arial" w:eastAsia="Times New Roman" w:hAnsi="Arial" w:cs="Arial"/>
+                <w:sz w:val="16"/>
+                <w:szCs w:val="16"/>
+                <w:lang w:eastAsia="it-IT"/>
+              </w:rPr>
+              <w:t>Da telefono sconosciuto</w:t>
+            </w:r>
+            <w:r>
+              <w:rPr>
+                <w:rFonts w:ascii="Arial" w:eastAsia="Times New Roman" w:hAnsi="Arial" w:cs="Arial"/>
+                <w:sz w:val="16"/>
+                <w:szCs w:val="16"/>
+                <w:lang w:eastAsia="it-IT"/>
+              </w:rPr>
+              <w:t xml:space="preserve"> o AUX</w:t>
             </w:r>
           </w:p>
         </w:tc>
@@ -10686,7 +10609,7 @@
                 <w:szCs w:val="16"/>
                 <w:lang w:eastAsia="it-IT"/>
               </w:rPr>
-              <w:t>S</w:t>
+              <w:t>N</w:t>
             </w:r>
           </w:p>
         </w:tc>
@@ -10709,11 +10632,12 @@
             <w:r>
               <w:rPr>
                 <w:rFonts w:ascii="Arial" w:eastAsia="Times New Roman" w:hAnsi="Arial" w:cs="Arial"/>
-                <w:sz w:val="16"/>
-                <w:szCs w:val="16"/>
-                <w:lang w:eastAsia="it-IT"/>
-              </w:rPr>
-              <w:t>SMS a Richiedente con:</w:t>
+                <w:color w:val="FF0000"/>
+                <w:sz w:val="16"/>
+                <w:szCs w:val="16"/>
+                <w:lang w:eastAsia="it-IT"/>
+              </w:rPr>
+              <w:t>MANCA caso con comando N da numero non autorizzato</w:t>
             </w:r>
           </w:p>
         </w:tc>
@@ -10737,6 +10661,9 @@
         </w:tc>
       </w:tr>
       <w:tr>
+        <w:trPr>
+          <w:jc w:val="center"/>
+        </w:trPr>
         <w:tc>
           <w:tcPr>
             <w:tcW w:w="704" w:type="dxa"/>
@@ -10760,7 +10687,7 @@
                 <w:szCs w:val="16"/>
                 <w:lang w:eastAsia="it-IT"/>
               </w:rPr>
-              <w:t>3.3</w:t>
+              <w:t>3.0</w:t>
             </w:r>
           </w:p>
         </w:tc>
@@ -10840,7 +10767,7 @@
                 <w:szCs w:val="16"/>
                 <w:lang w:eastAsia="it-IT"/>
               </w:rPr>
-              <w:t>Da telefono AUX</w:t>
+              <w:t>Da telefono Master</w:t>
             </w:r>
           </w:p>
         </w:tc>
@@ -10887,6 +10814,112 @@
                 <w:lang w:eastAsia="it-IT"/>
               </w:rPr>
             </w:pPr>
+            <w:r>
+              <w:rPr>
+                <w:rFonts w:ascii="Arial" w:eastAsia="Times New Roman" w:hAnsi="Arial" w:cs="Arial"/>
+                <w:sz w:val="16"/>
+                <w:szCs w:val="16"/>
+                <w:lang w:eastAsia="it-IT"/>
+              </w:rPr>
+              <w:t xml:space="preserve">SMS a Richiedente con: </w:t>
+            </w:r>
+          </w:p>
+          <w:p>
+            <w:pPr>
+              <w:spacing w:line="330" w:lineRule="atLeast"/>
+              <w:jc w:val="center"/>
+              <w:rPr>
+                <w:rFonts w:ascii="Arial" w:eastAsia="Times New Roman" w:hAnsi="Arial" w:cs="Arial"/>
+                <w:sz w:val="16"/>
+                <w:szCs w:val="16"/>
+                <w:lang w:val="en-US" w:eastAsia="it-IT"/>
+              </w:rPr>
+            </w:pPr>
+            <w:r>
+              <w:rPr>
+                <w:rFonts w:ascii="Arial" w:eastAsia="Times New Roman" w:hAnsi="Arial" w:cs="Arial"/>
+                <w:i/>
+                <w:iCs/>
+                <w:sz w:val="16"/>
+                <w:szCs w:val="16"/>
+                <w:lang w:val="en-US" w:eastAsia="it-IT"/>
+              </w:rPr>
+              <w:t>timestamp</w:t>
+            </w:r>
+            <w:r>
+              <w:rPr>
+                <w:rFonts w:ascii="Arial" w:eastAsia="Times New Roman" w:hAnsi="Arial" w:cs="Arial"/>
+                <w:sz w:val="16"/>
+                <w:szCs w:val="16"/>
+                <w:lang w:val="en-US" w:eastAsia="it-IT"/>
+              </w:rPr>
+              <w:t xml:space="preserve"> </w:t>
+            </w:r>
+            <w:r>
+              <w:rPr>
+                <w:rFonts w:ascii="Arial" w:eastAsia="Times New Roman" w:hAnsi="Arial" w:cs="Arial"/>
+                <w:sz w:val="16"/>
+                <w:szCs w:val="16"/>
+                <w:lang w:val="en-US" w:eastAsia="it-IT"/>
+              </w:rPr>
+              <w:t>“</w:t>
+            </w:r>
+            <w:r>
+              <w:rPr>
+                <w:rFonts w:ascii="Arial" w:eastAsia="Times New Roman" w:hAnsi="Arial" w:cs="Arial"/>
+                <w:sz w:val="16"/>
+                <w:szCs w:val="16"/>
+                <w:lang w:val="en-US" w:eastAsia="it-IT"/>
+              </w:rPr>
+              <w:t xml:space="preserve">Current Voltage: </w:t>
+            </w:r>
+            <w:r>
+              <w:rPr>
+                <w:rFonts w:ascii="Arial" w:eastAsia="Times New Roman" w:hAnsi="Arial" w:cs="Arial"/>
+                <w:sz w:val="16"/>
+                <w:szCs w:val="16"/>
+                <w:lang w:val="en-US" w:eastAsia="it-IT"/>
+              </w:rPr>
+              <w:t>“</w:t>
+            </w:r>
+            <w:r>
+              <w:rPr>
+                <w:rFonts w:ascii="Arial" w:eastAsia="Times New Roman" w:hAnsi="Arial" w:cs="Arial"/>
+                <w:i/>
+                <w:iCs/>
+                <w:sz w:val="16"/>
+                <w:szCs w:val="16"/>
+                <w:lang w:val="en-US" w:eastAsia="it-IT"/>
+              </w:rPr>
+              <w:t>voltage</w:t>
+            </w:r>
+            <w:r>
+              <w:rPr>
+                <w:rFonts w:ascii="Arial" w:eastAsia="Times New Roman" w:hAnsi="Arial" w:cs="Arial"/>
+                <w:sz w:val="16"/>
+                <w:szCs w:val="16"/>
+                <w:lang w:val="en-US" w:eastAsia="it-IT"/>
+              </w:rPr>
+              <w:t xml:space="preserve"> </w:t>
+            </w:r>
+            <w:r>
+              <w:rPr>
+                <w:rFonts w:ascii="Arial" w:eastAsia="Times New Roman" w:hAnsi="Arial" w:cs="Arial"/>
+                <w:sz w:val="16"/>
+                <w:szCs w:val="16"/>
+                <w:lang w:val="en-US" w:eastAsia="it-IT"/>
+              </w:rPr>
+              <w:t>“</w:t>
+            </w:r>
+            <w:r>
+              <w:rPr>
+                <w:rFonts w:ascii="Arial" w:eastAsia="Times New Roman" w:hAnsi="Arial" w:cs="Arial"/>
+                <w:sz w:val="16"/>
+                <w:szCs w:val="16"/>
+                <w:lang w:val="en-US" w:eastAsia="it-IT"/>
+              </w:rPr>
+              <w:t>Vac"</w:t>
+            </w:r>
           </w:p>
         </w:tc>
         <w:tc>
@@ -10902,13 +10935,16 @@
                 <w:rFonts w:ascii="Arial" w:eastAsia="Times New Roman" w:hAnsi="Arial" w:cs="Arial"/>
                 <w:sz w:val="16"/>
                 <w:szCs w:val="16"/>
-                <w:lang w:eastAsia="it-IT"/>
+                <w:lang w:val="en-US" w:eastAsia="it-IT"/>
               </w:rPr>
             </w:pPr>
           </w:p>
         </w:tc>
       </w:tr>
       <w:tr>
+        <w:trPr>
+          <w:jc w:val="center"/>
+        </w:trPr>
         <w:tc>
           <w:tcPr>
             <w:tcW w:w="704" w:type="dxa"/>
@@ -10932,7 +10968,7 @@
                 <w:szCs w:val="16"/>
                 <w:lang w:eastAsia="it-IT"/>
               </w:rPr>
-              <w:t>3.2</w:t>
+              <w:t>3.3</w:t>
             </w:r>
           </w:p>
         </w:tc>
@@ -11012,7 +11048,7 @@
                 <w:szCs w:val="16"/>
                 <w:lang w:eastAsia="it-IT"/>
               </w:rPr>
-              <w:t>Da telefono scooisciuto</w:t>
+              <w:t>Da telefono AUX</w:t>
             </w:r>
           </w:p>
         </w:tc>
@@ -11056,30 +11092,70 @@
                 <w:rFonts w:ascii="Arial" w:eastAsia="Times New Roman" w:hAnsi="Arial" w:cs="Arial"/>
                 <w:sz w:val="16"/>
                 <w:szCs w:val="16"/>
-                <w:lang w:val="en-US" w:eastAsia="it-IT"/>
-              </w:rPr>
-            </w:pPr>
-            <w:r>
-              <w:rPr>
-                <w:rFonts w:ascii="Arial" w:eastAsia="Times New Roman" w:hAnsi="Arial" w:cs="Arial"/>
-                <w:sz w:val="16"/>
-                <w:szCs w:val="16"/>
-                <w:lang w:val="en-US" w:eastAsia="it-IT"/>
-              </w:rPr>
-              <w:t>"Request from NOT AUTHORIZED number"</w:t>
-            </w:r>
-          </w:p>
-          <w:p>
-            <w:pPr>
-              <w:spacing w:line="330" w:lineRule="atLeast"/>
-              <w:jc w:val="center"/>
-              <w:rPr>
-                <w:rFonts w:ascii="Arial" w:eastAsia="Times New Roman" w:hAnsi="Arial" w:cs="Arial"/>
-                <w:sz w:val="16"/>
-                <w:szCs w:val="16"/>
-                <w:lang w:val="en-US" w:eastAsia="it-IT"/>
-              </w:rPr>
-            </w:pPr>
+                <w:lang w:eastAsia="it-IT"/>
+              </w:rPr>
+            </w:pPr>
+            <w:r>
+              <w:rPr>
+                <w:rFonts w:ascii="Arial" w:eastAsia="Times New Roman" w:hAnsi="Arial" w:cs="Arial"/>
+                <w:sz w:val="16"/>
+                <w:szCs w:val="16"/>
+                <w:lang w:eastAsia="it-IT"/>
+              </w:rPr>
+              <w:t xml:space="preserve">SMS a Richiedente con: </w:t>
+            </w:r>
+          </w:p>
+          <w:p>
+            <w:pPr>
+              <w:spacing w:line="330" w:lineRule="atLeast"/>
+              <w:jc w:val="center"/>
+              <w:rPr>
+                <w:rFonts w:ascii="Arial" w:eastAsia="Times New Roman" w:hAnsi="Arial" w:cs="Arial"/>
+                <w:sz w:val="16"/>
+                <w:szCs w:val="16"/>
+                <w:lang w:eastAsia="it-IT"/>
+              </w:rPr>
+            </w:pPr>
+            <w:r>
+              <w:rPr>
+                <w:rFonts w:ascii="Arial" w:eastAsia="Times New Roman" w:hAnsi="Arial" w:cs="Arial"/>
+                <w:i/>
+                <w:iCs/>
+                <w:sz w:val="16"/>
+                <w:szCs w:val="16"/>
+                <w:lang w:eastAsia="it-IT"/>
+              </w:rPr>
+              <w:t>timestamp</w:t>
+            </w:r>
+            <w:r>
+              <w:rPr>
+                <w:rFonts w:ascii="Arial" w:eastAsia="Times New Roman" w:hAnsi="Arial" w:cs="Arial"/>
+                <w:sz w:val="16"/>
+                <w:szCs w:val="16"/>
+                <w:lang w:eastAsia="it-IT"/>
+              </w:rPr>
+              <w:t xml:space="preserve"> “Current Voltage: “</w:t>
+            </w:r>
+            <w:r>
+              <w:rPr>
+                <w:rFonts w:ascii="Arial" w:eastAsia="Times New Roman" w:hAnsi="Arial" w:cs="Arial"/>
+                <w:i/>
+                <w:iCs/>
+                <w:sz w:val="16"/>
+                <w:szCs w:val="16"/>
+                <w:lang w:eastAsia="it-IT"/>
+              </w:rPr>
+              <w:t>voltage</w:t>
+            </w:r>
+            <w:r>
+              <w:rPr>
+                <w:rFonts w:ascii="Arial" w:eastAsia="Times New Roman" w:hAnsi="Arial" w:cs="Arial"/>
+                <w:sz w:val="16"/>
+                <w:szCs w:val="16"/>
+                <w:lang w:eastAsia="it-IT"/>
+              </w:rPr>
+              <w:t xml:space="preserve"> “Vac"</w:t>
+            </w:r>
           </w:p>
         </w:tc>
         <w:tc>
@@ -11095,13 +11171,16 @@
                 <w:rFonts w:ascii="Arial" w:eastAsia="Times New Roman" w:hAnsi="Arial" w:cs="Arial"/>
                 <w:sz w:val="16"/>
                 <w:szCs w:val="16"/>
-                <w:lang w:val="en-US" w:eastAsia="it-IT"/>
+                <w:lang w:eastAsia="it-IT"/>
               </w:rPr>
             </w:pPr>
           </w:p>
         </w:tc>
       </w:tr>
       <w:tr>
+        <w:trPr>
+          <w:jc w:val="center"/>
+        </w:trPr>
         <w:tc>
           <w:tcPr>
             <w:tcW w:w="704" w:type="dxa"/>
@@ -11115,6 +11194,141 @@
                 <w:rFonts w:ascii="Arial" w:eastAsia="Times New Roman" w:hAnsi="Arial" w:cs="Arial"/>
                 <w:sz w:val="16"/>
                 <w:szCs w:val="16"/>
+                <w:lang w:eastAsia="it-IT"/>
+              </w:rPr>
+            </w:pPr>
+            <w:r>
+              <w:rPr>
+                <w:rFonts w:ascii="Arial" w:eastAsia="Times New Roman" w:hAnsi="Arial" w:cs="Arial"/>
+                <w:sz w:val="16"/>
+                <w:szCs w:val="16"/>
+                <w:lang w:eastAsia="it-IT"/>
+              </w:rPr>
+              <w:t>3.2</w:t>
+            </w:r>
+          </w:p>
+        </w:tc>
+        <w:tc>
+          <w:tcPr>
+            <w:tcW w:w="1559" w:type="dxa"/>
+            <w:vAlign w:val="center"/>
+          </w:tcPr>
+          <w:p>
+            <w:pPr>
+              <w:spacing w:line="330" w:lineRule="atLeast"/>
+              <w:jc w:val="center"/>
+              <w:rPr>
+                <w:rFonts w:ascii="Arial" w:eastAsia="Times New Roman" w:hAnsi="Arial" w:cs="Arial"/>
+                <w:sz w:val="16"/>
+                <w:szCs w:val="16"/>
+                <w:lang w:eastAsia="it-IT"/>
+              </w:rPr>
+            </w:pPr>
+            <w:r>
+              <w:rPr>
+                <w:rFonts w:ascii="Arial" w:eastAsia="Times New Roman" w:hAnsi="Arial" w:cs="Arial"/>
+                <w:sz w:val="16"/>
+                <w:szCs w:val="16"/>
+                <w:lang w:eastAsia="it-IT"/>
+              </w:rPr>
+              <w:t>Operation</w:t>
+            </w:r>
+          </w:p>
+        </w:tc>
+        <w:tc>
+          <w:tcPr>
+            <w:tcW w:w="3828" w:type="dxa"/>
+            <w:vAlign w:val="center"/>
+          </w:tcPr>
+          <w:p>
+            <w:pPr>
+              <w:spacing w:line="330" w:lineRule="atLeast"/>
+              <w:jc w:val="center"/>
+              <w:rPr>
+                <w:rFonts w:ascii="Arial" w:eastAsia="Times New Roman" w:hAnsi="Arial" w:cs="Arial"/>
+                <w:sz w:val="16"/>
+                <w:szCs w:val="16"/>
+                <w:lang w:eastAsia="it-IT"/>
+              </w:rPr>
+            </w:pPr>
+            <w:r>
+              <w:rPr>
+                <w:rFonts w:ascii="Arial" w:eastAsia="Times New Roman" w:hAnsi="Arial" w:cs="Arial"/>
+                <w:sz w:val="16"/>
+                <w:szCs w:val="16"/>
+                <w:lang w:eastAsia="it-IT"/>
+              </w:rPr>
+              <w:t>Ritorna il valore di Tensione + Timestamp</w:t>
+            </w:r>
+          </w:p>
+        </w:tc>
+        <w:tc>
+          <w:tcPr>
+            <w:tcW w:w="2409" w:type="dxa"/>
+            <w:vAlign w:val="center"/>
+          </w:tcPr>
+          <w:p>
+            <w:pPr>
+              <w:spacing w:line="330" w:lineRule="atLeast"/>
+              <w:jc w:val="center"/>
+              <w:rPr>
+                <w:rFonts w:ascii="Arial" w:eastAsia="Times New Roman" w:hAnsi="Arial" w:cs="Arial"/>
+                <w:sz w:val="16"/>
+                <w:szCs w:val="16"/>
+                <w:lang w:eastAsia="it-IT"/>
+              </w:rPr>
+            </w:pPr>
+            <w:r>
+              <w:rPr>
+                <w:rFonts w:ascii="Arial" w:eastAsia="Times New Roman" w:hAnsi="Arial" w:cs="Arial"/>
+                <w:sz w:val="16"/>
+                <w:szCs w:val="16"/>
+                <w:lang w:eastAsia="it-IT"/>
+              </w:rPr>
+              <w:t>Da telefono sconosciuto</w:t>
+            </w:r>
+          </w:p>
+        </w:tc>
+        <w:tc>
+          <w:tcPr>
+            <w:tcW w:w="1701" w:type="dxa"/>
+            <w:vAlign w:val="center"/>
+          </w:tcPr>
+          <w:p>
+            <w:pPr>
+              <w:spacing w:line="330" w:lineRule="atLeast"/>
+              <w:jc w:val="center"/>
+              <w:rPr>
+                <w:rFonts w:ascii="Arial" w:eastAsia="Times New Roman" w:hAnsi="Arial" w:cs="Arial"/>
+                <w:sz w:val="16"/>
+                <w:szCs w:val="16"/>
+                <w:lang w:eastAsia="it-IT"/>
+              </w:rPr>
+            </w:pPr>
+            <w:r>
+              <w:rPr>
+                <w:rFonts w:ascii="Arial" w:eastAsia="Times New Roman" w:hAnsi="Arial" w:cs="Arial"/>
+                <w:sz w:val="16"/>
+                <w:szCs w:val="16"/>
+                <w:lang w:eastAsia="it-IT"/>
+              </w:rPr>
+              <w:t>S</w:t>
+            </w:r>
+          </w:p>
+        </w:tc>
+        <w:tc>
+          <w:tcPr>
+            <w:tcW w:w="3828" w:type="dxa"/>
+            <w:vAlign w:val="center"/>
+          </w:tcPr>
+          <w:p>
+            <w:pPr>
+              <w:spacing w:line="330" w:lineRule="atLeast"/>
+              <w:jc w:val="center"/>
+              <w:rPr>
+                <w:rFonts w:ascii="Arial" w:eastAsia="Times New Roman" w:hAnsi="Arial" w:cs="Arial"/>
+                <w:sz w:val="16"/>
+                <w:szCs w:val="16"/>
                 <w:lang w:val="en-US" w:eastAsia="it-IT"/>
               </w:rPr>
             </w:pPr>
@@ -11125,86 +11339,18 @@
                 <w:szCs w:val="16"/>
                 <w:lang w:val="en-US" w:eastAsia="it-IT"/>
               </w:rPr>
-              <w:t>3.3</w:t>
-            </w:r>
-          </w:p>
-        </w:tc>
-        <w:tc>
-          <w:tcPr>
-            <w:tcW w:w="1559" w:type="dxa"/>
-            <w:vAlign w:val="center"/>
-          </w:tcPr>
-          <w:p>
-            <w:pPr>
-              <w:spacing w:line="330" w:lineRule="atLeast"/>
-              <w:jc w:val="center"/>
+              <w:t xml:space="preserve">SMS; </w:t>
+            </w:r>
+            <w:r>
               <w:rPr>
                 <w:rFonts w:ascii="Arial" w:eastAsia="Times New Roman" w:hAnsi="Arial" w:cs="Arial"/>
                 <w:sz w:val="16"/>
                 <w:szCs w:val="16"/>
                 <w:lang w:val="en-US" w:eastAsia="it-IT"/>
               </w:rPr>
-            </w:pPr>
-          </w:p>
-        </w:tc>
-        <w:tc>
-          <w:tcPr>
-            <w:tcW w:w="3828" w:type="dxa"/>
-            <w:vAlign w:val="center"/>
-          </w:tcPr>
-          <w:p>
-            <w:pPr>
-              <w:spacing w:line="330" w:lineRule="atLeast"/>
-              <w:jc w:val="center"/>
-              <w:rPr>
-                <w:rFonts w:ascii="Arial" w:eastAsia="Times New Roman" w:hAnsi="Arial" w:cs="Arial"/>
-                <w:sz w:val="16"/>
-                <w:szCs w:val="16"/>
-                <w:lang w:val="en-US" w:eastAsia="it-IT"/>
-              </w:rPr>
-            </w:pPr>
-          </w:p>
-        </w:tc>
-        <w:tc>
-          <w:tcPr>
-            <w:tcW w:w="2409" w:type="dxa"/>
-          </w:tcPr>
-          <w:p>
-            <w:pPr>
-              <w:spacing w:line="330" w:lineRule="atLeast"/>
-              <w:jc w:val="center"/>
-              <w:rPr>
-                <w:rFonts w:ascii="Arial" w:eastAsia="Times New Roman" w:hAnsi="Arial" w:cs="Arial"/>
-                <w:sz w:val="16"/>
-                <w:szCs w:val="16"/>
-                <w:lang w:val="en-US" w:eastAsia="it-IT"/>
-              </w:rPr>
-            </w:pPr>
-          </w:p>
-        </w:tc>
-        <w:tc>
-          <w:tcPr>
-            <w:tcW w:w="1701" w:type="dxa"/>
-            <w:vAlign w:val="center"/>
-          </w:tcPr>
-          <w:p>
-            <w:pPr>
-              <w:spacing w:line="330" w:lineRule="atLeast"/>
-              <w:jc w:val="center"/>
-              <w:rPr>
-                <w:rFonts w:ascii="Arial" w:eastAsia="Times New Roman" w:hAnsi="Arial" w:cs="Arial"/>
-                <w:sz w:val="16"/>
-                <w:szCs w:val="16"/>
-                <w:lang w:val="en-US" w:eastAsia="it-IT"/>
-              </w:rPr>
-            </w:pPr>
-          </w:p>
-        </w:tc>
-        <w:tc>
-          <w:tcPr>
-            <w:tcW w:w="3828" w:type="dxa"/>
-            <w:vAlign w:val="center"/>
-          </w:tcPr>
+              <w:t>"Request from NOT AUTHORIZED number"</w:t>
+            </w:r>
+          </w:p>
           <w:p>
             <w:pPr>
               <w:spacing w:line="330" w:lineRule="atLeast"/>
@@ -11238,6 +11384,9 @@
         </w:tc>
       </w:tr>
       <w:tr>
+        <w:trPr>
+          <w:jc w:val="center"/>
+        </w:trPr>
         <w:tc>
           <w:tcPr>
             <w:tcW w:w="704" w:type="dxa"/>
@@ -11254,6 +11403,28 @@
                 <w:lang w:val="en-US" w:eastAsia="it-IT"/>
               </w:rPr>
             </w:pPr>
+            <w:r>
+              <w:rPr>
+                <w:rFonts w:ascii="Arial" w:eastAsia="Times New Roman" w:hAnsi="Arial" w:cs="Arial"/>
+                <w:sz w:val="16"/>
+                <w:szCs w:val="16"/>
+                <w:lang w:val="en-US" w:eastAsia="it-IT"/>
+              </w:rPr>
+              <w:lastRenderedPageBreak/>
+              <w:t>3.4</w:t>
+            </w:r>
+          </w:p>
+          <w:p>
+            <w:pPr>
+              <w:spacing w:line="330" w:lineRule="atLeast"/>
+              <w:jc w:val="center"/>
+              <w:rPr>
+                <w:rFonts w:ascii="Arial" w:eastAsia="Times New Roman" w:hAnsi="Arial" w:cs="Arial"/>
+                <w:sz w:val="16"/>
+                <w:szCs w:val="16"/>
+                <w:lang w:val="en-US" w:eastAsia="it-IT"/>
+              </w:rPr>
+            </w:pPr>
           </w:p>
         </w:tc>
         <w:tc>
@@ -11272,6 +11443,15 @@
                 <w:lang w:val="en-US" w:eastAsia="it-IT"/>
               </w:rPr>
             </w:pPr>
+            <w:r>
+              <w:rPr>
+                <w:rFonts w:ascii="Arial" w:eastAsia="Times New Roman" w:hAnsi="Arial" w:cs="Arial"/>
+                <w:sz w:val="16"/>
+                <w:szCs w:val="16"/>
+                <w:lang w:eastAsia="it-IT"/>
+              </w:rPr>
+              <w:t>Operation</w:t>
+            </w:r>
           </w:p>
         </w:tc>
         <w:tc>
@@ -11287,31 +11467,95 @@
                 <w:rFonts w:ascii="Arial" w:eastAsia="Times New Roman" w:hAnsi="Arial" w:cs="Arial"/>
                 <w:sz w:val="16"/>
                 <w:szCs w:val="16"/>
+                <w:lang w:eastAsia="it-IT"/>
+              </w:rPr>
+            </w:pPr>
+            <w:r>
+              <w:rPr>
+                <w:rFonts w:ascii="Arial" w:eastAsia="Times New Roman" w:hAnsi="Arial" w:cs="Arial"/>
+                <w:sz w:val="16"/>
+                <w:szCs w:val="16"/>
+                <w:lang w:eastAsia="it-IT"/>
+              </w:rPr>
+              <w:t xml:space="preserve">Cancella tutti i numeri </w:t>
+            </w:r>
+            <w:r>
+              <w:rPr>
+                <w:rFonts w:ascii="Arial" w:eastAsia="Times New Roman" w:hAnsi="Arial" w:cs="Arial"/>
+                <w:sz w:val="16"/>
+                <w:szCs w:val="16"/>
+                <w:lang w:eastAsia="it-IT"/>
+              </w:rPr>
+              <w:t xml:space="preserve">ESCLUSO </w:t>
+            </w:r>
+            <w:r>
+              <w:rPr>
+                <w:rFonts w:ascii="Arial" w:eastAsia="Times New Roman" w:hAnsi="Arial" w:cs="Arial"/>
+                <w:sz w:val="16"/>
+                <w:szCs w:val="16"/>
+                <w:lang w:eastAsia="it-IT"/>
+              </w:rPr>
+              <w:t>il MASTER</w:t>
+            </w:r>
+          </w:p>
+        </w:tc>
+        <w:tc>
+          <w:tcPr>
+            <w:tcW w:w="2409" w:type="dxa"/>
+            <w:vAlign w:val="center"/>
+          </w:tcPr>
+          <w:p>
+            <w:pPr>
+              <w:spacing w:line="330" w:lineRule="atLeast"/>
+              <w:jc w:val="center"/>
+              <w:rPr>
+                <w:rFonts w:ascii="Arial" w:eastAsia="Times New Roman" w:hAnsi="Arial" w:cs="Arial"/>
+                <w:sz w:val="16"/>
+                <w:szCs w:val="16"/>
+                <w:lang w:eastAsia="it-IT"/>
+              </w:rPr>
+            </w:pPr>
+            <w:r>
+              <w:rPr>
+                <w:rFonts w:ascii="Arial" w:eastAsia="Times New Roman" w:hAnsi="Arial" w:cs="Arial"/>
+                <w:sz w:val="16"/>
+                <w:szCs w:val="16"/>
+                <w:lang w:eastAsia="it-IT"/>
+              </w:rPr>
+              <w:t>Solo da Tel. MASTER</w:t>
+            </w:r>
+          </w:p>
+        </w:tc>
+        <w:tc>
+          <w:tcPr>
+            <w:tcW w:w="1701" w:type="dxa"/>
+            <w:vAlign w:val="center"/>
+          </w:tcPr>
+          <w:p>
+            <w:pPr>
+              <w:spacing w:line="330" w:lineRule="atLeast"/>
+              <w:jc w:val="center"/>
+              <w:rPr>
+                <w:rFonts w:ascii="Arial" w:eastAsia="Times New Roman" w:hAnsi="Arial" w:cs="Arial"/>
+                <w:sz w:val="16"/>
+                <w:szCs w:val="16"/>
                 <w:lang w:val="en-US" w:eastAsia="it-IT"/>
               </w:rPr>
             </w:pPr>
-          </w:p>
-        </w:tc>
-        <w:tc>
-          <w:tcPr>
-            <w:tcW w:w="2409" w:type="dxa"/>
-          </w:tcPr>
-          <w:p>
-            <w:pPr>
-              <w:spacing w:line="330" w:lineRule="atLeast"/>
-              <w:jc w:val="center"/>
+            <w:r>
               <w:rPr>
                 <w:rFonts w:ascii="Arial" w:eastAsia="Times New Roman" w:hAnsi="Arial" w:cs="Arial"/>
                 <w:sz w:val="16"/>
                 <w:szCs w:val="16"/>
                 <w:lang w:val="en-US" w:eastAsia="it-IT"/>
               </w:rPr>
-            </w:pPr>
-          </w:p>
-        </w:tc>
-        <w:tc>
-          <w:tcPr>
-            <w:tcW w:w="1701" w:type="dxa"/>
+              <w:t>D</w:t>
+            </w:r>
+          </w:p>
+        </w:tc>
+        <w:tc>
+          <w:tcPr>
+            <w:tcW w:w="3828" w:type="dxa"/>
             <w:vAlign w:val="center"/>
           </w:tcPr>
           <w:p>
@@ -11325,24 +11569,24 @@
                 <w:lang w:val="en-US" w:eastAsia="it-IT"/>
               </w:rPr>
             </w:pPr>
-          </w:p>
-        </w:tc>
-        <w:tc>
-          <w:tcPr>
-            <w:tcW w:w="3828" w:type="dxa"/>
-            <w:vAlign w:val="center"/>
-          </w:tcPr>
-          <w:p>
-            <w:pPr>
-              <w:spacing w:line="330" w:lineRule="atLeast"/>
-              <w:jc w:val="center"/>
+            <w:r>
               <w:rPr>
                 <w:rFonts w:ascii="Arial" w:eastAsia="Times New Roman" w:hAnsi="Arial" w:cs="Arial"/>
                 <w:sz w:val="16"/>
                 <w:szCs w:val="16"/>
                 <w:lang w:val="en-US" w:eastAsia="it-IT"/>
               </w:rPr>
-            </w:pPr>
+              <w:t xml:space="preserve">SMS: </w:t>
+            </w:r>
+            <w:r>
+              <w:rPr>
+                <w:rFonts w:ascii="Arial" w:eastAsia="Times New Roman" w:hAnsi="Arial" w:cs="Arial"/>
+                <w:sz w:val="16"/>
+                <w:szCs w:val="16"/>
+                <w:lang w:val="en-US" w:eastAsia="it-IT"/>
+              </w:rPr>
+              <w:t>"ALL THE AUXILIARY NUMBERS ARE DELETED"</w:t>
+            </w:r>
           </w:p>
         </w:tc>
         <w:tc>
@@ -11365,6 +11609,9 @@
         </w:tc>
       </w:tr>
       <w:tr>
+        <w:trPr>
+          <w:jc w:val="center"/>
+        </w:trPr>
         <w:tc>
           <w:tcPr>
             <w:tcW w:w="704" w:type="dxa"/>
@@ -11381,6 +11628,15 @@
                 <w:lang w:val="en-US" w:eastAsia="it-IT"/>
               </w:rPr>
             </w:pPr>
+            <w:r>
+              <w:rPr>
+                <w:rFonts w:ascii="Arial" w:eastAsia="Times New Roman" w:hAnsi="Arial" w:cs="Arial"/>
+                <w:sz w:val="16"/>
+                <w:szCs w:val="16"/>
+                <w:lang w:val="en-US" w:eastAsia="it-IT"/>
+              </w:rPr>
+              <w:t>3.5</w:t>
+            </w:r>
           </w:p>
         </w:tc>
         <w:tc>
@@ -11399,6 +11655,15 @@
                 <w:lang w:val="en-US" w:eastAsia="it-IT"/>
               </w:rPr>
             </w:pPr>
+            <w:r>
+              <w:rPr>
+                <w:rFonts w:ascii="Arial" w:eastAsia="Times New Roman" w:hAnsi="Arial" w:cs="Arial"/>
+                <w:sz w:val="16"/>
+                <w:szCs w:val="16"/>
+                <w:lang w:eastAsia="it-IT"/>
+              </w:rPr>
+              <w:t>Operation</w:t>
+            </w:r>
           </w:p>
         </w:tc>
         <w:tc>
@@ -11417,11 +11682,21 @@
                 <w:lang w:val="en-US" w:eastAsia="it-IT"/>
               </w:rPr>
             </w:pPr>
+            <w:r>
+              <w:rPr>
+                <w:rFonts w:ascii="Arial" w:eastAsia="Times New Roman" w:hAnsi="Arial" w:cs="Arial"/>
+                <w:sz w:val="16"/>
+                <w:szCs w:val="16"/>
+                <w:lang w:eastAsia="it-IT"/>
+              </w:rPr>
+              <w:t>Ritorna i numeri autorizzati</w:t>
+            </w:r>
           </w:p>
         </w:tc>
         <w:tc>
           <w:tcPr>
             <w:tcW w:w="2409" w:type="dxa"/>
+            <w:vAlign w:val="center"/>
           </w:tcPr>
           <w:p>
             <w:pPr>
@@ -11434,6 +11709,15 @@
                 <w:lang w:val="en-US" w:eastAsia="it-IT"/>
               </w:rPr>
             </w:pPr>
+            <w:r>
+              <w:rPr>
+                <w:rFonts w:ascii="Arial" w:eastAsia="Times New Roman" w:hAnsi="Arial" w:cs="Arial"/>
+                <w:sz w:val="16"/>
+                <w:szCs w:val="16"/>
+                <w:lang w:eastAsia="it-IT"/>
+              </w:rPr>
+              <w:t>Solo da Tel. MASTER</w:t>
+            </w:r>
           </w:p>
         </w:tc>
         <w:tc>
@@ -11452,6 +11736,15 @@
                 <w:lang w:val="en-US" w:eastAsia="it-IT"/>
               </w:rPr>
             </w:pPr>
+            <w:r>
+              <w:rPr>
+                <w:rFonts w:ascii="Arial" w:eastAsia="Times New Roman" w:hAnsi="Arial" w:cs="Arial"/>
+                <w:sz w:val="16"/>
+                <w:szCs w:val="16"/>
+                <w:lang w:eastAsia="it-IT"/>
+              </w:rPr>
+              <w:t>N</w:t>
+            </w:r>
           </w:p>
         </w:tc>
         <w:tc>
@@ -11470,6 +11763,93 @@
                 <w:lang w:val="en-US" w:eastAsia="it-IT"/>
               </w:rPr>
             </w:pPr>
+            <w:r>
+              <w:rPr>
+                <w:rFonts w:ascii="Arial" w:eastAsia="Times New Roman" w:hAnsi="Arial" w:cs="Arial"/>
+                <w:sz w:val="16"/>
+                <w:szCs w:val="16"/>
+                <w:lang w:val="en-US" w:eastAsia="it-IT"/>
+              </w:rPr>
+              <w:t>SMS:</w:t>
+            </w:r>
+          </w:p>
+          <w:p>
+            <w:pPr>
+              <w:spacing w:line="330" w:lineRule="atLeast"/>
+              <w:jc w:val="center"/>
+              <w:rPr>
+                <w:rFonts w:ascii="Arial" w:eastAsia="Times New Roman" w:hAnsi="Arial" w:cs="Arial"/>
+                <w:sz w:val="16"/>
+                <w:szCs w:val="16"/>
+                <w:lang w:val="en-US" w:eastAsia="it-IT"/>
+              </w:rPr>
+            </w:pPr>
+            <w:r>
+              <w:rPr>
+                <w:rFonts w:ascii="Arial" w:eastAsia="Times New Roman" w:hAnsi="Arial" w:cs="Arial"/>
+                <w:sz w:val="16"/>
+                <w:szCs w:val="16"/>
+                <w:lang w:val="en-US" w:eastAsia="it-IT"/>
+              </w:rPr>
+              <w:t>”Authorized phone n." con:</w:t>
+            </w:r>
+          </w:p>
+          <w:p>
+            <w:pPr>
+              <w:spacing w:line="330" w:lineRule="atLeast"/>
+              <w:jc w:val="center"/>
+              <w:rPr>
+                <w:rFonts w:ascii="Arial" w:eastAsia="Times New Roman" w:hAnsi="Arial" w:cs="Arial"/>
+                <w:sz w:val="16"/>
+                <w:szCs w:val="16"/>
+                <w:lang w:eastAsia="it-IT"/>
+              </w:rPr>
+            </w:pPr>
+            <w:r>
+              <w:rPr>
+                <w:rFonts w:ascii="Arial" w:eastAsia="Times New Roman" w:hAnsi="Arial" w:cs="Arial"/>
+                <w:sz w:val="16"/>
+                <w:szCs w:val="16"/>
+                <w:lang w:eastAsia="it-IT"/>
+              </w:rPr>
+              <w:t xml:space="preserve">SOLO </w:t>
+            </w:r>
+            <w:r>
+              <w:rPr>
+                <w:rFonts w:ascii="Arial" w:eastAsia="Times New Roman" w:hAnsi="Arial" w:cs="Arial"/>
+                <w:sz w:val="16"/>
+                <w:szCs w:val="16"/>
+                <w:lang w:eastAsia="it-IT"/>
+              </w:rPr>
+              <w:t>n</w:t>
+            </w:r>
+            <w:r>
+              <w:rPr>
+                <w:rFonts w:ascii="Arial" w:eastAsia="Times New Roman" w:hAnsi="Arial" w:cs="Arial"/>
+                <w:sz w:val="16"/>
+                <w:szCs w:val="16"/>
+                <w:lang w:eastAsia="it-IT"/>
+              </w:rPr>
+              <w:t xml:space="preserve">umero </w:t>
+            </w:r>
+            <w:r>
+              <w:rPr>
+                <w:rFonts w:ascii="Arial" w:eastAsia="Times New Roman" w:hAnsi="Arial" w:cs="Arial"/>
+                <w:sz w:val="16"/>
+                <w:szCs w:val="16"/>
+                <w:lang w:eastAsia="it-IT"/>
+              </w:rPr>
+              <w:t xml:space="preserve">telefonico del </w:t>
+            </w:r>
+            <w:r>
+              <w:rPr>
+                <w:rFonts w:ascii="Arial" w:eastAsia="Times New Roman" w:hAnsi="Arial" w:cs="Arial"/>
+                <w:sz w:val="16"/>
+                <w:szCs w:val="16"/>
+                <w:lang w:eastAsia="it-IT"/>
+              </w:rPr>
+              <w:t>Master</w:t>
+            </w:r>
           </w:p>
         </w:tc>
         <w:tc>
@@ -11485,7 +11865,7 @@
                 <w:rFonts w:ascii="Arial" w:eastAsia="Times New Roman" w:hAnsi="Arial" w:cs="Arial"/>
                 <w:sz w:val="16"/>
                 <w:szCs w:val="16"/>
-                <w:lang w:val="en-US" w:eastAsia="it-IT"/>
+                <w:lang w:eastAsia="it-IT"/>
               </w:rPr>
             </w:pPr>
           </w:p>
@@ -12707,7 +13087,7 @@
   <w:style w:type="paragraph" w:default="1" w:styleId="Normale">
     <w:name w:val="Normal"/>
     <w:qFormat/>
-    <w:rsid w:val="004D1D3B"/>
+    <w:rsid w:val="00C04EB2"/>
   </w:style>
   <w:style w:type="paragraph" w:styleId="Titolo3">
     <w:name w:val="heading 3"/>

--- a/SMS Manager for Power monitoring.docx
+++ b/SMS Manager for Power monitoring.docx
@@ -66,6 +66,7 @@
         </w:rPr>
         <w:t xml:space="preserve">  </w:t>
       </w:r>
+      <w:proofErr w:type="spellStart"/>
       <w:r>
         <w:rPr>
           <w:rFonts w:ascii="Arial" w:eastAsia="Times New Roman" w:hAnsi="Arial" w:cs="Arial"/>
@@ -76,7 +77,20 @@
           <w:szCs w:val="28"/>
           <w:lang w:val="en-US" w:eastAsia="it-IT"/>
         </w:rPr>
-        <w:t>Specifiche:</w:t>
+        <w:t>Specifiche</w:t>
+      </w:r>
+      <w:proofErr w:type="spellEnd"/>
+      <w:r>
+        <w:rPr>
+          <w:rFonts w:ascii="Arial" w:eastAsia="Times New Roman" w:hAnsi="Arial" w:cs="Arial"/>
+          <w:b/>
+          <w:bCs/>
+          <w:color w:val="000000" w:themeColor="text1"/>
+          <w:sz w:val="28"/>
+          <w:szCs w:val="28"/>
+          <w:lang w:val="en-US" w:eastAsia="it-IT"/>
+        </w:rPr>
+        <w:t>:</w:t>
       </w:r>
     </w:p>
     <w:p>
@@ -130,7 +144,29 @@
           <w:szCs w:val="24"/>
           <w:lang w:eastAsia="it-IT"/>
         </w:rPr>
-        <w:t>  - OK    Reinizializzazione ogni 24 ore (ogni giorno) ad ora prestabilita</w:t>
+        <w:t>  - OK    </w:t>
+      </w:r>
+      <w:proofErr w:type="spellStart"/>
+      <w:r>
+        <w:rPr>
+          <w:rFonts w:ascii="Arial" w:eastAsia="Times New Roman" w:hAnsi="Arial" w:cs="Arial"/>
+          <w:color w:val="000000" w:themeColor="text1"/>
+          <w:sz w:val="24"/>
+          <w:szCs w:val="24"/>
+          <w:lang w:eastAsia="it-IT"/>
+        </w:rPr>
+        <w:t>Reinizializzazione</w:t>
+      </w:r>
+      <w:proofErr w:type="spellEnd"/>
+      <w:r>
+        <w:rPr>
+          <w:rFonts w:ascii="Arial" w:eastAsia="Times New Roman" w:hAnsi="Arial" w:cs="Arial"/>
+          <w:color w:val="000000" w:themeColor="text1"/>
+          <w:sz w:val="24"/>
+          <w:szCs w:val="24"/>
+          <w:lang w:eastAsia="it-IT"/>
+        </w:rPr>
+        <w:t xml:space="preserve"> ogni 24 ore (ogni giorno) ad ora prestabilita</w:t>
       </w:r>
     </w:p>
     <w:p>
@@ -265,6 +301,7 @@
         </w:rPr>
         <w:t xml:space="preserve">- OK </w:t>
       </w:r>
+      <w:proofErr w:type="gramStart"/>
       <w:r>
         <w:rPr>
           <w:rFonts w:ascii="Arial" w:eastAsia="Times New Roman" w:hAnsi="Arial" w:cs="Arial"/>
@@ -284,7 +321,18 @@
           <w:szCs w:val="24"/>
           <w:lang w:eastAsia="it-IT"/>
         </w:rPr>
-        <w:t>da Master</w:t>
+        <w:t>da</w:t>
+      </w:r>
+      <w:proofErr w:type="gramEnd"/>
+      <w:r>
+        <w:rPr>
+          <w:rFonts w:ascii="Arial" w:eastAsia="Times New Roman" w:hAnsi="Arial" w:cs="Arial"/>
+          <w:color w:val="000000" w:themeColor="text1"/>
+          <w:sz w:val="24"/>
+          <w:szCs w:val="24"/>
+          <w:lang w:eastAsia="it-IT"/>
+        </w:rPr>
+        <w:t xml:space="preserve"> Master</w:t>
       </w:r>
       <w:r>
         <w:rPr>
@@ -306,6 +354,7 @@
         </w:rPr>
         <w:t xml:space="preserve">Prevedere la richiesta SMS (CMD N) per vedere quanti e quali numeri </w:t>
       </w:r>
+      <w:proofErr w:type="gramStart"/>
       <w:r>
         <w:rPr>
           <w:rFonts w:ascii="Arial" w:eastAsia="Times New Roman" w:hAnsi="Arial" w:cs="Arial"/>
@@ -325,7 +374,18 @@
           <w:szCs w:val="24"/>
           <w:lang w:eastAsia="it-IT"/>
         </w:rPr>
-        <w:t xml:space="preserve">sono impostati + Messaggio SMS per richiedente non autorizzato </w:t>
+        <w:t>sono</w:t>
+      </w:r>
+      <w:proofErr w:type="gramEnd"/>
+      <w:r>
+        <w:rPr>
+          <w:rFonts w:ascii="Arial" w:eastAsia="Times New Roman" w:hAnsi="Arial" w:cs="Arial"/>
+          <w:color w:val="000000" w:themeColor="text1"/>
+          <w:sz w:val="24"/>
+          <w:szCs w:val="24"/>
+          <w:lang w:eastAsia="it-IT"/>
+        </w:rPr>
+        <w:t xml:space="preserve"> impostati + Messaggio SMS per richiedente non autorizzato </w:t>
       </w:r>
     </w:p>
     <w:p>
@@ -626,7 +686,31 @@
           <w:u w:val="single"/>
           <w:lang w:eastAsia="it-IT"/>
         </w:rPr>
-        <w:t>Monitora la tensione di rete tramite un trasformatore e la libreria EmonLib.</w:t>
+        <w:t xml:space="preserve">Monitora la tensione di rete tramite un trasformatore e la libreria </w:t>
+      </w:r>
+      <w:proofErr w:type="spellStart"/>
+      <w:r>
+        <w:rPr>
+          <w:rFonts w:ascii="Arial" w:eastAsia="Times New Roman" w:hAnsi="Arial" w:cs="Arial"/>
+          <w:color w:val="000000" w:themeColor="text1"/>
+          <w:sz w:val="24"/>
+          <w:szCs w:val="24"/>
+          <w:u w:val="single"/>
+          <w:lang w:eastAsia="it-IT"/>
+        </w:rPr>
+        <w:t>EmonLib</w:t>
+      </w:r>
+      <w:proofErr w:type="spellEnd"/>
+      <w:r>
+        <w:rPr>
+          <w:rFonts w:ascii="Arial" w:eastAsia="Times New Roman" w:hAnsi="Arial" w:cs="Arial"/>
+          <w:color w:val="000000" w:themeColor="text1"/>
+          <w:sz w:val="24"/>
+          <w:szCs w:val="24"/>
+          <w:u w:val="single"/>
+          <w:lang w:eastAsia="it-IT"/>
+        </w:rPr>
+        <w:t>.</w:t>
       </w:r>
     </w:p>
     <w:p>
@@ -768,6 +852,7 @@
         </w:rPr>
         <w:t xml:space="preserve">- </w:t>
       </w:r>
+      <w:proofErr w:type="spellStart"/>
       <w:r>
         <w:rPr>
           <w:rFonts w:ascii="Arial" w:eastAsia="Times New Roman" w:hAnsi="Arial" w:cs="Arial"/>
@@ -780,6 +865,7 @@
         </w:rPr>
         <w:t>M+numero</w:t>
       </w:r>
+      <w:proofErr w:type="spellEnd"/>
       <w:r>
         <w:rPr>
           <w:rFonts w:ascii="Arial" w:eastAsia="Times New Roman" w:hAnsi="Arial" w:cs="Arial"/>
@@ -1854,7 +1940,29 @@
           <w:szCs w:val="24"/>
           <w:lang w:eastAsia="it-IT"/>
         </w:rPr>
-        <w:t>  Germania  totale cifre 13 senza +</w:t>
+        <w:t xml:space="preserve">  </w:t>
+      </w:r>
+      <w:proofErr w:type="gramStart"/>
+      <w:r>
+        <w:rPr>
+          <w:rFonts w:ascii="Arial" w:eastAsia="Times New Roman" w:hAnsi="Arial" w:cs="Arial"/>
+          <w:color w:val="000000" w:themeColor="text1"/>
+          <w:sz w:val="24"/>
+          <w:szCs w:val="24"/>
+          <w:lang w:eastAsia="it-IT"/>
+        </w:rPr>
+        <w:t>Germania  totale</w:t>
+      </w:r>
+      <w:proofErr w:type="gramEnd"/>
+      <w:r>
+        <w:rPr>
+          <w:rFonts w:ascii="Arial" w:eastAsia="Times New Roman" w:hAnsi="Arial" w:cs="Arial"/>
+          <w:color w:val="000000" w:themeColor="text1"/>
+          <w:sz w:val="24"/>
+          <w:szCs w:val="24"/>
+          <w:lang w:eastAsia="it-IT"/>
+        </w:rPr>
+        <w:t xml:space="preserve"> cifre 13 senza +</w:t>
       </w:r>
     </w:p>
     <w:p>
@@ -2014,6 +2122,7 @@
                 <w:lang w:eastAsia="it-IT"/>
               </w:rPr>
             </w:pPr>
+            <w:proofErr w:type="spellStart"/>
             <w:r>
               <w:rPr>
                 <w:rFonts w:ascii="Arial" w:eastAsia="Times New Roman" w:hAnsi="Arial" w:cs="Arial"/>
@@ -2024,6 +2133,7 @@
               </w:rPr>
               <w:t>Command</w:t>
             </w:r>
+            <w:proofErr w:type="spellEnd"/>
           </w:p>
         </w:tc>
         <w:tc>
@@ -2467,7 +2577,51 @@
                 <w:szCs w:val="24"/>
                 <w:lang w:val="en-US" w:eastAsia="it-IT"/>
               </w:rPr>
-              <w:t>Delete in EEPROM and phoneAut auxiliaries phone numbers except the Authorized MASTER[0]</w:t>
+              <w:t xml:space="preserve">Delete in EEPROM and </w:t>
+            </w:r>
+            <w:proofErr w:type="spellStart"/>
+            <w:r>
+              <w:rPr>
+                <w:rFonts w:ascii="Arial" w:eastAsia="Times New Roman" w:hAnsi="Arial" w:cs="Arial"/>
+                <w:color w:val="000000" w:themeColor="text1"/>
+                <w:sz w:val="24"/>
+                <w:szCs w:val="24"/>
+                <w:lang w:val="en-US" w:eastAsia="it-IT"/>
+              </w:rPr>
+              <w:t>phoneAut</w:t>
+            </w:r>
+            <w:proofErr w:type="spellEnd"/>
+            <w:r>
+              <w:rPr>
+                <w:rFonts w:ascii="Arial" w:eastAsia="Times New Roman" w:hAnsi="Arial" w:cs="Arial"/>
+                <w:color w:val="000000" w:themeColor="text1"/>
+                <w:sz w:val="24"/>
+                <w:szCs w:val="24"/>
+                <w:lang w:val="en-US" w:eastAsia="it-IT"/>
+              </w:rPr>
+              <w:t xml:space="preserve"> auxiliaries phone numbers except the Authorized </w:t>
+            </w:r>
+            <w:proofErr w:type="gramStart"/>
+            <w:r>
+              <w:rPr>
+                <w:rFonts w:ascii="Arial" w:eastAsia="Times New Roman" w:hAnsi="Arial" w:cs="Arial"/>
+                <w:color w:val="000000" w:themeColor="text1"/>
+                <w:sz w:val="24"/>
+                <w:szCs w:val="24"/>
+                <w:lang w:val="en-US" w:eastAsia="it-IT"/>
+              </w:rPr>
+              <w:t>MASTER[</w:t>
+            </w:r>
+            <w:proofErr w:type="gramEnd"/>
+            <w:r>
+              <w:rPr>
+                <w:rFonts w:ascii="Arial" w:eastAsia="Times New Roman" w:hAnsi="Arial" w:cs="Arial"/>
+                <w:color w:val="000000" w:themeColor="text1"/>
+                <w:sz w:val="24"/>
+                <w:szCs w:val="24"/>
+                <w:lang w:val="en-US" w:eastAsia="it-IT"/>
+              </w:rPr>
+              <w:t>0]</w:t>
             </w:r>
           </w:p>
           <w:p>
@@ -2620,8 +2774,20 @@
                 <w:szCs w:val="24"/>
                 <w:lang w:eastAsia="it-IT"/>
               </w:rPr>
-              <w:t>AGGIUNGI/SOSTITUISCI cellulare AUSILIARIO in posizione....</w:t>
-            </w:r>
+              <w:t xml:space="preserve">AGGIUNGI/SOSTITUISCI cellulare AUSILIARIO in </w:t>
+            </w:r>
+            <w:proofErr w:type="gramStart"/>
+            <w:r>
+              <w:rPr>
+                <w:rFonts w:ascii="Arial" w:eastAsia="Times New Roman" w:hAnsi="Arial" w:cs="Arial"/>
+                <w:color w:val="000000" w:themeColor="text1"/>
+                <w:sz w:val="24"/>
+                <w:szCs w:val="24"/>
+                <w:lang w:eastAsia="it-IT"/>
+              </w:rPr>
+              <w:t>posizione....</w:t>
+            </w:r>
+            <w:proofErr w:type="gramEnd"/>
           </w:p>
         </w:tc>
       </w:tr>
@@ -3235,15 +3401,27 @@
           <w:lang w:eastAsia="it-IT"/>
         </w:rPr>
       </w:pPr>
-      <w:r>
-        <w:rPr>
-          <w:rFonts w:ascii="Arial" w:eastAsia="Times New Roman" w:hAnsi="Arial" w:cs="Arial"/>
-          <w:color w:val="000000" w:themeColor="text1"/>
-          <w:sz w:val="24"/>
-          <w:szCs w:val="24"/>
-          <w:lang w:eastAsia="it-IT"/>
-        </w:rPr>
-        <w:t>EEPROM.read(5) Indicatore Rete presente (0) Rete assente (1)</w:t>
+      <w:proofErr w:type="spellStart"/>
+      <w:r>
+        <w:rPr>
+          <w:rFonts w:ascii="Arial" w:eastAsia="Times New Roman" w:hAnsi="Arial" w:cs="Arial"/>
+          <w:color w:val="000000" w:themeColor="text1"/>
+          <w:sz w:val="24"/>
+          <w:szCs w:val="24"/>
+          <w:lang w:eastAsia="it-IT"/>
+        </w:rPr>
+        <w:t>EEPROM.read</w:t>
+      </w:r>
+      <w:proofErr w:type="spellEnd"/>
+      <w:r>
+        <w:rPr>
+          <w:rFonts w:ascii="Arial" w:eastAsia="Times New Roman" w:hAnsi="Arial" w:cs="Arial"/>
+          <w:color w:val="000000" w:themeColor="text1"/>
+          <w:sz w:val="24"/>
+          <w:szCs w:val="24"/>
+          <w:lang w:eastAsia="it-IT"/>
+        </w:rPr>
+        <w:t>(5) Indicatore Rete presente (0) Rete assente (1)</w:t>
       </w:r>
     </w:p>
     <w:p>
@@ -3470,6 +3648,7 @@
         </w:rPr>
       </w:pPr>
       <w:hyperlink r:id="rId6" w:history="1">
+        <w:proofErr w:type="gramStart"/>
         <w:r>
           <w:rPr>
             <w:rFonts w:ascii="Segoe UI" w:eastAsia="Times New Roman" w:hAnsi="Segoe UI" w:cs="Segoe UI"/>
@@ -3480,169 +3659,9 @@
             <w:bdr w:val="single" w:sz="4" w:space="1" w:color="auto" w:frame="1"/>
             <w:lang w:eastAsia="it-IT"/>
           </w:rPr>
-          <w:t>setup()</w:t>
+          <w:t>setup(</w:t>
         </w:r>
-      </w:hyperlink>
-    </w:p>
-    <w:p>
-      <w:pPr>
-        <w:numPr>
-          <w:ilvl w:val="1"/>
-          <w:numId w:val="1"/>
-        </w:numPr>
-        <w:spacing w:before="60" w:after="60" w:line="240" w:lineRule="auto"/>
-        <w:rPr>
-          <w:rFonts w:ascii="Segoe UI" w:eastAsia="Times New Roman" w:hAnsi="Segoe UI" w:cs="Segoe UI"/>
-          <w:color w:val="000000" w:themeColor="text1"/>
-          <w:sz w:val="20"/>
-          <w:szCs w:val="20"/>
-          <w:lang w:eastAsia="it-IT"/>
-        </w:rPr>
-      </w:pPr>
-      <w:r>
-        <w:rPr>
-          <w:rFonts w:ascii="Segoe UI" w:eastAsia="Times New Roman" w:hAnsi="Segoe UI" w:cs="Segoe UI"/>
-          <w:color w:val="000000" w:themeColor="text1"/>
-          <w:sz w:val="20"/>
-          <w:szCs w:val="20"/>
-          <w:lang w:eastAsia="it-IT"/>
-        </w:rPr>
-        <w:t>inizializza reset pin</w:t>
-      </w:r>
-    </w:p>
-    <w:p>
-      <w:pPr>
-        <w:numPr>
-          <w:ilvl w:val="1"/>
-          <w:numId w:val="1"/>
-        </w:numPr>
-        <w:spacing w:after="0" w:line="240" w:lineRule="auto"/>
-        <w:rPr>
-          <w:rFonts w:ascii="Segoe UI" w:eastAsia="Times New Roman" w:hAnsi="Segoe UI" w:cs="Segoe UI"/>
-          <w:color w:val="000000" w:themeColor="text1"/>
-          <w:sz w:val="20"/>
-          <w:szCs w:val="20"/>
-          <w:lang w:eastAsia="it-IT"/>
-        </w:rPr>
-      </w:pPr>
-      <w:r>
-        <w:rPr>
-          <w:rFonts w:ascii="Segoe UI" w:eastAsia="Times New Roman" w:hAnsi="Segoe UI" w:cs="Segoe UI"/>
-          <w:color w:val="000000" w:themeColor="text1"/>
-          <w:sz w:val="20"/>
-          <w:szCs w:val="20"/>
-          <w:lang w:eastAsia="it-IT"/>
-        </w:rPr>
-        <w:t>chiama </w:t>
-      </w:r>
-      <w:hyperlink r:id="rId7" w:history="1">
-        <w:r>
-          <w:rPr>
-            <w:rFonts w:ascii="Segoe UI" w:eastAsia="Times New Roman" w:hAnsi="Segoe UI" w:cs="Segoe UI"/>
-            <w:color w:val="000000" w:themeColor="text1"/>
-            <w:sz w:val="18"/>
-            <w:szCs w:val="18"/>
-            <w:bdr w:val="single" w:sz="4" w:space="1" w:color="auto" w:frame="1"/>
-            <w:lang w:eastAsia="it-IT"/>
-          </w:rPr>
-          <w:t>initgsm()</w:t>
-        </w:r>
-      </w:hyperlink>
-    </w:p>
-    <w:p>
-      <w:pPr>
-        <w:numPr>
-          <w:ilvl w:val="1"/>
-          <w:numId w:val="1"/>
-        </w:numPr>
-        <w:spacing w:after="0" w:line="240" w:lineRule="auto"/>
-        <w:rPr>
-          <w:rFonts w:ascii="Segoe UI" w:eastAsia="Times New Roman" w:hAnsi="Segoe UI" w:cs="Segoe UI"/>
-          <w:color w:val="000000" w:themeColor="text1"/>
-          <w:sz w:val="20"/>
-          <w:szCs w:val="20"/>
-          <w:lang w:eastAsia="it-IT"/>
-        </w:rPr>
-      </w:pPr>
-      <w:r>
-        <w:rPr>
-          <w:rFonts w:ascii="Segoe UI" w:eastAsia="Times New Roman" w:hAnsi="Segoe UI" w:cs="Segoe UI"/>
-          <w:color w:val="000000" w:themeColor="text1"/>
-          <w:sz w:val="20"/>
-          <w:szCs w:val="20"/>
-          <w:lang w:eastAsia="it-IT"/>
-        </w:rPr>
-        <w:t>imposta </w:t>
-      </w:r>
-      <w:hyperlink r:id="rId8" w:history="1">
-        <w:r>
-          <w:rPr>
-            <w:rFonts w:ascii="Segoe UI" w:eastAsia="Times New Roman" w:hAnsi="Segoe UI" w:cs="Segoe UI"/>
-            <w:color w:val="000000" w:themeColor="text1"/>
-            <w:sz w:val="18"/>
-            <w:szCs w:val="18"/>
-            <w:bdr w:val="single" w:sz="4" w:space="1" w:color="auto" w:frame="1"/>
-            <w:lang w:eastAsia="it-IT"/>
-          </w:rPr>
-          <w:t>EEPROM.update(5, 0)</w:t>
-        </w:r>
-      </w:hyperlink>
-    </w:p>
-    <w:p>
-      <w:pPr>
-        <w:numPr>
-          <w:ilvl w:val="1"/>
-          <w:numId w:val="1"/>
-        </w:numPr>
-        <w:spacing w:after="0" w:line="240" w:lineRule="auto"/>
-        <w:rPr>
-          <w:rFonts w:ascii="Segoe UI" w:eastAsia="Times New Roman" w:hAnsi="Segoe UI" w:cs="Segoe UI"/>
-          <w:color w:val="000000" w:themeColor="text1"/>
-          <w:sz w:val="20"/>
-          <w:szCs w:val="20"/>
-          <w:lang w:eastAsia="it-IT"/>
-        </w:rPr>
-      </w:pPr>
-      <w:r>
-        <w:rPr>
-          <w:rFonts w:ascii="Segoe UI" w:eastAsia="Times New Roman" w:hAnsi="Segoe UI" w:cs="Segoe UI"/>
-          <w:color w:val="000000" w:themeColor="text1"/>
-          <w:sz w:val="20"/>
-          <w:szCs w:val="20"/>
-          <w:lang w:eastAsia="it-IT"/>
-        </w:rPr>
-        <w:t>carica numeri autorizzati con </w:t>
-      </w:r>
-      <w:hyperlink r:id="rId9" w:history="1">
-        <w:r>
-          <w:rPr>
-            <w:rFonts w:ascii="Segoe UI" w:eastAsia="Times New Roman" w:hAnsi="Segoe UI" w:cs="Segoe UI"/>
-            <w:color w:val="000000" w:themeColor="text1"/>
-            <w:sz w:val="18"/>
-            <w:szCs w:val="18"/>
-            <w:bdr w:val="single" w:sz="4" w:space="1" w:color="auto" w:frame="1"/>
-            <w:lang w:eastAsia="it-IT"/>
-          </w:rPr>
-          <w:t>RestorePhones()</w:t>
-        </w:r>
-      </w:hyperlink>
-    </w:p>
-    <w:p>
-      <w:pPr>
-        <w:numPr>
-          <w:ilvl w:val="0"/>
-          <w:numId w:val="1"/>
-        </w:numPr>
-        <w:spacing w:after="0" w:line="240" w:lineRule="auto"/>
-        <w:rPr>
-          <w:rFonts w:ascii="Segoe UI" w:eastAsia="Times New Roman" w:hAnsi="Segoe UI" w:cs="Segoe UI"/>
-          <w:color w:val="000000" w:themeColor="text1"/>
-          <w:sz w:val="20"/>
-          <w:szCs w:val="20"/>
-          <w:lang w:eastAsia="it-IT"/>
-        </w:rPr>
-      </w:pPr>
-      <w:hyperlink r:id="rId10" w:history="1">
+        <w:proofErr w:type="gramEnd"/>
         <w:r>
           <w:rPr>
             <w:rFonts w:ascii="Segoe UI" w:eastAsia="Times New Roman" w:hAnsi="Segoe UI" w:cs="Segoe UI"/>
@@ -3653,7 +3672,309 @@
             <w:bdr w:val="single" w:sz="4" w:space="1" w:color="auto" w:frame="1"/>
             <w:lang w:eastAsia="it-IT"/>
           </w:rPr>
-          <w:t>loop()</w:t>
+          <w:t>)</w:t>
+        </w:r>
+      </w:hyperlink>
+    </w:p>
+    <w:p>
+      <w:pPr>
+        <w:numPr>
+          <w:ilvl w:val="1"/>
+          <w:numId w:val="1"/>
+        </w:numPr>
+        <w:spacing w:before="60" w:after="60" w:line="240" w:lineRule="auto"/>
+        <w:rPr>
+          <w:rFonts w:ascii="Segoe UI" w:eastAsia="Times New Roman" w:hAnsi="Segoe UI" w:cs="Segoe UI"/>
+          <w:color w:val="000000" w:themeColor="text1"/>
+          <w:sz w:val="20"/>
+          <w:szCs w:val="20"/>
+          <w:lang w:eastAsia="it-IT"/>
+        </w:rPr>
+      </w:pPr>
+      <w:r>
+        <w:rPr>
+          <w:rFonts w:ascii="Segoe UI" w:eastAsia="Times New Roman" w:hAnsi="Segoe UI" w:cs="Segoe UI"/>
+          <w:color w:val="000000" w:themeColor="text1"/>
+          <w:sz w:val="20"/>
+          <w:szCs w:val="20"/>
+          <w:lang w:eastAsia="it-IT"/>
+        </w:rPr>
+        <w:t>inizializza reset pin</w:t>
+      </w:r>
+    </w:p>
+    <w:p>
+      <w:pPr>
+        <w:numPr>
+          <w:ilvl w:val="1"/>
+          <w:numId w:val="1"/>
+        </w:numPr>
+        <w:spacing w:after="0" w:line="240" w:lineRule="auto"/>
+        <w:rPr>
+          <w:rFonts w:ascii="Segoe UI" w:eastAsia="Times New Roman" w:hAnsi="Segoe UI" w:cs="Segoe UI"/>
+          <w:color w:val="000000" w:themeColor="text1"/>
+          <w:sz w:val="20"/>
+          <w:szCs w:val="20"/>
+          <w:lang w:eastAsia="it-IT"/>
+        </w:rPr>
+      </w:pPr>
+      <w:r>
+        <w:rPr>
+          <w:rFonts w:ascii="Segoe UI" w:eastAsia="Times New Roman" w:hAnsi="Segoe UI" w:cs="Segoe UI"/>
+          <w:color w:val="000000" w:themeColor="text1"/>
+          <w:sz w:val="20"/>
+          <w:szCs w:val="20"/>
+          <w:lang w:eastAsia="it-IT"/>
+        </w:rPr>
+        <w:t>chiama </w:t>
+      </w:r>
+      <w:proofErr w:type="spellStart"/>
+      <w:r>
+        <w:fldChar w:fldCharType="begin"/>
+      </w:r>
+      <w:r>
+        <w:instrText xml:space="preserve"> HYPERLINK "vscode-file://vscode-app/</w:instrText>
+      </w:r>
+      <w:r>
+        <w:instrText xml:space="preserve">c:/Users/Massimo/AppData/Local/Programs/Microsoft%20VS%20Code/f6cfa2ea24/resources/app/out/vs/code/electron-browser/workbench/workbench.html" </w:instrText>
+      </w:r>
+      <w:r>
+        <w:fldChar w:fldCharType="separate"/>
+      </w:r>
+      <w:proofErr w:type="gramStart"/>
+      <w:r>
+        <w:rPr>
+          <w:rFonts w:ascii="Segoe UI" w:eastAsia="Times New Roman" w:hAnsi="Segoe UI" w:cs="Segoe UI"/>
+          <w:color w:val="000000" w:themeColor="text1"/>
+          <w:sz w:val="18"/>
+          <w:szCs w:val="18"/>
+          <w:bdr w:val="single" w:sz="4" w:space="1" w:color="auto" w:frame="1"/>
+          <w:lang w:eastAsia="it-IT"/>
+        </w:rPr>
+        <w:t>initgsm</w:t>
+      </w:r>
+      <w:proofErr w:type="spellEnd"/>
+      <w:r>
+        <w:rPr>
+          <w:rFonts w:ascii="Segoe UI" w:eastAsia="Times New Roman" w:hAnsi="Segoe UI" w:cs="Segoe UI"/>
+          <w:color w:val="000000" w:themeColor="text1"/>
+          <w:sz w:val="18"/>
+          <w:szCs w:val="18"/>
+          <w:bdr w:val="single" w:sz="4" w:space="1" w:color="auto" w:frame="1"/>
+          <w:lang w:eastAsia="it-IT"/>
+        </w:rPr>
+        <w:t>(</w:t>
+      </w:r>
+      <w:proofErr w:type="gramEnd"/>
+      <w:r>
+        <w:rPr>
+          <w:rFonts w:ascii="Segoe UI" w:eastAsia="Times New Roman" w:hAnsi="Segoe UI" w:cs="Segoe UI"/>
+          <w:color w:val="000000" w:themeColor="text1"/>
+          <w:sz w:val="18"/>
+          <w:szCs w:val="18"/>
+          <w:bdr w:val="single" w:sz="4" w:space="1" w:color="auto" w:frame="1"/>
+          <w:lang w:eastAsia="it-IT"/>
+        </w:rPr>
+        <w:t>)</w:t>
+      </w:r>
+      <w:r>
+        <w:rPr>
+          <w:rFonts w:ascii="Segoe UI" w:eastAsia="Times New Roman" w:hAnsi="Segoe UI" w:cs="Segoe UI"/>
+          <w:color w:val="000000" w:themeColor="text1"/>
+          <w:sz w:val="18"/>
+          <w:szCs w:val="18"/>
+          <w:bdr w:val="single" w:sz="4" w:space="1" w:color="auto" w:frame="1"/>
+          <w:lang w:eastAsia="it-IT"/>
+        </w:rPr>
+        <w:fldChar w:fldCharType="end"/>
+      </w:r>
+    </w:p>
+    <w:p>
+      <w:pPr>
+        <w:numPr>
+          <w:ilvl w:val="1"/>
+          <w:numId w:val="1"/>
+        </w:numPr>
+        <w:spacing w:after="0" w:line="240" w:lineRule="auto"/>
+        <w:rPr>
+          <w:rFonts w:ascii="Segoe UI" w:eastAsia="Times New Roman" w:hAnsi="Segoe UI" w:cs="Segoe UI"/>
+          <w:color w:val="000000" w:themeColor="text1"/>
+          <w:sz w:val="20"/>
+          <w:szCs w:val="20"/>
+          <w:lang w:eastAsia="it-IT"/>
+        </w:rPr>
+      </w:pPr>
+      <w:r>
+        <w:rPr>
+          <w:rFonts w:ascii="Segoe UI" w:eastAsia="Times New Roman" w:hAnsi="Segoe UI" w:cs="Segoe UI"/>
+          <w:color w:val="000000" w:themeColor="text1"/>
+          <w:sz w:val="20"/>
+          <w:szCs w:val="20"/>
+          <w:lang w:eastAsia="it-IT"/>
+        </w:rPr>
+        <w:t>imposta </w:t>
+      </w:r>
+      <w:proofErr w:type="spellStart"/>
+      <w:r>
+        <w:fldChar w:fldCharType="begin"/>
+      </w:r>
+      <w:r>
+        <w:instrText xml:space="preserve"> HYPERLINK "vscode-file://vscode-app/c:/Users/Massimo/AppData/Local/Programs/Microsoft%20VS%2</w:instrText>
+      </w:r>
+      <w:r>
+        <w:instrText xml:space="preserve">0Code/f6cfa2ea24/resources/app/out/vs/code/electron-browser/workbench/workbench.html" </w:instrText>
+      </w:r>
+      <w:r>
+        <w:fldChar w:fldCharType="separate"/>
+      </w:r>
+      <w:r>
+        <w:rPr>
+          <w:rFonts w:ascii="Segoe UI" w:eastAsia="Times New Roman" w:hAnsi="Segoe UI" w:cs="Segoe UI"/>
+          <w:color w:val="000000" w:themeColor="text1"/>
+          <w:sz w:val="18"/>
+          <w:szCs w:val="18"/>
+          <w:bdr w:val="single" w:sz="4" w:space="1" w:color="auto" w:frame="1"/>
+          <w:lang w:eastAsia="it-IT"/>
+        </w:rPr>
+        <w:t>EEPROM.update</w:t>
+      </w:r>
+      <w:proofErr w:type="spellEnd"/>
+      <w:r>
+        <w:rPr>
+          <w:rFonts w:ascii="Segoe UI" w:eastAsia="Times New Roman" w:hAnsi="Segoe UI" w:cs="Segoe UI"/>
+          <w:color w:val="000000" w:themeColor="text1"/>
+          <w:sz w:val="18"/>
+          <w:szCs w:val="18"/>
+          <w:bdr w:val="single" w:sz="4" w:space="1" w:color="auto" w:frame="1"/>
+          <w:lang w:eastAsia="it-IT"/>
+        </w:rPr>
+        <w:t>(5, 0)</w:t>
+      </w:r>
+      <w:r>
+        <w:rPr>
+          <w:rFonts w:ascii="Segoe UI" w:eastAsia="Times New Roman" w:hAnsi="Segoe UI" w:cs="Segoe UI"/>
+          <w:color w:val="000000" w:themeColor="text1"/>
+          <w:sz w:val="18"/>
+          <w:szCs w:val="18"/>
+          <w:bdr w:val="single" w:sz="4" w:space="1" w:color="auto" w:frame="1"/>
+          <w:lang w:eastAsia="it-IT"/>
+        </w:rPr>
+        <w:fldChar w:fldCharType="end"/>
+      </w:r>
+    </w:p>
+    <w:p>
+      <w:pPr>
+        <w:numPr>
+          <w:ilvl w:val="1"/>
+          <w:numId w:val="1"/>
+        </w:numPr>
+        <w:spacing w:after="0" w:line="240" w:lineRule="auto"/>
+        <w:rPr>
+          <w:rFonts w:ascii="Segoe UI" w:eastAsia="Times New Roman" w:hAnsi="Segoe UI" w:cs="Segoe UI"/>
+          <w:color w:val="000000" w:themeColor="text1"/>
+          <w:sz w:val="20"/>
+          <w:szCs w:val="20"/>
+          <w:lang w:eastAsia="it-IT"/>
+        </w:rPr>
+      </w:pPr>
+      <w:r>
+        <w:rPr>
+          <w:rFonts w:ascii="Segoe UI" w:eastAsia="Times New Roman" w:hAnsi="Segoe UI" w:cs="Segoe UI"/>
+          <w:color w:val="000000" w:themeColor="text1"/>
+          <w:sz w:val="20"/>
+          <w:szCs w:val="20"/>
+          <w:lang w:eastAsia="it-IT"/>
+        </w:rPr>
+        <w:t>carica numeri autorizzati con </w:t>
+      </w:r>
+      <w:proofErr w:type="spellStart"/>
+      <w:r>
+        <w:fldChar w:fldCharType="begin"/>
+      </w:r>
+      <w:r>
+        <w:instrText xml:space="preserve"> HYPERLINK "vscode-file://vscode-app/c:/Users/Massimo/AppData/Local/Programs/Microsoft%20VS%20Code/f6cfa2ea24/resourc</w:instrText>
+      </w:r>
+      <w:r>
+        <w:instrText xml:space="preserve">es/app/out/vs/code/electron-browser/workbench/workbench.html" </w:instrText>
+      </w:r>
+      <w:r>
+        <w:fldChar w:fldCharType="separate"/>
+      </w:r>
+      <w:r>
+        <w:rPr>
+          <w:rFonts w:ascii="Segoe UI" w:eastAsia="Times New Roman" w:hAnsi="Segoe UI" w:cs="Segoe UI"/>
+          <w:color w:val="000000" w:themeColor="text1"/>
+          <w:sz w:val="18"/>
+          <w:szCs w:val="18"/>
+          <w:bdr w:val="single" w:sz="4" w:space="1" w:color="auto" w:frame="1"/>
+          <w:lang w:eastAsia="it-IT"/>
+        </w:rPr>
+        <w:t>RestorePhones</w:t>
+      </w:r>
+      <w:proofErr w:type="spellEnd"/>
+      <w:r>
+        <w:rPr>
+          <w:rFonts w:ascii="Segoe UI" w:eastAsia="Times New Roman" w:hAnsi="Segoe UI" w:cs="Segoe UI"/>
+          <w:color w:val="000000" w:themeColor="text1"/>
+          <w:sz w:val="18"/>
+          <w:szCs w:val="18"/>
+          <w:bdr w:val="single" w:sz="4" w:space="1" w:color="auto" w:frame="1"/>
+          <w:lang w:eastAsia="it-IT"/>
+        </w:rPr>
+        <w:t>()</w:t>
+      </w:r>
+      <w:r>
+        <w:rPr>
+          <w:rFonts w:ascii="Segoe UI" w:eastAsia="Times New Roman" w:hAnsi="Segoe UI" w:cs="Segoe UI"/>
+          <w:color w:val="000000" w:themeColor="text1"/>
+          <w:sz w:val="18"/>
+          <w:szCs w:val="18"/>
+          <w:bdr w:val="single" w:sz="4" w:space="1" w:color="auto" w:frame="1"/>
+          <w:lang w:eastAsia="it-IT"/>
+        </w:rPr>
+        <w:fldChar w:fldCharType="end"/>
+      </w:r>
+    </w:p>
+    <w:p>
+      <w:pPr>
+        <w:numPr>
+          <w:ilvl w:val="0"/>
+          <w:numId w:val="1"/>
+        </w:numPr>
+        <w:spacing w:after="0" w:line="240" w:lineRule="auto"/>
+        <w:rPr>
+          <w:rFonts w:ascii="Segoe UI" w:eastAsia="Times New Roman" w:hAnsi="Segoe UI" w:cs="Segoe UI"/>
+          <w:color w:val="000000" w:themeColor="text1"/>
+          <w:sz w:val="20"/>
+          <w:szCs w:val="20"/>
+          <w:lang w:eastAsia="it-IT"/>
+        </w:rPr>
+      </w:pPr>
+      <w:hyperlink r:id="rId7" w:history="1">
+        <w:proofErr w:type="gramStart"/>
+        <w:r>
+          <w:rPr>
+            <w:rFonts w:ascii="Segoe UI" w:eastAsia="Times New Roman" w:hAnsi="Segoe UI" w:cs="Segoe UI"/>
+            <w:color w:val="000000" w:themeColor="text1"/>
+            <w:sz w:val="18"/>
+            <w:szCs w:val="18"/>
+            <w:u w:val="single"/>
+            <w:bdr w:val="single" w:sz="4" w:space="1" w:color="auto" w:frame="1"/>
+            <w:lang w:eastAsia="it-IT"/>
+          </w:rPr>
+          <w:t>loop(</w:t>
+        </w:r>
+        <w:proofErr w:type="gramEnd"/>
+        <w:r>
+          <w:rPr>
+            <w:rFonts w:ascii="Segoe UI" w:eastAsia="Times New Roman" w:hAnsi="Segoe UI" w:cs="Segoe UI"/>
+            <w:color w:val="000000" w:themeColor="text1"/>
+            <w:sz w:val="18"/>
+            <w:szCs w:val="18"/>
+            <w:u w:val="single"/>
+            <w:bdr w:val="single" w:sz="4" w:space="1" w:color="auto" w:frame="1"/>
+            <w:lang w:eastAsia="it-IT"/>
+          </w:rPr>
+          <w:t>)</w:t>
         </w:r>
       </w:hyperlink>
     </w:p>
@@ -3976,19 +4297,50 @@
         </w:rPr>
         <w:t>ogni 15 minuti verifica reset giornaliero e chiama </w:t>
       </w:r>
-      <w:hyperlink r:id="rId11" w:history="1">
-        <w:r>
-          <w:rPr>
-            <w:rFonts w:ascii="Segoe UI" w:eastAsia="Times New Roman" w:hAnsi="Segoe UI" w:cs="Segoe UI"/>
-            <w:color w:val="000000" w:themeColor="text1"/>
-            <w:sz w:val="18"/>
-            <w:szCs w:val="18"/>
-            <w:bdr w:val="single" w:sz="4" w:space="1" w:color="auto" w:frame="1"/>
-            <w:lang w:eastAsia="it-IT"/>
-          </w:rPr>
-          <w:t>initgsm()</w:t>
-        </w:r>
-      </w:hyperlink>
+      <w:proofErr w:type="spellStart"/>
+      <w:r>
+        <w:fldChar w:fldCharType="begin"/>
+      </w:r>
+      <w:r>
+        <w:instrText xml:space="preserve"> HYPERLINK "vscode-file://vscode-app/c:/Users/Massimo/AppData/Local/Programs/Microsoft%20VS%20Code/f6cfa2ea24/resources/app/out/vs/code/electron-browser/workbench/workbench.html" </w:instrText>
+      </w:r>
+      <w:r>
+        <w:fldChar w:fldCharType="separate"/>
+      </w:r>
+      <w:r>
+        <w:rPr>
+          <w:rFonts w:ascii="Segoe UI" w:eastAsia="Times New Roman" w:hAnsi="Segoe UI" w:cs="Segoe UI"/>
+          <w:color w:val="000000" w:themeColor="text1"/>
+          <w:sz w:val="18"/>
+          <w:szCs w:val="18"/>
+          <w:bdr w:val="single" w:sz="4" w:space="1" w:color="auto" w:frame="1"/>
+          <w:lang w:eastAsia="it-IT"/>
+        </w:rPr>
+        <w:t>initgsm</w:t>
+      </w:r>
+      <w:proofErr w:type="spellEnd"/>
+      <w:r>
+        <w:rPr>
+          <w:rFonts w:ascii="Segoe UI" w:eastAsia="Times New Roman" w:hAnsi="Segoe UI" w:cs="Segoe UI"/>
+          <w:color w:val="000000" w:themeColor="text1"/>
+          <w:sz w:val="18"/>
+          <w:szCs w:val="18"/>
+          <w:bdr w:val="single" w:sz="4" w:space="1" w:color="auto" w:frame="1"/>
+          <w:lang w:eastAsia="it-IT"/>
+        </w:rPr>
+        <w:t>()</w:t>
+      </w:r>
+      <w:r>
+        <w:rPr>
+          <w:rFonts w:ascii="Segoe UI" w:eastAsia="Times New Roman" w:hAnsi="Segoe UI" w:cs="Segoe UI"/>
+          <w:color w:val="000000" w:themeColor="text1"/>
+          <w:sz w:val="18"/>
+          <w:szCs w:val="18"/>
+          <w:bdr w:val="single" w:sz="4" w:space="1" w:color="auto" w:frame="1"/>
+          <w:lang w:eastAsia="it-IT"/>
+        </w:rPr>
+        <w:fldChar w:fldCharType="end"/>
+      </w:r>
       <w:r>
         <w:rPr>
           <w:rFonts w:ascii="Segoe UI" w:eastAsia="Times New Roman" w:hAnsi="Segoe UI" w:cs="Segoe UI"/>
@@ -5052,6 +5404,7 @@
           <w:lang w:val="en-US" w:eastAsia="it-IT"/>
         </w:rPr>
       </w:pPr>
+      <w:proofErr w:type="spellStart"/>
       <w:r>
         <w:rPr>
           <w:rFonts w:ascii="Arial" w:eastAsia="Times New Roman" w:hAnsi="Arial" w:cs="Arial"/>
@@ -5072,7 +5425,19 @@
           <w:szCs w:val="28"/>
           <w:lang w:val="en-US" w:eastAsia="it-IT"/>
         </w:rPr>
-        <w:t>i LAB Tests</w:t>
+        <w:t>i</w:t>
+      </w:r>
+      <w:proofErr w:type="spellEnd"/>
+      <w:r>
+        <w:rPr>
+          <w:rFonts w:ascii="Arial" w:eastAsia="Times New Roman" w:hAnsi="Arial" w:cs="Arial"/>
+          <w:b/>
+          <w:bCs/>
+          <w:sz w:val="28"/>
+          <w:szCs w:val="28"/>
+          <w:lang w:val="en-US" w:eastAsia="it-IT"/>
+        </w:rPr>
+        <w:t xml:space="preserve"> LAB Tests</w:t>
       </w:r>
     </w:p>
     <w:p>
@@ -5108,6 +5473,17 @@
           <w:lang w:val="en-US" w:eastAsia="it-IT"/>
         </w:rPr>
         <w:tab/>
+      </w:r>
+      <w:proofErr w:type="spellStart"/>
+      <w:r>
+        <w:rPr>
+          <w:rFonts w:ascii="Arial" w:eastAsia="Times New Roman" w:hAnsi="Arial" w:cs="Arial"/>
+          <w:b/>
+          <w:bCs/>
+          <w:sz w:val="24"/>
+          <w:szCs w:val="24"/>
+          <w:lang w:val="en-US" w:eastAsia="it-IT"/>
+        </w:rPr>
         <w:t>Prim</w:t>
       </w:r>
       <w:r>
@@ -5119,7 +5495,19 @@
           <w:szCs w:val="24"/>
           <w:lang w:val="en-US" w:eastAsia="it-IT"/>
         </w:rPr>
-        <w:t>i LAB Tests</w:t>
+        <w:t>i</w:t>
+      </w:r>
+      <w:proofErr w:type="spellEnd"/>
+      <w:r>
+        <w:rPr>
+          <w:rFonts w:ascii="Arial" w:eastAsia="Times New Roman" w:hAnsi="Arial" w:cs="Arial"/>
+          <w:b/>
+          <w:bCs/>
+          <w:sz w:val="24"/>
+          <w:szCs w:val="24"/>
+          <w:lang w:val="en-US" w:eastAsia="it-IT"/>
+        </w:rPr>
+        <w:t xml:space="preserve"> LAB Tests</w:t>
       </w:r>
       <w:r>
         <w:rPr>
@@ -5200,15 +5588,27 @@
         </w:rPr>
         <w:t xml:space="preserve">Attualmente il </w:t>
       </w:r>
-      <w:r>
-        <w:rPr>
-          <w:rFonts w:ascii="Arial" w:eastAsia="Times New Roman" w:hAnsi="Arial" w:cs="Arial"/>
-          <w:color w:val="000000" w:themeColor="text1"/>
-          <w:sz w:val="24"/>
-          <w:szCs w:val="24"/>
-          <w:lang w:eastAsia="it-IT"/>
-        </w:rPr>
-        <w:t xml:space="preserve">Fw </w:t>
+      <w:proofErr w:type="spellStart"/>
+      <w:r>
+        <w:rPr>
+          <w:rFonts w:ascii="Arial" w:eastAsia="Times New Roman" w:hAnsi="Arial" w:cs="Arial"/>
+          <w:color w:val="000000" w:themeColor="text1"/>
+          <w:sz w:val="24"/>
+          <w:szCs w:val="24"/>
+          <w:lang w:eastAsia="it-IT"/>
+        </w:rPr>
+        <w:t>Fw</w:t>
+      </w:r>
+      <w:proofErr w:type="spellEnd"/>
+      <w:r>
+        <w:rPr>
+          <w:rFonts w:ascii="Arial" w:eastAsia="Times New Roman" w:hAnsi="Arial" w:cs="Arial"/>
+          <w:color w:val="000000" w:themeColor="text1"/>
+          <w:sz w:val="24"/>
+          <w:szCs w:val="24"/>
+          <w:lang w:eastAsia="it-IT"/>
+        </w:rPr>
+        <w:t xml:space="preserve"> </w:t>
       </w:r>
       <w:r>
         <w:rPr>
@@ -5361,7 +5761,22 @@
           <w:szCs w:val="24"/>
           <w:lang w:eastAsia="it-IT"/>
         </w:rPr>
-        <w:t>M+393334188263</w:t>
+        <w:t>M+</w:t>
+      </w:r>
+      <w:proofErr w:type="gramStart"/>
+      <w:r>
+        <w:rPr>
+          <w:rFonts w:ascii="Arial" w:eastAsia="Times New Roman" w:hAnsi="Arial" w:cs="Arial"/>
+          <w:b/>
+          <w:bCs/>
+          <w:i/>
+          <w:iCs/>
+          <w:color w:val="000000" w:themeColor="text1"/>
+          <w:sz w:val="24"/>
+          <w:szCs w:val="24"/>
+          <w:lang w:eastAsia="it-IT"/>
+        </w:rPr>
+        <w:t>393334188263</w:t>
       </w:r>
       <w:r>
         <w:rPr>
@@ -5382,7 +5797,19 @@
           <w:szCs w:val="24"/>
           <w:lang w:eastAsia="it-IT"/>
         </w:rPr>
-        <w:t xml:space="preserve"> - </w:t>
+        <w:t xml:space="preserve"> -</w:t>
+      </w:r>
+      <w:proofErr w:type="gramEnd"/>
+      <w:r>
+        <w:rPr>
+          <w:rFonts w:ascii="Arial" w:eastAsia="Times New Roman" w:hAnsi="Arial" w:cs="Arial"/>
+          <w:b/>
+          <w:bCs/>
+          <w:sz w:val="24"/>
+          <w:szCs w:val="24"/>
+          <w:lang w:eastAsia="it-IT"/>
+        </w:rPr>
+        <w:t xml:space="preserve"> </w:t>
       </w:r>
       <w:r>
         <w:rPr>
@@ -5611,237 +6038,9 @@
           <w:szCs w:val="24"/>
           <w:lang w:eastAsia="it-IT"/>
         </w:rPr>
-        <w:t>M+393334188263</w:t>
-      </w:r>
-      <w:r>
-        <w:rPr>
-          <w:rFonts w:ascii="Arial" w:eastAsia="Times New Roman" w:hAnsi="Arial" w:cs="Arial"/>
-          <w:color w:val="000000" w:themeColor="text1"/>
-          <w:sz w:val="24"/>
-          <w:szCs w:val="24"/>
-          <w:lang w:eastAsia="it-IT"/>
-        </w:rPr>
-        <w:t xml:space="preserve"> </w:t>
-      </w:r>
-      <w:r>
-        <w:rPr>
-          <w:rFonts w:ascii="Arial" w:eastAsia="Times New Roman" w:hAnsi="Arial" w:cs="Arial"/>
-          <w:b/>
-          <w:bCs/>
-          <w:sz w:val="24"/>
-          <w:szCs w:val="24"/>
-          <w:lang w:eastAsia="it-IT"/>
-        </w:rPr>
-        <w:t xml:space="preserve"> - </w:t>
-      </w:r>
-      <w:r>
-        <w:rPr>
-          <w:rFonts w:ascii="Arial" w:eastAsia="Times New Roman" w:hAnsi="Arial" w:cs="Arial"/>
-          <w:b/>
-          <w:bCs/>
-          <w:sz w:val="24"/>
-          <w:szCs w:val="24"/>
-          <w:u w:val="single"/>
-          <w:lang w:eastAsia="it-IT"/>
-        </w:rPr>
-        <w:t>Imposta il numero Master</w:t>
-      </w:r>
-      <w:r>
-        <w:rPr>
-          <w:rFonts w:ascii="Arial" w:eastAsia="Times New Roman" w:hAnsi="Arial" w:cs="Arial"/>
-          <w:b/>
-          <w:bCs/>
-          <w:sz w:val="24"/>
-          <w:szCs w:val="24"/>
-          <w:lang w:eastAsia="it-IT"/>
-        </w:rPr>
-        <w:t xml:space="preserve"> </w:t>
-      </w:r>
-    </w:p>
-    <w:p>
-      <w:pPr>
-        <w:spacing w:after="0" w:line="330" w:lineRule="atLeast"/>
-        <w:rPr>
-          <w:rFonts w:ascii="Arial" w:eastAsia="Times New Roman" w:hAnsi="Arial" w:cs="Arial"/>
-          <w:sz w:val="24"/>
-          <w:szCs w:val="24"/>
-          <w:lang w:eastAsia="it-IT"/>
-        </w:rPr>
-      </w:pPr>
-      <w:r>
-        <w:rPr>
-          <w:rFonts w:ascii="Arial" w:eastAsia="Times New Roman" w:hAnsi="Arial" w:cs="Arial"/>
-          <w:b/>
-          <w:bCs/>
-          <w:sz w:val="24"/>
-          <w:szCs w:val="24"/>
-          <w:lang w:eastAsia="it-IT"/>
-        </w:rPr>
-        <w:tab/>
-      </w:r>
-      <w:r>
-        <w:rPr>
-          <w:rFonts w:ascii="Arial" w:eastAsia="Times New Roman" w:hAnsi="Arial" w:cs="Arial"/>
-          <w:sz w:val="24"/>
-          <w:szCs w:val="24"/>
-          <w:lang w:eastAsia="it-IT"/>
-        </w:rPr>
-        <w:t>Inserisce</w:t>
-      </w:r>
-      <w:r>
-        <w:rPr>
-          <w:rFonts w:ascii="Arial" w:eastAsia="Times New Roman" w:hAnsi="Arial" w:cs="Arial"/>
-          <w:sz w:val="24"/>
-          <w:szCs w:val="24"/>
-          <w:lang w:eastAsia="it-IT"/>
-        </w:rPr>
-        <w:t xml:space="preserve"> solo il MASTER</w:t>
-      </w:r>
-    </w:p>
-    <w:p>
-      <w:pPr>
-        <w:spacing w:after="0" w:line="330" w:lineRule="atLeast"/>
-        <w:rPr>
-          <w:rFonts w:ascii="Arial" w:eastAsia="Times New Roman" w:hAnsi="Arial" w:cs="Arial"/>
-          <w:b/>
-          <w:bCs/>
-          <w:sz w:val="24"/>
-          <w:szCs w:val="24"/>
-          <w:lang w:eastAsia="it-IT"/>
-        </w:rPr>
-      </w:pPr>
-      <w:r>
-        <w:rPr>
-          <w:rFonts w:ascii="Arial" w:eastAsia="Times New Roman" w:hAnsi="Arial" w:cs="Arial"/>
-          <w:b/>
-          <w:bCs/>
-          <w:sz w:val="24"/>
-          <w:szCs w:val="24"/>
-          <w:lang w:eastAsia="it-IT"/>
-        </w:rPr>
-        <w:t>2.1</w:t>
-      </w:r>
-      <w:r>
-        <w:rPr>
-          <w:rFonts w:ascii="Arial" w:eastAsia="Times New Roman" w:hAnsi="Arial" w:cs="Arial"/>
-          <w:b/>
-          <w:bCs/>
-          <w:sz w:val="24"/>
-          <w:szCs w:val="24"/>
-          <w:lang w:eastAsia="it-IT"/>
-        </w:rPr>
-        <w:tab/>
-      </w:r>
-      <w:r>
-        <w:rPr>
-          <w:rFonts w:ascii="Arial" w:eastAsia="Times New Roman" w:hAnsi="Arial" w:cs="Arial"/>
-          <w:b/>
-          <w:bCs/>
-          <w:sz w:val="24"/>
-          <w:szCs w:val="24"/>
-          <w:lang w:eastAsia="it-IT"/>
-        </w:rPr>
-        <w:t xml:space="preserve">Comando </w:t>
-      </w:r>
-      <w:r>
-        <w:rPr>
-          <w:rFonts w:ascii="Arial" w:eastAsia="Times New Roman" w:hAnsi="Arial" w:cs="Arial"/>
-          <w:b/>
-          <w:bCs/>
-          <w:sz w:val="24"/>
-          <w:szCs w:val="24"/>
-          <w:lang w:eastAsia="it-IT"/>
-        </w:rPr>
-        <w:t xml:space="preserve">N - </w:t>
-      </w:r>
-      <w:r>
-        <w:rPr>
-          <w:rFonts w:ascii="Arial" w:eastAsia="Times New Roman" w:hAnsi="Arial" w:cs="Arial"/>
-          <w:b/>
-          <w:bCs/>
-          <w:sz w:val="24"/>
-          <w:szCs w:val="24"/>
-          <w:lang w:eastAsia="it-IT"/>
-        </w:rPr>
-        <w:t>Ritorna i numeri autorizzati</w:t>
-      </w:r>
-    </w:p>
-    <w:p>
-      <w:pPr>
-        <w:spacing w:after="0" w:line="330" w:lineRule="atLeast"/>
-        <w:rPr>
-          <w:rFonts w:ascii="Arial" w:eastAsia="Times New Roman" w:hAnsi="Arial" w:cs="Arial"/>
-          <w:sz w:val="24"/>
-          <w:szCs w:val="24"/>
-          <w:lang w:eastAsia="it-IT"/>
-        </w:rPr>
-      </w:pPr>
-      <w:r>
-        <w:rPr>
-          <w:rFonts w:ascii="Arial" w:eastAsia="Times New Roman" w:hAnsi="Arial" w:cs="Arial"/>
-          <w:b/>
-          <w:bCs/>
-          <w:sz w:val="24"/>
-          <w:szCs w:val="24"/>
-          <w:lang w:eastAsia="it-IT"/>
-        </w:rPr>
-        <w:tab/>
-      </w:r>
-      <w:r>
-        <w:rPr>
-          <w:rFonts w:ascii="Arial" w:eastAsia="Times New Roman" w:hAnsi="Arial" w:cs="Arial"/>
-          <w:sz w:val="24"/>
-          <w:szCs w:val="24"/>
-          <w:lang w:eastAsia="it-IT"/>
-        </w:rPr>
-        <w:t>Presente solo il MASTER</w:t>
-      </w:r>
-    </w:p>
-    <w:p>
-      <w:pPr>
-        <w:spacing w:after="0" w:line="330" w:lineRule="atLeast"/>
-        <w:rPr>
-          <w:rFonts w:ascii="Arial" w:eastAsia="Times New Roman" w:hAnsi="Arial" w:cs="Arial"/>
-          <w:b/>
-          <w:bCs/>
-          <w:sz w:val="24"/>
-          <w:szCs w:val="24"/>
-          <w:lang w:eastAsia="it-IT"/>
-        </w:rPr>
-      </w:pPr>
-      <w:r>
-        <w:rPr>
-          <w:rFonts w:ascii="Arial" w:eastAsia="Times New Roman" w:hAnsi="Arial" w:cs="Arial"/>
-          <w:b/>
-          <w:bCs/>
-          <w:sz w:val="24"/>
-          <w:szCs w:val="24"/>
-          <w:lang w:eastAsia="it-IT"/>
-        </w:rPr>
-        <w:t>2.2</w:t>
-      </w:r>
-      <w:r>
-        <w:rPr>
-          <w:rFonts w:ascii="Arial" w:eastAsia="Times New Roman" w:hAnsi="Arial" w:cs="Arial"/>
-          <w:b/>
-          <w:bCs/>
-          <w:sz w:val="24"/>
-          <w:szCs w:val="24"/>
-          <w:lang w:eastAsia="it-IT"/>
-        </w:rPr>
-        <w:tab/>
-      </w:r>
-      <w:r>
-        <w:rPr>
-          <w:rFonts w:ascii="Arial" w:eastAsia="Times New Roman" w:hAnsi="Arial" w:cs="Arial"/>
-          <w:b/>
-          <w:bCs/>
-          <w:sz w:val="24"/>
-          <w:szCs w:val="24"/>
-          <w:lang w:eastAsia="it-IT"/>
-        </w:rPr>
-        <w:t xml:space="preserve">Comando </w:t>
-      </w:r>
+        <w:t>M+</w:t>
+      </w:r>
+      <w:proofErr w:type="gramStart"/>
       <w:r>
         <w:rPr>
           <w:rFonts w:ascii="Arial" w:eastAsia="Times New Roman" w:hAnsi="Arial" w:cs="Arial"/>
@@ -5854,7 +6053,248 @@
           <w:szCs w:val="24"/>
           <w:lang w:eastAsia="it-IT"/>
         </w:rPr>
-        <w:t>A1</w:t>
+        <w:t>393334188263</w:t>
+      </w:r>
+      <w:r>
+        <w:rPr>
+          <w:rFonts w:ascii="Arial" w:eastAsia="Times New Roman" w:hAnsi="Arial" w:cs="Arial"/>
+          <w:color w:val="000000" w:themeColor="text1"/>
+          <w:sz w:val="24"/>
+          <w:szCs w:val="24"/>
+          <w:lang w:eastAsia="it-IT"/>
+        </w:rPr>
+        <w:t xml:space="preserve"> </w:t>
+      </w:r>
+      <w:r>
+        <w:rPr>
+          <w:rFonts w:ascii="Arial" w:eastAsia="Times New Roman" w:hAnsi="Arial" w:cs="Arial"/>
+          <w:b/>
+          <w:bCs/>
+          <w:sz w:val="24"/>
+          <w:szCs w:val="24"/>
+          <w:lang w:eastAsia="it-IT"/>
+        </w:rPr>
+        <w:t xml:space="preserve"> -</w:t>
+      </w:r>
+      <w:proofErr w:type="gramEnd"/>
+      <w:r>
+        <w:rPr>
+          <w:rFonts w:ascii="Arial" w:eastAsia="Times New Roman" w:hAnsi="Arial" w:cs="Arial"/>
+          <w:b/>
+          <w:bCs/>
+          <w:sz w:val="24"/>
+          <w:szCs w:val="24"/>
+          <w:lang w:eastAsia="it-IT"/>
+        </w:rPr>
+        <w:t xml:space="preserve"> </w:t>
+      </w:r>
+      <w:r>
+        <w:rPr>
+          <w:rFonts w:ascii="Arial" w:eastAsia="Times New Roman" w:hAnsi="Arial" w:cs="Arial"/>
+          <w:b/>
+          <w:bCs/>
+          <w:sz w:val="24"/>
+          <w:szCs w:val="24"/>
+          <w:u w:val="single"/>
+          <w:lang w:eastAsia="it-IT"/>
+        </w:rPr>
+        <w:t>Imposta il numero Master</w:t>
+      </w:r>
+      <w:r>
+        <w:rPr>
+          <w:rFonts w:ascii="Arial" w:eastAsia="Times New Roman" w:hAnsi="Arial" w:cs="Arial"/>
+          <w:b/>
+          <w:bCs/>
+          <w:sz w:val="24"/>
+          <w:szCs w:val="24"/>
+          <w:lang w:eastAsia="it-IT"/>
+        </w:rPr>
+        <w:t xml:space="preserve"> </w:t>
+      </w:r>
+    </w:p>
+    <w:p>
+      <w:pPr>
+        <w:spacing w:after="0" w:line="330" w:lineRule="atLeast"/>
+        <w:rPr>
+          <w:rFonts w:ascii="Arial" w:eastAsia="Times New Roman" w:hAnsi="Arial" w:cs="Arial"/>
+          <w:sz w:val="24"/>
+          <w:szCs w:val="24"/>
+          <w:lang w:eastAsia="it-IT"/>
+        </w:rPr>
+      </w:pPr>
+      <w:r>
+        <w:rPr>
+          <w:rFonts w:ascii="Arial" w:eastAsia="Times New Roman" w:hAnsi="Arial" w:cs="Arial"/>
+          <w:b/>
+          <w:bCs/>
+          <w:sz w:val="24"/>
+          <w:szCs w:val="24"/>
+          <w:lang w:eastAsia="it-IT"/>
+        </w:rPr>
+        <w:tab/>
+      </w:r>
+      <w:r>
+        <w:rPr>
+          <w:rFonts w:ascii="Arial" w:eastAsia="Times New Roman" w:hAnsi="Arial" w:cs="Arial"/>
+          <w:sz w:val="24"/>
+          <w:szCs w:val="24"/>
+          <w:lang w:eastAsia="it-IT"/>
+        </w:rPr>
+        <w:t>Inserisce</w:t>
+      </w:r>
+      <w:r>
+        <w:rPr>
+          <w:rFonts w:ascii="Arial" w:eastAsia="Times New Roman" w:hAnsi="Arial" w:cs="Arial"/>
+          <w:sz w:val="24"/>
+          <w:szCs w:val="24"/>
+          <w:lang w:eastAsia="it-IT"/>
+        </w:rPr>
+        <w:t xml:space="preserve"> solo il MASTER</w:t>
+      </w:r>
+    </w:p>
+    <w:p>
+      <w:pPr>
+        <w:spacing w:after="0" w:line="330" w:lineRule="atLeast"/>
+        <w:rPr>
+          <w:rFonts w:ascii="Arial" w:eastAsia="Times New Roman" w:hAnsi="Arial" w:cs="Arial"/>
+          <w:b/>
+          <w:bCs/>
+          <w:sz w:val="24"/>
+          <w:szCs w:val="24"/>
+          <w:lang w:eastAsia="it-IT"/>
+        </w:rPr>
+      </w:pPr>
+      <w:r>
+        <w:rPr>
+          <w:rFonts w:ascii="Arial" w:eastAsia="Times New Roman" w:hAnsi="Arial" w:cs="Arial"/>
+          <w:b/>
+          <w:bCs/>
+          <w:sz w:val="24"/>
+          <w:szCs w:val="24"/>
+          <w:lang w:eastAsia="it-IT"/>
+        </w:rPr>
+        <w:t>2.1</w:t>
+      </w:r>
+      <w:r>
+        <w:rPr>
+          <w:rFonts w:ascii="Arial" w:eastAsia="Times New Roman" w:hAnsi="Arial" w:cs="Arial"/>
+          <w:b/>
+          <w:bCs/>
+          <w:sz w:val="24"/>
+          <w:szCs w:val="24"/>
+          <w:lang w:eastAsia="it-IT"/>
+        </w:rPr>
+        <w:tab/>
+      </w:r>
+      <w:r>
+        <w:rPr>
+          <w:rFonts w:ascii="Arial" w:eastAsia="Times New Roman" w:hAnsi="Arial" w:cs="Arial"/>
+          <w:b/>
+          <w:bCs/>
+          <w:sz w:val="24"/>
+          <w:szCs w:val="24"/>
+          <w:lang w:eastAsia="it-IT"/>
+        </w:rPr>
+        <w:t xml:space="preserve">Comando </w:t>
+      </w:r>
+      <w:r>
+        <w:rPr>
+          <w:rFonts w:ascii="Arial" w:eastAsia="Times New Roman" w:hAnsi="Arial" w:cs="Arial"/>
+          <w:b/>
+          <w:bCs/>
+          <w:sz w:val="24"/>
+          <w:szCs w:val="24"/>
+          <w:lang w:eastAsia="it-IT"/>
+        </w:rPr>
+        <w:t xml:space="preserve">N - </w:t>
+      </w:r>
+      <w:r>
+        <w:rPr>
+          <w:rFonts w:ascii="Arial" w:eastAsia="Times New Roman" w:hAnsi="Arial" w:cs="Arial"/>
+          <w:b/>
+          <w:bCs/>
+          <w:sz w:val="24"/>
+          <w:szCs w:val="24"/>
+          <w:lang w:eastAsia="it-IT"/>
+        </w:rPr>
+        <w:t>Ritorna i numeri autorizzati</w:t>
+      </w:r>
+    </w:p>
+    <w:p>
+      <w:pPr>
+        <w:spacing w:after="0" w:line="330" w:lineRule="atLeast"/>
+        <w:rPr>
+          <w:rFonts w:ascii="Arial" w:eastAsia="Times New Roman" w:hAnsi="Arial" w:cs="Arial"/>
+          <w:sz w:val="24"/>
+          <w:szCs w:val="24"/>
+          <w:lang w:eastAsia="it-IT"/>
+        </w:rPr>
+      </w:pPr>
+      <w:r>
+        <w:rPr>
+          <w:rFonts w:ascii="Arial" w:eastAsia="Times New Roman" w:hAnsi="Arial" w:cs="Arial"/>
+          <w:b/>
+          <w:bCs/>
+          <w:sz w:val="24"/>
+          <w:szCs w:val="24"/>
+          <w:lang w:eastAsia="it-IT"/>
+        </w:rPr>
+        <w:tab/>
+      </w:r>
+      <w:r>
+        <w:rPr>
+          <w:rFonts w:ascii="Arial" w:eastAsia="Times New Roman" w:hAnsi="Arial" w:cs="Arial"/>
+          <w:sz w:val="24"/>
+          <w:szCs w:val="24"/>
+          <w:lang w:eastAsia="it-IT"/>
+        </w:rPr>
+        <w:t>Presente solo il MASTER</w:t>
+      </w:r>
+    </w:p>
+    <w:p>
+      <w:pPr>
+        <w:spacing w:after="0" w:line="330" w:lineRule="atLeast"/>
+        <w:rPr>
+          <w:rFonts w:ascii="Arial" w:eastAsia="Times New Roman" w:hAnsi="Arial" w:cs="Arial"/>
+          <w:b/>
+          <w:bCs/>
+          <w:sz w:val="24"/>
+          <w:szCs w:val="24"/>
+          <w:lang w:eastAsia="it-IT"/>
+        </w:rPr>
+      </w:pPr>
+      <w:r>
+        <w:rPr>
+          <w:rFonts w:ascii="Arial" w:eastAsia="Times New Roman" w:hAnsi="Arial" w:cs="Arial"/>
+          <w:b/>
+          <w:bCs/>
+          <w:sz w:val="24"/>
+          <w:szCs w:val="24"/>
+          <w:lang w:eastAsia="it-IT"/>
+        </w:rPr>
+        <w:t>2.2</w:t>
+      </w:r>
+      <w:r>
+        <w:rPr>
+          <w:rFonts w:ascii="Arial" w:eastAsia="Times New Roman" w:hAnsi="Arial" w:cs="Arial"/>
+          <w:b/>
+          <w:bCs/>
+          <w:sz w:val="24"/>
+          <w:szCs w:val="24"/>
+          <w:lang w:eastAsia="it-IT"/>
+        </w:rPr>
+        <w:tab/>
+      </w:r>
+      <w:r>
+        <w:rPr>
+          <w:rFonts w:ascii="Arial" w:eastAsia="Times New Roman" w:hAnsi="Arial" w:cs="Arial"/>
+          <w:b/>
+          <w:bCs/>
+          <w:sz w:val="24"/>
+          <w:szCs w:val="24"/>
+          <w:lang w:eastAsia="it-IT"/>
+        </w:rPr>
+        <w:t xml:space="preserve">Comando </w:t>
       </w:r>
       <w:r>
         <w:rPr>
@@ -5868,259 +6308,7 @@
           <w:szCs w:val="24"/>
           <w:lang w:eastAsia="it-IT"/>
         </w:rPr>
-        <w:t>+393334188263</w:t>
-      </w:r>
-      <w:r>
-        <w:rPr>
-          <w:rFonts w:ascii="Arial" w:eastAsia="Times New Roman" w:hAnsi="Arial" w:cs="Arial"/>
-          <w:color w:val="000000" w:themeColor="text1"/>
-          <w:sz w:val="24"/>
-          <w:szCs w:val="24"/>
-          <w:lang w:eastAsia="it-IT"/>
-        </w:rPr>
-        <w:t xml:space="preserve"> </w:t>
-      </w:r>
-      <w:r>
-        <w:rPr>
-          <w:rFonts w:ascii="Arial" w:eastAsia="Times New Roman" w:hAnsi="Arial" w:cs="Arial"/>
-          <w:b/>
-          <w:bCs/>
-          <w:sz w:val="24"/>
-          <w:szCs w:val="24"/>
-          <w:lang w:eastAsia="it-IT"/>
-        </w:rPr>
-        <w:t xml:space="preserve"> - </w:t>
-      </w:r>
-      <w:r>
-        <w:rPr>
-          <w:rFonts w:ascii="Arial" w:eastAsia="Times New Roman" w:hAnsi="Arial" w:cs="Arial"/>
-          <w:b/>
-          <w:bCs/>
-          <w:sz w:val="24"/>
-          <w:szCs w:val="24"/>
-          <w:u w:val="single"/>
-          <w:lang w:eastAsia="it-IT"/>
-        </w:rPr>
-        <w:t xml:space="preserve">Imposta il </w:t>
-      </w:r>
-      <w:r>
-        <w:rPr>
-          <w:rFonts w:ascii="Arial" w:eastAsia="Times New Roman" w:hAnsi="Arial" w:cs="Arial"/>
-          <w:b/>
-          <w:bCs/>
-          <w:sz w:val="24"/>
-          <w:szCs w:val="24"/>
-          <w:u w:val="single"/>
-          <w:lang w:eastAsia="it-IT"/>
-        </w:rPr>
-        <w:t>primo numero Ausiliario</w:t>
-      </w:r>
-      <w:r>
-        <w:rPr>
-          <w:rFonts w:ascii="Arial" w:eastAsia="Times New Roman" w:hAnsi="Arial" w:cs="Arial"/>
-          <w:b/>
-          <w:bCs/>
-          <w:sz w:val="24"/>
-          <w:szCs w:val="24"/>
-          <w:lang w:eastAsia="it-IT"/>
-        </w:rPr>
-        <w:t xml:space="preserve"> </w:t>
-      </w:r>
-    </w:p>
-    <w:p>
-      <w:pPr>
-        <w:spacing w:after="0" w:line="330" w:lineRule="atLeast"/>
-        <w:rPr>
-          <w:rFonts w:ascii="Arial" w:eastAsia="Times New Roman" w:hAnsi="Arial" w:cs="Arial"/>
-          <w:sz w:val="24"/>
-          <w:szCs w:val="24"/>
-          <w:lang w:eastAsia="it-IT"/>
-        </w:rPr>
-      </w:pPr>
-      <w:r>
-        <w:rPr>
-          <w:rFonts w:ascii="Arial" w:eastAsia="Times New Roman" w:hAnsi="Arial" w:cs="Arial"/>
-          <w:b/>
-          <w:bCs/>
-          <w:sz w:val="24"/>
-          <w:szCs w:val="24"/>
-          <w:lang w:eastAsia="it-IT"/>
-        </w:rPr>
-        <w:tab/>
-      </w:r>
-      <w:r>
-        <w:rPr>
-          <w:rFonts w:ascii="Arial" w:eastAsia="Times New Roman" w:hAnsi="Arial" w:cs="Arial"/>
-          <w:sz w:val="24"/>
-          <w:szCs w:val="24"/>
-          <w:lang w:eastAsia="it-IT"/>
-        </w:rPr>
-        <w:t>Inserisce l’Ausiliario 1</w:t>
-      </w:r>
-    </w:p>
-    <w:p>
-      <w:pPr>
-        <w:spacing w:after="0" w:line="330" w:lineRule="atLeast"/>
-        <w:rPr>
-          <w:rFonts w:ascii="Arial" w:eastAsia="Times New Roman" w:hAnsi="Arial" w:cs="Arial"/>
-          <w:b/>
-          <w:bCs/>
-          <w:sz w:val="24"/>
-          <w:szCs w:val="24"/>
-          <w:lang w:eastAsia="it-IT"/>
-        </w:rPr>
-      </w:pPr>
-      <w:r>
-        <w:rPr>
-          <w:rFonts w:ascii="Arial" w:eastAsia="Times New Roman" w:hAnsi="Arial" w:cs="Arial"/>
-          <w:b/>
-          <w:bCs/>
-          <w:sz w:val="24"/>
-          <w:szCs w:val="24"/>
-          <w:lang w:eastAsia="it-IT"/>
-        </w:rPr>
-        <w:t>2.</w:t>
-      </w:r>
-      <w:r>
-        <w:rPr>
-          <w:rFonts w:ascii="Arial" w:eastAsia="Times New Roman" w:hAnsi="Arial" w:cs="Arial"/>
-          <w:b/>
-          <w:bCs/>
-          <w:sz w:val="24"/>
-          <w:szCs w:val="24"/>
-          <w:lang w:eastAsia="it-IT"/>
-        </w:rPr>
-        <w:t>3</w:t>
-      </w:r>
-      <w:r>
-        <w:rPr>
-          <w:rFonts w:ascii="Arial" w:eastAsia="Times New Roman" w:hAnsi="Arial" w:cs="Arial"/>
-          <w:b/>
-          <w:bCs/>
-          <w:sz w:val="24"/>
-          <w:szCs w:val="24"/>
-          <w:lang w:eastAsia="it-IT"/>
-        </w:rPr>
-        <w:tab/>
-      </w:r>
-      <w:r>
-        <w:rPr>
-          <w:rFonts w:ascii="Arial" w:eastAsia="Times New Roman" w:hAnsi="Arial" w:cs="Arial"/>
-          <w:b/>
-          <w:bCs/>
-          <w:sz w:val="24"/>
-          <w:szCs w:val="24"/>
-          <w:lang w:eastAsia="it-IT"/>
-        </w:rPr>
-        <w:t xml:space="preserve">Comando </w:t>
-      </w:r>
-      <w:r>
-        <w:rPr>
-          <w:rFonts w:ascii="Arial" w:eastAsia="Times New Roman" w:hAnsi="Arial" w:cs="Arial"/>
-          <w:b/>
-          <w:bCs/>
-          <w:sz w:val="24"/>
-          <w:szCs w:val="24"/>
-          <w:lang w:eastAsia="it-IT"/>
-        </w:rPr>
-        <w:t xml:space="preserve">N - </w:t>
-      </w:r>
-      <w:r>
-        <w:rPr>
-          <w:rFonts w:ascii="Arial" w:eastAsia="Times New Roman" w:hAnsi="Arial" w:cs="Arial"/>
-          <w:b/>
-          <w:bCs/>
-          <w:sz w:val="24"/>
-          <w:szCs w:val="24"/>
-          <w:lang w:eastAsia="it-IT"/>
-        </w:rPr>
-        <w:t>Ritorna i numeri autorizzati</w:t>
-      </w:r>
-    </w:p>
-    <w:p>
-      <w:pPr>
-        <w:spacing w:after="0" w:line="330" w:lineRule="atLeast"/>
-        <w:rPr>
-          <w:rFonts w:ascii="Arial" w:eastAsia="Times New Roman" w:hAnsi="Arial" w:cs="Arial"/>
-          <w:sz w:val="24"/>
-          <w:szCs w:val="24"/>
-          <w:lang w:eastAsia="it-IT"/>
-        </w:rPr>
-      </w:pPr>
-      <w:r>
-        <w:rPr>
-          <w:rFonts w:ascii="Arial" w:eastAsia="Times New Roman" w:hAnsi="Arial" w:cs="Arial"/>
-          <w:b/>
-          <w:bCs/>
-          <w:sz w:val="24"/>
-          <w:szCs w:val="24"/>
-          <w:lang w:eastAsia="it-IT"/>
-        </w:rPr>
-        <w:tab/>
-      </w:r>
-      <w:r>
-        <w:rPr>
-          <w:rFonts w:ascii="Arial" w:eastAsia="Times New Roman" w:hAnsi="Arial" w:cs="Arial"/>
-          <w:sz w:val="24"/>
-          <w:szCs w:val="24"/>
-          <w:lang w:eastAsia="it-IT"/>
-        </w:rPr>
-        <w:t>Presente il MASTER</w:t>
-      </w:r>
-      <w:r>
-        <w:rPr>
-          <w:rFonts w:ascii="Arial" w:eastAsia="Times New Roman" w:hAnsi="Arial" w:cs="Arial"/>
-          <w:sz w:val="24"/>
-          <w:szCs w:val="24"/>
-          <w:lang w:eastAsia="it-IT"/>
-        </w:rPr>
-        <w:t xml:space="preserve"> e l’Ausiliario 1</w:t>
-      </w:r>
-    </w:p>
-    <w:p>
-      <w:pPr>
-        <w:spacing w:after="0" w:line="330" w:lineRule="atLeast"/>
-        <w:rPr>
-          <w:rFonts w:ascii="Arial" w:eastAsia="Times New Roman" w:hAnsi="Arial" w:cs="Arial"/>
-          <w:b/>
-          <w:bCs/>
-          <w:sz w:val="24"/>
-          <w:szCs w:val="24"/>
-          <w:lang w:eastAsia="it-IT"/>
-        </w:rPr>
-      </w:pPr>
-      <w:r>
-        <w:rPr>
-          <w:rFonts w:ascii="Arial" w:eastAsia="Times New Roman" w:hAnsi="Arial" w:cs="Arial"/>
-          <w:b/>
-          <w:bCs/>
-          <w:sz w:val="24"/>
-          <w:szCs w:val="24"/>
-          <w:lang w:eastAsia="it-IT"/>
-        </w:rPr>
-        <w:t>2.4</w:t>
-      </w:r>
-      <w:r>
-        <w:rPr>
-          <w:rFonts w:ascii="Arial" w:eastAsia="Times New Roman" w:hAnsi="Arial" w:cs="Arial"/>
-          <w:b/>
-          <w:bCs/>
-          <w:sz w:val="24"/>
-          <w:szCs w:val="24"/>
-          <w:lang w:eastAsia="it-IT"/>
-        </w:rPr>
-        <w:tab/>
-      </w:r>
-      <w:r>
-        <w:rPr>
-          <w:rFonts w:ascii="Arial" w:eastAsia="Times New Roman" w:hAnsi="Arial" w:cs="Arial"/>
-          <w:b/>
-          <w:bCs/>
-          <w:sz w:val="24"/>
-          <w:szCs w:val="24"/>
-          <w:lang w:eastAsia="it-IT"/>
-        </w:rPr>
-        <w:t xml:space="preserve">Comando </w:t>
+        <w:t>A1</w:t>
       </w:r>
       <w:r>
         <w:rPr>
@@ -6134,8 +6322,9 @@
           <w:szCs w:val="24"/>
           <w:lang w:eastAsia="it-IT"/>
         </w:rPr>
-        <w:t>A2</w:t>
-      </w:r>
+        <w:t>+</w:t>
+      </w:r>
+      <w:proofErr w:type="gramStart"/>
       <w:r>
         <w:rPr>
           <w:rFonts w:ascii="Arial" w:eastAsia="Times New Roman" w:hAnsi="Arial" w:cs="Arial"/>
@@ -6148,7 +6337,7 @@
           <w:szCs w:val="24"/>
           <w:lang w:eastAsia="it-IT"/>
         </w:rPr>
-        <w:t>+393334188263</w:t>
+        <w:t>393334188263</w:t>
       </w:r>
       <w:r>
         <w:rPr>
@@ -6169,7 +6358,19 @@
           <w:szCs w:val="24"/>
           <w:lang w:eastAsia="it-IT"/>
         </w:rPr>
-        <w:t xml:space="preserve"> - </w:t>
+        <w:t xml:space="preserve"> -</w:t>
+      </w:r>
+      <w:proofErr w:type="gramEnd"/>
+      <w:r>
+        <w:rPr>
+          <w:rFonts w:ascii="Arial" w:eastAsia="Times New Roman" w:hAnsi="Arial" w:cs="Arial"/>
+          <w:b/>
+          <w:bCs/>
+          <w:sz w:val="24"/>
+          <w:szCs w:val="24"/>
+          <w:lang w:eastAsia="it-IT"/>
+        </w:rPr>
+        <w:t xml:space="preserve"> </w:t>
       </w:r>
       <w:r>
         <w:rPr>
@@ -6193,7 +6394,7 @@
           <w:u w:val="single"/>
           <w:lang w:eastAsia="it-IT"/>
         </w:rPr>
-        <w:t>secondo numero Ausiliario</w:t>
+        <w:t>primo numero Ausiliario</w:t>
       </w:r>
       <w:r>
         <w:rPr>
@@ -6235,16 +6436,7 @@
           <w:szCs w:val="24"/>
           <w:lang w:eastAsia="it-IT"/>
         </w:rPr>
-        <w:t xml:space="preserve">Inserisce l’Ausiliario </w:t>
-      </w:r>
-      <w:r>
-        <w:rPr>
-          <w:rFonts w:ascii="Arial" w:eastAsia="Times New Roman" w:hAnsi="Arial" w:cs="Arial"/>
-          <w:sz w:val="24"/>
-          <w:szCs w:val="24"/>
-          <w:lang w:eastAsia="it-IT"/>
-        </w:rPr>
-        <w:t>2</w:t>
+        <w:t>Inserisce l’Ausiliario 1</w:t>
       </w:r>
     </w:p>
     <w:p>
@@ -6279,7 +6471,7 @@
           <w:szCs w:val="24"/>
           <w:lang w:eastAsia="it-IT"/>
         </w:rPr>
-        <w:t>5</w:t>
+        <w:t>3</w:t>
       </w:r>
       <w:r>
         <w:rPr>
@@ -6363,25 +6555,7 @@
           <w:szCs w:val="24"/>
           <w:lang w:eastAsia="it-IT"/>
         </w:rPr>
-        <w:t xml:space="preserve"> e gl</w:t>
-      </w:r>
-      <w:r>
-        <w:rPr>
-          <w:rFonts w:ascii="Arial" w:eastAsia="Times New Roman" w:hAnsi="Arial" w:cs="Arial"/>
-          <w:sz w:val="24"/>
-          <w:szCs w:val="24"/>
-          <w:lang w:eastAsia="it-IT"/>
-        </w:rPr>
-        <w:t xml:space="preserve">i </w:t>
-      </w:r>
-      <w:r>
-        <w:rPr>
-          <w:rFonts w:ascii="Arial" w:eastAsia="Times New Roman" w:hAnsi="Arial" w:cs="Arial"/>
-          <w:sz w:val="24"/>
-          <w:szCs w:val="24"/>
-          <w:lang w:eastAsia="it-IT"/>
-        </w:rPr>
-        <w:t>Ausiliari 1 e 2</w:t>
+        <w:t xml:space="preserve"> e l’Ausiliario 1</w:t>
       </w:r>
     </w:p>
     <w:p>
@@ -6405,18 +6579,7 @@
           <w:szCs w:val="24"/>
           <w:lang w:eastAsia="it-IT"/>
         </w:rPr>
-        <w:t>2.</w:t>
-      </w:r>
-      <w:r>
-        <w:rPr>
-          <w:rFonts w:ascii="Arial" w:eastAsia="Times New Roman" w:hAnsi="Arial" w:cs="Arial"/>
-          <w:b/>
-          <w:bCs/>
-          <w:sz w:val="24"/>
-          <w:szCs w:val="24"/>
-          <w:lang w:eastAsia="it-IT"/>
-        </w:rPr>
-        <w:t>6</w:t>
+        <w:t>2.4</w:t>
       </w:r>
       <w:r>
         <w:rPr>
@@ -6452,7 +6615,7 @@
           <w:szCs w:val="24"/>
           <w:lang w:eastAsia="it-IT"/>
         </w:rPr>
-        <w:t>A3</w:t>
+        <w:t>A2</w:t>
       </w:r>
       <w:r>
         <w:rPr>
@@ -6466,7 +6629,22 @@
           <w:szCs w:val="24"/>
           <w:lang w:eastAsia="it-IT"/>
         </w:rPr>
-        <w:t>+393334188263</w:t>
+        <w:t>+</w:t>
+      </w:r>
+      <w:proofErr w:type="gramStart"/>
+      <w:r>
+        <w:rPr>
+          <w:rFonts w:ascii="Arial" w:eastAsia="Times New Roman" w:hAnsi="Arial" w:cs="Arial"/>
+          <w:b/>
+          <w:bCs/>
+          <w:i/>
+          <w:iCs/>
+          <w:color w:val="000000" w:themeColor="text1"/>
+          <w:sz w:val="24"/>
+          <w:szCs w:val="24"/>
+          <w:lang w:eastAsia="it-IT"/>
+        </w:rPr>
+        <w:t>393334188263</w:t>
       </w:r>
       <w:r>
         <w:rPr>
@@ -6487,7 +6665,364 @@
           <w:szCs w:val="24"/>
           <w:lang w:eastAsia="it-IT"/>
         </w:rPr>
-        <w:t xml:space="preserve"> - </w:t>
+        <w:t xml:space="preserve"> -</w:t>
+      </w:r>
+      <w:proofErr w:type="gramEnd"/>
+      <w:r>
+        <w:rPr>
+          <w:rFonts w:ascii="Arial" w:eastAsia="Times New Roman" w:hAnsi="Arial" w:cs="Arial"/>
+          <w:b/>
+          <w:bCs/>
+          <w:sz w:val="24"/>
+          <w:szCs w:val="24"/>
+          <w:lang w:eastAsia="it-IT"/>
+        </w:rPr>
+        <w:t xml:space="preserve"> </w:t>
+      </w:r>
+      <w:r>
+        <w:rPr>
+          <w:rFonts w:ascii="Arial" w:eastAsia="Times New Roman" w:hAnsi="Arial" w:cs="Arial"/>
+          <w:b/>
+          <w:bCs/>
+          <w:sz w:val="24"/>
+          <w:szCs w:val="24"/>
+          <w:u w:val="single"/>
+          <w:lang w:eastAsia="it-IT"/>
+        </w:rPr>
+        <w:t xml:space="preserve">Imposta il </w:t>
+      </w:r>
+      <w:r>
+        <w:rPr>
+          <w:rFonts w:ascii="Arial" w:eastAsia="Times New Roman" w:hAnsi="Arial" w:cs="Arial"/>
+          <w:b/>
+          <w:bCs/>
+          <w:sz w:val="24"/>
+          <w:szCs w:val="24"/>
+          <w:u w:val="single"/>
+          <w:lang w:eastAsia="it-IT"/>
+        </w:rPr>
+        <w:t>secondo numero Ausiliario</w:t>
+      </w:r>
+      <w:r>
+        <w:rPr>
+          <w:rFonts w:ascii="Arial" w:eastAsia="Times New Roman" w:hAnsi="Arial" w:cs="Arial"/>
+          <w:b/>
+          <w:bCs/>
+          <w:sz w:val="24"/>
+          <w:szCs w:val="24"/>
+          <w:lang w:eastAsia="it-IT"/>
+        </w:rPr>
+        <w:t xml:space="preserve"> </w:t>
+      </w:r>
+    </w:p>
+    <w:p>
+      <w:pPr>
+        <w:spacing w:after="0" w:line="330" w:lineRule="atLeast"/>
+        <w:rPr>
+          <w:rFonts w:ascii="Arial" w:eastAsia="Times New Roman" w:hAnsi="Arial" w:cs="Arial"/>
+          <w:sz w:val="24"/>
+          <w:szCs w:val="24"/>
+          <w:lang w:eastAsia="it-IT"/>
+        </w:rPr>
+      </w:pPr>
+      <w:r>
+        <w:rPr>
+          <w:rFonts w:ascii="Arial" w:eastAsia="Times New Roman" w:hAnsi="Arial" w:cs="Arial"/>
+          <w:b/>
+          <w:bCs/>
+          <w:sz w:val="24"/>
+          <w:szCs w:val="24"/>
+          <w:lang w:eastAsia="it-IT"/>
+        </w:rPr>
+        <w:tab/>
+      </w:r>
+      <w:r>
+        <w:rPr>
+          <w:rFonts w:ascii="Arial" w:eastAsia="Times New Roman" w:hAnsi="Arial" w:cs="Arial"/>
+          <w:sz w:val="24"/>
+          <w:szCs w:val="24"/>
+          <w:lang w:eastAsia="it-IT"/>
+        </w:rPr>
+        <w:t xml:space="preserve">Inserisce l’Ausiliario </w:t>
+      </w:r>
+      <w:r>
+        <w:rPr>
+          <w:rFonts w:ascii="Arial" w:eastAsia="Times New Roman" w:hAnsi="Arial" w:cs="Arial"/>
+          <w:sz w:val="24"/>
+          <w:szCs w:val="24"/>
+          <w:lang w:eastAsia="it-IT"/>
+        </w:rPr>
+        <w:t>2</w:t>
+      </w:r>
+    </w:p>
+    <w:p>
+      <w:pPr>
+        <w:spacing w:after="0" w:line="330" w:lineRule="atLeast"/>
+        <w:rPr>
+          <w:rFonts w:ascii="Arial" w:eastAsia="Times New Roman" w:hAnsi="Arial" w:cs="Arial"/>
+          <w:b/>
+          <w:bCs/>
+          <w:sz w:val="24"/>
+          <w:szCs w:val="24"/>
+          <w:lang w:eastAsia="it-IT"/>
+        </w:rPr>
+      </w:pPr>
+      <w:r>
+        <w:rPr>
+          <w:rFonts w:ascii="Arial" w:eastAsia="Times New Roman" w:hAnsi="Arial" w:cs="Arial"/>
+          <w:b/>
+          <w:bCs/>
+          <w:sz w:val="24"/>
+          <w:szCs w:val="24"/>
+          <w:lang w:eastAsia="it-IT"/>
+        </w:rPr>
+        <w:t>2.</w:t>
+      </w:r>
+      <w:r>
+        <w:rPr>
+          <w:rFonts w:ascii="Arial" w:eastAsia="Times New Roman" w:hAnsi="Arial" w:cs="Arial"/>
+          <w:b/>
+          <w:bCs/>
+          <w:sz w:val="24"/>
+          <w:szCs w:val="24"/>
+          <w:lang w:eastAsia="it-IT"/>
+        </w:rPr>
+        <w:t>5</w:t>
+      </w:r>
+      <w:r>
+        <w:rPr>
+          <w:rFonts w:ascii="Arial" w:eastAsia="Times New Roman" w:hAnsi="Arial" w:cs="Arial"/>
+          <w:b/>
+          <w:bCs/>
+          <w:sz w:val="24"/>
+          <w:szCs w:val="24"/>
+          <w:lang w:eastAsia="it-IT"/>
+        </w:rPr>
+        <w:tab/>
+      </w:r>
+      <w:r>
+        <w:rPr>
+          <w:rFonts w:ascii="Arial" w:eastAsia="Times New Roman" w:hAnsi="Arial" w:cs="Arial"/>
+          <w:b/>
+          <w:bCs/>
+          <w:sz w:val="24"/>
+          <w:szCs w:val="24"/>
+          <w:lang w:eastAsia="it-IT"/>
+        </w:rPr>
+        <w:t xml:space="preserve">Comando </w:t>
+      </w:r>
+      <w:r>
+        <w:rPr>
+          <w:rFonts w:ascii="Arial" w:eastAsia="Times New Roman" w:hAnsi="Arial" w:cs="Arial"/>
+          <w:b/>
+          <w:bCs/>
+          <w:sz w:val="24"/>
+          <w:szCs w:val="24"/>
+          <w:lang w:eastAsia="it-IT"/>
+        </w:rPr>
+        <w:t xml:space="preserve">N - </w:t>
+      </w:r>
+      <w:r>
+        <w:rPr>
+          <w:rFonts w:ascii="Arial" w:eastAsia="Times New Roman" w:hAnsi="Arial" w:cs="Arial"/>
+          <w:b/>
+          <w:bCs/>
+          <w:sz w:val="24"/>
+          <w:szCs w:val="24"/>
+          <w:lang w:eastAsia="it-IT"/>
+        </w:rPr>
+        <w:t>Ritorna i numeri autorizzati</w:t>
+      </w:r>
+    </w:p>
+    <w:p>
+      <w:pPr>
+        <w:spacing w:after="0" w:line="330" w:lineRule="atLeast"/>
+        <w:rPr>
+          <w:rFonts w:ascii="Arial" w:eastAsia="Times New Roman" w:hAnsi="Arial" w:cs="Arial"/>
+          <w:sz w:val="24"/>
+          <w:szCs w:val="24"/>
+          <w:lang w:eastAsia="it-IT"/>
+        </w:rPr>
+      </w:pPr>
+      <w:r>
+        <w:rPr>
+          <w:rFonts w:ascii="Arial" w:eastAsia="Times New Roman" w:hAnsi="Arial" w:cs="Arial"/>
+          <w:b/>
+          <w:bCs/>
+          <w:sz w:val="24"/>
+          <w:szCs w:val="24"/>
+          <w:lang w:eastAsia="it-IT"/>
+        </w:rPr>
+        <w:tab/>
+      </w:r>
+      <w:r>
+        <w:rPr>
+          <w:rFonts w:ascii="Arial" w:eastAsia="Times New Roman" w:hAnsi="Arial" w:cs="Arial"/>
+          <w:sz w:val="24"/>
+          <w:szCs w:val="24"/>
+          <w:lang w:eastAsia="it-IT"/>
+        </w:rPr>
+        <w:t>Presente il MASTER</w:t>
+      </w:r>
+      <w:r>
+        <w:rPr>
+          <w:rFonts w:ascii="Arial" w:eastAsia="Times New Roman" w:hAnsi="Arial" w:cs="Arial"/>
+          <w:sz w:val="24"/>
+          <w:szCs w:val="24"/>
+          <w:lang w:eastAsia="it-IT"/>
+        </w:rPr>
+        <w:t xml:space="preserve"> e gl</w:t>
+      </w:r>
+      <w:r>
+        <w:rPr>
+          <w:rFonts w:ascii="Arial" w:eastAsia="Times New Roman" w:hAnsi="Arial" w:cs="Arial"/>
+          <w:sz w:val="24"/>
+          <w:szCs w:val="24"/>
+          <w:lang w:eastAsia="it-IT"/>
+        </w:rPr>
+        <w:t xml:space="preserve">i </w:t>
+      </w:r>
+      <w:r>
+        <w:rPr>
+          <w:rFonts w:ascii="Arial" w:eastAsia="Times New Roman" w:hAnsi="Arial" w:cs="Arial"/>
+          <w:sz w:val="24"/>
+          <w:szCs w:val="24"/>
+          <w:lang w:eastAsia="it-IT"/>
+        </w:rPr>
+        <w:t>Ausiliari 1 e 2</w:t>
+      </w:r>
+    </w:p>
+    <w:p>
+      <w:pPr>
+        <w:spacing w:after="0" w:line="330" w:lineRule="atLeast"/>
+        <w:rPr>
+          <w:rFonts w:ascii="Arial" w:eastAsia="Times New Roman" w:hAnsi="Arial" w:cs="Arial"/>
+          <w:b/>
+          <w:bCs/>
+          <w:sz w:val="24"/>
+          <w:szCs w:val="24"/>
+          <w:lang w:eastAsia="it-IT"/>
+        </w:rPr>
+      </w:pPr>
+      <w:r>
+        <w:rPr>
+          <w:rFonts w:ascii="Arial" w:eastAsia="Times New Roman" w:hAnsi="Arial" w:cs="Arial"/>
+          <w:b/>
+          <w:bCs/>
+          <w:sz w:val="24"/>
+          <w:szCs w:val="24"/>
+          <w:lang w:eastAsia="it-IT"/>
+        </w:rPr>
+        <w:t>2.</w:t>
+      </w:r>
+      <w:r>
+        <w:rPr>
+          <w:rFonts w:ascii="Arial" w:eastAsia="Times New Roman" w:hAnsi="Arial" w:cs="Arial"/>
+          <w:b/>
+          <w:bCs/>
+          <w:sz w:val="24"/>
+          <w:szCs w:val="24"/>
+          <w:lang w:eastAsia="it-IT"/>
+        </w:rPr>
+        <w:t>6</w:t>
+      </w:r>
+      <w:r>
+        <w:rPr>
+          <w:rFonts w:ascii="Arial" w:eastAsia="Times New Roman" w:hAnsi="Arial" w:cs="Arial"/>
+          <w:b/>
+          <w:bCs/>
+          <w:sz w:val="24"/>
+          <w:szCs w:val="24"/>
+          <w:lang w:eastAsia="it-IT"/>
+        </w:rPr>
+        <w:tab/>
+      </w:r>
+      <w:r>
+        <w:rPr>
+          <w:rFonts w:ascii="Arial" w:eastAsia="Times New Roman" w:hAnsi="Arial" w:cs="Arial"/>
+          <w:b/>
+          <w:bCs/>
+          <w:sz w:val="24"/>
+          <w:szCs w:val="24"/>
+          <w:lang w:eastAsia="it-IT"/>
+        </w:rPr>
+        <w:t xml:space="preserve">Comando </w:t>
+      </w:r>
+      <w:r>
+        <w:rPr>
+          <w:rFonts w:ascii="Arial" w:eastAsia="Times New Roman" w:hAnsi="Arial" w:cs="Arial"/>
+          <w:b/>
+          <w:bCs/>
+          <w:i/>
+          <w:iCs/>
+          <w:color w:val="000000" w:themeColor="text1"/>
+          <w:sz w:val="24"/>
+          <w:szCs w:val="24"/>
+          <w:lang w:eastAsia="it-IT"/>
+        </w:rPr>
+        <w:t>A3</w:t>
+      </w:r>
+      <w:r>
+        <w:rPr>
+          <w:rFonts w:ascii="Arial" w:eastAsia="Times New Roman" w:hAnsi="Arial" w:cs="Arial"/>
+          <w:b/>
+          <w:bCs/>
+          <w:i/>
+          <w:iCs/>
+          <w:color w:val="000000" w:themeColor="text1"/>
+          <w:sz w:val="24"/>
+          <w:szCs w:val="24"/>
+          <w:lang w:eastAsia="it-IT"/>
+        </w:rPr>
+        <w:t>+</w:t>
+      </w:r>
+      <w:proofErr w:type="gramStart"/>
+      <w:r>
+        <w:rPr>
+          <w:rFonts w:ascii="Arial" w:eastAsia="Times New Roman" w:hAnsi="Arial" w:cs="Arial"/>
+          <w:b/>
+          <w:bCs/>
+          <w:i/>
+          <w:iCs/>
+          <w:color w:val="000000" w:themeColor="text1"/>
+          <w:sz w:val="24"/>
+          <w:szCs w:val="24"/>
+          <w:lang w:eastAsia="it-IT"/>
+        </w:rPr>
+        <w:t>393334188263</w:t>
+      </w:r>
+      <w:r>
+        <w:rPr>
+          <w:rFonts w:ascii="Arial" w:eastAsia="Times New Roman" w:hAnsi="Arial" w:cs="Arial"/>
+          <w:color w:val="000000" w:themeColor="text1"/>
+          <w:sz w:val="24"/>
+          <w:szCs w:val="24"/>
+          <w:lang w:eastAsia="it-IT"/>
+        </w:rPr>
+        <w:t xml:space="preserve"> </w:t>
+      </w:r>
+      <w:r>
+        <w:rPr>
+          <w:rFonts w:ascii="Arial" w:eastAsia="Times New Roman" w:hAnsi="Arial" w:cs="Arial"/>
+          <w:b/>
+          <w:bCs/>
+          <w:sz w:val="24"/>
+          <w:szCs w:val="24"/>
+          <w:lang w:eastAsia="it-IT"/>
+        </w:rPr>
+        <w:t xml:space="preserve"> -</w:t>
+      </w:r>
+      <w:proofErr w:type="gramEnd"/>
+      <w:r>
+        <w:rPr>
+          <w:rFonts w:ascii="Arial" w:eastAsia="Times New Roman" w:hAnsi="Arial" w:cs="Arial"/>
+          <w:b/>
+          <w:bCs/>
+          <w:sz w:val="24"/>
+          <w:szCs w:val="24"/>
+          <w:lang w:eastAsia="it-IT"/>
+        </w:rPr>
+        <w:t xml:space="preserve"> </w:t>
       </w:r>
       <w:r>
         <w:rPr>
@@ -6874,8 +7409,21 @@
           <w:szCs w:val="24"/>
           <w:lang w:eastAsia="it-IT"/>
         </w:rPr>
-        <w:t>l valore di Tensione + Timestamp</w:t>
-      </w:r>
+        <w:t xml:space="preserve">l valore di Tensione + </w:t>
+      </w:r>
+      <w:proofErr w:type="spellStart"/>
+      <w:r>
+        <w:rPr>
+          <w:rFonts w:ascii="Arial" w:eastAsia="Times New Roman" w:hAnsi="Arial" w:cs="Arial"/>
+          <w:b/>
+          <w:bCs/>
+          <w:sz w:val="24"/>
+          <w:szCs w:val="24"/>
+          <w:lang w:eastAsia="it-IT"/>
+        </w:rPr>
+        <w:t>Timestamp</w:t>
+      </w:r>
+      <w:proofErr w:type="spellEnd"/>
     </w:p>
     <w:p>
       <w:pPr>
@@ -6913,7 +7461,27 @@
           <w:szCs w:val="24"/>
           <w:lang w:eastAsia="it-IT"/>
         </w:rPr>
-        <w:t>il Timestamp + Valore Tensione</w:t>
+        <w:t xml:space="preserve">il </w:t>
+      </w:r>
+      <w:proofErr w:type="spellStart"/>
+      <w:r>
+        <w:rPr>
+          <w:rFonts w:ascii="Arial" w:eastAsia="Times New Roman" w:hAnsi="Arial" w:cs="Arial"/>
+          <w:sz w:val="24"/>
+          <w:szCs w:val="24"/>
+          <w:lang w:eastAsia="it-IT"/>
+        </w:rPr>
+        <w:t>Timestamp</w:t>
+      </w:r>
+      <w:proofErr w:type="spellEnd"/>
+      <w:r>
+        <w:rPr>
+          <w:rFonts w:ascii="Arial" w:eastAsia="Times New Roman" w:hAnsi="Arial" w:cs="Arial"/>
+          <w:sz w:val="24"/>
+          <w:szCs w:val="24"/>
+          <w:lang w:eastAsia="it-IT"/>
+        </w:rPr>
+        <w:t xml:space="preserve"> + Valore Tensione</w:t>
       </w:r>
     </w:p>
     <w:p>
@@ -7014,8 +7582,21 @@
           <w:szCs w:val="24"/>
           <w:lang w:eastAsia="it-IT"/>
         </w:rPr>
-        <w:t>l valore di Tensione + Timestamp</w:t>
-      </w:r>
+        <w:t xml:space="preserve">l valore di Tensione + </w:t>
+      </w:r>
+      <w:proofErr w:type="spellStart"/>
+      <w:r>
+        <w:rPr>
+          <w:rFonts w:ascii="Arial" w:eastAsia="Times New Roman" w:hAnsi="Arial" w:cs="Arial"/>
+          <w:b/>
+          <w:bCs/>
+          <w:sz w:val="24"/>
+          <w:szCs w:val="24"/>
+          <w:lang w:eastAsia="it-IT"/>
+        </w:rPr>
+        <w:t>Timestamp</w:t>
+      </w:r>
+      <w:proofErr w:type="spellEnd"/>
     </w:p>
     <w:p>
       <w:pPr>
@@ -7053,7 +7634,27 @@
           <w:szCs w:val="24"/>
           <w:lang w:eastAsia="it-IT"/>
         </w:rPr>
-        <w:t>il Timestamp + Valore Tensione</w:t>
+        <w:t xml:space="preserve">il </w:t>
+      </w:r>
+      <w:proofErr w:type="spellStart"/>
+      <w:r>
+        <w:rPr>
+          <w:rFonts w:ascii="Arial" w:eastAsia="Times New Roman" w:hAnsi="Arial" w:cs="Arial"/>
+          <w:sz w:val="24"/>
+          <w:szCs w:val="24"/>
+          <w:lang w:eastAsia="it-IT"/>
+        </w:rPr>
+        <w:t>Timestamp</w:t>
+      </w:r>
+      <w:proofErr w:type="spellEnd"/>
+      <w:r>
+        <w:rPr>
+          <w:rFonts w:ascii="Arial" w:eastAsia="Times New Roman" w:hAnsi="Arial" w:cs="Arial"/>
+          <w:sz w:val="24"/>
+          <w:szCs w:val="24"/>
+          <w:lang w:eastAsia="it-IT"/>
+        </w:rPr>
+        <w:t xml:space="preserve"> + Valore Tensione</w:t>
       </w:r>
     </w:p>
     <w:p>
@@ -7154,8 +7755,21 @@
           <w:szCs w:val="24"/>
           <w:lang w:eastAsia="it-IT"/>
         </w:rPr>
-        <w:t>l valore di Tensione + Timestamp</w:t>
-      </w:r>
+        <w:t xml:space="preserve">l valore di Tensione + </w:t>
+      </w:r>
+      <w:proofErr w:type="spellStart"/>
+      <w:r>
+        <w:rPr>
+          <w:rFonts w:ascii="Arial" w:eastAsia="Times New Roman" w:hAnsi="Arial" w:cs="Arial"/>
+          <w:b/>
+          <w:bCs/>
+          <w:sz w:val="24"/>
+          <w:szCs w:val="24"/>
+          <w:lang w:eastAsia="it-IT"/>
+        </w:rPr>
+        <w:t>Timestamp</w:t>
+      </w:r>
+      <w:proofErr w:type="spellEnd"/>
     </w:p>
     <w:p>
       <w:pPr>
@@ -7185,7 +7799,47 @@
           <w:szCs w:val="24"/>
           <w:lang w:val="en-US" w:eastAsia="it-IT"/>
         </w:rPr>
-        <w:t>Da numero sconosciuto – SMS:</w:t>
+        <w:t xml:space="preserve">Da </w:t>
+      </w:r>
+      <w:proofErr w:type="spellStart"/>
+      <w:r>
+        <w:rPr>
+          <w:rFonts w:ascii="Arial" w:eastAsia="Times New Roman" w:hAnsi="Arial" w:cs="Arial"/>
+          <w:sz w:val="24"/>
+          <w:szCs w:val="24"/>
+          <w:lang w:val="en-US" w:eastAsia="it-IT"/>
+        </w:rPr>
+        <w:t>numero</w:t>
+      </w:r>
+      <w:proofErr w:type="spellEnd"/>
+      <w:r>
+        <w:rPr>
+          <w:rFonts w:ascii="Arial" w:eastAsia="Times New Roman" w:hAnsi="Arial" w:cs="Arial"/>
+          <w:sz w:val="24"/>
+          <w:szCs w:val="24"/>
+          <w:lang w:val="en-US" w:eastAsia="it-IT"/>
+        </w:rPr>
+        <w:t xml:space="preserve"> </w:t>
+      </w:r>
+      <w:proofErr w:type="spellStart"/>
+      <w:r>
+        <w:rPr>
+          <w:rFonts w:ascii="Arial" w:eastAsia="Times New Roman" w:hAnsi="Arial" w:cs="Arial"/>
+          <w:sz w:val="24"/>
+          <w:szCs w:val="24"/>
+          <w:lang w:val="en-US" w:eastAsia="it-IT"/>
+        </w:rPr>
+        <w:t>sconosciuto</w:t>
+      </w:r>
+      <w:proofErr w:type="spellEnd"/>
+      <w:r>
+        <w:rPr>
+          <w:rFonts w:ascii="Arial" w:eastAsia="Times New Roman" w:hAnsi="Arial" w:cs="Arial"/>
+          <w:sz w:val="24"/>
+          <w:szCs w:val="24"/>
+          <w:lang w:val="en-US" w:eastAsia="it-IT"/>
+        </w:rPr>
+        <w:t xml:space="preserve"> – SMS:</w:t>
       </w:r>
       <w:r>
         <w:rPr>
@@ -7326,6 +7980,7 @@
                 <w:lang w:val="en-US" w:eastAsia="it-IT"/>
               </w:rPr>
             </w:pPr>
+            <w:proofErr w:type="gramStart"/>
             <w:r>
               <w:rPr>
                 <w:rFonts w:ascii="Arial" w:eastAsia="Times New Roman" w:hAnsi="Arial" w:cs="Arial"/>
@@ -7338,6 +7993,7 @@
               </w:rPr>
               <w:t>Test  #</w:t>
             </w:r>
+            <w:proofErr w:type="gramEnd"/>
           </w:p>
         </w:tc>
         <w:tc>
@@ -7690,16 +8346,58 @@
                 <w:szCs w:val="16"/>
                 <w:lang w:eastAsia="it-IT"/>
               </w:rPr>
-              <w:t xml:space="preserve">Attualmente il Fw </w:t>
-            </w:r>
-            <w:r>
-              <w:rPr>
-                <w:rFonts w:ascii="Arial" w:eastAsia="Times New Roman" w:hAnsi="Arial" w:cs="Arial"/>
-                <w:sz w:val="16"/>
-                <w:szCs w:val="16"/>
-                <w:lang w:eastAsia="it-IT"/>
-              </w:rPr>
-              <w:t>prevede il Master già inserito nel codice (usare n. fittizio per poi cambiarlo cn i comandi)</w:t>
+              <w:t xml:space="preserve">Attualmente il </w:t>
+            </w:r>
+            <w:proofErr w:type="spellStart"/>
+            <w:r>
+              <w:rPr>
+                <w:rFonts w:ascii="Arial" w:eastAsia="Times New Roman" w:hAnsi="Arial" w:cs="Arial"/>
+                <w:color w:val="000000" w:themeColor="text1"/>
+                <w:sz w:val="16"/>
+                <w:szCs w:val="16"/>
+                <w:lang w:eastAsia="it-IT"/>
+              </w:rPr>
+              <w:t>Fw</w:t>
+            </w:r>
+            <w:proofErr w:type="spellEnd"/>
+            <w:r>
+              <w:rPr>
+                <w:rFonts w:ascii="Arial" w:eastAsia="Times New Roman" w:hAnsi="Arial" w:cs="Arial"/>
+                <w:color w:val="000000" w:themeColor="text1"/>
+                <w:sz w:val="16"/>
+                <w:szCs w:val="16"/>
+                <w:lang w:eastAsia="it-IT"/>
+              </w:rPr>
+              <w:t xml:space="preserve"> </w:t>
+            </w:r>
+            <w:r>
+              <w:rPr>
+                <w:rFonts w:ascii="Arial" w:eastAsia="Times New Roman" w:hAnsi="Arial" w:cs="Arial"/>
+                <w:sz w:val="16"/>
+                <w:szCs w:val="16"/>
+                <w:lang w:eastAsia="it-IT"/>
+              </w:rPr>
+              <w:t xml:space="preserve">prevede il Master già inserito nel codice (usare n. fittizio per poi cambiarlo </w:t>
+            </w:r>
+            <w:proofErr w:type="spellStart"/>
+            <w:r>
+              <w:rPr>
+                <w:rFonts w:ascii="Arial" w:eastAsia="Times New Roman" w:hAnsi="Arial" w:cs="Arial"/>
+                <w:sz w:val="16"/>
+                <w:szCs w:val="16"/>
+                <w:lang w:eastAsia="it-IT"/>
+              </w:rPr>
+              <w:t>cn</w:t>
+            </w:r>
+            <w:proofErr w:type="spellEnd"/>
+            <w:r>
+              <w:rPr>
+                <w:rFonts w:ascii="Arial" w:eastAsia="Times New Roman" w:hAnsi="Arial" w:cs="Arial"/>
+                <w:sz w:val="16"/>
+                <w:szCs w:val="16"/>
+                <w:lang w:eastAsia="it-IT"/>
+              </w:rPr>
+              <w:t xml:space="preserve"> i comandi)</w:t>
             </w:r>
           </w:p>
         </w:tc>
@@ -7795,6 +8493,7 @@
                 <w:lang w:val="en-US" w:eastAsia="it-IT"/>
               </w:rPr>
             </w:pPr>
+            <w:proofErr w:type="gramStart"/>
             <w:r>
               <w:rPr>
                 <w:rFonts w:ascii="Arial" w:eastAsia="Times New Roman" w:hAnsi="Arial" w:cs="Arial"/>
@@ -7802,7 +8501,17 @@
                 <w:szCs w:val="16"/>
                 <w:lang w:val="en-US" w:eastAsia="it-IT"/>
               </w:rPr>
-              <w:t>”Authorized phone n." con:</w:t>
+              <w:t>”Authorized</w:t>
+            </w:r>
+            <w:proofErr w:type="gramEnd"/>
+            <w:r>
+              <w:rPr>
+                <w:rFonts w:ascii="Arial" w:eastAsia="Times New Roman" w:hAnsi="Arial" w:cs="Arial"/>
+                <w:sz w:val="16"/>
+                <w:szCs w:val="16"/>
+                <w:lang w:val="en-US" w:eastAsia="it-IT"/>
+              </w:rPr>
+              <w:t xml:space="preserve"> phone n." con:</w:t>
             </w:r>
           </w:p>
           <w:p>
@@ -7984,7 +8693,27 @@
                 <w:szCs w:val="16"/>
                 <w:lang w:eastAsia="it-IT"/>
               </w:rPr>
-              <w:t>Da qualsiasi numero  – Comando non documentato</w:t>
+              <w:t xml:space="preserve">Da qualsiasi </w:t>
+            </w:r>
+            <w:proofErr w:type="gramStart"/>
+            <w:r>
+              <w:rPr>
+                <w:rFonts w:ascii="Arial" w:eastAsia="Times New Roman" w:hAnsi="Arial" w:cs="Arial"/>
+                <w:sz w:val="16"/>
+                <w:szCs w:val="16"/>
+                <w:lang w:eastAsia="it-IT"/>
+              </w:rPr>
+              <w:t>numero  –</w:t>
+            </w:r>
+            <w:proofErr w:type="gramEnd"/>
+            <w:r>
+              <w:rPr>
+                <w:rFonts w:ascii="Arial" w:eastAsia="Times New Roman" w:hAnsi="Arial" w:cs="Arial"/>
+                <w:sz w:val="16"/>
+                <w:szCs w:val="16"/>
+                <w:lang w:eastAsia="it-IT"/>
+              </w:rPr>
+              <w:t xml:space="preserve"> Comando non documentato</w:t>
             </w:r>
           </w:p>
         </w:tc>
@@ -8500,6 +9229,7 @@
                 <w:lang w:val="en-US" w:eastAsia="it-IT"/>
               </w:rPr>
             </w:pPr>
+            <w:proofErr w:type="gramStart"/>
             <w:r>
               <w:rPr>
                 <w:rFonts w:ascii="Arial" w:eastAsia="Times New Roman" w:hAnsi="Arial" w:cs="Arial"/>
@@ -8507,7 +9237,17 @@
                 <w:szCs w:val="16"/>
                 <w:lang w:val="en-US" w:eastAsia="it-IT"/>
               </w:rPr>
-              <w:t>”Authorized phone n." con:</w:t>
+              <w:t>”Authorized</w:t>
+            </w:r>
+            <w:proofErr w:type="gramEnd"/>
+            <w:r>
+              <w:rPr>
+                <w:rFonts w:ascii="Arial" w:eastAsia="Times New Roman" w:hAnsi="Arial" w:cs="Arial"/>
+                <w:sz w:val="16"/>
+                <w:szCs w:val="16"/>
+                <w:lang w:val="en-US" w:eastAsia="it-IT"/>
+              </w:rPr>
+              <w:t xml:space="preserve"> phone n." con:</w:t>
             </w:r>
           </w:p>
           <w:p>
@@ -8985,6 +9725,7 @@
                 <w:lang w:val="en-US" w:eastAsia="it-IT"/>
               </w:rPr>
             </w:pPr>
+            <w:proofErr w:type="gramStart"/>
             <w:r>
               <w:rPr>
                 <w:rFonts w:ascii="Arial" w:eastAsia="Times New Roman" w:hAnsi="Arial" w:cs="Arial"/>
@@ -8992,7 +9733,17 @@
                 <w:szCs w:val="16"/>
                 <w:lang w:val="en-US" w:eastAsia="it-IT"/>
               </w:rPr>
-              <w:t>”Authorized phone n." con:</w:t>
+              <w:t>”Authorized</w:t>
+            </w:r>
+            <w:proofErr w:type="gramEnd"/>
+            <w:r>
+              <w:rPr>
+                <w:rFonts w:ascii="Arial" w:eastAsia="Times New Roman" w:hAnsi="Arial" w:cs="Arial"/>
+                <w:sz w:val="16"/>
+                <w:szCs w:val="16"/>
+                <w:lang w:val="en-US" w:eastAsia="it-IT"/>
+              </w:rPr>
+              <w:t xml:space="preserve"> phone n." con:</w:t>
             </w:r>
           </w:p>
           <w:p>
@@ -9446,6 +10197,7 @@
                 <w:lang w:val="en-US" w:eastAsia="it-IT"/>
               </w:rPr>
             </w:pPr>
+            <w:proofErr w:type="gramStart"/>
             <w:r>
               <w:rPr>
                 <w:rFonts w:ascii="Arial" w:eastAsia="Times New Roman" w:hAnsi="Arial" w:cs="Arial"/>
@@ -9453,7 +10205,17 @@
                 <w:szCs w:val="16"/>
                 <w:lang w:val="en-US" w:eastAsia="it-IT"/>
               </w:rPr>
-              <w:t>”Authorized phone n." con:</w:t>
+              <w:t>”Authorized</w:t>
+            </w:r>
+            <w:proofErr w:type="gramEnd"/>
+            <w:r>
+              <w:rPr>
+                <w:rFonts w:ascii="Arial" w:eastAsia="Times New Roman" w:hAnsi="Arial" w:cs="Arial"/>
+                <w:sz w:val="16"/>
+                <w:szCs w:val="16"/>
+                <w:lang w:val="en-US" w:eastAsia="it-IT"/>
+              </w:rPr>
+              <w:t xml:space="preserve"> phone n." con:</w:t>
             </w:r>
           </w:p>
           <w:p>
@@ -9888,15 +10650,15 @@
                 <w:rFonts w:ascii="Arial" w:eastAsia="Times New Roman" w:hAnsi="Arial" w:cs="Arial"/>
                 <w:sz w:val="16"/>
                 <w:szCs w:val="16"/>
-                <w:lang w:eastAsia="it-IT"/>
-              </w:rPr>
-            </w:pPr>
-            <w:r>
-              <w:rPr>
-                <w:rFonts w:ascii="Arial" w:eastAsia="Times New Roman" w:hAnsi="Arial" w:cs="Arial"/>
-                <w:sz w:val="16"/>
-                <w:szCs w:val="16"/>
-                <w:lang w:eastAsia="it-IT"/>
+                <w:lang w:val="en-US" w:eastAsia="it-IT"/>
+              </w:rPr>
+            </w:pPr>
+            <w:r>
+              <w:rPr>
+                <w:rFonts w:ascii="Arial" w:eastAsia="Times New Roman" w:hAnsi="Arial" w:cs="Arial"/>
+                <w:sz w:val="16"/>
+                <w:szCs w:val="16"/>
+                <w:lang w:val="en-US" w:eastAsia="it-IT"/>
               </w:rPr>
               <w:t>SMS:</w:t>
             </w:r>
@@ -9909,17 +10671,28 @@
                 <w:rFonts w:ascii="Arial" w:eastAsia="Times New Roman" w:hAnsi="Arial" w:cs="Arial"/>
                 <w:sz w:val="16"/>
                 <w:szCs w:val="16"/>
-                <w:lang w:eastAsia="it-IT"/>
-              </w:rPr>
-            </w:pPr>
-            <w:r>
-              <w:rPr>
-                <w:rFonts w:ascii="Arial" w:eastAsia="Times New Roman" w:hAnsi="Arial" w:cs="Arial"/>
-                <w:sz w:val="16"/>
-                <w:szCs w:val="16"/>
-                <w:lang w:eastAsia="it-IT"/>
-              </w:rPr>
-              <w:t>”Authorized phone n." con:</w:t>
+                <w:lang w:val="en-US" w:eastAsia="it-IT"/>
+              </w:rPr>
+            </w:pPr>
+            <w:proofErr w:type="gramStart"/>
+            <w:r>
+              <w:rPr>
+                <w:rFonts w:ascii="Arial" w:eastAsia="Times New Roman" w:hAnsi="Arial" w:cs="Arial"/>
+                <w:sz w:val="16"/>
+                <w:szCs w:val="16"/>
+                <w:lang w:val="en-US" w:eastAsia="it-IT"/>
+              </w:rPr>
+              <w:t>”Authorized</w:t>
+            </w:r>
+            <w:proofErr w:type="gramEnd"/>
+            <w:r>
+              <w:rPr>
+                <w:rFonts w:ascii="Arial" w:eastAsia="Times New Roman" w:hAnsi="Arial" w:cs="Arial"/>
+                <w:sz w:val="16"/>
+                <w:szCs w:val="16"/>
+                <w:lang w:val="en-US" w:eastAsia="it-IT"/>
+              </w:rPr>
+              <w:t xml:space="preserve"> phone n." con:</w:t>
             </w:r>
           </w:p>
           <w:p>
@@ -10249,6 +11022,7 @@
                 <w:lang w:eastAsia="it-IT"/>
               </w:rPr>
             </w:pPr>
+            <w:proofErr w:type="spellStart"/>
             <w:r>
               <w:rPr>
                 <w:rFonts w:ascii="Arial" w:eastAsia="Times New Roman" w:hAnsi="Arial" w:cs="Arial"/>
@@ -10258,6 +11032,7 @@
               </w:rPr>
               <w:t>Operation</w:t>
             </w:r>
+            <w:proofErr w:type="spellEnd"/>
           </w:p>
         </w:tc>
         <w:tc>
@@ -10354,15 +11129,15 @@
                 <w:rFonts w:ascii="Arial" w:eastAsia="Times New Roman" w:hAnsi="Arial" w:cs="Arial"/>
                 <w:sz w:val="16"/>
                 <w:szCs w:val="16"/>
-                <w:lang w:eastAsia="it-IT"/>
-              </w:rPr>
-            </w:pPr>
-            <w:r>
-              <w:rPr>
-                <w:rFonts w:ascii="Arial" w:eastAsia="Times New Roman" w:hAnsi="Arial" w:cs="Arial"/>
-                <w:sz w:val="16"/>
-                <w:szCs w:val="16"/>
-                <w:lang w:eastAsia="it-IT"/>
+                <w:lang w:val="en-US" w:eastAsia="it-IT"/>
+              </w:rPr>
+            </w:pPr>
+            <w:r>
+              <w:rPr>
+                <w:rFonts w:ascii="Arial" w:eastAsia="Times New Roman" w:hAnsi="Arial" w:cs="Arial"/>
+                <w:sz w:val="16"/>
+                <w:szCs w:val="16"/>
+                <w:lang w:val="en-US" w:eastAsia="it-IT"/>
               </w:rPr>
               <w:t>SMS:</w:t>
             </w:r>
@@ -10375,17 +11150,28 @@
                 <w:rFonts w:ascii="Arial" w:eastAsia="Times New Roman" w:hAnsi="Arial" w:cs="Arial"/>
                 <w:sz w:val="16"/>
                 <w:szCs w:val="16"/>
-                <w:lang w:eastAsia="it-IT"/>
-              </w:rPr>
-            </w:pPr>
-            <w:r>
-              <w:rPr>
-                <w:rFonts w:ascii="Arial" w:eastAsia="Times New Roman" w:hAnsi="Arial" w:cs="Arial"/>
-                <w:sz w:val="16"/>
-                <w:szCs w:val="16"/>
-                <w:lang w:eastAsia="it-IT"/>
-              </w:rPr>
-              <w:t>”Authorized phone n." con:</w:t>
+                <w:lang w:val="en-US" w:eastAsia="it-IT"/>
+              </w:rPr>
+            </w:pPr>
+            <w:proofErr w:type="gramStart"/>
+            <w:r>
+              <w:rPr>
+                <w:rFonts w:ascii="Arial" w:eastAsia="Times New Roman" w:hAnsi="Arial" w:cs="Arial"/>
+                <w:sz w:val="16"/>
+                <w:szCs w:val="16"/>
+                <w:lang w:val="en-US" w:eastAsia="it-IT"/>
+              </w:rPr>
+              <w:t>”Authorized</w:t>
+            </w:r>
+            <w:proofErr w:type="gramEnd"/>
+            <w:r>
+              <w:rPr>
+                <w:rFonts w:ascii="Arial" w:eastAsia="Times New Roman" w:hAnsi="Arial" w:cs="Arial"/>
+                <w:sz w:val="16"/>
+                <w:szCs w:val="16"/>
+                <w:lang w:val="en-US" w:eastAsia="it-IT"/>
+              </w:rPr>
+              <w:t xml:space="preserve"> phone n." con:</w:t>
             </w:r>
           </w:p>
           <w:p>
@@ -10512,6 +11298,7 @@
                 <w:lang w:eastAsia="it-IT"/>
               </w:rPr>
             </w:pPr>
+            <w:proofErr w:type="spellStart"/>
             <w:r>
               <w:rPr>
                 <w:rFonts w:ascii="Arial" w:eastAsia="Times New Roman" w:hAnsi="Arial" w:cs="Arial"/>
@@ -10521,6 +11308,7 @@
               </w:rPr>
               <w:t>Operation</w:t>
             </w:r>
+            <w:proofErr w:type="spellEnd"/>
           </w:p>
         </w:tc>
         <w:tc>
@@ -10573,16 +11361,7 @@
                 <w:szCs w:val="16"/>
                 <w:lang w:eastAsia="it-IT"/>
               </w:rPr>
-              <w:t>Da telefono sconosciuto</w:t>
-            </w:r>
-            <w:r>
-              <w:rPr>
-                <w:rFonts w:ascii="Arial" w:eastAsia="Times New Roman" w:hAnsi="Arial" w:cs="Arial"/>
-                <w:sz w:val="16"/>
-                <w:szCs w:val="16"/>
-                <w:lang w:eastAsia="it-IT"/>
-              </w:rPr>
-              <w:t xml:space="preserve"> o AUX</w:t>
+              <w:t>Da telefono sconosciuto o AUX</w:t>
             </w:r>
           </w:p>
         </w:tc>
@@ -10626,19 +11405,68 @@
                 <w:rFonts w:ascii="Arial" w:eastAsia="Times New Roman" w:hAnsi="Arial" w:cs="Arial"/>
                 <w:sz w:val="16"/>
                 <w:szCs w:val="16"/>
-                <w:lang w:eastAsia="it-IT"/>
-              </w:rPr>
-            </w:pPr>
-            <w:r>
-              <w:rPr>
-                <w:rFonts w:ascii="Arial" w:eastAsia="Times New Roman" w:hAnsi="Arial" w:cs="Arial"/>
-                <w:color w:val="FF0000"/>
-                <w:sz w:val="16"/>
-                <w:szCs w:val="16"/>
-                <w:lang w:eastAsia="it-IT"/>
-              </w:rPr>
-              <w:t>MANCA caso con comando N da numero non autorizzato</w:t>
-            </w:r>
+                <w:lang w:val="en-US" w:eastAsia="it-IT"/>
+              </w:rPr>
+            </w:pPr>
+            <w:r>
+              <w:rPr>
+                <w:rFonts w:ascii="Arial" w:eastAsia="Times New Roman" w:hAnsi="Arial" w:cs="Arial"/>
+                <w:sz w:val="16"/>
+                <w:szCs w:val="16"/>
+                <w:lang w:val="en-US" w:eastAsia="it-IT"/>
+              </w:rPr>
+              <w:t>SMS</w:t>
+            </w:r>
+            <w:r>
+              <w:rPr>
+                <w:rFonts w:ascii="Arial" w:eastAsia="Times New Roman" w:hAnsi="Arial" w:cs="Arial"/>
+                <w:sz w:val="16"/>
+                <w:szCs w:val="16"/>
+                <w:lang w:val="en-US" w:eastAsia="it-IT"/>
+              </w:rPr>
+              <w:t xml:space="preserve"> a </w:t>
+            </w:r>
+            <w:proofErr w:type="spellStart"/>
+            <w:r>
+              <w:rPr>
+                <w:rFonts w:ascii="Arial" w:eastAsia="Times New Roman" w:hAnsi="Arial" w:cs="Arial"/>
+                <w:sz w:val="16"/>
+                <w:szCs w:val="16"/>
+                <w:lang w:val="en-US" w:eastAsia="it-IT"/>
+              </w:rPr>
+              <w:t>Richiedente</w:t>
+            </w:r>
+            <w:proofErr w:type="spellEnd"/>
+            <w:r>
+              <w:rPr>
+                <w:rFonts w:ascii="Arial" w:eastAsia="Times New Roman" w:hAnsi="Arial" w:cs="Arial"/>
+                <w:sz w:val="16"/>
+                <w:szCs w:val="16"/>
+                <w:lang w:val="en-US" w:eastAsia="it-IT"/>
+              </w:rPr>
+              <w:t xml:space="preserve">; </w:t>
+            </w:r>
+            <w:r>
+              <w:rPr>
+                <w:rFonts w:ascii="Arial" w:eastAsia="Times New Roman" w:hAnsi="Arial" w:cs="Arial"/>
+                <w:sz w:val="16"/>
+                <w:szCs w:val="16"/>
+                <w:lang w:val="en-US" w:eastAsia="it-IT"/>
+              </w:rPr>
+              <w:t>"Request from NOT AUTHORIZED number"</w:t>
+            </w:r>
+          </w:p>
+          <w:p>
+            <w:pPr>
+              <w:spacing w:line="330" w:lineRule="atLeast"/>
+              <w:jc w:val="center"/>
+              <w:rPr>
+                <w:rFonts w:ascii="Arial" w:eastAsia="Times New Roman" w:hAnsi="Arial" w:cs="Arial"/>
+                <w:sz w:val="16"/>
+                <w:szCs w:val="16"/>
+                <w:lang w:val="en-US" w:eastAsia="it-IT"/>
+              </w:rPr>
+            </w:pPr>
           </w:p>
         </w:tc>
         <w:tc>
@@ -10654,7 +11482,7 @@
                 <w:rFonts w:ascii="Arial" w:eastAsia="Times New Roman" w:hAnsi="Arial" w:cs="Arial"/>
                 <w:sz w:val="16"/>
                 <w:szCs w:val="16"/>
-                <w:lang w:eastAsia="it-IT"/>
+                <w:lang w:val="en-US" w:eastAsia="it-IT"/>
               </w:rPr>
             </w:pPr>
           </w:p>
@@ -10707,6 +11535,7 @@
                 <w:lang w:eastAsia="it-IT"/>
               </w:rPr>
             </w:pPr>
+            <w:proofErr w:type="spellStart"/>
             <w:r>
               <w:rPr>
                 <w:rFonts w:ascii="Arial" w:eastAsia="Times New Roman" w:hAnsi="Arial" w:cs="Arial"/>
@@ -10716,6 +11545,7 @@
               </w:rPr>
               <w:t>Operation</w:t>
             </w:r>
+            <w:proofErr w:type="spellEnd"/>
           </w:p>
         </w:tc>
         <w:tc>
@@ -10741,8 +11571,19 @@
                 <w:szCs w:val="16"/>
                 <w:lang w:eastAsia="it-IT"/>
               </w:rPr>
-              <w:t>Ritorna il valore di Tensione + Timestamp</w:t>
-            </w:r>
+              <w:t xml:space="preserve">Ritorna il valore di Tensione + </w:t>
+            </w:r>
+            <w:proofErr w:type="spellStart"/>
+            <w:r>
+              <w:rPr>
+                <w:rFonts w:ascii="Arial" w:eastAsia="Times New Roman" w:hAnsi="Arial" w:cs="Arial"/>
+                <w:sz w:val="16"/>
+                <w:szCs w:val="16"/>
+                <w:lang w:eastAsia="it-IT"/>
+              </w:rPr>
+              <w:t>Timestamp</w:t>
+            </w:r>
+            <w:proofErr w:type="spellEnd"/>
           </w:p>
         </w:tc>
         <w:tc>
@@ -10832,9 +11673,10 @@
                 <w:rFonts w:ascii="Arial" w:eastAsia="Times New Roman" w:hAnsi="Arial" w:cs="Arial"/>
                 <w:sz w:val="16"/>
                 <w:szCs w:val="16"/>
-                <w:lang w:val="en-US" w:eastAsia="it-IT"/>
-              </w:rPr>
-            </w:pPr>
+                <w:lang w:eastAsia="it-IT"/>
+              </w:rPr>
+            </w:pPr>
+            <w:proofErr w:type="spellStart"/>
             <w:r>
               <w:rPr>
                 <w:rFonts w:ascii="Arial" w:eastAsia="Times New Roman" w:hAnsi="Arial" w:cs="Arial"/>
@@ -10842,46 +11684,41 @@
                 <w:iCs/>
                 <w:sz w:val="16"/>
                 <w:szCs w:val="16"/>
-                <w:lang w:val="en-US" w:eastAsia="it-IT"/>
+                <w:lang w:eastAsia="it-IT"/>
               </w:rPr>
               <w:t>timestamp</w:t>
             </w:r>
-            <w:r>
-              <w:rPr>
-                <w:rFonts w:ascii="Arial" w:eastAsia="Times New Roman" w:hAnsi="Arial" w:cs="Arial"/>
-                <w:sz w:val="16"/>
-                <w:szCs w:val="16"/>
-                <w:lang w:val="en-US" w:eastAsia="it-IT"/>
-              </w:rPr>
-              <w:t xml:space="preserve"> </w:t>
-            </w:r>
-            <w:r>
-              <w:rPr>
-                <w:rFonts w:ascii="Arial" w:eastAsia="Times New Roman" w:hAnsi="Arial" w:cs="Arial"/>
-                <w:sz w:val="16"/>
-                <w:szCs w:val="16"/>
-                <w:lang w:val="en-US" w:eastAsia="it-IT"/>
-              </w:rPr>
-              <w:t>“</w:t>
-            </w:r>
-            <w:r>
-              <w:rPr>
-                <w:rFonts w:ascii="Arial" w:eastAsia="Times New Roman" w:hAnsi="Arial" w:cs="Arial"/>
-                <w:sz w:val="16"/>
-                <w:szCs w:val="16"/>
-                <w:lang w:val="en-US" w:eastAsia="it-IT"/>
-              </w:rPr>
-              <w:t xml:space="preserve">Current Voltage: </w:t>
-            </w:r>
-            <w:r>
-              <w:rPr>
-                <w:rFonts w:ascii="Arial" w:eastAsia="Times New Roman" w:hAnsi="Arial" w:cs="Arial"/>
-                <w:sz w:val="16"/>
-                <w:szCs w:val="16"/>
-                <w:lang w:val="en-US" w:eastAsia="it-IT"/>
-              </w:rPr>
-              <w:t>“</w:t>
-            </w:r>
+            <w:proofErr w:type="spellEnd"/>
+            <w:r>
+              <w:rPr>
+                <w:rFonts w:ascii="Arial" w:eastAsia="Times New Roman" w:hAnsi="Arial" w:cs="Arial"/>
+                <w:sz w:val="16"/>
+                <w:szCs w:val="16"/>
+                <w:lang w:eastAsia="it-IT"/>
+              </w:rPr>
+              <w:t xml:space="preserve"> “</w:t>
+            </w:r>
+            <w:proofErr w:type="spellStart"/>
+            <w:r>
+              <w:rPr>
+                <w:rFonts w:ascii="Arial" w:eastAsia="Times New Roman" w:hAnsi="Arial" w:cs="Arial"/>
+                <w:sz w:val="16"/>
+                <w:szCs w:val="16"/>
+                <w:lang w:eastAsia="it-IT"/>
+              </w:rPr>
+              <w:t>Current</w:t>
+            </w:r>
+            <w:proofErr w:type="spellEnd"/>
+            <w:r>
+              <w:rPr>
+                <w:rFonts w:ascii="Arial" w:eastAsia="Times New Roman" w:hAnsi="Arial" w:cs="Arial"/>
+                <w:sz w:val="16"/>
+                <w:szCs w:val="16"/>
+                <w:lang w:eastAsia="it-IT"/>
+              </w:rPr>
+              <w:t xml:space="preserve"> Voltage: “</w:t>
+            </w:r>
+            <w:proofErr w:type="spellStart"/>
             <w:r>
               <w:rPr>
                 <w:rFonts w:ascii="Arial" w:eastAsia="Times New Roman" w:hAnsi="Arial" w:cs="Arial"/>
@@ -10889,36 +11726,39 @@
                 <w:iCs/>
                 <w:sz w:val="16"/>
                 <w:szCs w:val="16"/>
-                <w:lang w:val="en-US" w:eastAsia="it-IT"/>
+                <w:lang w:eastAsia="it-IT"/>
               </w:rPr>
               <w:t>voltage</w:t>
             </w:r>
-            <w:r>
-              <w:rPr>
-                <w:rFonts w:ascii="Arial" w:eastAsia="Times New Roman" w:hAnsi="Arial" w:cs="Arial"/>
-                <w:sz w:val="16"/>
-                <w:szCs w:val="16"/>
-                <w:lang w:val="en-US" w:eastAsia="it-IT"/>
-              </w:rPr>
-              <w:t xml:space="preserve"> </w:t>
-            </w:r>
-            <w:r>
-              <w:rPr>
-                <w:rFonts w:ascii="Arial" w:eastAsia="Times New Roman" w:hAnsi="Arial" w:cs="Arial"/>
-                <w:sz w:val="16"/>
-                <w:szCs w:val="16"/>
-                <w:lang w:val="en-US" w:eastAsia="it-IT"/>
-              </w:rPr>
-              <w:t>“</w:t>
-            </w:r>
-            <w:r>
-              <w:rPr>
-                <w:rFonts w:ascii="Arial" w:eastAsia="Times New Roman" w:hAnsi="Arial" w:cs="Arial"/>
-                <w:sz w:val="16"/>
-                <w:szCs w:val="16"/>
-                <w:lang w:val="en-US" w:eastAsia="it-IT"/>
-              </w:rPr>
-              <w:t>Vac"</w:t>
+            <w:proofErr w:type="spellEnd"/>
+            <w:r>
+              <w:rPr>
+                <w:rFonts w:ascii="Arial" w:eastAsia="Times New Roman" w:hAnsi="Arial" w:cs="Arial"/>
+                <w:sz w:val="16"/>
+                <w:szCs w:val="16"/>
+                <w:lang w:eastAsia="it-IT"/>
+              </w:rPr>
+              <w:t xml:space="preserve"> “</w:t>
+            </w:r>
+            <w:proofErr w:type="spellStart"/>
+            <w:r>
+              <w:rPr>
+                <w:rFonts w:ascii="Arial" w:eastAsia="Times New Roman" w:hAnsi="Arial" w:cs="Arial"/>
+                <w:sz w:val="16"/>
+                <w:szCs w:val="16"/>
+                <w:lang w:eastAsia="it-IT"/>
+              </w:rPr>
+              <w:t>Vac</w:t>
+            </w:r>
+            <w:proofErr w:type="spellEnd"/>
+            <w:r>
+              <w:rPr>
+                <w:rFonts w:ascii="Arial" w:eastAsia="Times New Roman" w:hAnsi="Arial" w:cs="Arial"/>
+                <w:sz w:val="16"/>
+                <w:szCs w:val="16"/>
+                <w:lang w:eastAsia="it-IT"/>
+              </w:rPr>
+              <w:t>"</w:t>
             </w:r>
           </w:p>
         </w:tc>
@@ -10935,7 +11775,7 @@
                 <w:rFonts w:ascii="Arial" w:eastAsia="Times New Roman" w:hAnsi="Arial" w:cs="Arial"/>
                 <w:sz w:val="16"/>
                 <w:szCs w:val="16"/>
-                <w:lang w:val="en-US" w:eastAsia="it-IT"/>
+                <w:lang w:eastAsia="it-IT"/>
               </w:rPr>
             </w:pPr>
           </w:p>
@@ -10988,6 +11828,7 @@
                 <w:lang w:eastAsia="it-IT"/>
               </w:rPr>
             </w:pPr>
+            <w:proofErr w:type="spellStart"/>
             <w:r>
               <w:rPr>
                 <w:rFonts w:ascii="Arial" w:eastAsia="Times New Roman" w:hAnsi="Arial" w:cs="Arial"/>
@@ -10997,6 +11838,7 @@
               </w:rPr>
               <w:t>Operation</w:t>
             </w:r>
+            <w:proofErr w:type="spellEnd"/>
           </w:p>
         </w:tc>
         <w:tc>
@@ -11022,8 +11864,19 @@
                 <w:szCs w:val="16"/>
                 <w:lang w:eastAsia="it-IT"/>
               </w:rPr>
-              <w:t>Ritorna il valore di Tensione + Timestamp</w:t>
-            </w:r>
+              <w:t xml:space="preserve">Ritorna il valore di Tensione + </w:t>
+            </w:r>
+            <w:proofErr w:type="spellStart"/>
+            <w:r>
+              <w:rPr>
+                <w:rFonts w:ascii="Arial" w:eastAsia="Times New Roman" w:hAnsi="Arial" w:cs="Arial"/>
+                <w:sz w:val="16"/>
+                <w:szCs w:val="16"/>
+                <w:lang w:eastAsia="it-IT"/>
+              </w:rPr>
+              <w:t>Timestamp</w:t>
+            </w:r>
+            <w:proofErr w:type="spellEnd"/>
           </w:p>
         </w:tc>
         <w:tc>
@@ -11116,6 +11969,7 @@
                 <w:lang w:eastAsia="it-IT"/>
               </w:rPr>
             </w:pPr>
+            <w:proofErr w:type="spellStart"/>
             <w:r>
               <w:rPr>
                 <w:rFonts w:ascii="Arial" w:eastAsia="Times New Roman" w:hAnsi="Arial" w:cs="Arial"/>
@@ -11127,15 +11981,37 @@
               </w:rPr>
               <w:t>timestamp</w:t>
             </w:r>
-            <w:r>
-              <w:rPr>
-                <w:rFonts w:ascii="Arial" w:eastAsia="Times New Roman" w:hAnsi="Arial" w:cs="Arial"/>
-                <w:sz w:val="16"/>
-                <w:szCs w:val="16"/>
-                <w:lang w:eastAsia="it-IT"/>
-              </w:rPr>
-              <w:t xml:space="preserve"> “Current Voltage: “</w:t>
-            </w:r>
+            <w:proofErr w:type="spellEnd"/>
+            <w:r>
+              <w:rPr>
+                <w:rFonts w:ascii="Arial" w:eastAsia="Times New Roman" w:hAnsi="Arial" w:cs="Arial"/>
+                <w:sz w:val="16"/>
+                <w:szCs w:val="16"/>
+                <w:lang w:eastAsia="it-IT"/>
+              </w:rPr>
+              <w:t xml:space="preserve"> “</w:t>
+            </w:r>
+            <w:proofErr w:type="spellStart"/>
+            <w:r>
+              <w:rPr>
+                <w:rFonts w:ascii="Arial" w:eastAsia="Times New Roman" w:hAnsi="Arial" w:cs="Arial"/>
+                <w:sz w:val="16"/>
+                <w:szCs w:val="16"/>
+                <w:lang w:eastAsia="it-IT"/>
+              </w:rPr>
+              <w:t>Current</w:t>
+            </w:r>
+            <w:proofErr w:type="spellEnd"/>
+            <w:r>
+              <w:rPr>
+                <w:rFonts w:ascii="Arial" w:eastAsia="Times New Roman" w:hAnsi="Arial" w:cs="Arial"/>
+                <w:sz w:val="16"/>
+                <w:szCs w:val="16"/>
+                <w:lang w:eastAsia="it-IT"/>
+              </w:rPr>
+              <w:t xml:space="preserve"> Voltage: “</w:t>
+            </w:r>
+            <w:proofErr w:type="spellStart"/>
             <w:r>
               <w:rPr>
                 <w:rFonts w:ascii="Arial" w:eastAsia="Times New Roman" w:hAnsi="Arial" w:cs="Arial"/>
@@ -11147,14 +12023,35 @@
               </w:rPr>
               <w:t>voltage</w:t>
             </w:r>
-            <w:r>
-              <w:rPr>
-                <w:rFonts w:ascii="Arial" w:eastAsia="Times New Roman" w:hAnsi="Arial" w:cs="Arial"/>
-                <w:sz w:val="16"/>
-                <w:szCs w:val="16"/>
-                <w:lang w:eastAsia="it-IT"/>
-              </w:rPr>
-              <w:t xml:space="preserve"> “Vac"</w:t>
+            <w:proofErr w:type="spellEnd"/>
+            <w:r>
+              <w:rPr>
+                <w:rFonts w:ascii="Arial" w:eastAsia="Times New Roman" w:hAnsi="Arial" w:cs="Arial"/>
+                <w:sz w:val="16"/>
+                <w:szCs w:val="16"/>
+                <w:lang w:eastAsia="it-IT"/>
+              </w:rPr>
+              <w:t xml:space="preserve"> “</w:t>
+            </w:r>
+            <w:proofErr w:type="spellStart"/>
+            <w:r>
+              <w:rPr>
+                <w:rFonts w:ascii="Arial" w:eastAsia="Times New Roman" w:hAnsi="Arial" w:cs="Arial"/>
+                <w:sz w:val="16"/>
+                <w:szCs w:val="16"/>
+                <w:lang w:eastAsia="it-IT"/>
+              </w:rPr>
+              <w:t>Vac</w:t>
+            </w:r>
+            <w:proofErr w:type="spellEnd"/>
+            <w:r>
+              <w:rPr>
+                <w:rFonts w:ascii="Arial" w:eastAsia="Times New Roman" w:hAnsi="Arial" w:cs="Arial"/>
+                <w:sz w:val="16"/>
+                <w:szCs w:val="16"/>
+                <w:lang w:eastAsia="it-IT"/>
+              </w:rPr>
+              <w:t>"</w:t>
             </w:r>
           </w:p>
         </w:tc>
@@ -11224,6 +12121,7 @@
                 <w:lang w:eastAsia="it-IT"/>
               </w:rPr>
             </w:pPr>
+            <w:proofErr w:type="spellStart"/>
             <w:r>
               <w:rPr>
                 <w:rFonts w:ascii="Arial" w:eastAsia="Times New Roman" w:hAnsi="Arial" w:cs="Arial"/>
@@ -11233,6 +12131,7 @@
               </w:rPr>
               <w:t>Operation</w:t>
             </w:r>
+            <w:proofErr w:type="spellEnd"/>
           </w:p>
         </w:tc>
         <w:tc>
@@ -11258,8 +12157,19 @@
                 <w:szCs w:val="16"/>
                 <w:lang w:eastAsia="it-IT"/>
               </w:rPr>
-              <w:t>Ritorna il valore di Tensione + Timestamp</w:t>
-            </w:r>
+              <w:t xml:space="preserve">Ritorna il valore di Tensione + </w:t>
+            </w:r>
+            <w:proofErr w:type="spellStart"/>
+            <w:r>
+              <w:rPr>
+                <w:rFonts w:ascii="Arial" w:eastAsia="Times New Roman" w:hAnsi="Arial" w:cs="Arial"/>
+                <w:sz w:val="16"/>
+                <w:szCs w:val="16"/>
+                <w:lang w:eastAsia="it-IT"/>
+              </w:rPr>
+              <w:t>Timestamp</w:t>
+            </w:r>
+            <w:proofErr w:type="spellEnd"/>
           </w:p>
         </w:tc>
         <w:tc>
@@ -11285,7 +12195,7 @@
                 <w:szCs w:val="16"/>
                 <w:lang w:eastAsia="it-IT"/>
               </w:rPr>
-              <w:t>Da telefono sconosciuto</w:t>
+              <w:t>Da Tel. Sconosciuto (non MASTER)</w:t>
             </w:r>
           </w:p>
         </w:tc>
@@ -11443,6 +12353,7 @@
                 <w:lang w:val="en-US" w:eastAsia="it-IT"/>
               </w:rPr>
             </w:pPr>
+            <w:proofErr w:type="spellStart"/>
             <w:r>
               <w:rPr>
                 <w:rFonts w:ascii="Arial" w:eastAsia="Times New Roman" w:hAnsi="Arial" w:cs="Arial"/>
@@ -11452,6 +12363,7 @@
               </w:rPr>
               <w:t>Operation</w:t>
             </w:r>
+            <w:proofErr w:type="spellEnd"/>
           </w:p>
         </w:tc>
         <w:tc>
@@ -11628,13 +12540,274 @@
                 <w:lang w:val="en-US" w:eastAsia="it-IT"/>
               </w:rPr>
             </w:pPr>
-            <w:r>
+          </w:p>
+        </w:tc>
+        <w:tc>
+          <w:tcPr>
+            <w:tcW w:w="1559" w:type="dxa"/>
+            <w:vAlign w:val="center"/>
+          </w:tcPr>
+          <w:p>
+            <w:pPr>
+              <w:spacing w:line="330" w:lineRule="atLeast"/>
+              <w:jc w:val="center"/>
+              <w:rPr>
+                <w:rFonts w:ascii="Arial" w:eastAsia="Times New Roman" w:hAnsi="Arial" w:cs="Arial"/>
+                <w:sz w:val="16"/>
+                <w:szCs w:val="16"/>
+                <w:lang w:eastAsia="it-IT"/>
+              </w:rPr>
+            </w:pPr>
+            <w:proofErr w:type="spellStart"/>
+            <w:r>
+              <w:rPr>
+                <w:rFonts w:ascii="Arial" w:eastAsia="Times New Roman" w:hAnsi="Arial" w:cs="Arial"/>
+                <w:sz w:val="16"/>
+                <w:szCs w:val="16"/>
+                <w:lang w:eastAsia="it-IT"/>
+              </w:rPr>
+              <w:t>Operation</w:t>
+            </w:r>
+            <w:proofErr w:type="spellEnd"/>
+          </w:p>
+        </w:tc>
+        <w:tc>
+          <w:tcPr>
+            <w:tcW w:w="3828" w:type="dxa"/>
+            <w:vAlign w:val="center"/>
+          </w:tcPr>
+          <w:p>
+            <w:pPr>
+              <w:spacing w:line="330" w:lineRule="atLeast"/>
+              <w:jc w:val="center"/>
+              <w:rPr>
+                <w:rFonts w:ascii="Arial" w:eastAsia="Times New Roman" w:hAnsi="Arial" w:cs="Arial"/>
+                <w:sz w:val="16"/>
+                <w:szCs w:val="16"/>
+                <w:lang w:eastAsia="it-IT"/>
+              </w:rPr>
+            </w:pPr>
+            <w:r>
+              <w:rPr>
+                <w:rFonts w:ascii="Arial" w:eastAsia="Times New Roman" w:hAnsi="Arial" w:cs="Arial"/>
+                <w:sz w:val="16"/>
+                <w:szCs w:val="16"/>
+                <w:lang w:eastAsia="it-IT"/>
+              </w:rPr>
+              <w:t xml:space="preserve">Cancella tutti i numeri </w:t>
+            </w:r>
+            <w:r>
+              <w:rPr>
+                <w:rFonts w:ascii="Arial" w:eastAsia="Times New Roman" w:hAnsi="Arial" w:cs="Arial"/>
+                <w:sz w:val="16"/>
+                <w:szCs w:val="16"/>
+                <w:lang w:eastAsia="it-IT"/>
+              </w:rPr>
+              <w:t xml:space="preserve">ESCLUSO </w:t>
+            </w:r>
+            <w:r>
+              <w:rPr>
+                <w:rFonts w:ascii="Arial" w:eastAsia="Times New Roman" w:hAnsi="Arial" w:cs="Arial"/>
+                <w:sz w:val="16"/>
+                <w:szCs w:val="16"/>
+                <w:lang w:eastAsia="it-IT"/>
+              </w:rPr>
+              <w:t>il MASTER</w:t>
+            </w:r>
+          </w:p>
+        </w:tc>
+        <w:tc>
+          <w:tcPr>
+            <w:tcW w:w="2409" w:type="dxa"/>
+            <w:vAlign w:val="center"/>
+          </w:tcPr>
+          <w:p>
+            <w:pPr>
+              <w:spacing w:line="330" w:lineRule="atLeast"/>
+              <w:jc w:val="center"/>
+              <w:rPr>
+                <w:rFonts w:ascii="Arial" w:eastAsia="Times New Roman" w:hAnsi="Arial" w:cs="Arial"/>
+                <w:sz w:val="16"/>
+                <w:szCs w:val="16"/>
+                <w:lang w:eastAsia="it-IT"/>
+              </w:rPr>
+            </w:pPr>
+            <w:r>
+              <w:rPr>
+                <w:rFonts w:ascii="Arial" w:eastAsia="Times New Roman" w:hAnsi="Arial" w:cs="Arial"/>
+                <w:sz w:val="16"/>
+                <w:szCs w:val="16"/>
+                <w:lang w:eastAsia="it-IT"/>
+              </w:rPr>
+              <w:t>D</w:t>
+            </w:r>
+            <w:r>
+              <w:rPr>
+                <w:rFonts w:ascii="Arial" w:eastAsia="Times New Roman" w:hAnsi="Arial" w:cs="Arial"/>
+                <w:sz w:val="16"/>
+                <w:szCs w:val="16"/>
+                <w:lang w:eastAsia="it-IT"/>
+              </w:rPr>
+              <w:t xml:space="preserve">a Tel. </w:t>
+            </w:r>
+            <w:r>
+              <w:rPr>
+                <w:rFonts w:ascii="Arial" w:eastAsia="Times New Roman" w:hAnsi="Arial" w:cs="Arial"/>
+                <w:sz w:val="16"/>
+                <w:szCs w:val="16"/>
+                <w:lang w:eastAsia="it-IT"/>
+              </w:rPr>
+              <w:t xml:space="preserve">Sconosciuto (non </w:t>
+            </w:r>
+            <w:r>
+              <w:rPr>
+                <w:rFonts w:ascii="Arial" w:eastAsia="Times New Roman" w:hAnsi="Arial" w:cs="Arial"/>
+                <w:sz w:val="16"/>
+                <w:szCs w:val="16"/>
+                <w:lang w:eastAsia="it-IT"/>
+              </w:rPr>
+              <w:t>MASTER</w:t>
+            </w:r>
+            <w:r>
+              <w:rPr>
+                <w:rFonts w:ascii="Arial" w:eastAsia="Times New Roman" w:hAnsi="Arial" w:cs="Arial"/>
+                <w:sz w:val="16"/>
+                <w:szCs w:val="16"/>
+                <w:lang w:eastAsia="it-IT"/>
+              </w:rPr>
+              <w:t>)</w:t>
+            </w:r>
+          </w:p>
+        </w:tc>
+        <w:tc>
+          <w:tcPr>
+            <w:tcW w:w="1701" w:type="dxa"/>
+            <w:vAlign w:val="center"/>
+          </w:tcPr>
+          <w:p>
+            <w:pPr>
+              <w:spacing w:line="330" w:lineRule="atLeast"/>
+              <w:jc w:val="center"/>
               <w:rPr>
                 <w:rFonts w:ascii="Arial" w:eastAsia="Times New Roman" w:hAnsi="Arial" w:cs="Arial"/>
                 <w:sz w:val="16"/>
                 <w:szCs w:val="16"/>
                 <w:lang w:val="en-US" w:eastAsia="it-IT"/>
               </w:rPr>
+            </w:pPr>
+            <w:r>
+              <w:rPr>
+                <w:rFonts w:ascii="Arial" w:eastAsia="Times New Roman" w:hAnsi="Arial" w:cs="Arial"/>
+                <w:sz w:val="16"/>
+                <w:szCs w:val="16"/>
+                <w:lang w:val="en-US" w:eastAsia="it-IT"/>
+              </w:rPr>
+              <w:t>D</w:t>
+            </w:r>
+          </w:p>
+        </w:tc>
+        <w:tc>
+          <w:tcPr>
+            <w:tcW w:w="3828" w:type="dxa"/>
+            <w:vAlign w:val="center"/>
+          </w:tcPr>
+          <w:p>
+            <w:pPr>
+              <w:spacing w:line="330" w:lineRule="atLeast"/>
+              <w:jc w:val="center"/>
+              <w:rPr>
+                <w:rFonts w:ascii="Arial" w:eastAsia="Times New Roman" w:hAnsi="Arial" w:cs="Arial"/>
+                <w:sz w:val="16"/>
+                <w:szCs w:val="16"/>
+                <w:lang w:val="en-US" w:eastAsia="it-IT"/>
+              </w:rPr>
+            </w:pPr>
+            <w:r>
+              <w:rPr>
+                <w:rFonts w:ascii="Arial" w:eastAsia="Times New Roman" w:hAnsi="Arial" w:cs="Arial"/>
+                <w:sz w:val="16"/>
+                <w:szCs w:val="16"/>
+                <w:lang w:val="en-US" w:eastAsia="it-IT"/>
+              </w:rPr>
+              <w:t xml:space="preserve">SMS a </w:t>
+            </w:r>
+            <w:proofErr w:type="spellStart"/>
+            <w:r>
+              <w:rPr>
+                <w:rFonts w:ascii="Arial" w:eastAsia="Times New Roman" w:hAnsi="Arial" w:cs="Arial"/>
+                <w:sz w:val="16"/>
+                <w:szCs w:val="16"/>
+                <w:lang w:val="en-US" w:eastAsia="it-IT"/>
+              </w:rPr>
+              <w:t>Richiedente</w:t>
+            </w:r>
+            <w:proofErr w:type="spellEnd"/>
+            <w:r>
+              <w:rPr>
+                <w:rFonts w:ascii="Arial" w:eastAsia="Times New Roman" w:hAnsi="Arial" w:cs="Arial"/>
+                <w:sz w:val="16"/>
+                <w:szCs w:val="16"/>
+                <w:lang w:val="en-US" w:eastAsia="it-IT"/>
+              </w:rPr>
+              <w:t xml:space="preserve">; </w:t>
+            </w:r>
+            <w:r>
+              <w:rPr>
+                <w:rFonts w:ascii="Arial" w:eastAsia="Times New Roman" w:hAnsi="Arial" w:cs="Arial"/>
+                <w:sz w:val="16"/>
+                <w:szCs w:val="16"/>
+                <w:lang w:val="en-US" w:eastAsia="it-IT"/>
+              </w:rPr>
+              <w:t>"Request from NOT AUTHORIZED number"</w:t>
+            </w:r>
+          </w:p>
+        </w:tc>
+        <w:tc>
+          <w:tcPr>
+            <w:tcW w:w="992" w:type="dxa"/>
+            <w:vAlign w:val="center"/>
+          </w:tcPr>
+          <w:p>
+            <w:pPr>
+              <w:spacing w:line="330" w:lineRule="atLeast"/>
+              <w:jc w:val="center"/>
+              <w:rPr>
+                <w:rFonts w:ascii="Arial" w:eastAsia="Times New Roman" w:hAnsi="Arial" w:cs="Arial"/>
+                <w:sz w:val="16"/>
+                <w:szCs w:val="16"/>
+                <w:lang w:val="en-US" w:eastAsia="it-IT"/>
+              </w:rPr>
+            </w:pPr>
+          </w:p>
+        </w:tc>
+      </w:tr>
+      <w:tr>
+        <w:trPr>
+          <w:jc w:val="center"/>
+        </w:trPr>
+        <w:tc>
+          <w:tcPr>
+            <w:tcW w:w="704" w:type="dxa"/>
+            <w:vAlign w:val="center"/>
+          </w:tcPr>
+          <w:p>
+            <w:pPr>
+              <w:spacing w:line="330" w:lineRule="atLeast"/>
+              <w:jc w:val="center"/>
+              <w:rPr>
+                <w:rFonts w:ascii="Arial" w:eastAsia="Times New Roman" w:hAnsi="Arial" w:cs="Arial"/>
+                <w:sz w:val="16"/>
+                <w:szCs w:val="16"/>
+                <w:lang w:val="en-US" w:eastAsia="it-IT"/>
+              </w:rPr>
+            </w:pPr>
+            <w:r>
+              <w:rPr>
+                <w:rFonts w:ascii="Arial" w:eastAsia="Times New Roman" w:hAnsi="Arial" w:cs="Arial"/>
+                <w:sz w:val="16"/>
+                <w:szCs w:val="16"/>
+                <w:lang w:val="en-US" w:eastAsia="it-IT"/>
+              </w:rPr>
               <w:t>3.5</w:t>
             </w:r>
           </w:p>
@@ -11655,6 +12828,7 @@
                 <w:lang w:val="en-US" w:eastAsia="it-IT"/>
               </w:rPr>
             </w:pPr>
+            <w:proofErr w:type="spellStart"/>
             <w:r>
               <w:rPr>
                 <w:rFonts w:ascii="Arial" w:eastAsia="Times New Roman" w:hAnsi="Arial" w:cs="Arial"/>
@@ -11664,6 +12838,7 @@
               </w:rPr>
               <w:t>Operation</w:t>
             </w:r>
+            <w:proofErr w:type="spellEnd"/>
           </w:p>
         </w:tc>
         <w:tc>
@@ -11784,6 +12959,7 @@
                 <w:lang w:val="en-US" w:eastAsia="it-IT"/>
               </w:rPr>
             </w:pPr>
+            <w:proofErr w:type="gramStart"/>
             <w:r>
               <w:rPr>
                 <w:rFonts w:ascii="Arial" w:eastAsia="Times New Roman" w:hAnsi="Arial" w:cs="Arial"/>
@@ -11791,7 +12967,17 @@
                 <w:szCs w:val="16"/>
                 <w:lang w:val="en-US" w:eastAsia="it-IT"/>
               </w:rPr>
-              <w:t>”Authorized phone n." con:</w:t>
+              <w:t>”Authorized</w:t>
+            </w:r>
+            <w:proofErr w:type="gramEnd"/>
+            <w:r>
+              <w:rPr>
+                <w:rFonts w:ascii="Arial" w:eastAsia="Times New Roman" w:hAnsi="Arial" w:cs="Arial"/>
+                <w:sz w:val="16"/>
+                <w:szCs w:val="16"/>
+                <w:lang w:val="en-US" w:eastAsia="it-IT"/>
+              </w:rPr>
+              <w:t xml:space="preserve"> phone n." con:</w:t>
             </w:r>
           </w:p>
           <w:p>
@@ -11879,60 +13065,146 @@
           <w:rFonts w:ascii="Arial" w:eastAsia="Times New Roman" w:hAnsi="Arial" w:cs="Arial"/>
           <w:sz w:val="24"/>
           <w:szCs w:val="24"/>
+          <w:lang w:eastAsia="it-IT"/>
+        </w:rPr>
+      </w:pPr>
+    </w:p>
+    <w:p>
+      <w:pPr>
+        <w:spacing w:after="0" w:line="330" w:lineRule="atLeast"/>
+        <w:rPr>
+          <w:rFonts w:ascii="Arial" w:eastAsia="Times New Roman" w:hAnsi="Arial" w:cs="Arial"/>
+          <w:b/>
+          <w:bCs/>
+          <w:sz w:val="24"/>
+          <w:szCs w:val="24"/>
+          <w:lang w:eastAsia="it-IT"/>
+        </w:rPr>
+      </w:pPr>
+      <w:r>
+        <w:rPr>
+          <w:rFonts w:ascii="Arial" w:eastAsia="Times New Roman" w:hAnsi="Arial" w:cs="Arial"/>
+          <w:sz w:val="24"/>
+          <w:szCs w:val="24"/>
+          <w:lang w:eastAsia="it-IT"/>
+        </w:rPr>
+        <w:t xml:space="preserve">Controllare </w:t>
+      </w:r>
+      <w:proofErr w:type="spellStart"/>
+      <w:r>
+        <w:rPr>
+          <w:rFonts w:ascii="Arial" w:eastAsia="Times New Roman" w:hAnsi="Arial" w:cs="Arial"/>
+          <w:sz w:val="24"/>
+          <w:szCs w:val="24"/>
+          <w:lang w:eastAsia="it-IT"/>
+        </w:rPr>
+        <w:t>phoneAut</w:t>
+      </w:r>
+      <w:proofErr w:type="spellEnd"/>
+      <w:r>
+        <w:rPr>
+          <w:rFonts w:ascii="Arial" w:eastAsia="Times New Roman" w:hAnsi="Arial" w:cs="Arial"/>
+          <w:sz w:val="24"/>
+          <w:szCs w:val="24"/>
+          <w:lang w:eastAsia="it-IT"/>
+        </w:rPr>
+        <w:t>:</w:t>
+      </w:r>
+    </w:p>
+    <w:p>
+      <w:pPr>
+        <w:shd w:val="clear" w:color="auto" w:fill="1E1E1E"/>
+        <w:spacing w:after="0" w:line="330" w:lineRule="atLeast"/>
+        <w:rPr>
+          <w:rFonts w:ascii="Consolas" w:eastAsia="Times New Roman" w:hAnsi="Consolas" w:cs="Times New Roman"/>
+          <w:color w:val="DADADA"/>
+          <w:sz w:val="24"/>
+          <w:szCs w:val="24"/>
           <w:lang w:val="en-US" w:eastAsia="it-IT"/>
         </w:rPr>
       </w:pPr>
-    </w:p>
-    <w:p>
-      <w:pPr>
+      <w:r>
+        <w:rPr>
+          <w:rFonts w:ascii="Consolas" w:eastAsia="Times New Roman" w:hAnsi="Consolas" w:cs="Times New Roman"/>
+          <w:color w:val="57A64A"/>
+          <w:sz w:val="24"/>
+          <w:szCs w:val="24"/>
+          <w:lang w:val="en-US" w:eastAsia="it-IT"/>
+        </w:rPr>
+        <w:t>// ################################ COMMAND D</w:t>
+      </w:r>
+    </w:p>
+    <w:p>
+      <w:pPr>
+        <w:shd w:val="clear" w:color="auto" w:fill="1E1E1E"/>
         <w:spacing w:after="0" w:line="330" w:lineRule="atLeast"/>
         <w:rPr>
-          <w:rFonts w:ascii="Arial" w:eastAsia="Times New Roman" w:hAnsi="Arial" w:cs="Arial"/>
+          <w:rFonts w:ascii="Consolas" w:eastAsia="Times New Roman" w:hAnsi="Consolas" w:cs="Times New Roman"/>
+          <w:color w:val="DADADA"/>
           <w:sz w:val="24"/>
           <w:szCs w:val="24"/>
           <w:lang w:val="en-US" w:eastAsia="it-IT"/>
         </w:rPr>
       </w:pPr>
-    </w:p>
-    <w:p>
-      <w:pPr>
-        <w:spacing w:after="0" w:line="330" w:lineRule="atLeast"/>
-        <w:rPr>
-          <w:rFonts w:ascii="Arial" w:eastAsia="Times New Roman" w:hAnsi="Arial" w:cs="Arial"/>
+      <w:r>
+        <w:rPr>
+          <w:rFonts w:ascii="Consolas" w:eastAsia="Times New Roman" w:hAnsi="Consolas" w:cs="Times New Roman"/>
+          <w:color w:val="57A64A"/>
           <w:sz w:val="24"/>
           <w:szCs w:val="24"/>
           <w:lang w:val="en-US" w:eastAsia="it-IT"/>
         </w:rPr>
-      </w:pPr>
-    </w:p>
-    <w:p>
-      <w:pPr>
-        <w:spacing w:after="0" w:line="330" w:lineRule="atLeast"/>
-        <w:rPr>
-          <w:rFonts w:ascii="Arial" w:eastAsia="Times New Roman" w:hAnsi="Arial" w:cs="Arial"/>
+        <w:t xml:space="preserve">//Delete in EEPROM and </w:t>
+      </w:r>
+      <w:proofErr w:type="spellStart"/>
+      <w:r>
+        <w:rPr>
+          <w:rFonts w:ascii="Consolas" w:eastAsia="Times New Roman" w:hAnsi="Consolas" w:cs="Times New Roman"/>
+          <w:color w:val="57A64A"/>
           <w:sz w:val="24"/>
           <w:szCs w:val="24"/>
           <w:lang w:val="en-US" w:eastAsia="it-IT"/>
         </w:rPr>
-      </w:pPr>
+        <w:t>phoneAut</w:t>
+      </w:r>
+      <w:proofErr w:type="spellEnd"/>
+      <w:r>
+        <w:rPr>
+          <w:rFonts w:ascii="Consolas" w:eastAsia="Times New Roman" w:hAnsi="Consolas" w:cs="Times New Roman"/>
+          <w:color w:val="57A64A"/>
+          <w:sz w:val="24"/>
+          <w:szCs w:val="24"/>
+          <w:lang w:val="en-US" w:eastAsia="it-IT"/>
+        </w:rPr>
+        <w:t xml:space="preserve"> auxiliaries phone numbers except the Authorized </w:t>
+      </w:r>
+      <w:proofErr w:type="gramStart"/>
+      <w:r>
+        <w:rPr>
+          <w:rFonts w:ascii="Consolas" w:eastAsia="Times New Roman" w:hAnsi="Consolas" w:cs="Times New Roman"/>
+          <w:color w:val="57A64A"/>
+          <w:sz w:val="24"/>
+          <w:szCs w:val="24"/>
+          <w:lang w:val="en-US" w:eastAsia="it-IT"/>
+        </w:rPr>
+        <w:t>MASTER[</w:t>
+      </w:r>
+      <w:proofErr w:type="gramEnd"/>
+      <w:r>
+        <w:rPr>
+          <w:rFonts w:ascii="Consolas" w:eastAsia="Times New Roman" w:hAnsi="Consolas" w:cs="Times New Roman"/>
+          <w:color w:val="57A64A"/>
+          <w:sz w:val="24"/>
+          <w:szCs w:val="24"/>
+          <w:lang w:val="en-US" w:eastAsia="it-IT"/>
+        </w:rPr>
+        <w:t>0]</w:t>
+      </w:r>
     </w:p>
     <w:p>
       <w:pPr>
         <w:spacing w:after="0" w:line="330" w:lineRule="atLeast"/>
         <w:ind w:firstLine="708"/>
-        <w:rPr>
-          <w:rFonts w:ascii="Arial" w:eastAsia="Times New Roman" w:hAnsi="Arial" w:cs="Arial"/>
-          <w:b/>
-          <w:bCs/>
-          <w:sz w:val="24"/>
-          <w:szCs w:val="24"/>
-          <w:lang w:val="en-US" w:eastAsia="it-IT"/>
-        </w:rPr>
-      </w:pPr>
-    </w:p>
-    <w:p>
-      <w:pPr>
-        <w:spacing w:after="0" w:line="330" w:lineRule="atLeast"/>
         <w:rPr>
           <w:rFonts w:ascii="Arial" w:eastAsia="Times New Roman" w:hAnsi="Arial" w:cs="Arial"/>
           <w:b/>
@@ -13087,7 +14359,7 @@
   <w:style w:type="paragraph" w:default="1" w:styleId="Normale">
     <w:name w:val="Normal"/>
     <w:qFormat/>
-    <w:rsid w:val="00C04EB2"/>
+    <w:rsid w:val="005E414C"/>
   </w:style>
   <w:style w:type="paragraph" w:styleId="Titolo3">
     <w:name w:val="heading 3"/>

--- a/SMS Manager for Power monitoring.docx
+++ b/SMS Manager for Power monitoring.docx
@@ -13204,29 +13204,53 @@
     <w:p>
       <w:pPr>
         <w:spacing w:after="0" w:line="330" w:lineRule="atLeast"/>
-        <w:ind w:firstLine="708"/>
-        <w:rPr>
-          <w:rFonts w:ascii="Arial" w:eastAsia="Times New Roman" w:hAnsi="Arial" w:cs="Arial"/>
-          <w:b/>
-          <w:bCs/>
+        <w:rPr>
+          <w:rFonts w:ascii="Arial" w:eastAsia="Times New Roman" w:hAnsi="Arial" w:cs="Arial"/>
           <w:sz w:val="24"/>
           <w:szCs w:val="24"/>
           <w:lang w:val="en-US" w:eastAsia="it-IT"/>
         </w:rPr>
       </w:pPr>
-    </w:p>
-    <w:p>
-      <w:pPr>
-        <w:spacing w:after="0" w:line="330" w:lineRule="atLeast"/>
-        <w:rPr>
-          <w:rFonts w:ascii="Arial" w:eastAsia="Times New Roman" w:hAnsi="Arial" w:cs="Arial"/>
-          <w:b/>
-          <w:bCs/>
+      <w:r>
+        <w:rPr>
+          <w:rFonts w:ascii="Arial" w:eastAsia="Times New Roman" w:hAnsi="Arial" w:cs="Arial"/>
           <w:sz w:val="24"/>
           <w:szCs w:val="24"/>
           <w:lang w:val="en-US" w:eastAsia="it-IT"/>
         </w:rPr>
-      </w:pPr>
+        <w:t xml:space="preserve">Forse </w:t>
+      </w:r>
+      <w:proofErr w:type="spellStart"/>
+      <w:r>
+        <w:rPr>
+          <w:rFonts w:ascii="Arial" w:eastAsia="Times New Roman" w:hAnsi="Arial" w:cs="Arial"/>
+          <w:sz w:val="24"/>
+          <w:szCs w:val="24"/>
+          <w:lang w:val="en-US" w:eastAsia="it-IT"/>
+        </w:rPr>
+        <w:t>già</w:t>
+      </w:r>
+      <w:proofErr w:type="spellEnd"/>
+      <w:r>
+        <w:rPr>
+          <w:rFonts w:ascii="Arial" w:eastAsia="Times New Roman" w:hAnsi="Arial" w:cs="Arial"/>
+          <w:sz w:val="24"/>
+          <w:szCs w:val="24"/>
+          <w:lang w:val="en-US" w:eastAsia="it-IT"/>
+        </w:rPr>
+        <w:t xml:space="preserve"> </w:t>
+      </w:r>
+      <w:proofErr w:type="spellStart"/>
+      <w:r>
+        <w:rPr>
+          <w:rFonts w:ascii="Arial" w:eastAsia="Times New Roman" w:hAnsi="Arial" w:cs="Arial"/>
+          <w:sz w:val="24"/>
+          <w:szCs w:val="24"/>
+          <w:lang w:val="en-US" w:eastAsia="it-IT"/>
+        </w:rPr>
+        <w:t>fatto</w:t>
+      </w:r>
+      <w:proofErr w:type="spellEnd"/>
     </w:p>
     <w:p>
       <w:pPr>

--- a/SMS Manager for Power monitoring.docx
+++ b/SMS Manager for Power monitoring.docx
@@ -66,7 +66,6 @@
         </w:rPr>
         <w:t xml:space="preserve">  </w:t>
       </w:r>
-      <w:proofErr w:type="spellStart"/>
       <w:r>
         <w:rPr>
           <w:rFonts w:ascii="Arial" w:eastAsia="Times New Roman" w:hAnsi="Arial" w:cs="Arial"/>
@@ -77,41 +76,28 @@
           <w:szCs w:val="28"/>
           <w:lang w:val="en-US" w:eastAsia="it-IT"/>
         </w:rPr>
-        <w:t>Specifiche</w:t>
-      </w:r>
-      <w:proofErr w:type="spellEnd"/>
-      <w:r>
-        <w:rPr>
-          <w:rFonts w:ascii="Arial" w:eastAsia="Times New Roman" w:hAnsi="Arial" w:cs="Arial"/>
-          <w:b/>
-          <w:bCs/>
-          <w:color w:val="000000" w:themeColor="text1"/>
-          <w:sz w:val="28"/>
-          <w:szCs w:val="28"/>
+        <w:t>Specifiche:</w:t>
+      </w:r>
+    </w:p>
+    <w:p>
+      <w:pPr>
+        <w:spacing w:after="0" w:line="330" w:lineRule="atLeast"/>
+        <w:rPr>
+          <w:rFonts w:ascii="Arial" w:eastAsia="Times New Roman" w:hAnsi="Arial" w:cs="Arial"/>
+          <w:color w:val="000000" w:themeColor="text1"/>
+          <w:sz w:val="24"/>
+          <w:szCs w:val="24"/>
+          <w:lang w:eastAsia="it-IT"/>
+        </w:rPr>
+      </w:pPr>
+      <w:r>
+        <w:rPr>
+          <w:rFonts w:ascii="Arial" w:eastAsia="Times New Roman" w:hAnsi="Arial" w:cs="Arial"/>
+          <w:color w:val="000000" w:themeColor="text1"/>
+          <w:sz w:val="24"/>
+          <w:szCs w:val="24"/>
           <w:lang w:val="en-US" w:eastAsia="it-IT"/>
         </w:rPr>
-        <w:t>:</w:t>
-      </w:r>
-    </w:p>
-    <w:p>
-      <w:pPr>
-        <w:spacing w:after="0" w:line="330" w:lineRule="atLeast"/>
-        <w:rPr>
-          <w:rFonts w:ascii="Arial" w:eastAsia="Times New Roman" w:hAnsi="Arial" w:cs="Arial"/>
-          <w:color w:val="000000" w:themeColor="text1"/>
-          <w:sz w:val="24"/>
-          <w:szCs w:val="24"/>
-          <w:lang w:eastAsia="it-IT"/>
-        </w:rPr>
-      </w:pPr>
-      <w:r>
-        <w:rPr>
-          <w:rFonts w:ascii="Arial" w:eastAsia="Times New Roman" w:hAnsi="Arial" w:cs="Arial"/>
-          <w:color w:val="000000" w:themeColor="text1"/>
-          <w:sz w:val="24"/>
-          <w:szCs w:val="24"/>
-          <w:lang w:val="en-US" w:eastAsia="it-IT"/>
-        </w:rPr>
         <w:t xml:space="preserve">  </w:t>
       </w:r>
       <w:r>
@@ -144,29 +130,7 @@
           <w:szCs w:val="24"/>
           <w:lang w:eastAsia="it-IT"/>
         </w:rPr>
-        <w:t>  - OK    </w:t>
-      </w:r>
-      <w:proofErr w:type="spellStart"/>
-      <w:r>
-        <w:rPr>
-          <w:rFonts w:ascii="Arial" w:eastAsia="Times New Roman" w:hAnsi="Arial" w:cs="Arial"/>
-          <w:color w:val="000000" w:themeColor="text1"/>
-          <w:sz w:val="24"/>
-          <w:szCs w:val="24"/>
-          <w:lang w:eastAsia="it-IT"/>
-        </w:rPr>
-        <w:t>Reinizializzazione</w:t>
-      </w:r>
-      <w:proofErr w:type="spellEnd"/>
-      <w:r>
-        <w:rPr>
-          <w:rFonts w:ascii="Arial" w:eastAsia="Times New Roman" w:hAnsi="Arial" w:cs="Arial"/>
-          <w:color w:val="000000" w:themeColor="text1"/>
-          <w:sz w:val="24"/>
-          <w:szCs w:val="24"/>
-          <w:lang w:eastAsia="it-IT"/>
-        </w:rPr>
-        <w:t xml:space="preserve"> ogni 24 ore (ogni giorno) ad ora prestabilita</w:t>
+        <w:t>  - OK    Reinizializzazione ogni 24 ore (ogni giorno) ad ora prestabilita</w:t>
       </w:r>
     </w:p>
     <w:p>
@@ -301,7 +265,6 @@
         </w:rPr>
         <w:t xml:space="preserve">- OK </w:t>
       </w:r>
-      <w:proofErr w:type="gramStart"/>
       <w:r>
         <w:rPr>
           <w:rFonts w:ascii="Arial" w:eastAsia="Times New Roman" w:hAnsi="Arial" w:cs="Arial"/>
@@ -321,18 +284,7 @@
           <w:szCs w:val="24"/>
           <w:lang w:eastAsia="it-IT"/>
         </w:rPr>
-        <w:t>da</w:t>
-      </w:r>
-      <w:proofErr w:type="gramEnd"/>
-      <w:r>
-        <w:rPr>
-          <w:rFonts w:ascii="Arial" w:eastAsia="Times New Roman" w:hAnsi="Arial" w:cs="Arial"/>
-          <w:color w:val="000000" w:themeColor="text1"/>
-          <w:sz w:val="24"/>
-          <w:szCs w:val="24"/>
-          <w:lang w:eastAsia="it-IT"/>
-        </w:rPr>
-        <w:t xml:space="preserve"> Master</w:t>
+        <w:t>da Master</w:t>
       </w:r>
       <w:r>
         <w:rPr>
@@ -354,7 +306,6 @@
         </w:rPr>
         <w:t xml:space="preserve">Prevedere la richiesta SMS (CMD N) per vedere quanti e quali numeri </w:t>
       </w:r>
-      <w:proofErr w:type="gramStart"/>
       <w:r>
         <w:rPr>
           <w:rFonts w:ascii="Arial" w:eastAsia="Times New Roman" w:hAnsi="Arial" w:cs="Arial"/>
@@ -374,18 +325,7 @@
           <w:szCs w:val="24"/>
           <w:lang w:eastAsia="it-IT"/>
         </w:rPr>
-        <w:t>sono</w:t>
-      </w:r>
-      <w:proofErr w:type="gramEnd"/>
-      <w:r>
-        <w:rPr>
-          <w:rFonts w:ascii="Arial" w:eastAsia="Times New Roman" w:hAnsi="Arial" w:cs="Arial"/>
-          <w:color w:val="000000" w:themeColor="text1"/>
-          <w:sz w:val="24"/>
-          <w:szCs w:val="24"/>
-          <w:lang w:eastAsia="it-IT"/>
-        </w:rPr>
-        <w:t xml:space="preserve"> impostati + Messaggio SMS per richiedente non autorizzato </w:t>
+        <w:t xml:space="preserve">sono impostati + Messaggio SMS per richiedente non autorizzato </w:t>
       </w:r>
     </w:p>
     <w:p>
@@ -686,10 +626,93 @@
           <w:u w:val="single"/>
           <w:lang w:eastAsia="it-IT"/>
         </w:rPr>
-        <w:t xml:space="preserve">Monitora la tensione di rete tramite un trasformatore e la libreria </w:t>
-      </w:r>
-      <w:proofErr w:type="spellStart"/>
-      <w:r>
+        <w:t>Monitora la tensione di rete tramite un trasformatore e la libreria EmonLib.</w:t>
+      </w:r>
+    </w:p>
+    <w:p>
+      <w:pPr>
+        <w:spacing w:after="0" w:line="330" w:lineRule="atLeast"/>
+        <w:ind w:left="708"/>
+        <w:rPr>
+          <w:rFonts w:ascii="Arial" w:eastAsia="Times New Roman" w:hAnsi="Arial" w:cs="Arial"/>
+          <w:color w:val="000000" w:themeColor="text1"/>
+          <w:sz w:val="24"/>
+          <w:szCs w:val="24"/>
+          <w:lang w:eastAsia="it-IT"/>
+        </w:rPr>
+      </w:pPr>
+      <w:r>
+        <w:rPr>
+          <w:rFonts w:ascii="Arial" w:eastAsia="Times New Roman" w:hAnsi="Arial" w:cs="Arial"/>
+          <w:color w:val="000000" w:themeColor="text1"/>
+          <w:sz w:val="24"/>
+          <w:szCs w:val="24"/>
+          <w:lang w:eastAsia="it-IT"/>
+        </w:rPr>
+        <w:t>- Notifica via SMS a numeri autorizzati (Master + fino a 3 ausiliari) i seguenti eventi:</w:t>
+      </w:r>
+    </w:p>
+    <w:p>
+      <w:pPr>
+        <w:spacing w:after="0" w:line="330" w:lineRule="atLeast"/>
+        <w:ind w:left="1416"/>
+        <w:rPr>
+          <w:rFonts w:ascii="Arial" w:eastAsia="Times New Roman" w:hAnsi="Arial" w:cs="Arial"/>
+          <w:color w:val="000000" w:themeColor="text1"/>
+          <w:sz w:val="24"/>
+          <w:szCs w:val="24"/>
+          <w:lang w:eastAsia="it-IT"/>
+        </w:rPr>
+      </w:pPr>
+      <w:r>
+        <w:rPr>
+          <w:rFonts w:ascii="Arial" w:eastAsia="Times New Roman" w:hAnsi="Arial" w:cs="Arial"/>
+          <w:color w:val="000000" w:themeColor="text1"/>
+          <w:sz w:val="24"/>
+          <w:szCs w:val="24"/>
+          <w:lang w:eastAsia="it-IT"/>
+        </w:rPr>
+        <w:t>- Mancanza di rete (tensione &lt; 180V)</w:t>
+      </w:r>
+    </w:p>
+    <w:p>
+      <w:pPr>
+        <w:spacing w:after="0" w:line="330" w:lineRule="atLeast"/>
+        <w:ind w:left="1416"/>
+        <w:rPr>
+          <w:rFonts w:ascii="Arial" w:eastAsia="Times New Roman" w:hAnsi="Arial" w:cs="Arial"/>
+          <w:color w:val="000000" w:themeColor="text1"/>
+          <w:sz w:val="24"/>
+          <w:szCs w:val="24"/>
+          <w:lang w:eastAsia="it-IT"/>
+        </w:rPr>
+      </w:pPr>
+      <w:r>
+        <w:rPr>
+          <w:rFonts w:ascii="Arial" w:eastAsia="Times New Roman" w:hAnsi="Arial" w:cs="Arial"/>
+          <w:color w:val="000000" w:themeColor="text1"/>
+          <w:sz w:val="24"/>
+          <w:szCs w:val="24"/>
+          <w:lang w:eastAsia="it-IT"/>
+        </w:rPr>
+        <w:t>- Ripresa rete (tensione &gt; 200V)</w:t>
+      </w:r>
+    </w:p>
+    <w:p>
+      <w:pPr>
+        <w:spacing w:after="0" w:line="330" w:lineRule="atLeast"/>
+        <w:rPr>
+          <w:rFonts w:ascii="Arial" w:eastAsia="Times New Roman" w:hAnsi="Arial" w:cs="Arial"/>
+          <w:color w:val="000000" w:themeColor="text1"/>
+          <w:sz w:val="24"/>
+          <w:szCs w:val="24"/>
+          <w:lang w:eastAsia="it-IT"/>
+        </w:rPr>
+      </w:pPr>
+    </w:p>
+    <w:p>
+      <w:pPr>
+        <w:spacing w:after="0" w:line="330" w:lineRule="atLeast"/>
         <w:rPr>
           <w:rFonts w:ascii="Arial" w:eastAsia="Times New Roman" w:hAnsi="Arial" w:cs="Arial"/>
           <w:color w:val="000000" w:themeColor="text1"/>
@@ -698,9 +721,7 @@
           <w:u w:val="single"/>
           <w:lang w:eastAsia="it-IT"/>
         </w:rPr>
-        <w:t>EmonLib</w:t>
-      </w:r>
-      <w:proofErr w:type="spellEnd"/>
+      </w:pPr>
       <w:r>
         <w:rPr>
           <w:rFonts w:ascii="Arial" w:eastAsia="Times New Roman" w:hAnsi="Arial" w:cs="Arial"/>
@@ -710,8 +731,20 @@
           <w:u w:val="single"/>
           <w:lang w:eastAsia="it-IT"/>
         </w:rPr>
-        <w:t>.</w:t>
-      </w:r>
+        <w:t>Gestisce comandi via SMS:</w:t>
+      </w:r>
+    </w:p>
+    <w:p>
+      <w:pPr>
+        <w:spacing w:after="0" w:line="330" w:lineRule="atLeast"/>
+        <w:rPr>
+          <w:rFonts w:ascii="Arial" w:eastAsia="Times New Roman" w:hAnsi="Arial" w:cs="Arial"/>
+          <w:color w:val="000000" w:themeColor="text1"/>
+          <w:sz w:val="24"/>
+          <w:szCs w:val="24"/>
+          <w:lang w:eastAsia="it-IT"/>
+        </w:rPr>
+      </w:pPr>
     </w:p>
     <w:p>
       <w:pPr>
@@ -733,126 +766,8 @@
           <w:szCs w:val="24"/>
           <w:lang w:eastAsia="it-IT"/>
         </w:rPr>
-        <w:t>- Notifica via SMS a numeri autorizzati (Master + fino a 3 ausiliari) i seguenti eventi:</w:t>
-      </w:r>
-    </w:p>
-    <w:p>
-      <w:pPr>
-        <w:spacing w:after="0" w:line="330" w:lineRule="atLeast"/>
-        <w:ind w:left="1416"/>
-        <w:rPr>
-          <w:rFonts w:ascii="Arial" w:eastAsia="Times New Roman" w:hAnsi="Arial" w:cs="Arial"/>
-          <w:color w:val="000000" w:themeColor="text1"/>
-          <w:sz w:val="24"/>
-          <w:szCs w:val="24"/>
-          <w:lang w:eastAsia="it-IT"/>
-        </w:rPr>
-      </w:pPr>
-      <w:r>
-        <w:rPr>
-          <w:rFonts w:ascii="Arial" w:eastAsia="Times New Roman" w:hAnsi="Arial" w:cs="Arial"/>
-          <w:color w:val="000000" w:themeColor="text1"/>
-          <w:sz w:val="24"/>
-          <w:szCs w:val="24"/>
-          <w:lang w:eastAsia="it-IT"/>
-        </w:rPr>
-        <w:t>- Mancanza di rete (tensione &lt; 180V)</w:t>
-      </w:r>
-    </w:p>
-    <w:p>
-      <w:pPr>
-        <w:spacing w:after="0" w:line="330" w:lineRule="atLeast"/>
-        <w:ind w:left="1416"/>
-        <w:rPr>
-          <w:rFonts w:ascii="Arial" w:eastAsia="Times New Roman" w:hAnsi="Arial" w:cs="Arial"/>
-          <w:color w:val="000000" w:themeColor="text1"/>
-          <w:sz w:val="24"/>
-          <w:szCs w:val="24"/>
-          <w:lang w:eastAsia="it-IT"/>
-        </w:rPr>
-      </w:pPr>
-      <w:r>
-        <w:rPr>
-          <w:rFonts w:ascii="Arial" w:eastAsia="Times New Roman" w:hAnsi="Arial" w:cs="Arial"/>
-          <w:color w:val="000000" w:themeColor="text1"/>
-          <w:sz w:val="24"/>
-          <w:szCs w:val="24"/>
-          <w:lang w:eastAsia="it-IT"/>
-        </w:rPr>
-        <w:t>- Ripresa rete (tensione &gt; 200V)</w:t>
-      </w:r>
-    </w:p>
-    <w:p>
-      <w:pPr>
-        <w:spacing w:after="0" w:line="330" w:lineRule="atLeast"/>
-        <w:rPr>
-          <w:rFonts w:ascii="Arial" w:eastAsia="Times New Roman" w:hAnsi="Arial" w:cs="Arial"/>
-          <w:color w:val="000000" w:themeColor="text1"/>
-          <w:sz w:val="24"/>
-          <w:szCs w:val="24"/>
-          <w:lang w:eastAsia="it-IT"/>
-        </w:rPr>
-      </w:pPr>
-    </w:p>
-    <w:p>
-      <w:pPr>
-        <w:spacing w:after="0" w:line="330" w:lineRule="atLeast"/>
-        <w:rPr>
-          <w:rFonts w:ascii="Arial" w:eastAsia="Times New Roman" w:hAnsi="Arial" w:cs="Arial"/>
-          <w:color w:val="000000" w:themeColor="text1"/>
-          <w:sz w:val="24"/>
-          <w:szCs w:val="24"/>
-          <w:u w:val="single"/>
-          <w:lang w:eastAsia="it-IT"/>
-        </w:rPr>
-      </w:pPr>
-      <w:r>
-        <w:rPr>
-          <w:rFonts w:ascii="Arial" w:eastAsia="Times New Roman" w:hAnsi="Arial" w:cs="Arial"/>
-          <w:color w:val="000000" w:themeColor="text1"/>
-          <w:sz w:val="24"/>
-          <w:szCs w:val="24"/>
-          <w:u w:val="single"/>
-          <w:lang w:eastAsia="it-IT"/>
-        </w:rPr>
-        <w:t>Gestisce comandi via SMS:</w:t>
-      </w:r>
-    </w:p>
-    <w:p>
-      <w:pPr>
-        <w:spacing w:after="0" w:line="330" w:lineRule="atLeast"/>
-        <w:rPr>
-          <w:rFonts w:ascii="Arial" w:eastAsia="Times New Roman" w:hAnsi="Arial" w:cs="Arial"/>
-          <w:color w:val="000000" w:themeColor="text1"/>
-          <w:sz w:val="24"/>
-          <w:szCs w:val="24"/>
-          <w:lang w:eastAsia="it-IT"/>
-        </w:rPr>
-      </w:pPr>
-    </w:p>
-    <w:p>
-      <w:pPr>
-        <w:spacing w:after="0" w:line="330" w:lineRule="atLeast"/>
-        <w:ind w:left="708"/>
-        <w:rPr>
-          <w:rFonts w:ascii="Arial" w:eastAsia="Times New Roman" w:hAnsi="Arial" w:cs="Arial"/>
-          <w:color w:val="000000" w:themeColor="text1"/>
-          <w:sz w:val="24"/>
-          <w:szCs w:val="24"/>
-          <w:lang w:eastAsia="it-IT"/>
-        </w:rPr>
-      </w:pPr>
-      <w:r>
-        <w:rPr>
-          <w:rFonts w:ascii="Arial" w:eastAsia="Times New Roman" w:hAnsi="Arial" w:cs="Arial"/>
-          <w:color w:val="000000" w:themeColor="text1"/>
-          <w:sz w:val="24"/>
-          <w:szCs w:val="24"/>
-          <w:lang w:eastAsia="it-IT"/>
-        </w:rPr>
         <w:t xml:space="preserve">- </w:t>
       </w:r>
-      <w:proofErr w:type="spellStart"/>
       <w:r>
         <w:rPr>
           <w:rFonts w:ascii="Arial" w:eastAsia="Times New Roman" w:hAnsi="Arial" w:cs="Arial"/>
@@ -865,7 +780,6 @@
         </w:rPr>
         <w:t>M+numero</w:t>
       </w:r>
-      <w:proofErr w:type="spellEnd"/>
       <w:r>
         <w:rPr>
           <w:rFonts w:ascii="Arial" w:eastAsia="Times New Roman" w:hAnsi="Arial" w:cs="Arial"/>
@@ -1940,29 +1854,7 @@
           <w:szCs w:val="24"/>
           <w:lang w:eastAsia="it-IT"/>
         </w:rPr>
-        <w:t xml:space="preserve">  </w:t>
-      </w:r>
-      <w:proofErr w:type="gramStart"/>
-      <w:r>
-        <w:rPr>
-          <w:rFonts w:ascii="Arial" w:eastAsia="Times New Roman" w:hAnsi="Arial" w:cs="Arial"/>
-          <w:color w:val="000000" w:themeColor="text1"/>
-          <w:sz w:val="24"/>
-          <w:szCs w:val="24"/>
-          <w:lang w:eastAsia="it-IT"/>
-        </w:rPr>
-        <w:t>Germania  totale</w:t>
-      </w:r>
-      <w:proofErr w:type="gramEnd"/>
-      <w:r>
-        <w:rPr>
-          <w:rFonts w:ascii="Arial" w:eastAsia="Times New Roman" w:hAnsi="Arial" w:cs="Arial"/>
-          <w:color w:val="000000" w:themeColor="text1"/>
-          <w:sz w:val="24"/>
-          <w:szCs w:val="24"/>
-          <w:lang w:eastAsia="it-IT"/>
-        </w:rPr>
-        <w:t xml:space="preserve"> cifre 13 senza +</w:t>
+        <w:t>  Germania  totale cifre 13 senza +</w:t>
       </w:r>
     </w:p>
     <w:p>
@@ -2122,7 +2014,6 @@
                 <w:lang w:eastAsia="it-IT"/>
               </w:rPr>
             </w:pPr>
-            <w:proofErr w:type="spellStart"/>
             <w:r>
               <w:rPr>
                 <w:rFonts w:ascii="Arial" w:eastAsia="Times New Roman" w:hAnsi="Arial" w:cs="Arial"/>
@@ -2133,7 +2024,6 @@
               </w:rPr>
               <w:t>Command</w:t>
             </w:r>
-            <w:proofErr w:type="spellEnd"/>
           </w:p>
         </w:tc>
         <w:tc>
@@ -2577,51 +2467,7 @@
                 <w:szCs w:val="24"/>
                 <w:lang w:val="en-US" w:eastAsia="it-IT"/>
               </w:rPr>
-              <w:t xml:space="preserve">Delete in EEPROM and </w:t>
-            </w:r>
-            <w:proofErr w:type="spellStart"/>
-            <w:r>
-              <w:rPr>
-                <w:rFonts w:ascii="Arial" w:eastAsia="Times New Roman" w:hAnsi="Arial" w:cs="Arial"/>
-                <w:color w:val="000000" w:themeColor="text1"/>
-                <w:sz w:val="24"/>
-                <w:szCs w:val="24"/>
-                <w:lang w:val="en-US" w:eastAsia="it-IT"/>
-              </w:rPr>
-              <w:t>phoneAut</w:t>
-            </w:r>
-            <w:proofErr w:type="spellEnd"/>
-            <w:r>
-              <w:rPr>
-                <w:rFonts w:ascii="Arial" w:eastAsia="Times New Roman" w:hAnsi="Arial" w:cs="Arial"/>
-                <w:color w:val="000000" w:themeColor="text1"/>
-                <w:sz w:val="24"/>
-                <w:szCs w:val="24"/>
-                <w:lang w:val="en-US" w:eastAsia="it-IT"/>
-              </w:rPr>
-              <w:t xml:space="preserve"> auxiliaries phone numbers except the Authorized </w:t>
-            </w:r>
-            <w:proofErr w:type="gramStart"/>
-            <w:r>
-              <w:rPr>
-                <w:rFonts w:ascii="Arial" w:eastAsia="Times New Roman" w:hAnsi="Arial" w:cs="Arial"/>
-                <w:color w:val="000000" w:themeColor="text1"/>
-                <w:sz w:val="24"/>
-                <w:szCs w:val="24"/>
-                <w:lang w:val="en-US" w:eastAsia="it-IT"/>
-              </w:rPr>
-              <w:t>MASTER[</w:t>
-            </w:r>
-            <w:proofErr w:type="gramEnd"/>
-            <w:r>
-              <w:rPr>
-                <w:rFonts w:ascii="Arial" w:eastAsia="Times New Roman" w:hAnsi="Arial" w:cs="Arial"/>
-                <w:color w:val="000000" w:themeColor="text1"/>
-                <w:sz w:val="24"/>
-                <w:szCs w:val="24"/>
-                <w:lang w:val="en-US" w:eastAsia="it-IT"/>
-              </w:rPr>
-              <w:t>0]</w:t>
+              <w:t>Delete in EEPROM and phoneAut auxiliaries phone numbers except the Authorized MASTER[0]</w:t>
             </w:r>
           </w:p>
           <w:p>
@@ -2774,20 +2620,8 @@
                 <w:szCs w:val="24"/>
                 <w:lang w:eastAsia="it-IT"/>
               </w:rPr>
-              <w:t xml:space="preserve">AGGIUNGI/SOSTITUISCI cellulare AUSILIARIO in </w:t>
-            </w:r>
-            <w:proofErr w:type="gramStart"/>
-            <w:r>
-              <w:rPr>
-                <w:rFonts w:ascii="Arial" w:eastAsia="Times New Roman" w:hAnsi="Arial" w:cs="Arial"/>
-                <w:color w:val="000000" w:themeColor="text1"/>
-                <w:sz w:val="24"/>
-                <w:szCs w:val="24"/>
-                <w:lang w:eastAsia="it-IT"/>
-              </w:rPr>
-              <w:t>posizione....</w:t>
-            </w:r>
-            <w:proofErr w:type="gramEnd"/>
+              <w:t>AGGIUNGI/SOSTITUISCI cellulare AUSILIARIO in posizione....</w:t>
+            </w:r>
           </w:p>
         </w:tc>
       </w:tr>
@@ -3401,27 +3235,15 @@
           <w:lang w:eastAsia="it-IT"/>
         </w:rPr>
       </w:pPr>
-      <w:proofErr w:type="spellStart"/>
-      <w:r>
-        <w:rPr>
-          <w:rFonts w:ascii="Arial" w:eastAsia="Times New Roman" w:hAnsi="Arial" w:cs="Arial"/>
-          <w:color w:val="000000" w:themeColor="text1"/>
-          <w:sz w:val="24"/>
-          <w:szCs w:val="24"/>
-          <w:lang w:eastAsia="it-IT"/>
-        </w:rPr>
-        <w:t>EEPROM.read</w:t>
-      </w:r>
-      <w:proofErr w:type="spellEnd"/>
-      <w:r>
-        <w:rPr>
-          <w:rFonts w:ascii="Arial" w:eastAsia="Times New Roman" w:hAnsi="Arial" w:cs="Arial"/>
-          <w:color w:val="000000" w:themeColor="text1"/>
-          <w:sz w:val="24"/>
-          <w:szCs w:val="24"/>
-          <w:lang w:eastAsia="it-IT"/>
-        </w:rPr>
-        <w:t>(5) Indicatore Rete presente (0) Rete assente (1)</w:t>
+      <w:r>
+        <w:rPr>
+          <w:rFonts w:ascii="Arial" w:eastAsia="Times New Roman" w:hAnsi="Arial" w:cs="Arial"/>
+          <w:color w:val="000000" w:themeColor="text1"/>
+          <w:sz w:val="24"/>
+          <w:szCs w:val="24"/>
+          <w:lang w:eastAsia="it-IT"/>
+        </w:rPr>
+        <w:t>EEPROM.read(5) Indicatore Rete presente (0) Rete assente (1)</w:t>
       </w:r>
     </w:p>
     <w:p>
@@ -3648,7 +3470,6 @@
         </w:rPr>
       </w:pPr>
       <w:hyperlink r:id="rId6" w:history="1">
-        <w:proofErr w:type="gramStart"/>
         <w:r>
           <w:rPr>
             <w:rFonts w:ascii="Segoe UI" w:eastAsia="Times New Roman" w:hAnsi="Segoe UI" w:cs="Segoe UI"/>
@@ -3659,9 +3480,169 @@
             <w:bdr w:val="single" w:sz="4" w:space="1" w:color="auto" w:frame="1"/>
             <w:lang w:eastAsia="it-IT"/>
           </w:rPr>
-          <w:t>setup(</w:t>
+          <w:t>setup()</w:t>
         </w:r>
-        <w:proofErr w:type="gramEnd"/>
+      </w:hyperlink>
+    </w:p>
+    <w:p>
+      <w:pPr>
+        <w:numPr>
+          <w:ilvl w:val="1"/>
+          <w:numId w:val="1"/>
+        </w:numPr>
+        <w:spacing w:before="60" w:after="60" w:line="240" w:lineRule="auto"/>
+        <w:rPr>
+          <w:rFonts w:ascii="Segoe UI" w:eastAsia="Times New Roman" w:hAnsi="Segoe UI" w:cs="Segoe UI"/>
+          <w:color w:val="000000" w:themeColor="text1"/>
+          <w:sz w:val="20"/>
+          <w:szCs w:val="20"/>
+          <w:lang w:eastAsia="it-IT"/>
+        </w:rPr>
+      </w:pPr>
+      <w:r>
+        <w:rPr>
+          <w:rFonts w:ascii="Segoe UI" w:eastAsia="Times New Roman" w:hAnsi="Segoe UI" w:cs="Segoe UI"/>
+          <w:color w:val="000000" w:themeColor="text1"/>
+          <w:sz w:val="20"/>
+          <w:szCs w:val="20"/>
+          <w:lang w:eastAsia="it-IT"/>
+        </w:rPr>
+        <w:t>inizializza reset pin</w:t>
+      </w:r>
+    </w:p>
+    <w:p>
+      <w:pPr>
+        <w:numPr>
+          <w:ilvl w:val="1"/>
+          <w:numId w:val="1"/>
+        </w:numPr>
+        <w:spacing w:after="0" w:line="240" w:lineRule="auto"/>
+        <w:rPr>
+          <w:rFonts w:ascii="Segoe UI" w:eastAsia="Times New Roman" w:hAnsi="Segoe UI" w:cs="Segoe UI"/>
+          <w:color w:val="000000" w:themeColor="text1"/>
+          <w:sz w:val="20"/>
+          <w:szCs w:val="20"/>
+          <w:lang w:eastAsia="it-IT"/>
+        </w:rPr>
+      </w:pPr>
+      <w:r>
+        <w:rPr>
+          <w:rFonts w:ascii="Segoe UI" w:eastAsia="Times New Roman" w:hAnsi="Segoe UI" w:cs="Segoe UI"/>
+          <w:color w:val="000000" w:themeColor="text1"/>
+          <w:sz w:val="20"/>
+          <w:szCs w:val="20"/>
+          <w:lang w:eastAsia="it-IT"/>
+        </w:rPr>
+        <w:t>chiama </w:t>
+      </w:r>
+      <w:hyperlink r:id="rId7" w:history="1">
+        <w:r>
+          <w:rPr>
+            <w:rFonts w:ascii="Segoe UI" w:eastAsia="Times New Roman" w:hAnsi="Segoe UI" w:cs="Segoe UI"/>
+            <w:color w:val="000000" w:themeColor="text1"/>
+            <w:sz w:val="18"/>
+            <w:szCs w:val="18"/>
+            <w:bdr w:val="single" w:sz="4" w:space="1" w:color="auto" w:frame="1"/>
+            <w:lang w:eastAsia="it-IT"/>
+          </w:rPr>
+          <w:t>initgsm()</w:t>
+        </w:r>
+      </w:hyperlink>
+    </w:p>
+    <w:p>
+      <w:pPr>
+        <w:numPr>
+          <w:ilvl w:val="1"/>
+          <w:numId w:val="1"/>
+        </w:numPr>
+        <w:spacing w:after="0" w:line="240" w:lineRule="auto"/>
+        <w:rPr>
+          <w:rFonts w:ascii="Segoe UI" w:eastAsia="Times New Roman" w:hAnsi="Segoe UI" w:cs="Segoe UI"/>
+          <w:color w:val="000000" w:themeColor="text1"/>
+          <w:sz w:val="20"/>
+          <w:szCs w:val="20"/>
+          <w:lang w:eastAsia="it-IT"/>
+        </w:rPr>
+      </w:pPr>
+      <w:r>
+        <w:rPr>
+          <w:rFonts w:ascii="Segoe UI" w:eastAsia="Times New Roman" w:hAnsi="Segoe UI" w:cs="Segoe UI"/>
+          <w:color w:val="000000" w:themeColor="text1"/>
+          <w:sz w:val="20"/>
+          <w:szCs w:val="20"/>
+          <w:lang w:eastAsia="it-IT"/>
+        </w:rPr>
+        <w:t>imposta </w:t>
+      </w:r>
+      <w:hyperlink r:id="rId8" w:history="1">
+        <w:r>
+          <w:rPr>
+            <w:rFonts w:ascii="Segoe UI" w:eastAsia="Times New Roman" w:hAnsi="Segoe UI" w:cs="Segoe UI"/>
+            <w:color w:val="000000" w:themeColor="text1"/>
+            <w:sz w:val="18"/>
+            <w:szCs w:val="18"/>
+            <w:bdr w:val="single" w:sz="4" w:space="1" w:color="auto" w:frame="1"/>
+            <w:lang w:eastAsia="it-IT"/>
+          </w:rPr>
+          <w:t>EEPROM.update(5, 0)</w:t>
+        </w:r>
+      </w:hyperlink>
+    </w:p>
+    <w:p>
+      <w:pPr>
+        <w:numPr>
+          <w:ilvl w:val="1"/>
+          <w:numId w:val="1"/>
+        </w:numPr>
+        <w:spacing w:after="0" w:line="240" w:lineRule="auto"/>
+        <w:rPr>
+          <w:rFonts w:ascii="Segoe UI" w:eastAsia="Times New Roman" w:hAnsi="Segoe UI" w:cs="Segoe UI"/>
+          <w:color w:val="000000" w:themeColor="text1"/>
+          <w:sz w:val="20"/>
+          <w:szCs w:val="20"/>
+          <w:lang w:eastAsia="it-IT"/>
+        </w:rPr>
+      </w:pPr>
+      <w:r>
+        <w:rPr>
+          <w:rFonts w:ascii="Segoe UI" w:eastAsia="Times New Roman" w:hAnsi="Segoe UI" w:cs="Segoe UI"/>
+          <w:color w:val="000000" w:themeColor="text1"/>
+          <w:sz w:val="20"/>
+          <w:szCs w:val="20"/>
+          <w:lang w:eastAsia="it-IT"/>
+        </w:rPr>
+        <w:t>carica numeri autorizzati con </w:t>
+      </w:r>
+      <w:hyperlink r:id="rId9" w:history="1">
+        <w:r>
+          <w:rPr>
+            <w:rFonts w:ascii="Segoe UI" w:eastAsia="Times New Roman" w:hAnsi="Segoe UI" w:cs="Segoe UI"/>
+            <w:color w:val="000000" w:themeColor="text1"/>
+            <w:sz w:val="18"/>
+            <w:szCs w:val="18"/>
+            <w:bdr w:val="single" w:sz="4" w:space="1" w:color="auto" w:frame="1"/>
+            <w:lang w:eastAsia="it-IT"/>
+          </w:rPr>
+          <w:t>RestorePhones()</w:t>
+        </w:r>
+      </w:hyperlink>
+    </w:p>
+    <w:p>
+      <w:pPr>
+        <w:numPr>
+          <w:ilvl w:val="0"/>
+          <w:numId w:val="1"/>
+        </w:numPr>
+        <w:spacing w:after="0" w:line="240" w:lineRule="auto"/>
+        <w:rPr>
+          <w:rFonts w:ascii="Segoe UI" w:eastAsia="Times New Roman" w:hAnsi="Segoe UI" w:cs="Segoe UI"/>
+          <w:color w:val="000000" w:themeColor="text1"/>
+          <w:sz w:val="20"/>
+          <w:szCs w:val="20"/>
+          <w:lang w:eastAsia="it-IT"/>
+        </w:rPr>
+      </w:pPr>
+      <w:hyperlink r:id="rId10" w:history="1">
         <w:r>
           <w:rPr>
             <w:rFonts w:ascii="Segoe UI" w:eastAsia="Times New Roman" w:hAnsi="Segoe UI" w:cs="Segoe UI"/>
@@ -3672,7 +3653,7 @@
             <w:bdr w:val="single" w:sz="4" w:space="1" w:color="auto" w:frame="1"/>
             <w:lang w:eastAsia="it-IT"/>
           </w:rPr>
-          <w:t>)</w:t>
+          <w:t>loop()</w:t>
         </w:r>
       </w:hyperlink>
     </w:p>
@@ -3699,7 +3680,275 @@
           <w:szCs w:val="20"/>
           <w:lang w:eastAsia="it-IT"/>
         </w:rPr>
-        <w:t>inizializza reset pin</w:t>
+        <w:t>ogni 10s controlla SMS non letti</w:t>
+      </w:r>
+    </w:p>
+    <w:p>
+      <w:pPr>
+        <w:numPr>
+          <w:ilvl w:val="1"/>
+          <w:numId w:val="1"/>
+        </w:numPr>
+        <w:spacing w:before="60" w:after="60" w:line="240" w:lineRule="auto"/>
+        <w:rPr>
+          <w:rFonts w:ascii="Segoe UI" w:eastAsia="Times New Roman" w:hAnsi="Segoe UI" w:cs="Segoe UI"/>
+          <w:color w:val="000000" w:themeColor="text1"/>
+          <w:sz w:val="20"/>
+          <w:szCs w:val="20"/>
+          <w:lang w:eastAsia="it-IT"/>
+        </w:rPr>
+      </w:pPr>
+      <w:r>
+        <w:rPr>
+          <w:rFonts w:ascii="Segoe UI" w:eastAsia="Times New Roman" w:hAnsi="Segoe UI" w:cs="Segoe UI"/>
+          <w:color w:val="000000" w:themeColor="text1"/>
+          <w:sz w:val="20"/>
+          <w:szCs w:val="20"/>
+          <w:lang w:eastAsia="it-IT"/>
+        </w:rPr>
+        <w:t>gestisce comandi SMS:</w:t>
+      </w:r>
+    </w:p>
+    <w:p>
+      <w:pPr>
+        <w:pStyle w:val="Paragrafoelenco"/>
+        <w:numPr>
+          <w:ilvl w:val="2"/>
+          <w:numId w:val="1"/>
+        </w:numPr>
+        <w:spacing w:before="60" w:after="60" w:line="240" w:lineRule="auto"/>
+        <w:rPr>
+          <w:rFonts w:ascii="Segoe UI" w:eastAsia="Times New Roman" w:hAnsi="Segoe UI" w:cs="Segoe UI"/>
+          <w:color w:val="000000" w:themeColor="text1"/>
+          <w:sz w:val="20"/>
+          <w:szCs w:val="20"/>
+          <w:lang w:eastAsia="it-IT"/>
+        </w:rPr>
+      </w:pPr>
+      <w:r>
+        <w:rPr>
+          <w:rFonts w:ascii="Segoe UI" w:eastAsia="Times New Roman" w:hAnsi="Segoe UI" w:cs="Segoe UI"/>
+          <w:color w:val="000000" w:themeColor="text1"/>
+          <w:sz w:val="20"/>
+          <w:szCs w:val="20"/>
+          <w:lang w:eastAsia="it-IT"/>
+        </w:rPr>
+        <w:t>M = cambia Master</w:t>
+      </w:r>
+    </w:p>
+    <w:p>
+      <w:pPr>
+        <w:pStyle w:val="Paragrafoelenco"/>
+        <w:numPr>
+          <w:ilvl w:val="2"/>
+          <w:numId w:val="1"/>
+        </w:numPr>
+        <w:spacing w:before="60" w:after="60" w:line="240" w:lineRule="auto"/>
+        <w:rPr>
+          <w:rFonts w:ascii="Segoe UI" w:eastAsia="Times New Roman" w:hAnsi="Segoe UI" w:cs="Segoe UI"/>
+          <w:color w:val="000000" w:themeColor="text1"/>
+          <w:sz w:val="20"/>
+          <w:szCs w:val="20"/>
+          <w:lang w:eastAsia="it-IT"/>
+        </w:rPr>
+      </w:pPr>
+      <w:r>
+        <w:rPr>
+          <w:rFonts w:ascii="Segoe UI" w:eastAsia="Times New Roman" w:hAnsi="Segoe UI" w:cs="Segoe UI"/>
+          <w:color w:val="000000" w:themeColor="text1"/>
+          <w:sz w:val="20"/>
+          <w:szCs w:val="20"/>
+          <w:lang w:eastAsia="it-IT"/>
+        </w:rPr>
+        <w:t>A = aggiunge/sostituisce ausiliario</w:t>
+      </w:r>
+    </w:p>
+    <w:p>
+      <w:pPr>
+        <w:pStyle w:val="Paragrafoelenco"/>
+        <w:numPr>
+          <w:ilvl w:val="2"/>
+          <w:numId w:val="1"/>
+        </w:numPr>
+        <w:spacing w:before="60" w:after="60" w:line="240" w:lineRule="auto"/>
+        <w:rPr>
+          <w:rFonts w:ascii="Segoe UI" w:eastAsia="Times New Roman" w:hAnsi="Segoe UI" w:cs="Segoe UI"/>
+          <w:color w:val="000000" w:themeColor="text1"/>
+          <w:sz w:val="20"/>
+          <w:szCs w:val="20"/>
+          <w:lang w:eastAsia="it-IT"/>
+        </w:rPr>
+      </w:pPr>
+      <w:r>
+        <w:rPr>
+          <w:rFonts w:ascii="Segoe UI" w:eastAsia="Times New Roman" w:hAnsi="Segoe UI" w:cs="Segoe UI"/>
+          <w:color w:val="000000" w:themeColor="text1"/>
+          <w:sz w:val="20"/>
+          <w:szCs w:val="20"/>
+          <w:lang w:eastAsia="it-IT"/>
+        </w:rPr>
+        <w:t>D = cancella ausiliari</w:t>
+      </w:r>
+    </w:p>
+    <w:p>
+      <w:pPr>
+        <w:pStyle w:val="Paragrafoelenco"/>
+        <w:numPr>
+          <w:ilvl w:val="2"/>
+          <w:numId w:val="1"/>
+        </w:numPr>
+        <w:spacing w:before="60" w:after="60" w:line="240" w:lineRule="auto"/>
+        <w:rPr>
+          <w:rFonts w:ascii="Segoe UI" w:eastAsia="Times New Roman" w:hAnsi="Segoe UI" w:cs="Segoe UI"/>
+          <w:color w:val="000000" w:themeColor="text1"/>
+          <w:sz w:val="20"/>
+          <w:szCs w:val="20"/>
+          <w:lang w:eastAsia="it-IT"/>
+        </w:rPr>
+      </w:pPr>
+      <w:r>
+        <w:rPr>
+          <w:rFonts w:ascii="Segoe UI" w:eastAsia="Times New Roman" w:hAnsi="Segoe UI" w:cs="Segoe UI"/>
+          <w:color w:val="000000" w:themeColor="text1"/>
+          <w:sz w:val="20"/>
+          <w:szCs w:val="20"/>
+          <w:lang w:eastAsia="it-IT"/>
+        </w:rPr>
+        <w:t>N = lista numeri autorizzati</w:t>
+      </w:r>
+    </w:p>
+    <w:p>
+      <w:pPr>
+        <w:pStyle w:val="Paragrafoelenco"/>
+        <w:numPr>
+          <w:ilvl w:val="2"/>
+          <w:numId w:val="1"/>
+        </w:numPr>
+        <w:spacing w:before="60" w:after="60" w:line="240" w:lineRule="auto"/>
+        <w:rPr>
+          <w:rFonts w:ascii="Segoe UI" w:eastAsia="Times New Roman" w:hAnsi="Segoe UI" w:cs="Segoe UI"/>
+          <w:color w:val="000000" w:themeColor="text1"/>
+          <w:sz w:val="20"/>
+          <w:szCs w:val="20"/>
+          <w:lang w:eastAsia="it-IT"/>
+        </w:rPr>
+      </w:pPr>
+      <w:r>
+        <w:rPr>
+          <w:rFonts w:ascii="Segoe UI" w:eastAsia="Times New Roman" w:hAnsi="Segoe UI" w:cs="Segoe UI"/>
+          <w:color w:val="000000" w:themeColor="text1"/>
+          <w:sz w:val="20"/>
+          <w:szCs w:val="20"/>
+          <w:lang w:eastAsia="it-IT"/>
+        </w:rPr>
+        <w:t>E = cancella tutti i numeri</w:t>
+      </w:r>
+    </w:p>
+    <w:p>
+      <w:pPr>
+        <w:pStyle w:val="Paragrafoelenco"/>
+        <w:numPr>
+          <w:ilvl w:val="2"/>
+          <w:numId w:val="1"/>
+        </w:numPr>
+        <w:spacing w:before="60" w:after="60" w:line="240" w:lineRule="auto"/>
+        <w:rPr>
+          <w:rFonts w:ascii="Segoe UI" w:eastAsia="Times New Roman" w:hAnsi="Segoe UI" w:cs="Segoe UI"/>
+          <w:color w:val="000000" w:themeColor="text1"/>
+          <w:sz w:val="20"/>
+          <w:szCs w:val="20"/>
+          <w:lang w:eastAsia="it-IT"/>
+        </w:rPr>
+      </w:pPr>
+      <w:r>
+        <w:rPr>
+          <w:rFonts w:ascii="Segoe UI" w:eastAsia="Times New Roman" w:hAnsi="Segoe UI" w:cs="Segoe UI"/>
+          <w:color w:val="000000" w:themeColor="text1"/>
+          <w:sz w:val="20"/>
+          <w:szCs w:val="20"/>
+          <w:lang w:eastAsia="it-IT"/>
+        </w:rPr>
+        <w:t>S = invia stato tensione</w:t>
+      </w:r>
+    </w:p>
+    <w:p>
+      <w:pPr>
+        <w:numPr>
+          <w:ilvl w:val="1"/>
+          <w:numId w:val="1"/>
+        </w:numPr>
+        <w:spacing w:before="60" w:after="60" w:line="240" w:lineRule="auto"/>
+        <w:rPr>
+          <w:rFonts w:ascii="Segoe UI" w:eastAsia="Times New Roman" w:hAnsi="Segoe UI" w:cs="Segoe UI"/>
+          <w:color w:val="000000" w:themeColor="text1"/>
+          <w:sz w:val="20"/>
+          <w:szCs w:val="20"/>
+          <w:lang w:eastAsia="it-IT"/>
+        </w:rPr>
+      </w:pPr>
+      <w:r>
+        <w:rPr>
+          <w:rFonts w:ascii="Segoe UI" w:eastAsia="Times New Roman" w:hAnsi="Segoe UI" w:cs="Segoe UI"/>
+          <w:color w:val="000000" w:themeColor="text1"/>
+          <w:sz w:val="20"/>
+          <w:szCs w:val="20"/>
+          <w:lang w:eastAsia="it-IT"/>
+        </w:rPr>
+        <w:t>calcola tensione e invia notifiche:</w:t>
+      </w:r>
+    </w:p>
+    <w:p>
+      <w:pPr>
+        <w:pStyle w:val="Paragrafoelenco"/>
+        <w:numPr>
+          <w:ilvl w:val="2"/>
+          <w:numId w:val="3"/>
+        </w:numPr>
+        <w:spacing w:before="60" w:after="60" w:line="240" w:lineRule="auto"/>
+        <w:rPr>
+          <w:rFonts w:ascii="Segoe UI" w:eastAsia="Times New Roman" w:hAnsi="Segoe UI" w:cs="Segoe UI"/>
+          <w:color w:val="000000" w:themeColor="text1"/>
+          <w:sz w:val="20"/>
+          <w:szCs w:val="20"/>
+          <w:lang w:eastAsia="it-IT"/>
+        </w:rPr>
+      </w:pPr>
+      <w:r>
+        <w:rPr>
+          <w:rFonts w:ascii="Segoe UI" w:eastAsia="Times New Roman" w:hAnsi="Segoe UI" w:cs="Segoe UI"/>
+          <w:color w:val="000000" w:themeColor="text1"/>
+          <w:sz w:val="20"/>
+          <w:szCs w:val="20"/>
+          <w:lang w:eastAsia="it-IT"/>
+        </w:rPr>
+        <w:t>sotto 180V → MANCANZA RETE</w:t>
+      </w:r>
+    </w:p>
+    <w:p>
+      <w:pPr>
+        <w:pStyle w:val="Paragrafoelenco"/>
+        <w:numPr>
+          <w:ilvl w:val="2"/>
+          <w:numId w:val="3"/>
+        </w:numPr>
+        <w:spacing w:before="60" w:after="60" w:line="240" w:lineRule="auto"/>
+        <w:rPr>
+          <w:rFonts w:ascii="Segoe UI" w:eastAsia="Times New Roman" w:hAnsi="Segoe UI" w:cs="Segoe UI"/>
+          <w:color w:val="000000" w:themeColor="text1"/>
+          <w:sz w:val="20"/>
+          <w:szCs w:val="20"/>
+          <w:lang w:eastAsia="it-IT"/>
+        </w:rPr>
+      </w:pPr>
+      <w:r>
+        <w:rPr>
+          <w:rFonts w:ascii="Segoe UI" w:eastAsia="Times New Roman" w:hAnsi="Segoe UI" w:cs="Segoe UI"/>
+          <w:color w:val="000000" w:themeColor="text1"/>
+          <w:sz w:val="20"/>
+          <w:szCs w:val="20"/>
+          <w:lang w:eastAsia="it-IT"/>
+        </w:rPr>
+        <w:t>sopra 200V → RIPRESA RETE</w:t>
       </w:r>
     </w:p>
     <w:p>
@@ -3725,622 +3974,21 @@
           <w:szCs w:val="20"/>
           <w:lang w:eastAsia="it-IT"/>
         </w:rPr>
-        <w:t>chiama </w:t>
-      </w:r>
-      <w:proofErr w:type="spellStart"/>
-      <w:r>
-        <w:fldChar w:fldCharType="begin"/>
-      </w:r>
-      <w:r>
-        <w:instrText xml:space="preserve"> HYPERLINK "vscode-file://vscode-app/</w:instrText>
-      </w:r>
-      <w:r>
-        <w:instrText xml:space="preserve">c:/Users/Massimo/AppData/Local/Programs/Microsoft%20VS%20Code/f6cfa2ea24/resources/app/out/vs/code/electron-browser/workbench/workbench.html" </w:instrText>
-      </w:r>
-      <w:r>
-        <w:fldChar w:fldCharType="separate"/>
-      </w:r>
-      <w:proofErr w:type="gramStart"/>
-      <w:r>
-        <w:rPr>
-          <w:rFonts w:ascii="Segoe UI" w:eastAsia="Times New Roman" w:hAnsi="Segoe UI" w:cs="Segoe UI"/>
-          <w:color w:val="000000" w:themeColor="text1"/>
-          <w:sz w:val="18"/>
-          <w:szCs w:val="18"/>
-          <w:bdr w:val="single" w:sz="4" w:space="1" w:color="auto" w:frame="1"/>
-          <w:lang w:eastAsia="it-IT"/>
-        </w:rPr>
-        <w:t>initgsm</w:t>
-      </w:r>
-      <w:proofErr w:type="spellEnd"/>
-      <w:r>
-        <w:rPr>
-          <w:rFonts w:ascii="Segoe UI" w:eastAsia="Times New Roman" w:hAnsi="Segoe UI" w:cs="Segoe UI"/>
-          <w:color w:val="000000" w:themeColor="text1"/>
-          <w:sz w:val="18"/>
-          <w:szCs w:val="18"/>
-          <w:bdr w:val="single" w:sz="4" w:space="1" w:color="auto" w:frame="1"/>
-          <w:lang w:eastAsia="it-IT"/>
-        </w:rPr>
-        <w:t>(</w:t>
-      </w:r>
-      <w:proofErr w:type="gramEnd"/>
-      <w:r>
-        <w:rPr>
-          <w:rFonts w:ascii="Segoe UI" w:eastAsia="Times New Roman" w:hAnsi="Segoe UI" w:cs="Segoe UI"/>
-          <w:color w:val="000000" w:themeColor="text1"/>
-          <w:sz w:val="18"/>
-          <w:szCs w:val="18"/>
-          <w:bdr w:val="single" w:sz="4" w:space="1" w:color="auto" w:frame="1"/>
-          <w:lang w:eastAsia="it-IT"/>
-        </w:rPr>
-        <w:t>)</w:t>
-      </w:r>
-      <w:r>
-        <w:rPr>
-          <w:rFonts w:ascii="Segoe UI" w:eastAsia="Times New Roman" w:hAnsi="Segoe UI" w:cs="Segoe UI"/>
-          <w:color w:val="000000" w:themeColor="text1"/>
-          <w:sz w:val="18"/>
-          <w:szCs w:val="18"/>
-          <w:bdr w:val="single" w:sz="4" w:space="1" w:color="auto" w:frame="1"/>
-          <w:lang w:eastAsia="it-IT"/>
-        </w:rPr>
-        <w:fldChar w:fldCharType="end"/>
-      </w:r>
-    </w:p>
-    <w:p>
-      <w:pPr>
-        <w:numPr>
-          <w:ilvl w:val="1"/>
-          <w:numId w:val="1"/>
-        </w:numPr>
-        <w:spacing w:after="0" w:line="240" w:lineRule="auto"/>
-        <w:rPr>
-          <w:rFonts w:ascii="Segoe UI" w:eastAsia="Times New Roman" w:hAnsi="Segoe UI" w:cs="Segoe UI"/>
-          <w:color w:val="000000" w:themeColor="text1"/>
-          <w:sz w:val="20"/>
-          <w:szCs w:val="20"/>
-          <w:lang w:eastAsia="it-IT"/>
-        </w:rPr>
-      </w:pPr>
-      <w:r>
-        <w:rPr>
-          <w:rFonts w:ascii="Segoe UI" w:eastAsia="Times New Roman" w:hAnsi="Segoe UI" w:cs="Segoe UI"/>
-          <w:color w:val="000000" w:themeColor="text1"/>
-          <w:sz w:val="20"/>
-          <w:szCs w:val="20"/>
-          <w:lang w:eastAsia="it-IT"/>
-        </w:rPr>
-        <w:t>imposta </w:t>
-      </w:r>
-      <w:proofErr w:type="spellStart"/>
-      <w:r>
-        <w:fldChar w:fldCharType="begin"/>
-      </w:r>
-      <w:r>
-        <w:instrText xml:space="preserve"> HYPERLINK "vscode-file://vscode-app/c:/Users/Massimo/AppData/Local/Programs/Microsoft%20VS%2</w:instrText>
-      </w:r>
-      <w:r>
-        <w:instrText xml:space="preserve">0Code/f6cfa2ea24/resources/app/out/vs/code/electron-browser/workbench/workbench.html" </w:instrText>
-      </w:r>
-      <w:r>
-        <w:fldChar w:fldCharType="separate"/>
-      </w:r>
-      <w:r>
-        <w:rPr>
-          <w:rFonts w:ascii="Segoe UI" w:eastAsia="Times New Roman" w:hAnsi="Segoe UI" w:cs="Segoe UI"/>
-          <w:color w:val="000000" w:themeColor="text1"/>
-          <w:sz w:val="18"/>
-          <w:szCs w:val="18"/>
-          <w:bdr w:val="single" w:sz="4" w:space="1" w:color="auto" w:frame="1"/>
-          <w:lang w:eastAsia="it-IT"/>
-        </w:rPr>
-        <w:t>EEPROM.update</w:t>
-      </w:r>
-      <w:proofErr w:type="spellEnd"/>
-      <w:r>
-        <w:rPr>
-          <w:rFonts w:ascii="Segoe UI" w:eastAsia="Times New Roman" w:hAnsi="Segoe UI" w:cs="Segoe UI"/>
-          <w:color w:val="000000" w:themeColor="text1"/>
-          <w:sz w:val="18"/>
-          <w:szCs w:val="18"/>
-          <w:bdr w:val="single" w:sz="4" w:space="1" w:color="auto" w:frame="1"/>
-          <w:lang w:eastAsia="it-IT"/>
-        </w:rPr>
-        <w:t>(5, 0)</w:t>
-      </w:r>
-      <w:r>
-        <w:rPr>
-          <w:rFonts w:ascii="Segoe UI" w:eastAsia="Times New Roman" w:hAnsi="Segoe UI" w:cs="Segoe UI"/>
-          <w:color w:val="000000" w:themeColor="text1"/>
-          <w:sz w:val="18"/>
-          <w:szCs w:val="18"/>
-          <w:bdr w:val="single" w:sz="4" w:space="1" w:color="auto" w:frame="1"/>
-          <w:lang w:eastAsia="it-IT"/>
-        </w:rPr>
-        <w:fldChar w:fldCharType="end"/>
-      </w:r>
-    </w:p>
-    <w:p>
-      <w:pPr>
-        <w:numPr>
-          <w:ilvl w:val="1"/>
-          <w:numId w:val="1"/>
-        </w:numPr>
-        <w:spacing w:after="0" w:line="240" w:lineRule="auto"/>
-        <w:rPr>
-          <w:rFonts w:ascii="Segoe UI" w:eastAsia="Times New Roman" w:hAnsi="Segoe UI" w:cs="Segoe UI"/>
-          <w:color w:val="000000" w:themeColor="text1"/>
-          <w:sz w:val="20"/>
-          <w:szCs w:val="20"/>
-          <w:lang w:eastAsia="it-IT"/>
-        </w:rPr>
-      </w:pPr>
-      <w:r>
-        <w:rPr>
-          <w:rFonts w:ascii="Segoe UI" w:eastAsia="Times New Roman" w:hAnsi="Segoe UI" w:cs="Segoe UI"/>
-          <w:color w:val="000000" w:themeColor="text1"/>
-          <w:sz w:val="20"/>
-          <w:szCs w:val="20"/>
-          <w:lang w:eastAsia="it-IT"/>
-        </w:rPr>
-        <w:t>carica numeri autorizzati con </w:t>
-      </w:r>
-      <w:proofErr w:type="spellStart"/>
-      <w:r>
-        <w:fldChar w:fldCharType="begin"/>
-      </w:r>
-      <w:r>
-        <w:instrText xml:space="preserve"> HYPERLINK "vscode-file://vscode-app/c:/Users/Massimo/AppData/Local/Programs/Microsoft%20VS%20Code/f6cfa2ea24/resourc</w:instrText>
-      </w:r>
-      <w:r>
-        <w:instrText xml:space="preserve">es/app/out/vs/code/electron-browser/workbench/workbench.html" </w:instrText>
-      </w:r>
-      <w:r>
-        <w:fldChar w:fldCharType="separate"/>
-      </w:r>
-      <w:r>
-        <w:rPr>
-          <w:rFonts w:ascii="Segoe UI" w:eastAsia="Times New Roman" w:hAnsi="Segoe UI" w:cs="Segoe UI"/>
-          <w:color w:val="000000" w:themeColor="text1"/>
-          <w:sz w:val="18"/>
-          <w:szCs w:val="18"/>
-          <w:bdr w:val="single" w:sz="4" w:space="1" w:color="auto" w:frame="1"/>
-          <w:lang w:eastAsia="it-IT"/>
-        </w:rPr>
-        <w:t>RestorePhones</w:t>
-      </w:r>
-      <w:proofErr w:type="spellEnd"/>
-      <w:r>
-        <w:rPr>
-          <w:rFonts w:ascii="Segoe UI" w:eastAsia="Times New Roman" w:hAnsi="Segoe UI" w:cs="Segoe UI"/>
-          <w:color w:val="000000" w:themeColor="text1"/>
-          <w:sz w:val="18"/>
-          <w:szCs w:val="18"/>
-          <w:bdr w:val="single" w:sz="4" w:space="1" w:color="auto" w:frame="1"/>
-          <w:lang w:eastAsia="it-IT"/>
-        </w:rPr>
-        <w:t>()</w:t>
-      </w:r>
-      <w:r>
-        <w:rPr>
-          <w:rFonts w:ascii="Segoe UI" w:eastAsia="Times New Roman" w:hAnsi="Segoe UI" w:cs="Segoe UI"/>
-          <w:color w:val="000000" w:themeColor="text1"/>
-          <w:sz w:val="18"/>
-          <w:szCs w:val="18"/>
-          <w:bdr w:val="single" w:sz="4" w:space="1" w:color="auto" w:frame="1"/>
-          <w:lang w:eastAsia="it-IT"/>
-        </w:rPr>
-        <w:fldChar w:fldCharType="end"/>
-      </w:r>
-    </w:p>
-    <w:p>
-      <w:pPr>
-        <w:numPr>
-          <w:ilvl w:val="0"/>
-          <w:numId w:val="1"/>
-        </w:numPr>
-        <w:spacing w:after="0" w:line="240" w:lineRule="auto"/>
-        <w:rPr>
-          <w:rFonts w:ascii="Segoe UI" w:eastAsia="Times New Roman" w:hAnsi="Segoe UI" w:cs="Segoe UI"/>
-          <w:color w:val="000000" w:themeColor="text1"/>
-          <w:sz w:val="20"/>
-          <w:szCs w:val="20"/>
-          <w:lang w:eastAsia="it-IT"/>
-        </w:rPr>
-      </w:pPr>
-      <w:hyperlink r:id="rId7" w:history="1">
-        <w:proofErr w:type="gramStart"/>
+        <w:t>ogni 15 minuti verifica reset giornaliero e chiama </w:t>
+      </w:r>
+      <w:hyperlink r:id="rId11" w:history="1">
         <w:r>
           <w:rPr>
             <w:rFonts w:ascii="Segoe UI" w:eastAsia="Times New Roman" w:hAnsi="Segoe UI" w:cs="Segoe UI"/>
             <w:color w:val="000000" w:themeColor="text1"/>
             <w:sz w:val="18"/>
             <w:szCs w:val="18"/>
-            <w:u w:val="single"/>
             <w:bdr w:val="single" w:sz="4" w:space="1" w:color="auto" w:frame="1"/>
             <w:lang w:eastAsia="it-IT"/>
           </w:rPr>
-          <w:t>loop(</w:t>
-        </w:r>
-        <w:proofErr w:type="gramEnd"/>
-        <w:r>
-          <w:rPr>
-            <w:rFonts w:ascii="Segoe UI" w:eastAsia="Times New Roman" w:hAnsi="Segoe UI" w:cs="Segoe UI"/>
-            <w:color w:val="000000" w:themeColor="text1"/>
-            <w:sz w:val="18"/>
-            <w:szCs w:val="18"/>
-            <w:u w:val="single"/>
-            <w:bdr w:val="single" w:sz="4" w:space="1" w:color="auto" w:frame="1"/>
-            <w:lang w:eastAsia="it-IT"/>
-          </w:rPr>
-          <w:t>)</w:t>
+          <w:t>initgsm()</w:t>
         </w:r>
       </w:hyperlink>
-    </w:p>
-    <w:p>
-      <w:pPr>
-        <w:numPr>
-          <w:ilvl w:val="1"/>
-          <w:numId w:val="1"/>
-        </w:numPr>
-        <w:spacing w:before="60" w:after="60" w:line="240" w:lineRule="auto"/>
-        <w:rPr>
-          <w:rFonts w:ascii="Segoe UI" w:eastAsia="Times New Roman" w:hAnsi="Segoe UI" w:cs="Segoe UI"/>
-          <w:color w:val="000000" w:themeColor="text1"/>
-          <w:sz w:val="20"/>
-          <w:szCs w:val="20"/>
-          <w:lang w:eastAsia="it-IT"/>
-        </w:rPr>
-      </w:pPr>
-      <w:r>
-        <w:rPr>
-          <w:rFonts w:ascii="Segoe UI" w:eastAsia="Times New Roman" w:hAnsi="Segoe UI" w:cs="Segoe UI"/>
-          <w:color w:val="000000" w:themeColor="text1"/>
-          <w:sz w:val="20"/>
-          <w:szCs w:val="20"/>
-          <w:lang w:eastAsia="it-IT"/>
-        </w:rPr>
-        <w:t>ogni 10s controlla SMS non letti</w:t>
-      </w:r>
-    </w:p>
-    <w:p>
-      <w:pPr>
-        <w:numPr>
-          <w:ilvl w:val="1"/>
-          <w:numId w:val="1"/>
-        </w:numPr>
-        <w:spacing w:before="60" w:after="60" w:line="240" w:lineRule="auto"/>
-        <w:rPr>
-          <w:rFonts w:ascii="Segoe UI" w:eastAsia="Times New Roman" w:hAnsi="Segoe UI" w:cs="Segoe UI"/>
-          <w:color w:val="000000" w:themeColor="text1"/>
-          <w:sz w:val="20"/>
-          <w:szCs w:val="20"/>
-          <w:lang w:eastAsia="it-IT"/>
-        </w:rPr>
-      </w:pPr>
-      <w:r>
-        <w:rPr>
-          <w:rFonts w:ascii="Segoe UI" w:eastAsia="Times New Roman" w:hAnsi="Segoe UI" w:cs="Segoe UI"/>
-          <w:color w:val="000000" w:themeColor="text1"/>
-          <w:sz w:val="20"/>
-          <w:szCs w:val="20"/>
-          <w:lang w:eastAsia="it-IT"/>
-        </w:rPr>
-        <w:t>gestisce comandi SMS:</w:t>
-      </w:r>
-    </w:p>
-    <w:p>
-      <w:pPr>
-        <w:pStyle w:val="Paragrafoelenco"/>
-        <w:numPr>
-          <w:ilvl w:val="2"/>
-          <w:numId w:val="1"/>
-        </w:numPr>
-        <w:spacing w:before="60" w:after="60" w:line="240" w:lineRule="auto"/>
-        <w:rPr>
-          <w:rFonts w:ascii="Segoe UI" w:eastAsia="Times New Roman" w:hAnsi="Segoe UI" w:cs="Segoe UI"/>
-          <w:color w:val="000000" w:themeColor="text1"/>
-          <w:sz w:val="20"/>
-          <w:szCs w:val="20"/>
-          <w:lang w:eastAsia="it-IT"/>
-        </w:rPr>
-      </w:pPr>
-      <w:r>
-        <w:rPr>
-          <w:rFonts w:ascii="Segoe UI" w:eastAsia="Times New Roman" w:hAnsi="Segoe UI" w:cs="Segoe UI"/>
-          <w:color w:val="000000" w:themeColor="text1"/>
-          <w:sz w:val="20"/>
-          <w:szCs w:val="20"/>
-          <w:lang w:eastAsia="it-IT"/>
-        </w:rPr>
-        <w:t>M = cambia Master</w:t>
-      </w:r>
-    </w:p>
-    <w:p>
-      <w:pPr>
-        <w:pStyle w:val="Paragrafoelenco"/>
-        <w:numPr>
-          <w:ilvl w:val="2"/>
-          <w:numId w:val="1"/>
-        </w:numPr>
-        <w:spacing w:before="60" w:after="60" w:line="240" w:lineRule="auto"/>
-        <w:rPr>
-          <w:rFonts w:ascii="Segoe UI" w:eastAsia="Times New Roman" w:hAnsi="Segoe UI" w:cs="Segoe UI"/>
-          <w:color w:val="000000" w:themeColor="text1"/>
-          <w:sz w:val="20"/>
-          <w:szCs w:val="20"/>
-          <w:lang w:eastAsia="it-IT"/>
-        </w:rPr>
-      </w:pPr>
-      <w:r>
-        <w:rPr>
-          <w:rFonts w:ascii="Segoe UI" w:eastAsia="Times New Roman" w:hAnsi="Segoe UI" w:cs="Segoe UI"/>
-          <w:color w:val="000000" w:themeColor="text1"/>
-          <w:sz w:val="20"/>
-          <w:szCs w:val="20"/>
-          <w:lang w:eastAsia="it-IT"/>
-        </w:rPr>
-        <w:t>A = aggiunge/sostituisce ausiliario</w:t>
-      </w:r>
-    </w:p>
-    <w:p>
-      <w:pPr>
-        <w:pStyle w:val="Paragrafoelenco"/>
-        <w:numPr>
-          <w:ilvl w:val="2"/>
-          <w:numId w:val="1"/>
-        </w:numPr>
-        <w:spacing w:before="60" w:after="60" w:line="240" w:lineRule="auto"/>
-        <w:rPr>
-          <w:rFonts w:ascii="Segoe UI" w:eastAsia="Times New Roman" w:hAnsi="Segoe UI" w:cs="Segoe UI"/>
-          <w:color w:val="000000" w:themeColor="text1"/>
-          <w:sz w:val="20"/>
-          <w:szCs w:val="20"/>
-          <w:lang w:eastAsia="it-IT"/>
-        </w:rPr>
-      </w:pPr>
-      <w:r>
-        <w:rPr>
-          <w:rFonts w:ascii="Segoe UI" w:eastAsia="Times New Roman" w:hAnsi="Segoe UI" w:cs="Segoe UI"/>
-          <w:color w:val="000000" w:themeColor="text1"/>
-          <w:sz w:val="20"/>
-          <w:szCs w:val="20"/>
-          <w:lang w:eastAsia="it-IT"/>
-        </w:rPr>
-        <w:t>D = cancella ausiliari</w:t>
-      </w:r>
-    </w:p>
-    <w:p>
-      <w:pPr>
-        <w:pStyle w:val="Paragrafoelenco"/>
-        <w:numPr>
-          <w:ilvl w:val="2"/>
-          <w:numId w:val="1"/>
-        </w:numPr>
-        <w:spacing w:before="60" w:after="60" w:line="240" w:lineRule="auto"/>
-        <w:rPr>
-          <w:rFonts w:ascii="Segoe UI" w:eastAsia="Times New Roman" w:hAnsi="Segoe UI" w:cs="Segoe UI"/>
-          <w:color w:val="000000" w:themeColor="text1"/>
-          <w:sz w:val="20"/>
-          <w:szCs w:val="20"/>
-          <w:lang w:eastAsia="it-IT"/>
-        </w:rPr>
-      </w:pPr>
-      <w:r>
-        <w:rPr>
-          <w:rFonts w:ascii="Segoe UI" w:eastAsia="Times New Roman" w:hAnsi="Segoe UI" w:cs="Segoe UI"/>
-          <w:color w:val="000000" w:themeColor="text1"/>
-          <w:sz w:val="20"/>
-          <w:szCs w:val="20"/>
-          <w:lang w:eastAsia="it-IT"/>
-        </w:rPr>
-        <w:t>N = lista numeri autorizzati</w:t>
-      </w:r>
-    </w:p>
-    <w:p>
-      <w:pPr>
-        <w:pStyle w:val="Paragrafoelenco"/>
-        <w:numPr>
-          <w:ilvl w:val="2"/>
-          <w:numId w:val="1"/>
-        </w:numPr>
-        <w:spacing w:before="60" w:after="60" w:line="240" w:lineRule="auto"/>
-        <w:rPr>
-          <w:rFonts w:ascii="Segoe UI" w:eastAsia="Times New Roman" w:hAnsi="Segoe UI" w:cs="Segoe UI"/>
-          <w:color w:val="000000" w:themeColor="text1"/>
-          <w:sz w:val="20"/>
-          <w:szCs w:val="20"/>
-          <w:lang w:eastAsia="it-IT"/>
-        </w:rPr>
-      </w:pPr>
-      <w:r>
-        <w:rPr>
-          <w:rFonts w:ascii="Segoe UI" w:eastAsia="Times New Roman" w:hAnsi="Segoe UI" w:cs="Segoe UI"/>
-          <w:color w:val="000000" w:themeColor="text1"/>
-          <w:sz w:val="20"/>
-          <w:szCs w:val="20"/>
-          <w:lang w:eastAsia="it-IT"/>
-        </w:rPr>
-        <w:t>E = cancella tutti i numeri</w:t>
-      </w:r>
-    </w:p>
-    <w:p>
-      <w:pPr>
-        <w:pStyle w:val="Paragrafoelenco"/>
-        <w:numPr>
-          <w:ilvl w:val="2"/>
-          <w:numId w:val="1"/>
-        </w:numPr>
-        <w:spacing w:before="60" w:after="60" w:line="240" w:lineRule="auto"/>
-        <w:rPr>
-          <w:rFonts w:ascii="Segoe UI" w:eastAsia="Times New Roman" w:hAnsi="Segoe UI" w:cs="Segoe UI"/>
-          <w:color w:val="000000" w:themeColor="text1"/>
-          <w:sz w:val="20"/>
-          <w:szCs w:val="20"/>
-          <w:lang w:eastAsia="it-IT"/>
-        </w:rPr>
-      </w:pPr>
-      <w:r>
-        <w:rPr>
-          <w:rFonts w:ascii="Segoe UI" w:eastAsia="Times New Roman" w:hAnsi="Segoe UI" w:cs="Segoe UI"/>
-          <w:color w:val="000000" w:themeColor="text1"/>
-          <w:sz w:val="20"/>
-          <w:szCs w:val="20"/>
-          <w:lang w:eastAsia="it-IT"/>
-        </w:rPr>
-        <w:t>S = invia stato tensione</w:t>
-      </w:r>
-    </w:p>
-    <w:p>
-      <w:pPr>
-        <w:numPr>
-          <w:ilvl w:val="1"/>
-          <w:numId w:val="1"/>
-        </w:numPr>
-        <w:spacing w:before="60" w:after="60" w:line="240" w:lineRule="auto"/>
-        <w:rPr>
-          <w:rFonts w:ascii="Segoe UI" w:eastAsia="Times New Roman" w:hAnsi="Segoe UI" w:cs="Segoe UI"/>
-          <w:color w:val="000000" w:themeColor="text1"/>
-          <w:sz w:val="20"/>
-          <w:szCs w:val="20"/>
-          <w:lang w:eastAsia="it-IT"/>
-        </w:rPr>
-      </w:pPr>
-      <w:r>
-        <w:rPr>
-          <w:rFonts w:ascii="Segoe UI" w:eastAsia="Times New Roman" w:hAnsi="Segoe UI" w:cs="Segoe UI"/>
-          <w:color w:val="000000" w:themeColor="text1"/>
-          <w:sz w:val="20"/>
-          <w:szCs w:val="20"/>
-          <w:lang w:eastAsia="it-IT"/>
-        </w:rPr>
-        <w:t>calcola tensione e invia notifiche:</w:t>
-      </w:r>
-    </w:p>
-    <w:p>
-      <w:pPr>
-        <w:pStyle w:val="Paragrafoelenco"/>
-        <w:numPr>
-          <w:ilvl w:val="2"/>
-          <w:numId w:val="3"/>
-        </w:numPr>
-        <w:spacing w:before="60" w:after="60" w:line="240" w:lineRule="auto"/>
-        <w:rPr>
-          <w:rFonts w:ascii="Segoe UI" w:eastAsia="Times New Roman" w:hAnsi="Segoe UI" w:cs="Segoe UI"/>
-          <w:color w:val="000000" w:themeColor="text1"/>
-          <w:sz w:val="20"/>
-          <w:szCs w:val="20"/>
-          <w:lang w:eastAsia="it-IT"/>
-        </w:rPr>
-      </w:pPr>
-      <w:r>
-        <w:rPr>
-          <w:rFonts w:ascii="Segoe UI" w:eastAsia="Times New Roman" w:hAnsi="Segoe UI" w:cs="Segoe UI"/>
-          <w:color w:val="000000" w:themeColor="text1"/>
-          <w:sz w:val="20"/>
-          <w:szCs w:val="20"/>
-          <w:lang w:eastAsia="it-IT"/>
-        </w:rPr>
-        <w:t>sotto 180V → MANCANZA RETE</w:t>
-      </w:r>
-    </w:p>
-    <w:p>
-      <w:pPr>
-        <w:pStyle w:val="Paragrafoelenco"/>
-        <w:numPr>
-          <w:ilvl w:val="2"/>
-          <w:numId w:val="3"/>
-        </w:numPr>
-        <w:spacing w:before="60" w:after="60" w:line="240" w:lineRule="auto"/>
-        <w:rPr>
-          <w:rFonts w:ascii="Segoe UI" w:eastAsia="Times New Roman" w:hAnsi="Segoe UI" w:cs="Segoe UI"/>
-          <w:color w:val="000000" w:themeColor="text1"/>
-          <w:sz w:val="20"/>
-          <w:szCs w:val="20"/>
-          <w:lang w:eastAsia="it-IT"/>
-        </w:rPr>
-      </w:pPr>
-      <w:r>
-        <w:rPr>
-          <w:rFonts w:ascii="Segoe UI" w:eastAsia="Times New Roman" w:hAnsi="Segoe UI" w:cs="Segoe UI"/>
-          <w:color w:val="000000" w:themeColor="text1"/>
-          <w:sz w:val="20"/>
-          <w:szCs w:val="20"/>
-          <w:lang w:eastAsia="it-IT"/>
-        </w:rPr>
-        <w:t>sopra 200V → RIPRESA RETE</w:t>
-      </w:r>
-    </w:p>
-    <w:p>
-      <w:pPr>
-        <w:numPr>
-          <w:ilvl w:val="1"/>
-          <w:numId w:val="1"/>
-        </w:numPr>
-        <w:spacing w:after="0" w:line="240" w:lineRule="auto"/>
-        <w:rPr>
-          <w:rFonts w:ascii="Segoe UI" w:eastAsia="Times New Roman" w:hAnsi="Segoe UI" w:cs="Segoe UI"/>
-          <w:color w:val="000000" w:themeColor="text1"/>
-          <w:sz w:val="20"/>
-          <w:szCs w:val="20"/>
-          <w:lang w:eastAsia="it-IT"/>
-        </w:rPr>
-      </w:pPr>
-      <w:r>
-        <w:rPr>
-          <w:rFonts w:ascii="Segoe UI" w:eastAsia="Times New Roman" w:hAnsi="Segoe UI" w:cs="Segoe UI"/>
-          <w:color w:val="000000" w:themeColor="text1"/>
-          <w:sz w:val="20"/>
-          <w:szCs w:val="20"/>
-          <w:lang w:eastAsia="it-IT"/>
-        </w:rPr>
-        <w:t>ogni 15 minuti verifica reset giornaliero e chiama </w:t>
-      </w:r>
-      <w:proofErr w:type="spellStart"/>
-      <w:r>
-        <w:fldChar w:fldCharType="begin"/>
-      </w:r>
-      <w:r>
-        <w:instrText xml:space="preserve"> HYPERLINK "vscode-file://vscode-app/c:/Users/Massimo/AppData/Local/Programs/Microsoft%20VS%20Code/f6cfa2ea24/resources/app/out/vs/code/electron-browser/workbench/workbench.html" </w:instrText>
-      </w:r>
-      <w:r>
-        <w:fldChar w:fldCharType="separate"/>
-      </w:r>
-      <w:r>
-        <w:rPr>
-          <w:rFonts w:ascii="Segoe UI" w:eastAsia="Times New Roman" w:hAnsi="Segoe UI" w:cs="Segoe UI"/>
-          <w:color w:val="000000" w:themeColor="text1"/>
-          <w:sz w:val="18"/>
-          <w:szCs w:val="18"/>
-          <w:bdr w:val="single" w:sz="4" w:space="1" w:color="auto" w:frame="1"/>
-          <w:lang w:eastAsia="it-IT"/>
-        </w:rPr>
-        <w:t>initgsm</w:t>
-      </w:r>
-      <w:proofErr w:type="spellEnd"/>
-      <w:r>
-        <w:rPr>
-          <w:rFonts w:ascii="Segoe UI" w:eastAsia="Times New Roman" w:hAnsi="Segoe UI" w:cs="Segoe UI"/>
-          <w:color w:val="000000" w:themeColor="text1"/>
-          <w:sz w:val="18"/>
-          <w:szCs w:val="18"/>
-          <w:bdr w:val="single" w:sz="4" w:space="1" w:color="auto" w:frame="1"/>
-          <w:lang w:eastAsia="it-IT"/>
-        </w:rPr>
-        <w:t>()</w:t>
-      </w:r>
-      <w:r>
-        <w:rPr>
-          <w:rFonts w:ascii="Segoe UI" w:eastAsia="Times New Roman" w:hAnsi="Segoe UI" w:cs="Segoe UI"/>
-          <w:color w:val="000000" w:themeColor="text1"/>
-          <w:sz w:val="18"/>
-          <w:szCs w:val="18"/>
-          <w:bdr w:val="single" w:sz="4" w:space="1" w:color="auto" w:frame="1"/>
-          <w:lang w:eastAsia="it-IT"/>
-        </w:rPr>
-        <w:fldChar w:fldCharType="end"/>
-      </w:r>
       <w:r>
         <w:rPr>
           <w:rFonts w:ascii="Segoe UI" w:eastAsia="Times New Roman" w:hAnsi="Segoe UI" w:cs="Segoe UI"/>
@@ -5404,7 +5052,6 @@
           <w:lang w:val="en-US" w:eastAsia="it-IT"/>
         </w:rPr>
       </w:pPr>
-      <w:proofErr w:type="spellStart"/>
       <w:r>
         <w:rPr>
           <w:rFonts w:ascii="Arial" w:eastAsia="Times New Roman" w:hAnsi="Arial" w:cs="Arial"/>
@@ -5425,33 +5072,32 @@
           <w:szCs w:val="28"/>
           <w:lang w:val="en-US" w:eastAsia="it-IT"/>
         </w:rPr>
-        <w:t>i</w:t>
-      </w:r>
-      <w:proofErr w:type="spellEnd"/>
-      <w:r>
-        <w:rPr>
-          <w:rFonts w:ascii="Arial" w:eastAsia="Times New Roman" w:hAnsi="Arial" w:cs="Arial"/>
-          <w:b/>
-          <w:bCs/>
-          <w:sz w:val="28"/>
-          <w:szCs w:val="28"/>
+        <w:t>i LAB Tests</w:t>
+      </w:r>
+    </w:p>
+    <w:p>
+      <w:pPr>
+        <w:spacing w:after="0" w:line="330" w:lineRule="atLeast"/>
+        <w:rPr>
+          <w:rFonts w:ascii="Arial" w:eastAsia="Times New Roman" w:hAnsi="Arial" w:cs="Arial"/>
+          <w:b/>
+          <w:bCs/>
+          <w:sz w:val="24"/>
+          <w:szCs w:val="24"/>
+          <w:lang w:eastAsia="it-IT"/>
+        </w:rPr>
+      </w:pPr>
+      <w:r>
+        <w:rPr>
+          <w:rFonts w:ascii="Arial" w:eastAsia="Times New Roman" w:hAnsi="Arial" w:cs="Arial"/>
+          <w:b/>
+          <w:bCs/>
+          <w:sz w:val="24"/>
+          <w:szCs w:val="24"/>
           <w:lang w:val="en-US" w:eastAsia="it-IT"/>
         </w:rPr>
-        <w:t xml:space="preserve"> LAB Tests</w:t>
-      </w:r>
-    </w:p>
-    <w:p>
-      <w:pPr>
-        <w:spacing w:after="0" w:line="330" w:lineRule="atLeast"/>
-        <w:rPr>
-          <w:rFonts w:ascii="Arial" w:eastAsia="Times New Roman" w:hAnsi="Arial" w:cs="Arial"/>
-          <w:b/>
-          <w:bCs/>
-          <w:sz w:val="24"/>
-          <w:szCs w:val="24"/>
-          <w:lang w:eastAsia="it-IT"/>
-        </w:rPr>
-      </w:pPr>
+        <w:t>1.0</w:t>
+      </w:r>
       <w:r>
         <w:rPr>
           <w:rFonts w:ascii="Arial" w:eastAsia="Times New Roman" w:hAnsi="Arial" w:cs="Arial"/>
@@ -5461,7 +5107,8 @@
           <w:szCs w:val="24"/>
           <w:lang w:val="en-US" w:eastAsia="it-IT"/>
         </w:rPr>
-        <w:t>1.0</w:t>
+        <w:tab/>
+        <w:t>Prim</w:t>
       </w:r>
       <w:r>
         <w:rPr>
@@ -5472,9 +5119,8 @@
           <w:szCs w:val="24"/>
           <w:lang w:val="en-US" w:eastAsia="it-IT"/>
         </w:rPr>
-        <w:tab/>
-      </w:r>
-      <w:proofErr w:type="spellStart"/>
+        <w:t>i LAB Tests</w:t>
+      </w:r>
       <w:r>
         <w:rPr>
           <w:rFonts w:ascii="Arial" w:eastAsia="Times New Roman" w:hAnsi="Arial" w:cs="Arial"/>
@@ -5484,40 +5130,6 @@
           <w:szCs w:val="24"/>
           <w:lang w:val="en-US" w:eastAsia="it-IT"/>
         </w:rPr>
-        <w:t>Prim</w:t>
-      </w:r>
-      <w:r>
-        <w:rPr>
-          <w:rFonts w:ascii="Arial" w:eastAsia="Times New Roman" w:hAnsi="Arial" w:cs="Arial"/>
-          <w:b/>
-          <w:bCs/>
-          <w:sz w:val="24"/>
-          <w:szCs w:val="24"/>
-          <w:lang w:val="en-US" w:eastAsia="it-IT"/>
-        </w:rPr>
-        <w:t>i</w:t>
-      </w:r>
-      <w:proofErr w:type="spellEnd"/>
-      <w:r>
-        <w:rPr>
-          <w:rFonts w:ascii="Arial" w:eastAsia="Times New Roman" w:hAnsi="Arial" w:cs="Arial"/>
-          <w:b/>
-          <w:bCs/>
-          <w:sz w:val="24"/>
-          <w:szCs w:val="24"/>
-          <w:lang w:val="en-US" w:eastAsia="it-IT"/>
-        </w:rPr>
-        <w:t xml:space="preserve"> LAB Tests</w:t>
-      </w:r>
-      <w:r>
-        <w:rPr>
-          <w:rFonts w:ascii="Arial" w:eastAsia="Times New Roman" w:hAnsi="Arial" w:cs="Arial"/>
-          <w:b/>
-          <w:bCs/>
-          <w:sz w:val="24"/>
-          <w:szCs w:val="24"/>
-          <w:lang w:val="en-US" w:eastAsia="it-IT"/>
-        </w:rPr>
         <w:t xml:space="preserve">. </w:t>
       </w:r>
       <w:r>
@@ -5588,27 +5200,15 @@
         </w:rPr>
         <w:t xml:space="preserve">Attualmente il </w:t>
       </w:r>
-      <w:proofErr w:type="spellStart"/>
-      <w:r>
-        <w:rPr>
-          <w:rFonts w:ascii="Arial" w:eastAsia="Times New Roman" w:hAnsi="Arial" w:cs="Arial"/>
-          <w:color w:val="000000" w:themeColor="text1"/>
-          <w:sz w:val="24"/>
-          <w:szCs w:val="24"/>
-          <w:lang w:eastAsia="it-IT"/>
-        </w:rPr>
-        <w:t>Fw</w:t>
-      </w:r>
-      <w:proofErr w:type="spellEnd"/>
-      <w:r>
-        <w:rPr>
-          <w:rFonts w:ascii="Arial" w:eastAsia="Times New Roman" w:hAnsi="Arial" w:cs="Arial"/>
-          <w:color w:val="000000" w:themeColor="text1"/>
-          <w:sz w:val="24"/>
-          <w:szCs w:val="24"/>
-          <w:lang w:eastAsia="it-IT"/>
-        </w:rPr>
-        <w:t xml:space="preserve"> </w:t>
+      <w:r>
+        <w:rPr>
+          <w:rFonts w:ascii="Arial" w:eastAsia="Times New Roman" w:hAnsi="Arial" w:cs="Arial"/>
+          <w:color w:val="000000" w:themeColor="text1"/>
+          <w:sz w:val="24"/>
+          <w:szCs w:val="24"/>
+          <w:lang w:eastAsia="it-IT"/>
+        </w:rPr>
+        <w:t xml:space="preserve">Fw </w:t>
       </w:r>
       <w:r>
         <w:rPr>
@@ -5761,22 +5361,7 @@
           <w:szCs w:val="24"/>
           <w:lang w:eastAsia="it-IT"/>
         </w:rPr>
-        <w:t>M+</w:t>
-      </w:r>
-      <w:proofErr w:type="gramStart"/>
-      <w:r>
-        <w:rPr>
-          <w:rFonts w:ascii="Arial" w:eastAsia="Times New Roman" w:hAnsi="Arial" w:cs="Arial"/>
-          <w:b/>
-          <w:bCs/>
-          <w:i/>
-          <w:iCs/>
-          <w:color w:val="000000" w:themeColor="text1"/>
-          <w:sz w:val="24"/>
-          <w:szCs w:val="24"/>
-          <w:lang w:eastAsia="it-IT"/>
-        </w:rPr>
-        <w:t>393334188263</w:t>
+        <w:t>M+393334188263</w:t>
       </w:r>
       <w:r>
         <w:rPr>
@@ -5797,19 +5382,7 @@
           <w:szCs w:val="24"/>
           <w:lang w:eastAsia="it-IT"/>
         </w:rPr>
-        <w:t xml:space="preserve"> -</w:t>
-      </w:r>
-      <w:proofErr w:type="gramEnd"/>
-      <w:r>
-        <w:rPr>
-          <w:rFonts w:ascii="Arial" w:eastAsia="Times New Roman" w:hAnsi="Arial" w:cs="Arial"/>
-          <w:b/>
-          <w:bCs/>
-          <w:sz w:val="24"/>
-          <w:szCs w:val="24"/>
-          <w:lang w:eastAsia="it-IT"/>
-        </w:rPr>
-        <w:t xml:space="preserve"> </w:t>
+        <w:t xml:space="preserve"> - </w:t>
       </w:r>
       <w:r>
         <w:rPr>
@@ -6038,9 +5611,237 @@
           <w:szCs w:val="24"/>
           <w:lang w:eastAsia="it-IT"/>
         </w:rPr>
-        <w:t>M+</w:t>
-      </w:r>
-      <w:proofErr w:type="gramStart"/>
+        <w:t>M+393334188263</w:t>
+      </w:r>
+      <w:r>
+        <w:rPr>
+          <w:rFonts w:ascii="Arial" w:eastAsia="Times New Roman" w:hAnsi="Arial" w:cs="Arial"/>
+          <w:color w:val="000000" w:themeColor="text1"/>
+          <w:sz w:val="24"/>
+          <w:szCs w:val="24"/>
+          <w:lang w:eastAsia="it-IT"/>
+        </w:rPr>
+        <w:t xml:space="preserve"> </w:t>
+      </w:r>
+      <w:r>
+        <w:rPr>
+          <w:rFonts w:ascii="Arial" w:eastAsia="Times New Roman" w:hAnsi="Arial" w:cs="Arial"/>
+          <w:b/>
+          <w:bCs/>
+          <w:sz w:val="24"/>
+          <w:szCs w:val="24"/>
+          <w:lang w:eastAsia="it-IT"/>
+        </w:rPr>
+        <w:t xml:space="preserve"> - </w:t>
+      </w:r>
+      <w:r>
+        <w:rPr>
+          <w:rFonts w:ascii="Arial" w:eastAsia="Times New Roman" w:hAnsi="Arial" w:cs="Arial"/>
+          <w:b/>
+          <w:bCs/>
+          <w:sz w:val="24"/>
+          <w:szCs w:val="24"/>
+          <w:u w:val="single"/>
+          <w:lang w:eastAsia="it-IT"/>
+        </w:rPr>
+        <w:t>Imposta il numero Master</w:t>
+      </w:r>
+      <w:r>
+        <w:rPr>
+          <w:rFonts w:ascii="Arial" w:eastAsia="Times New Roman" w:hAnsi="Arial" w:cs="Arial"/>
+          <w:b/>
+          <w:bCs/>
+          <w:sz w:val="24"/>
+          <w:szCs w:val="24"/>
+          <w:lang w:eastAsia="it-IT"/>
+        </w:rPr>
+        <w:t xml:space="preserve"> </w:t>
+      </w:r>
+    </w:p>
+    <w:p>
+      <w:pPr>
+        <w:spacing w:after="0" w:line="330" w:lineRule="atLeast"/>
+        <w:rPr>
+          <w:rFonts w:ascii="Arial" w:eastAsia="Times New Roman" w:hAnsi="Arial" w:cs="Arial"/>
+          <w:sz w:val="24"/>
+          <w:szCs w:val="24"/>
+          <w:lang w:eastAsia="it-IT"/>
+        </w:rPr>
+      </w:pPr>
+      <w:r>
+        <w:rPr>
+          <w:rFonts w:ascii="Arial" w:eastAsia="Times New Roman" w:hAnsi="Arial" w:cs="Arial"/>
+          <w:b/>
+          <w:bCs/>
+          <w:sz w:val="24"/>
+          <w:szCs w:val="24"/>
+          <w:lang w:eastAsia="it-IT"/>
+        </w:rPr>
+        <w:tab/>
+      </w:r>
+      <w:r>
+        <w:rPr>
+          <w:rFonts w:ascii="Arial" w:eastAsia="Times New Roman" w:hAnsi="Arial" w:cs="Arial"/>
+          <w:sz w:val="24"/>
+          <w:szCs w:val="24"/>
+          <w:lang w:eastAsia="it-IT"/>
+        </w:rPr>
+        <w:t>Inserisce</w:t>
+      </w:r>
+      <w:r>
+        <w:rPr>
+          <w:rFonts w:ascii="Arial" w:eastAsia="Times New Roman" w:hAnsi="Arial" w:cs="Arial"/>
+          <w:sz w:val="24"/>
+          <w:szCs w:val="24"/>
+          <w:lang w:eastAsia="it-IT"/>
+        </w:rPr>
+        <w:t xml:space="preserve"> solo il MASTER</w:t>
+      </w:r>
+    </w:p>
+    <w:p>
+      <w:pPr>
+        <w:spacing w:after="0" w:line="330" w:lineRule="atLeast"/>
+        <w:rPr>
+          <w:rFonts w:ascii="Arial" w:eastAsia="Times New Roman" w:hAnsi="Arial" w:cs="Arial"/>
+          <w:b/>
+          <w:bCs/>
+          <w:sz w:val="24"/>
+          <w:szCs w:val="24"/>
+          <w:lang w:eastAsia="it-IT"/>
+        </w:rPr>
+      </w:pPr>
+      <w:r>
+        <w:rPr>
+          <w:rFonts w:ascii="Arial" w:eastAsia="Times New Roman" w:hAnsi="Arial" w:cs="Arial"/>
+          <w:b/>
+          <w:bCs/>
+          <w:sz w:val="24"/>
+          <w:szCs w:val="24"/>
+          <w:lang w:eastAsia="it-IT"/>
+        </w:rPr>
+        <w:t>2.1</w:t>
+      </w:r>
+      <w:r>
+        <w:rPr>
+          <w:rFonts w:ascii="Arial" w:eastAsia="Times New Roman" w:hAnsi="Arial" w:cs="Arial"/>
+          <w:b/>
+          <w:bCs/>
+          <w:sz w:val="24"/>
+          <w:szCs w:val="24"/>
+          <w:lang w:eastAsia="it-IT"/>
+        </w:rPr>
+        <w:tab/>
+      </w:r>
+      <w:r>
+        <w:rPr>
+          <w:rFonts w:ascii="Arial" w:eastAsia="Times New Roman" w:hAnsi="Arial" w:cs="Arial"/>
+          <w:b/>
+          <w:bCs/>
+          <w:sz w:val="24"/>
+          <w:szCs w:val="24"/>
+          <w:lang w:eastAsia="it-IT"/>
+        </w:rPr>
+        <w:t xml:space="preserve">Comando </w:t>
+      </w:r>
+      <w:r>
+        <w:rPr>
+          <w:rFonts w:ascii="Arial" w:eastAsia="Times New Roman" w:hAnsi="Arial" w:cs="Arial"/>
+          <w:b/>
+          <w:bCs/>
+          <w:sz w:val="24"/>
+          <w:szCs w:val="24"/>
+          <w:lang w:eastAsia="it-IT"/>
+        </w:rPr>
+        <w:t xml:space="preserve">N - </w:t>
+      </w:r>
+      <w:r>
+        <w:rPr>
+          <w:rFonts w:ascii="Arial" w:eastAsia="Times New Roman" w:hAnsi="Arial" w:cs="Arial"/>
+          <w:b/>
+          <w:bCs/>
+          <w:sz w:val="24"/>
+          <w:szCs w:val="24"/>
+          <w:lang w:eastAsia="it-IT"/>
+        </w:rPr>
+        <w:t>Ritorna i numeri autorizzati</w:t>
+      </w:r>
+    </w:p>
+    <w:p>
+      <w:pPr>
+        <w:spacing w:after="0" w:line="330" w:lineRule="atLeast"/>
+        <w:rPr>
+          <w:rFonts w:ascii="Arial" w:eastAsia="Times New Roman" w:hAnsi="Arial" w:cs="Arial"/>
+          <w:sz w:val="24"/>
+          <w:szCs w:val="24"/>
+          <w:lang w:eastAsia="it-IT"/>
+        </w:rPr>
+      </w:pPr>
+      <w:r>
+        <w:rPr>
+          <w:rFonts w:ascii="Arial" w:eastAsia="Times New Roman" w:hAnsi="Arial" w:cs="Arial"/>
+          <w:b/>
+          <w:bCs/>
+          <w:sz w:val="24"/>
+          <w:szCs w:val="24"/>
+          <w:lang w:eastAsia="it-IT"/>
+        </w:rPr>
+        <w:tab/>
+      </w:r>
+      <w:r>
+        <w:rPr>
+          <w:rFonts w:ascii="Arial" w:eastAsia="Times New Roman" w:hAnsi="Arial" w:cs="Arial"/>
+          <w:sz w:val="24"/>
+          <w:szCs w:val="24"/>
+          <w:lang w:eastAsia="it-IT"/>
+        </w:rPr>
+        <w:t>Presente solo il MASTER</w:t>
+      </w:r>
+    </w:p>
+    <w:p>
+      <w:pPr>
+        <w:spacing w:after="0" w:line="330" w:lineRule="atLeast"/>
+        <w:rPr>
+          <w:rFonts w:ascii="Arial" w:eastAsia="Times New Roman" w:hAnsi="Arial" w:cs="Arial"/>
+          <w:b/>
+          <w:bCs/>
+          <w:sz w:val="24"/>
+          <w:szCs w:val="24"/>
+          <w:lang w:eastAsia="it-IT"/>
+        </w:rPr>
+      </w:pPr>
+      <w:r>
+        <w:rPr>
+          <w:rFonts w:ascii="Arial" w:eastAsia="Times New Roman" w:hAnsi="Arial" w:cs="Arial"/>
+          <w:b/>
+          <w:bCs/>
+          <w:sz w:val="24"/>
+          <w:szCs w:val="24"/>
+          <w:lang w:eastAsia="it-IT"/>
+        </w:rPr>
+        <w:t>2.2</w:t>
+      </w:r>
+      <w:r>
+        <w:rPr>
+          <w:rFonts w:ascii="Arial" w:eastAsia="Times New Roman" w:hAnsi="Arial" w:cs="Arial"/>
+          <w:b/>
+          <w:bCs/>
+          <w:sz w:val="24"/>
+          <w:szCs w:val="24"/>
+          <w:lang w:eastAsia="it-IT"/>
+        </w:rPr>
+        <w:tab/>
+      </w:r>
+      <w:r>
+        <w:rPr>
+          <w:rFonts w:ascii="Arial" w:eastAsia="Times New Roman" w:hAnsi="Arial" w:cs="Arial"/>
+          <w:b/>
+          <w:bCs/>
+          <w:sz w:val="24"/>
+          <w:szCs w:val="24"/>
+          <w:lang w:eastAsia="it-IT"/>
+        </w:rPr>
+        <w:t xml:space="preserve">Comando </w:t>
+      </w:r>
       <w:r>
         <w:rPr>
           <w:rFonts w:ascii="Arial" w:eastAsia="Times New Roman" w:hAnsi="Arial" w:cs="Arial"/>
@@ -6053,248 +5854,7 @@
           <w:szCs w:val="24"/>
           <w:lang w:eastAsia="it-IT"/>
         </w:rPr>
-        <w:t>393334188263</w:t>
-      </w:r>
-      <w:r>
-        <w:rPr>
-          <w:rFonts w:ascii="Arial" w:eastAsia="Times New Roman" w:hAnsi="Arial" w:cs="Arial"/>
-          <w:color w:val="000000" w:themeColor="text1"/>
-          <w:sz w:val="24"/>
-          <w:szCs w:val="24"/>
-          <w:lang w:eastAsia="it-IT"/>
-        </w:rPr>
-        <w:t xml:space="preserve"> </w:t>
-      </w:r>
-      <w:r>
-        <w:rPr>
-          <w:rFonts w:ascii="Arial" w:eastAsia="Times New Roman" w:hAnsi="Arial" w:cs="Arial"/>
-          <w:b/>
-          <w:bCs/>
-          <w:sz w:val="24"/>
-          <w:szCs w:val="24"/>
-          <w:lang w:eastAsia="it-IT"/>
-        </w:rPr>
-        <w:t xml:space="preserve"> -</w:t>
-      </w:r>
-      <w:proofErr w:type="gramEnd"/>
-      <w:r>
-        <w:rPr>
-          <w:rFonts w:ascii="Arial" w:eastAsia="Times New Roman" w:hAnsi="Arial" w:cs="Arial"/>
-          <w:b/>
-          <w:bCs/>
-          <w:sz w:val="24"/>
-          <w:szCs w:val="24"/>
-          <w:lang w:eastAsia="it-IT"/>
-        </w:rPr>
-        <w:t xml:space="preserve"> </w:t>
-      </w:r>
-      <w:r>
-        <w:rPr>
-          <w:rFonts w:ascii="Arial" w:eastAsia="Times New Roman" w:hAnsi="Arial" w:cs="Arial"/>
-          <w:b/>
-          <w:bCs/>
-          <w:sz w:val="24"/>
-          <w:szCs w:val="24"/>
-          <w:u w:val="single"/>
-          <w:lang w:eastAsia="it-IT"/>
-        </w:rPr>
-        <w:t>Imposta il numero Master</w:t>
-      </w:r>
-      <w:r>
-        <w:rPr>
-          <w:rFonts w:ascii="Arial" w:eastAsia="Times New Roman" w:hAnsi="Arial" w:cs="Arial"/>
-          <w:b/>
-          <w:bCs/>
-          <w:sz w:val="24"/>
-          <w:szCs w:val="24"/>
-          <w:lang w:eastAsia="it-IT"/>
-        </w:rPr>
-        <w:t xml:space="preserve"> </w:t>
-      </w:r>
-    </w:p>
-    <w:p>
-      <w:pPr>
-        <w:spacing w:after="0" w:line="330" w:lineRule="atLeast"/>
-        <w:rPr>
-          <w:rFonts w:ascii="Arial" w:eastAsia="Times New Roman" w:hAnsi="Arial" w:cs="Arial"/>
-          <w:sz w:val="24"/>
-          <w:szCs w:val="24"/>
-          <w:lang w:eastAsia="it-IT"/>
-        </w:rPr>
-      </w:pPr>
-      <w:r>
-        <w:rPr>
-          <w:rFonts w:ascii="Arial" w:eastAsia="Times New Roman" w:hAnsi="Arial" w:cs="Arial"/>
-          <w:b/>
-          <w:bCs/>
-          <w:sz w:val="24"/>
-          <w:szCs w:val="24"/>
-          <w:lang w:eastAsia="it-IT"/>
-        </w:rPr>
-        <w:tab/>
-      </w:r>
-      <w:r>
-        <w:rPr>
-          <w:rFonts w:ascii="Arial" w:eastAsia="Times New Roman" w:hAnsi="Arial" w:cs="Arial"/>
-          <w:sz w:val="24"/>
-          <w:szCs w:val="24"/>
-          <w:lang w:eastAsia="it-IT"/>
-        </w:rPr>
-        <w:t>Inserisce</w:t>
-      </w:r>
-      <w:r>
-        <w:rPr>
-          <w:rFonts w:ascii="Arial" w:eastAsia="Times New Roman" w:hAnsi="Arial" w:cs="Arial"/>
-          <w:sz w:val="24"/>
-          <w:szCs w:val="24"/>
-          <w:lang w:eastAsia="it-IT"/>
-        </w:rPr>
-        <w:t xml:space="preserve"> solo il MASTER</w:t>
-      </w:r>
-    </w:p>
-    <w:p>
-      <w:pPr>
-        <w:spacing w:after="0" w:line="330" w:lineRule="atLeast"/>
-        <w:rPr>
-          <w:rFonts w:ascii="Arial" w:eastAsia="Times New Roman" w:hAnsi="Arial" w:cs="Arial"/>
-          <w:b/>
-          <w:bCs/>
-          <w:sz w:val="24"/>
-          <w:szCs w:val="24"/>
-          <w:lang w:eastAsia="it-IT"/>
-        </w:rPr>
-      </w:pPr>
-      <w:r>
-        <w:rPr>
-          <w:rFonts w:ascii="Arial" w:eastAsia="Times New Roman" w:hAnsi="Arial" w:cs="Arial"/>
-          <w:b/>
-          <w:bCs/>
-          <w:sz w:val="24"/>
-          <w:szCs w:val="24"/>
-          <w:lang w:eastAsia="it-IT"/>
-        </w:rPr>
-        <w:t>2.1</w:t>
-      </w:r>
-      <w:r>
-        <w:rPr>
-          <w:rFonts w:ascii="Arial" w:eastAsia="Times New Roman" w:hAnsi="Arial" w:cs="Arial"/>
-          <w:b/>
-          <w:bCs/>
-          <w:sz w:val="24"/>
-          <w:szCs w:val="24"/>
-          <w:lang w:eastAsia="it-IT"/>
-        </w:rPr>
-        <w:tab/>
-      </w:r>
-      <w:r>
-        <w:rPr>
-          <w:rFonts w:ascii="Arial" w:eastAsia="Times New Roman" w:hAnsi="Arial" w:cs="Arial"/>
-          <w:b/>
-          <w:bCs/>
-          <w:sz w:val="24"/>
-          <w:szCs w:val="24"/>
-          <w:lang w:eastAsia="it-IT"/>
-        </w:rPr>
-        <w:t xml:space="preserve">Comando </w:t>
-      </w:r>
-      <w:r>
-        <w:rPr>
-          <w:rFonts w:ascii="Arial" w:eastAsia="Times New Roman" w:hAnsi="Arial" w:cs="Arial"/>
-          <w:b/>
-          <w:bCs/>
-          <w:sz w:val="24"/>
-          <w:szCs w:val="24"/>
-          <w:lang w:eastAsia="it-IT"/>
-        </w:rPr>
-        <w:t xml:space="preserve">N - </w:t>
-      </w:r>
-      <w:r>
-        <w:rPr>
-          <w:rFonts w:ascii="Arial" w:eastAsia="Times New Roman" w:hAnsi="Arial" w:cs="Arial"/>
-          <w:b/>
-          <w:bCs/>
-          <w:sz w:val="24"/>
-          <w:szCs w:val="24"/>
-          <w:lang w:eastAsia="it-IT"/>
-        </w:rPr>
-        <w:t>Ritorna i numeri autorizzati</w:t>
-      </w:r>
-    </w:p>
-    <w:p>
-      <w:pPr>
-        <w:spacing w:after="0" w:line="330" w:lineRule="atLeast"/>
-        <w:rPr>
-          <w:rFonts w:ascii="Arial" w:eastAsia="Times New Roman" w:hAnsi="Arial" w:cs="Arial"/>
-          <w:sz w:val="24"/>
-          <w:szCs w:val="24"/>
-          <w:lang w:eastAsia="it-IT"/>
-        </w:rPr>
-      </w:pPr>
-      <w:r>
-        <w:rPr>
-          <w:rFonts w:ascii="Arial" w:eastAsia="Times New Roman" w:hAnsi="Arial" w:cs="Arial"/>
-          <w:b/>
-          <w:bCs/>
-          <w:sz w:val="24"/>
-          <w:szCs w:val="24"/>
-          <w:lang w:eastAsia="it-IT"/>
-        </w:rPr>
-        <w:tab/>
-      </w:r>
-      <w:r>
-        <w:rPr>
-          <w:rFonts w:ascii="Arial" w:eastAsia="Times New Roman" w:hAnsi="Arial" w:cs="Arial"/>
-          <w:sz w:val="24"/>
-          <w:szCs w:val="24"/>
-          <w:lang w:eastAsia="it-IT"/>
-        </w:rPr>
-        <w:t>Presente solo il MASTER</w:t>
-      </w:r>
-    </w:p>
-    <w:p>
-      <w:pPr>
-        <w:spacing w:after="0" w:line="330" w:lineRule="atLeast"/>
-        <w:rPr>
-          <w:rFonts w:ascii="Arial" w:eastAsia="Times New Roman" w:hAnsi="Arial" w:cs="Arial"/>
-          <w:b/>
-          <w:bCs/>
-          <w:sz w:val="24"/>
-          <w:szCs w:val="24"/>
-          <w:lang w:eastAsia="it-IT"/>
-        </w:rPr>
-      </w:pPr>
-      <w:r>
-        <w:rPr>
-          <w:rFonts w:ascii="Arial" w:eastAsia="Times New Roman" w:hAnsi="Arial" w:cs="Arial"/>
-          <w:b/>
-          <w:bCs/>
-          <w:sz w:val="24"/>
-          <w:szCs w:val="24"/>
-          <w:lang w:eastAsia="it-IT"/>
-        </w:rPr>
-        <w:t>2.2</w:t>
-      </w:r>
-      <w:r>
-        <w:rPr>
-          <w:rFonts w:ascii="Arial" w:eastAsia="Times New Roman" w:hAnsi="Arial" w:cs="Arial"/>
-          <w:b/>
-          <w:bCs/>
-          <w:sz w:val="24"/>
-          <w:szCs w:val="24"/>
-          <w:lang w:eastAsia="it-IT"/>
-        </w:rPr>
-        <w:tab/>
-      </w:r>
-      <w:r>
-        <w:rPr>
-          <w:rFonts w:ascii="Arial" w:eastAsia="Times New Roman" w:hAnsi="Arial" w:cs="Arial"/>
-          <w:b/>
-          <w:bCs/>
-          <w:sz w:val="24"/>
-          <w:szCs w:val="24"/>
-          <w:lang w:eastAsia="it-IT"/>
-        </w:rPr>
-        <w:t xml:space="preserve">Comando </w:t>
+        <w:t>A1</w:t>
       </w:r>
       <w:r>
         <w:rPr>
@@ -6308,7 +5868,259 @@
           <w:szCs w:val="24"/>
           <w:lang w:eastAsia="it-IT"/>
         </w:rPr>
-        <w:t>A1</w:t>
+        <w:t>+393334188263</w:t>
+      </w:r>
+      <w:r>
+        <w:rPr>
+          <w:rFonts w:ascii="Arial" w:eastAsia="Times New Roman" w:hAnsi="Arial" w:cs="Arial"/>
+          <w:color w:val="000000" w:themeColor="text1"/>
+          <w:sz w:val="24"/>
+          <w:szCs w:val="24"/>
+          <w:lang w:eastAsia="it-IT"/>
+        </w:rPr>
+        <w:t xml:space="preserve"> </w:t>
+      </w:r>
+      <w:r>
+        <w:rPr>
+          <w:rFonts w:ascii="Arial" w:eastAsia="Times New Roman" w:hAnsi="Arial" w:cs="Arial"/>
+          <w:b/>
+          <w:bCs/>
+          <w:sz w:val="24"/>
+          <w:szCs w:val="24"/>
+          <w:lang w:eastAsia="it-IT"/>
+        </w:rPr>
+        <w:t xml:space="preserve"> - </w:t>
+      </w:r>
+      <w:r>
+        <w:rPr>
+          <w:rFonts w:ascii="Arial" w:eastAsia="Times New Roman" w:hAnsi="Arial" w:cs="Arial"/>
+          <w:b/>
+          <w:bCs/>
+          <w:sz w:val="24"/>
+          <w:szCs w:val="24"/>
+          <w:u w:val="single"/>
+          <w:lang w:eastAsia="it-IT"/>
+        </w:rPr>
+        <w:t xml:space="preserve">Imposta il </w:t>
+      </w:r>
+      <w:r>
+        <w:rPr>
+          <w:rFonts w:ascii="Arial" w:eastAsia="Times New Roman" w:hAnsi="Arial" w:cs="Arial"/>
+          <w:b/>
+          <w:bCs/>
+          <w:sz w:val="24"/>
+          <w:szCs w:val="24"/>
+          <w:u w:val="single"/>
+          <w:lang w:eastAsia="it-IT"/>
+        </w:rPr>
+        <w:t>primo numero Ausiliario</w:t>
+      </w:r>
+      <w:r>
+        <w:rPr>
+          <w:rFonts w:ascii="Arial" w:eastAsia="Times New Roman" w:hAnsi="Arial" w:cs="Arial"/>
+          <w:b/>
+          <w:bCs/>
+          <w:sz w:val="24"/>
+          <w:szCs w:val="24"/>
+          <w:lang w:eastAsia="it-IT"/>
+        </w:rPr>
+        <w:t xml:space="preserve"> </w:t>
+      </w:r>
+    </w:p>
+    <w:p>
+      <w:pPr>
+        <w:spacing w:after="0" w:line="330" w:lineRule="atLeast"/>
+        <w:rPr>
+          <w:rFonts w:ascii="Arial" w:eastAsia="Times New Roman" w:hAnsi="Arial" w:cs="Arial"/>
+          <w:sz w:val="24"/>
+          <w:szCs w:val="24"/>
+          <w:lang w:eastAsia="it-IT"/>
+        </w:rPr>
+      </w:pPr>
+      <w:r>
+        <w:rPr>
+          <w:rFonts w:ascii="Arial" w:eastAsia="Times New Roman" w:hAnsi="Arial" w:cs="Arial"/>
+          <w:b/>
+          <w:bCs/>
+          <w:sz w:val="24"/>
+          <w:szCs w:val="24"/>
+          <w:lang w:eastAsia="it-IT"/>
+        </w:rPr>
+        <w:tab/>
+      </w:r>
+      <w:r>
+        <w:rPr>
+          <w:rFonts w:ascii="Arial" w:eastAsia="Times New Roman" w:hAnsi="Arial" w:cs="Arial"/>
+          <w:sz w:val="24"/>
+          <w:szCs w:val="24"/>
+          <w:lang w:eastAsia="it-IT"/>
+        </w:rPr>
+        <w:t>Inserisce l’Ausiliario 1</w:t>
+      </w:r>
+    </w:p>
+    <w:p>
+      <w:pPr>
+        <w:spacing w:after="0" w:line="330" w:lineRule="atLeast"/>
+        <w:rPr>
+          <w:rFonts w:ascii="Arial" w:eastAsia="Times New Roman" w:hAnsi="Arial" w:cs="Arial"/>
+          <w:b/>
+          <w:bCs/>
+          <w:sz w:val="24"/>
+          <w:szCs w:val="24"/>
+          <w:lang w:eastAsia="it-IT"/>
+        </w:rPr>
+      </w:pPr>
+      <w:r>
+        <w:rPr>
+          <w:rFonts w:ascii="Arial" w:eastAsia="Times New Roman" w:hAnsi="Arial" w:cs="Arial"/>
+          <w:b/>
+          <w:bCs/>
+          <w:sz w:val="24"/>
+          <w:szCs w:val="24"/>
+          <w:lang w:eastAsia="it-IT"/>
+        </w:rPr>
+        <w:t>2.</w:t>
+      </w:r>
+      <w:r>
+        <w:rPr>
+          <w:rFonts w:ascii="Arial" w:eastAsia="Times New Roman" w:hAnsi="Arial" w:cs="Arial"/>
+          <w:b/>
+          <w:bCs/>
+          <w:sz w:val="24"/>
+          <w:szCs w:val="24"/>
+          <w:lang w:eastAsia="it-IT"/>
+        </w:rPr>
+        <w:t>3</w:t>
+      </w:r>
+      <w:r>
+        <w:rPr>
+          <w:rFonts w:ascii="Arial" w:eastAsia="Times New Roman" w:hAnsi="Arial" w:cs="Arial"/>
+          <w:b/>
+          <w:bCs/>
+          <w:sz w:val="24"/>
+          <w:szCs w:val="24"/>
+          <w:lang w:eastAsia="it-IT"/>
+        </w:rPr>
+        <w:tab/>
+      </w:r>
+      <w:r>
+        <w:rPr>
+          <w:rFonts w:ascii="Arial" w:eastAsia="Times New Roman" w:hAnsi="Arial" w:cs="Arial"/>
+          <w:b/>
+          <w:bCs/>
+          <w:sz w:val="24"/>
+          <w:szCs w:val="24"/>
+          <w:lang w:eastAsia="it-IT"/>
+        </w:rPr>
+        <w:t xml:space="preserve">Comando </w:t>
+      </w:r>
+      <w:r>
+        <w:rPr>
+          <w:rFonts w:ascii="Arial" w:eastAsia="Times New Roman" w:hAnsi="Arial" w:cs="Arial"/>
+          <w:b/>
+          <w:bCs/>
+          <w:sz w:val="24"/>
+          <w:szCs w:val="24"/>
+          <w:lang w:eastAsia="it-IT"/>
+        </w:rPr>
+        <w:t xml:space="preserve">N - </w:t>
+      </w:r>
+      <w:r>
+        <w:rPr>
+          <w:rFonts w:ascii="Arial" w:eastAsia="Times New Roman" w:hAnsi="Arial" w:cs="Arial"/>
+          <w:b/>
+          <w:bCs/>
+          <w:sz w:val="24"/>
+          <w:szCs w:val="24"/>
+          <w:lang w:eastAsia="it-IT"/>
+        </w:rPr>
+        <w:t>Ritorna i numeri autorizzati</w:t>
+      </w:r>
+    </w:p>
+    <w:p>
+      <w:pPr>
+        <w:spacing w:after="0" w:line="330" w:lineRule="atLeast"/>
+        <w:rPr>
+          <w:rFonts w:ascii="Arial" w:eastAsia="Times New Roman" w:hAnsi="Arial" w:cs="Arial"/>
+          <w:sz w:val="24"/>
+          <w:szCs w:val="24"/>
+          <w:lang w:eastAsia="it-IT"/>
+        </w:rPr>
+      </w:pPr>
+      <w:r>
+        <w:rPr>
+          <w:rFonts w:ascii="Arial" w:eastAsia="Times New Roman" w:hAnsi="Arial" w:cs="Arial"/>
+          <w:b/>
+          <w:bCs/>
+          <w:sz w:val="24"/>
+          <w:szCs w:val="24"/>
+          <w:lang w:eastAsia="it-IT"/>
+        </w:rPr>
+        <w:tab/>
+      </w:r>
+      <w:r>
+        <w:rPr>
+          <w:rFonts w:ascii="Arial" w:eastAsia="Times New Roman" w:hAnsi="Arial" w:cs="Arial"/>
+          <w:sz w:val="24"/>
+          <w:szCs w:val="24"/>
+          <w:lang w:eastAsia="it-IT"/>
+        </w:rPr>
+        <w:t>Presente il MASTER</w:t>
+      </w:r>
+      <w:r>
+        <w:rPr>
+          <w:rFonts w:ascii="Arial" w:eastAsia="Times New Roman" w:hAnsi="Arial" w:cs="Arial"/>
+          <w:sz w:val="24"/>
+          <w:szCs w:val="24"/>
+          <w:lang w:eastAsia="it-IT"/>
+        </w:rPr>
+        <w:t xml:space="preserve"> e l’Ausiliario 1</w:t>
+      </w:r>
+    </w:p>
+    <w:p>
+      <w:pPr>
+        <w:spacing w:after="0" w:line="330" w:lineRule="atLeast"/>
+        <w:rPr>
+          <w:rFonts w:ascii="Arial" w:eastAsia="Times New Roman" w:hAnsi="Arial" w:cs="Arial"/>
+          <w:b/>
+          <w:bCs/>
+          <w:sz w:val="24"/>
+          <w:szCs w:val="24"/>
+          <w:lang w:eastAsia="it-IT"/>
+        </w:rPr>
+      </w:pPr>
+      <w:r>
+        <w:rPr>
+          <w:rFonts w:ascii="Arial" w:eastAsia="Times New Roman" w:hAnsi="Arial" w:cs="Arial"/>
+          <w:b/>
+          <w:bCs/>
+          <w:sz w:val="24"/>
+          <w:szCs w:val="24"/>
+          <w:lang w:eastAsia="it-IT"/>
+        </w:rPr>
+        <w:t>2.4</w:t>
+      </w:r>
+      <w:r>
+        <w:rPr>
+          <w:rFonts w:ascii="Arial" w:eastAsia="Times New Roman" w:hAnsi="Arial" w:cs="Arial"/>
+          <w:b/>
+          <w:bCs/>
+          <w:sz w:val="24"/>
+          <w:szCs w:val="24"/>
+          <w:lang w:eastAsia="it-IT"/>
+        </w:rPr>
+        <w:tab/>
+      </w:r>
+      <w:r>
+        <w:rPr>
+          <w:rFonts w:ascii="Arial" w:eastAsia="Times New Roman" w:hAnsi="Arial" w:cs="Arial"/>
+          <w:b/>
+          <w:bCs/>
+          <w:sz w:val="24"/>
+          <w:szCs w:val="24"/>
+          <w:lang w:eastAsia="it-IT"/>
+        </w:rPr>
+        <w:t xml:space="preserve">Comando </w:t>
       </w:r>
       <w:r>
         <w:rPr>
@@ -6322,9 +6134,8 @@
           <w:szCs w:val="24"/>
           <w:lang w:eastAsia="it-IT"/>
         </w:rPr>
-        <w:t>+</w:t>
-      </w:r>
-      <w:proofErr w:type="gramStart"/>
+        <w:t>A2</w:t>
+      </w:r>
       <w:r>
         <w:rPr>
           <w:rFonts w:ascii="Arial" w:eastAsia="Times New Roman" w:hAnsi="Arial" w:cs="Arial"/>
@@ -6337,7 +6148,7 @@
           <w:szCs w:val="24"/>
           <w:lang w:eastAsia="it-IT"/>
         </w:rPr>
-        <w:t>393334188263</w:t>
+        <w:t>+393334188263</w:t>
       </w:r>
       <w:r>
         <w:rPr>
@@ -6358,9 +6169,32 @@
           <w:szCs w:val="24"/>
           <w:lang w:eastAsia="it-IT"/>
         </w:rPr>
-        <w:t xml:space="preserve"> -</w:t>
-      </w:r>
-      <w:proofErr w:type="gramEnd"/>
+        <w:t xml:space="preserve"> - </w:t>
+      </w:r>
+      <w:r>
+        <w:rPr>
+          <w:rFonts w:ascii="Arial" w:eastAsia="Times New Roman" w:hAnsi="Arial" w:cs="Arial"/>
+          <w:b/>
+          <w:bCs/>
+          <w:sz w:val="24"/>
+          <w:szCs w:val="24"/>
+          <w:u w:val="single"/>
+          <w:lang w:eastAsia="it-IT"/>
+        </w:rPr>
+        <w:t xml:space="preserve">Imposta il </w:t>
+      </w:r>
+      <w:r>
+        <w:rPr>
+          <w:rFonts w:ascii="Arial" w:eastAsia="Times New Roman" w:hAnsi="Arial" w:cs="Arial"/>
+          <w:b/>
+          <w:bCs/>
+          <w:sz w:val="24"/>
+          <w:szCs w:val="24"/>
+          <w:u w:val="single"/>
+          <w:lang w:eastAsia="it-IT"/>
+        </w:rPr>
+        <w:t>secondo numero Ausiliario</w:t>
+      </w:r>
       <w:r>
         <w:rPr>
           <w:rFonts w:ascii="Arial" w:eastAsia="Times New Roman" w:hAnsi="Arial" w:cs="Arial"/>
@@ -6372,41 +6206,6 @@
         </w:rPr>
         <w:t xml:space="preserve"> </w:t>
       </w:r>
-      <w:r>
-        <w:rPr>
-          <w:rFonts w:ascii="Arial" w:eastAsia="Times New Roman" w:hAnsi="Arial" w:cs="Arial"/>
-          <w:b/>
-          <w:bCs/>
-          <w:sz w:val="24"/>
-          <w:szCs w:val="24"/>
-          <w:u w:val="single"/>
-          <w:lang w:eastAsia="it-IT"/>
-        </w:rPr>
-        <w:t xml:space="preserve">Imposta il </w:t>
-      </w:r>
-      <w:r>
-        <w:rPr>
-          <w:rFonts w:ascii="Arial" w:eastAsia="Times New Roman" w:hAnsi="Arial" w:cs="Arial"/>
-          <w:b/>
-          <w:bCs/>
-          <w:sz w:val="24"/>
-          <w:szCs w:val="24"/>
-          <w:u w:val="single"/>
-          <w:lang w:eastAsia="it-IT"/>
-        </w:rPr>
-        <w:t>primo numero Ausiliario</w:t>
-      </w:r>
-      <w:r>
-        <w:rPr>
-          <w:rFonts w:ascii="Arial" w:eastAsia="Times New Roman" w:hAnsi="Arial" w:cs="Arial"/>
-          <w:b/>
-          <w:bCs/>
-          <w:sz w:val="24"/>
-          <w:szCs w:val="24"/>
-          <w:lang w:eastAsia="it-IT"/>
-        </w:rPr>
-        <w:t xml:space="preserve"> </w:t>
-      </w:r>
     </w:p>
     <w:p>
       <w:pPr>
@@ -6436,7 +6235,16 @@
           <w:szCs w:val="24"/>
           <w:lang w:eastAsia="it-IT"/>
         </w:rPr>
-        <w:t>Inserisce l’Ausiliario 1</w:t>
+        <w:t xml:space="preserve">Inserisce l’Ausiliario </w:t>
+      </w:r>
+      <w:r>
+        <w:rPr>
+          <w:rFonts w:ascii="Arial" w:eastAsia="Times New Roman" w:hAnsi="Arial" w:cs="Arial"/>
+          <w:sz w:val="24"/>
+          <w:szCs w:val="24"/>
+          <w:lang w:eastAsia="it-IT"/>
+        </w:rPr>
+        <w:t>2</w:t>
       </w:r>
     </w:p>
     <w:p>
@@ -6471,7 +6279,7 @@
           <w:szCs w:val="24"/>
           <w:lang w:eastAsia="it-IT"/>
         </w:rPr>
-        <w:t>3</w:t>
+        <w:t>5</w:t>
       </w:r>
       <w:r>
         <w:rPr>
@@ -6555,31 +6363,60 @@
           <w:szCs w:val="24"/>
           <w:lang w:eastAsia="it-IT"/>
         </w:rPr>
-        <w:t xml:space="preserve"> e l’Ausiliario 1</w:t>
-      </w:r>
-    </w:p>
-    <w:p>
-      <w:pPr>
-        <w:spacing w:after="0" w:line="330" w:lineRule="atLeast"/>
-        <w:rPr>
-          <w:rFonts w:ascii="Arial" w:eastAsia="Times New Roman" w:hAnsi="Arial" w:cs="Arial"/>
-          <w:b/>
-          <w:bCs/>
-          <w:sz w:val="24"/>
-          <w:szCs w:val="24"/>
-          <w:lang w:eastAsia="it-IT"/>
-        </w:rPr>
-      </w:pPr>
-      <w:r>
-        <w:rPr>
-          <w:rFonts w:ascii="Arial" w:eastAsia="Times New Roman" w:hAnsi="Arial" w:cs="Arial"/>
-          <w:b/>
-          <w:bCs/>
-          <w:sz w:val="24"/>
-          <w:szCs w:val="24"/>
-          <w:lang w:eastAsia="it-IT"/>
-        </w:rPr>
-        <w:t>2.4</w:t>
+        <w:t xml:space="preserve"> e gl</w:t>
+      </w:r>
+      <w:r>
+        <w:rPr>
+          <w:rFonts w:ascii="Arial" w:eastAsia="Times New Roman" w:hAnsi="Arial" w:cs="Arial"/>
+          <w:sz w:val="24"/>
+          <w:szCs w:val="24"/>
+          <w:lang w:eastAsia="it-IT"/>
+        </w:rPr>
+        <w:t xml:space="preserve">i </w:t>
+      </w:r>
+      <w:r>
+        <w:rPr>
+          <w:rFonts w:ascii="Arial" w:eastAsia="Times New Roman" w:hAnsi="Arial" w:cs="Arial"/>
+          <w:sz w:val="24"/>
+          <w:szCs w:val="24"/>
+          <w:lang w:eastAsia="it-IT"/>
+        </w:rPr>
+        <w:t>Ausiliari 1 e 2</w:t>
+      </w:r>
+    </w:p>
+    <w:p>
+      <w:pPr>
+        <w:spacing w:after="0" w:line="330" w:lineRule="atLeast"/>
+        <w:rPr>
+          <w:rFonts w:ascii="Arial" w:eastAsia="Times New Roman" w:hAnsi="Arial" w:cs="Arial"/>
+          <w:b/>
+          <w:bCs/>
+          <w:sz w:val="24"/>
+          <w:szCs w:val="24"/>
+          <w:lang w:eastAsia="it-IT"/>
+        </w:rPr>
+      </w:pPr>
+      <w:r>
+        <w:rPr>
+          <w:rFonts w:ascii="Arial" w:eastAsia="Times New Roman" w:hAnsi="Arial" w:cs="Arial"/>
+          <w:b/>
+          <w:bCs/>
+          <w:sz w:val="24"/>
+          <w:szCs w:val="24"/>
+          <w:lang w:eastAsia="it-IT"/>
+        </w:rPr>
+        <w:t>2.</w:t>
+      </w:r>
+      <w:r>
+        <w:rPr>
+          <w:rFonts w:ascii="Arial" w:eastAsia="Times New Roman" w:hAnsi="Arial" w:cs="Arial"/>
+          <w:b/>
+          <w:bCs/>
+          <w:sz w:val="24"/>
+          <w:szCs w:val="24"/>
+          <w:lang w:eastAsia="it-IT"/>
+        </w:rPr>
+        <w:t>6</w:t>
       </w:r>
       <w:r>
         <w:rPr>
@@ -6615,7 +6452,7 @@
           <w:szCs w:val="24"/>
           <w:lang w:eastAsia="it-IT"/>
         </w:rPr>
-        <w:t>A2</w:t>
+        <w:t>A3</w:t>
       </w:r>
       <w:r>
         <w:rPr>
@@ -6629,22 +6466,7 @@
           <w:szCs w:val="24"/>
           <w:lang w:eastAsia="it-IT"/>
         </w:rPr>
-        <w:t>+</w:t>
-      </w:r>
-      <w:proofErr w:type="gramStart"/>
-      <w:r>
-        <w:rPr>
-          <w:rFonts w:ascii="Arial" w:eastAsia="Times New Roman" w:hAnsi="Arial" w:cs="Arial"/>
-          <w:b/>
-          <w:bCs/>
-          <w:i/>
-          <w:iCs/>
-          <w:color w:val="000000" w:themeColor="text1"/>
-          <w:sz w:val="24"/>
-          <w:szCs w:val="24"/>
-          <w:lang w:eastAsia="it-IT"/>
-        </w:rPr>
-        <w:t>393334188263</w:t>
+        <w:t>+393334188263</w:t>
       </w:r>
       <w:r>
         <w:rPr>
@@ -6665,364 +6487,7 @@
           <w:szCs w:val="24"/>
           <w:lang w:eastAsia="it-IT"/>
         </w:rPr>
-        <w:t xml:space="preserve"> -</w:t>
-      </w:r>
-      <w:proofErr w:type="gramEnd"/>
-      <w:r>
-        <w:rPr>
-          <w:rFonts w:ascii="Arial" w:eastAsia="Times New Roman" w:hAnsi="Arial" w:cs="Arial"/>
-          <w:b/>
-          <w:bCs/>
-          <w:sz w:val="24"/>
-          <w:szCs w:val="24"/>
-          <w:lang w:eastAsia="it-IT"/>
-        </w:rPr>
-        <w:t xml:space="preserve"> </w:t>
-      </w:r>
-      <w:r>
-        <w:rPr>
-          <w:rFonts w:ascii="Arial" w:eastAsia="Times New Roman" w:hAnsi="Arial" w:cs="Arial"/>
-          <w:b/>
-          <w:bCs/>
-          <w:sz w:val="24"/>
-          <w:szCs w:val="24"/>
-          <w:u w:val="single"/>
-          <w:lang w:eastAsia="it-IT"/>
-        </w:rPr>
-        <w:t xml:space="preserve">Imposta il </w:t>
-      </w:r>
-      <w:r>
-        <w:rPr>
-          <w:rFonts w:ascii="Arial" w:eastAsia="Times New Roman" w:hAnsi="Arial" w:cs="Arial"/>
-          <w:b/>
-          <w:bCs/>
-          <w:sz w:val="24"/>
-          <w:szCs w:val="24"/>
-          <w:u w:val="single"/>
-          <w:lang w:eastAsia="it-IT"/>
-        </w:rPr>
-        <w:t>secondo numero Ausiliario</w:t>
-      </w:r>
-      <w:r>
-        <w:rPr>
-          <w:rFonts w:ascii="Arial" w:eastAsia="Times New Roman" w:hAnsi="Arial" w:cs="Arial"/>
-          <w:b/>
-          <w:bCs/>
-          <w:sz w:val="24"/>
-          <w:szCs w:val="24"/>
-          <w:lang w:eastAsia="it-IT"/>
-        </w:rPr>
-        <w:t xml:space="preserve"> </w:t>
-      </w:r>
-    </w:p>
-    <w:p>
-      <w:pPr>
-        <w:spacing w:after="0" w:line="330" w:lineRule="atLeast"/>
-        <w:rPr>
-          <w:rFonts w:ascii="Arial" w:eastAsia="Times New Roman" w:hAnsi="Arial" w:cs="Arial"/>
-          <w:sz w:val="24"/>
-          <w:szCs w:val="24"/>
-          <w:lang w:eastAsia="it-IT"/>
-        </w:rPr>
-      </w:pPr>
-      <w:r>
-        <w:rPr>
-          <w:rFonts w:ascii="Arial" w:eastAsia="Times New Roman" w:hAnsi="Arial" w:cs="Arial"/>
-          <w:b/>
-          <w:bCs/>
-          <w:sz w:val="24"/>
-          <w:szCs w:val="24"/>
-          <w:lang w:eastAsia="it-IT"/>
-        </w:rPr>
-        <w:tab/>
-      </w:r>
-      <w:r>
-        <w:rPr>
-          <w:rFonts w:ascii="Arial" w:eastAsia="Times New Roman" w:hAnsi="Arial" w:cs="Arial"/>
-          <w:sz w:val="24"/>
-          <w:szCs w:val="24"/>
-          <w:lang w:eastAsia="it-IT"/>
-        </w:rPr>
-        <w:t xml:space="preserve">Inserisce l’Ausiliario </w:t>
-      </w:r>
-      <w:r>
-        <w:rPr>
-          <w:rFonts w:ascii="Arial" w:eastAsia="Times New Roman" w:hAnsi="Arial" w:cs="Arial"/>
-          <w:sz w:val="24"/>
-          <w:szCs w:val="24"/>
-          <w:lang w:eastAsia="it-IT"/>
-        </w:rPr>
-        <w:t>2</w:t>
-      </w:r>
-    </w:p>
-    <w:p>
-      <w:pPr>
-        <w:spacing w:after="0" w:line="330" w:lineRule="atLeast"/>
-        <w:rPr>
-          <w:rFonts w:ascii="Arial" w:eastAsia="Times New Roman" w:hAnsi="Arial" w:cs="Arial"/>
-          <w:b/>
-          <w:bCs/>
-          <w:sz w:val="24"/>
-          <w:szCs w:val="24"/>
-          <w:lang w:eastAsia="it-IT"/>
-        </w:rPr>
-      </w:pPr>
-      <w:r>
-        <w:rPr>
-          <w:rFonts w:ascii="Arial" w:eastAsia="Times New Roman" w:hAnsi="Arial" w:cs="Arial"/>
-          <w:b/>
-          <w:bCs/>
-          <w:sz w:val="24"/>
-          <w:szCs w:val="24"/>
-          <w:lang w:eastAsia="it-IT"/>
-        </w:rPr>
-        <w:t>2.</w:t>
-      </w:r>
-      <w:r>
-        <w:rPr>
-          <w:rFonts w:ascii="Arial" w:eastAsia="Times New Roman" w:hAnsi="Arial" w:cs="Arial"/>
-          <w:b/>
-          <w:bCs/>
-          <w:sz w:val="24"/>
-          <w:szCs w:val="24"/>
-          <w:lang w:eastAsia="it-IT"/>
-        </w:rPr>
-        <w:t>5</w:t>
-      </w:r>
-      <w:r>
-        <w:rPr>
-          <w:rFonts w:ascii="Arial" w:eastAsia="Times New Roman" w:hAnsi="Arial" w:cs="Arial"/>
-          <w:b/>
-          <w:bCs/>
-          <w:sz w:val="24"/>
-          <w:szCs w:val="24"/>
-          <w:lang w:eastAsia="it-IT"/>
-        </w:rPr>
-        <w:tab/>
-      </w:r>
-      <w:r>
-        <w:rPr>
-          <w:rFonts w:ascii="Arial" w:eastAsia="Times New Roman" w:hAnsi="Arial" w:cs="Arial"/>
-          <w:b/>
-          <w:bCs/>
-          <w:sz w:val="24"/>
-          <w:szCs w:val="24"/>
-          <w:lang w:eastAsia="it-IT"/>
-        </w:rPr>
-        <w:t xml:space="preserve">Comando </w:t>
-      </w:r>
-      <w:r>
-        <w:rPr>
-          <w:rFonts w:ascii="Arial" w:eastAsia="Times New Roman" w:hAnsi="Arial" w:cs="Arial"/>
-          <w:b/>
-          <w:bCs/>
-          <w:sz w:val="24"/>
-          <w:szCs w:val="24"/>
-          <w:lang w:eastAsia="it-IT"/>
-        </w:rPr>
-        <w:t xml:space="preserve">N - </w:t>
-      </w:r>
-      <w:r>
-        <w:rPr>
-          <w:rFonts w:ascii="Arial" w:eastAsia="Times New Roman" w:hAnsi="Arial" w:cs="Arial"/>
-          <w:b/>
-          <w:bCs/>
-          <w:sz w:val="24"/>
-          <w:szCs w:val="24"/>
-          <w:lang w:eastAsia="it-IT"/>
-        </w:rPr>
-        <w:t>Ritorna i numeri autorizzati</w:t>
-      </w:r>
-    </w:p>
-    <w:p>
-      <w:pPr>
-        <w:spacing w:after="0" w:line="330" w:lineRule="atLeast"/>
-        <w:rPr>
-          <w:rFonts w:ascii="Arial" w:eastAsia="Times New Roman" w:hAnsi="Arial" w:cs="Arial"/>
-          <w:sz w:val="24"/>
-          <w:szCs w:val="24"/>
-          <w:lang w:eastAsia="it-IT"/>
-        </w:rPr>
-      </w:pPr>
-      <w:r>
-        <w:rPr>
-          <w:rFonts w:ascii="Arial" w:eastAsia="Times New Roman" w:hAnsi="Arial" w:cs="Arial"/>
-          <w:b/>
-          <w:bCs/>
-          <w:sz w:val="24"/>
-          <w:szCs w:val="24"/>
-          <w:lang w:eastAsia="it-IT"/>
-        </w:rPr>
-        <w:tab/>
-      </w:r>
-      <w:r>
-        <w:rPr>
-          <w:rFonts w:ascii="Arial" w:eastAsia="Times New Roman" w:hAnsi="Arial" w:cs="Arial"/>
-          <w:sz w:val="24"/>
-          <w:szCs w:val="24"/>
-          <w:lang w:eastAsia="it-IT"/>
-        </w:rPr>
-        <w:t>Presente il MASTER</w:t>
-      </w:r>
-      <w:r>
-        <w:rPr>
-          <w:rFonts w:ascii="Arial" w:eastAsia="Times New Roman" w:hAnsi="Arial" w:cs="Arial"/>
-          <w:sz w:val="24"/>
-          <w:szCs w:val="24"/>
-          <w:lang w:eastAsia="it-IT"/>
-        </w:rPr>
-        <w:t xml:space="preserve"> e gl</w:t>
-      </w:r>
-      <w:r>
-        <w:rPr>
-          <w:rFonts w:ascii="Arial" w:eastAsia="Times New Roman" w:hAnsi="Arial" w:cs="Arial"/>
-          <w:sz w:val="24"/>
-          <w:szCs w:val="24"/>
-          <w:lang w:eastAsia="it-IT"/>
-        </w:rPr>
-        <w:t xml:space="preserve">i </w:t>
-      </w:r>
-      <w:r>
-        <w:rPr>
-          <w:rFonts w:ascii="Arial" w:eastAsia="Times New Roman" w:hAnsi="Arial" w:cs="Arial"/>
-          <w:sz w:val="24"/>
-          <w:szCs w:val="24"/>
-          <w:lang w:eastAsia="it-IT"/>
-        </w:rPr>
-        <w:t>Ausiliari 1 e 2</w:t>
-      </w:r>
-    </w:p>
-    <w:p>
-      <w:pPr>
-        <w:spacing w:after="0" w:line="330" w:lineRule="atLeast"/>
-        <w:rPr>
-          <w:rFonts w:ascii="Arial" w:eastAsia="Times New Roman" w:hAnsi="Arial" w:cs="Arial"/>
-          <w:b/>
-          <w:bCs/>
-          <w:sz w:val="24"/>
-          <w:szCs w:val="24"/>
-          <w:lang w:eastAsia="it-IT"/>
-        </w:rPr>
-      </w:pPr>
-      <w:r>
-        <w:rPr>
-          <w:rFonts w:ascii="Arial" w:eastAsia="Times New Roman" w:hAnsi="Arial" w:cs="Arial"/>
-          <w:b/>
-          <w:bCs/>
-          <w:sz w:val="24"/>
-          <w:szCs w:val="24"/>
-          <w:lang w:eastAsia="it-IT"/>
-        </w:rPr>
-        <w:t>2.</w:t>
-      </w:r>
-      <w:r>
-        <w:rPr>
-          <w:rFonts w:ascii="Arial" w:eastAsia="Times New Roman" w:hAnsi="Arial" w:cs="Arial"/>
-          <w:b/>
-          <w:bCs/>
-          <w:sz w:val="24"/>
-          <w:szCs w:val="24"/>
-          <w:lang w:eastAsia="it-IT"/>
-        </w:rPr>
-        <w:t>6</w:t>
-      </w:r>
-      <w:r>
-        <w:rPr>
-          <w:rFonts w:ascii="Arial" w:eastAsia="Times New Roman" w:hAnsi="Arial" w:cs="Arial"/>
-          <w:b/>
-          <w:bCs/>
-          <w:sz w:val="24"/>
-          <w:szCs w:val="24"/>
-          <w:lang w:eastAsia="it-IT"/>
-        </w:rPr>
-        <w:tab/>
-      </w:r>
-      <w:r>
-        <w:rPr>
-          <w:rFonts w:ascii="Arial" w:eastAsia="Times New Roman" w:hAnsi="Arial" w:cs="Arial"/>
-          <w:b/>
-          <w:bCs/>
-          <w:sz w:val="24"/>
-          <w:szCs w:val="24"/>
-          <w:lang w:eastAsia="it-IT"/>
-        </w:rPr>
-        <w:t xml:space="preserve">Comando </w:t>
-      </w:r>
-      <w:r>
-        <w:rPr>
-          <w:rFonts w:ascii="Arial" w:eastAsia="Times New Roman" w:hAnsi="Arial" w:cs="Arial"/>
-          <w:b/>
-          <w:bCs/>
-          <w:i/>
-          <w:iCs/>
-          <w:color w:val="000000" w:themeColor="text1"/>
-          <w:sz w:val="24"/>
-          <w:szCs w:val="24"/>
-          <w:lang w:eastAsia="it-IT"/>
-        </w:rPr>
-        <w:t>A3</w:t>
-      </w:r>
-      <w:r>
-        <w:rPr>
-          <w:rFonts w:ascii="Arial" w:eastAsia="Times New Roman" w:hAnsi="Arial" w:cs="Arial"/>
-          <w:b/>
-          <w:bCs/>
-          <w:i/>
-          <w:iCs/>
-          <w:color w:val="000000" w:themeColor="text1"/>
-          <w:sz w:val="24"/>
-          <w:szCs w:val="24"/>
-          <w:lang w:eastAsia="it-IT"/>
-        </w:rPr>
-        <w:t>+</w:t>
-      </w:r>
-      <w:proofErr w:type="gramStart"/>
-      <w:r>
-        <w:rPr>
-          <w:rFonts w:ascii="Arial" w:eastAsia="Times New Roman" w:hAnsi="Arial" w:cs="Arial"/>
-          <w:b/>
-          <w:bCs/>
-          <w:i/>
-          <w:iCs/>
-          <w:color w:val="000000" w:themeColor="text1"/>
-          <w:sz w:val="24"/>
-          <w:szCs w:val="24"/>
-          <w:lang w:eastAsia="it-IT"/>
-        </w:rPr>
-        <w:t>393334188263</w:t>
-      </w:r>
-      <w:r>
-        <w:rPr>
-          <w:rFonts w:ascii="Arial" w:eastAsia="Times New Roman" w:hAnsi="Arial" w:cs="Arial"/>
-          <w:color w:val="000000" w:themeColor="text1"/>
-          <w:sz w:val="24"/>
-          <w:szCs w:val="24"/>
-          <w:lang w:eastAsia="it-IT"/>
-        </w:rPr>
-        <w:t xml:space="preserve"> </w:t>
-      </w:r>
-      <w:r>
-        <w:rPr>
-          <w:rFonts w:ascii="Arial" w:eastAsia="Times New Roman" w:hAnsi="Arial" w:cs="Arial"/>
-          <w:b/>
-          <w:bCs/>
-          <w:sz w:val="24"/>
-          <w:szCs w:val="24"/>
-          <w:lang w:eastAsia="it-IT"/>
-        </w:rPr>
-        <w:t xml:space="preserve"> -</w:t>
-      </w:r>
-      <w:proofErr w:type="gramEnd"/>
-      <w:r>
-        <w:rPr>
-          <w:rFonts w:ascii="Arial" w:eastAsia="Times New Roman" w:hAnsi="Arial" w:cs="Arial"/>
-          <w:b/>
-          <w:bCs/>
-          <w:sz w:val="24"/>
-          <w:szCs w:val="24"/>
-          <w:lang w:eastAsia="it-IT"/>
-        </w:rPr>
-        <w:t xml:space="preserve"> </w:t>
+        <w:t xml:space="preserve"> - </w:t>
       </w:r>
       <w:r>
         <w:rPr>
@@ -7409,21 +6874,8 @@
           <w:szCs w:val="24"/>
           <w:lang w:eastAsia="it-IT"/>
         </w:rPr>
-        <w:t xml:space="preserve">l valore di Tensione + </w:t>
-      </w:r>
-      <w:proofErr w:type="spellStart"/>
-      <w:r>
-        <w:rPr>
-          <w:rFonts w:ascii="Arial" w:eastAsia="Times New Roman" w:hAnsi="Arial" w:cs="Arial"/>
-          <w:b/>
-          <w:bCs/>
-          <w:sz w:val="24"/>
-          <w:szCs w:val="24"/>
-          <w:lang w:eastAsia="it-IT"/>
-        </w:rPr>
-        <w:t>Timestamp</w:t>
-      </w:r>
-      <w:proofErr w:type="spellEnd"/>
+        <w:t>l valore di Tensione + Timestamp</w:t>
+      </w:r>
     </w:p>
     <w:p>
       <w:pPr>
@@ -7461,27 +6913,7 @@
           <w:szCs w:val="24"/>
           <w:lang w:eastAsia="it-IT"/>
         </w:rPr>
-        <w:t xml:space="preserve">il </w:t>
-      </w:r>
-      <w:proofErr w:type="spellStart"/>
-      <w:r>
-        <w:rPr>
-          <w:rFonts w:ascii="Arial" w:eastAsia="Times New Roman" w:hAnsi="Arial" w:cs="Arial"/>
-          <w:sz w:val="24"/>
-          <w:szCs w:val="24"/>
-          <w:lang w:eastAsia="it-IT"/>
-        </w:rPr>
-        <w:t>Timestamp</w:t>
-      </w:r>
-      <w:proofErr w:type="spellEnd"/>
-      <w:r>
-        <w:rPr>
-          <w:rFonts w:ascii="Arial" w:eastAsia="Times New Roman" w:hAnsi="Arial" w:cs="Arial"/>
-          <w:sz w:val="24"/>
-          <w:szCs w:val="24"/>
-          <w:lang w:eastAsia="it-IT"/>
-        </w:rPr>
-        <w:t xml:space="preserve"> + Valore Tensione</w:t>
+        <w:t>il Timestamp + Valore Tensione</w:t>
       </w:r>
     </w:p>
     <w:p>
@@ -7582,21 +7014,8 @@
           <w:szCs w:val="24"/>
           <w:lang w:eastAsia="it-IT"/>
         </w:rPr>
-        <w:t xml:space="preserve">l valore di Tensione + </w:t>
-      </w:r>
-      <w:proofErr w:type="spellStart"/>
-      <w:r>
-        <w:rPr>
-          <w:rFonts w:ascii="Arial" w:eastAsia="Times New Roman" w:hAnsi="Arial" w:cs="Arial"/>
-          <w:b/>
-          <w:bCs/>
-          <w:sz w:val="24"/>
-          <w:szCs w:val="24"/>
-          <w:lang w:eastAsia="it-IT"/>
-        </w:rPr>
-        <w:t>Timestamp</w:t>
-      </w:r>
-      <w:proofErr w:type="spellEnd"/>
+        <w:t>l valore di Tensione + Timestamp</w:t>
+      </w:r>
     </w:p>
     <w:p>
       <w:pPr>
@@ -7634,27 +7053,7 @@
           <w:szCs w:val="24"/>
           <w:lang w:eastAsia="it-IT"/>
         </w:rPr>
-        <w:t xml:space="preserve">il </w:t>
-      </w:r>
-      <w:proofErr w:type="spellStart"/>
-      <w:r>
-        <w:rPr>
-          <w:rFonts w:ascii="Arial" w:eastAsia="Times New Roman" w:hAnsi="Arial" w:cs="Arial"/>
-          <w:sz w:val="24"/>
-          <w:szCs w:val="24"/>
-          <w:lang w:eastAsia="it-IT"/>
-        </w:rPr>
-        <w:t>Timestamp</w:t>
-      </w:r>
-      <w:proofErr w:type="spellEnd"/>
-      <w:r>
-        <w:rPr>
-          <w:rFonts w:ascii="Arial" w:eastAsia="Times New Roman" w:hAnsi="Arial" w:cs="Arial"/>
-          <w:sz w:val="24"/>
-          <w:szCs w:val="24"/>
-          <w:lang w:eastAsia="it-IT"/>
-        </w:rPr>
-        <w:t xml:space="preserve"> + Valore Tensione</w:t>
+        <w:t>il Timestamp + Valore Tensione</w:t>
       </w:r>
     </w:p>
     <w:p>
@@ -7755,21 +7154,8 @@
           <w:szCs w:val="24"/>
           <w:lang w:eastAsia="it-IT"/>
         </w:rPr>
-        <w:t xml:space="preserve">l valore di Tensione + </w:t>
-      </w:r>
-      <w:proofErr w:type="spellStart"/>
-      <w:r>
-        <w:rPr>
-          <w:rFonts w:ascii="Arial" w:eastAsia="Times New Roman" w:hAnsi="Arial" w:cs="Arial"/>
-          <w:b/>
-          <w:bCs/>
-          <w:sz w:val="24"/>
-          <w:szCs w:val="24"/>
-          <w:lang w:eastAsia="it-IT"/>
-        </w:rPr>
-        <w:t>Timestamp</w:t>
-      </w:r>
-      <w:proofErr w:type="spellEnd"/>
+        <w:t>l valore di Tensione + Timestamp</w:t>
+      </w:r>
     </w:p>
     <w:p>
       <w:pPr>
@@ -7799,47 +7185,7 @@
           <w:szCs w:val="24"/>
           <w:lang w:val="en-US" w:eastAsia="it-IT"/>
         </w:rPr>
-        <w:t xml:space="preserve">Da </w:t>
-      </w:r>
-      <w:proofErr w:type="spellStart"/>
-      <w:r>
-        <w:rPr>
-          <w:rFonts w:ascii="Arial" w:eastAsia="Times New Roman" w:hAnsi="Arial" w:cs="Arial"/>
-          <w:sz w:val="24"/>
-          <w:szCs w:val="24"/>
-          <w:lang w:val="en-US" w:eastAsia="it-IT"/>
-        </w:rPr>
-        <w:t>numero</w:t>
-      </w:r>
-      <w:proofErr w:type="spellEnd"/>
-      <w:r>
-        <w:rPr>
-          <w:rFonts w:ascii="Arial" w:eastAsia="Times New Roman" w:hAnsi="Arial" w:cs="Arial"/>
-          <w:sz w:val="24"/>
-          <w:szCs w:val="24"/>
-          <w:lang w:val="en-US" w:eastAsia="it-IT"/>
-        </w:rPr>
-        <w:t xml:space="preserve"> </w:t>
-      </w:r>
-      <w:proofErr w:type="spellStart"/>
-      <w:r>
-        <w:rPr>
-          <w:rFonts w:ascii="Arial" w:eastAsia="Times New Roman" w:hAnsi="Arial" w:cs="Arial"/>
-          <w:sz w:val="24"/>
-          <w:szCs w:val="24"/>
-          <w:lang w:val="en-US" w:eastAsia="it-IT"/>
-        </w:rPr>
-        <w:t>sconosciuto</w:t>
-      </w:r>
-      <w:proofErr w:type="spellEnd"/>
-      <w:r>
-        <w:rPr>
-          <w:rFonts w:ascii="Arial" w:eastAsia="Times New Roman" w:hAnsi="Arial" w:cs="Arial"/>
-          <w:sz w:val="24"/>
-          <w:szCs w:val="24"/>
-          <w:lang w:val="en-US" w:eastAsia="it-IT"/>
-        </w:rPr>
-        <w:t xml:space="preserve"> – SMS:</w:t>
+        <w:t>Da numero sconosciuto – SMS:</w:t>
       </w:r>
       <w:r>
         <w:rPr>
@@ -7980,7 +7326,6 @@
                 <w:lang w:val="en-US" w:eastAsia="it-IT"/>
               </w:rPr>
             </w:pPr>
-            <w:proofErr w:type="gramStart"/>
             <w:r>
               <w:rPr>
                 <w:rFonts w:ascii="Arial" w:eastAsia="Times New Roman" w:hAnsi="Arial" w:cs="Arial"/>
@@ -7993,7 +7338,6 @@
               </w:rPr>
               <w:t>Test  #</w:t>
             </w:r>
-            <w:proofErr w:type="gramEnd"/>
           </w:p>
         </w:tc>
         <w:tc>
@@ -8346,58 +7690,16 @@
                 <w:szCs w:val="16"/>
                 <w:lang w:eastAsia="it-IT"/>
               </w:rPr>
-              <w:t xml:space="preserve">Attualmente il </w:t>
-            </w:r>
-            <w:proofErr w:type="spellStart"/>
-            <w:r>
-              <w:rPr>
-                <w:rFonts w:ascii="Arial" w:eastAsia="Times New Roman" w:hAnsi="Arial" w:cs="Arial"/>
-                <w:color w:val="000000" w:themeColor="text1"/>
-                <w:sz w:val="16"/>
-                <w:szCs w:val="16"/>
-                <w:lang w:eastAsia="it-IT"/>
-              </w:rPr>
-              <w:t>Fw</w:t>
-            </w:r>
-            <w:proofErr w:type="spellEnd"/>
-            <w:r>
-              <w:rPr>
-                <w:rFonts w:ascii="Arial" w:eastAsia="Times New Roman" w:hAnsi="Arial" w:cs="Arial"/>
-                <w:color w:val="000000" w:themeColor="text1"/>
-                <w:sz w:val="16"/>
-                <w:szCs w:val="16"/>
-                <w:lang w:eastAsia="it-IT"/>
-              </w:rPr>
-              <w:t xml:space="preserve"> </w:t>
-            </w:r>
-            <w:r>
-              <w:rPr>
-                <w:rFonts w:ascii="Arial" w:eastAsia="Times New Roman" w:hAnsi="Arial" w:cs="Arial"/>
-                <w:sz w:val="16"/>
-                <w:szCs w:val="16"/>
-                <w:lang w:eastAsia="it-IT"/>
-              </w:rPr>
-              <w:t xml:space="preserve">prevede il Master già inserito nel codice (usare n. fittizio per poi cambiarlo </w:t>
-            </w:r>
-            <w:proofErr w:type="spellStart"/>
-            <w:r>
-              <w:rPr>
-                <w:rFonts w:ascii="Arial" w:eastAsia="Times New Roman" w:hAnsi="Arial" w:cs="Arial"/>
-                <w:sz w:val="16"/>
-                <w:szCs w:val="16"/>
-                <w:lang w:eastAsia="it-IT"/>
-              </w:rPr>
-              <w:t>cn</w:t>
-            </w:r>
-            <w:proofErr w:type="spellEnd"/>
-            <w:r>
-              <w:rPr>
-                <w:rFonts w:ascii="Arial" w:eastAsia="Times New Roman" w:hAnsi="Arial" w:cs="Arial"/>
-                <w:sz w:val="16"/>
-                <w:szCs w:val="16"/>
-                <w:lang w:eastAsia="it-IT"/>
-              </w:rPr>
-              <w:t xml:space="preserve"> i comandi)</w:t>
+              <w:t xml:space="preserve">Attualmente il Fw </w:t>
+            </w:r>
+            <w:r>
+              <w:rPr>
+                <w:rFonts w:ascii="Arial" w:eastAsia="Times New Roman" w:hAnsi="Arial" w:cs="Arial"/>
+                <w:sz w:val="16"/>
+                <w:szCs w:val="16"/>
+                <w:lang w:eastAsia="it-IT"/>
+              </w:rPr>
+              <w:t>prevede il Master già inserito nel codice (usare n. fittizio per poi cambiarlo cn i comandi)</w:t>
             </w:r>
           </w:p>
         </w:tc>
@@ -8470,15 +7772,15 @@
                 <w:rFonts w:ascii="Arial" w:eastAsia="Times New Roman" w:hAnsi="Arial" w:cs="Arial"/>
                 <w:sz w:val="16"/>
                 <w:szCs w:val="16"/>
-                <w:lang w:val="en-US" w:eastAsia="it-IT"/>
-              </w:rPr>
-            </w:pPr>
-            <w:r>
-              <w:rPr>
-                <w:rFonts w:ascii="Arial" w:eastAsia="Times New Roman" w:hAnsi="Arial" w:cs="Arial"/>
-                <w:sz w:val="16"/>
-                <w:szCs w:val="16"/>
-                <w:lang w:val="en-US" w:eastAsia="it-IT"/>
+                <w:lang w:eastAsia="it-IT"/>
+              </w:rPr>
+            </w:pPr>
+            <w:r>
+              <w:rPr>
+                <w:rFonts w:ascii="Arial" w:eastAsia="Times New Roman" w:hAnsi="Arial" w:cs="Arial"/>
+                <w:sz w:val="16"/>
+                <w:szCs w:val="16"/>
+                <w:lang w:eastAsia="it-IT"/>
               </w:rPr>
               <w:t xml:space="preserve">SMS: </w:t>
             </w:r>
@@ -8490,28 +7792,17 @@
                 <w:rFonts w:ascii="Arial" w:eastAsia="Times New Roman" w:hAnsi="Arial" w:cs="Arial"/>
                 <w:sz w:val="16"/>
                 <w:szCs w:val="16"/>
-                <w:lang w:val="en-US" w:eastAsia="it-IT"/>
-              </w:rPr>
-            </w:pPr>
-            <w:proofErr w:type="gramStart"/>
-            <w:r>
-              <w:rPr>
-                <w:rFonts w:ascii="Arial" w:eastAsia="Times New Roman" w:hAnsi="Arial" w:cs="Arial"/>
-                <w:sz w:val="16"/>
-                <w:szCs w:val="16"/>
-                <w:lang w:val="en-US" w:eastAsia="it-IT"/>
-              </w:rPr>
-              <w:t>”Authorized</w:t>
-            </w:r>
-            <w:proofErr w:type="gramEnd"/>
-            <w:r>
-              <w:rPr>
-                <w:rFonts w:ascii="Arial" w:eastAsia="Times New Roman" w:hAnsi="Arial" w:cs="Arial"/>
-                <w:sz w:val="16"/>
-                <w:szCs w:val="16"/>
-                <w:lang w:val="en-US" w:eastAsia="it-IT"/>
-              </w:rPr>
-              <w:t xml:space="preserve"> phone n." con:</w:t>
+                <w:lang w:eastAsia="it-IT"/>
+              </w:rPr>
+            </w:pPr>
+            <w:r>
+              <w:rPr>
+                <w:rFonts w:ascii="Arial" w:eastAsia="Times New Roman" w:hAnsi="Arial" w:cs="Arial"/>
+                <w:sz w:val="16"/>
+                <w:szCs w:val="16"/>
+                <w:lang w:eastAsia="it-IT"/>
+              </w:rPr>
+              <w:t>”Authorized phone n." con:</w:t>
             </w:r>
           </w:p>
           <w:p>
@@ -8693,27 +7984,7 @@
                 <w:szCs w:val="16"/>
                 <w:lang w:eastAsia="it-IT"/>
               </w:rPr>
-              <w:t xml:space="preserve">Da qualsiasi </w:t>
-            </w:r>
-            <w:proofErr w:type="gramStart"/>
-            <w:r>
-              <w:rPr>
-                <w:rFonts w:ascii="Arial" w:eastAsia="Times New Roman" w:hAnsi="Arial" w:cs="Arial"/>
-                <w:sz w:val="16"/>
-                <w:szCs w:val="16"/>
-                <w:lang w:eastAsia="it-IT"/>
-              </w:rPr>
-              <w:t>numero  –</w:t>
-            </w:r>
-            <w:proofErr w:type="gramEnd"/>
-            <w:r>
-              <w:rPr>
-                <w:rFonts w:ascii="Arial" w:eastAsia="Times New Roman" w:hAnsi="Arial" w:cs="Arial"/>
-                <w:sz w:val="16"/>
-                <w:szCs w:val="16"/>
-                <w:lang w:eastAsia="it-IT"/>
-              </w:rPr>
-              <w:t xml:space="preserve"> Comando non documentato</w:t>
+              <w:t>Da qualsiasi numero  – Comando non documentato</w:t>
             </w:r>
           </w:p>
         </w:tc>
@@ -9205,15 +8476,15 @@
                 <w:rFonts w:ascii="Arial" w:eastAsia="Times New Roman" w:hAnsi="Arial" w:cs="Arial"/>
                 <w:sz w:val="16"/>
                 <w:szCs w:val="16"/>
-                <w:lang w:val="en-US" w:eastAsia="it-IT"/>
-              </w:rPr>
-            </w:pPr>
-            <w:r>
-              <w:rPr>
-                <w:rFonts w:ascii="Arial" w:eastAsia="Times New Roman" w:hAnsi="Arial" w:cs="Arial"/>
-                <w:sz w:val="16"/>
-                <w:szCs w:val="16"/>
-                <w:lang w:val="en-US" w:eastAsia="it-IT"/>
+                <w:lang w:eastAsia="it-IT"/>
+              </w:rPr>
+            </w:pPr>
+            <w:r>
+              <w:rPr>
+                <w:rFonts w:ascii="Arial" w:eastAsia="Times New Roman" w:hAnsi="Arial" w:cs="Arial"/>
+                <w:sz w:val="16"/>
+                <w:szCs w:val="16"/>
+                <w:lang w:eastAsia="it-IT"/>
               </w:rPr>
               <w:t>SMS:</w:t>
             </w:r>
@@ -9226,28 +8497,17 @@
                 <w:rFonts w:ascii="Arial" w:eastAsia="Times New Roman" w:hAnsi="Arial" w:cs="Arial"/>
                 <w:sz w:val="16"/>
                 <w:szCs w:val="16"/>
-                <w:lang w:val="en-US" w:eastAsia="it-IT"/>
-              </w:rPr>
-            </w:pPr>
-            <w:proofErr w:type="gramStart"/>
-            <w:r>
-              <w:rPr>
-                <w:rFonts w:ascii="Arial" w:eastAsia="Times New Roman" w:hAnsi="Arial" w:cs="Arial"/>
-                <w:sz w:val="16"/>
-                <w:szCs w:val="16"/>
-                <w:lang w:val="en-US" w:eastAsia="it-IT"/>
-              </w:rPr>
-              <w:t>”Authorized</w:t>
-            </w:r>
-            <w:proofErr w:type="gramEnd"/>
-            <w:r>
-              <w:rPr>
-                <w:rFonts w:ascii="Arial" w:eastAsia="Times New Roman" w:hAnsi="Arial" w:cs="Arial"/>
-                <w:sz w:val="16"/>
-                <w:szCs w:val="16"/>
-                <w:lang w:val="en-US" w:eastAsia="it-IT"/>
-              </w:rPr>
-              <w:t xml:space="preserve"> phone n." con:</w:t>
+                <w:lang w:eastAsia="it-IT"/>
+              </w:rPr>
+            </w:pPr>
+            <w:r>
+              <w:rPr>
+                <w:rFonts w:ascii="Arial" w:eastAsia="Times New Roman" w:hAnsi="Arial" w:cs="Arial"/>
+                <w:sz w:val="16"/>
+                <w:szCs w:val="16"/>
+                <w:lang w:eastAsia="it-IT"/>
+              </w:rPr>
+              <w:t>”Authorized phone n." con:</w:t>
             </w:r>
           </w:p>
           <w:p>
@@ -9701,15 +8961,15 @@
                 <w:rFonts w:ascii="Arial" w:eastAsia="Times New Roman" w:hAnsi="Arial" w:cs="Arial"/>
                 <w:sz w:val="16"/>
                 <w:szCs w:val="16"/>
-                <w:lang w:val="en-US" w:eastAsia="it-IT"/>
-              </w:rPr>
-            </w:pPr>
-            <w:r>
-              <w:rPr>
-                <w:rFonts w:ascii="Arial" w:eastAsia="Times New Roman" w:hAnsi="Arial" w:cs="Arial"/>
-                <w:sz w:val="16"/>
-                <w:szCs w:val="16"/>
-                <w:lang w:val="en-US" w:eastAsia="it-IT"/>
+                <w:lang w:eastAsia="it-IT"/>
+              </w:rPr>
+            </w:pPr>
+            <w:r>
+              <w:rPr>
+                <w:rFonts w:ascii="Arial" w:eastAsia="Times New Roman" w:hAnsi="Arial" w:cs="Arial"/>
+                <w:sz w:val="16"/>
+                <w:szCs w:val="16"/>
+                <w:lang w:eastAsia="it-IT"/>
               </w:rPr>
               <w:t>SMS:</w:t>
             </w:r>
@@ -9722,28 +8982,17 @@
                 <w:rFonts w:ascii="Arial" w:eastAsia="Times New Roman" w:hAnsi="Arial" w:cs="Arial"/>
                 <w:sz w:val="16"/>
                 <w:szCs w:val="16"/>
-                <w:lang w:val="en-US" w:eastAsia="it-IT"/>
-              </w:rPr>
-            </w:pPr>
-            <w:proofErr w:type="gramStart"/>
-            <w:r>
-              <w:rPr>
-                <w:rFonts w:ascii="Arial" w:eastAsia="Times New Roman" w:hAnsi="Arial" w:cs="Arial"/>
-                <w:sz w:val="16"/>
-                <w:szCs w:val="16"/>
-                <w:lang w:val="en-US" w:eastAsia="it-IT"/>
-              </w:rPr>
-              <w:t>”Authorized</w:t>
-            </w:r>
-            <w:proofErr w:type="gramEnd"/>
-            <w:r>
-              <w:rPr>
-                <w:rFonts w:ascii="Arial" w:eastAsia="Times New Roman" w:hAnsi="Arial" w:cs="Arial"/>
-                <w:sz w:val="16"/>
-                <w:szCs w:val="16"/>
-                <w:lang w:val="en-US" w:eastAsia="it-IT"/>
-              </w:rPr>
-              <w:t xml:space="preserve"> phone n." con:</w:t>
+                <w:lang w:eastAsia="it-IT"/>
+              </w:rPr>
+            </w:pPr>
+            <w:r>
+              <w:rPr>
+                <w:rFonts w:ascii="Arial" w:eastAsia="Times New Roman" w:hAnsi="Arial" w:cs="Arial"/>
+                <w:sz w:val="16"/>
+                <w:szCs w:val="16"/>
+                <w:lang w:eastAsia="it-IT"/>
+              </w:rPr>
+              <w:t>”Authorized phone n." con:</w:t>
             </w:r>
           </w:p>
           <w:p>
@@ -10173,15 +9422,15 @@
                 <w:rFonts w:ascii="Arial" w:eastAsia="Times New Roman" w:hAnsi="Arial" w:cs="Arial"/>
                 <w:sz w:val="16"/>
                 <w:szCs w:val="16"/>
-                <w:lang w:val="en-US" w:eastAsia="it-IT"/>
-              </w:rPr>
-            </w:pPr>
-            <w:r>
-              <w:rPr>
-                <w:rFonts w:ascii="Arial" w:eastAsia="Times New Roman" w:hAnsi="Arial" w:cs="Arial"/>
-                <w:sz w:val="16"/>
-                <w:szCs w:val="16"/>
-                <w:lang w:val="en-US" w:eastAsia="it-IT"/>
+                <w:lang w:eastAsia="it-IT"/>
+              </w:rPr>
+            </w:pPr>
+            <w:r>
+              <w:rPr>
+                <w:rFonts w:ascii="Arial" w:eastAsia="Times New Roman" w:hAnsi="Arial" w:cs="Arial"/>
+                <w:sz w:val="16"/>
+                <w:szCs w:val="16"/>
+                <w:lang w:eastAsia="it-IT"/>
               </w:rPr>
               <w:t>SMS:</w:t>
             </w:r>
@@ -10194,28 +9443,17 @@
                 <w:rFonts w:ascii="Arial" w:eastAsia="Times New Roman" w:hAnsi="Arial" w:cs="Arial"/>
                 <w:sz w:val="16"/>
                 <w:szCs w:val="16"/>
-                <w:lang w:val="en-US" w:eastAsia="it-IT"/>
-              </w:rPr>
-            </w:pPr>
-            <w:proofErr w:type="gramStart"/>
-            <w:r>
-              <w:rPr>
-                <w:rFonts w:ascii="Arial" w:eastAsia="Times New Roman" w:hAnsi="Arial" w:cs="Arial"/>
-                <w:sz w:val="16"/>
-                <w:szCs w:val="16"/>
-                <w:lang w:val="en-US" w:eastAsia="it-IT"/>
-              </w:rPr>
-              <w:t>”Authorized</w:t>
-            </w:r>
-            <w:proofErr w:type="gramEnd"/>
-            <w:r>
-              <w:rPr>
-                <w:rFonts w:ascii="Arial" w:eastAsia="Times New Roman" w:hAnsi="Arial" w:cs="Arial"/>
-                <w:sz w:val="16"/>
-                <w:szCs w:val="16"/>
-                <w:lang w:val="en-US" w:eastAsia="it-IT"/>
-              </w:rPr>
-              <w:t xml:space="preserve"> phone n." con:</w:t>
+                <w:lang w:eastAsia="it-IT"/>
+              </w:rPr>
+            </w:pPr>
+            <w:r>
+              <w:rPr>
+                <w:rFonts w:ascii="Arial" w:eastAsia="Times New Roman" w:hAnsi="Arial" w:cs="Arial"/>
+                <w:sz w:val="16"/>
+                <w:szCs w:val="16"/>
+                <w:lang w:eastAsia="it-IT"/>
+              </w:rPr>
+              <w:t>”Authorized phone n." con:</w:t>
             </w:r>
           </w:p>
           <w:p>
@@ -10650,15 +9888,15 @@
                 <w:rFonts w:ascii="Arial" w:eastAsia="Times New Roman" w:hAnsi="Arial" w:cs="Arial"/>
                 <w:sz w:val="16"/>
                 <w:szCs w:val="16"/>
-                <w:lang w:val="en-US" w:eastAsia="it-IT"/>
-              </w:rPr>
-            </w:pPr>
-            <w:r>
-              <w:rPr>
-                <w:rFonts w:ascii="Arial" w:eastAsia="Times New Roman" w:hAnsi="Arial" w:cs="Arial"/>
-                <w:sz w:val="16"/>
-                <w:szCs w:val="16"/>
-                <w:lang w:val="en-US" w:eastAsia="it-IT"/>
+                <w:lang w:eastAsia="it-IT"/>
+              </w:rPr>
+            </w:pPr>
+            <w:r>
+              <w:rPr>
+                <w:rFonts w:ascii="Arial" w:eastAsia="Times New Roman" w:hAnsi="Arial" w:cs="Arial"/>
+                <w:sz w:val="16"/>
+                <w:szCs w:val="16"/>
+                <w:lang w:eastAsia="it-IT"/>
               </w:rPr>
               <w:t>SMS:</w:t>
             </w:r>
@@ -10671,28 +9909,17 @@
                 <w:rFonts w:ascii="Arial" w:eastAsia="Times New Roman" w:hAnsi="Arial" w:cs="Arial"/>
                 <w:sz w:val="16"/>
                 <w:szCs w:val="16"/>
-                <w:lang w:val="en-US" w:eastAsia="it-IT"/>
-              </w:rPr>
-            </w:pPr>
-            <w:proofErr w:type="gramStart"/>
-            <w:r>
-              <w:rPr>
-                <w:rFonts w:ascii="Arial" w:eastAsia="Times New Roman" w:hAnsi="Arial" w:cs="Arial"/>
-                <w:sz w:val="16"/>
-                <w:szCs w:val="16"/>
-                <w:lang w:val="en-US" w:eastAsia="it-IT"/>
-              </w:rPr>
-              <w:t>”Authorized</w:t>
-            </w:r>
-            <w:proofErr w:type="gramEnd"/>
-            <w:r>
-              <w:rPr>
-                <w:rFonts w:ascii="Arial" w:eastAsia="Times New Roman" w:hAnsi="Arial" w:cs="Arial"/>
-                <w:sz w:val="16"/>
-                <w:szCs w:val="16"/>
-                <w:lang w:val="en-US" w:eastAsia="it-IT"/>
-              </w:rPr>
-              <w:t xml:space="preserve"> phone n." con:</w:t>
+                <w:lang w:eastAsia="it-IT"/>
+              </w:rPr>
+            </w:pPr>
+            <w:r>
+              <w:rPr>
+                <w:rFonts w:ascii="Arial" w:eastAsia="Times New Roman" w:hAnsi="Arial" w:cs="Arial"/>
+                <w:sz w:val="16"/>
+                <w:szCs w:val="16"/>
+                <w:lang w:eastAsia="it-IT"/>
+              </w:rPr>
+              <w:t>”Authorized phone n." con:</w:t>
             </w:r>
           </w:p>
           <w:p>
@@ -11022,7 +10249,6 @@
                 <w:lang w:eastAsia="it-IT"/>
               </w:rPr>
             </w:pPr>
-            <w:proofErr w:type="spellStart"/>
             <w:r>
               <w:rPr>
                 <w:rFonts w:ascii="Arial" w:eastAsia="Times New Roman" w:hAnsi="Arial" w:cs="Arial"/>
@@ -11032,7 +10258,6 @@
               </w:rPr>
               <w:t>Operation</w:t>
             </w:r>
-            <w:proofErr w:type="spellEnd"/>
           </w:p>
         </w:tc>
         <w:tc>
@@ -11129,15 +10354,15 @@
                 <w:rFonts w:ascii="Arial" w:eastAsia="Times New Roman" w:hAnsi="Arial" w:cs="Arial"/>
                 <w:sz w:val="16"/>
                 <w:szCs w:val="16"/>
-                <w:lang w:val="en-US" w:eastAsia="it-IT"/>
-              </w:rPr>
-            </w:pPr>
-            <w:r>
-              <w:rPr>
-                <w:rFonts w:ascii="Arial" w:eastAsia="Times New Roman" w:hAnsi="Arial" w:cs="Arial"/>
-                <w:sz w:val="16"/>
-                <w:szCs w:val="16"/>
-                <w:lang w:val="en-US" w:eastAsia="it-IT"/>
+                <w:lang w:eastAsia="it-IT"/>
+              </w:rPr>
+            </w:pPr>
+            <w:r>
+              <w:rPr>
+                <w:rFonts w:ascii="Arial" w:eastAsia="Times New Roman" w:hAnsi="Arial" w:cs="Arial"/>
+                <w:sz w:val="16"/>
+                <w:szCs w:val="16"/>
+                <w:lang w:eastAsia="it-IT"/>
               </w:rPr>
               <w:t>SMS:</w:t>
             </w:r>
@@ -11150,28 +10375,17 @@
                 <w:rFonts w:ascii="Arial" w:eastAsia="Times New Roman" w:hAnsi="Arial" w:cs="Arial"/>
                 <w:sz w:val="16"/>
                 <w:szCs w:val="16"/>
-                <w:lang w:val="en-US" w:eastAsia="it-IT"/>
-              </w:rPr>
-            </w:pPr>
-            <w:proofErr w:type="gramStart"/>
-            <w:r>
-              <w:rPr>
-                <w:rFonts w:ascii="Arial" w:eastAsia="Times New Roman" w:hAnsi="Arial" w:cs="Arial"/>
-                <w:sz w:val="16"/>
-                <w:szCs w:val="16"/>
-                <w:lang w:val="en-US" w:eastAsia="it-IT"/>
-              </w:rPr>
-              <w:t>”Authorized</w:t>
-            </w:r>
-            <w:proofErr w:type="gramEnd"/>
-            <w:r>
-              <w:rPr>
-                <w:rFonts w:ascii="Arial" w:eastAsia="Times New Roman" w:hAnsi="Arial" w:cs="Arial"/>
-                <w:sz w:val="16"/>
-                <w:szCs w:val="16"/>
-                <w:lang w:val="en-US" w:eastAsia="it-IT"/>
-              </w:rPr>
-              <w:t xml:space="preserve"> phone n." con:</w:t>
+                <w:lang w:eastAsia="it-IT"/>
+              </w:rPr>
+            </w:pPr>
+            <w:r>
+              <w:rPr>
+                <w:rFonts w:ascii="Arial" w:eastAsia="Times New Roman" w:hAnsi="Arial" w:cs="Arial"/>
+                <w:sz w:val="16"/>
+                <w:szCs w:val="16"/>
+                <w:lang w:eastAsia="it-IT"/>
+              </w:rPr>
+              <w:t>”Authorized phone n." con:</w:t>
             </w:r>
           </w:p>
           <w:p>
@@ -11298,7 +10512,6 @@
                 <w:lang w:eastAsia="it-IT"/>
               </w:rPr>
             </w:pPr>
-            <w:proofErr w:type="spellStart"/>
             <w:r>
               <w:rPr>
                 <w:rFonts w:ascii="Arial" w:eastAsia="Times New Roman" w:hAnsi="Arial" w:cs="Arial"/>
@@ -11308,7 +10521,6 @@
               </w:rPr>
               <w:t>Operation</w:t>
             </w:r>
-            <w:proofErr w:type="spellEnd"/>
           </w:p>
         </w:tc>
         <w:tc>
@@ -11415,36 +10627,7 @@
                 <w:szCs w:val="16"/>
                 <w:lang w:val="en-US" w:eastAsia="it-IT"/>
               </w:rPr>
-              <w:t>SMS</w:t>
-            </w:r>
-            <w:r>
-              <w:rPr>
-                <w:rFonts w:ascii="Arial" w:eastAsia="Times New Roman" w:hAnsi="Arial" w:cs="Arial"/>
-                <w:sz w:val="16"/>
-                <w:szCs w:val="16"/>
-                <w:lang w:val="en-US" w:eastAsia="it-IT"/>
-              </w:rPr>
-              <w:t xml:space="preserve"> a </w:t>
-            </w:r>
-            <w:proofErr w:type="spellStart"/>
-            <w:r>
-              <w:rPr>
-                <w:rFonts w:ascii="Arial" w:eastAsia="Times New Roman" w:hAnsi="Arial" w:cs="Arial"/>
-                <w:sz w:val="16"/>
-                <w:szCs w:val="16"/>
-                <w:lang w:val="en-US" w:eastAsia="it-IT"/>
-              </w:rPr>
-              <w:t>Richiedente</w:t>
-            </w:r>
-            <w:proofErr w:type="spellEnd"/>
-            <w:r>
-              <w:rPr>
-                <w:rFonts w:ascii="Arial" w:eastAsia="Times New Roman" w:hAnsi="Arial" w:cs="Arial"/>
-                <w:sz w:val="16"/>
-                <w:szCs w:val="16"/>
-                <w:lang w:val="en-US" w:eastAsia="it-IT"/>
-              </w:rPr>
-              <w:t xml:space="preserve">; </w:t>
+              <w:t xml:space="preserve">SMS a Richiedente; </w:t>
             </w:r>
             <w:r>
               <w:rPr>
@@ -11535,7 +10718,6 @@
                 <w:lang w:eastAsia="it-IT"/>
               </w:rPr>
             </w:pPr>
-            <w:proofErr w:type="spellStart"/>
             <w:r>
               <w:rPr>
                 <w:rFonts w:ascii="Arial" w:eastAsia="Times New Roman" w:hAnsi="Arial" w:cs="Arial"/>
@@ -11545,7 +10727,6 @@
               </w:rPr>
               <w:t>Operation</w:t>
             </w:r>
-            <w:proofErr w:type="spellEnd"/>
           </w:p>
         </w:tc>
         <w:tc>
@@ -11571,19 +10752,8 @@
                 <w:szCs w:val="16"/>
                 <w:lang w:eastAsia="it-IT"/>
               </w:rPr>
-              <w:t xml:space="preserve">Ritorna il valore di Tensione + </w:t>
-            </w:r>
-            <w:proofErr w:type="spellStart"/>
-            <w:r>
-              <w:rPr>
-                <w:rFonts w:ascii="Arial" w:eastAsia="Times New Roman" w:hAnsi="Arial" w:cs="Arial"/>
-                <w:sz w:val="16"/>
-                <w:szCs w:val="16"/>
-                <w:lang w:eastAsia="it-IT"/>
-              </w:rPr>
-              <w:t>Timestamp</w:t>
-            </w:r>
-            <w:proofErr w:type="spellEnd"/>
+              <w:t>Ritorna il valore di Tensione + Timestamp</w:t>
+            </w:r>
           </w:p>
         </w:tc>
         <w:tc>
@@ -11676,7 +10846,6 @@
                 <w:lang w:eastAsia="it-IT"/>
               </w:rPr>
             </w:pPr>
-            <w:proofErr w:type="spellStart"/>
             <w:r>
               <w:rPr>
                 <w:rFonts w:ascii="Arial" w:eastAsia="Times New Roman" w:hAnsi="Arial" w:cs="Arial"/>
@@ -11688,37 +10857,15 @@
               </w:rPr>
               <w:t>timestamp</w:t>
             </w:r>
-            <w:proofErr w:type="spellEnd"/>
-            <w:r>
-              <w:rPr>
-                <w:rFonts w:ascii="Arial" w:eastAsia="Times New Roman" w:hAnsi="Arial" w:cs="Arial"/>
-                <w:sz w:val="16"/>
-                <w:szCs w:val="16"/>
-                <w:lang w:eastAsia="it-IT"/>
-              </w:rPr>
-              <w:t xml:space="preserve"> “</w:t>
-            </w:r>
-            <w:proofErr w:type="spellStart"/>
-            <w:r>
-              <w:rPr>
-                <w:rFonts w:ascii="Arial" w:eastAsia="Times New Roman" w:hAnsi="Arial" w:cs="Arial"/>
-                <w:sz w:val="16"/>
-                <w:szCs w:val="16"/>
-                <w:lang w:eastAsia="it-IT"/>
-              </w:rPr>
-              <w:t>Current</w:t>
-            </w:r>
-            <w:proofErr w:type="spellEnd"/>
-            <w:r>
-              <w:rPr>
-                <w:rFonts w:ascii="Arial" w:eastAsia="Times New Roman" w:hAnsi="Arial" w:cs="Arial"/>
-                <w:sz w:val="16"/>
-                <w:szCs w:val="16"/>
-                <w:lang w:eastAsia="it-IT"/>
-              </w:rPr>
-              <w:t xml:space="preserve"> Voltage: “</w:t>
-            </w:r>
-            <w:proofErr w:type="spellStart"/>
+            <w:r>
+              <w:rPr>
+                <w:rFonts w:ascii="Arial" w:eastAsia="Times New Roman" w:hAnsi="Arial" w:cs="Arial"/>
+                <w:sz w:val="16"/>
+                <w:szCs w:val="16"/>
+                <w:lang w:eastAsia="it-IT"/>
+              </w:rPr>
+              <w:t xml:space="preserve"> “Current Voltage: “</w:t>
+            </w:r>
             <w:r>
               <w:rPr>
                 <w:rFonts w:ascii="Arial" w:eastAsia="Times New Roman" w:hAnsi="Arial" w:cs="Arial"/>
@@ -11730,35 +10877,14 @@
               </w:rPr>
               <w:t>voltage</w:t>
             </w:r>
-            <w:proofErr w:type="spellEnd"/>
-            <w:r>
-              <w:rPr>
-                <w:rFonts w:ascii="Arial" w:eastAsia="Times New Roman" w:hAnsi="Arial" w:cs="Arial"/>
-                <w:sz w:val="16"/>
-                <w:szCs w:val="16"/>
-                <w:lang w:eastAsia="it-IT"/>
-              </w:rPr>
-              <w:t xml:space="preserve"> “</w:t>
-            </w:r>
-            <w:proofErr w:type="spellStart"/>
-            <w:r>
-              <w:rPr>
-                <w:rFonts w:ascii="Arial" w:eastAsia="Times New Roman" w:hAnsi="Arial" w:cs="Arial"/>
-                <w:sz w:val="16"/>
-                <w:szCs w:val="16"/>
-                <w:lang w:eastAsia="it-IT"/>
-              </w:rPr>
-              <w:t>Vac</w:t>
-            </w:r>
-            <w:proofErr w:type="spellEnd"/>
-            <w:r>
-              <w:rPr>
-                <w:rFonts w:ascii="Arial" w:eastAsia="Times New Roman" w:hAnsi="Arial" w:cs="Arial"/>
-                <w:sz w:val="16"/>
-                <w:szCs w:val="16"/>
-                <w:lang w:eastAsia="it-IT"/>
-              </w:rPr>
-              <w:t>"</w:t>
+            <w:r>
+              <w:rPr>
+                <w:rFonts w:ascii="Arial" w:eastAsia="Times New Roman" w:hAnsi="Arial" w:cs="Arial"/>
+                <w:sz w:val="16"/>
+                <w:szCs w:val="16"/>
+                <w:lang w:eastAsia="it-IT"/>
+              </w:rPr>
+              <w:t xml:space="preserve"> “Vac"</w:t>
             </w:r>
           </w:p>
         </w:tc>
@@ -11828,7 +10954,6 @@
                 <w:lang w:eastAsia="it-IT"/>
               </w:rPr>
             </w:pPr>
-            <w:proofErr w:type="spellStart"/>
             <w:r>
               <w:rPr>
                 <w:rFonts w:ascii="Arial" w:eastAsia="Times New Roman" w:hAnsi="Arial" w:cs="Arial"/>
@@ -11838,7 +10963,6 @@
               </w:rPr>
               <w:t>Operation</w:t>
             </w:r>
-            <w:proofErr w:type="spellEnd"/>
           </w:p>
         </w:tc>
         <w:tc>
@@ -11864,19 +10988,8 @@
                 <w:szCs w:val="16"/>
                 <w:lang w:eastAsia="it-IT"/>
               </w:rPr>
-              <w:t xml:space="preserve">Ritorna il valore di Tensione + </w:t>
-            </w:r>
-            <w:proofErr w:type="spellStart"/>
-            <w:r>
-              <w:rPr>
-                <w:rFonts w:ascii="Arial" w:eastAsia="Times New Roman" w:hAnsi="Arial" w:cs="Arial"/>
-                <w:sz w:val="16"/>
-                <w:szCs w:val="16"/>
-                <w:lang w:eastAsia="it-IT"/>
-              </w:rPr>
-              <w:t>Timestamp</w:t>
-            </w:r>
-            <w:proofErr w:type="spellEnd"/>
+              <w:t>Ritorna il valore di Tensione + Timestamp</w:t>
+            </w:r>
           </w:p>
         </w:tc>
         <w:tc>
@@ -11969,7 +11082,6 @@
                 <w:lang w:eastAsia="it-IT"/>
               </w:rPr>
             </w:pPr>
-            <w:proofErr w:type="spellStart"/>
             <w:r>
               <w:rPr>
                 <w:rFonts w:ascii="Arial" w:eastAsia="Times New Roman" w:hAnsi="Arial" w:cs="Arial"/>
@@ -11981,37 +11093,15 @@
               </w:rPr>
               <w:t>timestamp</w:t>
             </w:r>
-            <w:proofErr w:type="spellEnd"/>
-            <w:r>
-              <w:rPr>
-                <w:rFonts w:ascii="Arial" w:eastAsia="Times New Roman" w:hAnsi="Arial" w:cs="Arial"/>
-                <w:sz w:val="16"/>
-                <w:szCs w:val="16"/>
-                <w:lang w:eastAsia="it-IT"/>
-              </w:rPr>
-              <w:t xml:space="preserve"> “</w:t>
-            </w:r>
-            <w:proofErr w:type="spellStart"/>
-            <w:r>
-              <w:rPr>
-                <w:rFonts w:ascii="Arial" w:eastAsia="Times New Roman" w:hAnsi="Arial" w:cs="Arial"/>
-                <w:sz w:val="16"/>
-                <w:szCs w:val="16"/>
-                <w:lang w:eastAsia="it-IT"/>
-              </w:rPr>
-              <w:t>Current</w:t>
-            </w:r>
-            <w:proofErr w:type="spellEnd"/>
-            <w:r>
-              <w:rPr>
-                <w:rFonts w:ascii="Arial" w:eastAsia="Times New Roman" w:hAnsi="Arial" w:cs="Arial"/>
-                <w:sz w:val="16"/>
-                <w:szCs w:val="16"/>
-                <w:lang w:eastAsia="it-IT"/>
-              </w:rPr>
-              <w:t xml:space="preserve"> Voltage: “</w:t>
-            </w:r>
-            <w:proofErr w:type="spellStart"/>
+            <w:r>
+              <w:rPr>
+                <w:rFonts w:ascii="Arial" w:eastAsia="Times New Roman" w:hAnsi="Arial" w:cs="Arial"/>
+                <w:sz w:val="16"/>
+                <w:szCs w:val="16"/>
+                <w:lang w:eastAsia="it-IT"/>
+              </w:rPr>
+              <w:t xml:space="preserve"> “Current Voltage: “</w:t>
+            </w:r>
             <w:r>
               <w:rPr>
                 <w:rFonts w:ascii="Arial" w:eastAsia="Times New Roman" w:hAnsi="Arial" w:cs="Arial"/>
@@ -12023,35 +11113,14 @@
               </w:rPr>
               <w:t>voltage</w:t>
             </w:r>
-            <w:proofErr w:type="spellEnd"/>
-            <w:r>
-              <w:rPr>
-                <w:rFonts w:ascii="Arial" w:eastAsia="Times New Roman" w:hAnsi="Arial" w:cs="Arial"/>
-                <w:sz w:val="16"/>
-                <w:szCs w:val="16"/>
-                <w:lang w:eastAsia="it-IT"/>
-              </w:rPr>
-              <w:t xml:space="preserve"> “</w:t>
-            </w:r>
-            <w:proofErr w:type="spellStart"/>
-            <w:r>
-              <w:rPr>
-                <w:rFonts w:ascii="Arial" w:eastAsia="Times New Roman" w:hAnsi="Arial" w:cs="Arial"/>
-                <w:sz w:val="16"/>
-                <w:szCs w:val="16"/>
-                <w:lang w:eastAsia="it-IT"/>
-              </w:rPr>
-              <w:t>Vac</w:t>
-            </w:r>
-            <w:proofErr w:type="spellEnd"/>
-            <w:r>
-              <w:rPr>
-                <w:rFonts w:ascii="Arial" w:eastAsia="Times New Roman" w:hAnsi="Arial" w:cs="Arial"/>
-                <w:sz w:val="16"/>
-                <w:szCs w:val="16"/>
-                <w:lang w:eastAsia="it-IT"/>
-              </w:rPr>
-              <w:t>"</w:t>
+            <w:r>
+              <w:rPr>
+                <w:rFonts w:ascii="Arial" w:eastAsia="Times New Roman" w:hAnsi="Arial" w:cs="Arial"/>
+                <w:sz w:val="16"/>
+                <w:szCs w:val="16"/>
+                <w:lang w:eastAsia="it-IT"/>
+              </w:rPr>
+              <w:t xml:space="preserve"> “Vac"</w:t>
             </w:r>
           </w:p>
         </w:tc>
@@ -12121,7 +11190,6 @@
                 <w:lang w:eastAsia="it-IT"/>
               </w:rPr>
             </w:pPr>
-            <w:proofErr w:type="spellStart"/>
             <w:r>
               <w:rPr>
                 <w:rFonts w:ascii="Arial" w:eastAsia="Times New Roman" w:hAnsi="Arial" w:cs="Arial"/>
@@ -12131,7 +11199,6 @@
               </w:rPr>
               <w:t>Operation</w:t>
             </w:r>
-            <w:proofErr w:type="spellEnd"/>
           </w:p>
         </w:tc>
         <w:tc>
@@ -12157,19 +11224,8 @@
                 <w:szCs w:val="16"/>
                 <w:lang w:eastAsia="it-IT"/>
               </w:rPr>
-              <w:t xml:space="preserve">Ritorna il valore di Tensione + </w:t>
-            </w:r>
-            <w:proofErr w:type="spellStart"/>
-            <w:r>
-              <w:rPr>
-                <w:rFonts w:ascii="Arial" w:eastAsia="Times New Roman" w:hAnsi="Arial" w:cs="Arial"/>
-                <w:sz w:val="16"/>
-                <w:szCs w:val="16"/>
-                <w:lang w:eastAsia="it-IT"/>
-              </w:rPr>
-              <w:t>Timestamp</w:t>
-            </w:r>
-            <w:proofErr w:type="spellEnd"/>
+              <w:t>Ritorna il valore di Tensione + Timestamp</w:t>
+            </w:r>
           </w:p>
         </w:tc>
         <w:tc>
@@ -12353,7 +11409,6 @@
                 <w:lang w:val="en-US" w:eastAsia="it-IT"/>
               </w:rPr>
             </w:pPr>
-            <w:proofErr w:type="spellStart"/>
             <w:r>
               <w:rPr>
                 <w:rFonts w:ascii="Arial" w:eastAsia="Times New Roman" w:hAnsi="Arial" w:cs="Arial"/>
@@ -12363,7 +11418,6 @@
               </w:rPr>
               <w:t>Operation</w:t>
             </w:r>
-            <w:proofErr w:type="spellEnd"/>
           </w:p>
         </w:tc>
         <w:tc>
@@ -12558,7 +11612,6 @@
                 <w:lang w:eastAsia="it-IT"/>
               </w:rPr>
             </w:pPr>
-            <w:proofErr w:type="spellStart"/>
             <w:r>
               <w:rPr>
                 <w:rFonts w:ascii="Arial" w:eastAsia="Times New Roman" w:hAnsi="Arial" w:cs="Arial"/>
@@ -12568,7 +11621,6 @@
               </w:rPr>
               <w:t>Operation</w:t>
             </w:r>
-            <w:proofErr w:type="spellEnd"/>
           </w:p>
         </w:tc>
         <w:tc>
@@ -12639,49 +11691,40 @@
                 <w:szCs w:val="16"/>
                 <w:lang w:eastAsia="it-IT"/>
               </w:rPr>
+              <w:t>Da Tel. Sconosciuto (non MASTER)</w:t>
+            </w:r>
+          </w:p>
+        </w:tc>
+        <w:tc>
+          <w:tcPr>
+            <w:tcW w:w="1701" w:type="dxa"/>
+            <w:vAlign w:val="center"/>
+          </w:tcPr>
+          <w:p>
+            <w:pPr>
+              <w:spacing w:line="330" w:lineRule="atLeast"/>
+              <w:jc w:val="center"/>
+              <w:rPr>
+                <w:rFonts w:ascii="Arial" w:eastAsia="Times New Roman" w:hAnsi="Arial" w:cs="Arial"/>
+                <w:sz w:val="16"/>
+                <w:szCs w:val="16"/>
+                <w:lang w:val="en-US" w:eastAsia="it-IT"/>
+              </w:rPr>
+            </w:pPr>
+            <w:r>
+              <w:rPr>
+                <w:rFonts w:ascii="Arial" w:eastAsia="Times New Roman" w:hAnsi="Arial" w:cs="Arial"/>
+                <w:sz w:val="16"/>
+                <w:szCs w:val="16"/>
+                <w:lang w:val="en-US" w:eastAsia="it-IT"/>
+              </w:rPr>
               <w:t>D</w:t>
             </w:r>
-            <w:r>
-              <w:rPr>
-                <w:rFonts w:ascii="Arial" w:eastAsia="Times New Roman" w:hAnsi="Arial" w:cs="Arial"/>
-                <w:sz w:val="16"/>
-                <w:szCs w:val="16"/>
-                <w:lang w:eastAsia="it-IT"/>
-              </w:rPr>
-              <w:t xml:space="preserve">a Tel. </w:t>
-            </w:r>
-            <w:r>
-              <w:rPr>
-                <w:rFonts w:ascii="Arial" w:eastAsia="Times New Roman" w:hAnsi="Arial" w:cs="Arial"/>
-                <w:sz w:val="16"/>
-                <w:szCs w:val="16"/>
-                <w:lang w:eastAsia="it-IT"/>
-              </w:rPr>
-              <w:t xml:space="preserve">Sconosciuto (non </w:t>
-            </w:r>
-            <w:r>
-              <w:rPr>
-                <w:rFonts w:ascii="Arial" w:eastAsia="Times New Roman" w:hAnsi="Arial" w:cs="Arial"/>
-                <w:sz w:val="16"/>
-                <w:szCs w:val="16"/>
-                <w:lang w:eastAsia="it-IT"/>
-              </w:rPr>
-              <w:t>MASTER</w:t>
-            </w:r>
-            <w:r>
-              <w:rPr>
-                <w:rFonts w:ascii="Arial" w:eastAsia="Times New Roman" w:hAnsi="Arial" w:cs="Arial"/>
-                <w:sz w:val="16"/>
-                <w:szCs w:val="16"/>
-                <w:lang w:eastAsia="it-IT"/>
-              </w:rPr>
-              <w:t>)</w:t>
-            </w:r>
-          </w:p>
-        </w:tc>
-        <w:tc>
-          <w:tcPr>
-            <w:tcW w:w="1701" w:type="dxa"/>
+          </w:p>
+        </w:tc>
+        <w:tc>
+          <w:tcPr>
+            <w:tcW w:w="3828" w:type="dxa"/>
             <w:vAlign w:val="center"/>
           </w:tcPr>
           <w:p>
@@ -12702,54 +11745,7 @@
                 <w:szCs w:val="16"/>
                 <w:lang w:val="en-US" w:eastAsia="it-IT"/>
               </w:rPr>
-              <w:t>D</w:t>
-            </w:r>
-          </w:p>
-        </w:tc>
-        <w:tc>
-          <w:tcPr>
-            <w:tcW w:w="3828" w:type="dxa"/>
-            <w:vAlign w:val="center"/>
-          </w:tcPr>
-          <w:p>
-            <w:pPr>
-              <w:spacing w:line="330" w:lineRule="atLeast"/>
-              <w:jc w:val="center"/>
-              <w:rPr>
-                <w:rFonts w:ascii="Arial" w:eastAsia="Times New Roman" w:hAnsi="Arial" w:cs="Arial"/>
-                <w:sz w:val="16"/>
-                <w:szCs w:val="16"/>
-                <w:lang w:val="en-US" w:eastAsia="it-IT"/>
-              </w:rPr>
-            </w:pPr>
-            <w:r>
-              <w:rPr>
-                <w:rFonts w:ascii="Arial" w:eastAsia="Times New Roman" w:hAnsi="Arial" w:cs="Arial"/>
-                <w:sz w:val="16"/>
-                <w:szCs w:val="16"/>
-                <w:lang w:val="en-US" w:eastAsia="it-IT"/>
-              </w:rPr>
-              <w:t xml:space="preserve">SMS a </w:t>
-            </w:r>
-            <w:proofErr w:type="spellStart"/>
-            <w:r>
-              <w:rPr>
-                <w:rFonts w:ascii="Arial" w:eastAsia="Times New Roman" w:hAnsi="Arial" w:cs="Arial"/>
-                <w:sz w:val="16"/>
-                <w:szCs w:val="16"/>
-                <w:lang w:val="en-US" w:eastAsia="it-IT"/>
-              </w:rPr>
-              <w:t>Richiedente</w:t>
-            </w:r>
-            <w:proofErr w:type="spellEnd"/>
-            <w:r>
-              <w:rPr>
-                <w:rFonts w:ascii="Arial" w:eastAsia="Times New Roman" w:hAnsi="Arial" w:cs="Arial"/>
-                <w:sz w:val="16"/>
-                <w:szCs w:val="16"/>
-                <w:lang w:val="en-US" w:eastAsia="it-IT"/>
-              </w:rPr>
-              <w:t xml:space="preserve">; </w:t>
+              <w:t xml:space="preserve">SMS a Richiedente; </w:t>
             </w:r>
             <w:r>
               <w:rPr>
@@ -12828,7 +11824,6 @@
                 <w:lang w:val="en-US" w:eastAsia="it-IT"/>
               </w:rPr>
             </w:pPr>
-            <w:proofErr w:type="spellStart"/>
             <w:r>
               <w:rPr>
                 <w:rFonts w:ascii="Arial" w:eastAsia="Times New Roman" w:hAnsi="Arial" w:cs="Arial"/>
@@ -12838,7 +11833,6 @@
               </w:rPr>
               <w:t>Operation</w:t>
             </w:r>
-            <w:proofErr w:type="spellEnd"/>
           </w:p>
         </w:tc>
         <w:tc>
@@ -12935,15 +11929,15 @@
                 <w:rFonts w:ascii="Arial" w:eastAsia="Times New Roman" w:hAnsi="Arial" w:cs="Arial"/>
                 <w:sz w:val="16"/>
                 <w:szCs w:val="16"/>
-                <w:lang w:val="en-US" w:eastAsia="it-IT"/>
-              </w:rPr>
-            </w:pPr>
-            <w:r>
-              <w:rPr>
-                <w:rFonts w:ascii="Arial" w:eastAsia="Times New Roman" w:hAnsi="Arial" w:cs="Arial"/>
-                <w:sz w:val="16"/>
-                <w:szCs w:val="16"/>
-                <w:lang w:val="en-US" w:eastAsia="it-IT"/>
+                <w:lang w:eastAsia="it-IT"/>
+              </w:rPr>
+            </w:pPr>
+            <w:r>
+              <w:rPr>
+                <w:rFonts w:ascii="Arial" w:eastAsia="Times New Roman" w:hAnsi="Arial" w:cs="Arial"/>
+                <w:sz w:val="16"/>
+                <w:szCs w:val="16"/>
+                <w:lang w:eastAsia="it-IT"/>
               </w:rPr>
               <w:t>SMS:</w:t>
             </w:r>
@@ -12956,28 +11950,17 @@
                 <w:rFonts w:ascii="Arial" w:eastAsia="Times New Roman" w:hAnsi="Arial" w:cs="Arial"/>
                 <w:sz w:val="16"/>
                 <w:szCs w:val="16"/>
-                <w:lang w:val="en-US" w:eastAsia="it-IT"/>
-              </w:rPr>
-            </w:pPr>
-            <w:proofErr w:type="gramStart"/>
-            <w:r>
-              <w:rPr>
-                <w:rFonts w:ascii="Arial" w:eastAsia="Times New Roman" w:hAnsi="Arial" w:cs="Arial"/>
-                <w:sz w:val="16"/>
-                <w:szCs w:val="16"/>
-                <w:lang w:val="en-US" w:eastAsia="it-IT"/>
-              </w:rPr>
-              <w:t>”Authorized</w:t>
-            </w:r>
-            <w:proofErr w:type="gramEnd"/>
-            <w:r>
-              <w:rPr>
-                <w:rFonts w:ascii="Arial" w:eastAsia="Times New Roman" w:hAnsi="Arial" w:cs="Arial"/>
-                <w:sz w:val="16"/>
-                <w:szCs w:val="16"/>
-                <w:lang w:val="en-US" w:eastAsia="it-IT"/>
-              </w:rPr>
-              <w:t xml:space="preserve"> phone n." con:</w:t>
+                <w:lang w:eastAsia="it-IT"/>
+              </w:rPr>
+            </w:pPr>
+            <w:r>
+              <w:rPr>
+                <w:rFonts w:ascii="Arial" w:eastAsia="Times New Roman" w:hAnsi="Arial" w:cs="Arial"/>
+                <w:sz w:val="16"/>
+                <w:szCs w:val="16"/>
+                <w:lang w:eastAsia="it-IT"/>
+              </w:rPr>
+              <w:t>”Authorized phone n." con:</w:t>
             </w:r>
           </w:p>
           <w:p>
@@ -13074,50 +12057,6 @@
         <w:spacing w:after="0" w:line="330" w:lineRule="atLeast"/>
         <w:rPr>
           <w:rFonts w:ascii="Arial" w:eastAsia="Times New Roman" w:hAnsi="Arial" w:cs="Arial"/>
-          <w:b/>
-          <w:bCs/>
-          <w:sz w:val="24"/>
-          <w:szCs w:val="24"/>
-          <w:lang w:eastAsia="it-IT"/>
-        </w:rPr>
-      </w:pPr>
-      <w:r>
-        <w:rPr>
-          <w:rFonts w:ascii="Arial" w:eastAsia="Times New Roman" w:hAnsi="Arial" w:cs="Arial"/>
-          <w:sz w:val="24"/>
-          <w:szCs w:val="24"/>
-          <w:lang w:eastAsia="it-IT"/>
-        </w:rPr>
-        <w:t xml:space="preserve">Controllare </w:t>
-      </w:r>
-      <w:proofErr w:type="spellStart"/>
-      <w:r>
-        <w:rPr>
-          <w:rFonts w:ascii="Arial" w:eastAsia="Times New Roman" w:hAnsi="Arial" w:cs="Arial"/>
-          <w:sz w:val="24"/>
-          <w:szCs w:val="24"/>
-          <w:lang w:eastAsia="it-IT"/>
-        </w:rPr>
-        <w:t>phoneAut</w:t>
-      </w:r>
-      <w:proofErr w:type="spellEnd"/>
-      <w:r>
-        <w:rPr>
-          <w:rFonts w:ascii="Arial" w:eastAsia="Times New Roman" w:hAnsi="Arial" w:cs="Arial"/>
-          <w:sz w:val="24"/>
-          <w:szCs w:val="24"/>
-          <w:lang w:eastAsia="it-IT"/>
-        </w:rPr>
-        <w:t>:</w:t>
-      </w:r>
-    </w:p>
-    <w:p>
-      <w:pPr>
-        <w:shd w:val="clear" w:color="auto" w:fill="1E1E1E"/>
-        <w:spacing w:after="0" w:line="330" w:lineRule="atLeast"/>
-        <w:rPr>
-          <w:rFonts w:ascii="Consolas" w:eastAsia="Times New Roman" w:hAnsi="Consolas" w:cs="Times New Roman"/>
-          <w:color w:val="DADADA"/>
           <w:sz w:val="24"/>
           <w:szCs w:val="24"/>
           <w:lang w:val="en-US" w:eastAsia="it-IT"/>
@@ -13125,132 +12064,96 @@
       </w:pPr>
       <w:r>
         <w:rPr>
-          <w:rFonts w:ascii="Consolas" w:eastAsia="Times New Roman" w:hAnsi="Consolas" w:cs="Times New Roman"/>
-          <w:color w:val="57A64A"/>
+          <w:noProof/>
+        </w:rPr>
+        <w:drawing>
+          <wp:inline distT="0" distB="0" distL="0" distR="0" wp14:anchorId="55C7FEBA" wp14:editId="00FD2DF8">
+            <wp:extent cx="5181600" cy="2944594"/>
+            <wp:effectExtent l="0" t="0" r="0" b="8255"/>
+            <wp:docPr id="1" name="Immagine 1"/>
+            <wp:cNvGraphicFramePr>
+              <a:graphicFrameLocks xmlns:a="http://schemas.openxmlformats.org/drawingml/2006/main" noChangeAspect="1"/>
+            </wp:cNvGraphicFramePr>
+            <a:graphic xmlns:a="http://schemas.openxmlformats.org/drawingml/2006/main">
+              <a:graphicData uri="http://schemas.openxmlformats.org/drawingml/2006/picture">
+                <pic:pic xmlns:pic="http://schemas.openxmlformats.org/drawingml/2006/picture">
+                  <pic:nvPicPr>
+                    <pic:cNvPr id="1" name=""/>
+                    <pic:cNvPicPr/>
+                  </pic:nvPicPr>
+                  <pic:blipFill>
+                    <a:blip r:embed="rId12"/>
+                    <a:stretch>
+                      <a:fillRect/>
+                    </a:stretch>
+                  </pic:blipFill>
+                  <pic:spPr>
+                    <a:xfrm>
+                      <a:off x="0" y="0"/>
+                      <a:ext cx="5192569" cy="2950827"/>
+                    </a:xfrm>
+                    <a:prstGeom prst="rect">
+                      <a:avLst/>
+                    </a:prstGeom>
+                  </pic:spPr>
+                </pic:pic>
+              </a:graphicData>
+            </a:graphic>
+          </wp:inline>
+        </w:drawing>
+      </w:r>
+    </w:p>
+    <w:p>
+      <w:pPr>
+        <w:spacing w:after="0" w:line="330" w:lineRule="atLeast"/>
+        <w:rPr>
+          <w:rFonts w:ascii="Arial" w:eastAsia="Times New Roman" w:hAnsi="Arial" w:cs="Arial"/>
           <w:sz w:val="24"/>
           <w:szCs w:val="24"/>
           <w:lang w:val="en-US" w:eastAsia="it-IT"/>
         </w:rPr>
-        <w:t>// ################################ COMMAND D</w:t>
-      </w:r>
-    </w:p>
-    <w:p>
-      <w:pPr>
-        <w:shd w:val="clear" w:color="auto" w:fill="1E1E1E"/>
-        <w:spacing w:after="0" w:line="330" w:lineRule="atLeast"/>
-        <w:rPr>
-          <w:rFonts w:ascii="Consolas" w:eastAsia="Times New Roman" w:hAnsi="Consolas" w:cs="Times New Roman"/>
-          <w:color w:val="DADADA"/>
-          <w:sz w:val="24"/>
-          <w:szCs w:val="24"/>
-          <w:lang w:val="en-US" w:eastAsia="it-IT"/>
-        </w:rPr>
-      </w:pPr>
-      <w:r>
-        <w:rPr>
-          <w:rFonts w:ascii="Consolas" w:eastAsia="Times New Roman" w:hAnsi="Consolas" w:cs="Times New Roman"/>
-          <w:color w:val="57A64A"/>
-          <w:sz w:val="24"/>
-          <w:szCs w:val="24"/>
-          <w:lang w:val="en-US" w:eastAsia="it-IT"/>
-        </w:rPr>
-        <w:t xml:space="preserve">//Delete in EEPROM and </w:t>
-      </w:r>
-      <w:proofErr w:type="spellStart"/>
-      <w:r>
-        <w:rPr>
-          <w:rFonts w:ascii="Consolas" w:eastAsia="Times New Roman" w:hAnsi="Consolas" w:cs="Times New Roman"/>
-          <w:color w:val="57A64A"/>
-          <w:sz w:val="24"/>
-          <w:szCs w:val="24"/>
-          <w:lang w:val="en-US" w:eastAsia="it-IT"/>
-        </w:rPr>
-        <w:t>phoneAut</w:t>
-      </w:r>
-      <w:proofErr w:type="spellEnd"/>
-      <w:r>
-        <w:rPr>
-          <w:rFonts w:ascii="Consolas" w:eastAsia="Times New Roman" w:hAnsi="Consolas" w:cs="Times New Roman"/>
-          <w:color w:val="57A64A"/>
-          <w:sz w:val="24"/>
-          <w:szCs w:val="24"/>
-          <w:lang w:val="en-US" w:eastAsia="it-IT"/>
-        </w:rPr>
-        <w:t xml:space="preserve"> auxiliaries phone numbers except the Authorized </w:t>
-      </w:r>
-      <w:proofErr w:type="gramStart"/>
-      <w:r>
-        <w:rPr>
-          <w:rFonts w:ascii="Consolas" w:eastAsia="Times New Roman" w:hAnsi="Consolas" w:cs="Times New Roman"/>
-          <w:color w:val="57A64A"/>
-          <w:sz w:val="24"/>
-          <w:szCs w:val="24"/>
-          <w:lang w:val="en-US" w:eastAsia="it-IT"/>
-        </w:rPr>
-        <w:t>MASTER[</w:t>
-      </w:r>
-      <w:proofErr w:type="gramEnd"/>
-      <w:r>
-        <w:rPr>
-          <w:rFonts w:ascii="Consolas" w:eastAsia="Times New Roman" w:hAnsi="Consolas" w:cs="Times New Roman"/>
-          <w:color w:val="57A64A"/>
-          <w:sz w:val="24"/>
-          <w:szCs w:val="24"/>
-          <w:lang w:val="en-US" w:eastAsia="it-IT"/>
-        </w:rPr>
-        <w:t>0]</w:t>
-      </w:r>
-    </w:p>
-    <w:p>
-      <w:pPr>
-        <w:spacing w:after="0" w:line="330" w:lineRule="atLeast"/>
-        <w:rPr>
-          <w:rFonts w:ascii="Arial" w:eastAsia="Times New Roman" w:hAnsi="Arial" w:cs="Arial"/>
-          <w:sz w:val="24"/>
-          <w:szCs w:val="24"/>
-          <w:lang w:val="en-US" w:eastAsia="it-IT"/>
-        </w:rPr>
-      </w:pPr>
-      <w:r>
-        <w:rPr>
-          <w:rFonts w:ascii="Arial" w:eastAsia="Times New Roman" w:hAnsi="Arial" w:cs="Arial"/>
-          <w:sz w:val="24"/>
-          <w:szCs w:val="24"/>
-          <w:lang w:val="en-US" w:eastAsia="it-IT"/>
-        </w:rPr>
-        <w:t xml:space="preserve">Forse </w:t>
-      </w:r>
-      <w:proofErr w:type="spellStart"/>
-      <w:r>
-        <w:rPr>
-          <w:rFonts w:ascii="Arial" w:eastAsia="Times New Roman" w:hAnsi="Arial" w:cs="Arial"/>
-          <w:sz w:val="24"/>
-          <w:szCs w:val="24"/>
-          <w:lang w:val="en-US" w:eastAsia="it-IT"/>
-        </w:rPr>
-        <w:t>già</w:t>
-      </w:r>
-      <w:proofErr w:type="spellEnd"/>
-      <w:r>
-        <w:rPr>
-          <w:rFonts w:ascii="Arial" w:eastAsia="Times New Roman" w:hAnsi="Arial" w:cs="Arial"/>
-          <w:sz w:val="24"/>
-          <w:szCs w:val="24"/>
-          <w:lang w:val="en-US" w:eastAsia="it-IT"/>
-        </w:rPr>
-        <w:t xml:space="preserve"> </w:t>
-      </w:r>
-      <w:proofErr w:type="spellStart"/>
-      <w:r>
-        <w:rPr>
-          <w:rFonts w:ascii="Arial" w:eastAsia="Times New Roman" w:hAnsi="Arial" w:cs="Arial"/>
-          <w:sz w:val="24"/>
-          <w:szCs w:val="24"/>
-          <w:lang w:val="en-US" w:eastAsia="it-IT"/>
-        </w:rPr>
-        <w:t>fatto</w:t>
-      </w:r>
-      <w:proofErr w:type="spellEnd"/>
+      </w:pPr>
+      <w:r>
+        <w:rPr>
+          <w:noProof/>
+        </w:rPr>
+        <w:lastRenderedPageBreak/>
+        <w:drawing>
+          <wp:inline distT="0" distB="0" distL="0" distR="0" wp14:anchorId="77C18EE6" wp14:editId="196CFA54">
+            <wp:extent cx="5267960" cy="3020587"/>
+            <wp:effectExtent l="0" t="0" r="0" b="8890"/>
+            <wp:docPr id="2" name="Immagine 2"/>
+            <wp:cNvGraphicFramePr>
+              <a:graphicFrameLocks xmlns:a="http://schemas.openxmlformats.org/drawingml/2006/main" noChangeAspect="1"/>
+            </wp:cNvGraphicFramePr>
+            <a:graphic xmlns:a="http://schemas.openxmlformats.org/drawingml/2006/main">
+              <a:graphicData uri="http://schemas.openxmlformats.org/drawingml/2006/picture">
+                <pic:pic xmlns:pic="http://schemas.openxmlformats.org/drawingml/2006/picture">
+                  <pic:nvPicPr>
+                    <pic:cNvPr id="1" name=""/>
+                    <pic:cNvPicPr/>
+                  </pic:nvPicPr>
+                  <pic:blipFill>
+                    <a:blip r:embed="rId13"/>
+                    <a:stretch>
+                      <a:fillRect/>
+                    </a:stretch>
+                  </pic:blipFill>
+                  <pic:spPr>
+                    <a:xfrm>
+                      <a:off x="0" y="0"/>
+                      <a:ext cx="5292920" cy="3034898"/>
+                    </a:xfrm>
+                    <a:prstGeom prst="rect">
+                      <a:avLst/>
+                    </a:prstGeom>
+                  </pic:spPr>
+                </pic:pic>
+              </a:graphicData>
+            </a:graphic>
+          </wp:inline>
+        </w:drawing>
+      </w:r>
     </w:p>
     <w:p>
       <w:pPr>

--- a/SMS Manager for Power monitoring.docx
+++ b/SMS Manager for Power monitoring.docx
@@ -7772,15 +7772,15 @@
                 <w:rFonts w:ascii="Arial" w:eastAsia="Times New Roman" w:hAnsi="Arial" w:cs="Arial"/>
                 <w:sz w:val="16"/>
                 <w:szCs w:val="16"/>
-                <w:lang w:eastAsia="it-IT"/>
-              </w:rPr>
-            </w:pPr>
-            <w:r>
-              <w:rPr>
-                <w:rFonts w:ascii="Arial" w:eastAsia="Times New Roman" w:hAnsi="Arial" w:cs="Arial"/>
-                <w:sz w:val="16"/>
-                <w:szCs w:val="16"/>
-                <w:lang w:eastAsia="it-IT"/>
+                <w:lang w:val="en-US" w:eastAsia="it-IT"/>
+              </w:rPr>
+            </w:pPr>
+            <w:r>
+              <w:rPr>
+                <w:rFonts w:ascii="Arial" w:eastAsia="Times New Roman" w:hAnsi="Arial" w:cs="Arial"/>
+                <w:sz w:val="16"/>
+                <w:szCs w:val="16"/>
+                <w:lang w:val="en-US" w:eastAsia="it-IT"/>
               </w:rPr>
               <w:t xml:space="preserve">SMS: </w:t>
             </w:r>
@@ -7792,15 +7792,15 @@
                 <w:rFonts w:ascii="Arial" w:eastAsia="Times New Roman" w:hAnsi="Arial" w:cs="Arial"/>
                 <w:sz w:val="16"/>
                 <w:szCs w:val="16"/>
-                <w:lang w:eastAsia="it-IT"/>
-              </w:rPr>
-            </w:pPr>
-            <w:r>
-              <w:rPr>
-                <w:rFonts w:ascii="Arial" w:eastAsia="Times New Roman" w:hAnsi="Arial" w:cs="Arial"/>
-                <w:sz w:val="16"/>
-                <w:szCs w:val="16"/>
-                <w:lang w:eastAsia="it-IT"/>
+                <w:lang w:val="en-US" w:eastAsia="it-IT"/>
+              </w:rPr>
+            </w:pPr>
+            <w:r>
+              <w:rPr>
+                <w:rFonts w:ascii="Arial" w:eastAsia="Times New Roman" w:hAnsi="Arial" w:cs="Arial"/>
+                <w:sz w:val="16"/>
+                <w:szCs w:val="16"/>
+                <w:lang w:val="en-US" w:eastAsia="it-IT"/>
               </w:rPr>
               <w:t>”Authorized phone n." con:</w:t>
             </w:r>
@@ -8476,15 +8476,15 @@
                 <w:rFonts w:ascii="Arial" w:eastAsia="Times New Roman" w:hAnsi="Arial" w:cs="Arial"/>
                 <w:sz w:val="16"/>
                 <w:szCs w:val="16"/>
-                <w:lang w:eastAsia="it-IT"/>
-              </w:rPr>
-            </w:pPr>
-            <w:r>
-              <w:rPr>
-                <w:rFonts w:ascii="Arial" w:eastAsia="Times New Roman" w:hAnsi="Arial" w:cs="Arial"/>
-                <w:sz w:val="16"/>
-                <w:szCs w:val="16"/>
-                <w:lang w:eastAsia="it-IT"/>
+                <w:lang w:val="en-US" w:eastAsia="it-IT"/>
+              </w:rPr>
+            </w:pPr>
+            <w:r>
+              <w:rPr>
+                <w:rFonts w:ascii="Arial" w:eastAsia="Times New Roman" w:hAnsi="Arial" w:cs="Arial"/>
+                <w:sz w:val="16"/>
+                <w:szCs w:val="16"/>
+                <w:lang w:val="en-US" w:eastAsia="it-IT"/>
               </w:rPr>
               <w:t>SMS:</w:t>
             </w:r>
@@ -8497,15 +8497,15 @@
                 <w:rFonts w:ascii="Arial" w:eastAsia="Times New Roman" w:hAnsi="Arial" w:cs="Arial"/>
                 <w:sz w:val="16"/>
                 <w:szCs w:val="16"/>
-                <w:lang w:eastAsia="it-IT"/>
-              </w:rPr>
-            </w:pPr>
-            <w:r>
-              <w:rPr>
-                <w:rFonts w:ascii="Arial" w:eastAsia="Times New Roman" w:hAnsi="Arial" w:cs="Arial"/>
-                <w:sz w:val="16"/>
-                <w:szCs w:val="16"/>
-                <w:lang w:eastAsia="it-IT"/>
+                <w:lang w:val="en-US" w:eastAsia="it-IT"/>
+              </w:rPr>
+            </w:pPr>
+            <w:r>
+              <w:rPr>
+                <w:rFonts w:ascii="Arial" w:eastAsia="Times New Roman" w:hAnsi="Arial" w:cs="Arial"/>
+                <w:sz w:val="16"/>
+                <w:szCs w:val="16"/>
+                <w:lang w:val="en-US" w:eastAsia="it-IT"/>
               </w:rPr>
               <w:t>”Authorized phone n." con:</w:t>
             </w:r>
@@ -8961,15 +8961,15 @@
                 <w:rFonts w:ascii="Arial" w:eastAsia="Times New Roman" w:hAnsi="Arial" w:cs="Arial"/>
                 <w:sz w:val="16"/>
                 <w:szCs w:val="16"/>
-                <w:lang w:eastAsia="it-IT"/>
-              </w:rPr>
-            </w:pPr>
-            <w:r>
-              <w:rPr>
-                <w:rFonts w:ascii="Arial" w:eastAsia="Times New Roman" w:hAnsi="Arial" w:cs="Arial"/>
-                <w:sz w:val="16"/>
-                <w:szCs w:val="16"/>
-                <w:lang w:eastAsia="it-IT"/>
+                <w:lang w:val="en-US" w:eastAsia="it-IT"/>
+              </w:rPr>
+            </w:pPr>
+            <w:r>
+              <w:rPr>
+                <w:rFonts w:ascii="Arial" w:eastAsia="Times New Roman" w:hAnsi="Arial" w:cs="Arial"/>
+                <w:sz w:val="16"/>
+                <w:szCs w:val="16"/>
+                <w:lang w:val="en-US" w:eastAsia="it-IT"/>
               </w:rPr>
               <w:t>SMS:</w:t>
             </w:r>
@@ -8982,15 +8982,15 @@
                 <w:rFonts w:ascii="Arial" w:eastAsia="Times New Roman" w:hAnsi="Arial" w:cs="Arial"/>
                 <w:sz w:val="16"/>
                 <w:szCs w:val="16"/>
-                <w:lang w:eastAsia="it-IT"/>
-              </w:rPr>
-            </w:pPr>
-            <w:r>
-              <w:rPr>
-                <w:rFonts w:ascii="Arial" w:eastAsia="Times New Roman" w:hAnsi="Arial" w:cs="Arial"/>
-                <w:sz w:val="16"/>
-                <w:szCs w:val="16"/>
-                <w:lang w:eastAsia="it-IT"/>
+                <w:lang w:val="en-US" w:eastAsia="it-IT"/>
+              </w:rPr>
+            </w:pPr>
+            <w:r>
+              <w:rPr>
+                <w:rFonts w:ascii="Arial" w:eastAsia="Times New Roman" w:hAnsi="Arial" w:cs="Arial"/>
+                <w:sz w:val="16"/>
+                <w:szCs w:val="16"/>
+                <w:lang w:val="en-US" w:eastAsia="it-IT"/>
               </w:rPr>
               <w:t>”Authorized phone n." con:</w:t>
             </w:r>
@@ -9422,15 +9422,15 @@
                 <w:rFonts w:ascii="Arial" w:eastAsia="Times New Roman" w:hAnsi="Arial" w:cs="Arial"/>
                 <w:sz w:val="16"/>
                 <w:szCs w:val="16"/>
-                <w:lang w:eastAsia="it-IT"/>
-              </w:rPr>
-            </w:pPr>
-            <w:r>
-              <w:rPr>
-                <w:rFonts w:ascii="Arial" w:eastAsia="Times New Roman" w:hAnsi="Arial" w:cs="Arial"/>
-                <w:sz w:val="16"/>
-                <w:szCs w:val="16"/>
-                <w:lang w:eastAsia="it-IT"/>
+                <w:lang w:val="en-US" w:eastAsia="it-IT"/>
+              </w:rPr>
+            </w:pPr>
+            <w:r>
+              <w:rPr>
+                <w:rFonts w:ascii="Arial" w:eastAsia="Times New Roman" w:hAnsi="Arial" w:cs="Arial"/>
+                <w:sz w:val="16"/>
+                <w:szCs w:val="16"/>
+                <w:lang w:val="en-US" w:eastAsia="it-IT"/>
               </w:rPr>
               <w:t>SMS:</w:t>
             </w:r>
@@ -9443,15 +9443,15 @@
                 <w:rFonts w:ascii="Arial" w:eastAsia="Times New Roman" w:hAnsi="Arial" w:cs="Arial"/>
                 <w:sz w:val="16"/>
                 <w:szCs w:val="16"/>
-                <w:lang w:eastAsia="it-IT"/>
-              </w:rPr>
-            </w:pPr>
-            <w:r>
-              <w:rPr>
-                <w:rFonts w:ascii="Arial" w:eastAsia="Times New Roman" w:hAnsi="Arial" w:cs="Arial"/>
-                <w:sz w:val="16"/>
-                <w:szCs w:val="16"/>
-                <w:lang w:eastAsia="it-IT"/>
+                <w:lang w:val="en-US" w:eastAsia="it-IT"/>
+              </w:rPr>
+            </w:pPr>
+            <w:r>
+              <w:rPr>
+                <w:rFonts w:ascii="Arial" w:eastAsia="Times New Roman" w:hAnsi="Arial" w:cs="Arial"/>
+                <w:sz w:val="16"/>
+                <w:szCs w:val="16"/>
+                <w:lang w:val="en-US" w:eastAsia="it-IT"/>
               </w:rPr>
               <w:t>”Authorized phone n." con:</w:t>
             </w:r>
@@ -9888,15 +9888,15 @@
                 <w:rFonts w:ascii="Arial" w:eastAsia="Times New Roman" w:hAnsi="Arial" w:cs="Arial"/>
                 <w:sz w:val="16"/>
                 <w:szCs w:val="16"/>
-                <w:lang w:eastAsia="it-IT"/>
-              </w:rPr>
-            </w:pPr>
-            <w:r>
-              <w:rPr>
-                <w:rFonts w:ascii="Arial" w:eastAsia="Times New Roman" w:hAnsi="Arial" w:cs="Arial"/>
-                <w:sz w:val="16"/>
-                <w:szCs w:val="16"/>
-                <w:lang w:eastAsia="it-IT"/>
+                <w:lang w:val="en-US" w:eastAsia="it-IT"/>
+              </w:rPr>
+            </w:pPr>
+            <w:r>
+              <w:rPr>
+                <w:rFonts w:ascii="Arial" w:eastAsia="Times New Roman" w:hAnsi="Arial" w:cs="Arial"/>
+                <w:sz w:val="16"/>
+                <w:szCs w:val="16"/>
+                <w:lang w:val="en-US" w:eastAsia="it-IT"/>
               </w:rPr>
               <w:t>SMS:</w:t>
             </w:r>
@@ -9909,15 +9909,15 @@
                 <w:rFonts w:ascii="Arial" w:eastAsia="Times New Roman" w:hAnsi="Arial" w:cs="Arial"/>
                 <w:sz w:val="16"/>
                 <w:szCs w:val="16"/>
-                <w:lang w:eastAsia="it-IT"/>
-              </w:rPr>
-            </w:pPr>
-            <w:r>
-              <w:rPr>
-                <w:rFonts w:ascii="Arial" w:eastAsia="Times New Roman" w:hAnsi="Arial" w:cs="Arial"/>
-                <w:sz w:val="16"/>
-                <w:szCs w:val="16"/>
-                <w:lang w:eastAsia="it-IT"/>
+                <w:lang w:val="en-US" w:eastAsia="it-IT"/>
+              </w:rPr>
+            </w:pPr>
+            <w:r>
+              <w:rPr>
+                <w:rFonts w:ascii="Arial" w:eastAsia="Times New Roman" w:hAnsi="Arial" w:cs="Arial"/>
+                <w:sz w:val="16"/>
+                <w:szCs w:val="16"/>
+                <w:lang w:val="en-US" w:eastAsia="it-IT"/>
               </w:rPr>
               <w:t>”Authorized phone n." con:</w:t>
             </w:r>
@@ -10354,15 +10354,15 @@
                 <w:rFonts w:ascii="Arial" w:eastAsia="Times New Roman" w:hAnsi="Arial" w:cs="Arial"/>
                 <w:sz w:val="16"/>
                 <w:szCs w:val="16"/>
-                <w:lang w:eastAsia="it-IT"/>
-              </w:rPr>
-            </w:pPr>
-            <w:r>
-              <w:rPr>
-                <w:rFonts w:ascii="Arial" w:eastAsia="Times New Roman" w:hAnsi="Arial" w:cs="Arial"/>
-                <w:sz w:val="16"/>
-                <w:szCs w:val="16"/>
-                <w:lang w:eastAsia="it-IT"/>
+                <w:lang w:val="en-US" w:eastAsia="it-IT"/>
+              </w:rPr>
+            </w:pPr>
+            <w:r>
+              <w:rPr>
+                <w:rFonts w:ascii="Arial" w:eastAsia="Times New Roman" w:hAnsi="Arial" w:cs="Arial"/>
+                <w:sz w:val="16"/>
+                <w:szCs w:val="16"/>
+                <w:lang w:val="en-US" w:eastAsia="it-IT"/>
               </w:rPr>
               <w:t>SMS:</w:t>
             </w:r>
@@ -10375,15 +10375,15 @@
                 <w:rFonts w:ascii="Arial" w:eastAsia="Times New Roman" w:hAnsi="Arial" w:cs="Arial"/>
                 <w:sz w:val="16"/>
                 <w:szCs w:val="16"/>
-                <w:lang w:eastAsia="it-IT"/>
-              </w:rPr>
-            </w:pPr>
-            <w:r>
-              <w:rPr>
-                <w:rFonts w:ascii="Arial" w:eastAsia="Times New Roman" w:hAnsi="Arial" w:cs="Arial"/>
-                <w:sz w:val="16"/>
-                <w:szCs w:val="16"/>
-                <w:lang w:eastAsia="it-IT"/>
+                <w:lang w:val="en-US" w:eastAsia="it-IT"/>
+              </w:rPr>
+            </w:pPr>
+            <w:r>
+              <w:rPr>
+                <w:rFonts w:ascii="Arial" w:eastAsia="Times New Roman" w:hAnsi="Arial" w:cs="Arial"/>
+                <w:sz w:val="16"/>
+                <w:szCs w:val="16"/>
+                <w:lang w:val="en-US" w:eastAsia="it-IT"/>
               </w:rPr>
               <w:t>”Authorized phone n." con:</w:t>
             </w:r>
@@ -11929,15 +11929,15 @@
                 <w:rFonts w:ascii="Arial" w:eastAsia="Times New Roman" w:hAnsi="Arial" w:cs="Arial"/>
                 <w:sz w:val="16"/>
                 <w:szCs w:val="16"/>
-                <w:lang w:eastAsia="it-IT"/>
-              </w:rPr>
-            </w:pPr>
-            <w:r>
-              <w:rPr>
-                <w:rFonts w:ascii="Arial" w:eastAsia="Times New Roman" w:hAnsi="Arial" w:cs="Arial"/>
-                <w:sz w:val="16"/>
-                <w:szCs w:val="16"/>
-                <w:lang w:eastAsia="it-IT"/>
+                <w:lang w:val="en-US" w:eastAsia="it-IT"/>
+              </w:rPr>
+            </w:pPr>
+            <w:r>
+              <w:rPr>
+                <w:rFonts w:ascii="Arial" w:eastAsia="Times New Roman" w:hAnsi="Arial" w:cs="Arial"/>
+                <w:sz w:val="16"/>
+                <w:szCs w:val="16"/>
+                <w:lang w:val="en-US" w:eastAsia="it-IT"/>
               </w:rPr>
               <w:t>SMS:</w:t>
             </w:r>
@@ -11950,15 +11950,15 @@
                 <w:rFonts w:ascii="Arial" w:eastAsia="Times New Roman" w:hAnsi="Arial" w:cs="Arial"/>
                 <w:sz w:val="16"/>
                 <w:szCs w:val="16"/>
-                <w:lang w:eastAsia="it-IT"/>
-              </w:rPr>
-            </w:pPr>
-            <w:r>
-              <w:rPr>
-                <w:rFonts w:ascii="Arial" w:eastAsia="Times New Roman" w:hAnsi="Arial" w:cs="Arial"/>
-                <w:sz w:val="16"/>
-                <w:szCs w:val="16"/>
-                <w:lang w:eastAsia="it-IT"/>
+                <w:lang w:val="en-US" w:eastAsia="it-IT"/>
+              </w:rPr>
+            </w:pPr>
+            <w:r>
+              <w:rPr>
+                <w:rFonts w:ascii="Arial" w:eastAsia="Times New Roman" w:hAnsi="Arial" w:cs="Arial"/>
+                <w:sz w:val="16"/>
+                <w:szCs w:val="16"/>
+                <w:lang w:val="en-US" w:eastAsia="it-IT"/>
               </w:rPr>
               <w:t>”Authorized phone n." con:</w:t>
             </w:r>
@@ -12186,6 +12186,62 @@
           <w:lang w:val="en-US"/>
         </w:rPr>
       </w:pPr>
+      <w:r>
+        <w:rPr>
+          <w:rFonts w:ascii="Arial" w:hAnsi="Arial" w:cs="Arial"/>
+          <w:lang w:val="en-US"/>
+        </w:rPr>
+        <w:t>Verificare CalcNauxphones</w:t>
+      </w:r>
+    </w:p>
+    <w:p>
+      <w:pPr>
+        <w:rPr>
+          <w:rFonts w:ascii="Arial" w:hAnsi="Arial" w:cs="Arial"/>
+          <w:lang w:val="en-US"/>
+        </w:rPr>
+      </w:pPr>
+      <w:r>
+        <w:rPr>
+          <w:rFonts w:ascii="Arial" w:hAnsi="Arial" w:cs="Arial"/>
+          <w:lang w:val="en-US"/>
+        </w:rPr>
+        <w:t>List AutPhones</w:t>
+      </w:r>
+    </w:p>
+    <w:p>
+      <w:pPr>
+        <w:rPr>
+          <w:rFonts w:ascii="Arial" w:hAnsi="Arial" w:cs="Arial"/>
+          <w:lang w:val="en-US"/>
+        </w:rPr>
+      </w:pPr>
+      <w:r>
+        <w:rPr>
+          <w:rFonts w:ascii="Arial" w:hAnsi="Arial" w:cs="Arial"/>
+          <w:lang w:val="en-US"/>
+        </w:rPr>
+        <w:t>Restore Phones</w:t>
+      </w:r>
+    </w:p>
+    <w:p>
+      <w:pPr>
+        <w:rPr>
+          <w:rFonts w:ascii="Arial" w:hAnsi="Arial" w:cs="Arial"/>
+        </w:rPr>
+      </w:pPr>
+      <w:r>
+        <w:rPr>
+          <w:rFonts w:ascii="Arial" w:hAnsi="Arial" w:cs="Arial"/>
+        </w:rPr>
+        <w:t>Se gestiscono correttamente RAM ed E</w:t>
+      </w:r>
+      <w:r>
+        <w:rPr>
+          <w:rFonts w:ascii="Arial" w:hAnsi="Arial" w:cs="Arial"/>
+        </w:rPr>
+        <w:t>EPROM</w:t>
+      </w:r>
     </w:p>
     <w:sectPr>
       <w:pgSz w:w="16838" w:h="11906" w:orient="landscape"/>

--- a/SMS Manager for Power monitoring.docx
+++ b/SMS Manager for Power monitoring.docx
@@ -66,6 +66,7 @@
         </w:rPr>
         <w:t xml:space="preserve">  </w:t>
       </w:r>
+      <w:proofErr w:type="spellStart"/>
       <w:r>
         <w:rPr>
           <w:rFonts w:ascii="Arial" w:eastAsia="Times New Roman" w:hAnsi="Arial" w:cs="Arial"/>
@@ -76,7 +77,20 @@
           <w:szCs w:val="28"/>
           <w:lang w:val="en-US" w:eastAsia="it-IT"/>
         </w:rPr>
-        <w:t>Specifiche:</w:t>
+        <w:t>Specifiche</w:t>
+      </w:r>
+      <w:proofErr w:type="spellEnd"/>
+      <w:r>
+        <w:rPr>
+          <w:rFonts w:ascii="Arial" w:eastAsia="Times New Roman" w:hAnsi="Arial" w:cs="Arial"/>
+          <w:b/>
+          <w:bCs/>
+          <w:color w:val="000000" w:themeColor="text1"/>
+          <w:sz w:val="28"/>
+          <w:szCs w:val="28"/>
+          <w:lang w:val="en-US" w:eastAsia="it-IT"/>
+        </w:rPr>
+        <w:t>:</w:t>
       </w:r>
     </w:p>
     <w:p>
@@ -130,7 +144,29 @@
           <w:szCs w:val="24"/>
           <w:lang w:eastAsia="it-IT"/>
         </w:rPr>
-        <w:t>  - OK    Reinizializzazione ogni 24 ore (ogni giorno) ad ora prestabilita</w:t>
+        <w:t>  - OK    </w:t>
+      </w:r>
+      <w:proofErr w:type="spellStart"/>
+      <w:r>
+        <w:rPr>
+          <w:rFonts w:ascii="Arial" w:eastAsia="Times New Roman" w:hAnsi="Arial" w:cs="Arial"/>
+          <w:color w:val="000000" w:themeColor="text1"/>
+          <w:sz w:val="24"/>
+          <w:szCs w:val="24"/>
+          <w:lang w:eastAsia="it-IT"/>
+        </w:rPr>
+        <w:t>Reinizializzazione</w:t>
+      </w:r>
+      <w:proofErr w:type="spellEnd"/>
+      <w:r>
+        <w:rPr>
+          <w:rFonts w:ascii="Arial" w:eastAsia="Times New Roman" w:hAnsi="Arial" w:cs="Arial"/>
+          <w:color w:val="000000" w:themeColor="text1"/>
+          <w:sz w:val="24"/>
+          <w:szCs w:val="24"/>
+          <w:lang w:eastAsia="it-IT"/>
+        </w:rPr>
+        <w:t xml:space="preserve"> ogni 24 ore (ogni giorno) ad ora prestabilita</w:t>
       </w:r>
     </w:p>
     <w:p>
@@ -626,7 +662,31 @@
           <w:u w:val="single"/>
           <w:lang w:eastAsia="it-IT"/>
         </w:rPr>
-        <w:t>Monitora la tensione di rete tramite un trasformatore e la libreria EmonLib.</w:t>
+        <w:t xml:space="preserve">Monitora la tensione di rete tramite un trasformatore e la libreria </w:t>
+      </w:r>
+      <w:proofErr w:type="spellStart"/>
+      <w:r>
+        <w:rPr>
+          <w:rFonts w:ascii="Arial" w:eastAsia="Times New Roman" w:hAnsi="Arial" w:cs="Arial"/>
+          <w:color w:val="000000" w:themeColor="text1"/>
+          <w:sz w:val="24"/>
+          <w:szCs w:val="24"/>
+          <w:u w:val="single"/>
+          <w:lang w:eastAsia="it-IT"/>
+        </w:rPr>
+        <w:t>EmonLib</w:t>
+      </w:r>
+      <w:proofErr w:type="spellEnd"/>
+      <w:r>
+        <w:rPr>
+          <w:rFonts w:ascii="Arial" w:eastAsia="Times New Roman" w:hAnsi="Arial" w:cs="Arial"/>
+          <w:color w:val="000000" w:themeColor="text1"/>
+          <w:sz w:val="24"/>
+          <w:szCs w:val="24"/>
+          <w:u w:val="single"/>
+          <w:lang w:eastAsia="it-IT"/>
+        </w:rPr>
+        <w:t>.</w:t>
       </w:r>
     </w:p>
     <w:p>
@@ -768,6 +828,7 @@
         </w:rPr>
         <w:t xml:space="preserve">- </w:t>
       </w:r>
+      <w:proofErr w:type="spellStart"/>
       <w:r>
         <w:rPr>
           <w:rFonts w:ascii="Arial" w:eastAsia="Times New Roman" w:hAnsi="Arial" w:cs="Arial"/>
@@ -780,6 +841,7 @@
         </w:rPr>
         <w:t>M+numero</w:t>
       </w:r>
+      <w:proofErr w:type="spellEnd"/>
       <w:r>
         <w:rPr>
           <w:rFonts w:ascii="Arial" w:eastAsia="Times New Roman" w:hAnsi="Arial" w:cs="Arial"/>
@@ -2014,6 +2076,7 @@
                 <w:lang w:eastAsia="it-IT"/>
               </w:rPr>
             </w:pPr>
+            <w:proofErr w:type="spellStart"/>
             <w:r>
               <w:rPr>
                 <w:rFonts w:ascii="Arial" w:eastAsia="Times New Roman" w:hAnsi="Arial" w:cs="Arial"/>
@@ -2024,6 +2087,7 @@
               </w:rPr>
               <w:t>Command</w:t>
             </w:r>
+            <w:proofErr w:type="spellEnd"/>
           </w:p>
         </w:tc>
         <w:tc>
@@ -2467,7 +2531,29 @@
                 <w:szCs w:val="24"/>
                 <w:lang w:val="en-US" w:eastAsia="it-IT"/>
               </w:rPr>
-              <w:t>Delete in EEPROM and phoneAut auxiliaries phone numbers except the Authorized MASTER[0]</w:t>
+              <w:t xml:space="preserve">Delete in EEPROM and </w:t>
+            </w:r>
+            <w:proofErr w:type="spellStart"/>
+            <w:r>
+              <w:rPr>
+                <w:rFonts w:ascii="Arial" w:eastAsia="Times New Roman" w:hAnsi="Arial" w:cs="Arial"/>
+                <w:color w:val="000000" w:themeColor="text1"/>
+                <w:sz w:val="24"/>
+                <w:szCs w:val="24"/>
+                <w:lang w:val="en-US" w:eastAsia="it-IT"/>
+              </w:rPr>
+              <w:t>phoneAut</w:t>
+            </w:r>
+            <w:proofErr w:type="spellEnd"/>
+            <w:r>
+              <w:rPr>
+                <w:rFonts w:ascii="Arial" w:eastAsia="Times New Roman" w:hAnsi="Arial" w:cs="Arial"/>
+                <w:color w:val="000000" w:themeColor="text1"/>
+                <w:sz w:val="24"/>
+                <w:szCs w:val="24"/>
+                <w:lang w:val="en-US" w:eastAsia="it-IT"/>
+              </w:rPr>
+              <w:t xml:space="preserve"> auxiliaries phone numbers except the Authorized MASTER[0]</w:t>
             </w:r>
           </w:p>
           <w:p>
@@ -3235,15 +3321,27 @@
           <w:lang w:eastAsia="it-IT"/>
         </w:rPr>
       </w:pPr>
-      <w:r>
-        <w:rPr>
-          <w:rFonts w:ascii="Arial" w:eastAsia="Times New Roman" w:hAnsi="Arial" w:cs="Arial"/>
-          <w:color w:val="000000" w:themeColor="text1"/>
-          <w:sz w:val="24"/>
-          <w:szCs w:val="24"/>
-          <w:lang w:eastAsia="it-IT"/>
-        </w:rPr>
-        <w:t>EEPROM.read(5) Indicatore Rete presente (0) Rete assente (1)</w:t>
+      <w:proofErr w:type="spellStart"/>
+      <w:r>
+        <w:rPr>
+          <w:rFonts w:ascii="Arial" w:eastAsia="Times New Roman" w:hAnsi="Arial" w:cs="Arial"/>
+          <w:color w:val="000000" w:themeColor="text1"/>
+          <w:sz w:val="24"/>
+          <w:szCs w:val="24"/>
+          <w:lang w:eastAsia="it-IT"/>
+        </w:rPr>
+        <w:t>EEPROM.read</w:t>
+      </w:r>
+      <w:proofErr w:type="spellEnd"/>
+      <w:r>
+        <w:rPr>
+          <w:rFonts w:ascii="Arial" w:eastAsia="Times New Roman" w:hAnsi="Arial" w:cs="Arial"/>
+          <w:color w:val="000000" w:themeColor="text1"/>
+          <w:sz w:val="24"/>
+          <w:szCs w:val="24"/>
+          <w:lang w:eastAsia="it-IT"/>
+        </w:rPr>
+        <w:t>(5) Indicatore Rete presente (0) Rete assente (1)</w:t>
       </w:r>
     </w:p>
     <w:p>
@@ -3535,19 +3633,53 @@
         </w:rPr>
         <w:t>chiama </w:t>
       </w:r>
-      <w:hyperlink r:id="rId7" w:history="1">
-        <w:r>
-          <w:rPr>
-            <w:rFonts w:ascii="Segoe UI" w:eastAsia="Times New Roman" w:hAnsi="Segoe UI" w:cs="Segoe UI"/>
-            <w:color w:val="000000" w:themeColor="text1"/>
-            <w:sz w:val="18"/>
-            <w:szCs w:val="18"/>
-            <w:bdr w:val="single" w:sz="4" w:space="1" w:color="auto" w:frame="1"/>
-            <w:lang w:eastAsia="it-IT"/>
-          </w:rPr>
-          <w:t>initgsm()</w:t>
-        </w:r>
-      </w:hyperlink>
+      <w:proofErr w:type="spellStart"/>
+      <w:r>
+        <w:fldChar w:fldCharType="begin"/>
+      </w:r>
+      <w:r>
+        <w:instrText xml:space="preserve"> HYPERLINK "vscode-file://vscode-app/</w:instrText>
+      </w:r>
+      <w:r>
+        <w:instrText xml:space="preserve">c:/Users/Massimo/AppData/Local/Programs/Microsoft%20VS%20Code/f6cfa2ea24/resources/app/out/vs/code/electron-browser/workbench/workbench.html" </w:instrText>
+      </w:r>
+      <w:r>
+        <w:fldChar w:fldCharType="separate"/>
+      </w:r>
+      <w:r>
+        <w:rPr>
+          <w:rFonts w:ascii="Segoe UI" w:eastAsia="Times New Roman" w:hAnsi="Segoe UI" w:cs="Segoe UI"/>
+          <w:color w:val="000000" w:themeColor="text1"/>
+          <w:sz w:val="18"/>
+          <w:szCs w:val="18"/>
+          <w:bdr w:val="single" w:sz="4" w:space="1" w:color="auto" w:frame="1"/>
+          <w:lang w:eastAsia="it-IT"/>
+        </w:rPr>
+        <w:t>initgsm</w:t>
+      </w:r>
+      <w:proofErr w:type="spellEnd"/>
+      <w:r>
+        <w:rPr>
+          <w:rFonts w:ascii="Segoe UI" w:eastAsia="Times New Roman" w:hAnsi="Segoe UI" w:cs="Segoe UI"/>
+          <w:color w:val="000000" w:themeColor="text1"/>
+          <w:sz w:val="18"/>
+          <w:szCs w:val="18"/>
+          <w:bdr w:val="single" w:sz="4" w:space="1" w:color="auto" w:frame="1"/>
+          <w:lang w:eastAsia="it-IT"/>
+        </w:rPr>
+        <w:t>()</w:t>
+      </w:r>
+      <w:r>
+        <w:rPr>
+          <w:rFonts w:ascii="Segoe UI" w:eastAsia="Times New Roman" w:hAnsi="Segoe UI" w:cs="Segoe UI"/>
+          <w:color w:val="000000" w:themeColor="text1"/>
+          <w:sz w:val="18"/>
+          <w:szCs w:val="18"/>
+          <w:bdr w:val="single" w:sz="4" w:space="1" w:color="auto" w:frame="1"/>
+          <w:lang w:eastAsia="it-IT"/>
+        </w:rPr>
+        <w:fldChar w:fldCharType="end"/>
+      </w:r>
     </w:p>
     <w:p>
       <w:pPr>
@@ -3574,19 +3706,53 @@
         </w:rPr>
         <w:t>imposta </w:t>
       </w:r>
-      <w:hyperlink r:id="rId8" w:history="1">
-        <w:r>
-          <w:rPr>
-            <w:rFonts w:ascii="Segoe UI" w:eastAsia="Times New Roman" w:hAnsi="Segoe UI" w:cs="Segoe UI"/>
-            <w:color w:val="000000" w:themeColor="text1"/>
-            <w:sz w:val="18"/>
-            <w:szCs w:val="18"/>
-            <w:bdr w:val="single" w:sz="4" w:space="1" w:color="auto" w:frame="1"/>
-            <w:lang w:eastAsia="it-IT"/>
-          </w:rPr>
-          <w:t>EEPROM.update(5, 0)</w:t>
-        </w:r>
-      </w:hyperlink>
+      <w:proofErr w:type="spellStart"/>
+      <w:r>
+        <w:fldChar w:fldCharType="begin"/>
+      </w:r>
+      <w:r>
+        <w:instrText xml:space="preserve"> HYPERLINK "vscode-file://vscode-app/c:/Users/Massimo/AppData/Local/Programs/Microsoft%20VS%2</w:instrText>
+      </w:r>
+      <w:r>
+        <w:instrText xml:space="preserve">0Code/f6cfa2ea24/resources/app/out/vs/code/electron-browser/workbench/workbench.html" </w:instrText>
+      </w:r>
+      <w:r>
+        <w:fldChar w:fldCharType="separate"/>
+      </w:r>
+      <w:r>
+        <w:rPr>
+          <w:rFonts w:ascii="Segoe UI" w:eastAsia="Times New Roman" w:hAnsi="Segoe UI" w:cs="Segoe UI"/>
+          <w:color w:val="000000" w:themeColor="text1"/>
+          <w:sz w:val="18"/>
+          <w:szCs w:val="18"/>
+          <w:bdr w:val="single" w:sz="4" w:space="1" w:color="auto" w:frame="1"/>
+          <w:lang w:eastAsia="it-IT"/>
+        </w:rPr>
+        <w:t>EEPROM.update</w:t>
+      </w:r>
+      <w:proofErr w:type="spellEnd"/>
+      <w:r>
+        <w:rPr>
+          <w:rFonts w:ascii="Segoe UI" w:eastAsia="Times New Roman" w:hAnsi="Segoe UI" w:cs="Segoe UI"/>
+          <w:color w:val="000000" w:themeColor="text1"/>
+          <w:sz w:val="18"/>
+          <w:szCs w:val="18"/>
+          <w:bdr w:val="single" w:sz="4" w:space="1" w:color="auto" w:frame="1"/>
+          <w:lang w:eastAsia="it-IT"/>
+        </w:rPr>
+        <w:t>(5, 0)</w:t>
+      </w:r>
+      <w:r>
+        <w:rPr>
+          <w:rFonts w:ascii="Segoe UI" w:eastAsia="Times New Roman" w:hAnsi="Segoe UI" w:cs="Segoe UI"/>
+          <w:color w:val="000000" w:themeColor="text1"/>
+          <w:sz w:val="18"/>
+          <w:szCs w:val="18"/>
+          <w:bdr w:val="single" w:sz="4" w:space="1" w:color="auto" w:frame="1"/>
+          <w:lang w:eastAsia="it-IT"/>
+        </w:rPr>
+        <w:fldChar w:fldCharType="end"/>
+      </w:r>
     </w:p>
     <w:p>
       <w:pPr>
@@ -3613,19 +3779,53 @@
         </w:rPr>
         <w:t>carica numeri autorizzati con </w:t>
       </w:r>
-      <w:hyperlink r:id="rId9" w:history="1">
-        <w:r>
-          <w:rPr>
-            <w:rFonts w:ascii="Segoe UI" w:eastAsia="Times New Roman" w:hAnsi="Segoe UI" w:cs="Segoe UI"/>
-            <w:color w:val="000000" w:themeColor="text1"/>
-            <w:sz w:val="18"/>
-            <w:szCs w:val="18"/>
-            <w:bdr w:val="single" w:sz="4" w:space="1" w:color="auto" w:frame="1"/>
-            <w:lang w:eastAsia="it-IT"/>
-          </w:rPr>
-          <w:t>RestorePhones()</w:t>
-        </w:r>
-      </w:hyperlink>
+      <w:proofErr w:type="spellStart"/>
+      <w:r>
+        <w:fldChar w:fldCharType="begin"/>
+      </w:r>
+      <w:r>
+        <w:instrText xml:space="preserve"> HYPERLINK "vscode-file://vscode-app/c:/Users/Massimo/AppData/Local/Programs/Microsoft%20VS%20Code/f6cfa2ea24/resourc</w:instrText>
+      </w:r>
+      <w:r>
+        <w:instrText xml:space="preserve">es/app/out/vs/code/electron-browser/workbench/workbench.html" </w:instrText>
+      </w:r>
+      <w:r>
+        <w:fldChar w:fldCharType="separate"/>
+      </w:r>
+      <w:r>
+        <w:rPr>
+          <w:rFonts w:ascii="Segoe UI" w:eastAsia="Times New Roman" w:hAnsi="Segoe UI" w:cs="Segoe UI"/>
+          <w:color w:val="000000" w:themeColor="text1"/>
+          <w:sz w:val="18"/>
+          <w:szCs w:val="18"/>
+          <w:bdr w:val="single" w:sz="4" w:space="1" w:color="auto" w:frame="1"/>
+          <w:lang w:eastAsia="it-IT"/>
+        </w:rPr>
+        <w:t>RestorePhones</w:t>
+      </w:r>
+      <w:proofErr w:type="spellEnd"/>
+      <w:r>
+        <w:rPr>
+          <w:rFonts w:ascii="Segoe UI" w:eastAsia="Times New Roman" w:hAnsi="Segoe UI" w:cs="Segoe UI"/>
+          <w:color w:val="000000" w:themeColor="text1"/>
+          <w:sz w:val="18"/>
+          <w:szCs w:val="18"/>
+          <w:bdr w:val="single" w:sz="4" w:space="1" w:color="auto" w:frame="1"/>
+          <w:lang w:eastAsia="it-IT"/>
+        </w:rPr>
+        <w:t>()</w:t>
+      </w:r>
+      <w:r>
+        <w:rPr>
+          <w:rFonts w:ascii="Segoe UI" w:eastAsia="Times New Roman" w:hAnsi="Segoe UI" w:cs="Segoe UI"/>
+          <w:color w:val="000000" w:themeColor="text1"/>
+          <w:sz w:val="18"/>
+          <w:szCs w:val="18"/>
+          <w:bdr w:val="single" w:sz="4" w:space="1" w:color="auto" w:frame="1"/>
+          <w:lang w:eastAsia="it-IT"/>
+        </w:rPr>
+        <w:fldChar w:fldCharType="end"/>
+      </w:r>
     </w:p>
     <w:p>
       <w:pPr>
@@ -3642,7 +3842,7 @@
           <w:lang w:eastAsia="it-IT"/>
         </w:rPr>
       </w:pPr>
-      <w:hyperlink r:id="rId10" w:history="1">
+      <w:hyperlink r:id="rId7" w:history="1">
         <w:r>
           <w:rPr>
             <w:rFonts w:ascii="Segoe UI" w:eastAsia="Times New Roman" w:hAnsi="Segoe UI" w:cs="Segoe UI"/>
@@ -3976,19 +4176,50 @@
         </w:rPr>
         <w:t>ogni 15 minuti verifica reset giornaliero e chiama </w:t>
       </w:r>
-      <w:hyperlink r:id="rId11" w:history="1">
-        <w:r>
-          <w:rPr>
-            <w:rFonts w:ascii="Segoe UI" w:eastAsia="Times New Roman" w:hAnsi="Segoe UI" w:cs="Segoe UI"/>
-            <w:color w:val="000000" w:themeColor="text1"/>
-            <w:sz w:val="18"/>
-            <w:szCs w:val="18"/>
-            <w:bdr w:val="single" w:sz="4" w:space="1" w:color="auto" w:frame="1"/>
-            <w:lang w:eastAsia="it-IT"/>
-          </w:rPr>
-          <w:t>initgsm()</w:t>
-        </w:r>
-      </w:hyperlink>
+      <w:proofErr w:type="spellStart"/>
+      <w:r>
+        <w:fldChar w:fldCharType="begin"/>
+      </w:r>
+      <w:r>
+        <w:instrText xml:space="preserve"> HYPERLINK "vscode-file://vscode-app/c:/Users/Massimo/AppData/Local/Programs/Microsoft%20VS%20Code/f6cfa2ea24/resources/app/out/vs/code/electron-browser/workbench/workbench.html" </w:instrText>
+      </w:r>
+      <w:r>
+        <w:fldChar w:fldCharType="separate"/>
+      </w:r>
+      <w:r>
+        <w:rPr>
+          <w:rFonts w:ascii="Segoe UI" w:eastAsia="Times New Roman" w:hAnsi="Segoe UI" w:cs="Segoe UI"/>
+          <w:color w:val="000000" w:themeColor="text1"/>
+          <w:sz w:val="18"/>
+          <w:szCs w:val="18"/>
+          <w:bdr w:val="single" w:sz="4" w:space="1" w:color="auto" w:frame="1"/>
+          <w:lang w:eastAsia="it-IT"/>
+        </w:rPr>
+        <w:t>initgsm</w:t>
+      </w:r>
+      <w:proofErr w:type="spellEnd"/>
+      <w:r>
+        <w:rPr>
+          <w:rFonts w:ascii="Segoe UI" w:eastAsia="Times New Roman" w:hAnsi="Segoe UI" w:cs="Segoe UI"/>
+          <w:color w:val="000000" w:themeColor="text1"/>
+          <w:sz w:val="18"/>
+          <w:szCs w:val="18"/>
+          <w:bdr w:val="single" w:sz="4" w:space="1" w:color="auto" w:frame="1"/>
+          <w:lang w:eastAsia="it-IT"/>
+        </w:rPr>
+        <w:t>()</w:t>
+      </w:r>
+      <w:r>
+        <w:rPr>
+          <w:rFonts w:ascii="Segoe UI" w:eastAsia="Times New Roman" w:hAnsi="Segoe UI" w:cs="Segoe UI"/>
+          <w:color w:val="000000" w:themeColor="text1"/>
+          <w:sz w:val="18"/>
+          <w:szCs w:val="18"/>
+          <w:bdr w:val="single" w:sz="4" w:space="1" w:color="auto" w:frame="1"/>
+          <w:lang w:eastAsia="it-IT"/>
+        </w:rPr>
+        <w:fldChar w:fldCharType="end"/>
+      </w:r>
       <w:r>
         <w:rPr>
           <w:rFonts w:ascii="Segoe UI" w:eastAsia="Times New Roman" w:hAnsi="Segoe UI" w:cs="Segoe UI"/>
@@ -5052,6 +5283,7 @@
           <w:lang w:val="en-US" w:eastAsia="it-IT"/>
         </w:rPr>
       </w:pPr>
+      <w:proofErr w:type="spellStart"/>
       <w:r>
         <w:rPr>
           <w:rFonts w:ascii="Arial" w:eastAsia="Times New Roman" w:hAnsi="Arial" w:cs="Arial"/>
@@ -5072,7 +5304,19 @@
           <w:szCs w:val="28"/>
           <w:lang w:val="en-US" w:eastAsia="it-IT"/>
         </w:rPr>
-        <w:t>i LAB Tests</w:t>
+        <w:t>i</w:t>
+      </w:r>
+      <w:proofErr w:type="spellEnd"/>
+      <w:r>
+        <w:rPr>
+          <w:rFonts w:ascii="Arial" w:eastAsia="Times New Roman" w:hAnsi="Arial" w:cs="Arial"/>
+          <w:b/>
+          <w:bCs/>
+          <w:sz w:val="28"/>
+          <w:szCs w:val="28"/>
+          <w:lang w:val="en-US" w:eastAsia="it-IT"/>
+        </w:rPr>
+        <w:t xml:space="preserve"> LAB Tests</w:t>
       </w:r>
     </w:p>
     <w:p>
@@ -5108,6 +5352,17 @@
           <w:lang w:val="en-US" w:eastAsia="it-IT"/>
         </w:rPr>
         <w:tab/>
+      </w:r>
+      <w:proofErr w:type="spellStart"/>
+      <w:r>
+        <w:rPr>
+          <w:rFonts w:ascii="Arial" w:eastAsia="Times New Roman" w:hAnsi="Arial" w:cs="Arial"/>
+          <w:b/>
+          <w:bCs/>
+          <w:sz w:val="24"/>
+          <w:szCs w:val="24"/>
+          <w:lang w:val="en-US" w:eastAsia="it-IT"/>
+        </w:rPr>
         <w:t>Prim</w:t>
       </w:r>
       <w:r>
@@ -5119,7 +5374,19 @@
           <w:szCs w:val="24"/>
           <w:lang w:val="en-US" w:eastAsia="it-IT"/>
         </w:rPr>
-        <w:t>i LAB Tests</w:t>
+        <w:t>i</w:t>
+      </w:r>
+      <w:proofErr w:type="spellEnd"/>
+      <w:r>
+        <w:rPr>
+          <w:rFonts w:ascii="Arial" w:eastAsia="Times New Roman" w:hAnsi="Arial" w:cs="Arial"/>
+          <w:b/>
+          <w:bCs/>
+          <w:sz w:val="24"/>
+          <w:szCs w:val="24"/>
+          <w:lang w:val="en-US" w:eastAsia="it-IT"/>
+        </w:rPr>
+        <w:t xml:space="preserve"> LAB Tests</w:t>
       </w:r>
       <w:r>
         <w:rPr>
@@ -5200,15 +5467,27 @@
         </w:rPr>
         <w:t xml:space="preserve">Attualmente il </w:t>
       </w:r>
-      <w:r>
-        <w:rPr>
-          <w:rFonts w:ascii="Arial" w:eastAsia="Times New Roman" w:hAnsi="Arial" w:cs="Arial"/>
-          <w:color w:val="000000" w:themeColor="text1"/>
-          <w:sz w:val="24"/>
-          <w:szCs w:val="24"/>
-          <w:lang w:eastAsia="it-IT"/>
-        </w:rPr>
-        <w:t xml:space="preserve">Fw </w:t>
+      <w:proofErr w:type="spellStart"/>
+      <w:r>
+        <w:rPr>
+          <w:rFonts w:ascii="Arial" w:eastAsia="Times New Roman" w:hAnsi="Arial" w:cs="Arial"/>
+          <w:color w:val="000000" w:themeColor="text1"/>
+          <w:sz w:val="24"/>
+          <w:szCs w:val="24"/>
+          <w:lang w:eastAsia="it-IT"/>
+        </w:rPr>
+        <w:t>Fw</w:t>
+      </w:r>
+      <w:proofErr w:type="spellEnd"/>
+      <w:r>
+        <w:rPr>
+          <w:rFonts w:ascii="Arial" w:eastAsia="Times New Roman" w:hAnsi="Arial" w:cs="Arial"/>
+          <w:color w:val="000000" w:themeColor="text1"/>
+          <w:sz w:val="24"/>
+          <w:szCs w:val="24"/>
+          <w:lang w:eastAsia="it-IT"/>
+        </w:rPr>
+        <w:t xml:space="preserve"> </w:t>
       </w:r>
       <w:r>
         <w:rPr>
@@ -6874,8 +7153,21 @@
           <w:szCs w:val="24"/>
           <w:lang w:eastAsia="it-IT"/>
         </w:rPr>
-        <w:t>l valore di Tensione + Timestamp</w:t>
-      </w:r>
+        <w:t xml:space="preserve">l valore di Tensione + </w:t>
+      </w:r>
+      <w:proofErr w:type="spellStart"/>
+      <w:r>
+        <w:rPr>
+          <w:rFonts w:ascii="Arial" w:eastAsia="Times New Roman" w:hAnsi="Arial" w:cs="Arial"/>
+          <w:b/>
+          <w:bCs/>
+          <w:sz w:val="24"/>
+          <w:szCs w:val="24"/>
+          <w:lang w:eastAsia="it-IT"/>
+        </w:rPr>
+        <w:t>Timestamp</w:t>
+      </w:r>
+      <w:proofErr w:type="spellEnd"/>
     </w:p>
     <w:p>
       <w:pPr>
@@ -6913,7 +7205,27 @@
           <w:szCs w:val="24"/>
           <w:lang w:eastAsia="it-IT"/>
         </w:rPr>
-        <w:t>il Timestamp + Valore Tensione</w:t>
+        <w:t xml:space="preserve">il </w:t>
+      </w:r>
+      <w:proofErr w:type="spellStart"/>
+      <w:r>
+        <w:rPr>
+          <w:rFonts w:ascii="Arial" w:eastAsia="Times New Roman" w:hAnsi="Arial" w:cs="Arial"/>
+          <w:sz w:val="24"/>
+          <w:szCs w:val="24"/>
+          <w:lang w:eastAsia="it-IT"/>
+        </w:rPr>
+        <w:t>Timestamp</w:t>
+      </w:r>
+      <w:proofErr w:type="spellEnd"/>
+      <w:r>
+        <w:rPr>
+          <w:rFonts w:ascii="Arial" w:eastAsia="Times New Roman" w:hAnsi="Arial" w:cs="Arial"/>
+          <w:sz w:val="24"/>
+          <w:szCs w:val="24"/>
+          <w:lang w:eastAsia="it-IT"/>
+        </w:rPr>
+        <w:t xml:space="preserve"> + Valore Tensione</w:t>
       </w:r>
     </w:p>
     <w:p>
@@ -7014,8 +7326,21 @@
           <w:szCs w:val="24"/>
           <w:lang w:eastAsia="it-IT"/>
         </w:rPr>
-        <w:t>l valore di Tensione + Timestamp</w:t>
-      </w:r>
+        <w:t xml:space="preserve">l valore di Tensione + </w:t>
+      </w:r>
+      <w:proofErr w:type="spellStart"/>
+      <w:r>
+        <w:rPr>
+          <w:rFonts w:ascii="Arial" w:eastAsia="Times New Roman" w:hAnsi="Arial" w:cs="Arial"/>
+          <w:b/>
+          <w:bCs/>
+          <w:sz w:val="24"/>
+          <w:szCs w:val="24"/>
+          <w:lang w:eastAsia="it-IT"/>
+        </w:rPr>
+        <w:t>Timestamp</w:t>
+      </w:r>
+      <w:proofErr w:type="spellEnd"/>
     </w:p>
     <w:p>
       <w:pPr>
@@ -7053,7 +7378,27 @@
           <w:szCs w:val="24"/>
           <w:lang w:eastAsia="it-IT"/>
         </w:rPr>
-        <w:t>il Timestamp + Valore Tensione</w:t>
+        <w:t xml:space="preserve">il </w:t>
+      </w:r>
+      <w:proofErr w:type="spellStart"/>
+      <w:r>
+        <w:rPr>
+          <w:rFonts w:ascii="Arial" w:eastAsia="Times New Roman" w:hAnsi="Arial" w:cs="Arial"/>
+          <w:sz w:val="24"/>
+          <w:szCs w:val="24"/>
+          <w:lang w:eastAsia="it-IT"/>
+        </w:rPr>
+        <w:t>Timestamp</w:t>
+      </w:r>
+      <w:proofErr w:type="spellEnd"/>
+      <w:r>
+        <w:rPr>
+          <w:rFonts w:ascii="Arial" w:eastAsia="Times New Roman" w:hAnsi="Arial" w:cs="Arial"/>
+          <w:sz w:val="24"/>
+          <w:szCs w:val="24"/>
+          <w:lang w:eastAsia="it-IT"/>
+        </w:rPr>
+        <w:t xml:space="preserve"> + Valore Tensione</w:t>
       </w:r>
     </w:p>
     <w:p>
@@ -7154,8 +7499,21 @@
           <w:szCs w:val="24"/>
           <w:lang w:eastAsia="it-IT"/>
         </w:rPr>
-        <w:t>l valore di Tensione + Timestamp</w:t>
-      </w:r>
+        <w:t xml:space="preserve">l valore di Tensione + </w:t>
+      </w:r>
+      <w:proofErr w:type="spellStart"/>
+      <w:r>
+        <w:rPr>
+          <w:rFonts w:ascii="Arial" w:eastAsia="Times New Roman" w:hAnsi="Arial" w:cs="Arial"/>
+          <w:b/>
+          <w:bCs/>
+          <w:sz w:val="24"/>
+          <w:szCs w:val="24"/>
+          <w:lang w:eastAsia="it-IT"/>
+        </w:rPr>
+        <w:t>Timestamp</w:t>
+      </w:r>
+      <w:proofErr w:type="spellEnd"/>
     </w:p>
     <w:p>
       <w:pPr>
@@ -7185,7 +7543,47 @@
           <w:szCs w:val="24"/>
           <w:lang w:val="en-US" w:eastAsia="it-IT"/>
         </w:rPr>
-        <w:t>Da numero sconosciuto – SMS:</w:t>
+        <w:t xml:space="preserve">Da </w:t>
+      </w:r>
+      <w:proofErr w:type="spellStart"/>
+      <w:r>
+        <w:rPr>
+          <w:rFonts w:ascii="Arial" w:eastAsia="Times New Roman" w:hAnsi="Arial" w:cs="Arial"/>
+          <w:sz w:val="24"/>
+          <w:szCs w:val="24"/>
+          <w:lang w:val="en-US" w:eastAsia="it-IT"/>
+        </w:rPr>
+        <w:t>numero</w:t>
+      </w:r>
+      <w:proofErr w:type="spellEnd"/>
+      <w:r>
+        <w:rPr>
+          <w:rFonts w:ascii="Arial" w:eastAsia="Times New Roman" w:hAnsi="Arial" w:cs="Arial"/>
+          <w:sz w:val="24"/>
+          <w:szCs w:val="24"/>
+          <w:lang w:val="en-US" w:eastAsia="it-IT"/>
+        </w:rPr>
+        <w:t xml:space="preserve"> </w:t>
+      </w:r>
+      <w:proofErr w:type="spellStart"/>
+      <w:r>
+        <w:rPr>
+          <w:rFonts w:ascii="Arial" w:eastAsia="Times New Roman" w:hAnsi="Arial" w:cs="Arial"/>
+          <w:sz w:val="24"/>
+          <w:szCs w:val="24"/>
+          <w:lang w:val="en-US" w:eastAsia="it-IT"/>
+        </w:rPr>
+        <w:t>sconosciuto</w:t>
+      </w:r>
+      <w:proofErr w:type="spellEnd"/>
+      <w:r>
+        <w:rPr>
+          <w:rFonts w:ascii="Arial" w:eastAsia="Times New Roman" w:hAnsi="Arial" w:cs="Arial"/>
+          <w:sz w:val="24"/>
+          <w:szCs w:val="24"/>
+          <w:lang w:val="en-US" w:eastAsia="it-IT"/>
+        </w:rPr>
+        <w:t xml:space="preserve"> – SMS:</w:t>
       </w:r>
       <w:r>
         <w:rPr>
@@ -7690,16 +8088,58 @@
                 <w:szCs w:val="16"/>
                 <w:lang w:eastAsia="it-IT"/>
               </w:rPr>
-              <w:t xml:space="preserve">Attualmente il Fw </w:t>
-            </w:r>
-            <w:r>
-              <w:rPr>
-                <w:rFonts w:ascii="Arial" w:eastAsia="Times New Roman" w:hAnsi="Arial" w:cs="Arial"/>
-                <w:sz w:val="16"/>
-                <w:szCs w:val="16"/>
-                <w:lang w:eastAsia="it-IT"/>
-              </w:rPr>
-              <w:t>prevede il Master già inserito nel codice (usare n. fittizio per poi cambiarlo cn i comandi)</w:t>
+              <w:t xml:space="preserve">Attualmente il </w:t>
+            </w:r>
+            <w:proofErr w:type="spellStart"/>
+            <w:r>
+              <w:rPr>
+                <w:rFonts w:ascii="Arial" w:eastAsia="Times New Roman" w:hAnsi="Arial" w:cs="Arial"/>
+                <w:color w:val="000000" w:themeColor="text1"/>
+                <w:sz w:val="16"/>
+                <w:szCs w:val="16"/>
+                <w:lang w:eastAsia="it-IT"/>
+              </w:rPr>
+              <w:t>Fw</w:t>
+            </w:r>
+            <w:proofErr w:type="spellEnd"/>
+            <w:r>
+              <w:rPr>
+                <w:rFonts w:ascii="Arial" w:eastAsia="Times New Roman" w:hAnsi="Arial" w:cs="Arial"/>
+                <w:color w:val="000000" w:themeColor="text1"/>
+                <w:sz w:val="16"/>
+                <w:szCs w:val="16"/>
+                <w:lang w:eastAsia="it-IT"/>
+              </w:rPr>
+              <w:t xml:space="preserve"> </w:t>
+            </w:r>
+            <w:r>
+              <w:rPr>
+                <w:rFonts w:ascii="Arial" w:eastAsia="Times New Roman" w:hAnsi="Arial" w:cs="Arial"/>
+                <w:sz w:val="16"/>
+                <w:szCs w:val="16"/>
+                <w:lang w:eastAsia="it-IT"/>
+              </w:rPr>
+              <w:t xml:space="preserve">prevede il Master già inserito nel codice (usare n. fittizio per poi cambiarlo </w:t>
+            </w:r>
+            <w:proofErr w:type="spellStart"/>
+            <w:r>
+              <w:rPr>
+                <w:rFonts w:ascii="Arial" w:eastAsia="Times New Roman" w:hAnsi="Arial" w:cs="Arial"/>
+                <w:sz w:val="16"/>
+                <w:szCs w:val="16"/>
+                <w:lang w:eastAsia="it-IT"/>
+              </w:rPr>
+              <w:t>cn</w:t>
+            </w:r>
+            <w:proofErr w:type="spellEnd"/>
+            <w:r>
+              <w:rPr>
+                <w:rFonts w:ascii="Arial" w:eastAsia="Times New Roman" w:hAnsi="Arial" w:cs="Arial"/>
+                <w:sz w:val="16"/>
+                <w:szCs w:val="16"/>
+                <w:lang w:eastAsia="it-IT"/>
+              </w:rPr>
+              <w:t xml:space="preserve"> i comandi)</w:t>
             </w:r>
           </w:p>
         </w:tc>
@@ -10249,6 +10689,7 @@
                 <w:lang w:eastAsia="it-IT"/>
               </w:rPr>
             </w:pPr>
+            <w:proofErr w:type="spellStart"/>
             <w:r>
               <w:rPr>
                 <w:rFonts w:ascii="Arial" w:eastAsia="Times New Roman" w:hAnsi="Arial" w:cs="Arial"/>
@@ -10258,6 +10699,7 @@
               </w:rPr>
               <w:t>Operation</w:t>
             </w:r>
+            <w:proofErr w:type="spellEnd"/>
           </w:p>
         </w:tc>
         <w:tc>
@@ -10512,6 +10954,7 @@
                 <w:lang w:eastAsia="it-IT"/>
               </w:rPr>
             </w:pPr>
+            <w:proofErr w:type="spellStart"/>
             <w:r>
               <w:rPr>
                 <w:rFonts w:ascii="Arial" w:eastAsia="Times New Roman" w:hAnsi="Arial" w:cs="Arial"/>
@@ -10521,6 +10964,7 @@
               </w:rPr>
               <w:t>Operation</w:t>
             </w:r>
+            <w:proofErr w:type="spellEnd"/>
           </w:p>
         </w:tc>
         <w:tc>
@@ -10627,7 +11071,27 @@
                 <w:szCs w:val="16"/>
                 <w:lang w:val="en-US" w:eastAsia="it-IT"/>
               </w:rPr>
-              <w:t xml:space="preserve">SMS a Richiedente; </w:t>
+              <w:t xml:space="preserve">SMS a </w:t>
+            </w:r>
+            <w:proofErr w:type="spellStart"/>
+            <w:r>
+              <w:rPr>
+                <w:rFonts w:ascii="Arial" w:eastAsia="Times New Roman" w:hAnsi="Arial" w:cs="Arial"/>
+                <w:sz w:val="16"/>
+                <w:szCs w:val="16"/>
+                <w:lang w:val="en-US" w:eastAsia="it-IT"/>
+              </w:rPr>
+              <w:t>Richiedente</w:t>
+            </w:r>
+            <w:proofErr w:type="spellEnd"/>
+            <w:r>
+              <w:rPr>
+                <w:rFonts w:ascii="Arial" w:eastAsia="Times New Roman" w:hAnsi="Arial" w:cs="Arial"/>
+                <w:sz w:val="16"/>
+                <w:szCs w:val="16"/>
+                <w:lang w:val="en-US" w:eastAsia="it-IT"/>
+              </w:rPr>
+              <w:t xml:space="preserve">; </w:t>
             </w:r>
             <w:r>
               <w:rPr>
@@ -10718,6 +11182,7 @@
                 <w:lang w:eastAsia="it-IT"/>
               </w:rPr>
             </w:pPr>
+            <w:proofErr w:type="spellStart"/>
             <w:r>
               <w:rPr>
                 <w:rFonts w:ascii="Arial" w:eastAsia="Times New Roman" w:hAnsi="Arial" w:cs="Arial"/>
@@ -10727,6 +11192,7 @@
               </w:rPr>
               <w:t>Operation</w:t>
             </w:r>
+            <w:proofErr w:type="spellEnd"/>
           </w:p>
         </w:tc>
         <w:tc>
@@ -10752,8 +11218,19 @@
                 <w:szCs w:val="16"/>
                 <w:lang w:eastAsia="it-IT"/>
               </w:rPr>
-              <w:t>Ritorna il valore di Tensione + Timestamp</w:t>
-            </w:r>
+              <w:t xml:space="preserve">Ritorna il valore di Tensione + </w:t>
+            </w:r>
+            <w:proofErr w:type="spellStart"/>
+            <w:r>
+              <w:rPr>
+                <w:rFonts w:ascii="Arial" w:eastAsia="Times New Roman" w:hAnsi="Arial" w:cs="Arial"/>
+                <w:sz w:val="16"/>
+                <w:szCs w:val="16"/>
+                <w:lang w:eastAsia="it-IT"/>
+              </w:rPr>
+              <w:t>Timestamp</w:t>
+            </w:r>
+            <w:proofErr w:type="spellEnd"/>
           </w:p>
         </w:tc>
         <w:tc>
@@ -10846,6 +11323,7 @@
                 <w:lang w:eastAsia="it-IT"/>
               </w:rPr>
             </w:pPr>
+            <w:proofErr w:type="spellStart"/>
             <w:r>
               <w:rPr>
                 <w:rFonts w:ascii="Arial" w:eastAsia="Times New Roman" w:hAnsi="Arial" w:cs="Arial"/>
@@ -10857,15 +11335,37 @@
               </w:rPr>
               <w:t>timestamp</w:t>
             </w:r>
-            <w:r>
-              <w:rPr>
-                <w:rFonts w:ascii="Arial" w:eastAsia="Times New Roman" w:hAnsi="Arial" w:cs="Arial"/>
-                <w:sz w:val="16"/>
-                <w:szCs w:val="16"/>
-                <w:lang w:eastAsia="it-IT"/>
-              </w:rPr>
-              <w:t xml:space="preserve"> “Current Voltage: “</w:t>
-            </w:r>
+            <w:proofErr w:type="spellEnd"/>
+            <w:r>
+              <w:rPr>
+                <w:rFonts w:ascii="Arial" w:eastAsia="Times New Roman" w:hAnsi="Arial" w:cs="Arial"/>
+                <w:sz w:val="16"/>
+                <w:szCs w:val="16"/>
+                <w:lang w:eastAsia="it-IT"/>
+              </w:rPr>
+              <w:t xml:space="preserve"> “</w:t>
+            </w:r>
+            <w:proofErr w:type="spellStart"/>
+            <w:r>
+              <w:rPr>
+                <w:rFonts w:ascii="Arial" w:eastAsia="Times New Roman" w:hAnsi="Arial" w:cs="Arial"/>
+                <w:sz w:val="16"/>
+                <w:szCs w:val="16"/>
+                <w:lang w:eastAsia="it-IT"/>
+              </w:rPr>
+              <w:t>Current</w:t>
+            </w:r>
+            <w:proofErr w:type="spellEnd"/>
+            <w:r>
+              <w:rPr>
+                <w:rFonts w:ascii="Arial" w:eastAsia="Times New Roman" w:hAnsi="Arial" w:cs="Arial"/>
+                <w:sz w:val="16"/>
+                <w:szCs w:val="16"/>
+                <w:lang w:eastAsia="it-IT"/>
+              </w:rPr>
+              <w:t xml:space="preserve"> Voltage: “</w:t>
+            </w:r>
+            <w:proofErr w:type="spellStart"/>
             <w:r>
               <w:rPr>
                 <w:rFonts w:ascii="Arial" w:eastAsia="Times New Roman" w:hAnsi="Arial" w:cs="Arial"/>
@@ -10877,14 +11377,35 @@
               </w:rPr>
               <w:t>voltage</w:t>
             </w:r>
-            <w:r>
-              <w:rPr>
-                <w:rFonts w:ascii="Arial" w:eastAsia="Times New Roman" w:hAnsi="Arial" w:cs="Arial"/>
-                <w:sz w:val="16"/>
-                <w:szCs w:val="16"/>
-                <w:lang w:eastAsia="it-IT"/>
-              </w:rPr>
-              <w:t xml:space="preserve"> “Vac"</w:t>
+            <w:proofErr w:type="spellEnd"/>
+            <w:r>
+              <w:rPr>
+                <w:rFonts w:ascii="Arial" w:eastAsia="Times New Roman" w:hAnsi="Arial" w:cs="Arial"/>
+                <w:sz w:val="16"/>
+                <w:szCs w:val="16"/>
+                <w:lang w:eastAsia="it-IT"/>
+              </w:rPr>
+              <w:t xml:space="preserve"> “</w:t>
+            </w:r>
+            <w:proofErr w:type="spellStart"/>
+            <w:r>
+              <w:rPr>
+                <w:rFonts w:ascii="Arial" w:eastAsia="Times New Roman" w:hAnsi="Arial" w:cs="Arial"/>
+                <w:sz w:val="16"/>
+                <w:szCs w:val="16"/>
+                <w:lang w:eastAsia="it-IT"/>
+              </w:rPr>
+              <w:t>Vac</w:t>
+            </w:r>
+            <w:proofErr w:type="spellEnd"/>
+            <w:r>
+              <w:rPr>
+                <w:rFonts w:ascii="Arial" w:eastAsia="Times New Roman" w:hAnsi="Arial" w:cs="Arial"/>
+                <w:sz w:val="16"/>
+                <w:szCs w:val="16"/>
+                <w:lang w:eastAsia="it-IT"/>
+              </w:rPr>
+              <w:t>"</w:t>
             </w:r>
           </w:p>
         </w:tc>
@@ -10954,6 +11475,7 @@
                 <w:lang w:eastAsia="it-IT"/>
               </w:rPr>
             </w:pPr>
+            <w:proofErr w:type="spellStart"/>
             <w:r>
               <w:rPr>
                 <w:rFonts w:ascii="Arial" w:eastAsia="Times New Roman" w:hAnsi="Arial" w:cs="Arial"/>
@@ -10963,6 +11485,7 @@
               </w:rPr>
               <w:t>Operation</w:t>
             </w:r>
+            <w:proofErr w:type="spellEnd"/>
           </w:p>
         </w:tc>
         <w:tc>
@@ -10988,8 +11511,19 @@
                 <w:szCs w:val="16"/>
                 <w:lang w:eastAsia="it-IT"/>
               </w:rPr>
-              <w:t>Ritorna il valore di Tensione + Timestamp</w:t>
-            </w:r>
+              <w:t xml:space="preserve">Ritorna il valore di Tensione + </w:t>
+            </w:r>
+            <w:proofErr w:type="spellStart"/>
+            <w:r>
+              <w:rPr>
+                <w:rFonts w:ascii="Arial" w:eastAsia="Times New Roman" w:hAnsi="Arial" w:cs="Arial"/>
+                <w:sz w:val="16"/>
+                <w:szCs w:val="16"/>
+                <w:lang w:eastAsia="it-IT"/>
+              </w:rPr>
+              <w:t>Timestamp</w:t>
+            </w:r>
+            <w:proofErr w:type="spellEnd"/>
           </w:p>
         </w:tc>
         <w:tc>
@@ -11082,6 +11616,7 @@
                 <w:lang w:eastAsia="it-IT"/>
               </w:rPr>
             </w:pPr>
+            <w:proofErr w:type="spellStart"/>
             <w:r>
               <w:rPr>
                 <w:rFonts w:ascii="Arial" w:eastAsia="Times New Roman" w:hAnsi="Arial" w:cs="Arial"/>
@@ -11093,15 +11628,37 @@
               </w:rPr>
               <w:t>timestamp</w:t>
             </w:r>
-            <w:r>
-              <w:rPr>
-                <w:rFonts w:ascii="Arial" w:eastAsia="Times New Roman" w:hAnsi="Arial" w:cs="Arial"/>
-                <w:sz w:val="16"/>
-                <w:szCs w:val="16"/>
-                <w:lang w:eastAsia="it-IT"/>
-              </w:rPr>
-              <w:t xml:space="preserve"> “Current Voltage: “</w:t>
-            </w:r>
+            <w:proofErr w:type="spellEnd"/>
+            <w:r>
+              <w:rPr>
+                <w:rFonts w:ascii="Arial" w:eastAsia="Times New Roman" w:hAnsi="Arial" w:cs="Arial"/>
+                <w:sz w:val="16"/>
+                <w:szCs w:val="16"/>
+                <w:lang w:eastAsia="it-IT"/>
+              </w:rPr>
+              <w:t xml:space="preserve"> “</w:t>
+            </w:r>
+            <w:proofErr w:type="spellStart"/>
+            <w:r>
+              <w:rPr>
+                <w:rFonts w:ascii="Arial" w:eastAsia="Times New Roman" w:hAnsi="Arial" w:cs="Arial"/>
+                <w:sz w:val="16"/>
+                <w:szCs w:val="16"/>
+                <w:lang w:eastAsia="it-IT"/>
+              </w:rPr>
+              <w:t>Current</w:t>
+            </w:r>
+            <w:proofErr w:type="spellEnd"/>
+            <w:r>
+              <w:rPr>
+                <w:rFonts w:ascii="Arial" w:eastAsia="Times New Roman" w:hAnsi="Arial" w:cs="Arial"/>
+                <w:sz w:val="16"/>
+                <w:szCs w:val="16"/>
+                <w:lang w:eastAsia="it-IT"/>
+              </w:rPr>
+              <w:t xml:space="preserve"> Voltage: “</w:t>
+            </w:r>
+            <w:proofErr w:type="spellStart"/>
             <w:r>
               <w:rPr>
                 <w:rFonts w:ascii="Arial" w:eastAsia="Times New Roman" w:hAnsi="Arial" w:cs="Arial"/>
@@ -11113,14 +11670,35 @@
               </w:rPr>
               <w:t>voltage</w:t>
             </w:r>
-            <w:r>
-              <w:rPr>
-                <w:rFonts w:ascii="Arial" w:eastAsia="Times New Roman" w:hAnsi="Arial" w:cs="Arial"/>
-                <w:sz w:val="16"/>
-                <w:szCs w:val="16"/>
-                <w:lang w:eastAsia="it-IT"/>
-              </w:rPr>
-              <w:t xml:space="preserve"> “Vac"</w:t>
+            <w:proofErr w:type="spellEnd"/>
+            <w:r>
+              <w:rPr>
+                <w:rFonts w:ascii="Arial" w:eastAsia="Times New Roman" w:hAnsi="Arial" w:cs="Arial"/>
+                <w:sz w:val="16"/>
+                <w:szCs w:val="16"/>
+                <w:lang w:eastAsia="it-IT"/>
+              </w:rPr>
+              <w:t xml:space="preserve"> “</w:t>
+            </w:r>
+            <w:proofErr w:type="spellStart"/>
+            <w:r>
+              <w:rPr>
+                <w:rFonts w:ascii="Arial" w:eastAsia="Times New Roman" w:hAnsi="Arial" w:cs="Arial"/>
+                <w:sz w:val="16"/>
+                <w:szCs w:val="16"/>
+                <w:lang w:eastAsia="it-IT"/>
+              </w:rPr>
+              <w:t>Vac</w:t>
+            </w:r>
+            <w:proofErr w:type="spellEnd"/>
+            <w:r>
+              <w:rPr>
+                <w:rFonts w:ascii="Arial" w:eastAsia="Times New Roman" w:hAnsi="Arial" w:cs="Arial"/>
+                <w:sz w:val="16"/>
+                <w:szCs w:val="16"/>
+                <w:lang w:eastAsia="it-IT"/>
+              </w:rPr>
+              <w:t>"</w:t>
             </w:r>
           </w:p>
         </w:tc>
@@ -11190,6 +11768,7 @@
                 <w:lang w:eastAsia="it-IT"/>
               </w:rPr>
             </w:pPr>
+            <w:proofErr w:type="spellStart"/>
             <w:r>
               <w:rPr>
                 <w:rFonts w:ascii="Arial" w:eastAsia="Times New Roman" w:hAnsi="Arial" w:cs="Arial"/>
@@ -11199,6 +11778,7 @@
               </w:rPr>
               <w:t>Operation</w:t>
             </w:r>
+            <w:proofErr w:type="spellEnd"/>
           </w:p>
         </w:tc>
         <w:tc>
@@ -11224,8 +11804,19 @@
                 <w:szCs w:val="16"/>
                 <w:lang w:eastAsia="it-IT"/>
               </w:rPr>
-              <w:t>Ritorna il valore di Tensione + Timestamp</w:t>
-            </w:r>
+              <w:t xml:space="preserve">Ritorna il valore di Tensione + </w:t>
+            </w:r>
+            <w:proofErr w:type="spellStart"/>
+            <w:r>
+              <w:rPr>
+                <w:rFonts w:ascii="Arial" w:eastAsia="Times New Roman" w:hAnsi="Arial" w:cs="Arial"/>
+                <w:sz w:val="16"/>
+                <w:szCs w:val="16"/>
+                <w:lang w:eastAsia="it-IT"/>
+              </w:rPr>
+              <w:t>Timestamp</w:t>
+            </w:r>
+            <w:proofErr w:type="spellEnd"/>
           </w:p>
         </w:tc>
         <w:tc>
@@ -11409,6 +12000,7 @@
                 <w:lang w:val="en-US" w:eastAsia="it-IT"/>
               </w:rPr>
             </w:pPr>
+            <w:proofErr w:type="spellStart"/>
             <w:r>
               <w:rPr>
                 <w:rFonts w:ascii="Arial" w:eastAsia="Times New Roman" w:hAnsi="Arial" w:cs="Arial"/>
@@ -11418,6 +12010,7 @@
               </w:rPr>
               <w:t>Operation</w:t>
             </w:r>
+            <w:proofErr w:type="spellEnd"/>
           </w:p>
         </w:tc>
         <w:tc>
@@ -11612,6 +12205,7 @@
                 <w:lang w:eastAsia="it-IT"/>
               </w:rPr>
             </w:pPr>
+            <w:proofErr w:type="spellStart"/>
             <w:r>
               <w:rPr>
                 <w:rFonts w:ascii="Arial" w:eastAsia="Times New Roman" w:hAnsi="Arial" w:cs="Arial"/>
@@ -11621,6 +12215,7 @@
               </w:rPr>
               <w:t>Operation</w:t>
             </w:r>
+            <w:proofErr w:type="spellEnd"/>
           </w:p>
         </w:tc>
         <w:tc>
@@ -11745,7 +12340,27 @@
                 <w:szCs w:val="16"/>
                 <w:lang w:val="en-US" w:eastAsia="it-IT"/>
               </w:rPr>
-              <w:t xml:space="preserve">SMS a Richiedente; </w:t>
+              <w:t xml:space="preserve">SMS a </w:t>
+            </w:r>
+            <w:proofErr w:type="spellStart"/>
+            <w:r>
+              <w:rPr>
+                <w:rFonts w:ascii="Arial" w:eastAsia="Times New Roman" w:hAnsi="Arial" w:cs="Arial"/>
+                <w:sz w:val="16"/>
+                <w:szCs w:val="16"/>
+                <w:lang w:val="en-US" w:eastAsia="it-IT"/>
+              </w:rPr>
+              <w:t>Richiedente</w:t>
+            </w:r>
+            <w:proofErr w:type="spellEnd"/>
+            <w:r>
+              <w:rPr>
+                <w:rFonts w:ascii="Arial" w:eastAsia="Times New Roman" w:hAnsi="Arial" w:cs="Arial"/>
+                <w:sz w:val="16"/>
+                <w:szCs w:val="16"/>
+                <w:lang w:val="en-US" w:eastAsia="it-IT"/>
+              </w:rPr>
+              <w:t xml:space="preserve">; </w:t>
             </w:r>
             <w:r>
               <w:rPr>
@@ -11824,6 +12439,7 @@
                 <w:lang w:val="en-US" w:eastAsia="it-IT"/>
               </w:rPr>
             </w:pPr>
+            <w:proofErr w:type="spellStart"/>
             <w:r>
               <w:rPr>
                 <w:rFonts w:ascii="Arial" w:eastAsia="Times New Roman" w:hAnsi="Arial" w:cs="Arial"/>
@@ -11833,6 +12449,7 @@
               </w:rPr>
               <w:t>Operation</w:t>
             </w:r>
+            <w:proofErr w:type="spellEnd"/>
           </w:p>
         </w:tc>
         <w:tc>
@@ -12082,7 +12699,7 @@
                     <pic:cNvPicPr/>
                   </pic:nvPicPr>
                   <pic:blipFill>
-                    <a:blip r:embed="rId12"/>
+                    <a:blip r:embed="rId8"/>
                     <a:stretch>
                       <a:fillRect/>
                     </a:stretch>
@@ -12134,7 +12751,7 @@
                     <pic:cNvPicPr/>
                   </pic:nvPicPr>
                   <pic:blipFill>
-                    <a:blip r:embed="rId13"/>
+                    <a:blip r:embed="rId9"/>
                     <a:stretch>
                       <a:fillRect/>
                     </a:stretch>
@@ -12186,28 +12803,31 @@
           <w:lang w:val="en-US"/>
         </w:rPr>
       </w:pPr>
+      <w:proofErr w:type="spellStart"/>
       <w:r>
         <w:rPr>
           <w:rFonts w:ascii="Arial" w:hAnsi="Arial" w:cs="Arial"/>
           <w:lang w:val="en-US"/>
         </w:rPr>
-        <w:t>Verificare CalcNauxphones</w:t>
-      </w:r>
-    </w:p>
-    <w:p>
-      <w:pPr>
+        <w:t>Verificare</w:t>
+      </w:r>
+      <w:proofErr w:type="spellEnd"/>
+      <w:r>
         <w:rPr>
           <w:rFonts w:ascii="Arial" w:hAnsi="Arial" w:cs="Arial"/>
           <w:lang w:val="en-US"/>
         </w:rPr>
-      </w:pPr>
+        <w:t xml:space="preserve"> </w:t>
+      </w:r>
+      <w:proofErr w:type="spellStart"/>
       <w:r>
         <w:rPr>
           <w:rFonts w:ascii="Arial" w:hAnsi="Arial" w:cs="Arial"/>
           <w:lang w:val="en-US"/>
         </w:rPr>
-        <w:t>List AutPhones</w:t>
-      </w:r>
+        <w:t>CalcNauxphones</w:t>
+      </w:r>
+      <w:proofErr w:type="spellEnd"/>
     </w:p>
     <w:p>
       <w:pPr>
@@ -12221,6 +12841,30 @@
           <w:rFonts w:ascii="Arial" w:hAnsi="Arial" w:cs="Arial"/>
           <w:lang w:val="en-US"/>
         </w:rPr>
+        <w:t xml:space="preserve">List </w:t>
+      </w:r>
+      <w:proofErr w:type="spellStart"/>
+      <w:r>
+        <w:rPr>
+          <w:rFonts w:ascii="Arial" w:hAnsi="Arial" w:cs="Arial"/>
+          <w:lang w:val="en-US"/>
+        </w:rPr>
+        <w:t>AutPhones</w:t>
+      </w:r>
+      <w:proofErr w:type="spellEnd"/>
+    </w:p>
+    <w:p>
+      <w:pPr>
+        <w:rPr>
+          <w:rFonts w:ascii="Arial" w:hAnsi="Arial" w:cs="Arial"/>
+          <w:lang w:val="en-US"/>
+        </w:rPr>
+      </w:pPr>
+      <w:r>
+        <w:rPr>
+          <w:rFonts w:ascii="Arial" w:hAnsi="Arial" w:cs="Arial"/>
+          <w:lang w:val="en-US"/>
+        </w:rPr>
         <w:t>Restore Phones</w:t>
       </w:r>
     </w:p>
@@ -12242,6 +12886,3764 @@
         </w:rPr>
         <w:t>EPROM</w:t>
       </w:r>
+    </w:p>
+    <w:p>
+      <w:pPr>
+        <w:rPr>
+          <w:rFonts w:ascii="Arial" w:hAnsi="Arial" w:cs="Arial"/>
+        </w:rPr>
+      </w:pPr>
+      <w:r>
+        <w:rPr>
+          <w:rFonts w:ascii="Arial" w:hAnsi="Arial" w:cs="Arial"/>
+        </w:rPr>
+        <w:br w:type="page"/>
+      </w:r>
+    </w:p>
+    <w:p>
+      <w:pPr>
+        <w:spacing w:before="100" w:beforeAutospacing="1" w:after="100" w:afterAutospacing="1" w:line="240" w:lineRule="auto"/>
+        <w:jc w:val="center"/>
+        <w:rPr>
+          <w:rFonts w:ascii="Arial" w:eastAsia="Times New Roman" w:hAnsi="Arial" w:cs="Arial"/>
+          <w:b/>
+          <w:bCs/>
+          <w:sz w:val="28"/>
+          <w:szCs w:val="28"/>
+          <w:lang w:eastAsia="it-IT"/>
+        </w:rPr>
+      </w:pPr>
+      <w:r>
+        <w:rPr>
+          <w:rFonts w:ascii="Arial" w:eastAsia="Times New Roman" w:hAnsi="Arial" w:cs="Arial"/>
+          <w:b/>
+          <w:bCs/>
+          <w:sz w:val="28"/>
+          <w:szCs w:val="28"/>
+          <w:lang w:eastAsia="it-IT"/>
+        </w:rPr>
+        <w:lastRenderedPageBreak/>
+        <w:t>DA CONTROLLARE</w:t>
+      </w:r>
+    </w:p>
+    <w:p>
+      <w:pPr>
+        <w:spacing w:before="100" w:beforeAutospacing="1" w:after="100" w:afterAutospacing="1" w:line="240" w:lineRule="auto"/>
+        <w:rPr>
+          <w:rFonts w:ascii="Times New Roman" w:eastAsia="Times New Roman" w:hAnsi="Times New Roman" w:cs="Times New Roman"/>
+          <w:sz w:val="24"/>
+          <w:szCs w:val="24"/>
+          <w:lang w:eastAsia="it-IT"/>
+        </w:rPr>
+      </w:pPr>
+    </w:p>
+    <w:p>
+      <w:pPr>
+        <w:spacing w:before="100" w:beforeAutospacing="1" w:after="100" w:afterAutospacing="1" w:line="240" w:lineRule="auto"/>
+        <w:rPr>
+          <w:rFonts w:ascii="Times New Roman" w:eastAsia="Times New Roman" w:hAnsi="Times New Roman" w:cs="Times New Roman"/>
+          <w:sz w:val="24"/>
+          <w:szCs w:val="24"/>
+          <w:lang w:eastAsia="it-IT"/>
+        </w:rPr>
+      </w:pPr>
+      <w:r>
+        <w:rPr>
+          <w:rFonts w:ascii="Times New Roman" w:eastAsia="Times New Roman" w:hAnsi="Times New Roman" w:cs="Times New Roman"/>
+          <w:sz w:val="24"/>
+          <w:szCs w:val="24"/>
+          <w:lang w:eastAsia="it-IT"/>
+        </w:rPr>
+        <w:t>Nel codice che hai appena fornito, la mappa prevista è:</w:t>
+      </w:r>
+    </w:p>
+    <w:tbl>
+      <w:tblPr>
+        <w:tblW w:w="0" w:type="auto"/>
+        <w:tblCellSpacing w:w="15" w:type="dxa"/>
+        <w:tblCellMar>
+          <w:top w:w="15" w:type="dxa"/>
+          <w:left w:w="15" w:type="dxa"/>
+          <w:bottom w:w="15" w:type="dxa"/>
+          <w:right w:w="15" w:type="dxa"/>
+        </w:tblCellMar>
+        <w:tblLook w:val="04A0" w:firstRow="1" w:lastRow="0" w:firstColumn="1" w:lastColumn="0" w:noHBand="0" w:noVBand="1"/>
+      </w:tblPr>
+      <w:tblGrid>
+        <w:gridCol w:w="1129"/>
+        <w:gridCol w:w="3956"/>
+      </w:tblGrid>
+      <w:tr>
+        <w:trPr>
+          <w:tblHeader/>
+          <w:tblCellSpacing w:w="15" w:type="dxa"/>
+        </w:trPr>
+        <w:tc>
+          <w:tcPr>
+            <w:tcW w:w="0" w:type="auto"/>
+            <w:vAlign w:val="center"/>
+            <w:hideMark/>
+          </w:tcPr>
+          <w:p>
+            <w:pPr>
+              <w:spacing w:after="0" w:line="240" w:lineRule="auto"/>
+              <w:jc w:val="center"/>
+              <w:rPr>
+                <w:rFonts w:ascii="Times New Roman" w:eastAsia="Times New Roman" w:hAnsi="Times New Roman" w:cs="Times New Roman"/>
+                <w:b/>
+                <w:bCs/>
+                <w:sz w:val="24"/>
+                <w:szCs w:val="24"/>
+                <w:lang w:eastAsia="it-IT"/>
+              </w:rPr>
+            </w:pPr>
+            <w:r>
+              <w:rPr>
+                <w:rFonts w:ascii="Times New Roman" w:eastAsia="Times New Roman" w:hAnsi="Times New Roman" w:cs="Times New Roman"/>
+                <w:b/>
+                <w:bCs/>
+                <w:sz w:val="24"/>
+                <w:szCs w:val="24"/>
+                <w:lang w:eastAsia="it-IT"/>
+              </w:rPr>
+              <w:t>EEPROM</w:t>
+            </w:r>
+          </w:p>
+        </w:tc>
+        <w:tc>
+          <w:tcPr>
+            <w:tcW w:w="0" w:type="auto"/>
+            <w:vAlign w:val="center"/>
+            <w:hideMark/>
+          </w:tcPr>
+          <w:p>
+            <w:pPr>
+              <w:spacing w:after="0" w:line="240" w:lineRule="auto"/>
+              <w:jc w:val="center"/>
+              <w:rPr>
+                <w:rFonts w:ascii="Times New Roman" w:eastAsia="Times New Roman" w:hAnsi="Times New Roman" w:cs="Times New Roman"/>
+                <w:b/>
+                <w:bCs/>
+                <w:sz w:val="24"/>
+                <w:szCs w:val="24"/>
+                <w:lang w:eastAsia="it-IT"/>
+              </w:rPr>
+            </w:pPr>
+            <w:r>
+              <w:rPr>
+                <w:rFonts w:ascii="Times New Roman" w:eastAsia="Times New Roman" w:hAnsi="Times New Roman" w:cs="Times New Roman"/>
+                <w:b/>
+                <w:bCs/>
+                <w:sz w:val="24"/>
+                <w:szCs w:val="24"/>
+                <w:lang w:eastAsia="it-IT"/>
+              </w:rPr>
+              <w:t>Contenuto</w:t>
+            </w:r>
+          </w:p>
+        </w:tc>
+      </w:tr>
+      <w:tr>
+        <w:trPr>
+          <w:tblCellSpacing w:w="15" w:type="dxa"/>
+        </w:trPr>
+        <w:tc>
+          <w:tcPr>
+            <w:tcW w:w="0" w:type="auto"/>
+            <w:vAlign w:val="center"/>
+            <w:hideMark/>
+          </w:tcPr>
+          <w:p>
+            <w:pPr>
+              <w:spacing w:after="0" w:line="240" w:lineRule="auto"/>
+              <w:rPr>
+                <w:rFonts w:ascii="Times New Roman" w:eastAsia="Times New Roman" w:hAnsi="Times New Roman" w:cs="Times New Roman"/>
+                <w:sz w:val="24"/>
+                <w:szCs w:val="24"/>
+                <w:lang w:eastAsia="it-IT"/>
+              </w:rPr>
+            </w:pPr>
+            <w:r>
+              <w:rPr>
+                <w:rFonts w:ascii="Courier New" w:eastAsia="Times New Roman" w:hAnsi="Courier New" w:cs="Courier New"/>
+                <w:sz w:val="20"/>
+                <w:szCs w:val="20"/>
+                <w:lang w:eastAsia="it-IT"/>
+              </w:rPr>
+              <w:t>0–4</w:t>
+            </w:r>
+          </w:p>
+        </w:tc>
+        <w:tc>
+          <w:tcPr>
+            <w:tcW w:w="0" w:type="auto"/>
+            <w:vAlign w:val="center"/>
+            <w:hideMark/>
+          </w:tcPr>
+          <w:p>
+            <w:pPr>
+              <w:spacing w:after="0" w:line="240" w:lineRule="auto"/>
+              <w:rPr>
+                <w:rFonts w:ascii="Times New Roman" w:eastAsia="Times New Roman" w:hAnsi="Times New Roman" w:cs="Times New Roman"/>
+                <w:sz w:val="24"/>
+                <w:szCs w:val="24"/>
+                <w:lang w:eastAsia="it-IT"/>
+              </w:rPr>
+            </w:pPr>
+            <w:r>
+              <w:rPr>
+                <w:rFonts w:ascii="Times New Roman" w:eastAsia="Times New Roman" w:hAnsi="Times New Roman" w:cs="Times New Roman"/>
+                <w:sz w:val="24"/>
+                <w:szCs w:val="24"/>
+                <w:lang w:eastAsia="it-IT"/>
+              </w:rPr>
+              <w:t>non utilizzata dal codice mostrato</w:t>
+            </w:r>
+          </w:p>
+        </w:tc>
+      </w:tr>
+      <w:tr>
+        <w:trPr>
+          <w:tblCellSpacing w:w="15" w:type="dxa"/>
+        </w:trPr>
+        <w:tc>
+          <w:tcPr>
+            <w:tcW w:w="0" w:type="auto"/>
+            <w:vAlign w:val="center"/>
+            <w:hideMark/>
+          </w:tcPr>
+          <w:p>
+            <w:pPr>
+              <w:spacing w:after="0" w:line="240" w:lineRule="auto"/>
+              <w:rPr>
+                <w:rFonts w:ascii="Times New Roman" w:eastAsia="Times New Roman" w:hAnsi="Times New Roman" w:cs="Times New Roman"/>
+                <w:sz w:val="24"/>
+                <w:szCs w:val="24"/>
+                <w:lang w:eastAsia="it-IT"/>
+              </w:rPr>
+            </w:pPr>
+            <w:r>
+              <w:rPr>
+                <w:rFonts w:ascii="Courier New" w:eastAsia="Times New Roman" w:hAnsi="Courier New" w:cs="Courier New"/>
+                <w:sz w:val="20"/>
+                <w:szCs w:val="20"/>
+                <w:lang w:eastAsia="it-IT"/>
+              </w:rPr>
+              <w:t>5</w:t>
+            </w:r>
+          </w:p>
+        </w:tc>
+        <w:tc>
+          <w:tcPr>
+            <w:tcW w:w="0" w:type="auto"/>
+            <w:vAlign w:val="center"/>
+            <w:hideMark/>
+          </w:tcPr>
+          <w:p>
+            <w:pPr>
+              <w:spacing w:after="0" w:line="240" w:lineRule="auto"/>
+              <w:rPr>
+                <w:rFonts w:ascii="Times New Roman" w:eastAsia="Times New Roman" w:hAnsi="Times New Roman" w:cs="Times New Roman"/>
+                <w:sz w:val="24"/>
+                <w:szCs w:val="24"/>
+                <w:lang w:eastAsia="it-IT"/>
+              </w:rPr>
+            </w:pPr>
+            <w:r>
+              <w:rPr>
+                <w:rFonts w:ascii="Times New Roman" w:eastAsia="Times New Roman" w:hAnsi="Times New Roman" w:cs="Times New Roman"/>
+                <w:sz w:val="24"/>
+                <w:szCs w:val="24"/>
+                <w:lang w:eastAsia="it-IT"/>
+              </w:rPr>
+              <w:t xml:space="preserve">stato rete: </w:t>
+            </w:r>
+            <w:r>
+              <w:rPr>
+                <w:rFonts w:ascii="Courier New" w:eastAsia="Times New Roman" w:hAnsi="Courier New" w:cs="Courier New"/>
+                <w:sz w:val="20"/>
+                <w:szCs w:val="20"/>
+                <w:lang w:eastAsia="it-IT"/>
+              </w:rPr>
+              <w:t>0 = presente</w:t>
+            </w:r>
+            <w:r>
+              <w:rPr>
+                <w:rFonts w:ascii="Times New Roman" w:eastAsia="Times New Roman" w:hAnsi="Times New Roman" w:cs="Times New Roman"/>
+                <w:sz w:val="24"/>
+                <w:szCs w:val="24"/>
+                <w:lang w:eastAsia="it-IT"/>
+              </w:rPr>
+              <w:t xml:space="preserve">, </w:t>
+            </w:r>
+            <w:r>
+              <w:rPr>
+                <w:rFonts w:ascii="Courier New" w:eastAsia="Times New Roman" w:hAnsi="Courier New" w:cs="Courier New"/>
+                <w:sz w:val="20"/>
+                <w:szCs w:val="20"/>
+                <w:lang w:eastAsia="it-IT"/>
+              </w:rPr>
+              <w:t>1 = assente</w:t>
+            </w:r>
+          </w:p>
+        </w:tc>
+      </w:tr>
+      <w:tr>
+        <w:trPr>
+          <w:tblCellSpacing w:w="15" w:type="dxa"/>
+        </w:trPr>
+        <w:tc>
+          <w:tcPr>
+            <w:tcW w:w="0" w:type="auto"/>
+            <w:vAlign w:val="center"/>
+            <w:hideMark/>
+          </w:tcPr>
+          <w:p>
+            <w:pPr>
+              <w:spacing w:after="0" w:line="240" w:lineRule="auto"/>
+              <w:rPr>
+                <w:rFonts w:ascii="Times New Roman" w:eastAsia="Times New Roman" w:hAnsi="Times New Roman" w:cs="Times New Roman"/>
+                <w:sz w:val="24"/>
+                <w:szCs w:val="24"/>
+                <w:lang w:eastAsia="it-IT"/>
+              </w:rPr>
+            </w:pPr>
+            <w:r>
+              <w:rPr>
+                <w:rFonts w:ascii="Courier New" w:eastAsia="Times New Roman" w:hAnsi="Courier New" w:cs="Courier New"/>
+                <w:sz w:val="20"/>
+                <w:szCs w:val="20"/>
+                <w:lang w:eastAsia="it-IT"/>
+              </w:rPr>
+              <w:t>6–21</w:t>
+            </w:r>
+          </w:p>
+        </w:tc>
+        <w:tc>
+          <w:tcPr>
+            <w:tcW w:w="0" w:type="auto"/>
+            <w:vAlign w:val="center"/>
+            <w:hideMark/>
+          </w:tcPr>
+          <w:p>
+            <w:pPr>
+              <w:spacing w:after="0" w:line="240" w:lineRule="auto"/>
+              <w:rPr>
+                <w:rFonts w:ascii="Times New Roman" w:eastAsia="Times New Roman" w:hAnsi="Times New Roman" w:cs="Times New Roman"/>
+                <w:sz w:val="24"/>
+                <w:szCs w:val="24"/>
+                <w:lang w:eastAsia="it-IT"/>
+              </w:rPr>
+            </w:pPr>
+            <w:r>
+              <w:rPr>
+                <w:rFonts w:ascii="Times New Roman" w:eastAsia="Times New Roman" w:hAnsi="Times New Roman" w:cs="Times New Roman"/>
+                <w:sz w:val="24"/>
+                <w:szCs w:val="24"/>
+                <w:lang w:eastAsia="it-IT"/>
+              </w:rPr>
+              <w:t>Master (</w:t>
+            </w:r>
+            <w:proofErr w:type="spellStart"/>
+            <w:r>
+              <w:rPr>
+                <w:rFonts w:ascii="Courier New" w:eastAsia="Times New Roman" w:hAnsi="Courier New" w:cs="Courier New"/>
+                <w:sz w:val="20"/>
+                <w:szCs w:val="20"/>
+                <w:lang w:eastAsia="it-IT"/>
+              </w:rPr>
+              <w:t>phoneAut</w:t>
+            </w:r>
+            <w:proofErr w:type="spellEnd"/>
+            <w:r>
+              <w:rPr>
+                <w:rFonts w:ascii="Courier New" w:eastAsia="Times New Roman" w:hAnsi="Courier New" w:cs="Courier New"/>
+                <w:sz w:val="20"/>
+                <w:szCs w:val="20"/>
+                <w:lang w:eastAsia="it-IT"/>
+              </w:rPr>
+              <w:t>[0]</w:t>
+            </w:r>
+            <w:r>
+              <w:rPr>
+                <w:rFonts w:ascii="Times New Roman" w:eastAsia="Times New Roman" w:hAnsi="Times New Roman" w:cs="Times New Roman"/>
+                <w:sz w:val="24"/>
+                <w:szCs w:val="24"/>
+                <w:lang w:eastAsia="it-IT"/>
+              </w:rPr>
+              <w:t>)</w:t>
+            </w:r>
+          </w:p>
+        </w:tc>
+      </w:tr>
+      <w:tr>
+        <w:trPr>
+          <w:tblCellSpacing w:w="15" w:type="dxa"/>
+        </w:trPr>
+        <w:tc>
+          <w:tcPr>
+            <w:tcW w:w="0" w:type="auto"/>
+            <w:vAlign w:val="center"/>
+            <w:hideMark/>
+          </w:tcPr>
+          <w:p>
+            <w:pPr>
+              <w:spacing w:after="0" w:line="240" w:lineRule="auto"/>
+              <w:rPr>
+                <w:rFonts w:ascii="Times New Roman" w:eastAsia="Times New Roman" w:hAnsi="Times New Roman" w:cs="Times New Roman"/>
+                <w:sz w:val="24"/>
+                <w:szCs w:val="24"/>
+                <w:lang w:eastAsia="it-IT"/>
+              </w:rPr>
+            </w:pPr>
+            <w:r>
+              <w:rPr>
+                <w:rFonts w:ascii="Courier New" w:eastAsia="Times New Roman" w:hAnsi="Courier New" w:cs="Courier New"/>
+                <w:sz w:val="20"/>
+                <w:szCs w:val="20"/>
+                <w:lang w:eastAsia="it-IT"/>
+              </w:rPr>
+              <w:t>23–38</w:t>
+            </w:r>
+          </w:p>
+        </w:tc>
+        <w:tc>
+          <w:tcPr>
+            <w:tcW w:w="0" w:type="auto"/>
+            <w:vAlign w:val="center"/>
+            <w:hideMark/>
+          </w:tcPr>
+          <w:p>
+            <w:pPr>
+              <w:spacing w:after="0" w:line="240" w:lineRule="auto"/>
+              <w:rPr>
+                <w:rFonts w:ascii="Times New Roman" w:eastAsia="Times New Roman" w:hAnsi="Times New Roman" w:cs="Times New Roman"/>
+                <w:sz w:val="24"/>
+                <w:szCs w:val="24"/>
+                <w:lang w:eastAsia="it-IT"/>
+              </w:rPr>
+            </w:pPr>
+            <w:r>
+              <w:rPr>
+                <w:rFonts w:ascii="Times New Roman" w:eastAsia="Times New Roman" w:hAnsi="Times New Roman" w:cs="Times New Roman"/>
+                <w:sz w:val="24"/>
+                <w:szCs w:val="24"/>
+                <w:lang w:eastAsia="it-IT"/>
+              </w:rPr>
+              <w:t>A1 (</w:t>
+            </w:r>
+            <w:proofErr w:type="spellStart"/>
+            <w:r>
+              <w:rPr>
+                <w:rFonts w:ascii="Courier New" w:eastAsia="Times New Roman" w:hAnsi="Courier New" w:cs="Courier New"/>
+                <w:sz w:val="20"/>
+                <w:szCs w:val="20"/>
+                <w:lang w:eastAsia="it-IT"/>
+              </w:rPr>
+              <w:t>phoneAut</w:t>
+            </w:r>
+            <w:proofErr w:type="spellEnd"/>
+            <w:r>
+              <w:rPr>
+                <w:rFonts w:ascii="Courier New" w:eastAsia="Times New Roman" w:hAnsi="Courier New" w:cs="Courier New"/>
+                <w:sz w:val="20"/>
+                <w:szCs w:val="20"/>
+                <w:lang w:eastAsia="it-IT"/>
+              </w:rPr>
+              <w:t>[1]</w:t>
+            </w:r>
+            <w:r>
+              <w:rPr>
+                <w:rFonts w:ascii="Times New Roman" w:eastAsia="Times New Roman" w:hAnsi="Times New Roman" w:cs="Times New Roman"/>
+                <w:sz w:val="24"/>
+                <w:szCs w:val="24"/>
+                <w:lang w:eastAsia="it-IT"/>
+              </w:rPr>
+              <w:t>)</w:t>
+            </w:r>
+          </w:p>
+        </w:tc>
+      </w:tr>
+      <w:tr>
+        <w:trPr>
+          <w:tblCellSpacing w:w="15" w:type="dxa"/>
+        </w:trPr>
+        <w:tc>
+          <w:tcPr>
+            <w:tcW w:w="0" w:type="auto"/>
+            <w:vAlign w:val="center"/>
+            <w:hideMark/>
+          </w:tcPr>
+          <w:p>
+            <w:pPr>
+              <w:spacing w:after="0" w:line="240" w:lineRule="auto"/>
+              <w:rPr>
+                <w:rFonts w:ascii="Times New Roman" w:eastAsia="Times New Roman" w:hAnsi="Times New Roman" w:cs="Times New Roman"/>
+                <w:sz w:val="24"/>
+                <w:szCs w:val="24"/>
+                <w:lang w:eastAsia="it-IT"/>
+              </w:rPr>
+            </w:pPr>
+            <w:r>
+              <w:rPr>
+                <w:rFonts w:ascii="Courier New" w:eastAsia="Times New Roman" w:hAnsi="Courier New" w:cs="Courier New"/>
+                <w:sz w:val="20"/>
+                <w:szCs w:val="20"/>
+                <w:lang w:eastAsia="it-IT"/>
+              </w:rPr>
+              <w:t>40–55</w:t>
+            </w:r>
+          </w:p>
+        </w:tc>
+        <w:tc>
+          <w:tcPr>
+            <w:tcW w:w="0" w:type="auto"/>
+            <w:vAlign w:val="center"/>
+            <w:hideMark/>
+          </w:tcPr>
+          <w:p>
+            <w:pPr>
+              <w:spacing w:after="0" w:line="240" w:lineRule="auto"/>
+              <w:rPr>
+                <w:rFonts w:ascii="Times New Roman" w:eastAsia="Times New Roman" w:hAnsi="Times New Roman" w:cs="Times New Roman"/>
+                <w:sz w:val="24"/>
+                <w:szCs w:val="24"/>
+                <w:lang w:eastAsia="it-IT"/>
+              </w:rPr>
+            </w:pPr>
+            <w:r>
+              <w:rPr>
+                <w:rFonts w:ascii="Times New Roman" w:eastAsia="Times New Roman" w:hAnsi="Times New Roman" w:cs="Times New Roman"/>
+                <w:sz w:val="24"/>
+                <w:szCs w:val="24"/>
+                <w:lang w:eastAsia="it-IT"/>
+              </w:rPr>
+              <w:t>A2 (</w:t>
+            </w:r>
+            <w:proofErr w:type="spellStart"/>
+            <w:r>
+              <w:rPr>
+                <w:rFonts w:ascii="Courier New" w:eastAsia="Times New Roman" w:hAnsi="Courier New" w:cs="Courier New"/>
+                <w:sz w:val="20"/>
+                <w:szCs w:val="20"/>
+                <w:lang w:eastAsia="it-IT"/>
+              </w:rPr>
+              <w:t>phoneAut</w:t>
+            </w:r>
+            <w:proofErr w:type="spellEnd"/>
+            <w:r>
+              <w:rPr>
+                <w:rFonts w:ascii="Courier New" w:eastAsia="Times New Roman" w:hAnsi="Courier New" w:cs="Courier New"/>
+                <w:sz w:val="20"/>
+                <w:szCs w:val="20"/>
+                <w:lang w:eastAsia="it-IT"/>
+              </w:rPr>
+              <w:t>[2]</w:t>
+            </w:r>
+            <w:r>
+              <w:rPr>
+                <w:rFonts w:ascii="Times New Roman" w:eastAsia="Times New Roman" w:hAnsi="Times New Roman" w:cs="Times New Roman"/>
+                <w:sz w:val="24"/>
+                <w:szCs w:val="24"/>
+                <w:lang w:eastAsia="it-IT"/>
+              </w:rPr>
+              <w:t>)</w:t>
+            </w:r>
+          </w:p>
+        </w:tc>
+      </w:tr>
+      <w:tr>
+        <w:trPr>
+          <w:tblCellSpacing w:w="15" w:type="dxa"/>
+        </w:trPr>
+        <w:tc>
+          <w:tcPr>
+            <w:tcW w:w="0" w:type="auto"/>
+            <w:vAlign w:val="center"/>
+            <w:hideMark/>
+          </w:tcPr>
+          <w:p>
+            <w:pPr>
+              <w:spacing w:after="0" w:line="240" w:lineRule="auto"/>
+              <w:rPr>
+                <w:rFonts w:ascii="Times New Roman" w:eastAsia="Times New Roman" w:hAnsi="Times New Roman" w:cs="Times New Roman"/>
+                <w:sz w:val="24"/>
+                <w:szCs w:val="24"/>
+                <w:lang w:eastAsia="it-IT"/>
+              </w:rPr>
+            </w:pPr>
+            <w:r>
+              <w:rPr>
+                <w:rFonts w:ascii="Courier New" w:eastAsia="Times New Roman" w:hAnsi="Courier New" w:cs="Courier New"/>
+                <w:sz w:val="20"/>
+                <w:szCs w:val="20"/>
+                <w:lang w:eastAsia="it-IT"/>
+              </w:rPr>
+              <w:t>57–72</w:t>
+            </w:r>
+          </w:p>
+        </w:tc>
+        <w:tc>
+          <w:tcPr>
+            <w:tcW w:w="0" w:type="auto"/>
+            <w:vAlign w:val="center"/>
+            <w:hideMark/>
+          </w:tcPr>
+          <w:p>
+            <w:pPr>
+              <w:spacing w:after="0" w:line="240" w:lineRule="auto"/>
+              <w:rPr>
+                <w:rFonts w:ascii="Times New Roman" w:eastAsia="Times New Roman" w:hAnsi="Times New Roman" w:cs="Times New Roman"/>
+                <w:sz w:val="24"/>
+                <w:szCs w:val="24"/>
+                <w:lang w:eastAsia="it-IT"/>
+              </w:rPr>
+            </w:pPr>
+            <w:r>
+              <w:rPr>
+                <w:rFonts w:ascii="Times New Roman" w:eastAsia="Times New Roman" w:hAnsi="Times New Roman" w:cs="Times New Roman"/>
+                <w:sz w:val="24"/>
+                <w:szCs w:val="24"/>
+                <w:lang w:eastAsia="it-IT"/>
+              </w:rPr>
+              <w:t>A3 (</w:t>
+            </w:r>
+            <w:proofErr w:type="spellStart"/>
+            <w:r>
+              <w:rPr>
+                <w:rFonts w:ascii="Courier New" w:eastAsia="Times New Roman" w:hAnsi="Courier New" w:cs="Courier New"/>
+                <w:sz w:val="20"/>
+                <w:szCs w:val="20"/>
+                <w:lang w:eastAsia="it-IT"/>
+              </w:rPr>
+              <w:t>phoneAut</w:t>
+            </w:r>
+            <w:proofErr w:type="spellEnd"/>
+            <w:r>
+              <w:rPr>
+                <w:rFonts w:ascii="Courier New" w:eastAsia="Times New Roman" w:hAnsi="Courier New" w:cs="Courier New"/>
+                <w:sz w:val="20"/>
+                <w:szCs w:val="20"/>
+                <w:lang w:eastAsia="it-IT"/>
+              </w:rPr>
+              <w:t>[3]</w:t>
+            </w:r>
+            <w:r>
+              <w:rPr>
+                <w:rFonts w:ascii="Times New Roman" w:eastAsia="Times New Roman" w:hAnsi="Times New Roman" w:cs="Times New Roman"/>
+                <w:sz w:val="24"/>
+                <w:szCs w:val="24"/>
+                <w:lang w:eastAsia="it-IT"/>
+              </w:rPr>
+              <w:t>)</w:t>
+            </w:r>
+          </w:p>
+        </w:tc>
+      </w:tr>
+    </w:tbl>
+    <w:p>
+      <w:pPr>
+        <w:spacing w:before="100" w:beforeAutospacing="1" w:after="100" w:afterAutospacing="1" w:line="240" w:lineRule="auto"/>
+        <w:rPr>
+          <w:rFonts w:ascii="Times New Roman" w:eastAsia="Times New Roman" w:hAnsi="Times New Roman" w:cs="Times New Roman"/>
+          <w:sz w:val="24"/>
+          <w:szCs w:val="24"/>
+          <w:lang w:eastAsia="it-IT"/>
+        </w:rPr>
+      </w:pPr>
+      <w:r>
+        <w:rPr>
+          <w:rFonts w:ascii="Times New Roman" w:eastAsia="Times New Roman" w:hAnsi="Times New Roman" w:cs="Times New Roman"/>
+          <w:sz w:val="24"/>
+          <w:szCs w:val="24"/>
+          <w:lang w:eastAsia="it-IT"/>
+        </w:rPr>
+        <w:t xml:space="preserve">Quindi </w:t>
+      </w:r>
+      <w:r>
+        <w:rPr>
+          <w:rFonts w:ascii="Times New Roman" w:eastAsia="Times New Roman" w:hAnsi="Times New Roman" w:cs="Times New Roman"/>
+          <w:b/>
+          <w:bCs/>
+          <w:sz w:val="24"/>
+          <w:szCs w:val="24"/>
+          <w:lang w:eastAsia="it-IT"/>
+        </w:rPr>
+        <w:t>non ci sono sovrapposizioni</w:t>
+      </w:r>
+      <w:r>
+        <w:rPr>
+          <w:rFonts w:ascii="Times New Roman" w:eastAsia="Times New Roman" w:hAnsi="Times New Roman" w:cs="Times New Roman"/>
+          <w:sz w:val="24"/>
+          <w:szCs w:val="24"/>
+          <w:lang w:eastAsia="it-IT"/>
+        </w:rPr>
+        <w:t xml:space="preserve"> tra i quattro numeri: ogni slot inizia a </w:t>
+      </w:r>
+      <w:r>
+        <w:rPr>
+          <w:rFonts w:ascii="Courier New" w:eastAsia="Times New Roman" w:hAnsi="Courier New" w:cs="Courier New"/>
+          <w:sz w:val="20"/>
+          <w:szCs w:val="20"/>
+          <w:lang w:eastAsia="it-IT"/>
+        </w:rPr>
+        <w:t>6 + i*17</w:t>
+      </w:r>
+      <w:r>
+        <w:rPr>
+          <w:rFonts w:ascii="Times New Roman" w:eastAsia="Times New Roman" w:hAnsi="Times New Roman" w:cs="Times New Roman"/>
+          <w:sz w:val="24"/>
+          <w:szCs w:val="24"/>
+          <w:lang w:eastAsia="it-IT"/>
+        </w:rPr>
+        <w:t>.</w:t>
+      </w:r>
+    </w:p>
+    <w:p>
+      <w:pPr>
+        <w:spacing w:before="100" w:beforeAutospacing="1" w:after="100" w:afterAutospacing="1" w:line="240" w:lineRule="auto"/>
+        <w:rPr>
+          <w:rFonts w:ascii="Times New Roman" w:eastAsia="Times New Roman" w:hAnsi="Times New Roman" w:cs="Times New Roman"/>
+          <w:sz w:val="24"/>
+          <w:szCs w:val="24"/>
+          <w:lang w:eastAsia="it-IT"/>
+        </w:rPr>
+      </w:pPr>
+      <w:r>
+        <w:rPr>
+          <w:rFonts w:ascii="Times New Roman" w:eastAsia="Times New Roman" w:hAnsi="Times New Roman" w:cs="Times New Roman"/>
+          <w:sz w:val="24"/>
+          <w:szCs w:val="24"/>
+          <w:lang w:eastAsia="it-IT"/>
+        </w:rPr>
+        <w:t>C'è però un punto importante che voglio verificare con attenzione: hai dichiarato:</w:t>
+      </w:r>
+    </w:p>
+    <w:p>
+      <w:pPr>
+        <w:tabs>
+          <w:tab w:val="left" w:pos="916"/>
+          <w:tab w:val="left" w:pos="1832"/>
+          <w:tab w:val="left" w:pos="2748"/>
+          <w:tab w:val="left" w:pos="3664"/>
+          <w:tab w:val="left" w:pos="4580"/>
+          <w:tab w:val="left" w:pos="5496"/>
+          <w:tab w:val="left" w:pos="6412"/>
+          <w:tab w:val="left" w:pos="7328"/>
+          <w:tab w:val="left" w:pos="8244"/>
+          <w:tab w:val="left" w:pos="9160"/>
+          <w:tab w:val="left" w:pos="10076"/>
+          <w:tab w:val="left" w:pos="10992"/>
+          <w:tab w:val="left" w:pos="11908"/>
+          <w:tab w:val="left" w:pos="12824"/>
+          <w:tab w:val="left" w:pos="13740"/>
+          <w:tab w:val="left" w:pos="14656"/>
+        </w:tabs>
+        <w:spacing w:after="0" w:line="240" w:lineRule="auto"/>
+        <w:rPr>
+          <w:rFonts w:ascii="Courier New" w:eastAsia="Times New Roman" w:hAnsi="Courier New" w:cs="Courier New"/>
+          <w:sz w:val="20"/>
+          <w:szCs w:val="20"/>
+          <w:lang w:val="en-US" w:eastAsia="it-IT"/>
+        </w:rPr>
+      </w:pPr>
+      <w:r>
+        <w:rPr>
+          <w:rFonts w:ascii="Courier New" w:eastAsia="Times New Roman" w:hAnsi="Courier New" w:cs="Courier New"/>
+          <w:sz w:val="20"/>
+          <w:szCs w:val="20"/>
+          <w:lang w:val="en-US" w:eastAsia="it-IT"/>
+        </w:rPr>
+        <w:t xml:space="preserve">char phone[16], </w:t>
+      </w:r>
+      <w:proofErr w:type="spellStart"/>
+      <w:r>
+        <w:rPr>
+          <w:rFonts w:ascii="Courier New" w:eastAsia="Times New Roman" w:hAnsi="Courier New" w:cs="Courier New"/>
+          <w:sz w:val="20"/>
+          <w:szCs w:val="20"/>
+          <w:lang w:val="en-US" w:eastAsia="it-IT"/>
+        </w:rPr>
+        <w:t>phoneT</w:t>
+      </w:r>
+      <w:proofErr w:type="spellEnd"/>
+      <w:r>
+        <w:rPr>
+          <w:rFonts w:ascii="Courier New" w:eastAsia="Times New Roman" w:hAnsi="Courier New" w:cs="Courier New"/>
+          <w:sz w:val="20"/>
+          <w:szCs w:val="20"/>
+          <w:lang w:val="en-US" w:eastAsia="it-IT"/>
+        </w:rPr>
+        <w:t xml:space="preserve">[16], </w:t>
+      </w:r>
+      <w:proofErr w:type="spellStart"/>
+      <w:r>
+        <w:rPr>
+          <w:rFonts w:ascii="Courier New" w:eastAsia="Times New Roman" w:hAnsi="Courier New" w:cs="Courier New"/>
+          <w:sz w:val="20"/>
+          <w:szCs w:val="20"/>
+          <w:lang w:val="en-US" w:eastAsia="it-IT"/>
+        </w:rPr>
+        <w:t>EStr</w:t>
+      </w:r>
+      <w:proofErr w:type="spellEnd"/>
+      <w:r>
+        <w:rPr>
+          <w:rFonts w:ascii="Courier New" w:eastAsia="Times New Roman" w:hAnsi="Courier New" w:cs="Courier New"/>
+          <w:sz w:val="20"/>
+          <w:szCs w:val="20"/>
+          <w:lang w:val="en-US" w:eastAsia="it-IT"/>
+        </w:rPr>
+        <w:t>[4][16];</w:t>
+      </w:r>
+    </w:p>
+    <w:p>
+      <w:pPr>
+        <w:tabs>
+          <w:tab w:val="left" w:pos="916"/>
+          <w:tab w:val="left" w:pos="1832"/>
+          <w:tab w:val="left" w:pos="2748"/>
+          <w:tab w:val="left" w:pos="3664"/>
+          <w:tab w:val="left" w:pos="4580"/>
+          <w:tab w:val="left" w:pos="5496"/>
+          <w:tab w:val="left" w:pos="6412"/>
+          <w:tab w:val="left" w:pos="7328"/>
+          <w:tab w:val="left" w:pos="8244"/>
+          <w:tab w:val="left" w:pos="9160"/>
+          <w:tab w:val="left" w:pos="10076"/>
+          <w:tab w:val="left" w:pos="10992"/>
+          <w:tab w:val="left" w:pos="11908"/>
+          <w:tab w:val="left" w:pos="12824"/>
+          <w:tab w:val="left" w:pos="13740"/>
+          <w:tab w:val="left" w:pos="14656"/>
+        </w:tabs>
+        <w:spacing w:after="0" w:line="240" w:lineRule="auto"/>
+        <w:rPr>
+          <w:rFonts w:ascii="Courier New" w:eastAsia="Times New Roman" w:hAnsi="Courier New" w:cs="Courier New"/>
+          <w:sz w:val="20"/>
+          <w:szCs w:val="20"/>
+          <w:lang w:val="en-US" w:eastAsia="it-IT"/>
+        </w:rPr>
+      </w:pPr>
+    </w:p>
+    <w:p>
+      <w:pPr>
+        <w:tabs>
+          <w:tab w:val="left" w:pos="916"/>
+          <w:tab w:val="left" w:pos="1832"/>
+          <w:tab w:val="left" w:pos="2748"/>
+          <w:tab w:val="left" w:pos="3664"/>
+          <w:tab w:val="left" w:pos="4580"/>
+          <w:tab w:val="left" w:pos="5496"/>
+          <w:tab w:val="left" w:pos="6412"/>
+          <w:tab w:val="left" w:pos="7328"/>
+          <w:tab w:val="left" w:pos="8244"/>
+          <w:tab w:val="left" w:pos="9160"/>
+          <w:tab w:val="left" w:pos="10076"/>
+          <w:tab w:val="left" w:pos="10992"/>
+          <w:tab w:val="left" w:pos="11908"/>
+          <w:tab w:val="left" w:pos="12824"/>
+          <w:tab w:val="left" w:pos="13740"/>
+          <w:tab w:val="left" w:pos="14656"/>
+        </w:tabs>
+        <w:spacing w:after="0" w:line="240" w:lineRule="auto"/>
+        <w:rPr>
+          <w:rFonts w:ascii="Courier New" w:eastAsia="Times New Roman" w:hAnsi="Courier New" w:cs="Courier New"/>
+          <w:sz w:val="20"/>
+          <w:szCs w:val="20"/>
+          <w:lang w:val="en-US" w:eastAsia="it-IT"/>
+        </w:rPr>
+      </w:pPr>
+      <w:r>
+        <w:rPr>
+          <w:rFonts w:ascii="Courier New" w:eastAsia="Times New Roman" w:hAnsi="Courier New" w:cs="Courier New"/>
+          <w:sz w:val="20"/>
+          <w:szCs w:val="20"/>
+          <w:lang w:val="en-US" w:eastAsia="it-IT"/>
+        </w:rPr>
+        <w:t xml:space="preserve">char </w:t>
+      </w:r>
+      <w:proofErr w:type="spellStart"/>
+      <w:r>
+        <w:rPr>
+          <w:rFonts w:ascii="Courier New" w:eastAsia="Times New Roman" w:hAnsi="Courier New" w:cs="Courier New"/>
+          <w:sz w:val="20"/>
+          <w:szCs w:val="20"/>
+          <w:lang w:val="en-US" w:eastAsia="it-IT"/>
+        </w:rPr>
+        <w:t>phoneAut</w:t>
+      </w:r>
+      <w:proofErr w:type="spellEnd"/>
+      <w:r>
+        <w:rPr>
+          <w:rFonts w:ascii="Courier New" w:eastAsia="Times New Roman" w:hAnsi="Courier New" w:cs="Courier New"/>
+          <w:sz w:val="20"/>
+          <w:szCs w:val="20"/>
+          <w:lang w:val="en-US" w:eastAsia="it-IT"/>
+        </w:rPr>
+        <w:t>[][16] = {</w:t>
+      </w:r>
+    </w:p>
+    <w:p>
+      <w:pPr>
+        <w:tabs>
+          <w:tab w:val="left" w:pos="916"/>
+          <w:tab w:val="left" w:pos="1832"/>
+          <w:tab w:val="left" w:pos="2748"/>
+          <w:tab w:val="left" w:pos="3664"/>
+          <w:tab w:val="left" w:pos="4580"/>
+          <w:tab w:val="left" w:pos="5496"/>
+          <w:tab w:val="left" w:pos="6412"/>
+          <w:tab w:val="left" w:pos="7328"/>
+          <w:tab w:val="left" w:pos="8244"/>
+          <w:tab w:val="left" w:pos="9160"/>
+          <w:tab w:val="left" w:pos="10076"/>
+          <w:tab w:val="left" w:pos="10992"/>
+          <w:tab w:val="left" w:pos="11908"/>
+          <w:tab w:val="left" w:pos="12824"/>
+          <w:tab w:val="left" w:pos="13740"/>
+          <w:tab w:val="left" w:pos="14656"/>
+        </w:tabs>
+        <w:spacing w:after="0" w:line="240" w:lineRule="auto"/>
+        <w:rPr>
+          <w:rFonts w:ascii="Courier New" w:eastAsia="Times New Roman" w:hAnsi="Courier New" w:cs="Courier New"/>
+          <w:sz w:val="20"/>
+          <w:szCs w:val="20"/>
+          <w:lang w:eastAsia="it-IT"/>
+        </w:rPr>
+      </w:pPr>
+      <w:r>
+        <w:rPr>
+          <w:rFonts w:ascii="Courier New" w:eastAsia="Times New Roman" w:hAnsi="Courier New" w:cs="Courier New"/>
+          <w:sz w:val="20"/>
+          <w:szCs w:val="20"/>
+          <w:lang w:val="en-US" w:eastAsia="it-IT"/>
+        </w:rPr>
+        <w:t xml:space="preserve">    </w:t>
+      </w:r>
+      <w:r>
+        <w:rPr>
+          <w:rFonts w:ascii="Courier New" w:eastAsia="Times New Roman" w:hAnsi="Courier New" w:cs="Courier New"/>
+          <w:sz w:val="20"/>
+          <w:szCs w:val="20"/>
+          <w:lang w:eastAsia="it-IT"/>
+        </w:rPr>
+        <w:t>"+393334188263",</w:t>
+      </w:r>
+    </w:p>
+    <w:p>
+      <w:pPr>
+        <w:tabs>
+          <w:tab w:val="left" w:pos="916"/>
+          <w:tab w:val="left" w:pos="1832"/>
+          <w:tab w:val="left" w:pos="2748"/>
+          <w:tab w:val="left" w:pos="3664"/>
+          <w:tab w:val="left" w:pos="4580"/>
+          <w:tab w:val="left" w:pos="5496"/>
+          <w:tab w:val="left" w:pos="6412"/>
+          <w:tab w:val="left" w:pos="7328"/>
+          <w:tab w:val="left" w:pos="8244"/>
+          <w:tab w:val="left" w:pos="9160"/>
+          <w:tab w:val="left" w:pos="10076"/>
+          <w:tab w:val="left" w:pos="10992"/>
+          <w:tab w:val="left" w:pos="11908"/>
+          <w:tab w:val="left" w:pos="12824"/>
+          <w:tab w:val="left" w:pos="13740"/>
+          <w:tab w:val="left" w:pos="14656"/>
+        </w:tabs>
+        <w:spacing w:after="0" w:line="240" w:lineRule="auto"/>
+        <w:rPr>
+          <w:rFonts w:ascii="Courier New" w:eastAsia="Times New Roman" w:hAnsi="Courier New" w:cs="Courier New"/>
+          <w:sz w:val="20"/>
+          <w:szCs w:val="20"/>
+          <w:lang w:eastAsia="it-IT"/>
+        </w:rPr>
+      </w:pPr>
+      <w:r>
+        <w:rPr>
+          <w:rFonts w:ascii="Courier New" w:eastAsia="Times New Roman" w:hAnsi="Courier New" w:cs="Courier New"/>
+          <w:sz w:val="20"/>
+          <w:szCs w:val="20"/>
+          <w:lang w:eastAsia="it-IT"/>
+        </w:rPr>
+        <w:t xml:space="preserve">    "",</w:t>
+      </w:r>
+    </w:p>
+    <w:p>
+      <w:pPr>
+        <w:tabs>
+          <w:tab w:val="left" w:pos="916"/>
+          <w:tab w:val="left" w:pos="1832"/>
+          <w:tab w:val="left" w:pos="2748"/>
+          <w:tab w:val="left" w:pos="3664"/>
+          <w:tab w:val="left" w:pos="4580"/>
+          <w:tab w:val="left" w:pos="5496"/>
+          <w:tab w:val="left" w:pos="6412"/>
+          <w:tab w:val="left" w:pos="7328"/>
+          <w:tab w:val="left" w:pos="8244"/>
+          <w:tab w:val="left" w:pos="9160"/>
+          <w:tab w:val="left" w:pos="10076"/>
+          <w:tab w:val="left" w:pos="10992"/>
+          <w:tab w:val="left" w:pos="11908"/>
+          <w:tab w:val="left" w:pos="12824"/>
+          <w:tab w:val="left" w:pos="13740"/>
+          <w:tab w:val="left" w:pos="14656"/>
+        </w:tabs>
+        <w:spacing w:after="0" w:line="240" w:lineRule="auto"/>
+        <w:rPr>
+          <w:rFonts w:ascii="Courier New" w:eastAsia="Times New Roman" w:hAnsi="Courier New" w:cs="Courier New"/>
+          <w:sz w:val="20"/>
+          <w:szCs w:val="20"/>
+          <w:lang w:eastAsia="it-IT"/>
+        </w:rPr>
+      </w:pPr>
+      <w:r>
+        <w:rPr>
+          <w:rFonts w:ascii="Courier New" w:eastAsia="Times New Roman" w:hAnsi="Courier New" w:cs="Courier New"/>
+          <w:sz w:val="20"/>
+          <w:szCs w:val="20"/>
+          <w:lang w:eastAsia="it-IT"/>
+        </w:rPr>
+        <w:t xml:space="preserve">    "",</w:t>
+      </w:r>
+    </w:p>
+    <w:p>
+      <w:pPr>
+        <w:tabs>
+          <w:tab w:val="left" w:pos="916"/>
+          <w:tab w:val="left" w:pos="1832"/>
+          <w:tab w:val="left" w:pos="2748"/>
+          <w:tab w:val="left" w:pos="3664"/>
+          <w:tab w:val="left" w:pos="4580"/>
+          <w:tab w:val="left" w:pos="5496"/>
+          <w:tab w:val="left" w:pos="6412"/>
+          <w:tab w:val="left" w:pos="7328"/>
+          <w:tab w:val="left" w:pos="8244"/>
+          <w:tab w:val="left" w:pos="9160"/>
+          <w:tab w:val="left" w:pos="10076"/>
+          <w:tab w:val="left" w:pos="10992"/>
+          <w:tab w:val="left" w:pos="11908"/>
+          <w:tab w:val="left" w:pos="12824"/>
+          <w:tab w:val="left" w:pos="13740"/>
+          <w:tab w:val="left" w:pos="14656"/>
+        </w:tabs>
+        <w:spacing w:after="0" w:line="240" w:lineRule="auto"/>
+        <w:rPr>
+          <w:rFonts w:ascii="Courier New" w:eastAsia="Times New Roman" w:hAnsi="Courier New" w:cs="Courier New"/>
+          <w:sz w:val="20"/>
+          <w:szCs w:val="20"/>
+          <w:lang w:eastAsia="it-IT"/>
+        </w:rPr>
+      </w:pPr>
+      <w:r>
+        <w:rPr>
+          <w:rFonts w:ascii="Courier New" w:eastAsia="Times New Roman" w:hAnsi="Courier New" w:cs="Courier New"/>
+          <w:sz w:val="20"/>
+          <w:szCs w:val="20"/>
+          <w:lang w:eastAsia="it-IT"/>
+        </w:rPr>
+        <w:t xml:space="preserve">    ""</w:t>
+      </w:r>
+    </w:p>
+    <w:p>
+      <w:pPr>
+        <w:tabs>
+          <w:tab w:val="left" w:pos="916"/>
+          <w:tab w:val="left" w:pos="1832"/>
+          <w:tab w:val="left" w:pos="2748"/>
+          <w:tab w:val="left" w:pos="3664"/>
+          <w:tab w:val="left" w:pos="4580"/>
+          <w:tab w:val="left" w:pos="5496"/>
+          <w:tab w:val="left" w:pos="6412"/>
+          <w:tab w:val="left" w:pos="7328"/>
+          <w:tab w:val="left" w:pos="8244"/>
+          <w:tab w:val="left" w:pos="9160"/>
+          <w:tab w:val="left" w:pos="10076"/>
+          <w:tab w:val="left" w:pos="10992"/>
+          <w:tab w:val="left" w:pos="11908"/>
+          <w:tab w:val="left" w:pos="12824"/>
+          <w:tab w:val="left" w:pos="13740"/>
+          <w:tab w:val="left" w:pos="14656"/>
+        </w:tabs>
+        <w:spacing w:after="0" w:line="240" w:lineRule="auto"/>
+        <w:rPr>
+          <w:rFonts w:ascii="Courier New" w:eastAsia="Times New Roman" w:hAnsi="Courier New" w:cs="Courier New"/>
+          <w:sz w:val="20"/>
+          <w:szCs w:val="20"/>
+          <w:lang w:eastAsia="it-IT"/>
+        </w:rPr>
+      </w:pPr>
+      <w:r>
+        <w:rPr>
+          <w:rFonts w:ascii="Courier New" w:eastAsia="Times New Roman" w:hAnsi="Courier New" w:cs="Courier New"/>
+          <w:sz w:val="20"/>
+          <w:szCs w:val="20"/>
+          <w:lang w:eastAsia="it-IT"/>
+        </w:rPr>
+        <w:t>};</w:t>
+      </w:r>
+    </w:p>
+    <w:p>
+      <w:pPr>
+        <w:spacing w:before="100" w:beforeAutospacing="1" w:after="100" w:afterAutospacing="1" w:line="240" w:lineRule="auto"/>
+        <w:rPr>
+          <w:rFonts w:ascii="Times New Roman" w:eastAsia="Times New Roman" w:hAnsi="Times New Roman" w:cs="Times New Roman"/>
+          <w:sz w:val="24"/>
+          <w:szCs w:val="24"/>
+          <w:lang w:val="en-US" w:eastAsia="it-IT"/>
+        </w:rPr>
+      </w:pPr>
+      <w:r>
+        <w:rPr>
+          <w:rFonts w:ascii="Times New Roman" w:eastAsia="Times New Roman" w:hAnsi="Times New Roman" w:cs="Times New Roman"/>
+          <w:sz w:val="24"/>
+          <w:szCs w:val="24"/>
+          <w:lang w:eastAsia="it-IT"/>
+        </w:rPr>
+        <w:t xml:space="preserve">quindi ogni numero può contenere </w:t>
+      </w:r>
+      <w:r>
+        <w:rPr>
+          <w:rFonts w:ascii="Times New Roman" w:eastAsia="Times New Roman" w:hAnsi="Times New Roman" w:cs="Times New Roman"/>
+          <w:b/>
+          <w:bCs/>
+          <w:sz w:val="24"/>
+          <w:szCs w:val="24"/>
+          <w:lang w:eastAsia="it-IT"/>
+        </w:rPr>
+        <w:t xml:space="preserve">15 caratteri + </w:t>
+      </w:r>
+      <w:r>
+        <w:rPr>
+          <w:rFonts w:ascii="Courier New" w:eastAsia="Times New Roman" w:hAnsi="Courier New" w:cs="Courier New"/>
+          <w:b/>
+          <w:bCs/>
+          <w:sz w:val="20"/>
+          <w:szCs w:val="20"/>
+          <w:lang w:eastAsia="it-IT"/>
+        </w:rPr>
+        <w:t>'\0'</w:t>
+      </w:r>
+      <w:r>
+        <w:rPr>
+          <w:rFonts w:ascii="Times New Roman" w:eastAsia="Times New Roman" w:hAnsi="Times New Roman" w:cs="Times New Roman"/>
+          <w:sz w:val="24"/>
+          <w:szCs w:val="24"/>
+          <w:lang w:eastAsia="it-IT"/>
+        </w:rPr>
+        <w:t xml:space="preserve">. </w:t>
+      </w:r>
+      <w:r>
+        <w:rPr>
+          <w:rFonts w:ascii="Times New Roman" w:eastAsia="Times New Roman" w:hAnsi="Times New Roman" w:cs="Times New Roman"/>
+          <w:sz w:val="24"/>
+          <w:szCs w:val="24"/>
+          <w:lang w:val="en-US" w:eastAsia="it-IT"/>
+        </w:rPr>
+        <w:t xml:space="preserve">La </w:t>
+      </w:r>
+      <w:proofErr w:type="spellStart"/>
+      <w:r>
+        <w:rPr>
+          <w:rFonts w:ascii="Times New Roman" w:eastAsia="Times New Roman" w:hAnsi="Times New Roman" w:cs="Times New Roman"/>
+          <w:sz w:val="24"/>
+          <w:szCs w:val="24"/>
+          <w:lang w:val="en-US" w:eastAsia="it-IT"/>
+        </w:rPr>
+        <w:t>funzione</w:t>
+      </w:r>
+      <w:proofErr w:type="spellEnd"/>
+      <w:r>
+        <w:rPr>
+          <w:rFonts w:ascii="Times New Roman" w:eastAsia="Times New Roman" w:hAnsi="Times New Roman" w:cs="Times New Roman"/>
+          <w:sz w:val="24"/>
+          <w:szCs w:val="24"/>
+          <w:lang w:val="en-US" w:eastAsia="it-IT"/>
+        </w:rPr>
+        <w:t>:</w:t>
+      </w:r>
+    </w:p>
+    <w:p>
+      <w:pPr>
+        <w:tabs>
+          <w:tab w:val="left" w:pos="916"/>
+          <w:tab w:val="left" w:pos="1832"/>
+          <w:tab w:val="left" w:pos="2748"/>
+          <w:tab w:val="left" w:pos="3664"/>
+          <w:tab w:val="left" w:pos="4580"/>
+          <w:tab w:val="left" w:pos="5496"/>
+          <w:tab w:val="left" w:pos="6412"/>
+          <w:tab w:val="left" w:pos="7328"/>
+          <w:tab w:val="left" w:pos="8244"/>
+          <w:tab w:val="left" w:pos="9160"/>
+          <w:tab w:val="left" w:pos="10076"/>
+          <w:tab w:val="left" w:pos="10992"/>
+          <w:tab w:val="left" w:pos="11908"/>
+          <w:tab w:val="left" w:pos="12824"/>
+          <w:tab w:val="left" w:pos="13740"/>
+          <w:tab w:val="left" w:pos="14656"/>
+        </w:tabs>
+        <w:spacing w:after="0" w:line="240" w:lineRule="auto"/>
+        <w:rPr>
+          <w:rFonts w:ascii="Courier New" w:eastAsia="Times New Roman" w:hAnsi="Courier New" w:cs="Courier New"/>
+          <w:sz w:val="20"/>
+          <w:szCs w:val="20"/>
+          <w:lang w:val="en-US" w:eastAsia="it-IT"/>
+        </w:rPr>
+      </w:pPr>
+      <w:proofErr w:type="spellStart"/>
+      <w:r>
+        <w:rPr>
+          <w:rFonts w:ascii="Courier New" w:eastAsia="Times New Roman" w:hAnsi="Courier New" w:cs="Courier New"/>
+          <w:sz w:val="20"/>
+          <w:szCs w:val="20"/>
+          <w:lang w:val="en-US" w:eastAsia="it-IT"/>
+        </w:rPr>
+        <w:t>writeString</w:t>
+      </w:r>
+      <w:proofErr w:type="spellEnd"/>
+      <w:r>
+        <w:rPr>
+          <w:rFonts w:ascii="Courier New" w:eastAsia="Times New Roman" w:hAnsi="Courier New" w:cs="Courier New"/>
+          <w:sz w:val="20"/>
+          <w:szCs w:val="20"/>
+          <w:lang w:val="en-US" w:eastAsia="it-IT"/>
+        </w:rPr>
+        <w:t>(uint8_t offs, const char *</w:t>
+      </w:r>
+      <w:proofErr w:type="spellStart"/>
+      <w:r>
+        <w:rPr>
+          <w:rFonts w:ascii="Courier New" w:eastAsia="Times New Roman" w:hAnsi="Courier New" w:cs="Courier New"/>
+          <w:sz w:val="20"/>
+          <w:szCs w:val="20"/>
+          <w:lang w:val="en-US" w:eastAsia="it-IT"/>
+        </w:rPr>
+        <w:t>edata</w:t>
+      </w:r>
+      <w:proofErr w:type="spellEnd"/>
+      <w:r>
+        <w:rPr>
+          <w:rFonts w:ascii="Courier New" w:eastAsia="Times New Roman" w:hAnsi="Courier New" w:cs="Courier New"/>
+          <w:sz w:val="20"/>
+          <w:szCs w:val="20"/>
+          <w:lang w:val="en-US" w:eastAsia="it-IT"/>
+        </w:rPr>
+        <w:t>)</w:t>
+      </w:r>
+    </w:p>
+    <w:p>
+      <w:pPr>
+        <w:spacing w:before="100" w:beforeAutospacing="1" w:after="100" w:afterAutospacing="1" w:line="240" w:lineRule="auto"/>
+        <w:rPr>
+          <w:rFonts w:ascii="Times New Roman" w:eastAsia="Times New Roman" w:hAnsi="Times New Roman" w:cs="Times New Roman"/>
+          <w:sz w:val="24"/>
+          <w:szCs w:val="24"/>
+          <w:lang w:eastAsia="it-IT"/>
+        </w:rPr>
+      </w:pPr>
+      <w:r>
+        <w:rPr>
+          <w:rFonts w:ascii="Times New Roman" w:eastAsia="Times New Roman" w:hAnsi="Times New Roman" w:cs="Times New Roman"/>
+          <w:sz w:val="24"/>
+          <w:szCs w:val="24"/>
+          <w:lang w:eastAsia="it-IT"/>
+        </w:rPr>
+        <w:t>invece usa:</w:t>
+      </w:r>
+    </w:p>
+    <w:p>
+      <w:pPr>
+        <w:tabs>
+          <w:tab w:val="left" w:pos="916"/>
+          <w:tab w:val="left" w:pos="1832"/>
+          <w:tab w:val="left" w:pos="2748"/>
+          <w:tab w:val="left" w:pos="3664"/>
+          <w:tab w:val="left" w:pos="4580"/>
+          <w:tab w:val="left" w:pos="5496"/>
+          <w:tab w:val="left" w:pos="6412"/>
+          <w:tab w:val="left" w:pos="7328"/>
+          <w:tab w:val="left" w:pos="8244"/>
+          <w:tab w:val="left" w:pos="9160"/>
+          <w:tab w:val="left" w:pos="10076"/>
+          <w:tab w:val="left" w:pos="10992"/>
+          <w:tab w:val="left" w:pos="11908"/>
+          <w:tab w:val="left" w:pos="12824"/>
+          <w:tab w:val="left" w:pos="13740"/>
+          <w:tab w:val="left" w:pos="14656"/>
+        </w:tabs>
+        <w:spacing w:after="0" w:line="240" w:lineRule="auto"/>
+        <w:rPr>
+          <w:rFonts w:ascii="Courier New" w:eastAsia="Times New Roman" w:hAnsi="Courier New" w:cs="Courier New"/>
+          <w:sz w:val="20"/>
+          <w:szCs w:val="20"/>
+          <w:lang w:eastAsia="it-IT"/>
+        </w:rPr>
+      </w:pPr>
+      <w:proofErr w:type="spellStart"/>
+      <w:r>
+        <w:rPr>
+          <w:rFonts w:ascii="Courier New" w:eastAsia="Times New Roman" w:hAnsi="Courier New" w:cs="Courier New"/>
+          <w:sz w:val="20"/>
+          <w:szCs w:val="20"/>
+          <w:lang w:eastAsia="it-IT"/>
+        </w:rPr>
+        <w:t>while</w:t>
+      </w:r>
+      <w:proofErr w:type="spellEnd"/>
+      <w:r>
+        <w:rPr>
+          <w:rFonts w:ascii="Courier New" w:eastAsia="Times New Roman" w:hAnsi="Courier New" w:cs="Courier New"/>
+          <w:sz w:val="20"/>
+          <w:szCs w:val="20"/>
+          <w:lang w:eastAsia="it-IT"/>
+        </w:rPr>
+        <w:t xml:space="preserve"> (</w:t>
+      </w:r>
+      <w:proofErr w:type="spellStart"/>
+      <w:r>
+        <w:rPr>
+          <w:rFonts w:ascii="Courier New" w:eastAsia="Times New Roman" w:hAnsi="Courier New" w:cs="Courier New"/>
+          <w:sz w:val="20"/>
+          <w:szCs w:val="20"/>
+          <w:lang w:eastAsia="it-IT"/>
+        </w:rPr>
+        <w:t>edata</w:t>
+      </w:r>
+      <w:proofErr w:type="spellEnd"/>
+      <w:r>
+        <w:rPr>
+          <w:rFonts w:ascii="Courier New" w:eastAsia="Times New Roman" w:hAnsi="Courier New" w:cs="Courier New"/>
+          <w:sz w:val="20"/>
+          <w:szCs w:val="20"/>
+          <w:lang w:eastAsia="it-IT"/>
+        </w:rPr>
+        <w:t>[i] != '\0' &amp;&amp; i &lt; 20)</w:t>
+      </w:r>
+    </w:p>
+    <w:p>
+      <w:pPr>
+        <w:spacing w:before="100" w:beforeAutospacing="1" w:after="100" w:afterAutospacing="1" w:line="240" w:lineRule="auto"/>
+        <w:rPr>
+          <w:rFonts w:ascii="Times New Roman" w:eastAsia="Times New Roman" w:hAnsi="Times New Roman" w:cs="Times New Roman"/>
+          <w:sz w:val="24"/>
+          <w:szCs w:val="24"/>
+          <w:lang w:eastAsia="it-IT"/>
+        </w:rPr>
+      </w:pPr>
+      <w:r>
+        <w:rPr>
+          <w:rFonts w:ascii="Times New Roman" w:eastAsia="Times New Roman" w:hAnsi="Times New Roman" w:cs="Times New Roman"/>
+          <w:sz w:val="24"/>
+          <w:szCs w:val="24"/>
+          <w:lang w:eastAsia="it-IT"/>
+        </w:rPr>
+        <w:lastRenderedPageBreak/>
+        <w:t xml:space="preserve">e quindi può scrivere fino a </w:t>
+      </w:r>
+      <w:r>
+        <w:rPr>
+          <w:rFonts w:ascii="Times New Roman" w:eastAsia="Times New Roman" w:hAnsi="Times New Roman" w:cs="Times New Roman"/>
+          <w:b/>
+          <w:bCs/>
+          <w:sz w:val="24"/>
+          <w:szCs w:val="24"/>
+          <w:lang w:eastAsia="it-IT"/>
+        </w:rPr>
+        <w:t>20 caratteri</w:t>
+      </w:r>
+      <w:r>
+        <w:rPr>
+          <w:rFonts w:ascii="Times New Roman" w:eastAsia="Times New Roman" w:hAnsi="Times New Roman" w:cs="Times New Roman"/>
+          <w:sz w:val="24"/>
+          <w:szCs w:val="24"/>
+          <w:lang w:eastAsia="it-IT"/>
+        </w:rPr>
+        <w:t xml:space="preserve">, mentre i buffer che ricevono i dati sono di soli </w:t>
+      </w:r>
+      <w:r>
+        <w:rPr>
+          <w:rFonts w:ascii="Times New Roman" w:eastAsia="Times New Roman" w:hAnsi="Times New Roman" w:cs="Times New Roman"/>
+          <w:b/>
+          <w:bCs/>
+          <w:sz w:val="24"/>
+          <w:szCs w:val="24"/>
+          <w:lang w:eastAsia="it-IT"/>
+        </w:rPr>
+        <w:t>16 byte</w:t>
+      </w:r>
+      <w:r>
+        <w:rPr>
+          <w:rFonts w:ascii="Times New Roman" w:eastAsia="Times New Roman" w:hAnsi="Times New Roman" w:cs="Times New Roman"/>
+          <w:sz w:val="24"/>
+          <w:szCs w:val="24"/>
+          <w:lang w:eastAsia="it-IT"/>
+        </w:rPr>
+        <w:t>. Questo è uno dei punti che va corretto/verificato con particolare attenzione.</w:t>
+      </w:r>
+    </w:p>
+    <w:p>
+      <w:pPr>
+        <w:spacing w:before="100" w:beforeAutospacing="1" w:after="100" w:afterAutospacing="1" w:line="240" w:lineRule="auto"/>
+        <w:rPr>
+          <w:rFonts w:ascii="Times New Roman" w:eastAsia="Times New Roman" w:hAnsi="Times New Roman" w:cs="Times New Roman"/>
+          <w:sz w:val="24"/>
+          <w:szCs w:val="24"/>
+          <w:lang w:eastAsia="it-IT"/>
+        </w:rPr>
+      </w:pPr>
+      <w:r>
+        <w:rPr>
+          <w:rFonts w:ascii="Times New Roman" w:eastAsia="Times New Roman" w:hAnsi="Times New Roman" w:cs="Times New Roman"/>
+          <w:sz w:val="24"/>
+          <w:szCs w:val="24"/>
+          <w:lang w:eastAsia="it-IT"/>
+        </w:rPr>
+        <w:t xml:space="preserve">Inoltre, nel tuo schema </w:t>
+      </w:r>
+      <w:r>
+        <w:rPr>
+          <w:rFonts w:ascii="Courier New" w:eastAsia="Times New Roman" w:hAnsi="Courier New" w:cs="Courier New"/>
+          <w:sz w:val="20"/>
+          <w:szCs w:val="20"/>
+          <w:lang w:eastAsia="it-IT"/>
+        </w:rPr>
+        <w:t>6 + i*17</w:t>
+      </w:r>
+      <w:r>
+        <w:rPr>
+          <w:rFonts w:ascii="Times New Roman" w:eastAsia="Times New Roman" w:hAnsi="Times New Roman" w:cs="Times New Roman"/>
+          <w:sz w:val="24"/>
+          <w:szCs w:val="24"/>
+          <w:lang w:eastAsia="it-IT"/>
+        </w:rPr>
+        <w:t xml:space="preserve"> lasci </w:t>
+      </w:r>
+      <w:r>
+        <w:rPr>
+          <w:rFonts w:ascii="Times New Roman" w:eastAsia="Times New Roman" w:hAnsi="Times New Roman" w:cs="Times New Roman"/>
+          <w:b/>
+          <w:bCs/>
+          <w:sz w:val="24"/>
+          <w:szCs w:val="24"/>
+          <w:lang w:eastAsia="it-IT"/>
+        </w:rPr>
+        <w:t>17 byte per ogni telefono</w:t>
+      </w:r>
+      <w:r>
+        <w:rPr>
+          <w:rFonts w:ascii="Times New Roman" w:eastAsia="Times New Roman" w:hAnsi="Times New Roman" w:cs="Times New Roman"/>
+          <w:sz w:val="24"/>
+          <w:szCs w:val="24"/>
+          <w:lang w:eastAsia="it-IT"/>
+        </w:rPr>
+        <w:t xml:space="preserve">, mentre </w:t>
+      </w:r>
+      <w:proofErr w:type="spellStart"/>
+      <w:r>
+        <w:rPr>
+          <w:rFonts w:ascii="Courier New" w:eastAsia="Times New Roman" w:hAnsi="Courier New" w:cs="Courier New"/>
+          <w:sz w:val="20"/>
+          <w:szCs w:val="20"/>
+          <w:lang w:eastAsia="it-IT"/>
+        </w:rPr>
+        <w:t>phoneAut</w:t>
+      </w:r>
+      <w:proofErr w:type="spellEnd"/>
+      <w:r>
+        <w:rPr>
+          <w:rFonts w:ascii="Courier New" w:eastAsia="Times New Roman" w:hAnsi="Courier New" w:cs="Courier New"/>
+          <w:sz w:val="20"/>
+          <w:szCs w:val="20"/>
+          <w:lang w:eastAsia="it-IT"/>
+        </w:rPr>
+        <w:t>[i]</w:t>
+      </w:r>
+      <w:r>
+        <w:rPr>
+          <w:rFonts w:ascii="Times New Roman" w:eastAsia="Times New Roman" w:hAnsi="Times New Roman" w:cs="Times New Roman"/>
+          <w:sz w:val="24"/>
+          <w:szCs w:val="24"/>
+          <w:lang w:eastAsia="it-IT"/>
+        </w:rPr>
+        <w:t xml:space="preserve"> ne contiene 16: il byte aggiuntivo non è un problema di sovrapposizione, ma va capito se è intenzionale.</w:t>
+      </w:r>
+    </w:p>
+    <w:p>
+      <w:pPr>
+        <w:rPr>
+          <w:rFonts w:ascii="Times New Roman" w:eastAsia="Times New Roman" w:hAnsi="Times New Roman" w:cs="Times New Roman"/>
+          <w:sz w:val="24"/>
+          <w:szCs w:val="24"/>
+          <w:lang w:eastAsia="it-IT"/>
+        </w:rPr>
+      </w:pPr>
+      <w:r>
+        <w:rPr>
+          <w:rFonts w:ascii="Times New Roman" w:eastAsia="Times New Roman" w:hAnsi="Times New Roman" w:cs="Times New Roman"/>
+          <w:sz w:val="24"/>
+          <w:szCs w:val="24"/>
+          <w:lang w:eastAsia="it-IT"/>
+        </w:rPr>
+        <w:br w:type="page"/>
+      </w:r>
+    </w:p>
+    <w:p>
+      <w:pPr>
+        <w:spacing w:before="100" w:beforeAutospacing="1" w:after="100" w:afterAutospacing="1" w:line="240" w:lineRule="auto"/>
+        <w:jc w:val="center"/>
+        <w:rPr>
+          <w:rFonts w:ascii="Arial" w:eastAsia="Times New Roman" w:hAnsi="Arial" w:cs="Arial"/>
+          <w:b/>
+          <w:bCs/>
+          <w:sz w:val="28"/>
+          <w:szCs w:val="28"/>
+          <w:lang w:eastAsia="it-IT"/>
+        </w:rPr>
+      </w:pPr>
+      <w:r>
+        <w:rPr>
+          <w:rFonts w:ascii="Arial" w:eastAsia="Times New Roman" w:hAnsi="Arial" w:cs="Arial"/>
+          <w:b/>
+          <w:bCs/>
+          <w:sz w:val="28"/>
+          <w:szCs w:val="28"/>
+          <w:lang w:eastAsia="it-IT"/>
+        </w:rPr>
+        <w:lastRenderedPageBreak/>
+        <w:t>Gestione Reset</w:t>
+      </w:r>
+    </w:p>
+    <w:p>
+      <w:pPr>
+        <w:spacing w:before="100" w:beforeAutospacing="1" w:after="100" w:afterAutospacing="1" w:line="240" w:lineRule="auto"/>
+        <w:outlineLvl w:val="2"/>
+        <w:rPr>
+          <w:rFonts w:ascii="Times New Roman" w:eastAsia="Times New Roman" w:hAnsi="Times New Roman" w:cs="Times New Roman"/>
+          <w:b/>
+          <w:bCs/>
+          <w:sz w:val="27"/>
+          <w:szCs w:val="27"/>
+          <w:lang w:eastAsia="it-IT"/>
+        </w:rPr>
+      </w:pPr>
+      <w:r>
+        <w:rPr>
+          <w:rFonts w:ascii="Times New Roman" w:eastAsia="Times New Roman" w:hAnsi="Times New Roman" w:cs="Times New Roman"/>
+          <w:b/>
+          <w:bCs/>
+          <w:sz w:val="27"/>
+          <w:szCs w:val="27"/>
+          <w:lang w:eastAsia="it-IT"/>
+        </w:rPr>
+        <w:t>In sintesi</w:t>
+      </w:r>
+    </w:p>
+    <w:tbl>
+      <w:tblPr>
+        <w:tblW w:w="0" w:type="auto"/>
+        <w:tblCellSpacing w:w="15" w:type="dxa"/>
+        <w:tblCellMar>
+          <w:top w:w="15" w:type="dxa"/>
+          <w:left w:w="15" w:type="dxa"/>
+          <w:bottom w:w="15" w:type="dxa"/>
+          <w:right w:w="15" w:type="dxa"/>
+        </w:tblCellMar>
+        <w:tblLook w:val="04A0" w:firstRow="1" w:lastRow="0" w:firstColumn="1" w:lastColumn="0" w:noHBand="0" w:noVBand="1"/>
+      </w:tblPr>
+      <w:tblGrid>
+        <w:gridCol w:w="2862"/>
+        <w:gridCol w:w="2147"/>
+        <w:gridCol w:w="1969"/>
+      </w:tblGrid>
+      <w:tr>
+        <w:trPr>
+          <w:tblHeader/>
+          <w:tblCellSpacing w:w="15" w:type="dxa"/>
+        </w:trPr>
+        <w:tc>
+          <w:tcPr>
+            <w:tcW w:w="0" w:type="auto"/>
+            <w:vAlign w:val="center"/>
+            <w:hideMark/>
+          </w:tcPr>
+          <w:p>
+            <w:pPr>
+              <w:spacing w:after="0" w:line="240" w:lineRule="auto"/>
+              <w:jc w:val="center"/>
+              <w:rPr>
+                <w:rFonts w:ascii="Times New Roman" w:eastAsia="Times New Roman" w:hAnsi="Times New Roman" w:cs="Times New Roman"/>
+                <w:b/>
+                <w:bCs/>
+                <w:sz w:val="24"/>
+                <w:szCs w:val="24"/>
+                <w:lang w:eastAsia="it-IT"/>
+              </w:rPr>
+            </w:pPr>
+            <w:r>
+              <w:rPr>
+                <w:rFonts w:ascii="Times New Roman" w:eastAsia="Times New Roman" w:hAnsi="Times New Roman" w:cs="Times New Roman"/>
+                <w:b/>
+                <w:bCs/>
+                <w:sz w:val="24"/>
+                <w:szCs w:val="24"/>
+                <w:lang w:eastAsia="it-IT"/>
+              </w:rPr>
+              <w:t>Evento</w:t>
+            </w:r>
+          </w:p>
+        </w:tc>
+        <w:tc>
+          <w:tcPr>
+            <w:tcW w:w="0" w:type="auto"/>
+            <w:vAlign w:val="center"/>
+            <w:hideMark/>
+          </w:tcPr>
+          <w:p>
+            <w:pPr>
+              <w:spacing w:after="0" w:line="240" w:lineRule="auto"/>
+              <w:jc w:val="center"/>
+              <w:rPr>
+                <w:rFonts w:ascii="Times New Roman" w:eastAsia="Times New Roman" w:hAnsi="Times New Roman" w:cs="Times New Roman"/>
+                <w:b/>
+                <w:bCs/>
+                <w:sz w:val="24"/>
+                <w:szCs w:val="24"/>
+                <w:lang w:eastAsia="it-IT"/>
+              </w:rPr>
+            </w:pPr>
+            <w:r>
+              <w:rPr>
+                <w:rFonts w:ascii="Times New Roman" w:eastAsia="Times New Roman" w:hAnsi="Times New Roman" w:cs="Times New Roman"/>
+                <w:b/>
+                <w:bCs/>
+                <w:sz w:val="24"/>
+                <w:szCs w:val="24"/>
+                <w:lang w:eastAsia="it-IT"/>
+              </w:rPr>
+              <w:t>EEPROM[5]</w:t>
+            </w:r>
+          </w:p>
+        </w:tc>
+        <w:tc>
+          <w:tcPr>
+            <w:tcW w:w="0" w:type="auto"/>
+            <w:vAlign w:val="center"/>
+            <w:hideMark/>
+          </w:tcPr>
+          <w:p>
+            <w:pPr>
+              <w:spacing w:after="0" w:line="240" w:lineRule="auto"/>
+              <w:jc w:val="center"/>
+              <w:rPr>
+                <w:rFonts w:ascii="Times New Roman" w:eastAsia="Times New Roman" w:hAnsi="Times New Roman" w:cs="Times New Roman"/>
+                <w:b/>
+                <w:bCs/>
+                <w:sz w:val="24"/>
+                <w:szCs w:val="24"/>
+                <w:lang w:eastAsia="it-IT"/>
+              </w:rPr>
+            </w:pPr>
+            <w:r>
+              <w:rPr>
+                <w:rFonts w:ascii="Times New Roman" w:eastAsia="Times New Roman" w:hAnsi="Times New Roman" w:cs="Times New Roman"/>
+                <w:b/>
+                <w:bCs/>
+                <w:sz w:val="24"/>
+                <w:szCs w:val="24"/>
+                <w:lang w:eastAsia="it-IT"/>
+              </w:rPr>
+              <w:t>Telefoni</w:t>
+            </w:r>
+          </w:p>
+        </w:tc>
+      </w:tr>
+      <w:tr>
+        <w:trPr>
+          <w:tblCellSpacing w:w="15" w:type="dxa"/>
+        </w:trPr>
+        <w:tc>
+          <w:tcPr>
+            <w:tcW w:w="0" w:type="auto"/>
+            <w:vAlign w:val="center"/>
+            <w:hideMark/>
+          </w:tcPr>
+          <w:p>
+            <w:pPr>
+              <w:spacing w:after="0" w:line="240" w:lineRule="auto"/>
+              <w:rPr>
+                <w:rFonts w:ascii="Times New Roman" w:eastAsia="Times New Roman" w:hAnsi="Times New Roman" w:cs="Times New Roman"/>
+                <w:sz w:val="24"/>
+                <w:szCs w:val="24"/>
+                <w:lang w:eastAsia="it-IT"/>
+              </w:rPr>
+            </w:pPr>
+            <w:r>
+              <w:rPr>
+                <w:rFonts w:ascii="Times New Roman" w:eastAsia="Times New Roman" w:hAnsi="Times New Roman" w:cs="Times New Roman"/>
+                <w:sz w:val="24"/>
+                <w:szCs w:val="24"/>
+                <w:lang w:eastAsia="it-IT"/>
+              </w:rPr>
+              <w:t>Power-On</w:t>
+            </w:r>
+          </w:p>
+        </w:tc>
+        <w:tc>
+          <w:tcPr>
+            <w:tcW w:w="0" w:type="auto"/>
+            <w:vAlign w:val="center"/>
+            <w:hideMark/>
+          </w:tcPr>
+          <w:p>
+            <w:pPr>
+              <w:spacing w:after="0" w:line="240" w:lineRule="auto"/>
+              <w:rPr>
+                <w:rFonts w:ascii="Times New Roman" w:eastAsia="Times New Roman" w:hAnsi="Times New Roman" w:cs="Times New Roman"/>
+                <w:sz w:val="24"/>
+                <w:szCs w:val="24"/>
+                <w:lang w:eastAsia="it-IT"/>
+              </w:rPr>
+            </w:pPr>
+            <w:r>
+              <w:rPr>
+                <w:rFonts w:ascii="Times New Roman" w:eastAsia="Times New Roman" w:hAnsi="Times New Roman" w:cs="Times New Roman"/>
+                <w:sz w:val="24"/>
+                <w:szCs w:val="24"/>
+                <w:lang w:eastAsia="it-IT"/>
+              </w:rPr>
+              <w:t xml:space="preserve">viene forzata a </w:t>
+            </w:r>
+            <w:r>
+              <w:rPr>
+                <w:rFonts w:ascii="Courier New" w:eastAsia="Times New Roman" w:hAnsi="Courier New" w:cs="Courier New"/>
+                <w:sz w:val="20"/>
+                <w:szCs w:val="20"/>
+                <w:lang w:eastAsia="it-IT"/>
+              </w:rPr>
+              <w:t>0</w:t>
+            </w:r>
+          </w:p>
+        </w:tc>
+        <w:tc>
+          <w:tcPr>
+            <w:tcW w:w="0" w:type="auto"/>
+            <w:vAlign w:val="center"/>
+            <w:hideMark/>
+          </w:tcPr>
+          <w:p>
+            <w:pPr>
+              <w:spacing w:after="0" w:line="240" w:lineRule="auto"/>
+              <w:rPr>
+                <w:rFonts w:ascii="Times New Roman" w:eastAsia="Times New Roman" w:hAnsi="Times New Roman" w:cs="Times New Roman"/>
+                <w:sz w:val="24"/>
+                <w:szCs w:val="24"/>
+                <w:lang w:eastAsia="it-IT"/>
+              </w:rPr>
+            </w:pPr>
+            <w:r>
+              <w:rPr>
+                <w:rFonts w:ascii="Times New Roman" w:eastAsia="Times New Roman" w:hAnsi="Times New Roman" w:cs="Times New Roman"/>
+                <w:sz w:val="24"/>
+                <w:szCs w:val="24"/>
+                <w:lang w:eastAsia="it-IT"/>
+              </w:rPr>
+              <w:t>recuperati</w:t>
+            </w:r>
+          </w:p>
+        </w:tc>
+      </w:tr>
+      <w:tr>
+        <w:trPr>
+          <w:tblCellSpacing w:w="15" w:type="dxa"/>
+        </w:trPr>
+        <w:tc>
+          <w:tcPr>
+            <w:tcW w:w="0" w:type="auto"/>
+            <w:vAlign w:val="center"/>
+            <w:hideMark/>
+          </w:tcPr>
+          <w:p>
+            <w:pPr>
+              <w:spacing w:after="0" w:line="240" w:lineRule="auto"/>
+              <w:rPr>
+                <w:rFonts w:ascii="Times New Roman" w:eastAsia="Times New Roman" w:hAnsi="Times New Roman" w:cs="Times New Roman"/>
+                <w:sz w:val="24"/>
+                <w:szCs w:val="24"/>
+                <w:lang w:eastAsia="it-IT"/>
+              </w:rPr>
+            </w:pPr>
+            <w:r>
+              <w:rPr>
+                <w:rFonts w:ascii="Times New Roman" w:eastAsia="Times New Roman" w:hAnsi="Times New Roman" w:cs="Times New Roman"/>
+                <w:sz w:val="24"/>
+                <w:szCs w:val="24"/>
+                <w:lang w:eastAsia="it-IT"/>
+              </w:rPr>
+              <w:t>Reset Arduino</w:t>
+            </w:r>
+          </w:p>
+        </w:tc>
+        <w:tc>
+          <w:tcPr>
+            <w:tcW w:w="0" w:type="auto"/>
+            <w:vAlign w:val="center"/>
+            <w:hideMark/>
+          </w:tcPr>
+          <w:p>
+            <w:pPr>
+              <w:spacing w:after="0" w:line="240" w:lineRule="auto"/>
+              <w:rPr>
+                <w:rFonts w:ascii="Times New Roman" w:eastAsia="Times New Roman" w:hAnsi="Times New Roman" w:cs="Times New Roman"/>
+                <w:sz w:val="24"/>
+                <w:szCs w:val="24"/>
+                <w:lang w:eastAsia="it-IT"/>
+              </w:rPr>
+            </w:pPr>
+            <w:r>
+              <w:rPr>
+                <w:rFonts w:ascii="Times New Roman" w:eastAsia="Times New Roman" w:hAnsi="Times New Roman" w:cs="Times New Roman"/>
+                <w:sz w:val="24"/>
+                <w:szCs w:val="24"/>
+                <w:lang w:eastAsia="it-IT"/>
+              </w:rPr>
+              <w:t xml:space="preserve">viene forzata a </w:t>
+            </w:r>
+            <w:r>
+              <w:rPr>
+                <w:rFonts w:ascii="Courier New" w:eastAsia="Times New Roman" w:hAnsi="Courier New" w:cs="Courier New"/>
+                <w:sz w:val="20"/>
+                <w:szCs w:val="20"/>
+                <w:lang w:eastAsia="it-IT"/>
+              </w:rPr>
+              <w:t>0</w:t>
+            </w:r>
+          </w:p>
+        </w:tc>
+        <w:tc>
+          <w:tcPr>
+            <w:tcW w:w="0" w:type="auto"/>
+            <w:vAlign w:val="center"/>
+            <w:hideMark/>
+          </w:tcPr>
+          <w:p>
+            <w:pPr>
+              <w:spacing w:after="0" w:line="240" w:lineRule="auto"/>
+              <w:rPr>
+                <w:rFonts w:ascii="Times New Roman" w:eastAsia="Times New Roman" w:hAnsi="Times New Roman" w:cs="Times New Roman"/>
+                <w:sz w:val="24"/>
+                <w:szCs w:val="24"/>
+                <w:lang w:eastAsia="it-IT"/>
+              </w:rPr>
+            </w:pPr>
+            <w:r>
+              <w:rPr>
+                <w:rFonts w:ascii="Times New Roman" w:eastAsia="Times New Roman" w:hAnsi="Times New Roman" w:cs="Times New Roman"/>
+                <w:sz w:val="24"/>
+                <w:szCs w:val="24"/>
+                <w:lang w:eastAsia="it-IT"/>
+              </w:rPr>
+              <w:t>recuperati</w:t>
+            </w:r>
+          </w:p>
+        </w:tc>
+      </w:tr>
+      <w:tr>
+        <w:trPr>
+          <w:tblCellSpacing w:w="15" w:type="dxa"/>
+        </w:trPr>
+        <w:tc>
+          <w:tcPr>
+            <w:tcW w:w="0" w:type="auto"/>
+            <w:vAlign w:val="center"/>
+            <w:hideMark/>
+          </w:tcPr>
+          <w:p>
+            <w:pPr>
+              <w:spacing w:after="0" w:line="240" w:lineRule="auto"/>
+              <w:rPr>
+                <w:rFonts w:ascii="Times New Roman" w:eastAsia="Times New Roman" w:hAnsi="Times New Roman" w:cs="Times New Roman"/>
+                <w:sz w:val="24"/>
+                <w:szCs w:val="24"/>
+                <w:lang w:eastAsia="it-IT"/>
+              </w:rPr>
+            </w:pPr>
+            <w:r>
+              <w:rPr>
+                <w:rFonts w:ascii="Times New Roman" w:eastAsia="Times New Roman" w:hAnsi="Times New Roman" w:cs="Times New Roman"/>
+                <w:sz w:val="24"/>
+                <w:szCs w:val="24"/>
+                <w:lang w:eastAsia="it-IT"/>
+              </w:rPr>
+              <w:t xml:space="preserve">Reset giornaliero </w:t>
+            </w:r>
+            <w:proofErr w:type="spellStart"/>
+            <w:r>
+              <w:rPr>
+                <w:rFonts w:ascii="Courier New" w:eastAsia="Times New Roman" w:hAnsi="Courier New" w:cs="Courier New"/>
+                <w:sz w:val="20"/>
+                <w:szCs w:val="20"/>
+                <w:lang w:eastAsia="it-IT"/>
+              </w:rPr>
+              <w:t>initapp</w:t>
+            </w:r>
+            <w:proofErr w:type="spellEnd"/>
+            <w:r>
+              <w:rPr>
+                <w:rFonts w:ascii="Courier New" w:eastAsia="Times New Roman" w:hAnsi="Courier New" w:cs="Courier New"/>
+                <w:sz w:val="20"/>
+                <w:szCs w:val="20"/>
+                <w:lang w:eastAsia="it-IT"/>
+              </w:rPr>
+              <w:t>()</w:t>
+            </w:r>
+          </w:p>
+        </w:tc>
+        <w:tc>
+          <w:tcPr>
+            <w:tcW w:w="0" w:type="auto"/>
+            <w:vAlign w:val="center"/>
+            <w:hideMark/>
+          </w:tcPr>
+          <w:p>
+            <w:pPr>
+              <w:spacing w:after="0" w:line="240" w:lineRule="auto"/>
+              <w:rPr>
+                <w:rFonts w:ascii="Times New Roman" w:eastAsia="Times New Roman" w:hAnsi="Times New Roman" w:cs="Times New Roman"/>
+                <w:sz w:val="24"/>
+                <w:szCs w:val="24"/>
+                <w:lang w:eastAsia="it-IT"/>
+              </w:rPr>
+            </w:pPr>
+            <w:r>
+              <w:rPr>
+                <w:rFonts w:ascii="Times New Roman" w:eastAsia="Times New Roman" w:hAnsi="Times New Roman" w:cs="Times New Roman"/>
+                <w:sz w:val="24"/>
+                <w:szCs w:val="24"/>
+                <w:lang w:eastAsia="it-IT"/>
+              </w:rPr>
+              <w:t>non modificata</w:t>
+            </w:r>
+          </w:p>
+        </w:tc>
+        <w:tc>
+          <w:tcPr>
+            <w:tcW w:w="0" w:type="auto"/>
+            <w:vAlign w:val="center"/>
+            <w:hideMark/>
+          </w:tcPr>
+          <w:p>
+            <w:pPr>
+              <w:spacing w:after="0" w:line="240" w:lineRule="auto"/>
+              <w:rPr>
+                <w:rFonts w:ascii="Times New Roman" w:eastAsia="Times New Roman" w:hAnsi="Times New Roman" w:cs="Times New Roman"/>
+                <w:sz w:val="24"/>
+                <w:szCs w:val="24"/>
+                <w:lang w:eastAsia="it-IT"/>
+              </w:rPr>
+            </w:pPr>
+            <w:r>
+              <w:rPr>
+                <w:rFonts w:ascii="Times New Roman" w:eastAsia="Times New Roman" w:hAnsi="Times New Roman" w:cs="Times New Roman"/>
+                <w:sz w:val="24"/>
+                <w:szCs w:val="24"/>
+                <w:lang w:eastAsia="it-IT"/>
+              </w:rPr>
+              <w:t>rimangono in RAM</w:t>
+            </w:r>
+          </w:p>
+        </w:tc>
+      </w:tr>
+      <w:tr>
+        <w:trPr>
+          <w:tblCellSpacing w:w="15" w:type="dxa"/>
+        </w:trPr>
+        <w:tc>
+          <w:tcPr>
+            <w:tcW w:w="0" w:type="auto"/>
+            <w:vAlign w:val="center"/>
+            <w:hideMark/>
+          </w:tcPr>
+          <w:p>
+            <w:pPr>
+              <w:spacing w:after="0" w:line="240" w:lineRule="auto"/>
+              <w:rPr>
+                <w:rFonts w:ascii="Times New Roman" w:eastAsia="Times New Roman" w:hAnsi="Times New Roman" w:cs="Times New Roman"/>
+                <w:sz w:val="24"/>
+                <w:szCs w:val="24"/>
+                <w:lang w:eastAsia="it-IT"/>
+              </w:rPr>
+            </w:pPr>
+            <w:r>
+              <w:rPr>
+                <w:rFonts w:ascii="Times New Roman" w:eastAsia="Times New Roman" w:hAnsi="Times New Roman" w:cs="Times New Roman"/>
+                <w:sz w:val="24"/>
+                <w:szCs w:val="24"/>
+                <w:lang w:eastAsia="it-IT"/>
+              </w:rPr>
+              <w:t>Mancanza rete</w:t>
+            </w:r>
+          </w:p>
+        </w:tc>
+        <w:tc>
+          <w:tcPr>
+            <w:tcW w:w="0" w:type="auto"/>
+            <w:vAlign w:val="center"/>
+            <w:hideMark/>
+          </w:tcPr>
+          <w:p>
+            <w:pPr>
+              <w:spacing w:after="0" w:line="240" w:lineRule="auto"/>
+              <w:rPr>
+                <w:rFonts w:ascii="Times New Roman" w:eastAsia="Times New Roman" w:hAnsi="Times New Roman" w:cs="Times New Roman"/>
+                <w:sz w:val="24"/>
+                <w:szCs w:val="24"/>
+                <w:lang w:eastAsia="it-IT"/>
+              </w:rPr>
+            </w:pPr>
+            <w:r>
+              <w:rPr>
+                <w:rFonts w:ascii="Courier New" w:eastAsia="Times New Roman" w:hAnsi="Courier New" w:cs="Courier New"/>
+                <w:sz w:val="20"/>
+                <w:szCs w:val="20"/>
+                <w:lang w:eastAsia="it-IT"/>
+              </w:rPr>
+              <w:t>0 → 1</w:t>
+            </w:r>
+          </w:p>
+        </w:tc>
+        <w:tc>
+          <w:tcPr>
+            <w:tcW w:w="0" w:type="auto"/>
+            <w:vAlign w:val="center"/>
+            <w:hideMark/>
+          </w:tcPr>
+          <w:p>
+            <w:pPr>
+              <w:spacing w:after="0" w:line="240" w:lineRule="auto"/>
+              <w:rPr>
+                <w:rFonts w:ascii="Times New Roman" w:eastAsia="Times New Roman" w:hAnsi="Times New Roman" w:cs="Times New Roman"/>
+                <w:sz w:val="24"/>
+                <w:szCs w:val="24"/>
+                <w:lang w:eastAsia="it-IT"/>
+              </w:rPr>
+            </w:pPr>
+            <w:r>
+              <w:rPr>
+                <w:rFonts w:ascii="Times New Roman" w:eastAsia="Times New Roman" w:hAnsi="Times New Roman" w:cs="Times New Roman"/>
+                <w:sz w:val="24"/>
+                <w:szCs w:val="24"/>
+                <w:lang w:eastAsia="it-IT"/>
+              </w:rPr>
+              <w:t>invariati</w:t>
+            </w:r>
+          </w:p>
+        </w:tc>
+      </w:tr>
+      <w:tr>
+        <w:trPr>
+          <w:tblCellSpacing w:w="15" w:type="dxa"/>
+        </w:trPr>
+        <w:tc>
+          <w:tcPr>
+            <w:tcW w:w="0" w:type="auto"/>
+            <w:vAlign w:val="center"/>
+            <w:hideMark/>
+          </w:tcPr>
+          <w:p>
+            <w:pPr>
+              <w:spacing w:after="0" w:line="240" w:lineRule="auto"/>
+              <w:rPr>
+                <w:rFonts w:ascii="Times New Roman" w:eastAsia="Times New Roman" w:hAnsi="Times New Roman" w:cs="Times New Roman"/>
+                <w:sz w:val="24"/>
+                <w:szCs w:val="24"/>
+                <w:lang w:eastAsia="it-IT"/>
+              </w:rPr>
+            </w:pPr>
+            <w:r>
+              <w:rPr>
+                <w:rFonts w:ascii="Times New Roman" w:eastAsia="Times New Roman" w:hAnsi="Times New Roman" w:cs="Times New Roman"/>
+                <w:sz w:val="24"/>
+                <w:szCs w:val="24"/>
+                <w:lang w:eastAsia="it-IT"/>
+              </w:rPr>
+              <w:t>Ripresa rete</w:t>
+            </w:r>
+          </w:p>
+        </w:tc>
+        <w:tc>
+          <w:tcPr>
+            <w:tcW w:w="0" w:type="auto"/>
+            <w:vAlign w:val="center"/>
+            <w:hideMark/>
+          </w:tcPr>
+          <w:p>
+            <w:pPr>
+              <w:spacing w:after="0" w:line="240" w:lineRule="auto"/>
+              <w:rPr>
+                <w:rFonts w:ascii="Times New Roman" w:eastAsia="Times New Roman" w:hAnsi="Times New Roman" w:cs="Times New Roman"/>
+                <w:sz w:val="24"/>
+                <w:szCs w:val="24"/>
+                <w:lang w:eastAsia="it-IT"/>
+              </w:rPr>
+            </w:pPr>
+            <w:r>
+              <w:rPr>
+                <w:rFonts w:ascii="Courier New" w:eastAsia="Times New Roman" w:hAnsi="Courier New" w:cs="Courier New"/>
+                <w:sz w:val="20"/>
+                <w:szCs w:val="20"/>
+                <w:lang w:eastAsia="it-IT"/>
+              </w:rPr>
+              <w:t>1 → 0</w:t>
+            </w:r>
+          </w:p>
+        </w:tc>
+        <w:tc>
+          <w:tcPr>
+            <w:tcW w:w="0" w:type="auto"/>
+            <w:vAlign w:val="center"/>
+            <w:hideMark/>
+          </w:tcPr>
+          <w:p>
+            <w:pPr>
+              <w:spacing w:after="0" w:line="240" w:lineRule="auto"/>
+              <w:rPr>
+                <w:rFonts w:ascii="Times New Roman" w:eastAsia="Times New Roman" w:hAnsi="Times New Roman" w:cs="Times New Roman"/>
+                <w:sz w:val="24"/>
+                <w:szCs w:val="24"/>
+                <w:lang w:eastAsia="it-IT"/>
+              </w:rPr>
+            </w:pPr>
+            <w:r>
+              <w:rPr>
+                <w:rFonts w:ascii="Times New Roman" w:eastAsia="Times New Roman" w:hAnsi="Times New Roman" w:cs="Times New Roman"/>
+                <w:sz w:val="24"/>
+                <w:szCs w:val="24"/>
+                <w:lang w:eastAsia="it-IT"/>
+              </w:rPr>
+              <w:t>invariati</w:t>
+            </w:r>
+          </w:p>
+        </w:tc>
+      </w:tr>
+      <w:tr>
+        <w:trPr>
+          <w:tblCellSpacing w:w="15" w:type="dxa"/>
+        </w:trPr>
+        <w:tc>
+          <w:tcPr>
+            <w:tcW w:w="0" w:type="auto"/>
+            <w:vAlign w:val="center"/>
+            <w:hideMark/>
+          </w:tcPr>
+          <w:p>
+            <w:pPr>
+              <w:spacing w:after="0" w:line="240" w:lineRule="auto"/>
+              <w:rPr>
+                <w:rFonts w:ascii="Times New Roman" w:eastAsia="Times New Roman" w:hAnsi="Times New Roman" w:cs="Times New Roman"/>
+                <w:sz w:val="24"/>
+                <w:szCs w:val="24"/>
+                <w:lang w:eastAsia="it-IT"/>
+              </w:rPr>
+            </w:pPr>
+            <w:r>
+              <w:rPr>
+                <w:rFonts w:ascii="Times New Roman" w:eastAsia="Times New Roman" w:hAnsi="Times New Roman" w:cs="Times New Roman"/>
+                <w:sz w:val="24"/>
+                <w:szCs w:val="24"/>
+                <w:lang w:eastAsia="it-IT"/>
+              </w:rPr>
+              <w:t>Reset durante mancanza rete</w:t>
+            </w:r>
+          </w:p>
+        </w:tc>
+        <w:tc>
+          <w:tcPr>
+            <w:tcW w:w="0" w:type="auto"/>
+            <w:vAlign w:val="center"/>
+            <w:hideMark/>
+          </w:tcPr>
+          <w:p>
+            <w:pPr>
+              <w:spacing w:after="0" w:line="240" w:lineRule="auto"/>
+              <w:rPr>
+                <w:rFonts w:ascii="Times New Roman" w:eastAsia="Times New Roman" w:hAnsi="Times New Roman" w:cs="Times New Roman"/>
+                <w:sz w:val="24"/>
+                <w:szCs w:val="24"/>
+                <w:lang w:eastAsia="it-IT"/>
+              </w:rPr>
+            </w:pPr>
+            <w:r>
+              <w:rPr>
+                <w:rFonts w:ascii="Courier New" w:eastAsia="Times New Roman" w:hAnsi="Courier New" w:cs="Courier New"/>
+                <w:b/>
+                <w:bCs/>
+                <w:sz w:val="20"/>
+                <w:szCs w:val="20"/>
+                <w:lang w:eastAsia="it-IT"/>
+              </w:rPr>
+              <w:t>1 → 0</w:t>
+            </w:r>
+            <w:r>
+              <w:rPr>
+                <w:rFonts w:ascii="Times New Roman" w:eastAsia="Times New Roman" w:hAnsi="Times New Roman" w:cs="Times New Roman"/>
+                <w:b/>
+                <w:bCs/>
+                <w:sz w:val="24"/>
+                <w:szCs w:val="24"/>
+                <w:lang w:eastAsia="it-IT"/>
+              </w:rPr>
+              <w:t xml:space="preserve"> erroneamente</w:t>
+            </w:r>
+          </w:p>
+        </w:tc>
+        <w:tc>
+          <w:tcPr>
+            <w:tcW w:w="0" w:type="auto"/>
+            <w:vAlign w:val="center"/>
+            <w:hideMark/>
+          </w:tcPr>
+          <w:p>
+            <w:pPr>
+              <w:spacing w:after="0" w:line="240" w:lineRule="auto"/>
+              <w:rPr>
+                <w:rFonts w:ascii="Times New Roman" w:eastAsia="Times New Roman" w:hAnsi="Times New Roman" w:cs="Times New Roman"/>
+                <w:sz w:val="24"/>
+                <w:szCs w:val="24"/>
+                <w:lang w:eastAsia="it-IT"/>
+              </w:rPr>
+            </w:pPr>
+            <w:r>
+              <w:rPr>
+                <w:rFonts w:ascii="Times New Roman" w:eastAsia="Times New Roman" w:hAnsi="Times New Roman" w:cs="Times New Roman"/>
+                <w:sz w:val="24"/>
+                <w:szCs w:val="24"/>
+                <w:lang w:eastAsia="it-IT"/>
+              </w:rPr>
+              <w:t>invariati</w:t>
+            </w:r>
+          </w:p>
+        </w:tc>
+      </w:tr>
+    </w:tbl>
+    <w:p>
+      <w:pPr>
+        <w:rPr>
+          <w:rFonts w:ascii="Arial" w:hAnsi="Arial" w:cs="Arial"/>
+        </w:rPr>
+      </w:pPr>
+    </w:p>
+    <w:p>
+      <w:pPr>
+        <w:rPr>
+          <w:rFonts w:ascii="Arial" w:hAnsi="Arial" w:cs="Arial"/>
+        </w:rPr>
+      </w:pPr>
+      <w:r>
+        <w:rPr>
+          <w:rFonts w:ascii="Arial" w:hAnsi="Arial" w:cs="Arial"/>
+        </w:rPr>
+        <w:t xml:space="preserve">Casi: </w:t>
+      </w:r>
+    </w:p>
+    <w:p>
+      <w:pPr>
+        <w:pStyle w:val="Paragrafoelenco"/>
+        <w:numPr>
+          <w:ilvl w:val="0"/>
+          <w:numId w:val="6"/>
+        </w:numPr>
+        <w:rPr>
+          <w:rFonts w:ascii="Arial" w:hAnsi="Arial" w:cs="Arial"/>
+        </w:rPr>
+      </w:pPr>
+      <w:r>
+        <w:rPr>
+          <w:rFonts w:ascii="Arial" w:hAnsi="Arial" w:cs="Arial"/>
+        </w:rPr>
+        <w:t>Power ON (alimentazione)</w:t>
+      </w:r>
+      <w:r>
+        <w:rPr>
+          <w:rFonts w:ascii="Arial" w:hAnsi="Arial" w:cs="Arial"/>
+        </w:rPr>
+        <w:tab/>
+        <w:t>EEPROM 5</w:t>
+      </w:r>
+      <w:r>
+        <w:rPr>
+          <w:rFonts w:ascii="Arial" w:hAnsi="Arial" w:cs="Arial"/>
+        </w:rPr>
+        <w:tab/>
+        <w:t>Telefoni</w:t>
+      </w:r>
+    </w:p>
+    <w:p>
+      <w:pPr>
+        <w:pStyle w:val="Paragrafoelenco"/>
+        <w:numPr>
+          <w:ilvl w:val="0"/>
+          <w:numId w:val="6"/>
+        </w:numPr>
+        <w:rPr>
+          <w:rFonts w:ascii="Arial" w:hAnsi="Arial" w:cs="Arial"/>
+        </w:rPr>
+      </w:pPr>
+      <w:r>
+        <w:rPr>
+          <w:rFonts w:ascii="Arial" w:hAnsi="Arial" w:cs="Arial"/>
+        </w:rPr>
+        <w:t>Reset Giornaliero (</w:t>
+      </w:r>
+      <w:r>
+        <w:rPr>
+          <w:rFonts w:ascii="Times New Roman" w:eastAsia="Times New Roman" w:hAnsi="Times New Roman" w:cs="Times New Roman"/>
+          <w:sz w:val="24"/>
+          <w:szCs w:val="24"/>
+          <w:lang w:eastAsia="it-IT"/>
+        </w:rPr>
+        <w:t>Reset durante mancanza rete</w:t>
+      </w:r>
+      <w:r>
+        <w:rPr>
+          <w:rFonts w:ascii="Arial" w:hAnsi="Arial" w:cs="Arial"/>
+        </w:rPr>
+        <w:t>)</w:t>
+      </w:r>
+      <w:r>
+        <w:rPr>
+          <w:rFonts w:ascii="Arial" w:hAnsi="Arial" w:cs="Arial"/>
+        </w:rPr>
+        <w:t xml:space="preserve"> </w:t>
+      </w:r>
+      <w:r>
+        <w:rPr>
+          <w:rFonts w:ascii="Arial" w:hAnsi="Arial" w:cs="Arial"/>
+        </w:rPr>
+        <w:tab/>
+        <w:t>EEPROM 5</w:t>
+      </w:r>
+      <w:r>
+        <w:rPr>
+          <w:rFonts w:ascii="Arial" w:hAnsi="Arial" w:cs="Arial"/>
+        </w:rPr>
+        <w:tab/>
+        <w:t>Telefoni</w:t>
+      </w:r>
+    </w:p>
+    <w:p>
+      <w:pPr>
+        <w:rPr>
+          <w:rFonts w:ascii="Arial" w:hAnsi="Arial" w:cs="Arial"/>
+        </w:rPr>
+      </w:pPr>
+      <w:r>
+        <w:rPr>
+          <w:rFonts w:ascii="Arial" w:hAnsi="Arial" w:cs="Arial"/>
+        </w:rPr>
+        <w:t>Power ON</w:t>
+      </w:r>
+      <w:r>
+        <w:rPr>
+          <w:rFonts w:ascii="Arial" w:hAnsi="Arial" w:cs="Arial"/>
+        </w:rPr>
+        <w:tab/>
+        <w:t xml:space="preserve">Copia numeri da EEPROM e li mette in </w:t>
+      </w:r>
+      <w:proofErr w:type="spellStart"/>
+      <w:r>
+        <w:rPr>
+          <w:rFonts w:ascii="Arial" w:hAnsi="Arial" w:cs="Arial"/>
+        </w:rPr>
+        <w:t>EStr</w:t>
+      </w:r>
+      <w:proofErr w:type="spellEnd"/>
+      <w:r>
+        <w:rPr>
+          <w:rFonts w:ascii="Arial" w:hAnsi="Arial" w:cs="Arial"/>
+        </w:rPr>
+        <w:t xml:space="preserve"> e </w:t>
+      </w:r>
+      <w:proofErr w:type="spellStart"/>
+      <w:r>
+        <w:rPr>
+          <w:rFonts w:ascii="Arial" w:hAnsi="Arial" w:cs="Arial"/>
+        </w:rPr>
+        <w:t>phoneAut</w:t>
+      </w:r>
+      <w:proofErr w:type="spellEnd"/>
+    </w:p>
+    <w:p>
+      <w:pPr>
+        <w:rPr>
+          <w:rFonts w:ascii="Arial" w:hAnsi="Arial" w:cs="Arial"/>
+        </w:rPr>
+      </w:pPr>
+      <w:r>
+        <w:rPr>
+          <w:rFonts w:ascii="Arial" w:hAnsi="Arial" w:cs="Arial"/>
+        </w:rPr>
+        <w:t>Comando M</w:t>
+      </w:r>
+      <w:r>
+        <w:rPr>
+          <w:rFonts w:ascii="Arial" w:hAnsi="Arial" w:cs="Arial"/>
+        </w:rPr>
+        <w:tab/>
+      </w:r>
+      <w:r>
+        <w:rPr>
+          <w:rFonts w:ascii="Arial" w:hAnsi="Arial" w:cs="Arial"/>
+        </w:rPr>
+        <w:t>Copia numer</w:t>
+      </w:r>
+      <w:r>
+        <w:rPr>
+          <w:rFonts w:ascii="Arial" w:hAnsi="Arial" w:cs="Arial"/>
+        </w:rPr>
+        <w:t>o MASTER</w:t>
+      </w:r>
+      <w:r>
+        <w:rPr>
+          <w:rFonts w:ascii="Arial" w:hAnsi="Arial" w:cs="Arial"/>
+        </w:rPr>
+        <w:t xml:space="preserve"> da </w:t>
+      </w:r>
+      <w:proofErr w:type="spellStart"/>
+      <w:r>
+        <w:rPr>
+          <w:rFonts w:ascii="Arial" w:hAnsi="Arial" w:cs="Arial"/>
+        </w:rPr>
+        <w:t>phoneAut</w:t>
+      </w:r>
+      <w:proofErr w:type="spellEnd"/>
+      <w:r>
+        <w:rPr>
+          <w:rFonts w:ascii="Arial" w:hAnsi="Arial" w:cs="Arial"/>
+        </w:rPr>
+        <w:t xml:space="preserve"> e l</w:t>
+      </w:r>
+      <w:r>
+        <w:rPr>
+          <w:rFonts w:ascii="Arial" w:hAnsi="Arial" w:cs="Arial"/>
+        </w:rPr>
+        <w:t>o</w:t>
+      </w:r>
+      <w:r>
+        <w:rPr>
+          <w:rFonts w:ascii="Arial" w:hAnsi="Arial" w:cs="Arial"/>
+        </w:rPr>
+        <w:t xml:space="preserve"> mette in EEPROM</w:t>
+      </w:r>
+    </w:p>
+    <w:p>
+      <w:pPr>
+        <w:rPr>
+          <w:rFonts w:ascii="Arial" w:hAnsi="Arial" w:cs="Arial"/>
+          <w:u w:val="single"/>
+        </w:rPr>
+      </w:pPr>
+      <w:r>
+        <w:rPr>
+          <w:rFonts w:ascii="Arial" w:hAnsi="Arial" w:cs="Arial"/>
+        </w:rPr>
+        <w:t xml:space="preserve">Comando </w:t>
+      </w:r>
+      <w:r>
+        <w:rPr>
+          <w:rFonts w:ascii="Arial" w:hAnsi="Arial" w:cs="Arial"/>
+        </w:rPr>
+        <w:t>D</w:t>
+      </w:r>
+      <w:r>
+        <w:rPr>
+          <w:rFonts w:ascii="Arial" w:hAnsi="Arial" w:cs="Arial"/>
+        </w:rPr>
+        <w:tab/>
+      </w:r>
+      <w:r>
+        <w:rPr>
+          <w:rFonts w:ascii="Arial" w:hAnsi="Arial" w:cs="Arial"/>
+        </w:rPr>
+        <w:t>C</w:t>
+      </w:r>
+      <w:r>
+        <w:rPr>
+          <w:rFonts w:ascii="Arial" w:hAnsi="Arial" w:cs="Arial"/>
+        </w:rPr>
+        <w:t xml:space="preserve">ancella tutti i numeri </w:t>
+      </w:r>
+      <w:r>
+        <w:rPr>
+          <w:rFonts w:ascii="Arial" w:hAnsi="Arial" w:cs="Arial"/>
+        </w:rPr>
+        <w:t xml:space="preserve">da </w:t>
+      </w:r>
+      <w:r>
+        <w:rPr>
+          <w:rFonts w:ascii="Arial" w:hAnsi="Arial" w:cs="Arial"/>
+        </w:rPr>
+        <w:t xml:space="preserve">EEPROM e </w:t>
+      </w:r>
+      <w:proofErr w:type="spellStart"/>
+      <w:r>
+        <w:rPr>
+          <w:rFonts w:ascii="Arial" w:hAnsi="Arial" w:cs="Arial"/>
+        </w:rPr>
+        <w:t>phoneAut</w:t>
+      </w:r>
+      <w:proofErr w:type="spellEnd"/>
+      <w:r>
+        <w:rPr>
+          <w:rFonts w:ascii="Arial" w:hAnsi="Arial" w:cs="Arial"/>
+        </w:rPr>
+        <w:t xml:space="preserve"> eccetto il MASTER</w:t>
+      </w:r>
+      <w:r>
+        <w:rPr>
+          <w:rFonts w:ascii="Arial" w:hAnsi="Arial" w:cs="Arial"/>
+        </w:rPr>
+        <w:t xml:space="preserve"> -</w:t>
+      </w:r>
+      <w:r>
+        <w:rPr>
+          <w:rFonts w:ascii="Arial" w:hAnsi="Arial" w:cs="Arial"/>
+        </w:rPr>
+        <w:t xml:space="preserve"> </w:t>
+      </w:r>
+      <w:proofErr w:type="spellStart"/>
+      <w:r>
+        <w:rPr>
+          <w:rFonts w:ascii="Arial" w:hAnsi="Arial" w:cs="Arial"/>
+        </w:rPr>
+        <w:t>Auxnphone</w:t>
+      </w:r>
+      <w:proofErr w:type="spellEnd"/>
+    </w:p>
+    <w:p>
+      <w:pPr>
+        <w:rPr>
+          <w:rFonts w:ascii="Arial" w:hAnsi="Arial" w:cs="Arial"/>
+        </w:rPr>
+      </w:pPr>
+      <w:r>
+        <w:rPr>
+          <w:rFonts w:ascii="Arial" w:hAnsi="Arial" w:cs="Arial"/>
+        </w:rPr>
+        <w:t xml:space="preserve">Comando </w:t>
+      </w:r>
+      <w:r>
+        <w:rPr>
+          <w:rFonts w:ascii="Arial" w:hAnsi="Arial" w:cs="Arial"/>
+        </w:rPr>
+        <w:t>E</w:t>
+      </w:r>
+      <w:r>
+        <w:rPr>
+          <w:rFonts w:ascii="Arial" w:hAnsi="Arial" w:cs="Arial"/>
+        </w:rPr>
+        <w:tab/>
+      </w:r>
+      <w:r>
+        <w:rPr>
+          <w:rFonts w:ascii="Arial" w:hAnsi="Arial" w:cs="Arial"/>
+        </w:rPr>
+        <w:t>C</w:t>
+      </w:r>
+      <w:r>
+        <w:rPr>
+          <w:rFonts w:ascii="Arial" w:hAnsi="Arial" w:cs="Arial"/>
+        </w:rPr>
+        <w:t xml:space="preserve">ancella tutti i numeri </w:t>
+      </w:r>
+      <w:r>
+        <w:rPr>
+          <w:rFonts w:ascii="Arial" w:hAnsi="Arial" w:cs="Arial"/>
+        </w:rPr>
+        <w:t xml:space="preserve">da </w:t>
+      </w:r>
+      <w:r>
+        <w:rPr>
+          <w:rFonts w:ascii="Arial" w:hAnsi="Arial" w:cs="Arial"/>
+        </w:rPr>
+        <w:t xml:space="preserve">EEPROM e </w:t>
+      </w:r>
+      <w:proofErr w:type="spellStart"/>
+      <w:r>
+        <w:rPr>
+          <w:rFonts w:ascii="Arial" w:hAnsi="Arial" w:cs="Arial"/>
+        </w:rPr>
+        <w:t>phoneAut</w:t>
+      </w:r>
+      <w:proofErr w:type="spellEnd"/>
+      <w:r>
+        <w:rPr>
+          <w:rFonts w:ascii="Arial" w:hAnsi="Arial" w:cs="Arial"/>
+        </w:rPr>
+        <w:t xml:space="preserve"> eccetto il MASTER</w:t>
+      </w:r>
+    </w:p>
+    <w:p>
+      <w:pPr>
+        <w:rPr>
+          <w:rFonts w:ascii="Arial" w:hAnsi="Arial" w:cs="Arial"/>
+        </w:rPr>
+      </w:pPr>
+      <w:r>
+        <w:rPr>
+          <w:rFonts w:ascii="Arial" w:hAnsi="Arial" w:cs="Arial"/>
+        </w:rPr>
+        <w:t xml:space="preserve">Comando </w:t>
+      </w:r>
+      <w:r>
+        <w:rPr>
+          <w:rFonts w:ascii="Arial" w:hAnsi="Arial" w:cs="Arial"/>
+        </w:rPr>
+        <w:t>A</w:t>
+      </w:r>
+      <w:r>
+        <w:rPr>
+          <w:rFonts w:ascii="Arial" w:hAnsi="Arial" w:cs="Arial"/>
+        </w:rPr>
+        <w:tab/>
+      </w:r>
+      <w:r>
+        <w:rPr>
+          <w:rFonts w:ascii="Arial" w:hAnsi="Arial" w:cs="Arial"/>
+        </w:rPr>
+        <w:t xml:space="preserve">Inserisce in </w:t>
+      </w:r>
+      <w:r>
+        <w:rPr>
+          <w:rFonts w:ascii="Arial" w:hAnsi="Arial" w:cs="Arial"/>
+        </w:rPr>
+        <w:t xml:space="preserve">EEPROM e </w:t>
+      </w:r>
+      <w:proofErr w:type="spellStart"/>
+      <w:r>
+        <w:rPr>
+          <w:rFonts w:ascii="Arial" w:hAnsi="Arial" w:cs="Arial"/>
+        </w:rPr>
+        <w:t>phoneAut</w:t>
+      </w:r>
+      <w:proofErr w:type="spellEnd"/>
+      <w:r>
+        <w:rPr>
+          <w:rFonts w:ascii="Arial" w:hAnsi="Arial" w:cs="Arial"/>
+        </w:rPr>
+        <w:t xml:space="preserve"> </w:t>
+      </w:r>
+      <w:r>
+        <w:rPr>
+          <w:rFonts w:ascii="Arial" w:hAnsi="Arial" w:cs="Arial"/>
+        </w:rPr>
+        <w:t>i numeri Ausiliari</w:t>
+      </w:r>
+    </w:p>
+    <w:p>
+      <w:pPr>
+        <w:rPr>
+          <w:rFonts w:ascii="Arial" w:hAnsi="Arial" w:cs="Arial"/>
+        </w:rPr>
+      </w:pPr>
+      <w:r>
+        <w:rPr>
+          <w:rFonts w:ascii="Arial" w:hAnsi="Arial" w:cs="Arial"/>
+        </w:rPr>
+        <w:br w:type="page"/>
+      </w:r>
+    </w:p>
+    <w:p>
+      <w:pPr>
+        <w:rPr>
+          <w:rFonts w:ascii="Arial" w:hAnsi="Arial" w:cs="Arial"/>
+        </w:rPr>
+      </w:pPr>
+    </w:p>
+    <w:p>
+      <w:pPr>
+        <w:shd w:val="clear" w:color="auto" w:fill="1E1E1E"/>
+        <w:spacing w:after="0" w:line="330" w:lineRule="atLeast"/>
+        <w:rPr>
+          <w:rFonts w:ascii="Consolas" w:eastAsia="Times New Roman" w:hAnsi="Consolas" w:cs="Times New Roman"/>
+          <w:color w:val="DADADA"/>
+          <w:sz w:val="24"/>
+          <w:szCs w:val="24"/>
+          <w:lang w:eastAsia="it-IT"/>
+        </w:rPr>
+      </w:pPr>
+      <w:proofErr w:type="spellStart"/>
+      <w:r>
+        <w:rPr>
+          <w:rFonts w:ascii="Consolas" w:eastAsia="Times New Roman" w:hAnsi="Consolas" w:cs="Times New Roman"/>
+          <w:color w:val="C8C8C8"/>
+          <w:sz w:val="24"/>
+          <w:szCs w:val="24"/>
+          <w:lang w:eastAsia="it-IT"/>
+        </w:rPr>
+        <w:t>EStr</w:t>
+      </w:r>
+      <w:proofErr w:type="spellEnd"/>
+      <w:r>
+        <w:rPr>
+          <w:rFonts w:ascii="Consolas" w:eastAsia="Times New Roman" w:hAnsi="Consolas" w:cs="Times New Roman"/>
+          <w:color w:val="B4B4B4"/>
+          <w:sz w:val="24"/>
+          <w:szCs w:val="24"/>
+          <w:lang w:eastAsia="it-IT"/>
+        </w:rPr>
+        <w:t>[</w:t>
+      </w:r>
+      <w:r>
+        <w:rPr>
+          <w:rFonts w:ascii="Consolas" w:eastAsia="Times New Roman" w:hAnsi="Consolas" w:cs="Times New Roman"/>
+          <w:color w:val="B5CEA8"/>
+          <w:sz w:val="24"/>
+          <w:szCs w:val="24"/>
+          <w:lang w:eastAsia="it-IT"/>
+        </w:rPr>
+        <w:t>4</w:t>
+      </w:r>
+      <w:r>
+        <w:rPr>
+          <w:rFonts w:ascii="Consolas" w:eastAsia="Times New Roman" w:hAnsi="Consolas" w:cs="Times New Roman"/>
+          <w:color w:val="B4B4B4"/>
+          <w:sz w:val="24"/>
+          <w:szCs w:val="24"/>
+          <w:lang w:eastAsia="it-IT"/>
+        </w:rPr>
+        <w:t>][</w:t>
+      </w:r>
+      <w:r>
+        <w:rPr>
+          <w:rFonts w:ascii="Consolas" w:eastAsia="Times New Roman" w:hAnsi="Consolas" w:cs="Times New Roman"/>
+          <w:color w:val="B5CEA8"/>
+          <w:sz w:val="24"/>
+          <w:szCs w:val="24"/>
+          <w:lang w:eastAsia="it-IT"/>
+        </w:rPr>
+        <w:t>16</w:t>
+      </w:r>
+      <w:r>
+        <w:rPr>
+          <w:rFonts w:ascii="Consolas" w:eastAsia="Times New Roman" w:hAnsi="Consolas" w:cs="Times New Roman"/>
+          <w:color w:val="B4B4B4"/>
+          <w:sz w:val="24"/>
+          <w:szCs w:val="24"/>
+          <w:lang w:eastAsia="it-IT"/>
+        </w:rPr>
+        <w:t>];</w:t>
+      </w:r>
+    </w:p>
+    <w:p>
+      <w:pPr>
+        <w:rPr>
+          <w:rFonts w:ascii="Arial" w:hAnsi="Arial" w:cs="Arial"/>
+        </w:rPr>
+      </w:pPr>
+    </w:p>
+    <w:p>
+      <w:pPr>
+        <w:shd w:val="clear" w:color="auto" w:fill="1E1E1E"/>
+        <w:spacing w:after="0" w:line="330" w:lineRule="atLeast"/>
+        <w:rPr>
+          <w:rFonts w:ascii="Consolas" w:eastAsia="Times New Roman" w:hAnsi="Consolas" w:cs="Times New Roman"/>
+          <w:color w:val="DADADA"/>
+          <w:sz w:val="24"/>
+          <w:szCs w:val="24"/>
+          <w:lang w:eastAsia="it-IT"/>
+        </w:rPr>
+      </w:pPr>
+      <w:proofErr w:type="spellStart"/>
+      <w:r>
+        <w:rPr>
+          <w:rFonts w:ascii="Consolas" w:eastAsia="Times New Roman" w:hAnsi="Consolas" w:cs="Times New Roman"/>
+          <w:color w:val="569CD6"/>
+          <w:sz w:val="24"/>
+          <w:szCs w:val="24"/>
+          <w:lang w:eastAsia="it-IT"/>
+        </w:rPr>
+        <w:t>char</w:t>
+      </w:r>
+      <w:proofErr w:type="spellEnd"/>
+      <w:r>
+        <w:rPr>
+          <w:rFonts w:ascii="Consolas" w:eastAsia="Times New Roman" w:hAnsi="Consolas" w:cs="Times New Roman"/>
+          <w:color w:val="DADADA"/>
+          <w:sz w:val="24"/>
+          <w:szCs w:val="24"/>
+          <w:lang w:eastAsia="it-IT"/>
+        </w:rPr>
+        <w:t xml:space="preserve"> </w:t>
+      </w:r>
+      <w:proofErr w:type="spellStart"/>
+      <w:r>
+        <w:rPr>
+          <w:rFonts w:ascii="Consolas" w:eastAsia="Times New Roman" w:hAnsi="Consolas" w:cs="Times New Roman"/>
+          <w:color w:val="C8C8C8"/>
+          <w:sz w:val="24"/>
+          <w:szCs w:val="24"/>
+          <w:lang w:eastAsia="it-IT"/>
+        </w:rPr>
+        <w:t>phoneAut</w:t>
+      </w:r>
+      <w:proofErr w:type="spellEnd"/>
+      <w:r>
+        <w:rPr>
+          <w:rFonts w:ascii="Consolas" w:eastAsia="Times New Roman" w:hAnsi="Consolas" w:cs="Times New Roman"/>
+          <w:color w:val="DADADA"/>
+          <w:sz w:val="24"/>
+          <w:szCs w:val="24"/>
+          <w:lang w:eastAsia="it-IT"/>
+        </w:rPr>
+        <w:t>[]</w:t>
+      </w:r>
+      <w:r>
+        <w:rPr>
+          <w:rFonts w:ascii="Consolas" w:eastAsia="Times New Roman" w:hAnsi="Consolas" w:cs="Times New Roman"/>
+          <w:color w:val="B4B4B4"/>
+          <w:sz w:val="24"/>
+          <w:szCs w:val="24"/>
+          <w:lang w:eastAsia="it-IT"/>
+        </w:rPr>
+        <w:t>[</w:t>
+      </w:r>
+      <w:r>
+        <w:rPr>
+          <w:rFonts w:ascii="Consolas" w:eastAsia="Times New Roman" w:hAnsi="Consolas" w:cs="Times New Roman"/>
+          <w:color w:val="B5CEA8"/>
+          <w:sz w:val="24"/>
+          <w:szCs w:val="24"/>
+          <w:lang w:eastAsia="it-IT"/>
+        </w:rPr>
+        <w:t>16</w:t>
+      </w:r>
+      <w:r>
+        <w:rPr>
+          <w:rFonts w:ascii="Consolas" w:eastAsia="Times New Roman" w:hAnsi="Consolas" w:cs="Times New Roman"/>
+          <w:color w:val="B4B4B4"/>
+          <w:sz w:val="24"/>
+          <w:szCs w:val="24"/>
+          <w:lang w:eastAsia="it-IT"/>
+        </w:rPr>
+        <w:t>]</w:t>
+      </w:r>
+      <w:r>
+        <w:rPr>
+          <w:rFonts w:ascii="Consolas" w:eastAsia="Times New Roman" w:hAnsi="Consolas" w:cs="Times New Roman"/>
+          <w:color w:val="DADADA"/>
+          <w:sz w:val="24"/>
+          <w:szCs w:val="24"/>
+          <w:lang w:eastAsia="it-IT"/>
+        </w:rPr>
+        <w:t xml:space="preserve"> </w:t>
+      </w:r>
+      <w:r>
+        <w:rPr>
+          <w:rFonts w:ascii="Consolas" w:eastAsia="Times New Roman" w:hAnsi="Consolas" w:cs="Times New Roman"/>
+          <w:color w:val="B4B4B4"/>
+          <w:sz w:val="24"/>
+          <w:szCs w:val="24"/>
+          <w:lang w:eastAsia="it-IT"/>
+        </w:rPr>
+        <w:t>=</w:t>
+      </w:r>
+      <w:r>
+        <w:rPr>
+          <w:rFonts w:ascii="Consolas" w:eastAsia="Times New Roman" w:hAnsi="Consolas" w:cs="Times New Roman"/>
+          <w:color w:val="DADADA"/>
+          <w:sz w:val="24"/>
+          <w:szCs w:val="24"/>
+          <w:lang w:eastAsia="it-IT"/>
+        </w:rPr>
+        <w:t xml:space="preserve"> </w:t>
+      </w:r>
+      <w:r>
+        <w:rPr>
+          <w:rFonts w:ascii="Consolas" w:eastAsia="Times New Roman" w:hAnsi="Consolas" w:cs="Times New Roman"/>
+          <w:color w:val="B4B4B4"/>
+          <w:sz w:val="24"/>
+          <w:szCs w:val="24"/>
+          <w:lang w:eastAsia="it-IT"/>
+        </w:rPr>
+        <w:t>{</w:t>
+      </w:r>
+    </w:p>
+    <w:p>
+      <w:pPr>
+        <w:shd w:val="clear" w:color="auto" w:fill="1E1E1E"/>
+        <w:spacing w:after="0" w:line="330" w:lineRule="atLeast"/>
+        <w:rPr>
+          <w:rFonts w:ascii="Consolas" w:eastAsia="Times New Roman" w:hAnsi="Consolas" w:cs="Times New Roman"/>
+          <w:color w:val="DADADA"/>
+          <w:sz w:val="24"/>
+          <w:szCs w:val="24"/>
+          <w:lang w:eastAsia="it-IT"/>
+        </w:rPr>
+      </w:pPr>
+      <w:r>
+        <w:rPr>
+          <w:rFonts w:ascii="Consolas" w:eastAsia="Times New Roman" w:hAnsi="Consolas" w:cs="Times New Roman"/>
+          <w:color w:val="DADADA"/>
+          <w:sz w:val="24"/>
+          <w:szCs w:val="24"/>
+          <w:lang w:eastAsia="it-IT"/>
+        </w:rPr>
+        <w:t xml:space="preserve">    </w:t>
+      </w:r>
+      <w:r>
+        <w:rPr>
+          <w:rFonts w:ascii="Consolas" w:eastAsia="Times New Roman" w:hAnsi="Consolas" w:cs="Times New Roman"/>
+          <w:color w:val="E8C9BB"/>
+          <w:sz w:val="24"/>
+          <w:szCs w:val="24"/>
+          <w:lang w:eastAsia="it-IT"/>
+        </w:rPr>
+        <w:t>"</w:t>
+      </w:r>
+      <w:r>
+        <w:rPr>
+          <w:rFonts w:ascii="Consolas" w:eastAsia="Times New Roman" w:hAnsi="Consolas" w:cs="Times New Roman"/>
+          <w:color w:val="CE9178"/>
+          <w:sz w:val="24"/>
+          <w:szCs w:val="24"/>
+          <w:lang w:eastAsia="it-IT"/>
+        </w:rPr>
+        <w:t>+393334188263</w:t>
+      </w:r>
+      <w:r>
+        <w:rPr>
+          <w:rFonts w:ascii="Consolas" w:eastAsia="Times New Roman" w:hAnsi="Consolas" w:cs="Times New Roman"/>
+          <w:color w:val="E8C9BB"/>
+          <w:sz w:val="24"/>
+          <w:szCs w:val="24"/>
+          <w:lang w:eastAsia="it-IT"/>
+        </w:rPr>
+        <w:t>"</w:t>
+      </w:r>
+      <w:r>
+        <w:rPr>
+          <w:rFonts w:ascii="Consolas" w:eastAsia="Times New Roman" w:hAnsi="Consolas" w:cs="Times New Roman"/>
+          <w:color w:val="B4B4B4"/>
+          <w:sz w:val="24"/>
+          <w:szCs w:val="24"/>
+          <w:lang w:eastAsia="it-IT"/>
+        </w:rPr>
+        <w:t>,</w:t>
+      </w:r>
+    </w:p>
+    <w:p>
+      <w:pPr>
+        <w:shd w:val="clear" w:color="auto" w:fill="1E1E1E"/>
+        <w:spacing w:after="0" w:line="330" w:lineRule="atLeast"/>
+        <w:rPr>
+          <w:rFonts w:ascii="Consolas" w:eastAsia="Times New Roman" w:hAnsi="Consolas" w:cs="Times New Roman"/>
+          <w:color w:val="DADADA"/>
+          <w:sz w:val="24"/>
+          <w:szCs w:val="24"/>
+          <w:lang w:eastAsia="it-IT"/>
+        </w:rPr>
+      </w:pPr>
+      <w:r>
+        <w:rPr>
+          <w:rFonts w:ascii="Consolas" w:eastAsia="Times New Roman" w:hAnsi="Consolas" w:cs="Times New Roman"/>
+          <w:color w:val="DADADA"/>
+          <w:sz w:val="24"/>
+          <w:szCs w:val="24"/>
+          <w:lang w:eastAsia="it-IT"/>
+        </w:rPr>
+        <w:t xml:space="preserve">    </w:t>
+      </w:r>
+      <w:r>
+        <w:rPr>
+          <w:rFonts w:ascii="Consolas" w:eastAsia="Times New Roman" w:hAnsi="Consolas" w:cs="Times New Roman"/>
+          <w:color w:val="E8C9BB"/>
+          <w:sz w:val="24"/>
+          <w:szCs w:val="24"/>
+          <w:lang w:eastAsia="it-IT"/>
+        </w:rPr>
+        <w:t>""</w:t>
+      </w:r>
+      <w:r>
+        <w:rPr>
+          <w:rFonts w:ascii="Consolas" w:eastAsia="Times New Roman" w:hAnsi="Consolas" w:cs="Times New Roman"/>
+          <w:color w:val="B4B4B4"/>
+          <w:sz w:val="24"/>
+          <w:szCs w:val="24"/>
+          <w:lang w:eastAsia="it-IT"/>
+        </w:rPr>
+        <w:t>,</w:t>
+      </w:r>
+    </w:p>
+    <w:p>
+      <w:pPr>
+        <w:shd w:val="clear" w:color="auto" w:fill="1E1E1E"/>
+        <w:spacing w:after="0" w:line="330" w:lineRule="atLeast"/>
+        <w:rPr>
+          <w:rFonts w:ascii="Consolas" w:eastAsia="Times New Roman" w:hAnsi="Consolas" w:cs="Times New Roman"/>
+          <w:color w:val="DADADA"/>
+          <w:sz w:val="24"/>
+          <w:szCs w:val="24"/>
+          <w:lang w:eastAsia="it-IT"/>
+        </w:rPr>
+      </w:pPr>
+      <w:r>
+        <w:rPr>
+          <w:rFonts w:ascii="Consolas" w:eastAsia="Times New Roman" w:hAnsi="Consolas" w:cs="Times New Roman"/>
+          <w:color w:val="DADADA"/>
+          <w:sz w:val="24"/>
+          <w:szCs w:val="24"/>
+          <w:lang w:eastAsia="it-IT"/>
+        </w:rPr>
+        <w:t xml:space="preserve">    </w:t>
+      </w:r>
+      <w:r>
+        <w:rPr>
+          <w:rFonts w:ascii="Consolas" w:eastAsia="Times New Roman" w:hAnsi="Consolas" w:cs="Times New Roman"/>
+          <w:color w:val="E8C9BB"/>
+          <w:sz w:val="24"/>
+          <w:szCs w:val="24"/>
+          <w:lang w:eastAsia="it-IT"/>
+        </w:rPr>
+        <w:t>""</w:t>
+      </w:r>
+      <w:r>
+        <w:rPr>
+          <w:rFonts w:ascii="Consolas" w:eastAsia="Times New Roman" w:hAnsi="Consolas" w:cs="Times New Roman"/>
+          <w:color w:val="B4B4B4"/>
+          <w:sz w:val="24"/>
+          <w:szCs w:val="24"/>
+          <w:lang w:eastAsia="it-IT"/>
+        </w:rPr>
+        <w:t>,</w:t>
+      </w:r>
+    </w:p>
+    <w:p>
+      <w:pPr>
+        <w:shd w:val="clear" w:color="auto" w:fill="1E1E1E"/>
+        <w:spacing w:after="0" w:line="330" w:lineRule="atLeast"/>
+        <w:rPr>
+          <w:rFonts w:ascii="Consolas" w:eastAsia="Times New Roman" w:hAnsi="Consolas" w:cs="Times New Roman"/>
+          <w:color w:val="DADADA"/>
+          <w:sz w:val="24"/>
+          <w:szCs w:val="24"/>
+          <w:lang w:eastAsia="it-IT"/>
+        </w:rPr>
+      </w:pPr>
+      <w:r>
+        <w:rPr>
+          <w:rFonts w:ascii="Consolas" w:eastAsia="Times New Roman" w:hAnsi="Consolas" w:cs="Times New Roman"/>
+          <w:color w:val="DADADA"/>
+          <w:sz w:val="24"/>
+          <w:szCs w:val="24"/>
+          <w:lang w:eastAsia="it-IT"/>
+        </w:rPr>
+        <w:t xml:space="preserve">    </w:t>
+      </w:r>
+      <w:r>
+        <w:rPr>
+          <w:rFonts w:ascii="Consolas" w:eastAsia="Times New Roman" w:hAnsi="Consolas" w:cs="Times New Roman"/>
+          <w:color w:val="E8C9BB"/>
+          <w:sz w:val="24"/>
+          <w:szCs w:val="24"/>
+          <w:lang w:eastAsia="it-IT"/>
+        </w:rPr>
+        <w:t>""</w:t>
+      </w:r>
+    </w:p>
+    <w:p>
+      <w:pPr>
+        <w:shd w:val="clear" w:color="auto" w:fill="1E1E1E"/>
+        <w:spacing w:after="0" w:line="330" w:lineRule="atLeast"/>
+        <w:rPr>
+          <w:rFonts w:ascii="Consolas" w:eastAsia="Times New Roman" w:hAnsi="Consolas" w:cs="Times New Roman"/>
+          <w:color w:val="DADADA"/>
+          <w:sz w:val="24"/>
+          <w:szCs w:val="24"/>
+          <w:lang w:eastAsia="it-IT"/>
+        </w:rPr>
+      </w:pPr>
+      <w:r>
+        <w:rPr>
+          <w:rFonts w:ascii="Consolas" w:eastAsia="Times New Roman" w:hAnsi="Consolas" w:cs="Times New Roman"/>
+          <w:color w:val="B4B4B4"/>
+          <w:sz w:val="24"/>
+          <w:szCs w:val="24"/>
+          <w:lang w:eastAsia="it-IT"/>
+        </w:rPr>
+        <w:t>};</w:t>
+      </w:r>
+    </w:p>
+    <w:p>
+      <w:pPr>
+        <w:rPr>
+          <w:rFonts w:ascii="Arial" w:hAnsi="Arial" w:cs="Arial"/>
+        </w:rPr>
+      </w:pPr>
+    </w:p>
+    <w:p>
+      <w:pPr>
+        <w:rPr>
+          <w:rFonts w:ascii="Arial" w:hAnsi="Arial" w:cs="Arial"/>
+        </w:rPr>
+      </w:pPr>
+      <w:proofErr w:type="spellStart"/>
+      <w:r>
+        <w:rPr>
+          <w:rFonts w:ascii="Arial" w:hAnsi="Arial" w:cs="Arial"/>
+        </w:rPr>
+        <w:t>phoneAut</w:t>
+      </w:r>
+      <w:proofErr w:type="spellEnd"/>
+      <w:r>
+        <w:rPr>
+          <w:rFonts w:ascii="Arial" w:hAnsi="Arial" w:cs="Arial"/>
+        </w:rPr>
+        <w:t xml:space="preserve"> 15 </w:t>
+      </w:r>
+      <w:proofErr w:type="spellStart"/>
+      <w:r>
+        <w:rPr>
+          <w:rFonts w:ascii="Arial" w:hAnsi="Arial" w:cs="Arial"/>
+        </w:rPr>
+        <w:t>char</w:t>
+      </w:r>
+      <w:proofErr w:type="spellEnd"/>
+      <w:r>
+        <w:rPr>
+          <w:rFonts w:ascii="Arial" w:hAnsi="Arial" w:cs="Arial"/>
+        </w:rPr>
+        <w:t xml:space="preserve">+”/0” =&gt; 16 </w:t>
+      </w:r>
+      <w:proofErr w:type="spellStart"/>
+      <w:r>
+        <w:rPr>
+          <w:rFonts w:ascii="Arial" w:hAnsi="Arial" w:cs="Arial"/>
+        </w:rPr>
+        <w:t>char</w:t>
+      </w:r>
+      <w:proofErr w:type="spellEnd"/>
+    </w:p>
+    <w:p>
+      <w:pPr>
+        <w:rPr>
+          <w:rFonts w:ascii="Arial" w:hAnsi="Arial" w:cs="Arial"/>
+        </w:rPr>
+      </w:pPr>
+    </w:p>
+    <w:p>
+      <w:pPr>
+        <w:shd w:val="clear" w:color="auto" w:fill="1E1E1E"/>
+        <w:spacing w:after="0" w:line="330" w:lineRule="atLeast"/>
+        <w:rPr>
+          <w:rFonts w:ascii="Consolas" w:eastAsia="Times New Roman" w:hAnsi="Consolas" w:cs="Times New Roman"/>
+          <w:color w:val="DADADA"/>
+          <w:sz w:val="24"/>
+          <w:szCs w:val="24"/>
+          <w:lang w:val="en-US" w:eastAsia="it-IT"/>
+        </w:rPr>
+      </w:pPr>
+      <w:r>
+        <w:rPr>
+          <w:rFonts w:ascii="Consolas" w:eastAsia="Times New Roman" w:hAnsi="Consolas" w:cs="Times New Roman"/>
+          <w:color w:val="DADADA"/>
+          <w:sz w:val="24"/>
+          <w:szCs w:val="24"/>
+          <w:lang w:val="en-US" w:eastAsia="it-IT"/>
+        </w:rPr>
+        <w:t> </w:t>
+      </w:r>
+      <w:proofErr w:type="spellStart"/>
+      <w:r>
+        <w:rPr>
+          <w:rFonts w:ascii="Consolas" w:eastAsia="Times New Roman" w:hAnsi="Consolas" w:cs="Times New Roman"/>
+          <w:color w:val="DCDCAA"/>
+          <w:sz w:val="24"/>
+          <w:szCs w:val="24"/>
+          <w:lang w:val="en-US" w:eastAsia="it-IT"/>
+        </w:rPr>
+        <w:t>writeString</w:t>
+      </w:r>
+      <w:proofErr w:type="spellEnd"/>
+      <w:r>
+        <w:rPr>
+          <w:rFonts w:ascii="Consolas" w:eastAsia="Times New Roman" w:hAnsi="Consolas" w:cs="Times New Roman"/>
+          <w:color w:val="B4B4B4"/>
+          <w:sz w:val="24"/>
+          <w:szCs w:val="24"/>
+          <w:lang w:val="en-US" w:eastAsia="it-IT"/>
+        </w:rPr>
+        <w:t>((</w:t>
+      </w:r>
+      <w:r>
+        <w:rPr>
+          <w:rFonts w:ascii="Consolas" w:eastAsia="Times New Roman" w:hAnsi="Consolas" w:cs="Times New Roman"/>
+          <w:color w:val="B5CEA8"/>
+          <w:sz w:val="24"/>
+          <w:szCs w:val="24"/>
+          <w:lang w:val="en-US" w:eastAsia="it-IT"/>
+        </w:rPr>
+        <w:t>6</w:t>
+      </w:r>
+      <w:r>
+        <w:rPr>
+          <w:rFonts w:ascii="Consolas" w:eastAsia="Times New Roman" w:hAnsi="Consolas" w:cs="Times New Roman"/>
+          <w:color w:val="B4B4B4"/>
+          <w:sz w:val="24"/>
+          <w:szCs w:val="24"/>
+          <w:lang w:val="en-US" w:eastAsia="it-IT"/>
+        </w:rPr>
+        <w:t>+</w:t>
+      </w:r>
+      <w:r>
+        <w:rPr>
+          <w:rFonts w:ascii="Consolas" w:eastAsia="Times New Roman" w:hAnsi="Consolas" w:cs="Times New Roman"/>
+          <w:color w:val="9CDCFE"/>
+          <w:sz w:val="24"/>
+          <w:szCs w:val="24"/>
+          <w:lang w:val="en-US" w:eastAsia="it-IT"/>
+        </w:rPr>
+        <w:t>i</w:t>
+      </w:r>
+      <w:r>
+        <w:rPr>
+          <w:rFonts w:ascii="Consolas" w:eastAsia="Times New Roman" w:hAnsi="Consolas" w:cs="Times New Roman"/>
+          <w:color w:val="B4B4B4"/>
+          <w:sz w:val="24"/>
+          <w:szCs w:val="24"/>
+          <w:lang w:val="en-US" w:eastAsia="it-IT"/>
+        </w:rPr>
+        <w:t>*</w:t>
+      </w:r>
+      <w:r>
+        <w:rPr>
+          <w:rFonts w:ascii="Consolas" w:eastAsia="Times New Roman" w:hAnsi="Consolas" w:cs="Times New Roman"/>
+          <w:color w:val="B5CEA8"/>
+          <w:sz w:val="24"/>
+          <w:szCs w:val="24"/>
+          <w:lang w:val="en-US" w:eastAsia="it-IT"/>
+        </w:rPr>
+        <w:t>17</w:t>
+      </w:r>
+      <w:r>
+        <w:rPr>
+          <w:rFonts w:ascii="Consolas" w:eastAsia="Times New Roman" w:hAnsi="Consolas" w:cs="Times New Roman"/>
+          <w:color w:val="B4B4B4"/>
+          <w:sz w:val="24"/>
+          <w:szCs w:val="24"/>
+          <w:lang w:val="en-US" w:eastAsia="it-IT"/>
+        </w:rPr>
+        <w:t>),</w:t>
+      </w:r>
+      <w:r>
+        <w:rPr>
+          <w:rFonts w:ascii="Consolas" w:eastAsia="Times New Roman" w:hAnsi="Consolas" w:cs="Times New Roman"/>
+          <w:color w:val="DADADA"/>
+          <w:sz w:val="24"/>
+          <w:szCs w:val="24"/>
+          <w:lang w:val="en-US" w:eastAsia="it-IT"/>
+        </w:rPr>
+        <w:t xml:space="preserve"> </w:t>
+      </w:r>
+      <w:r>
+        <w:rPr>
+          <w:rFonts w:ascii="Consolas" w:eastAsia="Times New Roman" w:hAnsi="Consolas" w:cs="Times New Roman"/>
+          <w:color w:val="E8C9BB"/>
+          <w:sz w:val="24"/>
+          <w:szCs w:val="24"/>
+          <w:lang w:val="en-US" w:eastAsia="it-IT"/>
+        </w:rPr>
+        <w:t>""</w:t>
+      </w:r>
+      <w:r>
+        <w:rPr>
+          <w:rFonts w:ascii="Consolas" w:eastAsia="Times New Roman" w:hAnsi="Consolas" w:cs="Times New Roman"/>
+          <w:color w:val="B4B4B4"/>
+          <w:sz w:val="24"/>
+          <w:szCs w:val="24"/>
+          <w:lang w:val="en-US" w:eastAsia="it-IT"/>
+        </w:rPr>
+        <w:t>);</w:t>
+      </w:r>
+      <w:r>
+        <w:rPr>
+          <w:rFonts w:ascii="Consolas" w:eastAsia="Times New Roman" w:hAnsi="Consolas" w:cs="Times New Roman"/>
+          <w:color w:val="57A64A"/>
+          <w:sz w:val="24"/>
+          <w:szCs w:val="24"/>
+          <w:lang w:val="en-US" w:eastAsia="it-IT"/>
+        </w:rPr>
+        <w:t xml:space="preserve">  //Initial Address 6 and String type data [16 char])</w:t>
+      </w:r>
+    </w:p>
+    <w:p>
+      <w:pPr>
+        <w:rPr>
+          <w:rFonts w:ascii="Consolas" w:eastAsia="Times New Roman" w:hAnsi="Consolas" w:cs="Times New Roman"/>
+          <w:sz w:val="24"/>
+          <w:szCs w:val="24"/>
+          <w:lang w:val="en-US" w:eastAsia="it-IT"/>
+        </w:rPr>
+      </w:pPr>
+    </w:p>
+    <w:p>
+      <w:pPr>
+        <w:rPr>
+          <w:rFonts w:ascii="Arial" w:hAnsi="Arial" w:cs="Arial"/>
+          <w:lang w:val="en-US"/>
+        </w:rPr>
+      </w:pPr>
+      <w:proofErr w:type="spellStart"/>
+      <w:r>
+        <w:rPr>
+          <w:rFonts w:ascii="Consolas" w:eastAsia="Times New Roman" w:hAnsi="Consolas" w:cs="Times New Roman"/>
+          <w:sz w:val="24"/>
+          <w:szCs w:val="24"/>
+          <w:lang w:val="en-US" w:eastAsia="it-IT"/>
+        </w:rPr>
+        <w:t>writeString</w:t>
+      </w:r>
+      <w:proofErr w:type="spellEnd"/>
+      <w:r>
+        <w:rPr>
+          <w:rFonts w:ascii="Consolas" w:eastAsia="Times New Roman" w:hAnsi="Consolas" w:cs="Times New Roman"/>
+          <w:sz w:val="24"/>
+          <w:szCs w:val="24"/>
+          <w:lang w:val="en-US" w:eastAsia="it-IT"/>
+        </w:rPr>
+        <w:t>((6+i*17), "");  </w:t>
+      </w:r>
+    </w:p>
+    <w:p>
+      <w:pPr>
+        <w:rPr>
+          <w:rFonts w:ascii="Arial" w:hAnsi="Arial" w:cs="Arial"/>
+        </w:rPr>
+      </w:pPr>
+      <w:r>
+        <w:rPr>
+          <w:rFonts w:ascii="Arial" w:hAnsi="Arial" w:cs="Arial"/>
+        </w:rPr>
+        <w:t>0</w:t>
+      </w:r>
+      <w:r>
+        <w:rPr>
+          <w:rFonts w:ascii="Arial" w:hAnsi="Arial" w:cs="Arial"/>
+        </w:rPr>
+        <w:tab/>
+        <w:t>6+0 6</w:t>
+      </w:r>
+      <w:r>
+        <w:rPr>
+          <w:rFonts w:ascii="Arial" w:hAnsi="Arial" w:cs="Arial"/>
+        </w:rPr>
+        <w:tab/>
+      </w:r>
+      <w:r>
+        <w:rPr>
+          <w:rFonts w:ascii="Arial" w:hAnsi="Arial" w:cs="Arial"/>
+        </w:rPr>
+        <w:tab/>
+        <w:t>Inizio MASTER</w:t>
+      </w:r>
+      <w:r>
+        <w:rPr>
+          <w:rFonts w:ascii="Arial" w:hAnsi="Arial" w:cs="Arial"/>
+        </w:rPr>
+        <w:t xml:space="preserve"> 6-22</w:t>
+      </w:r>
+    </w:p>
+    <w:p>
+      <w:pPr>
+        <w:rPr>
+          <w:rFonts w:ascii="Arial" w:hAnsi="Arial" w:cs="Arial"/>
+        </w:rPr>
+      </w:pPr>
+      <w:r>
+        <w:rPr>
+          <w:rFonts w:ascii="Arial" w:hAnsi="Arial" w:cs="Arial"/>
+        </w:rPr>
+        <w:t>1</w:t>
+      </w:r>
+      <w:r>
+        <w:rPr>
+          <w:rFonts w:ascii="Arial" w:hAnsi="Arial" w:cs="Arial"/>
+        </w:rPr>
+        <w:tab/>
+        <w:t>6+17 2</w:t>
+      </w:r>
+      <w:r>
+        <w:rPr>
+          <w:rFonts w:ascii="Arial" w:hAnsi="Arial" w:cs="Arial"/>
+        </w:rPr>
+        <w:t>3</w:t>
+      </w:r>
+      <w:r>
+        <w:rPr>
+          <w:rFonts w:ascii="Arial" w:hAnsi="Arial" w:cs="Arial"/>
+        </w:rPr>
+        <w:tab/>
+        <w:t>Inizio A1</w:t>
+      </w:r>
+      <w:r>
+        <w:rPr>
+          <w:rFonts w:ascii="Arial" w:hAnsi="Arial" w:cs="Arial"/>
+        </w:rPr>
+        <w:tab/>
+        <w:t>23-39</w:t>
+      </w:r>
+    </w:p>
+    <w:p>
+      <w:pPr>
+        <w:rPr>
+          <w:rFonts w:ascii="Arial" w:hAnsi="Arial" w:cs="Arial"/>
+        </w:rPr>
+      </w:pPr>
+      <w:r>
+        <w:rPr>
+          <w:rFonts w:ascii="Arial" w:hAnsi="Arial" w:cs="Arial"/>
+        </w:rPr>
+        <w:t>2</w:t>
+      </w:r>
+      <w:r>
+        <w:rPr>
+          <w:rFonts w:ascii="Arial" w:hAnsi="Arial" w:cs="Arial"/>
+        </w:rPr>
+        <w:tab/>
+        <w:t xml:space="preserve">6+34 40 </w:t>
+      </w:r>
+      <w:r>
+        <w:rPr>
+          <w:rFonts w:ascii="Arial" w:hAnsi="Arial" w:cs="Arial"/>
+        </w:rPr>
+        <w:tab/>
+        <w:t>Inizio A</w:t>
+      </w:r>
+      <w:r>
+        <w:rPr>
+          <w:rFonts w:ascii="Arial" w:hAnsi="Arial" w:cs="Arial"/>
+        </w:rPr>
+        <w:t>2</w:t>
+      </w:r>
+      <w:r>
+        <w:rPr>
+          <w:rFonts w:ascii="Arial" w:hAnsi="Arial" w:cs="Arial"/>
+        </w:rPr>
+        <w:tab/>
+      </w:r>
+      <w:r>
+        <w:rPr>
+          <w:rFonts w:ascii="Arial" w:hAnsi="Arial" w:cs="Arial"/>
+        </w:rPr>
+        <w:t>40</w:t>
+      </w:r>
+      <w:r>
+        <w:rPr>
+          <w:rFonts w:ascii="Arial" w:hAnsi="Arial" w:cs="Arial"/>
+        </w:rPr>
+        <w:t>-</w:t>
+      </w:r>
+      <w:r>
+        <w:rPr>
+          <w:rFonts w:ascii="Arial" w:hAnsi="Arial" w:cs="Arial"/>
+        </w:rPr>
+        <w:t>56</w:t>
+      </w:r>
+    </w:p>
+    <w:p>
+      <w:pPr>
+        <w:rPr>
+          <w:rFonts w:ascii="Arial" w:hAnsi="Arial" w:cs="Arial"/>
+          <w:lang w:val="en-US"/>
+        </w:rPr>
+      </w:pPr>
+      <w:r>
+        <w:rPr>
+          <w:rFonts w:ascii="Arial" w:hAnsi="Arial" w:cs="Arial"/>
+          <w:lang w:val="en-US"/>
+        </w:rPr>
+        <w:t>3</w:t>
+      </w:r>
+      <w:r>
+        <w:rPr>
+          <w:rFonts w:ascii="Arial" w:hAnsi="Arial" w:cs="Arial"/>
+          <w:lang w:val="en-US"/>
+        </w:rPr>
+        <w:tab/>
+        <w:t>6+51 57</w:t>
+      </w:r>
+      <w:r>
+        <w:rPr>
+          <w:rFonts w:ascii="Arial" w:hAnsi="Arial" w:cs="Arial"/>
+          <w:lang w:val="en-US"/>
+        </w:rPr>
+        <w:t xml:space="preserve"> </w:t>
+      </w:r>
+      <w:r>
+        <w:rPr>
+          <w:rFonts w:ascii="Arial" w:hAnsi="Arial" w:cs="Arial"/>
+          <w:lang w:val="en-US"/>
+        </w:rPr>
+        <w:tab/>
+      </w:r>
+      <w:proofErr w:type="spellStart"/>
+      <w:r>
+        <w:rPr>
+          <w:rFonts w:ascii="Arial" w:hAnsi="Arial" w:cs="Arial"/>
+          <w:lang w:val="en-US"/>
+        </w:rPr>
+        <w:t>Inizio</w:t>
+      </w:r>
+      <w:proofErr w:type="spellEnd"/>
+      <w:r>
+        <w:rPr>
+          <w:rFonts w:ascii="Arial" w:hAnsi="Arial" w:cs="Arial"/>
+          <w:lang w:val="en-US"/>
+        </w:rPr>
+        <w:t xml:space="preserve"> A</w:t>
+      </w:r>
+      <w:r>
+        <w:rPr>
+          <w:rFonts w:ascii="Arial" w:hAnsi="Arial" w:cs="Arial"/>
+          <w:lang w:val="en-US"/>
+        </w:rPr>
+        <w:t>3</w:t>
+      </w:r>
+      <w:r>
+        <w:rPr>
+          <w:rFonts w:ascii="Arial" w:hAnsi="Arial" w:cs="Arial"/>
+          <w:lang w:val="en-US"/>
+        </w:rPr>
+        <w:tab/>
+      </w:r>
+      <w:r>
+        <w:rPr>
+          <w:rFonts w:ascii="Arial" w:hAnsi="Arial" w:cs="Arial"/>
+          <w:lang w:val="en-US"/>
+        </w:rPr>
+        <w:t>57</w:t>
+      </w:r>
+      <w:r>
+        <w:rPr>
+          <w:rFonts w:ascii="Arial" w:hAnsi="Arial" w:cs="Arial"/>
+          <w:lang w:val="en-US"/>
+        </w:rPr>
+        <w:t>-</w:t>
+      </w:r>
+      <w:r>
+        <w:rPr>
+          <w:rFonts w:ascii="Arial" w:hAnsi="Arial" w:cs="Arial"/>
+          <w:lang w:val="en-US"/>
+        </w:rPr>
+        <w:t>73</w:t>
+      </w:r>
+    </w:p>
+    <w:p>
+      <w:pPr>
+        <w:rPr>
+          <w:rFonts w:ascii="Arial" w:hAnsi="Arial" w:cs="Arial"/>
+          <w:lang w:val="en-US"/>
+        </w:rPr>
+      </w:pPr>
+    </w:p>
+    <w:p>
+      <w:pPr>
+        <w:pStyle w:val="pdq2pgselectionanchorcontainer"/>
+      </w:pPr>
+      <w:r>
+        <w:t>hai:</w:t>
+      </w:r>
+    </w:p>
+    <w:p>
+      <w:pPr>
+        <w:pStyle w:val="PreformattatoHTML"/>
+        <w:rPr>
+          <w:rStyle w:val="CodiceHTML"/>
+        </w:rPr>
+      </w:pPr>
+      <w:r>
+        <w:rPr>
+          <w:rStyle w:val="CodiceHTML"/>
+        </w:rPr>
+        <w:t>EEPROM</w:t>
+      </w:r>
+    </w:p>
+    <w:p>
+      <w:pPr>
+        <w:pStyle w:val="PreformattatoHTML"/>
+        <w:rPr>
+          <w:rStyle w:val="CodiceHTML"/>
+        </w:rPr>
+      </w:pPr>
+    </w:p>
+    <w:p>
+      <w:pPr>
+        <w:pStyle w:val="PreformattatoHTML"/>
+        <w:rPr>
+          <w:rStyle w:val="CodiceHTML"/>
+        </w:rPr>
+      </w:pPr>
+      <w:r>
+        <w:rPr>
+          <w:rStyle w:val="CodiceHTML"/>
+        </w:rPr>
+        <w:t>6   → inizio Master</w:t>
+      </w:r>
+    </w:p>
+    <w:p>
+      <w:pPr>
+        <w:pStyle w:val="PreformattatoHTML"/>
+        <w:rPr>
+          <w:rStyle w:val="CodiceHTML"/>
+        </w:rPr>
+      </w:pPr>
+      <w:r>
+        <w:rPr>
+          <w:rStyle w:val="CodiceHTML"/>
+        </w:rPr>
+        <w:t>23  → inizio A1</w:t>
+      </w:r>
+    </w:p>
+    <w:p>
+      <w:pPr>
+        <w:pStyle w:val="PreformattatoHTML"/>
+        <w:rPr>
+          <w:rStyle w:val="CodiceHTML"/>
+        </w:rPr>
+      </w:pPr>
+      <w:r>
+        <w:rPr>
+          <w:rStyle w:val="CodiceHTML"/>
+        </w:rPr>
+        <w:lastRenderedPageBreak/>
+        <w:t>40  → inizio A2</w:t>
+      </w:r>
+    </w:p>
+    <w:p>
+      <w:pPr>
+        <w:pStyle w:val="PreformattatoHTML"/>
+      </w:pPr>
+      <w:r>
+        <w:rPr>
+          <w:rStyle w:val="CodiceHTML"/>
+        </w:rPr>
+        <w:t>57  → inizio A3</w:t>
+      </w:r>
+    </w:p>
+    <w:p>
+      <w:pPr>
+        <w:pStyle w:val="NormaleWeb"/>
+      </w:pPr>
+      <w:r>
+        <w:t>Quindi:</w:t>
+      </w:r>
+    </w:p>
+    <w:p>
+      <w:pPr>
+        <w:pStyle w:val="PreformattatoHTML"/>
+        <w:rPr>
+          <w:rStyle w:val="CodiceHTML"/>
+        </w:rPr>
+      </w:pPr>
+      <w:r>
+        <w:rPr>
+          <w:rStyle w:val="CodiceHTML"/>
+        </w:rPr>
+        <w:t>6  ... 22   Master</w:t>
+      </w:r>
+    </w:p>
+    <w:p>
+      <w:pPr>
+        <w:pStyle w:val="PreformattatoHTML"/>
+        <w:rPr>
+          <w:rStyle w:val="CodiceHTML"/>
+        </w:rPr>
+      </w:pPr>
+      <w:r>
+        <w:rPr>
+          <w:rStyle w:val="CodiceHTML"/>
+        </w:rPr>
+        <w:t>23 ... 39   A1</w:t>
+      </w:r>
+    </w:p>
+    <w:p>
+      <w:pPr>
+        <w:pStyle w:val="PreformattatoHTML"/>
+        <w:rPr>
+          <w:rStyle w:val="CodiceHTML"/>
+        </w:rPr>
+      </w:pPr>
+      <w:r>
+        <w:rPr>
+          <w:rStyle w:val="CodiceHTML"/>
+        </w:rPr>
+        <w:t>40 ... 56   A2</w:t>
+      </w:r>
+    </w:p>
+    <w:p>
+      <w:pPr>
+        <w:pStyle w:val="PreformattatoHTML"/>
+      </w:pPr>
+      <w:r>
+        <w:rPr>
+          <w:rStyle w:val="CodiceHTML"/>
+        </w:rPr>
+        <w:t>57 ... 73   A3</w:t>
+      </w:r>
+    </w:p>
+    <w:p>
+      <w:pPr>
+        <w:pStyle w:val="NormaleWeb"/>
+      </w:pPr>
+      <w:r>
+        <w:t xml:space="preserve">Il </w:t>
+      </w:r>
+      <w:r>
+        <w:rPr>
+          <w:rStyle w:val="Enfasigrassetto"/>
+        </w:rPr>
+        <w:t>17 è la distanza tra gli inizi degli slot</w:t>
+      </w:r>
+      <w:r>
+        <w:t>, non il numero di caratteri del telefono.</w:t>
+      </w:r>
+    </w:p>
+    <w:p>
+      <w:pPr>
+        <w:rPr>
+          <w:rFonts w:ascii="Arial" w:hAnsi="Arial" w:cs="Arial"/>
+        </w:rPr>
+      </w:pPr>
+      <w:proofErr w:type="spellStart"/>
+      <w:r>
+        <w:rPr>
+          <w:rFonts w:ascii="Arial" w:hAnsi="Arial" w:cs="Arial"/>
+        </w:rPr>
+        <w:t>EStr</w:t>
+      </w:r>
+      <w:proofErr w:type="spellEnd"/>
+    </w:p>
+    <w:p>
+      <w:pPr>
+        <w:rPr>
+          <w:rFonts w:ascii="Arial" w:hAnsi="Arial" w:cs="Arial"/>
+        </w:rPr>
+      </w:pPr>
+      <w:proofErr w:type="spellStart"/>
+      <w:r>
+        <w:rPr>
+          <w:rFonts w:ascii="Arial" w:hAnsi="Arial" w:cs="Arial"/>
+        </w:rPr>
+        <w:t>phoneAuth</w:t>
+      </w:r>
+      <w:proofErr w:type="spellEnd"/>
+    </w:p>
+    <w:p>
+      <w:pPr>
+        <w:rPr>
+          <w:rFonts w:ascii="Arial" w:hAnsi="Arial" w:cs="Arial"/>
+        </w:rPr>
+      </w:pPr>
     </w:p>
     <w:sectPr>
       <w:pgSz w:w="16838" w:h="11906" w:orient="landscape"/>
@@ -12405,6 +16807,119 @@
     </w:lvl>
   </w:abstractNum>
   <w:abstractNum w:abstractNumId="1" w15:restartNumberingAfterBreak="0">
+    <w:nsid w:val="39070F13"/>
+    <w:multiLevelType w:val="hybridMultilevel"/>
+    <w:tmpl w:val="20326578"/>
+    <w:lvl w:ilvl="0" w:tplc="04100001">
+      <w:start w:val="1"/>
+      <w:numFmt w:val="bullet"/>
+      <w:lvlText w:val=""/>
+      <w:lvlJc w:val="left"/>
+      <w:pPr>
+        <w:ind w:left="720" w:hanging="360"/>
+      </w:pPr>
+      <w:rPr>
+        <w:rFonts w:ascii="Symbol" w:hAnsi="Symbol" w:hint="default"/>
+      </w:rPr>
+    </w:lvl>
+    <w:lvl w:ilvl="1" w:tplc="04100003" w:tentative="1">
+      <w:start w:val="1"/>
+      <w:numFmt w:val="bullet"/>
+      <w:lvlText w:val="o"/>
+      <w:lvlJc w:val="left"/>
+      <w:pPr>
+        <w:ind w:left="1440" w:hanging="360"/>
+      </w:pPr>
+      <w:rPr>
+        <w:rFonts w:ascii="Courier New" w:hAnsi="Courier New" w:cs="Courier New" w:hint="default"/>
+      </w:rPr>
+    </w:lvl>
+    <w:lvl w:ilvl="2" w:tplc="04100005" w:tentative="1">
+      <w:start w:val="1"/>
+      <w:numFmt w:val="bullet"/>
+      <w:lvlText w:val=""/>
+      <w:lvlJc w:val="left"/>
+      <w:pPr>
+        <w:ind w:left="2160" w:hanging="360"/>
+      </w:pPr>
+      <w:rPr>
+        <w:rFonts w:ascii="Wingdings" w:hAnsi="Wingdings" w:hint="default"/>
+      </w:rPr>
+    </w:lvl>
+    <w:lvl w:ilvl="3" w:tplc="04100001" w:tentative="1">
+      <w:start w:val="1"/>
+      <w:numFmt w:val="bullet"/>
+      <w:lvlText w:val=""/>
+      <w:lvlJc w:val="left"/>
+      <w:pPr>
+        <w:ind w:left="2880" w:hanging="360"/>
+      </w:pPr>
+      <w:rPr>
+        <w:rFonts w:ascii="Symbol" w:hAnsi="Symbol" w:hint="default"/>
+      </w:rPr>
+    </w:lvl>
+    <w:lvl w:ilvl="4" w:tplc="04100003" w:tentative="1">
+      <w:start w:val="1"/>
+      <w:numFmt w:val="bullet"/>
+      <w:lvlText w:val="o"/>
+      <w:lvlJc w:val="left"/>
+      <w:pPr>
+        <w:ind w:left="3600" w:hanging="360"/>
+      </w:pPr>
+      <w:rPr>
+        <w:rFonts w:ascii="Courier New" w:hAnsi="Courier New" w:cs="Courier New" w:hint="default"/>
+      </w:rPr>
+    </w:lvl>
+    <w:lvl w:ilvl="5" w:tplc="04100005" w:tentative="1">
+      <w:start w:val="1"/>
+      <w:numFmt w:val="bullet"/>
+      <w:lvlText w:val=""/>
+      <w:lvlJc w:val="left"/>
+      <w:pPr>
+        <w:ind w:left="4320" w:hanging="360"/>
+      </w:pPr>
+      <w:rPr>
+        <w:rFonts w:ascii="Wingdings" w:hAnsi="Wingdings" w:hint="default"/>
+      </w:rPr>
+    </w:lvl>
+    <w:lvl w:ilvl="6" w:tplc="04100001" w:tentative="1">
+      <w:start w:val="1"/>
+      <w:numFmt w:val="bullet"/>
+      <w:lvlText w:val=""/>
+      <w:lvlJc w:val="left"/>
+      <w:pPr>
+        <w:ind w:left="5040" w:hanging="360"/>
+      </w:pPr>
+      <w:rPr>
+        <w:rFonts w:ascii="Symbol" w:hAnsi="Symbol" w:hint="default"/>
+      </w:rPr>
+    </w:lvl>
+    <w:lvl w:ilvl="7" w:tplc="04100003" w:tentative="1">
+      <w:start w:val="1"/>
+      <w:numFmt w:val="bullet"/>
+      <w:lvlText w:val="o"/>
+      <w:lvlJc w:val="left"/>
+      <w:pPr>
+        <w:ind w:left="5760" w:hanging="360"/>
+      </w:pPr>
+      <w:rPr>
+        <w:rFonts w:ascii="Courier New" w:hAnsi="Courier New" w:cs="Courier New" w:hint="default"/>
+      </w:rPr>
+    </w:lvl>
+    <w:lvl w:ilvl="8" w:tplc="04100005" w:tentative="1">
+      <w:start w:val="1"/>
+      <w:numFmt w:val="bullet"/>
+      <w:lvlText w:val=""/>
+      <w:lvlJc w:val="left"/>
+      <w:pPr>
+        <w:ind w:left="6480" w:hanging="360"/>
+      </w:pPr>
+      <w:rPr>
+        <w:rFonts w:ascii="Wingdings" w:hAnsi="Wingdings" w:hint="default"/>
+      </w:rPr>
+    </w:lvl>
+  </w:abstractNum>
+  <w:abstractNum w:abstractNumId="2" w15:restartNumberingAfterBreak="0">
     <w:nsid w:val="3A801318"/>
     <w:multiLevelType w:val="multilevel"/>
     <w:tmpl w:val="68AC0170"/>
@@ -12553,7 +17068,7 @@
       </w:rPr>
     </w:lvl>
   </w:abstractNum>
-  <w:abstractNum w:abstractNumId="2" w15:restartNumberingAfterBreak="0">
+  <w:abstractNum w:abstractNumId="3" w15:restartNumberingAfterBreak="0">
     <w:nsid w:val="3C2C1EFC"/>
     <w:multiLevelType w:val="multilevel"/>
     <w:tmpl w:val="D5A475AA"/>
@@ -12702,7 +17217,7 @@
       </w:rPr>
     </w:lvl>
   </w:abstractNum>
-  <w:abstractNum w:abstractNumId="3" w15:restartNumberingAfterBreak="0">
+  <w:abstractNum w:abstractNumId="4" w15:restartNumberingAfterBreak="0">
     <w:nsid w:val="50BE3F4D"/>
     <w:multiLevelType w:val="hybridMultilevel"/>
     <w:tmpl w:val="01020D8A"/>
@@ -12814,7 +17329,7 @@
       </w:rPr>
     </w:lvl>
   </w:abstractNum>
-  <w:abstractNum w:abstractNumId="4" w15:restartNumberingAfterBreak="0">
+  <w:abstractNum w:abstractNumId="5" w15:restartNumberingAfterBreak="0">
     <w:nsid w:val="575237AF"/>
     <w:multiLevelType w:val="hybridMultilevel"/>
     <w:tmpl w:val="FFCE2A40"/>
@@ -12927,19 +17442,22 @@
     </w:lvl>
   </w:abstractNum>
   <w:num w:numId="1">
-    <w:abstractNumId w:val="2"/>
+    <w:abstractNumId w:val="3"/>
   </w:num>
   <w:num w:numId="2">
     <w:abstractNumId w:val="0"/>
   </w:num>
   <w:num w:numId="3">
-    <w:abstractNumId w:val="1"/>
+    <w:abstractNumId w:val="2"/>
   </w:num>
   <w:num w:numId="4">
+    <w:abstractNumId w:val="5"/>
+  </w:num>
+  <w:num w:numId="5">
     <w:abstractNumId w:val="4"/>
   </w:num>
-  <w:num w:numId="5">
-    <w:abstractNumId w:val="3"/>
+  <w:num w:numId="6">
+    <w:abstractNumId w:val="1"/>
   </w:num>
 </w:numbering>
 </file>
@@ -13471,6 +17989,106 @@
       </w:tblBorders>
     </w:tblPr>
   </w:style>
+  <w:style w:type="paragraph" w:customStyle="1" w:styleId="pdq2pgselectionanchorcontainer">
+    <w:name w:val="pdq2pg_selectionanchorcontainer"/>
+    <w:basedOn w:val="Normale"/>
+    <w:rsid w:val="00C77825"/>
+    <w:pPr>
+      <w:spacing w:before="100" w:beforeAutospacing="1" w:after="100" w:afterAutospacing="1" w:line="240" w:lineRule="auto"/>
+    </w:pPr>
+    <w:rPr>
+      <w:rFonts w:ascii="Times New Roman" w:eastAsia="Times New Roman" w:hAnsi="Times New Roman" w:cs="Times New Roman"/>
+      <w:sz w:val="24"/>
+      <w:szCs w:val="24"/>
+      <w:lang w:eastAsia="it-IT"/>
+    </w:rPr>
+  </w:style>
+  <w:style w:type="character" w:styleId="Enfasigrassetto">
+    <w:name w:val="Strong"/>
+    <w:basedOn w:val="Carpredefinitoparagrafo"/>
+    <w:uiPriority w:val="22"/>
+    <w:qFormat/>
+    <w:rsid w:val="00C77825"/>
+    <w:rPr>
+      <w:b/>
+      <w:bCs/>
+    </w:rPr>
+  </w:style>
+  <w:style w:type="paragraph" w:styleId="PreformattatoHTML">
+    <w:name w:val="HTML Preformatted"/>
+    <w:basedOn w:val="Normale"/>
+    <w:link w:val="PreformattatoHTMLCarattere"/>
+    <w:uiPriority w:val="99"/>
+    <w:semiHidden/>
+    <w:unhideWhenUsed/>
+    <w:rsid w:val="00C77825"/>
+    <w:pPr>
+      <w:tabs>
+        <w:tab w:val="left" w:pos="916"/>
+        <w:tab w:val="left" w:pos="1832"/>
+        <w:tab w:val="left" w:pos="2748"/>
+        <w:tab w:val="left" w:pos="3664"/>
+        <w:tab w:val="left" w:pos="4580"/>
+        <w:tab w:val="left" w:pos="5496"/>
+        <w:tab w:val="left" w:pos="6412"/>
+        <w:tab w:val="left" w:pos="7328"/>
+        <w:tab w:val="left" w:pos="8244"/>
+        <w:tab w:val="left" w:pos="9160"/>
+        <w:tab w:val="left" w:pos="10076"/>
+        <w:tab w:val="left" w:pos="10992"/>
+        <w:tab w:val="left" w:pos="11908"/>
+        <w:tab w:val="left" w:pos="12824"/>
+        <w:tab w:val="left" w:pos="13740"/>
+        <w:tab w:val="left" w:pos="14656"/>
+      </w:tabs>
+      <w:spacing w:after="0" w:line="240" w:lineRule="auto"/>
+    </w:pPr>
+    <w:rPr>
+      <w:rFonts w:ascii="Courier New" w:eastAsia="Times New Roman" w:hAnsi="Courier New" w:cs="Courier New"/>
+      <w:sz w:val="20"/>
+      <w:szCs w:val="20"/>
+      <w:lang w:eastAsia="it-IT"/>
+    </w:rPr>
+  </w:style>
+  <w:style w:type="character" w:customStyle="1" w:styleId="PreformattatoHTMLCarattere">
+    <w:name w:val="Preformattato HTML Carattere"/>
+    <w:basedOn w:val="Carpredefinitoparagrafo"/>
+    <w:link w:val="PreformattatoHTML"/>
+    <w:uiPriority w:val="99"/>
+    <w:semiHidden/>
+    <w:rsid w:val="00C77825"/>
+    <w:rPr>
+      <w:rFonts w:ascii="Courier New" w:eastAsia="Times New Roman" w:hAnsi="Courier New" w:cs="Courier New"/>
+      <w:sz w:val="20"/>
+      <w:szCs w:val="20"/>
+      <w:lang w:eastAsia="it-IT"/>
+    </w:rPr>
+  </w:style>
+  <w:style w:type="character" w:customStyle="1" w:styleId="m">
+    <w:name w:val="ͼm"/>
+    <w:basedOn w:val="Carpredefinitoparagrafo"/>
+    <w:rsid w:val="00C77825"/>
+  </w:style>
+  <w:style w:type="character" w:customStyle="1" w:styleId="j">
+    <w:name w:val="ͼj"/>
+    <w:basedOn w:val="Carpredefinitoparagrafo"/>
+    <w:rsid w:val="00C77825"/>
+  </w:style>
+  <w:style w:type="character" w:customStyle="1" w:styleId="k">
+    <w:name w:val="ͼk"/>
+    <w:basedOn w:val="Carpredefinitoparagrafo"/>
+    <w:rsid w:val="00C77825"/>
+  </w:style>
+  <w:style w:type="character" w:customStyle="1" w:styleId="g">
+    <w:name w:val="ͼg"/>
+    <w:basedOn w:val="Carpredefinitoparagrafo"/>
+    <w:rsid w:val="00C77825"/>
+  </w:style>
+  <w:style w:type="character" w:customStyle="1" w:styleId="q">
+    <w:name w:val="ͼq"/>
+    <w:basedOn w:val="Carpredefinitoparagrafo"/>
+    <w:rsid w:val="00C77825"/>
+  </w:style>
 </w:styles>
 </file>
 

--- a/SMS Manager for Power monitoring.docx
+++ b/SMS Manager for Power monitoring.docx
@@ -1,6 +1,6 @@
 
 <file path=word/document.xml><?xml version="1.0" encoding="utf-8"?>
-<w:document xmlns:wpc="http://schemas.microsoft.com/office/word/2010/wordprocessingCanvas" xmlns:cx="http://schemas.microsoft.com/office/drawing/2014/chartex" xmlns:cx1="http://schemas.microsoft.com/office/drawing/2015/9/8/chartex" xmlns:cx2="http://schemas.microsoft.com/office/drawing/2015/10/21/chartex" xmlns:cx3="http://schemas.microsoft.com/office/drawing/2016/5/9/chartex" xmlns:cx4="http://schemas.microsoft.com/office/drawing/2016/5/10/chartex" xmlns:cx5="http://schemas.microsoft.com/office/drawing/2016/5/11/chartex" xmlns:cx6="http://schemas.microsoft.com/office/drawing/2016/5/12/chartex" xmlns:cx7="http://schemas.microsoft.com/office/drawing/2016/5/13/chartex" xmlns:cx8="http://schemas.microsoft.com/office/drawing/2016/5/14/chartex" xmlns:mc="http://schemas.openxmlformats.org/markup-compatibility/2006" xmlns:aink="http://schemas.microsoft.com/office/drawing/2016/ink" xmlns:am3d="http://schemas.microsoft.com/office/drawing/2017/model3d" xmlns:o="urn:schemas-microsoft-com:office:office" xmlns:r="http://schemas.openxmlformats.org/officeDocument/2006/relationships" xmlns:m="http://schemas.openxmlformats.org/officeDocument/2006/math" xmlns:v="urn:schemas-microsoft-com:vml" xmlns:wp14="http://schemas.microsoft.com/office/word/2010/wordprocessingDrawing" xmlns:wp="http://schemas.openxmlformats.org/drawingml/2006/wordprocessingDrawing" xmlns:w10="urn:schemas-microsoft-com:office:word" xmlns:w="http://schemas.openxmlformats.org/wordprocessingml/2006/main" xmlns:w14="http://schemas.microsoft.com/office/word/2010/wordml" xmlns:w15="http://schemas.microsoft.com/office/word/2012/wordml" xmlns:w16cex="http://schemas.microsoft.com/office/word/2018/wordml/cex" xmlns:w16cid="http://schemas.microsoft.com/office/word/2016/wordml/cid" xmlns:w16="http://schemas.microsoft.com/office/word/2018/wordml" xmlns:w16sdtdh="http://schemas.microsoft.com/office/word/2020/wordml/sdtdatahash" xmlns:w16se="http://schemas.microsoft.com/office/word/2015/wordml/symex" xmlns:wpg="http://schemas.microsoft.com/office/word/2010/wordprocessingGroup" xmlns:wpi="http://schemas.microsoft.com/office/word/2010/wordprocessingInk" xmlns:wne="http://schemas.microsoft.com/office/word/2006/wordml" xmlns:wps="http://schemas.microsoft.com/office/word/2010/wordprocessingShape" mc:Ignorable="w14 w15 w16se w16cid w16 w16cex w16sdtdh wp14">
+<w:document xmlns:wpc="http://schemas.microsoft.com/office/word/2010/wordprocessingCanvas" xmlns:cx="http://schemas.microsoft.com/office/drawing/2014/chartex" xmlns:cx1="http://schemas.microsoft.com/office/drawing/2015/9/8/chartex" xmlns:cx2="http://schemas.microsoft.com/office/drawing/2015/10/21/chartex" xmlns:cx3="http://schemas.microsoft.com/office/drawing/2016/5/9/chartex" xmlns:cx4="http://schemas.microsoft.com/office/drawing/2016/5/10/chartex" xmlns:cx5="http://schemas.microsoft.com/office/drawing/2016/5/11/chartex" xmlns:cx6="http://schemas.microsoft.com/office/drawing/2016/5/12/chartex" xmlns:cx7="http://schemas.microsoft.com/office/drawing/2016/5/13/chartex" xmlns:cx8="http://schemas.microsoft.com/office/drawing/2016/5/14/chartex" xmlns:mc="http://schemas.openxmlformats.org/markup-compatibility/2006" xmlns:aink="http://schemas.microsoft.com/office/drawing/2016/ink" xmlns:am3d="http://schemas.microsoft.com/office/drawing/2017/model3d" xmlns:o="urn:schemas-microsoft-com:office:office" xmlns:oel="http://schemas.microsoft.com/office/2019/extlst" xmlns:r="http://schemas.openxmlformats.org/officeDocument/2006/relationships" xmlns:m="http://schemas.openxmlformats.org/officeDocument/2006/math" xmlns:v="urn:schemas-microsoft-com:vml" xmlns:wp14="http://schemas.microsoft.com/office/word/2010/wordprocessingDrawing" xmlns:wp="http://schemas.openxmlformats.org/drawingml/2006/wordprocessingDrawing" xmlns:w10="urn:schemas-microsoft-com:office:word" xmlns:w="http://schemas.openxmlformats.org/wordprocessingml/2006/main" xmlns:w14="http://schemas.microsoft.com/office/word/2010/wordml" xmlns:w15="http://schemas.microsoft.com/office/word/2012/wordml" xmlns:w16cex="http://schemas.microsoft.com/office/word/2018/wordml/cex" xmlns:w16cid="http://schemas.microsoft.com/office/word/2016/wordml/cid" xmlns:w16="http://schemas.microsoft.com/office/word/2018/wordml" xmlns:w16du="http://schemas.microsoft.com/office/word/2023/wordml/word16du" xmlns:w16sdtdh="http://schemas.microsoft.com/office/word/2020/wordml/sdtdatahash" xmlns:w16sdtfl="http://schemas.microsoft.com/office/word/2024/wordml/sdtformatlock" xmlns:w16se="http://schemas.microsoft.com/office/word/2015/wordml/symex" xmlns:wpg="http://schemas.microsoft.com/office/word/2010/wordprocessingGroup" xmlns:wpi="http://schemas.microsoft.com/office/word/2010/wordprocessingInk" xmlns:wne="http://schemas.microsoft.com/office/word/2006/wordml" xmlns:wps="http://schemas.microsoft.com/office/word/2010/wordprocessingShape" mc:Ignorable="w14 w15 w16se w16cid w16 w16cex w16sdtdh w16sdtfl w16du wp14">
   <w:body>
     <w:p>
       <w:pPr>
@@ -66,7 +66,6 @@
         </w:rPr>
         <w:t xml:space="preserve">  </w:t>
       </w:r>
-      <w:proofErr w:type="spellStart"/>
       <w:r>
         <w:rPr>
           <w:rFonts w:ascii="Arial" w:eastAsia="Times New Roman" w:hAnsi="Arial" w:cs="Arial"/>
@@ -77,20 +76,39 @@
           <w:szCs w:val="28"/>
           <w:lang w:val="en-US" w:eastAsia="it-IT"/>
         </w:rPr>
-        <w:t>Specifiche</w:t>
-      </w:r>
-      <w:proofErr w:type="spellEnd"/>
-      <w:r>
-        <w:rPr>
-          <w:rFonts w:ascii="Arial" w:eastAsia="Times New Roman" w:hAnsi="Arial" w:cs="Arial"/>
-          <w:b/>
-          <w:bCs/>
-          <w:color w:val="000000" w:themeColor="text1"/>
-          <w:sz w:val="28"/>
-          <w:szCs w:val="28"/>
+        <w:t>Specifiche:</w:t>
+      </w:r>
+    </w:p>
+    <w:p>
+      <w:pPr>
+        <w:spacing w:after="0" w:line="330" w:lineRule="atLeast"/>
+        <w:rPr>
+          <w:rFonts w:ascii="Arial" w:eastAsia="Times New Roman" w:hAnsi="Arial" w:cs="Arial"/>
+          <w:color w:val="000000" w:themeColor="text1"/>
+          <w:sz w:val="24"/>
+          <w:szCs w:val="24"/>
+          <w:lang w:eastAsia="it-IT"/>
+        </w:rPr>
+      </w:pPr>
+      <w:r>
+        <w:rPr>
+          <w:rFonts w:ascii="Arial" w:eastAsia="Times New Roman" w:hAnsi="Arial" w:cs="Arial"/>
+          <w:color w:val="000000" w:themeColor="text1"/>
+          <w:sz w:val="24"/>
+          <w:szCs w:val="24"/>
           <w:lang w:val="en-US" w:eastAsia="it-IT"/>
         </w:rPr>
-        <w:t>:</w:t>
+        <w:t xml:space="preserve">  </w:t>
+      </w:r>
+      <w:r>
+        <w:rPr>
+          <w:rFonts w:ascii="Arial" w:eastAsia="Times New Roman" w:hAnsi="Arial" w:cs="Arial"/>
+          <w:color w:val="000000" w:themeColor="text1"/>
+          <w:sz w:val="24"/>
+          <w:szCs w:val="24"/>
+          <w:lang w:eastAsia="it-IT"/>
+        </w:rPr>
+        <w:t>- OK    Verifica corretta registrazione</w:t>
       </w:r>
     </w:p>
     <w:p>
@@ -110,19 +128,9 @@
           <w:color w:val="000000" w:themeColor="text1"/>
           <w:sz w:val="24"/>
           <w:szCs w:val="24"/>
-          <w:lang w:val="en-US" w:eastAsia="it-IT"/>
-        </w:rPr>
-        <w:t xml:space="preserve">  </w:t>
-      </w:r>
-      <w:r>
-        <w:rPr>
-          <w:rFonts w:ascii="Arial" w:eastAsia="Times New Roman" w:hAnsi="Arial" w:cs="Arial"/>
-          <w:color w:val="000000" w:themeColor="text1"/>
-          <w:sz w:val="24"/>
-          <w:szCs w:val="24"/>
-          <w:lang w:eastAsia="it-IT"/>
-        </w:rPr>
-        <w:t>- OK    Verifica corretta registrazione</w:t>
+          <w:lang w:eastAsia="it-IT"/>
+        </w:rPr>
+        <w:t>  - OK    Reinizializzazione ogni 24 ore (ogni giorno) ad ora prestabilita</w:t>
       </w:r>
     </w:p>
     <w:p>
@@ -144,29 +152,27 @@
           <w:szCs w:val="24"/>
           <w:lang w:eastAsia="it-IT"/>
         </w:rPr>
-        <w:t>  - OK    </w:t>
-      </w:r>
-      <w:proofErr w:type="spellStart"/>
-      <w:r>
-        <w:rPr>
-          <w:rFonts w:ascii="Arial" w:eastAsia="Times New Roman" w:hAnsi="Arial" w:cs="Arial"/>
-          <w:color w:val="000000" w:themeColor="text1"/>
-          <w:sz w:val="24"/>
-          <w:szCs w:val="24"/>
-          <w:lang w:eastAsia="it-IT"/>
-        </w:rPr>
-        <w:t>Reinizializzazione</w:t>
-      </w:r>
-      <w:proofErr w:type="spellEnd"/>
-      <w:r>
-        <w:rPr>
-          <w:rFonts w:ascii="Arial" w:eastAsia="Times New Roman" w:hAnsi="Arial" w:cs="Arial"/>
-          <w:color w:val="000000" w:themeColor="text1"/>
-          <w:sz w:val="24"/>
-          <w:szCs w:val="24"/>
-          <w:lang w:eastAsia="it-IT"/>
-        </w:rPr>
-        <w:t xml:space="preserve"> ogni 24 ore (ogni giorno) ad ora prestabilita</w:t>
+        <w:t xml:space="preserve">  - OK    invio SMS mancanza energia fino a </w:t>
+      </w:r>
+      <w:r>
+        <w:rPr>
+          <w:rFonts w:ascii="Arial" w:eastAsia="Times New Roman" w:hAnsi="Arial" w:cs="Arial"/>
+          <w:color w:val="000000" w:themeColor="text1"/>
+          <w:sz w:val="24"/>
+          <w:szCs w:val="24"/>
+          <w:lang w:eastAsia="it-IT"/>
+        </w:rPr>
+        <w:t>4</w:t>
+      </w:r>
+      <w:r>
+        <w:rPr>
+          <w:rFonts w:ascii="Arial" w:eastAsia="Times New Roman" w:hAnsi="Arial" w:cs="Arial"/>
+          <w:color w:val="000000" w:themeColor="text1"/>
+          <w:sz w:val="24"/>
+          <w:szCs w:val="24"/>
+          <w:lang w:eastAsia="it-IT"/>
+        </w:rPr>
+        <w:t xml:space="preserve"> numeri</w:t>
       </w:r>
     </w:p>
     <w:p>
@@ -188,29 +194,27 @@
           <w:szCs w:val="24"/>
           <w:lang w:eastAsia="it-IT"/>
         </w:rPr>
-        <w:t>  - OK    invio SMS mancanza energia fino a 3 numeri</w:t>
-      </w:r>
-    </w:p>
-    <w:p>
-      <w:pPr>
-        <w:spacing w:after="0" w:line="330" w:lineRule="atLeast"/>
-        <w:rPr>
-          <w:rFonts w:ascii="Arial" w:eastAsia="Times New Roman" w:hAnsi="Arial" w:cs="Arial"/>
-          <w:color w:val="000000" w:themeColor="text1"/>
-          <w:sz w:val="24"/>
-          <w:szCs w:val="24"/>
-          <w:lang w:eastAsia="it-IT"/>
-        </w:rPr>
-      </w:pPr>
-      <w:r>
-        <w:rPr>
-          <w:rFonts w:ascii="Arial" w:eastAsia="Times New Roman" w:hAnsi="Arial" w:cs="Arial"/>
-          <w:color w:val="000000" w:themeColor="text1"/>
-          <w:sz w:val="24"/>
-          <w:szCs w:val="24"/>
-          <w:lang w:eastAsia="it-IT"/>
-        </w:rPr>
-        <w:t>  - OK    invio SMS riattivazione energia fino a 3 numeri</w:t>
+        <w:t xml:space="preserve">  - OK    invio SMS riattivazione energia fino a </w:t>
+      </w:r>
+      <w:r>
+        <w:rPr>
+          <w:rFonts w:ascii="Arial" w:eastAsia="Times New Roman" w:hAnsi="Arial" w:cs="Arial"/>
+          <w:color w:val="000000" w:themeColor="text1"/>
+          <w:sz w:val="24"/>
+          <w:szCs w:val="24"/>
+          <w:lang w:eastAsia="it-IT"/>
+        </w:rPr>
+        <w:t>4</w:t>
+      </w:r>
+      <w:r>
+        <w:rPr>
+          <w:rFonts w:ascii="Arial" w:eastAsia="Times New Roman" w:hAnsi="Arial" w:cs="Arial"/>
+          <w:color w:val="000000" w:themeColor="text1"/>
+          <w:sz w:val="24"/>
+          <w:szCs w:val="24"/>
+          <w:lang w:eastAsia="it-IT"/>
+        </w:rPr>
+        <w:t xml:space="preserve"> numeri</w:t>
       </w:r>
     </w:p>
     <w:p>
@@ -662,31 +666,7 @@
           <w:u w:val="single"/>
           <w:lang w:eastAsia="it-IT"/>
         </w:rPr>
-        <w:t xml:space="preserve">Monitora la tensione di rete tramite un trasformatore e la libreria </w:t>
-      </w:r>
-      <w:proofErr w:type="spellStart"/>
-      <w:r>
-        <w:rPr>
-          <w:rFonts w:ascii="Arial" w:eastAsia="Times New Roman" w:hAnsi="Arial" w:cs="Arial"/>
-          <w:color w:val="000000" w:themeColor="text1"/>
-          <w:sz w:val="24"/>
-          <w:szCs w:val="24"/>
-          <w:u w:val="single"/>
-          <w:lang w:eastAsia="it-IT"/>
-        </w:rPr>
-        <w:t>EmonLib</w:t>
-      </w:r>
-      <w:proofErr w:type="spellEnd"/>
-      <w:r>
-        <w:rPr>
-          <w:rFonts w:ascii="Arial" w:eastAsia="Times New Roman" w:hAnsi="Arial" w:cs="Arial"/>
-          <w:color w:val="000000" w:themeColor="text1"/>
-          <w:sz w:val="24"/>
-          <w:szCs w:val="24"/>
-          <w:u w:val="single"/>
-          <w:lang w:eastAsia="it-IT"/>
-        </w:rPr>
-        <w:t>.</w:t>
+        <w:t>Monitora la tensione di rete tramite un trasformatore e la libreria EmonLib.</w:t>
       </w:r>
     </w:p>
     <w:p>
@@ -828,7 +808,6 @@
         </w:rPr>
         <w:t xml:space="preserve">- </w:t>
       </w:r>
-      <w:proofErr w:type="spellStart"/>
       <w:r>
         <w:rPr>
           <w:rFonts w:ascii="Arial" w:eastAsia="Times New Roman" w:hAnsi="Arial" w:cs="Arial"/>
@@ -841,7 +820,6 @@
         </w:rPr>
         <w:t>M+numero</w:t>
       </w:r>
-      <w:proofErr w:type="spellEnd"/>
       <w:r>
         <w:rPr>
           <w:rFonts w:ascii="Arial" w:eastAsia="Times New Roman" w:hAnsi="Arial" w:cs="Arial"/>
@@ -2076,7 +2054,6 @@
                 <w:lang w:eastAsia="it-IT"/>
               </w:rPr>
             </w:pPr>
-            <w:proofErr w:type="spellStart"/>
             <w:r>
               <w:rPr>
                 <w:rFonts w:ascii="Arial" w:eastAsia="Times New Roman" w:hAnsi="Arial" w:cs="Arial"/>
@@ -2087,7 +2064,6 @@
               </w:rPr>
               <w:t>Command</w:t>
             </w:r>
-            <w:proofErr w:type="spellEnd"/>
           </w:p>
         </w:tc>
         <w:tc>
@@ -2531,29 +2507,7 @@
                 <w:szCs w:val="24"/>
                 <w:lang w:val="en-US" w:eastAsia="it-IT"/>
               </w:rPr>
-              <w:t xml:space="preserve">Delete in EEPROM and </w:t>
-            </w:r>
-            <w:proofErr w:type="spellStart"/>
-            <w:r>
-              <w:rPr>
-                <w:rFonts w:ascii="Arial" w:eastAsia="Times New Roman" w:hAnsi="Arial" w:cs="Arial"/>
-                <w:color w:val="000000" w:themeColor="text1"/>
-                <w:sz w:val="24"/>
-                <w:szCs w:val="24"/>
-                <w:lang w:val="en-US" w:eastAsia="it-IT"/>
-              </w:rPr>
-              <w:t>phoneAut</w:t>
-            </w:r>
-            <w:proofErr w:type="spellEnd"/>
-            <w:r>
-              <w:rPr>
-                <w:rFonts w:ascii="Arial" w:eastAsia="Times New Roman" w:hAnsi="Arial" w:cs="Arial"/>
-                <w:color w:val="000000" w:themeColor="text1"/>
-                <w:sz w:val="24"/>
-                <w:szCs w:val="24"/>
-                <w:lang w:val="en-US" w:eastAsia="it-IT"/>
-              </w:rPr>
-              <w:t xml:space="preserve"> auxiliaries phone numbers except the Authorized MASTER[0]</w:t>
+              <w:t>Delete in EEPROM and phoneAut auxiliaries phone numbers except the Authorized MASTER[0]</w:t>
             </w:r>
           </w:p>
           <w:p>
@@ -3321,27 +3275,15 @@
           <w:lang w:eastAsia="it-IT"/>
         </w:rPr>
       </w:pPr>
-      <w:proofErr w:type="spellStart"/>
-      <w:r>
-        <w:rPr>
-          <w:rFonts w:ascii="Arial" w:eastAsia="Times New Roman" w:hAnsi="Arial" w:cs="Arial"/>
-          <w:color w:val="000000" w:themeColor="text1"/>
-          <w:sz w:val="24"/>
-          <w:szCs w:val="24"/>
-          <w:lang w:eastAsia="it-IT"/>
-        </w:rPr>
-        <w:t>EEPROM.read</w:t>
-      </w:r>
-      <w:proofErr w:type="spellEnd"/>
-      <w:r>
-        <w:rPr>
-          <w:rFonts w:ascii="Arial" w:eastAsia="Times New Roman" w:hAnsi="Arial" w:cs="Arial"/>
-          <w:color w:val="000000" w:themeColor="text1"/>
-          <w:sz w:val="24"/>
-          <w:szCs w:val="24"/>
-          <w:lang w:eastAsia="it-IT"/>
-        </w:rPr>
-        <w:t>(5) Indicatore Rete presente (0) Rete assente (1)</w:t>
+      <w:r>
+        <w:rPr>
+          <w:rFonts w:ascii="Arial" w:eastAsia="Times New Roman" w:hAnsi="Arial" w:cs="Arial"/>
+          <w:color w:val="000000" w:themeColor="text1"/>
+          <w:sz w:val="24"/>
+          <w:szCs w:val="24"/>
+          <w:lang w:eastAsia="it-IT"/>
+        </w:rPr>
+        <w:t>EEPROM.read(5) Indicatore Rete presente (0) Rete assente (1)</w:t>
       </w:r>
     </w:p>
     <w:p>
@@ -3633,53 +3575,19 @@
         </w:rPr>
         <w:t>chiama </w:t>
       </w:r>
-      <w:proofErr w:type="spellStart"/>
-      <w:r>
-        <w:fldChar w:fldCharType="begin"/>
-      </w:r>
-      <w:r>
-        <w:instrText xml:space="preserve"> HYPERLINK "vscode-file://vscode-app/</w:instrText>
-      </w:r>
-      <w:r>
-        <w:instrText xml:space="preserve">c:/Users/Massimo/AppData/Local/Programs/Microsoft%20VS%20Code/f6cfa2ea24/resources/app/out/vs/code/electron-browser/workbench/workbench.html" </w:instrText>
-      </w:r>
-      <w:r>
-        <w:fldChar w:fldCharType="separate"/>
-      </w:r>
-      <w:r>
-        <w:rPr>
-          <w:rFonts w:ascii="Segoe UI" w:eastAsia="Times New Roman" w:hAnsi="Segoe UI" w:cs="Segoe UI"/>
-          <w:color w:val="000000" w:themeColor="text1"/>
-          <w:sz w:val="18"/>
-          <w:szCs w:val="18"/>
-          <w:bdr w:val="single" w:sz="4" w:space="1" w:color="auto" w:frame="1"/>
-          <w:lang w:eastAsia="it-IT"/>
-        </w:rPr>
-        <w:t>initgsm</w:t>
-      </w:r>
-      <w:proofErr w:type="spellEnd"/>
-      <w:r>
-        <w:rPr>
-          <w:rFonts w:ascii="Segoe UI" w:eastAsia="Times New Roman" w:hAnsi="Segoe UI" w:cs="Segoe UI"/>
-          <w:color w:val="000000" w:themeColor="text1"/>
-          <w:sz w:val="18"/>
-          <w:szCs w:val="18"/>
-          <w:bdr w:val="single" w:sz="4" w:space="1" w:color="auto" w:frame="1"/>
-          <w:lang w:eastAsia="it-IT"/>
-        </w:rPr>
-        <w:t>()</w:t>
-      </w:r>
-      <w:r>
-        <w:rPr>
-          <w:rFonts w:ascii="Segoe UI" w:eastAsia="Times New Roman" w:hAnsi="Segoe UI" w:cs="Segoe UI"/>
-          <w:color w:val="000000" w:themeColor="text1"/>
-          <w:sz w:val="18"/>
-          <w:szCs w:val="18"/>
-          <w:bdr w:val="single" w:sz="4" w:space="1" w:color="auto" w:frame="1"/>
-          <w:lang w:eastAsia="it-IT"/>
-        </w:rPr>
-        <w:fldChar w:fldCharType="end"/>
-      </w:r>
+      <w:hyperlink r:id="rId7" w:history="1">
+        <w:r>
+          <w:rPr>
+            <w:rFonts w:ascii="Segoe UI" w:eastAsia="Times New Roman" w:hAnsi="Segoe UI" w:cs="Segoe UI"/>
+            <w:color w:val="000000" w:themeColor="text1"/>
+            <w:sz w:val="18"/>
+            <w:szCs w:val="18"/>
+            <w:bdr w:val="single" w:sz="4" w:space="1" w:color="auto" w:frame="1"/>
+            <w:lang w:eastAsia="it-IT"/>
+          </w:rPr>
+          <w:t>initgsm()</w:t>
+        </w:r>
+      </w:hyperlink>
     </w:p>
     <w:p>
       <w:pPr>
@@ -3706,53 +3614,19 @@
         </w:rPr>
         <w:t>imposta </w:t>
       </w:r>
-      <w:proofErr w:type="spellStart"/>
-      <w:r>
-        <w:fldChar w:fldCharType="begin"/>
-      </w:r>
-      <w:r>
-        <w:instrText xml:space="preserve"> HYPERLINK "vscode-file://vscode-app/c:/Users/Massimo/AppData/Local/Programs/Microsoft%20VS%2</w:instrText>
-      </w:r>
-      <w:r>
-        <w:instrText xml:space="preserve">0Code/f6cfa2ea24/resources/app/out/vs/code/electron-browser/workbench/workbench.html" </w:instrText>
-      </w:r>
-      <w:r>
-        <w:fldChar w:fldCharType="separate"/>
-      </w:r>
-      <w:r>
-        <w:rPr>
-          <w:rFonts w:ascii="Segoe UI" w:eastAsia="Times New Roman" w:hAnsi="Segoe UI" w:cs="Segoe UI"/>
-          <w:color w:val="000000" w:themeColor="text1"/>
-          <w:sz w:val="18"/>
-          <w:szCs w:val="18"/>
-          <w:bdr w:val="single" w:sz="4" w:space="1" w:color="auto" w:frame="1"/>
-          <w:lang w:eastAsia="it-IT"/>
-        </w:rPr>
-        <w:t>EEPROM.update</w:t>
-      </w:r>
-      <w:proofErr w:type="spellEnd"/>
-      <w:r>
-        <w:rPr>
-          <w:rFonts w:ascii="Segoe UI" w:eastAsia="Times New Roman" w:hAnsi="Segoe UI" w:cs="Segoe UI"/>
-          <w:color w:val="000000" w:themeColor="text1"/>
-          <w:sz w:val="18"/>
-          <w:szCs w:val="18"/>
-          <w:bdr w:val="single" w:sz="4" w:space="1" w:color="auto" w:frame="1"/>
-          <w:lang w:eastAsia="it-IT"/>
-        </w:rPr>
-        <w:t>(5, 0)</w:t>
-      </w:r>
-      <w:r>
-        <w:rPr>
-          <w:rFonts w:ascii="Segoe UI" w:eastAsia="Times New Roman" w:hAnsi="Segoe UI" w:cs="Segoe UI"/>
-          <w:color w:val="000000" w:themeColor="text1"/>
-          <w:sz w:val="18"/>
-          <w:szCs w:val="18"/>
-          <w:bdr w:val="single" w:sz="4" w:space="1" w:color="auto" w:frame="1"/>
-          <w:lang w:eastAsia="it-IT"/>
-        </w:rPr>
-        <w:fldChar w:fldCharType="end"/>
-      </w:r>
+      <w:hyperlink r:id="rId8" w:history="1">
+        <w:r>
+          <w:rPr>
+            <w:rFonts w:ascii="Segoe UI" w:eastAsia="Times New Roman" w:hAnsi="Segoe UI" w:cs="Segoe UI"/>
+            <w:color w:val="000000" w:themeColor="text1"/>
+            <w:sz w:val="18"/>
+            <w:szCs w:val="18"/>
+            <w:bdr w:val="single" w:sz="4" w:space="1" w:color="auto" w:frame="1"/>
+            <w:lang w:eastAsia="it-IT"/>
+          </w:rPr>
+          <w:t>EEPROM.update(5, 0)</w:t>
+        </w:r>
+      </w:hyperlink>
     </w:p>
     <w:p>
       <w:pPr>
@@ -3779,53 +3653,19 @@
         </w:rPr>
         <w:t>carica numeri autorizzati con </w:t>
       </w:r>
-      <w:proofErr w:type="spellStart"/>
-      <w:r>
-        <w:fldChar w:fldCharType="begin"/>
-      </w:r>
-      <w:r>
-        <w:instrText xml:space="preserve"> HYPERLINK "vscode-file://vscode-app/c:/Users/Massimo/AppData/Local/Programs/Microsoft%20VS%20Code/f6cfa2ea24/resourc</w:instrText>
-      </w:r>
-      <w:r>
-        <w:instrText xml:space="preserve">es/app/out/vs/code/electron-browser/workbench/workbench.html" </w:instrText>
-      </w:r>
-      <w:r>
-        <w:fldChar w:fldCharType="separate"/>
-      </w:r>
-      <w:r>
-        <w:rPr>
-          <w:rFonts w:ascii="Segoe UI" w:eastAsia="Times New Roman" w:hAnsi="Segoe UI" w:cs="Segoe UI"/>
-          <w:color w:val="000000" w:themeColor="text1"/>
-          <w:sz w:val="18"/>
-          <w:szCs w:val="18"/>
-          <w:bdr w:val="single" w:sz="4" w:space="1" w:color="auto" w:frame="1"/>
-          <w:lang w:eastAsia="it-IT"/>
-        </w:rPr>
-        <w:t>RestorePhones</w:t>
-      </w:r>
-      <w:proofErr w:type="spellEnd"/>
-      <w:r>
-        <w:rPr>
-          <w:rFonts w:ascii="Segoe UI" w:eastAsia="Times New Roman" w:hAnsi="Segoe UI" w:cs="Segoe UI"/>
-          <w:color w:val="000000" w:themeColor="text1"/>
-          <w:sz w:val="18"/>
-          <w:szCs w:val="18"/>
-          <w:bdr w:val="single" w:sz="4" w:space="1" w:color="auto" w:frame="1"/>
-          <w:lang w:eastAsia="it-IT"/>
-        </w:rPr>
-        <w:t>()</w:t>
-      </w:r>
-      <w:r>
-        <w:rPr>
-          <w:rFonts w:ascii="Segoe UI" w:eastAsia="Times New Roman" w:hAnsi="Segoe UI" w:cs="Segoe UI"/>
-          <w:color w:val="000000" w:themeColor="text1"/>
-          <w:sz w:val="18"/>
-          <w:szCs w:val="18"/>
-          <w:bdr w:val="single" w:sz="4" w:space="1" w:color="auto" w:frame="1"/>
-          <w:lang w:eastAsia="it-IT"/>
-        </w:rPr>
-        <w:fldChar w:fldCharType="end"/>
-      </w:r>
+      <w:hyperlink r:id="rId9" w:history="1">
+        <w:r>
+          <w:rPr>
+            <w:rFonts w:ascii="Segoe UI" w:eastAsia="Times New Roman" w:hAnsi="Segoe UI" w:cs="Segoe UI"/>
+            <w:color w:val="000000" w:themeColor="text1"/>
+            <w:sz w:val="18"/>
+            <w:szCs w:val="18"/>
+            <w:bdr w:val="single" w:sz="4" w:space="1" w:color="auto" w:frame="1"/>
+            <w:lang w:eastAsia="it-IT"/>
+          </w:rPr>
+          <w:t>RestorePhones()</w:t>
+        </w:r>
+      </w:hyperlink>
     </w:p>
     <w:p>
       <w:pPr>
@@ -3842,7 +3682,7 @@
           <w:lang w:eastAsia="it-IT"/>
         </w:rPr>
       </w:pPr>
-      <w:hyperlink r:id="rId7" w:history="1">
+      <w:hyperlink r:id="rId10" w:history="1">
         <w:r>
           <w:rPr>
             <w:rFonts w:ascii="Segoe UI" w:eastAsia="Times New Roman" w:hAnsi="Segoe UI" w:cs="Segoe UI"/>
@@ -4176,50 +4016,19 @@
         </w:rPr>
         <w:t>ogni 15 minuti verifica reset giornaliero e chiama </w:t>
       </w:r>
-      <w:proofErr w:type="spellStart"/>
-      <w:r>
-        <w:fldChar w:fldCharType="begin"/>
-      </w:r>
-      <w:r>
-        <w:instrText xml:space="preserve"> HYPERLINK "vscode-file://vscode-app/c:/Users/Massimo/AppData/Local/Programs/Microsoft%20VS%20Code/f6cfa2ea24/resources/app/out/vs/code/electron-browser/workbench/workbench.html" </w:instrText>
-      </w:r>
-      <w:r>
-        <w:fldChar w:fldCharType="separate"/>
-      </w:r>
-      <w:r>
-        <w:rPr>
-          <w:rFonts w:ascii="Segoe UI" w:eastAsia="Times New Roman" w:hAnsi="Segoe UI" w:cs="Segoe UI"/>
-          <w:color w:val="000000" w:themeColor="text1"/>
-          <w:sz w:val="18"/>
-          <w:szCs w:val="18"/>
-          <w:bdr w:val="single" w:sz="4" w:space="1" w:color="auto" w:frame="1"/>
-          <w:lang w:eastAsia="it-IT"/>
-        </w:rPr>
-        <w:t>initgsm</w:t>
-      </w:r>
-      <w:proofErr w:type="spellEnd"/>
-      <w:r>
-        <w:rPr>
-          <w:rFonts w:ascii="Segoe UI" w:eastAsia="Times New Roman" w:hAnsi="Segoe UI" w:cs="Segoe UI"/>
-          <w:color w:val="000000" w:themeColor="text1"/>
-          <w:sz w:val="18"/>
-          <w:szCs w:val="18"/>
-          <w:bdr w:val="single" w:sz="4" w:space="1" w:color="auto" w:frame="1"/>
-          <w:lang w:eastAsia="it-IT"/>
-        </w:rPr>
-        <w:t>()</w:t>
-      </w:r>
-      <w:r>
-        <w:rPr>
-          <w:rFonts w:ascii="Segoe UI" w:eastAsia="Times New Roman" w:hAnsi="Segoe UI" w:cs="Segoe UI"/>
-          <w:color w:val="000000" w:themeColor="text1"/>
-          <w:sz w:val="18"/>
-          <w:szCs w:val="18"/>
-          <w:bdr w:val="single" w:sz="4" w:space="1" w:color="auto" w:frame="1"/>
-          <w:lang w:eastAsia="it-IT"/>
-        </w:rPr>
-        <w:fldChar w:fldCharType="end"/>
-      </w:r>
+      <w:hyperlink r:id="rId11" w:history="1">
+        <w:r>
+          <w:rPr>
+            <w:rFonts w:ascii="Segoe UI" w:eastAsia="Times New Roman" w:hAnsi="Segoe UI" w:cs="Segoe UI"/>
+            <w:color w:val="000000" w:themeColor="text1"/>
+            <w:sz w:val="18"/>
+            <w:szCs w:val="18"/>
+            <w:bdr w:val="single" w:sz="4" w:space="1" w:color="auto" w:frame="1"/>
+            <w:lang w:eastAsia="it-IT"/>
+          </w:rPr>
+          <w:t>initgsm()</w:t>
+        </w:r>
+      </w:hyperlink>
       <w:r>
         <w:rPr>
           <w:rFonts w:ascii="Segoe UI" w:eastAsia="Times New Roman" w:hAnsi="Segoe UI" w:cs="Segoe UI"/>
@@ -5283,7 +5092,6 @@
           <w:lang w:val="en-US" w:eastAsia="it-IT"/>
         </w:rPr>
       </w:pPr>
-      <w:proofErr w:type="spellStart"/>
       <w:r>
         <w:rPr>
           <w:rFonts w:ascii="Arial" w:eastAsia="Times New Roman" w:hAnsi="Arial" w:cs="Arial"/>
@@ -5304,33 +5112,32 @@
           <w:szCs w:val="28"/>
           <w:lang w:val="en-US" w:eastAsia="it-IT"/>
         </w:rPr>
-        <w:t>i</w:t>
-      </w:r>
-      <w:proofErr w:type="spellEnd"/>
-      <w:r>
-        <w:rPr>
-          <w:rFonts w:ascii="Arial" w:eastAsia="Times New Roman" w:hAnsi="Arial" w:cs="Arial"/>
-          <w:b/>
-          <w:bCs/>
-          <w:sz w:val="28"/>
-          <w:szCs w:val="28"/>
+        <w:t>i LAB Tests</w:t>
+      </w:r>
+    </w:p>
+    <w:p>
+      <w:pPr>
+        <w:spacing w:after="0" w:line="330" w:lineRule="atLeast"/>
+        <w:rPr>
+          <w:rFonts w:ascii="Arial" w:eastAsia="Times New Roman" w:hAnsi="Arial" w:cs="Arial"/>
+          <w:b/>
+          <w:bCs/>
+          <w:sz w:val="24"/>
+          <w:szCs w:val="24"/>
+          <w:lang w:eastAsia="it-IT"/>
+        </w:rPr>
+      </w:pPr>
+      <w:r>
+        <w:rPr>
+          <w:rFonts w:ascii="Arial" w:eastAsia="Times New Roman" w:hAnsi="Arial" w:cs="Arial"/>
+          <w:b/>
+          <w:bCs/>
+          <w:sz w:val="24"/>
+          <w:szCs w:val="24"/>
           <w:lang w:val="en-US" w:eastAsia="it-IT"/>
         </w:rPr>
-        <w:t xml:space="preserve"> LAB Tests</w:t>
-      </w:r>
-    </w:p>
-    <w:p>
-      <w:pPr>
-        <w:spacing w:after="0" w:line="330" w:lineRule="atLeast"/>
-        <w:rPr>
-          <w:rFonts w:ascii="Arial" w:eastAsia="Times New Roman" w:hAnsi="Arial" w:cs="Arial"/>
-          <w:b/>
-          <w:bCs/>
-          <w:sz w:val="24"/>
-          <w:szCs w:val="24"/>
-          <w:lang w:eastAsia="it-IT"/>
-        </w:rPr>
-      </w:pPr>
+        <w:t>1.0</w:t>
+      </w:r>
       <w:r>
         <w:rPr>
           <w:rFonts w:ascii="Arial" w:eastAsia="Times New Roman" w:hAnsi="Arial" w:cs="Arial"/>
@@ -5340,7 +5147,8 @@
           <w:szCs w:val="24"/>
           <w:lang w:val="en-US" w:eastAsia="it-IT"/>
         </w:rPr>
-        <w:t>1.0</w:t>
+        <w:tab/>
+        <w:t>Prim</w:t>
       </w:r>
       <w:r>
         <w:rPr>
@@ -5351,42 +5159,7 @@
           <w:szCs w:val="24"/>
           <w:lang w:val="en-US" w:eastAsia="it-IT"/>
         </w:rPr>
-        <w:tab/>
-      </w:r>
-      <w:proofErr w:type="spellStart"/>
-      <w:r>
-        <w:rPr>
-          <w:rFonts w:ascii="Arial" w:eastAsia="Times New Roman" w:hAnsi="Arial" w:cs="Arial"/>
-          <w:b/>
-          <w:bCs/>
-          <w:sz w:val="24"/>
-          <w:szCs w:val="24"/>
-          <w:lang w:val="en-US" w:eastAsia="it-IT"/>
-        </w:rPr>
-        <w:t>Prim</w:t>
-      </w:r>
-      <w:r>
-        <w:rPr>
-          <w:rFonts w:ascii="Arial" w:eastAsia="Times New Roman" w:hAnsi="Arial" w:cs="Arial"/>
-          <w:b/>
-          <w:bCs/>
-          <w:sz w:val="24"/>
-          <w:szCs w:val="24"/>
-          <w:lang w:val="en-US" w:eastAsia="it-IT"/>
-        </w:rPr>
-        <w:t>i</w:t>
-      </w:r>
-      <w:proofErr w:type="spellEnd"/>
-      <w:r>
-        <w:rPr>
-          <w:rFonts w:ascii="Arial" w:eastAsia="Times New Roman" w:hAnsi="Arial" w:cs="Arial"/>
-          <w:b/>
-          <w:bCs/>
-          <w:sz w:val="24"/>
-          <w:szCs w:val="24"/>
-          <w:lang w:val="en-US" w:eastAsia="it-IT"/>
-        </w:rPr>
-        <w:t xml:space="preserve"> LAB Tests</w:t>
+        <w:t>i LAB Tests</w:t>
       </w:r>
       <w:r>
         <w:rPr>
@@ -5467,27 +5240,15 @@
         </w:rPr>
         <w:t xml:space="preserve">Attualmente il </w:t>
       </w:r>
-      <w:proofErr w:type="spellStart"/>
-      <w:r>
-        <w:rPr>
-          <w:rFonts w:ascii="Arial" w:eastAsia="Times New Roman" w:hAnsi="Arial" w:cs="Arial"/>
-          <w:color w:val="000000" w:themeColor="text1"/>
-          <w:sz w:val="24"/>
-          <w:szCs w:val="24"/>
-          <w:lang w:eastAsia="it-IT"/>
-        </w:rPr>
-        <w:t>Fw</w:t>
-      </w:r>
-      <w:proofErr w:type="spellEnd"/>
-      <w:r>
-        <w:rPr>
-          <w:rFonts w:ascii="Arial" w:eastAsia="Times New Roman" w:hAnsi="Arial" w:cs="Arial"/>
-          <w:color w:val="000000" w:themeColor="text1"/>
-          <w:sz w:val="24"/>
-          <w:szCs w:val="24"/>
-          <w:lang w:eastAsia="it-IT"/>
-        </w:rPr>
-        <w:t xml:space="preserve"> </w:t>
+      <w:r>
+        <w:rPr>
+          <w:rFonts w:ascii="Arial" w:eastAsia="Times New Roman" w:hAnsi="Arial" w:cs="Arial"/>
+          <w:color w:val="000000" w:themeColor="text1"/>
+          <w:sz w:val="24"/>
+          <w:szCs w:val="24"/>
+          <w:lang w:eastAsia="it-IT"/>
+        </w:rPr>
+        <w:t xml:space="preserve">Fw </w:t>
       </w:r>
       <w:r>
         <w:rPr>
@@ -7153,21 +6914,8 @@
           <w:szCs w:val="24"/>
           <w:lang w:eastAsia="it-IT"/>
         </w:rPr>
-        <w:t xml:space="preserve">l valore di Tensione + </w:t>
-      </w:r>
-      <w:proofErr w:type="spellStart"/>
-      <w:r>
-        <w:rPr>
-          <w:rFonts w:ascii="Arial" w:eastAsia="Times New Roman" w:hAnsi="Arial" w:cs="Arial"/>
-          <w:b/>
-          <w:bCs/>
-          <w:sz w:val="24"/>
-          <w:szCs w:val="24"/>
-          <w:lang w:eastAsia="it-IT"/>
-        </w:rPr>
-        <w:t>Timestamp</w:t>
-      </w:r>
-      <w:proofErr w:type="spellEnd"/>
+        <w:t>l valore di Tensione + Timestamp</w:t>
+      </w:r>
     </w:p>
     <w:p>
       <w:pPr>
@@ -7205,27 +6953,7 @@
           <w:szCs w:val="24"/>
           <w:lang w:eastAsia="it-IT"/>
         </w:rPr>
-        <w:t xml:space="preserve">il </w:t>
-      </w:r>
-      <w:proofErr w:type="spellStart"/>
-      <w:r>
-        <w:rPr>
-          <w:rFonts w:ascii="Arial" w:eastAsia="Times New Roman" w:hAnsi="Arial" w:cs="Arial"/>
-          <w:sz w:val="24"/>
-          <w:szCs w:val="24"/>
-          <w:lang w:eastAsia="it-IT"/>
-        </w:rPr>
-        <w:t>Timestamp</w:t>
-      </w:r>
-      <w:proofErr w:type="spellEnd"/>
-      <w:r>
-        <w:rPr>
-          <w:rFonts w:ascii="Arial" w:eastAsia="Times New Roman" w:hAnsi="Arial" w:cs="Arial"/>
-          <w:sz w:val="24"/>
-          <w:szCs w:val="24"/>
-          <w:lang w:eastAsia="it-IT"/>
-        </w:rPr>
-        <w:t xml:space="preserve"> + Valore Tensione</w:t>
+        <w:t>il Timestamp + Valore Tensione</w:t>
       </w:r>
     </w:p>
     <w:p>
@@ -7326,21 +7054,8 @@
           <w:szCs w:val="24"/>
           <w:lang w:eastAsia="it-IT"/>
         </w:rPr>
-        <w:t xml:space="preserve">l valore di Tensione + </w:t>
-      </w:r>
-      <w:proofErr w:type="spellStart"/>
-      <w:r>
-        <w:rPr>
-          <w:rFonts w:ascii="Arial" w:eastAsia="Times New Roman" w:hAnsi="Arial" w:cs="Arial"/>
-          <w:b/>
-          <w:bCs/>
-          <w:sz w:val="24"/>
-          <w:szCs w:val="24"/>
-          <w:lang w:eastAsia="it-IT"/>
-        </w:rPr>
-        <w:t>Timestamp</w:t>
-      </w:r>
-      <w:proofErr w:type="spellEnd"/>
+        <w:t>l valore di Tensione + Timestamp</w:t>
+      </w:r>
     </w:p>
     <w:p>
       <w:pPr>
@@ -7378,27 +7093,7 @@
           <w:szCs w:val="24"/>
           <w:lang w:eastAsia="it-IT"/>
         </w:rPr>
-        <w:t xml:space="preserve">il </w:t>
-      </w:r>
-      <w:proofErr w:type="spellStart"/>
-      <w:r>
-        <w:rPr>
-          <w:rFonts w:ascii="Arial" w:eastAsia="Times New Roman" w:hAnsi="Arial" w:cs="Arial"/>
-          <w:sz w:val="24"/>
-          <w:szCs w:val="24"/>
-          <w:lang w:eastAsia="it-IT"/>
-        </w:rPr>
-        <w:t>Timestamp</w:t>
-      </w:r>
-      <w:proofErr w:type="spellEnd"/>
-      <w:r>
-        <w:rPr>
-          <w:rFonts w:ascii="Arial" w:eastAsia="Times New Roman" w:hAnsi="Arial" w:cs="Arial"/>
-          <w:sz w:val="24"/>
-          <w:szCs w:val="24"/>
-          <w:lang w:eastAsia="it-IT"/>
-        </w:rPr>
-        <w:t xml:space="preserve"> + Valore Tensione</w:t>
+        <w:t>il Timestamp + Valore Tensione</w:t>
       </w:r>
     </w:p>
     <w:p>
@@ -7499,21 +7194,8 @@
           <w:szCs w:val="24"/>
           <w:lang w:eastAsia="it-IT"/>
         </w:rPr>
-        <w:t xml:space="preserve">l valore di Tensione + </w:t>
-      </w:r>
-      <w:proofErr w:type="spellStart"/>
-      <w:r>
-        <w:rPr>
-          <w:rFonts w:ascii="Arial" w:eastAsia="Times New Roman" w:hAnsi="Arial" w:cs="Arial"/>
-          <w:b/>
-          <w:bCs/>
-          <w:sz w:val="24"/>
-          <w:szCs w:val="24"/>
-          <w:lang w:eastAsia="it-IT"/>
-        </w:rPr>
-        <w:t>Timestamp</w:t>
-      </w:r>
-      <w:proofErr w:type="spellEnd"/>
+        <w:t>l valore di Tensione + Timestamp</w:t>
+      </w:r>
     </w:p>
     <w:p>
       <w:pPr>
@@ -7543,47 +7225,7 @@
           <w:szCs w:val="24"/>
           <w:lang w:val="en-US" w:eastAsia="it-IT"/>
         </w:rPr>
-        <w:t xml:space="preserve">Da </w:t>
-      </w:r>
-      <w:proofErr w:type="spellStart"/>
-      <w:r>
-        <w:rPr>
-          <w:rFonts w:ascii="Arial" w:eastAsia="Times New Roman" w:hAnsi="Arial" w:cs="Arial"/>
-          <w:sz w:val="24"/>
-          <w:szCs w:val="24"/>
-          <w:lang w:val="en-US" w:eastAsia="it-IT"/>
-        </w:rPr>
-        <w:t>numero</w:t>
-      </w:r>
-      <w:proofErr w:type="spellEnd"/>
-      <w:r>
-        <w:rPr>
-          <w:rFonts w:ascii="Arial" w:eastAsia="Times New Roman" w:hAnsi="Arial" w:cs="Arial"/>
-          <w:sz w:val="24"/>
-          <w:szCs w:val="24"/>
-          <w:lang w:val="en-US" w:eastAsia="it-IT"/>
-        </w:rPr>
-        <w:t xml:space="preserve"> </w:t>
-      </w:r>
-      <w:proofErr w:type="spellStart"/>
-      <w:r>
-        <w:rPr>
-          <w:rFonts w:ascii="Arial" w:eastAsia="Times New Roman" w:hAnsi="Arial" w:cs="Arial"/>
-          <w:sz w:val="24"/>
-          <w:szCs w:val="24"/>
-          <w:lang w:val="en-US" w:eastAsia="it-IT"/>
-        </w:rPr>
-        <w:t>sconosciuto</w:t>
-      </w:r>
-      <w:proofErr w:type="spellEnd"/>
-      <w:r>
-        <w:rPr>
-          <w:rFonts w:ascii="Arial" w:eastAsia="Times New Roman" w:hAnsi="Arial" w:cs="Arial"/>
-          <w:sz w:val="24"/>
-          <w:szCs w:val="24"/>
-          <w:lang w:val="en-US" w:eastAsia="it-IT"/>
-        </w:rPr>
-        <w:t xml:space="preserve"> – SMS:</w:t>
+        <w:t>Da numero sconosciuto – SMS:</w:t>
       </w:r>
       <w:r>
         <w:rPr>
@@ -8088,58 +7730,16 @@
                 <w:szCs w:val="16"/>
                 <w:lang w:eastAsia="it-IT"/>
               </w:rPr>
-              <w:t xml:space="preserve">Attualmente il </w:t>
-            </w:r>
-            <w:proofErr w:type="spellStart"/>
-            <w:r>
-              <w:rPr>
-                <w:rFonts w:ascii="Arial" w:eastAsia="Times New Roman" w:hAnsi="Arial" w:cs="Arial"/>
-                <w:color w:val="000000" w:themeColor="text1"/>
-                <w:sz w:val="16"/>
-                <w:szCs w:val="16"/>
-                <w:lang w:eastAsia="it-IT"/>
-              </w:rPr>
-              <w:t>Fw</w:t>
-            </w:r>
-            <w:proofErr w:type="spellEnd"/>
-            <w:r>
-              <w:rPr>
-                <w:rFonts w:ascii="Arial" w:eastAsia="Times New Roman" w:hAnsi="Arial" w:cs="Arial"/>
-                <w:color w:val="000000" w:themeColor="text1"/>
-                <w:sz w:val="16"/>
-                <w:szCs w:val="16"/>
-                <w:lang w:eastAsia="it-IT"/>
-              </w:rPr>
-              <w:t xml:space="preserve"> </w:t>
-            </w:r>
-            <w:r>
-              <w:rPr>
-                <w:rFonts w:ascii="Arial" w:eastAsia="Times New Roman" w:hAnsi="Arial" w:cs="Arial"/>
-                <w:sz w:val="16"/>
-                <w:szCs w:val="16"/>
-                <w:lang w:eastAsia="it-IT"/>
-              </w:rPr>
-              <w:t xml:space="preserve">prevede il Master già inserito nel codice (usare n. fittizio per poi cambiarlo </w:t>
-            </w:r>
-            <w:proofErr w:type="spellStart"/>
-            <w:r>
-              <w:rPr>
-                <w:rFonts w:ascii="Arial" w:eastAsia="Times New Roman" w:hAnsi="Arial" w:cs="Arial"/>
-                <w:sz w:val="16"/>
-                <w:szCs w:val="16"/>
-                <w:lang w:eastAsia="it-IT"/>
-              </w:rPr>
-              <w:t>cn</w:t>
-            </w:r>
-            <w:proofErr w:type="spellEnd"/>
-            <w:r>
-              <w:rPr>
-                <w:rFonts w:ascii="Arial" w:eastAsia="Times New Roman" w:hAnsi="Arial" w:cs="Arial"/>
-                <w:sz w:val="16"/>
-                <w:szCs w:val="16"/>
-                <w:lang w:eastAsia="it-IT"/>
-              </w:rPr>
-              <w:t xml:space="preserve"> i comandi)</w:t>
+              <w:t xml:space="preserve">Attualmente il Fw </w:t>
+            </w:r>
+            <w:r>
+              <w:rPr>
+                <w:rFonts w:ascii="Arial" w:eastAsia="Times New Roman" w:hAnsi="Arial" w:cs="Arial"/>
+                <w:sz w:val="16"/>
+                <w:szCs w:val="16"/>
+                <w:lang w:eastAsia="it-IT"/>
+              </w:rPr>
+              <w:t>prevede il Master già inserito nel codice (usare n. fittizio per poi cambiarlo cn i comandi)</w:t>
             </w:r>
           </w:p>
         </w:tc>
@@ -10689,7 +10289,6 @@
                 <w:lang w:eastAsia="it-IT"/>
               </w:rPr>
             </w:pPr>
-            <w:proofErr w:type="spellStart"/>
             <w:r>
               <w:rPr>
                 <w:rFonts w:ascii="Arial" w:eastAsia="Times New Roman" w:hAnsi="Arial" w:cs="Arial"/>
@@ -10699,7 +10298,6 @@
               </w:rPr>
               <w:t>Operation</w:t>
             </w:r>
-            <w:proofErr w:type="spellEnd"/>
           </w:p>
         </w:tc>
         <w:tc>
@@ -10954,7 +10552,6 @@
                 <w:lang w:eastAsia="it-IT"/>
               </w:rPr>
             </w:pPr>
-            <w:proofErr w:type="spellStart"/>
             <w:r>
               <w:rPr>
                 <w:rFonts w:ascii="Arial" w:eastAsia="Times New Roman" w:hAnsi="Arial" w:cs="Arial"/>
@@ -10964,7 +10561,6 @@
               </w:rPr>
               <w:t>Operation</w:t>
             </w:r>
-            <w:proofErr w:type="spellEnd"/>
           </w:p>
         </w:tc>
         <w:tc>
@@ -11071,27 +10667,7 @@
                 <w:szCs w:val="16"/>
                 <w:lang w:val="en-US" w:eastAsia="it-IT"/>
               </w:rPr>
-              <w:t xml:space="preserve">SMS a </w:t>
-            </w:r>
-            <w:proofErr w:type="spellStart"/>
-            <w:r>
-              <w:rPr>
-                <w:rFonts w:ascii="Arial" w:eastAsia="Times New Roman" w:hAnsi="Arial" w:cs="Arial"/>
-                <w:sz w:val="16"/>
-                <w:szCs w:val="16"/>
-                <w:lang w:val="en-US" w:eastAsia="it-IT"/>
-              </w:rPr>
-              <w:t>Richiedente</w:t>
-            </w:r>
-            <w:proofErr w:type="spellEnd"/>
-            <w:r>
-              <w:rPr>
-                <w:rFonts w:ascii="Arial" w:eastAsia="Times New Roman" w:hAnsi="Arial" w:cs="Arial"/>
-                <w:sz w:val="16"/>
-                <w:szCs w:val="16"/>
-                <w:lang w:val="en-US" w:eastAsia="it-IT"/>
-              </w:rPr>
-              <w:t xml:space="preserve">; </w:t>
+              <w:t xml:space="preserve">SMS a Richiedente; </w:t>
             </w:r>
             <w:r>
               <w:rPr>
@@ -11182,7 +10758,6 @@
                 <w:lang w:eastAsia="it-IT"/>
               </w:rPr>
             </w:pPr>
-            <w:proofErr w:type="spellStart"/>
             <w:r>
               <w:rPr>
                 <w:rFonts w:ascii="Arial" w:eastAsia="Times New Roman" w:hAnsi="Arial" w:cs="Arial"/>
@@ -11192,7 +10767,6 @@
               </w:rPr>
               <w:t>Operation</w:t>
             </w:r>
-            <w:proofErr w:type="spellEnd"/>
           </w:p>
         </w:tc>
         <w:tc>
@@ -11218,19 +10792,8 @@
                 <w:szCs w:val="16"/>
                 <w:lang w:eastAsia="it-IT"/>
               </w:rPr>
-              <w:t xml:space="preserve">Ritorna il valore di Tensione + </w:t>
-            </w:r>
-            <w:proofErr w:type="spellStart"/>
-            <w:r>
-              <w:rPr>
-                <w:rFonts w:ascii="Arial" w:eastAsia="Times New Roman" w:hAnsi="Arial" w:cs="Arial"/>
-                <w:sz w:val="16"/>
-                <w:szCs w:val="16"/>
-                <w:lang w:eastAsia="it-IT"/>
-              </w:rPr>
-              <w:t>Timestamp</w:t>
-            </w:r>
-            <w:proofErr w:type="spellEnd"/>
+              <w:t>Ritorna il valore di Tensione + Timestamp</w:t>
+            </w:r>
           </w:p>
         </w:tc>
         <w:tc>
@@ -11323,7 +10886,6 @@
                 <w:lang w:eastAsia="it-IT"/>
               </w:rPr>
             </w:pPr>
-            <w:proofErr w:type="spellStart"/>
             <w:r>
               <w:rPr>
                 <w:rFonts w:ascii="Arial" w:eastAsia="Times New Roman" w:hAnsi="Arial" w:cs="Arial"/>
@@ -11335,37 +10897,15 @@
               </w:rPr>
               <w:t>timestamp</w:t>
             </w:r>
-            <w:proofErr w:type="spellEnd"/>
-            <w:r>
-              <w:rPr>
-                <w:rFonts w:ascii="Arial" w:eastAsia="Times New Roman" w:hAnsi="Arial" w:cs="Arial"/>
-                <w:sz w:val="16"/>
-                <w:szCs w:val="16"/>
-                <w:lang w:eastAsia="it-IT"/>
-              </w:rPr>
-              <w:t xml:space="preserve"> “</w:t>
-            </w:r>
-            <w:proofErr w:type="spellStart"/>
-            <w:r>
-              <w:rPr>
-                <w:rFonts w:ascii="Arial" w:eastAsia="Times New Roman" w:hAnsi="Arial" w:cs="Arial"/>
-                <w:sz w:val="16"/>
-                <w:szCs w:val="16"/>
-                <w:lang w:eastAsia="it-IT"/>
-              </w:rPr>
-              <w:t>Current</w:t>
-            </w:r>
-            <w:proofErr w:type="spellEnd"/>
-            <w:r>
-              <w:rPr>
-                <w:rFonts w:ascii="Arial" w:eastAsia="Times New Roman" w:hAnsi="Arial" w:cs="Arial"/>
-                <w:sz w:val="16"/>
-                <w:szCs w:val="16"/>
-                <w:lang w:eastAsia="it-IT"/>
-              </w:rPr>
-              <w:t xml:space="preserve"> Voltage: “</w:t>
-            </w:r>
-            <w:proofErr w:type="spellStart"/>
+            <w:r>
+              <w:rPr>
+                <w:rFonts w:ascii="Arial" w:eastAsia="Times New Roman" w:hAnsi="Arial" w:cs="Arial"/>
+                <w:sz w:val="16"/>
+                <w:szCs w:val="16"/>
+                <w:lang w:eastAsia="it-IT"/>
+              </w:rPr>
+              <w:t xml:space="preserve"> “Current Voltage: “</w:t>
+            </w:r>
             <w:r>
               <w:rPr>
                 <w:rFonts w:ascii="Arial" w:eastAsia="Times New Roman" w:hAnsi="Arial" w:cs="Arial"/>
@@ -11377,35 +10917,14 @@
               </w:rPr>
               <w:t>voltage</w:t>
             </w:r>
-            <w:proofErr w:type="spellEnd"/>
-            <w:r>
-              <w:rPr>
-                <w:rFonts w:ascii="Arial" w:eastAsia="Times New Roman" w:hAnsi="Arial" w:cs="Arial"/>
-                <w:sz w:val="16"/>
-                <w:szCs w:val="16"/>
-                <w:lang w:eastAsia="it-IT"/>
-              </w:rPr>
-              <w:t xml:space="preserve"> “</w:t>
-            </w:r>
-            <w:proofErr w:type="spellStart"/>
-            <w:r>
-              <w:rPr>
-                <w:rFonts w:ascii="Arial" w:eastAsia="Times New Roman" w:hAnsi="Arial" w:cs="Arial"/>
-                <w:sz w:val="16"/>
-                <w:szCs w:val="16"/>
-                <w:lang w:eastAsia="it-IT"/>
-              </w:rPr>
-              <w:t>Vac</w:t>
-            </w:r>
-            <w:proofErr w:type="spellEnd"/>
-            <w:r>
-              <w:rPr>
-                <w:rFonts w:ascii="Arial" w:eastAsia="Times New Roman" w:hAnsi="Arial" w:cs="Arial"/>
-                <w:sz w:val="16"/>
-                <w:szCs w:val="16"/>
-                <w:lang w:eastAsia="it-IT"/>
-              </w:rPr>
-              <w:t>"</w:t>
+            <w:r>
+              <w:rPr>
+                <w:rFonts w:ascii="Arial" w:eastAsia="Times New Roman" w:hAnsi="Arial" w:cs="Arial"/>
+                <w:sz w:val="16"/>
+                <w:szCs w:val="16"/>
+                <w:lang w:eastAsia="it-IT"/>
+              </w:rPr>
+              <w:t xml:space="preserve"> “Vac"</w:t>
             </w:r>
           </w:p>
         </w:tc>
@@ -11475,7 +10994,6 @@
                 <w:lang w:eastAsia="it-IT"/>
               </w:rPr>
             </w:pPr>
-            <w:proofErr w:type="spellStart"/>
             <w:r>
               <w:rPr>
                 <w:rFonts w:ascii="Arial" w:eastAsia="Times New Roman" w:hAnsi="Arial" w:cs="Arial"/>
@@ -11485,7 +11003,6 @@
               </w:rPr>
               <w:t>Operation</w:t>
             </w:r>
-            <w:proofErr w:type="spellEnd"/>
           </w:p>
         </w:tc>
         <w:tc>
@@ -11511,19 +11028,8 @@
                 <w:szCs w:val="16"/>
                 <w:lang w:eastAsia="it-IT"/>
               </w:rPr>
-              <w:t xml:space="preserve">Ritorna il valore di Tensione + </w:t>
-            </w:r>
-            <w:proofErr w:type="spellStart"/>
-            <w:r>
-              <w:rPr>
-                <w:rFonts w:ascii="Arial" w:eastAsia="Times New Roman" w:hAnsi="Arial" w:cs="Arial"/>
-                <w:sz w:val="16"/>
-                <w:szCs w:val="16"/>
-                <w:lang w:eastAsia="it-IT"/>
-              </w:rPr>
-              <w:t>Timestamp</w:t>
-            </w:r>
-            <w:proofErr w:type="spellEnd"/>
+              <w:t>Ritorna il valore di Tensione + Timestamp</w:t>
+            </w:r>
           </w:p>
         </w:tc>
         <w:tc>
@@ -11616,7 +11122,6 @@
                 <w:lang w:eastAsia="it-IT"/>
               </w:rPr>
             </w:pPr>
-            <w:proofErr w:type="spellStart"/>
             <w:r>
               <w:rPr>
                 <w:rFonts w:ascii="Arial" w:eastAsia="Times New Roman" w:hAnsi="Arial" w:cs="Arial"/>
@@ -11628,37 +11133,15 @@
               </w:rPr>
               <w:t>timestamp</w:t>
             </w:r>
-            <w:proofErr w:type="spellEnd"/>
-            <w:r>
-              <w:rPr>
-                <w:rFonts w:ascii="Arial" w:eastAsia="Times New Roman" w:hAnsi="Arial" w:cs="Arial"/>
-                <w:sz w:val="16"/>
-                <w:szCs w:val="16"/>
-                <w:lang w:eastAsia="it-IT"/>
-              </w:rPr>
-              <w:t xml:space="preserve"> “</w:t>
-            </w:r>
-            <w:proofErr w:type="spellStart"/>
-            <w:r>
-              <w:rPr>
-                <w:rFonts w:ascii="Arial" w:eastAsia="Times New Roman" w:hAnsi="Arial" w:cs="Arial"/>
-                <w:sz w:val="16"/>
-                <w:szCs w:val="16"/>
-                <w:lang w:eastAsia="it-IT"/>
-              </w:rPr>
-              <w:t>Current</w:t>
-            </w:r>
-            <w:proofErr w:type="spellEnd"/>
-            <w:r>
-              <w:rPr>
-                <w:rFonts w:ascii="Arial" w:eastAsia="Times New Roman" w:hAnsi="Arial" w:cs="Arial"/>
-                <w:sz w:val="16"/>
-                <w:szCs w:val="16"/>
-                <w:lang w:eastAsia="it-IT"/>
-              </w:rPr>
-              <w:t xml:space="preserve"> Voltage: “</w:t>
-            </w:r>
-            <w:proofErr w:type="spellStart"/>
+            <w:r>
+              <w:rPr>
+                <w:rFonts w:ascii="Arial" w:eastAsia="Times New Roman" w:hAnsi="Arial" w:cs="Arial"/>
+                <w:sz w:val="16"/>
+                <w:szCs w:val="16"/>
+                <w:lang w:eastAsia="it-IT"/>
+              </w:rPr>
+              <w:t xml:space="preserve"> “Current Voltage: “</w:t>
+            </w:r>
             <w:r>
               <w:rPr>
                 <w:rFonts w:ascii="Arial" w:eastAsia="Times New Roman" w:hAnsi="Arial" w:cs="Arial"/>
@@ -11670,35 +11153,14 @@
               </w:rPr>
               <w:t>voltage</w:t>
             </w:r>
-            <w:proofErr w:type="spellEnd"/>
-            <w:r>
-              <w:rPr>
-                <w:rFonts w:ascii="Arial" w:eastAsia="Times New Roman" w:hAnsi="Arial" w:cs="Arial"/>
-                <w:sz w:val="16"/>
-                <w:szCs w:val="16"/>
-                <w:lang w:eastAsia="it-IT"/>
-              </w:rPr>
-              <w:t xml:space="preserve"> “</w:t>
-            </w:r>
-            <w:proofErr w:type="spellStart"/>
-            <w:r>
-              <w:rPr>
-                <w:rFonts w:ascii="Arial" w:eastAsia="Times New Roman" w:hAnsi="Arial" w:cs="Arial"/>
-                <w:sz w:val="16"/>
-                <w:szCs w:val="16"/>
-                <w:lang w:eastAsia="it-IT"/>
-              </w:rPr>
-              <w:t>Vac</w:t>
-            </w:r>
-            <w:proofErr w:type="spellEnd"/>
-            <w:r>
-              <w:rPr>
-                <w:rFonts w:ascii="Arial" w:eastAsia="Times New Roman" w:hAnsi="Arial" w:cs="Arial"/>
-                <w:sz w:val="16"/>
-                <w:szCs w:val="16"/>
-                <w:lang w:eastAsia="it-IT"/>
-              </w:rPr>
-              <w:t>"</w:t>
+            <w:r>
+              <w:rPr>
+                <w:rFonts w:ascii="Arial" w:eastAsia="Times New Roman" w:hAnsi="Arial" w:cs="Arial"/>
+                <w:sz w:val="16"/>
+                <w:szCs w:val="16"/>
+                <w:lang w:eastAsia="it-IT"/>
+              </w:rPr>
+              <w:t xml:space="preserve"> “Vac"</w:t>
             </w:r>
           </w:p>
         </w:tc>
@@ -11768,7 +11230,6 @@
                 <w:lang w:eastAsia="it-IT"/>
               </w:rPr>
             </w:pPr>
-            <w:proofErr w:type="spellStart"/>
             <w:r>
               <w:rPr>
                 <w:rFonts w:ascii="Arial" w:eastAsia="Times New Roman" w:hAnsi="Arial" w:cs="Arial"/>
@@ -11778,7 +11239,6 @@
               </w:rPr>
               <w:t>Operation</w:t>
             </w:r>
-            <w:proofErr w:type="spellEnd"/>
           </w:p>
         </w:tc>
         <w:tc>
@@ -11804,19 +11264,8 @@
                 <w:szCs w:val="16"/>
                 <w:lang w:eastAsia="it-IT"/>
               </w:rPr>
-              <w:t xml:space="preserve">Ritorna il valore di Tensione + </w:t>
-            </w:r>
-            <w:proofErr w:type="spellStart"/>
-            <w:r>
-              <w:rPr>
-                <w:rFonts w:ascii="Arial" w:eastAsia="Times New Roman" w:hAnsi="Arial" w:cs="Arial"/>
-                <w:sz w:val="16"/>
-                <w:szCs w:val="16"/>
-                <w:lang w:eastAsia="it-IT"/>
-              </w:rPr>
-              <w:t>Timestamp</w:t>
-            </w:r>
-            <w:proofErr w:type="spellEnd"/>
+              <w:t>Ritorna il valore di Tensione + Timestamp</w:t>
+            </w:r>
           </w:p>
         </w:tc>
         <w:tc>
@@ -12000,7 +11449,6 @@
                 <w:lang w:val="en-US" w:eastAsia="it-IT"/>
               </w:rPr>
             </w:pPr>
-            <w:proofErr w:type="spellStart"/>
             <w:r>
               <w:rPr>
                 <w:rFonts w:ascii="Arial" w:eastAsia="Times New Roman" w:hAnsi="Arial" w:cs="Arial"/>
@@ -12010,7 +11458,6 @@
               </w:rPr>
               <w:t>Operation</w:t>
             </w:r>
-            <w:proofErr w:type="spellEnd"/>
           </w:p>
         </w:tc>
         <w:tc>
@@ -12205,7 +11652,6 @@
                 <w:lang w:eastAsia="it-IT"/>
               </w:rPr>
             </w:pPr>
-            <w:proofErr w:type="spellStart"/>
             <w:r>
               <w:rPr>
                 <w:rFonts w:ascii="Arial" w:eastAsia="Times New Roman" w:hAnsi="Arial" w:cs="Arial"/>
@@ -12215,7 +11661,6 @@
               </w:rPr>
               <w:t>Operation</w:t>
             </w:r>
-            <w:proofErr w:type="spellEnd"/>
           </w:p>
         </w:tc>
         <w:tc>
@@ -12340,27 +11785,7 @@
                 <w:szCs w:val="16"/>
                 <w:lang w:val="en-US" w:eastAsia="it-IT"/>
               </w:rPr>
-              <w:t xml:space="preserve">SMS a </w:t>
-            </w:r>
-            <w:proofErr w:type="spellStart"/>
-            <w:r>
-              <w:rPr>
-                <w:rFonts w:ascii="Arial" w:eastAsia="Times New Roman" w:hAnsi="Arial" w:cs="Arial"/>
-                <w:sz w:val="16"/>
-                <w:szCs w:val="16"/>
-                <w:lang w:val="en-US" w:eastAsia="it-IT"/>
-              </w:rPr>
-              <w:t>Richiedente</w:t>
-            </w:r>
-            <w:proofErr w:type="spellEnd"/>
-            <w:r>
-              <w:rPr>
-                <w:rFonts w:ascii="Arial" w:eastAsia="Times New Roman" w:hAnsi="Arial" w:cs="Arial"/>
-                <w:sz w:val="16"/>
-                <w:szCs w:val="16"/>
-                <w:lang w:val="en-US" w:eastAsia="it-IT"/>
-              </w:rPr>
-              <w:t xml:space="preserve">; </w:t>
+              <w:t xml:space="preserve">SMS a Richiedente; </w:t>
             </w:r>
             <w:r>
               <w:rPr>
@@ -12439,7 +11864,6 @@
                 <w:lang w:val="en-US" w:eastAsia="it-IT"/>
               </w:rPr>
             </w:pPr>
-            <w:proofErr w:type="spellStart"/>
             <w:r>
               <w:rPr>
                 <w:rFonts w:ascii="Arial" w:eastAsia="Times New Roman" w:hAnsi="Arial" w:cs="Arial"/>
@@ -12449,7 +11873,6 @@
               </w:rPr>
               <w:t>Operation</w:t>
             </w:r>
-            <w:proofErr w:type="spellEnd"/>
           </w:p>
         </w:tc>
         <w:tc>
@@ -12699,7 +12122,7 @@
                     <pic:cNvPicPr/>
                   </pic:nvPicPr>
                   <pic:blipFill>
-                    <a:blip r:embed="rId8"/>
+                    <a:blip r:embed="rId12"/>
                     <a:stretch>
                       <a:fillRect/>
                     </a:stretch>
@@ -12751,7 +12174,7 @@
                     <pic:cNvPicPr/>
                   </pic:nvPicPr>
                   <pic:blipFill>
-                    <a:blip r:embed="rId9"/>
+                    <a:blip r:embed="rId13"/>
                     <a:stretch>
                       <a:fillRect/>
                     </a:stretch>
@@ -12803,55 +12226,28 @@
           <w:lang w:val="en-US"/>
         </w:rPr>
       </w:pPr>
-      <w:proofErr w:type="spellStart"/>
       <w:r>
         <w:rPr>
           <w:rFonts w:ascii="Arial" w:hAnsi="Arial" w:cs="Arial"/>
           <w:lang w:val="en-US"/>
         </w:rPr>
-        <w:t>Verificare</w:t>
-      </w:r>
-      <w:proofErr w:type="spellEnd"/>
-      <w:r>
+        <w:t>Verificare CalcNauxphones</w:t>
+      </w:r>
+    </w:p>
+    <w:p>
+      <w:pPr>
         <w:rPr>
           <w:rFonts w:ascii="Arial" w:hAnsi="Arial" w:cs="Arial"/>
           <w:lang w:val="en-US"/>
         </w:rPr>
-        <w:t xml:space="preserve"> </w:t>
-      </w:r>
-      <w:proofErr w:type="spellStart"/>
+      </w:pPr>
       <w:r>
         <w:rPr>
           <w:rFonts w:ascii="Arial" w:hAnsi="Arial" w:cs="Arial"/>
           <w:lang w:val="en-US"/>
         </w:rPr>
-        <w:t>CalcNauxphones</w:t>
-      </w:r>
-      <w:proofErr w:type="spellEnd"/>
-    </w:p>
-    <w:p>
-      <w:pPr>
-        <w:rPr>
-          <w:rFonts w:ascii="Arial" w:hAnsi="Arial" w:cs="Arial"/>
-          <w:lang w:val="en-US"/>
-        </w:rPr>
-      </w:pPr>
-      <w:r>
-        <w:rPr>
-          <w:rFonts w:ascii="Arial" w:hAnsi="Arial" w:cs="Arial"/>
-          <w:lang w:val="en-US"/>
-        </w:rPr>
-        <w:t xml:space="preserve">List </w:t>
-      </w:r>
-      <w:proofErr w:type="spellStart"/>
-      <w:r>
-        <w:rPr>
-          <w:rFonts w:ascii="Arial" w:hAnsi="Arial" w:cs="Arial"/>
-          <w:lang w:val="en-US"/>
-        </w:rPr>
-        <w:t>AutPhones</w:t>
-      </w:r>
-      <w:proofErr w:type="spellEnd"/>
+        <w:t>List AutPhones</w:t>
+      </w:r>
     </w:p>
     <w:p>
       <w:pPr>
@@ -13244,7 +12640,6 @@
               </w:rPr>
               <w:t>Master (</w:t>
             </w:r>
-            <w:proofErr w:type="spellStart"/>
             <w:r>
               <w:rPr>
                 <w:rFonts w:ascii="Courier New" w:eastAsia="Times New Roman" w:hAnsi="Courier New" w:cs="Courier New"/>
@@ -13252,17 +12647,7 @@
                 <w:szCs w:val="20"/>
                 <w:lang w:eastAsia="it-IT"/>
               </w:rPr>
-              <w:t>phoneAut</w:t>
-            </w:r>
-            <w:proofErr w:type="spellEnd"/>
-            <w:r>
-              <w:rPr>
-                <w:rFonts w:ascii="Courier New" w:eastAsia="Times New Roman" w:hAnsi="Courier New" w:cs="Courier New"/>
-                <w:sz w:val="20"/>
-                <w:szCs w:val="20"/>
-                <w:lang w:eastAsia="it-IT"/>
-              </w:rPr>
-              <w:t>[0]</w:t>
+              <w:t>phoneAut[0]</w:t>
             </w:r>
             <w:r>
               <w:rPr>
@@ -13332,7 +12717,6 @@
               </w:rPr>
               <w:t>A1 (</w:t>
             </w:r>
-            <w:proofErr w:type="spellStart"/>
             <w:r>
               <w:rPr>
                 <w:rFonts w:ascii="Courier New" w:eastAsia="Times New Roman" w:hAnsi="Courier New" w:cs="Courier New"/>
@@ -13340,17 +12724,7 @@
                 <w:szCs w:val="20"/>
                 <w:lang w:eastAsia="it-IT"/>
               </w:rPr>
-              <w:t>phoneAut</w:t>
-            </w:r>
-            <w:proofErr w:type="spellEnd"/>
-            <w:r>
-              <w:rPr>
-                <w:rFonts w:ascii="Courier New" w:eastAsia="Times New Roman" w:hAnsi="Courier New" w:cs="Courier New"/>
-                <w:sz w:val="20"/>
-                <w:szCs w:val="20"/>
-                <w:lang w:eastAsia="it-IT"/>
-              </w:rPr>
-              <w:t>[1]</w:t>
+              <w:t>phoneAut[1]</w:t>
             </w:r>
             <w:r>
               <w:rPr>
@@ -13420,7 +12794,6 @@
               </w:rPr>
               <w:t>A2 (</w:t>
             </w:r>
-            <w:proofErr w:type="spellStart"/>
             <w:r>
               <w:rPr>
                 <w:rFonts w:ascii="Courier New" w:eastAsia="Times New Roman" w:hAnsi="Courier New" w:cs="Courier New"/>
@@ -13428,17 +12801,7 @@
                 <w:szCs w:val="20"/>
                 <w:lang w:eastAsia="it-IT"/>
               </w:rPr>
-              <w:t>phoneAut</w:t>
-            </w:r>
-            <w:proofErr w:type="spellEnd"/>
-            <w:r>
-              <w:rPr>
-                <w:rFonts w:ascii="Courier New" w:eastAsia="Times New Roman" w:hAnsi="Courier New" w:cs="Courier New"/>
-                <w:sz w:val="20"/>
-                <w:szCs w:val="20"/>
-                <w:lang w:eastAsia="it-IT"/>
-              </w:rPr>
-              <w:t>[2]</w:t>
+              <w:t>phoneAut[2]</w:t>
             </w:r>
             <w:r>
               <w:rPr>
@@ -13508,7 +12871,6 @@
               </w:rPr>
               <w:t>A3 (</w:t>
             </w:r>
-            <w:proofErr w:type="spellStart"/>
             <w:r>
               <w:rPr>
                 <w:rFonts w:ascii="Courier New" w:eastAsia="Times New Roman" w:hAnsi="Courier New" w:cs="Courier New"/>
@@ -13516,17 +12878,7 @@
                 <w:szCs w:val="20"/>
                 <w:lang w:eastAsia="it-IT"/>
               </w:rPr>
-              <w:t>phoneAut</w:t>
-            </w:r>
-            <w:proofErr w:type="spellEnd"/>
-            <w:r>
-              <w:rPr>
-                <w:rFonts w:ascii="Courier New" w:eastAsia="Times New Roman" w:hAnsi="Courier New" w:cs="Courier New"/>
-                <w:sz w:val="20"/>
-                <w:szCs w:val="20"/>
-                <w:lang w:eastAsia="it-IT"/>
-              </w:rPr>
-              <w:t>[3]</w:t>
+              <w:t>phoneAut[3]</w:t>
             </w:r>
             <w:r>
               <w:rPr>
@@ -13654,47 +13006,7 @@
           <w:szCs w:val="20"/>
           <w:lang w:val="en-US" w:eastAsia="it-IT"/>
         </w:rPr>
-        <w:t xml:space="preserve">char phone[16], </w:t>
-      </w:r>
-      <w:proofErr w:type="spellStart"/>
-      <w:r>
-        <w:rPr>
-          <w:rFonts w:ascii="Courier New" w:eastAsia="Times New Roman" w:hAnsi="Courier New" w:cs="Courier New"/>
-          <w:sz w:val="20"/>
-          <w:szCs w:val="20"/>
-          <w:lang w:val="en-US" w:eastAsia="it-IT"/>
-        </w:rPr>
-        <w:t>phoneT</w:t>
-      </w:r>
-      <w:proofErr w:type="spellEnd"/>
-      <w:r>
-        <w:rPr>
-          <w:rFonts w:ascii="Courier New" w:eastAsia="Times New Roman" w:hAnsi="Courier New" w:cs="Courier New"/>
-          <w:sz w:val="20"/>
-          <w:szCs w:val="20"/>
-          <w:lang w:val="en-US" w:eastAsia="it-IT"/>
-        </w:rPr>
-        <w:t xml:space="preserve">[16], </w:t>
-      </w:r>
-      <w:proofErr w:type="spellStart"/>
-      <w:r>
-        <w:rPr>
-          <w:rFonts w:ascii="Courier New" w:eastAsia="Times New Roman" w:hAnsi="Courier New" w:cs="Courier New"/>
-          <w:sz w:val="20"/>
-          <w:szCs w:val="20"/>
-          <w:lang w:val="en-US" w:eastAsia="it-IT"/>
-        </w:rPr>
-        <w:t>EStr</w:t>
-      </w:r>
-      <w:proofErr w:type="spellEnd"/>
-      <w:r>
-        <w:rPr>
-          <w:rFonts w:ascii="Courier New" w:eastAsia="Times New Roman" w:hAnsi="Courier New" w:cs="Courier New"/>
-          <w:sz w:val="20"/>
-          <w:szCs w:val="20"/>
-          <w:lang w:val="en-US" w:eastAsia="it-IT"/>
-        </w:rPr>
-        <w:t>[4][16];</w:t>
+        <w:t>char phone[16], phoneT[16], EStr[4][16];</w:t>
       </w:r>
     </w:p>
     <w:p>
@@ -13761,27 +13073,7 @@
           <w:szCs w:val="20"/>
           <w:lang w:val="en-US" w:eastAsia="it-IT"/>
         </w:rPr>
-        <w:t xml:space="preserve">char </w:t>
-      </w:r>
-      <w:proofErr w:type="spellStart"/>
-      <w:r>
-        <w:rPr>
-          <w:rFonts w:ascii="Courier New" w:eastAsia="Times New Roman" w:hAnsi="Courier New" w:cs="Courier New"/>
-          <w:sz w:val="20"/>
-          <w:szCs w:val="20"/>
-          <w:lang w:val="en-US" w:eastAsia="it-IT"/>
-        </w:rPr>
-        <w:t>phoneAut</w:t>
-      </w:r>
-      <w:proofErr w:type="spellEnd"/>
-      <w:r>
-        <w:rPr>
-          <w:rFonts w:ascii="Courier New" w:eastAsia="Times New Roman" w:hAnsi="Courier New" w:cs="Courier New"/>
-          <w:sz w:val="20"/>
-          <w:szCs w:val="20"/>
-          <w:lang w:val="en-US" w:eastAsia="it-IT"/>
-        </w:rPr>
-        <w:t>[][16] = {</w:t>
+        <w:t>char phoneAut[][16] = {</w:t>
       </w:r>
     </w:p>
     <w:p>
@@ -14040,27 +13332,7 @@
           <w:szCs w:val="24"/>
           <w:lang w:val="en-US" w:eastAsia="it-IT"/>
         </w:rPr>
-        <w:t xml:space="preserve">La </w:t>
-      </w:r>
-      <w:proofErr w:type="spellStart"/>
-      <w:r>
-        <w:rPr>
-          <w:rFonts w:ascii="Times New Roman" w:eastAsia="Times New Roman" w:hAnsi="Times New Roman" w:cs="Times New Roman"/>
-          <w:sz w:val="24"/>
-          <w:szCs w:val="24"/>
-          <w:lang w:val="en-US" w:eastAsia="it-IT"/>
-        </w:rPr>
-        <w:t>funzione</w:t>
-      </w:r>
-      <w:proofErr w:type="spellEnd"/>
-      <w:r>
-        <w:rPr>
-          <w:rFonts w:ascii="Times New Roman" w:eastAsia="Times New Roman" w:hAnsi="Times New Roman" w:cs="Times New Roman"/>
-          <w:sz w:val="24"/>
-          <w:szCs w:val="24"/>
-          <w:lang w:val="en-US" w:eastAsia="it-IT"/>
-        </w:rPr>
-        <w:t>:</w:t>
+        <w:t>La funzione:</w:t>
       </w:r>
     </w:p>
     <w:p>
@@ -14091,7 +13363,6 @@
           <w:lang w:val="en-US" w:eastAsia="it-IT"/>
         </w:rPr>
       </w:pPr>
-      <w:proofErr w:type="spellStart"/>
       <w:r>
         <w:rPr>
           <w:rFonts w:ascii="Courier New" w:eastAsia="Times New Roman" w:hAnsi="Courier New" w:cs="Courier New"/>
@@ -14099,37 +13370,7 @@
           <w:szCs w:val="20"/>
           <w:lang w:val="en-US" w:eastAsia="it-IT"/>
         </w:rPr>
-        <w:t>writeString</w:t>
-      </w:r>
-      <w:proofErr w:type="spellEnd"/>
-      <w:r>
-        <w:rPr>
-          <w:rFonts w:ascii="Courier New" w:eastAsia="Times New Roman" w:hAnsi="Courier New" w:cs="Courier New"/>
-          <w:sz w:val="20"/>
-          <w:szCs w:val="20"/>
-          <w:lang w:val="en-US" w:eastAsia="it-IT"/>
-        </w:rPr>
-        <w:t>(uint8_t offs, const char *</w:t>
-      </w:r>
-      <w:proofErr w:type="spellStart"/>
-      <w:r>
-        <w:rPr>
-          <w:rFonts w:ascii="Courier New" w:eastAsia="Times New Roman" w:hAnsi="Courier New" w:cs="Courier New"/>
-          <w:sz w:val="20"/>
-          <w:szCs w:val="20"/>
-          <w:lang w:val="en-US" w:eastAsia="it-IT"/>
-        </w:rPr>
-        <w:t>edata</w:t>
-      </w:r>
-      <w:proofErr w:type="spellEnd"/>
-      <w:r>
-        <w:rPr>
-          <w:rFonts w:ascii="Courier New" w:eastAsia="Times New Roman" w:hAnsi="Courier New" w:cs="Courier New"/>
-          <w:sz w:val="20"/>
-          <w:szCs w:val="20"/>
-          <w:lang w:val="en-US" w:eastAsia="it-IT"/>
-        </w:rPr>
-        <w:t>)</w:t>
+        <w:t>writeString(uint8_t offs, const char *edata)</w:t>
       </w:r>
     </w:p>
     <w:p>
@@ -14180,7 +13421,6 @@
           <w:lang w:eastAsia="it-IT"/>
         </w:rPr>
       </w:pPr>
-      <w:proofErr w:type="spellStart"/>
       <w:r>
         <w:rPr>
           <w:rFonts w:ascii="Courier New" w:eastAsia="Times New Roman" w:hAnsi="Courier New" w:cs="Courier New"/>
@@ -14188,9 +13428,89 @@
           <w:szCs w:val="20"/>
           <w:lang w:eastAsia="it-IT"/>
         </w:rPr>
-        <w:t>while</w:t>
-      </w:r>
-      <w:proofErr w:type="spellEnd"/>
+        <w:t>while (edata[i] != '\0' &amp;&amp; i &lt; 20)</w:t>
+      </w:r>
+    </w:p>
+    <w:p>
+      <w:pPr>
+        <w:spacing w:before="100" w:beforeAutospacing="1" w:after="100" w:afterAutospacing="1" w:line="240" w:lineRule="auto"/>
+        <w:rPr>
+          <w:rFonts w:ascii="Times New Roman" w:eastAsia="Times New Roman" w:hAnsi="Times New Roman" w:cs="Times New Roman"/>
+          <w:sz w:val="24"/>
+          <w:szCs w:val="24"/>
+          <w:lang w:eastAsia="it-IT"/>
+        </w:rPr>
+      </w:pPr>
+      <w:r>
+        <w:rPr>
+          <w:rFonts w:ascii="Times New Roman" w:eastAsia="Times New Roman" w:hAnsi="Times New Roman" w:cs="Times New Roman"/>
+          <w:sz w:val="24"/>
+          <w:szCs w:val="24"/>
+          <w:lang w:eastAsia="it-IT"/>
+        </w:rPr>
+        <w:lastRenderedPageBreak/>
+        <w:t xml:space="preserve">e quindi può scrivere fino a </w:t>
+      </w:r>
+      <w:r>
+        <w:rPr>
+          <w:rFonts w:ascii="Times New Roman" w:eastAsia="Times New Roman" w:hAnsi="Times New Roman" w:cs="Times New Roman"/>
+          <w:b/>
+          <w:bCs/>
+          <w:sz w:val="24"/>
+          <w:szCs w:val="24"/>
+          <w:lang w:eastAsia="it-IT"/>
+        </w:rPr>
+        <w:t>20 caratteri</w:t>
+      </w:r>
+      <w:r>
+        <w:rPr>
+          <w:rFonts w:ascii="Times New Roman" w:eastAsia="Times New Roman" w:hAnsi="Times New Roman" w:cs="Times New Roman"/>
+          <w:sz w:val="24"/>
+          <w:szCs w:val="24"/>
+          <w:lang w:eastAsia="it-IT"/>
+        </w:rPr>
+        <w:t xml:space="preserve">, mentre i buffer che ricevono i dati sono di soli </w:t>
+      </w:r>
+      <w:r>
+        <w:rPr>
+          <w:rFonts w:ascii="Times New Roman" w:eastAsia="Times New Roman" w:hAnsi="Times New Roman" w:cs="Times New Roman"/>
+          <w:b/>
+          <w:bCs/>
+          <w:sz w:val="24"/>
+          <w:szCs w:val="24"/>
+          <w:lang w:eastAsia="it-IT"/>
+        </w:rPr>
+        <w:t>16 byte</w:t>
+      </w:r>
+      <w:r>
+        <w:rPr>
+          <w:rFonts w:ascii="Times New Roman" w:eastAsia="Times New Roman" w:hAnsi="Times New Roman" w:cs="Times New Roman"/>
+          <w:sz w:val="24"/>
+          <w:szCs w:val="24"/>
+          <w:lang w:eastAsia="it-IT"/>
+        </w:rPr>
+        <w:t>. Questo è uno dei punti che va corretto/verificato con particolare attenzione.</w:t>
+      </w:r>
+    </w:p>
+    <w:p>
+      <w:pPr>
+        <w:spacing w:before="100" w:beforeAutospacing="1" w:after="100" w:afterAutospacing="1" w:line="240" w:lineRule="auto"/>
+        <w:rPr>
+          <w:rFonts w:ascii="Times New Roman" w:eastAsia="Times New Roman" w:hAnsi="Times New Roman" w:cs="Times New Roman"/>
+          <w:sz w:val="24"/>
+          <w:szCs w:val="24"/>
+          <w:lang w:eastAsia="it-IT"/>
+        </w:rPr>
+      </w:pPr>
+      <w:r>
+        <w:rPr>
+          <w:rFonts w:ascii="Times New Roman" w:eastAsia="Times New Roman" w:hAnsi="Times New Roman" w:cs="Times New Roman"/>
+          <w:sz w:val="24"/>
+          <w:szCs w:val="24"/>
+          <w:lang w:eastAsia="it-IT"/>
+        </w:rPr>
+        <w:t xml:space="preserve">Inoltre, nel tuo schema </w:t>
+      </w:r>
       <w:r>
         <w:rPr>
           <w:rFonts w:ascii="Courier New" w:eastAsia="Times New Roman" w:hAnsi="Courier New" w:cs="Courier New"/>
@@ -14198,9 +13518,37 @@
           <w:szCs w:val="20"/>
           <w:lang w:eastAsia="it-IT"/>
         </w:rPr>
-        <w:t xml:space="preserve"> (</w:t>
-      </w:r>
-      <w:proofErr w:type="spellStart"/>
+        <w:t>6 + i*17</w:t>
+      </w:r>
+      <w:r>
+        <w:rPr>
+          <w:rFonts w:ascii="Times New Roman" w:eastAsia="Times New Roman" w:hAnsi="Times New Roman" w:cs="Times New Roman"/>
+          <w:sz w:val="24"/>
+          <w:szCs w:val="24"/>
+          <w:lang w:eastAsia="it-IT"/>
+        </w:rPr>
+        <w:t xml:space="preserve"> lasci </w:t>
+      </w:r>
+      <w:r>
+        <w:rPr>
+          <w:rFonts w:ascii="Times New Roman" w:eastAsia="Times New Roman" w:hAnsi="Times New Roman" w:cs="Times New Roman"/>
+          <w:b/>
+          <w:bCs/>
+          <w:sz w:val="24"/>
+          <w:szCs w:val="24"/>
+          <w:lang w:eastAsia="it-IT"/>
+        </w:rPr>
+        <w:t>17 byte per ogni telefono</w:t>
+      </w:r>
+      <w:r>
+        <w:rPr>
+          <w:rFonts w:ascii="Times New Roman" w:eastAsia="Times New Roman" w:hAnsi="Times New Roman" w:cs="Times New Roman"/>
+          <w:sz w:val="24"/>
+          <w:szCs w:val="24"/>
+          <w:lang w:eastAsia="it-IT"/>
+        </w:rPr>
+        <w:t xml:space="preserve">, mentre </w:t>
+      </w:r>
       <w:r>
         <w:rPr>
           <w:rFonts w:ascii="Courier New" w:eastAsia="Times New Roman" w:hAnsi="Courier New" w:cs="Courier New"/>
@@ -14208,156 +13556,7 @@
           <w:szCs w:val="20"/>
           <w:lang w:eastAsia="it-IT"/>
         </w:rPr>
-        <w:t>edata</w:t>
-      </w:r>
-      <w:proofErr w:type="spellEnd"/>
-      <w:r>
-        <w:rPr>
-          <w:rFonts w:ascii="Courier New" w:eastAsia="Times New Roman" w:hAnsi="Courier New" w:cs="Courier New"/>
-          <w:sz w:val="20"/>
-          <w:szCs w:val="20"/>
-          <w:lang w:eastAsia="it-IT"/>
-        </w:rPr>
-        <w:t>[i] != '\0' &amp;&amp; i &lt; 20)</w:t>
-      </w:r>
-    </w:p>
-    <w:p>
-      <w:pPr>
-        <w:spacing w:before="100" w:beforeAutospacing="1" w:after="100" w:afterAutospacing="1" w:line="240" w:lineRule="auto"/>
-        <w:rPr>
-          <w:rFonts w:ascii="Times New Roman" w:eastAsia="Times New Roman" w:hAnsi="Times New Roman" w:cs="Times New Roman"/>
-          <w:sz w:val="24"/>
-          <w:szCs w:val="24"/>
-          <w:lang w:eastAsia="it-IT"/>
-        </w:rPr>
-      </w:pPr>
-      <w:r>
-        <w:rPr>
-          <w:rFonts w:ascii="Times New Roman" w:eastAsia="Times New Roman" w:hAnsi="Times New Roman" w:cs="Times New Roman"/>
-          <w:sz w:val="24"/>
-          <w:szCs w:val="24"/>
-          <w:lang w:eastAsia="it-IT"/>
-        </w:rPr>
-        <w:lastRenderedPageBreak/>
-        <w:t xml:space="preserve">e quindi può scrivere fino a </w:t>
-      </w:r>
-      <w:r>
-        <w:rPr>
-          <w:rFonts w:ascii="Times New Roman" w:eastAsia="Times New Roman" w:hAnsi="Times New Roman" w:cs="Times New Roman"/>
-          <w:b/>
-          <w:bCs/>
-          <w:sz w:val="24"/>
-          <w:szCs w:val="24"/>
-          <w:lang w:eastAsia="it-IT"/>
-        </w:rPr>
-        <w:t>20 caratteri</w:t>
-      </w:r>
-      <w:r>
-        <w:rPr>
-          <w:rFonts w:ascii="Times New Roman" w:eastAsia="Times New Roman" w:hAnsi="Times New Roman" w:cs="Times New Roman"/>
-          <w:sz w:val="24"/>
-          <w:szCs w:val="24"/>
-          <w:lang w:eastAsia="it-IT"/>
-        </w:rPr>
-        <w:t xml:space="preserve">, mentre i buffer che ricevono i dati sono di soli </w:t>
-      </w:r>
-      <w:r>
-        <w:rPr>
-          <w:rFonts w:ascii="Times New Roman" w:eastAsia="Times New Roman" w:hAnsi="Times New Roman" w:cs="Times New Roman"/>
-          <w:b/>
-          <w:bCs/>
-          <w:sz w:val="24"/>
-          <w:szCs w:val="24"/>
-          <w:lang w:eastAsia="it-IT"/>
-        </w:rPr>
-        <w:t>16 byte</w:t>
-      </w:r>
-      <w:r>
-        <w:rPr>
-          <w:rFonts w:ascii="Times New Roman" w:eastAsia="Times New Roman" w:hAnsi="Times New Roman" w:cs="Times New Roman"/>
-          <w:sz w:val="24"/>
-          <w:szCs w:val="24"/>
-          <w:lang w:eastAsia="it-IT"/>
-        </w:rPr>
-        <w:t>. Questo è uno dei punti che va corretto/verificato con particolare attenzione.</w:t>
-      </w:r>
-    </w:p>
-    <w:p>
-      <w:pPr>
-        <w:spacing w:before="100" w:beforeAutospacing="1" w:after="100" w:afterAutospacing="1" w:line="240" w:lineRule="auto"/>
-        <w:rPr>
-          <w:rFonts w:ascii="Times New Roman" w:eastAsia="Times New Roman" w:hAnsi="Times New Roman" w:cs="Times New Roman"/>
-          <w:sz w:val="24"/>
-          <w:szCs w:val="24"/>
-          <w:lang w:eastAsia="it-IT"/>
-        </w:rPr>
-      </w:pPr>
-      <w:r>
-        <w:rPr>
-          <w:rFonts w:ascii="Times New Roman" w:eastAsia="Times New Roman" w:hAnsi="Times New Roman" w:cs="Times New Roman"/>
-          <w:sz w:val="24"/>
-          <w:szCs w:val="24"/>
-          <w:lang w:eastAsia="it-IT"/>
-        </w:rPr>
-        <w:t xml:space="preserve">Inoltre, nel tuo schema </w:t>
-      </w:r>
-      <w:r>
-        <w:rPr>
-          <w:rFonts w:ascii="Courier New" w:eastAsia="Times New Roman" w:hAnsi="Courier New" w:cs="Courier New"/>
-          <w:sz w:val="20"/>
-          <w:szCs w:val="20"/>
-          <w:lang w:eastAsia="it-IT"/>
-        </w:rPr>
-        <w:t>6 + i*17</w:t>
-      </w:r>
-      <w:r>
-        <w:rPr>
-          <w:rFonts w:ascii="Times New Roman" w:eastAsia="Times New Roman" w:hAnsi="Times New Roman" w:cs="Times New Roman"/>
-          <w:sz w:val="24"/>
-          <w:szCs w:val="24"/>
-          <w:lang w:eastAsia="it-IT"/>
-        </w:rPr>
-        <w:t xml:space="preserve"> lasci </w:t>
-      </w:r>
-      <w:r>
-        <w:rPr>
-          <w:rFonts w:ascii="Times New Roman" w:eastAsia="Times New Roman" w:hAnsi="Times New Roman" w:cs="Times New Roman"/>
-          <w:b/>
-          <w:bCs/>
-          <w:sz w:val="24"/>
-          <w:szCs w:val="24"/>
-          <w:lang w:eastAsia="it-IT"/>
-        </w:rPr>
-        <w:t>17 byte per ogni telefono</w:t>
-      </w:r>
-      <w:r>
-        <w:rPr>
-          <w:rFonts w:ascii="Times New Roman" w:eastAsia="Times New Roman" w:hAnsi="Times New Roman" w:cs="Times New Roman"/>
-          <w:sz w:val="24"/>
-          <w:szCs w:val="24"/>
-          <w:lang w:eastAsia="it-IT"/>
-        </w:rPr>
-        <w:t xml:space="preserve">, mentre </w:t>
-      </w:r>
-      <w:proofErr w:type="spellStart"/>
-      <w:r>
-        <w:rPr>
-          <w:rFonts w:ascii="Courier New" w:eastAsia="Times New Roman" w:hAnsi="Courier New" w:cs="Courier New"/>
-          <w:sz w:val="20"/>
-          <w:szCs w:val="20"/>
-          <w:lang w:eastAsia="it-IT"/>
-        </w:rPr>
-        <w:t>phoneAut</w:t>
-      </w:r>
-      <w:proofErr w:type="spellEnd"/>
-      <w:r>
-        <w:rPr>
-          <w:rFonts w:ascii="Courier New" w:eastAsia="Times New Roman" w:hAnsi="Courier New" w:cs="Courier New"/>
-          <w:sz w:val="20"/>
-          <w:szCs w:val="20"/>
-          <w:lang w:eastAsia="it-IT"/>
-        </w:rPr>
-        <w:t>[i]</w:t>
+        <w:t>phoneAut[i]</w:t>
       </w:r>
       <w:r>
         <w:rPr>
@@ -14777,7 +13976,6 @@
               </w:rPr>
               <w:t xml:space="preserve">Reset giornaliero </w:t>
             </w:r>
-            <w:proofErr w:type="spellStart"/>
             <w:r>
               <w:rPr>
                 <w:rFonts w:ascii="Courier New" w:eastAsia="Times New Roman" w:hAnsi="Courier New" w:cs="Courier New"/>
@@ -14785,17 +13983,7 @@
                 <w:szCs w:val="20"/>
                 <w:lang w:eastAsia="it-IT"/>
               </w:rPr>
-              <w:t>initapp</w:t>
-            </w:r>
-            <w:proofErr w:type="spellEnd"/>
-            <w:r>
-              <w:rPr>
-                <w:rFonts w:ascii="Courier New" w:eastAsia="Times New Roman" w:hAnsi="Courier New" w:cs="Courier New"/>
-                <w:sz w:val="20"/>
-                <w:szCs w:val="20"/>
-                <w:lang w:eastAsia="it-IT"/>
-              </w:rPr>
-              <w:t>()</w:t>
+              <w:t>initapp()</w:t>
             </w:r>
           </w:p>
         </w:tc>
@@ -15248,80 +14436,44 @@
           <w:rFonts w:ascii="Arial" w:hAnsi="Arial" w:cs="Arial"/>
         </w:rPr>
         <w:tab/>
-        <w:t xml:space="preserve">Copia numeri da EEPROM e li mette in </w:t>
-      </w:r>
-      <w:proofErr w:type="spellStart"/>
-      <w:r>
+        <w:t>Copia numeri da EEPROM e li mette in EStr e phoneAut</w:t>
+      </w:r>
+    </w:p>
+    <w:p>
+      <w:pPr>
         <w:rPr>
           <w:rFonts w:ascii="Arial" w:hAnsi="Arial" w:cs="Arial"/>
         </w:rPr>
-        <w:t>EStr</w:t>
-      </w:r>
-      <w:proofErr w:type="spellEnd"/>
+      </w:pPr>
       <w:r>
         <w:rPr>
           <w:rFonts w:ascii="Arial" w:hAnsi="Arial" w:cs="Arial"/>
         </w:rPr>
-        <w:t xml:space="preserve"> e </w:t>
-      </w:r>
-      <w:proofErr w:type="spellStart"/>
+        <w:t>Comando M</w:t>
+      </w:r>
       <w:r>
         <w:rPr>
           <w:rFonts w:ascii="Arial" w:hAnsi="Arial" w:cs="Arial"/>
         </w:rPr>
-        <w:t>phoneAut</w:t>
-      </w:r>
-      <w:proofErr w:type="spellEnd"/>
-    </w:p>
-    <w:p>
-      <w:pPr>
+        <w:tab/>
+      </w:r>
+      <w:r>
         <w:rPr>
           <w:rFonts w:ascii="Arial" w:hAnsi="Arial" w:cs="Arial"/>
         </w:rPr>
-      </w:pPr>
+        <w:t>Copia numer</w:t>
+      </w:r>
       <w:r>
         <w:rPr>
           <w:rFonts w:ascii="Arial" w:hAnsi="Arial" w:cs="Arial"/>
         </w:rPr>
-        <w:t>Comando M</w:t>
+        <w:t>o MASTER</w:t>
       </w:r>
       <w:r>
         <w:rPr>
           <w:rFonts w:ascii="Arial" w:hAnsi="Arial" w:cs="Arial"/>
         </w:rPr>
-        <w:tab/>
-      </w:r>
-      <w:r>
-        <w:rPr>
-          <w:rFonts w:ascii="Arial" w:hAnsi="Arial" w:cs="Arial"/>
-        </w:rPr>
-        <w:t>Copia numer</w:t>
-      </w:r>
-      <w:r>
-        <w:rPr>
-          <w:rFonts w:ascii="Arial" w:hAnsi="Arial" w:cs="Arial"/>
-        </w:rPr>
-        <w:t>o MASTER</w:t>
-      </w:r>
-      <w:r>
-        <w:rPr>
-          <w:rFonts w:ascii="Arial" w:hAnsi="Arial" w:cs="Arial"/>
-        </w:rPr>
-        <w:t xml:space="preserve"> da </w:t>
-      </w:r>
-      <w:proofErr w:type="spellStart"/>
-      <w:r>
-        <w:rPr>
-          <w:rFonts w:ascii="Arial" w:hAnsi="Arial" w:cs="Arial"/>
-        </w:rPr>
-        <w:t>phoneAut</w:t>
-      </w:r>
-      <w:proofErr w:type="spellEnd"/>
-      <w:r>
-        <w:rPr>
-          <w:rFonts w:ascii="Arial" w:hAnsi="Arial" w:cs="Arial"/>
-        </w:rPr>
-        <w:t xml:space="preserve"> e l</w:t>
+        <w:t xml:space="preserve"> da phoneAut e l</w:t>
       </w:r>
       <w:r>
         <w:rPr>
@@ -15347,18 +14499,79 @@
         <w:rPr>
           <w:rFonts w:ascii="Arial" w:hAnsi="Arial" w:cs="Arial"/>
         </w:rPr>
-        <w:t xml:space="preserve">Comando </w:t>
+        <w:t>Comando D</w:t>
       </w:r>
       <w:r>
         <w:rPr>
           <w:rFonts w:ascii="Arial" w:hAnsi="Arial" w:cs="Arial"/>
         </w:rPr>
-        <w:t>D</w:t>
+        <w:tab/>
       </w:r>
       <w:r>
         <w:rPr>
           <w:rFonts w:ascii="Arial" w:hAnsi="Arial" w:cs="Arial"/>
         </w:rPr>
+        <w:t>C</w:t>
+      </w:r>
+      <w:r>
+        <w:rPr>
+          <w:rFonts w:ascii="Arial" w:hAnsi="Arial" w:cs="Arial"/>
+        </w:rPr>
+        <w:t xml:space="preserve">ancella tutti i numeri </w:t>
+      </w:r>
+      <w:r>
+        <w:rPr>
+          <w:rFonts w:ascii="Arial" w:hAnsi="Arial" w:cs="Arial"/>
+        </w:rPr>
+        <w:t xml:space="preserve">da </w:t>
+      </w:r>
+      <w:r>
+        <w:rPr>
+          <w:rFonts w:ascii="Arial" w:hAnsi="Arial" w:cs="Arial"/>
+        </w:rPr>
+        <w:t xml:space="preserve">EEPROM e </w:t>
+      </w:r>
+      <w:r>
+        <w:rPr>
+          <w:rFonts w:ascii="Arial" w:hAnsi="Arial" w:cs="Arial"/>
+        </w:rPr>
+        <w:t>phoneAut</w:t>
+      </w:r>
+      <w:r>
+        <w:rPr>
+          <w:rFonts w:ascii="Arial" w:hAnsi="Arial" w:cs="Arial"/>
+        </w:rPr>
+        <w:t xml:space="preserve"> eccetto il MASTER</w:t>
+      </w:r>
+      <w:r>
+        <w:rPr>
+          <w:rFonts w:ascii="Arial" w:hAnsi="Arial" w:cs="Arial"/>
+        </w:rPr>
+        <w:t xml:space="preserve"> -</w:t>
+      </w:r>
+      <w:r>
+        <w:rPr>
+          <w:rFonts w:ascii="Arial" w:hAnsi="Arial" w:cs="Arial"/>
+        </w:rPr>
+        <w:t xml:space="preserve"> Auxnphone</w:t>
+      </w:r>
+    </w:p>
+    <w:p>
+      <w:pPr>
+        <w:rPr>
+          <w:rFonts w:ascii="Arial" w:hAnsi="Arial" w:cs="Arial"/>
+        </w:rPr>
+      </w:pPr>
+      <w:r>
+        <w:rPr>
+          <w:rFonts w:ascii="Arial" w:hAnsi="Arial" w:cs="Arial"/>
+        </w:rPr>
+        <w:t>Comando E</w:t>
+      </w:r>
+      <w:r>
+        <w:rPr>
+          <w:rFonts w:ascii="Arial" w:hAnsi="Arial" w:cs="Arial"/>
+        </w:rPr>
         <w:tab/>
       </w:r>
       <w:r>
@@ -15385,159 +14598,49 @@
         </w:rPr>
         <w:t xml:space="preserve">EEPROM e </w:t>
       </w:r>
-      <w:proofErr w:type="spellStart"/>
       <w:r>
         <w:rPr>
           <w:rFonts w:ascii="Arial" w:hAnsi="Arial" w:cs="Arial"/>
         </w:rPr>
         <w:t>phoneAut</w:t>
       </w:r>
-      <w:proofErr w:type="spellEnd"/>
       <w:r>
         <w:rPr>
           <w:rFonts w:ascii="Arial" w:hAnsi="Arial" w:cs="Arial"/>
         </w:rPr>
         <w:t xml:space="preserve"> eccetto il MASTER</w:t>
       </w:r>
-      <w:r>
+    </w:p>
+    <w:p>
+      <w:pPr>
         <w:rPr>
           <w:rFonts w:ascii="Arial" w:hAnsi="Arial" w:cs="Arial"/>
         </w:rPr>
-        <w:t xml:space="preserve"> -</w:t>
-      </w:r>
+      </w:pPr>
       <w:r>
         <w:rPr>
           <w:rFonts w:ascii="Arial" w:hAnsi="Arial" w:cs="Arial"/>
         </w:rPr>
-        <w:t xml:space="preserve"> </w:t>
-      </w:r>
-      <w:proofErr w:type="spellStart"/>
+        <w:t>Comando A</w:t>
+      </w:r>
       <w:r>
         <w:rPr>
           <w:rFonts w:ascii="Arial" w:hAnsi="Arial" w:cs="Arial"/>
         </w:rPr>
-        <w:t>Auxnphone</w:t>
-      </w:r>
-      <w:proofErr w:type="spellEnd"/>
-    </w:p>
-    <w:p>
-      <w:pPr>
+        <w:tab/>
+        <w:t xml:space="preserve">Inserisce in EEPROM e </w:t>
+      </w:r>
+      <w:r>
         <w:rPr>
           <w:rFonts w:ascii="Arial" w:hAnsi="Arial" w:cs="Arial"/>
         </w:rPr>
-      </w:pPr>
+        <w:t>phoneAut</w:t>
+      </w:r>
       <w:r>
         <w:rPr>
           <w:rFonts w:ascii="Arial" w:hAnsi="Arial" w:cs="Arial"/>
         </w:rPr>
-        <w:t xml:space="preserve">Comando </w:t>
-      </w:r>
-      <w:r>
-        <w:rPr>
-          <w:rFonts w:ascii="Arial" w:hAnsi="Arial" w:cs="Arial"/>
-        </w:rPr>
-        <w:t>E</w:t>
-      </w:r>
-      <w:r>
-        <w:rPr>
-          <w:rFonts w:ascii="Arial" w:hAnsi="Arial" w:cs="Arial"/>
-        </w:rPr>
-        <w:tab/>
-      </w:r>
-      <w:r>
-        <w:rPr>
-          <w:rFonts w:ascii="Arial" w:hAnsi="Arial" w:cs="Arial"/>
-        </w:rPr>
-        <w:t>C</w:t>
-      </w:r>
-      <w:r>
-        <w:rPr>
-          <w:rFonts w:ascii="Arial" w:hAnsi="Arial" w:cs="Arial"/>
-        </w:rPr>
-        <w:t xml:space="preserve">ancella tutti i numeri </w:t>
-      </w:r>
-      <w:r>
-        <w:rPr>
-          <w:rFonts w:ascii="Arial" w:hAnsi="Arial" w:cs="Arial"/>
-        </w:rPr>
-        <w:t xml:space="preserve">da </w:t>
-      </w:r>
-      <w:r>
-        <w:rPr>
-          <w:rFonts w:ascii="Arial" w:hAnsi="Arial" w:cs="Arial"/>
-        </w:rPr>
-        <w:t xml:space="preserve">EEPROM e </w:t>
-      </w:r>
-      <w:proofErr w:type="spellStart"/>
-      <w:r>
-        <w:rPr>
-          <w:rFonts w:ascii="Arial" w:hAnsi="Arial" w:cs="Arial"/>
-        </w:rPr>
-        <w:t>phoneAut</w:t>
-      </w:r>
-      <w:proofErr w:type="spellEnd"/>
-      <w:r>
-        <w:rPr>
-          <w:rFonts w:ascii="Arial" w:hAnsi="Arial" w:cs="Arial"/>
-        </w:rPr>
-        <w:t xml:space="preserve"> eccetto il MASTER</w:t>
-      </w:r>
-    </w:p>
-    <w:p>
-      <w:pPr>
-        <w:rPr>
-          <w:rFonts w:ascii="Arial" w:hAnsi="Arial" w:cs="Arial"/>
-        </w:rPr>
-      </w:pPr>
-      <w:r>
-        <w:rPr>
-          <w:rFonts w:ascii="Arial" w:hAnsi="Arial" w:cs="Arial"/>
-        </w:rPr>
-        <w:t xml:space="preserve">Comando </w:t>
-      </w:r>
-      <w:r>
-        <w:rPr>
-          <w:rFonts w:ascii="Arial" w:hAnsi="Arial" w:cs="Arial"/>
-        </w:rPr>
-        <w:t>A</w:t>
-      </w:r>
-      <w:r>
-        <w:rPr>
-          <w:rFonts w:ascii="Arial" w:hAnsi="Arial" w:cs="Arial"/>
-        </w:rPr>
-        <w:tab/>
-      </w:r>
-      <w:r>
-        <w:rPr>
-          <w:rFonts w:ascii="Arial" w:hAnsi="Arial" w:cs="Arial"/>
-        </w:rPr>
-        <w:t xml:space="preserve">Inserisce in </w:t>
-      </w:r>
-      <w:r>
-        <w:rPr>
-          <w:rFonts w:ascii="Arial" w:hAnsi="Arial" w:cs="Arial"/>
-        </w:rPr>
-        <w:t xml:space="preserve">EEPROM e </w:t>
-      </w:r>
-      <w:proofErr w:type="spellStart"/>
-      <w:r>
-        <w:rPr>
-          <w:rFonts w:ascii="Arial" w:hAnsi="Arial" w:cs="Arial"/>
-        </w:rPr>
-        <w:t>phoneAut</w:t>
-      </w:r>
-      <w:proofErr w:type="spellEnd"/>
-      <w:r>
-        <w:rPr>
-          <w:rFonts w:ascii="Arial" w:hAnsi="Arial" w:cs="Arial"/>
-        </w:rPr>
-        <w:t xml:space="preserve"> </w:t>
-      </w:r>
-      <w:r>
-        <w:rPr>
-          <w:rFonts w:ascii="Arial" w:hAnsi="Arial" w:cs="Arial"/>
-        </w:rPr>
-        <w:t>i numeri Ausiliari</w:t>
+        <w:t xml:space="preserve"> i numeri Ausiliari</w:t>
       </w:r>
     </w:p>
     <w:p>
@@ -15569,28 +14672,26 @@
           <w:color w:val="DADADA"/>
           <w:sz w:val="24"/>
           <w:szCs w:val="24"/>
-          <w:lang w:eastAsia="it-IT"/>
-        </w:rPr>
-      </w:pPr>
-      <w:proofErr w:type="spellStart"/>
+          <w:lang w:val="en-US" w:eastAsia="it-IT"/>
+        </w:rPr>
+      </w:pPr>
       <w:r>
         <w:rPr>
           <w:rFonts w:ascii="Consolas" w:eastAsia="Times New Roman" w:hAnsi="Consolas" w:cs="Times New Roman"/>
           <w:color w:val="C8C8C8"/>
           <w:sz w:val="24"/>
           <w:szCs w:val="24"/>
-          <w:lang w:eastAsia="it-IT"/>
+          <w:lang w:val="en-US" w:eastAsia="it-IT"/>
         </w:rPr>
         <w:t>EStr</w:t>
       </w:r>
-      <w:proofErr w:type="spellEnd"/>
       <w:r>
         <w:rPr>
           <w:rFonts w:ascii="Consolas" w:eastAsia="Times New Roman" w:hAnsi="Consolas" w:cs="Times New Roman"/>
           <w:color w:val="B4B4B4"/>
           <w:sz w:val="24"/>
           <w:szCs w:val="24"/>
-          <w:lang w:eastAsia="it-IT"/>
+          <w:lang w:val="en-US" w:eastAsia="it-IT"/>
         </w:rPr>
         <w:t>[</w:t>
       </w:r>
@@ -15600,7 +14701,7 @@
           <w:color w:val="B5CEA8"/>
           <w:sz w:val="24"/>
           <w:szCs w:val="24"/>
-          <w:lang w:eastAsia="it-IT"/>
+          <w:lang w:val="en-US" w:eastAsia="it-IT"/>
         </w:rPr>
         <w:t>4</w:t>
       </w:r>
@@ -15610,7 +14711,7 @@
           <w:color w:val="B4B4B4"/>
           <w:sz w:val="24"/>
           <w:szCs w:val="24"/>
-          <w:lang w:eastAsia="it-IT"/>
+          <w:lang w:val="en-US" w:eastAsia="it-IT"/>
         </w:rPr>
         <w:t>][</w:t>
       </w:r>
@@ -15620,7 +14721,7 @@
           <w:color w:val="B5CEA8"/>
           <w:sz w:val="24"/>
           <w:szCs w:val="24"/>
-          <w:lang w:eastAsia="it-IT"/>
+          <w:lang w:val="en-US" w:eastAsia="it-IT"/>
         </w:rPr>
         <w:t>16</w:t>
       </w:r>
@@ -15630,7 +14731,7 @@
           <w:color w:val="B4B4B4"/>
           <w:sz w:val="24"/>
           <w:szCs w:val="24"/>
-          <w:lang w:eastAsia="it-IT"/>
+          <w:lang w:val="en-US" w:eastAsia="it-IT"/>
         </w:rPr>
         <w:t>];</w:t>
       </w:r>
@@ -15639,6 +14740,7 @@
       <w:pPr>
         <w:rPr>
           <w:rFonts w:ascii="Arial" w:hAnsi="Arial" w:cs="Arial"/>
+          <w:lang w:val="en-US"/>
         </w:rPr>
       </w:pPr>
     </w:p>
@@ -15651,50 +14753,46 @@
           <w:color w:val="DADADA"/>
           <w:sz w:val="24"/>
           <w:szCs w:val="24"/>
-          <w:lang w:eastAsia="it-IT"/>
-        </w:rPr>
-      </w:pPr>
-      <w:proofErr w:type="spellStart"/>
+          <w:lang w:val="en-US" w:eastAsia="it-IT"/>
+        </w:rPr>
+      </w:pPr>
       <w:r>
         <w:rPr>
           <w:rFonts w:ascii="Consolas" w:eastAsia="Times New Roman" w:hAnsi="Consolas" w:cs="Times New Roman"/>
           <w:color w:val="569CD6"/>
           <w:sz w:val="24"/>
           <w:szCs w:val="24"/>
-          <w:lang w:eastAsia="it-IT"/>
+          <w:lang w:val="en-US" w:eastAsia="it-IT"/>
         </w:rPr>
         <w:t>char</w:t>
       </w:r>
-      <w:proofErr w:type="spellEnd"/>
       <w:r>
         <w:rPr>
           <w:rFonts w:ascii="Consolas" w:eastAsia="Times New Roman" w:hAnsi="Consolas" w:cs="Times New Roman"/>
           <w:color w:val="DADADA"/>
           <w:sz w:val="24"/>
           <w:szCs w:val="24"/>
-          <w:lang w:eastAsia="it-IT"/>
+          <w:lang w:val="en-US" w:eastAsia="it-IT"/>
         </w:rPr>
         <w:t xml:space="preserve"> </w:t>
       </w:r>
-      <w:proofErr w:type="spellStart"/>
       <w:r>
         <w:rPr>
           <w:rFonts w:ascii="Consolas" w:eastAsia="Times New Roman" w:hAnsi="Consolas" w:cs="Times New Roman"/>
           <w:color w:val="C8C8C8"/>
           <w:sz w:val="24"/>
           <w:szCs w:val="24"/>
-          <w:lang w:eastAsia="it-IT"/>
+          <w:lang w:val="en-US" w:eastAsia="it-IT"/>
         </w:rPr>
         <w:t>phoneAut</w:t>
       </w:r>
-      <w:proofErr w:type="spellEnd"/>
       <w:r>
         <w:rPr>
           <w:rFonts w:ascii="Consolas" w:eastAsia="Times New Roman" w:hAnsi="Consolas" w:cs="Times New Roman"/>
           <w:color w:val="DADADA"/>
           <w:sz w:val="24"/>
           <w:szCs w:val="24"/>
-          <w:lang w:eastAsia="it-IT"/>
+          <w:lang w:val="en-US" w:eastAsia="it-IT"/>
         </w:rPr>
         <w:t>[]</w:t>
       </w:r>
@@ -15704,7 +14802,7 @@
           <w:color w:val="B4B4B4"/>
           <w:sz w:val="24"/>
           <w:szCs w:val="24"/>
-          <w:lang w:eastAsia="it-IT"/>
+          <w:lang w:val="en-US" w:eastAsia="it-IT"/>
         </w:rPr>
         <w:t>[</w:t>
       </w:r>
@@ -15714,7 +14812,7 @@
           <w:color w:val="B5CEA8"/>
           <w:sz w:val="24"/>
           <w:szCs w:val="24"/>
-          <w:lang w:eastAsia="it-IT"/>
+          <w:lang w:val="en-US" w:eastAsia="it-IT"/>
         </w:rPr>
         <w:t>16</w:t>
       </w:r>
@@ -15724,7 +14822,7 @@
           <w:color w:val="B4B4B4"/>
           <w:sz w:val="24"/>
           <w:szCs w:val="24"/>
-          <w:lang w:eastAsia="it-IT"/>
+          <w:lang w:val="en-US" w:eastAsia="it-IT"/>
         </w:rPr>
         <w:t>]</w:t>
       </w:r>
@@ -15734,7 +14832,7 @@
           <w:color w:val="DADADA"/>
           <w:sz w:val="24"/>
           <w:szCs w:val="24"/>
-          <w:lang w:eastAsia="it-IT"/>
+          <w:lang w:val="en-US" w:eastAsia="it-IT"/>
         </w:rPr>
         <w:t xml:space="preserve"> </w:t>
       </w:r>
@@ -15744,7 +14842,7 @@
           <w:color w:val="B4B4B4"/>
           <w:sz w:val="24"/>
           <w:szCs w:val="24"/>
-          <w:lang w:eastAsia="it-IT"/>
+          <w:lang w:val="en-US" w:eastAsia="it-IT"/>
         </w:rPr>
         <w:t>=</w:t>
       </w:r>
@@ -15754,7 +14852,7 @@
           <w:color w:val="DADADA"/>
           <w:sz w:val="24"/>
           <w:szCs w:val="24"/>
-          <w:lang w:eastAsia="it-IT"/>
+          <w:lang w:val="en-US" w:eastAsia="it-IT"/>
         </w:rPr>
         <w:t xml:space="preserve"> </w:t>
       </w:r>
@@ -15764,7 +14862,7 @@
           <w:color w:val="B4B4B4"/>
           <w:sz w:val="24"/>
           <w:szCs w:val="24"/>
-          <w:lang w:eastAsia="it-IT"/>
+          <w:lang w:val="en-US" w:eastAsia="it-IT"/>
         </w:rPr>
         <w:t>{</w:t>
       </w:r>
@@ -15778,7 +14876,7 @@
           <w:color w:val="DADADA"/>
           <w:sz w:val="24"/>
           <w:szCs w:val="24"/>
-          <w:lang w:eastAsia="it-IT"/>
+          <w:lang w:val="en-US" w:eastAsia="it-IT"/>
         </w:rPr>
       </w:pPr>
       <w:r>
@@ -15787,7 +14885,7 @@
           <w:color w:val="DADADA"/>
           <w:sz w:val="24"/>
           <w:szCs w:val="24"/>
-          <w:lang w:eastAsia="it-IT"/>
+          <w:lang w:val="en-US" w:eastAsia="it-IT"/>
         </w:rPr>
         <w:t xml:space="preserve">    </w:t>
       </w:r>
@@ -15797,7 +14895,7 @@
           <w:color w:val="E8C9BB"/>
           <w:sz w:val="24"/>
           <w:szCs w:val="24"/>
-          <w:lang w:eastAsia="it-IT"/>
+          <w:lang w:val="en-US" w:eastAsia="it-IT"/>
         </w:rPr>
         <w:t>"</w:t>
       </w:r>
@@ -15807,7 +14905,7 @@
           <w:color w:val="CE9178"/>
           <w:sz w:val="24"/>
           <w:szCs w:val="24"/>
-          <w:lang w:eastAsia="it-IT"/>
+          <w:lang w:val="en-US" w:eastAsia="it-IT"/>
         </w:rPr>
         <w:t>+393334188263</w:t>
       </w:r>
@@ -15817,7 +14915,7 @@
           <w:color w:val="E8C9BB"/>
           <w:sz w:val="24"/>
           <w:szCs w:val="24"/>
-          <w:lang w:eastAsia="it-IT"/>
+          <w:lang w:val="en-US" w:eastAsia="it-IT"/>
         </w:rPr>
         <w:t>"</w:t>
       </w:r>
@@ -15827,7 +14925,7 @@
           <w:color w:val="B4B4B4"/>
           <w:sz w:val="24"/>
           <w:szCs w:val="24"/>
-          <w:lang w:eastAsia="it-IT"/>
+          <w:lang w:val="en-US" w:eastAsia="it-IT"/>
         </w:rPr>
         <w:t>,</w:t>
       </w:r>
@@ -15841,7 +14939,7 @@
           <w:color w:val="DADADA"/>
           <w:sz w:val="24"/>
           <w:szCs w:val="24"/>
-          <w:lang w:eastAsia="it-IT"/>
+          <w:lang w:val="en-US" w:eastAsia="it-IT"/>
         </w:rPr>
       </w:pPr>
       <w:r>
@@ -15850,7 +14948,7 @@
           <w:color w:val="DADADA"/>
           <w:sz w:val="24"/>
           <w:szCs w:val="24"/>
-          <w:lang w:eastAsia="it-IT"/>
+          <w:lang w:val="en-US" w:eastAsia="it-IT"/>
         </w:rPr>
         <w:t xml:space="preserve">    </w:t>
       </w:r>
@@ -15860,7 +14958,7 @@
           <w:color w:val="E8C9BB"/>
           <w:sz w:val="24"/>
           <w:szCs w:val="24"/>
-          <w:lang w:eastAsia="it-IT"/>
+          <w:lang w:val="en-US" w:eastAsia="it-IT"/>
         </w:rPr>
         <w:t>""</w:t>
       </w:r>
@@ -15870,7 +14968,7 @@
           <w:color w:val="B4B4B4"/>
           <w:sz w:val="24"/>
           <w:szCs w:val="24"/>
-          <w:lang w:eastAsia="it-IT"/>
+          <w:lang w:val="en-US" w:eastAsia="it-IT"/>
         </w:rPr>
         <w:t>,</w:t>
       </w:r>
@@ -15884,7 +14982,7 @@
           <w:color w:val="DADADA"/>
           <w:sz w:val="24"/>
           <w:szCs w:val="24"/>
-          <w:lang w:eastAsia="it-IT"/>
+          <w:lang w:val="en-US" w:eastAsia="it-IT"/>
         </w:rPr>
       </w:pPr>
       <w:r>
@@ -15893,7 +14991,7 @@
           <w:color w:val="DADADA"/>
           <w:sz w:val="24"/>
           <w:szCs w:val="24"/>
-          <w:lang w:eastAsia="it-IT"/>
+          <w:lang w:val="en-US" w:eastAsia="it-IT"/>
         </w:rPr>
         <w:t xml:space="preserve">    </w:t>
       </w:r>
@@ -15903,7 +15001,7 @@
           <w:color w:val="E8C9BB"/>
           <w:sz w:val="24"/>
           <w:szCs w:val="24"/>
-          <w:lang w:eastAsia="it-IT"/>
+          <w:lang w:val="en-US" w:eastAsia="it-IT"/>
         </w:rPr>
         <w:t>""</w:t>
       </w:r>
@@ -15913,7 +15011,7 @@
           <w:color w:val="B4B4B4"/>
           <w:sz w:val="24"/>
           <w:szCs w:val="24"/>
-          <w:lang w:eastAsia="it-IT"/>
+          <w:lang w:val="en-US" w:eastAsia="it-IT"/>
         </w:rPr>
         <w:t>,</w:t>
       </w:r>
@@ -15927,7 +15025,7 @@
           <w:color w:val="DADADA"/>
           <w:sz w:val="24"/>
           <w:szCs w:val="24"/>
-          <w:lang w:eastAsia="it-IT"/>
+          <w:lang w:val="en-US" w:eastAsia="it-IT"/>
         </w:rPr>
       </w:pPr>
       <w:r>
@@ -15936,7 +15034,7 @@
           <w:color w:val="DADADA"/>
           <w:sz w:val="24"/>
           <w:szCs w:val="24"/>
-          <w:lang w:eastAsia="it-IT"/>
+          <w:lang w:val="en-US" w:eastAsia="it-IT"/>
         </w:rPr>
         <w:t xml:space="preserve">    </w:t>
       </w:r>
@@ -15946,7 +15044,7 @@
           <w:color w:val="E8C9BB"/>
           <w:sz w:val="24"/>
           <w:szCs w:val="24"/>
-          <w:lang w:eastAsia="it-IT"/>
+          <w:lang w:val="en-US" w:eastAsia="it-IT"/>
         </w:rPr>
         <w:t>""</w:t>
       </w:r>
@@ -15960,7 +15058,7 @@
           <w:color w:val="DADADA"/>
           <w:sz w:val="24"/>
           <w:szCs w:val="24"/>
-          <w:lang w:eastAsia="it-IT"/>
+          <w:lang w:val="en-US" w:eastAsia="it-IT"/>
         </w:rPr>
       </w:pPr>
       <w:r>
@@ -15969,7 +15067,7 @@
           <w:color w:val="B4B4B4"/>
           <w:sz w:val="24"/>
           <w:szCs w:val="24"/>
-          <w:lang w:eastAsia="it-IT"/>
+          <w:lang w:val="en-US" w:eastAsia="it-IT"/>
         </w:rPr>
         <w:t>};</w:t>
       </w:r>
@@ -15978,6 +15076,7 @@
       <w:pPr>
         <w:rPr>
           <w:rFonts w:ascii="Arial" w:hAnsi="Arial" w:cs="Arial"/>
+          <w:lang w:val="en-US"/>
         </w:rPr>
       </w:pPr>
     </w:p>
@@ -15985,49 +15084,22 @@
       <w:pPr>
         <w:rPr>
           <w:rFonts w:ascii="Arial" w:hAnsi="Arial" w:cs="Arial"/>
-        </w:rPr>
-      </w:pPr>
-      <w:proofErr w:type="spellStart"/>
+          <w:lang w:val="en-US"/>
+        </w:rPr>
+      </w:pPr>
       <w:r>
         <w:rPr>
           <w:rFonts w:ascii="Arial" w:hAnsi="Arial" w:cs="Arial"/>
-        </w:rPr>
-        <w:t>phoneAut</w:t>
-      </w:r>
-      <w:proofErr w:type="spellEnd"/>
-      <w:r>
+          <w:lang w:val="en-US"/>
+        </w:rPr>
+        <w:t>phoneAut 15 char+”/0” =&gt; 16 char</w:t>
+      </w:r>
+    </w:p>
+    <w:p>
+      <w:pPr>
         <w:rPr>
           <w:rFonts w:ascii="Arial" w:hAnsi="Arial" w:cs="Arial"/>
-        </w:rPr>
-        <w:t xml:space="preserve"> 15 </w:t>
-      </w:r>
-      <w:proofErr w:type="spellStart"/>
-      <w:r>
-        <w:rPr>
-          <w:rFonts w:ascii="Arial" w:hAnsi="Arial" w:cs="Arial"/>
-        </w:rPr>
-        <w:t>char</w:t>
-      </w:r>
-      <w:proofErr w:type="spellEnd"/>
-      <w:r>
-        <w:rPr>
-          <w:rFonts w:ascii="Arial" w:hAnsi="Arial" w:cs="Arial"/>
-        </w:rPr>
-        <w:t xml:space="preserve">+”/0” =&gt; 16 </w:t>
-      </w:r>
-      <w:proofErr w:type="spellStart"/>
-      <w:r>
-        <w:rPr>
-          <w:rFonts w:ascii="Arial" w:hAnsi="Arial" w:cs="Arial"/>
-        </w:rPr>
-        <w:t>char</w:t>
-      </w:r>
-      <w:proofErr w:type="spellEnd"/>
-    </w:p>
-    <w:p>
-      <w:pPr>
-        <w:rPr>
-          <w:rFonts w:ascii="Arial" w:hAnsi="Arial" w:cs="Arial"/>
+          <w:lang w:val="en-US"/>
         </w:rPr>
       </w:pPr>
     </w:p>
@@ -16053,7 +15125,6 @@
         </w:rPr>
         <w:t> </w:t>
       </w:r>
-      <w:proofErr w:type="spellStart"/>
       <w:r>
         <w:rPr>
           <w:rFonts w:ascii="Consolas" w:eastAsia="Times New Roman" w:hAnsi="Consolas" w:cs="Times New Roman"/>
@@ -16064,7 +15135,6 @@
         </w:rPr>
         <w:t>writeString</w:t>
       </w:r>
-      <w:proofErr w:type="spellEnd"/>
       <w:r>
         <w:rPr>
           <w:rFonts w:ascii="Consolas" w:eastAsia="Times New Roman" w:hAnsi="Consolas" w:cs="Times New Roman"/>
@@ -16190,28 +15260,16 @@
       <w:pPr>
         <w:rPr>
           <w:rFonts w:ascii="Arial" w:hAnsi="Arial" w:cs="Arial"/>
-          <w:lang w:val="en-US"/>
-        </w:rPr>
-      </w:pPr>
-      <w:proofErr w:type="spellStart"/>
+        </w:rPr>
+      </w:pPr>
       <w:r>
         <w:rPr>
           <w:rFonts w:ascii="Consolas" w:eastAsia="Times New Roman" w:hAnsi="Consolas" w:cs="Times New Roman"/>
           <w:sz w:val="24"/>
           <w:szCs w:val="24"/>
-          <w:lang w:val="en-US" w:eastAsia="it-IT"/>
-        </w:rPr>
-        <w:t>writeString</w:t>
-      </w:r>
-      <w:proofErr w:type="spellEnd"/>
-      <w:r>
-        <w:rPr>
-          <w:rFonts w:ascii="Consolas" w:eastAsia="Times New Roman" w:hAnsi="Consolas" w:cs="Times New Roman"/>
-          <w:sz w:val="24"/>
-          <w:szCs w:val="24"/>
-          <w:lang w:val="en-US" w:eastAsia="it-IT"/>
-        </w:rPr>
-        <w:t>((6+i*17), "");  </w:t>
+          <w:lang w:eastAsia="it-IT"/>
+        </w:rPr>
+        <w:t>writeString((6+i*17), "");  </w:t>
       </w:r>
     </w:p>
     <w:p>
@@ -16354,20 +15412,17 @@
       <w:pPr>
         <w:rPr>
           <w:rFonts w:ascii="Arial" w:hAnsi="Arial" w:cs="Arial"/>
-          <w:lang w:val="en-US"/>
         </w:rPr>
       </w:pPr>
       <w:r>
         <w:rPr>
           <w:rFonts w:ascii="Arial" w:hAnsi="Arial" w:cs="Arial"/>
-          <w:lang w:val="en-US"/>
         </w:rPr>
         <w:t>3</w:t>
       </w:r>
       <w:r>
         <w:rPr>
           <w:rFonts w:ascii="Arial" w:hAnsi="Arial" w:cs="Arial"/>
-          <w:lang w:val="en-US"/>
         </w:rPr>
         <w:tab/>
         <w:t>6+51 57</w:t>
@@ -16375,74 +15430,28 @@
       <w:r>
         <w:rPr>
           <w:rFonts w:ascii="Arial" w:hAnsi="Arial" w:cs="Arial"/>
-          <w:lang w:val="en-US"/>
         </w:rPr>
         <w:t xml:space="preserve"> </w:t>
       </w:r>
       <w:r>
         <w:rPr>
           <w:rFonts w:ascii="Arial" w:hAnsi="Arial" w:cs="Arial"/>
-          <w:lang w:val="en-US"/>
         </w:rPr>
         <w:tab/>
-      </w:r>
-      <w:proofErr w:type="spellStart"/>
+        <w:t>Inizio A3</w:t>
+      </w:r>
       <w:r>
         <w:rPr>
           <w:rFonts w:ascii="Arial" w:hAnsi="Arial" w:cs="Arial"/>
-          <w:lang w:val="en-US"/>
-        </w:rPr>
-        <w:t>Inizio</w:t>
-      </w:r>
-      <w:proofErr w:type="spellEnd"/>
-      <w:r>
+        </w:rPr>
+        <w:tab/>
+        <w:t>57-73</w:t>
+      </w:r>
+    </w:p>
+    <w:p>
+      <w:pPr>
         <w:rPr>
           <w:rFonts w:ascii="Arial" w:hAnsi="Arial" w:cs="Arial"/>
-          <w:lang w:val="en-US"/>
-        </w:rPr>
-        <w:t xml:space="preserve"> A</w:t>
-      </w:r>
-      <w:r>
-        <w:rPr>
-          <w:rFonts w:ascii="Arial" w:hAnsi="Arial" w:cs="Arial"/>
-          <w:lang w:val="en-US"/>
-        </w:rPr>
-        <w:t>3</w:t>
-      </w:r>
-      <w:r>
-        <w:rPr>
-          <w:rFonts w:ascii="Arial" w:hAnsi="Arial" w:cs="Arial"/>
-          <w:lang w:val="en-US"/>
-        </w:rPr>
-        <w:tab/>
-      </w:r>
-      <w:r>
-        <w:rPr>
-          <w:rFonts w:ascii="Arial" w:hAnsi="Arial" w:cs="Arial"/>
-          <w:lang w:val="en-US"/>
-        </w:rPr>
-        <w:t>57</w:t>
-      </w:r>
-      <w:r>
-        <w:rPr>
-          <w:rFonts w:ascii="Arial" w:hAnsi="Arial" w:cs="Arial"/>
-          <w:lang w:val="en-US"/>
-        </w:rPr>
-        <w:t>-</w:t>
-      </w:r>
-      <w:r>
-        <w:rPr>
-          <w:rFonts w:ascii="Arial" w:hAnsi="Arial" w:cs="Arial"/>
-          <w:lang w:val="en-US"/>
-        </w:rPr>
-        <w:t>73</w:t>
-      </w:r>
-    </w:p>
-    <w:p>
-      <w:pPr>
-        <w:rPr>
-          <w:rFonts w:ascii="Arial" w:hAnsi="Arial" w:cs="Arial"/>
-          <w:lang w:val="en-US"/>
         </w:rPr>
       </w:pPr>
     </w:p>
@@ -16614,14 +15623,12 @@
           <w:rFonts w:ascii="Arial" w:hAnsi="Arial" w:cs="Arial"/>
         </w:rPr>
       </w:pPr>
-      <w:proofErr w:type="spellStart"/>
       <w:r>
         <w:rPr>
           <w:rFonts w:ascii="Arial" w:hAnsi="Arial" w:cs="Arial"/>
         </w:rPr>
         <w:t>EStr</w:t>
       </w:r>
-      <w:proofErr w:type="spellEnd"/>
     </w:p>
     <w:p>
       <w:pPr>
@@ -16629,14 +15636,12 @@
           <w:rFonts w:ascii="Arial" w:hAnsi="Arial" w:cs="Arial"/>
         </w:rPr>
       </w:pPr>
-      <w:proofErr w:type="spellStart"/>
       <w:r>
         <w:rPr>
           <w:rFonts w:ascii="Arial" w:hAnsi="Arial" w:cs="Arial"/>
         </w:rPr>
         <w:t>phoneAuth</w:t>
       </w:r>
-      <w:proofErr w:type="spellEnd"/>
     </w:p>
     <w:p>
       <w:pPr>
@@ -16656,7 +15661,7 @@
 </file>
 
 <file path=word/numbering.xml><?xml version="1.0" encoding="utf-8"?>
-<w:numbering xmlns:wpc="http://schemas.microsoft.com/office/word/2010/wordprocessingCanvas" xmlns:cx="http://schemas.microsoft.com/office/drawing/2014/chartex" xmlns:cx1="http://schemas.microsoft.com/office/drawing/2015/9/8/chartex" xmlns:cx2="http://schemas.microsoft.com/office/drawing/2015/10/21/chartex" xmlns:cx3="http://schemas.microsoft.com/office/drawing/2016/5/9/chartex" xmlns:cx4="http://schemas.microsoft.com/office/drawing/2016/5/10/chartex" xmlns:cx5="http://schemas.microsoft.com/office/drawing/2016/5/11/chartex" xmlns:cx6="http://schemas.microsoft.com/office/drawing/2016/5/12/chartex" xmlns:cx7="http://schemas.microsoft.com/office/drawing/2016/5/13/chartex" xmlns:cx8="http://schemas.microsoft.com/office/drawing/2016/5/14/chartex" xmlns:mc="http://schemas.openxmlformats.org/markup-compatibility/2006" xmlns:aink="http://schemas.microsoft.com/office/drawing/2016/ink" xmlns:am3d="http://schemas.microsoft.com/office/drawing/2017/model3d" xmlns:o="urn:schemas-microsoft-com:office:office" xmlns:r="http://schemas.openxmlformats.org/officeDocument/2006/relationships" xmlns:m="http://schemas.openxmlformats.org/officeDocument/2006/math" xmlns:v="urn:schemas-microsoft-com:vml" xmlns:wp14="http://schemas.microsoft.com/office/word/2010/wordprocessingDrawing" xmlns:wp="http://schemas.openxmlformats.org/drawingml/2006/wordprocessingDrawing" xmlns:w10="urn:schemas-microsoft-com:office:word" xmlns:w="http://schemas.openxmlformats.org/wordprocessingml/2006/main" xmlns:w14="http://schemas.microsoft.com/office/word/2010/wordml" xmlns:w15="http://schemas.microsoft.com/office/word/2012/wordml" xmlns:w16cex="http://schemas.microsoft.com/office/word/2018/wordml/cex" xmlns:w16cid="http://schemas.microsoft.com/office/word/2016/wordml/cid" xmlns:w16="http://schemas.microsoft.com/office/word/2018/wordml" xmlns:w16sdtdh="http://schemas.microsoft.com/office/word/2020/wordml/sdtdatahash" xmlns:w16se="http://schemas.microsoft.com/office/word/2015/wordml/symex" xmlns:wpg="http://schemas.microsoft.com/office/word/2010/wordprocessingGroup" xmlns:wpi="http://schemas.microsoft.com/office/word/2010/wordprocessingInk" xmlns:wne="http://schemas.microsoft.com/office/word/2006/wordml" xmlns:wps="http://schemas.microsoft.com/office/word/2010/wordprocessingShape" mc:Ignorable="w14 w15 w16se w16cid w16 w16cex w16sdtdh wp14">
+<w:numbering xmlns:wpc="http://schemas.microsoft.com/office/word/2010/wordprocessingCanvas" xmlns:cx="http://schemas.microsoft.com/office/drawing/2014/chartex" xmlns:cx1="http://schemas.microsoft.com/office/drawing/2015/9/8/chartex" xmlns:cx2="http://schemas.microsoft.com/office/drawing/2015/10/21/chartex" xmlns:cx3="http://schemas.microsoft.com/office/drawing/2016/5/9/chartex" xmlns:cx4="http://schemas.microsoft.com/office/drawing/2016/5/10/chartex" xmlns:cx5="http://schemas.microsoft.com/office/drawing/2016/5/11/chartex" xmlns:cx6="http://schemas.microsoft.com/office/drawing/2016/5/12/chartex" xmlns:cx7="http://schemas.microsoft.com/office/drawing/2016/5/13/chartex" xmlns:cx8="http://schemas.microsoft.com/office/drawing/2016/5/14/chartex" xmlns:mc="http://schemas.openxmlformats.org/markup-compatibility/2006" xmlns:aink="http://schemas.microsoft.com/office/drawing/2016/ink" xmlns:am3d="http://schemas.microsoft.com/office/drawing/2017/model3d" xmlns:o="urn:schemas-microsoft-com:office:office" xmlns:oel="http://schemas.microsoft.com/office/2019/extlst" xmlns:r="http://schemas.openxmlformats.org/officeDocument/2006/relationships" xmlns:m="http://schemas.openxmlformats.org/officeDocument/2006/math" xmlns:v="urn:schemas-microsoft-com:vml" xmlns:wp14="http://schemas.microsoft.com/office/word/2010/wordprocessingDrawing" xmlns:wp="http://schemas.openxmlformats.org/drawingml/2006/wordprocessingDrawing" xmlns:w10="urn:schemas-microsoft-com:office:word" xmlns:w="http://schemas.openxmlformats.org/wordprocessingml/2006/main" xmlns:w14="http://schemas.microsoft.com/office/word/2010/wordml" xmlns:w15="http://schemas.microsoft.com/office/word/2012/wordml" xmlns:w16cex="http://schemas.microsoft.com/office/word/2018/wordml/cex" xmlns:w16cid="http://schemas.microsoft.com/office/word/2016/wordml/cid" xmlns:w16="http://schemas.microsoft.com/office/word/2018/wordml" xmlns:w16du="http://schemas.microsoft.com/office/word/2023/wordml/word16du" xmlns:w16sdtdh="http://schemas.microsoft.com/office/word/2020/wordml/sdtdatahash" xmlns:w16sdtfl="http://schemas.microsoft.com/office/word/2024/wordml/sdtformatlock" xmlns:w16se="http://schemas.microsoft.com/office/word/2015/wordml/symex" xmlns:wpg="http://schemas.microsoft.com/office/word/2010/wordprocessingGroup" xmlns:wpi="http://schemas.microsoft.com/office/word/2010/wordprocessingInk" xmlns:wne="http://schemas.microsoft.com/office/word/2006/wordml" xmlns:wps="http://schemas.microsoft.com/office/word/2010/wordprocessingShape" mc:Ignorable="w14 w15 w16se w16cid w16 w16cex w16sdtdh w16sdtfl w16du wp14">
   <w:abstractNum w:abstractNumId="0" w15:restartNumberingAfterBreak="0">
     <w:nsid w:val="241023C7"/>
     <w:multiLevelType w:val="multilevel"/>
@@ -17441,29 +16446,29 @@
       </w:rPr>
     </w:lvl>
   </w:abstractNum>
-  <w:num w:numId="1">
+  <w:num w:numId="1" w16cid:durableId="874732094">
     <w:abstractNumId w:val="3"/>
   </w:num>
-  <w:num w:numId="2">
+  <w:num w:numId="2" w16cid:durableId="495265368">
     <w:abstractNumId w:val="0"/>
   </w:num>
-  <w:num w:numId="3">
+  <w:num w:numId="3" w16cid:durableId="1153832053">
     <w:abstractNumId w:val="2"/>
   </w:num>
-  <w:num w:numId="4">
+  <w:num w:numId="4" w16cid:durableId="200090854">
     <w:abstractNumId w:val="5"/>
   </w:num>
-  <w:num w:numId="5">
+  <w:num w:numId="5" w16cid:durableId="1526823890">
     <w:abstractNumId w:val="4"/>
   </w:num>
-  <w:num w:numId="6">
+  <w:num w:numId="6" w16cid:durableId="908736773">
     <w:abstractNumId w:val="1"/>
   </w:num>
 </w:numbering>
 </file>
 
 <file path=word/styles.xml><?xml version="1.0" encoding="utf-8"?>
-<w:styles xmlns:mc="http://schemas.openxmlformats.org/markup-compatibility/2006" xmlns:r="http://schemas.openxmlformats.org/officeDocument/2006/relationships" xmlns:w="http://schemas.openxmlformats.org/wordprocessingml/2006/main" xmlns:w14="http://schemas.microsoft.com/office/word/2010/wordml" xmlns:w15="http://schemas.microsoft.com/office/word/2012/wordml" xmlns:w16cex="http://schemas.microsoft.com/office/word/2018/wordml/cex" xmlns:w16cid="http://schemas.microsoft.com/office/word/2016/wordml/cid" xmlns:w16="http://schemas.microsoft.com/office/word/2018/wordml" xmlns:w16sdtdh="http://schemas.microsoft.com/office/word/2020/wordml/sdtdatahash" xmlns:w16se="http://schemas.microsoft.com/office/word/2015/wordml/symex" mc:Ignorable="w14 w15 w16se w16cid w16 w16cex w16sdtdh">
+<w:styles xmlns:mc="http://schemas.openxmlformats.org/markup-compatibility/2006" xmlns:r="http://schemas.openxmlformats.org/officeDocument/2006/relationships" xmlns:w="http://schemas.openxmlformats.org/wordprocessingml/2006/main" xmlns:w14="http://schemas.microsoft.com/office/word/2010/wordml" xmlns:w15="http://schemas.microsoft.com/office/word/2012/wordml" xmlns:w16cex="http://schemas.microsoft.com/office/word/2018/wordml/cex" xmlns:w16cid="http://schemas.microsoft.com/office/word/2016/wordml/cid" xmlns:w16="http://schemas.microsoft.com/office/word/2018/wordml" xmlns:w16du="http://schemas.microsoft.com/office/word/2023/wordml/word16du" xmlns:w16sdtdh="http://schemas.microsoft.com/office/word/2020/wordml/sdtdatahash" xmlns:w16sdtfl="http://schemas.microsoft.com/office/word/2024/wordml/sdtformatlock" xmlns:w16se="http://schemas.microsoft.com/office/word/2015/wordml/symex" mc:Ignorable="w14 w15 w16se w16cid w16 w16cex w16sdtdh w16sdtfl w16du">
   <w:docDefaults>
     <w:rPrDefault>
       <w:rPr>

--- a/SMS Manager for Power monitoring.docx
+++ b/SMS Manager for Power monitoring.docx
@@ -5047,2226 +5047,6 @@
           <w:sz w:val="36"/>
           <w:szCs w:val="36"/>
           <w:lang w:eastAsia="it-IT"/>
-        </w:rPr>
-        <w:br w:type="page"/>
-      </w:r>
-    </w:p>
-    <w:p>
-      <w:pPr>
-        <w:spacing w:after="0" w:line="330" w:lineRule="atLeast"/>
-        <w:jc w:val="center"/>
-        <w:rPr>
-          <w:rFonts w:ascii="Arial" w:eastAsia="Times New Roman" w:hAnsi="Arial" w:cs="Arial"/>
-          <w:b/>
-          <w:bCs/>
-          <w:color w:val="000000" w:themeColor="text1"/>
-          <w:sz w:val="36"/>
-          <w:szCs w:val="36"/>
-          <w:lang w:val="en-US" w:eastAsia="it-IT"/>
-        </w:rPr>
-      </w:pPr>
-      <w:r>
-        <w:rPr>
-          <w:rFonts w:ascii="Arial" w:eastAsia="Times New Roman" w:hAnsi="Arial" w:cs="Arial"/>
-          <w:b/>
-          <w:bCs/>
-          <w:color w:val="000000" w:themeColor="text1"/>
-          <w:sz w:val="36"/>
-          <w:szCs w:val="36"/>
-          <w:lang w:val="en-US" w:eastAsia="it-IT"/>
-        </w:rPr>
-        <w:lastRenderedPageBreak/>
-        <w:t>Test Plan</w:t>
-      </w:r>
-    </w:p>
-    <w:p>
-      <w:pPr>
-        <w:spacing w:after="0" w:line="330" w:lineRule="atLeast"/>
-        <w:rPr>
-          <w:rFonts w:ascii="Arial" w:eastAsia="Times New Roman" w:hAnsi="Arial" w:cs="Arial"/>
-          <w:b/>
-          <w:bCs/>
-          <w:color w:val="000000" w:themeColor="text1"/>
-          <w:sz w:val="28"/>
-          <w:szCs w:val="28"/>
-          <w:lang w:val="en-US" w:eastAsia="it-IT"/>
-        </w:rPr>
-      </w:pPr>
-      <w:r>
-        <w:rPr>
-          <w:rFonts w:ascii="Arial" w:eastAsia="Times New Roman" w:hAnsi="Arial" w:cs="Arial"/>
-          <w:b/>
-          <w:bCs/>
-          <w:sz w:val="28"/>
-          <w:szCs w:val="28"/>
-          <w:lang w:val="en-US" w:eastAsia="it-IT"/>
-        </w:rPr>
-        <w:t>Prim</w:t>
-      </w:r>
-      <w:r>
-        <w:rPr>
-          <w:rFonts w:ascii="Arial" w:eastAsia="Times New Roman" w:hAnsi="Arial" w:cs="Arial"/>
-          <w:b/>
-          <w:bCs/>
-          <w:sz w:val="28"/>
-          <w:szCs w:val="28"/>
-          <w:lang w:val="en-US" w:eastAsia="it-IT"/>
-        </w:rPr>
-        <w:t>i LAB Tests</w:t>
-      </w:r>
-    </w:p>
-    <w:p>
-      <w:pPr>
-        <w:spacing w:after="0" w:line="330" w:lineRule="atLeast"/>
-        <w:rPr>
-          <w:rFonts w:ascii="Arial" w:eastAsia="Times New Roman" w:hAnsi="Arial" w:cs="Arial"/>
-          <w:b/>
-          <w:bCs/>
-          <w:sz w:val="24"/>
-          <w:szCs w:val="24"/>
-          <w:lang w:eastAsia="it-IT"/>
-        </w:rPr>
-      </w:pPr>
-      <w:r>
-        <w:rPr>
-          <w:rFonts w:ascii="Arial" w:eastAsia="Times New Roman" w:hAnsi="Arial" w:cs="Arial"/>
-          <w:b/>
-          <w:bCs/>
-          <w:sz w:val="24"/>
-          <w:szCs w:val="24"/>
-          <w:lang w:val="en-US" w:eastAsia="it-IT"/>
-        </w:rPr>
-        <w:t>1.0</w:t>
-      </w:r>
-      <w:r>
-        <w:rPr>
-          <w:rFonts w:ascii="Arial" w:eastAsia="Times New Roman" w:hAnsi="Arial" w:cs="Arial"/>
-          <w:b/>
-          <w:bCs/>
-          <w:sz w:val="24"/>
-          <w:szCs w:val="24"/>
-          <w:lang w:val="en-US" w:eastAsia="it-IT"/>
-        </w:rPr>
-        <w:tab/>
-        <w:t>Prim</w:t>
-      </w:r>
-      <w:r>
-        <w:rPr>
-          <w:rFonts w:ascii="Arial" w:eastAsia="Times New Roman" w:hAnsi="Arial" w:cs="Arial"/>
-          <w:b/>
-          <w:bCs/>
-          <w:sz w:val="24"/>
-          <w:szCs w:val="24"/>
-          <w:lang w:val="en-US" w:eastAsia="it-IT"/>
-        </w:rPr>
-        <w:t>i LAB Tests</w:t>
-      </w:r>
-      <w:r>
-        <w:rPr>
-          <w:rFonts w:ascii="Arial" w:eastAsia="Times New Roman" w:hAnsi="Arial" w:cs="Arial"/>
-          <w:b/>
-          <w:bCs/>
-          <w:sz w:val="24"/>
-          <w:szCs w:val="24"/>
-          <w:lang w:val="en-US" w:eastAsia="it-IT"/>
-        </w:rPr>
-        <w:t xml:space="preserve">. </w:t>
-      </w:r>
-      <w:r>
-        <w:rPr>
-          <w:rFonts w:ascii="Arial" w:eastAsia="Times New Roman" w:hAnsi="Arial" w:cs="Arial"/>
-          <w:b/>
-          <w:bCs/>
-          <w:sz w:val="24"/>
-          <w:szCs w:val="24"/>
-          <w:lang w:eastAsia="it-IT"/>
-        </w:rPr>
-        <w:t xml:space="preserve">Comando </w:t>
-      </w:r>
-      <w:r>
-        <w:rPr>
-          <w:rFonts w:ascii="Arial" w:eastAsia="Times New Roman" w:hAnsi="Arial" w:cs="Arial"/>
-          <w:b/>
-          <w:bCs/>
-          <w:sz w:val="24"/>
-          <w:szCs w:val="24"/>
-          <w:lang w:eastAsia="it-IT"/>
-        </w:rPr>
-        <w:t xml:space="preserve">N - </w:t>
-      </w:r>
-      <w:r>
-        <w:rPr>
-          <w:rFonts w:ascii="Arial" w:eastAsia="Times New Roman" w:hAnsi="Arial" w:cs="Arial"/>
-          <w:b/>
-          <w:bCs/>
-          <w:sz w:val="24"/>
-          <w:szCs w:val="24"/>
-          <w:lang w:eastAsia="it-IT"/>
-        </w:rPr>
-        <w:t>Ritorna i numeri autorizzati</w:t>
-      </w:r>
-      <w:r>
-        <w:rPr>
-          <w:rFonts w:ascii="Arial" w:eastAsia="Times New Roman" w:hAnsi="Arial" w:cs="Arial"/>
-          <w:b/>
-          <w:bCs/>
-          <w:sz w:val="24"/>
-          <w:szCs w:val="24"/>
-          <w:lang w:eastAsia="it-IT"/>
-        </w:rPr>
-        <w:t xml:space="preserve"> </w:t>
-      </w:r>
-    </w:p>
-    <w:p>
-      <w:pPr>
-        <w:spacing w:after="0" w:line="330" w:lineRule="atLeast"/>
-        <w:ind w:firstLine="708"/>
-        <w:rPr>
-          <w:rFonts w:ascii="Arial" w:eastAsia="Times New Roman" w:hAnsi="Arial" w:cs="Arial"/>
-          <w:b/>
-          <w:bCs/>
-          <w:sz w:val="24"/>
-          <w:szCs w:val="24"/>
-          <w:lang w:eastAsia="it-IT"/>
-        </w:rPr>
-      </w:pPr>
-      <w:r>
-        <w:rPr>
-          <w:rFonts w:ascii="Arial" w:eastAsia="Times New Roman" w:hAnsi="Arial" w:cs="Arial"/>
-          <w:color w:val="000000" w:themeColor="text1"/>
-          <w:sz w:val="24"/>
-          <w:szCs w:val="24"/>
-          <w:lang w:eastAsia="it-IT"/>
-        </w:rPr>
-        <w:t xml:space="preserve">Attualmente il </w:t>
-      </w:r>
-      <w:r>
-        <w:rPr>
-          <w:rFonts w:ascii="Arial" w:eastAsia="Times New Roman" w:hAnsi="Arial" w:cs="Arial"/>
-          <w:color w:val="000000" w:themeColor="text1"/>
-          <w:sz w:val="24"/>
-          <w:szCs w:val="24"/>
-          <w:lang w:eastAsia="it-IT"/>
-        </w:rPr>
-        <w:t xml:space="preserve">Fw </w:t>
-      </w:r>
-      <w:r>
-        <w:rPr>
-          <w:rFonts w:ascii="Arial" w:eastAsia="Times New Roman" w:hAnsi="Arial" w:cs="Arial"/>
-          <w:sz w:val="24"/>
-          <w:szCs w:val="24"/>
-          <w:lang w:eastAsia="it-IT"/>
-        </w:rPr>
-        <w:t>prevede</w:t>
-      </w:r>
-      <w:r>
-        <w:rPr>
-          <w:rFonts w:ascii="Arial" w:eastAsia="Times New Roman" w:hAnsi="Arial" w:cs="Arial"/>
-          <w:sz w:val="24"/>
-          <w:szCs w:val="24"/>
-          <w:lang w:eastAsia="it-IT"/>
-        </w:rPr>
-        <w:t xml:space="preserve"> il Master già inserito nel codice</w:t>
-      </w:r>
-    </w:p>
-    <w:p>
-      <w:pPr>
-        <w:spacing w:after="0" w:line="330" w:lineRule="atLeast"/>
-        <w:rPr>
-          <w:rFonts w:ascii="Arial" w:eastAsia="Times New Roman" w:hAnsi="Arial" w:cs="Arial"/>
-          <w:b/>
-          <w:bCs/>
-          <w:color w:val="A6A6A6" w:themeColor="background1" w:themeShade="A6"/>
-          <w:sz w:val="24"/>
-          <w:szCs w:val="24"/>
-          <w:lang w:eastAsia="it-IT"/>
-        </w:rPr>
-      </w:pPr>
-      <w:r>
-        <w:rPr>
-          <w:rFonts w:ascii="Arial" w:eastAsia="Times New Roman" w:hAnsi="Arial" w:cs="Arial"/>
-          <w:b/>
-          <w:bCs/>
-          <w:color w:val="A6A6A6" w:themeColor="background1" w:themeShade="A6"/>
-          <w:sz w:val="24"/>
-          <w:szCs w:val="24"/>
-          <w:lang w:eastAsia="it-IT"/>
-        </w:rPr>
-        <w:t>1.1</w:t>
-      </w:r>
-      <w:r>
-        <w:rPr>
-          <w:rFonts w:ascii="Arial" w:eastAsia="Times New Roman" w:hAnsi="Arial" w:cs="Arial"/>
-          <w:b/>
-          <w:bCs/>
-          <w:color w:val="A6A6A6" w:themeColor="background1" w:themeShade="A6"/>
-          <w:sz w:val="24"/>
-          <w:szCs w:val="24"/>
-          <w:lang w:eastAsia="it-IT"/>
-        </w:rPr>
-        <w:tab/>
-      </w:r>
-      <w:r>
-        <w:rPr>
-          <w:rFonts w:ascii="Arial" w:eastAsia="Times New Roman" w:hAnsi="Arial" w:cs="Arial"/>
-          <w:b/>
-          <w:bCs/>
-          <w:color w:val="A6A6A6" w:themeColor="background1" w:themeShade="A6"/>
-          <w:sz w:val="24"/>
-          <w:szCs w:val="24"/>
-          <w:lang w:eastAsia="it-IT"/>
-        </w:rPr>
-        <w:t xml:space="preserve">Comando E – </w:t>
-      </w:r>
-      <w:r>
-        <w:rPr>
-          <w:rFonts w:ascii="Arial" w:eastAsia="Times New Roman" w:hAnsi="Arial" w:cs="Arial"/>
-          <w:b/>
-          <w:bCs/>
-          <w:color w:val="A6A6A6" w:themeColor="background1" w:themeShade="A6"/>
-          <w:sz w:val="24"/>
-          <w:szCs w:val="24"/>
-          <w:u w:val="single"/>
-          <w:lang w:eastAsia="it-IT"/>
-        </w:rPr>
-        <w:t>Cancella tutti i numeri</w:t>
-      </w:r>
-    </w:p>
-    <w:p>
-      <w:pPr>
-        <w:spacing w:after="0" w:line="330" w:lineRule="atLeast"/>
-        <w:rPr>
-          <w:rFonts w:ascii="Arial" w:eastAsia="Times New Roman" w:hAnsi="Arial" w:cs="Arial"/>
-          <w:b/>
-          <w:bCs/>
-          <w:sz w:val="24"/>
-          <w:szCs w:val="24"/>
-          <w:u w:val="single"/>
-          <w:lang w:eastAsia="it-IT"/>
-        </w:rPr>
-      </w:pPr>
-      <w:r>
-        <w:rPr>
-          <w:rFonts w:ascii="Arial" w:eastAsia="Times New Roman" w:hAnsi="Arial" w:cs="Arial"/>
-          <w:b/>
-          <w:bCs/>
-          <w:sz w:val="24"/>
-          <w:szCs w:val="24"/>
-          <w:lang w:eastAsia="it-IT"/>
-        </w:rPr>
-        <w:t>1.</w:t>
-      </w:r>
-      <w:r>
-        <w:rPr>
-          <w:rFonts w:ascii="Arial" w:eastAsia="Times New Roman" w:hAnsi="Arial" w:cs="Arial"/>
-          <w:b/>
-          <w:bCs/>
-          <w:sz w:val="24"/>
-          <w:szCs w:val="24"/>
-          <w:lang w:eastAsia="it-IT"/>
-        </w:rPr>
-        <w:t>2</w:t>
-      </w:r>
-      <w:r>
-        <w:rPr>
-          <w:rFonts w:ascii="Arial" w:eastAsia="Times New Roman" w:hAnsi="Arial" w:cs="Arial"/>
-          <w:b/>
-          <w:bCs/>
-          <w:sz w:val="24"/>
-          <w:szCs w:val="24"/>
-          <w:lang w:eastAsia="it-IT"/>
-        </w:rPr>
-        <w:tab/>
-      </w:r>
-      <w:r>
-        <w:rPr>
-          <w:rFonts w:ascii="Arial" w:eastAsia="Times New Roman" w:hAnsi="Arial" w:cs="Arial"/>
-          <w:b/>
-          <w:bCs/>
-          <w:sz w:val="24"/>
-          <w:szCs w:val="24"/>
-          <w:lang w:eastAsia="it-IT"/>
-        </w:rPr>
-        <w:t xml:space="preserve">Comando </w:t>
-      </w:r>
-      <w:r>
-        <w:rPr>
-          <w:rFonts w:ascii="Arial" w:eastAsia="Times New Roman" w:hAnsi="Arial" w:cs="Arial"/>
-          <w:b/>
-          <w:bCs/>
-          <w:i/>
-          <w:iCs/>
-          <w:color w:val="000000" w:themeColor="text1"/>
-          <w:sz w:val="24"/>
-          <w:szCs w:val="24"/>
-          <w:lang w:eastAsia="it-IT"/>
-        </w:rPr>
-        <w:t>M+393334188263</w:t>
-      </w:r>
-      <w:r>
-        <w:rPr>
-          <w:rFonts w:ascii="Arial" w:eastAsia="Times New Roman" w:hAnsi="Arial" w:cs="Arial"/>
-          <w:color w:val="000000" w:themeColor="text1"/>
-          <w:sz w:val="24"/>
-          <w:szCs w:val="24"/>
-          <w:lang w:eastAsia="it-IT"/>
-        </w:rPr>
-        <w:t xml:space="preserve"> </w:t>
-      </w:r>
-      <w:r>
-        <w:rPr>
-          <w:rFonts w:ascii="Arial" w:eastAsia="Times New Roman" w:hAnsi="Arial" w:cs="Arial"/>
-          <w:b/>
-          <w:bCs/>
-          <w:sz w:val="24"/>
-          <w:szCs w:val="24"/>
-          <w:lang w:eastAsia="it-IT"/>
-        </w:rPr>
-        <w:t xml:space="preserve"> - </w:t>
-      </w:r>
-      <w:r>
-        <w:rPr>
-          <w:rFonts w:ascii="Arial" w:eastAsia="Times New Roman" w:hAnsi="Arial" w:cs="Arial"/>
-          <w:b/>
-          <w:bCs/>
-          <w:sz w:val="24"/>
-          <w:szCs w:val="24"/>
-          <w:u w:val="single"/>
-          <w:lang w:eastAsia="it-IT"/>
-        </w:rPr>
-        <w:t>Imposta il numero Master</w:t>
-      </w:r>
-    </w:p>
-    <w:p>
-      <w:pPr>
-        <w:spacing w:after="0" w:line="330" w:lineRule="atLeast"/>
-        <w:rPr>
-          <w:rFonts w:ascii="Arial" w:eastAsia="Times New Roman" w:hAnsi="Arial" w:cs="Arial"/>
-          <w:b/>
-          <w:bCs/>
-          <w:sz w:val="24"/>
-          <w:szCs w:val="24"/>
-          <w:lang w:eastAsia="it-IT"/>
-        </w:rPr>
-      </w:pPr>
-      <w:r>
-        <w:rPr>
-          <w:rFonts w:ascii="Arial" w:eastAsia="Times New Roman" w:hAnsi="Arial" w:cs="Arial"/>
-          <w:b/>
-          <w:bCs/>
-          <w:sz w:val="24"/>
-          <w:szCs w:val="24"/>
-          <w:lang w:eastAsia="it-IT"/>
-        </w:rPr>
-        <w:t>1.</w:t>
-      </w:r>
-      <w:r>
-        <w:rPr>
-          <w:rFonts w:ascii="Arial" w:eastAsia="Times New Roman" w:hAnsi="Arial" w:cs="Arial"/>
-          <w:b/>
-          <w:bCs/>
-          <w:sz w:val="24"/>
-          <w:szCs w:val="24"/>
-          <w:lang w:eastAsia="it-IT"/>
-        </w:rPr>
-        <w:t>3</w:t>
-      </w:r>
-      <w:r>
-        <w:rPr>
-          <w:rFonts w:ascii="Arial" w:eastAsia="Times New Roman" w:hAnsi="Arial" w:cs="Arial"/>
-          <w:b/>
-          <w:bCs/>
-          <w:sz w:val="24"/>
-          <w:szCs w:val="24"/>
-          <w:lang w:eastAsia="it-IT"/>
-        </w:rPr>
-        <w:tab/>
-      </w:r>
-      <w:r>
-        <w:rPr>
-          <w:rFonts w:ascii="Arial" w:eastAsia="Times New Roman" w:hAnsi="Arial" w:cs="Arial"/>
-          <w:b/>
-          <w:bCs/>
-          <w:sz w:val="24"/>
-          <w:szCs w:val="24"/>
-          <w:lang w:eastAsia="it-IT"/>
-        </w:rPr>
-        <w:t xml:space="preserve">Comando </w:t>
-      </w:r>
-      <w:r>
-        <w:rPr>
-          <w:rFonts w:ascii="Arial" w:eastAsia="Times New Roman" w:hAnsi="Arial" w:cs="Arial"/>
-          <w:b/>
-          <w:bCs/>
-          <w:sz w:val="24"/>
-          <w:szCs w:val="24"/>
-          <w:lang w:eastAsia="it-IT"/>
-        </w:rPr>
-        <w:t xml:space="preserve">N - </w:t>
-      </w:r>
-      <w:r>
-        <w:rPr>
-          <w:rFonts w:ascii="Arial" w:eastAsia="Times New Roman" w:hAnsi="Arial" w:cs="Arial"/>
-          <w:b/>
-          <w:bCs/>
-          <w:sz w:val="24"/>
-          <w:szCs w:val="24"/>
-          <w:lang w:eastAsia="it-IT"/>
-        </w:rPr>
-        <w:t>Ritorna i numeri autorizzati</w:t>
-      </w:r>
-    </w:p>
-    <w:p>
-      <w:pPr>
-        <w:spacing w:after="0" w:line="330" w:lineRule="atLeast"/>
-        <w:rPr>
-          <w:rFonts w:ascii="Arial" w:eastAsia="Times New Roman" w:hAnsi="Arial" w:cs="Arial"/>
-          <w:sz w:val="24"/>
-          <w:szCs w:val="24"/>
-          <w:lang w:eastAsia="it-IT"/>
-        </w:rPr>
-      </w:pPr>
-      <w:r>
-        <w:rPr>
-          <w:rFonts w:ascii="Arial" w:eastAsia="Times New Roman" w:hAnsi="Arial" w:cs="Arial"/>
-          <w:b/>
-          <w:bCs/>
-          <w:sz w:val="24"/>
-          <w:szCs w:val="24"/>
-          <w:lang w:eastAsia="it-IT"/>
-        </w:rPr>
-        <w:tab/>
-      </w:r>
-      <w:r>
-        <w:rPr>
-          <w:rFonts w:ascii="Arial" w:eastAsia="Times New Roman" w:hAnsi="Arial" w:cs="Arial"/>
-          <w:sz w:val="24"/>
-          <w:szCs w:val="24"/>
-          <w:lang w:eastAsia="it-IT"/>
-        </w:rPr>
-        <w:t>Presente solo il MASTER</w:t>
-      </w:r>
-    </w:p>
-    <w:p>
-      <w:pPr>
-        <w:spacing w:after="0" w:line="330" w:lineRule="atLeast"/>
-        <w:rPr>
-          <w:rFonts w:ascii="Arial" w:eastAsia="Times New Roman" w:hAnsi="Arial" w:cs="Arial"/>
-          <w:sz w:val="24"/>
-          <w:szCs w:val="24"/>
-          <w:lang w:eastAsia="it-IT"/>
-        </w:rPr>
-      </w:pPr>
-    </w:p>
-    <w:p>
-      <w:pPr>
-        <w:spacing w:after="0" w:line="330" w:lineRule="atLeast"/>
-        <w:rPr>
-          <w:rFonts w:ascii="Arial" w:eastAsia="Times New Roman" w:hAnsi="Arial" w:cs="Arial"/>
-          <w:b/>
-          <w:bCs/>
-          <w:color w:val="A6A6A6" w:themeColor="background1" w:themeShade="A6"/>
-          <w:sz w:val="28"/>
-          <w:szCs w:val="28"/>
-          <w:lang w:eastAsia="it-IT"/>
-        </w:rPr>
-      </w:pPr>
-      <w:r>
-        <w:rPr>
-          <w:rFonts w:ascii="Arial" w:eastAsia="Times New Roman" w:hAnsi="Arial" w:cs="Arial"/>
-          <w:b/>
-          <w:bCs/>
-          <w:sz w:val="28"/>
-          <w:szCs w:val="28"/>
-          <w:lang w:eastAsia="it-IT"/>
-        </w:rPr>
-        <w:t>Da c</w:t>
-      </w:r>
-      <w:r>
-        <w:rPr>
-          <w:rFonts w:ascii="Arial" w:eastAsia="Times New Roman" w:hAnsi="Arial" w:cs="Arial"/>
-          <w:b/>
-          <w:bCs/>
-          <w:sz w:val="28"/>
-          <w:szCs w:val="28"/>
-          <w:lang w:eastAsia="it-IT"/>
-        </w:rPr>
-        <w:t xml:space="preserve">ondizione di fabbrica </w:t>
-      </w:r>
-    </w:p>
-    <w:p>
-      <w:pPr>
-        <w:spacing w:after="0" w:line="330" w:lineRule="atLeast"/>
-        <w:rPr>
-          <w:rFonts w:ascii="Arial" w:eastAsia="Times New Roman" w:hAnsi="Arial" w:cs="Arial"/>
-          <w:b/>
-          <w:bCs/>
-          <w:sz w:val="24"/>
-          <w:szCs w:val="24"/>
-          <w:lang w:eastAsia="it-IT"/>
-        </w:rPr>
-      </w:pPr>
-      <w:r>
-        <w:rPr>
-          <w:rFonts w:ascii="Arial" w:eastAsia="Times New Roman" w:hAnsi="Arial" w:cs="Arial"/>
-          <w:b/>
-          <w:bCs/>
-          <w:sz w:val="24"/>
-          <w:szCs w:val="24"/>
-          <w:lang w:eastAsia="it-IT"/>
-        </w:rPr>
-        <w:t>2.0</w:t>
-      </w:r>
-      <w:r>
-        <w:rPr>
-          <w:rFonts w:ascii="Arial" w:eastAsia="Times New Roman" w:hAnsi="Arial" w:cs="Arial"/>
-          <w:b/>
-          <w:bCs/>
-          <w:sz w:val="24"/>
-          <w:szCs w:val="24"/>
-          <w:lang w:eastAsia="it-IT"/>
-        </w:rPr>
-        <w:tab/>
-      </w:r>
-      <w:r>
-        <w:rPr>
-          <w:rFonts w:ascii="Arial" w:eastAsia="Times New Roman" w:hAnsi="Arial" w:cs="Arial"/>
-          <w:b/>
-          <w:bCs/>
-          <w:sz w:val="24"/>
-          <w:szCs w:val="24"/>
-          <w:lang w:eastAsia="it-IT"/>
-        </w:rPr>
-        <w:t xml:space="preserve">Comando </w:t>
-      </w:r>
-      <w:r>
-        <w:rPr>
-          <w:rFonts w:ascii="Arial" w:eastAsia="Times New Roman" w:hAnsi="Arial" w:cs="Arial"/>
-          <w:b/>
-          <w:bCs/>
-          <w:i/>
-          <w:iCs/>
-          <w:color w:val="000000" w:themeColor="text1"/>
-          <w:sz w:val="24"/>
-          <w:szCs w:val="24"/>
-          <w:lang w:eastAsia="it-IT"/>
-        </w:rPr>
-        <w:t>M+393334188263</w:t>
-      </w:r>
-      <w:r>
-        <w:rPr>
-          <w:rFonts w:ascii="Arial" w:eastAsia="Times New Roman" w:hAnsi="Arial" w:cs="Arial"/>
-          <w:color w:val="000000" w:themeColor="text1"/>
-          <w:sz w:val="24"/>
-          <w:szCs w:val="24"/>
-          <w:lang w:eastAsia="it-IT"/>
-        </w:rPr>
-        <w:t xml:space="preserve"> </w:t>
-      </w:r>
-      <w:r>
-        <w:rPr>
-          <w:rFonts w:ascii="Arial" w:eastAsia="Times New Roman" w:hAnsi="Arial" w:cs="Arial"/>
-          <w:b/>
-          <w:bCs/>
-          <w:sz w:val="24"/>
-          <w:szCs w:val="24"/>
-          <w:lang w:eastAsia="it-IT"/>
-        </w:rPr>
-        <w:t xml:space="preserve"> - </w:t>
-      </w:r>
-      <w:r>
-        <w:rPr>
-          <w:rFonts w:ascii="Arial" w:eastAsia="Times New Roman" w:hAnsi="Arial" w:cs="Arial"/>
-          <w:b/>
-          <w:bCs/>
-          <w:sz w:val="24"/>
-          <w:szCs w:val="24"/>
-          <w:u w:val="single"/>
-          <w:lang w:eastAsia="it-IT"/>
-        </w:rPr>
-        <w:t>Imposta il numero Master</w:t>
-      </w:r>
-      <w:r>
-        <w:rPr>
-          <w:rFonts w:ascii="Arial" w:eastAsia="Times New Roman" w:hAnsi="Arial" w:cs="Arial"/>
-          <w:b/>
-          <w:bCs/>
-          <w:sz w:val="24"/>
-          <w:szCs w:val="24"/>
-          <w:lang w:eastAsia="it-IT"/>
-        </w:rPr>
-        <w:t xml:space="preserve"> </w:t>
-      </w:r>
-    </w:p>
-    <w:p>
-      <w:pPr>
-        <w:spacing w:after="0" w:line="330" w:lineRule="atLeast"/>
-        <w:rPr>
-          <w:rFonts w:ascii="Arial" w:eastAsia="Times New Roman" w:hAnsi="Arial" w:cs="Arial"/>
-          <w:sz w:val="24"/>
-          <w:szCs w:val="24"/>
-          <w:lang w:eastAsia="it-IT"/>
-        </w:rPr>
-      </w:pPr>
-      <w:r>
-        <w:rPr>
-          <w:rFonts w:ascii="Arial" w:eastAsia="Times New Roman" w:hAnsi="Arial" w:cs="Arial"/>
-          <w:b/>
-          <w:bCs/>
-          <w:sz w:val="24"/>
-          <w:szCs w:val="24"/>
-          <w:lang w:eastAsia="it-IT"/>
-        </w:rPr>
-        <w:tab/>
-      </w:r>
-      <w:r>
-        <w:rPr>
-          <w:rFonts w:ascii="Arial" w:eastAsia="Times New Roman" w:hAnsi="Arial" w:cs="Arial"/>
-          <w:sz w:val="24"/>
-          <w:szCs w:val="24"/>
-          <w:lang w:eastAsia="it-IT"/>
-        </w:rPr>
-        <w:t>Inserisce</w:t>
-      </w:r>
-      <w:r>
-        <w:rPr>
-          <w:rFonts w:ascii="Arial" w:eastAsia="Times New Roman" w:hAnsi="Arial" w:cs="Arial"/>
-          <w:sz w:val="24"/>
-          <w:szCs w:val="24"/>
-          <w:lang w:eastAsia="it-IT"/>
-        </w:rPr>
-        <w:t xml:space="preserve"> solo il MASTER</w:t>
-      </w:r>
-    </w:p>
-    <w:p>
-      <w:pPr>
-        <w:spacing w:after="0" w:line="330" w:lineRule="atLeast"/>
-        <w:rPr>
-          <w:rFonts w:ascii="Arial" w:eastAsia="Times New Roman" w:hAnsi="Arial" w:cs="Arial"/>
-          <w:b/>
-          <w:bCs/>
-          <w:sz w:val="24"/>
-          <w:szCs w:val="24"/>
-          <w:lang w:eastAsia="it-IT"/>
-        </w:rPr>
-      </w:pPr>
-      <w:r>
-        <w:rPr>
-          <w:rFonts w:ascii="Arial" w:eastAsia="Times New Roman" w:hAnsi="Arial" w:cs="Arial"/>
-          <w:b/>
-          <w:bCs/>
-          <w:sz w:val="24"/>
-          <w:szCs w:val="24"/>
-          <w:lang w:eastAsia="it-IT"/>
-        </w:rPr>
-        <w:t>2.1</w:t>
-      </w:r>
-      <w:r>
-        <w:rPr>
-          <w:rFonts w:ascii="Arial" w:eastAsia="Times New Roman" w:hAnsi="Arial" w:cs="Arial"/>
-          <w:b/>
-          <w:bCs/>
-          <w:sz w:val="24"/>
-          <w:szCs w:val="24"/>
-          <w:lang w:eastAsia="it-IT"/>
-        </w:rPr>
-        <w:tab/>
-      </w:r>
-      <w:r>
-        <w:rPr>
-          <w:rFonts w:ascii="Arial" w:eastAsia="Times New Roman" w:hAnsi="Arial" w:cs="Arial"/>
-          <w:b/>
-          <w:bCs/>
-          <w:sz w:val="24"/>
-          <w:szCs w:val="24"/>
-          <w:lang w:eastAsia="it-IT"/>
-        </w:rPr>
-        <w:t xml:space="preserve">Comando </w:t>
-      </w:r>
-      <w:r>
-        <w:rPr>
-          <w:rFonts w:ascii="Arial" w:eastAsia="Times New Roman" w:hAnsi="Arial" w:cs="Arial"/>
-          <w:b/>
-          <w:bCs/>
-          <w:sz w:val="24"/>
-          <w:szCs w:val="24"/>
-          <w:lang w:eastAsia="it-IT"/>
-        </w:rPr>
-        <w:t xml:space="preserve">N - </w:t>
-      </w:r>
-      <w:r>
-        <w:rPr>
-          <w:rFonts w:ascii="Arial" w:eastAsia="Times New Roman" w:hAnsi="Arial" w:cs="Arial"/>
-          <w:b/>
-          <w:bCs/>
-          <w:sz w:val="24"/>
-          <w:szCs w:val="24"/>
-          <w:lang w:eastAsia="it-IT"/>
-        </w:rPr>
-        <w:t>Ritorna i numeri autorizzati</w:t>
-      </w:r>
-    </w:p>
-    <w:p>
-      <w:pPr>
-        <w:spacing w:after="0" w:line="330" w:lineRule="atLeast"/>
-        <w:rPr>
-          <w:rFonts w:ascii="Arial" w:eastAsia="Times New Roman" w:hAnsi="Arial" w:cs="Arial"/>
-          <w:sz w:val="24"/>
-          <w:szCs w:val="24"/>
-          <w:lang w:eastAsia="it-IT"/>
-        </w:rPr>
-      </w:pPr>
-      <w:r>
-        <w:rPr>
-          <w:rFonts w:ascii="Arial" w:eastAsia="Times New Roman" w:hAnsi="Arial" w:cs="Arial"/>
-          <w:b/>
-          <w:bCs/>
-          <w:sz w:val="24"/>
-          <w:szCs w:val="24"/>
-          <w:lang w:eastAsia="it-IT"/>
-        </w:rPr>
-        <w:tab/>
-      </w:r>
-      <w:r>
-        <w:rPr>
-          <w:rFonts w:ascii="Arial" w:eastAsia="Times New Roman" w:hAnsi="Arial" w:cs="Arial"/>
-          <w:sz w:val="24"/>
-          <w:szCs w:val="24"/>
-          <w:lang w:eastAsia="it-IT"/>
-        </w:rPr>
-        <w:t>Presente solo il MASTER</w:t>
-      </w:r>
-    </w:p>
-    <w:p>
-      <w:pPr>
-        <w:spacing w:after="0" w:line="330" w:lineRule="atLeast"/>
-        <w:rPr>
-          <w:rFonts w:ascii="Arial" w:eastAsia="Times New Roman" w:hAnsi="Arial" w:cs="Arial"/>
-          <w:b/>
-          <w:bCs/>
-          <w:sz w:val="24"/>
-          <w:szCs w:val="24"/>
-          <w:lang w:eastAsia="it-IT"/>
-        </w:rPr>
-      </w:pPr>
-      <w:r>
-        <w:rPr>
-          <w:rFonts w:ascii="Arial" w:eastAsia="Times New Roman" w:hAnsi="Arial" w:cs="Arial"/>
-          <w:b/>
-          <w:bCs/>
-          <w:sz w:val="24"/>
-          <w:szCs w:val="24"/>
-          <w:lang w:eastAsia="it-IT"/>
-        </w:rPr>
-        <w:t>2.2</w:t>
-      </w:r>
-      <w:r>
-        <w:rPr>
-          <w:rFonts w:ascii="Arial" w:eastAsia="Times New Roman" w:hAnsi="Arial" w:cs="Arial"/>
-          <w:b/>
-          <w:bCs/>
-          <w:sz w:val="24"/>
-          <w:szCs w:val="24"/>
-          <w:lang w:eastAsia="it-IT"/>
-        </w:rPr>
-        <w:tab/>
-      </w:r>
-      <w:r>
-        <w:rPr>
-          <w:rFonts w:ascii="Arial" w:eastAsia="Times New Roman" w:hAnsi="Arial" w:cs="Arial"/>
-          <w:b/>
-          <w:bCs/>
-          <w:sz w:val="24"/>
-          <w:szCs w:val="24"/>
-          <w:lang w:eastAsia="it-IT"/>
-        </w:rPr>
-        <w:t xml:space="preserve">Comando </w:t>
-      </w:r>
-      <w:r>
-        <w:rPr>
-          <w:rFonts w:ascii="Arial" w:eastAsia="Times New Roman" w:hAnsi="Arial" w:cs="Arial"/>
-          <w:b/>
-          <w:bCs/>
-          <w:i/>
-          <w:iCs/>
-          <w:color w:val="000000" w:themeColor="text1"/>
-          <w:sz w:val="24"/>
-          <w:szCs w:val="24"/>
-          <w:lang w:eastAsia="it-IT"/>
-        </w:rPr>
-        <w:t>A1</w:t>
-      </w:r>
-      <w:r>
-        <w:rPr>
-          <w:rFonts w:ascii="Arial" w:eastAsia="Times New Roman" w:hAnsi="Arial" w:cs="Arial"/>
-          <w:b/>
-          <w:bCs/>
-          <w:i/>
-          <w:iCs/>
-          <w:color w:val="000000" w:themeColor="text1"/>
-          <w:sz w:val="24"/>
-          <w:szCs w:val="24"/>
-          <w:lang w:eastAsia="it-IT"/>
-        </w:rPr>
-        <w:t>+393334188263</w:t>
-      </w:r>
-      <w:r>
-        <w:rPr>
-          <w:rFonts w:ascii="Arial" w:eastAsia="Times New Roman" w:hAnsi="Arial" w:cs="Arial"/>
-          <w:color w:val="000000" w:themeColor="text1"/>
-          <w:sz w:val="24"/>
-          <w:szCs w:val="24"/>
-          <w:lang w:eastAsia="it-IT"/>
-        </w:rPr>
-        <w:t xml:space="preserve"> </w:t>
-      </w:r>
-      <w:r>
-        <w:rPr>
-          <w:rFonts w:ascii="Arial" w:eastAsia="Times New Roman" w:hAnsi="Arial" w:cs="Arial"/>
-          <w:b/>
-          <w:bCs/>
-          <w:sz w:val="24"/>
-          <w:szCs w:val="24"/>
-          <w:lang w:eastAsia="it-IT"/>
-        </w:rPr>
-        <w:t xml:space="preserve"> - </w:t>
-      </w:r>
-      <w:r>
-        <w:rPr>
-          <w:rFonts w:ascii="Arial" w:eastAsia="Times New Roman" w:hAnsi="Arial" w:cs="Arial"/>
-          <w:b/>
-          <w:bCs/>
-          <w:sz w:val="24"/>
-          <w:szCs w:val="24"/>
-          <w:u w:val="single"/>
-          <w:lang w:eastAsia="it-IT"/>
-        </w:rPr>
-        <w:t xml:space="preserve">Imposta il </w:t>
-      </w:r>
-      <w:r>
-        <w:rPr>
-          <w:rFonts w:ascii="Arial" w:eastAsia="Times New Roman" w:hAnsi="Arial" w:cs="Arial"/>
-          <w:b/>
-          <w:bCs/>
-          <w:sz w:val="24"/>
-          <w:szCs w:val="24"/>
-          <w:u w:val="single"/>
-          <w:lang w:eastAsia="it-IT"/>
-        </w:rPr>
-        <w:t>primo numero Ausiliario</w:t>
-      </w:r>
-      <w:r>
-        <w:rPr>
-          <w:rFonts w:ascii="Arial" w:eastAsia="Times New Roman" w:hAnsi="Arial" w:cs="Arial"/>
-          <w:b/>
-          <w:bCs/>
-          <w:sz w:val="24"/>
-          <w:szCs w:val="24"/>
-          <w:lang w:eastAsia="it-IT"/>
-        </w:rPr>
-        <w:t xml:space="preserve"> </w:t>
-      </w:r>
-    </w:p>
-    <w:p>
-      <w:pPr>
-        <w:spacing w:after="0" w:line="330" w:lineRule="atLeast"/>
-        <w:rPr>
-          <w:rFonts w:ascii="Arial" w:eastAsia="Times New Roman" w:hAnsi="Arial" w:cs="Arial"/>
-          <w:sz w:val="24"/>
-          <w:szCs w:val="24"/>
-          <w:lang w:eastAsia="it-IT"/>
-        </w:rPr>
-      </w:pPr>
-      <w:r>
-        <w:rPr>
-          <w:rFonts w:ascii="Arial" w:eastAsia="Times New Roman" w:hAnsi="Arial" w:cs="Arial"/>
-          <w:b/>
-          <w:bCs/>
-          <w:sz w:val="24"/>
-          <w:szCs w:val="24"/>
-          <w:lang w:eastAsia="it-IT"/>
-        </w:rPr>
-        <w:tab/>
-      </w:r>
-      <w:r>
-        <w:rPr>
-          <w:rFonts w:ascii="Arial" w:eastAsia="Times New Roman" w:hAnsi="Arial" w:cs="Arial"/>
-          <w:sz w:val="24"/>
-          <w:szCs w:val="24"/>
-          <w:lang w:eastAsia="it-IT"/>
-        </w:rPr>
-        <w:t>Inserisce l’Ausiliario 1</w:t>
-      </w:r>
-    </w:p>
-    <w:p>
-      <w:pPr>
-        <w:spacing w:after="0" w:line="330" w:lineRule="atLeast"/>
-        <w:rPr>
-          <w:rFonts w:ascii="Arial" w:eastAsia="Times New Roman" w:hAnsi="Arial" w:cs="Arial"/>
-          <w:b/>
-          <w:bCs/>
-          <w:sz w:val="24"/>
-          <w:szCs w:val="24"/>
-          <w:lang w:eastAsia="it-IT"/>
-        </w:rPr>
-      </w:pPr>
-      <w:r>
-        <w:rPr>
-          <w:rFonts w:ascii="Arial" w:eastAsia="Times New Roman" w:hAnsi="Arial" w:cs="Arial"/>
-          <w:b/>
-          <w:bCs/>
-          <w:sz w:val="24"/>
-          <w:szCs w:val="24"/>
-          <w:lang w:eastAsia="it-IT"/>
-        </w:rPr>
-        <w:t>2.</w:t>
-      </w:r>
-      <w:r>
-        <w:rPr>
-          <w:rFonts w:ascii="Arial" w:eastAsia="Times New Roman" w:hAnsi="Arial" w:cs="Arial"/>
-          <w:b/>
-          <w:bCs/>
-          <w:sz w:val="24"/>
-          <w:szCs w:val="24"/>
-          <w:lang w:eastAsia="it-IT"/>
-        </w:rPr>
-        <w:t>3</w:t>
-      </w:r>
-      <w:r>
-        <w:rPr>
-          <w:rFonts w:ascii="Arial" w:eastAsia="Times New Roman" w:hAnsi="Arial" w:cs="Arial"/>
-          <w:b/>
-          <w:bCs/>
-          <w:sz w:val="24"/>
-          <w:szCs w:val="24"/>
-          <w:lang w:eastAsia="it-IT"/>
-        </w:rPr>
-        <w:tab/>
-      </w:r>
-      <w:r>
-        <w:rPr>
-          <w:rFonts w:ascii="Arial" w:eastAsia="Times New Roman" w:hAnsi="Arial" w:cs="Arial"/>
-          <w:b/>
-          <w:bCs/>
-          <w:sz w:val="24"/>
-          <w:szCs w:val="24"/>
-          <w:lang w:eastAsia="it-IT"/>
-        </w:rPr>
-        <w:t xml:space="preserve">Comando </w:t>
-      </w:r>
-      <w:r>
-        <w:rPr>
-          <w:rFonts w:ascii="Arial" w:eastAsia="Times New Roman" w:hAnsi="Arial" w:cs="Arial"/>
-          <w:b/>
-          <w:bCs/>
-          <w:sz w:val="24"/>
-          <w:szCs w:val="24"/>
-          <w:lang w:eastAsia="it-IT"/>
-        </w:rPr>
-        <w:t xml:space="preserve">N - </w:t>
-      </w:r>
-      <w:r>
-        <w:rPr>
-          <w:rFonts w:ascii="Arial" w:eastAsia="Times New Roman" w:hAnsi="Arial" w:cs="Arial"/>
-          <w:b/>
-          <w:bCs/>
-          <w:sz w:val="24"/>
-          <w:szCs w:val="24"/>
-          <w:lang w:eastAsia="it-IT"/>
-        </w:rPr>
-        <w:t>Ritorna i numeri autorizzati</w:t>
-      </w:r>
-    </w:p>
-    <w:p>
-      <w:pPr>
-        <w:spacing w:after="0" w:line="330" w:lineRule="atLeast"/>
-        <w:rPr>
-          <w:rFonts w:ascii="Arial" w:eastAsia="Times New Roman" w:hAnsi="Arial" w:cs="Arial"/>
-          <w:sz w:val="24"/>
-          <w:szCs w:val="24"/>
-          <w:lang w:eastAsia="it-IT"/>
-        </w:rPr>
-      </w:pPr>
-      <w:r>
-        <w:rPr>
-          <w:rFonts w:ascii="Arial" w:eastAsia="Times New Roman" w:hAnsi="Arial" w:cs="Arial"/>
-          <w:b/>
-          <w:bCs/>
-          <w:sz w:val="24"/>
-          <w:szCs w:val="24"/>
-          <w:lang w:eastAsia="it-IT"/>
-        </w:rPr>
-        <w:tab/>
-      </w:r>
-      <w:r>
-        <w:rPr>
-          <w:rFonts w:ascii="Arial" w:eastAsia="Times New Roman" w:hAnsi="Arial" w:cs="Arial"/>
-          <w:sz w:val="24"/>
-          <w:szCs w:val="24"/>
-          <w:lang w:eastAsia="it-IT"/>
-        </w:rPr>
-        <w:t>Presente il MASTER</w:t>
-      </w:r>
-      <w:r>
-        <w:rPr>
-          <w:rFonts w:ascii="Arial" w:eastAsia="Times New Roman" w:hAnsi="Arial" w:cs="Arial"/>
-          <w:sz w:val="24"/>
-          <w:szCs w:val="24"/>
-          <w:lang w:eastAsia="it-IT"/>
-        </w:rPr>
-        <w:t xml:space="preserve"> e l’Ausiliario 1</w:t>
-      </w:r>
-    </w:p>
-    <w:p>
-      <w:pPr>
-        <w:spacing w:after="0" w:line="330" w:lineRule="atLeast"/>
-        <w:rPr>
-          <w:rFonts w:ascii="Arial" w:eastAsia="Times New Roman" w:hAnsi="Arial" w:cs="Arial"/>
-          <w:b/>
-          <w:bCs/>
-          <w:sz w:val="24"/>
-          <w:szCs w:val="24"/>
-          <w:lang w:eastAsia="it-IT"/>
-        </w:rPr>
-      </w:pPr>
-      <w:r>
-        <w:rPr>
-          <w:rFonts w:ascii="Arial" w:eastAsia="Times New Roman" w:hAnsi="Arial" w:cs="Arial"/>
-          <w:b/>
-          <w:bCs/>
-          <w:sz w:val="24"/>
-          <w:szCs w:val="24"/>
-          <w:lang w:eastAsia="it-IT"/>
-        </w:rPr>
-        <w:t>2.4</w:t>
-      </w:r>
-      <w:r>
-        <w:rPr>
-          <w:rFonts w:ascii="Arial" w:eastAsia="Times New Roman" w:hAnsi="Arial" w:cs="Arial"/>
-          <w:b/>
-          <w:bCs/>
-          <w:sz w:val="24"/>
-          <w:szCs w:val="24"/>
-          <w:lang w:eastAsia="it-IT"/>
-        </w:rPr>
-        <w:tab/>
-      </w:r>
-      <w:r>
-        <w:rPr>
-          <w:rFonts w:ascii="Arial" w:eastAsia="Times New Roman" w:hAnsi="Arial" w:cs="Arial"/>
-          <w:b/>
-          <w:bCs/>
-          <w:sz w:val="24"/>
-          <w:szCs w:val="24"/>
-          <w:lang w:eastAsia="it-IT"/>
-        </w:rPr>
-        <w:t xml:space="preserve">Comando </w:t>
-      </w:r>
-      <w:r>
-        <w:rPr>
-          <w:rFonts w:ascii="Arial" w:eastAsia="Times New Roman" w:hAnsi="Arial" w:cs="Arial"/>
-          <w:b/>
-          <w:bCs/>
-          <w:i/>
-          <w:iCs/>
-          <w:color w:val="000000" w:themeColor="text1"/>
-          <w:sz w:val="24"/>
-          <w:szCs w:val="24"/>
-          <w:lang w:eastAsia="it-IT"/>
-        </w:rPr>
-        <w:t>A2</w:t>
-      </w:r>
-      <w:r>
-        <w:rPr>
-          <w:rFonts w:ascii="Arial" w:eastAsia="Times New Roman" w:hAnsi="Arial" w:cs="Arial"/>
-          <w:b/>
-          <w:bCs/>
-          <w:i/>
-          <w:iCs/>
-          <w:color w:val="000000" w:themeColor="text1"/>
-          <w:sz w:val="24"/>
-          <w:szCs w:val="24"/>
-          <w:lang w:eastAsia="it-IT"/>
-        </w:rPr>
-        <w:t>+393334188263</w:t>
-      </w:r>
-      <w:r>
-        <w:rPr>
-          <w:rFonts w:ascii="Arial" w:eastAsia="Times New Roman" w:hAnsi="Arial" w:cs="Arial"/>
-          <w:color w:val="000000" w:themeColor="text1"/>
-          <w:sz w:val="24"/>
-          <w:szCs w:val="24"/>
-          <w:lang w:eastAsia="it-IT"/>
-        </w:rPr>
-        <w:t xml:space="preserve"> </w:t>
-      </w:r>
-      <w:r>
-        <w:rPr>
-          <w:rFonts w:ascii="Arial" w:eastAsia="Times New Roman" w:hAnsi="Arial" w:cs="Arial"/>
-          <w:b/>
-          <w:bCs/>
-          <w:sz w:val="24"/>
-          <w:szCs w:val="24"/>
-          <w:lang w:eastAsia="it-IT"/>
-        </w:rPr>
-        <w:t xml:space="preserve"> - </w:t>
-      </w:r>
-      <w:r>
-        <w:rPr>
-          <w:rFonts w:ascii="Arial" w:eastAsia="Times New Roman" w:hAnsi="Arial" w:cs="Arial"/>
-          <w:b/>
-          <w:bCs/>
-          <w:sz w:val="24"/>
-          <w:szCs w:val="24"/>
-          <w:u w:val="single"/>
-          <w:lang w:eastAsia="it-IT"/>
-        </w:rPr>
-        <w:t xml:space="preserve">Imposta il </w:t>
-      </w:r>
-      <w:r>
-        <w:rPr>
-          <w:rFonts w:ascii="Arial" w:eastAsia="Times New Roman" w:hAnsi="Arial" w:cs="Arial"/>
-          <w:b/>
-          <w:bCs/>
-          <w:sz w:val="24"/>
-          <w:szCs w:val="24"/>
-          <w:u w:val="single"/>
-          <w:lang w:eastAsia="it-IT"/>
-        </w:rPr>
-        <w:t>secondo numero Ausiliario</w:t>
-      </w:r>
-      <w:r>
-        <w:rPr>
-          <w:rFonts w:ascii="Arial" w:eastAsia="Times New Roman" w:hAnsi="Arial" w:cs="Arial"/>
-          <w:b/>
-          <w:bCs/>
-          <w:sz w:val="24"/>
-          <w:szCs w:val="24"/>
-          <w:lang w:eastAsia="it-IT"/>
-        </w:rPr>
-        <w:t xml:space="preserve"> </w:t>
-      </w:r>
-    </w:p>
-    <w:p>
-      <w:pPr>
-        <w:spacing w:after="0" w:line="330" w:lineRule="atLeast"/>
-        <w:rPr>
-          <w:rFonts w:ascii="Arial" w:eastAsia="Times New Roman" w:hAnsi="Arial" w:cs="Arial"/>
-          <w:sz w:val="24"/>
-          <w:szCs w:val="24"/>
-          <w:lang w:eastAsia="it-IT"/>
-        </w:rPr>
-      </w:pPr>
-      <w:r>
-        <w:rPr>
-          <w:rFonts w:ascii="Arial" w:eastAsia="Times New Roman" w:hAnsi="Arial" w:cs="Arial"/>
-          <w:b/>
-          <w:bCs/>
-          <w:sz w:val="24"/>
-          <w:szCs w:val="24"/>
-          <w:lang w:eastAsia="it-IT"/>
-        </w:rPr>
-        <w:tab/>
-      </w:r>
-      <w:r>
-        <w:rPr>
-          <w:rFonts w:ascii="Arial" w:eastAsia="Times New Roman" w:hAnsi="Arial" w:cs="Arial"/>
-          <w:sz w:val="24"/>
-          <w:szCs w:val="24"/>
-          <w:lang w:eastAsia="it-IT"/>
-        </w:rPr>
-        <w:t xml:space="preserve">Inserisce l’Ausiliario </w:t>
-      </w:r>
-      <w:r>
-        <w:rPr>
-          <w:rFonts w:ascii="Arial" w:eastAsia="Times New Roman" w:hAnsi="Arial" w:cs="Arial"/>
-          <w:sz w:val="24"/>
-          <w:szCs w:val="24"/>
-          <w:lang w:eastAsia="it-IT"/>
-        </w:rPr>
-        <w:t>2</w:t>
-      </w:r>
-    </w:p>
-    <w:p>
-      <w:pPr>
-        <w:spacing w:after="0" w:line="330" w:lineRule="atLeast"/>
-        <w:rPr>
-          <w:rFonts w:ascii="Arial" w:eastAsia="Times New Roman" w:hAnsi="Arial" w:cs="Arial"/>
-          <w:b/>
-          <w:bCs/>
-          <w:sz w:val="24"/>
-          <w:szCs w:val="24"/>
-          <w:lang w:eastAsia="it-IT"/>
-        </w:rPr>
-      </w:pPr>
-      <w:r>
-        <w:rPr>
-          <w:rFonts w:ascii="Arial" w:eastAsia="Times New Roman" w:hAnsi="Arial" w:cs="Arial"/>
-          <w:b/>
-          <w:bCs/>
-          <w:sz w:val="24"/>
-          <w:szCs w:val="24"/>
-          <w:lang w:eastAsia="it-IT"/>
-        </w:rPr>
-        <w:t>2.</w:t>
-      </w:r>
-      <w:r>
-        <w:rPr>
-          <w:rFonts w:ascii="Arial" w:eastAsia="Times New Roman" w:hAnsi="Arial" w:cs="Arial"/>
-          <w:b/>
-          <w:bCs/>
-          <w:sz w:val="24"/>
-          <w:szCs w:val="24"/>
-          <w:lang w:eastAsia="it-IT"/>
-        </w:rPr>
-        <w:t>5</w:t>
-      </w:r>
-      <w:r>
-        <w:rPr>
-          <w:rFonts w:ascii="Arial" w:eastAsia="Times New Roman" w:hAnsi="Arial" w:cs="Arial"/>
-          <w:b/>
-          <w:bCs/>
-          <w:sz w:val="24"/>
-          <w:szCs w:val="24"/>
-          <w:lang w:eastAsia="it-IT"/>
-        </w:rPr>
-        <w:tab/>
-      </w:r>
-      <w:r>
-        <w:rPr>
-          <w:rFonts w:ascii="Arial" w:eastAsia="Times New Roman" w:hAnsi="Arial" w:cs="Arial"/>
-          <w:b/>
-          <w:bCs/>
-          <w:sz w:val="24"/>
-          <w:szCs w:val="24"/>
-          <w:lang w:eastAsia="it-IT"/>
-        </w:rPr>
-        <w:t xml:space="preserve">Comando </w:t>
-      </w:r>
-      <w:r>
-        <w:rPr>
-          <w:rFonts w:ascii="Arial" w:eastAsia="Times New Roman" w:hAnsi="Arial" w:cs="Arial"/>
-          <w:b/>
-          <w:bCs/>
-          <w:sz w:val="24"/>
-          <w:szCs w:val="24"/>
-          <w:lang w:eastAsia="it-IT"/>
-        </w:rPr>
-        <w:t xml:space="preserve">N - </w:t>
-      </w:r>
-      <w:r>
-        <w:rPr>
-          <w:rFonts w:ascii="Arial" w:eastAsia="Times New Roman" w:hAnsi="Arial" w:cs="Arial"/>
-          <w:b/>
-          <w:bCs/>
-          <w:sz w:val="24"/>
-          <w:szCs w:val="24"/>
-          <w:lang w:eastAsia="it-IT"/>
-        </w:rPr>
-        <w:t>Ritorna i numeri autorizzati</w:t>
-      </w:r>
-    </w:p>
-    <w:p>
-      <w:pPr>
-        <w:spacing w:after="0" w:line="330" w:lineRule="atLeast"/>
-        <w:rPr>
-          <w:rFonts w:ascii="Arial" w:eastAsia="Times New Roman" w:hAnsi="Arial" w:cs="Arial"/>
-          <w:sz w:val="24"/>
-          <w:szCs w:val="24"/>
-          <w:lang w:eastAsia="it-IT"/>
-        </w:rPr>
-      </w:pPr>
-      <w:r>
-        <w:rPr>
-          <w:rFonts w:ascii="Arial" w:eastAsia="Times New Roman" w:hAnsi="Arial" w:cs="Arial"/>
-          <w:b/>
-          <w:bCs/>
-          <w:sz w:val="24"/>
-          <w:szCs w:val="24"/>
-          <w:lang w:eastAsia="it-IT"/>
-        </w:rPr>
-        <w:tab/>
-      </w:r>
-      <w:r>
-        <w:rPr>
-          <w:rFonts w:ascii="Arial" w:eastAsia="Times New Roman" w:hAnsi="Arial" w:cs="Arial"/>
-          <w:sz w:val="24"/>
-          <w:szCs w:val="24"/>
-          <w:lang w:eastAsia="it-IT"/>
-        </w:rPr>
-        <w:t>Presente il MASTER</w:t>
-      </w:r>
-      <w:r>
-        <w:rPr>
-          <w:rFonts w:ascii="Arial" w:eastAsia="Times New Roman" w:hAnsi="Arial" w:cs="Arial"/>
-          <w:sz w:val="24"/>
-          <w:szCs w:val="24"/>
-          <w:lang w:eastAsia="it-IT"/>
-        </w:rPr>
-        <w:t xml:space="preserve"> e gl</w:t>
-      </w:r>
-      <w:r>
-        <w:rPr>
-          <w:rFonts w:ascii="Arial" w:eastAsia="Times New Roman" w:hAnsi="Arial" w:cs="Arial"/>
-          <w:sz w:val="24"/>
-          <w:szCs w:val="24"/>
-          <w:lang w:eastAsia="it-IT"/>
-        </w:rPr>
-        <w:t xml:space="preserve">i </w:t>
-      </w:r>
-      <w:r>
-        <w:rPr>
-          <w:rFonts w:ascii="Arial" w:eastAsia="Times New Roman" w:hAnsi="Arial" w:cs="Arial"/>
-          <w:sz w:val="24"/>
-          <w:szCs w:val="24"/>
-          <w:lang w:eastAsia="it-IT"/>
-        </w:rPr>
-        <w:t>Ausiliari 1 e 2</w:t>
-      </w:r>
-    </w:p>
-    <w:p>
-      <w:pPr>
-        <w:spacing w:after="0" w:line="330" w:lineRule="atLeast"/>
-        <w:rPr>
-          <w:rFonts w:ascii="Arial" w:eastAsia="Times New Roman" w:hAnsi="Arial" w:cs="Arial"/>
-          <w:b/>
-          <w:bCs/>
-          <w:sz w:val="24"/>
-          <w:szCs w:val="24"/>
-          <w:lang w:eastAsia="it-IT"/>
-        </w:rPr>
-      </w:pPr>
-      <w:r>
-        <w:rPr>
-          <w:rFonts w:ascii="Arial" w:eastAsia="Times New Roman" w:hAnsi="Arial" w:cs="Arial"/>
-          <w:b/>
-          <w:bCs/>
-          <w:sz w:val="24"/>
-          <w:szCs w:val="24"/>
-          <w:lang w:eastAsia="it-IT"/>
-        </w:rPr>
-        <w:t>2.</w:t>
-      </w:r>
-      <w:r>
-        <w:rPr>
-          <w:rFonts w:ascii="Arial" w:eastAsia="Times New Roman" w:hAnsi="Arial" w:cs="Arial"/>
-          <w:b/>
-          <w:bCs/>
-          <w:sz w:val="24"/>
-          <w:szCs w:val="24"/>
-          <w:lang w:eastAsia="it-IT"/>
-        </w:rPr>
-        <w:t>6</w:t>
-      </w:r>
-      <w:r>
-        <w:rPr>
-          <w:rFonts w:ascii="Arial" w:eastAsia="Times New Roman" w:hAnsi="Arial" w:cs="Arial"/>
-          <w:b/>
-          <w:bCs/>
-          <w:sz w:val="24"/>
-          <w:szCs w:val="24"/>
-          <w:lang w:eastAsia="it-IT"/>
-        </w:rPr>
-        <w:tab/>
-      </w:r>
-      <w:r>
-        <w:rPr>
-          <w:rFonts w:ascii="Arial" w:eastAsia="Times New Roman" w:hAnsi="Arial" w:cs="Arial"/>
-          <w:b/>
-          <w:bCs/>
-          <w:sz w:val="24"/>
-          <w:szCs w:val="24"/>
-          <w:lang w:eastAsia="it-IT"/>
-        </w:rPr>
-        <w:t xml:space="preserve">Comando </w:t>
-      </w:r>
-      <w:r>
-        <w:rPr>
-          <w:rFonts w:ascii="Arial" w:eastAsia="Times New Roman" w:hAnsi="Arial" w:cs="Arial"/>
-          <w:b/>
-          <w:bCs/>
-          <w:i/>
-          <w:iCs/>
-          <w:color w:val="000000" w:themeColor="text1"/>
-          <w:sz w:val="24"/>
-          <w:szCs w:val="24"/>
-          <w:lang w:eastAsia="it-IT"/>
-        </w:rPr>
-        <w:t>A3</w:t>
-      </w:r>
-      <w:r>
-        <w:rPr>
-          <w:rFonts w:ascii="Arial" w:eastAsia="Times New Roman" w:hAnsi="Arial" w:cs="Arial"/>
-          <w:b/>
-          <w:bCs/>
-          <w:i/>
-          <w:iCs/>
-          <w:color w:val="000000" w:themeColor="text1"/>
-          <w:sz w:val="24"/>
-          <w:szCs w:val="24"/>
-          <w:lang w:eastAsia="it-IT"/>
-        </w:rPr>
-        <w:t>+393334188263</w:t>
-      </w:r>
-      <w:r>
-        <w:rPr>
-          <w:rFonts w:ascii="Arial" w:eastAsia="Times New Roman" w:hAnsi="Arial" w:cs="Arial"/>
-          <w:color w:val="000000" w:themeColor="text1"/>
-          <w:sz w:val="24"/>
-          <w:szCs w:val="24"/>
-          <w:lang w:eastAsia="it-IT"/>
-        </w:rPr>
-        <w:t xml:space="preserve"> </w:t>
-      </w:r>
-      <w:r>
-        <w:rPr>
-          <w:rFonts w:ascii="Arial" w:eastAsia="Times New Roman" w:hAnsi="Arial" w:cs="Arial"/>
-          <w:b/>
-          <w:bCs/>
-          <w:sz w:val="24"/>
-          <w:szCs w:val="24"/>
-          <w:lang w:eastAsia="it-IT"/>
-        </w:rPr>
-        <w:t xml:space="preserve"> - </w:t>
-      </w:r>
-      <w:r>
-        <w:rPr>
-          <w:rFonts w:ascii="Arial" w:eastAsia="Times New Roman" w:hAnsi="Arial" w:cs="Arial"/>
-          <w:b/>
-          <w:bCs/>
-          <w:sz w:val="24"/>
-          <w:szCs w:val="24"/>
-          <w:u w:val="single"/>
-          <w:lang w:eastAsia="it-IT"/>
-        </w:rPr>
-        <w:t xml:space="preserve">Imposta il </w:t>
-      </w:r>
-      <w:r>
-        <w:rPr>
-          <w:rFonts w:ascii="Arial" w:eastAsia="Times New Roman" w:hAnsi="Arial" w:cs="Arial"/>
-          <w:b/>
-          <w:bCs/>
-          <w:sz w:val="24"/>
-          <w:szCs w:val="24"/>
-          <w:u w:val="single"/>
-          <w:lang w:eastAsia="it-IT"/>
-        </w:rPr>
-        <w:t>terzo numero Ausiliario</w:t>
-      </w:r>
-      <w:r>
-        <w:rPr>
-          <w:rFonts w:ascii="Arial" w:eastAsia="Times New Roman" w:hAnsi="Arial" w:cs="Arial"/>
-          <w:b/>
-          <w:bCs/>
-          <w:sz w:val="24"/>
-          <w:szCs w:val="24"/>
-          <w:lang w:eastAsia="it-IT"/>
-        </w:rPr>
-        <w:t xml:space="preserve"> </w:t>
-      </w:r>
-    </w:p>
-    <w:p>
-      <w:pPr>
-        <w:spacing w:after="0" w:line="330" w:lineRule="atLeast"/>
-        <w:rPr>
-          <w:rFonts w:ascii="Arial" w:eastAsia="Times New Roman" w:hAnsi="Arial" w:cs="Arial"/>
-          <w:sz w:val="24"/>
-          <w:szCs w:val="24"/>
-          <w:lang w:eastAsia="it-IT"/>
-        </w:rPr>
-      </w:pPr>
-      <w:r>
-        <w:rPr>
-          <w:rFonts w:ascii="Arial" w:eastAsia="Times New Roman" w:hAnsi="Arial" w:cs="Arial"/>
-          <w:b/>
-          <w:bCs/>
-          <w:sz w:val="24"/>
-          <w:szCs w:val="24"/>
-          <w:lang w:eastAsia="it-IT"/>
-        </w:rPr>
-        <w:tab/>
-      </w:r>
-      <w:r>
-        <w:rPr>
-          <w:rFonts w:ascii="Arial" w:eastAsia="Times New Roman" w:hAnsi="Arial" w:cs="Arial"/>
-          <w:sz w:val="24"/>
-          <w:szCs w:val="24"/>
-          <w:lang w:eastAsia="it-IT"/>
-        </w:rPr>
-        <w:t xml:space="preserve">Inserisce l’Ausiliario </w:t>
-      </w:r>
-      <w:r>
-        <w:rPr>
-          <w:rFonts w:ascii="Arial" w:eastAsia="Times New Roman" w:hAnsi="Arial" w:cs="Arial"/>
-          <w:sz w:val="24"/>
-          <w:szCs w:val="24"/>
-          <w:lang w:eastAsia="it-IT"/>
-        </w:rPr>
-        <w:t>3</w:t>
-      </w:r>
-    </w:p>
-    <w:p>
-      <w:pPr>
-        <w:spacing w:after="0" w:line="330" w:lineRule="atLeast"/>
-        <w:rPr>
-          <w:rFonts w:ascii="Arial" w:eastAsia="Times New Roman" w:hAnsi="Arial" w:cs="Arial"/>
-          <w:b/>
-          <w:bCs/>
-          <w:sz w:val="24"/>
-          <w:szCs w:val="24"/>
-          <w:lang w:eastAsia="it-IT"/>
-        </w:rPr>
-      </w:pPr>
-      <w:r>
-        <w:rPr>
-          <w:rFonts w:ascii="Arial" w:eastAsia="Times New Roman" w:hAnsi="Arial" w:cs="Arial"/>
-          <w:b/>
-          <w:bCs/>
-          <w:sz w:val="24"/>
-          <w:szCs w:val="24"/>
-          <w:lang w:eastAsia="it-IT"/>
-        </w:rPr>
-        <w:t>2.</w:t>
-      </w:r>
-      <w:r>
-        <w:rPr>
-          <w:rFonts w:ascii="Arial" w:eastAsia="Times New Roman" w:hAnsi="Arial" w:cs="Arial"/>
-          <w:b/>
-          <w:bCs/>
-          <w:sz w:val="24"/>
-          <w:szCs w:val="24"/>
-          <w:lang w:eastAsia="it-IT"/>
-        </w:rPr>
-        <w:t>7</w:t>
-      </w:r>
-      <w:r>
-        <w:rPr>
-          <w:rFonts w:ascii="Arial" w:eastAsia="Times New Roman" w:hAnsi="Arial" w:cs="Arial"/>
-          <w:b/>
-          <w:bCs/>
-          <w:sz w:val="24"/>
-          <w:szCs w:val="24"/>
-          <w:lang w:eastAsia="it-IT"/>
-        </w:rPr>
-        <w:tab/>
-      </w:r>
-      <w:r>
-        <w:rPr>
-          <w:rFonts w:ascii="Arial" w:eastAsia="Times New Roman" w:hAnsi="Arial" w:cs="Arial"/>
-          <w:b/>
-          <w:bCs/>
-          <w:sz w:val="24"/>
-          <w:szCs w:val="24"/>
-          <w:lang w:eastAsia="it-IT"/>
-        </w:rPr>
-        <w:t xml:space="preserve">Comando </w:t>
-      </w:r>
-      <w:r>
-        <w:rPr>
-          <w:rFonts w:ascii="Arial" w:eastAsia="Times New Roman" w:hAnsi="Arial" w:cs="Arial"/>
-          <w:b/>
-          <w:bCs/>
-          <w:sz w:val="24"/>
-          <w:szCs w:val="24"/>
-          <w:lang w:eastAsia="it-IT"/>
-        </w:rPr>
-        <w:t xml:space="preserve">N - </w:t>
-      </w:r>
-      <w:r>
-        <w:rPr>
-          <w:rFonts w:ascii="Arial" w:eastAsia="Times New Roman" w:hAnsi="Arial" w:cs="Arial"/>
-          <w:b/>
-          <w:bCs/>
-          <w:sz w:val="24"/>
-          <w:szCs w:val="24"/>
-          <w:lang w:eastAsia="it-IT"/>
-        </w:rPr>
-        <w:t>Ritorna i numeri autorizzati</w:t>
-      </w:r>
-    </w:p>
-    <w:p>
-      <w:pPr>
-        <w:spacing w:after="0" w:line="330" w:lineRule="atLeast"/>
-        <w:rPr>
-          <w:rFonts w:ascii="Arial" w:eastAsia="Times New Roman" w:hAnsi="Arial" w:cs="Arial"/>
-          <w:sz w:val="24"/>
-          <w:szCs w:val="24"/>
-          <w:lang w:eastAsia="it-IT"/>
-        </w:rPr>
-      </w:pPr>
-      <w:r>
-        <w:rPr>
-          <w:rFonts w:ascii="Arial" w:eastAsia="Times New Roman" w:hAnsi="Arial" w:cs="Arial"/>
-          <w:b/>
-          <w:bCs/>
-          <w:sz w:val="24"/>
-          <w:szCs w:val="24"/>
-          <w:lang w:eastAsia="it-IT"/>
-        </w:rPr>
-        <w:tab/>
-      </w:r>
-      <w:r>
-        <w:rPr>
-          <w:rFonts w:ascii="Arial" w:eastAsia="Times New Roman" w:hAnsi="Arial" w:cs="Arial"/>
-          <w:sz w:val="24"/>
-          <w:szCs w:val="24"/>
-          <w:lang w:eastAsia="it-IT"/>
-        </w:rPr>
-        <w:t>Presente il MASTER</w:t>
-      </w:r>
-      <w:r>
-        <w:rPr>
-          <w:rFonts w:ascii="Arial" w:eastAsia="Times New Roman" w:hAnsi="Arial" w:cs="Arial"/>
-          <w:sz w:val="24"/>
-          <w:szCs w:val="24"/>
-          <w:lang w:eastAsia="it-IT"/>
-        </w:rPr>
-        <w:t xml:space="preserve"> e gli</w:t>
-      </w:r>
-      <w:r>
-        <w:rPr>
-          <w:rFonts w:ascii="Arial" w:eastAsia="Times New Roman" w:hAnsi="Arial" w:cs="Arial"/>
-          <w:sz w:val="24"/>
-          <w:szCs w:val="24"/>
-          <w:lang w:eastAsia="it-IT"/>
-        </w:rPr>
-        <w:t xml:space="preserve"> </w:t>
-      </w:r>
-      <w:r>
-        <w:rPr>
-          <w:rFonts w:ascii="Arial" w:eastAsia="Times New Roman" w:hAnsi="Arial" w:cs="Arial"/>
-          <w:sz w:val="24"/>
-          <w:szCs w:val="24"/>
-          <w:lang w:eastAsia="it-IT"/>
-        </w:rPr>
-        <w:t>Ausiliari 1</w:t>
-      </w:r>
-      <w:r>
-        <w:rPr>
-          <w:rFonts w:ascii="Arial" w:eastAsia="Times New Roman" w:hAnsi="Arial" w:cs="Arial"/>
-          <w:sz w:val="24"/>
-          <w:szCs w:val="24"/>
-          <w:lang w:eastAsia="it-IT"/>
-        </w:rPr>
-        <w:t>,</w:t>
-      </w:r>
-      <w:r>
-        <w:rPr>
-          <w:rFonts w:ascii="Arial" w:eastAsia="Times New Roman" w:hAnsi="Arial" w:cs="Arial"/>
-          <w:sz w:val="24"/>
-          <w:szCs w:val="24"/>
-          <w:lang w:eastAsia="it-IT"/>
-        </w:rPr>
-        <w:t xml:space="preserve"> 2</w:t>
-      </w:r>
-      <w:r>
-        <w:rPr>
-          <w:rFonts w:ascii="Arial" w:eastAsia="Times New Roman" w:hAnsi="Arial" w:cs="Arial"/>
-          <w:sz w:val="24"/>
-          <w:szCs w:val="24"/>
-          <w:lang w:eastAsia="it-IT"/>
-        </w:rPr>
-        <w:t xml:space="preserve"> e 3</w:t>
-      </w:r>
-    </w:p>
-    <w:p>
-      <w:pPr>
-        <w:spacing w:after="0" w:line="330" w:lineRule="atLeast"/>
-        <w:rPr>
-          <w:rFonts w:ascii="Arial" w:eastAsia="Times New Roman" w:hAnsi="Arial" w:cs="Arial"/>
-          <w:sz w:val="24"/>
-          <w:szCs w:val="24"/>
-          <w:lang w:eastAsia="it-IT"/>
-        </w:rPr>
-      </w:pPr>
-    </w:p>
-    <w:p>
-      <w:pPr>
-        <w:spacing w:after="0" w:line="330" w:lineRule="atLeast"/>
-        <w:rPr>
-          <w:rFonts w:ascii="Arial" w:eastAsia="Times New Roman" w:hAnsi="Arial" w:cs="Arial"/>
-          <w:b/>
-          <w:bCs/>
-          <w:color w:val="A6A6A6" w:themeColor="background1" w:themeShade="A6"/>
-          <w:sz w:val="28"/>
-          <w:szCs w:val="28"/>
-          <w:lang w:eastAsia="it-IT"/>
-        </w:rPr>
-      </w:pPr>
-      <w:r>
-        <w:rPr>
-          <w:rFonts w:ascii="Arial" w:eastAsia="Times New Roman" w:hAnsi="Arial" w:cs="Arial"/>
-          <w:b/>
-          <w:bCs/>
-          <w:sz w:val="28"/>
-          <w:szCs w:val="28"/>
-          <w:lang w:eastAsia="it-IT"/>
-        </w:rPr>
-        <w:t>STATUS</w:t>
-      </w:r>
-      <w:r>
-        <w:rPr>
-          <w:rFonts w:ascii="Arial" w:eastAsia="Times New Roman" w:hAnsi="Arial" w:cs="Arial"/>
-          <w:b/>
-          <w:bCs/>
-          <w:sz w:val="28"/>
-          <w:szCs w:val="28"/>
-          <w:lang w:eastAsia="it-IT"/>
-        </w:rPr>
-        <w:t xml:space="preserve"> </w:t>
-      </w:r>
-    </w:p>
-    <w:p>
-      <w:pPr>
-        <w:spacing w:after="0" w:line="330" w:lineRule="atLeast"/>
-        <w:rPr>
-          <w:rFonts w:ascii="Arial" w:eastAsia="Times New Roman" w:hAnsi="Arial" w:cs="Arial"/>
-          <w:b/>
-          <w:bCs/>
-          <w:sz w:val="24"/>
-          <w:szCs w:val="24"/>
-          <w:lang w:eastAsia="it-IT"/>
-        </w:rPr>
-      </w:pPr>
-      <w:r>
-        <w:rPr>
-          <w:rFonts w:ascii="Arial" w:eastAsia="Times New Roman" w:hAnsi="Arial" w:cs="Arial"/>
-          <w:b/>
-          <w:bCs/>
-          <w:sz w:val="24"/>
-          <w:szCs w:val="24"/>
-          <w:lang w:eastAsia="it-IT"/>
-        </w:rPr>
-        <w:t>3</w:t>
-      </w:r>
-      <w:r>
-        <w:rPr>
-          <w:rFonts w:ascii="Arial" w:eastAsia="Times New Roman" w:hAnsi="Arial" w:cs="Arial"/>
-          <w:b/>
-          <w:bCs/>
-          <w:sz w:val="24"/>
-          <w:szCs w:val="24"/>
-          <w:lang w:eastAsia="it-IT"/>
-        </w:rPr>
-        <w:t>.</w:t>
-      </w:r>
-      <w:r>
-        <w:rPr>
-          <w:rFonts w:ascii="Arial" w:eastAsia="Times New Roman" w:hAnsi="Arial" w:cs="Arial"/>
-          <w:b/>
-          <w:bCs/>
-          <w:sz w:val="24"/>
-          <w:szCs w:val="24"/>
-          <w:lang w:eastAsia="it-IT"/>
-        </w:rPr>
-        <w:t>0</w:t>
-      </w:r>
-      <w:r>
-        <w:rPr>
-          <w:rFonts w:ascii="Arial" w:eastAsia="Times New Roman" w:hAnsi="Arial" w:cs="Arial"/>
-          <w:b/>
-          <w:bCs/>
-          <w:sz w:val="24"/>
-          <w:szCs w:val="24"/>
-          <w:lang w:eastAsia="it-IT"/>
-        </w:rPr>
-        <w:tab/>
-      </w:r>
-      <w:r>
-        <w:rPr>
-          <w:rFonts w:ascii="Arial" w:eastAsia="Times New Roman" w:hAnsi="Arial" w:cs="Arial"/>
-          <w:b/>
-          <w:bCs/>
-          <w:sz w:val="24"/>
-          <w:szCs w:val="24"/>
-          <w:lang w:eastAsia="it-IT"/>
-        </w:rPr>
-        <w:t xml:space="preserve">Comando </w:t>
-      </w:r>
-      <w:r>
-        <w:rPr>
-          <w:rFonts w:ascii="Arial" w:eastAsia="Times New Roman" w:hAnsi="Arial" w:cs="Arial"/>
-          <w:b/>
-          <w:bCs/>
-          <w:sz w:val="24"/>
-          <w:szCs w:val="24"/>
-          <w:lang w:eastAsia="it-IT"/>
-        </w:rPr>
-        <w:t xml:space="preserve">S - </w:t>
-      </w:r>
-      <w:r>
-        <w:rPr>
-          <w:rFonts w:ascii="Arial" w:eastAsia="Times New Roman" w:hAnsi="Arial" w:cs="Arial"/>
-          <w:b/>
-          <w:bCs/>
-          <w:sz w:val="24"/>
-          <w:szCs w:val="24"/>
-          <w:lang w:eastAsia="it-IT"/>
-        </w:rPr>
-        <w:t>Ritorna i</w:t>
-      </w:r>
-      <w:r>
-        <w:rPr>
-          <w:rFonts w:ascii="Arial" w:eastAsia="Times New Roman" w:hAnsi="Arial" w:cs="Arial"/>
-          <w:b/>
-          <w:bCs/>
-          <w:sz w:val="24"/>
-          <w:szCs w:val="24"/>
-          <w:lang w:eastAsia="it-IT"/>
-        </w:rPr>
-        <w:t>l valore di Tensione + Timestamp</w:t>
-      </w:r>
-    </w:p>
-    <w:p>
-      <w:pPr>
-        <w:spacing w:after="0" w:line="330" w:lineRule="atLeast"/>
-        <w:rPr>
-          <w:rFonts w:ascii="Arial" w:eastAsia="Times New Roman" w:hAnsi="Arial" w:cs="Arial"/>
-          <w:sz w:val="24"/>
-          <w:szCs w:val="24"/>
-          <w:lang w:eastAsia="it-IT"/>
-        </w:rPr>
-      </w:pPr>
-      <w:r>
-        <w:rPr>
-          <w:rFonts w:ascii="Arial" w:eastAsia="Times New Roman" w:hAnsi="Arial" w:cs="Arial"/>
-          <w:sz w:val="24"/>
-          <w:szCs w:val="24"/>
-          <w:lang w:eastAsia="it-IT"/>
-        </w:rPr>
-        <w:tab/>
-        <w:t xml:space="preserve">Ritorna al richiedente </w:t>
-      </w:r>
-      <w:r>
-        <w:rPr>
-          <w:rFonts w:ascii="Arial" w:eastAsia="Times New Roman" w:hAnsi="Arial" w:cs="Arial"/>
-          <w:sz w:val="24"/>
-          <w:szCs w:val="24"/>
-          <w:lang w:eastAsia="it-IT"/>
-        </w:rPr>
-        <w:t xml:space="preserve">(Master) </w:t>
-      </w:r>
-      <w:r>
-        <w:rPr>
-          <w:rFonts w:ascii="Arial" w:eastAsia="Times New Roman" w:hAnsi="Arial" w:cs="Arial"/>
-          <w:sz w:val="24"/>
-          <w:szCs w:val="24"/>
-          <w:lang w:eastAsia="it-IT"/>
-        </w:rPr>
-        <w:t>il Timestamp + Valore Tensione</w:t>
-      </w:r>
-    </w:p>
-    <w:p>
-      <w:pPr>
-        <w:spacing w:after="0" w:line="330" w:lineRule="atLeast"/>
-        <w:rPr>
-          <w:rFonts w:ascii="Arial" w:eastAsia="Times New Roman" w:hAnsi="Arial" w:cs="Arial"/>
-          <w:b/>
-          <w:bCs/>
-          <w:sz w:val="24"/>
-          <w:szCs w:val="24"/>
-          <w:lang w:eastAsia="it-IT"/>
-        </w:rPr>
-      </w:pPr>
-      <w:r>
-        <w:rPr>
-          <w:rFonts w:ascii="Arial" w:eastAsia="Times New Roman" w:hAnsi="Arial" w:cs="Arial"/>
-          <w:b/>
-          <w:bCs/>
-          <w:sz w:val="24"/>
-          <w:szCs w:val="24"/>
-          <w:lang w:eastAsia="it-IT"/>
-        </w:rPr>
-        <w:t>3</w:t>
-      </w:r>
-      <w:r>
-        <w:rPr>
-          <w:rFonts w:ascii="Arial" w:eastAsia="Times New Roman" w:hAnsi="Arial" w:cs="Arial"/>
-          <w:b/>
-          <w:bCs/>
-          <w:sz w:val="24"/>
-          <w:szCs w:val="24"/>
-          <w:lang w:eastAsia="it-IT"/>
-        </w:rPr>
-        <w:t>.</w:t>
-      </w:r>
-      <w:r>
-        <w:rPr>
-          <w:rFonts w:ascii="Arial" w:eastAsia="Times New Roman" w:hAnsi="Arial" w:cs="Arial"/>
-          <w:b/>
-          <w:bCs/>
-          <w:sz w:val="24"/>
-          <w:szCs w:val="24"/>
-          <w:lang w:eastAsia="it-IT"/>
-        </w:rPr>
-        <w:t>1</w:t>
-      </w:r>
-      <w:r>
-        <w:rPr>
-          <w:rFonts w:ascii="Arial" w:eastAsia="Times New Roman" w:hAnsi="Arial" w:cs="Arial"/>
-          <w:b/>
-          <w:bCs/>
-          <w:sz w:val="24"/>
-          <w:szCs w:val="24"/>
-          <w:lang w:eastAsia="it-IT"/>
-        </w:rPr>
-        <w:tab/>
-      </w:r>
-      <w:r>
-        <w:rPr>
-          <w:rFonts w:ascii="Arial" w:eastAsia="Times New Roman" w:hAnsi="Arial" w:cs="Arial"/>
-          <w:b/>
-          <w:bCs/>
-          <w:sz w:val="24"/>
-          <w:szCs w:val="24"/>
-          <w:lang w:eastAsia="it-IT"/>
-        </w:rPr>
-        <w:t xml:space="preserve">Comando </w:t>
-      </w:r>
-      <w:r>
-        <w:rPr>
-          <w:rFonts w:ascii="Arial" w:eastAsia="Times New Roman" w:hAnsi="Arial" w:cs="Arial"/>
-          <w:b/>
-          <w:bCs/>
-          <w:sz w:val="24"/>
-          <w:szCs w:val="24"/>
-          <w:lang w:eastAsia="it-IT"/>
-        </w:rPr>
-        <w:t xml:space="preserve">S - </w:t>
-      </w:r>
-      <w:r>
-        <w:rPr>
-          <w:rFonts w:ascii="Arial" w:eastAsia="Times New Roman" w:hAnsi="Arial" w:cs="Arial"/>
-          <w:b/>
-          <w:bCs/>
-          <w:sz w:val="24"/>
-          <w:szCs w:val="24"/>
-          <w:lang w:eastAsia="it-IT"/>
-        </w:rPr>
-        <w:t>Ritorna i</w:t>
-      </w:r>
-      <w:r>
-        <w:rPr>
-          <w:rFonts w:ascii="Arial" w:eastAsia="Times New Roman" w:hAnsi="Arial" w:cs="Arial"/>
-          <w:b/>
-          <w:bCs/>
-          <w:sz w:val="24"/>
-          <w:szCs w:val="24"/>
-          <w:lang w:eastAsia="it-IT"/>
-        </w:rPr>
-        <w:t>l valore di Tensione + Timestamp</w:t>
-      </w:r>
-    </w:p>
-    <w:p>
-      <w:pPr>
-        <w:spacing w:after="0" w:line="330" w:lineRule="atLeast"/>
-        <w:rPr>
-          <w:rFonts w:ascii="Arial" w:eastAsia="Times New Roman" w:hAnsi="Arial" w:cs="Arial"/>
-          <w:sz w:val="24"/>
-          <w:szCs w:val="24"/>
-          <w:lang w:eastAsia="it-IT"/>
-        </w:rPr>
-      </w:pPr>
-      <w:r>
-        <w:rPr>
-          <w:rFonts w:ascii="Arial" w:eastAsia="Times New Roman" w:hAnsi="Arial" w:cs="Arial"/>
-          <w:sz w:val="24"/>
-          <w:szCs w:val="24"/>
-          <w:lang w:eastAsia="it-IT"/>
-        </w:rPr>
-        <w:tab/>
-        <w:t xml:space="preserve">Ritorna al richiedente </w:t>
-      </w:r>
-      <w:r>
-        <w:rPr>
-          <w:rFonts w:ascii="Arial" w:eastAsia="Times New Roman" w:hAnsi="Arial" w:cs="Arial"/>
-          <w:sz w:val="24"/>
-          <w:szCs w:val="24"/>
-          <w:lang w:eastAsia="it-IT"/>
-        </w:rPr>
-        <w:t xml:space="preserve">(Ausiliario) </w:t>
-      </w:r>
-      <w:r>
-        <w:rPr>
-          <w:rFonts w:ascii="Arial" w:eastAsia="Times New Roman" w:hAnsi="Arial" w:cs="Arial"/>
-          <w:sz w:val="24"/>
-          <w:szCs w:val="24"/>
-          <w:lang w:eastAsia="it-IT"/>
-        </w:rPr>
-        <w:t>il Timestamp + Valore Tensione</w:t>
-      </w:r>
-    </w:p>
-    <w:p>
-      <w:pPr>
-        <w:spacing w:after="0" w:line="330" w:lineRule="atLeast"/>
-        <w:rPr>
-          <w:rFonts w:ascii="Arial" w:eastAsia="Times New Roman" w:hAnsi="Arial" w:cs="Arial"/>
-          <w:b/>
-          <w:bCs/>
-          <w:sz w:val="24"/>
-          <w:szCs w:val="24"/>
-          <w:lang w:eastAsia="it-IT"/>
-        </w:rPr>
-      </w:pPr>
-      <w:r>
-        <w:rPr>
-          <w:rFonts w:ascii="Arial" w:eastAsia="Times New Roman" w:hAnsi="Arial" w:cs="Arial"/>
-          <w:b/>
-          <w:bCs/>
-          <w:sz w:val="24"/>
-          <w:szCs w:val="24"/>
-          <w:lang w:eastAsia="it-IT"/>
-        </w:rPr>
-        <w:t>3</w:t>
-      </w:r>
-      <w:r>
-        <w:rPr>
-          <w:rFonts w:ascii="Arial" w:eastAsia="Times New Roman" w:hAnsi="Arial" w:cs="Arial"/>
-          <w:b/>
-          <w:bCs/>
-          <w:sz w:val="24"/>
-          <w:szCs w:val="24"/>
-          <w:lang w:eastAsia="it-IT"/>
-        </w:rPr>
-        <w:t>.</w:t>
-      </w:r>
-      <w:r>
-        <w:rPr>
-          <w:rFonts w:ascii="Arial" w:eastAsia="Times New Roman" w:hAnsi="Arial" w:cs="Arial"/>
-          <w:b/>
-          <w:bCs/>
-          <w:sz w:val="24"/>
-          <w:szCs w:val="24"/>
-          <w:lang w:eastAsia="it-IT"/>
-        </w:rPr>
-        <w:t>2</w:t>
-      </w:r>
-      <w:r>
-        <w:rPr>
-          <w:rFonts w:ascii="Arial" w:eastAsia="Times New Roman" w:hAnsi="Arial" w:cs="Arial"/>
-          <w:b/>
-          <w:bCs/>
-          <w:sz w:val="24"/>
-          <w:szCs w:val="24"/>
-          <w:lang w:eastAsia="it-IT"/>
-        </w:rPr>
-        <w:tab/>
-      </w:r>
-      <w:r>
-        <w:rPr>
-          <w:rFonts w:ascii="Arial" w:eastAsia="Times New Roman" w:hAnsi="Arial" w:cs="Arial"/>
-          <w:b/>
-          <w:bCs/>
-          <w:sz w:val="24"/>
-          <w:szCs w:val="24"/>
-          <w:lang w:eastAsia="it-IT"/>
-        </w:rPr>
-        <w:t xml:space="preserve">Comando </w:t>
-      </w:r>
-      <w:r>
-        <w:rPr>
-          <w:rFonts w:ascii="Arial" w:eastAsia="Times New Roman" w:hAnsi="Arial" w:cs="Arial"/>
-          <w:b/>
-          <w:bCs/>
-          <w:sz w:val="24"/>
-          <w:szCs w:val="24"/>
-          <w:lang w:eastAsia="it-IT"/>
-        </w:rPr>
-        <w:t xml:space="preserve">S - </w:t>
-      </w:r>
-      <w:r>
-        <w:rPr>
-          <w:rFonts w:ascii="Arial" w:eastAsia="Times New Roman" w:hAnsi="Arial" w:cs="Arial"/>
-          <w:b/>
-          <w:bCs/>
-          <w:sz w:val="24"/>
-          <w:szCs w:val="24"/>
-          <w:lang w:eastAsia="it-IT"/>
-        </w:rPr>
-        <w:t>Ritorna i</w:t>
-      </w:r>
-      <w:r>
-        <w:rPr>
-          <w:rFonts w:ascii="Arial" w:eastAsia="Times New Roman" w:hAnsi="Arial" w:cs="Arial"/>
-          <w:b/>
-          <w:bCs/>
-          <w:sz w:val="24"/>
-          <w:szCs w:val="24"/>
-          <w:lang w:eastAsia="it-IT"/>
-        </w:rPr>
-        <w:t>l valore di Tensione + Timestamp</w:t>
-      </w:r>
-    </w:p>
-    <w:p>
-      <w:pPr>
-        <w:spacing w:after="0" w:line="330" w:lineRule="atLeast"/>
-        <w:rPr>
-          <w:rFonts w:ascii="Arial" w:eastAsia="Times New Roman" w:hAnsi="Arial" w:cs="Arial"/>
-          <w:i/>
-          <w:iCs/>
-          <w:sz w:val="24"/>
-          <w:szCs w:val="24"/>
-          <w:lang w:val="en-US" w:eastAsia="it-IT"/>
-        </w:rPr>
-      </w:pPr>
-      <w:r>
-        <w:rPr>
-          <w:rFonts w:ascii="Arial" w:eastAsia="Times New Roman" w:hAnsi="Arial" w:cs="Arial"/>
-          <w:sz w:val="24"/>
-          <w:szCs w:val="24"/>
-          <w:lang w:eastAsia="it-IT"/>
-        </w:rPr>
-        <w:tab/>
-      </w:r>
-      <w:r>
-        <w:rPr>
-          <w:rFonts w:ascii="Arial" w:eastAsia="Times New Roman" w:hAnsi="Arial" w:cs="Arial"/>
-          <w:sz w:val="24"/>
-          <w:szCs w:val="24"/>
-          <w:lang w:val="en-US" w:eastAsia="it-IT"/>
-        </w:rPr>
-        <w:t>Da numero sconosciuto – SMS:</w:t>
-      </w:r>
-      <w:r>
-        <w:rPr>
-          <w:rFonts w:ascii="Arial" w:eastAsia="Times New Roman" w:hAnsi="Arial" w:cs="Arial"/>
-          <w:sz w:val="24"/>
-          <w:szCs w:val="24"/>
-          <w:lang w:val="en-US" w:eastAsia="it-IT"/>
-        </w:rPr>
-        <w:t xml:space="preserve"> </w:t>
-      </w:r>
-      <w:r>
-        <w:rPr>
-          <w:rFonts w:ascii="Arial" w:eastAsia="Times New Roman" w:hAnsi="Arial" w:cs="Arial"/>
-          <w:i/>
-          <w:iCs/>
-          <w:sz w:val="24"/>
-          <w:szCs w:val="24"/>
-          <w:lang w:val="en-US" w:eastAsia="it-IT"/>
-        </w:rPr>
-        <w:t>Request from NOT AUTHORIZED number</w:t>
-      </w:r>
-    </w:p>
-    <w:p>
-      <w:pPr>
-        <w:rPr>
-          <w:rFonts w:ascii="Arial" w:eastAsia="Times New Roman" w:hAnsi="Arial" w:cs="Arial"/>
-          <w:i/>
-          <w:iCs/>
-          <w:sz w:val="24"/>
-          <w:szCs w:val="24"/>
-          <w:lang w:val="en-US" w:eastAsia="it-IT"/>
-        </w:rPr>
-      </w:pPr>
-      <w:r>
-        <w:rPr>
-          <w:rFonts w:ascii="Arial" w:eastAsia="Times New Roman" w:hAnsi="Arial" w:cs="Arial"/>
-          <w:i/>
-          <w:iCs/>
-          <w:sz w:val="24"/>
-          <w:szCs w:val="24"/>
-          <w:lang w:val="en-US" w:eastAsia="it-IT"/>
         </w:rPr>
         <w:br w:type="page"/>
       </w:r>
@@ -8646,7 +6426,16 @@
                 <w:szCs w:val="16"/>
                 <w:lang w:eastAsia="it-IT"/>
               </w:rPr>
-              <w:t>2.0</w:t>
+              <w:t>2.</w:t>
+            </w:r>
+            <w:r>
+              <w:rPr>
+                <w:rFonts w:ascii="Arial" w:eastAsia="Times New Roman" w:hAnsi="Arial" w:cs="Arial"/>
+                <w:sz w:val="16"/>
+                <w:szCs w:val="16"/>
+                <w:lang w:eastAsia="it-IT"/>
+              </w:rPr>
+              <w:t>0</w:t>
             </w:r>
           </w:p>
         </w:tc>
@@ -8673,7 +6462,7 @@
                 <w:szCs w:val="16"/>
                 <w:lang w:eastAsia="it-IT"/>
               </w:rPr>
-              <w:t>Da condizione di fabbrica (Telefono Master non definito)</w:t>
+              <w:t xml:space="preserve">Da condizione di fabbrica (Telefono Master non definito) </w:t>
             </w:r>
           </w:p>
         </w:tc>
@@ -8700,7 +6489,7 @@
                 <w:szCs w:val="16"/>
                 <w:lang w:eastAsia="it-IT"/>
               </w:rPr>
-              <w:t>Imposta il numero Master</w:t>
+              <w:t>Imposta il primo numero Ausiliario</w:t>
             </w:r>
           </w:p>
         </w:tc>
@@ -8730,7 +6519,7 @@
                 <w:szCs w:val="16"/>
                 <w:lang w:eastAsia="it-IT"/>
               </w:rPr>
-              <w:t>Da qualsiasi numero (Master o non registrato),</w:t>
+              <w:t>Solo da Tel. MASTER</w:t>
             </w:r>
           </w:p>
         </w:tc>
@@ -8743,14 +6532,6 @@
             <w:pPr>
               <w:spacing w:line="330" w:lineRule="atLeast"/>
               <w:jc w:val="center"/>
-              <w:rPr>
-                <w:rFonts w:ascii="Arial" w:eastAsia="Times New Roman" w:hAnsi="Arial" w:cs="Arial"/>
-                <w:sz w:val="16"/>
-                <w:szCs w:val="16"/>
-                <w:lang w:eastAsia="it-IT"/>
-              </w:rPr>
-            </w:pPr>
-            <w:r>
               <w:rPr>
                 <w:rFonts w:ascii="Arial" w:eastAsia="Times New Roman" w:hAnsi="Arial" w:cs="Arial"/>
                 <w:i/>
@@ -8760,26 +6541,18 @@
                 <w:szCs w:val="16"/>
                 <w:lang w:eastAsia="it-IT"/>
               </w:rPr>
-              <w:t>M+393334188263</w:t>
-            </w:r>
-            <w:r>
-              <w:rPr>
-                <w:rFonts w:ascii="Arial" w:eastAsia="Times New Roman" w:hAnsi="Arial" w:cs="Arial"/>
+            </w:pPr>
+            <w:r>
+              <w:rPr>
+                <w:rFonts w:ascii="Arial" w:eastAsia="Times New Roman" w:hAnsi="Arial" w:cs="Arial"/>
+                <w:i/>
+                <w:iCs/>
                 <w:color w:val="000000" w:themeColor="text1"/>
                 <w:sz w:val="16"/>
                 <w:szCs w:val="16"/>
                 <w:lang w:eastAsia="it-IT"/>
               </w:rPr>
-              <w:t xml:space="preserve"> </w:t>
-            </w:r>
-            <w:r>
-              <w:rPr>
-                <w:rFonts w:ascii="Arial" w:eastAsia="Times New Roman" w:hAnsi="Arial" w:cs="Arial"/>
-                <w:sz w:val="16"/>
-                <w:szCs w:val="16"/>
-                <w:lang w:eastAsia="it-IT"/>
-              </w:rPr>
-              <w:t xml:space="preserve"> </w:t>
+              <w:t xml:space="preserve">A1+393334188263  </w:t>
             </w:r>
           </w:p>
         </w:tc>
@@ -8791,43 +6564,35 @@
           <w:p>
             <w:pPr>
               <w:spacing w:line="330" w:lineRule="atLeast"/>
-              <w:rPr>
-                <w:rFonts w:ascii="Arial" w:eastAsia="Times New Roman" w:hAnsi="Arial" w:cs="Arial"/>
-                <w:sz w:val="16"/>
-                <w:szCs w:val="16"/>
-                <w:lang w:val="en-US" w:eastAsia="it-IT"/>
-              </w:rPr>
-            </w:pPr>
-            <w:r>
-              <w:rPr>
-                <w:rFonts w:ascii="Arial" w:eastAsia="Times New Roman" w:hAnsi="Arial" w:cs="Arial"/>
-                <w:sz w:val="16"/>
-                <w:szCs w:val="16"/>
-                <w:lang w:val="en-US" w:eastAsia="it-IT"/>
-              </w:rPr>
-              <w:t>SMS:</w:t>
-            </w:r>
-          </w:p>
-          <w:p>
-            <w:pPr>
-              <w:spacing w:line="330" w:lineRule="atLeast"/>
-              <w:jc w:val="center"/>
-              <w:rPr>
-                <w:rFonts w:ascii="Arial" w:eastAsia="Times New Roman" w:hAnsi="Arial" w:cs="Arial"/>
-                <w:sz w:val="16"/>
-                <w:szCs w:val="16"/>
-                <w:lang w:val="en-US" w:eastAsia="it-IT"/>
-              </w:rPr>
-            </w:pPr>
-            <w:r>
-              <w:rPr>
-                <w:rFonts w:ascii="Arial" w:eastAsia="Times New Roman" w:hAnsi="Arial" w:cs="Arial"/>
-                <w:sz w:val="16"/>
-                <w:szCs w:val="16"/>
-                <w:lang w:val="en-US" w:eastAsia="it-IT"/>
-              </w:rPr>
-              <w:t>” M TELEPHONE NUMBER SAVED”</w:t>
-            </w:r>
+              <w:jc w:val="center"/>
+              <w:rPr>
+                <w:rFonts w:ascii="Arial" w:eastAsia="Times New Roman" w:hAnsi="Arial" w:cs="Arial"/>
+                <w:sz w:val="16"/>
+                <w:szCs w:val="16"/>
+                <w:lang w:eastAsia="it-IT"/>
+              </w:rPr>
+            </w:pPr>
+            <w:r>
+              <w:rPr>
+                <w:rFonts w:ascii="Arial" w:eastAsia="Times New Roman" w:hAnsi="Arial" w:cs="Arial"/>
+                <w:sz w:val="16"/>
+                <w:szCs w:val="16"/>
+                <w:lang w:eastAsia="it-IT"/>
+              </w:rPr>
+              <w:t>SMS: "TELEPHONE NUMBER SAVED "</w:t>
+            </w:r>
+          </w:p>
+          <w:p>
+            <w:pPr>
+              <w:spacing w:line="330" w:lineRule="atLeast"/>
+              <w:jc w:val="center"/>
+              <w:rPr>
+                <w:rFonts w:ascii="Arial" w:eastAsia="Times New Roman" w:hAnsi="Arial" w:cs="Arial"/>
+                <w:sz w:val="16"/>
+                <w:szCs w:val="16"/>
+                <w:lang w:eastAsia="it-IT"/>
+              </w:rPr>
+            </w:pPr>
           </w:p>
         </w:tc>
         <w:tc>
@@ -8843,7 +6608,7 @@
                 <w:rFonts w:ascii="Arial" w:eastAsia="Times New Roman" w:hAnsi="Arial" w:cs="Arial"/>
                 <w:sz w:val="16"/>
                 <w:szCs w:val="16"/>
-                <w:lang w:val="en-US" w:eastAsia="it-IT"/>
+                <w:lang w:eastAsia="it-IT"/>
               </w:rPr>
             </w:pPr>
           </w:p>
@@ -8876,7 +6641,16 @@
                 <w:szCs w:val="16"/>
                 <w:lang w:eastAsia="it-IT"/>
               </w:rPr>
-              <w:t>2.1</w:t>
+              <w:t>2.</w:t>
+            </w:r>
+            <w:r>
+              <w:rPr>
+                <w:rFonts w:ascii="Arial" w:eastAsia="Times New Roman" w:hAnsi="Arial" w:cs="Arial"/>
+                <w:sz w:val="16"/>
+                <w:szCs w:val="16"/>
+                <w:lang w:eastAsia="it-IT"/>
+              </w:rPr>
+              <w:t>1</w:t>
             </w:r>
           </w:p>
         </w:tc>
@@ -9053,7 +6827,7 @@
                 <w:szCs w:val="16"/>
                 <w:lang w:eastAsia="it-IT"/>
               </w:rPr>
-              <w:t>solo n</w:t>
+              <w:t>n</w:t>
             </w:r>
             <w:r>
               <w:rPr>
@@ -9081,6 +6855,15 @@
                 <w:lang w:eastAsia="it-IT"/>
               </w:rPr>
               <w:t>Master</w:t>
+            </w:r>
+            <w:r>
+              <w:rPr>
+                <w:rFonts w:ascii="Arial" w:eastAsia="Times New Roman" w:hAnsi="Arial" w:cs="Arial"/>
+                <w:sz w:val="16"/>
+                <w:szCs w:val="16"/>
+                <w:lang w:eastAsia="it-IT"/>
+              </w:rPr>
+              <w:t xml:space="preserve"> e Aux1</w:t>
             </w:r>
           </w:p>
         </w:tc>
@@ -9130,7 +6913,16 @@
                 <w:szCs w:val="16"/>
                 <w:lang w:eastAsia="it-IT"/>
               </w:rPr>
-              <w:t>2.2</w:t>
+              <w:t>2.</w:t>
+            </w:r>
+            <w:r>
+              <w:rPr>
+                <w:rFonts w:ascii="Arial" w:eastAsia="Times New Roman" w:hAnsi="Arial" w:cs="Arial"/>
+                <w:sz w:val="16"/>
+                <w:szCs w:val="16"/>
+                <w:lang w:eastAsia="it-IT"/>
+              </w:rPr>
+              <w:t>2</w:t>
             </w:r>
           </w:p>
         </w:tc>
@@ -9184,7 +6976,7 @@
                 <w:szCs w:val="16"/>
                 <w:lang w:eastAsia="it-IT"/>
               </w:rPr>
-              <w:t>Imposta il primo numero Ausiliario</w:t>
+              <w:t>Imposta il secondo numero Ausiliario</w:t>
             </w:r>
           </w:p>
         </w:tc>
@@ -9229,6 +7021,14 @@
               <w:jc w:val="center"/>
               <w:rPr>
                 <w:rFonts w:ascii="Arial" w:eastAsia="Times New Roman" w:hAnsi="Arial" w:cs="Arial"/>
+                <w:sz w:val="16"/>
+                <w:szCs w:val="16"/>
+                <w:lang w:eastAsia="it-IT"/>
+              </w:rPr>
+            </w:pPr>
+            <w:r>
+              <w:rPr>
+                <w:rFonts w:ascii="Arial" w:eastAsia="Times New Roman" w:hAnsi="Arial" w:cs="Arial"/>
                 <w:i/>
                 <w:iCs/>
                 <w:color w:val="000000" w:themeColor="text1"/>
@@ -9236,18 +7036,7 @@
                 <w:szCs w:val="16"/>
                 <w:lang w:eastAsia="it-IT"/>
               </w:rPr>
-            </w:pPr>
-            <w:r>
-              <w:rPr>
-                <w:rFonts w:ascii="Arial" w:eastAsia="Times New Roman" w:hAnsi="Arial" w:cs="Arial"/>
-                <w:i/>
-                <w:iCs/>
-                <w:color w:val="000000" w:themeColor="text1"/>
-                <w:sz w:val="16"/>
-                <w:szCs w:val="16"/>
-                <w:lang w:eastAsia="it-IT"/>
-              </w:rPr>
-              <w:t xml:space="preserve">A1+393334188263  </w:t>
+              <w:t xml:space="preserve">A2+393334188263  </w:t>
             </w:r>
           </w:p>
         </w:tc>
@@ -9337,7 +7126,16 @@
                 <w:lang w:eastAsia="it-IT"/>
               </w:rPr>
               <w:lastRenderedPageBreak/>
-              <w:t>2.3</w:t>
+              <w:t>2.</w:t>
+            </w:r>
+            <w:r>
+              <w:rPr>
+                <w:rFonts w:ascii="Arial" w:eastAsia="Times New Roman" w:hAnsi="Arial" w:cs="Arial"/>
+                <w:sz w:val="16"/>
+                <w:szCs w:val="16"/>
+                <w:lang w:eastAsia="it-IT"/>
+              </w:rPr>
+              <w:t>3</w:t>
             </w:r>
           </w:p>
         </w:tc>
@@ -9550,7 +7348,7 @@
                 <w:szCs w:val="16"/>
                 <w:lang w:eastAsia="it-IT"/>
               </w:rPr>
-              <w:t xml:space="preserve"> e Aux1</w:t>
+              <w:t>, Aux1e Aux2</w:t>
             </w:r>
           </w:p>
         </w:tc>
@@ -9600,7 +7398,16 @@
                 <w:szCs w:val="16"/>
                 <w:lang w:eastAsia="it-IT"/>
               </w:rPr>
-              <w:t>2.4</w:t>
+              <w:t>2.</w:t>
+            </w:r>
+            <w:r>
+              <w:rPr>
+                <w:rFonts w:ascii="Arial" w:eastAsia="Times New Roman" w:hAnsi="Arial" w:cs="Arial"/>
+                <w:sz w:val="16"/>
+                <w:szCs w:val="16"/>
+                <w:lang w:eastAsia="it-IT"/>
+              </w:rPr>
+              <w:t>4</w:t>
             </w:r>
           </w:p>
         </w:tc>
@@ -9654,7 +7461,7 @@
                 <w:szCs w:val="16"/>
                 <w:lang w:eastAsia="it-IT"/>
               </w:rPr>
-              <w:t>Imposta il secondo numero Ausiliario</w:t>
+              <w:t>Imposta il terzo numero Ausiliario</w:t>
             </w:r>
           </w:p>
         </w:tc>
@@ -9714,7 +7521,7 @@
                 <w:szCs w:val="16"/>
                 <w:lang w:eastAsia="it-IT"/>
               </w:rPr>
-              <w:t xml:space="preserve">A2+393334188263  </w:t>
+              <w:t xml:space="preserve">A3+393334188263  </w:t>
             </w:r>
           </w:p>
         </w:tc>
@@ -9803,7 +7610,16 @@
                 <w:szCs w:val="16"/>
                 <w:lang w:eastAsia="it-IT"/>
               </w:rPr>
-              <w:t>2.5</w:t>
+              <w:t>2.</w:t>
+            </w:r>
+            <w:r>
+              <w:rPr>
+                <w:rFonts w:ascii="Arial" w:eastAsia="Times New Roman" w:hAnsi="Arial" w:cs="Arial"/>
+                <w:sz w:val="16"/>
+                <w:szCs w:val="16"/>
+                <w:lang w:eastAsia="it-IT"/>
+              </w:rPr>
+              <w:t>5</w:t>
             </w:r>
           </w:p>
         </w:tc>
@@ -9830,7 +7646,7 @@
                 <w:szCs w:val="16"/>
                 <w:lang w:eastAsia="it-IT"/>
               </w:rPr>
-              <w:t xml:space="preserve">Da condizione di fabbrica (Telefono Master non definito) </w:t>
+              <w:t>Operation</w:t>
             </w:r>
           </w:p>
         </w:tc>
@@ -10016,7 +7832,7 @@
                 <w:szCs w:val="16"/>
                 <w:lang w:eastAsia="it-IT"/>
               </w:rPr>
-              <w:t>, Aux1e Aux2</w:t>
+              <w:t>, Aux1, Aux2 e Aux3</w:t>
             </w:r>
           </w:p>
         </w:tc>
@@ -10066,7 +7882,16 @@
                 <w:szCs w:val="16"/>
                 <w:lang w:eastAsia="it-IT"/>
               </w:rPr>
-              <w:t>2.6</w:t>
+              <w:t>2.</w:t>
+            </w:r>
+            <w:r>
+              <w:rPr>
+                <w:rFonts w:ascii="Arial" w:eastAsia="Times New Roman" w:hAnsi="Arial" w:cs="Arial"/>
+                <w:sz w:val="16"/>
+                <w:szCs w:val="16"/>
+                <w:lang w:eastAsia="it-IT"/>
+              </w:rPr>
+              <w:t>6</w:t>
             </w:r>
           </w:p>
         </w:tc>
@@ -10093,7 +7918,7 @@
                 <w:szCs w:val="16"/>
                 <w:lang w:eastAsia="it-IT"/>
               </w:rPr>
-              <w:t xml:space="preserve">Da condizione di fabbrica (Telefono Master non definito) </w:t>
+              <w:t>Operation</w:t>
             </w:r>
           </w:p>
         </w:tc>
@@ -10120,7 +7945,7 @@
                 <w:szCs w:val="16"/>
                 <w:lang w:eastAsia="it-IT"/>
               </w:rPr>
-              <w:t>Imposta il terzo numero Ausiliario</w:t>
+              <w:t>Ritorna i numeri autorizzati</w:t>
             </w:r>
           </w:p>
         </w:tc>
@@ -10135,22 +7960,19 @@
               <w:jc w:val="center"/>
               <w:rPr>
                 <w:rFonts w:ascii="Arial" w:eastAsia="Times New Roman" w:hAnsi="Arial" w:cs="Arial"/>
-                <w:i/>
-                <w:iCs/>
-                <w:color w:val="000000" w:themeColor="text1"/>
-                <w:sz w:val="16"/>
-                <w:szCs w:val="16"/>
-                <w:lang w:eastAsia="it-IT"/>
-              </w:rPr>
-            </w:pPr>
-            <w:r>
-              <w:rPr>
-                <w:rFonts w:ascii="Arial" w:eastAsia="Times New Roman" w:hAnsi="Arial" w:cs="Arial"/>
-                <w:sz w:val="16"/>
-                <w:szCs w:val="16"/>
-                <w:lang w:eastAsia="it-IT"/>
-              </w:rPr>
-              <w:t>Solo da Tel. MASTER</w:t>
+                <w:sz w:val="16"/>
+                <w:szCs w:val="16"/>
+                <w:lang w:eastAsia="it-IT"/>
+              </w:rPr>
+            </w:pPr>
+            <w:r>
+              <w:rPr>
+                <w:rFonts w:ascii="Arial" w:eastAsia="Times New Roman" w:hAnsi="Arial" w:cs="Arial"/>
+                <w:sz w:val="16"/>
+                <w:szCs w:val="16"/>
+                <w:lang w:eastAsia="it-IT"/>
+              </w:rPr>
+              <w:t>Da telefono sconosciuto o AUX</w:t>
             </w:r>
           </w:p>
         </w:tc>
@@ -10173,14 +7995,11 @@
             <w:r>
               <w:rPr>
                 <w:rFonts w:ascii="Arial" w:eastAsia="Times New Roman" w:hAnsi="Arial" w:cs="Arial"/>
-                <w:i/>
-                <w:iCs/>
-                <w:color w:val="000000" w:themeColor="text1"/>
-                <w:sz w:val="16"/>
-                <w:szCs w:val="16"/>
-                <w:lang w:eastAsia="it-IT"/>
-              </w:rPr>
-              <w:t xml:space="preserve">A3+393334188263  </w:t>
+                <w:sz w:val="16"/>
+                <w:szCs w:val="16"/>
+                <w:lang w:eastAsia="it-IT"/>
+              </w:rPr>
+              <w:t>N</w:t>
             </w:r>
           </w:p>
         </w:tc>
@@ -10197,28 +8016,37 @@
                 <w:rFonts w:ascii="Arial" w:eastAsia="Times New Roman" w:hAnsi="Arial" w:cs="Arial"/>
                 <w:sz w:val="16"/>
                 <w:szCs w:val="16"/>
-                <w:lang w:eastAsia="it-IT"/>
-              </w:rPr>
-            </w:pPr>
-            <w:r>
-              <w:rPr>
-                <w:rFonts w:ascii="Arial" w:eastAsia="Times New Roman" w:hAnsi="Arial" w:cs="Arial"/>
-                <w:sz w:val="16"/>
-                <w:szCs w:val="16"/>
-                <w:lang w:eastAsia="it-IT"/>
-              </w:rPr>
-              <w:t>SMS: "TELEPHONE NUMBER SAVED "</w:t>
-            </w:r>
-          </w:p>
-          <w:p>
-            <w:pPr>
-              <w:spacing w:line="330" w:lineRule="atLeast"/>
-              <w:jc w:val="center"/>
-              <w:rPr>
-                <w:rFonts w:ascii="Arial" w:eastAsia="Times New Roman" w:hAnsi="Arial" w:cs="Arial"/>
-                <w:sz w:val="16"/>
-                <w:szCs w:val="16"/>
-                <w:lang w:eastAsia="it-IT"/>
+                <w:lang w:val="en-US" w:eastAsia="it-IT"/>
+              </w:rPr>
+            </w:pPr>
+            <w:r>
+              <w:rPr>
+                <w:rFonts w:ascii="Arial" w:eastAsia="Times New Roman" w:hAnsi="Arial" w:cs="Arial"/>
+                <w:sz w:val="16"/>
+                <w:szCs w:val="16"/>
+                <w:lang w:val="en-US" w:eastAsia="it-IT"/>
+              </w:rPr>
+              <w:t xml:space="preserve">SMS a Richiedente; </w:t>
+            </w:r>
+            <w:r>
+              <w:rPr>
+                <w:rFonts w:ascii="Arial" w:eastAsia="Times New Roman" w:hAnsi="Arial" w:cs="Arial"/>
+                <w:sz w:val="16"/>
+                <w:szCs w:val="16"/>
+                <w:lang w:val="en-US" w:eastAsia="it-IT"/>
+              </w:rPr>
+              <w:t>"Request from NOT AUTHORIZED number"</w:t>
+            </w:r>
+          </w:p>
+          <w:p>
+            <w:pPr>
+              <w:spacing w:line="330" w:lineRule="atLeast"/>
+              <w:jc w:val="center"/>
+              <w:rPr>
+                <w:rFonts w:ascii="Arial" w:eastAsia="Times New Roman" w:hAnsi="Arial" w:cs="Arial"/>
+                <w:sz w:val="16"/>
+                <w:szCs w:val="16"/>
+                <w:lang w:val="en-US" w:eastAsia="it-IT"/>
               </w:rPr>
             </w:pPr>
           </w:p>
@@ -10236,7 +8064,7 @@
                 <w:rFonts w:ascii="Arial" w:eastAsia="Times New Roman" w:hAnsi="Arial" w:cs="Arial"/>
                 <w:sz w:val="16"/>
                 <w:szCs w:val="16"/>
-                <w:lang w:eastAsia="it-IT"/>
+                <w:lang w:val="en-US" w:eastAsia="it-IT"/>
               </w:rPr>
             </w:pPr>
           </w:p>
@@ -10269,7 +8097,7 @@
                 <w:szCs w:val="16"/>
                 <w:lang w:eastAsia="it-IT"/>
               </w:rPr>
-              <w:t>2.7</w:t>
+              <w:t>3.0</w:t>
             </w:r>
           </w:p>
         </w:tc>
@@ -10323,34 +8151,33 @@
                 <w:szCs w:val="16"/>
                 <w:lang w:eastAsia="it-IT"/>
               </w:rPr>
-              <w:t>Ritorna i numeri autorizzati</w:t>
+              <w:t>Ritorna il valore di Tensione + Timestamp</w:t>
             </w:r>
           </w:p>
         </w:tc>
         <w:tc>
           <w:tcPr>
             <w:tcW w:w="2409" w:type="dxa"/>
-            <w:vAlign w:val="center"/>
-          </w:tcPr>
-          <w:p>
-            <w:pPr>
-              <w:spacing w:line="330" w:lineRule="atLeast"/>
-              <w:jc w:val="center"/>
-              <w:rPr>
-                <w:rFonts w:ascii="Arial" w:eastAsia="Times New Roman" w:hAnsi="Arial" w:cs="Arial"/>
-                <w:sz w:val="16"/>
-                <w:szCs w:val="16"/>
-                <w:lang w:eastAsia="it-IT"/>
-              </w:rPr>
-            </w:pPr>
-            <w:r>
-              <w:rPr>
-                <w:rFonts w:ascii="Arial" w:eastAsia="Times New Roman" w:hAnsi="Arial" w:cs="Arial"/>
-                <w:sz w:val="16"/>
-                <w:szCs w:val="16"/>
-                <w:lang w:eastAsia="it-IT"/>
-              </w:rPr>
-              <w:t>Solo da Tel. MASTER</w:t>
+          </w:tcPr>
+          <w:p>
+            <w:pPr>
+              <w:spacing w:line="330" w:lineRule="atLeast"/>
+              <w:jc w:val="center"/>
+              <w:rPr>
+                <w:rFonts w:ascii="Arial" w:eastAsia="Times New Roman" w:hAnsi="Arial" w:cs="Arial"/>
+                <w:sz w:val="16"/>
+                <w:szCs w:val="16"/>
+                <w:lang w:eastAsia="it-IT"/>
+              </w:rPr>
+            </w:pPr>
+            <w:r>
+              <w:rPr>
+                <w:rFonts w:ascii="Arial" w:eastAsia="Times New Roman" w:hAnsi="Arial" w:cs="Arial"/>
+                <w:sz w:val="16"/>
+                <w:szCs w:val="16"/>
+                <w:lang w:eastAsia="it-IT"/>
+              </w:rPr>
+              <w:t>Da telefono Master</w:t>
             </w:r>
           </w:p>
         </w:tc>
@@ -10377,7 +8204,7 @@
                 <w:szCs w:val="16"/>
                 <w:lang w:eastAsia="it-IT"/>
               </w:rPr>
-              <w:t>N</w:t>
+              <w:t>S</w:t>
             </w:r>
           </w:p>
         </w:tc>
@@ -10394,95 +8221,69 @@
                 <w:rFonts w:ascii="Arial" w:eastAsia="Times New Roman" w:hAnsi="Arial" w:cs="Arial"/>
                 <w:sz w:val="16"/>
                 <w:szCs w:val="16"/>
-                <w:lang w:val="en-US" w:eastAsia="it-IT"/>
-              </w:rPr>
-            </w:pPr>
-            <w:r>
-              <w:rPr>
-                <w:rFonts w:ascii="Arial" w:eastAsia="Times New Roman" w:hAnsi="Arial" w:cs="Arial"/>
-                <w:sz w:val="16"/>
-                <w:szCs w:val="16"/>
-                <w:lang w:val="en-US" w:eastAsia="it-IT"/>
-              </w:rPr>
-              <w:t>SMS:</w:t>
-            </w:r>
-          </w:p>
-          <w:p>
-            <w:pPr>
-              <w:spacing w:line="330" w:lineRule="atLeast"/>
-              <w:jc w:val="center"/>
-              <w:rPr>
-                <w:rFonts w:ascii="Arial" w:eastAsia="Times New Roman" w:hAnsi="Arial" w:cs="Arial"/>
-                <w:sz w:val="16"/>
-                <w:szCs w:val="16"/>
-                <w:lang w:val="en-US" w:eastAsia="it-IT"/>
-              </w:rPr>
-            </w:pPr>
-            <w:r>
-              <w:rPr>
-                <w:rFonts w:ascii="Arial" w:eastAsia="Times New Roman" w:hAnsi="Arial" w:cs="Arial"/>
-                <w:sz w:val="16"/>
-                <w:szCs w:val="16"/>
-                <w:lang w:val="en-US" w:eastAsia="it-IT"/>
-              </w:rPr>
-              <w:t>”Authorized phone n." con:</w:t>
-            </w:r>
-          </w:p>
-          <w:p>
-            <w:pPr>
-              <w:spacing w:line="330" w:lineRule="atLeast"/>
-              <w:jc w:val="center"/>
-              <w:rPr>
-                <w:rFonts w:ascii="Arial" w:eastAsia="Times New Roman" w:hAnsi="Arial" w:cs="Arial"/>
-                <w:sz w:val="16"/>
-                <w:szCs w:val="16"/>
-                <w:lang w:eastAsia="it-IT"/>
-              </w:rPr>
-            </w:pPr>
-            <w:r>
-              <w:rPr>
-                <w:rFonts w:ascii="Arial" w:eastAsia="Times New Roman" w:hAnsi="Arial" w:cs="Arial"/>
-                <w:sz w:val="16"/>
-                <w:szCs w:val="16"/>
-                <w:lang w:eastAsia="it-IT"/>
-              </w:rPr>
-              <w:t>n</w:t>
-            </w:r>
-            <w:r>
-              <w:rPr>
-                <w:rFonts w:ascii="Arial" w:eastAsia="Times New Roman" w:hAnsi="Arial" w:cs="Arial"/>
-                <w:sz w:val="16"/>
-                <w:szCs w:val="16"/>
-                <w:lang w:eastAsia="it-IT"/>
-              </w:rPr>
-              <w:t xml:space="preserve">umero </w:t>
-            </w:r>
-            <w:r>
-              <w:rPr>
-                <w:rFonts w:ascii="Arial" w:eastAsia="Times New Roman" w:hAnsi="Arial" w:cs="Arial"/>
-                <w:sz w:val="16"/>
-                <w:szCs w:val="16"/>
-                <w:lang w:eastAsia="it-IT"/>
-              </w:rPr>
-              <w:t xml:space="preserve">telefonico del </w:t>
-            </w:r>
-            <w:r>
-              <w:rPr>
-                <w:rFonts w:ascii="Arial" w:eastAsia="Times New Roman" w:hAnsi="Arial" w:cs="Arial"/>
-                <w:sz w:val="16"/>
-                <w:szCs w:val="16"/>
-                <w:lang w:eastAsia="it-IT"/>
-              </w:rPr>
-              <w:t>Master</w:t>
-            </w:r>
-            <w:r>
-              <w:rPr>
-                <w:rFonts w:ascii="Arial" w:eastAsia="Times New Roman" w:hAnsi="Arial" w:cs="Arial"/>
-                <w:sz w:val="16"/>
-                <w:szCs w:val="16"/>
-                <w:lang w:eastAsia="it-IT"/>
-              </w:rPr>
-              <w:t>, Aux1, Aux2 e Aux3</w:t>
+                <w:lang w:eastAsia="it-IT"/>
+              </w:rPr>
+            </w:pPr>
+            <w:r>
+              <w:rPr>
+                <w:rFonts w:ascii="Arial" w:eastAsia="Times New Roman" w:hAnsi="Arial" w:cs="Arial"/>
+                <w:sz w:val="16"/>
+                <w:szCs w:val="16"/>
+                <w:lang w:eastAsia="it-IT"/>
+              </w:rPr>
+              <w:t xml:space="preserve">SMS a Richiedente con: </w:t>
+            </w:r>
+          </w:p>
+          <w:p>
+            <w:pPr>
+              <w:spacing w:line="330" w:lineRule="atLeast"/>
+              <w:jc w:val="center"/>
+              <w:rPr>
+                <w:rFonts w:ascii="Arial" w:eastAsia="Times New Roman" w:hAnsi="Arial" w:cs="Arial"/>
+                <w:sz w:val="16"/>
+                <w:szCs w:val="16"/>
+                <w:lang w:eastAsia="it-IT"/>
+              </w:rPr>
+            </w:pPr>
+            <w:r>
+              <w:rPr>
+                <w:rFonts w:ascii="Arial" w:eastAsia="Times New Roman" w:hAnsi="Arial" w:cs="Arial"/>
+                <w:i/>
+                <w:iCs/>
+                <w:sz w:val="16"/>
+                <w:szCs w:val="16"/>
+                <w:lang w:eastAsia="it-IT"/>
+              </w:rPr>
+              <w:t>timestamp</w:t>
+            </w:r>
+            <w:r>
+              <w:rPr>
+                <w:rFonts w:ascii="Arial" w:eastAsia="Times New Roman" w:hAnsi="Arial" w:cs="Arial"/>
+                <w:sz w:val="16"/>
+                <w:szCs w:val="16"/>
+                <w:lang w:eastAsia="it-IT"/>
+              </w:rPr>
+              <w:t xml:space="preserve"> “Current Voltage: “</w:t>
+            </w:r>
+            <w:r>
+              <w:rPr>
+                <w:rFonts w:ascii="Arial" w:eastAsia="Times New Roman" w:hAnsi="Arial" w:cs="Arial"/>
+                <w:i/>
+                <w:iCs/>
+                <w:sz w:val="16"/>
+                <w:szCs w:val="16"/>
+                <w:lang w:eastAsia="it-IT"/>
+              </w:rPr>
+              <w:t>voltage</w:t>
+            </w:r>
+            <w:r>
+              <w:rPr>
+                <w:rFonts w:ascii="Arial" w:eastAsia="Times New Roman" w:hAnsi="Arial" w:cs="Arial"/>
+                <w:sz w:val="16"/>
+                <w:szCs w:val="16"/>
+                <w:lang w:eastAsia="it-IT"/>
+              </w:rPr>
+              <w:t xml:space="preserve"> “Vac"</w:t>
             </w:r>
           </w:p>
         </w:tc>
@@ -10532,7 +8333,7 @@
                 <w:szCs w:val="16"/>
                 <w:lang w:eastAsia="it-IT"/>
               </w:rPr>
-              <w:t>2.8</w:t>
+              <w:t>3.3</w:t>
             </w:r>
           </w:p>
         </w:tc>
@@ -10586,34 +8387,33 @@
                 <w:szCs w:val="16"/>
                 <w:lang w:eastAsia="it-IT"/>
               </w:rPr>
-              <w:t>Ritorna i numeri autorizzati</w:t>
+              <w:t>Ritorna il valore di Tensione + Timestamp</w:t>
             </w:r>
           </w:p>
         </w:tc>
         <w:tc>
           <w:tcPr>
             <w:tcW w:w="2409" w:type="dxa"/>
-            <w:vAlign w:val="center"/>
-          </w:tcPr>
-          <w:p>
-            <w:pPr>
-              <w:spacing w:line="330" w:lineRule="atLeast"/>
-              <w:jc w:val="center"/>
-              <w:rPr>
-                <w:rFonts w:ascii="Arial" w:eastAsia="Times New Roman" w:hAnsi="Arial" w:cs="Arial"/>
-                <w:sz w:val="16"/>
-                <w:szCs w:val="16"/>
-                <w:lang w:eastAsia="it-IT"/>
-              </w:rPr>
-            </w:pPr>
-            <w:r>
-              <w:rPr>
-                <w:rFonts w:ascii="Arial" w:eastAsia="Times New Roman" w:hAnsi="Arial" w:cs="Arial"/>
-                <w:sz w:val="16"/>
-                <w:szCs w:val="16"/>
-                <w:lang w:eastAsia="it-IT"/>
-              </w:rPr>
-              <w:t>Da telefono sconosciuto o AUX</w:t>
+          </w:tcPr>
+          <w:p>
+            <w:pPr>
+              <w:spacing w:line="330" w:lineRule="atLeast"/>
+              <w:jc w:val="center"/>
+              <w:rPr>
+                <w:rFonts w:ascii="Arial" w:eastAsia="Times New Roman" w:hAnsi="Arial" w:cs="Arial"/>
+                <w:sz w:val="16"/>
+                <w:szCs w:val="16"/>
+                <w:lang w:eastAsia="it-IT"/>
+              </w:rPr>
+            </w:pPr>
+            <w:r>
+              <w:rPr>
+                <w:rFonts w:ascii="Arial" w:eastAsia="Times New Roman" w:hAnsi="Arial" w:cs="Arial"/>
+                <w:sz w:val="16"/>
+                <w:szCs w:val="16"/>
+                <w:lang w:eastAsia="it-IT"/>
+              </w:rPr>
+              <w:t>Da telefono AUX</w:t>
             </w:r>
           </w:p>
         </w:tc>
@@ -10640,7 +8440,7 @@
                 <w:szCs w:val="16"/>
                 <w:lang w:eastAsia="it-IT"/>
               </w:rPr>
-              <w:t>N</w:t>
+              <w:t>S</w:t>
             </w:r>
           </w:p>
         </w:tc>
@@ -10657,39 +8457,70 @@
                 <w:rFonts w:ascii="Arial" w:eastAsia="Times New Roman" w:hAnsi="Arial" w:cs="Arial"/>
                 <w:sz w:val="16"/>
                 <w:szCs w:val="16"/>
-                <w:lang w:val="en-US" w:eastAsia="it-IT"/>
-              </w:rPr>
-            </w:pPr>
-            <w:r>
-              <w:rPr>
-                <w:rFonts w:ascii="Arial" w:eastAsia="Times New Roman" w:hAnsi="Arial" w:cs="Arial"/>
-                <w:sz w:val="16"/>
-                <w:szCs w:val="16"/>
-                <w:lang w:val="en-US" w:eastAsia="it-IT"/>
-              </w:rPr>
-              <w:t xml:space="preserve">SMS a Richiedente; </w:t>
-            </w:r>
-            <w:r>
-              <w:rPr>
-                <w:rFonts w:ascii="Arial" w:eastAsia="Times New Roman" w:hAnsi="Arial" w:cs="Arial"/>
-                <w:sz w:val="16"/>
-                <w:szCs w:val="16"/>
-                <w:lang w:val="en-US" w:eastAsia="it-IT"/>
-              </w:rPr>
-              <w:t>"Request from NOT AUTHORIZED number"</w:t>
-            </w:r>
-          </w:p>
-          <w:p>
-            <w:pPr>
-              <w:spacing w:line="330" w:lineRule="atLeast"/>
-              <w:jc w:val="center"/>
-              <w:rPr>
-                <w:rFonts w:ascii="Arial" w:eastAsia="Times New Roman" w:hAnsi="Arial" w:cs="Arial"/>
-                <w:sz w:val="16"/>
-                <w:szCs w:val="16"/>
-                <w:lang w:val="en-US" w:eastAsia="it-IT"/>
-              </w:rPr>
-            </w:pPr>
+                <w:lang w:eastAsia="it-IT"/>
+              </w:rPr>
+            </w:pPr>
+            <w:r>
+              <w:rPr>
+                <w:rFonts w:ascii="Arial" w:eastAsia="Times New Roman" w:hAnsi="Arial" w:cs="Arial"/>
+                <w:sz w:val="16"/>
+                <w:szCs w:val="16"/>
+                <w:lang w:eastAsia="it-IT"/>
+              </w:rPr>
+              <w:t xml:space="preserve">SMS a Richiedente con: </w:t>
+            </w:r>
+          </w:p>
+          <w:p>
+            <w:pPr>
+              <w:spacing w:line="330" w:lineRule="atLeast"/>
+              <w:jc w:val="center"/>
+              <w:rPr>
+                <w:rFonts w:ascii="Arial" w:eastAsia="Times New Roman" w:hAnsi="Arial" w:cs="Arial"/>
+                <w:sz w:val="16"/>
+                <w:szCs w:val="16"/>
+                <w:lang w:eastAsia="it-IT"/>
+              </w:rPr>
+            </w:pPr>
+            <w:r>
+              <w:rPr>
+                <w:rFonts w:ascii="Arial" w:eastAsia="Times New Roman" w:hAnsi="Arial" w:cs="Arial"/>
+                <w:i/>
+                <w:iCs/>
+                <w:sz w:val="16"/>
+                <w:szCs w:val="16"/>
+                <w:lang w:eastAsia="it-IT"/>
+              </w:rPr>
+              <w:t>timestamp</w:t>
+            </w:r>
+            <w:r>
+              <w:rPr>
+                <w:rFonts w:ascii="Arial" w:eastAsia="Times New Roman" w:hAnsi="Arial" w:cs="Arial"/>
+                <w:sz w:val="16"/>
+                <w:szCs w:val="16"/>
+                <w:lang w:eastAsia="it-IT"/>
+              </w:rPr>
+              <w:t xml:space="preserve"> “Current Voltage: “</w:t>
+            </w:r>
+            <w:r>
+              <w:rPr>
+                <w:rFonts w:ascii="Arial" w:eastAsia="Times New Roman" w:hAnsi="Arial" w:cs="Arial"/>
+                <w:i/>
+                <w:iCs/>
+                <w:sz w:val="16"/>
+                <w:szCs w:val="16"/>
+                <w:lang w:eastAsia="it-IT"/>
+              </w:rPr>
+              <w:t>voltage</w:t>
+            </w:r>
+            <w:r>
+              <w:rPr>
+                <w:rFonts w:ascii="Arial" w:eastAsia="Times New Roman" w:hAnsi="Arial" w:cs="Arial"/>
+                <w:sz w:val="16"/>
+                <w:szCs w:val="16"/>
+                <w:lang w:eastAsia="it-IT"/>
+              </w:rPr>
+              <w:t xml:space="preserve"> “Vac"</w:t>
+            </w:r>
           </w:p>
         </w:tc>
         <w:tc>
@@ -10705,7 +8536,7 @@
                 <w:rFonts w:ascii="Arial" w:eastAsia="Times New Roman" w:hAnsi="Arial" w:cs="Arial"/>
                 <w:sz w:val="16"/>
                 <w:szCs w:val="16"/>
-                <w:lang w:val="en-US" w:eastAsia="it-IT"/>
+                <w:lang w:eastAsia="it-IT"/>
               </w:rPr>
             </w:pPr>
           </w:p>
@@ -10738,7 +8569,7 @@
                 <w:szCs w:val="16"/>
                 <w:lang w:eastAsia="it-IT"/>
               </w:rPr>
-              <w:t>3.0</w:t>
+              <w:t>3.2</w:t>
             </w:r>
           </w:p>
         </w:tc>
@@ -10799,26 +8630,27 @@
         <w:tc>
           <w:tcPr>
             <w:tcW w:w="2409" w:type="dxa"/>
-          </w:tcPr>
-          <w:p>
-            <w:pPr>
-              <w:spacing w:line="330" w:lineRule="atLeast"/>
-              <w:jc w:val="center"/>
-              <w:rPr>
-                <w:rFonts w:ascii="Arial" w:eastAsia="Times New Roman" w:hAnsi="Arial" w:cs="Arial"/>
-                <w:sz w:val="16"/>
-                <w:szCs w:val="16"/>
-                <w:lang w:eastAsia="it-IT"/>
-              </w:rPr>
-            </w:pPr>
-            <w:r>
-              <w:rPr>
-                <w:rFonts w:ascii="Arial" w:eastAsia="Times New Roman" w:hAnsi="Arial" w:cs="Arial"/>
-                <w:sz w:val="16"/>
-                <w:szCs w:val="16"/>
-                <w:lang w:eastAsia="it-IT"/>
-              </w:rPr>
-              <w:t>Da telefono Master</w:t>
+            <w:vAlign w:val="center"/>
+          </w:tcPr>
+          <w:p>
+            <w:pPr>
+              <w:spacing w:line="330" w:lineRule="atLeast"/>
+              <w:jc w:val="center"/>
+              <w:rPr>
+                <w:rFonts w:ascii="Arial" w:eastAsia="Times New Roman" w:hAnsi="Arial" w:cs="Arial"/>
+                <w:sz w:val="16"/>
+                <w:szCs w:val="16"/>
+                <w:lang w:eastAsia="it-IT"/>
+              </w:rPr>
+            </w:pPr>
+            <w:r>
+              <w:rPr>
+                <w:rFonts w:ascii="Arial" w:eastAsia="Times New Roman" w:hAnsi="Arial" w:cs="Arial"/>
+                <w:sz w:val="16"/>
+                <w:szCs w:val="16"/>
+                <w:lang w:eastAsia="it-IT"/>
+              </w:rPr>
+              <w:t>Da Tel. Sconosciuto (non MASTER)</w:t>
             </w:r>
           </w:p>
         </w:tc>
@@ -10862,70 +8694,39 @@
                 <w:rFonts w:ascii="Arial" w:eastAsia="Times New Roman" w:hAnsi="Arial" w:cs="Arial"/>
                 <w:sz w:val="16"/>
                 <w:szCs w:val="16"/>
-                <w:lang w:eastAsia="it-IT"/>
-              </w:rPr>
-            </w:pPr>
-            <w:r>
-              <w:rPr>
-                <w:rFonts w:ascii="Arial" w:eastAsia="Times New Roman" w:hAnsi="Arial" w:cs="Arial"/>
-                <w:sz w:val="16"/>
-                <w:szCs w:val="16"/>
-                <w:lang w:eastAsia="it-IT"/>
-              </w:rPr>
-              <w:t xml:space="preserve">SMS a Richiedente con: </w:t>
-            </w:r>
-          </w:p>
-          <w:p>
-            <w:pPr>
-              <w:spacing w:line="330" w:lineRule="atLeast"/>
-              <w:jc w:val="center"/>
-              <w:rPr>
-                <w:rFonts w:ascii="Arial" w:eastAsia="Times New Roman" w:hAnsi="Arial" w:cs="Arial"/>
-                <w:sz w:val="16"/>
-                <w:szCs w:val="16"/>
-                <w:lang w:eastAsia="it-IT"/>
-              </w:rPr>
-            </w:pPr>
-            <w:r>
-              <w:rPr>
-                <w:rFonts w:ascii="Arial" w:eastAsia="Times New Roman" w:hAnsi="Arial" w:cs="Arial"/>
-                <w:i/>
-                <w:iCs/>
-                <w:sz w:val="16"/>
-                <w:szCs w:val="16"/>
-                <w:lang w:eastAsia="it-IT"/>
-              </w:rPr>
-              <w:t>timestamp</w:t>
-            </w:r>
-            <w:r>
-              <w:rPr>
-                <w:rFonts w:ascii="Arial" w:eastAsia="Times New Roman" w:hAnsi="Arial" w:cs="Arial"/>
-                <w:sz w:val="16"/>
-                <w:szCs w:val="16"/>
-                <w:lang w:eastAsia="it-IT"/>
-              </w:rPr>
-              <w:t xml:space="preserve"> “Current Voltage: “</w:t>
-            </w:r>
-            <w:r>
-              <w:rPr>
-                <w:rFonts w:ascii="Arial" w:eastAsia="Times New Roman" w:hAnsi="Arial" w:cs="Arial"/>
-                <w:i/>
-                <w:iCs/>
-                <w:sz w:val="16"/>
-                <w:szCs w:val="16"/>
-                <w:lang w:eastAsia="it-IT"/>
-              </w:rPr>
-              <w:t>voltage</w:t>
-            </w:r>
-            <w:r>
-              <w:rPr>
-                <w:rFonts w:ascii="Arial" w:eastAsia="Times New Roman" w:hAnsi="Arial" w:cs="Arial"/>
-                <w:sz w:val="16"/>
-                <w:szCs w:val="16"/>
-                <w:lang w:eastAsia="it-IT"/>
-              </w:rPr>
-              <w:t xml:space="preserve"> “Vac"</w:t>
-            </w:r>
+                <w:lang w:val="en-US" w:eastAsia="it-IT"/>
+              </w:rPr>
+            </w:pPr>
+            <w:r>
+              <w:rPr>
+                <w:rFonts w:ascii="Arial" w:eastAsia="Times New Roman" w:hAnsi="Arial" w:cs="Arial"/>
+                <w:sz w:val="16"/>
+                <w:szCs w:val="16"/>
+                <w:lang w:val="en-US" w:eastAsia="it-IT"/>
+              </w:rPr>
+              <w:t xml:space="preserve">SMS; </w:t>
+            </w:r>
+            <w:r>
+              <w:rPr>
+                <w:rFonts w:ascii="Arial" w:eastAsia="Times New Roman" w:hAnsi="Arial" w:cs="Arial"/>
+                <w:sz w:val="16"/>
+                <w:szCs w:val="16"/>
+                <w:lang w:val="en-US" w:eastAsia="it-IT"/>
+              </w:rPr>
+              <w:t>"Request from NOT AUTHORIZED number"</w:t>
+            </w:r>
+          </w:p>
+          <w:p>
+            <w:pPr>
+              <w:spacing w:line="330" w:lineRule="atLeast"/>
+              <w:jc w:val="center"/>
+              <w:rPr>
+                <w:rFonts w:ascii="Arial" w:eastAsia="Times New Roman" w:hAnsi="Arial" w:cs="Arial"/>
+                <w:sz w:val="16"/>
+                <w:szCs w:val="16"/>
+                <w:lang w:val="en-US" w:eastAsia="it-IT"/>
+              </w:rPr>
+            </w:pPr>
           </w:p>
         </w:tc>
         <w:tc>
@@ -10941,7 +8742,7 @@
                 <w:rFonts w:ascii="Arial" w:eastAsia="Times New Roman" w:hAnsi="Arial" w:cs="Arial"/>
                 <w:sz w:val="16"/>
                 <w:szCs w:val="16"/>
-                <w:lang w:eastAsia="it-IT"/>
+                <w:lang w:val="en-US" w:eastAsia="it-IT"/>
               </w:rPr>
             </w:pPr>
           </w:p>
@@ -10964,18 +8765,30 @@
                 <w:rFonts w:ascii="Arial" w:eastAsia="Times New Roman" w:hAnsi="Arial" w:cs="Arial"/>
                 <w:sz w:val="16"/>
                 <w:szCs w:val="16"/>
-                <w:lang w:eastAsia="it-IT"/>
-              </w:rPr>
-            </w:pPr>
-            <w:r>
-              <w:rPr>
-                <w:rFonts w:ascii="Arial" w:eastAsia="Times New Roman" w:hAnsi="Arial" w:cs="Arial"/>
-                <w:sz w:val="16"/>
-                <w:szCs w:val="16"/>
-                <w:lang w:eastAsia="it-IT"/>
-              </w:rPr>
-              <w:t>3.3</w:t>
-            </w:r>
+                <w:lang w:val="en-US" w:eastAsia="it-IT"/>
+              </w:rPr>
+            </w:pPr>
+            <w:r>
+              <w:rPr>
+                <w:rFonts w:ascii="Arial" w:eastAsia="Times New Roman" w:hAnsi="Arial" w:cs="Arial"/>
+                <w:sz w:val="16"/>
+                <w:szCs w:val="16"/>
+                <w:lang w:val="en-US" w:eastAsia="it-IT"/>
+              </w:rPr>
+              <w:t>3.4</w:t>
+            </w:r>
+          </w:p>
+          <w:p>
+            <w:pPr>
+              <w:spacing w:line="330" w:lineRule="atLeast"/>
+              <w:jc w:val="center"/>
+              <w:rPr>
+                <w:rFonts w:ascii="Arial" w:eastAsia="Times New Roman" w:hAnsi="Arial" w:cs="Arial"/>
+                <w:sz w:val="16"/>
+                <w:szCs w:val="16"/>
+                <w:lang w:val="en-US" w:eastAsia="it-IT"/>
+              </w:rPr>
+            </w:pPr>
           </w:p>
         </w:tc>
         <w:tc>
@@ -10991,7 +8804,7 @@
                 <w:rFonts w:ascii="Arial" w:eastAsia="Times New Roman" w:hAnsi="Arial" w:cs="Arial"/>
                 <w:sz w:val="16"/>
                 <w:szCs w:val="16"/>
-                <w:lang w:eastAsia="it-IT"/>
+                <w:lang w:val="en-US" w:eastAsia="it-IT"/>
               </w:rPr>
             </w:pPr>
             <w:r>
@@ -11028,33 +8841,52 @@
                 <w:szCs w:val="16"/>
                 <w:lang w:eastAsia="it-IT"/>
               </w:rPr>
-              <w:t>Ritorna il valore di Tensione + Timestamp</w:t>
+              <w:t xml:space="preserve">Cancella tutti i numeri </w:t>
+            </w:r>
+            <w:r>
+              <w:rPr>
+                <w:rFonts w:ascii="Arial" w:eastAsia="Times New Roman" w:hAnsi="Arial" w:cs="Arial"/>
+                <w:sz w:val="16"/>
+                <w:szCs w:val="16"/>
+                <w:lang w:eastAsia="it-IT"/>
+              </w:rPr>
+              <w:t xml:space="preserve">ESCLUSO </w:t>
+            </w:r>
+            <w:r>
+              <w:rPr>
+                <w:rFonts w:ascii="Arial" w:eastAsia="Times New Roman" w:hAnsi="Arial" w:cs="Arial"/>
+                <w:sz w:val="16"/>
+                <w:szCs w:val="16"/>
+                <w:lang w:eastAsia="it-IT"/>
+              </w:rPr>
+              <w:t>il MASTER</w:t>
             </w:r>
           </w:p>
         </w:tc>
         <w:tc>
           <w:tcPr>
             <w:tcW w:w="2409" w:type="dxa"/>
-          </w:tcPr>
-          <w:p>
-            <w:pPr>
-              <w:spacing w:line="330" w:lineRule="atLeast"/>
-              <w:jc w:val="center"/>
-              <w:rPr>
-                <w:rFonts w:ascii="Arial" w:eastAsia="Times New Roman" w:hAnsi="Arial" w:cs="Arial"/>
-                <w:sz w:val="16"/>
-                <w:szCs w:val="16"/>
-                <w:lang w:eastAsia="it-IT"/>
-              </w:rPr>
-            </w:pPr>
-            <w:r>
-              <w:rPr>
-                <w:rFonts w:ascii="Arial" w:eastAsia="Times New Roman" w:hAnsi="Arial" w:cs="Arial"/>
-                <w:sz w:val="16"/>
-                <w:szCs w:val="16"/>
-                <w:lang w:eastAsia="it-IT"/>
-              </w:rPr>
-              <w:t>Da telefono AUX</w:t>
+            <w:vAlign w:val="center"/>
+          </w:tcPr>
+          <w:p>
+            <w:pPr>
+              <w:spacing w:line="330" w:lineRule="atLeast"/>
+              <w:jc w:val="center"/>
+              <w:rPr>
+                <w:rFonts w:ascii="Arial" w:eastAsia="Times New Roman" w:hAnsi="Arial" w:cs="Arial"/>
+                <w:sz w:val="16"/>
+                <w:szCs w:val="16"/>
+                <w:lang w:eastAsia="it-IT"/>
+              </w:rPr>
+            </w:pPr>
+            <w:r>
+              <w:rPr>
+                <w:rFonts w:ascii="Arial" w:eastAsia="Times New Roman" w:hAnsi="Arial" w:cs="Arial"/>
+                <w:sz w:val="16"/>
+                <w:szCs w:val="16"/>
+                <w:lang w:eastAsia="it-IT"/>
+              </w:rPr>
+              <w:t>Solo da Tel. MASTER</w:t>
             </w:r>
           </w:p>
         </w:tc>
@@ -11071,17 +8903,17 @@
                 <w:rFonts w:ascii="Arial" w:eastAsia="Times New Roman" w:hAnsi="Arial" w:cs="Arial"/>
                 <w:sz w:val="16"/>
                 <w:szCs w:val="16"/>
-                <w:lang w:eastAsia="it-IT"/>
-              </w:rPr>
-            </w:pPr>
-            <w:r>
-              <w:rPr>
-                <w:rFonts w:ascii="Arial" w:eastAsia="Times New Roman" w:hAnsi="Arial" w:cs="Arial"/>
-                <w:sz w:val="16"/>
-                <w:szCs w:val="16"/>
-                <w:lang w:eastAsia="it-IT"/>
-              </w:rPr>
-              <w:t>S</w:t>
+                <w:lang w:val="en-US" w:eastAsia="it-IT"/>
+              </w:rPr>
+            </w:pPr>
+            <w:r>
+              <w:rPr>
+                <w:rFonts w:ascii="Arial" w:eastAsia="Times New Roman" w:hAnsi="Arial" w:cs="Arial"/>
+                <w:sz w:val="16"/>
+                <w:szCs w:val="16"/>
+                <w:lang w:val="en-US" w:eastAsia="it-IT"/>
+              </w:rPr>
+              <w:t>D</w:t>
             </w:r>
           </w:p>
         </w:tc>
@@ -11098,69 +8930,26 @@
                 <w:rFonts w:ascii="Arial" w:eastAsia="Times New Roman" w:hAnsi="Arial" w:cs="Arial"/>
                 <w:sz w:val="16"/>
                 <w:szCs w:val="16"/>
-                <w:lang w:eastAsia="it-IT"/>
-              </w:rPr>
-            </w:pPr>
-            <w:r>
-              <w:rPr>
-                <w:rFonts w:ascii="Arial" w:eastAsia="Times New Roman" w:hAnsi="Arial" w:cs="Arial"/>
-                <w:sz w:val="16"/>
-                <w:szCs w:val="16"/>
-                <w:lang w:eastAsia="it-IT"/>
-              </w:rPr>
-              <w:t xml:space="preserve">SMS a Richiedente con: </w:t>
-            </w:r>
-          </w:p>
-          <w:p>
-            <w:pPr>
-              <w:spacing w:line="330" w:lineRule="atLeast"/>
-              <w:jc w:val="center"/>
-              <w:rPr>
-                <w:rFonts w:ascii="Arial" w:eastAsia="Times New Roman" w:hAnsi="Arial" w:cs="Arial"/>
-                <w:sz w:val="16"/>
-                <w:szCs w:val="16"/>
-                <w:lang w:eastAsia="it-IT"/>
-              </w:rPr>
-            </w:pPr>
-            <w:r>
-              <w:rPr>
-                <w:rFonts w:ascii="Arial" w:eastAsia="Times New Roman" w:hAnsi="Arial" w:cs="Arial"/>
-                <w:i/>
-                <w:iCs/>
-                <w:sz w:val="16"/>
-                <w:szCs w:val="16"/>
-                <w:lang w:eastAsia="it-IT"/>
-              </w:rPr>
-              <w:t>timestamp</w:t>
-            </w:r>
-            <w:r>
-              <w:rPr>
-                <w:rFonts w:ascii="Arial" w:eastAsia="Times New Roman" w:hAnsi="Arial" w:cs="Arial"/>
-                <w:sz w:val="16"/>
-                <w:szCs w:val="16"/>
-                <w:lang w:eastAsia="it-IT"/>
-              </w:rPr>
-              <w:t xml:space="preserve"> “Current Voltage: “</w:t>
-            </w:r>
-            <w:r>
-              <w:rPr>
-                <w:rFonts w:ascii="Arial" w:eastAsia="Times New Roman" w:hAnsi="Arial" w:cs="Arial"/>
-                <w:i/>
-                <w:iCs/>
-                <w:sz w:val="16"/>
-                <w:szCs w:val="16"/>
-                <w:lang w:eastAsia="it-IT"/>
-              </w:rPr>
-              <w:t>voltage</w:t>
-            </w:r>
-            <w:r>
-              <w:rPr>
-                <w:rFonts w:ascii="Arial" w:eastAsia="Times New Roman" w:hAnsi="Arial" w:cs="Arial"/>
-                <w:sz w:val="16"/>
-                <w:szCs w:val="16"/>
-                <w:lang w:eastAsia="it-IT"/>
-              </w:rPr>
-              <w:t xml:space="preserve"> “Vac"</w:t>
+                <w:lang w:val="en-US" w:eastAsia="it-IT"/>
+              </w:rPr>
+            </w:pPr>
+            <w:r>
+              <w:rPr>
+                <w:rFonts w:ascii="Arial" w:eastAsia="Times New Roman" w:hAnsi="Arial" w:cs="Arial"/>
+                <w:sz w:val="16"/>
+                <w:szCs w:val="16"/>
+                <w:lang w:val="en-US" w:eastAsia="it-IT"/>
+              </w:rPr>
+              <w:t xml:space="preserve">SMS: </w:t>
+            </w:r>
+            <w:r>
+              <w:rPr>
+                <w:rFonts w:ascii="Arial" w:eastAsia="Times New Roman" w:hAnsi="Arial" w:cs="Arial"/>
+                <w:sz w:val="16"/>
+                <w:szCs w:val="16"/>
+                <w:lang w:val="en-US" w:eastAsia="it-IT"/>
+              </w:rPr>
+              <w:t>"ALL THE AUXILIARY NUMBERS ARE DELETED"</w:t>
             </w:r>
           </w:p>
         </w:tc>
@@ -11177,7 +8966,7 @@
                 <w:rFonts w:ascii="Arial" w:eastAsia="Times New Roman" w:hAnsi="Arial" w:cs="Arial"/>
                 <w:sz w:val="16"/>
                 <w:szCs w:val="16"/>
-                <w:lang w:eastAsia="it-IT"/>
+                <w:lang w:val="en-US" w:eastAsia="it-IT"/>
               </w:rPr>
             </w:pPr>
           </w:p>
@@ -11200,17 +8989,17 @@
                 <w:rFonts w:ascii="Arial" w:eastAsia="Times New Roman" w:hAnsi="Arial" w:cs="Arial"/>
                 <w:sz w:val="16"/>
                 <w:szCs w:val="16"/>
-                <w:lang w:eastAsia="it-IT"/>
-              </w:rPr>
-            </w:pPr>
-            <w:r>
-              <w:rPr>
-                <w:rFonts w:ascii="Arial" w:eastAsia="Times New Roman" w:hAnsi="Arial" w:cs="Arial"/>
-                <w:sz w:val="16"/>
-                <w:szCs w:val="16"/>
-                <w:lang w:eastAsia="it-IT"/>
-              </w:rPr>
-              <w:t>3.2</w:t>
+                <w:lang w:val="en-US" w:eastAsia="it-IT"/>
+              </w:rPr>
+            </w:pPr>
+            <w:r>
+              <w:rPr>
+                <w:rFonts w:ascii="Arial" w:eastAsia="Times New Roman" w:hAnsi="Arial" w:cs="Arial"/>
+                <w:sz w:val="16"/>
+                <w:szCs w:val="16"/>
+                <w:lang w:val="en-US" w:eastAsia="it-IT"/>
+              </w:rPr>
+              <w:t>3.5</w:t>
             </w:r>
           </w:p>
         </w:tc>
@@ -11264,7 +9053,25 @@
                 <w:szCs w:val="16"/>
                 <w:lang w:eastAsia="it-IT"/>
               </w:rPr>
-              <w:t>Ritorna il valore di Tensione + Timestamp</w:t>
+              <w:t xml:space="preserve">Cancella tutti i numeri </w:t>
+            </w:r>
+            <w:r>
+              <w:rPr>
+                <w:rFonts w:ascii="Arial" w:eastAsia="Times New Roman" w:hAnsi="Arial" w:cs="Arial"/>
+                <w:sz w:val="16"/>
+                <w:szCs w:val="16"/>
+                <w:lang w:eastAsia="it-IT"/>
+              </w:rPr>
+              <w:t xml:space="preserve">ESCLUSO </w:t>
+            </w:r>
+            <w:r>
+              <w:rPr>
+                <w:rFonts w:ascii="Arial" w:eastAsia="Times New Roman" w:hAnsi="Arial" w:cs="Arial"/>
+                <w:sz w:val="16"/>
+                <w:szCs w:val="16"/>
+                <w:lang w:eastAsia="it-IT"/>
+              </w:rPr>
+              <w:t>il MASTER</w:t>
             </w:r>
           </w:p>
         </w:tc>
@@ -11308,17 +9115,17 @@
                 <w:rFonts w:ascii="Arial" w:eastAsia="Times New Roman" w:hAnsi="Arial" w:cs="Arial"/>
                 <w:sz w:val="16"/>
                 <w:szCs w:val="16"/>
-                <w:lang w:eastAsia="it-IT"/>
-              </w:rPr>
-            </w:pPr>
-            <w:r>
-              <w:rPr>
-                <w:rFonts w:ascii="Arial" w:eastAsia="Times New Roman" w:hAnsi="Arial" w:cs="Arial"/>
-                <w:sz w:val="16"/>
-                <w:szCs w:val="16"/>
-                <w:lang w:eastAsia="it-IT"/>
-              </w:rPr>
-              <w:t>S</w:t>
+                <w:lang w:val="en-US" w:eastAsia="it-IT"/>
+              </w:rPr>
+            </w:pPr>
+            <w:r>
+              <w:rPr>
+                <w:rFonts w:ascii="Arial" w:eastAsia="Times New Roman" w:hAnsi="Arial" w:cs="Arial"/>
+                <w:sz w:val="16"/>
+                <w:szCs w:val="16"/>
+                <w:lang w:val="en-US" w:eastAsia="it-IT"/>
+              </w:rPr>
+              <w:t>D</w:t>
             </w:r>
           </w:p>
         </w:tc>
@@ -11345,7 +9152,7 @@
                 <w:szCs w:val="16"/>
                 <w:lang w:val="en-US" w:eastAsia="it-IT"/>
               </w:rPr>
-              <w:t xml:space="preserve">SMS; </w:t>
+              <w:t xml:space="preserve">SMS a Richiedente; </w:t>
             </w:r>
             <w:r>
               <w:rPr>
@@ -11356,18 +9163,6 @@
               </w:rPr>
               <w:t>"Request from NOT AUTHORIZED number"</w:t>
             </w:r>
-          </w:p>
-          <w:p>
-            <w:pPr>
-              <w:spacing w:line="330" w:lineRule="atLeast"/>
-              <w:jc w:val="center"/>
-              <w:rPr>
-                <w:rFonts w:ascii="Arial" w:eastAsia="Times New Roman" w:hAnsi="Arial" w:cs="Arial"/>
-                <w:sz w:val="16"/>
-                <w:szCs w:val="16"/>
-                <w:lang w:val="en-US" w:eastAsia="it-IT"/>
-              </w:rPr>
-            </w:pPr>
           </w:p>
         </w:tc>
         <w:tc>
@@ -11416,435 +9211,16 @@
                 <w:szCs w:val="16"/>
                 <w:lang w:val="en-US" w:eastAsia="it-IT"/>
               </w:rPr>
-              <w:lastRenderedPageBreak/>
-              <w:t>3.4</w:t>
-            </w:r>
-          </w:p>
-          <w:p>
-            <w:pPr>
-              <w:spacing w:line="330" w:lineRule="atLeast"/>
-              <w:jc w:val="center"/>
+              <w:t>3.</w:t>
+            </w:r>
+            <w:r>
               <w:rPr>
                 <w:rFonts w:ascii="Arial" w:eastAsia="Times New Roman" w:hAnsi="Arial" w:cs="Arial"/>
                 <w:sz w:val="16"/>
                 <w:szCs w:val="16"/>
                 <w:lang w:val="en-US" w:eastAsia="it-IT"/>
               </w:rPr>
-            </w:pPr>
-          </w:p>
-        </w:tc>
-        <w:tc>
-          <w:tcPr>
-            <w:tcW w:w="1559" w:type="dxa"/>
-            <w:vAlign w:val="center"/>
-          </w:tcPr>
-          <w:p>
-            <w:pPr>
-              <w:spacing w:line="330" w:lineRule="atLeast"/>
-              <w:jc w:val="center"/>
-              <w:rPr>
-                <w:rFonts w:ascii="Arial" w:eastAsia="Times New Roman" w:hAnsi="Arial" w:cs="Arial"/>
-                <w:sz w:val="16"/>
-                <w:szCs w:val="16"/>
-                <w:lang w:val="en-US" w:eastAsia="it-IT"/>
-              </w:rPr>
-            </w:pPr>
-            <w:r>
-              <w:rPr>
-                <w:rFonts w:ascii="Arial" w:eastAsia="Times New Roman" w:hAnsi="Arial" w:cs="Arial"/>
-                <w:sz w:val="16"/>
-                <w:szCs w:val="16"/>
-                <w:lang w:eastAsia="it-IT"/>
-              </w:rPr>
-              <w:t>Operation</w:t>
-            </w:r>
-          </w:p>
-        </w:tc>
-        <w:tc>
-          <w:tcPr>
-            <w:tcW w:w="3828" w:type="dxa"/>
-            <w:vAlign w:val="center"/>
-          </w:tcPr>
-          <w:p>
-            <w:pPr>
-              <w:spacing w:line="330" w:lineRule="atLeast"/>
-              <w:jc w:val="center"/>
-              <w:rPr>
-                <w:rFonts w:ascii="Arial" w:eastAsia="Times New Roman" w:hAnsi="Arial" w:cs="Arial"/>
-                <w:sz w:val="16"/>
-                <w:szCs w:val="16"/>
-                <w:lang w:eastAsia="it-IT"/>
-              </w:rPr>
-            </w:pPr>
-            <w:r>
-              <w:rPr>
-                <w:rFonts w:ascii="Arial" w:eastAsia="Times New Roman" w:hAnsi="Arial" w:cs="Arial"/>
-                <w:sz w:val="16"/>
-                <w:szCs w:val="16"/>
-                <w:lang w:eastAsia="it-IT"/>
-              </w:rPr>
-              <w:t xml:space="preserve">Cancella tutti i numeri </w:t>
-            </w:r>
-            <w:r>
-              <w:rPr>
-                <w:rFonts w:ascii="Arial" w:eastAsia="Times New Roman" w:hAnsi="Arial" w:cs="Arial"/>
-                <w:sz w:val="16"/>
-                <w:szCs w:val="16"/>
-                <w:lang w:eastAsia="it-IT"/>
-              </w:rPr>
-              <w:t xml:space="preserve">ESCLUSO </w:t>
-            </w:r>
-            <w:r>
-              <w:rPr>
-                <w:rFonts w:ascii="Arial" w:eastAsia="Times New Roman" w:hAnsi="Arial" w:cs="Arial"/>
-                <w:sz w:val="16"/>
-                <w:szCs w:val="16"/>
-                <w:lang w:eastAsia="it-IT"/>
-              </w:rPr>
-              <w:t>il MASTER</w:t>
-            </w:r>
-          </w:p>
-        </w:tc>
-        <w:tc>
-          <w:tcPr>
-            <w:tcW w:w="2409" w:type="dxa"/>
-            <w:vAlign w:val="center"/>
-          </w:tcPr>
-          <w:p>
-            <w:pPr>
-              <w:spacing w:line="330" w:lineRule="atLeast"/>
-              <w:jc w:val="center"/>
-              <w:rPr>
-                <w:rFonts w:ascii="Arial" w:eastAsia="Times New Roman" w:hAnsi="Arial" w:cs="Arial"/>
-                <w:sz w:val="16"/>
-                <w:szCs w:val="16"/>
-                <w:lang w:eastAsia="it-IT"/>
-              </w:rPr>
-            </w:pPr>
-            <w:r>
-              <w:rPr>
-                <w:rFonts w:ascii="Arial" w:eastAsia="Times New Roman" w:hAnsi="Arial" w:cs="Arial"/>
-                <w:sz w:val="16"/>
-                <w:szCs w:val="16"/>
-                <w:lang w:eastAsia="it-IT"/>
-              </w:rPr>
-              <w:t>Solo da Tel. MASTER</w:t>
-            </w:r>
-          </w:p>
-        </w:tc>
-        <w:tc>
-          <w:tcPr>
-            <w:tcW w:w="1701" w:type="dxa"/>
-            <w:vAlign w:val="center"/>
-          </w:tcPr>
-          <w:p>
-            <w:pPr>
-              <w:spacing w:line="330" w:lineRule="atLeast"/>
-              <w:jc w:val="center"/>
-              <w:rPr>
-                <w:rFonts w:ascii="Arial" w:eastAsia="Times New Roman" w:hAnsi="Arial" w:cs="Arial"/>
-                <w:sz w:val="16"/>
-                <w:szCs w:val="16"/>
-                <w:lang w:val="en-US" w:eastAsia="it-IT"/>
-              </w:rPr>
-            </w:pPr>
-            <w:r>
-              <w:rPr>
-                <w:rFonts w:ascii="Arial" w:eastAsia="Times New Roman" w:hAnsi="Arial" w:cs="Arial"/>
-                <w:sz w:val="16"/>
-                <w:szCs w:val="16"/>
-                <w:lang w:val="en-US" w:eastAsia="it-IT"/>
-              </w:rPr>
-              <w:t>D</w:t>
-            </w:r>
-          </w:p>
-        </w:tc>
-        <w:tc>
-          <w:tcPr>
-            <w:tcW w:w="3828" w:type="dxa"/>
-            <w:vAlign w:val="center"/>
-          </w:tcPr>
-          <w:p>
-            <w:pPr>
-              <w:spacing w:line="330" w:lineRule="atLeast"/>
-              <w:jc w:val="center"/>
-              <w:rPr>
-                <w:rFonts w:ascii="Arial" w:eastAsia="Times New Roman" w:hAnsi="Arial" w:cs="Arial"/>
-                <w:sz w:val="16"/>
-                <w:szCs w:val="16"/>
-                <w:lang w:val="en-US" w:eastAsia="it-IT"/>
-              </w:rPr>
-            </w:pPr>
-            <w:r>
-              <w:rPr>
-                <w:rFonts w:ascii="Arial" w:eastAsia="Times New Roman" w:hAnsi="Arial" w:cs="Arial"/>
-                <w:sz w:val="16"/>
-                <w:szCs w:val="16"/>
-                <w:lang w:val="en-US" w:eastAsia="it-IT"/>
-              </w:rPr>
-              <w:t xml:space="preserve">SMS: </w:t>
-            </w:r>
-            <w:r>
-              <w:rPr>
-                <w:rFonts w:ascii="Arial" w:eastAsia="Times New Roman" w:hAnsi="Arial" w:cs="Arial"/>
-                <w:sz w:val="16"/>
-                <w:szCs w:val="16"/>
-                <w:lang w:val="en-US" w:eastAsia="it-IT"/>
-              </w:rPr>
-              <w:t>"ALL THE AUXILIARY NUMBERS ARE DELETED"</w:t>
-            </w:r>
-          </w:p>
-        </w:tc>
-        <w:tc>
-          <w:tcPr>
-            <w:tcW w:w="992" w:type="dxa"/>
-            <w:vAlign w:val="center"/>
-          </w:tcPr>
-          <w:p>
-            <w:pPr>
-              <w:spacing w:line="330" w:lineRule="atLeast"/>
-              <w:jc w:val="center"/>
-              <w:rPr>
-                <w:rFonts w:ascii="Arial" w:eastAsia="Times New Roman" w:hAnsi="Arial" w:cs="Arial"/>
-                <w:sz w:val="16"/>
-                <w:szCs w:val="16"/>
-                <w:lang w:val="en-US" w:eastAsia="it-IT"/>
-              </w:rPr>
-            </w:pPr>
-          </w:p>
-        </w:tc>
-      </w:tr>
-      <w:tr>
-        <w:trPr>
-          <w:jc w:val="center"/>
-        </w:trPr>
-        <w:tc>
-          <w:tcPr>
-            <w:tcW w:w="704" w:type="dxa"/>
-            <w:vAlign w:val="center"/>
-          </w:tcPr>
-          <w:p>
-            <w:pPr>
-              <w:spacing w:line="330" w:lineRule="atLeast"/>
-              <w:jc w:val="center"/>
-              <w:rPr>
-                <w:rFonts w:ascii="Arial" w:eastAsia="Times New Roman" w:hAnsi="Arial" w:cs="Arial"/>
-                <w:sz w:val="16"/>
-                <w:szCs w:val="16"/>
-                <w:lang w:val="en-US" w:eastAsia="it-IT"/>
-              </w:rPr>
-            </w:pPr>
-          </w:p>
-        </w:tc>
-        <w:tc>
-          <w:tcPr>
-            <w:tcW w:w="1559" w:type="dxa"/>
-            <w:vAlign w:val="center"/>
-          </w:tcPr>
-          <w:p>
-            <w:pPr>
-              <w:spacing w:line="330" w:lineRule="atLeast"/>
-              <w:jc w:val="center"/>
-              <w:rPr>
-                <w:rFonts w:ascii="Arial" w:eastAsia="Times New Roman" w:hAnsi="Arial" w:cs="Arial"/>
-                <w:sz w:val="16"/>
-                <w:szCs w:val="16"/>
-                <w:lang w:eastAsia="it-IT"/>
-              </w:rPr>
-            </w:pPr>
-            <w:r>
-              <w:rPr>
-                <w:rFonts w:ascii="Arial" w:eastAsia="Times New Roman" w:hAnsi="Arial" w:cs="Arial"/>
-                <w:sz w:val="16"/>
-                <w:szCs w:val="16"/>
-                <w:lang w:eastAsia="it-IT"/>
-              </w:rPr>
-              <w:t>Operation</w:t>
-            </w:r>
-          </w:p>
-        </w:tc>
-        <w:tc>
-          <w:tcPr>
-            <w:tcW w:w="3828" w:type="dxa"/>
-            <w:vAlign w:val="center"/>
-          </w:tcPr>
-          <w:p>
-            <w:pPr>
-              <w:spacing w:line="330" w:lineRule="atLeast"/>
-              <w:jc w:val="center"/>
-              <w:rPr>
-                <w:rFonts w:ascii="Arial" w:eastAsia="Times New Roman" w:hAnsi="Arial" w:cs="Arial"/>
-                <w:sz w:val="16"/>
-                <w:szCs w:val="16"/>
-                <w:lang w:eastAsia="it-IT"/>
-              </w:rPr>
-            </w:pPr>
-            <w:r>
-              <w:rPr>
-                <w:rFonts w:ascii="Arial" w:eastAsia="Times New Roman" w:hAnsi="Arial" w:cs="Arial"/>
-                <w:sz w:val="16"/>
-                <w:szCs w:val="16"/>
-                <w:lang w:eastAsia="it-IT"/>
-              </w:rPr>
-              <w:t xml:space="preserve">Cancella tutti i numeri </w:t>
-            </w:r>
-            <w:r>
-              <w:rPr>
-                <w:rFonts w:ascii="Arial" w:eastAsia="Times New Roman" w:hAnsi="Arial" w:cs="Arial"/>
-                <w:sz w:val="16"/>
-                <w:szCs w:val="16"/>
-                <w:lang w:eastAsia="it-IT"/>
-              </w:rPr>
-              <w:t xml:space="preserve">ESCLUSO </w:t>
-            </w:r>
-            <w:r>
-              <w:rPr>
-                <w:rFonts w:ascii="Arial" w:eastAsia="Times New Roman" w:hAnsi="Arial" w:cs="Arial"/>
-                <w:sz w:val="16"/>
-                <w:szCs w:val="16"/>
-                <w:lang w:eastAsia="it-IT"/>
-              </w:rPr>
-              <w:t>il MASTER</w:t>
-            </w:r>
-          </w:p>
-        </w:tc>
-        <w:tc>
-          <w:tcPr>
-            <w:tcW w:w="2409" w:type="dxa"/>
-            <w:vAlign w:val="center"/>
-          </w:tcPr>
-          <w:p>
-            <w:pPr>
-              <w:spacing w:line="330" w:lineRule="atLeast"/>
-              <w:jc w:val="center"/>
-              <w:rPr>
-                <w:rFonts w:ascii="Arial" w:eastAsia="Times New Roman" w:hAnsi="Arial" w:cs="Arial"/>
-                <w:sz w:val="16"/>
-                <w:szCs w:val="16"/>
-                <w:lang w:eastAsia="it-IT"/>
-              </w:rPr>
-            </w:pPr>
-            <w:r>
-              <w:rPr>
-                <w:rFonts w:ascii="Arial" w:eastAsia="Times New Roman" w:hAnsi="Arial" w:cs="Arial"/>
-                <w:sz w:val="16"/>
-                <w:szCs w:val="16"/>
-                <w:lang w:eastAsia="it-IT"/>
-              </w:rPr>
-              <w:t>Da Tel. Sconosciuto (non MASTER)</w:t>
-            </w:r>
-          </w:p>
-        </w:tc>
-        <w:tc>
-          <w:tcPr>
-            <w:tcW w:w="1701" w:type="dxa"/>
-            <w:vAlign w:val="center"/>
-          </w:tcPr>
-          <w:p>
-            <w:pPr>
-              <w:spacing w:line="330" w:lineRule="atLeast"/>
-              <w:jc w:val="center"/>
-              <w:rPr>
-                <w:rFonts w:ascii="Arial" w:eastAsia="Times New Roman" w:hAnsi="Arial" w:cs="Arial"/>
-                <w:sz w:val="16"/>
-                <w:szCs w:val="16"/>
-                <w:lang w:val="en-US" w:eastAsia="it-IT"/>
-              </w:rPr>
-            </w:pPr>
-            <w:r>
-              <w:rPr>
-                <w:rFonts w:ascii="Arial" w:eastAsia="Times New Roman" w:hAnsi="Arial" w:cs="Arial"/>
-                <w:sz w:val="16"/>
-                <w:szCs w:val="16"/>
-                <w:lang w:val="en-US" w:eastAsia="it-IT"/>
-              </w:rPr>
-              <w:t>D</w:t>
-            </w:r>
-          </w:p>
-        </w:tc>
-        <w:tc>
-          <w:tcPr>
-            <w:tcW w:w="3828" w:type="dxa"/>
-            <w:vAlign w:val="center"/>
-          </w:tcPr>
-          <w:p>
-            <w:pPr>
-              <w:spacing w:line="330" w:lineRule="atLeast"/>
-              <w:jc w:val="center"/>
-              <w:rPr>
-                <w:rFonts w:ascii="Arial" w:eastAsia="Times New Roman" w:hAnsi="Arial" w:cs="Arial"/>
-                <w:sz w:val="16"/>
-                <w:szCs w:val="16"/>
-                <w:lang w:val="en-US" w:eastAsia="it-IT"/>
-              </w:rPr>
-            </w:pPr>
-            <w:r>
-              <w:rPr>
-                <w:rFonts w:ascii="Arial" w:eastAsia="Times New Roman" w:hAnsi="Arial" w:cs="Arial"/>
-                <w:sz w:val="16"/>
-                <w:szCs w:val="16"/>
-                <w:lang w:val="en-US" w:eastAsia="it-IT"/>
-              </w:rPr>
-              <w:t xml:space="preserve">SMS a Richiedente; </w:t>
-            </w:r>
-            <w:r>
-              <w:rPr>
-                <w:rFonts w:ascii="Arial" w:eastAsia="Times New Roman" w:hAnsi="Arial" w:cs="Arial"/>
-                <w:sz w:val="16"/>
-                <w:szCs w:val="16"/>
-                <w:lang w:val="en-US" w:eastAsia="it-IT"/>
-              </w:rPr>
-              <w:t>"Request from NOT AUTHORIZED number"</w:t>
-            </w:r>
-          </w:p>
-        </w:tc>
-        <w:tc>
-          <w:tcPr>
-            <w:tcW w:w="992" w:type="dxa"/>
-            <w:vAlign w:val="center"/>
-          </w:tcPr>
-          <w:p>
-            <w:pPr>
-              <w:spacing w:line="330" w:lineRule="atLeast"/>
-              <w:jc w:val="center"/>
-              <w:rPr>
-                <w:rFonts w:ascii="Arial" w:eastAsia="Times New Roman" w:hAnsi="Arial" w:cs="Arial"/>
-                <w:sz w:val="16"/>
-                <w:szCs w:val="16"/>
-                <w:lang w:val="en-US" w:eastAsia="it-IT"/>
-              </w:rPr>
-            </w:pPr>
-          </w:p>
-        </w:tc>
-      </w:tr>
-      <w:tr>
-        <w:trPr>
-          <w:jc w:val="center"/>
-        </w:trPr>
-        <w:tc>
-          <w:tcPr>
-            <w:tcW w:w="704" w:type="dxa"/>
-            <w:vAlign w:val="center"/>
-          </w:tcPr>
-          <w:p>
-            <w:pPr>
-              <w:spacing w:line="330" w:lineRule="atLeast"/>
-              <w:jc w:val="center"/>
-              <w:rPr>
-                <w:rFonts w:ascii="Arial" w:eastAsia="Times New Roman" w:hAnsi="Arial" w:cs="Arial"/>
-                <w:sz w:val="16"/>
-                <w:szCs w:val="16"/>
-                <w:lang w:val="en-US" w:eastAsia="it-IT"/>
-              </w:rPr>
-            </w:pPr>
-            <w:r>
-              <w:rPr>
-                <w:rFonts w:ascii="Arial" w:eastAsia="Times New Roman" w:hAnsi="Arial" w:cs="Arial"/>
-                <w:sz w:val="16"/>
-                <w:szCs w:val="16"/>
-                <w:lang w:val="en-US" w:eastAsia="it-IT"/>
-              </w:rPr>
-              <w:t>3.5</w:t>
+              <w:t>6</w:t>
             </w:r>
           </w:p>
         </w:tc>
@@ -12102,15 +9478,26 @@
           <w:lang w:val="en-US" w:eastAsia="it-IT"/>
         </w:rPr>
       </w:pPr>
+    </w:p>
+    <w:p>
+      <w:pPr>
+        <w:spacing w:after="0" w:line="330" w:lineRule="atLeast"/>
+        <w:rPr>
+          <w:rFonts w:ascii="Arial" w:eastAsia="Times New Roman" w:hAnsi="Arial" w:cs="Arial"/>
+          <w:sz w:val="24"/>
+          <w:szCs w:val="24"/>
+          <w:lang w:val="en-US" w:eastAsia="it-IT"/>
+        </w:rPr>
+      </w:pPr>
       <w:r>
         <w:rPr>
           <w:noProof/>
         </w:rPr>
         <w:drawing>
-          <wp:inline distT="0" distB="0" distL="0" distR="0" wp14:anchorId="55C7FEBA" wp14:editId="00FD2DF8">
-            <wp:extent cx="5181600" cy="2944594"/>
-            <wp:effectExtent l="0" t="0" r="0" b="8255"/>
-            <wp:docPr id="1" name="Immagine 1"/>
+          <wp:inline distT="0" distB="0" distL="0" distR="0" wp14:anchorId="77C18EE6" wp14:editId="196CFA54">
+            <wp:extent cx="5267960" cy="3020587"/>
+            <wp:effectExtent l="0" t="0" r="0" b="8890"/>
+            <wp:docPr id="2" name="Immagine 2"/>
             <wp:cNvGraphicFramePr>
               <a:graphicFrameLocks xmlns:a="http://schemas.openxmlformats.org/drawingml/2006/main" noChangeAspect="1"/>
             </wp:cNvGraphicFramePr>
@@ -12130,58 +9517,6 @@
                   <pic:spPr>
                     <a:xfrm>
                       <a:off x="0" y="0"/>
-                      <a:ext cx="5192569" cy="2950827"/>
-                    </a:xfrm>
-                    <a:prstGeom prst="rect">
-                      <a:avLst/>
-                    </a:prstGeom>
-                  </pic:spPr>
-                </pic:pic>
-              </a:graphicData>
-            </a:graphic>
-          </wp:inline>
-        </w:drawing>
-      </w:r>
-    </w:p>
-    <w:p>
-      <w:pPr>
-        <w:spacing w:after="0" w:line="330" w:lineRule="atLeast"/>
-        <w:rPr>
-          <w:rFonts w:ascii="Arial" w:eastAsia="Times New Roman" w:hAnsi="Arial" w:cs="Arial"/>
-          <w:sz w:val="24"/>
-          <w:szCs w:val="24"/>
-          <w:lang w:val="en-US" w:eastAsia="it-IT"/>
-        </w:rPr>
-      </w:pPr>
-      <w:r>
-        <w:rPr>
-          <w:noProof/>
-        </w:rPr>
-        <w:lastRenderedPageBreak/>
-        <w:drawing>
-          <wp:inline distT="0" distB="0" distL="0" distR="0" wp14:anchorId="77C18EE6" wp14:editId="196CFA54">
-            <wp:extent cx="5267960" cy="3020587"/>
-            <wp:effectExtent l="0" t="0" r="0" b="8890"/>
-            <wp:docPr id="2" name="Immagine 2"/>
-            <wp:cNvGraphicFramePr>
-              <a:graphicFrameLocks xmlns:a="http://schemas.openxmlformats.org/drawingml/2006/main" noChangeAspect="1"/>
-            </wp:cNvGraphicFramePr>
-            <a:graphic xmlns:a="http://schemas.openxmlformats.org/drawingml/2006/main">
-              <a:graphicData uri="http://schemas.openxmlformats.org/drawingml/2006/picture">
-                <pic:pic xmlns:pic="http://schemas.openxmlformats.org/drawingml/2006/picture">
-                  <pic:nvPicPr>
-                    <pic:cNvPr id="1" name=""/>
-                    <pic:cNvPicPr/>
-                  </pic:nvPicPr>
-                  <pic:blipFill>
-                    <a:blip r:embed="rId13"/>
-                    <a:stretch>
-                      <a:fillRect/>
-                    </a:stretch>
-                  </pic:blipFill>
-                  <pic:spPr>
-                    <a:xfrm>
-                      <a:off x="0" y="0"/>
                       <a:ext cx="5292920" cy="3034898"/>
                     </a:xfrm>
                     <a:prstGeom prst="rect">
@@ -12206,82 +9541,6 @@
           <w:lang w:val="en-US" w:eastAsia="it-IT"/>
         </w:rPr>
       </w:pPr>
-    </w:p>
-    <w:p>
-      <w:pPr>
-        <w:spacing w:after="0" w:line="330" w:lineRule="atLeast"/>
-        <w:rPr>
-          <w:rFonts w:ascii="Arial" w:eastAsia="Times New Roman" w:hAnsi="Arial" w:cs="Arial"/>
-          <w:color w:val="000000" w:themeColor="text1"/>
-          <w:sz w:val="24"/>
-          <w:szCs w:val="24"/>
-          <w:lang w:val="en-US" w:eastAsia="it-IT"/>
-        </w:rPr>
-      </w:pPr>
-    </w:p>
-    <w:p>
-      <w:pPr>
-        <w:rPr>
-          <w:rFonts w:ascii="Arial" w:hAnsi="Arial" w:cs="Arial"/>
-          <w:lang w:val="en-US"/>
-        </w:rPr>
-      </w:pPr>
-      <w:r>
-        <w:rPr>
-          <w:rFonts w:ascii="Arial" w:hAnsi="Arial" w:cs="Arial"/>
-          <w:lang w:val="en-US"/>
-        </w:rPr>
-        <w:t>Verificare CalcNauxphones</w:t>
-      </w:r>
-    </w:p>
-    <w:p>
-      <w:pPr>
-        <w:rPr>
-          <w:rFonts w:ascii="Arial" w:hAnsi="Arial" w:cs="Arial"/>
-          <w:lang w:val="en-US"/>
-        </w:rPr>
-      </w:pPr>
-      <w:r>
-        <w:rPr>
-          <w:rFonts w:ascii="Arial" w:hAnsi="Arial" w:cs="Arial"/>
-          <w:lang w:val="en-US"/>
-        </w:rPr>
-        <w:t>List AutPhones</w:t>
-      </w:r>
-    </w:p>
-    <w:p>
-      <w:pPr>
-        <w:rPr>
-          <w:rFonts w:ascii="Arial" w:hAnsi="Arial" w:cs="Arial"/>
-          <w:lang w:val="en-US"/>
-        </w:rPr>
-      </w:pPr>
-      <w:r>
-        <w:rPr>
-          <w:rFonts w:ascii="Arial" w:hAnsi="Arial" w:cs="Arial"/>
-          <w:lang w:val="en-US"/>
-        </w:rPr>
-        <w:t>Restore Phones</w:t>
-      </w:r>
-    </w:p>
-    <w:p>
-      <w:pPr>
-        <w:rPr>
-          <w:rFonts w:ascii="Arial" w:hAnsi="Arial" w:cs="Arial"/>
-        </w:rPr>
-      </w:pPr>
-      <w:r>
-        <w:rPr>
-          <w:rFonts w:ascii="Arial" w:hAnsi="Arial" w:cs="Arial"/>
-        </w:rPr>
-        <w:t>Se gestiscono correttamente RAM ed E</w:t>
-      </w:r>
-      <w:r>
-        <w:rPr>
-          <w:rFonts w:ascii="Arial" w:hAnsi="Arial" w:cs="Arial"/>
-        </w:rPr>
-        <w:t>EPROM</w:t>
-      </w:r>
     </w:p>
     <w:p>
       <w:pPr>

--- a/SMS Manager for Power monitoring.docx
+++ b/SMS Manager for Power monitoring.docx
@@ -5058,7 +5058,7 @@
           <w:rFonts w:ascii="Arial" w:eastAsia="Times New Roman" w:hAnsi="Arial" w:cs="Arial"/>
           <w:sz w:val="24"/>
           <w:szCs w:val="24"/>
-          <w:lang w:val="en-US" w:eastAsia="it-IT"/>
+          <w:lang w:eastAsia="it-IT"/>
         </w:rPr>
         <w:sectPr>
           <w:pgSz w:w="11906" w:h="16838"/>
@@ -5677,20 +5677,38 @@
         <w:tc>
           <w:tcPr>
             <w:tcW w:w="992" w:type="dxa"/>
-            <w:shd w:val="clear" w:color="auto" w:fill="FFC000"/>
-            <w:vAlign w:val="center"/>
-          </w:tcPr>
-          <w:p>
-            <w:pPr>
-              <w:spacing w:line="330" w:lineRule="atLeast"/>
-              <w:jc w:val="center"/>
-              <w:rPr>
-                <w:rFonts w:ascii="Arial" w:eastAsia="Times New Roman" w:hAnsi="Arial" w:cs="Arial"/>
-                <w:sz w:val="16"/>
-                <w:szCs w:val="16"/>
-                <w:lang w:eastAsia="it-IT"/>
-              </w:rPr>
-            </w:pPr>
+            <w:shd w:val="clear" w:color="auto" w:fill="00B050"/>
+            <w:vAlign w:val="center"/>
+          </w:tcPr>
+          <w:p>
+            <w:pPr>
+              <w:spacing w:line="330" w:lineRule="atLeast"/>
+              <w:jc w:val="center"/>
+              <w:rPr>
+                <w:rFonts w:ascii="Arial" w:eastAsia="Times New Roman" w:hAnsi="Arial" w:cs="Arial"/>
+                <w:sz w:val="16"/>
+                <w:szCs w:val="16"/>
+                <w:lang w:eastAsia="it-IT"/>
+              </w:rPr>
+            </w:pPr>
+            <w:r>
+              <w:rPr>
+                <w:rFonts w:ascii="Arial" w:eastAsia="Times New Roman" w:hAnsi="Arial" w:cs="Arial"/>
+                <w:sz w:val="16"/>
+                <w:szCs w:val="16"/>
+                <w:lang w:eastAsia="it-IT"/>
+              </w:rPr>
+              <w:t>O</w:t>
+            </w:r>
+            <w:r>
+              <w:rPr>
+                <w:rFonts w:ascii="Arial" w:eastAsia="Times New Roman" w:hAnsi="Arial" w:cs="Arial"/>
+                <w:sz w:val="16"/>
+                <w:szCs w:val="16"/>
+                <w:lang w:eastAsia="it-IT"/>
+              </w:rPr>
+              <w:t>k</w:t>
+            </w:r>
           </w:p>
         </w:tc>
       </w:tr>
@@ -5884,7 +5902,7 @@
         <w:tc>
           <w:tcPr>
             <w:tcW w:w="992" w:type="dxa"/>
-            <w:shd w:val="clear" w:color="auto" w:fill="FFC000"/>
+            <w:shd w:val="clear" w:color="auto" w:fill="00B050"/>
             <w:vAlign w:val="center"/>
           </w:tcPr>
           <w:p>
@@ -5898,6 +5916,24 @@
                 <w:lang w:val="en-US" w:eastAsia="it-IT"/>
               </w:rPr>
             </w:pPr>
+            <w:r>
+              <w:rPr>
+                <w:rFonts w:ascii="Arial" w:eastAsia="Times New Roman" w:hAnsi="Arial" w:cs="Arial"/>
+                <w:sz w:val="16"/>
+                <w:szCs w:val="16"/>
+                <w:lang w:eastAsia="it-IT"/>
+              </w:rPr>
+              <w:t>O</w:t>
+            </w:r>
+            <w:r>
+              <w:rPr>
+                <w:rFonts w:ascii="Arial" w:eastAsia="Times New Roman" w:hAnsi="Arial" w:cs="Arial"/>
+                <w:sz w:val="16"/>
+                <w:szCs w:val="16"/>
+                <w:lang w:eastAsia="it-IT"/>
+              </w:rPr>
+              <w:t>k</w:t>
+            </w:r>
           </w:p>
         </w:tc>
       </w:tr>
@@ -6121,7 +6157,7 @@
         <w:tc>
           <w:tcPr>
             <w:tcW w:w="992" w:type="dxa"/>
-            <w:shd w:val="clear" w:color="auto" w:fill="FFC000"/>
+            <w:shd w:val="clear" w:color="auto" w:fill="00B050"/>
             <w:vAlign w:val="center"/>
           </w:tcPr>
           <w:p>
@@ -6135,6 +6171,24 @@
                 <w:lang w:val="en-US" w:eastAsia="it-IT"/>
               </w:rPr>
             </w:pPr>
+            <w:r>
+              <w:rPr>
+                <w:rFonts w:ascii="Arial" w:eastAsia="Times New Roman" w:hAnsi="Arial" w:cs="Arial"/>
+                <w:sz w:val="16"/>
+                <w:szCs w:val="16"/>
+                <w:lang w:eastAsia="it-IT"/>
+              </w:rPr>
+              <w:t>O</w:t>
+            </w:r>
+            <w:r>
+              <w:rPr>
+                <w:rFonts w:ascii="Arial" w:eastAsia="Times New Roman" w:hAnsi="Arial" w:cs="Arial"/>
+                <w:sz w:val="16"/>
+                <w:szCs w:val="16"/>
+                <w:lang w:eastAsia="it-IT"/>
+              </w:rPr>
+              <w:t>k</w:t>
+            </w:r>
           </w:p>
         </w:tc>
       </w:tr>
@@ -6382,20 +6436,38 @@
         <w:tc>
           <w:tcPr>
             <w:tcW w:w="992" w:type="dxa"/>
-            <w:shd w:val="clear" w:color="auto" w:fill="FFC000"/>
-            <w:vAlign w:val="center"/>
-          </w:tcPr>
-          <w:p>
-            <w:pPr>
-              <w:spacing w:line="330" w:lineRule="atLeast"/>
-              <w:jc w:val="center"/>
-              <w:rPr>
-                <w:rFonts w:ascii="Arial" w:eastAsia="Times New Roman" w:hAnsi="Arial" w:cs="Arial"/>
-                <w:sz w:val="16"/>
-                <w:szCs w:val="16"/>
-                <w:lang w:eastAsia="it-IT"/>
-              </w:rPr>
-            </w:pPr>
+            <w:shd w:val="clear" w:color="auto" w:fill="00B050"/>
+            <w:vAlign w:val="center"/>
+          </w:tcPr>
+          <w:p>
+            <w:pPr>
+              <w:spacing w:line="330" w:lineRule="atLeast"/>
+              <w:jc w:val="center"/>
+              <w:rPr>
+                <w:rFonts w:ascii="Arial" w:eastAsia="Times New Roman" w:hAnsi="Arial" w:cs="Arial"/>
+                <w:sz w:val="16"/>
+                <w:szCs w:val="16"/>
+                <w:lang w:eastAsia="it-IT"/>
+              </w:rPr>
+            </w:pPr>
+            <w:r>
+              <w:rPr>
+                <w:rFonts w:ascii="Arial" w:eastAsia="Times New Roman" w:hAnsi="Arial" w:cs="Arial"/>
+                <w:sz w:val="16"/>
+                <w:szCs w:val="16"/>
+                <w:lang w:eastAsia="it-IT"/>
+              </w:rPr>
+              <w:t>O</w:t>
+            </w:r>
+            <w:r>
+              <w:rPr>
+                <w:rFonts w:ascii="Arial" w:eastAsia="Times New Roman" w:hAnsi="Arial" w:cs="Arial"/>
+                <w:sz w:val="16"/>
+                <w:szCs w:val="16"/>
+                <w:lang w:eastAsia="it-IT"/>
+              </w:rPr>
+              <w:t>k</w:t>
+            </w:r>
           </w:p>
         </w:tc>
       </w:tr>
@@ -6598,19 +6670,38 @@
         <w:tc>
           <w:tcPr>
             <w:tcW w:w="992" w:type="dxa"/>
-            <w:vAlign w:val="center"/>
-          </w:tcPr>
-          <w:p>
-            <w:pPr>
-              <w:spacing w:line="330" w:lineRule="atLeast"/>
-              <w:jc w:val="center"/>
-              <w:rPr>
-                <w:rFonts w:ascii="Arial" w:eastAsia="Times New Roman" w:hAnsi="Arial" w:cs="Arial"/>
-                <w:sz w:val="16"/>
-                <w:szCs w:val="16"/>
-                <w:lang w:eastAsia="it-IT"/>
-              </w:rPr>
-            </w:pPr>
+            <w:shd w:val="clear" w:color="auto" w:fill="00B050"/>
+            <w:vAlign w:val="center"/>
+          </w:tcPr>
+          <w:p>
+            <w:pPr>
+              <w:spacing w:line="330" w:lineRule="atLeast"/>
+              <w:jc w:val="center"/>
+              <w:rPr>
+                <w:rFonts w:ascii="Arial" w:eastAsia="Times New Roman" w:hAnsi="Arial" w:cs="Arial"/>
+                <w:sz w:val="16"/>
+                <w:szCs w:val="16"/>
+                <w:lang w:eastAsia="it-IT"/>
+              </w:rPr>
+            </w:pPr>
+            <w:r>
+              <w:rPr>
+                <w:rFonts w:ascii="Arial" w:eastAsia="Times New Roman" w:hAnsi="Arial" w:cs="Arial"/>
+                <w:sz w:val="16"/>
+                <w:szCs w:val="16"/>
+                <w:lang w:eastAsia="it-IT"/>
+              </w:rPr>
+              <w:t>O</w:t>
+            </w:r>
+            <w:r>
+              <w:rPr>
+                <w:rFonts w:ascii="Arial" w:eastAsia="Times New Roman" w:hAnsi="Arial" w:cs="Arial"/>
+                <w:sz w:val="16"/>
+                <w:szCs w:val="16"/>
+                <w:lang w:eastAsia="it-IT"/>
+              </w:rPr>
+              <w:t>k</w:t>
+            </w:r>
           </w:p>
         </w:tc>
       </w:tr>
@@ -6870,19 +6961,38 @@
         <w:tc>
           <w:tcPr>
             <w:tcW w:w="992" w:type="dxa"/>
-            <w:vAlign w:val="center"/>
-          </w:tcPr>
-          <w:p>
-            <w:pPr>
-              <w:spacing w:line="330" w:lineRule="atLeast"/>
-              <w:jc w:val="center"/>
-              <w:rPr>
-                <w:rFonts w:ascii="Arial" w:eastAsia="Times New Roman" w:hAnsi="Arial" w:cs="Arial"/>
-                <w:sz w:val="16"/>
-                <w:szCs w:val="16"/>
-                <w:lang w:eastAsia="it-IT"/>
-              </w:rPr>
-            </w:pPr>
+            <w:shd w:val="clear" w:color="auto" w:fill="00B050"/>
+            <w:vAlign w:val="center"/>
+          </w:tcPr>
+          <w:p>
+            <w:pPr>
+              <w:spacing w:line="330" w:lineRule="atLeast"/>
+              <w:jc w:val="center"/>
+              <w:rPr>
+                <w:rFonts w:ascii="Arial" w:eastAsia="Times New Roman" w:hAnsi="Arial" w:cs="Arial"/>
+                <w:sz w:val="16"/>
+                <w:szCs w:val="16"/>
+                <w:lang w:eastAsia="it-IT"/>
+              </w:rPr>
+            </w:pPr>
+            <w:r>
+              <w:rPr>
+                <w:rFonts w:ascii="Arial" w:eastAsia="Times New Roman" w:hAnsi="Arial" w:cs="Arial"/>
+                <w:sz w:val="16"/>
+                <w:szCs w:val="16"/>
+                <w:lang w:eastAsia="it-IT"/>
+              </w:rPr>
+              <w:t>O</w:t>
+            </w:r>
+            <w:r>
+              <w:rPr>
+                <w:rFonts w:ascii="Arial" w:eastAsia="Times New Roman" w:hAnsi="Arial" w:cs="Arial"/>
+                <w:sz w:val="16"/>
+                <w:szCs w:val="16"/>
+                <w:lang w:eastAsia="it-IT"/>
+              </w:rPr>
+              <w:t>k</w:t>
+            </w:r>
           </w:p>
         </w:tc>
       </w:tr>
@@ -7082,19 +7192,38 @@
         <w:tc>
           <w:tcPr>
             <w:tcW w:w="992" w:type="dxa"/>
-            <w:vAlign w:val="center"/>
-          </w:tcPr>
-          <w:p>
-            <w:pPr>
-              <w:spacing w:line="330" w:lineRule="atLeast"/>
-              <w:jc w:val="center"/>
-              <w:rPr>
-                <w:rFonts w:ascii="Arial" w:eastAsia="Times New Roman" w:hAnsi="Arial" w:cs="Arial"/>
-                <w:sz w:val="16"/>
-                <w:szCs w:val="16"/>
-                <w:lang w:eastAsia="it-IT"/>
-              </w:rPr>
-            </w:pPr>
+            <w:shd w:val="clear" w:color="auto" w:fill="00B050"/>
+            <w:vAlign w:val="center"/>
+          </w:tcPr>
+          <w:p>
+            <w:pPr>
+              <w:spacing w:line="330" w:lineRule="atLeast"/>
+              <w:jc w:val="center"/>
+              <w:rPr>
+                <w:rFonts w:ascii="Arial" w:eastAsia="Times New Roman" w:hAnsi="Arial" w:cs="Arial"/>
+                <w:sz w:val="16"/>
+                <w:szCs w:val="16"/>
+                <w:lang w:eastAsia="it-IT"/>
+              </w:rPr>
+            </w:pPr>
+            <w:r>
+              <w:rPr>
+                <w:rFonts w:ascii="Arial" w:eastAsia="Times New Roman" w:hAnsi="Arial" w:cs="Arial"/>
+                <w:sz w:val="16"/>
+                <w:szCs w:val="16"/>
+                <w:lang w:eastAsia="it-IT"/>
+              </w:rPr>
+              <w:t>O</w:t>
+            </w:r>
+            <w:r>
+              <w:rPr>
+                <w:rFonts w:ascii="Arial" w:eastAsia="Times New Roman" w:hAnsi="Arial" w:cs="Arial"/>
+                <w:sz w:val="16"/>
+                <w:szCs w:val="16"/>
+                <w:lang w:eastAsia="it-IT"/>
+              </w:rPr>
+              <w:t>k</w:t>
+            </w:r>
           </w:p>
         </w:tc>
       </w:tr>
@@ -7355,19 +7484,38 @@
         <w:tc>
           <w:tcPr>
             <w:tcW w:w="992" w:type="dxa"/>
-            <w:vAlign w:val="center"/>
-          </w:tcPr>
-          <w:p>
-            <w:pPr>
-              <w:spacing w:line="330" w:lineRule="atLeast"/>
-              <w:jc w:val="center"/>
-              <w:rPr>
-                <w:rFonts w:ascii="Arial" w:eastAsia="Times New Roman" w:hAnsi="Arial" w:cs="Arial"/>
-                <w:sz w:val="16"/>
-                <w:szCs w:val="16"/>
-                <w:lang w:eastAsia="it-IT"/>
-              </w:rPr>
-            </w:pPr>
+            <w:shd w:val="clear" w:color="auto" w:fill="00B050"/>
+            <w:vAlign w:val="center"/>
+          </w:tcPr>
+          <w:p>
+            <w:pPr>
+              <w:spacing w:line="330" w:lineRule="atLeast"/>
+              <w:jc w:val="center"/>
+              <w:rPr>
+                <w:rFonts w:ascii="Arial" w:eastAsia="Times New Roman" w:hAnsi="Arial" w:cs="Arial"/>
+                <w:sz w:val="16"/>
+                <w:szCs w:val="16"/>
+                <w:lang w:eastAsia="it-IT"/>
+              </w:rPr>
+            </w:pPr>
+            <w:r>
+              <w:rPr>
+                <w:rFonts w:ascii="Arial" w:eastAsia="Times New Roman" w:hAnsi="Arial" w:cs="Arial"/>
+                <w:sz w:val="16"/>
+                <w:szCs w:val="16"/>
+                <w:lang w:eastAsia="it-IT"/>
+              </w:rPr>
+              <w:t>O</w:t>
+            </w:r>
+            <w:r>
+              <w:rPr>
+                <w:rFonts w:ascii="Arial" w:eastAsia="Times New Roman" w:hAnsi="Arial" w:cs="Arial"/>
+                <w:sz w:val="16"/>
+                <w:szCs w:val="16"/>
+                <w:lang w:eastAsia="it-IT"/>
+              </w:rPr>
+              <w:t>k</w:t>
+            </w:r>
           </w:p>
         </w:tc>
       </w:tr>
@@ -7567,19 +7715,38 @@
         <w:tc>
           <w:tcPr>
             <w:tcW w:w="992" w:type="dxa"/>
-            <w:vAlign w:val="center"/>
-          </w:tcPr>
-          <w:p>
-            <w:pPr>
-              <w:spacing w:line="330" w:lineRule="atLeast"/>
-              <w:jc w:val="center"/>
-              <w:rPr>
-                <w:rFonts w:ascii="Arial" w:eastAsia="Times New Roman" w:hAnsi="Arial" w:cs="Arial"/>
-                <w:sz w:val="16"/>
-                <w:szCs w:val="16"/>
-                <w:lang w:eastAsia="it-IT"/>
-              </w:rPr>
-            </w:pPr>
+            <w:shd w:val="clear" w:color="auto" w:fill="00B050"/>
+            <w:vAlign w:val="center"/>
+          </w:tcPr>
+          <w:p>
+            <w:pPr>
+              <w:spacing w:line="330" w:lineRule="atLeast"/>
+              <w:jc w:val="center"/>
+              <w:rPr>
+                <w:rFonts w:ascii="Arial" w:eastAsia="Times New Roman" w:hAnsi="Arial" w:cs="Arial"/>
+                <w:sz w:val="16"/>
+                <w:szCs w:val="16"/>
+                <w:lang w:eastAsia="it-IT"/>
+              </w:rPr>
+            </w:pPr>
+            <w:r>
+              <w:rPr>
+                <w:rFonts w:ascii="Arial" w:eastAsia="Times New Roman" w:hAnsi="Arial" w:cs="Arial"/>
+                <w:sz w:val="16"/>
+                <w:szCs w:val="16"/>
+                <w:lang w:eastAsia="it-IT"/>
+              </w:rPr>
+              <w:t>O</w:t>
+            </w:r>
+            <w:r>
+              <w:rPr>
+                <w:rFonts w:ascii="Arial" w:eastAsia="Times New Roman" w:hAnsi="Arial" w:cs="Arial"/>
+                <w:sz w:val="16"/>
+                <w:szCs w:val="16"/>
+                <w:lang w:eastAsia="it-IT"/>
+              </w:rPr>
+              <w:t>k</w:t>
+            </w:r>
           </w:p>
         </w:tc>
       </w:tr>
@@ -7839,19 +8006,38 @@
         <w:tc>
           <w:tcPr>
             <w:tcW w:w="992" w:type="dxa"/>
-            <w:vAlign w:val="center"/>
-          </w:tcPr>
-          <w:p>
-            <w:pPr>
-              <w:spacing w:line="330" w:lineRule="atLeast"/>
-              <w:jc w:val="center"/>
-              <w:rPr>
-                <w:rFonts w:ascii="Arial" w:eastAsia="Times New Roman" w:hAnsi="Arial" w:cs="Arial"/>
-                <w:sz w:val="16"/>
-                <w:szCs w:val="16"/>
-                <w:lang w:eastAsia="it-IT"/>
-              </w:rPr>
-            </w:pPr>
+            <w:shd w:val="clear" w:color="auto" w:fill="00B050"/>
+            <w:vAlign w:val="center"/>
+          </w:tcPr>
+          <w:p>
+            <w:pPr>
+              <w:spacing w:line="330" w:lineRule="atLeast"/>
+              <w:jc w:val="center"/>
+              <w:rPr>
+                <w:rFonts w:ascii="Arial" w:eastAsia="Times New Roman" w:hAnsi="Arial" w:cs="Arial"/>
+                <w:sz w:val="16"/>
+                <w:szCs w:val="16"/>
+                <w:lang w:eastAsia="it-IT"/>
+              </w:rPr>
+            </w:pPr>
+            <w:r>
+              <w:rPr>
+                <w:rFonts w:ascii="Arial" w:eastAsia="Times New Roman" w:hAnsi="Arial" w:cs="Arial"/>
+                <w:sz w:val="16"/>
+                <w:szCs w:val="16"/>
+                <w:lang w:eastAsia="it-IT"/>
+              </w:rPr>
+              <w:t>O</w:t>
+            </w:r>
+            <w:r>
+              <w:rPr>
+                <w:rFonts w:ascii="Arial" w:eastAsia="Times New Roman" w:hAnsi="Arial" w:cs="Arial"/>
+                <w:sz w:val="16"/>
+                <w:szCs w:val="16"/>
+                <w:lang w:eastAsia="it-IT"/>
+              </w:rPr>
+              <w:t>k</w:t>
+            </w:r>
           </w:p>
         </w:tc>
       </w:tr>
@@ -7882,16 +8068,7 @@
                 <w:szCs w:val="16"/>
                 <w:lang w:eastAsia="it-IT"/>
               </w:rPr>
-              <w:t>2.</w:t>
-            </w:r>
-            <w:r>
-              <w:rPr>
-                <w:rFonts w:ascii="Arial" w:eastAsia="Times New Roman" w:hAnsi="Arial" w:cs="Arial"/>
-                <w:sz w:val="16"/>
-                <w:szCs w:val="16"/>
-                <w:lang w:eastAsia="it-IT"/>
-              </w:rPr>
-              <w:t>6</w:t>
+              <w:t>2.6</w:t>
             </w:r>
           </w:p>
         </w:tc>
@@ -7947,6 +8124,15 @@
               </w:rPr>
               <w:t>Ritorna i numeri autorizzati</w:t>
             </w:r>
+            <w:r>
+              <w:rPr>
+                <w:rFonts w:ascii="Arial" w:eastAsia="Times New Roman" w:hAnsi="Arial" w:cs="Arial"/>
+                <w:sz w:val="16"/>
+                <w:szCs w:val="16"/>
+                <w:lang w:eastAsia="it-IT"/>
+              </w:rPr>
+              <w:t xml:space="preserve"> al Power On</w:t>
+            </w:r>
           </w:p>
         </w:tc>
         <w:tc>
@@ -7972,7 +8158,25 @@
                 <w:szCs w:val="16"/>
                 <w:lang w:eastAsia="it-IT"/>
               </w:rPr>
-              <w:t>Da telefono sconosciuto o AUX</w:t>
+              <w:t>D</w:t>
+            </w:r>
+            <w:r>
+              <w:rPr>
+                <w:rFonts w:ascii="Arial" w:eastAsia="Times New Roman" w:hAnsi="Arial" w:cs="Arial"/>
+                <w:sz w:val="16"/>
+                <w:szCs w:val="16"/>
+                <w:lang w:eastAsia="it-IT"/>
+              </w:rPr>
+              <w:t xml:space="preserve">a </w:t>
+            </w:r>
+            <w:r>
+              <w:rPr>
+                <w:rFonts w:ascii="Arial" w:eastAsia="Times New Roman" w:hAnsi="Arial" w:cs="Arial"/>
+                <w:sz w:val="16"/>
+                <w:szCs w:val="16"/>
+                <w:lang w:eastAsia="it-IT"/>
+              </w:rPr>
+              <w:t>VSC</w:t>
             </w:r>
           </w:p>
         </w:tc>
@@ -7999,7 +8203,7 @@
                 <w:szCs w:val="16"/>
                 <w:lang w:eastAsia="it-IT"/>
               </w:rPr>
-              <w:t>N</w:t>
+              <w:t>Power On</w:t>
             </w:r>
           </w:p>
         </w:tc>
@@ -8026,47 +8230,123 @@
                 <w:szCs w:val="16"/>
                 <w:lang w:val="en-US" w:eastAsia="it-IT"/>
               </w:rPr>
-              <w:t xml:space="preserve">SMS a Richiedente; </w:t>
-            </w:r>
-            <w:r>
+              <w:t>SMS:</w:t>
+            </w:r>
+          </w:p>
+          <w:p>
+            <w:pPr>
+              <w:spacing w:line="330" w:lineRule="atLeast"/>
+              <w:jc w:val="center"/>
               <w:rPr>
                 <w:rFonts w:ascii="Arial" w:eastAsia="Times New Roman" w:hAnsi="Arial" w:cs="Arial"/>
                 <w:sz w:val="16"/>
                 <w:szCs w:val="16"/>
                 <w:lang w:val="en-US" w:eastAsia="it-IT"/>
               </w:rPr>
-              <w:t>"Request from NOT AUTHORIZED number"</w:t>
-            </w:r>
-          </w:p>
-          <w:p>
-            <w:pPr>
-              <w:spacing w:line="330" w:lineRule="atLeast"/>
-              <w:jc w:val="center"/>
+            </w:pPr>
+            <w:r>
               <w:rPr>
                 <w:rFonts w:ascii="Arial" w:eastAsia="Times New Roman" w:hAnsi="Arial" w:cs="Arial"/>
                 <w:sz w:val="16"/>
                 <w:szCs w:val="16"/>
                 <w:lang w:val="en-US" w:eastAsia="it-IT"/>
               </w:rPr>
-            </w:pPr>
+              <w:t>”Authorized phone n." con:</w:t>
+            </w:r>
+          </w:p>
+          <w:p>
+            <w:pPr>
+              <w:spacing w:line="330" w:lineRule="atLeast"/>
+              <w:jc w:val="center"/>
+              <w:rPr>
+                <w:rFonts w:ascii="Arial" w:eastAsia="Times New Roman" w:hAnsi="Arial" w:cs="Arial"/>
+                <w:sz w:val="16"/>
+                <w:szCs w:val="16"/>
+                <w:lang w:eastAsia="it-IT"/>
+              </w:rPr>
+            </w:pPr>
+            <w:r>
+              <w:rPr>
+                <w:rFonts w:ascii="Arial" w:eastAsia="Times New Roman" w:hAnsi="Arial" w:cs="Arial"/>
+                <w:sz w:val="16"/>
+                <w:szCs w:val="16"/>
+                <w:lang w:eastAsia="it-IT"/>
+              </w:rPr>
+              <w:t>n</w:t>
+            </w:r>
+            <w:r>
+              <w:rPr>
+                <w:rFonts w:ascii="Arial" w:eastAsia="Times New Roman" w:hAnsi="Arial" w:cs="Arial"/>
+                <w:sz w:val="16"/>
+                <w:szCs w:val="16"/>
+                <w:lang w:eastAsia="it-IT"/>
+              </w:rPr>
+              <w:t xml:space="preserve">umero </w:t>
+            </w:r>
+            <w:r>
+              <w:rPr>
+                <w:rFonts w:ascii="Arial" w:eastAsia="Times New Roman" w:hAnsi="Arial" w:cs="Arial"/>
+                <w:sz w:val="16"/>
+                <w:szCs w:val="16"/>
+                <w:lang w:eastAsia="it-IT"/>
+              </w:rPr>
+              <w:t xml:space="preserve">telefonico del </w:t>
+            </w:r>
+            <w:r>
+              <w:rPr>
+                <w:rFonts w:ascii="Arial" w:eastAsia="Times New Roman" w:hAnsi="Arial" w:cs="Arial"/>
+                <w:sz w:val="16"/>
+                <w:szCs w:val="16"/>
+                <w:lang w:eastAsia="it-IT"/>
+              </w:rPr>
+              <w:t>Master</w:t>
+            </w:r>
+            <w:r>
+              <w:rPr>
+                <w:rFonts w:ascii="Arial" w:eastAsia="Times New Roman" w:hAnsi="Arial" w:cs="Arial"/>
+                <w:sz w:val="16"/>
+                <w:szCs w:val="16"/>
+                <w:lang w:eastAsia="it-IT"/>
+              </w:rPr>
+              <w:t>, Aux1, Aux2 e Aux3</w:t>
+            </w:r>
           </w:p>
         </w:tc>
         <w:tc>
           <w:tcPr>
             <w:tcW w:w="992" w:type="dxa"/>
-            <w:vAlign w:val="center"/>
-          </w:tcPr>
-          <w:p>
-            <w:pPr>
-              <w:spacing w:line="330" w:lineRule="atLeast"/>
-              <w:jc w:val="center"/>
-              <w:rPr>
-                <w:rFonts w:ascii="Arial" w:eastAsia="Times New Roman" w:hAnsi="Arial" w:cs="Arial"/>
-                <w:sz w:val="16"/>
-                <w:szCs w:val="16"/>
-                <w:lang w:val="en-US" w:eastAsia="it-IT"/>
-              </w:rPr>
-            </w:pPr>
+            <w:shd w:val="clear" w:color="auto" w:fill="00B050"/>
+            <w:vAlign w:val="center"/>
+          </w:tcPr>
+          <w:p>
+            <w:pPr>
+              <w:spacing w:line="330" w:lineRule="atLeast"/>
+              <w:jc w:val="center"/>
+              <w:rPr>
+                <w:rFonts w:ascii="Arial" w:eastAsia="Times New Roman" w:hAnsi="Arial" w:cs="Arial"/>
+                <w:sz w:val="16"/>
+                <w:szCs w:val="16"/>
+                <w:lang w:eastAsia="it-IT"/>
+              </w:rPr>
+            </w:pPr>
+            <w:r>
+              <w:rPr>
+                <w:rFonts w:ascii="Arial" w:eastAsia="Times New Roman" w:hAnsi="Arial" w:cs="Arial"/>
+                <w:sz w:val="16"/>
+                <w:szCs w:val="16"/>
+                <w:lang w:eastAsia="it-IT"/>
+              </w:rPr>
+              <w:t>O</w:t>
+            </w:r>
+            <w:r>
+              <w:rPr>
+                <w:rFonts w:ascii="Arial" w:eastAsia="Times New Roman" w:hAnsi="Arial" w:cs="Arial"/>
+                <w:sz w:val="16"/>
+                <w:szCs w:val="16"/>
+                <w:lang w:eastAsia="it-IT"/>
+              </w:rPr>
+              <w:t>k</w:t>
+            </w:r>
           </w:p>
         </w:tc>
       </w:tr>
@@ -8097,7 +8377,7 @@
                 <w:szCs w:val="16"/>
                 <w:lang w:eastAsia="it-IT"/>
               </w:rPr>
-              <w:t>3.0</w:t>
+              <w:t>2.7</w:t>
             </w:r>
           </w:p>
         </w:tc>
@@ -8151,33 +8431,34 @@
                 <w:szCs w:val="16"/>
                 <w:lang w:eastAsia="it-IT"/>
               </w:rPr>
-              <w:t>Ritorna il valore di Tensione + Timestamp</w:t>
+              <w:t>Ritorna i numeri autorizzati</w:t>
             </w:r>
           </w:p>
         </w:tc>
         <w:tc>
           <w:tcPr>
             <w:tcW w:w="2409" w:type="dxa"/>
-          </w:tcPr>
-          <w:p>
-            <w:pPr>
-              <w:spacing w:line="330" w:lineRule="atLeast"/>
-              <w:jc w:val="center"/>
-              <w:rPr>
-                <w:rFonts w:ascii="Arial" w:eastAsia="Times New Roman" w:hAnsi="Arial" w:cs="Arial"/>
-                <w:sz w:val="16"/>
-                <w:szCs w:val="16"/>
-                <w:lang w:eastAsia="it-IT"/>
-              </w:rPr>
-            </w:pPr>
-            <w:r>
-              <w:rPr>
-                <w:rFonts w:ascii="Arial" w:eastAsia="Times New Roman" w:hAnsi="Arial" w:cs="Arial"/>
-                <w:sz w:val="16"/>
-                <w:szCs w:val="16"/>
-                <w:lang w:eastAsia="it-IT"/>
-              </w:rPr>
-              <w:t>Da telefono Master</w:t>
+            <w:vAlign w:val="center"/>
+          </w:tcPr>
+          <w:p>
+            <w:pPr>
+              <w:spacing w:line="330" w:lineRule="atLeast"/>
+              <w:jc w:val="center"/>
+              <w:rPr>
+                <w:rFonts w:ascii="Arial" w:eastAsia="Times New Roman" w:hAnsi="Arial" w:cs="Arial"/>
+                <w:sz w:val="16"/>
+                <w:szCs w:val="16"/>
+                <w:lang w:eastAsia="it-IT"/>
+              </w:rPr>
+            </w:pPr>
+            <w:r>
+              <w:rPr>
+                <w:rFonts w:ascii="Arial" w:eastAsia="Times New Roman" w:hAnsi="Arial" w:cs="Arial"/>
+                <w:sz w:val="16"/>
+                <w:szCs w:val="16"/>
+                <w:lang w:eastAsia="it-IT"/>
+              </w:rPr>
+              <w:t>Da telefono sconosciuto o AUX</w:t>
             </w:r>
           </w:p>
         </w:tc>
@@ -8204,7 +8485,7 @@
                 <w:szCs w:val="16"/>
                 <w:lang w:eastAsia="it-IT"/>
               </w:rPr>
-              <w:t>S</w:t>
+              <w:t>N</w:t>
             </w:r>
           </w:p>
         </w:tc>
@@ -8221,70 +8502,39 @@
                 <w:rFonts w:ascii="Arial" w:eastAsia="Times New Roman" w:hAnsi="Arial" w:cs="Arial"/>
                 <w:sz w:val="16"/>
                 <w:szCs w:val="16"/>
-                <w:lang w:eastAsia="it-IT"/>
-              </w:rPr>
-            </w:pPr>
-            <w:r>
-              <w:rPr>
-                <w:rFonts w:ascii="Arial" w:eastAsia="Times New Roman" w:hAnsi="Arial" w:cs="Arial"/>
-                <w:sz w:val="16"/>
-                <w:szCs w:val="16"/>
-                <w:lang w:eastAsia="it-IT"/>
-              </w:rPr>
-              <w:t xml:space="preserve">SMS a Richiedente con: </w:t>
-            </w:r>
-          </w:p>
-          <w:p>
-            <w:pPr>
-              <w:spacing w:line="330" w:lineRule="atLeast"/>
-              <w:jc w:val="center"/>
-              <w:rPr>
-                <w:rFonts w:ascii="Arial" w:eastAsia="Times New Roman" w:hAnsi="Arial" w:cs="Arial"/>
-                <w:sz w:val="16"/>
-                <w:szCs w:val="16"/>
-                <w:lang w:eastAsia="it-IT"/>
-              </w:rPr>
-            </w:pPr>
-            <w:r>
-              <w:rPr>
-                <w:rFonts w:ascii="Arial" w:eastAsia="Times New Roman" w:hAnsi="Arial" w:cs="Arial"/>
-                <w:i/>
-                <w:iCs/>
-                <w:sz w:val="16"/>
-                <w:szCs w:val="16"/>
-                <w:lang w:eastAsia="it-IT"/>
-              </w:rPr>
-              <w:t>timestamp</w:t>
-            </w:r>
-            <w:r>
-              <w:rPr>
-                <w:rFonts w:ascii="Arial" w:eastAsia="Times New Roman" w:hAnsi="Arial" w:cs="Arial"/>
-                <w:sz w:val="16"/>
-                <w:szCs w:val="16"/>
-                <w:lang w:eastAsia="it-IT"/>
-              </w:rPr>
-              <w:t xml:space="preserve"> “Current Voltage: “</w:t>
-            </w:r>
-            <w:r>
-              <w:rPr>
-                <w:rFonts w:ascii="Arial" w:eastAsia="Times New Roman" w:hAnsi="Arial" w:cs="Arial"/>
-                <w:i/>
-                <w:iCs/>
-                <w:sz w:val="16"/>
-                <w:szCs w:val="16"/>
-                <w:lang w:eastAsia="it-IT"/>
-              </w:rPr>
-              <w:t>voltage</w:t>
-            </w:r>
-            <w:r>
-              <w:rPr>
-                <w:rFonts w:ascii="Arial" w:eastAsia="Times New Roman" w:hAnsi="Arial" w:cs="Arial"/>
-                <w:sz w:val="16"/>
-                <w:szCs w:val="16"/>
-                <w:lang w:eastAsia="it-IT"/>
-              </w:rPr>
-              <w:t xml:space="preserve"> “Vac"</w:t>
-            </w:r>
+                <w:lang w:val="en-US" w:eastAsia="it-IT"/>
+              </w:rPr>
+            </w:pPr>
+            <w:r>
+              <w:rPr>
+                <w:rFonts w:ascii="Arial" w:eastAsia="Times New Roman" w:hAnsi="Arial" w:cs="Arial"/>
+                <w:sz w:val="16"/>
+                <w:szCs w:val="16"/>
+                <w:lang w:val="en-US" w:eastAsia="it-IT"/>
+              </w:rPr>
+              <w:t xml:space="preserve">SMS a Richiedente; </w:t>
+            </w:r>
+            <w:r>
+              <w:rPr>
+                <w:rFonts w:ascii="Arial" w:eastAsia="Times New Roman" w:hAnsi="Arial" w:cs="Arial"/>
+                <w:sz w:val="16"/>
+                <w:szCs w:val="16"/>
+                <w:lang w:val="en-US" w:eastAsia="it-IT"/>
+              </w:rPr>
+              <w:t>"Request from NOT AUTHORIZED number"</w:t>
+            </w:r>
+          </w:p>
+          <w:p>
+            <w:pPr>
+              <w:spacing w:line="330" w:lineRule="atLeast"/>
+              <w:jc w:val="center"/>
+              <w:rPr>
+                <w:rFonts w:ascii="Arial" w:eastAsia="Times New Roman" w:hAnsi="Arial" w:cs="Arial"/>
+                <w:sz w:val="16"/>
+                <w:szCs w:val="16"/>
+                <w:lang w:val="en-US" w:eastAsia="it-IT"/>
+              </w:rPr>
+            </w:pPr>
           </w:p>
         </w:tc>
         <w:tc>
@@ -8300,7 +8550,7 @@
                 <w:rFonts w:ascii="Arial" w:eastAsia="Times New Roman" w:hAnsi="Arial" w:cs="Arial"/>
                 <w:sz w:val="16"/>
                 <w:szCs w:val="16"/>
-                <w:lang w:eastAsia="it-IT"/>
+                <w:lang w:val="en-US" w:eastAsia="it-IT"/>
               </w:rPr>
             </w:pPr>
           </w:p>
@@ -8333,7 +8583,7 @@
                 <w:szCs w:val="16"/>
                 <w:lang w:eastAsia="it-IT"/>
               </w:rPr>
-              <w:t>3.3</w:t>
+              <w:t>3.0</w:t>
             </w:r>
           </w:p>
         </w:tc>
@@ -8413,7 +8663,7 @@
                 <w:szCs w:val="16"/>
                 <w:lang w:eastAsia="it-IT"/>
               </w:rPr>
-              <w:t>Da telefono AUX</w:t>
+              <w:t>Da telefono Master</w:t>
             </w:r>
           </w:p>
         </w:tc>
@@ -8569,7 +8819,7 @@
                 <w:szCs w:val="16"/>
                 <w:lang w:eastAsia="it-IT"/>
               </w:rPr>
-              <w:t>3.2</w:t>
+              <w:t>3.3</w:t>
             </w:r>
           </w:p>
         </w:tc>
@@ -8630,27 +8880,26 @@
         <w:tc>
           <w:tcPr>
             <w:tcW w:w="2409" w:type="dxa"/>
-            <w:vAlign w:val="center"/>
-          </w:tcPr>
-          <w:p>
-            <w:pPr>
-              <w:spacing w:line="330" w:lineRule="atLeast"/>
-              <w:jc w:val="center"/>
-              <w:rPr>
-                <w:rFonts w:ascii="Arial" w:eastAsia="Times New Roman" w:hAnsi="Arial" w:cs="Arial"/>
-                <w:sz w:val="16"/>
-                <w:szCs w:val="16"/>
-                <w:lang w:eastAsia="it-IT"/>
-              </w:rPr>
-            </w:pPr>
-            <w:r>
-              <w:rPr>
-                <w:rFonts w:ascii="Arial" w:eastAsia="Times New Roman" w:hAnsi="Arial" w:cs="Arial"/>
-                <w:sz w:val="16"/>
-                <w:szCs w:val="16"/>
-                <w:lang w:eastAsia="it-IT"/>
-              </w:rPr>
-              <w:t>Da Tel. Sconosciuto (non MASTER)</w:t>
+          </w:tcPr>
+          <w:p>
+            <w:pPr>
+              <w:spacing w:line="330" w:lineRule="atLeast"/>
+              <w:jc w:val="center"/>
+              <w:rPr>
+                <w:rFonts w:ascii="Arial" w:eastAsia="Times New Roman" w:hAnsi="Arial" w:cs="Arial"/>
+                <w:sz w:val="16"/>
+                <w:szCs w:val="16"/>
+                <w:lang w:eastAsia="it-IT"/>
+              </w:rPr>
+            </w:pPr>
+            <w:r>
+              <w:rPr>
+                <w:rFonts w:ascii="Arial" w:eastAsia="Times New Roman" w:hAnsi="Arial" w:cs="Arial"/>
+                <w:sz w:val="16"/>
+                <w:szCs w:val="16"/>
+                <w:lang w:eastAsia="it-IT"/>
+              </w:rPr>
+              <w:t>Da telefono AUX</w:t>
             </w:r>
           </w:p>
         </w:tc>
@@ -8694,39 +8943,70 @@
                 <w:rFonts w:ascii="Arial" w:eastAsia="Times New Roman" w:hAnsi="Arial" w:cs="Arial"/>
                 <w:sz w:val="16"/>
                 <w:szCs w:val="16"/>
-                <w:lang w:val="en-US" w:eastAsia="it-IT"/>
-              </w:rPr>
-            </w:pPr>
-            <w:r>
-              <w:rPr>
-                <w:rFonts w:ascii="Arial" w:eastAsia="Times New Roman" w:hAnsi="Arial" w:cs="Arial"/>
-                <w:sz w:val="16"/>
-                <w:szCs w:val="16"/>
-                <w:lang w:val="en-US" w:eastAsia="it-IT"/>
-              </w:rPr>
-              <w:t xml:space="preserve">SMS; </w:t>
-            </w:r>
-            <w:r>
-              <w:rPr>
-                <w:rFonts w:ascii="Arial" w:eastAsia="Times New Roman" w:hAnsi="Arial" w:cs="Arial"/>
-                <w:sz w:val="16"/>
-                <w:szCs w:val="16"/>
-                <w:lang w:val="en-US" w:eastAsia="it-IT"/>
-              </w:rPr>
-              <w:t>"Request from NOT AUTHORIZED number"</w:t>
-            </w:r>
-          </w:p>
-          <w:p>
-            <w:pPr>
-              <w:spacing w:line="330" w:lineRule="atLeast"/>
-              <w:jc w:val="center"/>
-              <w:rPr>
-                <w:rFonts w:ascii="Arial" w:eastAsia="Times New Roman" w:hAnsi="Arial" w:cs="Arial"/>
-                <w:sz w:val="16"/>
-                <w:szCs w:val="16"/>
-                <w:lang w:val="en-US" w:eastAsia="it-IT"/>
-              </w:rPr>
-            </w:pPr>
+                <w:lang w:eastAsia="it-IT"/>
+              </w:rPr>
+            </w:pPr>
+            <w:r>
+              <w:rPr>
+                <w:rFonts w:ascii="Arial" w:eastAsia="Times New Roman" w:hAnsi="Arial" w:cs="Arial"/>
+                <w:sz w:val="16"/>
+                <w:szCs w:val="16"/>
+                <w:lang w:eastAsia="it-IT"/>
+              </w:rPr>
+              <w:t xml:space="preserve">SMS a Richiedente con: </w:t>
+            </w:r>
+          </w:p>
+          <w:p>
+            <w:pPr>
+              <w:spacing w:line="330" w:lineRule="atLeast"/>
+              <w:jc w:val="center"/>
+              <w:rPr>
+                <w:rFonts w:ascii="Arial" w:eastAsia="Times New Roman" w:hAnsi="Arial" w:cs="Arial"/>
+                <w:sz w:val="16"/>
+                <w:szCs w:val="16"/>
+                <w:lang w:eastAsia="it-IT"/>
+              </w:rPr>
+            </w:pPr>
+            <w:r>
+              <w:rPr>
+                <w:rFonts w:ascii="Arial" w:eastAsia="Times New Roman" w:hAnsi="Arial" w:cs="Arial"/>
+                <w:i/>
+                <w:iCs/>
+                <w:sz w:val="16"/>
+                <w:szCs w:val="16"/>
+                <w:lang w:eastAsia="it-IT"/>
+              </w:rPr>
+              <w:t>timestamp</w:t>
+            </w:r>
+            <w:r>
+              <w:rPr>
+                <w:rFonts w:ascii="Arial" w:eastAsia="Times New Roman" w:hAnsi="Arial" w:cs="Arial"/>
+                <w:sz w:val="16"/>
+                <w:szCs w:val="16"/>
+                <w:lang w:eastAsia="it-IT"/>
+              </w:rPr>
+              <w:t xml:space="preserve"> “Current Voltage: “</w:t>
+            </w:r>
+            <w:r>
+              <w:rPr>
+                <w:rFonts w:ascii="Arial" w:eastAsia="Times New Roman" w:hAnsi="Arial" w:cs="Arial"/>
+                <w:i/>
+                <w:iCs/>
+                <w:sz w:val="16"/>
+                <w:szCs w:val="16"/>
+                <w:lang w:eastAsia="it-IT"/>
+              </w:rPr>
+              <w:t>voltage</w:t>
+            </w:r>
+            <w:r>
+              <w:rPr>
+                <w:rFonts w:ascii="Arial" w:eastAsia="Times New Roman" w:hAnsi="Arial" w:cs="Arial"/>
+                <w:sz w:val="16"/>
+                <w:szCs w:val="16"/>
+                <w:lang w:eastAsia="it-IT"/>
+              </w:rPr>
+              <w:t xml:space="preserve"> “Vac"</w:t>
+            </w:r>
           </w:p>
         </w:tc>
         <w:tc>
@@ -8742,7 +9022,7 @@
                 <w:rFonts w:ascii="Arial" w:eastAsia="Times New Roman" w:hAnsi="Arial" w:cs="Arial"/>
                 <w:sz w:val="16"/>
                 <w:szCs w:val="16"/>
-                <w:lang w:val="en-US" w:eastAsia="it-IT"/>
+                <w:lang w:eastAsia="it-IT"/>
               </w:rPr>
             </w:pPr>
           </w:p>
@@ -8765,6 +9045,141 @@
                 <w:rFonts w:ascii="Arial" w:eastAsia="Times New Roman" w:hAnsi="Arial" w:cs="Arial"/>
                 <w:sz w:val="16"/>
                 <w:szCs w:val="16"/>
+                <w:lang w:eastAsia="it-IT"/>
+              </w:rPr>
+            </w:pPr>
+            <w:r>
+              <w:rPr>
+                <w:rFonts w:ascii="Arial" w:eastAsia="Times New Roman" w:hAnsi="Arial" w:cs="Arial"/>
+                <w:sz w:val="16"/>
+                <w:szCs w:val="16"/>
+                <w:lang w:eastAsia="it-IT"/>
+              </w:rPr>
+              <w:t>3.2</w:t>
+            </w:r>
+          </w:p>
+        </w:tc>
+        <w:tc>
+          <w:tcPr>
+            <w:tcW w:w="1559" w:type="dxa"/>
+            <w:vAlign w:val="center"/>
+          </w:tcPr>
+          <w:p>
+            <w:pPr>
+              <w:spacing w:line="330" w:lineRule="atLeast"/>
+              <w:jc w:val="center"/>
+              <w:rPr>
+                <w:rFonts w:ascii="Arial" w:eastAsia="Times New Roman" w:hAnsi="Arial" w:cs="Arial"/>
+                <w:sz w:val="16"/>
+                <w:szCs w:val="16"/>
+                <w:lang w:eastAsia="it-IT"/>
+              </w:rPr>
+            </w:pPr>
+            <w:r>
+              <w:rPr>
+                <w:rFonts w:ascii="Arial" w:eastAsia="Times New Roman" w:hAnsi="Arial" w:cs="Arial"/>
+                <w:sz w:val="16"/>
+                <w:szCs w:val="16"/>
+                <w:lang w:eastAsia="it-IT"/>
+              </w:rPr>
+              <w:t>Operation</w:t>
+            </w:r>
+          </w:p>
+        </w:tc>
+        <w:tc>
+          <w:tcPr>
+            <w:tcW w:w="3828" w:type="dxa"/>
+            <w:vAlign w:val="center"/>
+          </w:tcPr>
+          <w:p>
+            <w:pPr>
+              <w:spacing w:line="330" w:lineRule="atLeast"/>
+              <w:jc w:val="center"/>
+              <w:rPr>
+                <w:rFonts w:ascii="Arial" w:eastAsia="Times New Roman" w:hAnsi="Arial" w:cs="Arial"/>
+                <w:sz w:val="16"/>
+                <w:szCs w:val="16"/>
+                <w:lang w:eastAsia="it-IT"/>
+              </w:rPr>
+            </w:pPr>
+            <w:r>
+              <w:rPr>
+                <w:rFonts w:ascii="Arial" w:eastAsia="Times New Roman" w:hAnsi="Arial" w:cs="Arial"/>
+                <w:sz w:val="16"/>
+                <w:szCs w:val="16"/>
+                <w:lang w:eastAsia="it-IT"/>
+              </w:rPr>
+              <w:t>Ritorna il valore di Tensione + Timestamp</w:t>
+            </w:r>
+          </w:p>
+        </w:tc>
+        <w:tc>
+          <w:tcPr>
+            <w:tcW w:w="2409" w:type="dxa"/>
+            <w:vAlign w:val="center"/>
+          </w:tcPr>
+          <w:p>
+            <w:pPr>
+              <w:spacing w:line="330" w:lineRule="atLeast"/>
+              <w:jc w:val="center"/>
+              <w:rPr>
+                <w:rFonts w:ascii="Arial" w:eastAsia="Times New Roman" w:hAnsi="Arial" w:cs="Arial"/>
+                <w:sz w:val="16"/>
+                <w:szCs w:val="16"/>
+                <w:lang w:eastAsia="it-IT"/>
+              </w:rPr>
+            </w:pPr>
+            <w:r>
+              <w:rPr>
+                <w:rFonts w:ascii="Arial" w:eastAsia="Times New Roman" w:hAnsi="Arial" w:cs="Arial"/>
+                <w:sz w:val="16"/>
+                <w:szCs w:val="16"/>
+                <w:lang w:eastAsia="it-IT"/>
+              </w:rPr>
+              <w:t>Da Tel. Sconosciuto (non MASTER)</w:t>
+            </w:r>
+          </w:p>
+        </w:tc>
+        <w:tc>
+          <w:tcPr>
+            <w:tcW w:w="1701" w:type="dxa"/>
+            <w:vAlign w:val="center"/>
+          </w:tcPr>
+          <w:p>
+            <w:pPr>
+              <w:spacing w:line="330" w:lineRule="atLeast"/>
+              <w:jc w:val="center"/>
+              <w:rPr>
+                <w:rFonts w:ascii="Arial" w:eastAsia="Times New Roman" w:hAnsi="Arial" w:cs="Arial"/>
+                <w:sz w:val="16"/>
+                <w:szCs w:val="16"/>
+                <w:lang w:eastAsia="it-IT"/>
+              </w:rPr>
+            </w:pPr>
+            <w:r>
+              <w:rPr>
+                <w:rFonts w:ascii="Arial" w:eastAsia="Times New Roman" w:hAnsi="Arial" w:cs="Arial"/>
+                <w:sz w:val="16"/>
+                <w:szCs w:val="16"/>
+                <w:lang w:eastAsia="it-IT"/>
+              </w:rPr>
+              <w:t>S</w:t>
+            </w:r>
+          </w:p>
+        </w:tc>
+        <w:tc>
+          <w:tcPr>
+            <w:tcW w:w="3828" w:type="dxa"/>
+            <w:vAlign w:val="center"/>
+          </w:tcPr>
+          <w:p>
+            <w:pPr>
+              <w:spacing w:line="330" w:lineRule="atLeast"/>
+              <w:jc w:val="center"/>
+              <w:rPr>
+                <w:rFonts w:ascii="Arial" w:eastAsia="Times New Roman" w:hAnsi="Arial" w:cs="Arial"/>
+                <w:sz w:val="16"/>
+                <w:szCs w:val="16"/>
                 <w:lang w:val="en-US" w:eastAsia="it-IT"/>
               </w:rPr>
             </w:pPr>
@@ -8775,27 +9190,18 @@
                 <w:szCs w:val="16"/>
                 <w:lang w:val="en-US" w:eastAsia="it-IT"/>
               </w:rPr>
-              <w:t>3.4</w:t>
-            </w:r>
-          </w:p>
-          <w:p>
-            <w:pPr>
-              <w:spacing w:line="330" w:lineRule="atLeast"/>
-              <w:jc w:val="center"/>
+              <w:t xml:space="preserve">SMS; </w:t>
+            </w:r>
+            <w:r>
               <w:rPr>
                 <w:rFonts w:ascii="Arial" w:eastAsia="Times New Roman" w:hAnsi="Arial" w:cs="Arial"/>
                 <w:sz w:val="16"/>
                 <w:szCs w:val="16"/>
                 <w:lang w:val="en-US" w:eastAsia="it-IT"/>
               </w:rPr>
-            </w:pPr>
-          </w:p>
-        </w:tc>
-        <w:tc>
-          <w:tcPr>
-            <w:tcW w:w="1559" w:type="dxa"/>
-            <w:vAlign w:val="center"/>
-          </w:tcPr>
+              <w:t>"Request from NOT AUTHORIZED number"</w:t>
+            </w:r>
+          </w:p>
           <w:p>
             <w:pPr>
               <w:spacing w:line="330" w:lineRule="atLeast"/>
@@ -8807,150 +9213,6 @@
                 <w:lang w:val="en-US" w:eastAsia="it-IT"/>
               </w:rPr>
             </w:pPr>
-            <w:r>
-              <w:rPr>
-                <w:rFonts w:ascii="Arial" w:eastAsia="Times New Roman" w:hAnsi="Arial" w:cs="Arial"/>
-                <w:sz w:val="16"/>
-                <w:szCs w:val="16"/>
-                <w:lang w:eastAsia="it-IT"/>
-              </w:rPr>
-              <w:t>Operation</w:t>
-            </w:r>
-          </w:p>
-        </w:tc>
-        <w:tc>
-          <w:tcPr>
-            <w:tcW w:w="3828" w:type="dxa"/>
-            <w:vAlign w:val="center"/>
-          </w:tcPr>
-          <w:p>
-            <w:pPr>
-              <w:spacing w:line="330" w:lineRule="atLeast"/>
-              <w:jc w:val="center"/>
-              <w:rPr>
-                <w:rFonts w:ascii="Arial" w:eastAsia="Times New Roman" w:hAnsi="Arial" w:cs="Arial"/>
-                <w:sz w:val="16"/>
-                <w:szCs w:val="16"/>
-                <w:lang w:eastAsia="it-IT"/>
-              </w:rPr>
-            </w:pPr>
-            <w:r>
-              <w:rPr>
-                <w:rFonts w:ascii="Arial" w:eastAsia="Times New Roman" w:hAnsi="Arial" w:cs="Arial"/>
-                <w:sz w:val="16"/>
-                <w:szCs w:val="16"/>
-                <w:lang w:eastAsia="it-IT"/>
-              </w:rPr>
-              <w:t xml:space="preserve">Cancella tutti i numeri </w:t>
-            </w:r>
-            <w:r>
-              <w:rPr>
-                <w:rFonts w:ascii="Arial" w:eastAsia="Times New Roman" w:hAnsi="Arial" w:cs="Arial"/>
-                <w:sz w:val="16"/>
-                <w:szCs w:val="16"/>
-                <w:lang w:eastAsia="it-IT"/>
-              </w:rPr>
-              <w:t xml:space="preserve">ESCLUSO </w:t>
-            </w:r>
-            <w:r>
-              <w:rPr>
-                <w:rFonts w:ascii="Arial" w:eastAsia="Times New Roman" w:hAnsi="Arial" w:cs="Arial"/>
-                <w:sz w:val="16"/>
-                <w:szCs w:val="16"/>
-                <w:lang w:eastAsia="it-IT"/>
-              </w:rPr>
-              <w:t>il MASTER</w:t>
-            </w:r>
-          </w:p>
-        </w:tc>
-        <w:tc>
-          <w:tcPr>
-            <w:tcW w:w="2409" w:type="dxa"/>
-            <w:vAlign w:val="center"/>
-          </w:tcPr>
-          <w:p>
-            <w:pPr>
-              <w:spacing w:line="330" w:lineRule="atLeast"/>
-              <w:jc w:val="center"/>
-              <w:rPr>
-                <w:rFonts w:ascii="Arial" w:eastAsia="Times New Roman" w:hAnsi="Arial" w:cs="Arial"/>
-                <w:sz w:val="16"/>
-                <w:szCs w:val="16"/>
-                <w:lang w:eastAsia="it-IT"/>
-              </w:rPr>
-            </w:pPr>
-            <w:r>
-              <w:rPr>
-                <w:rFonts w:ascii="Arial" w:eastAsia="Times New Roman" w:hAnsi="Arial" w:cs="Arial"/>
-                <w:sz w:val="16"/>
-                <w:szCs w:val="16"/>
-                <w:lang w:eastAsia="it-IT"/>
-              </w:rPr>
-              <w:t>Solo da Tel. MASTER</w:t>
-            </w:r>
-          </w:p>
-        </w:tc>
-        <w:tc>
-          <w:tcPr>
-            <w:tcW w:w="1701" w:type="dxa"/>
-            <w:vAlign w:val="center"/>
-          </w:tcPr>
-          <w:p>
-            <w:pPr>
-              <w:spacing w:line="330" w:lineRule="atLeast"/>
-              <w:jc w:val="center"/>
-              <w:rPr>
-                <w:rFonts w:ascii="Arial" w:eastAsia="Times New Roman" w:hAnsi="Arial" w:cs="Arial"/>
-                <w:sz w:val="16"/>
-                <w:szCs w:val="16"/>
-                <w:lang w:val="en-US" w:eastAsia="it-IT"/>
-              </w:rPr>
-            </w:pPr>
-            <w:r>
-              <w:rPr>
-                <w:rFonts w:ascii="Arial" w:eastAsia="Times New Roman" w:hAnsi="Arial" w:cs="Arial"/>
-                <w:sz w:val="16"/>
-                <w:szCs w:val="16"/>
-                <w:lang w:val="en-US" w:eastAsia="it-IT"/>
-              </w:rPr>
-              <w:t>D</w:t>
-            </w:r>
-          </w:p>
-        </w:tc>
-        <w:tc>
-          <w:tcPr>
-            <w:tcW w:w="3828" w:type="dxa"/>
-            <w:vAlign w:val="center"/>
-          </w:tcPr>
-          <w:p>
-            <w:pPr>
-              <w:spacing w:line="330" w:lineRule="atLeast"/>
-              <w:jc w:val="center"/>
-              <w:rPr>
-                <w:rFonts w:ascii="Arial" w:eastAsia="Times New Roman" w:hAnsi="Arial" w:cs="Arial"/>
-                <w:sz w:val="16"/>
-                <w:szCs w:val="16"/>
-                <w:lang w:val="en-US" w:eastAsia="it-IT"/>
-              </w:rPr>
-            </w:pPr>
-            <w:r>
-              <w:rPr>
-                <w:rFonts w:ascii="Arial" w:eastAsia="Times New Roman" w:hAnsi="Arial" w:cs="Arial"/>
-                <w:sz w:val="16"/>
-                <w:szCs w:val="16"/>
-                <w:lang w:val="en-US" w:eastAsia="it-IT"/>
-              </w:rPr>
-              <w:t xml:space="preserve">SMS: </w:t>
-            </w:r>
-            <w:r>
-              <w:rPr>
-                <w:rFonts w:ascii="Arial" w:eastAsia="Times New Roman" w:hAnsi="Arial" w:cs="Arial"/>
-                <w:sz w:val="16"/>
-                <w:szCs w:val="16"/>
-                <w:lang w:val="en-US" w:eastAsia="it-IT"/>
-              </w:rPr>
-              <w:t>"ALL THE AUXILIARY NUMBERS ARE DELETED"</w:t>
-            </w:r>
           </w:p>
         </w:tc>
         <w:tc>
@@ -8999,8 +9261,20 @@
                 <w:szCs w:val="16"/>
                 <w:lang w:val="en-US" w:eastAsia="it-IT"/>
               </w:rPr>
-              <w:t>3.5</w:t>
-            </w:r>
+              <w:t>3.4</w:t>
+            </w:r>
+          </w:p>
+          <w:p>
+            <w:pPr>
+              <w:spacing w:line="330" w:lineRule="atLeast"/>
+              <w:jc w:val="center"/>
+              <w:rPr>
+                <w:rFonts w:ascii="Arial" w:eastAsia="Times New Roman" w:hAnsi="Arial" w:cs="Arial"/>
+                <w:sz w:val="16"/>
+                <w:szCs w:val="16"/>
+                <w:lang w:val="en-US" w:eastAsia="it-IT"/>
+              </w:rPr>
+            </w:pPr>
           </w:p>
         </w:tc>
         <w:tc>
@@ -9016,7 +9290,7 @@
                 <w:rFonts w:ascii="Arial" w:eastAsia="Times New Roman" w:hAnsi="Arial" w:cs="Arial"/>
                 <w:sz w:val="16"/>
                 <w:szCs w:val="16"/>
-                <w:lang w:eastAsia="it-IT"/>
+                <w:lang w:val="en-US" w:eastAsia="it-IT"/>
               </w:rPr>
             </w:pPr>
             <w:r>
@@ -9098,7 +9372,7 @@
                 <w:szCs w:val="16"/>
                 <w:lang w:eastAsia="it-IT"/>
               </w:rPr>
-              <w:t>Da Tel. Sconosciuto (non MASTER)</w:t>
+              <w:t>Solo da Tel. MASTER</w:t>
             </w:r>
           </w:p>
         </w:tc>
@@ -9152,7 +9426,7 @@
                 <w:szCs w:val="16"/>
                 <w:lang w:val="en-US" w:eastAsia="it-IT"/>
               </w:rPr>
-              <w:t xml:space="preserve">SMS a Richiedente; </w:t>
+              <w:t xml:space="preserve">SMS: </w:t>
             </w:r>
             <w:r>
               <w:rPr>
@@ -9161,7 +9435,7 @@
                 <w:szCs w:val="16"/>
                 <w:lang w:val="en-US" w:eastAsia="it-IT"/>
               </w:rPr>
-              <w:t>"Request from NOT AUTHORIZED number"</w:t>
+              <w:t>"ALL THE AUXILIARY NUMBERS ARE DELETED"</w:t>
             </w:r>
           </w:p>
         </w:tc>
@@ -9211,16 +9485,219 @@
                 <w:szCs w:val="16"/>
                 <w:lang w:val="en-US" w:eastAsia="it-IT"/>
               </w:rPr>
-              <w:t>3.</w:t>
-            </w:r>
-            <w:r>
+              <w:t>3.5</w:t>
+            </w:r>
+          </w:p>
+        </w:tc>
+        <w:tc>
+          <w:tcPr>
+            <w:tcW w:w="1559" w:type="dxa"/>
+            <w:vAlign w:val="center"/>
+          </w:tcPr>
+          <w:p>
+            <w:pPr>
+              <w:spacing w:line="330" w:lineRule="atLeast"/>
+              <w:jc w:val="center"/>
+              <w:rPr>
+                <w:rFonts w:ascii="Arial" w:eastAsia="Times New Roman" w:hAnsi="Arial" w:cs="Arial"/>
+                <w:sz w:val="16"/>
+                <w:szCs w:val="16"/>
+                <w:lang w:eastAsia="it-IT"/>
+              </w:rPr>
+            </w:pPr>
+            <w:r>
+              <w:rPr>
+                <w:rFonts w:ascii="Arial" w:eastAsia="Times New Roman" w:hAnsi="Arial" w:cs="Arial"/>
+                <w:sz w:val="16"/>
+                <w:szCs w:val="16"/>
+                <w:lang w:eastAsia="it-IT"/>
+              </w:rPr>
+              <w:t>Operation</w:t>
+            </w:r>
+          </w:p>
+        </w:tc>
+        <w:tc>
+          <w:tcPr>
+            <w:tcW w:w="3828" w:type="dxa"/>
+            <w:vAlign w:val="center"/>
+          </w:tcPr>
+          <w:p>
+            <w:pPr>
+              <w:spacing w:line="330" w:lineRule="atLeast"/>
+              <w:jc w:val="center"/>
+              <w:rPr>
+                <w:rFonts w:ascii="Arial" w:eastAsia="Times New Roman" w:hAnsi="Arial" w:cs="Arial"/>
+                <w:sz w:val="16"/>
+                <w:szCs w:val="16"/>
+                <w:lang w:eastAsia="it-IT"/>
+              </w:rPr>
+            </w:pPr>
+            <w:r>
+              <w:rPr>
+                <w:rFonts w:ascii="Arial" w:eastAsia="Times New Roman" w:hAnsi="Arial" w:cs="Arial"/>
+                <w:sz w:val="16"/>
+                <w:szCs w:val="16"/>
+                <w:lang w:eastAsia="it-IT"/>
+              </w:rPr>
+              <w:t xml:space="preserve">Cancella tutti i numeri </w:t>
+            </w:r>
+            <w:r>
+              <w:rPr>
+                <w:rFonts w:ascii="Arial" w:eastAsia="Times New Roman" w:hAnsi="Arial" w:cs="Arial"/>
+                <w:sz w:val="16"/>
+                <w:szCs w:val="16"/>
+                <w:lang w:eastAsia="it-IT"/>
+              </w:rPr>
+              <w:t xml:space="preserve">ESCLUSO </w:t>
+            </w:r>
+            <w:r>
+              <w:rPr>
+                <w:rFonts w:ascii="Arial" w:eastAsia="Times New Roman" w:hAnsi="Arial" w:cs="Arial"/>
+                <w:sz w:val="16"/>
+                <w:szCs w:val="16"/>
+                <w:lang w:eastAsia="it-IT"/>
+              </w:rPr>
+              <w:t>il MASTER</w:t>
+            </w:r>
+          </w:p>
+        </w:tc>
+        <w:tc>
+          <w:tcPr>
+            <w:tcW w:w="2409" w:type="dxa"/>
+            <w:vAlign w:val="center"/>
+          </w:tcPr>
+          <w:p>
+            <w:pPr>
+              <w:spacing w:line="330" w:lineRule="atLeast"/>
+              <w:jc w:val="center"/>
+              <w:rPr>
+                <w:rFonts w:ascii="Arial" w:eastAsia="Times New Roman" w:hAnsi="Arial" w:cs="Arial"/>
+                <w:sz w:val="16"/>
+                <w:szCs w:val="16"/>
+                <w:lang w:eastAsia="it-IT"/>
+              </w:rPr>
+            </w:pPr>
+            <w:r>
+              <w:rPr>
+                <w:rFonts w:ascii="Arial" w:eastAsia="Times New Roman" w:hAnsi="Arial" w:cs="Arial"/>
+                <w:sz w:val="16"/>
+                <w:szCs w:val="16"/>
+                <w:lang w:eastAsia="it-IT"/>
+              </w:rPr>
+              <w:t>Da Tel. Sconosciuto (non MASTER)</w:t>
+            </w:r>
+          </w:p>
+        </w:tc>
+        <w:tc>
+          <w:tcPr>
+            <w:tcW w:w="1701" w:type="dxa"/>
+            <w:vAlign w:val="center"/>
+          </w:tcPr>
+          <w:p>
+            <w:pPr>
+              <w:spacing w:line="330" w:lineRule="atLeast"/>
+              <w:jc w:val="center"/>
               <w:rPr>
                 <w:rFonts w:ascii="Arial" w:eastAsia="Times New Roman" w:hAnsi="Arial" w:cs="Arial"/>
                 <w:sz w:val="16"/>
                 <w:szCs w:val="16"/>
                 <w:lang w:val="en-US" w:eastAsia="it-IT"/>
               </w:rPr>
-              <w:t>6</w:t>
+            </w:pPr>
+            <w:r>
+              <w:rPr>
+                <w:rFonts w:ascii="Arial" w:eastAsia="Times New Roman" w:hAnsi="Arial" w:cs="Arial"/>
+                <w:sz w:val="16"/>
+                <w:szCs w:val="16"/>
+                <w:lang w:val="en-US" w:eastAsia="it-IT"/>
+              </w:rPr>
+              <w:t>D</w:t>
+            </w:r>
+          </w:p>
+        </w:tc>
+        <w:tc>
+          <w:tcPr>
+            <w:tcW w:w="3828" w:type="dxa"/>
+            <w:vAlign w:val="center"/>
+          </w:tcPr>
+          <w:p>
+            <w:pPr>
+              <w:spacing w:line="330" w:lineRule="atLeast"/>
+              <w:jc w:val="center"/>
+              <w:rPr>
+                <w:rFonts w:ascii="Arial" w:eastAsia="Times New Roman" w:hAnsi="Arial" w:cs="Arial"/>
+                <w:sz w:val="16"/>
+                <w:szCs w:val="16"/>
+                <w:lang w:val="en-US" w:eastAsia="it-IT"/>
+              </w:rPr>
+            </w:pPr>
+            <w:r>
+              <w:rPr>
+                <w:rFonts w:ascii="Arial" w:eastAsia="Times New Roman" w:hAnsi="Arial" w:cs="Arial"/>
+                <w:sz w:val="16"/>
+                <w:szCs w:val="16"/>
+                <w:lang w:val="en-US" w:eastAsia="it-IT"/>
+              </w:rPr>
+              <w:t xml:space="preserve">SMS a Richiedente; </w:t>
+            </w:r>
+            <w:r>
+              <w:rPr>
+                <w:rFonts w:ascii="Arial" w:eastAsia="Times New Roman" w:hAnsi="Arial" w:cs="Arial"/>
+                <w:sz w:val="16"/>
+                <w:szCs w:val="16"/>
+                <w:lang w:val="en-US" w:eastAsia="it-IT"/>
+              </w:rPr>
+              <w:t>"Request from NOT AUTHORIZED number"</w:t>
+            </w:r>
+          </w:p>
+        </w:tc>
+        <w:tc>
+          <w:tcPr>
+            <w:tcW w:w="992" w:type="dxa"/>
+            <w:vAlign w:val="center"/>
+          </w:tcPr>
+          <w:p>
+            <w:pPr>
+              <w:spacing w:line="330" w:lineRule="atLeast"/>
+              <w:jc w:val="center"/>
+              <w:rPr>
+                <w:rFonts w:ascii="Arial" w:eastAsia="Times New Roman" w:hAnsi="Arial" w:cs="Arial"/>
+                <w:sz w:val="16"/>
+                <w:szCs w:val="16"/>
+                <w:lang w:val="en-US" w:eastAsia="it-IT"/>
+              </w:rPr>
+            </w:pPr>
+          </w:p>
+        </w:tc>
+      </w:tr>
+      <w:tr>
+        <w:trPr>
+          <w:jc w:val="center"/>
+        </w:trPr>
+        <w:tc>
+          <w:tcPr>
+            <w:tcW w:w="704" w:type="dxa"/>
+            <w:vAlign w:val="center"/>
+          </w:tcPr>
+          <w:p>
+            <w:pPr>
+              <w:spacing w:line="330" w:lineRule="atLeast"/>
+              <w:jc w:val="center"/>
+              <w:rPr>
+                <w:rFonts w:ascii="Arial" w:eastAsia="Times New Roman" w:hAnsi="Arial" w:cs="Arial"/>
+                <w:sz w:val="16"/>
+                <w:szCs w:val="16"/>
+                <w:lang w:val="en-US" w:eastAsia="it-IT"/>
+              </w:rPr>
+            </w:pPr>
+            <w:r>
+              <w:rPr>
+                <w:rFonts w:ascii="Arial" w:eastAsia="Times New Roman" w:hAnsi="Arial" w:cs="Arial"/>
+                <w:sz w:val="16"/>
+                <w:szCs w:val="16"/>
+                <w:lang w:val="en-US" w:eastAsia="it-IT"/>
+              </w:rPr>
+              <w:t>3.6</w:t>
             </w:r>
           </w:p>
         </w:tc>
@@ -9376,6 +9853,7 @@
                 <w:szCs w:val="16"/>
                 <w:lang w:val="en-US" w:eastAsia="it-IT"/>
               </w:rPr>
+              <w:lastRenderedPageBreak/>
               <w:t>”Authorized phone n." con:</w:t>
             </w:r>
           </w:p>
@@ -9475,7 +9953,7 @@
           <w:rFonts w:ascii="Arial" w:eastAsia="Times New Roman" w:hAnsi="Arial" w:cs="Arial"/>
           <w:sz w:val="24"/>
           <w:szCs w:val="24"/>
-          <w:lang w:val="en-US" w:eastAsia="it-IT"/>
+          <w:lang w:eastAsia="it-IT"/>
         </w:rPr>
       </w:pPr>
     </w:p>
@@ -14149,7 +14627,6 @@
   <w:style w:type="character" w:default="1" w:styleId="Carpredefinitoparagrafo">
     <w:name w:val="Default Paragraph Font"/>
     <w:uiPriority w:val="1"/>
-    <w:semiHidden/>
     <w:unhideWhenUsed/>
   </w:style>
   <w:style w:type="table" w:default="1" w:styleId="Tabellanormale">

--- a/SMS Manager for Power monitoring.docx
+++ b/SMS Manager for Power monitoring.docx
@@ -66,6 +66,7 @@
         </w:rPr>
         <w:t xml:space="preserve">  </w:t>
       </w:r>
+      <w:proofErr w:type="spellStart"/>
       <w:r>
         <w:rPr>
           <w:rFonts w:ascii="Arial" w:eastAsia="Times New Roman" w:hAnsi="Arial" w:cs="Arial"/>
@@ -76,7 +77,20 @@
           <w:szCs w:val="28"/>
           <w:lang w:val="en-US" w:eastAsia="it-IT"/>
         </w:rPr>
-        <w:t>Specifiche:</w:t>
+        <w:t>Specifiche</w:t>
+      </w:r>
+      <w:proofErr w:type="spellEnd"/>
+      <w:r>
+        <w:rPr>
+          <w:rFonts w:ascii="Arial" w:eastAsia="Times New Roman" w:hAnsi="Arial" w:cs="Arial"/>
+          <w:b/>
+          <w:bCs/>
+          <w:color w:val="000000" w:themeColor="text1"/>
+          <w:sz w:val="28"/>
+          <w:szCs w:val="28"/>
+          <w:lang w:val="en-US" w:eastAsia="it-IT"/>
+        </w:rPr>
+        <w:t>:</w:t>
       </w:r>
     </w:p>
     <w:p>
@@ -130,7 +144,29 @@
           <w:szCs w:val="24"/>
           <w:lang w:eastAsia="it-IT"/>
         </w:rPr>
-        <w:t>  - OK    Reinizializzazione ogni 24 ore (ogni giorno) ad ora prestabilita</w:t>
+        <w:t>  - OK    </w:t>
+      </w:r>
+      <w:proofErr w:type="spellStart"/>
+      <w:r>
+        <w:rPr>
+          <w:rFonts w:ascii="Arial" w:eastAsia="Times New Roman" w:hAnsi="Arial" w:cs="Arial"/>
+          <w:color w:val="000000" w:themeColor="text1"/>
+          <w:sz w:val="24"/>
+          <w:szCs w:val="24"/>
+          <w:lang w:eastAsia="it-IT"/>
+        </w:rPr>
+        <w:t>Reinizializzazione</w:t>
+      </w:r>
+      <w:proofErr w:type="spellEnd"/>
+      <w:r>
+        <w:rPr>
+          <w:rFonts w:ascii="Arial" w:eastAsia="Times New Roman" w:hAnsi="Arial" w:cs="Arial"/>
+          <w:color w:val="000000" w:themeColor="text1"/>
+          <w:sz w:val="24"/>
+          <w:szCs w:val="24"/>
+          <w:lang w:eastAsia="it-IT"/>
+        </w:rPr>
+        <w:t xml:space="preserve"> ogni 24 ore (ogni giorno) ad ora prestabilita</w:t>
       </w:r>
     </w:p>
     <w:p>
@@ -554,6 +590,131 @@
     </w:p>
     <w:p>
       <w:pPr>
+        <w:spacing w:after="0" w:line="330" w:lineRule="atLeast"/>
+        <w:ind w:left="142"/>
+        <w:rPr>
+          <w:rFonts w:ascii="Arial" w:eastAsia="Times New Roman" w:hAnsi="Arial" w:cs="Arial"/>
+          <w:color w:val="000000" w:themeColor="text1"/>
+          <w:sz w:val="24"/>
+          <w:szCs w:val="24"/>
+          <w:lang w:eastAsia="it-IT"/>
+        </w:rPr>
+      </w:pPr>
+      <w:r>
+        <w:rPr>
+          <w:rFonts w:ascii="Arial" w:eastAsia="Times New Roman" w:hAnsi="Arial" w:cs="Arial"/>
+          <w:color w:val="000000" w:themeColor="text1"/>
+          <w:sz w:val="24"/>
+          <w:szCs w:val="24"/>
+          <w:lang w:eastAsia="it-IT"/>
+        </w:rPr>
+        <w:t>- OK</w:t>
+      </w:r>
+      <w:r>
+        <w:rPr>
+          <w:rFonts w:ascii="Arial" w:eastAsia="Times New Roman" w:hAnsi="Arial" w:cs="Arial"/>
+          <w:color w:val="000000" w:themeColor="text1"/>
+          <w:sz w:val="24"/>
+          <w:szCs w:val="24"/>
+          <w:lang w:eastAsia="it-IT"/>
+        </w:rPr>
+        <w:t xml:space="preserve"> Gestione PIN permette di cambiare il PIN da telefono anonimo per impostare il numero Master</w:t>
+      </w:r>
+      <w:r>
+        <w:rPr>
+          <w:rFonts w:ascii="Arial" w:eastAsia="Times New Roman" w:hAnsi="Arial" w:cs="Arial"/>
+          <w:color w:val="000000" w:themeColor="text1"/>
+          <w:sz w:val="24"/>
+          <w:szCs w:val="24"/>
+          <w:lang w:eastAsia="it-IT"/>
+        </w:rPr>
+        <w:t xml:space="preserve"> (</w:t>
+      </w:r>
+      <w:proofErr w:type="spellStart"/>
+      <w:r>
+        <w:rPr>
+          <w:rFonts w:ascii="Arial" w:eastAsia="Times New Roman" w:hAnsi="Arial" w:cs="Arial"/>
+          <w:color w:val="000000" w:themeColor="text1"/>
+          <w:sz w:val="24"/>
+          <w:szCs w:val="24"/>
+          <w:lang w:eastAsia="it-IT"/>
+        </w:rPr>
+        <w:t>cmd</w:t>
+      </w:r>
+      <w:proofErr w:type="spellEnd"/>
+      <w:r>
+        <w:rPr>
+          <w:rFonts w:ascii="Arial" w:eastAsia="Times New Roman" w:hAnsi="Arial" w:cs="Arial"/>
+          <w:color w:val="000000" w:themeColor="text1"/>
+          <w:sz w:val="24"/>
+          <w:szCs w:val="24"/>
+          <w:lang w:eastAsia="it-IT"/>
+        </w:rPr>
+        <w:t xml:space="preserve"> M) </w:t>
+      </w:r>
+      <w:r>
+        <w:rPr>
+          <w:rFonts w:ascii="Arial" w:eastAsia="Times New Roman" w:hAnsi="Arial" w:cs="Arial"/>
+          <w:color w:val="000000" w:themeColor="text1"/>
+          <w:sz w:val="24"/>
+          <w:szCs w:val="24"/>
+          <w:lang w:eastAsia="it-IT"/>
+        </w:rPr>
+        <w:t xml:space="preserve">- </w:t>
+      </w:r>
+      <w:r>
+        <w:rPr>
+          <w:rFonts w:ascii="Arial" w:eastAsia="Times New Roman" w:hAnsi="Arial" w:cs="Arial"/>
+          <w:color w:val="EE0000"/>
+          <w:sz w:val="24"/>
+          <w:szCs w:val="24"/>
+          <w:lang w:eastAsia="it-IT"/>
+        </w:rPr>
+        <w:t>Fare lo stesso con i</w:t>
+      </w:r>
+      <w:r>
+        <w:rPr>
+          <w:rFonts w:ascii="Arial" w:eastAsia="Times New Roman" w:hAnsi="Arial" w:cs="Arial"/>
+          <w:color w:val="EE0000"/>
+          <w:sz w:val="24"/>
+          <w:szCs w:val="24"/>
+          <w:lang w:eastAsia="it-IT"/>
+        </w:rPr>
+        <w:t>l</w:t>
+      </w:r>
+      <w:r>
+        <w:rPr>
+          <w:rFonts w:ascii="Arial" w:eastAsia="Times New Roman" w:hAnsi="Arial" w:cs="Arial"/>
+          <w:color w:val="EE0000"/>
+          <w:sz w:val="24"/>
+          <w:szCs w:val="24"/>
+          <w:lang w:eastAsia="it-IT"/>
+        </w:rPr>
+        <w:t xml:space="preserve"> comand</w:t>
+      </w:r>
+      <w:r>
+        <w:rPr>
+          <w:rFonts w:ascii="Arial" w:eastAsia="Times New Roman" w:hAnsi="Arial" w:cs="Arial"/>
+          <w:color w:val="EE0000"/>
+          <w:sz w:val="24"/>
+          <w:szCs w:val="24"/>
+          <w:lang w:eastAsia="it-IT"/>
+        </w:rPr>
+        <w:t>o</w:t>
+      </w:r>
+      <w:r>
+        <w:rPr>
+          <w:rFonts w:ascii="Arial" w:eastAsia="Times New Roman" w:hAnsi="Arial" w:cs="Arial"/>
+          <w:color w:val="EE0000"/>
+          <w:sz w:val="24"/>
+          <w:szCs w:val="24"/>
+          <w:lang w:eastAsia="it-IT"/>
+        </w:rPr>
+        <w:t xml:space="preserve"> E</w:t>
+      </w:r>
+    </w:p>
+    <w:p>
+      <w:pPr>
         <w:spacing w:after="240" w:line="330" w:lineRule="atLeast"/>
         <w:rPr>
           <w:rFonts w:ascii="Arial" w:eastAsia="Times New Roman" w:hAnsi="Arial" w:cs="Arial"/>
@@ -666,7 +827,31 @@
           <w:u w:val="single"/>
           <w:lang w:eastAsia="it-IT"/>
         </w:rPr>
-        <w:t>Monitora la tensione di rete tramite un trasformatore e la libreria EmonLib.</w:t>
+        <w:t xml:space="preserve">Monitora la tensione di rete tramite un trasformatore e la libreria </w:t>
+      </w:r>
+      <w:proofErr w:type="spellStart"/>
+      <w:r>
+        <w:rPr>
+          <w:rFonts w:ascii="Arial" w:eastAsia="Times New Roman" w:hAnsi="Arial" w:cs="Arial"/>
+          <w:color w:val="000000" w:themeColor="text1"/>
+          <w:sz w:val="24"/>
+          <w:szCs w:val="24"/>
+          <w:u w:val="single"/>
+          <w:lang w:eastAsia="it-IT"/>
+        </w:rPr>
+        <w:t>EmonLib</w:t>
+      </w:r>
+      <w:proofErr w:type="spellEnd"/>
+      <w:r>
+        <w:rPr>
+          <w:rFonts w:ascii="Arial" w:eastAsia="Times New Roman" w:hAnsi="Arial" w:cs="Arial"/>
+          <w:color w:val="000000" w:themeColor="text1"/>
+          <w:sz w:val="24"/>
+          <w:szCs w:val="24"/>
+          <w:u w:val="single"/>
+          <w:lang w:eastAsia="it-IT"/>
+        </w:rPr>
+        <w:t>.</w:t>
       </w:r>
     </w:p>
     <w:p>
@@ -808,6 +993,7 @@
         </w:rPr>
         <w:t xml:space="preserve">- </w:t>
       </w:r>
+      <w:proofErr w:type="spellStart"/>
       <w:r>
         <w:rPr>
           <w:rFonts w:ascii="Arial" w:eastAsia="Times New Roman" w:hAnsi="Arial" w:cs="Arial"/>
@@ -820,6 +1006,7 @@
         </w:rPr>
         <w:t>M+numero</w:t>
       </w:r>
+      <w:proofErr w:type="spellEnd"/>
       <w:r>
         <w:rPr>
           <w:rFonts w:ascii="Arial" w:eastAsia="Times New Roman" w:hAnsi="Arial" w:cs="Arial"/>
@@ -1139,6 +1326,7 @@
           <w:szCs w:val="24"/>
           <w:lang w:eastAsia="it-IT"/>
         </w:rPr>
+        <w:lastRenderedPageBreak/>
         <w:t xml:space="preserve">- </w:t>
       </w:r>
       <w:r>
@@ -1199,7 +1387,6 @@
           <w:szCs w:val="24"/>
           <w:lang w:eastAsia="it-IT"/>
         </w:rPr>
-        <w:lastRenderedPageBreak/>
         <w:t xml:space="preserve">- </w:t>
       </w:r>
       <w:r>
@@ -1584,6 +1771,184 @@
         <w:ind w:left="708"/>
         <w:rPr>
           <w:rFonts w:ascii="Arial" w:eastAsia="Times New Roman" w:hAnsi="Arial" w:cs="Arial"/>
+          <w:b/>
+          <w:bCs/>
+          <w:color w:val="00B050"/>
+          <w:sz w:val="24"/>
+          <w:szCs w:val="24"/>
+          <w:lang w:eastAsia="it-IT"/>
+        </w:rPr>
+      </w:pPr>
+    </w:p>
+    <w:p>
+      <w:pPr>
+        <w:spacing w:after="0" w:line="330" w:lineRule="atLeast"/>
+        <w:ind w:left="708"/>
+        <w:rPr>
+          <w:rFonts w:ascii="Arial" w:eastAsia="Times New Roman" w:hAnsi="Arial" w:cs="Arial"/>
+          <w:color w:val="000000" w:themeColor="text1"/>
+          <w:sz w:val="24"/>
+          <w:szCs w:val="24"/>
+          <w:lang w:val="en-US" w:eastAsia="it-IT"/>
+        </w:rPr>
+      </w:pPr>
+      <w:r>
+        <w:rPr>
+          <w:rFonts w:ascii="Arial" w:eastAsia="Times New Roman" w:hAnsi="Arial" w:cs="Arial"/>
+          <w:color w:val="000000" w:themeColor="text1"/>
+          <w:sz w:val="24"/>
+          <w:szCs w:val="24"/>
+          <w:lang w:val="en-US" w:eastAsia="it-IT"/>
+        </w:rPr>
+        <w:t xml:space="preserve">- </w:t>
+      </w:r>
+      <w:r>
+        <w:rPr>
+          <w:rFonts w:ascii="Arial" w:eastAsia="Times New Roman" w:hAnsi="Arial" w:cs="Arial"/>
+          <w:b/>
+          <w:bCs/>
+          <w:color w:val="000000" w:themeColor="text1"/>
+          <w:sz w:val="24"/>
+          <w:szCs w:val="24"/>
+          <w:lang w:val="en-US" w:eastAsia="it-IT"/>
+        </w:rPr>
+        <w:t>P</w:t>
+      </w:r>
+      <w:r>
+        <w:rPr>
+          <w:rFonts w:ascii="Arial" w:eastAsia="Times New Roman" w:hAnsi="Arial" w:cs="Arial"/>
+          <w:color w:val="000000" w:themeColor="text1"/>
+          <w:sz w:val="24"/>
+          <w:szCs w:val="24"/>
+          <w:lang w:val="en-US" w:eastAsia="it-IT"/>
+        </w:rPr>
+        <w:t xml:space="preserve"> </w:t>
+      </w:r>
+      <w:r>
+        <w:rPr>
+          <w:rFonts w:ascii="Arial" w:eastAsia="Times New Roman" w:hAnsi="Arial" w:cs="Arial"/>
+          <w:color w:val="000000" w:themeColor="text1"/>
+          <w:sz w:val="24"/>
+          <w:szCs w:val="24"/>
+          <w:lang w:val="en-US" w:eastAsia="it-IT"/>
+        </w:rPr>
+        <w:t xml:space="preserve">Pin Old Pin New </w:t>
+      </w:r>
+      <w:r>
+        <w:rPr>
+          <w:rFonts w:ascii="Arial" w:eastAsia="Times New Roman" w:hAnsi="Arial" w:cs="Arial"/>
+          <w:color w:val="000000" w:themeColor="text1"/>
+          <w:sz w:val="24"/>
+          <w:szCs w:val="24"/>
+          <w:lang w:val="en-US" w:eastAsia="it-IT"/>
+        </w:rPr>
+        <w:t xml:space="preserve">→ </w:t>
+      </w:r>
+      <w:proofErr w:type="spellStart"/>
+      <w:r>
+        <w:rPr>
+          <w:rFonts w:ascii="Arial" w:eastAsia="Times New Roman" w:hAnsi="Arial" w:cs="Arial"/>
+          <w:color w:val="000000" w:themeColor="text1"/>
+          <w:sz w:val="24"/>
+          <w:szCs w:val="24"/>
+          <w:lang w:val="en-US" w:eastAsia="it-IT"/>
+        </w:rPr>
+        <w:t>Aggiorna</w:t>
+      </w:r>
+      <w:proofErr w:type="spellEnd"/>
+      <w:r>
+        <w:rPr>
+          <w:rFonts w:ascii="Arial" w:eastAsia="Times New Roman" w:hAnsi="Arial" w:cs="Arial"/>
+          <w:color w:val="000000" w:themeColor="text1"/>
+          <w:sz w:val="24"/>
+          <w:szCs w:val="24"/>
+          <w:lang w:val="en-US" w:eastAsia="it-IT"/>
+        </w:rPr>
+        <w:t xml:space="preserve"> PIN</w:t>
+      </w:r>
+    </w:p>
+    <w:p>
+      <w:pPr>
+        <w:spacing w:after="0" w:line="330" w:lineRule="atLeast"/>
+        <w:ind w:left="708"/>
+        <w:rPr>
+          <w:rFonts w:ascii="Arial" w:eastAsia="Times New Roman" w:hAnsi="Arial" w:cs="Arial"/>
+          <w:b/>
+          <w:bCs/>
+          <w:color w:val="00B050"/>
+          <w:sz w:val="24"/>
+          <w:szCs w:val="24"/>
+          <w:u w:val="single"/>
+          <w:lang w:eastAsia="it-IT"/>
+        </w:rPr>
+      </w:pPr>
+      <w:r>
+        <w:rPr>
+          <w:rFonts w:ascii="Arial" w:eastAsia="Times New Roman" w:hAnsi="Arial" w:cs="Arial"/>
+          <w:b/>
+          <w:bCs/>
+          <w:color w:val="00B050"/>
+          <w:sz w:val="24"/>
+          <w:szCs w:val="24"/>
+          <w:lang w:eastAsia="it-IT"/>
+        </w:rPr>
+        <w:t xml:space="preserve">- </w:t>
+      </w:r>
+      <w:r>
+        <w:rPr>
+          <w:rFonts w:ascii="Arial" w:eastAsia="Times New Roman" w:hAnsi="Arial" w:cs="Arial"/>
+          <w:b/>
+          <w:bCs/>
+          <w:color w:val="00B050"/>
+          <w:sz w:val="24"/>
+          <w:szCs w:val="24"/>
+          <w:lang w:eastAsia="it-IT"/>
+        </w:rPr>
+        <w:t>S</w:t>
+      </w:r>
+      <w:r>
+        <w:rPr>
+          <w:rFonts w:ascii="Arial" w:eastAsia="Times New Roman" w:hAnsi="Arial" w:cs="Arial"/>
+          <w:b/>
+          <w:bCs/>
+          <w:color w:val="00B050"/>
+          <w:sz w:val="24"/>
+          <w:szCs w:val="24"/>
+          <w:lang w:eastAsia="it-IT"/>
+        </w:rPr>
+        <w:t xml:space="preserve">olo se numero </w:t>
+      </w:r>
+      <w:r>
+        <w:rPr>
+          <w:rFonts w:ascii="Arial" w:eastAsia="Times New Roman" w:hAnsi="Arial" w:cs="Arial"/>
+          <w:b/>
+          <w:bCs/>
+          <w:color w:val="00B050"/>
+          <w:sz w:val="24"/>
+          <w:szCs w:val="24"/>
+          <w:lang w:eastAsia="it-IT"/>
+        </w:rPr>
+        <w:t>M</w:t>
+      </w:r>
+      <w:r>
+        <w:rPr>
+          <w:rFonts w:ascii="Arial" w:eastAsia="Times New Roman" w:hAnsi="Arial" w:cs="Arial"/>
+          <w:b/>
+          <w:bCs/>
+          <w:color w:val="00B050"/>
+          <w:sz w:val="24"/>
+          <w:szCs w:val="24"/>
+          <w:lang w:eastAsia="it-IT"/>
+        </w:rPr>
+        <w:t>aster</w:t>
+      </w:r>
+    </w:p>
+    <w:p>
+      <w:pPr>
+        <w:spacing w:after="0" w:line="330" w:lineRule="atLeast"/>
+        <w:ind w:left="708"/>
+        <w:rPr>
+          <w:rFonts w:ascii="Arial" w:eastAsia="Times New Roman" w:hAnsi="Arial" w:cs="Arial"/>
           <w:color w:val="000000" w:themeColor="text1"/>
           <w:sz w:val="24"/>
           <w:szCs w:val="24"/>
@@ -1705,6 +2070,66 @@
           <w:lang w:eastAsia="it-IT"/>
         </w:rPr>
         <w:t>Accetta qualsiasi numero</w:t>
+      </w:r>
+      <w:r>
+        <w:rPr>
+          <w:rFonts w:ascii="Arial" w:eastAsia="Times New Roman" w:hAnsi="Arial" w:cs="Arial"/>
+          <w:b/>
+          <w:bCs/>
+          <w:color w:val="A8D08D" w:themeColor="accent6" w:themeTint="99"/>
+          <w:sz w:val="24"/>
+          <w:szCs w:val="24"/>
+          <w:lang w:eastAsia="it-IT"/>
+        </w:rPr>
+        <w:t xml:space="preserve"> </w:t>
+      </w:r>
+      <w:r>
+        <w:rPr>
+          <w:rFonts w:ascii="Arial" w:eastAsia="Times New Roman" w:hAnsi="Arial" w:cs="Arial"/>
+          <w:b/>
+          <w:bCs/>
+          <w:color w:val="EE0000"/>
+          <w:sz w:val="24"/>
+          <w:szCs w:val="24"/>
+          <w:lang w:eastAsia="it-IT"/>
+        </w:rPr>
+        <w:t>Da g</w:t>
+      </w:r>
+      <w:r>
+        <w:rPr>
+          <w:rFonts w:ascii="Arial" w:eastAsia="Times New Roman" w:hAnsi="Arial" w:cs="Arial"/>
+          <w:b/>
+          <w:bCs/>
+          <w:color w:val="EE0000"/>
+          <w:sz w:val="24"/>
+          <w:szCs w:val="24"/>
+          <w:lang w:eastAsia="it-IT"/>
+        </w:rPr>
+        <w:t>esti</w:t>
+      </w:r>
+      <w:r>
+        <w:rPr>
+          <w:rFonts w:ascii="Arial" w:eastAsia="Times New Roman" w:hAnsi="Arial" w:cs="Arial"/>
+          <w:b/>
+          <w:bCs/>
+          <w:color w:val="EE0000"/>
+          <w:sz w:val="24"/>
+          <w:szCs w:val="24"/>
+          <w:lang w:eastAsia="it-IT"/>
+        </w:rPr>
+        <w:t>re</w:t>
+      </w:r>
+      <w:r>
+        <w:rPr>
+          <w:rFonts w:ascii="Arial" w:eastAsia="Times New Roman" w:hAnsi="Arial" w:cs="Arial"/>
+          <w:b/>
+          <w:bCs/>
+          <w:color w:val="EE0000"/>
+          <w:sz w:val="24"/>
+          <w:szCs w:val="24"/>
+          <w:lang w:eastAsia="it-IT"/>
+        </w:rPr>
+        <w:t xml:space="preserve"> con pin</w:t>
       </w:r>
     </w:p>
     <w:p>
@@ -2054,6 +2479,7 @@
                 <w:lang w:eastAsia="it-IT"/>
               </w:rPr>
             </w:pPr>
+            <w:proofErr w:type="spellStart"/>
             <w:r>
               <w:rPr>
                 <w:rFonts w:ascii="Arial" w:eastAsia="Times New Roman" w:hAnsi="Arial" w:cs="Arial"/>
@@ -2064,6 +2490,7 @@
               </w:rPr>
               <w:t>Command</w:t>
             </w:r>
+            <w:proofErr w:type="spellEnd"/>
           </w:p>
         </w:tc>
         <w:tc>
@@ -2507,7 +2934,29 @@
                 <w:szCs w:val="24"/>
                 <w:lang w:val="en-US" w:eastAsia="it-IT"/>
               </w:rPr>
-              <w:t>Delete in EEPROM and phoneAut auxiliaries phone numbers except the Authorized MASTER[0]</w:t>
+              <w:t xml:space="preserve">Delete in EEPROM and </w:t>
+            </w:r>
+            <w:proofErr w:type="spellStart"/>
+            <w:r>
+              <w:rPr>
+                <w:rFonts w:ascii="Arial" w:eastAsia="Times New Roman" w:hAnsi="Arial" w:cs="Arial"/>
+                <w:color w:val="000000" w:themeColor="text1"/>
+                <w:sz w:val="24"/>
+                <w:szCs w:val="24"/>
+                <w:lang w:val="en-US" w:eastAsia="it-IT"/>
+              </w:rPr>
+              <w:t>phoneAut</w:t>
+            </w:r>
+            <w:proofErr w:type="spellEnd"/>
+            <w:r>
+              <w:rPr>
+                <w:rFonts w:ascii="Arial" w:eastAsia="Times New Roman" w:hAnsi="Arial" w:cs="Arial"/>
+                <w:color w:val="000000" w:themeColor="text1"/>
+                <w:sz w:val="24"/>
+                <w:szCs w:val="24"/>
+                <w:lang w:val="en-US" w:eastAsia="it-IT"/>
+              </w:rPr>
+              <w:t xml:space="preserve"> auxiliaries phone numbers except the Authorized MASTER[0]</w:t>
             </w:r>
           </w:p>
           <w:p>
@@ -3175,6 +3624,145 @@
           </w:p>
         </w:tc>
       </w:tr>
+      <w:tr>
+        <w:tc>
+          <w:tcPr>
+            <w:tcW w:w="1324" w:type="dxa"/>
+            <w:vAlign w:val="center"/>
+          </w:tcPr>
+          <w:p>
+            <w:pPr>
+              <w:spacing w:line="330" w:lineRule="atLeast"/>
+              <w:jc w:val="center"/>
+              <w:rPr>
+                <w:rFonts w:ascii="Arial" w:eastAsia="Times New Roman" w:hAnsi="Arial" w:cs="Arial"/>
+                <w:b/>
+                <w:bCs/>
+                <w:color w:val="000000" w:themeColor="text1"/>
+                <w:sz w:val="32"/>
+                <w:szCs w:val="32"/>
+                <w:lang w:eastAsia="it-IT"/>
+              </w:rPr>
+            </w:pPr>
+            <w:r>
+              <w:rPr>
+                <w:rFonts w:ascii="Arial" w:eastAsia="Times New Roman" w:hAnsi="Arial" w:cs="Arial"/>
+                <w:b/>
+                <w:bCs/>
+                <w:color w:val="000000" w:themeColor="text1"/>
+                <w:sz w:val="32"/>
+                <w:szCs w:val="32"/>
+                <w:lang w:eastAsia="it-IT"/>
+              </w:rPr>
+              <w:t>P</w:t>
+            </w:r>
+          </w:p>
+        </w:tc>
+        <w:tc>
+          <w:tcPr>
+            <w:tcW w:w="1365" w:type="dxa"/>
+            <w:vAlign w:val="center"/>
+          </w:tcPr>
+          <w:p>
+            <w:pPr>
+              <w:spacing w:line="330" w:lineRule="atLeast"/>
+              <w:jc w:val="center"/>
+              <w:rPr>
+                <w:rFonts w:ascii="Arial" w:eastAsia="Times New Roman" w:hAnsi="Arial" w:cs="Arial"/>
+                <w:b/>
+                <w:bCs/>
+                <w:color w:val="000000" w:themeColor="text1"/>
+                <w:sz w:val="24"/>
+                <w:szCs w:val="24"/>
+                <w:lang w:eastAsia="it-IT"/>
+              </w:rPr>
+            </w:pPr>
+            <w:r>
+              <w:rPr>
+                <w:rFonts w:ascii="Arial" w:eastAsia="Times New Roman" w:hAnsi="Arial" w:cs="Arial"/>
+                <w:b/>
+                <w:bCs/>
+                <w:color w:val="000000" w:themeColor="text1"/>
+                <w:sz w:val="24"/>
+                <w:szCs w:val="24"/>
+                <w:lang w:eastAsia="it-IT"/>
+              </w:rPr>
+              <w:t>x</w:t>
+            </w:r>
+          </w:p>
+        </w:tc>
+        <w:tc>
+          <w:tcPr>
+            <w:tcW w:w="1559" w:type="dxa"/>
+            <w:vAlign w:val="center"/>
+          </w:tcPr>
+          <w:p>
+            <w:pPr>
+              <w:spacing w:line="330" w:lineRule="atLeast"/>
+              <w:jc w:val="center"/>
+              <w:rPr>
+                <w:rFonts w:ascii="Arial" w:eastAsia="Times New Roman" w:hAnsi="Arial" w:cs="Arial"/>
+                <w:b/>
+                <w:bCs/>
+                <w:color w:val="000000" w:themeColor="text1"/>
+                <w:sz w:val="24"/>
+                <w:szCs w:val="24"/>
+                <w:lang w:eastAsia="it-IT"/>
+              </w:rPr>
+            </w:pPr>
+          </w:p>
+        </w:tc>
+        <w:tc>
+          <w:tcPr>
+            <w:tcW w:w="1276" w:type="dxa"/>
+            <w:vAlign w:val="center"/>
+          </w:tcPr>
+          <w:p>
+            <w:pPr>
+              <w:spacing w:line="330" w:lineRule="atLeast"/>
+              <w:jc w:val="center"/>
+              <w:rPr>
+                <w:rFonts w:ascii="Arial" w:eastAsia="Times New Roman" w:hAnsi="Arial" w:cs="Arial"/>
+                <w:b/>
+                <w:bCs/>
+                <w:color w:val="000000" w:themeColor="text1"/>
+                <w:sz w:val="24"/>
+                <w:szCs w:val="24"/>
+                <w:lang w:eastAsia="it-IT"/>
+              </w:rPr>
+            </w:pPr>
+          </w:p>
+        </w:tc>
+        <w:tc>
+          <w:tcPr>
+            <w:tcW w:w="4104" w:type="dxa"/>
+            <w:vAlign w:val="center"/>
+          </w:tcPr>
+          <w:p>
+            <w:pPr>
+              <w:spacing w:line="330" w:lineRule="atLeast"/>
+              <w:jc w:val="center"/>
+              <w:rPr>
+                <w:rFonts w:ascii="Arial" w:eastAsia="Times New Roman" w:hAnsi="Arial" w:cs="Arial"/>
+                <w:color w:val="000000" w:themeColor="text1"/>
+                <w:sz w:val="24"/>
+                <w:szCs w:val="24"/>
+                <w:lang w:eastAsia="it-IT"/>
+              </w:rPr>
+            </w:pPr>
+            <w:r>
+              <w:rPr>
+                <w:rFonts w:ascii="Arial" w:eastAsia="Times New Roman" w:hAnsi="Arial" w:cs="Arial"/>
+                <w:color w:val="000000" w:themeColor="text1"/>
+                <w:sz w:val="24"/>
+                <w:szCs w:val="24"/>
+                <w:lang w:eastAsia="it-IT"/>
+              </w:rPr>
+              <w:t>Aggiorna PIN</w:t>
+            </w:r>
+          </w:p>
+        </w:tc>
+      </w:tr>
     </w:tbl>
     <w:p>
       <w:pPr>
@@ -3275,15 +3863,27 @@
           <w:lang w:eastAsia="it-IT"/>
         </w:rPr>
       </w:pPr>
-      <w:r>
-        <w:rPr>
-          <w:rFonts w:ascii="Arial" w:eastAsia="Times New Roman" w:hAnsi="Arial" w:cs="Arial"/>
-          <w:color w:val="000000" w:themeColor="text1"/>
-          <w:sz w:val="24"/>
-          <w:szCs w:val="24"/>
-          <w:lang w:eastAsia="it-IT"/>
-        </w:rPr>
-        <w:t>EEPROM.read(5) Indicatore Rete presente (0) Rete assente (1)</w:t>
+      <w:proofErr w:type="spellStart"/>
+      <w:r>
+        <w:rPr>
+          <w:rFonts w:ascii="Arial" w:eastAsia="Times New Roman" w:hAnsi="Arial" w:cs="Arial"/>
+          <w:color w:val="000000" w:themeColor="text1"/>
+          <w:sz w:val="24"/>
+          <w:szCs w:val="24"/>
+          <w:lang w:eastAsia="it-IT"/>
+        </w:rPr>
+        <w:t>EEPROM.read</w:t>
+      </w:r>
+      <w:proofErr w:type="spellEnd"/>
+      <w:r>
+        <w:rPr>
+          <w:rFonts w:ascii="Arial" w:eastAsia="Times New Roman" w:hAnsi="Arial" w:cs="Arial"/>
+          <w:color w:val="000000" w:themeColor="text1"/>
+          <w:sz w:val="24"/>
+          <w:szCs w:val="24"/>
+          <w:lang w:eastAsia="it-IT"/>
+        </w:rPr>
+        <w:t>(5) Indicatore Rete presente (0) Rete assente (1)</w:t>
       </w:r>
     </w:p>
     <w:p>
@@ -3575,19 +4175,42 @@
         </w:rPr>
         <w:t>chiama </w:t>
       </w:r>
-      <w:hyperlink r:id="rId7" w:history="1">
-        <w:r>
-          <w:rPr>
-            <w:rFonts w:ascii="Segoe UI" w:eastAsia="Times New Roman" w:hAnsi="Segoe UI" w:cs="Segoe UI"/>
-            <w:color w:val="000000" w:themeColor="text1"/>
-            <w:sz w:val="18"/>
-            <w:szCs w:val="18"/>
-            <w:bdr w:val="single" w:sz="4" w:space="1" w:color="auto" w:frame="1"/>
-            <w:lang w:eastAsia="it-IT"/>
-          </w:rPr>
-          <w:t>initgsm()</w:t>
-        </w:r>
-      </w:hyperlink>
+      <w:proofErr w:type="spellStart"/>
+      <w:r>
+        <w:fldChar w:fldCharType="begin"/>
+      </w:r>
+      <w:r>
+        <w:instrText>HYPERLINK "vscode-file://vscode-app/c:/Users/Massimo/AppData/Local/Programs/Microsoft%20VS%20Code/f6cfa2ea24/resources/app/out/vs/code/electron-browser/workbench/workbench.html"</w:instrText>
+      </w:r>
+      <w:r>
+        <w:fldChar w:fldCharType="separate"/>
+      </w:r>
+      <w:r>
+        <w:rPr>
+          <w:rFonts w:ascii="Segoe UI" w:eastAsia="Times New Roman" w:hAnsi="Segoe UI" w:cs="Segoe UI"/>
+          <w:color w:val="000000" w:themeColor="text1"/>
+          <w:sz w:val="18"/>
+          <w:szCs w:val="18"/>
+          <w:bdr w:val="single" w:sz="4" w:space="1" w:color="auto" w:frame="1"/>
+          <w:lang w:eastAsia="it-IT"/>
+        </w:rPr>
+        <w:t>initgsm</w:t>
+      </w:r>
+      <w:proofErr w:type="spellEnd"/>
+      <w:r>
+        <w:rPr>
+          <w:rFonts w:ascii="Segoe UI" w:eastAsia="Times New Roman" w:hAnsi="Segoe UI" w:cs="Segoe UI"/>
+          <w:color w:val="000000" w:themeColor="text1"/>
+          <w:sz w:val="18"/>
+          <w:szCs w:val="18"/>
+          <w:bdr w:val="single" w:sz="4" w:space="1" w:color="auto" w:frame="1"/>
+          <w:lang w:eastAsia="it-IT"/>
+        </w:rPr>
+        <w:t>()</w:t>
+      </w:r>
+      <w:r>
+        <w:fldChar w:fldCharType="end"/>
+      </w:r>
     </w:p>
     <w:p>
       <w:pPr>
@@ -3614,19 +4237,42 @@
         </w:rPr>
         <w:t>imposta </w:t>
       </w:r>
-      <w:hyperlink r:id="rId8" w:history="1">
-        <w:r>
-          <w:rPr>
-            <w:rFonts w:ascii="Segoe UI" w:eastAsia="Times New Roman" w:hAnsi="Segoe UI" w:cs="Segoe UI"/>
-            <w:color w:val="000000" w:themeColor="text1"/>
-            <w:sz w:val="18"/>
-            <w:szCs w:val="18"/>
-            <w:bdr w:val="single" w:sz="4" w:space="1" w:color="auto" w:frame="1"/>
-            <w:lang w:eastAsia="it-IT"/>
-          </w:rPr>
-          <w:t>EEPROM.update(5, 0)</w:t>
-        </w:r>
-      </w:hyperlink>
+      <w:proofErr w:type="spellStart"/>
+      <w:r>
+        <w:fldChar w:fldCharType="begin"/>
+      </w:r>
+      <w:r>
+        <w:instrText>HYPERLINK "vscode-file://vscode-app/c:/Users/Massimo/AppData/Local/Programs/Microsoft%20VS%20Code/f6cfa2ea24/resources/app/out/vs/code/electron-browser/workbench/workbench.html"</w:instrText>
+      </w:r>
+      <w:r>
+        <w:fldChar w:fldCharType="separate"/>
+      </w:r>
+      <w:r>
+        <w:rPr>
+          <w:rFonts w:ascii="Segoe UI" w:eastAsia="Times New Roman" w:hAnsi="Segoe UI" w:cs="Segoe UI"/>
+          <w:color w:val="000000" w:themeColor="text1"/>
+          <w:sz w:val="18"/>
+          <w:szCs w:val="18"/>
+          <w:bdr w:val="single" w:sz="4" w:space="1" w:color="auto" w:frame="1"/>
+          <w:lang w:eastAsia="it-IT"/>
+        </w:rPr>
+        <w:t>EEPROM.update</w:t>
+      </w:r>
+      <w:proofErr w:type="spellEnd"/>
+      <w:r>
+        <w:rPr>
+          <w:rFonts w:ascii="Segoe UI" w:eastAsia="Times New Roman" w:hAnsi="Segoe UI" w:cs="Segoe UI"/>
+          <w:color w:val="000000" w:themeColor="text1"/>
+          <w:sz w:val="18"/>
+          <w:szCs w:val="18"/>
+          <w:bdr w:val="single" w:sz="4" w:space="1" w:color="auto" w:frame="1"/>
+          <w:lang w:eastAsia="it-IT"/>
+        </w:rPr>
+        <w:t>(5, 0)</w:t>
+      </w:r>
+      <w:r>
+        <w:fldChar w:fldCharType="end"/>
+      </w:r>
     </w:p>
     <w:p>
       <w:pPr>
@@ -3653,19 +4299,42 @@
         </w:rPr>
         <w:t>carica numeri autorizzati con </w:t>
       </w:r>
-      <w:hyperlink r:id="rId9" w:history="1">
-        <w:r>
-          <w:rPr>
-            <w:rFonts w:ascii="Segoe UI" w:eastAsia="Times New Roman" w:hAnsi="Segoe UI" w:cs="Segoe UI"/>
-            <w:color w:val="000000" w:themeColor="text1"/>
-            <w:sz w:val="18"/>
-            <w:szCs w:val="18"/>
-            <w:bdr w:val="single" w:sz="4" w:space="1" w:color="auto" w:frame="1"/>
-            <w:lang w:eastAsia="it-IT"/>
-          </w:rPr>
-          <w:t>RestorePhones()</w:t>
-        </w:r>
-      </w:hyperlink>
+      <w:proofErr w:type="spellStart"/>
+      <w:r>
+        <w:fldChar w:fldCharType="begin"/>
+      </w:r>
+      <w:r>
+        <w:instrText>HYPERLINK "vscode-file://vscode-app/c:/Users/Massimo/AppData/Local/Programs/Microsoft%20VS%20Code/f6cfa2ea24/resources/app/out/vs/code/electron-browser/workbench/workbench.html"</w:instrText>
+      </w:r>
+      <w:r>
+        <w:fldChar w:fldCharType="separate"/>
+      </w:r>
+      <w:r>
+        <w:rPr>
+          <w:rFonts w:ascii="Segoe UI" w:eastAsia="Times New Roman" w:hAnsi="Segoe UI" w:cs="Segoe UI"/>
+          <w:color w:val="000000" w:themeColor="text1"/>
+          <w:sz w:val="18"/>
+          <w:szCs w:val="18"/>
+          <w:bdr w:val="single" w:sz="4" w:space="1" w:color="auto" w:frame="1"/>
+          <w:lang w:eastAsia="it-IT"/>
+        </w:rPr>
+        <w:t>RestorePhones</w:t>
+      </w:r>
+      <w:proofErr w:type="spellEnd"/>
+      <w:r>
+        <w:rPr>
+          <w:rFonts w:ascii="Segoe UI" w:eastAsia="Times New Roman" w:hAnsi="Segoe UI" w:cs="Segoe UI"/>
+          <w:color w:val="000000" w:themeColor="text1"/>
+          <w:sz w:val="18"/>
+          <w:szCs w:val="18"/>
+          <w:bdr w:val="single" w:sz="4" w:space="1" w:color="auto" w:frame="1"/>
+          <w:lang w:eastAsia="it-IT"/>
+        </w:rPr>
+        <w:t>()</w:t>
+      </w:r>
+      <w:r>
+        <w:fldChar w:fldCharType="end"/>
+      </w:r>
     </w:p>
     <w:p>
       <w:pPr>
@@ -3682,7 +4351,7 @@
           <w:lang w:eastAsia="it-IT"/>
         </w:rPr>
       </w:pPr>
-      <w:hyperlink r:id="rId10" w:history="1">
+      <w:hyperlink r:id="rId7" w:history="1">
         <w:r>
           <w:rPr>
             <w:rFonts w:ascii="Segoe UI" w:eastAsia="Times New Roman" w:hAnsi="Segoe UI" w:cs="Segoe UI"/>
@@ -4016,19 +4685,42 @@
         </w:rPr>
         <w:t>ogni 15 minuti verifica reset giornaliero e chiama </w:t>
       </w:r>
-      <w:hyperlink r:id="rId11" w:history="1">
-        <w:r>
-          <w:rPr>
-            <w:rFonts w:ascii="Segoe UI" w:eastAsia="Times New Roman" w:hAnsi="Segoe UI" w:cs="Segoe UI"/>
-            <w:color w:val="000000" w:themeColor="text1"/>
-            <w:sz w:val="18"/>
-            <w:szCs w:val="18"/>
-            <w:bdr w:val="single" w:sz="4" w:space="1" w:color="auto" w:frame="1"/>
-            <w:lang w:eastAsia="it-IT"/>
-          </w:rPr>
-          <w:t>initgsm()</w:t>
-        </w:r>
-      </w:hyperlink>
+      <w:proofErr w:type="spellStart"/>
+      <w:r>
+        <w:fldChar w:fldCharType="begin"/>
+      </w:r>
+      <w:r>
+        <w:instrText>HYPERLINK "vscode-file://vscode-app/c:/Users/Massimo/AppData/Local/Programs/Microsoft%20VS%20Code/f6cfa2ea24/resources/app/out/vs/code/electron-browser/workbench/workbench.html"</w:instrText>
+      </w:r>
+      <w:r>
+        <w:fldChar w:fldCharType="separate"/>
+      </w:r>
+      <w:r>
+        <w:rPr>
+          <w:rFonts w:ascii="Segoe UI" w:eastAsia="Times New Roman" w:hAnsi="Segoe UI" w:cs="Segoe UI"/>
+          <w:color w:val="000000" w:themeColor="text1"/>
+          <w:sz w:val="18"/>
+          <w:szCs w:val="18"/>
+          <w:bdr w:val="single" w:sz="4" w:space="1" w:color="auto" w:frame="1"/>
+          <w:lang w:eastAsia="it-IT"/>
+        </w:rPr>
+        <w:t>initgsm</w:t>
+      </w:r>
+      <w:proofErr w:type="spellEnd"/>
+      <w:r>
+        <w:rPr>
+          <w:rFonts w:ascii="Segoe UI" w:eastAsia="Times New Roman" w:hAnsi="Segoe UI" w:cs="Segoe UI"/>
+          <w:color w:val="000000" w:themeColor="text1"/>
+          <w:sz w:val="18"/>
+          <w:szCs w:val="18"/>
+          <w:bdr w:val="single" w:sz="4" w:space="1" w:color="auto" w:frame="1"/>
+          <w:lang w:eastAsia="it-IT"/>
+        </w:rPr>
+        <w:t>()</w:t>
+      </w:r>
+      <w:r>
+        <w:fldChar w:fldCharType="end"/>
+      </w:r>
       <w:r>
         <w:rPr>
           <w:rFonts w:ascii="Segoe UI" w:eastAsia="Times New Roman" w:hAnsi="Segoe UI" w:cs="Segoe UI"/>
@@ -5003,7 +5695,254 @@
     <w:p>
       <w:pPr>
         <w:spacing w:after="0" w:line="330" w:lineRule="atLeast"/>
+        <w:rPr>
+          <w:rFonts w:ascii="Arial" w:eastAsia="Times New Roman" w:hAnsi="Arial" w:cs="Arial"/>
+          <w:color w:val="000000" w:themeColor="text1"/>
+          <w:sz w:val="24"/>
+          <w:szCs w:val="24"/>
+          <w:lang w:eastAsia="it-IT"/>
+        </w:rPr>
+      </w:pPr>
+    </w:p>
+    <w:p>
+      <w:pPr>
+        <w:spacing w:after="0" w:line="330" w:lineRule="atLeast"/>
+        <w:rPr>
+          <w:rFonts w:ascii="Arial" w:eastAsia="Times New Roman" w:hAnsi="Arial" w:cs="Arial"/>
+          <w:b/>
+          <w:bCs/>
+          <w:sz w:val="24"/>
+          <w:szCs w:val="24"/>
+          <w:lang w:val="en-US" w:eastAsia="it-IT"/>
+        </w:rPr>
+      </w:pPr>
+      <w:proofErr w:type="spellStart"/>
+      <w:r>
+        <w:rPr>
+          <w:rFonts w:ascii="Arial" w:eastAsia="Times New Roman" w:hAnsi="Arial" w:cs="Arial"/>
+          <w:b/>
+          <w:bCs/>
+          <w:sz w:val="24"/>
+          <w:szCs w:val="24"/>
+          <w:lang w:val="en-US" w:eastAsia="it-IT"/>
+        </w:rPr>
+        <w:t>Comando</w:t>
+      </w:r>
+      <w:proofErr w:type="spellEnd"/>
+      <w:r>
+        <w:rPr>
+          <w:rFonts w:ascii="Arial" w:eastAsia="Times New Roman" w:hAnsi="Arial" w:cs="Arial"/>
+          <w:b/>
+          <w:bCs/>
+          <w:sz w:val="24"/>
+          <w:szCs w:val="24"/>
+          <w:lang w:val="en-US" w:eastAsia="it-IT"/>
+        </w:rPr>
+        <w:t xml:space="preserve"> </w:t>
+      </w:r>
+      <w:r>
+        <w:rPr>
+          <w:rFonts w:ascii="Arial" w:eastAsia="Times New Roman" w:hAnsi="Arial" w:cs="Arial"/>
+          <w:b/>
+          <w:bCs/>
+          <w:sz w:val="24"/>
+          <w:szCs w:val="24"/>
+          <w:lang w:val="en-US" w:eastAsia="it-IT"/>
+        </w:rPr>
+        <w:t>P</w:t>
+      </w:r>
+      <w:r>
+        <w:rPr>
+          <w:rFonts w:ascii="Arial" w:eastAsia="Times New Roman" w:hAnsi="Arial" w:cs="Arial"/>
+          <w:b/>
+          <w:bCs/>
+          <w:sz w:val="24"/>
+          <w:szCs w:val="24"/>
+          <w:lang w:val="en-US" w:eastAsia="it-IT"/>
+        </w:rPr>
+        <w:t xml:space="preserve"> – </w:t>
+      </w:r>
+      <w:r>
+        <w:rPr>
+          <w:rFonts w:ascii="Arial" w:eastAsia="Times New Roman" w:hAnsi="Arial" w:cs="Arial"/>
+          <w:b/>
+          <w:bCs/>
+          <w:sz w:val="24"/>
+          <w:szCs w:val="24"/>
+          <w:lang w:val="en-US" w:eastAsia="it-IT"/>
+        </w:rPr>
+        <w:t>Set New PIN</w:t>
+      </w:r>
+    </w:p>
+    <w:p>
+      <w:pPr>
+        <w:spacing w:after="0" w:line="330" w:lineRule="atLeast"/>
         <w:ind w:left="708"/>
+        <w:rPr>
+          <w:rFonts w:ascii="Arial" w:eastAsia="Times New Roman" w:hAnsi="Arial" w:cs="Arial"/>
+          <w:i/>
+          <w:iCs/>
+          <w:color w:val="000000" w:themeColor="text1"/>
+          <w:sz w:val="24"/>
+          <w:szCs w:val="24"/>
+          <w:lang w:eastAsia="it-IT"/>
+        </w:rPr>
+      </w:pPr>
+      <w:r>
+        <w:rPr>
+          <w:rFonts w:ascii="Arial" w:hAnsi="Arial" w:cs="Arial"/>
+        </w:rPr>
+        <w:t>Solo d</w:t>
+      </w:r>
+      <w:r>
+        <w:rPr>
+          <w:rFonts w:ascii="Arial" w:hAnsi="Arial" w:cs="Arial"/>
+        </w:rPr>
+        <w:t xml:space="preserve">a numero Master </w:t>
+      </w:r>
+      <w:r>
+        <w:rPr>
+          <w:rFonts w:ascii="Arial" w:hAnsi="Arial" w:cs="Arial"/>
+        </w:rPr>
+        <w:t xml:space="preserve">per impostare nuovo PIN per operazioni da qualsiasi numero </w:t>
+      </w:r>
+      <w:r>
+        <w:rPr>
+          <w:rFonts w:ascii="Arial" w:eastAsia="Times New Roman" w:hAnsi="Arial" w:cs="Arial"/>
+          <w:color w:val="000000" w:themeColor="text1"/>
+          <w:sz w:val="24"/>
+          <w:szCs w:val="24"/>
+          <w:lang w:eastAsia="it-IT"/>
+        </w:rPr>
+        <w:t>–</w:t>
+      </w:r>
+      <w:r>
+        <w:rPr>
+          <w:rFonts w:ascii="Arial" w:eastAsia="Times New Roman" w:hAnsi="Arial" w:cs="Arial"/>
+          <w:color w:val="000000" w:themeColor="text1"/>
+          <w:sz w:val="24"/>
+          <w:szCs w:val="24"/>
+          <w:lang w:eastAsia="it-IT"/>
+        </w:rPr>
+        <w:t xml:space="preserve"> </w:t>
+      </w:r>
+      <w:r>
+        <w:rPr>
+          <w:rFonts w:ascii="Arial" w:eastAsia="Times New Roman" w:hAnsi="Arial" w:cs="Arial"/>
+          <w:color w:val="000000" w:themeColor="text1"/>
+          <w:sz w:val="24"/>
+          <w:szCs w:val="24"/>
+          <w:lang w:eastAsia="it-IT"/>
+        </w:rPr>
+        <w:t xml:space="preserve">protezione - </w:t>
+      </w:r>
+      <w:r>
+        <w:rPr>
+          <w:rFonts w:ascii="Arial" w:eastAsia="Times New Roman" w:hAnsi="Arial" w:cs="Arial"/>
+          <w:b/>
+          <w:bCs/>
+          <w:i/>
+          <w:iCs/>
+          <w:color w:val="000000" w:themeColor="text1"/>
+          <w:sz w:val="24"/>
+          <w:szCs w:val="24"/>
+          <w:lang w:eastAsia="it-IT"/>
+        </w:rPr>
+        <w:t>P 123A5 54321</w:t>
+      </w:r>
+      <w:r>
+        <w:rPr>
+          <w:rFonts w:ascii="Arial" w:eastAsia="Times New Roman" w:hAnsi="Arial" w:cs="Arial"/>
+          <w:i/>
+          <w:iCs/>
+          <w:color w:val="000000" w:themeColor="text1"/>
+          <w:sz w:val="24"/>
+          <w:szCs w:val="24"/>
+          <w:lang w:eastAsia="it-IT"/>
+        </w:rPr>
+        <w:t xml:space="preserve"> </w:t>
+      </w:r>
+    </w:p>
+    <w:p>
+      <w:pPr>
+        <w:spacing w:after="0" w:line="330" w:lineRule="atLeast"/>
+        <w:ind w:left="1416"/>
+        <w:rPr>
+          <w:rFonts w:ascii="Arial" w:eastAsia="Times New Roman" w:hAnsi="Arial" w:cs="Arial"/>
+          <w:color w:val="000000" w:themeColor="text1"/>
+          <w:sz w:val="24"/>
+          <w:szCs w:val="24"/>
+          <w:lang w:eastAsia="it-IT"/>
+        </w:rPr>
+      </w:pPr>
+      <w:r>
+        <w:rPr>
+          <w:rFonts w:ascii="Arial" w:eastAsia="Times New Roman" w:hAnsi="Arial" w:cs="Arial"/>
+          <w:i/>
+          <w:iCs/>
+          <w:color w:val="000000" w:themeColor="text1"/>
+          <w:sz w:val="24"/>
+          <w:szCs w:val="24"/>
+          <w:lang w:eastAsia="it-IT"/>
+        </w:rPr>
+        <w:t xml:space="preserve">         </w:t>
+      </w:r>
+      <w:r>
+        <w:rPr>
+          <w:rFonts w:ascii="Arial" w:eastAsia="Times New Roman" w:hAnsi="Arial" w:cs="Arial"/>
+          <w:i/>
+          <w:iCs/>
+          <w:color w:val="000000" w:themeColor="text1"/>
+          <w:sz w:val="24"/>
+          <w:szCs w:val="24"/>
+          <w:lang w:eastAsia="it-IT"/>
+        </w:rPr>
+        <w:t xml:space="preserve">P </w:t>
+      </w:r>
+      <w:proofErr w:type="spellStart"/>
+      <w:r>
+        <w:rPr>
+          <w:rFonts w:ascii="Arial" w:eastAsia="Times New Roman" w:hAnsi="Arial" w:cs="Arial"/>
+          <w:i/>
+          <w:iCs/>
+          <w:color w:val="000000" w:themeColor="text1"/>
+          <w:sz w:val="24"/>
+          <w:szCs w:val="24"/>
+          <w:lang w:eastAsia="it-IT"/>
+        </w:rPr>
+        <w:t>OldPIN</w:t>
+      </w:r>
+      <w:proofErr w:type="spellEnd"/>
+      <w:r>
+        <w:rPr>
+          <w:rFonts w:ascii="Arial" w:eastAsia="Times New Roman" w:hAnsi="Arial" w:cs="Arial"/>
+          <w:i/>
+          <w:iCs/>
+          <w:color w:val="000000" w:themeColor="text1"/>
+          <w:sz w:val="24"/>
+          <w:szCs w:val="24"/>
+          <w:lang w:eastAsia="it-IT"/>
+        </w:rPr>
+        <w:t xml:space="preserve"> </w:t>
+      </w:r>
+      <w:proofErr w:type="spellStart"/>
+      <w:r>
+        <w:rPr>
+          <w:rFonts w:ascii="Arial" w:eastAsia="Times New Roman" w:hAnsi="Arial" w:cs="Arial"/>
+          <w:i/>
+          <w:iCs/>
+          <w:color w:val="000000" w:themeColor="text1"/>
+          <w:sz w:val="24"/>
+          <w:szCs w:val="24"/>
+          <w:lang w:eastAsia="it-IT"/>
+        </w:rPr>
+        <w:t>NewPIN</w:t>
+      </w:r>
+      <w:proofErr w:type="spellEnd"/>
+    </w:p>
+    <w:p>
+      <w:pPr>
+        <w:spacing w:after="0" w:line="330" w:lineRule="atLeast"/>
         <w:rPr>
           <w:rFonts w:ascii="Arial" w:eastAsia="Times New Roman" w:hAnsi="Arial" w:cs="Arial"/>
           <w:color w:val="000000" w:themeColor="text1"/>
@@ -5510,16 +6449,58 @@
                 <w:szCs w:val="16"/>
                 <w:lang w:eastAsia="it-IT"/>
               </w:rPr>
-              <w:t xml:space="preserve">Attualmente il Fw </w:t>
-            </w:r>
-            <w:r>
-              <w:rPr>
-                <w:rFonts w:ascii="Arial" w:eastAsia="Times New Roman" w:hAnsi="Arial" w:cs="Arial"/>
-                <w:sz w:val="16"/>
-                <w:szCs w:val="16"/>
-                <w:lang w:eastAsia="it-IT"/>
-              </w:rPr>
-              <w:t>prevede il Master già inserito nel codice (usare n. fittizio per poi cambiarlo cn i comandi)</w:t>
+              <w:t xml:space="preserve">Attualmente il </w:t>
+            </w:r>
+            <w:proofErr w:type="spellStart"/>
+            <w:r>
+              <w:rPr>
+                <w:rFonts w:ascii="Arial" w:eastAsia="Times New Roman" w:hAnsi="Arial" w:cs="Arial"/>
+                <w:color w:val="000000" w:themeColor="text1"/>
+                <w:sz w:val="16"/>
+                <w:szCs w:val="16"/>
+                <w:lang w:eastAsia="it-IT"/>
+              </w:rPr>
+              <w:t>Fw</w:t>
+            </w:r>
+            <w:proofErr w:type="spellEnd"/>
+            <w:r>
+              <w:rPr>
+                <w:rFonts w:ascii="Arial" w:eastAsia="Times New Roman" w:hAnsi="Arial" w:cs="Arial"/>
+                <w:color w:val="000000" w:themeColor="text1"/>
+                <w:sz w:val="16"/>
+                <w:szCs w:val="16"/>
+                <w:lang w:eastAsia="it-IT"/>
+              </w:rPr>
+              <w:t xml:space="preserve"> </w:t>
+            </w:r>
+            <w:r>
+              <w:rPr>
+                <w:rFonts w:ascii="Arial" w:eastAsia="Times New Roman" w:hAnsi="Arial" w:cs="Arial"/>
+                <w:sz w:val="16"/>
+                <w:szCs w:val="16"/>
+                <w:lang w:eastAsia="it-IT"/>
+              </w:rPr>
+              <w:t xml:space="preserve">prevede il Master già inserito nel codice (usare n. fittizio per poi cambiarlo </w:t>
+            </w:r>
+            <w:proofErr w:type="spellStart"/>
+            <w:r>
+              <w:rPr>
+                <w:rFonts w:ascii="Arial" w:eastAsia="Times New Roman" w:hAnsi="Arial" w:cs="Arial"/>
+                <w:sz w:val="16"/>
+                <w:szCs w:val="16"/>
+                <w:lang w:eastAsia="it-IT"/>
+              </w:rPr>
+              <w:t>cn</w:t>
+            </w:r>
+            <w:proofErr w:type="spellEnd"/>
+            <w:r>
+              <w:rPr>
+                <w:rFonts w:ascii="Arial" w:eastAsia="Times New Roman" w:hAnsi="Arial" w:cs="Arial"/>
+                <w:sz w:val="16"/>
+                <w:szCs w:val="16"/>
+                <w:lang w:eastAsia="it-IT"/>
+              </w:rPr>
+              <w:t xml:space="preserve"> i comandi)</w:t>
             </w:r>
           </w:p>
         </w:tc>
@@ -7806,6 +8787,7 @@
                 <w:lang w:eastAsia="it-IT"/>
               </w:rPr>
             </w:pPr>
+            <w:proofErr w:type="spellStart"/>
             <w:r>
               <w:rPr>
                 <w:rFonts w:ascii="Arial" w:eastAsia="Times New Roman" w:hAnsi="Arial" w:cs="Arial"/>
@@ -7815,6 +8797,7 @@
               </w:rPr>
               <w:t>Operation</w:t>
             </w:r>
+            <w:proofErr w:type="spellEnd"/>
           </w:p>
         </w:tc>
         <w:tc>
@@ -8088,6 +9071,7 @@
                 <w:lang w:eastAsia="it-IT"/>
               </w:rPr>
             </w:pPr>
+            <w:proofErr w:type="spellStart"/>
             <w:r>
               <w:rPr>
                 <w:rFonts w:ascii="Arial" w:eastAsia="Times New Roman" w:hAnsi="Arial" w:cs="Arial"/>
@@ -8097,6 +9081,7 @@
               </w:rPr>
               <w:t>Operation</w:t>
             </w:r>
+            <w:proofErr w:type="spellEnd"/>
           </w:p>
         </w:tc>
         <w:tc>
@@ -8131,7 +9116,25 @@
                 <w:szCs w:val="16"/>
                 <w:lang w:eastAsia="it-IT"/>
               </w:rPr>
-              <w:t xml:space="preserve"> al Power On</w:t>
+              <w:t xml:space="preserve"> </w:t>
+            </w:r>
+            <w:r>
+              <w:rPr>
+                <w:rFonts w:ascii="Arial" w:eastAsia="Times New Roman" w:hAnsi="Arial" w:cs="Arial"/>
+                <w:sz w:val="16"/>
+                <w:szCs w:val="16"/>
+                <w:lang w:eastAsia="it-IT"/>
+              </w:rPr>
+              <w:t>dopo</w:t>
+            </w:r>
+            <w:r>
+              <w:rPr>
+                <w:rFonts w:ascii="Arial" w:eastAsia="Times New Roman" w:hAnsi="Arial" w:cs="Arial"/>
+                <w:sz w:val="16"/>
+                <w:szCs w:val="16"/>
+                <w:lang w:eastAsia="it-IT"/>
+              </w:rPr>
+              <w:t xml:space="preserve"> Power On</w:t>
             </w:r>
           </w:p>
         </w:tc>
@@ -8158,25 +9161,7 @@
                 <w:szCs w:val="16"/>
                 <w:lang w:eastAsia="it-IT"/>
               </w:rPr>
-              <w:t>D</w:t>
-            </w:r>
-            <w:r>
-              <w:rPr>
-                <w:rFonts w:ascii="Arial" w:eastAsia="Times New Roman" w:hAnsi="Arial" w:cs="Arial"/>
-                <w:sz w:val="16"/>
-                <w:szCs w:val="16"/>
-                <w:lang w:eastAsia="it-IT"/>
-              </w:rPr>
-              <w:t xml:space="preserve">a </w:t>
-            </w:r>
-            <w:r>
-              <w:rPr>
-                <w:rFonts w:ascii="Arial" w:eastAsia="Times New Roman" w:hAnsi="Arial" w:cs="Arial"/>
-                <w:sz w:val="16"/>
-                <w:szCs w:val="16"/>
-                <w:lang w:eastAsia="it-IT"/>
-              </w:rPr>
-              <w:t>VSC</w:t>
+              <w:t>Da VSC</w:t>
             </w:r>
           </w:p>
         </w:tc>
@@ -8397,6 +9382,7 @@
                 <w:lang w:eastAsia="it-IT"/>
               </w:rPr>
             </w:pPr>
+            <w:proofErr w:type="spellStart"/>
             <w:r>
               <w:rPr>
                 <w:rFonts w:ascii="Arial" w:eastAsia="Times New Roman" w:hAnsi="Arial" w:cs="Arial"/>
@@ -8406,6 +9392,7 @@
               </w:rPr>
               <w:t>Operation</w:t>
             </w:r>
+            <w:proofErr w:type="spellEnd"/>
           </w:p>
         </w:tc>
         <w:tc>
@@ -8512,7 +9499,27 @@
                 <w:szCs w:val="16"/>
                 <w:lang w:val="en-US" w:eastAsia="it-IT"/>
               </w:rPr>
-              <w:t xml:space="preserve">SMS a Richiedente; </w:t>
+              <w:t xml:space="preserve">SMS a </w:t>
+            </w:r>
+            <w:proofErr w:type="spellStart"/>
+            <w:r>
+              <w:rPr>
+                <w:rFonts w:ascii="Arial" w:eastAsia="Times New Roman" w:hAnsi="Arial" w:cs="Arial"/>
+                <w:sz w:val="16"/>
+                <w:szCs w:val="16"/>
+                <w:lang w:val="en-US" w:eastAsia="it-IT"/>
+              </w:rPr>
+              <w:t>Richiedente</w:t>
+            </w:r>
+            <w:proofErr w:type="spellEnd"/>
+            <w:r>
+              <w:rPr>
+                <w:rFonts w:ascii="Arial" w:eastAsia="Times New Roman" w:hAnsi="Arial" w:cs="Arial"/>
+                <w:sz w:val="16"/>
+                <w:szCs w:val="16"/>
+                <w:lang w:val="en-US" w:eastAsia="it-IT"/>
+              </w:rPr>
+              <w:t xml:space="preserve">; </w:t>
             </w:r>
             <w:r>
               <w:rPr>
@@ -8603,6 +9610,7 @@
                 <w:lang w:eastAsia="it-IT"/>
               </w:rPr>
             </w:pPr>
+            <w:proofErr w:type="spellStart"/>
             <w:r>
               <w:rPr>
                 <w:rFonts w:ascii="Arial" w:eastAsia="Times New Roman" w:hAnsi="Arial" w:cs="Arial"/>
@@ -8612,6 +9620,7 @@
               </w:rPr>
               <w:t>Operation</w:t>
             </w:r>
+            <w:proofErr w:type="spellEnd"/>
           </w:p>
         </w:tc>
         <w:tc>
@@ -8637,8 +9646,19 @@
                 <w:szCs w:val="16"/>
                 <w:lang w:eastAsia="it-IT"/>
               </w:rPr>
-              <w:t>Ritorna il valore di Tensione + Timestamp</w:t>
-            </w:r>
+              <w:t xml:space="preserve">Ritorna il valore di Tensione + </w:t>
+            </w:r>
+            <w:proofErr w:type="spellStart"/>
+            <w:r>
+              <w:rPr>
+                <w:rFonts w:ascii="Arial" w:eastAsia="Times New Roman" w:hAnsi="Arial" w:cs="Arial"/>
+                <w:sz w:val="16"/>
+                <w:szCs w:val="16"/>
+                <w:lang w:eastAsia="it-IT"/>
+              </w:rPr>
+              <w:t>Timestamp</w:t>
+            </w:r>
+            <w:proofErr w:type="spellEnd"/>
           </w:p>
         </w:tc>
         <w:tc>
@@ -8731,6 +9751,7 @@
                 <w:lang w:eastAsia="it-IT"/>
               </w:rPr>
             </w:pPr>
+            <w:proofErr w:type="spellStart"/>
             <w:r>
               <w:rPr>
                 <w:rFonts w:ascii="Arial" w:eastAsia="Times New Roman" w:hAnsi="Arial" w:cs="Arial"/>
@@ -8742,6 +9763,7 @@
               </w:rPr>
               <w:t>timestamp</w:t>
             </w:r>
+            <w:proofErr w:type="spellEnd"/>
             <w:r>
               <w:rPr>
                 <w:rFonts w:ascii="Arial" w:eastAsia="Times New Roman" w:hAnsi="Arial" w:cs="Arial"/>
@@ -8751,6 +9773,7 @@
               </w:rPr>
               <w:t xml:space="preserve"> “Current Voltage: “</w:t>
             </w:r>
+            <w:proofErr w:type="spellStart"/>
             <w:r>
               <w:rPr>
                 <w:rFonts w:ascii="Arial" w:eastAsia="Times New Roman" w:hAnsi="Arial" w:cs="Arial"/>
@@ -8762,14 +9785,35 @@
               </w:rPr>
               <w:t>voltage</w:t>
             </w:r>
-            <w:r>
-              <w:rPr>
-                <w:rFonts w:ascii="Arial" w:eastAsia="Times New Roman" w:hAnsi="Arial" w:cs="Arial"/>
-                <w:sz w:val="16"/>
-                <w:szCs w:val="16"/>
-                <w:lang w:eastAsia="it-IT"/>
-              </w:rPr>
-              <w:t xml:space="preserve"> “Vac"</w:t>
+            <w:proofErr w:type="spellEnd"/>
+            <w:r>
+              <w:rPr>
+                <w:rFonts w:ascii="Arial" w:eastAsia="Times New Roman" w:hAnsi="Arial" w:cs="Arial"/>
+                <w:sz w:val="16"/>
+                <w:szCs w:val="16"/>
+                <w:lang w:eastAsia="it-IT"/>
+              </w:rPr>
+              <w:t xml:space="preserve"> “</w:t>
+            </w:r>
+            <w:proofErr w:type="spellStart"/>
+            <w:r>
+              <w:rPr>
+                <w:rFonts w:ascii="Arial" w:eastAsia="Times New Roman" w:hAnsi="Arial" w:cs="Arial"/>
+                <w:sz w:val="16"/>
+                <w:szCs w:val="16"/>
+                <w:lang w:eastAsia="it-IT"/>
+              </w:rPr>
+              <w:t>Vac</w:t>
+            </w:r>
+            <w:proofErr w:type="spellEnd"/>
+            <w:r>
+              <w:rPr>
+                <w:rFonts w:ascii="Arial" w:eastAsia="Times New Roman" w:hAnsi="Arial" w:cs="Arial"/>
+                <w:sz w:val="16"/>
+                <w:szCs w:val="16"/>
+                <w:lang w:eastAsia="it-IT"/>
+              </w:rPr>
+              <w:t>"</w:t>
             </w:r>
           </w:p>
         </w:tc>
@@ -8839,6 +9883,7 @@
                 <w:lang w:eastAsia="it-IT"/>
               </w:rPr>
             </w:pPr>
+            <w:proofErr w:type="spellStart"/>
             <w:r>
               <w:rPr>
                 <w:rFonts w:ascii="Arial" w:eastAsia="Times New Roman" w:hAnsi="Arial" w:cs="Arial"/>
@@ -8848,6 +9893,7 @@
               </w:rPr>
               <w:t>Operation</w:t>
             </w:r>
+            <w:proofErr w:type="spellEnd"/>
           </w:p>
         </w:tc>
         <w:tc>
@@ -8873,8 +9919,19 @@
                 <w:szCs w:val="16"/>
                 <w:lang w:eastAsia="it-IT"/>
               </w:rPr>
-              <w:t>Ritorna il valore di Tensione + Timestamp</w:t>
-            </w:r>
+              <w:t xml:space="preserve">Ritorna il valore di Tensione + </w:t>
+            </w:r>
+            <w:proofErr w:type="spellStart"/>
+            <w:r>
+              <w:rPr>
+                <w:rFonts w:ascii="Arial" w:eastAsia="Times New Roman" w:hAnsi="Arial" w:cs="Arial"/>
+                <w:sz w:val="16"/>
+                <w:szCs w:val="16"/>
+                <w:lang w:eastAsia="it-IT"/>
+              </w:rPr>
+              <w:t>Timestamp</w:t>
+            </w:r>
+            <w:proofErr w:type="spellEnd"/>
           </w:p>
         </w:tc>
         <w:tc>
@@ -8967,6 +10024,7 @@
                 <w:lang w:eastAsia="it-IT"/>
               </w:rPr>
             </w:pPr>
+            <w:proofErr w:type="spellStart"/>
             <w:r>
               <w:rPr>
                 <w:rFonts w:ascii="Arial" w:eastAsia="Times New Roman" w:hAnsi="Arial" w:cs="Arial"/>
@@ -8978,6 +10036,7 @@
               </w:rPr>
               <w:t>timestamp</w:t>
             </w:r>
+            <w:proofErr w:type="spellEnd"/>
             <w:r>
               <w:rPr>
                 <w:rFonts w:ascii="Arial" w:eastAsia="Times New Roman" w:hAnsi="Arial" w:cs="Arial"/>
@@ -8987,6 +10046,7 @@
               </w:rPr>
               <w:t xml:space="preserve"> “Current Voltage: “</w:t>
             </w:r>
+            <w:proofErr w:type="spellStart"/>
             <w:r>
               <w:rPr>
                 <w:rFonts w:ascii="Arial" w:eastAsia="Times New Roman" w:hAnsi="Arial" w:cs="Arial"/>
@@ -8998,14 +10058,35 @@
               </w:rPr>
               <w:t>voltage</w:t>
             </w:r>
-            <w:r>
-              <w:rPr>
-                <w:rFonts w:ascii="Arial" w:eastAsia="Times New Roman" w:hAnsi="Arial" w:cs="Arial"/>
-                <w:sz w:val="16"/>
-                <w:szCs w:val="16"/>
-                <w:lang w:eastAsia="it-IT"/>
-              </w:rPr>
-              <w:t xml:space="preserve"> “Vac"</w:t>
+            <w:proofErr w:type="spellEnd"/>
+            <w:r>
+              <w:rPr>
+                <w:rFonts w:ascii="Arial" w:eastAsia="Times New Roman" w:hAnsi="Arial" w:cs="Arial"/>
+                <w:sz w:val="16"/>
+                <w:szCs w:val="16"/>
+                <w:lang w:eastAsia="it-IT"/>
+              </w:rPr>
+              <w:t xml:space="preserve"> “</w:t>
+            </w:r>
+            <w:proofErr w:type="spellStart"/>
+            <w:r>
+              <w:rPr>
+                <w:rFonts w:ascii="Arial" w:eastAsia="Times New Roman" w:hAnsi="Arial" w:cs="Arial"/>
+                <w:sz w:val="16"/>
+                <w:szCs w:val="16"/>
+                <w:lang w:eastAsia="it-IT"/>
+              </w:rPr>
+              <w:t>Vac</w:t>
+            </w:r>
+            <w:proofErr w:type="spellEnd"/>
+            <w:r>
+              <w:rPr>
+                <w:rFonts w:ascii="Arial" w:eastAsia="Times New Roman" w:hAnsi="Arial" w:cs="Arial"/>
+                <w:sz w:val="16"/>
+                <w:szCs w:val="16"/>
+                <w:lang w:eastAsia="it-IT"/>
+              </w:rPr>
+              <w:t>"</w:t>
             </w:r>
           </w:p>
         </w:tc>
@@ -9075,6 +10156,7 @@
                 <w:lang w:eastAsia="it-IT"/>
               </w:rPr>
             </w:pPr>
+            <w:proofErr w:type="spellStart"/>
             <w:r>
               <w:rPr>
                 <w:rFonts w:ascii="Arial" w:eastAsia="Times New Roman" w:hAnsi="Arial" w:cs="Arial"/>
@@ -9084,6 +10166,7 @@
               </w:rPr>
               <w:t>Operation</w:t>
             </w:r>
+            <w:proofErr w:type="spellEnd"/>
           </w:p>
         </w:tc>
         <w:tc>
@@ -9109,8 +10192,19 @@
                 <w:szCs w:val="16"/>
                 <w:lang w:eastAsia="it-IT"/>
               </w:rPr>
-              <w:t>Ritorna il valore di Tensione + Timestamp</w:t>
-            </w:r>
+              <w:t xml:space="preserve">Ritorna il valore di Tensione + </w:t>
+            </w:r>
+            <w:proofErr w:type="spellStart"/>
+            <w:r>
+              <w:rPr>
+                <w:rFonts w:ascii="Arial" w:eastAsia="Times New Roman" w:hAnsi="Arial" w:cs="Arial"/>
+                <w:sz w:val="16"/>
+                <w:szCs w:val="16"/>
+                <w:lang w:eastAsia="it-IT"/>
+              </w:rPr>
+              <w:t>Timestamp</w:t>
+            </w:r>
+            <w:proofErr w:type="spellEnd"/>
           </w:p>
         </w:tc>
         <w:tc>
@@ -9293,6 +10387,7 @@
                 <w:lang w:val="en-US" w:eastAsia="it-IT"/>
               </w:rPr>
             </w:pPr>
+            <w:proofErr w:type="spellStart"/>
             <w:r>
               <w:rPr>
                 <w:rFonts w:ascii="Arial" w:eastAsia="Times New Roman" w:hAnsi="Arial" w:cs="Arial"/>
@@ -9302,6 +10397,7 @@
               </w:rPr>
               <w:t>Operation</w:t>
             </w:r>
+            <w:proofErr w:type="spellEnd"/>
           </w:p>
         </w:tc>
         <w:tc>
@@ -9505,6 +10601,7 @@
                 <w:lang w:eastAsia="it-IT"/>
               </w:rPr>
             </w:pPr>
+            <w:proofErr w:type="spellStart"/>
             <w:r>
               <w:rPr>
                 <w:rFonts w:ascii="Arial" w:eastAsia="Times New Roman" w:hAnsi="Arial" w:cs="Arial"/>
@@ -9514,6 +10611,7 @@
               </w:rPr>
               <w:t>Operation</w:t>
             </w:r>
+            <w:proofErr w:type="spellEnd"/>
           </w:p>
         </w:tc>
         <w:tc>
@@ -9638,7 +10736,27 @@
                 <w:szCs w:val="16"/>
                 <w:lang w:val="en-US" w:eastAsia="it-IT"/>
               </w:rPr>
-              <w:t xml:space="preserve">SMS a Richiedente; </w:t>
+              <w:t xml:space="preserve">SMS a </w:t>
+            </w:r>
+            <w:proofErr w:type="spellStart"/>
+            <w:r>
+              <w:rPr>
+                <w:rFonts w:ascii="Arial" w:eastAsia="Times New Roman" w:hAnsi="Arial" w:cs="Arial"/>
+                <w:sz w:val="16"/>
+                <w:szCs w:val="16"/>
+                <w:lang w:val="en-US" w:eastAsia="it-IT"/>
+              </w:rPr>
+              <w:t>Richiedente</w:t>
+            </w:r>
+            <w:proofErr w:type="spellEnd"/>
+            <w:r>
+              <w:rPr>
+                <w:rFonts w:ascii="Arial" w:eastAsia="Times New Roman" w:hAnsi="Arial" w:cs="Arial"/>
+                <w:sz w:val="16"/>
+                <w:szCs w:val="16"/>
+                <w:lang w:val="en-US" w:eastAsia="it-IT"/>
+              </w:rPr>
+              <w:t xml:space="preserve">; </w:t>
             </w:r>
             <w:r>
               <w:rPr>
@@ -9717,6 +10835,7 @@
                 <w:lang w:val="en-US" w:eastAsia="it-IT"/>
               </w:rPr>
             </w:pPr>
+            <w:proofErr w:type="spellStart"/>
             <w:r>
               <w:rPr>
                 <w:rFonts w:ascii="Arial" w:eastAsia="Times New Roman" w:hAnsi="Arial" w:cs="Arial"/>
@@ -9726,6 +10845,7 @@
               </w:rPr>
               <w:t>Operation</w:t>
             </w:r>
+            <w:proofErr w:type="spellEnd"/>
           </w:p>
         </w:tc>
         <w:tc>
@@ -9987,7 +11107,7 @@
                     <pic:cNvPicPr/>
                   </pic:nvPicPr>
                   <pic:blipFill>
-                    <a:blip r:embed="rId12"/>
+                    <a:blip r:embed="rId8"/>
                     <a:stretch>
                       <a:fillRect/>
                     </a:stretch>
@@ -10377,6 +11497,7 @@
               </w:rPr>
               <w:t>Master (</w:t>
             </w:r>
+            <w:proofErr w:type="spellStart"/>
             <w:r>
               <w:rPr>
                 <w:rFonts w:ascii="Courier New" w:eastAsia="Times New Roman" w:hAnsi="Courier New" w:cs="Courier New"/>
@@ -10384,7 +11505,17 @@
                 <w:szCs w:val="20"/>
                 <w:lang w:eastAsia="it-IT"/>
               </w:rPr>
-              <w:t>phoneAut[0]</w:t>
+              <w:t>phoneAut</w:t>
+            </w:r>
+            <w:proofErr w:type="spellEnd"/>
+            <w:r>
+              <w:rPr>
+                <w:rFonts w:ascii="Courier New" w:eastAsia="Times New Roman" w:hAnsi="Courier New" w:cs="Courier New"/>
+                <w:sz w:val="20"/>
+                <w:szCs w:val="20"/>
+                <w:lang w:eastAsia="it-IT"/>
+              </w:rPr>
+              <w:t>[0]</w:t>
             </w:r>
             <w:r>
               <w:rPr>
@@ -10454,6 +11585,7 @@
               </w:rPr>
               <w:t>A1 (</w:t>
             </w:r>
+            <w:proofErr w:type="spellStart"/>
             <w:r>
               <w:rPr>
                 <w:rFonts w:ascii="Courier New" w:eastAsia="Times New Roman" w:hAnsi="Courier New" w:cs="Courier New"/>
@@ -10461,7 +11593,17 @@
                 <w:szCs w:val="20"/>
                 <w:lang w:eastAsia="it-IT"/>
               </w:rPr>
-              <w:t>phoneAut[1]</w:t>
+              <w:t>phoneAut</w:t>
+            </w:r>
+            <w:proofErr w:type="spellEnd"/>
+            <w:r>
+              <w:rPr>
+                <w:rFonts w:ascii="Courier New" w:eastAsia="Times New Roman" w:hAnsi="Courier New" w:cs="Courier New"/>
+                <w:sz w:val="20"/>
+                <w:szCs w:val="20"/>
+                <w:lang w:eastAsia="it-IT"/>
+              </w:rPr>
+              <w:t>[1]</w:t>
             </w:r>
             <w:r>
               <w:rPr>
@@ -10531,6 +11673,7 @@
               </w:rPr>
               <w:t>A2 (</w:t>
             </w:r>
+            <w:proofErr w:type="spellStart"/>
             <w:r>
               <w:rPr>
                 <w:rFonts w:ascii="Courier New" w:eastAsia="Times New Roman" w:hAnsi="Courier New" w:cs="Courier New"/>
@@ -10538,7 +11681,17 @@
                 <w:szCs w:val="20"/>
                 <w:lang w:eastAsia="it-IT"/>
               </w:rPr>
-              <w:t>phoneAut[2]</w:t>
+              <w:t>phoneAut</w:t>
+            </w:r>
+            <w:proofErr w:type="spellEnd"/>
+            <w:r>
+              <w:rPr>
+                <w:rFonts w:ascii="Courier New" w:eastAsia="Times New Roman" w:hAnsi="Courier New" w:cs="Courier New"/>
+                <w:sz w:val="20"/>
+                <w:szCs w:val="20"/>
+                <w:lang w:eastAsia="it-IT"/>
+              </w:rPr>
+              <w:t>[2]</w:t>
             </w:r>
             <w:r>
               <w:rPr>
@@ -10608,6 +11761,7 @@
               </w:rPr>
               <w:t>A3 (</w:t>
             </w:r>
+            <w:proofErr w:type="spellStart"/>
             <w:r>
               <w:rPr>
                 <w:rFonts w:ascii="Courier New" w:eastAsia="Times New Roman" w:hAnsi="Courier New" w:cs="Courier New"/>
@@ -10615,7 +11769,17 @@
                 <w:szCs w:val="20"/>
                 <w:lang w:eastAsia="it-IT"/>
               </w:rPr>
-              <w:t>phoneAut[3]</w:t>
+              <w:t>phoneAut</w:t>
+            </w:r>
+            <w:proofErr w:type="spellEnd"/>
+            <w:r>
+              <w:rPr>
+                <w:rFonts w:ascii="Courier New" w:eastAsia="Times New Roman" w:hAnsi="Courier New" w:cs="Courier New"/>
+                <w:sz w:val="20"/>
+                <w:szCs w:val="20"/>
+                <w:lang w:eastAsia="it-IT"/>
+              </w:rPr>
+              <w:t>[3]</w:t>
             </w:r>
             <w:r>
               <w:rPr>
@@ -10743,7 +11907,47 @@
           <w:szCs w:val="20"/>
           <w:lang w:val="en-US" w:eastAsia="it-IT"/>
         </w:rPr>
-        <w:t>char phone[16], phoneT[16], EStr[4][16];</w:t>
+        <w:t xml:space="preserve">char phone[16], </w:t>
+      </w:r>
+      <w:proofErr w:type="spellStart"/>
+      <w:r>
+        <w:rPr>
+          <w:rFonts w:ascii="Courier New" w:eastAsia="Times New Roman" w:hAnsi="Courier New" w:cs="Courier New"/>
+          <w:sz w:val="20"/>
+          <w:szCs w:val="20"/>
+          <w:lang w:val="en-US" w:eastAsia="it-IT"/>
+        </w:rPr>
+        <w:t>phoneT</w:t>
+      </w:r>
+      <w:proofErr w:type="spellEnd"/>
+      <w:r>
+        <w:rPr>
+          <w:rFonts w:ascii="Courier New" w:eastAsia="Times New Roman" w:hAnsi="Courier New" w:cs="Courier New"/>
+          <w:sz w:val="20"/>
+          <w:szCs w:val="20"/>
+          <w:lang w:val="en-US" w:eastAsia="it-IT"/>
+        </w:rPr>
+        <w:t xml:space="preserve">[16], </w:t>
+      </w:r>
+      <w:proofErr w:type="spellStart"/>
+      <w:r>
+        <w:rPr>
+          <w:rFonts w:ascii="Courier New" w:eastAsia="Times New Roman" w:hAnsi="Courier New" w:cs="Courier New"/>
+          <w:sz w:val="20"/>
+          <w:szCs w:val="20"/>
+          <w:lang w:val="en-US" w:eastAsia="it-IT"/>
+        </w:rPr>
+        <w:t>EStr</w:t>
+      </w:r>
+      <w:proofErr w:type="spellEnd"/>
+      <w:r>
+        <w:rPr>
+          <w:rFonts w:ascii="Courier New" w:eastAsia="Times New Roman" w:hAnsi="Courier New" w:cs="Courier New"/>
+          <w:sz w:val="20"/>
+          <w:szCs w:val="20"/>
+          <w:lang w:val="en-US" w:eastAsia="it-IT"/>
+        </w:rPr>
+        <w:t>[4][16];</w:t>
       </w:r>
     </w:p>
     <w:p>
@@ -10810,7 +12014,27 @@
           <w:szCs w:val="20"/>
           <w:lang w:val="en-US" w:eastAsia="it-IT"/>
         </w:rPr>
-        <w:t>char phoneAut[][16] = {</w:t>
+        <w:t xml:space="preserve">char </w:t>
+      </w:r>
+      <w:proofErr w:type="spellStart"/>
+      <w:r>
+        <w:rPr>
+          <w:rFonts w:ascii="Courier New" w:eastAsia="Times New Roman" w:hAnsi="Courier New" w:cs="Courier New"/>
+          <w:sz w:val="20"/>
+          <w:szCs w:val="20"/>
+          <w:lang w:val="en-US" w:eastAsia="it-IT"/>
+        </w:rPr>
+        <w:t>phoneAut</w:t>
+      </w:r>
+      <w:proofErr w:type="spellEnd"/>
+      <w:r>
+        <w:rPr>
+          <w:rFonts w:ascii="Courier New" w:eastAsia="Times New Roman" w:hAnsi="Courier New" w:cs="Courier New"/>
+          <w:sz w:val="20"/>
+          <w:szCs w:val="20"/>
+          <w:lang w:val="en-US" w:eastAsia="it-IT"/>
+        </w:rPr>
+        <w:t>[][16] = {</w:t>
       </w:r>
     </w:p>
     <w:p>
@@ -11069,7 +12293,27 @@
           <w:szCs w:val="24"/>
           <w:lang w:val="en-US" w:eastAsia="it-IT"/>
         </w:rPr>
-        <w:t>La funzione:</w:t>
+        <w:t xml:space="preserve">La </w:t>
+      </w:r>
+      <w:proofErr w:type="spellStart"/>
+      <w:r>
+        <w:rPr>
+          <w:rFonts w:ascii="Times New Roman" w:eastAsia="Times New Roman" w:hAnsi="Times New Roman" w:cs="Times New Roman"/>
+          <w:sz w:val="24"/>
+          <w:szCs w:val="24"/>
+          <w:lang w:val="en-US" w:eastAsia="it-IT"/>
+        </w:rPr>
+        <w:t>funzione</w:t>
+      </w:r>
+      <w:proofErr w:type="spellEnd"/>
+      <w:r>
+        <w:rPr>
+          <w:rFonts w:ascii="Times New Roman" w:eastAsia="Times New Roman" w:hAnsi="Times New Roman" w:cs="Times New Roman"/>
+          <w:sz w:val="24"/>
+          <w:szCs w:val="24"/>
+          <w:lang w:val="en-US" w:eastAsia="it-IT"/>
+        </w:rPr>
+        <w:t>:</w:t>
       </w:r>
     </w:p>
     <w:p>
@@ -11100,6 +12344,7 @@
           <w:lang w:val="en-US" w:eastAsia="it-IT"/>
         </w:rPr>
       </w:pPr>
+      <w:proofErr w:type="spellStart"/>
       <w:r>
         <w:rPr>
           <w:rFonts w:ascii="Courier New" w:eastAsia="Times New Roman" w:hAnsi="Courier New" w:cs="Courier New"/>
@@ -11107,7 +12352,37 @@
           <w:szCs w:val="20"/>
           <w:lang w:val="en-US" w:eastAsia="it-IT"/>
         </w:rPr>
-        <w:t>writeString(uint8_t offs, const char *edata)</w:t>
+        <w:t>writeString</w:t>
+      </w:r>
+      <w:proofErr w:type="spellEnd"/>
+      <w:r>
+        <w:rPr>
+          <w:rFonts w:ascii="Courier New" w:eastAsia="Times New Roman" w:hAnsi="Courier New" w:cs="Courier New"/>
+          <w:sz w:val="20"/>
+          <w:szCs w:val="20"/>
+          <w:lang w:val="en-US" w:eastAsia="it-IT"/>
+        </w:rPr>
+        <w:t>(uint8_t offs, const char *</w:t>
+      </w:r>
+      <w:proofErr w:type="spellStart"/>
+      <w:r>
+        <w:rPr>
+          <w:rFonts w:ascii="Courier New" w:eastAsia="Times New Roman" w:hAnsi="Courier New" w:cs="Courier New"/>
+          <w:sz w:val="20"/>
+          <w:szCs w:val="20"/>
+          <w:lang w:val="en-US" w:eastAsia="it-IT"/>
+        </w:rPr>
+        <w:t>edata</w:t>
+      </w:r>
+      <w:proofErr w:type="spellEnd"/>
+      <w:r>
+        <w:rPr>
+          <w:rFonts w:ascii="Courier New" w:eastAsia="Times New Roman" w:hAnsi="Courier New" w:cs="Courier New"/>
+          <w:sz w:val="20"/>
+          <w:szCs w:val="20"/>
+          <w:lang w:val="en-US" w:eastAsia="it-IT"/>
+        </w:rPr>
+        <w:t>)</w:t>
       </w:r>
     </w:p>
     <w:p>
@@ -11158,6 +12433,7 @@
           <w:lang w:eastAsia="it-IT"/>
         </w:rPr>
       </w:pPr>
+      <w:proofErr w:type="spellStart"/>
       <w:r>
         <w:rPr>
           <w:rFonts w:ascii="Courier New" w:eastAsia="Times New Roman" w:hAnsi="Courier New" w:cs="Courier New"/>
@@ -11165,7 +12441,37 @@
           <w:szCs w:val="20"/>
           <w:lang w:eastAsia="it-IT"/>
         </w:rPr>
-        <w:t>while (edata[i] != '\0' &amp;&amp; i &lt; 20)</w:t>
+        <w:t>while</w:t>
+      </w:r>
+      <w:proofErr w:type="spellEnd"/>
+      <w:r>
+        <w:rPr>
+          <w:rFonts w:ascii="Courier New" w:eastAsia="Times New Roman" w:hAnsi="Courier New" w:cs="Courier New"/>
+          <w:sz w:val="20"/>
+          <w:szCs w:val="20"/>
+          <w:lang w:eastAsia="it-IT"/>
+        </w:rPr>
+        <w:t xml:space="preserve"> (</w:t>
+      </w:r>
+      <w:proofErr w:type="spellStart"/>
+      <w:r>
+        <w:rPr>
+          <w:rFonts w:ascii="Courier New" w:eastAsia="Times New Roman" w:hAnsi="Courier New" w:cs="Courier New"/>
+          <w:sz w:val="20"/>
+          <w:szCs w:val="20"/>
+          <w:lang w:eastAsia="it-IT"/>
+        </w:rPr>
+        <w:t>edata</w:t>
+      </w:r>
+      <w:proofErr w:type="spellEnd"/>
+      <w:r>
+        <w:rPr>
+          <w:rFonts w:ascii="Courier New" w:eastAsia="Times New Roman" w:hAnsi="Courier New" w:cs="Courier New"/>
+          <w:sz w:val="20"/>
+          <w:szCs w:val="20"/>
+          <w:lang w:eastAsia="it-IT"/>
+        </w:rPr>
+        <w:t>[i] != '\0' &amp;&amp; i &lt; 20)</w:t>
       </w:r>
     </w:p>
     <w:p>
@@ -11286,6 +12592,7 @@
         </w:rPr>
         <w:t xml:space="preserve">, mentre </w:t>
       </w:r>
+      <w:proofErr w:type="spellStart"/>
       <w:r>
         <w:rPr>
           <w:rFonts w:ascii="Courier New" w:eastAsia="Times New Roman" w:hAnsi="Courier New" w:cs="Courier New"/>
@@ -11293,7 +12600,17 @@
           <w:szCs w:val="20"/>
           <w:lang w:eastAsia="it-IT"/>
         </w:rPr>
-        <w:t>phoneAut[i]</w:t>
+        <w:t>phoneAut</w:t>
+      </w:r>
+      <w:proofErr w:type="spellEnd"/>
+      <w:r>
+        <w:rPr>
+          <w:rFonts w:ascii="Courier New" w:eastAsia="Times New Roman" w:hAnsi="Courier New" w:cs="Courier New"/>
+          <w:sz w:val="20"/>
+          <w:szCs w:val="20"/>
+          <w:lang w:eastAsia="it-IT"/>
+        </w:rPr>
+        <w:t>[i]</w:t>
       </w:r>
       <w:r>
         <w:rPr>
@@ -11713,6 +13030,7 @@
               </w:rPr>
               <w:t xml:space="preserve">Reset giornaliero </w:t>
             </w:r>
+            <w:proofErr w:type="spellStart"/>
             <w:r>
               <w:rPr>
                 <w:rFonts w:ascii="Courier New" w:eastAsia="Times New Roman" w:hAnsi="Courier New" w:cs="Courier New"/>
@@ -11720,7 +13038,17 @@
                 <w:szCs w:val="20"/>
                 <w:lang w:eastAsia="it-IT"/>
               </w:rPr>
-              <w:t>initapp()</w:t>
+              <w:t>initapp</w:t>
+            </w:r>
+            <w:proofErr w:type="spellEnd"/>
+            <w:r>
+              <w:rPr>
+                <w:rFonts w:ascii="Courier New" w:eastAsia="Times New Roman" w:hAnsi="Courier New" w:cs="Courier New"/>
+                <w:sz w:val="20"/>
+                <w:szCs w:val="20"/>
+                <w:lang w:eastAsia="it-IT"/>
+              </w:rPr>
+              <w:t>()</w:t>
             </w:r>
           </w:p>
         </w:tc>
@@ -12173,19 +13501,41 @@
           <w:rFonts w:ascii="Arial" w:hAnsi="Arial" w:cs="Arial"/>
         </w:rPr>
         <w:tab/>
-        <w:t>Copia numeri da EEPROM e li mette in EStr e phoneAut</w:t>
-      </w:r>
-    </w:p>
-    <w:p>
-      <w:pPr>
+        <w:t xml:space="preserve">Copia numeri da EEPROM e li mette in </w:t>
+      </w:r>
+      <w:proofErr w:type="spellStart"/>
+      <w:r>
         <w:rPr>
           <w:rFonts w:ascii="Arial" w:hAnsi="Arial" w:cs="Arial"/>
         </w:rPr>
-      </w:pPr>
+        <w:t>EStr</w:t>
+      </w:r>
+      <w:proofErr w:type="spellEnd"/>
       <w:r>
         <w:rPr>
           <w:rFonts w:ascii="Arial" w:hAnsi="Arial" w:cs="Arial"/>
         </w:rPr>
+        <w:t xml:space="preserve"> e </w:t>
+      </w:r>
+      <w:proofErr w:type="spellStart"/>
+      <w:r>
+        <w:rPr>
+          <w:rFonts w:ascii="Arial" w:hAnsi="Arial" w:cs="Arial"/>
+        </w:rPr>
+        <w:t>phoneAut</w:t>
+      </w:r>
+      <w:proofErr w:type="spellEnd"/>
+    </w:p>
+    <w:p>
+      <w:pPr>
+        <w:rPr>
+          <w:rFonts w:ascii="Arial" w:hAnsi="Arial" w:cs="Arial"/>
+        </w:rPr>
+      </w:pPr>
+      <w:r>
+        <w:rPr>
+          <w:rFonts w:ascii="Arial" w:hAnsi="Arial" w:cs="Arial"/>
+        </w:rPr>
         <w:t>Comando M</w:t>
       </w:r>
       <w:r>
@@ -12210,7 +13560,21 @@
         <w:rPr>
           <w:rFonts w:ascii="Arial" w:hAnsi="Arial" w:cs="Arial"/>
         </w:rPr>
-        <w:t xml:space="preserve"> da phoneAut e l</w:t>
+        <w:t xml:space="preserve"> da </w:t>
+      </w:r>
+      <w:proofErr w:type="spellStart"/>
+      <w:r>
+        <w:rPr>
+          <w:rFonts w:ascii="Arial" w:hAnsi="Arial" w:cs="Arial"/>
+        </w:rPr>
+        <w:t>phoneAut</w:t>
+      </w:r>
+      <w:proofErr w:type="spellEnd"/>
+      <w:r>
+        <w:rPr>
+          <w:rFonts w:ascii="Arial" w:hAnsi="Arial" w:cs="Arial"/>
+        </w:rPr>
+        <w:t xml:space="preserve"> e l</w:t>
       </w:r>
       <w:r>
         <w:rPr>
@@ -12268,12 +13632,14 @@
         </w:rPr>
         <w:t xml:space="preserve">EEPROM e </w:t>
       </w:r>
+      <w:proofErr w:type="spellStart"/>
       <w:r>
         <w:rPr>
           <w:rFonts w:ascii="Arial" w:hAnsi="Arial" w:cs="Arial"/>
         </w:rPr>
         <w:t>phoneAut</w:t>
       </w:r>
+      <w:proofErr w:type="spellEnd"/>
       <w:r>
         <w:rPr>
           <w:rFonts w:ascii="Arial" w:hAnsi="Arial" w:cs="Arial"/>
@@ -12290,19 +13656,27 @@
         <w:rPr>
           <w:rFonts w:ascii="Arial" w:hAnsi="Arial" w:cs="Arial"/>
         </w:rPr>
-        <w:t xml:space="preserve"> Auxnphone</w:t>
-      </w:r>
-    </w:p>
-    <w:p>
-      <w:pPr>
+        <w:t xml:space="preserve"> </w:t>
+      </w:r>
+      <w:proofErr w:type="spellStart"/>
+      <w:r>
         <w:rPr>
           <w:rFonts w:ascii="Arial" w:hAnsi="Arial" w:cs="Arial"/>
         </w:rPr>
-      </w:pPr>
-      <w:r>
+        <w:t>Auxnphone</w:t>
+      </w:r>
+      <w:proofErr w:type="spellEnd"/>
+    </w:p>
+    <w:p>
+      <w:pPr>
         <w:rPr>
           <w:rFonts w:ascii="Arial" w:hAnsi="Arial" w:cs="Arial"/>
         </w:rPr>
+      </w:pPr>
+      <w:r>
+        <w:rPr>
+          <w:rFonts w:ascii="Arial" w:hAnsi="Arial" w:cs="Arial"/>
+        </w:rPr>
         <w:t>Comando E</w:t>
       </w:r>
       <w:r>
@@ -12335,12 +13709,14 @@
         </w:rPr>
         <w:t xml:space="preserve">EEPROM e </w:t>
       </w:r>
+      <w:proofErr w:type="spellStart"/>
       <w:r>
         <w:rPr>
           <w:rFonts w:ascii="Arial" w:hAnsi="Arial" w:cs="Arial"/>
         </w:rPr>
         <w:t>phoneAut</w:t>
       </w:r>
+      <w:proofErr w:type="spellEnd"/>
       <w:r>
         <w:rPr>
           <w:rFonts w:ascii="Arial" w:hAnsi="Arial" w:cs="Arial"/>
@@ -12367,12 +13743,14 @@
         <w:tab/>
         <w:t xml:space="preserve">Inserisce in EEPROM e </w:t>
       </w:r>
+      <w:proofErr w:type="spellStart"/>
       <w:r>
         <w:rPr>
           <w:rFonts w:ascii="Arial" w:hAnsi="Arial" w:cs="Arial"/>
         </w:rPr>
         <w:t>phoneAut</w:t>
       </w:r>
+      <w:proofErr w:type="spellEnd"/>
       <w:r>
         <w:rPr>
           <w:rFonts w:ascii="Arial" w:hAnsi="Arial" w:cs="Arial"/>
@@ -12412,6 +13790,7 @@
           <w:lang w:val="en-US" w:eastAsia="it-IT"/>
         </w:rPr>
       </w:pPr>
+      <w:proofErr w:type="spellStart"/>
       <w:r>
         <w:rPr>
           <w:rFonts w:ascii="Consolas" w:eastAsia="Times New Roman" w:hAnsi="Consolas" w:cs="Times New Roman"/>
@@ -12422,6 +13801,7 @@
         </w:rPr>
         <w:t>EStr</w:t>
       </w:r>
+      <w:proofErr w:type="spellEnd"/>
       <w:r>
         <w:rPr>
           <w:rFonts w:ascii="Consolas" w:eastAsia="Times New Roman" w:hAnsi="Consolas" w:cs="Times New Roman"/>
@@ -12513,6 +13893,7 @@
         </w:rPr>
         <w:t xml:space="preserve"> </w:t>
       </w:r>
+      <w:proofErr w:type="spellStart"/>
       <w:r>
         <w:rPr>
           <w:rFonts w:ascii="Consolas" w:eastAsia="Times New Roman" w:hAnsi="Consolas" w:cs="Times New Roman"/>
@@ -12523,6 +13904,7 @@
         </w:rPr>
         <w:t>phoneAut</w:t>
       </w:r>
+      <w:proofErr w:type="spellEnd"/>
       <w:r>
         <w:rPr>
           <w:rFonts w:ascii="Consolas" w:eastAsia="Times New Roman" w:hAnsi="Consolas" w:cs="Times New Roman"/>
@@ -12824,20 +14206,29 @@
           <w:lang w:val="en-US"/>
         </w:rPr>
       </w:pPr>
+      <w:proofErr w:type="spellStart"/>
       <w:r>
         <w:rPr>
           <w:rFonts w:ascii="Arial" w:hAnsi="Arial" w:cs="Arial"/>
           <w:lang w:val="en-US"/>
         </w:rPr>
-        <w:t>phoneAut 15 char+”/0” =&gt; 16 char</w:t>
-      </w:r>
-    </w:p>
-    <w:p>
-      <w:pPr>
+        <w:t>phoneAut</w:t>
+      </w:r>
+      <w:proofErr w:type="spellEnd"/>
+      <w:r>
         <w:rPr>
           <w:rFonts w:ascii="Arial" w:hAnsi="Arial" w:cs="Arial"/>
           <w:lang w:val="en-US"/>
         </w:rPr>
+        <w:t xml:space="preserve"> 15 char+”/0” =&gt; 16 char</w:t>
+      </w:r>
+    </w:p>
+    <w:p>
+      <w:pPr>
+        <w:rPr>
+          <w:rFonts w:ascii="Arial" w:hAnsi="Arial" w:cs="Arial"/>
+          <w:lang w:val="en-US"/>
+        </w:rPr>
       </w:pPr>
     </w:p>
     <w:p>
@@ -12862,6 +14253,7 @@
         </w:rPr>
         <w:t> </w:t>
       </w:r>
+      <w:proofErr w:type="spellStart"/>
       <w:r>
         <w:rPr>
           <w:rFonts w:ascii="Consolas" w:eastAsia="Times New Roman" w:hAnsi="Consolas" w:cs="Times New Roman"/>
@@ -12872,6 +14264,7 @@
         </w:rPr>
         <w:t>writeString</w:t>
       </w:r>
+      <w:proofErr w:type="spellEnd"/>
       <w:r>
         <w:rPr>
           <w:rFonts w:ascii="Consolas" w:eastAsia="Times New Roman" w:hAnsi="Consolas" w:cs="Times New Roman"/>
@@ -12999,6 +14392,7 @@
           <w:rFonts w:ascii="Arial" w:hAnsi="Arial" w:cs="Arial"/>
         </w:rPr>
       </w:pPr>
+      <w:proofErr w:type="spellStart"/>
       <w:r>
         <w:rPr>
           <w:rFonts w:ascii="Consolas" w:eastAsia="Times New Roman" w:hAnsi="Consolas" w:cs="Times New Roman"/>
@@ -13006,7 +14400,17 @@
           <w:szCs w:val="24"/>
           <w:lang w:eastAsia="it-IT"/>
         </w:rPr>
-        <w:t>writeString((6+i*17), "");  </w:t>
+        <w:t>writeString</w:t>
+      </w:r>
+      <w:proofErr w:type="spellEnd"/>
+      <w:r>
+        <w:rPr>
+          <w:rFonts w:ascii="Consolas" w:eastAsia="Times New Roman" w:hAnsi="Consolas" w:cs="Times New Roman"/>
+          <w:sz w:val="24"/>
+          <w:szCs w:val="24"/>
+          <w:lang w:eastAsia="it-IT"/>
+        </w:rPr>
+        <w:t>((6+i*17), "");  </w:t>
       </w:r>
     </w:p>
     <w:p>
@@ -13360,12 +14764,14 @@
           <w:rFonts w:ascii="Arial" w:hAnsi="Arial" w:cs="Arial"/>
         </w:rPr>
       </w:pPr>
+      <w:proofErr w:type="spellStart"/>
       <w:r>
         <w:rPr>
           <w:rFonts w:ascii="Arial" w:hAnsi="Arial" w:cs="Arial"/>
         </w:rPr>
         <w:t>EStr</w:t>
       </w:r>
+      <w:proofErr w:type="spellEnd"/>
     </w:p>
     <w:p>
       <w:pPr>
@@ -13373,12 +14779,14 @@
           <w:rFonts w:ascii="Arial" w:hAnsi="Arial" w:cs="Arial"/>
         </w:rPr>
       </w:pPr>
+      <w:proofErr w:type="spellStart"/>
       <w:r>
         <w:rPr>
           <w:rFonts w:ascii="Arial" w:hAnsi="Arial" w:cs="Arial"/>
         </w:rPr>
         <w:t>phoneAuth</w:t>
       </w:r>
+      <w:proofErr w:type="spellEnd"/>
     </w:p>
     <w:p>
       <w:pPr>
@@ -13400,6 +14808,118 @@
 <file path=word/numbering.xml><?xml version="1.0" encoding="utf-8"?>
 <w:numbering xmlns:wpc="http://schemas.microsoft.com/office/word/2010/wordprocessingCanvas" xmlns:cx="http://schemas.microsoft.com/office/drawing/2014/chartex" xmlns:cx1="http://schemas.microsoft.com/office/drawing/2015/9/8/chartex" xmlns:cx2="http://schemas.microsoft.com/office/drawing/2015/10/21/chartex" xmlns:cx3="http://schemas.microsoft.com/office/drawing/2016/5/9/chartex" xmlns:cx4="http://schemas.microsoft.com/office/drawing/2016/5/10/chartex" xmlns:cx5="http://schemas.microsoft.com/office/drawing/2016/5/11/chartex" xmlns:cx6="http://schemas.microsoft.com/office/drawing/2016/5/12/chartex" xmlns:cx7="http://schemas.microsoft.com/office/drawing/2016/5/13/chartex" xmlns:cx8="http://schemas.microsoft.com/office/drawing/2016/5/14/chartex" xmlns:mc="http://schemas.openxmlformats.org/markup-compatibility/2006" xmlns:aink="http://schemas.microsoft.com/office/drawing/2016/ink" xmlns:am3d="http://schemas.microsoft.com/office/drawing/2017/model3d" xmlns:o="urn:schemas-microsoft-com:office:office" xmlns:oel="http://schemas.microsoft.com/office/2019/extlst" xmlns:r="http://schemas.openxmlformats.org/officeDocument/2006/relationships" xmlns:m="http://schemas.openxmlformats.org/officeDocument/2006/math" xmlns:v="urn:schemas-microsoft-com:vml" xmlns:wp14="http://schemas.microsoft.com/office/word/2010/wordprocessingDrawing" xmlns:wp="http://schemas.openxmlformats.org/drawingml/2006/wordprocessingDrawing" xmlns:w10="urn:schemas-microsoft-com:office:word" xmlns:w="http://schemas.openxmlformats.org/wordprocessingml/2006/main" xmlns:w14="http://schemas.microsoft.com/office/word/2010/wordml" xmlns:w15="http://schemas.microsoft.com/office/word/2012/wordml" xmlns:w16cex="http://schemas.microsoft.com/office/word/2018/wordml/cex" xmlns:w16cid="http://schemas.microsoft.com/office/word/2016/wordml/cid" xmlns:w16="http://schemas.microsoft.com/office/word/2018/wordml" xmlns:w16du="http://schemas.microsoft.com/office/word/2023/wordml/word16du" xmlns:w16sdtdh="http://schemas.microsoft.com/office/word/2020/wordml/sdtdatahash" xmlns:w16sdtfl="http://schemas.microsoft.com/office/word/2024/wordml/sdtformatlock" xmlns:w16se="http://schemas.microsoft.com/office/word/2015/wordml/symex" xmlns:wpg="http://schemas.microsoft.com/office/word/2010/wordprocessingGroup" xmlns:wpi="http://schemas.microsoft.com/office/word/2010/wordprocessingInk" xmlns:wne="http://schemas.microsoft.com/office/word/2006/wordml" xmlns:wps="http://schemas.microsoft.com/office/word/2010/wordprocessingShape" mc:Ignorable="w14 w15 w16se w16cid w16 w16cex w16sdtdh w16sdtfl w16du wp14">
   <w:abstractNum w:abstractNumId="0" w15:restartNumberingAfterBreak="0">
+    <w:nsid w:val="15632061"/>
+    <w:multiLevelType w:val="hybridMultilevel"/>
+    <w:tmpl w:val="3314DF04"/>
+    <w:lvl w:ilvl="0" w:tplc="F5EC0F24">
+      <w:numFmt w:val="bullet"/>
+      <w:lvlText w:val="-"/>
+      <w:lvlJc w:val="left"/>
+      <w:pPr>
+        <w:ind w:left="792" w:hanging="360"/>
+      </w:pPr>
+      <w:rPr>
+        <w:rFonts w:ascii="Arial" w:eastAsia="Times New Roman" w:hAnsi="Arial" w:cs="Arial" w:hint="default"/>
+      </w:rPr>
+    </w:lvl>
+    <w:lvl w:ilvl="1" w:tplc="04100003" w:tentative="1">
+      <w:start w:val="1"/>
+      <w:numFmt w:val="bullet"/>
+      <w:lvlText w:val="o"/>
+      <w:lvlJc w:val="left"/>
+      <w:pPr>
+        <w:ind w:left="1512" w:hanging="360"/>
+      </w:pPr>
+      <w:rPr>
+        <w:rFonts w:ascii="Courier New" w:hAnsi="Courier New" w:cs="Courier New" w:hint="default"/>
+      </w:rPr>
+    </w:lvl>
+    <w:lvl w:ilvl="2" w:tplc="04100005" w:tentative="1">
+      <w:start w:val="1"/>
+      <w:numFmt w:val="bullet"/>
+      <w:lvlText w:val=""/>
+      <w:lvlJc w:val="left"/>
+      <w:pPr>
+        <w:ind w:left="2232" w:hanging="360"/>
+      </w:pPr>
+      <w:rPr>
+        <w:rFonts w:ascii="Wingdings" w:hAnsi="Wingdings" w:hint="default"/>
+      </w:rPr>
+    </w:lvl>
+    <w:lvl w:ilvl="3" w:tplc="04100001" w:tentative="1">
+      <w:start w:val="1"/>
+      <w:numFmt w:val="bullet"/>
+      <w:lvlText w:val=""/>
+      <w:lvlJc w:val="left"/>
+      <w:pPr>
+        <w:ind w:left="2952" w:hanging="360"/>
+      </w:pPr>
+      <w:rPr>
+        <w:rFonts w:ascii="Symbol" w:hAnsi="Symbol" w:hint="default"/>
+      </w:rPr>
+    </w:lvl>
+    <w:lvl w:ilvl="4" w:tplc="04100003" w:tentative="1">
+      <w:start w:val="1"/>
+      <w:numFmt w:val="bullet"/>
+      <w:lvlText w:val="o"/>
+      <w:lvlJc w:val="left"/>
+      <w:pPr>
+        <w:ind w:left="3672" w:hanging="360"/>
+      </w:pPr>
+      <w:rPr>
+        <w:rFonts w:ascii="Courier New" w:hAnsi="Courier New" w:cs="Courier New" w:hint="default"/>
+      </w:rPr>
+    </w:lvl>
+    <w:lvl w:ilvl="5" w:tplc="04100005" w:tentative="1">
+      <w:start w:val="1"/>
+      <w:numFmt w:val="bullet"/>
+      <w:lvlText w:val=""/>
+      <w:lvlJc w:val="left"/>
+      <w:pPr>
+        <w:ind w:left="4392" w:hanging="360"/>
+      </w:pPr>
+      <w:rPr>
+        <w:rFonts w:ascii="Wingdings" w:hAnsi="Wingdings" w:hint="default"/>
+      </w:rPr>
+    </w:lvl>
+    <w:lvl w:ilvl="6" w:tplc="04100001" w:tentative="1">
+      <w:start w:val="1"/>
+      <w:numFmt w:val="bullet"/>
+      <w:lvlText w:val=""/>
+      <w:lvlJc w:val="left"/>
+      <w:pPr>
+        <w:ind w:left="5112" w:hanging="360"/>
+      </w:pPr>
+      <w:rPr>
+        <w:rFonts w:ascii="Symbol" w:hAnsi="Symbol" w:hint="default"/>
+      </w:rPr>
+    </w:lvl>
+    <w:lvl w:ilvl="7" w:tplc="04100003" w:tentative="1">
+      <w:start w:val="1"/>
+      <w:numFmt w:val="bullet"/>
+      <w:lvlText w:val="o"/>
+      <w:lvlJc w:val="left"/>
+      <w:pPr>
+        <w:ind w:left="5832" w:hanging="360"/>
+      </w:pPr>
+      <w:rPr>
+        <w:rFonts w:ascii="Courier New" w:hAnsi="Courier New" w:cs="Courier New" w:hint="default"/>
+      </w:rPr>
+    </w:lvl>
+    <w:lvl w:ilvl="8" w:tplc="04100005" w:tentative="1">
+      <w:start w:val="1"/>
+      <w:numFmt w:val="bullet"/>
+      <w:lvlText w:val=""/>
+      <w:lvlJc w:val="left"/>
+      <w:pPr>
+        <w:ind w:left="6552" w:hanging="360"/>
+      </w:pPr>
+      <w:rPr>
+        <w:rFonts w:ascii="Wingdings" w:hAnsi="Wingdings" w:hint="default"/>
+      </w:rPr>
+    </w:lvl>
+  </w:abstractNum>
+  <w:abstractNum w:abstractNumId="1" w15:restartNumberingAfterBreak="0">
     <w:nsid w:val="241023C7"/>
     <w:multiLevelType w:val="multilevel"/>
     <w:tmpl w:val="68AC0170"/>
@@ -13548,7 +15068,119 @@
       </w:rPr>
     </w:lvl>
   </w:abstractNum>
-  <w:abstractNum w:abstractNumId="1" w15:restartNumberingAfterBreak="0">
+  <w:abstractNum w:abstractNumId="2" w15:restartNumberingAfterBreak="0">
+    <w:nsid w:val="2EA82388"/>
+    <w:multiLevelType w:val="hybridMultilevel"/>
+    <w:tmpl w:val="FE8E5AEA"/>
+    <w:lvl w:ilvl="0" w:tplc="8A240506">
+      <w:numFmt w:val="bullet"/>
+      <w:lvlText w:val="-"/>
+      <w:lvlJc w:val="left"/>
+      <w:pPr>
+        <w:ind w:left="720" w:hanging="360"/>
+      </w:pPr>
+      <w:rPr>
+        <w:rFonts w:ascii="Arial" w:eastAsia="Times New Roman" w:hAnsi="Arial" w:cs="Arial" w:hint="default"/>
+      </w:rPr>
+    </w:lvl>
+    <w:lvl w:ilvl="1" w:tplc="04100003" w:tentative="1">
+      <w:start w:val="1"/>
+      <w:numFmt w:val="bullet"/>
+      <w:lvlText w:val="o"/>
+      <w:lvlJc w:val="left"/>
+      <w:pPr>
+        <w:ind w:left="1440" w:hanging="360"/>
+      </w:pPr>
+      <w:rPr>
+        <w:rFonts w:ascii="Courier New" w:hAnsi="Courier New" w:cs="Courier New" w:hint="default"/>
+      </w:rPr>
+    </w:lvl>
+    <w:lvl w:ilvl="2" w:tplc="04100005" w:tentative="1">
+      <w:start w:val="1"/>
+      <w:numFmt w:val="bullet"/>
+      <w:lvlText w:val=""/>
+      <w:lvlJc w:val="left"/>
+      <w:pPr>
+        <w:ind w:left="2160" w:hanging="360"/>
+      </w:pPr>
+      <w:rPr>
+        <w:rFonts w:ascii="Wingdings" w:hAnsi="Wingdings" w:hint="default"/>
+      </w:rPr>
+    </w:lvl>
+    <w:lvl w:ilvl="3" w:tplc="04100001" w:tentative="1">
+      <w:start w:val="1"/>
+      <w:numFmt w:val="bullet"/>
+      <w:lvlText w:val=""/>
+      <w:lvlJc w:val="left"/>
+      <w:pPr>
+        <w:ind w:left="2880" w:hanging="360"/>
+      </w:pPr>
+      <w:rPr>
+        <w:rFonts w:ascii="Symbol" w:hAnsi="Symbol" w:hint="default"/>
+      </w:rPr>
+    </w:lvl>
+    <w:lvl w:ilvl="4" w:tplc="04100003" w:tentative="1">
+      <w:start w:val="1"/>
+      <w:numFmt w:val="bullet"/>
+      <w:lvlText w:val="o"/>
+      <w:lvlJc w:val="left"/>
+      <w:pPr>
+        <w:ind w:left="3600" w:hanging="360"/>
+      </w:pPr>
+      <w:rPr>
+        <w:rFonts w:ascii="Courier New" w:hAnsi="Courier New" w:cs="Courier New" w:hint="default"/>
+      </w:rPr>
+    </w:lvl>
+    <w:lvl w:ilvl="5" w:tplc="04100005" w:tentative="1">
+      <w:start w:val="1"/>
+      <w:numFmt w:val="bullet"/>
+      <w:lvlText w:val=""/>
+      <w:lvlJc w:val="left"/>
+      <w:pPr>
+        <w:ind w:left="4320" w:hanging="360"/>
+      </w:pPr>
+      <w:rPr>
+        <w:rFonts w:ascii="Wingdings" w:hAnsi="Wingdings" w:hint="default"/>
+      </w:rPr>
+    </w:lvl>
+    <w:lvl w:ilvl="6" w:tplc="04100001" w:tentative="1">
+      <w:start w:val="1"/>
+      <w:numFmt w:val="bullet"/>
+      <w:lvlText w:val=""/>
+      <w:lvlJc w:val="left"/>
+      <w:pPr>
+        <w:ind w:left="5040" w:hanging="360"/>
+      </w:pPr>
+      <w:rPr>
+        <w:rFonts w:ascii="Symbol" w:hAnsi="Symbol" w:hint="default"/>
+      </w:rPr>
+    </w:lvl>
+    <w:lvl w:ilvl="7" w:tplc="04100003" w:tentative="1">
+      <w:start w:val="1"/>
+      <w:numFmt w:val="bullet"/>
+      <w:lvlText w:val="o"/>
+      <w:lvlJc w:val="left"/>
+      <w:pPr>
+        <w:ind w:left="5760" w:hanging="360"/>
+      </w:pPr>
+      <w:rPr>
+        <w:rFonts w:ascii="Courier New" w:hAnsi="Courier New" w:cs="Courier New" w:hint="default"/>
+      </w:rPr>
+    </w:lvl>
+    <w:lvl w:ilvl="8" w:tplc="04100005" w:tentative="1">
+      <w:start w:val="1"/>
+      <w:numFmt w:val="bullet"/>
+      <w:lvlText w:val=""/>
+      <w:lvlJc w:val="left"/>
+      <w:pPr>
+        <w:ind w:left="6480" w:hanging="360"/>
+      </w:pPr>
+      <w:rPr>
+        <w:rFonts w:ascii="Wingdings" w:hAnsi="Wingdings" w:hint="default"/>
+      </w:rPr>
+    </w:lvl>
+  </w:abstractNum>
+  <w:abstractNum w:abstractNumId="3" w15:restartNumberingAfterBreak="0">
     <w:nsid w:val="39070F13"/>
     <w:multiLevelType w:val="hybridMultilevel"/>
     <w:tmpl w:val="20326578"/>
@@ -13661,7 +15293,7 @@
       </w:rPr>
     </w:lvl>
   </w:abstractNum>
-  <w:abstractNum w:abstractNumId="2" w15:restartNumberingAfterBreak="0">
+  <w:abstractNum w:abstractNumId="4" w15:restartNumberingAfterBreak="0">
     <w:nsid w:val="3A801318"/>
     <w:multiLevelType w:val="multilevel"/>
     <w:tmpl w:val="68AC0170"/>
@@ -13810,7 +15442,7 @@
       </w:rPr>
     </w:lvl>
   </w:abstractNum>
-  <w:abstractNum w:abstractNumId="3" w15:restartNumberingAfterBreak="0">
+  <w:abstractNum w:abstractNumId="5" w15:restartNumberingAfterBreak="0">
     <w:nsid w:val="3C2C1EFC"/>
     <w:multiLevelType w:val="multilevel"/>
     <w:tmpl w:val="D5A475AA"/>
@@ -13959,16 +15591,16 @@
       </w:rPr>
     </w:lvl>
   </w:abstractNum>
-  <w:abstractNum w:abstractNumId="4" w15:restartNumberingAfterBreak="0">
-    <w:nsid w:val="50BE3F4D"/>
+  <w:abstractNum w:abstractNumId="6" w15:restartNumberingAfterBreak="0">
+    <w:nsid w:val="3E1A3D00"/>
     <w:multiLevelType w:val="hybridMultilevel"/>
-    <w:tmpl w:val="01020D8A"/>
-    <w:lvl w:ilvl="0" w:tplc="71B48E0C">
+    <w:tmpl w:val="EB607B78"/>
+    <w:lvl w:ilvl="0" w:tplc="0EE0080A">
       <w:numFmt w:val="bullet"/>
       <w:lvlText w:val="-"/>
       <w:lvlJc w:val="left"/>
       <w:pPr>
-        <w:ind w:left="720" w:hanging="360"/>
+        <w:ind w:left="432" w:hanging="360"/>
       </w:pPr>
       <w:rPr>
         <w:rFonts w:ascii="Arial" w:eastAsia="Times New Roman" w:hAnsi="Arial" w:cs="Arial" w:hint="default"/>
@@ -13980,7 +15612,7 @@
       <w:lvlText w:val="o"/>
       <w:lvlJc w:val="left"/>
       <w:pPr>
-        <w:ind w:left="1440" w:hanging="360"/>
+        <w:ind w:left="1152" w:hanging="360"/>
       </w:pPr>
       <w:rPr>
         <w:rFonts w:ascii="Courier New" w:hAnsi="Courier New" w:cs="Courier New" w:hint="default"/>
@@ -13992,7 +15624,7 @@
       <w:lvlText w:val=""/>
       <w:lvlJc w:val="left"/>
       <w:pPr>
-        <w:ind w:left="2160" w:hanging="360"/>
+        <w:ind w:left="1872" w:hanging="360"/>
       </w:pPr>
       <w:rPr>
         <w:rFonts w:ascii="Wingdings" w:hAnsi="Wingdings" w:hint="default"/>
@@ -14004,7 +15636,7 @@
       <w:lvlText w:val=""/>
       <w:lvlJc w:val="left"/>
       <w:pPr>
-        <w:ind w:left="2880" w:hanging="360"/>
+        <w:ind w:left="2592" w:hanging="360"/>
       </w:pPr>
       <w:rPr>
         <w:rFonts w:ascii="Symbol" w:hAnsi="Symbol" w:hint="default"/>
@@ -14016,7 +15648,7 @@
       <w:lvlText w:val="o"/>
       <w:lvlJc w:val="left"/>
       <w:pPr>
-        <w:ind w:left="3600" w:hanging="360"/>
+        <w:ind w:left="3312" w:hanging="360"/>
       </w:pPr>
       <w:rPr>
         <w:rFonts w:ascii="Courier New" w:hAnsi="Courier New" w:cs="Courier New" w:hint="default"/>
@@ -14028,7 +15660,7 @@
       <w:lvlText w:val=""/>
       <w:lvlJc w:val="left"/>
       <w:pPr>
-        <w:ind w:left="4320" w:hanging="360"/>
+        <w:ind w:left="4032" w:hanging="360"/>
       </w:pPr>
       <w:rPr>
         <w:rFonts w:ascii="Wingdings" w:hAnsi="Wingdings" w:hint="default"/>
@@ -14040,7 +15672,7 @@
       <w:lvlText w:val=""/>
       <w:lvlJc w:val="left"/>
       <w:pPr>
-        <w:ind w:left="5040" w:hanging="360"/>
+        <w:ind w:left="4752" w:hanging="360"/>
       </w:pPr>
       <w:rPr>
         <w:rFonts w:ascii="Symbol" w:hAnsi="Symbol" w:hint="default"/>
@@ -14052,7 +15684,7 @@
       <w:lvlText w:val="o"/>
       <w:lvlJc w:val="left"/>
       <w:pPr>
-        <w:ind w:left="5760" w:hanging="360"/>
+        <w:ind w:left="5472" w:hanging="360"/>
       </w:pPr>
       <w:rPr>
         <w:rFonts w:ascii="Courier New" w:hAnsi="Courier New" w:cs="Courier New" w:hint="default"/>
@@ -14064,18 +15696,18 @@
       <w:lvlText w:val=""/>
       <w:lvlJc w:val="left"/>
       <w:pPr>
-        <w:ind w:left="6480" w:hanging="360"/>
+        <w:ind w:left="6192" w:hanging="360"/>
       </w:pPr>
       <w:rPr>
         <w:rFonts w:ascii="Wingdings" w:hAnsi="Wingdings" w:hint="default"/>
       </w:rPr>
     </w:lvl>
   </w:abstractNum>
-  <w:abstractNum w:abstractNumId="5" w15:restartNumberingAfterBreak="0">
-    <w:nsid w:val="575237AF"/>
+  <w:abstractNum w:abstractNumId="7" w15:restartNumberingAfterBreak="0">
+    <w:nsid w:val="50BE3F4D"/>
     <w:multiLevelType w:val="hybridMultilevel"/>
-    <w:tmpl w:val="FFCE2A40"/>
-    <w:lvl w:ilvl="0" w:tplc="1310BE10">
+    <w:tmpl w:val="01020D8A"/>
+    <w:lvl w:ilvl="0" w:tplc="71B48E0C">
       <w:numFmt w:val="bullet"/>
       <w:lvlText w:val="-"/>
       <w:lvlJc w:val="left"/>
@@ -14183,23 +15815,144 @@
       </w:rPr>
     </w:lvl>
   </w:abstractNum>
+  <w:abstractNum w:abstractNumId="8" w15:restartNumberingAfterBreak="0">
+    <w:nsid w:val="575237AF"/>
+    <w:multiLevelType w:val="hybridMultilevel"/>
+    <w:tmpl w:val="FFCE2A40"/>
+    <w:lvl w:ilvl="0" w:tplc="1310BE10">
+      <w:numFmt w:val="bullet"/>
+      <w:lvlText w:val="-"/>
+      <w:lvlJc w:val="left"/>
+      <w:pPr>
+        <w:ind w:left="720" w:hanging="360"/>
+      </w:pPr>
+      <w:rPr>
+        <w:rFonts w:ascii="Arial" w:eastAsia="Times New Roman" w:hAnsi="Arial" w:cs="Arial" w:hint="default"/>
+      </w:rPr>
+    </w:lvl>
+    <w:lvl w:ilvl="1" w:tplc="04100003" w:tentative="1">
+      <w:start w:val="1"/>
+      <w:numFmt w:val="bullet"/>
+      <w:lvlText w:val="o"/>
+      <w:lvlJc w:val="left"/>
+      <w:pPr>
+        <w:ind w:left="1440" w:hanging="360"/>
+      </w:pPr>
+      <w:rPr>
+        <w:rFonts w:ascii="Courier New" w:hAnsi="Courier New" w:cs="Courier New" w:hint="default"/>
+      </w:rPr>
+    </w:lvl>
+    <w:lvl w:ilvl="2" w:tplc="04100005" w:tentative="1">
+      <w:start w:val="1"/>
+      <w:numFmt w:val="bullet"/>
+      <w:lvlText w:val=""/>
+      <w:lvlJc w:val="left"/>
+      <w:pPr>
+        <w:ind w:left="2160" w:hanging="360"/>
+      </w:pPr>
+      <w:rPr>
+        <w:rFonts w:ascii="Wingdings" w:hAnsi="Wingdings" w:hint="default"/>
+      </w:rPr>
+    </w:lvl>
+    <w:lvl w:ilvl="3" w:tplc="04100001" w:tentative="1">
+      <w:start w:val="1"/>
+      <w:numFmt w:val="bullet"/>
+      <w:lvlText w:val=""/>
+      <w:lvlJc w:val="left"/>
+      <w:pPr>
+        <w:ind w:left="2880" w:hanging="360"/>
+      </w:pPr>
+      <w:rPr>
+        <w:rFonts w:ascii="Symbol" w:hAnsi="Symbol" w:hint="default"/>
+      </w:rPr>
+    </w:lvl>
+    <w:lvl w:ilvl="4" w:tplc="04100003" w:tentative="1">
+      <w:start w:val="1"/>
+      <w:numFmt w:val="bullet"/>
+      <w:lvlText w:val="o"/>
+      <w:lvlJc w:val="left"/>
+      <w:pPr>
+        <w:ind w:left="3600" w:hanging="360"/>
+      </w:pPr>
+      <w:rPr>
+        <w:rFonts w:ascii="Courier New" w:hAnsi="Courier New" w:cs="Courier New" w:hint="default"/>
+      </w:rPr>
+    </w:lvl>
+    <w:lvl w:ilvl="5" w:tplc="04100005" w:tentative="1">
+      <w:start w:val="1"/>
+      <w:numFmt w:val="bullet"/>
+      <w:lvlText w:val=""/>
+      <w:lvlJc w:val="left"/>
+      <w:pPr>
+        <w:ind w:left="4320" w:hanging="360"/>
+      </w:pPr>
+      <w:rPr>
+        <w:rFonts w:ascii="Wingdings" w:hAnsi="Wingdings" w:hint="default"/>
+      </w:rPr>
+    </w:lvl>
+    <w:lvl w:ilvl="6" w:tplc="04100001" w:tentative="1">
+      <w:start w:val="1"/>
+      <w:numFmt w:val="bullet"/>
+      <w:lvlText w:val=""/>
+      <w:lvlJc w:val="left"/>
+      <w:pPr>
+        <w:ind w:left="5040" w:hanging="360"/>
+      </w:pPr>
+      <w:rPr>
+        <w:rFonts w:ascii="Symbol" w:hAnsi="Symbol" w:hint="default"/>
+      </w:rPr>
+    </w:lvl>
+    <w:lvl w:ilvl="7" w:tplc="04100003" w:tentative="1">
+      <w:start w:val="1"/>
+      <w:numFmt w:val="bullet"/>
+      <w:lvlText w:val="o"/>
+      <w:lvlJc w:val="left"/>
+      <w:pPr>
+        <w:ind w:left="5760" w:hanging="360"/>
+      </w:pPr>
+      <w:rPr>
+        <w:rFonts w:ascii="Courier New" w:hAnsi="Courier New" w:cs="Courier New" w:hint="default"/>
+      </w:rPr>
+    </w:lvl>
+    <w:lvl w:ilvl="8" w:tplc="04100005" w:tentative="1">
+      <w:start w:val="1"/>
+      <w:numFmt w:val="bullet"/>
+      <w:lvlText w:val=""/>
+      <w:lvlJc w:val="left"/>
+      <w:pPr>
+        <w:ind w:left="6480" w:hanging="360"/>
+      </w:pPr>
+      <w:rPr>
+        <w:rFonts w:ascii="Wingdings" w:hAnsi="Wingdings" w:hint="default"/>
+      </w:rPr>
+    </w:lvl>
+  </w:abstractNum>
   <w:num w:numId="1" w16cid:durableId="874732094">
+    <w:abstractNumId w:val="5"/>
+  </w:num>
+  <w:num w:numId="2" w16cid:durableId="495265368">
+    <w:abstractNumId w:val="1"/>
+  </w:num>
+  <w:num w:numId="3" w16cid:durableId="1153832053">
+    <w:abstractNumId w:val="4"/>
+  </w:num>
+  <w:num w:numId="4" w16cid:durableId="200090854">
+    <w:abstractNumId w:val="8"/>
+  </w:num>
+  <w:num w:numId="5" w16cid:durableId="1526823890">
+    <w:abstractNumId w:val="7"/>
+  </w:num>
+  <w:num w:numId="6" w16cid:durableId="908736773">
     <w:abstractNumId w:val="3"/>
   </w:num>
-  <w:num w:numId="2" w16cid:durableId="495265368">
-    <w:abstractNumId w:val="0"/>
-  </w:num>
-  <w:num w:numId="3" w16cid:durableId="1153832053">
+  <w:num w:numId="7" w16cid:durableId="783622711">
     <w:abstractNumId w:val="2"/>
   </w:num>
-  <w:num w:numId="4" w16cid:durableId="200090854">
-    <w:abstractNumId w:val="5"/>
+  <w:num w:numId="8" w16cid:durableId="47841866">
+    <w:abstractNumId w:val="6"/>
   </w:num>
-  <w:num w:numId="5" w16cid:durableId="1526823890">
-    <w:abstractNumId w:val="4"/>
-  </w:num>
-  <w:num w:numId="6" w16cid:durableId="908736773">
-    <w:abstractNumId w:val="1"/>
+  <w:num w:numId="9" w16cid:durableId="1382629933">
+    <w:abstractNumId w:val="0"/>
   </w:num>
 </w:numbering>
 </file>
@@ -14627,6 +16380,7 @@
   <w:style w:type="character" w:default="1" w:styleId="Carpredefinitoparagrafo">
     <w:name w:val="Default Paragraph Font"/>
     <w:uiPriority w:val="1"/>
+    <w:semiHidden/>
     <w:unhideWhenUsed/>
   </w:style>
   <w:style w:type="table" w:default="1" w:styleId="Tabellanormale">
